--- a/AIBus Information.docx
+++ b/AIBus Information.docx
@@ -178,8 +178,8 @@
         <w:gridCol w:w="952"/>
         <w:gridCol w:w="821"/>
         <w:gridCol w:w="1425"/>
-        <w:gridCol w:w="2504"/>
-        <w:gridCol w:w="4270"/>
+        <w:gridCol w:w="2502"/>
+        <w:gridCol w:w="4272"/>
       </w:tblGrid>
       <w:tr>
         <w:trPr/>
@@ -290,7 +290,7 @@
         </w:tc>
         <w:tc>
           <w:tcPr>
-            <w:tcW w:w="2504" w:type="dxa"/>
+            <w:tcW w:w="2502" w:type="dxa"/>
             <w:tcBorders>
               <w:top w:val="single" w:sz="4" w:space="0" w:color="000000"/>
               <w:left w:val="single" w:sz="4" w:space="0" w:color="000000"/>
@@ -325,7 +325,7 @@
         </w:tc>
         <w:tc>
           <w:tcPr>
-            <w:tcW w:w="4270" w:type="dxa"/>
+            <w:tcW w:w="4272" w:type="dxa"/>
             <w:tcBorders>
               <w:top w:val="single" w:sz="4" w:space="0" w:color="000000"/>
               <w:left w:val="single" w:sz="4" w:space="0" w:color="000000"/>
@@ -436,7 +436,7 @@
         </w:tc>
         <w:tc>
           <w:tcPr>
-            <w:tcW w:w="2504" w:type="dxa"/>
+            <w:tcW w:w="2502" w:type="dxa"/>
             <w:tcBorders>
               <w:left w:val="single" w:sz="4" w:space="0" w:color="000000"/>
               <w:bottom w:val="single" w:sz="4" w:space="0" w:color="000000"/>
@@ -460,7 +460,7 @@
         </w:tc>
         <w:tc>
           <w:tcPr>
-            <w:tcW w:w="4270" w:type="dxa"/>
+            <w:tcW w:w="4272" w:type="dxa"/>
             <w:tcBorders>
               <w:left w:val="single" w:sz="4" w:space="0" w:color="000000"/>
               <w:bottom w:val="single" w:sz="4" w:space="0" w:color="000000"/>
@@ -566,7 +566,7 @@
         </w:tc>
         <w:tc>
           <w:tcPr>
-            <w:tcW w:w="2504" w:type="dxa"/>
+            <w:tcW w:w="2502" w:type="dxa"/>
             <w:tcBorders>
               <w:left w:val="single" w:sz="4" w:space="0" w:color="000000"/>
               <w:bottom w:val="single" w:sz="4" w:space="0" w:color="000000"/>
@@ -590,7 +590,7 @@
         </w:tc>
         <w:tc>
           <w:tcPr>
-            <w:tcW w:w="4270" w:type="dxa"/>
+            <w:tcW w:w="4272" w:type="dxa"/>
             <w:tcBorders>
               <w:left w:val="single" w:sz="4" w:space="0" w:color="000000"/>
               <w:bottom w:val="single" w:sz="4" w:space="0" w:color="000000"/>
@@ -696,7 +696,7 @@
         </w:tc>
         <w:tc>
           <w:tcPr>
-            <w:tcW w:w="2504" w:type="dxa"/>
+            <w:tcW w:w="2502" w:type="dxa"/>
             <w:tcBorders>
               <w:left w:val="single" w:sz="4" w:space="0" w:color="000000"/>
               <w:bottom w:val="single" w:sz="4" w:space="0" w:color="000000"/>
@@ -720,7 +720,7 @@
         </w:tc>
         <w:tc>
           <w:tcPr>
-            <w:tcW w:w="4270" w:type="dxa"/>
+            <w:tcW w:w="4272" w:type="dxa"/>
             <w:tcBorders>
               <w:left w:val="single" w:sz="4" w:space="0" w:color="000000"/>
               <w:bottom w:val="single" w:sz="4" w:space="0" w:color="000000"/>
@@ -826,7 +826,7 @@
         </w:tc>
         <w:tc>
           <w:tcPr>
-            <w:tcW w:w="2504" w:type="dxa"/>
+            <w:tcW w:w="2502" w:type="dxa"/>
             <w:tcBorders>
               <w:left w:val="single" w:sz="4" w:space="0" w:color="000000"/>
               <w:bottom w:val="single" w:sz="4" w:space="0" w:color="000000"/>
@@ -850,7 +850,7 @@
         </w:tc>
         <w:tc>
           <w:tcPr>
-            <w:tcW w:w="4270" w:type="dxa"/>
+            <w:tcW w:w="4272" w:type="dxa"/>
             <w:tcBorders>
               <w:left w:val="single" w:sz="4" w:space="0" w:color="000000"/>
               <w:bottom w:val="single" w:sz="4" w:space="0" w:color="000000"/>
@@ -956,7 +956,7 @@
         </w:tc>
         <w:tc>
           <w:tcPr>
-            <w:tcW w:w="2504" w:type="dxa"/>
+            <w:tcW w:w="2502" w:type="dxa"/>
             <w:tcBorders>
               <w:left w:val="single" w:sz="4" w:space="0" w:color="000000"/>
               <w:bottom w:val="single" w:sz="4" w:space="0" w:color="000000"/>
@@ -980,7 +980,7 @@
         </w:tc>
         <w:tc>
           <w:tcPr>
-            <w:tcW w:w="4270" w:type="dxa"/>
+            <w:tcW w:w="4272" w:type="dxa"/>
             <w:tcBorders>
               <w:left w:val="single" w:sz="4" w:space="0" w:color="000000"/>
               <w:bottom w:val="single" w:sz="4" w:space="0" w:color="000000"/>
@@ -1086,7 +1086,7 @@
         </w:tc>
         <w:tc>
           <w:tcPr>
-            <w:tcW w:w="2504" w:type="dxa"/>
+            <w:tcW w:w="2502" w:type="dxa"/>
             <w:tcBorders>
               <w:left w:val="single" w:sz="4" w:space="0" w:color="000000"/>
               <w:bottom w:val="single" w:sz="4" w:space="0" w:color="000000"/>
@@ -1110,7 +1110,7 @@
         </w:tc>
         <w:tc>
           <w:tcPr>
-            <w:tcW w:w="4270" w:type="dxa"/>
+            <w:tcW w:w="4272" w:type="dxa"/>
             <w:tcBorders>
               <w:left w:val="single" w:sz="4" w:space="0" w:color="000000"/>
               <w:bottom w:val="single" w:sz="4" w:space="0" w:color="000000"/>
@@ -1216,7 +1216,7 @@
         </w:tc>
         <w:tc>
           <w:tcPr>
-            <w:tcW w:w="2504" w:type="dxa"/>
+            <w:tcW w:w="2502" w:type="dxa"/>
             <w:tcBorders>
               <w:left w:val="single" w:sz="4" w:space="0" w:color="000000"/>
               <w:bottom w:val="single" w:sz="4" w:space="0" w:color="000000"/>
@@ -1240,7 +1240,7 @@
         </w:tc>
         <w:tc>
           <w:tcPr>
-            <w:tcW w:w="4270" w:type="dxa"/>
+            <w:tcW w:w="4272" w:type="dxa"/>
             <w:tcBorders>
               <w:left w:val="single" w:sz="4" w:space="0" w:color="000000"/>
               <w:bottom w:val="single" w:sz="4" w:space="0" w:color="000000"/>
@@ -1346,7 +1346,7 @@
         </w:tc>
         <w:tc>
           <w:tcPr>
-            <w:tcW w:w="2504" w:type="dxa"/>
+            <w:tcW w:w="2502" w:type="dxa"/>
             <w:tcBorders>
               <w:left w:val="single" w:sz="4" w:space="0" w:color="000000"/>
               <w:bottom w:val="single" w:sz="4" w:space="0" w:color="000000"/>
@@ -1370,7 +1370,7 @@
         </w:tc>
         <w:tc>
           <w:tcPr>
-            <w:tcW w:w="4270" w:type="dxa"/>
+            <w:tcW w:w="4272" w:type="dxa"/>
             <w:tcBorders>
               <w:left w:val="single" w:sz="4" w:space="0" w:color="000000"/>
               <w:bottom w:val="single" w:sz="4" w:space="0" w:color="000000"/>
@@ -1476,7 +1476,7 @@
         </w:tc>
         <w:tc>
           <w:tcPr>
-            <w:tcW w:w="2504" w:type="dxa"/>
+            <w:tcW w:w="2502" w:type="dxa"/>
             <w:tcBorders>
               <w:left w:val="single" w:sz="4" w:space="0" w:color="000000"/>
               <w:bottom w:val="single" w:sz="4" w:space="0" w:color="000000"/>
@@ -1500,7 +1500,7 @@
         </w:tc>
         <w:tc>
           <w:tcPr>
-            <w:tcW w:w="4270" w:type="dxa"/>
+            <w:tcW w:w="4272" w:type="dxa"/>
             <w:tcBorders>
               <w:left w:val="single" w:sz="4" w:space="0" w:color="000000"/>
               <w:bottom w:val="single" w:sz="4" w:space="0" w:color="000000"/>
@@ -1606,7 +1606,7 @@
         </w:tc>
         <w:tc>
           <w:tcPr>
-            <w:tcW w:w="2504" w:type="dxa"/>
+            <w:tcW w:w="2502" w:type="dxa"/>
             <w:tcBorders>
               <w:left w:val="single" w:sz="4" w:space="0" w:color="000000"/>
               <w:bottom w:val="single" w:sz="4" w:space="0" w:color="000000"/>
@@ -1630,7 +1630,7 @@
         </w:tc>
         <w:tc>
           <w:tcPr>
-            <w:tcW w:w="4270" w:type="dxa"/>
+            <w:tcW w:w="4272" w:type="dxa"/>
             <w:tcBorders>
               <w:left w:val="single" w:sz="4" w:space="0" w:color="000000"/>
               <w:bottom w:val="single" w:sz="4" w:space="0" w:color="000000"/>
@@ -1735,7 +1735,7 @@
         </w:tc>
         <w:tc>
           <w:tcPr>
-            <w:tcW w:w="2504" w:type="dxa"/>
+            <w:tcW w:w="2502" w:type="dxa"/>
             <w:tcBorders>
               <w:left w:val="single" w:sz="4" w:space="0" w:color="000000"/>
               <w:bottom w:val="single" w:sz="4" w:space="0" w:color="000000"/>
@@ -1759,7 +1759,7 @@
         </w:tc>
         <w:tc>
           <w:tcPr>
-            <w:tcW w:w="4270" w:type="dxa"/>
+            <w:tcW w:w="4272" w:type="dxa"/>
             <w:tcBorders>
               <w:left w:val="single" w:sz="4" w:space="0" w:color="000000"/>
               <w:bottom w:val="single" w:sz="4" w:space="0" w:color="000000"/>
@@ -1865,7 +1865,7 @@
         </w:tc>
         <w:tc>
           <w:tcPr>
-            <w:tcW w:w="2504" w:type="dxa"/>
+            <w:tcW w:w="2502" w:type="dxa"/>
             <w:tcBorders>
               <w:left w:val="single" w:sz="4" w:space="0" w:color="000000"/>
               <w:bottom w:val="single" w:sz="4" w:space="0" w:color="000000"/>
@@ -1889,7 +1889,7 @@
         </w:tc>
         <w:tc>
           <w:tcPr>
-            <w:tcW w:w="4270" w:type="dxa"/>
+            <w:tcW w:w="4272" w:type="dxa"/>
             <w:tcBorders>
               <w:left w:val="single" w:sz="4" w:space="0" w:color="000000"/>
               <w:bottom w:val="single" w:sz="4" w:space="0" w:color="000000"/>
@@ -1995,7 +1995,7 @@
         </w:tc>
         <w:tc>
           <w:tcPr>
-            <w:tcW w:w="2504" w:type="dxa"/>
+            <w:tcW w:w="2502" w:type="dxa"/>
             <w:tcBorders>
               <w:left w:val="single" w:sz="4" w:space="0" w:color="000000"/>
               <w:bottom w:val="single" w:sz="4" w:space="0" w:color="000000"/>
@@ -2019,7 +2019,7 @@
         </w:tc>
         <w:tc>
           <w:tcPr>
-            <w:tcW w:w="4270" w:type="dxa"/>
+            <w:tcW w:w="4272" w:type="dxa"/>
             <w:tcBorders>
               <w:left w:val="single" w:sz="4" w:space="0" w:color="000000"/>
               <w:bottom w:val="single" w:sz="4" w:space="0" w:color="000000"/>
@@ -2260,7 +2260,7 @@
         </w:tc>
         <w:tc>
           <w:tcPr>
-            <w:tcW w:w="2504" w:type="dxa"/>
+            <w:tcW w:w="2502" w:type="dxa"/>
             <w:tcBorders>
               <w:left w:val="single" w:sz="4" w:space="0" w:color="000000"/>
               <w:bottom w:val="single" w:sz="4" w:space="0" w:color="000000"/>
@@ -2284,7 +2284,7 @@
         </w:tc>
         <w:tc>
           <w:tcPr>
-            <w:tcW w:w="4270" w:type="dxa"/>
+            <w:tcW w:w="4272" w:type="dxa"/>
             <w:tcBorders>
               <w:left w:val="single" w:sz="4" w:space="0" w:color="000000"/>
               <w:bottom w:val="single" w:sz="4" w:space="0" w:color="000000"/>
@@ -2390,7 +2390,7 @@
         </w:tc>
         <w:tc>
           <w:tcPr>
-            <w:tcW w:w="2504" w:type="dxa"/>
+            <w:tcW w:w="2502" w:type="dxa"/>
             <w:tcBorders>
               <w:left w:val="single" w:sz="4" w:space="0" w:color="000000"/>
               <w:bottom w:val="single" w:sz="4" w:space="0" w:color="000000"/>
@@ -2414,7 +2414,7 @@
         </w:tc>
         <w:tc>
           <w:tcPr>
-            <w:tcW w:w="4270" w:type="dxa"/>
+            <w:tcW w:w="4272" w:type="dxa"/>
             <w:tcBorders>
               <w:left w:val="single" w:sz="4" w:space="0" w:color="000000"/>
               <w:bottom w:val="single" w:sz="4" w:space="0" w:color="000000"/>
@@ -2520,7 +2520,7 @@
         </w:tc>
         <w:tc>
           <w:tcPr>
-            <w:tcW w:w="2504" w:type="dxa"/>
+            <w:tcW w:w="2502" w:type="dxa"/>
             <w:tcBorders>
               <w:left w:val="single" w:sz="4" w:space="0" w:color="000000"/>
               <w:bottom w:val="single" w:sz="4" w:space="0" w:color="000000"/>
@@ -2544,7 +2544,7 @@
         </w:tc>
         <w:tc>
           <w:tcPr>
-            <w:tcW w:w="4270" w:type="dxa"/>
+            <w:tcW w:w="4272" w:type="dxa"/>
             <w:tcBorders>
               <w:left w:val="single" w:sz="4" w:space="0" w:color="000000"/>
               <w:bottom w:val="single" w:sz="4" w:space="0" w:color="000000"/>
@@ -2652,7 +2652,7 @@
         </w:tc>
         <w:tc>
           <w:tcPr>
-            <w:tcW w:w="2504" w:type="dxa"/>
+            <w:tcW w:w="2502" w:type="dxa"/>
             <w:tcBorders>
               <w:left w:val="single" w:sz="4" w:space="0" w:color="000000"/>
               <w:bottom w:val="single" w:sz="4" w:space="0" w:color="000000"/>
@@ -2676,7 +2676,7 @@
         </w:tc>
         <w:tc>
           <w:tcPr>
-            <w:tcW w:w="4270" w:type="dxa"/>
+            <w:tcW w:w="4272" w:type="dxa"/>
             <w:tcBorders>
               <w:left w:val="single" w:sz="4" w:space="0" w:color="000000"/>
               <w:bottom w:val="single" w:sz="4" w:space="0" w:color="000000"/>
@@ -2784,7 +2784,7 @@
         </w:tc>
         <w:tc>
           <w:tcPr>
-            <w:tcW w:w="2504" w:type="dxa"/>
+            <w:tcW w:w="2502" w:type="dxa"/>
             <w:tcBorders>
               <w:left w:val="single" w:sz="4" w:space="0" w:color="000000"/>
               <w:bottom w:val="single" w:sz="4" w:space="0" w:color="000000"/>
@@ -2808,7 +2808,7 @@
         </w:tc>
         <w:tc>
           <w:tcPr>
-            <w:tcW w:w="4270" w:type="dxa"/>
+            <w:tcW w:w="4272" w:type="dxa"/>
             <w:tcBorders>
               <w:left w:val="single" w:sz="4" w:space="0" w:color="000000"/>
               <w:bottom w:val="single" w:sz="4" w:space="0" w:color="000000"/>
@@ -2916,7 +2916,7 @@
         </w:tc>
         <w:tc>
           <w:tcPr>
-            <w:tcW w:w="2504" w:type="dxa"/>
+            <w:tcW w:w="2502" w:type="dxa"/>
             <w:tcBorders>
               <w:left w:val="single" w:sz="4" w:space="0" w:color="000000"/>
               <w:bottom w:val="single" w:sz="4" w:space="0" w:color="000000"/>
@@ -2940,7 +2940,7 @@
         </w:tc>
         <w:tc>
           <w:tcPr>
-            <w:tcW w:w="4270" w:type="dxa"/>
+            <w:tcW w:w="4272" w:type="dxa"/>
             <w:tcBorders>
               <w:left w:val="single" w:sz="4" w:space="0" w:color="000000"/>
               <w:bottom w:val="single" w:sz="4" w:space="0" w:color="000000"/>
@@ -3030,8 +3030,8 @@
         <w:gridCol w:w="952"/>
         <w:gridCol w:w="821"/>
         <w:gridCol w:w="1425"/>
-        <w:gridCol w:w="2504"/>
-        <w:gridCol w:w="4270"/>
+        <w:gridCol w:w="2502"/>
+        <w:gridCol w:w="4272"/>
       </w:tblGrid>
       <w:tr>
         <w:trPr/>
@@ -3142,7 +3142,7 @@
         </w:tc>
         <w:tc>
           <w:tcPr>
-            <w:tcW w:w="2504" w:type="dxa"/>
+            <w:tcW w:w="2502" w:type="dxa"/>
             <w:tcBorders>
               <w:top w:val="single" w:sz="4" w:space="0" w:color="000000"/>
               <w:left w:val="single" w:sz="4" w:space="0" w:color="000000"/>
@@ -3177,7 +3177,7 @@
         </w:tc>
         <w:tc>
           <w:tcPr>
-            <w:tcW w:w="4270" w:type="dxa"/>
+            <w:tcW w:w="4272" w:type="dxa"/>
             <w:tcBorders>
               <w:top w:val="single" w:sz="4" w:space="0" w:color="000000"/>
               <w:left w:val="single" w:sz="4" w:space="0" w:color="000000"/>
@@ -3288,7 +3288,7 @@
         </w:tc>
         <w:tc>
           <w:tcPr>
-            <w:tcW w:w="2504" w:type="dxa"/>
+            <w:tcW w:w="2502" w:type="dxa"/>
             <w:tcBorders>
               <w:left w:val="single" w:sz="4" w:space="0" w:color="000000"/>
               <w:bottom w:val="single" w:sz="4" w:space="0" w:color="000000"/>
@@ -3312,7 +3312,7 @@
         </w:tc>
         <w:tc>
           <w:tcPr>
-            <w:tcW w:w="4270" w:type="dxa"/>
+            <w:tcW w:w="4272" w:type="dxa"/>
             <w:tcBorders>
               <w:left w:val="single" w:sz="4" w:space="0" w:color="000000"/>
               <w:bottom w:val="single" w:sz="4" w:space="0" w:color="000000"/>
@@ -3418,7 +3418,7 @@
         </w:tc>
         <w:tc>
           <w:tcPr>
-            <w:tcW w:w="2504" w:type="dxa"/>
+            <w:tcW w:w="2502" w:type="dxa"/>
             <w:tcBorders>
               <w:left w:val="single" w:sz="4" w:space="0" w:color="000000"/>
               <w:bottom w:val="single" w:sz="4" w:space="0" w:color="000000"/>
@@ -3442,7 +3442,7 @@
         </w:tc>
         <w:tc>
           <w:tcPr>
-            <w:tcW w:w="4270" w:type="dxa"/>
+            <w:tcW w:w="4272" w:type="dxa"/>
             <w:tcBorders>
               <w:left w:val="single" w:sz="4" w:space="0" w:color="000000"/>
               <w:bottom w:val="single" w:sz="4" w:space="0" w:color="000000"/>
@@ -3548,7 +3548,7 @@
         </w:tc>
         <w:tc>
           <w:tcPr>
-            <w:tcW w:w="2504" w:type="dxa"/>
+            <w:tcW w:w="2502" w:type="dxa"/>
             <w:tcBorders>
               <w:left w:val="single" w:sz="4" w:space="0" w:color="000000"/>
               <w:bottom w:val="single" w:sz="4" w:space="0" w:color="000000"/>
@@ -3572,7 +3572,7 @@
         </w:tc>
         <w:tc>
           <w:tcPr>
-            <w:tcW w:w="4270" w:type="dxa"/>
+            <w:tcW w:w="4272" w:type="dxa"/>
             <w:tcBorders>
               <w:left w:val="single" w:sz="4" w:space="0" w:color="000000"/>
               <w:bottom w:val="single" w:sz="4" w:space="0" w:color="000000"/>
@@ -3678,7 +3678,7 @@
         </w:tc>
         <w:tc>
           <w:tcPr>
-            <w:tcW w:w="2504" w:type="dxa"/>
+            <w:tcW w:w="2502" w:type="dxa"/>
             <w:tcBorders>
               <w:left w:val="single" w:sz="4" w:space="0" w:color="000000"/>
               <w:bottom w:val="single" w:sz="4" w:space="0" w:color="000000"/>
@@ -3702,7 +3702,7 @@
         </w:tc>
         <w:tc>
           <w:tcPr>
-            <w:tcW w:w="4270" w:type="dxa"/>
+            <w:tcW w:w="4272" w:type="dxa"/>
             <w:tcBorders>
               <w:left w:val="single" w:sz="4" w:space="0" w:color="000000"/>
               <w:bottom w:val="single" w:sz="4" w:space="0" w:color="000000"/>
@@ -3808,7 +3808,7 @@
         </w:tc>
         <w:tc>
           <w:tcPr>
-            <w:tcW w:w="2504" w:type="dxa"/>
+            <w:tcW w:w="2502" w:type="dxa"/>
             <w:tcBorders>
               <w:left w:val="single" w:sz="4" w:space="0" w:color="000000"/>
               <w:bottom w:val="single" w:sz="4" w:space="0" w:color="000000"/>
@@ -3832,7 +3832,7 @@
         </w:tc>
         <w:tc>
           <w:tcPr>
-            <w:tcW w:w="4270" w:type="dxa"/>
+            <w:tcW w:w="4272" w:type="dxa"/>
             <w:tcBorders>
               <w:left w:val="single" w:sz="4" w:space="0" w:color="000000"/>
               <w:bottom w:val="single" w:sz="4" w:space="0" w:color="000000"/>
@@ -3938,7 +3938,7 @@
         </w:tc>
         <w:tc>
           <w:tcPr>
-            <w:tcW w:w="2504" w:type="dxa"/>
+            <w:tcW w:w="2502" w:type="dxa"/>
             <w:tcBorders>
               <w:left w:val="single" w:sz="4" w:space="0" w:color="000000"/>
               <w:bottom w:val="single" w:sz="4" w:space="0" w:color="000000"/>
@@ -3962,7 +3962,7 @@
         </w:tc>
         <w:tc>
           <w:tcPr>
-            <w:tcW w:w="4270" w:type="dxa"/>
+            <w:tcW w:w="4272" w:type="dxa"/>
             <w:tcBorders>
               <w:left w:val="single" w:sz="4" w:space="0" w:color="000000"/>
               <w:bottom w:val="single" w:sz="4" w:space="0" w:color="000000"/>
@@ -4068,7 +4068,7 @@
         </w:tc>
         <w:tc>
           <w:tcPr>
-            <w:tcW w:w="2504" w:type="dxa"/>
+            <w:tcW w:w="2502" w:type="dxa"/>
             <w:tcBorders>
               <w:left w:val="single" w:sz="4" w:space="0" w:color="000000"/>
               <w:bottom w:val="single" w:sz="4" w:space="0" w:color="000000"/>
@@ -4092,7 +4092,7 @@
         </w:tc>
         <w:tc>
           <w:tcPr>
-            <w:tcW w:w="4270" w:type="dxa"/>
+            <w:tcW w:w="4272" w:type="dxa"/>
             <w:tcBorders>
               <w:left w:val="single" w:sz="4" w:space="0" w:color="000000"/>
               <w:bottom w:val="single" w:sz="4" w:space="0" w:color="000000"/>
@@ -4198,7 +4198,7 @@
         </w:tc>
         <w:tc>
           <w:tcPr>
-            <w:tcW w:w="2504" w:type="dxa"/>
+            <w:tcW w:w="2502" w:type="dxa"/>
             <w:tcBorders>
               <w:left w:val="single" w:sz="4" w:space="0" w:color="000000"/>
               <w:bottom w:val="single" w:sz="4" w:space="0" w:color="000000"/>
@@ -4222,7 +4222,7 @@
         </w:tc>
         <w:tc>
           <w:tcPr>
-            <w:tcW w:w="4270" w:type="dxa"/>
+            <w:tcW w:w="4272" w:type="dxa"/>
             <w:tcBorders>
               <w:left w:val="single" w:sz="4" w:space="0" w:color="000000"/>
               <w:bottom w:val="single" w:sz="4" w:space="0" w:color="000000"/>
@@ -4328,7 +4328,7 @@
         </w:tc>
         <w:tc>
           <w:tcPr>
-            <w:tcW w:w="2504" w:type="dxa"/>
+            <w:tcW w:w="2502" w:type="dxa"/>
             <w:tcBorders>
               <w:left w:val="single" w:sz="4" w:space="0" w:color="000000"/>
               <w:bottom w:val="single" w:sz="4" w:space="0" w:color="000000"/>
@@ -4352,7 +4352,7 @@
         </w:tc>
         <w:tc>
           <w:tcPr>
-            <w:tcW w:w="4270" w:type="dxa"/>
+            <w:tcW w:w="4272" w:type="dxa"/>
             <w:tcBorders>
               <w:left w:val="single" w:sz="4" w:space="0" w:color="000000"/>
               <w:bottom w:val="single" w:sz="4" w:space="0" w:color="000000"/>
@@ -4458,7 +4458,7 @@
         </w:tc>
         <w:tc>
           <w:tcPr>
-            <w:tcW w:w="2504" w:type="dxa"/>
+            <w:tcW w:w="2502" w:type="dxa"/>
             <w:tcBorders>
               <w:left w:val="single" w:sz="4" w:space="0" w:color="000000"/>
               <w:bottom w:val="single" w:sz="4" w:space="0" w:color="000000"/>
@@ -4482,7 +4482,7 @@
         </w:tc>
         <w:tc>
           <w:tcPr>
-            <w:tcW w:w="4270" w:type="dxa"/>
+            <w:tcW w:w="4272" w:type="dxa"/>
             <w:tcBorders>
               <w:left w:val="single" w:sz="4" w:space="0" w:color="000000"/>
               <w:bottom w:val="single" w:sz="4" w:space="0" w:color="000000"/>
@@ -4588,7 +4588,7 @@
         </w:tc>
         <w:tc>
           <w:tcPr>
-            <w:tcW w:w="2504" w:type="dxa"/>
+            <w:tcW w:w="2502" w:type="dxa"/>
             <w:tcBorders>
               <w:left w:val="single" w:sz="4" w:space="0" w:color="000000"/>
               <w:bottom w:val="single" w:sz="4" w:space="0" w:color="000000"/>
@@ -4612,7 +4612,7 @@
         </w:tc>
         <w:tc>
           <w:tcPr>
-            <w:tcW w:w="4270" w:type="dxa"/>
+            <w:tcW w:w="4272" w:type="dxa"/>
             <w:tcBorders>
               <w:left w:val="single" w:sz="4" w:space="0" w:color="000000"/>
               <w:bottom w:val="single" w:sz="4" w:space="0" w:color="000000"/>
@@ -4718,7 +4718,7 @@
         </w:tc>
         <w:tc>
           <w:tcPr>
-            <w:tcW w:w="2504" w:type="dxa"/>
+            <w:tcW w:w="2502" w:type="dxa"/>
             <w:tcBorders>
               <w:left w:val="single" w:sz="4" w:space="0" w:color="000000"/>
               <w:bottom w:val="single" w:sz="4" w:space="0" w:color="000000"/>
@@ -4742,7 +4742,7 @@
         </w:tc>
         <w:tc>
           <w:tcPr>
-            <w:tcW w:w="4270" w:type="dxa"/>
+            <w:tcW w:w="4272" w:type="dxa"/>
             <w:tcBorders>
               <w:left w:val="single" w:sz="4" w:space="0" w:color="000000"/>
               <w:bottom w:val="single" w:sz="4" w:space="0" w:color="000000"/>
@@ -4848,7 +4848,7 @@
         </w:tc>
         <w:tc>
           <w:tcPr>
-            <w:tcW w:w="2504" w:type="dxa"/>
+            <w:tcW w:w="2502" w:type="dxa"/>
             <w:tcBorders>
               <w:left w:val="single" w:sz="4" w:space="0" w:color="000000"/>
               <w:bottom w:val="single" w:sz="4" w:space="0" w:color="000000"/>
@@ -4872,7 +4872,7 @@
         </w:tc>
         <w:tc>
           <w:tcPr>
-            <w:tcW w:w="4270" w:type="dxa"/>
+            <w:tcW w:w="4272" w:type="dxa"/>
             <w:tcBorders>
               <w:left w:val="single" w:sz="4" w:space="0" w:color="000000"/>
               <w:bottom w:val="single" w:sz="4" w:space="0" w:color="000000"/>
@@ -4978,7 +4978,7 @@
         </w:tc>
         <w:tc>
           <w:tcPr>
-            <w:tcW w:w="2504" w:type="dxa"/>
+            <w:tcW w:w="2502" w:type="dxa"/>
             <w:tcBorders>
               <w:left w:val="single" w:sz="4" w:space="0" w:color="000000"/>
               <w:bottom w:val="single" w:sz="4" w:space="0" w:color="000000"/>
@@ -5002,7 +5002,7 @@
         </w:tc>
         <w:tc>
           <w:tcPr>
-            <w:tcW w:w="4270" w:type="dxa"/>
+            <w:tcW w:w="4272" w:type="dxa"/>
             <w:tcBorders>
               <w:left w:val="single" w:sz="4" w:space="0" w:color="000000"/>
               <w:bottom w:val="single" w:sz="4" w:space="0" w:color="000000"/>
@@ -5108,7 +5108,7 @@
         </w:tc>
         <w:tc>
           <w:tcPr>
-            <w:tcW w:w="2504" w:type="dxa"/>
+            <w:tcW w:w="2502" w:type="dxa"/>
             <w:tcBorders>
               <w:left w:val="single" w:sz="4" w:space="0" w:color="000000"/>
               <w:bottom w:val="single" w:sz="4" w:space="0" w:color="000000"/>
@@ -5132,7 +5132,7 @@
         </w:tc>
         <w:tc>
           <w:tcPr>
-            <w:tcW w:w="4270" w:type="dxa"/>
+            <w:tcW w:w="4272" w:type="dxa"/>
             <w:tcBorders>
               <w:left w:val="single" w:sz="4" w:space="0" w:color="000000"/>
               <w:bottom w:val="single" w:sz="4" w:space="0" w:color="000000"/>
@@ -5319,7 +5319,7 @@
         </w:tc>
         <w:tc>
           <w:tcPr>
-            <w:tcW w:w="2504" w:type="dxa"/>
+            <w:tcW w:w="2502" w:type="dxa"/>
             <w:tcBorders>
               <w:left w:val="single" w:sz="4" w:space="0" w:color="000000"/>
               <w:bottom w:val="single" w:sz="4" w:space="0" w:color="000000"/>
@@ -5343,7 +5343,7 @@
         </w:tc>
         <w:tc>
           <w:tcPr>
-            <w:tcW w:w="4270" w:type="dxa"/>
+            <w:tcW w:w="4272" w:type="dxa"/>
             <w:tcBorders>
               <w:left w:val="single" w:sz="4" w:space="0" w:color="000000"/>
               <w:bottom w:val="single" w:sz="4" w:space="0" w:color="000000"/>
@@ -5557,7 +5557,7 @@
         </w:tc>
         <w:tc>
           <w:tcPr>
-            <w:tcW w:w="2504" w:type="dxa"/>
+            <w:tcW w:w="2502" w:type="dxa"/>
             <w:tcBorders>
               <w:left w:val="single" w:sz="4" w:space="0" w:color="000000"/>
               <w:bottom w:val="single" w:sz="4" w:space="0" w:color="000000"/>
@@ -5581,7 +5581,7 @@
         </w:tc>
         <w:tc>
           <w:tcPr>
-            <w:tcW w:w="4270" w:type="dxa"/>
+            <w:tcW w:w="4272" w:type="dxa"/>
             <w:tcBorders>
               <w:left w:val="single" w:sz="4" w:space="0" w:color="000000"/>
               <w:bottom w:val="single" w:sz="4" w:space="0" w:color="000000"/>
@@ -5795,7 +5795,7 @@
         </w:tc>
         <w:tc>
           <w:tcPr>
-            <w:tcW w:w="2504" w:type="dxa"/>
+            <w:tcW w:w="2502" w:type="dxa"/>
             <w:tcBorders>
               <w:left w:val="single" w:sz="4" w:space="0" w:color="000000"/>
               <w:bottom w:val="single" w:sz="4" w:space="0" w:color="000000"/>
@@ -5819,7 +5819,7 @@
         </w:tc>
         <w:tc>
           <w:tcPr>
-            <w:tcW w:w="4270" w:type="dxa"/>
+            <w:tcW w:w="4272" w:type="dxa"/>
             <w:tcBorders>
               <w:left w:val="single" w:sz="4" w:space="0" w:color="000000"/>
               <w:bottom w:val="single" w:sz="4" w:space="0" w:color="000000"/>
@@ -5925,7 +5925,7 @@
         </w:tc>
         <w:tc>
           <w:tcPr>
-            <w:tcW w:w="2504" w:type="dxa"/>
+            <w:tcW w:w="2502" w:type="dxa"/>
             <w:tcBorders>
               <w:left w:val="single" w:sz="4" w:space="0" w:color="000000"/>
               <w:bottom w:val="single" w:sz="4" w:space="0" w:color="000000"/>
@@ -5949,7 +5949,7 @@
         </w:tc>
         <w:tc>
           <w:tcPr>
-            <w:tcW w:w="4270" w:type="dxa"/>
+            <w:tcW w:w="4272" w:type="dxa"/>
             <w:tcBorders>
               <w:left w:val="single" w:sz="4" w:space="0" w:color="000000"/>
               <w:bottom w:val="single" w:sz="4" w:space="0" w:color="000000"/>
@@ -6055,7 +6055,7 @@
         </w:tc>
         <w:tc>
           <w:tcPr>
-            <w:tcW w:w="2504" w:type="dxa"/>
+            <w:tcW w:w="2502" w:type="dxa"/>
             <w:tcBorders>
               <w:left w:val="single" w:sz="4" w:space="0" w:color="000000"/>
               <w:bottom w:val="single" w:sz="4" w:space="0" w:color="000000"/>
@@ -6079,7 +6079,7 @@
         </w:tc>
         <w:tc>
           <w:tcPr>
-            <w:tcW w:w="4270" w:type="dxa"/>
+            <w:tcW w:w="4272" w:type="dxa"/>
             <w:tcBorders>
               <w:left w:val="single" w:sz="4" w:space="0" w:color="000000"/>
               <w:bottom w:val="single" w:sz="4" w:space="0" w:color="000000"/>
@@ -6169,8 +6169,8 @@
         <w:gridCol w:w="952"/>
         <w:gridCol w:w="821"/>
         <w:gridCol w:w="1425"/>
-        <w:gridCol w:w="2504"/>
-        <w:gridCol w:w="4270"/>
+        <w:gridCol w:w="2502"/>
+        <w:gridCol w:w="4272"/>
       </w:tblGrid>
       <w:tr>
         <w:trPr/>
@@ -6281,7 +6281,7 @@
         </w:tc>
         <w:tc>
           <w:tcPr>
-            <w:tcW w:w="2504" w:type="dxa"/>
+            <w:tcW w:w="2502" w:type="dxa"/>
             <w:tcBorders>
               <w:top w:val="single" w:sz="4" w:space="0" w:color="000000"/>
               <w:left w:val="single" w:sz="4" w:space="0" w:color="000000"/>
@@ -6316,7 +6316,7 @@
         </w:tc>
         <w:tc>
           <w:tcPr>
-            <w:tcW w:w="4270" w:type="dxa"/>
+            <w:tcW w:w="4272" w:type="dxa"/>
             <w:tcBorders>
               <w:top w:val="single" w:sz="4" w:space="0" w:color="000000"/>
               <w:left w:val="single" w:sz="4" w:space="0" w:color="000000"/>
@@ -6457,7 +6457,7 @@
         </w:tc>
         <w:tc>
           <w:tcPr>
-            <w:tcW w:w="2504" w:type="dxa"/>
+            <w:tcW w:w="2502" w:type="dxa"/>
             <w:tcBorders>
               <w:left w:val="single" w:sz="4" w:space="0" w:color="000000"/>
               <w:bottom w:val="single" w:sz="4" w:space="0" w:color="000000"/>
@@ -6491,7 +6491,7 @@
         </w:tc>
         <w:tc>
           <w:tcPr>
-            <w:tcW w:w="4270" w:type="dxa"/>
+            <w:tcW w:w="4272" w:type="dxa"/>
             <w:tcBorders>
               <w:left w:val="single" w:sz="4" w:space="0" w:color="000000"/>
               <w:bottom w:val="single" w:sz="4" w:space="0" w:color="000000"/>
@@ -6635,7 +6635,7 @@
         </w:tc>
         <w:tc>
           <w:tcPr>
-            <w:tcW w:w="2504" w:type="dxa"/>
+            <w:tcW w:w="2502" w:type="dxa"/>
             <w:tcBorders>
               <w:left w:val="single" w:sz="4" w:space="0" w:color="000000"/>
               <w:bottom w:val="single" w:sz="4" w:space="0" w:color="000000"/>
@@ -6669,7 +6669,7 @@
         </w:tc>
         <w:tc>
           <w:tcPr>
-            <w:tcW w:w="4270" w:type="dxa"/>
+            <w:tcW w:w="4272" w:type="dxa"/>
             <w:tcBorders>
               <w:left w:val="single" w:sz="4" w:space="0" w:color="000000"/>
               <w:bottom w:val="single" w:sz="4" w:space="0" w:color="000000"/>
@@ -6813,7 +6813,7 @@
         </w:tc>
         <w:tc>
           <w:tcPr>
-            <w:tcW w:w="2504" w:type="dxa"/>
+            <w:tcW w:w="2502" w:type="dxa"/>
             <w:tcBorders>
               <w:left w:val="single" w:sz="4" w:space="0" w:color="000000"/>
               <w:bottom w:val="single" w:sz="4" w:space="0" w:color="000000"/>
@@ -6847,7 +6847,7 @@
         </w:tc>
         <w:tc>
           <w:tcPr>
-            <w:tcW w:w="4270" w:type="dxa"/>
+            <w:tcW w:w="4272" w:type="dxa"/>
             <w:tcBorders>
               <w:left w:val="single" w:sz="4" w:space="0" w:color="000000"/>
               <w:bottom w:val="single" w:sz="4" w:space="0" w:color="000000"/>
@@ -6991,7 +6991,7 @@
         </w:tc>
         <w:tc>
           <w:tcPr>
-            <w:tcW w:w="2504" w:type="dxa"/>
+            <w:tcW w:w="2502" w:type="dxa"/>
             <w:tcBorders>
               <w:left w:val="single" w:sz="4" w:space="0" w:color="000000"/>
               <w:bottom w:val="single" w:sz="4" w:space="0" w:color="000000"/>
@@ -7025,7 +7025,7 @@
         </w:tc>
         <w:tc>
           <w:tcPr>
-            <w:tcW w:w="4270" w:type="dxa"/>
+            <w:tcW w:w="4272" w:type="dxa"/>
             <w:tcBorders>
               <w:left w:val="single" w:sz="4" w:space="0" w:color="000000"/>
               <w:bottom w:val="single" w:sz="4" w:space="0" w:color="000000"/>
@@ -7169,7 +7169,7 @@
         </w:tc>
         <w:tc>
           <w:tcPr>
-            <w:tcW w:w="2504" w:type="dxa"/>
+            <w:tcW w:w="2502" w:type="dxa"/>
             <w:tcBorders>
               <w:left w:val="single" w:sz="4" w:space="0" w:color="000000"/>
               <w:bottom w:val="single" w:sz="4" w:space="0" w:color="000000"/>
@@ -7203,7 +7203,7 @@
         </w:tc>
         <w:tc>
           <w:tcPr>
-            <w:tcW w:w="4270" w:type="dxa"/>
+            <w:tcW w:w="4272" w:type="dxa"/>
             <w:tcBorders>
               <w:left w:val="single" w:sz="4" w:space="0" w:color="000000"/>
               <w:bottom w:val="single" w:sz="4" w:space="0" w:color="000000"/>
@@ -7347,7 +7347,7 @@
         </w:tc>
         <w:tc>
           <w:tcPr>
-            <w:tcW w:w="2504" w:type="dxa"/>
+            <w:tcW w:w="2502" w:type="dxa"/>
             <w:tcBorders>
               <w:left w:val="single" w:sz="4" w:space="0" w:color="000000"/>
               <w:bottom w:val="single" w:sz="4" w:space="0" w:color="000000"/>
@@ -7381,7 +7381,7 @@
         </w:tc>
         <w:tc>
           <w:tcPr>
-            <w:tcW w:w="4270" w:type="dxa"/>
+            <w:tcW w:w="4272" w:type="dxa"/>
             <w:tcBorders>
               <w:left w:val="single" w:sz="4" w:space="0" w:color="000000"/>
               <w:bottom w:val="single" w:sz="4" w:space="0" w:color="000000"/>
@@ -7525,7 +7525,7 @@
         </w:tc>
         <w:tc>
           <w:tcPr>
-            <w:tcW w:w="2504" w:type="dxa"/>
+            <w:tcW w:w="2502" w:type="dxa"/>
             <w:tcBorders>
               <w:left w:val="single" w:sz="4" w:space="0" w:color="000000"/>
               <w:bottom w:val="single" w:sz="4" w:space="0" w:color="000000"/>
@@ -7559,7 +7559,7 @@
         </w:tc>
         <w:tc>
           <w:tcPr>
-            <w:tcW w:w="4270" w:type="dxa"/>
+            <w:tcW w:w="4272" w:type="dxa"/>
             <w:tcBorders>
               <w:left w:val="single" w:sz="4" w:space="0" w:color="000000"/>
               <w:bottom w:val="single" w:sz="4" w:space="0" w:color="000000"/>
@@ -7673,7 +7673,7 @@
         </w:tc>
         <w:tc>
           <w:tcPr>
-            <w:tcW w:w="2504" w:type="dxa"/>
+            <w:tcW w:w="2502" w:type="dxa"/>
             <w:tcBorders>
               <w:left w:val="single" w:sz="4" w:space="0" w:color="000000"/>
               <w:bottom w:val="single" w:sz="4" w:space="0" w:color="000000"/>
@@ -7697,7 +7697,7 @@
         </w:tc>
         <w:tc>
           <w:tcPr>
-            <w:tcW w:w="4270" w:type="dxa"/>
+            <w:tcW w:w="4272" w:type="dxa"/>
             <w:tcBorders>
               <w:left w:val="single" w:sz="4" w:space="0" w:color="000000"/>
               <w:bottom w:val="single" w:sz="4" w:space="0" w:color="000000"/>
@@ -7803,7 +7803,7 @@
         </w:tc>
         <w:tc>
           <w:tcPr>
-            <w:tcW w:w="2504" w:type="dxa"/>
+            <w:tcW w:w="2502" w:type="dxa"/>
             <w:tcBorders>
               <w:left w:val="single" w:sz="4" w:space="0" w:color="000000"/>
               <w:bottom w:val="single" w:sz="4" w:space="0" w:color="000000"/>
@@ -7827,7 +7827,7 @@
         </w:tc>
         <w:tc>
           <w:tcPr>
-            <w:tcW w:w="4270" w:type="dxa"/>
+            <w:tcW w:w="4272" w:type="dxa"/>
             <w:tcBorders>
               <w:left w:val="single" w:sz="4" w:space="0" w:color="000000"/>
               <w:bottom w:val="single" w:sz="4" w:space="0" w:color="000000"/>
@@ -7941,7 +7941,7 @@
         </w:tc>
         <w:tc>
           <w:tcPr>
-            <w:tcW w:w="2504" w:type="dxa"/>
+            <w:tcW w:w="2502" w:type="dxa"/>
             <w:tcBorders>
               <w:left w:val="single" w:sz="4" w:space="0" w:color="000000"/>
               <w:bottom w:val="single" w:sz="4" w:space="0" w:color="000000"/>
@@ -7965,7 +7965,7 @@
         </w:tc>
         <w:tc>
           <w:tcPr>
-            <w:tcW w:w="4270" w:type="dxa"/>
+            <w:tcW w:w="4272" w:type="dxa"/>
             <w:tcBorders>
               <w:left w:val="single" w:sz="4" w:space="0" w:color="000000"/>
               <w:bottom w:val="single" w:sz="4" w:space="0" w:color="000000"/>
@@ -8071,7 +8071,7 @@
         </w:tc>
         <w:tc>
           <w:tcPr>
-            <w:tcW w:w="2504" w:type="dxa"/>
+            <w:tcW w:w="2502" w:type="dxa"/>
             <w:tcBorders>
               <w:left w:val="single" w:sz="4" w:space="0" w:color="000000"/>
               <w:bottom w:val="single" w:sz="4" w:space="0" w:color="000000"/>
@@ -8095,7 +8095,7 @@
         </w:tc>
         <w:tc>
           <w:tcPr>
-            <w:tcW w:w="4270" w:type="dxa"/>
+            <w:tcW w:w="4272" w:type="dxa"/>
             <w:tcBorders>
               <w:left w:val="single" w:sz="4" w:space="0" w:color="000000"/>
               <w:bottom w:val="single" w:sz="4" w:space="0" w:color="000000"/>
@@ -8201,7 +8201,7 @@
         </w:tc>
         <w:tc>
           <w:tcPr>
-            <w:tcW w:w="2504" w:type="dxa"/>
+            <w:tcW w:w="2502" w:type="dxa"/>
             <w:tcBorders>
               <w:left w:val="single" w:sz="4" w:space="0" w:color="000000"/>
               <w:bottom w:val="single" w:sz="4" w:space="0" w:color="000000"/>
@@ -8225,7 +8225,7 @@
         </w:tc>
         <w:tc>
           <w:tcPr>
-            <w:tcW w:w="4270" w:type="dxa"/>
+            <w:tcW w:w="4272" w:type="dxa"/>
             <w:tcBorders>
               <w:left w:val="single" w:sz="4" w:space="0" w:color="000000"/>
               <w:bottom w:val="single" w:sz="4" w:space="0" w:color="000000"/>
@@ -8331,7 +8331,7 @@
         </w:tc>
         <w:tc>
           <w:tcPr>
-            <w:tcW w:w="2504" w:type="dxa"/>
+            <w:tcW w:w="2502" w:type="dxa"/>
             <w:tcBorders>
               <w:left w:val="single" w:sz="4" w:space="0" w:color="000000"/>
               <w:bottom w:val="single" w:sz="4" w:space="0" w:color="000000"/>
@@ -8355,7 +8355,7 @@
         </w:tc>
         <w:tc>
           <w:tcPr>
-            <w:tcW w:w="4270" w:type="dxa"/>
+            <w:tcW w:w="4272" w:type="dxa"/>
             <w:tcBorders>
               <w:left w:val="single" w:sz="4" w:space="0" w:color="000000"/>
               <w:bottom w:val="single" w:sz="4" w:space="0" w:color="000000"/>
@@ -8422,8 +8422,8 @@
         <w:gridCol w:w="952"/>
         <w:gridCol w:w="821"/>
         <w:gridCol w:w="1425"/>
-        <w:gridCol w:w="2504"/>
-        <w:gridCol w:w="4270"/>
+        <w:gridCol w:w="2502"/>
+        <w:gridCol w:w="4272"/>
       </w:tblGrid>
       <w:tr>
         <w:trPr/>
@@ -8504,7 +8504,7 @@
         </w:tc>
         <w:tc>
           <w:tcPr>
-            <w:tcW w:w="2504" w:type="dxa"/>
+            <w:tcW w:w="2502" w:type="dxa"/>
             <w:tcBorders>
               <w:top w:val="single" w:sz="4" w:space="0" w:color="000000"/>
               <w:left w:val="single" w:sz="4" w:space="0" w:color="000000"/>
@@ -8529,7 +8529,7 @@
         </w:tc>
         <w:tc>
           <w:tcPr>
-            <w:tcW w:w="4270" w:type="dxa"/>
+            <w:tcW w:w="4272" w:type="dxa"/>
             <w:tcBorders>
               <w:top w:val="single" w:sz="4" w:space="0" w:color="000000"/>
               <w:left w:val="single" w:sz="4" w:space="0" w:color="000000"/>
@@ -8636,7 +8636,7 @@
         </w:tc>
         <w:tc>
           <w:tcPr>
-            <w:tcW w:w="2504" w:type="dxa"/>
+            <w:tcW w:w="2502" w:type="dxa"/>
             <w:tcBorders>
               <w:left w:val="single" w:sz="4" w:space="0" w:color="000000"/>
               <w:bottom w:val="single" w:sz="4" w:space="0" w:color="000000"/>
@@ -8660,7 +8660,7 @@
         </w:tc>
         <w:tc>
           <w:tcPr>
-            <w:tcW w:w="4270" w:type="dxa"/>
+            <w:tcW w:w="4272" w:type="dxa"/>
             <w:tcBorders>
               <w:left w:val="single" w:sz="4" w:space="0" w:color="000000"/>
               <w:bottom w:val="single" w:sz="4" w:space="0" w:color="000000"/>
@@ -8766,7 +8766,7 @@
         </w:tc>
         <w:tc>
           <w:tcPr>
-            <w:tcW w:w="2504" w:type="dxa"/>
+            <w:tcW w:w="2502" w:type="dxa"/>
             <w:tcBorders>
               <w:left w:val="single" w:sz="4" w:space="0" w:color="000000"/>
               <w:bottom w:val="single" w:sz="4" w:space="0" w:color="000000"/>
@@ -8790,7 +8790,7 @@
         </w:tc>
         <w:tc>
           <w:tcPr>
-            <w:tcW w:w="4270" w:type="dxa"/>
+            <w:tcW w:w="4272" w:type="dxa"/>
             <w:tcBorders>
               <w:left w:val="single" w:sz="4" w:space="0" w:color="000000"/>
               <w:bottom w:val="single" w:sz="4" w:space="0" w:color="000000"/>
@@ -8896,7 +8896,7 @@
         </w:tc>
         <w:tc>
           <w:tcPr>
-            <w:tcW w:w="2504" w:type="dxa"/>
+            <w:tcW w:w="2502" w:type="dxa"/>
             <w:tcBorders>
               <w:left w:val="single" w:sz="4" w:space="0" w:color="000000"/>
               <w:bottom w:val="single" w:sz="4" w:space="0" w:color="000000"/>
@@ -8920,7 +8920,7 @@
         </w:tc>
         <w:tc>
           <w:tcPr>
-            <w:tcW w:w="4270" w:type="dxa"/>
+            <w:tcW w:w="4272" w:type="dxa"/>
             <w:tcBorders>
               <w:left w:val="single" w:sz="4" w:space="0" w:color="000000"/>
               <w:bottom w:val="single" w:sz="4" w:space="0" w:color="000000"/>
@@ -9026,7 +9026,7 @@
         </w:tc>
         <w:tc>
           <w:tcPr>
-            <w:tcW w:w="2504" w:type="dxa"/>
+            <w:tcW w:w="2502" w:type="dxa"/>
             <w:tcBorders>
               <w:left w:val="single" w:sz="4" w:space="0" w:color="000000"/>
               <w:bottom w:val="single" w:sz="4" w:space="0" w:color="000000"/>
@@ -9050,7 +9050,7 @@
         </w:tc>
         <w:tc>
           <w:tcPr>
-            <w:tcW w:w="4270" w:type="dxa"/>
+            <w:tcW w:w="4272" w:type="dxa"/>
             <w:tcBorders>
               <w:left w:val="single" w:sz="4" w:space="0" w:color="000000"/>
               <w:bottom w:val="single" w:sz="4" w:space="0" w:color="000000"/>
@@ -9156,7 +9156,7 @@
         </w:tc>
         <w:tc>
           <w:tcPr>
-            <w:tcW w:w="2504" w:type="dxa"/>
+            <w:tcW w:w="2502" w:type="dxa"/>
             <w:tcBorders>
               <w:left w:val="single" w:sz="4" w:space="0" w:color="000000"/>
               <w:bottom w:val="single" w:sz="4" w:space="0" w:color="000000"/>
@@ -9180,7 +9180,7 @@
         </w:tc>
         <w:tc>
           <w:tcPr>
-            <w:tcW w:w="4270" w:type="dxa"/>
+            <w:tcW w:w="4272" w:type="dxa"/>
             <w:tcBorders>
               <w:left w:val="single" w:sz="4" w:space="0" w:color="000000"/>
               <w:bottom w:val="single" w:sz="4" w:space="0" w:color="000000"/>
@@ -9286,7 +9286,7 @@
         </w:tc>
         <w:tc>
           <w:tcPr>
-            <w:tcW w:w="2504" w:type="dxa"/>
+            <w:tcW w:w="2502" w:type="dxa"/>
             <w:tcBorders>
               <w:left w:val="single" w:sz="4" w:space="0" w:color="000000"/>
               <w:bottom w:val="single" w:sz="4" w:space="0" w:color="000000"/>
@@ -9310,7 +9310,7 @@
         </w:tc>
         <w:tc>
           <w:tcPr>
-            <w:tcW w:w="4270" w:type="dxa"/>
+            <w:tcW w:w="4272" w:type="dxa"/>
             <w:tcBorders>
               <w:left w:val="single" w:sz="4" w:space="0" w:color="000000"/>
               <w:bottom w:val="single" w:sz="4" w:space="0" w:color="000000"/>
@@ -9416,7 +9416,7 @@
         </w:tc>
         <w:tc>
           <w:tcPr>
-            <w:tcW w:w="2504" w:type="dxa"/>
+            <w:tcW w:w="2502" w:type="dxa"/>
             <w:tcBorders>
               <w:left w:val="single" w:sz="4" w:space="0" w:color="000000"/>
               <w:bottom w:val="single" w:sz="4" w:space="0" w:color="000000"/>
@@ -9440,7 +9440,7 @@
         </w:tc>
         <w:tc>
           <w:tcPr>
-            <w:tcW w:w="4270" w:type="dxa"/>
+            <w:tcW w:w="4272" w:type="dxa"/>
             <w:tcBorders>
               <w:left w:val="single" w:sz="4" w:space="0" w:color="000000"/>
               <w:bottom w:val="single" w:sz="4" w:space="0" w:color="000000"/>
@@ -9546,7 +9546,7 @@
         </w:tc>
         <w:tc>
           <w:tcPr>
-            <w:tcW w:w="2504" w:type="dxa"/>
+            <w:tcW w:w="2502" w:type="dxa"/>
             <w:tcBorders>
               <w:left w:val="single" w:sz="4" w:space="0" w:color="000000"/>
               <w:bottom w:val="single" w:sz="4" w:space="0" w:color="000000"/>
@@ -9570,7 +9570,7 @@
         </w:tc>
         <w:tc>
           <w:tcPr>
-            <w:tcW w:w="4270" w:type="dxa"/>
+            <w:tcW w:w="4272" w:type="dxa"/>
             <w:tcBorders>
               <w:left w:val="single" w:sz="4" w:space="0" w:color="000000"/>
               <w:bottom w:val="single" w:sz="4" w:space="0" w:color="000000"/>
@@ -9675,8 +9675,8 @@
         <w:gridCol w:w="952"/>
         <w:gridCol w:w="821"/>
         <w:gridCol w:w="1425"/>
-        <w:gridCol w:w="2504"/>
-        <w:gridCol w:w="4270"/>
+        <w:gridCol w:w="2502"/>
+        <w:gridCol w:w="4272"/>
       </w:tblGrid>
       <w:tr>
         <w:trPr/>
@@ -9787,7 +9787,7 @@
         </w:tc>
         <w:tc>
           <w:tcPr>
-            <w:tcW w:w="2504" w:type="dxa"/>
+            <w:tcW w:w="2502" w:type="dxa"/>
             <w:tcBorders>
               <w:top w:val="single" w:sz="4" w:space="0" w:color="000000"/>
               <w:left w:val="single" w:sz="4" w:space="0" w:color="000000"/>
@@ -9822,7 +9822,7 @@
         </w:tc>
         <w:tc>
           <w:tcPr>
-            <w:tcW w:w="4270" w:type="dxa"/>
+            <w:tcW w:w="4272" w:type="dxa"/>
             <w:tcBorders>
               <w:top w:val="single" w:sz="4" w:space="0" w:color="000000"/>
               <w:left w:val="single" w:sz="4" w:space="0" w:color="000000"/>
@@ -9963,7 +9963,7 @@
         </w:tc>
         <w:tc>
           <w:tcPr>
-            <w:tcW w:w="2504" w:type="dxa"/>
+            <w:tcW w:w="2502" w:type="dxa"/>
             <w:tcBorders>
               <w:left w:val="single" w:sz="4" w:space="0" w:color="000000"/>
               <w:bottom w:val="single" w:sz="4" w:space="0" w:color="000000"/>
@@ -9997,7 +9997,7 @@
         </w:tc>
         <w:tc>
           <w:tcPr>
-            <w:tcW w:w="4270" w:type="dxa"/>
+            <w:tcW w:w="4272" w:type="dxa"/>
             <w:tcBorders>
               <w:left w:val="single" w:sz="4" w:space="0" w:color="000000"/>
               <w:bottom w:val="single" w:sz="4" w:space="0" w:color="000000"/>
@@ -10141,7 +10141,7 @@
         </w:tc>
         <w:tc>
           <w:tcPr>
-            <w:tcW w:w="2504" w:type="dxa"/>
+            <w:tcW w:w="2502" w:type="dxa"/>
             <w:tcBorders>
               <w:left w:val="single" w:sz="4" w:space="0" w:color="000000"/>
               <w:bottom w:val="single" w:sz="4" w:space="0" w:color="000000"/>
@@ -10175,7 +10175,7 @@
         </w:tc>
         <w:tc>
           <w:tcPr>
-            <w:tcW w:w="4270" w:type="dxa"/>
+            <w:tcW w:w="4272" w:type="dxa"/>
             <w:tcBorders>
               <w:left w:val="single" w:sz="4" w:space="0" w:color="000000"/>
               <w:bottom w:val="single" w:sz="4" w:space="0" w:color="000000"/>
@@ -10319,7 +10319,7 @@
         </w:tc>
         <w:tc>
           <w:tcPr>
-            <w:tcW w:w="2504" w:type="dxa"/>
+            <w:tcW w:w="2502" w:type="dxa"/>
             <w:tcBorders>
               <w:left w:val="single" w:sz="4" w:space="0" w:color="000000"/>
               <w:bottom w:val="single" w:sz="4" w:space="0" w:color="000000"/>
@@ -10353,7 +10353,7 @@
         </w:tc>
         <w:tc>
           <w:tcPr>
-            <w:tcW w:w="4270" w:type="dxa"/>
+            <w:tcW w:w="4272" w:type="dxa"/>
             <w:tcBorders>
               <w:left w:val="single" w:sz="4" w:space="0" w:color="000000"/>
               <w:bottom w:val="single" w:sz="4" w:space="0" w:color="000000"/>
@@ -10497,7 +10497,7 @@
         </w:tc>
         <w:tc>
           <w:tcPr>
-            <w:tcW w:w="2504" w:type="dxa"/>
+            <w:tcW w:w="2502" w:type="dxa"/>
             <w:tcBorders>
               <w:left w:val="single" w:sz="4" w:space="0" w:color="000000"/>
               <w:bottom w:val="single" w:sz="4" w:space="0" w:color="000000"/>
@@ -10531,7 +10531,7 @@
         </w:tc>
         <w:tc>
           <w:tcPr>
-            <w:tcW w:w="4270" w:type="dxa"/>
+            <w:tcW w:w="4272" w:type="dxa"/>
             <w:tcBorders>
               <w:left w:val="single" w:sz="4" w:space="0" w:color="000000"/>
               <w:bottom w:val="single" w:sz="4" w:space="0" w:color="000000"/>
@@ -10675,7 +10675,7 @@
         </w:tc>
         <w:tc>
           <w:tcPr>
-            <w:tcW w:w="2504" w:type="dxa"/>
+            <w:tcW w:w="2502" w:type="dxa"/>
             <w:tcBorders>
               <w:left w:val="single" w:sz="4" w:space="0" w:color="000000"/>
               <w:bottom w:val="single" w:sz="4" w:space="0" w:color="000000"/>
@@ -10709,7 +10709,7 @@
         </w:tc>
         <w:tc>
           <w:tcPr>
-            <w:tcW w:w="4270" w:type="dxa"/>
+            <w:tcW w:w="4272" w:type="dxa"/>
             <w:tcBorders>
               <w:left w:val="single" w:sz="4" w:space="0" w:color="000000"/>
               <w:bottom w:val="single" w:sz="4" w:space="0" w:color="000000"/>
@@ -10853,7 +10853,7 @@
         </w:tc>
         <w:tc>
           <w:tcPr>
-            <w:tcW w:w="2504" w:type="dxa"/>
+            <w:tcW w:w="2502" w:type="dxa"/>
             <w:tcBorders>
               <w:left w:val="single" w:sz="4" w:space="0" w:color="000000"/>
               <w:bottom w:val="single" w:sz="4" w:space="0" w:color="000000"/>
@@ -10887,7 +10887,7 @@
         </w:tc>
         <w:tc>
           <w:tcPr>
-            <w:tcW w:w="4270" w:type="dxa"/>
+            <w:tcW w:w="4272" w:type="dxa"/>
             <w:tcBorders>
               <w:left w:val="single" w:sz="4" w:space="0" w:color="000000"/>
               <w:bottom w:val="single" w:sz="4" w:space="0" w:color="000000"/>
@@ -11031,7 +11031,7 @@
         </w:tc>
         <w:tc>
           <w:tcPr>
-            <w:tcW w:w="2504" w:type="dxa"/>
+            <w:tcW w:w="2502" w:type="dxa"/>
             <w:tcBorders>
               <w:left w:val="single" w:sz="4" w:space="0" w:color="000000"/>
               <w:bottom w:val="single" w:sz="4" w:space="0" w:color="000000"/>
@@ -11060,7 +11060,7 @@
         </w:tc>
         <w:tc>
           <w:tcPr>
-            <w:tcW w:w="4270" w:type="dxa"/>
+            <w:tcW w:w="4272" w:type="dxa"/>
             <w:tcBorders>
               <w:left w:val="single" w:sz="4" w:space="0" w:color="000000"/>
               <w:bottom w:val="single" w:sz="4" w:space="0" w:color="000000"/>
@@ -11204,7 +11204,7 @@
         </w:tc>
         <w:tc>
           <w:tcPr>
-            <w:tcW w:w="2504" w:type="dxa"/>
+            <w:tcW w:w="2502" w:type="dxa"/>
             <w:tcBorders>
               <w:left w:val="single" w:sz="4" w:space="0" w:color="000000"/>
               <w:bottom w:val="single" w:sz="4" w:space="0" w:color="000000"/>
@@ -11232,7 +11232,7 @@
         </w:tc>
         <w:tc>
           <w:tcPr>
-            <w:tcW w:w="4270" w:type="dxa"/>
+            <w:tcW w:w="4272" w:type="dxa"/>
             <w:tcBorders>
               <w:left w:val="single" w:sz="4" w:space="0" w:color="000000"/>
               <w:bottom w:val="single" w:sz="4" w:space="0" w:color="000000"/>
@@ -11376,7 +11376,7 @@
         </w:tc>
         <w:tc>
           <w:tcPr>
-            <w:tcW w:w="2504" w:type="dxa"/>
+            <w:tcW w:w="2502" w:type="dxa"/>
             <w:tcBorders>
               <w:left w:val="single" w:sz="4" w:space="0" w:color="000000"/>
               <w:bottom w:val="single" w:sz="4" w:space="0" w:color="000000"/>
@@ -11408,7 +11408,7 @@
         </w:tc>
         <w:tc>
           <w:tcPr>
-            <w:tcW w:w="4270" w:type="dxa"/>
+            <w:tcW w:w="4272" w:type="dxa"/>
             <w:tcBorders>
               <w:left w:val="single" w:sz="4" w:space="0" w:color="000000"/>
               <w:bottom w:val="single" w:sz="4" w:space="0" w:color="000000"/>
@@ -11552,7 +11552,7 @@
         </w:tc>
         <w:tc>
           <w:tcPr>
-            <w:tcW w:w="2504" w:type="dxa"/>
+            <w:tcW w:w="2502" w:type="dxa"/>
             <w:tcBorders>
               <w:left w:val="single" w:sz="4" w:space="0" w:color="000000"/>
               <w:bottom w:val="single" w:sz="4" w:space="0" w:color="000000"/>
@@ -11584,7 +11584,7 @@
         </w:tc>
         <w:tc>
           <w:tcPr>
-            <w:tcW w:w="4270" w:type="dxa"/>
+            <w:tcW w:w="4272" w:type="dxa"/>
             <w:tcBorders>
               <w:left w:val="single" w:sz="4" w:space="0" w:color="000000"/>
               <w:bottom w:val="single" w:sz="4" w:space="0" w:color="000000"/>
@@ -11728,7 +11728,7 @@
         </w:tc>
         <w:tc>
           <w:tcPr>
-            <w:tcW w:w="2504" w:type="dxa"/>
+            <w:tcW w:w="2502" w:type="dxa"/>
             <w:tcBorders>
               <w:left w:val="single" w:sz="4" w:space="0" w:color="000000"/>
               <w:bottom w:val="single" w:sz="4" w:space="0" w:color="000000"/>
@@ -11758,7 +11758,7 @@
         </w:tc>
         <w:tc>
           <w:tcPr>
-            <w:tcW w:w="4270" w:type="dxa"/>
+            <w:tcW w:w="4272" w:type="dxa"/>
             <w:tcBorders>
               <w:left w:val="single" w:sz="4" w:space="0" w:color="000000"/>
               <w:bottom w:val="single" w:sz="4" w:space="0" w:color="000000"/>
@@ -11902,7 +11902,7 @@
         </w:tc>
         <w:tc>
           <w:tcPr>
-            <w:tcW w:w="2504" w:type="dxa"/>
+            <w:tcW w:w="2502" w:type="dxa"/>
             <w:tcBorders>
               <w:left w:val="single" w:sz="4" w:space="0" w:color="000000"/>
               <w:bottom w:val="single" w:sz="4" w:space="0" w:color="000000"/>
@@ -11932,7 +11932,7 @@
         </w:tc>
         <w:tc>
           <w:tcPr>
-            <w:tcW w:w="4270" w:type="dxa"/>
+            <w:tcW w:w="4272" w:type="dxa"/>
             <w:tcBorders>
               <w:left w:val="single" w:sz="4" w:space="0" w:color="000000"/>
               <w:bottom w:val="single" w:sz="4" w:space="0" w:color="000000"/>
@@ -12076,7 +12076,7 @@
         </w:tc>
         <w:tc>
           <w:tcPr>
-            <w:tcW w:w="2504" w:type="dxa"/>
+            <w:tcW w:w="2502" w:type="dxa"/>
             <w:tcBorders>
               <w:left w:val="single" w:sz="4" w:space="0" w:color="000000"/>
               <w:bottom w:val="single" w:sz="4" w:space="0" w:color="000000"/>
@@ -12106,7 +12106,7 @@
         </w:tc>
         <w:tc>
           <w:tcPr>
-            <w:tcW w:w="4270" w:type="dxa"/>
+            <w:tcW w:w="4272" w:type="dxa"/>
             <w:tcBorders>
               <w:left w:val="single" w:sz="4" w:space="0" w:color="000000"/>
               <w:bottom w:val="single" w:sz="4" w:space="0" w:color="000000"/>
@@ -12250,7 +12250,7 @@
         </w:tc>
         <w:tc>
           <w:tcPr>
-            <w:tcW w:w="2504" w:type="dxa"/>
+            <w:tcW w:w="2502" w:type="dxa"/>
             <w:tcBorders>
               <w:left w:val="single" w:sz="4" w:space="0" w:color="000000"/>
               <w:bottom w:val="single" w:sz="4" w:space="0" w:color="000000"/>
@@ -12282,7 +12282,7 @@
         </w:tc>
         <w:tc>
           <w:tcPr>
-            <w:tcW w:w="4270" w:type="dxa"/>
+            <w:tcW w:w="4272" w:type="dxa"/>
             <w:tcBorders>
               <w:left w:val="single" w:sz="4" w:space="0" w:color="000000"/>
               <w:bottom w:val="single" w:sz="4" w:space="0" w:color="000000"/>
@@ -12426,7 +12426,7 @@
         </w:tc>
         <w:tc>
           <w:tcPr>
-            <w:tcW w:w="2504" w:type="dxa"/>
+            <w:tcW w:w="2502" w:type="dxa"/>
             <w:tcBorders>
               <w:left w:val="single" w:sz="4" w:space="0" w:color="000000"/>
               <w:bottom w:val="single" w:sz="4" w:space="0" w:color="000000"/>
@@ -12456,7 +12456,7 @@
         </w:tc>
         <w:tc>
           <w:tcPr>
-            <w:tcW w:w="4270" w:type="dxa"/>
+            <w:tcW w:w="4272" w:type="dxa"/>
             <w:tcBorders>
               <w:left w:val="single" w:sz="4" w:space="0" w:color="000000"/>
               <w:bottom w:val="single" w:sz="4" w:space="0" w:color="000000"/>
@@ -12600,7 +12600,7 @@
         </w:tc>
         <w:tc>
           <w:tcPr>
-            <w:tcW w:w="2504" w:type="dxa"/>
+            <w:tcW w:w="2502" w:type="dxa"/>
             <w:tcBorders>
               <w:left w:val="single" w:sz="4" w:space="0" w:color="000000"/>
               <w:bottom w:val="single" w:sz="4" w:space="0" w:color="000000"/>
@@ -12630,7 +12630,7 @@
         </w:tc>
         <w:tc>
           <w:tcPr>
-            <w:tcW w:w="4270" w:type="dxa"/>
+            <w:tcW w:w="4272" w:type="dxa"/>
             <w:tcBorders>
               <w:left w:val="single" w:sz="4" w:space="0" w:color="000000"/>
               <w:bottom w:val="single" w:sz="4" w:space="0" w:color="000000"/>
@@ -12713,8 +12713,8 @@
         <w:gridCol w:w="952"/>
         <w:gridCol w:w="821"/>
         <w:gridCol w:w="1425"/>
-        <w:gridCol w:w="2504"/>
-        <w:gridCol w:w="4270"/>
+        <w:gridCol w:w="2502"/>
+        <w:gridCol w:w="4272"/>
       </w:tblGrid>
       <w:tr>
         <w:trPr/>
@@ -12825,7 +12825,7 @@
         </w:tc>
         <w:tc>
           <w:tcPr>
-            <w:tcW w:w="2504" w:type="dxa"/>
+            <w:tcW w:w="2502" w:type="dxa"/>
             <w:tcBorders>
               <w:top w:val="single" w:sz="4" w:space="0" w:color="000000"/>
               <w:left w:val="single" w:sz="4" w:space="0" w:color="000000"/>
@@ -12860,7 +12860,7 @@
         </w:tc>
         <w:tc>
           <w:tcPr>
-            <w:tcW w:w="4270" w:type="dxa"/>
+            <w:tcW w:w="4272" w:type="dxa"/>
             <w:tcBorders>
               <w:top w:val="single" w:sz="4" w:space="0" w:color="000000"/>
               <w:left w:val="single" w:sz="4" w:space="0" w:color="000000"/>
@@ -13001,7 +13001,7 @@
         </w:tc>
         <w:tc>
           <w:tcPr>
-            <w:tcW w:w="2504" w:type="dxa"/>
+            <w:tcW w:w="2502" w:type="dxa"/>
             <w:tcBorders>
               <w:left w:val="single" w:sz="4" w:space="0" w:color="000000"/>
               <w:bottom w:val="single" w:sz="4" w:space="0" w:color="000000"/>
@@ -13035,7 +13035,7 @@
         </w:tc>
         <w:tc>
           <w:tcPr>
-            <w:tcW w:w="4270" w:type="dxa"/>
+            <w:tcW w:w="4272" w:type="dxa"/>
             <w:tcBorders>
               <w:left w:val="single" w:sz="4" w:space="0" w:color="000000"/>
               <w:bottom w:val="single" w:sz="4" w:space="0" w:color="000000"/>
@@ -13701,8 +13701,8 @@
         <w:gridCol w:w="952"/>
         <w:gridCol w:w="821"/>
         <w:gridCol w:w="1425"/>
-        <w:gridCol w:w="2504"/>
-        <w:gridCol w:w="4270"/>
+        <w:gridCol w:w="2502"/>
+        <w:gridCol w:w="4272"/>
       </w:tblGrid>
       <w:tr>
         <w:trPr/>
@@ -13813,7 +13813,7 @@
         </w:tc>
         <w:tc>
           <w:tcPr>
-            <w:tcW w:w="2504" w:type="dxa"/>
+            <w:tcW w:w="2502" w:type="dxa"/>
             <w:tcBorders>
               <w:top w:val="single" w:sz="4" w:space="0" w:color="000000"/>
               <w:left w:val="single" w:sz="4" w:space="0" w:color="000000"/>
@@ -13848,7 +13848,7 @@
         </w:tc>
         <w:tc>
           <w:tcPr>
-            <w:tcW w:w="4270" w:type="dxa"/>
+            <w:tcW w:w="4272" w:type="dxa"/>
             <w:tcBorders>
               <w:top w:val="single" w:sz="4" w:space="0" w:color="000000"/>
               <w:left w:val="single" w:sz="4" w:space="0" w:color="000000"/>
@@ -13989,7 +13989,7 @@
         </w:tc>
         <w:tc>
           <w:tcPr>
-            <w:tcW w:w="2504" w:type="dxa"/>
+            <w:tcW w:w="2502" w:type="dxa"/>
             <w:tcBorders>
               <w:left w:val="single" w:sz="4" w:space="0" w:color="000000"/>
               <w:bottom w:val="single" w:sz="4" w:space="0" w:color="000000"/>
@@ -14023,7 +14023,7 @@
         </w:tc>
         <w:tc>
           <w:tcPr>
-            <w:tcW w:w="4270" w:type="dxa"/>
+            <w:tcW w:w="4272" w:type="dxa"/>
             <w:tcBorders>
               <w:left w:val="single" w:sz="4" w:space="0" w:color="000000"/>
               <w:bottom w:val="single" w:sz="4" w:space="0" w:color="000000"/>
@@ -15399,7 +15399,7 @@
         </w:tc>
         <w:tc>
           <w:tcPr>
-            <w:tcW w:w="2504" w:type="dxa"/>
+            <w:tcW w:w="2502" w:type="dxa"/>
             <w:tcBorders>
               <w:left w:val="single" w:sz="4" w:space="0" w:color="000000"/>
               <w:bottom w:val="single" w:sz="4" w:space="0" w:color="000000"/>
@@ -15433,7 +15433,7 @@
         </w:tc>
         <w:tc>
           <w:tcPr>
-            <w:tcW w:w="4270" w:type="dxa"/>
+            <w:tcW w:w="4272" w:type="dxa"/>
             <w:tcBorders>
               <w:left w:val="single" w:sz="4" w:space="0" w:color="000000"/>
               <w:bottom w:val="single" w:sz="4" w:space="0" w:color="000000"/>
@@ -15577,7 +15577,7 @@
         </w:tc>
         <w:tc>
           <w:tcPr>
-            <w:tcW w:w="2504" w:type="dxa"/>
+            <w:tcW w:w="2502" w:type="dxa"/>
             <w:tcBorders>
               <w:left w:val="single" w:sz="4" w:space="0" w:color="000000"/>
               <w:bottom w:val="single" w:sz="4" w:space="0" w:color="000000"/>
@@ -15611,7 +15611,7 @@
         </w:tc>
         <w:tc>
           <w:tcPr>
-            <w:tcW w:w="4270" w:type="dxa"/>
+            <w:tcW w:w="4272" w:type="dxa"/>
             <w:tcBorders>
               <w:left w:val="single" w:sz="4" w:space="0" w:color="000000"/>
               <w:bottom w:val="single" w:sz="4" w:space="0" w:color="000000"/>
@@ -15755,7 +15755,7 @@
         </w:tc>
         <w:tc>
           <w:tcPr>
-            <w:tcW w:w="2504" w:type="dxa"/>
+            <w:tcW w:w="2502" w:type="dxa"/>
             <w:tcBorders>
               <w:left w:val="single" w:sz="4" w:space="0" w:color="000000"/>
               <w:bottom w:val="single" w:sz="4" w:space="0" w:color="000000"/>
@@ -15789,7 +15789,7 @@
         </w:tc>
         <w:tc>
           <w:tcPr>
-            <w:tcW w:w="4270" w:type="dxa"/>
+            <w:tcW w:w="4272" w:type="dxa"/>
             <w:tcBorders>
               <w:left w:val="single" w:sz="4" w:space="0" w:color="000000"/>
               <w:bottom w:val="single" w:sz="4" w:space="0" w:color="000000"/>
@@ -15933,7 +15933,7 @@
         </w:tc>
         <w:tc>
           <w:tcPr>
-            <w:tcW w:w="2504" w:type="dxa"/>
+            <w:tcW w:w="2502" w:type="dxa"/>
             <w:tcBorders>
               <w:left w:val="single" w:sz="4" w:space="0" w:color="000000"/>
               <w:bottom w:val="single" w:sz="4" w:space="0" w:color="000000"/>
@@ -15967,7 +15967,7 @@
         </w:tc>
         <w:tc>
           <w:tcPr>
-            <w:tcW w:w="4270" w:type="dxa"/>
+            <w:tcW w:w="4272" w:type="dxa"/>
             <w:tcBorders>
               <w:left w:val="single" w:sz="4" w:space="0" w:color="000000"/>
               <w:bottom w:val="single" w:sz="4" w:space="0" w:color="000000"/>
@@ -16111,7 +16111,7 @@
         </w:tc>
         <w:tc>
           <w:tcPr>
-            <w:tcW w:w="2504" w:type="dxa"/>
+            <w:tcW w:w="2502" w:type="dxa"/>
             <w:tcBorders>
               <w:left w:val="single" w:sz="4" w:space="0" w:color="000000"/>
               <w:bottom w:val="single" w:sz="4" w:space="0" w:color="000000"/>
@@ -16145,7 +16145,7 @@
         </w:tc>
         <w:tc>
           <w:tcPr>
-            <w:tcW w:w="4270" w:type="dxa"/>
+            <w:tcW w:w="4272" w:type="dxa"/>
             <w:tcBorders>
               <w:left w:val="single" w:sz="4" w:space="0" w:color="000000"/>
               <w:bottom w:val="single" w:sz="4" w:space="0" w:color="000000"/>
@@ -16370,7 +16370,7 @@
         </w:tc>
         <w:tc>
           <w:tcPr>
-            <w:tcW w:w="2504" w:type="dxa"/>
+            <w:tcW w:w="2502" w:type="dxa"/>
             <w:tcBorders>
               <w:left w:val="single" w:sz="4" w:space="0" w:color="000000"/>
               <w:bottom w:val="single" w:sz="4" w:space="0" w:color="000000"/>
@@ -16404,7 +16404,7 @@
         </w:tc>
         <w:tc>
           <w:tcPr>
-            <w:tcW w:w="4270" w:type="dxa"/>
+            <w:tcW w:w="4272" w:type="dxa"/>
             <w:tcBorders>
               <w:left w:val="single" w:sz="4" w:space="0" w:color="000000"/>
               <w:bottom w:val="single" w:sz="4" w:space="0" w:color="000000"/>
@@ -16548,7 +16548,7 @@
         </w:tc>
         <w:tc>
           <w:tcPr>
-            <w:tcW w:w="2504" w:type="dxa"/>
+            <w:tcW w:w="2502" w:type="dxa"/>
             <w:tcBorders>
               <w:left w:val="single" w:sz="4" w:space="0" w:color="000000"/>
               <w:bottom w:val="single" w:sz="4" w:space="0" w:color="000000"/>
@@ -16582,7 +16582,7 @@
         </w:tc>
         <w:tc>
           <w:tcPr>
-            <w:tcW w:w="4270" w:type="dxa"/>
+            <w:tcW w:w="4272" w:type="dxa"/>
             <w:tcBorders>
               <w:left w:val="single" w:sz="4" w:space="0" w:color="000000"/>
               <w:bottom w:val="single" w:sz="4" w:space="0" w:color="000000"/>
@@ -16726,7 +16726,7 @@
         </w:tc>
         <w:tc>
           <w:tcPr>
-            <w:tcW w:w="2504" w:type="dxa"/>
+            <w:tcW w:w="2502" w:type="dxa"/>
             <w:tcBorders>
               <w:left w:val="single" w:sz="4" w:space="0" w:color="000000"/>
               <w:bottom w:val="single" w:sz="4" w:space="0" w:color="000000"/>
@@ -16760,7 +16760,7 @@
         </w:tc>
         <w:tc>
           <w:tcPr>
-            <w:tcW w:w="4270" w:type="dxa"/>
+            <w:tcW w:w="4272" w:type="dxa"/>
             <w:tcBorders>
               <w:left w:val="single" w:sz="4" w:space="0" w:color="000000"/>
               <w:bottom w:val="single" w:sz="4" w:space="0" w:color="000000"/>
@@ -16892,7 +16892,7 @@
         </w:tc>
         <w:tc>
           <w:tcPr>
-            <w:tcW w:w="2504" w:type="dxa"/>
+            <w:tcW w:w="2502" w:type="dxa"/>
             <w:tcBorders>
               <w:left w:val="single" w:sz="4" w:space="0" w:color="000000"/>
               <w:bottom w:val="single" w:sz="4" w:space="0" w:color="000000"/>
@@ -16922,7 +16922,7 @@
         </w:tc>
         <w:tc>
           <w:tcPr>
-            <w:tcW w:w="4270" w:type="dxa"/>
+            <w:tcW w:w="4272" w:type="dxa"/>
             <w:tcBorders>
               <w:left w:val="single" w:sz="4" w:space="0" w:color="000000"/>
               <w:bottom w:val="single" w:sz="4" w:space="0" w:color="000000"/>
@@ -17079,7 +17079,7 @@
         </w:tc>
         <w:tc>
           <w:tcPr>
-            <w:tcW w:w="2504" w:type="dxa"/>
+            <w:tcW w:w="2502" w:type="dxa"/>
             <w:tcBorders>
               <w:left w:val="single" w:sz="4" w:space="0" w:color="000000"/>
               <w:bottom w:val="single" w:sz="4" w:space="0" w:color="000000"/>
@@ -17109,7 +17109,7 @@
         </w:tc>
         <w:tc>
           <w:tcPr>
-            <w:tcW w:w="4270" w:type="dxa"/>
+            <w:tcW w:w="4272" w:type="dxa"/>
             <w:tcBorders>
               <w:left w:val="single" w:sz="4" w:space="0" w:color="000000"/>
               <w:bottom w:val="single" w:sz="4" w:space="0" w:color="000000"/>
@@ -17266,7 +17266,7 @@
         </w:tc>
         <w:tc>
           <w:tcPr>
-            <w:tcW w:w="2504" w:type="dxa"/>
+            <w:tcW w:w="2502" w:type="dxa"/>
             <w:tcBorders>
               <w:left w:val="single" w:sz="4" w:space="0" w:color="000000"/>
               <w:bottom w:val="single" w:sz="4" w:space="0" w:color="000000"/>
@@ -17296,7 +17296,7 @@
         </w:tc>
         <w:tc>
           <w:tcPr>
-            <w:tcW w:w="4270" w:type="dxa"/>
+            <w:tcW w:w="4272" w:type="dxa"/>
             <w:tcBorders>
               <w:left w:val="single" w:sz="4" w:space="0" w:color="000000"/>
               <w:bottom w:val="single" w:sz="4" w:space="0" w:color="000000"/>
@@ -17322,6 +17322,188 @@
                 <w:szCs w:val="16"/>
               </w:rPr>
               <w:t>A request for the screen buttons.</w:t>
+            </w:r>
+          </w:p>
+        </w:tc>
+      </w:tr>
+      <w:tr>
+        <w:trPr/>
+        <w:tc>
+          <w:tcPr>
+            <w:tcW w:w="952" w:type="dxa"/>
+            <w:tcBorders>
+              <w:left w:val="single" w:sz="4" w:space="0" w:color="000000"/>
+              <w:bottom w:val="single" w:sz="4" w:space="0" w:color="000000"/>
+            </w:tcBorders>
+          </w:tcPr>
+          <w:p>
+            <w:pPr>
+              <w:pStyle w:val="TableContents"/>
+              <w:widowControl w:val="false"/>
+              <w:numPr>
+                <w:ilvl w:val="0"/>
+                <w:numId w:val="1"/>
+              </w:numPr>
+              <w:rPr>
+                <w:sz w:val="22"/>
+                <w:szCs w:val="22"/>
+              </w:rPr>
+            </w:pPr>
+            <w:r>
+              <w:rPr>
+                <w:sz w:val="22"/>
+                <w:szCs w:val="22"/>
+              </w:rPr>
+              <w:t>Any</w:t>
+            </w:r>
+          </w:p>
+        </w:tc>
+        <w:tc>
+          <w:tcPr>
+            <w:tcW w:w="821" w:type="dxa"/>
+            <w:tcBorders>
+              <w:left w:val="single" w:sz="4" w:space="0" w:color="000000"/>
+              <w:bottom w:val="single" w:sz="4" w:space="0" w:color="000000"/>
+            </w:tcBorders>
+          </w:tcPr>
+          <w:p>
+            <w:pPr>
+              <w:pStyle w:val="TableContents"/>
+              <w:widowControl w:val="false"/>
+              <w:numPr>
+                <w:ilvl w:val="0"/>
+                <w:numId w:val="1"/>
+              </w:numPr>
+              <w:rPr>
+                <w:sz w:val="22"/>
+                <w:szCs w:val="22"/>
+              </w:rPr>
+            </w:pPr>
+            <w:r>
+              <w:rPr>
+                <w:sz w:val="22"/>
+                <w:szCs w:val="22"/>
+              </w:rPr>
+              <w:t>4</w:t>
+            </w:r>
+          </w:p>
+        </w:tc>
+        <w:tc>
+          <w:tcPr>
+            <w:tcW w:w="1425" w:type="dxa"/>
+            <w:tcBorders>
+              <w:left w:val="single" w:sz="4" w:space="0" w:color="000000"/>
+              <w:bottom w:val="single" w:sz="4" w:space="0" w:color="000000"/>
+            </w:tcBorders>
+          </w:tcPr>
+          <w:p>
+            <w:pPr>
+              <w:pStyle w:val="TableContents"/>
+              <w:widowControl w:val="false"/>
+              <w:numPr>
+                <w:ilvl w:val="0"/>
+                <w:numId w:val="1"/>
+              </w:numPr>
+              <w:rPr>
+                <w:sz w:val="22"/>
+                <w:szCs w:val="22"/>
+              </w:rPr>
+            </w:pPr>
+            <w:r>
+              <w:rPr>
+                <w:sz w:val="22"/>
+                <w:szCs w:val="22"/>
+              </w:rPr>
+              <w:t>7</w:t>
+            </w:r>
+          </w:p>
+        </w:tc>
+        <w:tc>
+          <w:tcPr>
+            <w:tcW w:w="2502" w:type="dxa"/>
+            <w:tcBorders>
+              <w:left w:val="single" w:sz="4" w:space="0" w:color="000000"/>
+              <w:bottom w:val="single" w:sz="4" w:space="0" w:color="000000"/>
+            </w:tcBorders>
+          </w:tcPr>
+          <w:p>
+            <w:pPr>
+              <w:pStyle w:val="TableContents"/>
+              <w:widowControl w:val="false"/>
+              <w:numPr>
+                <w:ilvl w:val="0"/>
+                <w:numId w:val="1"/>
+              </w:numPr>
+              <w:rPr>
+                <w:sz w:val="22"/>
+                <w:szCs w:val="22"/>
+              </w:rPr>
+            </w:pPr>
+            <w:r>
+              <w:rPr>
+                <w:sz w:val="22"/>
+                <w:szCs w:val="22"/>
+              </w:rPr>
+              <w:t>33 rr nn tt</w:t>
+            </w:r>
+          </w:p>
+        </w:tc>
+        <w:tc>
+          <w:tcPr>
+            <w:tcW w:w="4272" w:type="dxa"/>
+            <w:tcBorders>
+              <w:left w:val="single" w:sz="4" w:space="0" w:color="000000"/>
+              <w:bottom w:val="single" w:sz="4" w:space="0" w:color="000000"/>
+              <w:right w:val="single" w:sz="4" w:space="0" w:color="000000"/>
+            </w:tcBorders>
+          </w:tcPr>
+          <w:p>
+            <w:pPr>
+              <w:pStyle w:val="TableContents"/>
+              <w:widowControl w:val="false"/>
+              <w:numPr>
+                <w:ilvl w:val="0"/>
+                <w:numId w:val="1"/>
+              </w:numPr>
+              <w:rPr>
+                <w:sz w:val="16"/>
+                <w:szCs w:val="16"/>
+              </w:rPr>
+            </w:pPr>
+            <w:r>
+              <w:rPr>
+                <w:sz w:val="16"/>
+                <w:szCs w:val="16"/>
+              </w:rPr>
+              <w:t xml:space="preserve">Request to forward a button message to source rr. State </w:t>
+            </w:r>
+            <w:r>
+              <w:rPr>
+                <w:sz w:val="16"/>
+                <w:szCs w:val="16"/>
+              </w:rPr>
+              <w:t>tt</w:t>
+            </w:r>
+            <w:r>
+              <w:rPr>
+                <w:sz w:val="16"/>
+                <w:szCs w:val="16"/>
+              </w:rPr>
+              <w:t xml:space="preserve"> and button </w:t>
+            </w:r>
+            <w:r>
+              <w:rPr>
+                <w:sz w:val="16"/>
+                <w:szCs w:val="16"/>
+              </w:rPr>
+              <w:t xml:space="preserve">nn </w:t>
+            </w:r>
+            <w:r>
+              <w:rPr>
+                <w:sz w:val="16"/>
+                <w:szCs w:val="16"/>
+              </w:rPr>
+              <w:t>are defined as above.</w:t>
             </w:r>
           </w:p>
         </w:tc>
@@ -17376,10 +17558,10 @@
       </w:tblPr>
       <w:tblGrid>
         <w:gridCol w:w="952"/>
-        <w:gridCol w:w="850"/>
-        <w:gridCol w:w="1396"/>
-        <w:gridCol w:w="2504"/>
-        <w:gridCol w:w="4270"/>
+        <w:gridCol w:w="848"/>
+        <w:gridCol w:w="1398"/>
+        <w:gridCol w:w="2502"/>
+        <w:gridCol w:w="4272"/>
       </w:tblGrid>
       <w:tr>
         <w:trPr/>
@@ -17420,7 +17602,7 @@
         </w:tc>
         <w:tc>
           <w:tcPr>
-            <w:tcW w:w="850" w:type="dxa"/>
+            <w:tcW w:w="848" w:type="dxa"/>
             <w:tcBorders>
               <w:top w:val="single" w:sz="4" w:space="0" w:color="000000"/>
               <w:left w:val="single" w:sz="4" w:space="0" w:color="000000"/>
@@ -17455,7 +17637,7 @@
         </w:tc>
         <w:tc>
           <w:tcPr>
-            <w:tcW w:w="1396" w:type="dxa"/>
+            <w:tcW w:w="1398" w:type="dxa"/>
             <w:tcBorders>
               <w:top w:val="single" w:sz="4" w:space="0" w:color="000000"/>
               <w:left w:val="single" w:sz="4" w:space="0" w:color="000000"/>
@@ -17490,7 +17672,7 @@
         </w:tc>
         <w:tc>
           <w:tcPr>
-            <w:tcW w:w="2504" w:type="dxa"/>
+            <w:tcW w:w="2502" w:type="dxa"/>
             <w:tcBorders>
               <w:top w:val="single" w:sz="4" w:space="0" w:color="000000"/>
               <w:left w:val="single" w:sz="4" w:space="0" w:color="000000"/>
@@ -17525,7 +17707,7 @@
         </w:tc>
         <w:tc>
           <w:tcPr>
-            <w:tcW w:w="4270" w:type="dxa"/>
+            <w:tcW w:w="4272" w:type="dxa"/>
             <w:tcBorders>
               <w:top w:val="single" w:sz="4" w:space="0" w:color="000000"/>
               <w:left w:val="single" w:sz="4" w:space="0" w:color="000000"/>
@@ -17598,7 +17780,7 @@
         </w:tc>
         <w:tc>
           <w:tcPr>
-            <w:tcW w:w="850" w:type="dxa"/>
+            <w:tcW w:w="848" w:type="dxa"/>
             <w:tcBorders>
               <w:left w:val="single" w:sz="4" w:space="0" w:color="000000"/>
               <w:bottom w:val="single" w:sz="4" w:space="0" w:color="000000"/>
@@ -17632,7 +17814,7 @@
         </w:tc>
         <w:tc>
           <w:tcPr>
-            <w:tcW w:w="1396" w:type="dxa"/>
+            <w:tcW w:w="1398" w:type="dxa"/>
             <w:tcBorders>
               <w:left w:val="single" w:sz="4" w:space="0" w:color="000000"/>
               <w:bottom w:val="single" w:sz="4" w:space="0" w:color="000000"/>
@@ -17666,7 +17848,7 @@
         </w:tc>
         <w:tc>
           <w:tcPr>
-            <w:tcW w:w="2504" w:type="dxa"/>
+            <w:tcW w:w="2502" w:type="dxa"/>
             <w:tcBorders>
               <w:left w:val="single" w:sz="4" w:space="0" w:color="000000"/>
               <w:bottom w:val="single" w:sz="4" w:space="0" w:color="000000"/>
@@ -17700,7 +17882,7 @@
         </w:tc>
         <w:tc>
           <w:tcPr>
-            <w:tcW w:w="4270" w:type="dxa"/>
+            <w:tcW w:w="4272" w:type="dxa"/>
             <w:tcBorders>
               <w:left w:val="single" w:sz="4" w:space="0" w:color="000000"/>
               <w:bottom w:val="single" w:sz="4" w:space="0" w:color="000000"/>
@@ -17776,7 +17958,7 @@
         </w:tc>
         <w:tc>
           <w:tcPr>
-            <w:tcW w:w="850" w:type="dxa"/>
+            <w:tcW w:w="848" w:type="dxa"/>
             <w:tcBorders>
               <w:left w:val="single" w:sz="4" w:space="0" w:color="000000"/>
               <w:bottom w:val="single" w:sz="4" w:space="0" w:color="000000"/>
@@ -17810,7 +17992,7 @@
         </w:tc>
         <w:tc>
           <w:tcPr>
-            <w:tcW w:w="1396" w:type="dxa"/>
+            <w:tcW w:w="1398" w:type="dxa"/>
             <w:tcBorders>
               <w:left w:val="single" w:sz="4" w:space="0" w:color="000000"/>
               <w:bottom w:val="single" w:sz="4" w:space="0" w:color="000000"/>
@@ -17844,7 +18026,7 @@
         </w:tc>
         <w:tc>
           <w:tcPr>
-            <w:tcW w:w="2504" w:type="dxa"/>
+            <w:tcW w:w="2502" w:type="dxa"/>
             <w:tcBorders>
               <w:left w:val="single" w:sz="4" w:space="0" w:color="000000"/>
               <w:bottom w:val="single" w:sz="4" w:space="0" w:color="000000"/>
@@ -17878,7 +18060,7 @@
         </w:tc>
         <w:tc>
           <w:tcPr>
-            <w:tcW w:w="4270" w:type="dxa"/>
+            <w:tcW w:w="4272" w:type="dxa"/>
             <w:tcBorders>
               <w:left w:val="single" w:sz="4" w:space="0" w:color="000000"/>
               <w:bottom w:val="single" w:sz="4" w:space="0" w:color="000000"/>
@@ -17954,7 +18136,7 @@
         </w:tc>
         <w:tc>
           <w:tcPr>
-            <w:tcW w:w="850" w:type="dxa"/>
+            <w:tcW w:w="848" w:type="dxa"/>
             <w:tcBorders>
               <w:left w:val="single" w:sz="4" w:space="0" w:color="000000"/>
               <w:bottom w:val="single" w:sz="4" w:space="0" w:color="000000"/>
@@ -17988,7 +18170,7 @@
         </w:tc>
         <w:tc>
           <w:tcPr>
-            <w:tcW w:w="1396" w:type="dxa"/>
+            <w:tcW w:w="1398" w:type="dxa"/>
             <w:tcBorders>
               <w:left w:val="single" w:sz="4" w:space="0" w:color="000000"/>
               <w:bottom w:val="single" w:sz="4" w:space="0" w:color="000000"/>
@@ -18022,7 +18204,7 @@
         </w:tc>
         <w:tc>
           <w:tcPr>
-            <w:tcW w:w="2504" w:type="dxa"/>
+            <w:tcW w:w="2502" w:type="dxa"/>
             <w:tcBorders>
               <w:left w:val="single" w:sz="4" w:space="0" w:color="000000"/>
               <w:bottom w:val="single" w:sz="4" w:space="0" w:color="000000"/>
@@ -18056,7 +18238,7 @@
         </w:tc>
         <w:tc>
           <w:tcPr>
-            <w:tcW w:w="4270" w:type="dxa"/>
+            <w:tcW w:w="4272" w:type="dxa"/>
             <w:tcBorders>
               <w:left w:val="single" w:sz="4" w:space="0" w:color="000000"/>
               <w:bottom w:val="single" w:sz="4" w:space="0" w:color="000000"/>
@@ -18132,7 +18314,7 @@
         </w:tc>
         <w:tc>
           <w:tcPr>
-            <w:tcW w:w="850" w:type="dxa"/>
+            <w:tcW w:w="848" w:type="dxa"/>
             <w:tcBorders>
               <w:left w:val="single" w:sz="4" w:space="0" w:color="000000"/>
               <w:bottom w:val="single" w:sz="4" w:space="0" w:color="000000"/>
@@ -18166,7 +18348,7 @@
         </w:tc>
         <w:tc>
           <w:tcPr>
-            <w:tcW w:w="1396" w:type="dxa"/>
+            <w:tcW w:w="1398" w:type="dxa"/>
             <w:tcBorders>
               <w:left w:val="single" w:sz="4" w:space="0" w:color="000000"/>
               <w:bottom w:val="single" w:sz="4" w:space="0" w:color="000000"/>
@@ -18200,7 +18382,7 @@
         </w:tc>
         <w:tc>
           <w:tcPr>
-            <w:tcW w:w="2504" w:type="dxa"/>
+            <w:tcW w:w="2502" w:type="dxa"/>
             <w:tcBorders>
               <w:left w:val="single" w:sz="4" w:space="0" w:color="000000"/>
               <w:bottom w:val="single" w:sz="4" w:space="0" w:color="000000"/>
@@ -18234,7 +18416,7 @@
         </w:tc>
         <w:tc>
           <w:tcPr>
-            <w:tcW w:w="4270" w:type="dxa"/>
+            <w:tcW w:w="4272" w:type="dxa"/>
             <w:tcBorders>
               <w:left w:val="single" w:sz="4" w:space="0" w:color="000000"/>
               <w:bottom w:val="single" w:sz="4" w:space="0" w:color="000000"/>
@@ -18310,7 +18492,7 @@
         </w:tc>
         <w:tc>
           <w:tcPr>
-            <w:tcW w:w="850" w:type="dxa"/>
+            <w:tcW w:w="848" w:type="dxa"/>
             <w:tcBorders>
               <w:left w:val="single" w:sz="4" w:space="0" w:color="000000"/>
               <w:bottom w:val="single" w:sz="4" w:space="0" w:color="000000"/>
@@ -18344,7 +18526,7 @@
         </w:tc>
         <w:tc>
           <w:tcPr>
-            <w:tcW w:w="1396" w:type="dxa"/>
+            <w:tcW w:w="1398" w:type="dxa"/>
             <w:tcBorders>
               <w:left w:val="single" w:sz="4" w:space="0" w:color="000000"/>
               <w:bottom w:val="single" w:sz="4" w:space="0" w:color="000000"/>
@@ -18378,7 +18560,7 @@
         </w:tc>
         <w:tc>
           <w:tcPr>
-            <w:tcW w:w="2504" w:type="dxa"/>
+            <w:tcW w:w="2502" w:type="dxa"/>
             <w:tcBorders>
               <w:left w:val="single" w:sz="4" w:space="0" w:color="000000"/>
               <w:bottom w:val="single" w:sz="4" w:space="0" w:color="000000"/>
@@ -18412,7 +18594,7 @@
         </w:tc>
         <w:tc>
           <w:tcPr>
-            <w:tcW w:w="4270" w:type="dxa"/>
+            <w:tcW w:w="4272" w:type="dxa"/>
             <w:tcBorders>
               <w:left w:val="single" w:sz="4" w:space="0" w:color="000000"/>
               <w:bottom w:val="single" w:sz="4" w:space="0" w:color="000000"/>
@@ -18488,7 +18670,7 @@
         </w:tc>
         <w:tc>
           <w:tcPr>
-            <w:tcW w:w="850" w:type="dxa"/>
+            <w:tcW w:w="848" w:type="dxa"/>
             <w:tcBorders>
               <w:left w:val="single" w:sz="4" w:space="0" w:color="000000"/>
               <w:bottom w:val="single" w:sz="4" w:space="0" w:color="000000"/>
@@ -18522,7 +18704,7 @@
         </w:tc>
         <w:tc>
           <w:tcPr>
-            <w:tcW w:w="1396" w:type="dxa"/>
+            <w:tcW w:w="1398" w:type="dxa"/>
             <w:tcBorders>
               <w:left w:val="single" w:sz="4" w:space="0" w:color="000000"/>
               <w:bottom w:val="single" w:sz="4" w:space="0" w:color="000000"/>
@@ -18556,7 +18738,7 @@
         </w:tc>
         <w:tc>
           <w:tcPr>
-            <w:tcW w:w="2504" w:type="dxa"/>
+            <w:tcW w:w="2502" w:type="dxa"/>
             <w:tcBorders>
               <w:left w:val="single" w:sz="4" w:space="0" w:color="000000"/>
               <w:bottom w:val="single" w:sz="4" w:space="0" w:color="000000"/>
@@ -18590,7 +18772,7 @@
         </w:tc>
         <w:tc>
           <w:tcPr>
-            <w:tcW w:w="4270" w:type="dxa"/>
+            <w:tcW w:w="4272" w:type="dxa"/>
             <w:tcBorders>
               <w:left w:val="single" w:sz="4" w:space="0" w:color="000000"/>
               <w:bottom w:val="single" w:sz="4" w:space="0" w:color="000000"/>
@@ -18666,7 +18848,7 @@
         </w:tc>
         <w:tc>
           <w:tcPr>
-            <w:tcW w:w="850" w:type="dxa"/>
+            <w:tcW w:w="848" w:type="dxa"/>
             <w:tcBorders>
               <w:left w:val="single" w:sz="4" w:space="0" w:color="000000"/>
               <w:bottom w:val="single" w:sz="4" w:space="0" w:color="000000"/>
@@ -18700,7 +18882,7 @@
         </w:tc>
         <w:tc>
           <w:tcPr>
-            <w:tcW w:w="1396" w:type="dxa"/>
+            <w:tcW w:w="1398" w:type="dxa"/>
             <w:tcBorders>
               <w:left w:val="single" w:sz="4" w:space="0" w:color="000000"/>
               <w:bottom w:val="single" w:sz="4" w:space="0" w:color="000000"/>
@@ -18734,7 +18916,7 @@
         </w:tc>
         <w:tc>
           <w:tcPr>
-            <w:tcW w:w="2504" w:type="dxa"/>
+            <w:tcW w:w="2502" w:type="dxa"/>
             <w:tcBorders>
               <w:left w:val="single" w:sz="4" w:space="0" w:color="000000"/>
               <w:bottom w:val="single" w:sz="4" w:space="0" w:color="000000"/>
@@ -18768,7 +18950,7 @@
         </w:tc>
         <w:tc>
           <w:tcPr>
-            <w:tcW w:w="4270" w:type="dxa"/>
+            <w:tcW w:w="4272" w:type="dxa"/>
             <w:tcBorders>
               <w:left w:val="single" w:sz="4" w:space="0" w:color="000000"/>
               <w:bottom w:val="single" w:sz="4" w:space="0" w:color="000000"/>
@@ -18844,7 +19026,7 @@
         </w:tc>
         <w:tc>
           <w:tcPr>
-            <w:tcW w:w="850" w:type="dxa"/>
+            <w:tcW w:w="848" w:type="dxa"/>
             <w:tcBorders>
               <w:left w:val="single" w:sz="4" w:space="0" w:color="000000"/>
               <w:bottom w:val="single" w:sz="4" w:space="0" w:color="000000"/>
@@ -18878,7 +19060,7 @@
         </w:tc>
         <w:tc>
           <w:tcPr>
-            <w:tcW w:w="1396" w:type="dxa"/>
+            <w:tcW w:w="1398" w:type="dxa"/>
             <w:tcBorders>
               <w:left w:val="single" w:sz="4" w:space="0" w:color="000000"/>
               <w:bottom w:val="single" w:sz="4" w:space="0" w:color="000000"/>
@@ -18912,7 +19094,7 @@
         </w:tc>
         <w:tc>
           <w:tcPr>
-            <w:tcW w:w="2504" w:type="dxa"/>
+            <w:tcW w:w="2502" w:type="dxa"/>
             <w:tcBorders>
               <w:left w:val="single" w:sz="4" w:space="0" w:color="000000"/>
               <w:bottom w:val="single" w:sz="4" w:space="0" w:color="000000"/>
@@ -18946,7 +19128,7 @@
         </w:tc>
         <w:tc>
           <w:tcPr>
-            <w:tcW w:w="4270" w:type="dxa"/>
+            <w:tcW w:w="4272" w:type="dxa"/>
             <w:tcBorders>
               <w:left w:val="single" w:sz="4" w:space="0" w:color="000000"/>
               <w:bottom w:val="single" w:sz="4" w:space="0" w:color="000000"/>
@@ -19022,7 +19204,7 @@
         </w:tc>
         <w:tc>
           <w:tcPr>
-            <w:tcW w:w="850" w:type="dxa"/>
+            <w:tcW w:w="848" w:type="dxa"/>
             <w:tcBorders>
               <w:left w:val="single" w:sz="4" w:space="0" w:color="000000"/>
               <w:bottom w:val="single" w:sz="4" w:space="0" w:color="000000"/>
@@ -19056,7 +19238,7 @@
         </w:tc>
         <w:tc>
           <w:tcPr>
-            <w:tcW w:w="1396" w:type="dxa"/>
+            <w:tcW w:w="1398" w:type="dxa"/>
             <w:tcBorders>
               <w:left w:val="single" w:sz="4" w:space="0" w:color="000000"/>
               <w:bottom w:val="single" w:sz="4" w:space="0" w:color="000000"/>
@@ -19090,7 +19272,7 @@
         </w:tc>
         <w:tc>
           <w:tcPr>
-            <w:tcW w:w="2504" w:type="dxa"/>
+            <w:tcW w:w="2502" w:type="dxa"/>
             <w:tcBorders>
               <w:left w:val="single" w:sz="4" w:space="0" w:color="000000"/>
               <w:bottom w:val="single" w:sz="4" w:space="0" w:color="000000"/>
@@ -19124,7 +19306,7 @@
         </w:tc>
         <w:tc>
           <w:tcPr>
-            <w:tcW w:w="4270" w:type="dxa"/>
+            <w:tcW w:w="4272" w:type="dxa"/>
             <w:tcBorders>
               <w:left w:val="single" w:sz="4" w:space="0" w:color="000000"/>
               <w:bottom w:val="single" w:sz="4" w:space="0" w:color="000000"/>
@@ -19460,7 +19642,7 @@
         </w:tc>
         <w:tc>
           <w:tcPr>
-            <w:tcW w:w="850" w:type="dxa"/>
+            <w:tcW w:w="848" w:type="dxa"/>
             <w:tcBorders>
               <w:left w:val="single" w:sz="4" w:space="0" w:color="000000"/>
               <w:bottom w:val="single" w:sz="4" w:space="0" w:color="000000"/>
@@ -19494,7 +19676,7 @@
         </w:tc>
         <w:tc>
           <w:tcPr>
-            <w:tcW w:w="1396" w:type="dxa"/>
+            <w:tcW w:w="1398" w:type="dxa"/>
             <w:tcBorders>
               <w:left w:val="single" w:sz="4" w:space="0" w:color="000000"/>
               <w:bottom w:val="single" w:sz="4" w:space="0" w:color="000000"/>
@@ -19528,7 +19710,7 @@
         </w:tc>
         <w:tc>
           <w:tcPr>
-            <w:tcW w:w="2504" w:type="dxa"/>
+            <w:tcW w:w="2502" w:type="dxa"/>
             <w:tcBorders>
               <w:left w:val="single" w:sz="4" w:space="0" w:color="000000"/>
               <w:bottom w:val="single" w:sz="4" w:space="0" w:color="000000"/>
@@ -19562,7 +19744,7 @@
         </w:tc>
         <w:tc>
           <w:tcPr>
-            <w:tcW w:w="4270" w:type="dxa"/>
+            <w:tcW w:w="4272" w:type="dxa"/>
             <w:tcBorders>
               <w:left w:val="single" w:sz="4" w:space="0" w:color="000000"/>
               <w:bottom w:val="single" w:sz="4" w:space="0" w:color="000000"/>
@@ -19638,7 +19820,7 @@
         </w:tc>
         <w:tc>
           <w:tcPr>
-            <w:tcW w:w="850" w:type="dxa"/>
+            <w:tcW w:w="848" w:type="dxa"/>
             <w:tcBorders>
               <w:left w:val="single" w:sz="4" w:space="0" w:color="000000"/>
               <w:bottom w:val="single" w:sz="4" w:space="0" w:color="000000"/>
@@ -19672,7 +19854,7 @@
         </w:tc>
         <w:tc>
           <w:tcPr>
-            <w:tcW w:w="1396" w:type="dxa"/>
+            <w:tcW w:w="1398" w:type="dxa"/>
             <w:tcBorders>
               <w:left w:val="single" w:sz="4" w:space="0" w:color="000000"/>
               <w:bottom w:val="single" w:sz="4" w:space="0" w:color="000000"/>
@@ -19706,7 +19888,7 @@
         </w:tc>
         <w:tc>
           <w:tcPr>
-            <w:tcW w:w="2504" w:type="dxa"/>
+            <w:tcW w:w="2502" w:type="dxa"/>
             <w:tcBorders>
               <w:left w:val="single" w:sz="4" w:space="0" w:color="000000"/>
               <w:bottom w:val="single" w:sz="4" w:space="0" w:color="000000"/>
@@ -19740,7 +19922,7 @@
         </w:tc>
         <w:tc>
           <w:tcPr>
-            <w:tcW w:w="4270" w:type="dxa"/>
+            <w:tcW w:w="4272" w:type="dxa"/>
             <w:tcBorders>
               <w:left w:val="single" w:sz="4" w:space="0" w:color="000000"/>
               <w:bottom w:val="single" w:sz="4" w:space="0" w:color="000000"/>
@@ -19816,7 +19998,7 @@
         </w:tc>
         <w:tc>
           <w:tcPr>
-            <w:tcW w:w="850" w:type="dxa"/>
+            <w:tcW w:w="848" w:type="dxa"/>
             <w:tcBorders>
               <w:left w:val="single" w:sz="4" w:space="0" w:color="000000"/>
               <w:bottom w:val="single" w:sz="4" w:space="0" w:color="000000"/>
@@ -19850,7 +20032,7 @@
         </w:tc>
         <w:tc>
           <w:tcPr>
-            <w:tcW w:w="1396" w:type="dxa"/>
+            <w:tcW w:w="1398" w:type="dxa"/>
             <w:tcBorders>
               <w:left w:val="single" w:sz="4" w:space="0" w:color="000000"/>
               <w:bottom w:val="single" w:sz="4" w:space="0" w:color="000000"/>
@@ -19884,7 +20066,7 @@
         </w:tc>
         <w:tc>
           <w:tcPr>
-            <w:tcW w:w="2504" w:type="dxa"/>
+            <w:tcW w:w="2502" w:type="dxa"/>
             <w:tcBorders>
               <w:left w:val="single" w:sz="4" w:space="0" w:color="000000"/>
               <w:bottom w:val="single" w:sz="4" w:space="0" w:color="000000"/>
@@ -19918,7 +20100,7 @@
         </w:tc>
         <w:tc>
           <w:tcPr>
-            <w:tcW w:w="4270" w:type="dxa"/>
+            <w:tcW w:w="4272" w:type="dxa"/>
             <w:tcBorders>
               <w:left w:val="single" w:sz="4" w:space="0" w:color="000000"/>
               <w:bottom w:val="single" w:sz="4" w:space="0" w:color="000000"/>
@@ -20008,8 +20190,8 @@
         <w:gridCol w:w="952"/>
         <w:gridCol w:w="821"/>
         <w:gridCol w:w="1425"/>
-        <w:gridCol w:w="2504"/>
-        <w:gridCol w:w="4270"/>
+        <w:gridCol w:w="2502"/>
+        <w:gridCol w:w="4272"/>
       </w:tblGrid>
       <w:tr>
         <w:trPr/>
@@ -20108,7 +20290,7 @@
         </w:tc>
         <w:tc>
           <w:tcPr>
-            <w:tcW w:w="2504" w:type="dxa"/>
+            <w:tcW w:w="2502" w:type="dxa"/>
             <w:tcBorders>
               <w:top w:val="single" w:sz="4" w:space="0" w:color="000000"/>
               <w:left w:val="single" w:sz="4" w:space="0" w:color="000000"/>
@@ -20139,7 +20321,7 @@
         </w:tc>
         <w:tc>
           <w:tcPr>
-            <w:tcW w:w="4270" w:type="dxa"/>
+            <w:tcW w:w="4272" w:type="dxa"/>
             <w:tcBorders>
               <w:top w:val="single" w:sz="4" w:space="0" w:color="000000"/>
               <w:left w:val="single" w:sz="4" w:space="0" w:color="000000"/>
@@ -20234,7 +20416,7 @@
         </w:tc>
         <w:tc>
           <w:tcPr>
-            <w:tcW w:w="2504" w:type="dxa"/>
+            <w:tcW w:w="2502" w:type="dxa"/>
             <w:tcBorders>
               <w:left w:val="single" w:sz="4" w:space="0" w:color="000000"/>
               <w:bottom w:val="single" w:sz="4" w:space="0" w:color="000000"/>
@@ -20254,7 +20436,7 @@
         </w:tc>
         <w:tc>
           <w:tcPr>
-            <w:tcW w:w="4270" w:type="dxa"/>
+            <w:tcW w:w="4272" w:type="dxa"/>
             <w:tcBorders>
               <w:left w:val="single" w:sz="4" w:space="0" w:color="000000"/>
               <w:bottom w:val="single" w:sz="4" w:space="0" w:color="000000"/>
@@ -20900,7 +21082,7 @@
         </w:tc>
         <w:tc>
           <w:tcPr>
-            <w:tcW w:w="2504" w:type="dxa"/>
+            <w:tcW w:w="2502" w:type="dxa"/>
             <w:tcBorders>
               <w:left w:val="single" w:sz="4" w:space="0" w:color="000000"/>
               <w:bottom w:val="single" w:sz="4" w:space="0" w:color="000000"/>
@@ -20924,7 +21106,7 @@
         </w:tc>
         <w:tc>
           <w:tcPr>
-            <w:tcW w:w="4270" w:type="dxa"/>
+            <w:tcW w:w="4272" w:type="dxa"/>
             <w:tcBorders>
               <w:left w:val="single" w:sz="4" w:space="0" w:color="000000"/>
               <w:bottom w:val="single" w:sz="4" w:space="0" w:color="000000"/>
@@ -21030,7 +21212,7 @@
         </w:tc>
         <w:tc>
           <w:tcPr>
-            <w:tcW w:w="2504" w:type="dxa"/>
+            <w:tcW w:w="2502" w:type="dxa"/>
             <w:tcBorders>
               <w:left w:val="single" w:sz="4" w:space="0" w:color="000000"/>
               <w:bottom w:val="single" w:sz="4" w:space="0" w:color="000000"/>
@@ -21054,7 +21236,7 @@
         </w:tc>
         <w:tc>
           <w:tcPr>
-            <w:tcW w:w="4270" w:type="dxa"/>
+            <w:tcW w:w="4272" w:type="dxa"/>
             <w:tcBorders>
               <w:left w:val="single" w:sz="4" w:space="0" w:color="000000"/>
               <w:bottom w:val="single" w:sz="4" w:space="0" w:color="000000"/>
@@ -21160,7 +21342,7 @@
         </w:tc>
         <w:tc>
           <w:tcPr>
-            <w:tcW w:w="2504" w:type="dxa"/>
+            <w:tcW w:w="2502" w:type="dxa"/>
             <w:tcBorders>
               <w:left w:val="single" w:sz="4" w:space="0" w:color="000000"/>
               <w:bottom w:val="single" w:sz="4" w:space="0" w:color="000000"/>
@@ -21184,7 +21366,7 @@
         </w:tc>
         <w:tc>
           <w:tcPr>
-            <w:tcW w:w="4270" w:type="dxa"/>
+            <w:tcW w:w="4272" w:type="dxa"/>
             <w:tcBorders>
               <w:left w:val="single" w:sz="4" w:space="0" w:color="000000"/>
               <w:bottom w:val="single" w:sz="4" w:space="0" w:color="000000"/>
@@ -21290,7 +21472,7 @@
         </w:tc>
         <w:tc>
           <w:tcPr>
-            <w:tcW w:w="2504" w:type="dxa"/>
+            <w:tcW w:w="2502" w:type="dxa"/>
             <w:tcBorders>
               <w:left w:val="single" w:sz="4" w:space="0" w:color="000000"/>
               <w:bottom w:val="single" w:sz="4" w:space="0" w:color="000000"/>
@@ -21314,7 +21496,7 @@
         </w:tc>
         <w:tc>
           <w:tcPr>
-            <w:tcW w:w="4270" w:type="dxa"/>
+            <w:tcW w:w="4272" w:type="dxa"/>
             <w:tcBorders>
               <w:left w:val="single" w:sz="4" w:space="0" w:color="000000"/>
               <w:bottom w:val="single" w:sz="4" w:space="0" w:color="000000"/>
@@ -21420,7 +21602,7 @@
         </w:tc>
         <w:tc>
           <w:tcPr>
-            <w:tcW w:w="2504" w:type="dxa"/>
+            <w:tcW w:w="2502" w:type="dxa"/>
             <w:tcBorders>
               <w:left w:val="single" w:sz="4" w:space="0" w:color="000000"/>
               <w:bottom w:val="single" w:sz="4" w:space="0" w:color="000000"/>
@@ -21444,7 +21626,7 @@
         </w:tc>
         <w:tc>
           <w:tcPr>
-            <w:tcW w:w="4270" w:type="dxa"/>
+            <w:tcW w:w="4272" w:type="dxa"/>
             <w:tcBorders>
               <w:left w:val="single" w:sz="4" w:space="0" w:color="000000"/>
               <w:bottom w:val="single" w:sz="4" w:space="0" w:color="000000"/>
@@ -21550,7 +21732,7 @@
         </w:tc>
         <w:tc>
           <w:tcPr>
-            <w:tcW w:w="2504" w:type="dxa"/>
+            <w:tcW w:w="2502" w:type="dxa"/>
             <w:tcBorders>
               <w:left w:val="single" w:sz="4" w:space="0" w:color="000000"/>
               <w:bottom w:val="single" w:sz="4" w:space="0" w:color="000000"/>
@@ -21574,7 +21756,7 @@
         </w:tc>
         <w:tc>
           <w:tcPr>
-            <w:tcW w:w="4270" w:type="dxa"/>
+            <w:tcW w:w="4272" w:type="dxa"/>
             <w:tcBorders>
               <w:left w:val="single" w:sz="4" w:space="0" w:color="000000"/>
               <w:bottom w:val="single" w:sz="4" w:space="0" w:color="000000"/>
@@ -21680,7 +21862,7 @@
         </w:tc>
         <w:tc>
           <w:tcPr>
-            <w:tcW w:w="2504" w:type="dxa"/>
+            <w:tcW w:w="2502" w:type="dxa"/>
             <w:tcBorders>
               <w:left w:val="single" w:sz="4" w:space="0" w:color="000000"/>
               <w:bottom w:val="single" w:sz="4" w:space="0" w:color="000000"/>
@@ -21704,7 +21886,7 @@
         </w:tc>
         <w:tc>
           <w:tcPr>
-            <w:tcW w:w="4270" w:type="dxa"/>
+            <w:tcW w:w="4272" w:type="dxa"/>
             <w:tcBorders>
               <w:left w:val="single" w:sz="4" w:space="0" w:color="000000"/>
               <w:bottom w:val="single" w:sz="4" w:space="0" w:color="000000"/>
@@ -21810,7 +21992,7 @@
         </w:tc>
         <w:tc>
           <w:tcPr>
-            <w:tcW w:w="2504" w:type="dxa"/>
+            <w:tcW w:w="2502" w:type="dxa"/>
             <w:tcBorders>
               <w:left w:val="single" w:sz="4" w:space="0" w:color="000000"/>
               <w:bottom w:val="single" w:sz="4" w:space="0" w:color="000000"/>
@@ -21834,7 +22016,7 @@
         </w:tc>
         <w:tc>
           <w:tcPr>
-            <w:tcW w:w="4270" w:type="dxa"/>
+            <w:tcW w:w="4272" w:type="dxa"/>
             <w:tcBorders>
               <w:left w:val="single" w:sz="4" w:space="0" w:color="000000"/>
               <w:bottom w:val="single" w:sz="4" w:space="0" w:color="000000"/>
@@ -21914,10 +22096,10 @@
       </w:tblPr>
       <w:tblGrid>
         <w:gridCol w:w="952"/>
-        <w:gridCol w:w="850"/>
-        <w:gridCol w:w="1396"/>
-        <w:gridCol w:w="2504"/>
-        <w:gridCol w:w="4270"/>
+        <w:gridCol w:w="848"/>
+        <w:gridCol w:w="1398"/>
+        <w:gridCol w:w="2502"/>
+        <w:gridCol w:w="4272"/>
       </w:tblGrid>
       <w:tr>
         <w:trPr/>
@@ -21958,7 +22140,7 @@
         </w:tc>
         <w:tc>
           <w:tcPr>
-            <w:tcW w:w="850" w:type="dxa"/>
+            <w:tcW w:w="848" w:type="dxa"/>
             <w:tcBorders>
               <w:top w:val="single" w:sz="4" w:space="0" w:color="000000"/>
               <w:left w:val="single" w:sz="4" w:space="0" w:color="000000"/>
@@ -21993,7 +22175,7 @@
         </w:tc>
         <w:tc>
           <w:tcPr>
-            <w:tcW w:w="1396" w:type="dxa"/>
+            <w:tcW w:w="1398" w:type="dxa"/>
             <w:tcBorders>
               <w:top w:val="single" w:sz="4" w:space="0" w:color="000000"/>
               <w:left w:val="single" w:sz="4" w:space="0" w:color="000000"/>
@@ -22028,7 +22210,7 @@
         </w:tc>
         <w:tc>
           <w:tcPr>
-            <w:tcW w:w="2504" w:type="dxa"/>
+            <w:tcW w:w="2502" w:type="dxa"/>
             <w:tcBorders>
               <w:top w:val="single" w:sz="4" w:space="0" w:color="000000"/>
               <w:left w:val="single" w:sz="4" w:space="0" w:color="000000"/>
@@ -22063,7 +22245,7 @@
         </w:tc>
         <w:tc>
           <w:tcPr>
-            <w:tcW w:w="4270" w:type="dxa"/>
+            <w:tcW w:w="4272" w:type="dxa"/>
             <w:tcBorders>
               <w:top w:val="single" w:sz="4" w:space="0" w:color="000000"/>
               <w:left w:val="single" w:sz="4" w:space="0" w:color="000000"/>
@@ -22126,7 +22308,7 @@
         </w:tc>
         <w:tc>
           <w:tcPr>
-            <w:tcW w:w="850" w:type="dxa"/>
+            <w:tcW w:w="848" w:type="dxa"/>
             <w:tcBorders>
               <w:left w:val="single" w:sz="4" w:space="0" w:color="000000"/>
               <w:bottom w:val="single" w:sz="4" w:space="0" w:color="000000"/>
@@ -22150,7 +22332,7 @@
         </w:tc>
         <w:tc>
           <w:tcPr>
-            <w:tcW w:w="1396" w:type="dxa"/>
+            <w:tcW w:w="1398" w:type="dxa"/>
             <w:tcBorders>
               <w:left w:val="single" w:sz="4" w:space="0" w:color="000000"/>
               <w:bottom w:val="single" w:sz="4" w:space="0" w:color="000000"/>
@@ -22174,7 +22356,7 @@
         </w:tc>
         <w:tc>
           <w:tcPr>
-            <w:tcW w:w="2504" w:type="dxa"/>
+            <w:tcW w:w="2502" w:type="dxa"/>
             <w:tcBorders>
               <w:left w:val="single" w:sz="4" w:space="0" w:color="000000"/>
               <w:bottom w:val="single" w:sz="4" w:space="0" w:color="000000"/>
@@ -22198,7 +22380,7 @@
         </w:tc>
         <w:tc>
           <w:tcPr>
-            <w:tcW w:w="4270" w:type="dxa"/>
+            <w:tcW w:w="4272" w:type="dxa"/>
             <w:tcBorders>
               <w:left w:val="single" w:sz="4" w:space="0" w:color="000000"/>
               <w:bottom w:val="single" w:sz="4" w:space="0" w:color="000000"/>
@@ -22256,7 +22438,7 @@
         </w:tc>
         <w:tc>
           <w:tcPr>
-            <w:tcW w:w="850" w:type="dxa"/>
+            <w:tcW w:w="848" w:type="dxa"/>
             <w:tcBorders>
               <w:left w:val="single" w:sz="4" w:space="0" w:color="000000"/>
               <w:bottom w:val="single" w:sz="4" w:space="0" w:color="000000"/>
@@ -22280,7 +22462,7 @@
         </w:tc>
         <w:tc>
           <w:tcPr>
-            <w:tcW w:w="1396" w:type="dxa"/>
+            <w:tcW w:w="1398" w:type="dxa"/>
             <w:tcBorders>
               <w:left w:val="single" w:sz="4" w:space="0" w:color="000000"/>
               <w:bottom w:val="single" w:sz="4" w:space="0" w:color="000000"/>
@@ -22304,7 +22486,7 @@
         </w:tc>
         <w:tc>
           <w:tcPr>
-            <w:tcW w:w="2504" w:type="dxa"/>
+            <w:tcW w:w="2502" w:type="dxa"/>
             <w:tcBorders>
               <w:left w:val="single" w:sz="4" w:space="0" w:color="000000"/>
               <w:bottom w:val="single" w:sz="4" w:space="0" w:color="000000"/>
@@ -22328,7 +22510,7 @@
         </w:tc>
         <w:tc>
           <w:tcPr>
-            <w:tcW w:w="4270" w:type="dxa"/>
+            <w:tcW w:w="4272" w:type="dxa"/>
             <w:tcBorders>
               <w:left w:val="single" w:sz="4" w:space="0" w:color="000000"/>
               <w:bottom w:val="single" w:sz="4" w:space="0" w:color="000000"/>
@@ -22386,7 +22568,7 @@
         </w:tc>
         <w:tc>
           <w:tcPr>
-            <w:tcW w:w="850" w:type="dxa"/>
+            <w:tcW w:w="848" w:type="dxa"/>
             <w:tcBorders>
               <w:left w:val="single" w:sz="4" w:space="0" w:color="000000"/>
               <w:bottom w:val="single" w:sz="4" w:space="0" w:color="000000"/>
@@ -22410,7 +22592,7 @@
         </w:tc>
         <w:tc>
           <w:tcPr>
-            <w:tcW w:w="1396" w:type="dxa"/>
+            <w:tcW w:w="1398" w:type="dxa"/>
             <w:tcBorders>
               <w:left w:val="single" w:sz="4" w:space="0" w:color="000000"/>
               <w:bottom w:val="single" w:sz="4" w:space="0" w:color="000000"/>
@@ -22434,7 +22616,7 @@
         </w:tc>
         <w:tc>
           <w:tcPr>
-            <w:tcW w:w="2504" w:type="dxa"/>
+            <w:tcW w:w="2502" w:type="dxa"/>
             <w:tcBorders>
               <w:left w:val="single" w:sz="4" w:space="0" w:color="000000"/>
               <w:bottom w:val="single" w:sz="4" w:space="0" w:color="000000"/>
@@ -22458,7 +22640,7 @@
         </w:tc>
         <w:tc>
           <w:tcPr>
-            <w:tcW w:w="4270" w:type="dxa"/>
+            <w:tcW w:w="4272" w:type="dxa"/>
             <w:tcBorders>
               <w:left w:val="single" w:sz="4" w:space="0" w:color="000000"/>
               <w:bottom w:val="single" w:sz="4" w:space="0" w:color="000000"/>
@@ -22516,7 +22698,7 @@
         </w:tc>
         <w:tc>
           <w:tcPr>
-            <w:tcW w:w="850" w:type="dxa"/>
+            <w:tcW w:w="848" w:type="dxa"/>
             <w:tcBorders>
               <w:left w:val="single" w:sz="4" w:space="0" w:color="000000"/>
               <w:bottom w:val="single" w:sz="4" w:space="0" w:color="000000"/>
@@ -22540,7 +22722,7 @@
         </w:tc>
         <w:tc>
           <w:tcPr>
-            <w:tcW w:w="1396" w:type="dxa"/>
+            <w:tcW w:w="1398" w:type="dxa"/>
             <w:tcBorders>
               <w:left w:val="single" w:sz="4" w:space="0" w:color="000000"/>
               <w:bottom w:val="single" w:sz="4" w:space="0" w:color="000000"/>
@@ -22564,7 +22746,7 @@
         </w:tc>
         <w:tc>
           <w:tcPr>
-            <w:tcW w:w="2504" w:type="dxa"/>
+            <w:tcW w:w="2502" w:type="dxa"/>
             <w:tcBorders>
               <w:left w:val="single" w:sz="4" w:space="0" w:color="000000"/>
               <w:bottom w:val="single" w:sz="4" w:space="0" w:color="000000"/>
@@ -22588,7 +22770,7 @@
         </w:tc>
         <w:tc>
           <w:tcPr>
-            <w:tcW w:w="4270" w:type="dxa"/>
+            <w:tcW w:w="4272" w:type="dxa"/>
             <w:tcBorders>
               <w:left w:val="single" w:sz="4" w:space="0" w:color="000000"/>
               <w:bottom w:val="single" w:sz="4" w:space="0" w:color="000000"/>
@@ -22646,7 +22828,7 @@
         </w:tc>
         <w:tc>
           <w:tcPr>
-            <w:tcW w:w="850" w:type="dxa"/>
+            <w:tcW w:w="848" w:type="dxa"/>
             <w:tcBorders>
               <w:left w:val="single" w:sz="4" w:space="0" w:color="000000"/>
               <w:bottom w:val="single" w:sz="4" w:space="0" w:color="000000"/>
@@ -22670,7 +22852,7 @@
         </w:tc>
         <w:tc>
           <w:tcPr>
-            <w:tcW w:w="1396" w:type="dxa"/>
+            <w:tcW w:w="1398" w:type="dxa"/>
             <w:tcBorders>
               <w:left w:val="single" w:sz="4" w:space="0" w:color="000000"/>
               <w:bottom w:val="single" w:sz="4" w:space="0" w:color="000000"/>
@@ -22694,7 +22876,7 @@
         </w:tc>
         <w:tc>
           <w:tcPr>
-            <w:tcW w:w="2504" w:type="dxa"/>
+            <w:tcW w:w="2502" w:type="dxa"/>
             <w:tcBorders>
               <w:left w:val="single" w:sz="4" w:space="0" w:color="000000"/>
               <w:bottom w:val="single" w:sz="4" w:space="0" w:color="000000"/>
@@ -22718,7 +22900,7 @@
         </w:tc>
         <w:tc>
           <w:tcPr>
-            <w:tcW w:w="4270" w:type="dxa"/>
+            <w:tcW w:w="4272" w:type="dxa"/>
             <w:tcBorders>
               <w:left w:val="single" w:sz="4" w:space="0" w:color="000000"/>
               <w:bottom w:val="single" w:sz="4" w:space="0" w:color="000000"/>
@@ -22776,7 +22958,7 @@
         </w:tc>
         <w:tc>
           <w:tcPr>
-            <w:tcW w:w="850" w:type="dxa"/>
+            <w:tcW w:w="848" w:type="dxa"/>
             <w:tcBorders>
               <w:left w:val="single" w:sz="4" w:space="0" w:color="000000"/>
               <w:bottom w:val="single" w:sz="4" w:space="0" w:color="000000"/>
@@ -22800,7 +22982,7 @@
         </w:tc>
         <w:tc>
           <w:tcPr>
-            <w:tcW w:w="1396" w:type="dxa"/>
+            <w:tcW w:w="1398" w:type="dxa"/>
             <w:tcBorders>
               <w:left w:val="single" w:sz="4" w:space="0" w:color="000000"/>
               <w:bottom w:val="single" w:sz="4" w:space="0" w:color="000000"/>
@@ -22824,7 +23006,7 @@
         </w:tc>
         <w:tc>
           <w:tcPr>
-            <w:tcW w:w="2504" w:type="dxa"/>
+            <w:tcW w:w="2502" w:type="dxa"/>
             <w:tcBorders>
               <w:left w:val="single" w:sz="4" w:space="0" w:color="000000"/>
               <w:bottom w:val="single" w:sz="4" w:space="0" w:color="000000"/>
@@ -22848,7 +23030,7 @@
         </w:tc>
         <w:tc>
           <w:tcPr>
-            <w:tcW w:w="4270" w:type="dxa"/>
+            <w:tcW w:w="4272" w:type="dxa"/>
             <w:tcBorders>
               <w:left w:val="single" w:sz="4" w:space="0" w:color="000000"/>
               <w:bottom w:val="single" w:sz="4" w:space="0" w:color="000000"/>
@@ -22906,7 +23088,7 @@
         </w:tc>
         <w:tc>
           <w:tcPr>
-            <w:tcW w:w="850" w:type="dxa"/>
+            <w:tcW w:w="848" w:type="dxa"/>
             <w:tcBorders>
               <w:left w:val="single" w:sz="4" w:space="0" w:color="000000"/>
               <w:bottom w:val="single" w:sz="4" w:space="0" w:color="000000"/>
@@ -22930,7 +23112,7 @@
         </w:tc>
         <w:tc>
           <w:tcPr>
-            <w:tcW w:w="1396" w:type="dxa"/>
+            <w:tcW w:w="1398" w:type="dxa"/>
             <w:tcBorders>
               <w:left w:val="single" w:sz="4" w:space="0" w:color="000000"/>
               <w:bottom w:val="single" w:sz="4" w:space="0" w:color="000000"/>
@@ -22954,7 +23136,7 @@
         </w:tc>
         <w:tc>
           <w:tcPr>
-            <w:tcW w:w="2504" w:type="dxa"/>
+            <w:tcW w:w="2502" w:type="dxa"/>
             <w:tcBorders>
               <w:left w:val="single" w:sz="4" w:space="0" w:color="000000"/>
               <w:bottom w:val="single" w:sz="4" w:space="0" w:color="000000"/>
@@ -22978,7 +23160,7 @@
         </w:tc>
         <w:tc>
           <w:tcPr>
-            <w:tcW w:w="4270" w:type="dxa"/>
+            <w:tcW w:w="4272" w:type="dxa"/>
             <w:tcBorders>
               <w:left w:val="single" w:sz="4" w:space="0" w:color="000000"/>
               <w:bottom w:val="single" w:sz="4" w:space="0" w:color="000000"/>
@@ -23036,7 +23218,7 @@
         </w:tc>
         <w:tc>
           <w:tcPr>
-            <w:tcW w:w="850" w:type="dxa"/>
+            <w:tcW w:w="848" w:type="dxa"/>
             <w:tcBorders>
               <w:left w:val="single" w:sz="4" w:space="0" w:color="000000"/>
               <w:bottom w:val="single" w:sz="4" w:space="0" w:color="000000"/>
@@ -23060,7 +23242,7 @@
         </w:tc>
         <w:tc>
           <w:tcPr>
-            <w:tcW w:w="1396" w:type="dxa"/>
+            <w:tcW w:w="1398" w:type="dxa"/>
             <w:tcBorders>
               <w:left w:val="single" w:sz="4" w:space="0" w:color="000000"/>
               <w:bottom w:val="single" w:sz="4" w:space="0" w:color="000000"/>
@@ -23084,7 +23266,7 @@
         </w:tc>
         <w:tc>
           <w:tcPr>
-            <w:tcW w:w="2504" w:type="dxa"/>
+            <w:tcW w:w="2502" w:type="dxa"/>
             <w:tcBorders>
               <w:left w:val="single" w:sz="4" w:space="0" w:color="000000"/>
               <w:bottom w:val="single" w:sz="4" w:space="0" w:color="000000"/>
@@ -23108,7 +23290,7 @@
         </w:tc>
         <w:tc>
           <w:tcPr>
-            <w:tcW w:w="4270" w:type="dxa"/>
+            <w:tcW w:w="4272" w:type="dxa"/>
             <w:tcBorders>
               <w:left w:val="single" w:sz="4" w:space="0" w:color="000000"/>
               <w:bottom w:val="single" w:sz="4" w:space="0" w:color="000000"/>
@@ -23166,7 +23348,7 @@
         </w:tc>
         <w:tc>
           <w:tcPr>
-            <w:tcW w:w="850" w:type="dxa"/>
+            <w:tcW w:w="848" w:type="dxa"/>
             <w:tcBorders>
               <w:left w:val="single" w:sz="4" w:space="0" w:color="000000"/>
               <w:bottom w:val="single" w:sz="4" w:space="0" w:color="000000"/>
@@ -23190,7 +23372,7 @@
         </w:tc>
         <w:tc>
           <w:tcPr>
-            <w:tcW w:w="1396" w:type="dxa"/>
+            <w:tcW w:w="1398" w:type="dxa"/>
             <w:tcBorders>
               <w:left w:val="single" w:sz="4" w:space="0" w:color="000000"/>
               <w:bottom w:val="single" w:sz="4" w:space="0" w:color="000000"/>
@@ -23214,7 +23396,7 @@
         </w:tc>
         <w:tc>
           <w:tcPr>
-            <w:tcW w:w="2504" w:type="dxa"/>
+            <w:tcW w:w="2502" w:type="dxa"/>
             <w:tcBorders>
               <w:left w:val="single" w:sz="4" w:space="0" w:color="000000"/>
               <w:bottom w:val="single" w:sz="4" w:space="0" w:color="000000"/>
@@ -23238,7 +23420,7 @@
         </w:tc>
         <w:tc>
           <w:tcPr>
-            <w:tcW w:w="4270" w:type="dxa"/>
+            <w:tcW w:w="4272" w:type="dxa"/>
             <w:tcBorders>
               <w:left w:val="single" w:sz="4" w:space="0" w:color="000000"/>
               <w:bottom w:val="single" w:sz="4" w:space="0" w:color="000000"/>
@@ -23296,7 +23478,7 @@
         </w:tc>
         <w:tc>
           <w:tcPr>
-            <w:tcW w:w="850" w:type="dxa"/>
+            <w:tcW w:w="848" w:type="dxa"/>
             <w:tcBorders>
               <w:left w:val="single" w:sz="4" w:space="0" w:color="000000"/>
               <w:bottom w:val="single" w:sz="4" w:space="0" w:color="000000"/>
@@ -23320,7 +23502,7 @@
         </w:tc>
         <w:tc>
           <w:tcPr>
-            <w:tcW w:w="1396" w:type="dxa"/>
+            <w:tcW w:w="1398" w:type="dxa"/>
             <w:tcBorders>
               <w:left w:val="single" w:sz="4" w:space="0" w:color="000000"/>
               <w:bottom w:val="single" w:sz="4" w:space="0" w:color="000000"/>
@@ -23344,7 +23526,7 @@
         </w:tc>
         <w:tc>
           <w:tcPr>
-            <w:tcW w:w="2504" w:type="dxa"/>
+            <w:tcW w:w="2502" w:type="dxa"/>
             <w:tcBorders>
               <w:left w:val="single" w:sz="4" w:space="0" w:color="000000"/>
               <w:bottom w:val="single" w:sz="4" w:space="0" w:color="000000"/>
@@ -23368,7 +23550,7 @@
         </w:tc>
         <w:tc>
           <w:tcPr>
-            <w:tcW w:w="4270" w:type="dxa"/>
+            <w:tcW w:w="4272" w:type="dxa"/>
             <w:tcBorders>
               <w:left w:val="single" w:sz="4" w:space="0" w:color="000000"/>
               <w:bottom w:val="single" w:sz="4" w:space="0" w:color="000000"/>
@@ -23426,7 +23608,7 @@
         </w:tc>
         <w:tc>
           <w:tcPr>
-            <w:tcW w:w="850" w:type="dxa"/>
+            <w:tcW w:w="848" w:type="dxa"/>
             <w:tcBorders>
               <w:left w:val="single" w:sz="4" w:space="0" w:color="000000"/>
               <w:bottom w:val="single" w:sz="4" w:space="0" w:color="000000"/>
@@ -23450,7 +23632,7 @@
         </w:tc>
         <w:tc>
           <w:tcPr>
-            <w:tcW w:w="1396" w:type="dxa"/>
+            <w:tcW w:w="1398" w:type="dxa"/>
             <w:tcBorders>
               <w:left w:val="single" w:sz="4" w:space="0" w:color="000000"/>
               <w:bottom w:val="single" w:sz="4" w:space="0" w:color="000000"/>
@@ -23474,7 +23656,7 @@
         </w:tc>
         <w:tc>
           <w:tcPr>
-            <w:tcW w:w="2504" w:type="dxa"/>
+            <w:tcW w:w="2502" w:type="dxa"/>
             <w:tcBorders>
               <w:left w:val="single" w:sz="4" w:space="0" w:color="000000"/>
               <w:bottom w:val="single" w:sz="4" w:space="0" w:color="000000"/>
@@ -23498,7 +23680,7 @@
         </w:tc>
         <w:tc>
           <w:tcPr>
-            <w:tcW w:w="4270" w:type="dxa"/>
+            <w:tcW w:w="4272" w:type="dxa"/>
             <w:tcBorders>
               <w:left w:val="single" w:sz="4" w:space="0" w:color="000000"/>
               <w:bottom w:val="single" w:sz="4" w:space="0" w:color="000000"/>
@@ -23556,7 +23738,7 @@
         </w:tc>
         <w:tc>
           <w:tcPr>
-            <w:tcW w:w="850" w:type="dxa"/>
+            <w:tcW w:w="848" w:type="dxa"/>
             <w:tcBorders>
               <w:left w:val="single" w:sz="4" w:space="0" w:color="000000"/>
               <w:bottom w:val="single" w:sz="4" w:space="0" w:color="000000"/>
@@ -23580,7 +23762,7 @@
         </w:tc>
         <w:tc>
           <w:tcPr>
-            <w:tcW w:w="1396" w:type="dxa"/>
+            <w:tcW w:w="1398" w:type="dxa"/>
             <w:tcBorders>
               <w:left w:val="single" w:sz="4" w:space="0" w:color="000000"/>
               <w:bottom w:val="single" w:sz="4" w:space="0" w:color="000000"/>
@@ -23604,7 +23786,7 @@
         </w:tc>
         <w:tc>
           <w:tcPr>
-            <w:tcW w:w="2504" w:type="dxa"/>
+            <w:tcW w:w="2502" w:type="dxa"/>
             <w:tcBorders>
               <w:left w:val="single" w:sz="4" w:space="0" w:color="000000"/>
               <w:bottom w:val="single" w:sz="4" w:space="0" w:color="000000"/>
@@ -23628,7 +23810,7 @@
         </w:tc>
         <w:tc>
           <w:tcPr>
-            <w:tcW w:w="4270" w:type="dxa"/>
+            <w:tcW w:w="4272" w:type="dxa"/>
             <w:tcBorders>
               <w:left w:val="single" w:sz="4" w:space="0" w:color="000000"/>
               <w:bottom w:val="single" w:sz="4" w:space="0" w:color="000000"/>
@@ -23686,7 +23868,7 @@
         </w:tc>
         <w:tc>
           <w:tcPr>
-            <w:tcW w:w="850" w:type="dxa"/>
+            <w:tcW w:w="848" w:type="dxa"/>
             <w:tcBorders>
               <w:left w:val="single" w:sz="4" w:space="0" w:color="000000"/>
               <w:bottom w:val="single" w:sz="4" w:space="0" w:color="000000"/>
@@ -23710,7 +23892,7 @@
         </w:tc>
         <w:tc>
           <w:tcPr>
-            <w:tcW w:w="1396" w:type="dxa"/>
+            <w:tcW w:w="1398" w:type="dxa"/>
             <w:tcBorders>
               <w:left w:val="single" w:sz="4" w:space="0" w:color="000000"/>
               <w:bottom w:val="single" w:sz="4" w:space="0" w:color="000000"/>
@@ -23734,7 +23916,7 @@
         </w:tc>
         <w:tc>
           <w:tcPr>
-            <w:tcW w:w="2504" w:type="dxa"/>
+            <w:tcW w:w="2502" w:type="dxa"/>
             <w:tcBorders>
               <w:left w:val="single" w:sz="4" w:space="0" w:color="000000"/>
               <w:bottom w:val="single" w:sz="4" w:space="0" w:color="000000"/>
@@ -23758,7 +23940,7 @@
         </w:tc>
         <w:tc>
           <w:tcPr>
-            <w:tcW w:w="4270" w:type="dxa"/>
+            <w:tcW w:w="4272" w:type="dxa"/>
             <w:tcBorders>
               <w:left w:val="single" w:sz="4" w:space="0" w:color="000000"/>
               <w:bottom w:val="single" w:sz="4" w:space="0" w:color="000000"/>
@@ -23816,7 +23998,7 @@
         </w:tc>
         <w:tc>
           <w:tcPr>
-            <w:tcW w:w="850" w:type="dxa"/>
+            <w:tcW w:w="848" w:type="dxa"/>
             <w:tcBorders>
               <w:left w:val="single" w:sz="4" w:space="0" w:color="000000"/>
               <w:bottom w:val="single" w:sz="4" w:space="0" w:color="000000"/>
@@ -23840,7 +24022,7 @@
         </w:tc>
         <w:tc>
           <w:tcPr>
-            <w:tcW w:w="1396" w:type="dxa"/>
+            <w:tcW w:w="1398" w:type="dxa"/>
             <w:tcBorders>
               <w:left w:val="single" w:sz="4" w:space="0" w:color="000000"/>
               <w:bottom w:val="single" w:sz="4" w:space="0" w:color="000000"/>
@@ -23864,7 +24046,7 @@
         </w:tc>
         <w:tc>
           <w:tcPr>
-            <w:tcW w:w="2504" w:type="dxa"/>
+            <w:tcW w:w="2502" w:type="dxa"/>
             <w:tcBorders>
               <w:left w:val="single" w:sz="4" w:space="0" w:color="000000"/>
               <w:bottom w:val="single" w:sz="4" w:space="0" w:color="000000"/>
@@ -23888,7 +24070,7 @@
         </w:tc>
         <w:tc>
           <w:tcPr>
-            <w:tcW w:w="4270" w:type="dxa"/>
+            <w:tcW w:w="4272" w:type="dxa"/>
             <w:tcBorders>
               <w:left w:val="single" w:sz="4" w:space="0" w:color="000000"/>
               <w:bottom w:val="single" w:sz="4" w:space="0" w:color="000000"/>
@@ -23946,7 +24128,7 @@
         </w:tc>
         <w:tc>
           <w:tcPr>
-            <w:tcW w:w="850" w:type="dxa"/>
+            <w:tcW w:w="848" w:type="dxa"/>
             <w:tcBorders>
               <w:left w:val="single" w:sz="4" w:space="0" w:color="000000"/>
               <w:bottom w:val="single" w:sz="4" w:space="0" w:color="000000"/>
@@ -23970,7 +24152,7 @@
         </w:tc>
         <w:tc>
           <w:tcPr>
-            <w:tcW w:w="1396" w:type="dxa"/>
+            <w:tcW w:w="1398" w:type="dxa"/>
             <w:tcBorders>
               <w:left w:val="single" w:sz="4" w:space="0" w:color="000000"/>
               <w:bottom w:val="single" w:sz="4" w:space="0" w:color="000000"/>
@@ -23994,7 +24176,7 @@
         </w:tc>
         <w:tc>
           <w:tcPr>
-            <w:tcW w:w="2504" w:type="dxa"/>
+            <w:tcW w:w="2502" w:type="dxa"/>
             <w:tcBorders>
               <w:left w:val="single" w:sz="4" w:space="0" w:color="000000"/>
               <w:bottom w:val="single" w:sz="4" w:space="0" w:color="000000"/>
@@ -24018,7 +24200,7 @@
         </w:tc>
         <w:tc>
           <w:tcPr>
-            <w:tcW w:w="4270" w:type="dxa"/>
+            <w:tcW w:w="4272" w:type="dxa"/>
             <w:tcBorders>
               <w:left w:val="single" w:sz="4" w:space="0" w:color="000000"/>
               <w:bottom w:val="single" w:sz="4" w:space="0" w:color="000000"/>
@@ -24100,8 +24282,8 @@
         <w:gridCol w:w="952"/>
         <w:gridCol w:w="821"/>
         <w:gridCol w:w="1425"/>
-        <w:gridCol w:w="2504"/>
-        <w:gridCol w:w="4270"/>
+        <w:gridCol w:w="2502"/>
+        <w:gridCol w:w="4272"/>
       </w:tblGrid>
       <w:tr>
         <w:trPr/>
@@ -24200,7 +24382,7 @@
         </w:tc>
         <w:tc>
           <w:tcPr>
-            <w:tcW w:w="2504" w:type="dxa"/>
+            <w:tcW w:w="2502" w:type="dxa"/>
             <w:tcBorders>
               <w:top w:val="single" w:sz="4" w:space="0" w:color="000000"/>
               <w:left w:val="single" w:sz="4" w:space="0" w:color="000000"/>
@@ -24231,7 +24413,7 @@
         </w:tc>
         <w:tc>
           <w:tcPr>
-            <w:tcW w:w="4270" w:type="dxa"/>
+            <w:tcW w:w="4272" w:type="dxa"/>
             <w:tcBorders>
               <w:top w:val="single" w:sz="4" w:space="0" w:color="000000"/>
               <w:left w:val="single" w:sz="4" w:space="0" w:color="000000"/>
@@ -24326,7 +24508,7 @@
         </w:tc>
         <w:tc>
           <w:tcPr>
-            <w:tcW w:w="2504" w:type="dxa"/>
+            <w:tcW w:w="2502" w:type="dxa"/>
             <w:tcBorders>
               <w:left w:val="single" w:sz="4" w:space="0" w:color="000000"/>
               <w:bottom w:val="single" w:sz="4" w:space="0" w:color="000000"/>
@@ -24360,7 +24542,7 @@
         </w:tc>
         <w:tc>
           <w:tcPr>
-            <w:tcW w:w="4270" w:type="dxa"/>
+            <w:tcW w:w="4272" w:type="dxa"/>
             <w:tcBorders>
               <w:left w:val="single" w:sz="4" w:space="0" w:color="000000"/>
               <w:bottom w:val="single" w:sz="4" w:space="0" w:color="000000"/>
@@ -24694,7 +24876,7 @@
         </w:tc>
         <w:tc>
           <w:tcPr>
-            <w:tcW w:w="2504" w:type="dxa"/>
+            <w:tcW w:w="2502" w:type="dxa"/>
             <w:tcBorders>
               <w:left w:val="single" w:sz="4" w:space="0" w:color="000000"/>
               <w:bottom w:val="single" w:sz="4" w:space="0" w:color="000000"/>
@@ -24714,7 +24896,7 @@
         </w:tc>
         <w:tc>
           <w:tcPr>
-            <w:tcW w:w="4270" w:type="dxa"/>
+            <w:tcW w:w="4272" w:type="dxa"/>
             <w:tcBorders>
               <w:left w:val="single" w:sz="4" w:space="0" w:color="000000"/>
               <w:bottom w:val="single" w:sz="4" w:space="0" w:color="000000"/>
@@ -24804,7 +24986,7 @@
         </w:tc>
         <w:tc>
           <w:tcPr>
-            <w:tcW w:w="2504" w:type="dxa"/>
+            <w:tcW w:w="2502" w:type="dxa"/>
             <w:tcBorders>
               <w:left w:val="single" w:sz="4" w:space="0" w:color="000000"/>
               <w:bottom w:val="single" w:sz="4" w:space="0" w:color="000000"/>
@@ -24824,7 +25006,7 @@
         </w:tc>
         <w:tc>
           <w:tcPr>
-            <w:tcW w:w="4270" w:type="dxa"/>
+            <w:tcW w:w="4272" w:type="dxa"/>
             <w:tcBorders>
               <w:left w:val="single" w:sz="4" w:space="0" w:color="000000"/>
               <w:bottom w:val="single" w:sz="4" w:space="0" w:color="000000"/>
@@ -24914,7 +25096,7 @@
         </w:tc>
         <w:tc>
           <w:tcPr>
-            <w:tcW w:w="2504" w:type="dxa"/>
+            <w:tcW w:w="2502" w:type="dxa"/>
             <w:tcBorders>
               <w:left w:val="single" w:sz="4" w:space="0" w:color="000000"/>
               <w:bottom w:val="single" w:sz="4" w:space="0" w:color="000000"/>
@@ -24934,7 +25116,7 @@
         </w:tc>
         <w:tc>
           <w:tcPr>
-            <w:tcW w:w="4270" w:type="dxa"/>
+            <w:tcW w:w="4272" w:type="dxa"/>
             <w:tcBorders>
               <w:left w:val="single" w:sz="4" w:space="0" w:color="000000"/>
               <w:bottom w:val="single" w:sz="4" w:space="0" w:color="000000"/>
@@ -25024,7 +25206,7 @@
         </w:tc>
         <w:tc>
           <w:tcPr>
-            <w:tcW w:w="2504" w:type="dxa"/>
+            <w:tcW w:w="2502" w:type="dxa"/>
             <w:tcBorders>
               <w:left w:val="single" w:sz="4" w:space="0" w:color="000000"/>
               <w:bottom w:val="single" w:sz="4" w:space="0" w:color="000000"/>
@@ -25044,7 +25226,7 @@
         </w:tc>
         <w:tc>
           <w:tcPr>
-            <w:tcW w:w="4270" w:type="dxa"/>
+            <w:tcW w:w="4272" w:type="dxa"/>
             <w:tcBorders>
               <w:left w:val="single" w:sz="4" w:space="0" w:color="000000"/>
               <w:bottom w:val="single" w:sz="4" w:space="0" w:color="000000"/>
@@ -25134,7 +25316,7 @@
         </w:tc>
         <w:tc>
           <w:tcPr>
-            <w:tcW w:w="2504" w:type="dxa"/>
+            <w:tcW w:w="2502" w:type="dxa"/>
             <w:tcBorders>
               <w:left w:val="single" w:sz="4" w:space="0" w:color="000000"/>
               <w:bottom w:val="single" w:sz="4" w:space="0" w:color="000000"/>
@@ -25154,7 +25336,7 @@
         </w:tc>
         <w:tc>
           <w:tcPr>
-            <w:tcW w:w="4270" w:type="dxa"/>
+            <w:tcW w:w="4272" w:type="dxa"/>
             <w:tcBorders>
               <w:left w:val="single" w:sz="4" w:space="0" w:color="000000"/>
               <w:bottom w:val="single" w:sz="4" w:space="0" w:color="000000"/>
@@ -25244,7 +25426,7 @@
         </w:tc>
         <w:tc>
           <w:tcPr>
-            <w:tcW w:w="2504" w:type="dxa"/>
+            <w:tcW w:w="2502" w:type="dxa"/>
             <w:tcBorders>
               <w:left w:val="single" w:sz="4" w:space="0" w:color="000000"/>
               <w:bottom w:val="single" w:sz="4" w:space="0" w:color="000000"/>
@@ -25264,7 +25446,7 @@
         </w:tc>
         <w:tc>
           <w:tcPr>
-            <w:tcW w:w="4270" w:type="dxa"/>
+            <w:tcW w:w="4272" w:type="dxa"/>
             <w:tcBorders>
               <w:left w:val="single" w:sz="4" w:space="0" w:color="000000"/>
               <w:bottom w:val="single" w:sz="4" w:space="0" w:color="000000"/>
@@ -25354,7 +25536,7 @@
         </w:tc>
         <w:tc>
           <w:tcPr>
-            <w:tcW w:w="2504" w:type="dxa"/>
+            <w:tcW w:w="2502" w:type="dxa"/>
             <w:tcBorders>
               <w:left w:val="single" w:sz="4" w:space="0" w:color="000000"/>
               <w:bottom w:val="single" w:sz="4" w:space="0" w:color="000000"/>
@@ -25374,7 +25556,7 @@
         </w:tc>
         <w:tc>
           <w:tcPr>
-            <w:tcW w:w="4270" w:type="dxa"/>
+            <w:tcW w:w="4272" w:type="dxa"/>
             <w:tcBorders>
               <w:left w:val="single" w:sz="4" w:space="0" w:color="000000"/>
               <w:bottom w:val="single" w:sz="4" w:space="0" w:color="000000"/>
@@ -25406,18 +25588,7 @@
                 <w:szCs w:val="16"/>
                 <w:lang w:val="en-US" w:eastAsia="zh-CN" w:bidi="hi-IN"/>
               </w:rPr>
-              <w:t xml:space="preserve">Coolant </w:t>
-            </w:r>
-            <w:r>
-              <w:rPr>
-                <w:rFonts w:eastAsia="Noto Serif CJK SC" w:cs="Mangal"/>
-                <w:color w:val="auto"/>
-                <w:kern w:val="2"/>
-                <w:sz w:val="16"/>
-                <w:szCs w:val="16"/>
-                <w:lang w:val="en-US" w:eastAsia="zh-CN" w:bidi="hi-IN"/>
-              </w:rPr>
-              <w:t>temperature. Byte nn defines units (bit 7 is high if Fahrenheit), number of decimal places (bits 6-4), and number of bytes (bits 2-0). Bit 3 is high if negative.</w:t>
+              <w:t>Coolant temperature. Byte nn defines units (bit 7 is high if Fahrenheit), number of decimal places (bits 6-4), and number of bytes (bits 2-0). Bit 3 is high if negative.</w:t>
             </w:r>
           </w:p>
         </w:tc>
@@ -25486,7 +25657,7 @@
         </w:tc>
         <w:tc>
           <w:tcPr>
-            <w:tcW w:w="2504" w:type="dxa"/>
+            <w:tcW w:w="2502" w:type="dxa"/>
             <w:tcBorders>
               <w:left w:val="single" w:sz="4" w:space="0" w:color="000000"/>
               <w:bottom w:val="single" w:sz="4" w:space="0" w:color="000000"/>
@@ -25506,7 +25677,7 @@
         </w:tc>
         <w:tc>
           <w:tcPr>
-            <w:tcW w:w="4270" w:type="dxa"/>
+            <w:tcW w:w="4272" w:type="dxa"/>
             <w:tcBorders>
               <w:left w:val="single" w:sz="4" w:space="0" w:color="000000"/>
               <w:bottom w:val="single" w:sz="4" w:space="0" w:color="000000"/>
@@ -25946,7 +26117,7 @@
         </w:tc>
         <w:tc>
           <w:tcPr>
-            <w:tcW w:w="2504" w:type="dxa"/>
+            <w:tcW w:w="2502" w:type="dxa"/>
             <w:tcBorders>
               <w:left w:val="single" w:sz="4" w:space="0" w:color="000000"/>
               <w:bottom w:val="single" w:sz="4" w:space="0" w:color="000000"/>
@@ -25966,7 +26137,7 @@
         </w:tc>
         <w:tc>
           <w:tcPr>
-            <w:tcW w:w="4270" w:type="dxa"/>
+            <w:tcW w:w="4272" w:type="dxa"/>
             <w:tcBorders>
               <w:left w:val="single" w:sz="4" w:space="0" w:color="000000"/>
               <w:bottom w:val="single" w:sz="4" w:space="0" w:color="000000"/>
@@ -26390,7 +26561,7 @@
         </w:tc>
         <w:tc>
           <w:tcPr>
-            <w:tcW w:w="2504" w:type="dxa"/>
+            <w:tcW w:w="2502" w:type="dxa"/>
             <w:tcBorders>
               <w:left w:val="single" w:sz="4" w:space="0" w:color="000000"/>
               <w:bottom w:val="single" w:sz="4" w:space="0" w:color="000000"/>
@@ -26410,7 +26581,7 @@
         </w:tc>
         <w:tc>
           <w:tcPr>
-            <w:tcW w:w="4270" w:type="dxa"/>
+            <w:tcW w:w="4272" w:type="dxa"/>
             <w:tcBorders>
               <w:left w:val="single" w:sz="4" w:space="0" w:color="000000"/>
               <w:bottom w:val="single" w:sz="4" w:space="0" w:color="000000"/>
@@ -26662,7 +26833,7 @@
         </w:tc>
         <w:tc>
           <w:tcPr>
-            <w:tcW w:w="2504" w:type="dxa"/>
+            <w:tcW w:w="2502" w:type="dxa"/>
             <w:tcBorders>
               <w:left w:val="single" w:sz="4" w:space="0" w:color="000000"/>
               <w:bottom w:val="single" w:sz="4" w:space="0" w:color="000000"/>
@@ -26682,7 +26853,7 @@
         </w:tc>
         <w:tc>
           <w:tcPr>
-            <w:tcW w:w="4270" w:type="dxa"/>
+            <w:tcW w:w="4272" w:type="dxa"/>
             <w:tcBorders>
               <w:left w:val="single" w:sz="4" w:space="0" w:color="000000"/>
               <w:bottom w:val="single" w:sz="4" w:space="0" w:color="000000"/>
@@ -26897,7 +27068,7 @@
         </w:tc>
         <w:tc>
           <w:tcPr>
-            <w:tcW w:w="2504" w:type="dxa"/>
+            <w:tcW w:w="2502" w:type="dxa"/>
             <w:tcBorders>
               <w:left w:val="single" w:sz="4" w:space="0" w:color="000000"/>
               <w:bottom w:val="single" w:sz="4" w:space="0" w:color="000000"/>
@@ -26917,7 +27088,7 @@
         </w:tc>
         <w:tc>
           <w:tcPr>
-            <w:tcW w:w="4270" w:type="dxa"/>
+            <w:tcW w:w="4272" w:type="dxa"/>
             <w:tcBorders>
               <w:left w:val="single" w:sz="4" w:space="0" w:color="000000"/>
               <w:bottom w:val="single" w:sz="4" w:space="0" w:color="000000"/>
@@ -27007,7 +27178,7 @@
         </w:tc>
         <w:tc>
           <w:tcPr>
-            <w:tcW w:w="2504" w:type="dxa"/>
+            <w:tcW w:w="2502" w:type="dxa"/>
             <w:tcBorders>
               <w:left w:val="single" w:sz="4" w:space="0" w:color="000000"/>
               <w:bottom w:val="single" w:sz="4" w:space="0" w:color="000000"/>
@@ -27027,7 +27198,7 @@
         </w:tc>
         <w:tc>
           <w:tcPr>
-            <w:tcW w:w="4270" w:type="dxa"/>
+            <w:tcW w:w="4272" w:type="dxa"/>
             <w:tcBorders>
               <w:left w:val="single" w:sz="4" w:space="0" w:color="000000"/>
               <w:bottom w:val="single" w:sz="4" w:space="0" w:color="000000"/>
@@ -27111,10 +27282,10 @@
       </w:tblPr>
       <w:tblGrid>
         <w:gridCol w:w="952"/>
-        <w:gridCol w:w="850"/>
-        <w:gridCol w:w="1396"/>
-        <w:gridCol w:w="2504"/>
-        <w:gridCol w:w="4270"/>
+        <w:gridCol w:w="848"/>
+        <w:gridCol w:w="1398"/>
+        <w:gridCol w:w="2502"/>
+        <w:gridCol w:w="4272"/>
       </w:tblGrid>
       <w:tr>
         <w:trPr/>
@@ -27155,7 +27326,7 @@
         </w:tc>
         <w:tc>
           <w:tcPr>
-            <w:tcW w:w="850" w:type="dxa"/>
+            <w:tcW w:w="848" w:type="dxa"/>
             <w:tcBorders>
               <w:top w:val="single" w:sz="4" w:space="0" w:color="000000"/>
               <w:left w:val="single" w:sz="4" w:space="0" w:color="000000"/>
@@ -27190,7 +27361,7 @@
         </w:tc>
         <w:tc>
           <w:tcPr>
-            <w:tcW w:w="1396" w:type="dxa"/>
+            <w:tcW w:w="1398" w:type="dxa"/>
             <w:tcBorders>
               <w:top w:val="single" w:sz="4" w:space="0" w:color="000000"/>
               <w:left w:val="single" w:sz="4" w:space="0" w:color="000000"/>
@@ -27225,7 +27396,7 @@
         </w:tc>
         <w:tc>
           <w:tcPr>
-            <w:tcW w:w="2504" w:type="dxa"/>
+            <w:tcW w:w="2502" w:type="dxa"/>
             <w:tcBorders>
               <w:top w:val="single" w:sz="4" w:space="0" w:color="000000"/>
               <w:left w:val="single" w:sz="4" w:space="0" w:color="000000"/>
@@ -27260,7 +27431,7 @@
         </w:tc>
         <w:tc>
           <w:tcPr>
-            <w:tcW w:w="4270" w:type="dxa"/>
+            <w:tcW w:w="4272" w:type="dxa"/>
             <w:tcBorders>
               <w:top w:val="single" w:sz="4" w:space="0" w:color="000000"/>
               <w:left w:val="single" w:sz="4" w:space="0" w:color="000000"/>
@@ -27323,7 +27494,7 @@
         </w:tc>
         <w:tc>
           <w:tcPr>
-            <w:tcW w:w="850" w:type="dxa"/>
+            <w:tcW w:w="848" w:type="dxa"/>
             <w:tcBorders>
               <w:left w:val="single" w:sz="4" w:space="0" w:color="000000"/>
               <w:bottom w:val="single" w:sz="4" w:space="0" w:color="000000"/>
@@ -27347,7 +27518,7 @@
         </w:tc>
         <w:tc>
           <w:tcPr>
-            <w:tcW w:w="1396" w:type="dxa"/>
+            <w:tcW w:w="1398" w:type="dxa"/>
             <w:tcBorders>
               <w:left w:val="single" w:sz="4" w:space="0" w:color="000000"/>
               <w:bottom w:val="single" w:sz="4" w:space="0" w:color="000000"/>
@@ -27371,7 +27542,7 @@
         </w:tc>
         <w:tc>
           <w:tcPr>
-            <w:tcW w:w="2504" w:type="dxa"/>
+            <w:tcW w:w="2502" w:type="dxa"/>
             <w:tcBorders>
               <w:left w:val="single" w:sz="4" w:space="0" w:color="000000"/>
               <w:bottom w:val="single" w:sz="4" w:space="0" w:color="000000"/>
@@ -27395,7 +27566,7 @@
         </w:tc>
         <w:tc>
           <w:tcPr>
-            <w:tcW w:w="4270" w:type="dxa"/>
+            <w:tcW w:w="4272" w:type="dxa"/>
             <w:tcBorders>
               <w:left w:val="single" w:sz="4" w:space="0" w:color="000000"/>
               <w:bottom w:val="single" w:sz="4" w:space="0" w:color="000000"/>
@@ -27503,7 +27674,7 @@
         </w:tc>
         <w:tc>
           <w:tcPr>
-            <w:tcW w:w="850" w:type="dxa"/>
+            <w:tcW w:w="848" w:type="dxa"/>
             <w:tcBorders>
               <w:left w:val="single" w:sz="4" w:space="0" w:color="000000"/>
               <w:bottom w:val="single" w:sz="4" w:space="0" w:color="000000"/>
@@ -27527,7 +27698,7 @@
         </w:tc>
         <w:tc>
           <w:tcPr>
-            <w:tcW w:w="1396" w:type="dxa"/>
+            <w:tcW w:w="1398" w:type="dxa"/>
             <w:tcBorders>
               <w:left w:val="single" w:sz="4" w:space="0" w:color="000000"/>
               <w:bottom w:val="single" w:sz="4" w:space="0" w:color="000000"/>
@@ -27551,7 +27722,7 @@
         </w:tc>
         <w:tc>
           <w:tcPr>
-            <w:tcW w:w="2504" w:type="dxa"/>
+            <w:tcW w:w="2502" w:type="dxa"/>
             <w:tcBorders>
               <w:left w:val="single" w:sz="4" w:space="0" w:color="000000"/>
               <w:bottom w:val="single" w:sz="4" w:space="0" w:color="000000"/>
@@ -27575,7 +27746,7 @@
         </w:tc>
         <w:tc>
           <w:tcPr>
-            <w:tcW w:w="4270" w:type="dxa"/>
+            <w:tcW w:w="4272" w:type="dxa"/>
             <w:tcBorders>
               <w:left w:val="single" w:sz="4" w:space="0" w:color="000000"/>
               <w:bottom w:val="single" w:sz="4" w:space="0" w:color="000000"/>
@@ -27635,7 +27806,7 @@
         </w:tc>
         <w:tc>
           <w:tcPr>
-            <w:tcW w:w="850" w:type="dxa"/>
+            <w:tcW w:w="848" w:type="dxa"/>
             <w:tcBorders>
               <w:left w:val="single" w:sz="4" w:space="0" w:color="000000"/>
               <w:bottom w:val="single" w:sz="4" w:space="0" w:color="000000"/>
@@ -27659,7 +27830,7 @@
         </w:tc>
         <w:tc>
           <w:tcPr>
-            <w:tcW w:w="1396" w:type="dxa"/>
+            <w:tcW w:w="1398" w:type="dxa"/>
             <w:tcBorders>
               <w:left w:val="single" w:sz="4" w:space="0" w:color="000000"/>
               <w:bottom w:val="single" w:sz="4" w:space="0" w:color="000000"/>
@@ -27683,7 +27854,7 @@
         </w:tc>
         <w:tc>
           <w:tcPr>
-            <w:tcW w:w="2504" w:type="dxa"/>
+            <w:tcW w:w="2502" w:type="dxa"/>
             <w:tcBorders>
               <w:left w:val="single" w:sz="4" w:space="0" w:color="000000"/>
               <w:bottom w:val="single" w:sz="4" w:space="0" w:color="000000"/>
@@ -27707,7 +27878,7 @@
         </w:tc>
         <w:tc>
           <w:tcPr>
-            <w:tcW w:w="4270" w:type="dxa"/>
+            <w:tcW w:w="4272" w:type="dxa"/>
             <w:tcBorders>
               <w:left w:val="single" w:sz="4" w:space="0" w:color="000000"/>
               <w:bottom w:val="single" w:sz="4" w:space="0" w:color="000000"/>
@@ -27767,7 +27938,7 @@
         </w:tc>
         <w:tc>
           <w:tcPr>
-            <w:tcW w:w="850" w:type="dxa"/>
+            <w:tcW w:w="848" w:type="dxa"/>
             <w:tcBorders>
               <w:left w:val="single" w:sz="4" w:space="0" w:color="000000"/>
               <w:bottom w:val="single" w:sz="4" w:space="0" w:color="000000"/>
@@ -27791,7 +27962,7 @@
         </w:tc>
         <w:tc>
           <w:tcPr>
-            <w:tcW w:w="1396" w:type="dxa"/>
+            <w:tcW w:w="1398" w:type="dxa"/>
             <w:tcBorders>
               <w:left w:val="single" w:sz="4" w:space="0" w:color="000000"/>
               <w:bottom w:val="single" w:sz="4" w:space="0" w:color="000000"/>
@@ -27815,7 +27986,7 @@
         </w:tc>
         <w:tc>
           <w:tcPr>
-            <w:tcW w:w="2504" w:type="dxa"/>
+            <w:tcW w:w="2502" w:type="dxa"/>
             <w:tcBorders>
               <w:left w:val="single" w:sz="4" w:space="0" w:color="000000"/>
               <w:bottom w:val="single" w:sz="4" w:space="0" w:color="000000"/>
@@ -27839,7 +28010,7 @@
         </w:tc>
         <w:tc>
           <w:tcPr>
-            <w:tcW w:w="4270" w:type="dxa"/>
+            <w:tcW w:w="4272" w:type="dxa"/>
             <w:tcBorders>
               <w:left w:val="single" w:sz="4" w:space="0" w:color="000000"/>
               <w:bottom w:val="single" w:sz="4" w:space="0" w:color="000000"/>
@@ -28324,7 +28495,7 @@
         </w:tc>
         <w:tc>
           <w:tcPr>
-            <w:tcW w:w="850" w:type="dxa"/>
+            <w:tcW w:w="848" w:type="dxa"/>
             <w:tcBorders>
               <w:left w:val="single" w:sz="4" w:space="0" w:color="000000"/>
               <w:bottom w:val="single" w:sz="4" w:space="0" w:color="000000"/>
@@ -28348,7 +28519,7 @@
         </w:tc>
         <w:tc>
           <w:tcPr>
-            <w:tcW w:w="1396" w:type="dxa"/>
+            <w:tcW w:w="1398" w:type="dxa"/>
             <w:tcBorders>
               <w:left w:val="single" w:sz="4" w:space="0" w:color="000000"/>
               <w:bottom w:val="single" w:sz="4" w:space="0" w:color="000000"/>
@@ -28372,7 +28543,7 @@
         </w:tc>
         <w:tc>
           <w:tcPr>
-            <w:tcW w:w="2504" w:type="dxa"/>
+            <w:tcW w:w="2502" w:type="dxa"/>
             <w:tcBorders>
               <w:left w:val="single" w:sz="4" w:space="0" w:color="000000"/>
               <w:bottom w:val="single" w:sz="4" w:space="0" w:color="000000"/>
@@ -28396,7 +28567,7 @@
         </w:tc>
         <w:tc>
           <w:tcPr>
-            <w:tcW w:w="4270" w:type="dxa"/>
+            <w:tcW w:w="4272" w:type="dxa"/>
             <w:tcBorders>
               <w:left w:val="single" w:sz="4" w:space="0" w:color="000000"/>
               <w:bottom w:val="single" w:sz="4" w:space="0" w:color="000000"/>
@@ -28456,7 +28627,7 @@
         </w:tc>
         <w:tc>
           <w:tcPr>
-            <w:tcW w:w="850" w:type="dxa"/>
+            <w:tcW w:w="848" w:type="dxa"/>
             <w:tcBorders>
               <w:left w:val="single" w:sz="4" w:space="0" w:color="000000"/>
               <w:bottom w:val="single" w:sz="4" w:space="0" w:color="000000"/>
@@ -28480,7 +28651,7 @@
         </w:tc>
         <w:tc>
           <w:tcPr>
-            <w:tcW w:w="1396" w:type="dxa"/>
+            <w:tcW w:w="1398" w:type="dxa"/>
             <w:tcBorders>
               <w:left w:val="single" w:sz="4" w:space="0" w:color="000000"/>
               <w:bottom w:val="single" w:sz="4" w:space="0" w:color="000000"/>
@@ -28504,7 +28675,7 @@
         </w:tc>
         <w:tc>
           <w:tcPr>
-            <w:tcW w:w="2504" w:type="dxa"/>
+            <w:tcW w:w="2502" w:type="dxa"/>
             <w:tcBorders>
               <w:left w:val="single" w:sz="4" w:space="0" w:color="000000"/>
               <w:bottom w:val="single" w:sz="4" w:space="0" w:color="000000"/>
@@ -28528,7 +28699,7 @@
         </w:tc>
         <w:tc>
           <w:tcPr>
-            <w:tcW w:w="4270" w:type="dxa"/>
+            <w:tcW w:w="4272" w:type="dxa"/>
             <w:tcBorders>
               <w:left w:val="single" w:sz="4" w:space="0" w:color="000000"/>
               <w:bottom w:val="single" w:sz="4" w:space="0" w:color="000000"/>
@@ -28588,7 +28759,7 @@
         </w:tc>
         <w:tc>
           <w:tcPr>
-            <w:tcW w:w="850" w:type="dxa"/>
+            <w:tcW w:w="848" w:type="dxa"/>
             <w:tcBorders>
               <w:left w:val="single" w:sz="4" w:space="0" w:color="000000"/>
               <w:bottom w:val="single" w:sz="4" w:space="0" w:color="000000"/>
@@ -28612,7 +28783,7 @@
         </w:tc>
         <w:tc>
           <w:tcPr>
-            <w:tcW w:w="1396" w:type="dxa"/>
+            <w:tcW w:w="1398" w:type="dxa"/>
             <w:tcBorders>
               <w:left w:val="single" w:sz="4" w:space="0" w:color="000000"/>
               <w:bottom w:val="single" w:sz="4" w:space="0" w:color="000000"/>
@@ -28636,7 +28807,7 @@
         </w:tc>
         <w:tc>
           <w:tcPr>
-            <w:tcW w:w="2504" w:type="dxa"/>
+            <w:tcW w:w="2502" w:type="dxa"/>
             <w:tcBorders>
               <w:left w:val="single" w:sz="4" w:space="0" w:color="000000"/>
               <w:bottom w:val="single" w:sz="4" w:space="0" w:color="000000"/>
@@ -28660,7 +28831,7 @@
         </w:tc>
         <w:tc>
           <w:tcPr>
-            <w:tcW w:w="4270" w:type="dxa"/>
+            <w:tcW w:w="4272" w:type="dxa"/>
             <w:tcBorders>
               <w:left w:val="single" w:sz="4" w:space="0" w:color="000000"/>
               <w:bottom w:val="single" w:sz="4" w:space="0" w:color="000000"/>
@@ -28720,7 +28891,7 @@
         </w:tc>
         <w:tc>
           <w:tcPr>
-            <w:tcW w:w="850" w:type="dxa"/>
+            <w:tcW w:w="848" w:type="dxa"/>
             <w:tcBorders>
               <w:left w:val="single" w:sz="4" w:space="0" w:color="000000"/>
               <w:bottom w:val="single" w:sz="4" w:space="0" w:color="000000"/>
@@ -28744,7 +28915,7 @@
         </w:tc>
         <w:tc>
           <w:tcPr>
-            <w:tcW w:w="1396" w:type="dxa"/>
+            <w:tcW w:w="1398" w:type="dxa"/>
             <w:tcBorders>
               <w:left w:val="single" w:sz="4" w:space="0" w:color="000000"/>
               <w:bottom w:val="single" w:sz="4" w:space="0" w:color="000000"/>
@@ -28768,7 +28939,7 @@
         </w:tc>
         <w:tc>
           <w:tcPr>
-            <w:tcW w:w="2504" w:type="dxa"/>
+            <w:tcW w:w="2502" w:type="dxa"/>
             <w:tcBorders>
               <w:left w:val="single" w:sz="4" w:space="0" w:color="000000"/>
               <w:bottom w:val="single" w:sz="4" w:space="0" w:color="000000"/>
@@ -28792,7 +28963,7 @@
         </w:tc>
         <w:tc>
           <w:tcPr>
-            <w:tcW w:w="4270" w:type="dxa"/>
+            <w:tcW w:w="4272" w:type="dxa"/>
             <w:tcBorders>
               <w:left w:val="single" w:sz="4" w:space="0" w:color="000000"/>
               <w:bottom w:val="single" w:sz="4" w:space="0" w:color="000000"/>
@@ -28909,8 +29080,8 @@
         <w:gridCol w:w="952"/>
         <w:gridCol w:w="821"/>
         <w:gridCol w:w="1425"/>
-        <w:gridCol w:w="2504"/>
-        <w:gridCol w:w="4270"/>
+        <w:gridCol w:w="2502"/>
+        <w:gridCol w:w="4272"/>
       </w:tblGrid>
       <w:tr>
         <w:trPr/>
@@ -29009,7 +29180,7 @@
         </w:tc>
         <w:tc>
           <w:tcPr>
-            <w:tcW w:w="2504" w:type="dxa"/>
+            <w:tcW w:w="2502" w:type="dxa"/>
             <w:tcBorders>
               <w:top w:val="single" w:sz="4" w:space="0" w:color="000000"/>
               <w:left w:val="single" w:sz="4" w:space="0" w:color="000000"/>
@@ -29040,7 +29211,7 @@
         </w:tc>
         <w:tc>
           <w:tcPr>
-            <w:tcW w:w="4270" w:type="dxa"/>
+            <w:tcW w:w="4272" w:type="dxa"/>
             <w:tcBorders>
               <w:top w:val="single" w:sz="4" w:space="0" w:color="000000"/>
               <w:left w:val="single" w:sz="4" w:space="0" w:color="000000"/>
@@ -29135,7 +29306,7 @@
         </w:tc>
         <w:tc>
           <w:tcPr>
-            <w:tcW w:w="2504" w:type="dxa"/>
+            <w:tcW w:w="2502" w:type="dxa"/>
             <w:tcBorders>
               <w:left w:val="single" w:sz="4" w:space="0" w:color="000000"/>
               <w:bottom w:val="single" w:sz="4" w:space="0" w:color="000000"/>
@@ -29169,7 +29340,7 @@
         </w:tc>
         <w:tc>
           <w:tcPr>
-            <w:tcW w:w="4270" w:type="dxa"/>
+            <w:tcW w:w="4272" w:type="dxa"/>
             <w:tcBorders>
               <w:left w:val="single" w:sz="4" w:space="0" w:color="000000"/>
               <w:bottom w:val="single" w:sz="4" w:space="0" w:color="000000"/>
@@ -29267,7 +29438,7 @@
         </w:tc>
         <w:tc>
           <w:tcPr>
-            <w:tcW w:w="2504" w:type="dxa"/>
+            <w:tcW w:w="2502" w:type="dxa"/>
             <w:tcBorders>
               <w:left w:val="single" w:sz="4" w:space="0" w:color="000000"/>
               <w:bottom w:val="single" w:sz="4" w:space="0" w:color="000000"/>
@@ -29301,7 +29472,7 @@
         </w:tc>
         <w:tc>
           <w:tcPr>
-            <w:tcW w:w="4270" w:type="dxa"/>
+            <w:tcW w:w="4272" w:type="dxa"/>
             <w:tcBorders>
               <w:left w:val="single" w:sz="4" w:space="0" w:color="000000"/>
               <w:bottom w:val="single" w:sz="4" w:space="0" w:color="000000"/>
@@ -29399,7 +29570,7 @@
         </w:tc>
         <w:tc>
           <w:tcPr>
-            <w:tcW w:w="2504" w:type="dxa"/>
+            <w:tcW w:w="2502" w:type="dxa"/>
             <w:tcBorders>
               <w:left w:val="single" w:sz="4" w:space="0" w:color="000000"/>
               <w:bottom w:val="single" w:sz="4" w:space="0" w:color="000000"/>
@@ -29433,7 +29604,7 @@
         </w:tc>
         <w:tc>
           <w:tcPr>
-            <w:tcW w:w="4270" w:type="dxa"/>
+            <w:tcW w:w="4272" w:type="dxa"/>
             <w:tcBorders>
               <w:left w:val="single" w:sz="4" w:space="0" w:color="000000"/>
               <w:bottom w:val="single" w:sz="4" w:space="0" w:color="000000"/>
@@ -29531,7 +29702,7 @@
         </w:tc>
         <w:tc>
           <w:tcPr>
-            <w:tcW w:w="2504" w:type="dxa"/>
+            <w:tcW w:w="2502" w:type="dxa"/>
             <w:tcBorders>
               <w:left w:val="single" w:sz="4" w:space="0" w:color="000000"/>
               <w:bottom w:val="single" w:sz="4" w:space="0" w:color="000000"/>
@@ -29565,7 +29736,7 @@
         </w:tc>
         <w:tc>
           <w:tcPr>
-            <w:tcW w:w="4270" w:type="dxa"/>
+            <w:tcW w:w="4272" w:type="dxa"/>
             <w:tcBorders>
               <w:left w:val="single" w:sz="4" w:space="0" w:color="000000"/>
               <w:bottom w:val="single" w:sz="4" w:space="0" w:color="000000"/>
@@ -29663,7 +29834,7 @@
         </w:tc>
         <w:tc>
           <w:tcPr>
-            <w:tcW w:w="2504" w:type="dxa"/>
+            <w:tcW w:w="2502" w:type="dxa"/>
             <w:tcBorders>
               <w:left w:val="single" w:sz="4" w:space="0" w:color="000000"/>
               <w:bottom w:val="single" w:sz="4" w:space="0" w:color="000000"/>
@@ -29697,7 +29868,7 @@
         </w:tc>
         <w:tc>
           <w:tcPr>
-            <w:tcW w:w="4270" w:type="dxa"/>
+            <w:tcW w:w="4272" w:type="dxa"/>
             <w:tcBorders>
               <w:left w:val="single" w:sz="4" w:space="0" w:color="000000"/>
               <w:bottom w:val="single" w:sz="4" w:space="0" w:color="000000"/>
@@ -29795,7 +29966,7 @@
         </w:tc>
         <w:tc>
           <w:tcPr>
-            <w:tcW w:w="2504" w:type="dxa"/>
+            <w:tcW w:w="2502" w:type="dxa"/>
             <w:tcBorders>
               <w:left w:val="single" w:sz="4" w:space="0" w:color="000000"/>
               <w:bottom w:val="single" w:sz="4" w:space="0" w:color="000000"/>
@@ -29829,7 +30000,7 @@
         </w:tc>
         <w:tc>
           <w:tcPr>
-            <w:tcW w:w="4270" w:type="dxa"/>
+            <w:tcW w:w="4272" w:type="dxa"/>
             <w:tcBorders>
               <w:left w:val="single" w:sz="4" w:space="0" w:color="000000"/>
               <w:bottom w:val="single" w:sz="4" w:space="0" w:color="000000"/>
@@ -29927,7 +30098,7 @@
         </w:tc>
         <w:tc>
           <w:tcPr>
-            <w:tcW w:w="2504" w:type="dxa"/>
+            <w:tcW w:w="2502" w:type="dxa"/>
             <w:tcBorders>
               <w:left w:val="single" w:sz="4" w:space="0" w:color="000000"/>
               <w:bottom w:val="single" w:sz="4" w:space="0" w:color="000000"/>
@@ -29961,7 +30132,7 @@
         </w:tc>
         <w:tc>
           <w:tcPr>
-            <w:tcW w:w="4270" w:type="dxa"/>
+            <w:tcW w:w="4272" w:type="dxa"/>
             <w:tcBorders>
               <w:left w:val="single" w:sz="4" w:space="0" w:color="000000"/>
               <w:bottom w:val="single" w:sz="4" w:space="0" w:color="000000"/>
@@ -30059,7 +30230,7 @@
         </w:tc>
         <w:tc>
           <w:tcPr>
-            <w:tcW w:w="2504" w:type="dxa"/>
+            <w:tcW w:w="2502" w:type="dxa"/>
             <w:tcBorders>
               <w:left w:val="single" w:sz="4" w:space="0" w:color="000000"/>
               <w:bottom w:val="single" w:sz="4" w:space="0" w:color="000000"/>
@@ -30093,7 +30264,7 @@
         </w:tc>
         <w:tc>
           <w:tcPr>
-            <w:tcW w:w="4270" w:type="dxa"/>
+            <w:tcW w:w="4272" w:type="dxa"/>
             <w:tcBorders>
               <w:left w:val="single" w:sz="4" w:space="0" w:color="000000"/>
               <w:bottom w:val="single" w:sz="4" w:space="0" w:color="000000"/>
@@ -30191,7 +30362,7 @@
         </w:tc>
         <w:tc>
           <w:tcPr>
-            <w:tcW w:w="2504" w:type="dxa"/>
+            <w:tcW w:w="2502" w:type="dxa"/>
             <w:tcBorders>
               <w:left w:val="single" w:sz="4" w:space="0" w:color="000000"/>
               <w:bottom w:val="single" w:sz="4" w:space="0" w:color="000000"/>
@@ -30225,7 +30396,7 @@
         </w:tc>
         <w:tc>
           <w:tcPr>
-            <w:tcW w:w="4270" w:type="dxa"/>
+            <w:tcW w:w="4272" w:type="dxa"/>
             <w:tcBorders>
               <w:left w:val="single" w:sz="4" w:space="0" w:color="000000"/>
               <w:bottom w:val="single" w:sz="4" w:space="0" w:color="000000"/>
@@ -30323,7 +30494,7 @@
         </w:tc>
         <w:tc>
           <w:tcPr>
-            <w:tcW w:w="2504" w:type="dxa"/>
+            <w:tcW w:w="2502" w:type="dxa"/>
             <w:tcBorders>
               <w:left w:val="single" w:sz="4" w:space="0" w:color="000000"/>
               <w:bottom w:val="single" w:sz="4" w:space="0" w:color="000000"/>
@@ -30357,7 +30528,7 @@
         </w:tc>
         <w:tc>
           <w:tcPr>
-            <w:tcW w:w="4270" w:type="dxa"/>
+            <w:tcW w:w="4272" w:type="dxa"/>
             <w:tcBorders>
               <w:left w:val="single" w:sz="4" w:space="0" w:color="000000"/>
               <w:bottom w:val="single" w:sz="4" w:space="0" w:color="000000"/>
@@ -30455,7 +30626,7 @@
         </w:tc>
         <w:tc>
           <w:tcPr>
-            <w:tcW w:w="2504" w:type="dxa"/>
+            <w:tcW w:w="2502" w:type="dxa"/>
             <w:tcBorders>
               <w:left w:val="single" w:sz="4" w:space="0" w:color="000000"/>
               <w:bottom w:val="single" w:sz="4" w:space="0" w:color="000000"/>
@@ -30489,7 +30660,7 @@
         </w:tc>
         <w:tc>
           <w:tcPr>
-            <w:tcW w:w="4270" w:type="dxa"/>
+            <w:tcW w:w="4272" w:type="dxa"/>
             <w:tcBorders>
               <w:left w:val="single" w:sz="4" w:space="0" w:color="000000"/>
               <w:bottom w:val="single" w:sz="4" w:space="0" w:color="000000"/>
@@ -30587,7 +30758,7 @@
         </w:tc>
         <w:tc>
           <w:tcPr>
-            <w:tcW w:w="2504" w:type="dxa"/>
+            <w:tcW w:w="2502" w:type="dxa"/>
             <w:tcBorders>
               <w:left w:val="single" w:sz="4" w:space="0" w:color="000000"/>
               <w:bottom w:val="single" w:sz="4" w:space="0" w:color="000000"/>
@@ -30621,7 +30792,7 @@
         </w:tc>
         <w:tc>
           <w:tcPr>
-            <w:tcW w:w="4270" w:type="dxa"/>
+            <w:tcW w:w="4272" w:type="dxa"/>
             <w:tcBorders>
               <w:left w:val="single" w:sz="4" w:space="0" w:color="000000"/>
               <w:bottom w:val="single" w:sz="4" w:space="0" w:color="000000"/>
@@ -30719,7 +30890,7 @@
         </w:tc>
         <w:tc>
           <w:tcPr>
-            <w:tcW w:w="2504" w:type="dxa"/>
+            <w:tcW w:w="2502" w:type="dxa"/>
             <w:tcBorders>
               <w:left w:val="single" w:sz="4" w:space="0" w:color="000000"/>
               <w:bottom w:val="single" w:sz="4" w:space="0" w:color="000000"/>
@@ -30753,7 +30924,7 @@
         </w:tc>
         <w:tc>
           <w:tcPr>
-            <w:tcW w:w="4270" w:type="dxa"/>
+            <w:tcW w:w="4272" w:type="dxa"/>
             <w:tcBorders>
               <w:left w:val="single" w:sz="4" w:space="0" w:color="000000"/>
               <w:bottom w:val="single" w:sz="4" w:space="0" w:color="000000"/>
@@ -30850,10 +31021,10 @@
       </w:tblPr>
       <w:tblGrid>
         <w:gridCol w:w="952"/>
-        <w:gridCol w:w="850"/>
-        <w:gridCol w:w="1396"/>
-        <w:gridCol w:w="2504"/>
-        <w:gridCol w:w="4270"/>
+        <w:gridCol w:w="848"/>
+        <w:gridCol w:w="1398"/>
+        <w:gridCol w:w="2502"/>
+        <w:gridCol w:w="4272"/>
       </w:tblGrid>
       <w:tr>
         <w:trPr/>
@@ -30894,7 +31065,7 @@
         </w:tc>
         <w:tc>
           <w:tcPr>
-            <w:tcW w:w="850" w:type="dxa"/>
+            <w:tcW w:w="848" w:type="dxa"/>
             <w:tcBorders>
               <w:top w:val="single" w:sz="4" w:space="0" w:color="000000"/>
               <w:left w:val="single" w:sz="4" w:space="0" w:color="000000"/>
@@ -30929,7 +31100,7 @@
         </w:tc>
         <w:tc>
           <w:tcPr>
-            <w:tcW w:w="1396" w:type="dxa"/>
+            <w:tcW w:w="1398" w:type="dxa"/>
             <w:tcBorders>
               <w:top w:val="single" w:sz="4" w:space="0" w:color="000000"/>
               <w:left w:val="single" w:sz="4" w:space="0" w:color="000000"/>
@@ -30964,7 +31135,7 @@
         </w:tc>
         <w:tc>
           <w:tcPr>
-            <w:tcW w:w="2504" w:type="dxa"/>
+            <w:tcW w:w="2502" w:type="dxa"/>
             <w:tcBorders>
               <w:top w:val="single" w:sz="4" w:space="0" w:color="000000"/>
               <w:left w:val="single" w:sz="4" w:space="0" w:color="000000"/>
@@ -30999,7 +31170,7 @@
         </w:tc>
         <w:tc>
           <w:tcPr>
-            <w:tcW w:w="4270" w:type="dxa"/>
+            <w:tcW w:w="4272" w:type="dxa"/>
             <w:tcBorders>
               <w:top w:val="single" w:sz="4" w:space="0" w:color="000000"/>
               <w:left w:val="single" w:sz="4" w:space="0" w:color="000000"/>
@@ -31062,7 +31233,7 @@
         </w:tc>
         <w:tc>
           <w:tcPr>
-            <w:tcW w:w="850" w:type="dxa"/>
+            <w:tcW w:w="848" w:type="dxa"/>
             <w:tcBorders>
               <w:left w:val="single" w:sz="4" w:space="0" w:color="000000"/>
               <w:bottom w:val="single" w:sz="4" w:space="0" w:color="000000"/>
@@ -31086,7 +31257,7 @@
         </w:tc>
         <w:tc>
           <w:tcPr>
-            <w:tcW w:w="1396" w:type="dxa"/>
+            <w:tcW w:w="1398" w:type="dxa"/>
             <w:tcBorders>
               <w:left w:val="single" w:sz="4" w:space="0" w:color="000000"/>
               <w:bottom w:val="single" w:sz="4" w:space="0" w:color="000000"/>
@@ -31110,7 +31281,7 @@
         </w:tc>
         <w:tc>
           <w:tcPr>
-            <w:tcW w:w="2504" w:type="dxa"/>
+            <w:tcW w:w="2502" w:type="dxa"/>
             <w:tcBorders>
               <w:left w:val="single" w:sz="4" w:space="0" w:color="000000"/>
               <w:bottom w:val="single" w:sz="4" w:space="0" w:color="000000"/>
@@ -31134,7 +31305,7 @@
         </w:tc>
         <w:tc>
           <w:tcPr>
-            <w:tcW w:w="4270" w:type="dxa"/>
+            <w:tcW w:w="4272" w:type="dxa"/>
             <w:tcBorders>
               <w:left w:val="single" w:sz="4" w:space="0" w:color="000000"/>
               <w:bottom w:val="single" w:sz="4" w:space="0" w:color="000000"/>
@@ -31237,8 +31408,8 @@
         <w:gridCol w:w="952"/>
         <w:gridCol w:w="821"/>
         <w:gridCol w:w="1425"/>
-        <w:gridCol w:w="2504"/>
-        <w:gridCol w:w="4270"/>
+        <w:gridCol w:w="2502"/>
+        <w:gridCol w:w="4272"/>
       </w:tblGrid>
       <w:tr>
         <w:trPr/>
@@ -31337,7 +31508,7 @@
         </w:tc>
         <w:tc>
           <w:tcPr>
-            <w:tcW w:w="2504" w:type="dxa"/>
+            <w:tcW w:w="2502" w:type="dxa"/>
             <w:tcBorders>
               <w:top w:val="single" w:sz="4" w:space="0" w:color="000000"/>
               <w:left w:val="single" w:sz="4" w:space="0" w:color="000000"/>
@@ -31368,7 +31539,7 @@
         </w:tc>
         <w:tc>
           <w:tcPr>
-            <w:tcW w:w="4270" w:type="dxa"/>
+            <w:tcW w:w="4272" w:type="dxa"/>
             <w:tcBorders>
               <w:top w:val="single" w:sz="4" w:space="0" w:color="000000"/>
               <w:left w:val="single" w:sz="4" w:space="0" w:color="000000"/>
@@ -31463,7 +31634,7 @@
         </w:tc>
         <w:tc>
           <w:tcPr>
-            <w:tcW w:w="2504" w:type="dxa"/>
+            <w:tcW w:w="2502" w:type="dxa"/>
             <w:tcBorders>
               <w:left w:val="single" w:sz="4" w:space="0" w:color="000000"/>
               <w:bottom w:val="single" w:sz="4" w:space="0" w:color="000000"/>
@@ -31483,7 +31654,7 @@
         </w:tc>
         <w:tc>
           <w:tcPr>
-            <w:tcW w:w="4270" w:type="dxa"/>
+            <w:tcW w:w="4272" w:type="dxa"/>
             <w:tcBorders>
               <w:left w:val="single" w:sz="4" w:space="0" w:color="000000"/>
               <w:bottom w:val="single" w:sz="4" w:space="0" w:color="000000"/>
@@ -31573,7 +31744,7 @@
         </w:tc>
         <w:tc>
           <w:tcPr>
-            <w:tcW w:w="2504" w:type="dxa"/>
+            <w:tcW w:w="2502" w:type="dxa"/>
             <w:tcBorders>
               <w:left w:val="single" w:sz="4" w:space="0" w:color="000000"/>
               <w:bottom w:val="single" w:sz="4" w:space="0" w:color="000000"/>
@@ -31593,7 +31764,7 @@
         </w:tc>
         <w:tc>
           <w:tcPr>
-            <w:tcW w:w="4270" w:type="dxa"/>
+            <w:tcW w:w="4272" w:type="dxa"/>
             <w:tcBorders>
               <w:left w:val="single" w:sz="4" w:space="0" w:color="000000"/>
               <w:bottom w:val="single" w:sz="4" w:space="0" w:color="000000"/>
@@ -31683,7 +31854,7 @@
         </w:tc>
         <w:tc>
           <w:tcPr>
-            <w:tcW w:w="2504" w:type="dxa"/>
+            <w:tcW w:w="2502" w:type="dxa"/>
             <w:tcBorders>
               <w:left w:val="single" w:sz="4" w:space="0" w:color="000000"/>
               <w:bottom w:val="single" w:sz="4" w:space="0" w:color="000000"/>
@@ -31703,7 +31874,7 @@
         </w:tc>
         <w:tc>
           <w:tcPr>
-            <w:tcW w:w="4270" w:type="dxa"/>
+            <w:tcW w:w="4272" w:type="dxa"/>
             <w:tcBorders>
               <w:left w:val="single" w:sz="4" w:space="0" w:color="000000"/>
               <w:bottom w:val="single" w:sz="4" w:space="0" w:color="000000"/>
@@ -31793,7 +31964,7 @@
         </w:tc>
         <w:tc>
           <w:tcPr>
-            <w:tcW w:w="2504" w:type="dxa"/>
+            <w:tcW w:w="2502" w:type="dxa"/>
             <w:tcBorders>
               <w:left w:val="single" w:sz="4" w:space="0" w:color="000000"/>
               <w:bottom w:val="single" w:sz="4" w:space="0" w:color="000000"/>
@@ -31813,7 +31984,7 @@
         </w:tc>
         <w:tc>
           <w:tcPr>
-            <w:tcW w:w="4270" w:type="dxa"/>
+            <w:tcW w:w="4272" w:type="dxa"/>
             <w:tcBorders>
               <w:left w:val="single" w:sz="4" w:space="0" w:color="000000"/>
               <w:bottom w:val="single" w:sz="4" w:space="0" w:color="000000"/>
@@ -31903,7 +32074,7 @@
         </w:tc>
         <w:tc>
           <w:tcPr>
-            <w:tcW w:w="2504" w:type="dxa"/>
+            <w:tcW w:w="2502" w:type="dxa"/>
             <w:tcBorders>
               <w:left w:val="single" w:sz="4" w:space="0" w:color="000000"/>
               <w:bottom w:val="single" w:sz="4" w:space="0" w:color="000000"/>
@@ -31923,7 +32094,7 @@
         </w:tc>
         <w:tc>
           <w:tcPr>
-            <w:tcW w:w="4270" w:type="dxa"/>
+            <w:tcW w:w="4272" w:type="dxa"/>
             <w:tcBorders>
               <w:left w:val="single" w:sz="4" w:space="0" w:color="000000"/>
               <w:bottom w:val="single" w:sz="4" w:space="0" w:color="000000"/>
@@ -32013,7 +32184,7 @@
         </w:tc>
         <w:tc>
           <w:tcPr>
-            <w:tcW w:w="2504" w:type="dxa"/>
+            <w:tcW w:w="2502" w:type="dxa"/>
             <w:tcBorders>
               <w:left w:val="single" w:sz="4" w:space="0" w:color="000000"/>
               <w:bottom w:val="single" w:sz="4" w:space="0" w:color="000000"/>
@@ -32033,7 +32204,7 @@
         </w:tc>
         <w:tc>
           <w:tcPr>
-            <w:tcW w:w="4270" w:type="dxa"/>
+            <w:tcW w:w="4272" w:type="dxa"/>
             <w:tcBorders>
               <w:left w:val="single" w:sz="4" w:space="0" w:color="000000"/>
               <w:bottom w:val="single" w:sz="4" w:space="0" w:color="000000"/>
@@ -32123,7 +32294,7 @@
         </w:tc>
         <w:tc>
           <w:tcPr>
-            <w:tcW w:w="2504" w:type="dxa"/>
+            <w:tcW w:w="2502" w:type="dxa"/>
             <w:tcBorders>
               <w:left w:val="single" w:sz="4" w:space="0" w:color="000000"/>
               <w:bottom w:val="single" w:sz="4" w:space="0" w:color="000000"/>
@@ -32143,7 +32314,7 @@
         </w:tc>
         <w:tc>
           <w:tcPr>
-            <w:tcW w:w="4270" w:type="dxa"/>
+            <w:tcW w:w="4272" w:type="dxa"/>
             <w:tcBorders>
               <w:left w:val="single" w:sz="4" w:space="0" w:color="000000"/>
               <w:bottom w:val="single" w:sz="4" w:space="0" w:color="000000"/>
@@ -32233,7 +32404,7 @@
         </w:tc>
         <w:tc>
           <w:tcPr>
-            <w:tcW w:w="2504" w:type="dxa"/>
+            <w:tcW w:w="2502" w:type="dxa"/>
             <w:tcBorders>
               <w:left w:val="single" w:sz="4" w:space="0" w:color="000000"/>
               <w:bottom w:val="single" w:sz="4" w:space="0" w:color="000000"/>
@@ -32253,7 +32424,7 @@
         </w:tc>
         <w:tc>
           <w:tcPr>
-            <w:tcW w:w="4270" w:type="dxa"/>
+            <w:tcW w:w="4272" w:type="dxa"/>
             <w:tcBorders>
               <w:left w:val="single" w:sz="4" w:space="0" w:color="000000"/>
               <w:bottom w:val="single" w:sz="4" w:space="0" w:color="000000"/>
@@ -32343,7 +32514,7 @@
         </w:tc>
         <w:tc>
           <w:tcPr>
-            <w:tcW w:w="2504" w:type="dxa"/>
+            <w:tcW w:w="2502" w:type="dxa"/>
             <w:tcBorders>
               <w:left w:val="single" w:sz="4" w:space="0" w:color="000000"/>
               <w:bottom w:val="single" w:sz="4" w:space="0" w:color="000000"/>
@@ -32363,7 +32534,7 @@
         </w:tc>
         <w:tc>
           <w:tcPr>
-            <w:tcW w:w="4270" w:type="dxa"/>
+            <w:tcW w:w="4272" w:type="dxa"/>
             <w:tcBorders>
               <w:left w:val="single" w:sz="4" w:space="0" w:color="000000"/>
               <w:bottom w:val="single" w:sz="4" w:space="0" w:color="000000"/>
@@ -32453,7 +32624,7 @@
         </w:tc>
         <w:tc>
           <w:tcPr>
-            <w:tcW w:w="2504" w:type="dxa"/>
+            <w:tcW w:w="2502" w:type="dxa"/>
             <w:tcBorders>
               <w:left w:val="single" w:sz="4" w:space="0" w:color="000000"/>
               <w:bottom w:val="single" w:sz="4" w:space="0" w:color="000000"/>
@@ -32473,7 +32644,7 @@
         </w:tc>
         <w:tc>
           <w:tcPr>
-            <w:tcW w:w="4270" w:type="dxa"/>
+            <w:tcW w:w="4272" w:type="dxa"/>
             <w:tcBorders>
               <w:left w:val="single" w:sz="4" w:space="0" w:color="000000"/>
               <w:bottom w:val="single" w:sz="4" w:space="0" w:color="000000"/>
@@ -32563,7 +32734,7 @@
         </w:tc>
         <w:tc>
           <w:tcPr>
-            <w:tcW w:w="2504" w:type="dxa"/>
+            <w:tcW w:w="2502" w:type="dxa"/>
             <w:tcBorders>
               <w:left w:val="single" w:sz="4" w:space="0" w:color="000000"/>
               <w:bottom w:val="single" w:sz="4" w:space="0" w:color="000000"/>
@@ -32583,7 +32754,7 @@
         </w:tc>
         <w:tc>
           <w:tcPr>
-            <w:tcW w:w="4270" w:type="dxa"/>
+            <w:tcW w:w="4272" w:type="dxa"/>
             <w:tcBorders>
               <w:left w:val="single" w:sz="4" w:space="0" w:color="000000"/>
               <w:bottom w:val="single" w:sz="4" w:space="0" w:color="000000"/>
@@ -32685,7 +32856,7 @@
         </w:tc>
         <w:tc>
           <w:tcPr>
-            <w:tcW w:w="2504" w:type="dxa"/>
+            <w:tcW w:w="2502" w:type="dxa"/>
             <w:tcBorders>
               <w:left w:val="single" w:sz="4" w:space="0" w:color="000000"/>
               <w:bottom w:val="single" w:sz="4" w:space="0" w:color="000000"/>
@@ -32709,7 +32880,7 @@
         </w:tc>
         <w:tc>
           <w:tcPr>
-            <w:tcW w:w="4270" w:type="dxa"/>
+            <w:tcW w:w="4272" w:type="dxa"/>
             <w:tcBorders>
               <w:left w:val="single" w:sz="4" w:space="0" w:color="000000"/>
               <w:bottom w:val="single" w:sz="4" w:space="0" w:color="000000"/>
@@ -32815,7 +32986,7 @@
         </w:tc>
         <w:tc>
           <w:tcPr>
-            <w:tcW w:w="2504" w:type="dxa"/>
+            <w:tcW w:w="2502" w:type="dxa"/>
             <w:tcBorders>
               <w:left w:val="single" w:sz="4" w:space="0" w:color="000000"/>
               <w:bottom w:val="single" w:sz="4" w:space="0" w:color="000000"/>
@@ -32839,7 +33010,7 @@
         </w:tc>
         <w:tc>
           <w:tcPr>
-            <w:tcW w:w="4270" w:type="dxa"/>
+            <w:tcW w:w="4272" w:type="dxa"/>
             <w:tcBorders>
               <w:left w:val="single" w:sz="4" w:space="0" w:color="000000"/>
               <w:bottom w:val="single" w:sz="4" w:space="0" w:color="000000"/>
@@ -32945,7 +33116,7 @@
         </w:tc>
         <w:tc>
           <w:tcPr>
-            <w:tcW w:w="2504" w:type="dxa"/>
+            <w:tcW w:w="2502" w:type="dxa"/>
             <w:tcBorders>
               <w:left w:val="single" w:sz="4" w:space="0" w:color="000000"/>
               <w:bottom w:val="single" w:sz="4" w:space="0" w:color="000000"/>
@@ -32969,7 +33140,7 @@
         </w:tc>
         <w:tc>
           <w:tcPr>
-            <w:tcW w:w="4270" w:type="dxa"/>
+            <w:tcW w:w="4272" w:type="dxa"/>
             <w:tcBorders>
               <w:left w:val="single" w:sz="4" w:space="0" w:color="000000"/>
               <w:bottom w:val="single" w:sz="4" w:space="0" w:color="000000"/>
@@ -33075,7 +33246,7 @@
         </w:tc>
         <w:tc>
           <w:tcPr>
-            <w:tcW w:w="2504" w:type="dxa"/>
+            <w:tcW w:w="2502" w:type="dxa"/>
             <w:tcBorders>
               <w:left w:val="single" w:sz="4" w:space="0" w:color="000000"/>
               <w:bottom w:val="single" w:sz="4" w:space="0" w:color="000000"/>
@@ -33099,7 +33270,7 @@
         </w:tc>
         <w:tc>
           <w:tcPr>
-            <w:tcW w:w="4270" w:type="dxa"/>
+            <w:tcW w:w="4272" w:type="dxa"/>
             <w:tcBorders>
               <w:left w:val="single" w:sz="4" w:space="0" w:color="000000"/>
               <w:bottom w:val="single" w:sz="4" w:space="0" w:color="000000"/>
@@ -33205,7 +33376,7 @@
         </w:tc>
         <w:tc>
           <w:tcPr>
-            <w:tcW w:w="2504" w:type="dxa"/>
+            <w:tcW w:w="2502" w:type="dxa"/>
             <w:tcBorders>
               <w:left w:val="single" w:sz="4" w:space="0" w:color="000000"/>
               <w:bottom w:val="single" w:sz="4" w:space="0" w:color="000000"/>
@@ -33229,7 +33400,7 @@
         </w:tc>
         <w:tc>
           <w:tcPr>
-            <w:tcW w:w="4270" w:type="dxa"/>
+            <w:tcW w:w="4272" w:type="dxa"/>
             <w:tcBorders>
               <w:left w:val="single" w:sz="4" w:space="0" w:color="000000"/>
               <w:bottom w:val="single" w:sz="4" w:space="0" w:color="000000"/>
@@ -33335,7 +33506,7 @@
         </w:tc>
         <w:tc>
           <w:tcPr>
-            <w:tcW w:w="2504" w:type="dxa"/>
+            <w:tcW w:w="2502" w:type="dxa"/>
             <w:tcBorders>
               <w:left w:val="single" w:sz="4" w:space="0" w:color="000000"/>
               <w:bottom w:val="single" w:sz="4" w:space="0" w:color="000000"/>
@@ -33359,7 +33530,7 @@
         </w:tc>
         <w:tc>
           <w:tcPr>
-            <w:tcW w:w="4270" w:type="dxa"/>
+            <w:tcW w:w="4272" w:type="dxa"/>
             <w:tcBorders>
               <w:left w:val="single" w:sz="4" w:space="0" w:color="000000"/>
               <w:bottom w:val="single" w:sz="4" w:space="0" w:color="000000"/>
@@ -33465,7 +33636,7 @@
         </w:tc>
         <w:tc>
           <w:tcPr>
-            <w:tcW w:w="2504" w:type="dxa"/>
+            <w:tcW w:w="2502" w:type="dxa"/>
             <w:tcBorders>
               <w:left w:val="single" w:sz="4" w:space="0" w:color="000000"/>
               <w:bottom w:val="single" w:sz="4" w:space="0" w:color="000000"/>
@@ -33489,7 +33660,7 @@
         </w:tc>
         <w:tc>
           <w:tcPr>
-            <w:tcW w:w="4270" w:type="dxa"/>
+            <w:tcW w:w="4272" w:type="dxa"/>
             <w:tcBorders>
               <w:left w:val="single" w:sz="4" w:space="0" w:color="000000"/>
               <w:bottom w:val="single" w:sz="4" w:space="0" w:color="000000"/>
@@ -33595,7 +33766,7 @@
         </w:tc>
         <w:tc>
           <w:tcPr>
-            <w:tcW w:w="2504" w:type="dxa"/>
+            <w:tcW w:w="2502" w:type="dxa"/>
             <w:tcBorders>
               <w:left w:val="single" w:sz="4" w:space="0" w:color="000000"/>
               <w:bottom w:val="single" w:sz="4" w:space="0" w:color="000000"/>
@@ -33619,7 +33790,7 @@
         </w:tc>
         <w:tc>
           <w:tcPr>
-            <w:tcW w:w="4270" w:type="dxa"/>
+            <w:tcW w:w="4272" w:type="dxa"/>
             <w:tcBorders>
               <w:left w:val="single" w:sz="4" w:space="0" w:color="000000"/>
               <w:bottom w:val="single" w:sz="4" w:space="0" w:color="000000"/>
@@ -33725,7 +33896,7 @@
         </w:tc>
         <w:tc>
           <w:tcPr>
-            <w:tcW w:w="2504" w:type="dxa"/>
+            <w:tcW w:w="2502" w:type="dxa"/>
             <w:tcBorders>
               <w:left w:val="single" w:sz="4" w:space="0" w:color="000000"/>
               <w:bottom w:val="single" w:sz="4" w:space="0" w:color="000000"/>
@@ -33749,7 +33920,7 @@
         </w:tc>
         <w:tc>
           <w:tcPr>
-            <w:tcW w:w="4270" w:type="dxa"/>
+            <w:tcW w:w="4272" w:type="dxa"/>
             <w:tcBorders>
               <w:left w:val="single" w:sz="4" w:space="0" w:color="000000"/>
               <w:bottom w:val="single" w:sz="4" w:space="0" w:color="000000"/>
@@ -33855,7 +34026,7 @@
         </w:tc>
         <w:tc>
           <w:tcPr>
-            <w:tcW w:w="2504" w:type="dxa"/>
+            <w:tcW w:w="2502" w:type="dxa"/>
             <w:tcBorders>
               <w:left w:val="single" w:sz="4" w:space="0" w:color="000000"/>
               <w:bottom w:val="single" w:sz="4" w:space="0" w:color="000000"/>
@@ -33879,7 +34050,7 @@
         </w:tc>
         <w:tc>
           <w:tcPr>
-            <w:tcW w:w="4270" w:type="dxa"/>
+            <w:tcW w:w="4272" w:type="dxa"/>
             <w:tcBorders>
               <w:left w:val="single" w:sz="4" w:space="0" w:color="000000"/>
               <w:bottom w:val="single" w:sz="4" w:space="0" w:color="000000"/>
@@ -33985,7 +34156,7 @@
         </w:tc>
         <w:tc>
           <w:tcPr>
-            <w:tcW w:w="2504" w:type="dxa"/>
+            <w:tcW w:w="2502" w:type="dxa"/>
             <w:tcBorders>
               <w:left w:val="single" w:sz="4" w:space="0" w:color="000000"/>
               <w:bottom w:val="single" w:sz="4" w:space="0" w:color="000000"/>
@@ -34009,7 +34180,7 @@
         </w:tc>
         <w:tc>
           <w:tcPr>
-            <w:tcW w:w="4270" w:type="dxa"/>
+            <w:tcW w:w="4272" w:type="dxa"/>
             <w:tcBorders>
               <w:left w:val="single" w:sz="4" w:space="0" w:color="000000"/>
               <w:bottom w:val="single" w:sz="4" w:space="0" w:color="000000"/>
@@ -34115,7 +34286,7 @@
         </w:tc>
         <w:tc>
           <w:tcPr>
-            <w:tcW w:w="2504" w:type="dxa"/>
+            <w:tcW w:w="2502" w:type="dxa"/>
             <w:tcBorders>
               <w:left w:val="single" w:sz="4" w:space="0" w:color="000000"/>
               <w:bottom w:val="single" w:sz="4" w:space="0" w:color="000000"/>
@@ -34139,7 +34310,7 @@
         </w:tc>
         <w:tc>
           <w:tcPr>
-            <w:tcW w:w="4270" w:type="dxa"/>
+            <w:tcW w:w="4272" w:type="dxa"/>
             <w:tcBorders>
               <w:left w:val="single" w:sz="4" w:space="0" w:color="000000"/>
               <w:bottom w:val="single" w:sz="4" w:space="0" w:color="000000"/>
@@ -34245,7 +34416,7 @@
         </w:tc>
         <w:tc>
           <w:tcPr>
-            <w:tcW w:w="2504" w:type="dxa"/>
+            <w:tcW w:w="2502" w:type="dxa"/>
             <w:tcBorders>
               <w:left w:val="single" w:sz="4" w:space="0" w:color="000000"/>
               <w:bottom w:val="single" w:sz="4" w:space="0" w:color="000000"/>
@@ -34269,7 +34440,7 @@
         </w:tc>
         <w:tc>
           <w:tcPr>
-            <w:tcW w:w="4270" w:type="dxa"/>
+            <w:tcW w:w="4272" w:type="dxa"/>
             <w:tcBorders>
               <w:left w:val="single" w:sz="4" w:space="0" w:color="000000"/>
               <w:bottom w:val="single" w:sz="4" w:space="0" w:color="000000"/>
@@ -34375,7 +34546,7 @@
         </w:tc>
         <w:tc>
           <w:tcPr>
-            <w:tcW w:w="2504" w:type="dxa"/>
+            <w:tcW w:w="2502" w:type="dxa"/>
             <w:tcBorders>
               <w:left w:val="single" w:sz="4" w:space="0" w:color="000000"/>
               <w:bottom w:val="single" w:sz="4" w:space="0" w:color="000000"/>
@@ -34399,7 +34570,7 @@
         </w:tc>
         <w:tc>
           <w:tcPr>
-            <w:tcW w:w="4270" w:type="dxa"/>
+            <w:tcW w:w="4272" w:type="dxa"/>
             <w:tcBorders>
               <w:left w:val="single" w:sz="4" w:space="0" w:color="000000"/>
               <w:bottom w:val="single" w:sz="4" w:space="0" w:color="000000"/>
@@ -34538,7 +34709,7 @@
         </w:tc>
         <w:tc>
           <w:tcPr>
-            <w:tcW w:w="2504" w:type="dxa"/>
+            <w:tcW w:w="2502" w:type="dxa"/>
             <w:tcBorders>
               <w:left w:val="single" w:sz="4" w:space="0" w:color="000000"/>
               <w:bottom w:val="single" w:sz="4" w:space="0" w:color="000000"/>
@@ -34562,7 +34733,7 @@
         </w:tc>
         <w:tc>
           <w:tcPr>
-            <w:tcW w:w="4270" w:type="dxa"/>
+            <w:tcW w:w="4272" w:type="dxa"/>
             <w:tcBorders>
               <w:left w:val="single" w:sz="4" w:space="0" w:color="000000"/>
               <w:bottom w:val="single" w:sz="4" w:space="0" w:color="000000"/>
@@ -34668,7 +34839,7 @@
         </w:tc>
         <w:tc>
           <w:tcPr>
-            <w:tcW w:w="2504" w:type="dxa"/>
+            <w:tcW w:w="2502" w:type="dxa"/>
             <w:tcBorders>
               <w:left w:val="single" w:sz="4" w:space="0" w:color="000000"/>
               <w:bottom w:val="single" w:sz="4" w:space="0" w:color="000000"/>
@@ -34692,7 +34863,7 @@
         </w:tc>
         <w:tc>
           <w:tcPr>
-            <w:tcW w:w="4270" w:type="dxa"/>
+            <w:tcW w:w="4272" w:type="dxa"/>
             <w:tcBorders>
               <w:left w:val="single" w:sz="4" w:space="0" w:color="000000"/>
               <w:bottom w:val="single" w:sz="4" w:space="0" w:color="000000"/>
@@ -34798,7 +34969,7 @@
         </w:tc>
         <w:tc>
           <w:tcPr>
-            <w:tcW w:w="2504" w:type="dxa"/>
+            <w:tcW w:w="2502" w:type="dxa"/>
             <w:tcBorders>
               <w:left w:val="single" w:sz="4" w:space="0" w:color="000000"/>
               <w:bottom w:val="single" w:sz="4" w:space="0" w:color="000000"/>
@@ -34822,7 +34993,7 @@
         </w:tc>
         <w:tc>
           <w:tcPr>
-            <w:tcW w:w="4270" w:type="dxa"/>
+            <w:tcW w:w="4272" w:type="dxa"/>
             <w:tcBorders>
               <w:left w:val="single" w:sz="4" w:space="0" w:color="000000"/>
               <w:bottom w:val="single" w:sz="4" w:space="0" w:color="000000"/>
@@ -34884,8 +35055,8 @@
         <w:gridCol w:w="952"/>
         <w:gridCol w:w="821"/>
         <w:gridCol w:w="1425"/>
-        <w:gridCol w:w="2504"/>
-        <w:gridCol w:w="4270"/>
+        <w:gridCol w:w="2502"/>
+        <w:gridCol w:w="4272"/>
       </w:tblGrid>
       <w:tr>
         <w:trPr/>
@@ -34984,7 +35155,7 @@
         </w:tc>
         <w:tc>
           <w:tcPr>
-            <w:tcW w:w="2504" w:type="dxa"/>
+            <w:tcW w:w="2502" w:type="dxa"/>
             <w:tcBorders>
               <w:top w:val="single" w:sz="4" w:space="0" w:color="000000"/>
               <w:left w:val="single" w:sz="4" w:space="0" w:color="000000"/>
@@ -35015,7 +35186,7 @@
         </w:tc>
         <w:tc>
           <w:tcPr>
-            <w:tcW w:w="4270" w:type="dxa"/>
+            <w:tcW w:w="4272" w:type="dxa"/>
             <w:tcBorders>
               <w:top w:val="single" w:sz="4" w:space="0" w:color="000000"/>
               <w:left w:val="single" w:sz="4" w:space="0" w:color="000000"/>
@@ -35110,7 +35281,7 @@
         </w:tc>
         <w:tc>
           <w:tcPr>
-            <w:tcW w:w="2504" w:type="dxa"/>
+            <w:tcW w:w="2502" w:type="dxa"/>
             <w:tcBorders>
               <w:left w:val="single" w:sz="4" w:space="0" w:color="000000"/>
               <w:bottom w:val="single" w:sz="4" w:space="0" w:color="000000"/>
@@ -35130,7 +35301,7 @@
         </w:tc>
         <w:tc>
           <w:tcPr>
-            <w:tcW w:w="4270" w:type="dxa"/>
+            <w:tcW w:w="4272" w:type="dxa"/>
             <w:tcBorders>
               <w:left w:val="single" w:sz="4" w:space="0" w:color="000000"/>
               <w:bottom w:val="single" w:sz="4" w:space="0" w:color="000000"/>
@@ -35220,7 +35391,7 @@
         </w:tc>
         <w:tc>
           <w:tcPr>
-            <w:tcW w:w="2504" w:type="dxa"/>
+            <w:tcW w:w="2502" w:type="dxa"/>
             <w:tcBorders>
               <w:left w:val="single" w:sz="4" w:space="0" w:color="000000"/>
               <w:bottom w:val="single" w:sz="4" w:space="0" w:color="000000"/>
@@ -35240,7 +35411,7 @@
         </w:tc>
         <w:tc>
           <w:tcPr>
-            <w:tcW w:w="4270" w:type="dxa"/>
+            <w:tcW w:w="4272" w:type="dxa"/>
             <w:tcBorders>
               <w:left w:val="single" w:sz="4" w:space="0" w:color="000000"/>
               <w:bottom w:val="single" w:sz="4" w:space="0" w:color="000000"/>

--- a/AIBus Information.docx
+++ b/AIBus Information.docx
@@ -1,6 +1,6 @@
 
 <file path=word/document.xml><?xml version="1.0" encoding="utf-8"?>
-<w:document xmlns:o="urn:schemas-microsoft-com:office:office" xmlns:r="http://schemas.openxmlformats.org/officeDocument/2006/relationships" xmlns:v="urn:schemas-microsoft-com:vml" xmlns:w="http://schemas.openxmlformats.org/wordprocessingml/2006/main" xmlns:w10="urn:schemas-microsoft-com:office:word" xmlns:wp="http://schemas.openxmlformats.org/drawingml/2006/wordprocessingDrawing" xmlns:wps="http://schemas.microsoft.com/office/word/2010/wordprocessingShape" xmlns:wpg="http://schemas.microsoft.com/office/word/2010/wordprocessingGroup" xmlns:mc="http://schemas.openxmlformats.org/markup-compatibility/2006" xmlns:wp14="http://schemas.microsoft.com/office/word/2010/wordprocessingDrawing" xmlns:w14="http://schemas.microsoft.com/office/word/2010/wordml" xmlns:w15="http://schemas.microsoft.com/office/word/2012/wordml" mc:Ignorable="w14 wp14 w15">
+<w:document xmlns:o="urn:schemas-microsoft-com:office:office" xmlns:r="http://schemas.openxmlformats.org/officeDocument/2006/relationships" xmlns:v="urn:schemas-microsoft-com:vml" xmlns:w="http://schemas.openxmlformats.org/wordprocessingml/2006/main" xmlns:w10="urn:schemas-microsoft-com:office:word" xmlns:wp="http://schemas.openxmlformats.org/drawingml/2006/wordprocessingDrawing" xmlns:pic="http://schemas.openxmlformats.org/drawingml/2006/picture" xmlns:wps="http://schemas.microsoft.com/office/word/2010/wordprocessingShape" xmlns:wpg="http://schemas.microsoft.com/office/word/2010/wordprocessingGroup" xmlns:mc="http://schemas.openxmlformats.org/markup-compatibility/2006" xmlns:wp14="http://schemas.microsoft.com/office/word/2010/wordprocessingDrawing" xmlns:w14="http://schemas.microsoft.com/office/word/2010/wordml" xmlns:w15="http://schemas.microsoft.com/office/word/2012/wordml" mc:Ignorable="w14 wp14 w15">
   <w:body>
     <w:p>
       <w:pPr>
@@ -178,8 +178,8 @@
         <w:gridCol w:w="952"/>
         <w:gridCol w:w="821"/>
         <w:gridCol w:w="1425"/>
-        <w:gridCol w:w="2502"/>
-        <w:gridCol w:w="4272"/>
+        <w:gridCol w:w="2498"/>
+        <w:gridCol w:w="4276"/>
       </w:tblGrid>
       <w:tr>
         <w:trPr/>
@@ -290,7 +290,7 @@
         </w:tc>
         <w:tc>
           <w:tcPr>
-            <w:tcW w:w="2502" w:type="dxa"/>
+            <w:tcW w:w="2498" w:type="dxa"/>
             <w:tcBorders>
               <w:top w:val="single" w:sz="4" w:space="0" w:color="000000"/>
               <w:left w:val="single" w:sz="4" w:space="0" w:color="000000"/>
@@ -325,7 +325,7 @@
         </w:tc>
         <w:tc>
           <w:tcPr>
-            <w:tcW w:w="4272" w:type="dxa"/>
+            <w:tcW w:w="4276" w:type="dxa"/>
             <w:tcBorders>
               <w:top w:val="single" w:sz="4" w:space="0" w:color="000000"/>
               <w:left w:val="single" w:sz="4" w:space="0" w:color="000000"/>
@@ -436,7 +436,7 @@
         </w:tc>
         <w:tc>
           <w:tcPr>
-            <w:tcW w:w="2502" w:type="dxa"/>
+            <w:tcW w:w="2498" w:type="dxa"/>
             <w:tcBorders>
               <w:left w:val="single" w:sz="4" w:space="0" w:color="000000"/>
               <w:bottom w:val="single" w:sz="4" w:space="0" w:color="000000"/>
@@ -460,7 +460,7 @@
         </w:tc>
         <w:tc>
           <w:tcPr>
-            <w:tcW w:w="4272" w:type="dxa"/>
+            <w:tcW w:w="4276" w:type="dxa"/>
             <w:tcBorders>
               <w:left w:val="single" w:sz="4" w:space="0" w:color="000000"/>
               <w:bottom w:val="single" w:sz="4" w:space="0" w:color="000000"/>
@@ -566,7 +566,7 @@
         </w:tc>
         <w:tc>
           <w:tcPr>
-            <w:tcW w:w="2502" w:type="dxa"/>
+            <w:tcW w:w="2498" w:type="dxa"/>
             <w:tcBorders>
               <w:left w:val="single" w:sz="4" w:space="0" w:color="000000"/>
               <w:bottom w:val="single" w:sz="4" w:space="0" w:color="000000"/>
@@ -590,7 +590,7 @@
         </w:tc>
         <w:tc>
           <w:tcPr>
-            <w:tcW w:w="4272" w:type="dxa"/>
+            <w:tcW w:w="4276" w:type="dxa"/>
             <w:tcBorders>
               <w:left w:val="single" w:sz="4" w:space="0" w:color="000000"/>
               <w:bottom w:val="single" w:sz="4" w:space="0" w:color="000000"/>
@@ -696,7 +696,7 @@
         </w:tc>
         <w:tc>
           <w:tcPr>
-            <w:tcW w:w="2502" w:type="dxa"/>
+            <w:tcW w:w="2498" w:type="dxa"/>
             <w:tcBorders>
               <w:left w:val="single" w:sz="4" w:space="0" w:color="000000"/>
               <w:bottom w:val="single" w:sz="4" w:space="0" w:color="000000"/>
@@ -720,7 +720,7 @@
         </w:tc>
         <w:tc>
           <w:tcPr>
-            <w:tcW w:w="4272" w:type="dxa"/>
+            <w:tcW w:w="4276" w:type="dxa"/>
             <w:tcBorders>
               <w:left w:val="single" w:sz="4" w:space="0" w:color="000000"/>
               <w:bottom w:val="single" w:sz="4" w:space="0" w:color="000000"/>
@@ -826,7 +826,7 @@
         </w:tc>
         <w:tc>
           <w:tcPr>
-            <w:tcW w:w="2502" w:type="dxa"/>
+            <w:tcW w:w="2498" w:type="dxa"/>
             <w:tcBorders>
               <w:left w:val="single" w:sz="4" w:space="0" w:color="000000"/>
               <w:bottom w:val="single" w:sz="4" w:space="0" w:color="000000"/>
@@ -850,7 +850,7 @@
         </w:tc>
         <w:tc>
           <w:tcPr>
-            <w:tcW w:w="4272" w:type="dxa"/>
+            <w:tcW w:w="4276" w:type="dxa"/>
             <w:tcBorders>
               <w:left w:val="single" w:sz="4" w:space="0" w:color="000000"/>
               <w:bottom w:val="single" w:sz="4" w:space="0" w:color="000000"/>
@@ -956,7 +956,7 @@
         </w:tc>
         <w:tc>
           <w:tcPr>
-            <w:tcW w:w="2502" w:type="dxa"/>
+            <w:tcW w:w="2498" w:type="dxa"/>
             <w:tcBorders>
               <w:left w:val="single" w:sz="4" w:space="0" w:color="000000"/>
               <w:bottom w:val="single" w:sz="4" w:space="0" w:color="000000"/>
@@ -980,7 +980,7 @@
         </w:tc>
         <w:tc>
           <w:tcPr>
-            <w:tcW w:w="4272" w:type="dxa"/>
+            <w:tcW w:w="4276" w:type="dxa"/>
             <w:tcBorders>
               <w:left w:val="single" w:sz="4" w:space="0" w:color="000000"/>
               <w:bottom w:val="single" w:sz="4" w:space="0" w:color="000000"/>
@@ -1086,7 +1086,7 @@
         </w:tc>
         <w:tc>
           <w:tcPr>
-            <w:tcW w:w="2502" w:type="dxa"/>
+            <w:tcW w:w="2498" w:type="dxa"/>
             <w:tcBorders>
               <w:left w:val="single" w:sz="4" w:space="0" w:color="000000"/>
               <w:bottom w:val="single" w:sz="4" w:space="0" w:color="000000"/>
@@ -1110,7 +1110,7 @@
         </w:tc>
         <w:tc>
           <w:tcPr>
-            <w:tcW w:w="4272" w:type="dxa"/>
+            <w:tcW w:w="4276" w:type="dxa"/>
             <w:tcBorders>
               <w:left w:val="single" w:sz="4" w:space="0" w:color="000000"/>
               <w:bottom w:val="single" w:sz="4" w:space="0" w:color="000000"/>
@@ -1216,7 +1216,7 @@
         </w:tc>
         <w:tc>
           <w:tcPr>
-            <w:tcW w:w="2502" w:type="dxa"/>
+            <w:tcW w:w="2498" w:type="dxa"/>
             <w:tcBorders>
               <w:left w:val="single" w:sz="4" w:space="0" w:color="000000"/>
               <w:bottom w:val="single" w:sz="4" w:space="0" w:color="000000"/>
@@ -1240,7 +1240,7 @@
         </w:tc>
         <w:tc>
           <w:tcPr>
-            <w:tcW w:w="4272" w:type="dxa"/>
+            <w:tcW w:w="4276" w:type="dxa"/>
             <w:tcBorders>
               <w:left w:val="single" w:sz="4" w:space="0" w:color="000000"/>
               <w:bottom w:val="single" w:sz="4" w:space="0" w:color="000000"/>
@@ -1346,7 +1346,7 @@
         </w:tc>
         <w:tc>
           <w:tcPr>
-            <w:tcW w:w="2502" w:type="dxa"/>
+            <w:tcW w:w="2498" w:type="dxa"/>
             <w:tcBorders>
               <w:left w:val="single" w:sz="4" w:space="0" w:color="000000"/>
               <w:bottom w:val="single" w:sz="4" w:space="0" w:color="000000"/>
@@ -1370,7 +1370,7 @@
         </w:tc>
         <w:tc>
           <w:tcPr>
-            <w:tcW w:w="4272" w:type="dxa"/>
+            <w:tcW w:w="4276" w:type="dxa"/>
             <w:tcBorders>
               <w:left w:val="single" w:sz="4" w:space="0" w:color="000000"/>
               <w:bottom w:val="single" w:sz="4" w:space="0" w:color="000000"/>
@@ -1476,7 +1476,7 @@
         </w:tc>
         <w:tc>
           <w:tcPr>
-            <w:tcW w:w="2502" w:type="dxa"/>
+            <w:tcW w:w="2498" w:type="dxa"/>
             <w:tcBorders>
               <w:left w:val="single" w:sz="4" w:space="0" w:color="000000"/>
               <w:bottom w:val="single" w:sz="4" w:space="0" w:color="000000"/>
@@ -1500,7 +1500,7 @@
         </w:tc>
         <w:tc>
           <w:tcPr>
-            <w:tcW w:w="4272" w:type="dxa"/>
+            <w:tcW w:w="4276" w:type="dxa"/>
             <w:tcBorders>
               <w:left w:val="single" w:sz="4" w:space="0" w:color="000000"/>
               <w:bottom w:val="single" w:sz="4" w:space="0" w:color="000000"/>
@@ -1606,7 +1606,7 @@
         </w:tc>
         <w:tc>
           <w:tcPr>
-            <w:tcW w:w="2502" w:type="dxa"/>
+            <w:tcW w:w="2498" w:type="dxa"/>
             <w:tcBorders>
               <w:left w:val="single" w:sz="4" w:space="0" w:color="000000"/>
               <w:bottom w:val="single" w:sz="4" w:space="0" w:color="000000"/>
@@ -1630,7 +1630,7 @@
         </w:tc>
         <w:tc>
           <w:tcPr>
-            <w:tcW w:w="4272" w:type="dxa"/>
+            <w:tcW w:w="4276" w:type="dxa"/>
             <w:tcBorders>
               <w:left w:val="single" w:sz="4" w:space="0" w:color="000000"/>
               <w:bottom w:val="single" w:sz="4" w:space="0" w:color="000000"/>
@@ -1735,7 +1735,7 @@
         </w:tc>
         <w:tc>
           <w:tcPr>
-            <w:tcW w:w="2502" w:type="dxa"/>
+            <w:tcW w:w="2498" w:type="dxa"/>
             <w:tcBorders>
               <w:left w:val="single" w:sz="4" w:space="0" w:color="000000"/>
               <w:bottom w:val="single" w:sz="4" w:space="0" w:color="000000"/>
@@ -1759,7 +1759,7 @@
         </w:tc>
         <w:tc>
           <w:tcPr>
-            <w:tcW w:w="4272" w:type="dxa"/>
+            <w:tcW w:w="4276" w:type="dxa"/>
             <w:tcBorders>
               <w:left w:val="single" w:sz="4" w:space="0" w:color="000000"/>
               <w:bottom w:val="single" w:sz="4" w:space="0" w:color="000000"/>
@@ -1784,7 +1784,115 @@
                 <w:sz w:val="16"/>
                 <w:szCs w:val="16"/>
               </w:rPr>
-              <w:t>Set whether this device should be sending clock data. If nn is 00, stop sending clock messages.</w:t>
+              <w:t>Set whether this device should be sending clock data. If nn is 00, stop sending clock messages. Otherwise:</w:t>
+            </w:r>
+          </w:p>
+          <w:p>
+            <w:pPr>
+              <w:pStyle w:val="TableContents"/>
+              <w:widowControl w:val="false"/>
+              <w:numPr>
+                <w:ilvl w:val="0"/>
+                <w:numId w:val="17"/>
+              </w:numPr>
+              <w:suppressLineNumbers/>
+              <w:suppressAutoHyphens w:val="true"/>
+              <w:bidi w:val="0"/>
+              <w:spacing w:before="0" w:after="0"/>
+              <w:ind w:hanging="180" w:left="360" w:right="269"/>
+              <w:jc w:val="left"/>
+              <w:rPr>
+                <w:sz w:val="16"/>
+                <w:szCs w:val="16"/>
+              </w:rPr>
+            </w:pPr>
+            <w:r>
+              <w:rPr>
+                <w:sz w:val="16"/>
+                <w:szCs w:val="16"/>
+              </w:rPr>
+              <w:t>|01: Start sending clock messages.</w:t>
+            </w:r>
+          </w:p>
+          <w:p>
+            <w:pPr>
+              <w:pStyle w:val="TableContents"/>
+              <w:widowControl w:val="false"/>
+              <w:numPr>
+                <w:ilvl w:val="0"/>
+                <w:numId w:val="17"/>
+              </w:numPr>
+              <w:suppressLineNumbers/>
+              <w:suppressAutoHyphens w:val="true"/>
+              <w:bidi w:val="0"/>
+              <w:spacing w:before="0" w:after="0"/>
+              <w:ind w:hanging="180" w:left="360" w:right="269"/>
+              <w:jc w:val="left"/>
+              <w:rPr>
+                <w:sz w:val="16"/>
+                <w:szCs w:val="16"/>
+              </w:rPr>
+            </w:pPr>
+            <w:r>
+              <w:rPr>
+                <w:sz w:val="16"/>
+                <w:szCs w:val="16"/>
+              </w:rPr>
+              <w:t>|02: Send clock messages but don’t automatically set the clock.</w:t>
+            </w:r>
+          </w:p>
+          <w:p>
+            <w:pPr>
+              <w:pStyle w:val="TableContents"/>
+              <w:widowControl w:val="false"/>
+              <w:numPr>
+                <w:ilvl w:val="0"/>
+                <w:numId w:val="17"/>
+              </w:numPr>
+              <w:suppressLineNumbers/>
+              <w:suppressAutoHyphens w:val="true"/>
+              <w:bidi w:val="0"/>
+              <w:spacing w:before="0" w:after="0"/>
+              <w:ind w:hanging="180" w:left="360" w:right="269"/>
+              <w:jc w:val="left"/>
+              <w:rPr>
+                <w:sz w:val="16"/>
+                <w:szCs w:val="16"/>
+              </w:rPr>
+            </w:pPr>
+            <w:r>
+              <w:rPr>
+                <w:sz w:val="16"/>
+                <w:szCs w:val="16"/>
+              </w:rPr>
+              <w:t>|04: Send clock right now if able and set.</w:t>
+            </w:r>
+          </w:p>
+          <w:p>
+            <w:pPr>
+              <w:pStyle w:val="TableContents"/>
+              <w:widowControl w:val="false"/>
+              <w:numPr>
+                <w:ilvl w:val="0"/>
+                <w:numId w:val="17"/>
+              </w:numPr>
+              <w:suppressLineNumbers/>
+              <w:suppressAutoHyphens w:val="true"/>
+              <w:bidi w:val="0"/>
+              <w:spacing w:before="0" w:after="0"/>
+              <w:ind w:hanging="180" w:left="360" w:right="269"/>
+              <w:jc w:val="left"/>
+              <w:rPr>
+                <w:sz w:val="16"/>
+                <w:szCs w:val="16"/>
+              </w:rPr>
+            </w:pPr>
+            <w:r>
+              <w:rPr>
+                <w:sz w:val="16"/>
+                <w:szCs w:val="16"/>
+              </w:rPr>
+              <w:t>|80: Send messages in 12h format.</w:t>
             </w:r>
           </w:p>
         </w:tc>
@@ -1865,7 +1973,7 @@
         </w:tc>
         <w:tc>
           <w:tcPr>
-            <w:tcW w:w="2502" w:type="dxa"/>
+            <w:tcW w:w="2498" w:type="dxa"/>
             <w:tcBorders>
               <w:left w:val="single" w:sz="4" w:space="0" w:color="000000"/>
               <w:bottom w:val="single" w:sz="4" w:space="0" w:color="000000"/>
@@ -1889,7 +1997,7 @@
         </w:tc>
         <w:tc>
           <w:tcPr>
-            <w:tcW w:w="4272" w:type="dxa"/>
+            <w:tcW w:w="4276" w:type="dxa"/>
             <w:tcBorders>
               <w:left w:val="single" w:sz="4" w:space="0" w:color="000000"/>
               <w:bottom w:val="single" w:sz="4" w:space="0" w:color="000000"/>
@@ -1995,7 +2103,7 @@
         </w:tc>
         <w:tc>
           <w:tcPr>
-            <w:tcW w:w="2502" w:type="dxa"/>
+            <w:tcW w:w="2498" w:type="dxa"/>
             <w:tcBorders>
               <w:left w:val="single" w:sz="4" w:space="0" w:color="000000"/>
               <w:bottom w:val="single" w:sz="4" w:space="0" w:color="000000"/>
@@ -2019,7 +2127,7 @@
         </w:tc>
         <w:tc>
           <w:tcPr>
-            <w:tcW w:w="4272" w:type="dxa"/>
+            <w:tcW w:w="4276" w:type="dxa"/>
             <w:tcBorders>
               <w:left w:val="single" w:sz="4" w:space="0" w:color="000000"/>
               <w:bottom w:val="single" w:sz="4" w:space="0" w:color="000000"/>
@@ -2260,7 +2368,7 @@
         </w:tc>
         <w:tc>
           <w:tcPr>
-            <w:tcW w:w="2502" w:type="dxa"/>
+            <w:tcW w:w="2498" w:type="dxa"/>
             <w:tcBorders>
               <w:left w:val="single" w:sz="4" w:space="0" w:color="000000"/>
               <w:bottom w:val="single" w:sz="4" w:space="0" w:color="000000"/>
@@ -2284,7 +2392,7 @@
         </w:tc>
         <w:tc>
           <w:tcPr>
-            <w:tcW w:w="4272" w:type="dxa"/>
+            <w:tcW w:w="4276" w:type="dxa"/>
             <w:tcBorders>
               <w:left w:val="single" w:sz="4" w:space="0" w:color="000000"/>
               <w:bottom w:val="single" w:sz="4" w:space="0" w:color="000000"/>
@@ -2390,7 +2498,7 @@
         </w:tc>
         <w:tc>
           <w:tcPr>
-            <w:tcW w:w="2502" w:type="dxa"/>
+            <w:tcW w:w="2498" w:type="dxa"/>
             <w:tcBorders>
               <w:left w:val="single" w:sz="4" w:space="0" w:color="000000"/>
               <w:bottom w:val="single" w:sz="4" w:space="0" w:color="000000"/>
@@ -2414,7 +2522,7 @@
         </w:tc>
         <w:tc>
           <w:tcPr>
-            <w:tcW w:w="4272" w:type="dxa"/>
+            <w:tcW w:w="4276" w:type="dxa"/>
             <w:tcBorders>
               <w:left w:val="single" w:sz="4" w:space="0" w:color="000000"/>
               <w:bottom w:val="single" w:sz="4" w:space="0" w:color="000000"/>
@@ -2520,7 +2628,7 @@
         </w:tc>
         <w:tc>
           <w:tcPr>
-            <w:tcW w:w="2502" w:type="dxa"/>
+            <w:tcW w:w="2498" w:type="dxa"/>
             <w:tcBorders>
               <w:left w:val="single" w:sz="4" w:space="0" w:color="000000"/>
               <w:bottom w:val="single" w:sz="4" w:space="0" w:color="000000"/>
@@ -2544,7 +2652,7 @@
         </w:tc>
         <w:tc>
           <w:tcPr>
-            <w:tcW w:w="4272" w:type="dxa"/>
+            <w:tcW w:w="4276" w:type="dxa"/>
             <w:tcBorders>
               <w:left w:val="single" w:sz="4" w:space="0" w:color="000000"/>
               <w:bottom w:val="single" w:sz="4" w:space="0" w:color="000000"/>
@@ -2652,7 +2760,7 @@
         </w:tc>
         <w:tc>
           <w:tcPr>
-            <w:tcW w:w="2502" w:type="dxa"/>
+            <w:tcW w:w="2498" w:type="dxa"/>
             <w:tcBorders>
               <w:left w:val="single" w:sz="4" w:space="0" w:color="000000"/>
               <w:bottom w:val="single" w:sz="4" w:space="0" w:color="000000"/>
@@ -2676,7 +2784,7 @@
         </w:tc>
         <w:tc>
           <w:tcPr>
-            <w:tcW w:w="4272" w:type="dxa"/>
+            <w:tcW w:w="4276" w:type="dxa"/>
             <w:tcBorders>
               <w:left w:val="single" w:sz="4" w:space="0" w:color="000000"/>
               <w:bottom w:val="single" w:sz="4" w:space="0" w:color="000000"/>
@@ -2784,7 +2892,7 @@
         </w:tc>
         <w:tc>
           <w:tcPr>
-            <w:tcW w:w="2502" w:type="dxa"/>
+            <w:tcW w:w="2498" w:type="dxa"/>
             <w:tcBorders>
               <w:left w:val="single" w:sz="4" w:space="0" w:color="000000"/>
               <w:bottom w:val="single" w:sz="4" w:space="0" w:color="000000"/>
@@ -2808,7 +2916,7 @@
         </w:tc>
         <w:tc>
           <w:tcPr>
-            <w:tcW w:w="4272" w:type="dxa"/>
+            <w:tcW w:w="4276" w:type="dxa"/>
             <w:tcBorders>
               <w:left w:val="single" w:sz="4" w:space="0" w:color="000000"/>
               <w:bottom w:val="single" w:sz="4" w:space="0" w:color="000000"/>
@@ -2916,7 +3024,7 @@
         </w:tc>
         <w:tc>
           <w:tcPr>
-            <w:tcW w:w="2502" w:type="dxa"/>
+            <w:tcW w:w="2498" w:type="dxa"/>
             <w:tcBorders>
               <w:left w:val="single" w:sz="4" w:space="0" w:color="000000"/>
               <w:bottom w:val="single" w:sz="4" w:space="0" w:color="000000"/>
@@ -2940,7 +3048,7 @@
         </w:tc>
         <w:tc>
           <w:tcPr>
-            <w:tcW w:w="4272" w:type="dxa"/>
+            <w:tcW w:w="4276" w:type="dxa"/>
             <w:tcBorders>
               <w:left w:val="single" w:sz="4" w:space="0" w:color="000000"/>
               <w:bottom w:val="single" w:sz="4" w:space="0" w:color="000000"/>
@@ -3030,8 +3138,8 @@
         <w:gridCol w:w="952"/>
         <w:gridCol w:w="821"/>
         <w:gridCol w:w="1425"/>
-        <w:gridCol w:w="2502"/>
-        <w:gridCol w:w="4272"/>
+        <w:gridCol w:w="2498"/>
+        <w:gridCol w:w="4276"/>
       </w:tblGrid>
       <w:tr>
         <w:trPr/>
@@ -3142,7 +3250,7 @@
         </w:tc>
         <w:tc>
           <w:tcPr>
-            <w:tcW w:w="2502" w:type="dxa"/>
+            <w:tcW w:w="2498" w:type="dxa"/>
             <w:tcBorders>
               <w:top w:val="single" w:sz="4" w:space="0" w:color="000000"/>
               <w:left w:val="single" w:sz="4" w:space="0" w:color="000000"/>
@@ -3177,7 +3285,7 @@
         </w:tc>
         <w:tc>
           <w:tcPr>
-            <w:tcW w:w="4272" w:type="dxa"/>
+            <w:tcW w:w="4276" w:type="dxa"/>
             <w:tcBorders>
               <w:top w:val="single" w:sz="4" w:space="0" w:color="000000"/>
               <w:left w:val="single" w:sz="4" w:space="0" w:color="000000"/>
@@ -3288,7 +3396,7 @@
         </w:tc>
         <w:tc>
           <w:tcPr>
-            <w:tcW w:w="2502" w:type="dxa"/>
+            <w:tcW w:w="2498" w:type="dxa"/>
             <w:tcBorders>
               <w:left w:val="single" w:sz="4" w:space="0" w:color="000000"/>
               <w:bottom w:val="single" w:sz="4" w:space="0" w:color="000000"/>
@@ -3312,7 +3420,7 @@
         </w:tc>
         <w:tc>
           <w:tcPr>
-            <w:tcW w:w="4272" w:type="dxa"/>
+            <w:tcW w:w="4276" w:type="dxa"/>
             <w:tcBorders>
               <w:left w:val="single" w:sz="4" w:space="0" w:color="000000"/>
               <w:bottom w:val="single" w:sz="4" w:space="0" w:color="000000"/>
@@ -3418,7 +3526,7 @@
         </w:tc>
         <w:tc>
           <w:tcPr>
-            <w:tcW w:w="2502" w:type="dxa"/>
+            <w:tcW w:w="2498" w:type="dxa"/>
             <w:tcBorders>
               <w:left w:val="single" w:sz="4" w:space="0" w:color="000000"/>
               <w:bottom w:val="single" w:sz="4" w:space="0" w:color="000000"/>
@@ -3442,7 +3550,7 @@
         </w:tc>
         <w:tc>
           <w:tcPr>
-            <w:tcW w:w="4272" w:type="dxa"/>
+            <w:tcW w:w="4276" w:type="dxa"/>
             <w:tcBorders>
               <w:left w:val="single" w:sz="4" w:space="0" w:color="000000"/>
               <w:bottom w:val="single" w:sz="4" w:space="0" w:color="000000"/>
@@ -3548,7 +3656,7 @@
         </w:tc>
         <w:tc>
           <w:tcPr>
-            <w:tcW w:w="2502" w:type="dxa"/>
+            <w:tcW w:w="2498" w:type="dxa"/>
             <w:tcBorders>
               <w:left w:val="single" w:sz="4" w:space="0" w:color="000000"/>
               <w:bottom w:val="single" w:sz="4" w:space="0" w:color="000000"/>
@@ -3572,7 +3680,7 @@
         </w:tc>
         <w:tc>
           <w:tcPr>
-            <w:tcW w:w="4272" w:type="dxa"/>
+            <w:tcW w:w="4276" w:type="dxa"/>
             <w:tcBorders>
               <w:left w:val="single" w:sz="4" w:space="0" w:color="000000"/>
               <w:bottom w:val="single" w:sz="4" w:space="0" w:color="000000"/>
@@ -3678,7 +3786,7 @@
         </w:tc>
         <w:tc>
           <w:tcPr>
-            <w:tcW w:w="2502" w:type="dxa"/>
+            <w:tcW w:w="2498" w:type="dxa"/>
             <w:tcBorders>
               <w:left w:val="single" w:sz="4" w:space="0" w:color="000000"/>
               <w:bottom w:val="single" w:sz="4" w:space="0" w:color="000000"/>
@@ -3702,7 +3810,7 @@
         </w:tc>
         <w:tc>
           <w:tcPr>
-            <w:tcW w:w="4272" w:type="dxa"/>
+            <w:tcW w:w="4276" w:type="dxa"/>
             <w:tcBorders>
               <w:left w:val="single" w:sz="4" w:space="0" w:color="000000"/>
               <w:bottom w:val="single" w:sz="4" w:space="0" w:color="000000"/>
@@ -3808,7 +3916,7 @@
         </w:tc>
         <w:tc>
           <w:tcPr>
-            <w:tcW w:w="2502" w:type="dxa"/>
+            <w:tcW w:w="2498" w:type="dxa"/>
             <w:tcBorders>
               <w:left w:val="single" w:sz="4" w:space="0" w:color="000000"/>
               <w:bottom w:val="single" w:sz="4" w:space="0" w:color="000000"/>
@@ -3832,7 +3940,7 @@
         </w:tc>
         <w:tc>
           <w:tcPr>
-            <w:tcW w:w="4272" w:type="dxa"/>
+            <w:tcW w:w="4276" w:type="dxa"/>
             <w:tcBorders>
               <w:left w:val="single" w:sz="4" w:space="0" w:color="000000"/>
               <w:bottom w:val="single" w:sz="4" w:space="0" w:color="000000"/>
@@ -3938,7 +4046,7 @@
         </w:tc>
         <w:tc>
           <w:tcPr>
-            <w:tcW w:w="2502" w:type="dxa"/>
+            <w:tcW w:w="2498" w:type="dxa"/>
             <w:tcBorders>
               <w:left w:val="single" w:sz="4" w:space="0" w:color="000000"/>
               <w:bottom w:val="single" w:sz="4" w:space="0" w:color="000000"/>
@@ -3962,7 +4070,7 @@
         </w:tc>
         <w:tc>
           <w:tcPr>
-            <w:tcW w:w="4272" w:type="dxa"/>
+            <w:tcW w:w="4276" w:type="dxa"/>
             <w:tcBorders>
               <w:left w:val="single" w:sz="4" w:space="0" w:color="000000"/>
               <w:bottom w:val="single" w:sz="4" w:space="0" w:color="000000"/>
@@ -4068,7 +4176,7 @@
         </w:tc>
         <w:tc>
           <w:tcPr>
-            <w:tcW w:w="2502" w:type="dxa"/>
+            <w:tcW w:w="2498" w:type="dxa"/>
             <w:tcBorders>
               <w:left w:val="single" w:sz="4" w:space="0" w:color="000000"/>
               <w:bottom w:val="single" w:sz="4" w:space="0" w:color="000000"/>
@@ -4092,7 +4200,7 @@
         </w:tc>
         <w:tc>
           <w:tcPr>
-            <w:tcW w:w="4272" w:type="dxa"/>
+            <w:tcW w:w="4276" w:type="dxa"/>
             <w:tcBorders>
               <w:left w:val="single" w:sz="4" w:space="0" w:color="000000"/>
               <w:bottom w:val="single" w:sz="4" w:space="0" w:color="000000"/>
@@ -4198,7 +4306,7 @@
         </w:tc>
         <w:tc>
           <w:tcPr>
-            <w:tcW w:w="2502" w:type="dxa"/>
+            <w:tcW w:w="2498" w:type="dxa"/>
             <w:tcBorders>
               <w:left w:val="single" w:sz="4" w:space="0" w:color="000000"/>
               <w:bottom w:val="single" w:sz="4" w:space="0" w:color="000000"/>
@@ -4222,7 +4330,7 @@
         </w:tc>
         <w:tc>
           <w:tcPr>
-            <w:tcW w:w="4272" w:type="dxa"/>
+            <w:tcW w:w="4276" w:type="dxa"/>
             <w:tcBorders>
               <w:left w:val="single" w:sz="4" w:space="0" w:color="000000"/>
               <w:bottom w:val="single" w:sz="4" w:space="0" w:color="000000"/>
@@ -4328,7 +4436,7 @@
         </w:tc>
         <w:tc>
           <w:tcPr>
-            <w:tcW w:w="2502" w:type="dxa"/>
+            <w:tcW w:w="2498" w:type="dxa"/>
             <w:tcBorders>
               <w:left w:val="single" w:sz="4" w:space="0" w:color="000000"/>
               <w:bottom w:val="single" w:sz="4" w:space="0" w:color="000000"/>
@@ -4352,7 +4460,7 @@
         </w:tc>
         <w:tc>
           <w:tcPr>
-            <w:tcW w:w="4272" w:type="dxa"/>
+            <w:tcW w:w="4276" w:type="dxa"/>
             <w:tcBorders>
               <w:left w:val="single" w:sz="4" w:space="0" w:color="000000"/>
               <w:bottom w:val="single" w:sz="4" w:space="0" w:color="000000"/>
@@ -4458,7 +4566,7 @@
         </w:tc>
         <w:tc>
           <w:tcPr>
-            <w:tcW w:w="2502" w:type="dxa"/>
+            <w:tcW w:w="2498" w:type="dxa"/>
             <w:tcBorders>
               <w:left w:val="single" w:sz="4" w:space="0" w:color="000000"/>
               <w:bottom w:val="single" w:sz="4" w:space="0" w:color="000000"/>
@@ -4482,7 +4590,7 @@
         </w:tc>
         <w:tc>
           <w:tcPr>
-            <w:tcW w:w="4272" w:type="dxa"/>
+            <w:tcW w:w="4276" w:type="dxa"/>
             <w:tcBorders>
               <w:left w:val="single" w:sz="4" w:space="0" w:color="000000"/>
               <w:bottom w:val="single" w:sz="4" w:space="0" w:color="000000"/>
@@ -4588,7 +4696,7 @@
         </w:tc>
         <w:tc>
           <w:tcPr>
-            <w:tcW w:w="2502" w:type="dxa"/>
+            <w:tcW w:w="2498" w:type="dxa"/>
             <w:tcBorders>
               <w:left w:val="single" w:sz="4" w:space="0" w:color="000000"/>
               <w:bottom w:val="single" w:sz="4" w:space="0" w:color="000000"/>
@@ -4612,7 +4720,7 @@
         </w:tc>
         <w:tc>
           <w:tcPr>
-            <w:tcW w:w="4272" w:type="dxa"/>
+            <w:tcW w:w="4276" w:type="dxa"/>
             <w:tcBorders>
               <w:left w:val="single" w:sz="4" w:space="0" w:color="000000"/>
               <w:bottom w:val="single" w:sz="4" w:space="0" w:color="000000"/>
@@ -4718,7 +4826,7 @@
         </w:tc>
         <w:tc>
           <w:tcPr>
-            <w:tcW w:w="2502" w:type="dxa"/>
+            <w:tcW w:w="2498" w:type="dxa"/>
             <w:tcBorders>
               <w:left w:val="single" w:sz="4" w:space="0" w:color="000000"/>
               <w:bottom w:val="single" w:sz="4" w:space="0" w:color="000000"/>
@@ -4742,7 +4850,7 @@
         </w:tc>
         <w:tc>
           <w:tcPr>
-            <w:tcW w:w="4272" w:type="dxa"/>
+            <w:tcW w:w="4276" w:type="dxa"/>
             <w:tcBorders>
               <w:left w:val="single" w:sz="4" w:space="0" w:color="000000"/>
               <w:bottom w:val="single" w:sz="4" w:space="0" w:color="000000"/>
@@ -4848,7 +4956,7 @@
         </w:tc>
         <w:tc>
           <w:tcPr>
-            <w:tcW w:w="2502" w:type="dxa"/>
+            <w:tcW w:w="2498" w:type="dxa"/>
             <w:tcBorders>
               <w:left w:val="single" w:sz="4" w:space="0" w:color="000000"/>
               <w:bottom w:val="single" w:sz="4" w:space="0" w:color="000000"/>
@@ -4872,7 +4980,7 @@
         </w:tc>
         <w:tc>
           <w:tcPr>
-            <w:tcW w:w="4272" w:type="dxa"/>
+            <w:tcW w:w="4276" w:type="dxa"/>
             <w:tcBorders>
               <w:left w:val="single" w:sz="4" w:space="0" w:color="000000"/>
               <w:bottom w:val="single" w:sz="4" w:space="0" w:color="000000"/>
@@ -4978,7 +5086,7 @@
         </w:tc>
         <w:tc>
           <w:tcPr>
-            <w:tcW w:w="2502" w:type="dxa"/>
+            <w:tcW w:w="2498" w:type="dxa"/>
             <w:tcBorders>
               <w:left w:val="single" w:sz="4" w:space="0" w:color="000000"/>
               <w:bottom w:val="single" w:sz="4" w:space="0" w:color="000000"/>
@@ -5002,7 +5110,7 @@
         </w:tc>
         <w:tc>
           <w:tcPr>
-            <w:tcW w:w="4272" w:type="dxa"/>
+            <w:tcW w:w="4276" w:type="dxa"/>
             <w:tcBorders>
               <w:left w:val="single" w:sz="4" w:space="0" w:color="000000"/>
               <w:bottom w:val="single" w:sz="4" w:space="0" w:color="000000"/>
@@ -5108,7 +5216,7 @@
         </w:tc>
         <w:tc>
           <w:tcPr>
-            <w:tcW w:w="2502" w:type="dxa"/>
+            <w:tcW w:w="2498" w:type="dxa"/>
             <w:tcBorders>
               <w:left w:val="single" w:sz="4" w:space="0" w:color="000000"/>
               <w:bottom w:val="single" w:sz="4" w:space="0" w:color="000000"/>
@@ -5132,7 +5240,7 @@
         </w:tc>
         <w:tc>
           <w:tcPr>
-            <w:tcW w:w="4272" w:type="dxa"/>
+            <w:tcW w:w="4276" w:type="dxa"/>
             <w:tcBorders>
               <w:left w:val="single" w:sz="4" w:space="0" w:color="000000"/>
               <w:bottom w:val="single" w:sz="4" w:space="0" w:color="000000"/>
@@ -5319,7 +5427,7 @@
         </w:tc>
         <w:tc>
           <w:tcPr>
-            <w:tcW w:w="2502" w:type="dxa"/>
+            <w:tcW w:w="2498" w:type="dxa"/>
             <w:tcBorders>
               <w:left w:val="single" w:sz="4" w:space="0" w:color="000000"/>
               <w:bottom w:val="single" w:sz="4" w:space="0" w:color="000000"/>
@@ -5343,7 +5451,7 @@
         </w:tc>
         <w:tc>
           <w:tcPr>
-            <w:tcW w:w="4272" w:type="dxa"/>
+            <w:tcW w:w="4276" w:type="dxa"/>
             <w:tcBorders>
               <w:left w:val="single" w:sz="4" w:space="0" w:color="000000"/>
               <w:bottom w:val="single" w:sz="4" w:space="0" w:color="000000"/>
@@ -5557,7 +5665,7 @@
         </w:tc>
         <w:tc>
           <w:tcPr>
-            <w:tcW w:w="2502" w:type="dxa"/>
+            <w:tcW w:w="2498" w:type="dxa"/>
             <w:tcBorders>
               <w:left w:val="single" w:sz="4" w:space="0" w:color="000000"/>
               <w:bottom w:val="single" w:sz="4" w:space="0" w:color="000000"/>
@@ -5581,7 +5689,7 @@
         </w:tc>
         <w:tc>
           <w:tcPr>
-            <w:tcW w:w="4272" w:type="dxa"/>
+            <w:tcW w:w="4276" w:type="dxa"/>
             <w:tcBorders>
               <w:left w:val="single" w:sz="4" w:space="0" w:color="000000"/>
               <w:bottom w:val="single" w:sz="4" w:space="0" w:color="000000"/>
@@ -5795,7 +5903,7 @@
         </w:tc>
         <w:tc>
           <w:tcPr>
-            <w:tcW w:w="2502" w:type="dxa"/>
+            <w:tcW w:w="2498" w:type="dxa"/>
             <w:tcBorders>
               <w:left w:val="single" w:sz="4" w:space="0" w:color="000000"/>
               <w:bottom w:val="single" w:sz="4" w:space="0" w:color="000000"/>
@@ -5819,7 +5927,7 @@
         </w:tc>
         <w:tc>
           <w:tcPr>
-            <w:tcW w:w="4272" w:type="dxa"/>
+            <w:tcW w:w="4276" w:type="dxa"/>
             <w:tcBorders>
               <w:left w:val="single" w:sz="4" w:space="0" w:color="000000"/>
               <w:bottom w:val="single" w:sz="4" w:space="0" w:color="000000"/>
@@ -5925,7 +6033,7 @@
         </w:tc>
         <w:tc>
           <w:tcPr>
-            <w:tcW w:w="2502" w:type="dxa"/>
+            <w:tcW w:w="2498" w:type="dxa"/>
             <w:tcBorders>
               <w:left w:val="single" w:sz="4" w:space="0" w:color="000000"/>
               <w:bottom w:val="single" w:sz="4" w:space="0" w:color="000000"/>
@@ -5949,7 +6057,7 @@
         </w:tc>
         <w:tc>
           <w:tcPr>
-            <w:tcW w:w="4272" w:type="dxa"/>
+            <w:tcW w:w="4276" w:type="dxa"/>
             <w:tcBorders>
               <w:left w:val="single" w:sz="4" w:space="0" w:color="000000"/>
               <w:bottom w:val="single" w:sz="4" w:space="0" w:color="000000"/>
@@ -6055,7 +6163,7 @@
         </w:tc>
         <w:tc>
           <w:tcPr>
-            <w:tcW w:w="2502" w:type="dxa"/>
+            <w:tcW w:w="2498" w:type="dxa"/>
             <w:tcBorders>
               <w:left w:val="single" w:sz="4" w:space="0" w:color="000000"/>
               <w:bottom w:val="single" w:sz="4" w:space="0" w:color="000000"/>
@@ -6079,7 +6187,7 @@
         </w:tc>
         <w:tc>
           <w:tcPr>
-            <w:tcW w:w="4272" w:type="dxa"/>
+            <w:tcW w:w="4276" w:type="dxa"/>
             <w:tcBorders>
               <w:left w:val="single" w:sz="4" w:space="0" w:color="000000"/>
               <w:bottom w:val="single" w:sz="4" w:space="0" w:color="000000"/>
@@ -6169,8 +6277,8 @@
         <w:gridCol w:w="952"/>
         <w:gridCol w:w="821"/>
         <w:gridCol w:w="1425"/>
-        <w:gridCol w:w="2502"/>
-        <w:gridCol w:w="4272"/>
+        <w:gridCol w:w="2498"/>
+        <w:gridCol w:w="4276"/>
       </w:tblGrid>
       <w:tr>
         <w:trPr/>
@@ -6281,7 +6389,7 @@
         </w:tc>
         <w:tc>
           <w:tcPr>
-            <w:tcW w:w="2502" w:type="dxa"/>
+            <w:tcW w:w="2498" w:type="dxa"/>
             <w:tcBorders>
               <w:top w:val="single" w:sz="4" w:space="0" w:color="000000"/>
               <w:left w:val="single" w:sz="4" w:space="0" w:color="000000"/>
@@ -6316,7 +6424,7 @@
         </w:tc>
         <w:tc>
           <w:tcPr>
-            <w:tcW w:w="4272" w:type="dxa"/>
+            <w:tcW w:w="4276" w:type="dxa"/>
             <w:tcBorders>
               <w:top w:val="single" w:sz="4" w:space="0" w:color="000000"/>
               <w:left w:val="single" w:sz="4" w:space="0" w:color="000000"/>
@@ -6457,7 +6565,7 @@
         </w:tc>
         <w:tc>
           <w:tcPr>
-            <w:tcW w:w="2502" w:type="dxa"/>
+            <w:tcW w:w="2498" w:type="dxa"/>
             <w:tcBorders>
               <w:left w:val="single" w:sz="4" w:space="0" w:color="000000"/>
               <w:bottom w:val="single" w:sz="4" w:space="0" w:color="000000"/>
@@ -6491,7 +6599,7 @@
         </w:tc>
         <w:tc>
           <w:tcPr>
-            <w:tcW w:w="4272" w:type="dxa"/>
+            <w:tcW w:w="4276" w:type="dxa"/>
             <w:tcBorders>
               <w:left w:val="single" w:sz="4" w:space="0" w:color="000000"/>
               <w:bottom w:val="single" w:sz="4" w:space="0" w:color="000000"/>
@@ -6635,7 +6743,7 @@
         </w:tc>
         <w:tc>
           <w:tcPr>
-            <w:tcW w:w="2502" w:type="dxa"/>
+            <w:tcW w:w="2498" w:type="dxa"/>
             <w:tcBorders>
               <w:left w:val="single" w:sz="4" w:space="0" w:color="000000"/>
               <w:bottom w:val="single" w:sz="4" w:space="0" w:color="000000"/>
@@ -6669,7 +6777,7 @@
         </w:tc>
         <w:tc>
           <w:tcPr>
-            <w:tcW w:w="4272" w:type="dxa"/>
+            <w:tcW w:w="4276" w:type="dxa"/>
             <w:tcBorders>
               <w:left w:val="single" w:sz="4" w:space="0" w:color="000000"/>
               <w:bottom w:val="single" w:sz="4" w:space="0" w:color="000000"/>
@@ -6813,7 +6921,7 @@
         </w:tc>
         <w:tc>
           <w:tcPr>
-            <w:tcW w:w="2502" w:type="dxa"/>
+            <w:tcW w:w="2498" w:type="dxa"/>
             <w:tcBorders>
               <w:left w:val="single" w:sz="4" w:space="0" w:color="000000"/>
               <w:bottom w:val="single" w:sz="4" w:space="0" w:color="000000"/>
@@ -6847,7 +6955,7 @@
         </w:tc>
         <w:tc>
           <w:tcPr>
-            <w:tcW w:w="4272" w:type="dxa"/>
+            <w:tcW w:w="4276" w:type="dxa"/>
             <w:tcBorders>
               <w:left w:val="single" w:sz="4" w:space="0" w:color="000000"/>
               <w:bottom w:val="single" w:sz="4" w:space="0" w:color="000000"/>
@@ -6991,7 +7099,7 @@
         </w:tc>
         <w:tc>
           <w:tcPr>
-            <w:tcW w:w="2502" w:type="dxa"/>
+            <w:tcW w:w="2498" w:type="dxa"/>
             <w:tcBorders>
               <w:left w:val="single" w:sz="4" w:space="0" w:color="000000"/>
               <w:bottom w:val="single" w:sz="4" w:space="0" w:color="000000"/>
@@ -7025,7 +7133,7 @@
         </w:tc>
         <w:tc>
           <w:tcPr>
-            <w:tcW w:w="4272" w:type="dxa"/>
+            <w:tcW w:w="4276" w:type="dxa"/>
             <w:tcBorders>
               <w:left w:val="single" w:sz="4" w:space="0" w:color="000000"/>
               <w:bottom w:val="single" w:sz="4" w:space="0" w:color="000000"/>
@@ -7169,7 +7277,7 @@
         </w:tc>
         <w:tc>
           <w:tcPr>
-            <w:tcW w:w="2502" w:type="dxa"/>
+            <w:tcW w:w="2498" w:type="dxa"/>
             <w:tcBorders>
               <w:left w:val="single" w:sz="4" w:space="0" w:color="000000"/>
               <w:bottom w:val="single" w:sz="4" w:space="0" w:color="000000"/>
@@ -7203,7 +7311,7 @@
         </w:tc>
         <w:tc>
           <w:tcPr>
-            <w:tcW w:w="4272" w:type="dxa"/>
+            <w:tcW w:w="4276" w:type="dxa"/>
             <w:tcBorders>
               <w:left w:val="single" w:sz="4" w:space="0" w:color="000000"/>
               <w:bottom w:val="single" w:sz="4" w:space="0" w:color="000000"/>
@@ -7347,7 +7455,7 @@
         </w:tc>
         <w:tc>
           <w:tcPr>
-            <w:tcW w:w="2502" w:type="dxa"/>
+            <w:tcW w:w="2498" w:type="dxa"/>
             <w:tcBorders>
               <w:left w:val="single" w:sz="4" w:space="0" w:color="000000"/>
               <w:bottom w:val="single" w:sz="4" w:space="0" w:color="000000"/>
@@ -7381,7 +7489,7 @@
         </w:tc>
         <w:tc>
           <w:tcPr>
-            <w:tcW w:w="4272" w:type="dxa"/>
+            <w:tcW w:w="4276" w:type="dxa"/>
             <w:tcBorders>
               <w:left w:val="single" w:sz="4" w:space="0" w:color="000000"/>
               <w:bottom w:val="single" w:sz="4" w:space="0" w:color="000000"/>
@@ -7525,7 +7633,7 @@
         </w:tc>
         <w:tc>
           <w:tcPr>
-            <w:tcW w:w="2502" w:type="dxa"/>
+            <w:tcW w:w="2498" w:type="dxa"/>
             <w:tcBorders>
               <w:left w:val="single" w:sz="4" w:space="0" w:color="000000"/>
               <w:bottom w:val="single" w:sz="4" w:space="0" w:color="000000"/>
@@ -7559,7 +7667,7 @@
         </w:tc>
         <w:tc>
           <w:tcPr>
-            <w:tcW w:w="4272" w:type="dxa"/>
+            <w:tcW w:w="4276" w:type="dxa"/>
             <w:tcBorders>
               <w:left w:val="single" w:sz="4" w:space="0" w:color="000000"/>
               <w:bottom w:val="single" w:sz="4" w:space="0" w:color="000000"/>
@@ -7673,7 +7781,7 @@
         </w:tc>
         <w:tc>
           <w:tcPr>
-            <w:tcW w:w="2502" w:type="dxa"/>
+            <w:tcW w:w="2498" w:type="dxa"/>
             <w:tcBorders>
               <w:left w:val="single" w:sz="4" w:space="0" w:color="000000"/>
               <w:bottom w:val="single" w:sz="4" w:space="0" w:color="000000"/>
@@ -7697,7 +7805,7 @@
         </w:tc>
         <w:tc>
           <w:tcPr>
-            <w:tcW w:w="4272" w:type="dxa"/>
+            <w:tcW w:w="4276" w:type="dxa"/>
             <w:tcBorders>
               <w:left w:val="single" w:sz="4" w:space="0" w:color="000000"/>
               <w:bottom w:val="single" w:sz="4" w:space="0" w:color="000000"/>
@@ -7803,7 +7911,7 @@
         </w:tc>
         <w:tc>
           <w:tcPr>
-            <w:tcW w:w="2502" w:type="dxa"/>
+            <w:tcW w:w="2498" w:type="dxa"/>
             <w:tcBorders>
               <w:left w:val="single" w:sz="4" w:space="0" w:color="000000"/>
               <w:bottom w:val="single" w:sz="4" w:space="0" w:color="000000"/>
@@ -7827,7 +7935,7 @@
         </w:tc>
         <w:tc>
           <w:tcPr>
-            <w:tcW w:w="4272" w:type="dxa"/>
+            <w:tcW w:w="4276" w:type="dxa"/>
             <w:tcBorders>
               <w:left w:val="single" w:sz="4" w:space="0" w:color="000000"/>
               <w:bottom w:val="single" w:sz="4" w:space="0" w:color="000000"/>
@@ -7941,7 +8049,7 @@
         </w:tc>
         <w:tc>
           <w:tcPr>
-            <w:tcW w:w="2502" w:type="dxa"/>
+            <w:tcW w:w="2498" w:type="dxa"/>
             <w:tcBorders>
               <w:left w:val="single" w:sz="4" w:space="0" w:color="000000"/>
               <w:bottom w:val="single" w:sz="4" w:space="0" w:color="000000"/>
@@ -7965,7 +8073,7 @@
         </w:tc>
         <w:tc>
           <w:tcPr>
-            <w:tcW w:w="4272" w:type="dxa"/>
+            <w:tcW w:w="4276" w:type="dxa"/>
             <w:tcBorders>
               <w:left w:val="single" w:sz="4" w:space="0" w:color="000000"/>
               <w:bottom w:val="single" w:sz="4" w:space="0" w:color="000000"/>
@@ -8071,7 +8179,7 @@
         </w:tc>
         <w:tc>
           <w:tcPr>
-            <w:tcW w:w="2502" w:type="dxa"/>
+            <w:tcW w:w="2498" w:type="dxa"/>
             <w:tcBorders>
               <w:left w:val="single" w:sz="4" w:space="0" w:color="000000"/>
               <w:bottom w:val="single" w:sz="4" w:space="0" w:color="000000"/>
@@ -8095,7 +8203,7 @@
         </w:tc>
         <w:tc>
           <w:tcPr>
-            <w:tcW w:w="4272" w:type="dxa"/>
+            <w:tcW w:w="4276" w:type="dxa"/>
             <w:tcBorders>
               <w:left w:val="single" w:sz="4" w:space="0" w:color="000000"/>
               <w:bottom w:val="single" w:sz="4" w:space="0" w:color="000000"/>
@@ -8201,7 +8309,7 @@
         </w:tc>
         <w:tc>
           <w:tcPr>
-            <w:tcW w:w="2502" w:type="dxa"/>
+            <w:tcW w:w="2498" w:type="dxa"/>
             <w:tcBorders>
               <w:left w:val="single" w:sz="4" w:space="0" w:color="000000"/>
               <w:bottom w:val="single" w:sz="4" w:space="0" w:color="000000"/>
@@ -8225,7 +8333,7 @@
         </w:tc>
         <w:tc>
           <w:tcPr>
-            <w:tcW w:w="4272" w:type="dxa"/>
+            <w:tcW w:w="4276" w:type="dxa"/>
             <w:tcBorders>
               <w:left w:val="single" w:sz="4" w:space="0" w:color="000000"/>
               <w:bottom w:val="single" w:sz="4" w:space="0" w:color="000000"/>
@@ -8331,7 +8439,7 @@
         </w:tc>
         <w:tc>
           <w:tcPr>
-            <w:tcW w:w="2502" w:type="dxa"/>
+            <w:tcW w:w="2498" w:type="dxa"/>
             <w:tcBorders>
               <w:left w:val="single" w:sz="4" w:space="0" w:color="000000"/>
               <w:bottom w:val="single" w:sz="4" w:space="0" w:color="000000"/>
@@ -8355,7 +8463,7 @@
         </w:tc>
         <w:tc>
           <w:tcPr>
-            <w:tcW w:w="4272" w:type="dxa"/>
+            <w:tcW w:w="4276" w:type="dxa"/>
             <w:tcBorders>
               <w:left w:val="single" w:sz="4" w:space="0" w:color="000000"/>
               <w:bottom w:val="single" w:sz="4" w:space="0" w:color="000000"/>
@@ -8422,8 +8530,8 @@
         <w:gridCol w:w="952"/>
         <w:gridCol w:w="821"/>
         <w:gridCol w:w="1425"/>
-        <w:gridCol w:w="2502"/>
-        <w:gridCol w:w="4272"/>
+        <w:gridCol w:w="2498"/>
+        <w:gridCol w:w="4276"/>
       </w:tblGrid>
       <w:tr>
         <w:trPr/>
@@ -8504,7 +8612,7 @@
         </w:tc>
         <w:tc>
           <w:tcPr>
-            <w:tcW w:w="2502" w:type="dxa"/>
+            <w:tcW w:w="2498" w:type="dxa"/>
             <w:tcBorders>
               <w:top w:val="single" w:sz="4" w:space="0" w:color="000000"/>
               <w:left w:val="single" w:sz="4" w:space="0" w:color="000000"/>
@@ -8529,7 +8637,7 @@
         </w:tc>
         <w:tc>
           <w:tcPr>
-            <w:tcW w:w="4272" w:type="dxa"/>
+            <w:tcW w:w="4276" w:type="dxa"/>
             <w:tcBorders>
               <w:top w:val="single" w:sz="4" w:space="0" w:color="000000"/>
               <w:left w:val="single" w:sz="4" w:space="0" w:color="000000"/>
@@ -8636,7 +8744,7 @@
         </w:tc>
         <w:tc>
           <w:tcPr>
-            <w:tcW w:w="2502" w:type="dxa"/>
+            <w:tcW w:w="2498" w:type="dxa"/>
             <w:tcBorders>
               <w:left w:val="single" w:sz="4" w:space="0" w:color="000000"/>
               <w:bottom w:val="single" w:sz="4" w:space="0" w:color="000000"/>
@@ -8660,7 +8768,7 @@
         </w:tc>
         <w:tc>
           <w:tcPr>
-            <w:tcW w:w="4272" w:type="dxa"/>
+            <w:tcW w:w="4276" w:type="dxa"/>
             <w:tcBorders>
               <w:left w:val="single" w:sz="4" w:space="0" w:color="000000"/>
               <w:bottom w:val="single" w:sz="4" w:space="0" w:color="000000"/>
@@ -8766,7 +8874,7 @@
         </w:tc>
         <w:tc>
           <w:tcPr>
-            <w:tcW w:w="2502" w:type="dxa"/>
+            <w:tcW w:w="2498" w:type="dxa"/>
             <w:tcBorders>
               <w:left w:val="single" w:sz="4" w:space="0" w:color="000000"/>
               <w:bottom w:val="single" w:sz="4" w:space="0" w:color="000000"/>
@@ -8790,7 +8898,7 @@
         </w:tc>
         <w:tc>
           <w:tcPr>
-            <w:tcW w:w="4272" w:type="dxa"/>
+            <w:tcW w:w="4276" w:type="dxa"/>
             <w:tcBorders>
               <w:left w:val="single" w:sz="4" w:space="0" w:color="000000"/>
               <w:bottom w:val="single" w:sz="4" w:space="0" w:color="000000"/>
@@ -8896,7 +9004,7 @@
         </w:tc>
         <w:tc>
           <w:tcPr>
-            <w:tcW w:w="2502" w:type="dxa"/>
+            <w:tcW w:w="2498" w:type="dxa"/>
             <w:tcBorders>
               <w:left w:val="single" w:sz="4" w:space="0" w:color="000000"/>
               <w:bottom w:val="single" w:sz="4" w:space="0" w:color="000000"/>
@@ -8920,7 +9028,7 @@
         </w:tc>
         <w:tc>
           <w:tcPr>
-            <w:tcW w:w="4272" w:type="dxa"/>
+            <w:tcW w:w="4276" w:type="dxa"/>
             <w:tcBorders>
               <w:left w:val="single" w:sz="4" w:space="0" w:color="000000"/>
               <w:bottom w:val="single" w:sz="4" w:space="0" w:color="000000"/>
@@ -9026,7 +9134,7 @@
         </w:tc>
         <w:tc>
           <w:tcPr>
-            <w:tcW w:w="2502" w:type="dxa"/>
+            <w:tcW w:w="2498" w:type="dxa"/>
             <w:tcBorders>
               <w:left w:val="single" w:sz="4" w:space="0" w:color="000000"/>
               <w:bottom w:val="single" w:sz="4" w:space="0" w:color="000000"/>
@@ -9050,7 +9158,7 @@
         </w:tc>
         <w:tc>
           <w:tcPr>
-            <w:tcW w:w="4272" w:type="dxa"/>
+            <w:tcW w:w="4276" w:type="dxa"/>
             <w:tcBorders>
               <w:left w:val="single" w:sz="4" w:space="0" w:color="000000"/>
               <w:bottom w:val="single" w:sz="4" w:space="0" w:color="000000"/>
@@ -9156,7 +9264,7 @@
         </w:tc>
         <w:tc>
           <w:tcPr>
-            <w:tcW w:w="2502" w:type="dxa"/>
+            <w:tcW w:w="2498" w:type="dxa"/>
             <w:tcBorders>
               <w:left w:val="single" w:sz="4" w:space="0" w:color="000000"/>
               <w:bottom w:val="single" w:sz="4" w:space="0" w:color="000000"/>
@@ -9180,7 +9288,7 @@
         </w:tc>
         <w:tc>
           <w:tcPr>
-            <w:tcW w:w="4272" w:type="dxa"/>
+            <w:tcW w:w="4276" w:type="dxa"/>
             <w:tcBorders>
               <w:left w:val="single" w:sz="4" w:space="0" w:color="000000"/>
               <w:bottom w:val="single" w:sz="4" w:space="0" w:color="000000"/>
@@ -9286,7 +9394,7 @@
         </w:tc>
         <w:tc>
           <w:tcPr>
-            <w:tcW w:w="2502" w:type="dxa"/>
+            <w:tcW w:w="2498" w:type="dxa"/>
             <w:tcBorders>
               <w:left w:val="single" w:sz="4" w:space="0" w:color="000000"/>
               <w:bottom w:val="single" w:sz="4" w:space="0" w:color="000000"/>
@@ -9310,7 +9418,7 @@
         </w:tc>
         <w:tc>
           <w:tcPr>
-            <w:tcW w:w="4272" w:type="dxa"/>
+            <w:tcW w:w="4276" w:type="dxa"/>
             <w:tcBorders>
               <w:left w:val="single" w:sz="4" w:space="0" w:color="000000"/>
               <w:bottom w:val="single" w:sz="4" w:space="0" w:color="000000"/>
@@ -9416,7 +9524,7 @@
         </w:tc>
         <w:tc>
           <w:tcPr>
-            <w:tcW w:w="2502" w:type="dxa"/>
+            <w:tcW w:w="2498" w:type="dxa"/>
             <w:tcBorders>
               <w:left w:val="single" w:sz="4" w:space="0" w:color="000000"/>
               <w:bottom w:val="single" w:sz="4" w:space="0" w:color="000000"/>
@@ -9440,7 +9548,7 @@
         </w:tc>
         <w:tc>
           <w:tcPr>
-            <w:tcW w:w="4272" w:type="dxa"/>
+            <w:tcW w:w="4276" w:type="dxa"/>
             <w:tcBorders>
               <w:left w:val="single" w:sz="4" w:space="0" w:color="000000"/>
               <w:bottom w:val="single" w:sz="4" w:space="0" w:color="000000"/>
@@ -9546,7 +9654,7 @@
         </w:tc>
         <w:tc>
           <w:tcPr>
-            <w:tcW w:w="2502" w:type="dxa"/>
+            <w:tcW w:w="2498" w:type="dxa"/>
             <w:tcBorders>
               <w:left w:val="single" w:sz="4" w:space="0" w:color="000000"/>
               <w:bottom w:val="single" w:sz="4" w:space="0" w:color="000000"/>
@@ -9570,7 +9678,7 @@
         </w:tc>
         <w:tc>
           <w:tcPr>
-            <w:tcW w:w="4272" w:type="dxa"/>
+            <w:tcW w:w="4276" w:type="dxa"/>
             <w:tcBorders>
               <w:left w:val="single" w:sz="4" w:space="0" w:color="000000"/>
               <w:bottom w:val="single" w:sz="4" w:space="0" w:color="000000"/>
@@ -9675,8 +9783,8 @@
         <w:gridCol w:w="952"/>
         <w:gridCol w:w="821"/>
         <w:gridCol w:w="1425"/>
-        <w:gridCol w:w="2502"/>
-        <w:gridCol w:w="4272"/>
+        <w:gridCol w:w="2498"/>
+        <w:gridCol w:w="4276"/>
       </w:tblGrid>
       <w:tr>
         <w:trPr/>
@@ -9787,7 +9895,7 @@
         </w:tc>
         <w:tc>
           <w:tcPr>
-            <w:tcW w:w="2502" w:type="dxa"/>
+            <w:tcW w:w="2498" w:type="dxa"/>
             <w:tcBorders>
               <w:top w:val="single" w:sz="4" w:space="0" w:color="000000"/>
               <w:left w:val="single" w:sz="4" w:space="0" w:color="000000"/>
@@ -9822,7 +9930,7 @@
         </w:tc>
         <w:tc>
           <w:tcPr>
-            <w:tcW w:w="4272" w:type="dxa"/>
+            <w:tcW w:w="4276" w:type="dxa"/>
             <w:tcBorders>
               <w:top w:val="single" w:sz="4" w:space="0" w:color="000000"/>
               <w:left w:val="single" w:sz="4" w:space="0" w:color="000000"/>
@@ -9963,7 +10071,7 @@
         </w:tc>
         <w:tc>
           <w:tcPr>
-            <w:tcW w:w="2502" w:type="dxa"/>
+            <w:tcW w:w="2498" w:type="dxa"/>
             <w:tcBorders>
               <w:left w:val="single" w:sz="4" w:space="0" w:color="000000"/>
               <w:bottom w:val="single" w:sz="4" w:space="0" w:color="000000"/>
@@ -9997,7 +10105,7 @@
         </w:tc>
         <w:tc>
           <w:tcPr>
-            <w:tcW w:w="4272" w:type="dxa"/>
+            <w:tcW w:w="4276" w:type="dxa"/>
             <w:tcBorders>
               <w:left w:val="single" w:sz="4" w:space="0" w:color="000000"/>
               <w:bottom w:val="single" w:sz="4" w:space="0" w:color="000000"/>
@@ -10141,7 +10249,7 @@
         </w:tc>
         <w:tc>
           <w:tcPr>
-            <w:tcW w:w="2502" w:type="dxa"/>
+            <w:tcW w:w="2498" w:type="dxa"/>
             <w:tcBorders>
               <w:left w:val="single" w:sz="4" w:space="0" w:color="000000"/>
               <w:bottom w:val="single" w:sz="4" w:space="0" w:color="000000"/>
@@ -10175,7 +10283,7 @@
         </w:tc>
         <w:tc>
           <w:tcPr>
-            <w:tcW w:w="4272" w:type="dxa"/>
+            <w:tcW w:w="4276" w:type="dxa"/>
             <w:tcBorders>
               <w:left w:val="single" w:sz="4" w:space="0" w:color="000000"/>
               <w:bottom w:val="single" w:sz="4" w:space="0" w:color="000000"/>
@@ -10319,7 +10427,7 @@
         </w:tc>
         <w:tc>
           <w:tcPr>
-            <w:tcW w:w="2502" w:type="dxa"/>
+            <w:tcW w:w="2498" w:type="dxa"/>
             <w:tcBorders>
               <w:left w:val="single" w:sz="4" w:space="0" w:color="000000"/>
               <w:bottom w:val="single" w:sz="4" w:space="0" w:color="000000"/>
@@ -10353,7 +10461,7 @@
         </w:tc>
         <w:tc>
           <w:tcPr>
-            <w:tcW w:w="4272" w:type="dxa"/>
+            <w:tcW w:w="4276" w:type="dxa"/>
             <w:tcBorders>
               <w:left w:val="single" w:sz="4" w:space="0" w:color="000000"/>
               <w:bottom w:val="single" w:sz="4" w:space="0" w:color="000000"/>
@@ -10497,7 +10605,7 @@
         </w:tc>
         <w:tc>
           <w:tcPr>
-            <w:tcW w:w="2502" w:type="dxa"/>
+            <w:tcW w:w="2498" w:type="dxa"/>
             <w:tcBorders>
               <w:left w:val="single" w:sz="4" w:space="0" w:color="000000"/>
               <w:bottom w:val="single" w:sz="4" w:space="0" w:color="000000"/>
@@ -10531,7 +10639,7 @@
         </w:tc>
         <w:tc>
           <w:tcPr>
-            <w:tcW w:w="4272" w:type="dxa"/>
+            <w:tcW w:w="4276" w:type="dxa"/>
             <w:tcBorders>
               <w:left w:val="single" w:sz="4" w:space="0" w:color="000000"/>
               <w:bottom w:val="single" w:sz="4" w:space="0" w:color="000000"/>
@@ -10675,7 +10783,7 @@
         </w:tc>
         <w:tc>
           <w:tcPr>
-            <w:tcW w:w="2502" w:type="dxa"/>
+            <w:tcW w:w="2498" w:type="dxa"/>
             <w:tcBorders>
               <w:left w:val="single" w:sz="4" w:space="0" w:color="000000"/>
               <w:bottom w:val="single" w:sz="4" w:space="0" w:color="000000"/>
@@ -10709,7 +10817,7 @@
         </w:tc>
         <w:tc>
           <w:tcPr>
-            <w:tcW w:w="4272" w:type="dxa"/>
+            <w:tcW w:w="4276" w:type="dxa"/>
             <w:tcBorders>
               <w:left w:val="single" w:sz="4" w:space="0" w:color="000000"/>
               <w:bottom w:val="single" w:sz="4" w:space="0" w:color="000000"/>
@@ -10779,7 +10887,7 @@
                 <w:sz w:val="22"/>
                 <w:szCs w:val="22"/>
               </w:rPr>
-              <w:t>Any</w:t>
+              <w:t>01</w:t>
             </w:r>
           </w:p>
         </w:tc>
@@ -10847,13 +10955,13 @@
                 <w:sz w:val="22"/>
                 <w:szCs w:val="22"/>
               </w:rPr>
-              <w:t>01</w:t>
-            </w:r>
-          </w:p>
-        </w:tc>
-        <w:tc>
-          <w:tcPr>
-            <w:tcW w:w="2502" w:type="dxa"/>
+              <w:t>Any</w:t>
+            </w:r>
+          </w:p>
+        </w:tc>
+        <w:tc>
+          <w:tcPr>
+            <w:tcW w:w="2498" w:type="dxa"/>
             <w:tcBorders>
               <w:left w:val="single" w:sz="4" w:space="0" w:color="000000"/>
               <w:bottom w:val="single" w:sz="4" w:space="0" w:color="000000"/>
@@ -10881,13 +10989,13 @@
                 <w:sz w:val="22"/>
                 <w:szCs w:val="22"/>
               </w:rPr>
-              <w:t>2B 5A nn ll xx xx yy yy ww ww hh hh […]</w:t>
-            </w:r>
-          </w:p>
-        </w:tc>
-        <w:tc>
-          <w:tcPr>
-            <w:tcW w:w="4272" w:type="dxa"/>
+              <w:t>2B 55 […]</w:t>
+            </w:r>
+          </w:p>
+        </w:tc>
+        <w:tc>
+          <w:tcPr>
+            <w:tcW w:w="4276" w:type="dxa"/>
             <w:tcBorders>
               <w:left w:val="single" w:sz="4" w:space="0" w:color="000000"/>
               <w:bottom w:val="single" w:sz="4" w:space="0" w:color="000000"/>
@@ -10920,7 +11028,7 @@
                 <w:szCs w:val="16"/>
                 <w:lang w:val="en-US" w:eastAsia="zh-CN" w:bidi="hi-IN"/>
               </w:rPr>
-              <w:t>Create an audio-related menu defined as above. Note that this does not create a menu to be shown on the normal audio screen, it creates a setting overlay menu.</w:t>
+              <w:t xml:space="preserve">A request for a menu with the specified keyword. </w:t>
             </w:r>
           </w:p>
         </w:tc>
@@ -10957,7 +11065,7 @@
                 <w:sz w:val="22"/>
                 <w:szCs w:val="22"/>
               </w:rPr>
-              <w:t>Any</w:t>
+              <w:t>01</w:t>
             </w:r>
           </w:p>
         </w:tc>
@@ -10991,7 +11099,7 @@
                 <w:sz w:val="22"/>
                 <w:szCs w:val="22"/>
               </w:rPr>
-              <w:t>2</w:t>
+              <w:t>Varies</w:t>
             </w:r>
           </w:p>
         </w:tc>
@@ -11025,13 +11133,13 @@
                 <w:sz w:val="22"/>
                 <w:szCs w:val="22"/>
               </w:rPr>
-              <w:t>01</w:t>
-            </w:r>
-          </w:p>
-        </w:tc>
-        <w:tc>
-          <w:tcPr>
-            <w:tcW w:w="2502" w:type="dxa"/>
+              <w:t>Any</w:t>
+            </w:r>
+          </w:p>
+        </w:tc>
+        <w:tc>
+          <w:tcPr>
+            <w:tcW w:w="2498" w:type="dxa"/>
             <w:tcBorders>
               <w:left w:val="single" w:sz="4" w:space="0" w:color="000000"/>
               <w:bottom w:val="single" w:sz="4" w:space="0" w:color="000000"/>
@@ -11053,14 +11161,19 @@
               </w:rPr>
             </w:pPr>
             <w:r>
-              <w:rPr/>
-              <w:t>2B 40</w:t>
-            </w:r>
-          </w:p>
-        </w:tc>
-        <w:tc>
-          <w:tcPr>
-            <w:tcW w:w="4272" w:type="dxa"/>
+              <w:rPr>
+                <w:b w:val="false"/>
+                <w:bCs w:val="false"/>
+                <w:sz w:val="22"/>
+                <w:szCs w:val="22"/>
+              </w:rPr>
+              <w:t>2B 56 […]</w:t>
+            </w:r>
+          </w:p>
+        </w:tc>
+        <w:tc>
+          <w:tcPr>
+            <w:tcW w:w="4276" w:type="dxa"/>
             <w:tcBorders>
               <w:left w:val="single" w:sz="4" w:space="0" w:color="000000"/>
               <w:bottom w:val="single" w:sz="4" w:space="0" w:color="000000"/>
@@ -11093,7 +11206,7 @@
                 <w:szCs w:val="16"/>
                 <w:lang w:val="en-US" w:eastAsia="zh-CN" w:bidi="hi-IN"/>
               </w:rPr>
-              <w:t>Clear the menu. Clear an audio menu if 4A.</w:t>
+              <w:t>A request for whether a menu with the specified keyword exists.</w:t>
             </w:r>
           </w:p>
         </w:tc>
@@ -11204,7 +11317,536 @@
         </w:tc>
         <w:tc>
           <w:tcPr>
-            <w:tcW w:w="2502" w:type="dxa"/>
+            <w:tcW w:w="2498" w:type="dxa"/>
+            <w:tcBorders>
+              <w:left w:val="single" w:sz="4" w:space="0" w:color="000000"/>
+              <w:bottom w:val="single" w:sz="4" w:space="0" w:color="000000"/>
+            </w:tcBorders>
+          </w:tcPr>
+          <w:p>
+            <w:pPr>
+              <w:pStyle w:val="TableContents"/>
+              <w:widowControl w:val="false"/>
+              <w:numPr>
+                <w:ilvl w:val="0"/>
+                <w:numId w:val="1"/>
+              </w:numPr>
+              <w:rPr>
+                <w:b w:val="false"/>
+                <w:bCs w:val="false"/>
+                <w:sz w:val="22"/>
+                <w:szCs w:val="22"/>
+              </w:rPr>
+            </w:pPr>
+            <w:r>
+              <w:rPr>
+                <w:b w:val="false"/>
+                <w:bCs w:val="false"/>
+                <w:sz w:val="22"/>
+                <w:szCs w:val="22"/>
+              </w:rPr>
+              <w:t>2B 56</w:t>
+            </w:r>
+          </w:p>
+        </w:tc>
+        <w:tc>
+          <w:tcPr>
+            <w:tcW w:w="4276" w:type="dxa"/>
+            <w:tcBorders>
+              <w:left w:val="single" w:sz="4" w:space="0" w:color="000000"/>
+              <w:bottom w:val="single" w:sz="4" w:space="0" w:color="000000"/>
+              <w:right w:val="single" w:sz="4" w:space="0" w:color="000000"/>
+            </w:tcBorders>
+          </w:tcPr>
+          <w:p>
+            <w:pPr>
+              <w:pStyle w:val="TableContents"/>
+              <w:widowControl w:val="false"/>
+              <w:numPr>
+                <w:ilvl w:val="0"/>
+                <w:numId w:val="1"/>
+              </w:numPr>
+              <w:rPr>
+                <w:rFonts w:ascii="Arial" w:hAnsi="Arial" w:eastAsia="Noto Serif CJK SC" w:cs="Mangal"/>
+                <w:color w:val="auto"/>
+                <w:kern w:val="2"/>
+                <w:sz w:val="16"/>
+                <w:szCs w:val="16"/>
+                <w:lang w:val="en-US" w:eastAsia="zh-CN" w:bidi="hi-IN"/>
+              </w:rPr>
+            </w:pPr>
+            <w:r>
+              <w:rPr>
+                <w:rFonts w:eastAsia="Noto Serif CJK SC" w:cs="Mangal"/>
+                <w:color w:val="auto"/>
+                <w:kern w:val="2"/>
+                <w:sz w:val="16"/>
+                <w:szCs w:val="16"/>
+                <w:lang w:val="en-US" w:eastAsia="zh-CN" w:bidi="hi-IN"/>
+              </w:rPr>
+              <w:t>A reply to the above.</w:t>
+            </w:r>
+          </w:p>
+        </w:tc>
+      </w:tr>
+      <w:tr>
+        <w:trPr/>
+        <w:tc>
+          <w:tcPr>
+            <w:tcW w:w="952" w:type="dxa"/>
+            <w:tcBorders>
+              <w:left w:val="single" w:sz="4" w:space="0" w:color="000000"/>
+              <w:bottom w:val="single" w:sz="4" w:space="0" w:color="000000"/>
+            </w:tcBorders>
+          </w:tcPr>
+          <w:p>
+            <w:pPr>
+              <w:pStyle w:val="TableContents"/>
+              <w:widowControl w:val="false"/>
+              <w:numPr>
+                <w:ilvl w:val="0"/>
+                <w:numId w:val="1"/>
+              </w:numPr>
+              <w:rPr>
+                <w:b w:val="false"/>
+                <w:bCs w:val="false"/>
+                <w:sz w:val="22"/>
+                <w:szCs w:val="22"/>
+              </w:rPr>
+            </w:pPr>
+            <w:r>
+              <w:rPr>
+                <w:b w:val="false"/>
+                <w:bCs w:val="false"/>
+                <w:sz w:val="22"/>
+                <w:szCs w:val="22"/>
+              </w:rPr>
+              <w:t>Any</w:t>
+            </w:r>
+          </w:p>
+        </w:tc>
+        <w:tc>
+          <w:tcPr>
+            <w:tcW w:w="821" w:type="dxa"/>
+            <w:tcBorders>
+              <w:left w:val="single" w:sz="4" w:space="0" w:color="000000"/>
+              <w:bottom w:val="single" w:sz="4" w:space="0" w:color="000000"/>
+            </w:tcBorders>
+          </w:tcPr>
+          <w:p>
+            <w:pPr>
+              <w:pStyle w:val="TableContents"/>
+              <w:widowControl w:val="false"/>
+              <w:numPr>
+                <w:ilvl w:val="0"/>
+                <w:numId w:val="1"/>
+              </w:numPr>
+              <w:rPr>
+                <w:b w:val="false"/>
+                <w:bCs w:val="false"/>
+                <w:sz w:val="22"/>
+                <w:szCs w:val="22"/>
+              </w:rPr>
+            </w:pPr>
+            <w:r>
+              <w:rPr>
+                <w:b w:val="false"/>
+                <w:bCs w:val="false"/>
+                <w:sz w:val="22"/>
+                <w:szCs w:val="22"/>
+              </w:rPr>
+              <w:t>Varies</w:t>
+            </w:r>
+          </w:p>
+        </w:tc>
+        <w:tc>
+          <w:tcPr>
+            <w:tcW w:w="1425" w:type="dxa"/>
+            <w:tcBorders>
+              <w:left w:val="single" w:sz="4" w:space="0" w:color="000000"/>
+              <w:bottom w:val="single" w:sz="4" w:space="0" w:color="000000"/>
+            </w:tcBorders>
+          </w:tcPr>
+          <w:p>
+            <w:pPr>
+              <w:pStyle w:val="TableContents"/>
+              <w:widowControl w:val="false"/>
+              <w:numPr>
+                <w:ilvl w:val="0"/>
+                <w:numId w:val="1"/>
+              </w:numPr>
+              <w:rPr>
+                <w:b w:val="false"/>
+                <w:bCs w:val="false"/>
+                <w:sz w:val="22"/>
+                <w:szCs w:val="22"/>
+              </w:rPr>
+            </w:pPr>
+            <w:r>
+              <w:rPr>
+                <w:b w:val="false"/>
+                <w:bCs w:val="false"/>
+                <w:sz w:val="22"/>
+                <w:szCs w:val="22"/>
+              </w:rPr>
+              <w:t>01</w:t>
+            </w:r>
+          </w:p>
+        </w:tc>
+        <w:tc>
+          <w:tcPr>
+            <w:tcW w:w="2498" w:type="dxa"/>
+            <w:tcBorders>
+              <w:left w:val="single" w:sz="4" w:space="0" w:color="000000"/>
+              <w:bottom w:val="single" w:sz="4" w:space="0" w:color="000000"/>
+            </w:tcBorders>
+          </w:tcPr>
+          <w:p>
+            <w:pPr>
+              <w:pStyle w:val="TableContents"/>
+              <w:widowControl w:val="false"/>
+              <w:numPr>
+                <w:ilvl w:val="0"/>
+                <w:numId w:val="1"/>
+              </w:numPr>
+              <w:rPr>
+                <w:b w:val="false"/>
+                <w:bCs w:val="false"/>
+                <w:sz w:val="22"/>
+                <w:szCs w:val="22"/>
+              </w:rPr>
+            </w:pPr>
+            <w:r>
+              <w:rPr>
+                <w:b w:val="false"/>
+                <w:bCs w:val="false"/>
+                <w:sz w:val="22"/>
+                <w:szCs w:val="22"/>
+              </w:rPr>
+              <w:t>2B 5A nn ll xx xx yy yy ww ww hh hh […]</w:t>
+            </w:r>
+          </w:p>
+        </w:tc>
+        <w:tc>
+          <w:tcPr>
+            <w:tcW w:w="4276" w:type="dxa"/>
+            <w:tcBorders>
+              <w:left w:val="single" w:sz="4" w:space="0" w:color="000000"/>
+              <w:bottom w:val="single" w:sz="4" w:space="0" w:color="000000"/>
+              <w:right w:val="single" w:sz="4" w:space="0" w:color="000000"/>
+            </w:tcBorders>
+          </w:tcPr>
+          <w:p>
+            <w:pPr>
+              <w:pStyle w:val="TableContents"/>
+              <w:widowControl w:val="false"/>
+              <w:numPr>
+                <w:ilvl w:val="0"/>
+                <w:numId w:val="1"/>
+              </w:numPr>
+              <w:rPr>
+                <w:rFonts w:ascii="Arial" w:hAnsi="Arial" w:eastAsia="Noto Serif CJK SC" w:cs="Mangal"/>
+                <w:color w:val="auto"/>
+                <w:kern w:val="2"/>
+                <w:sz w:val="16"/>
+                <w:szCs w:val="16"/>
+                <w:lang w:val="en-US" w:eastAsia="zh-CN" w:bidi="hi-IN"/>
+              </w:rPr>
+            </w:pPr>
+            <w:r>
+              <w:rPr>
+                <w:rFonts w:eastAsia="Noto Serif CJK SC" w:cs="Mangal"/>
+                <w:color w:val="auto"/>
+                <w:kern w:val="2"/>
+                <w:sz w:val="16"/>
+                <w:szCs w:val="16"/>
+                <w:lang w:val="en-US" w:eastAsia="zh-CN" w:bidi="hi-IN"/>
+              </w:rPr>
+              <w:t>Create an audio-related menu defined as above. Note that this does not create a menu to be shown on the normal audio screen, it creates a setting overlay menu.</w:t>
+            </w:r>
+          </w:p>
+        </w:tc>
+      </w:tr>
+      <w:tr>
+        <w:trPr/>
+        <w:tc>
+          <w:tcPr>
+            <w:tcW w:w="952" w:type="dxa"/>
+            <w:tcBorders>
+              <w:left w:val="single" w:sz="4" w:space="0" w:color="000000"/>
+              <w:bottom w:val="single" w:sz="4" w:space="0" w:color="000000"/>
+            </w:tcBorders>
+          </w:tcPr>
+          <w:p>
+            <w:pPr>
+              <w:pStyle w:val="TableContents"/>
+              <w:widowControl w:val="false"/>
+              <w:numPr>
+                <w:ilvl w:val="0"/>
+                <w:numId w:val="1"/>
+              </w:numPr>
+              <w:rPr>
+                <w:b w:val="false"/>
+                <w:bCs w:val="false"/>
+                <w:sz w:val="22"/>
+                <w:szCs w:val="22"/>
+              </w:rPr>
+            </w:pPr>
+            <w:r>
+              <w:rPr>
+                <w:b w:val="false"/>
+                <w:bCs w:val="false"/>
+                <w:sz w:val="22"/>
+                <w:szCs w:val="22"/>
+              </w:rPr>
+              <w:t>Any</w:t>
+            </w:r>
+          </w:p>
+        </w:tc>
+        <w:tc>
+          <w:tcPr>
+            <w:tcW w:w="821" w:type="dxa"/>
+            <w:tcBorders>
+              <w:left w:val="single" w:sz="4" w:space="0" w:color="000000"/>
+              <w:bottom w:val="single" w:sz="4" w:space="0" w:color="000000"/>
+            </w:tcBorders>
+          </w:tcPr>
+          <w:p>
+            <w:pPr>
+              <w:pStyle w:val="TableContents"/>
+              <w:widowControl w:val="false"/>
+              <w:numPr>
+                <w:ilvl w:val="0"/>
+                <w:numId w:val="1"/>
+              </w:numPr>
+              <w:rPr>
+                <w:b w:val="false"/>
+                <w:bCs w:val="false"/>
+                <w:sz w:val="22"/>
+                <w:szCs w:val="22"/>
+              </w:rPr>
+            </w:pPr>
+            <w:r>
+              <w:rPr>
+                <w:b w:val="false"/>
+                <w:bCs w:val="false"/>
+                <w:sz w:val="22"/>
+                <w:szCs w:val="22"/>
+              </w:rPr>
+              <w:t>2</w:t>
+            </w:r>
+          </w:p>
+        </w:tc>
+        <w:tc>
+          <w:tcPr>
+            <w:tcW w:w="1425" w:type="dxa"/>
+            <w:tcBorders>
+              <w:left w:val="single" w:sz="4" w:space="0" w:color="000000"/>
+              <w:bottom w:val="single" w:sz="4" w:space="0" w:color="000000"/>
+            </w:tcBorders>
+          </w:tcPr>
+          <w:p>
+            <w:pPr>
+              <w:pStyle w:val="TableContents"/>
+              <w:widowControl w:val="false"/>
+              <w:numPr>
+                <w:ilvl w:val="0"/>
+                <w:numId w:val="1"/>
+              </w:numPr>
+              <w:rPr>
+                <w:b w:val="false"/>
+                <w:bCs w:val="false"/>
+                <w:sz w:val="22"/>
+                <w:szCs w:val="22"/>
+              </w:rPr>
+            </w:pPr>
+            <w:r>
+              <w:rPr>
+                <w:b w:val="false"/>
+                <w:bCs w:val="false"/>
+                <w:sz w:val="22"/>
+                <w:szCs w:val="22"/>
+              </w:rPr>
+              <w:t>01</w:t>
+            </w:r>
+          </w:p>
+        </w:tc>
+        <w:tc>
+          <w:tcPr>
+            <w:tcW w:w="2498" w:type="dxa"/>
+            <w:tcBorders>
+              <w:left w:val="single" w:sz="4" w:space="0" w:color="000000"/>
+              <w:bottom w:val="single" w:sz="4" w:space="0" w:color="000000"/>
+            </w:tcBorders>
+          </w:tcPr>
+          <w:p>
+            <w:pPr>
+              <w:pStyle w:val="TableContents"/>
+              <w:widowControl w:val="false"/>
+              <w:numPr>
+                <w:ilvl w:val="0"/>
+                <w:numId w:val="1"/>
+              </w:numPr>
+              <w:rPr>
+                <w:b w:val="false"/>
+                <w:bCs w:val="false"/>
+                <w:sz w:val="22"/>
+                <w:szCs w:val="22"/>
+              </w:rPr>
+            </w:pPr>
+            <w:r>
+              <w:rPr/>
+              <w:t>2B 40</w:t>
+            </w:r>
+          </w:p>
+        </w:tc>
+        <w:tc>
+          <w:tcPr>
+            <w:tcW w:w="4276" w:type="dxa"/>
+            <w:tcBorders>
+              <w:left w:val="single" w:sz="4" w:space="0" w:color="000000"/>
+              <w:bottom w:val="single" w:sz="4" w:space="0" w:color="000000"/>
+              <w:right w:val="single" w:sz="4" w:space="0" w:color="000000"/>
+            </w:tcBorders>
+          </w:tcPr>
+          <w:p>
+            <w:pPr>
+              <w:pStyle w:val="TableContents"/>
+              <w:widowControl w:val="false"/>
+              <w:numPr>
+                <w:ilvl w:val="0"/>
+                <w:numId w:val="1"/>
+              </w:numPr>
+              <w:rPr>
+                <w:rFonts w:ascii="Arial" w:hAnsi="Arial" w:eastAsia="Noto Serif CJK SC" w:cs="Mangal"/>
+                <w:color w:val="auto"/>
+                <w:kern w:val="2"/>
+                <w:sz w:val="16"/>
+                <w:szCs w:val="16"/>
+                <w:lang w:val="en-US" w:eastAsia="zh-CN" w:bidi="hi-IN"/>
+              </w:rPr>
+            </w:pPr>
+            <w:r>
+              <w:rPr>
+                <w:rFonts w:eastAsia="Noto Serif CJK SC" w:cs="Mangal"/>
+                <w:color w:val="auto"/>
+                <w:kern w:val="2"/>
+                <w:sz w:val="16"/>
+                <w:szCs w:val="16"/>
+                <w:lang w:val="en-US" w:eastAsia="zh-CN" w:bidi="hi-IN"/>
+              </w:rPr>
+              <w:t>Clear the menu. Clear an audio menu if 4A.</w:t>
+            </w:r>
+          </w:p>
+        </w:tc>
+      </w:tr>
+      <w:tr>
+        <w:trPr/>
+        <w:tc>
+          <w:tcPr>
+            <w:tcW w:w="952" w:type="dxa"/>
+            <w:tcBorders>
+              <w:left w:val="single" w:sz="4" w:space="0" w:color="000000"/>
+              <w:bottom w:val="single" w:sz="4" w:space="0" w:color="000000"/>
+            </w:tcBorders>
+          </w:tcPr>
+          <w:p>
+            <w:pPr>
+              <w:pStyle w:val="TableContents"/>
+              <w:widowControl w:val="false"/>
+              <w:numPr>
+                <w:ilvl w:val="0"/>
+                <w:numId w:val="1"/>
+              </w:numPr>
+              <w:rPr>
+                <w:b w:val="false"/>
+                <w:bCs w:val="false"/>
+                <w:sz w:val="22"/>
+                <w:szCs w:val="22"/>
+              </w:rPr>
+            </w:pPr>
+            <w:r>
+              <w:rPr>
+                <w:b w:val="false"/>
+                <w:bCs w:val="false"/>
+                <w:sz w:val="22"/>
+                <w:szCs w:val="22"/>
+              </w:rPr>
+              <w:t>Any</w:t>
+            </w:r>
+          </w:p>
+        </w:tc>
+        <w:tc>
+          <w:tcPr>
+            <w:tcW w:w="821" w:type="dxa"/>
+            <w:tcBorders>
+              <w:left w:val="single" w:sz="4" w:space="0" w:color="000000"/>
+              <w:bottom w:val="single" w:sz="4" w:space="0" w:color="000000"/>
+            </w:tcBorders>
+          </w:tcPr>
+          <w:p>
+            <w:pPr>
+              <w:pStyle w:val="TableContents"/>
+              <w:widowControl w:val="false"/>
+              <w:numPr>
+                <w:ilvl w:val="0"/>
+                <w:numId w:val="1"/>
+              </w:numPr>
+              <w:rPr>
+                <w:b w:val="false"/>
+                <w:bCs w:val="false"/>
+                <w:sz w:val="22"/>
+                <w:szCs w:val="22"/>
+              </w:rPr>
+            </w:pPr>
+            <w:r>
+              <w:rPr>
+                <w:b w:val="false"/>
+                <w:bCs w:val="false"/>
+                <w:sz w:val="22"/>
+                <w:szCs w:val="22"/>
+              </w:rPr>
+              <w:t>2</w:t>
+            </w:r>
+          </w:p>
+        </w:tc>
+        <w:tc>
+          <w:tcPr>
+            <w:tcW w:w="1425" w:type="dxa"/>
+            <w:tcBorders>
+              <w:left w:val="single" w:sz="4" w:space="0" w:color="000000"/>
+              <w:bottom w:val="single" w:sz="4" w:space="0" w:color="000000"/>
+            </w:tcBorders>
+          </w:tcPr>
+          <w:p>
+            <w:pPr>
+              <w:pStyle w:val="TableContents"/>
+              <w:widowControl w:val="false"/>
+              <w:numPr>
+                <w:ilvl w:val="0"/>
+                <w:numId w:val="1"/>
+              </w:numPr>
+              <w:rPr>
+                <w:b w:val="false"/>
+                <w:bCs w:val="false"/>
+                <w:sz w:val="22"/>
+                <w:szCs w:val="22"/>
+              </w:rPr>
+            </w:pPr>
+            <w:r>
+              <w:rPr>
+                <w:b w:val="false"/>
+                <w:bCs w:val="false"/>
+                <w:sz w:val="22"/>
+                <w:szCs w:val="22"/>
+              </w:rPr>
+              <w:t>01</w:t>
+            </w:r>
+          </w:p>
+        </w:tc>
+        <w:tc>
+          <w:tcPr>
+            <w:tcW w:w="2498" w:type="dxa"/>
             <w:tcBorders>
               <w:left w:val="single" w:sz="4" w:space="0" w:color="000000"/>
               <w:bottom w:val="single" w:sz="4" w:space="0" w:color="000000"/>
@@ -11232,7 +11874,7 @@
         </w:tc>
         <w:tc>
           <w:tcPr>
-            <w:tcW w:w="4272" w:type="dxa"/>
+            <w:tcW w:w="4276" w:type="dxa"/>
             <w:tcBorders>
               <w:left w:val="single" w:sz="4" w:space="0" w:color="000000"/>
               <w:bottom w:val="single" w:sz="4" w:space="0" w:color="000000"/>
@@ -11376,7 +12018,7 @@
         </w:tc>
         <w:tc>
           <w:tcPr>
-            <w:tcW w:w="2502" w:type="dxa"/>
+            <w:tcW w:w="2498" w:type="dxa"/>
             <w:tcBorders>
               <w:left w:val="single" w:sz="4" w:space="0" w:color="000000"/>
               <w:bottom w:val="single" w:sz="4" w:space="0" w:color="000000"/>
@@ -11408,7 +12050,7 @@
         </w:tc>
         <w:tc>
           <w:tcPr>
-            <w:tcW w:w="4272" w:type="dxa"/>
+            <w:tcW w:w="4276" w:type="dxa"/>
             <w:tcBorders>
               <w:left w:val="single" w:sz="4" w:space="0" w:color="000000"/>
               <w:bottom w:val="single" w:sz="4" w:space="0" w:color="000000"/>
@@ -11552,7 +12194,7 @@
         </w:tc>
         <w:tc>
           <w:tcPr>
-            <w:tcW w:w="2502" w:type="dxa"/>
+            <w:tcW w:w="2498" w:type="dxa"/>
             <w:tcBorders>
               <w:left w:val="single" w:sz="4" w:space="0" w:color="000000"/>
               <w:bottom w:val="single" w:sz="4" w:space="0" w:color="000000"/>
@@ -11584,7 +12226,7 @@
         </w:tc>
         <w:tc>
           <w:tcPr>
-            <w:tcW w:w="4272" w:type="dxa"/>
+            <w:tcW w:w="4276" w:type="dxa"/>
             <w:tcBorders>
               <w:left w:val="single" w:sz="4" w:space="0" w:color="000000"/>
               <w:bottom w:val="single" w:sz="4" w:space="0" w:color="000000"/>
@@ -11728,7 +12370,7 @@
         </w:tc>
         <w:tc>
           <w:tcPr>
-            <w:tcW w:w="2502" w:type="dxa"/>
+            <w:tcW w:w="2498" w:type="dxa"/>
             <w:tcBorders>
               <w:left w:val="single" w:sz="4" w:space="0" w:color="000000"/>
               <w:bottom w:val="single" w:sz="4" w:space="0" w:color="000000"/>
@@ -11758,7 +12400,7 @@
         </w:tc>
         <w:tc>
           <w:tcPr>
-            <w:tcW w:w="4272" w:type="dxa"/>
+            <w:tcW w:w="4276" w:type="dxa"/>
             <w:tcBorders>
               <w:left w:val="single" w:sz="4" w:space="0" w:color="000000"/>
               <w:bottom w:val="single" w:sz="4" w:space="0" w:color="000000"/>
@@ -11902,7 +12544,7 @@
         </w:tc>
         <w:tc>
           <w:tcPr>
-            <w:tcW w:w="2502" w:type="dxa"/>
+            <w:tcW w:w="2498" w:type="dxa"/>
             <w:tcBorders>
               <w:left w:val="single" w:sz="4" w:space="0" w:color="000000"/>
               <w:bottom w:val="single" w:sz="4" w:space="0" w:color="000000"/>
@@ -11932,7 +12574,7 @@
         </w:tc>
         <w:tc>
           <w:tcPr>
-            <w:tcW w:w="4272" w:type="dxa"/>
+            <w:tcW w:w="4276" w:type="dxa"/>
             <w:tcBorders>
               <w:left w:val="single" w:sz="4" w:space="0" w:color="000000"/>
               <w:bottom w:val="single" w:sz="4" w:space="0" w:color="000000"/>
@@ -12076,7 +12718,7 @@
         </w:tc>
         <w:tc>
           <w:tcPr>
-            <w:tcW w:w="2502" w:type="dxa"/>
+            <w:tcW w:w="2498" w:type="dxa"/>
             <w:tcBorders>
               <w:left w:val="single" w:sz="4" w:space="0" w:color="000000"/>
               <w:bottom w:val="single" w:sz="4" w:space="0" w:color="000000"/>
@@ -12106,7 +12748,7 @@
         </w:tc>
         <w:tc>
           <w:tcPr>
-            <w:tcW w:w="4272" w:type="dxa"/>
+            <w:tcW w:w="4276" w:type="dxa"/>
             <w:tcBorders>
               <w:left w:val="single" w:sz="4" w:space="0" w:color="000000"/>
               <w:bottom w:val="single" w:sz="4" w:space="0" w:color="000000"/>
@@ -12250,7 +12892,7 @@
         </w:tc>
         <w:tc>
           <w:tcPr>
-            <w:tcW w:w="2502" w:type="dxa"/>
+            <w:tcW w:w="2498" w:type="dxa"/>
             <w:tcBorders>
               <w:left w:val="single" w:sz="4" w:space="0" w:color="000000"/>
               <w:bottom w:val="single" w:sz="4" w:space="0" w:color="000000"/>
@@ -12282,7 +12924,7 @@
         </w:tc>
         <w:tc>
           <w:tcPr>
-            <w:tcW w:w="4272" w:type="dxa"/>
+            <w:tcW w:w="4276" w:type="dxa"/>
             <w:tcBorders>
               <w:left w:val="single" w:sz="4" w:space="0" w:color="000000"/>
               <w:bottom w:val="single" w:sz="4" w:space="0" w:color="000000"/>
@@ -12426,7 +13068,7 @@
         </w:tc>
         <w:tc>
           <w:tcPr>
-            <w:tcW w:w="2502" w:type="dxa"/>
+            <w:tcW w:w="2498" w:type="dxa"/>
             <w:tcBorders>
               <w:left w:val="single" w:sz="4" w:space="0" w:color="000000"/>
               <w:bottom w:val="single" w:sz="4" w:space="0" w:color="000000"/>
@@ -12456,7 +13098,7 @@
         </w:tc>
         <w:tc>
           <w:tcPr>
-            <w:tcW w:w="4272" w:type="dxa"/>
+            <w:tcW w:w="4276" w:type="dxa"/>
             <w:tcBorders>
               <w:left w:val="single" w:sz="4" w:space="0" w:color="000000"/>
               <w:bottom w:val="single" w:sz="4" w:space="0" w:color="000000"/>
@@ -12600,7 +13242,7 @@
         </w:tc>
         <w:tc>
           <w:tcPr>
-            <w:tcW w:w="2502" w:type="dxa"/>
+            <w:tcW w:w="2498" w:type="dxa"/>
             <w:tcBorders>
               <w:left w:val="single" w:sz="4" w:space="0" w:color="000000"/>
               <w:bottom w:val="single" w:sz="4" w:space="0" w:color="000000"/>
@@ -12630,7 +13272,7 @@
         </w:tc>
         <w:tc>
           <w:tcPr>
-            <w:tcW w:w="4272" w:type="dxa"/>
+            <w:tcW w:w="4276" w:type="dxa"/>
             <w:tcBorders>
               <w:left w:val="single" w:sz="4" w:space="0" w:color="000000"/>
               <w:bottom w:val="single" w:sz="4" w:space="0" w:color="000000"/>
@@ -12713,8 +13355,8 @@
         <w:gridCol w:w="952"/>
         <w:gridCol w:w="821"/>
         <w:gridCol w:w="1425"/>
-        <w:gridCol w:w="2502"/>
-        <w:gridCol w:w="4272"/>
+        <w:gridCol w:w="2498"/>
+        <w:gridCol w:w="4276"/>
       </w:tblGrid>
       <w:tr>
         <w:trPr/>
@@ -12825,7 +13467,7 @@
         </w:tc>
         <w:tc>
           <w:tcPr>
-            <w:tcW w:w="2502" w:type="dxa"/>
+            <w:tcW w:w="2498" w:type="dxa"/>
             <w:tcBorders>
               <w:top w:val="single" w:sz="4" w:space="0" w:color="000000"/>
               <w:left w:val="single" w:sz="4" w:space="0" w:color="000000"/>
@@ -12860,7 +13502,7 @@
         </w:tc>
         <w:tc>
           <w:tcPr>
-            <w:tcW w:w="4272" w:type="dxa"/>
+            <w:tcW w:w="4276" w:type="dxa"/>
             <w:tcBorders>
               <w:top w:val="single" w:sz="4" w:space="0" w:color="000000"/>
               <w:left w:val="single" w:sz="4" w:space="0" w:color="000000"/>
@@ -13001,7 +13643,7 @@
         </w:tc>
         <w:tc>
           <w:tcPr>
-            <w:tcW w:w="2502" w:type="dxa"/>
+            <w:tcW w:w="2498" w:type="dxa"/>
             <w:tcBorders>
               <w:left w:val="single" w:sz="4" w:space="0" w:color="000000"/>
               <w:bottom w:val="single" w:sz="4" w:space="0" w:color="000000"/>
@@ -13035,7 +13677,7 @@
         </w:tc>
         <w:tc>
           <w:tcPr>
-            <w:tcW w:w="4272" w:type="dxa"/>
+            <w:tcW w:w="4276" w:type="dxa"/>
             <w:tcBorders>
               <w:left w:val="single" w:sz="4" w:space="0" w:color="000000"/>
               <w:bottom w:val="single" w:sz="4" w:space="0" w:color="000000"/>
@@ -13701,8 +14343,8 @@
         <w:gridCol w:w="952"/>
         <w:gridCol w:w="821"/>
         <w:gridCol w:w="1425"/>
-        <w:gridCol w:w="2502"/>
-        <w:gridCol w:w="4272"/>
+        <w:gridCol w:w="2498"/>
+        <w:gridCol w:w="4276"/>
       </w:tblGrid>
       <w:tr>
         <w:trPr/>
@@ -13813,7 +14455,7 @@
         </w:tc>
         <w:tc>
           <w:tcPr>
-            <w:tcW w:w="2502" w:type="dxa"/>
+            <w:tcW w:w="2498" w:type="dxa"/>
             <w:tcBorders>
               <w:top w:val="single" w:sz="4" w:space="0" w:color="000000"/>
               <w:left w:val="single" w:sz="4" w:space="0" w:color="000000"/>
@@ -13848,7 +14490,7 @@
         </w:tc>
         <w:tc>
           <w:tcPr>
-            <w:tcW w:w="4272" w:type="dxa"/>
+            <w:tcW w:w="4276" w:type="dxa"/>
             <w:tcBorders>
               <w:top w:val="single" w:sz="4" w:space="0" w:color="000000"/>
               <w:left w:val="single" w:sz="4" w:space="0" w:color="000000"/>
@@ -13989,7 +14631,7 @@
         </w:tc>
         <w:tc>
           <w:tcPr>
-            <w:tcW w:w="2502" w:type="dxa"/>
+            <w:tcW w:w="2498" w:type="dxa"/>
             <w:tcBorders>
               <w:left w:val="single" w:sz="4" w:space="0" w:color="000000"/>
               <w:bottom w:val="single" w:sz="4" w:space="0" w:color="000000"/>
@@ -14023,7 +14665,7 @@
         </w:tc>
         <w:tc>
           <w:tcPr>
-            <w:tcW w:w="4272" w:type="dxa"/>
+            <w:tcW w:w="4276" w:type="dxa"/>
             <w:tcBorders>
               <w:left w:val="single" w:sz="4" w:space="0" w:color="000000"/>
               <w:bottom w:val="single" w:sz="4" w:space="0" w:color="000000"/>
@@ -15399,7 +16041,7 @@
         </w:tc>
         <w:tc>
           <w:tcPr>
-            <w:tcW w:w="2502" w:type="dxa"/>
+            <w:tcW w:w="2498" w:type="dxa"/>
             <w:tcBorders>
               <w:left w:val="single" w:sz="4" w:space="0" w:color="000000"/>
               <w:bottom w:val="single" w:sz="4" w:space="0" w:color="000000"/>
@@ -15433,7 +16075,7 @@
         </w:tc>
         <w:tc>
           <w:tcPr>
-            <w:tcW w:w="4272" w:type="dxa"/>
+            <w:tcW w:w="4276" w:type="dxa"/>
             <w:tcBorders>
               <w:left w:val="single" w:sz="4" w:space="0" w:color="000000"/>
               <w:bottom w:val="single" w:sz="4" w:space="0" w:color="000000"/>
@@ -15577,7 +16219,7 @@
         </w:tc>
         <w:tc>
           <w:tcPr>
-            <w:tcW w:w="2502" w:type="dxa"/>
+            <w:tcW w:w="2498" w:type="dxa"/>
             <w:tcBorders>
               <w:left w:val="single" w:sz="4" w:space="0" w:color="000000"/>
               <w:bottom w:val="single" w:sz="4" w:space="0" w:color="000000"/>
@@ -15611,7 +16253,7 @@
         </w:tc>
         <w:tc>
           <w:tcPr>
-            <w:tcW w:w="4272" w:type="dxa"/>
+            <w:tcW w:w="4276" w:type="dxa"/>
             <w:tcBorders>
               <w:left w:val="single" w:sz="4" w:space="0" w:color="000000"/>
               <w:bottom w:val="single" w:sz="4" w:space="0" w:color="000000"/>
@@ -15755,7 +16397,7 @@
         </w:tc>
         <w:tc>
           <w:tcPr>
-            <w:tcW w:w="2502" w:type="dxa"/>
+            <w:tcW w:w="2498" w:type="dxa"/>
             <w:tcBorders>
               <w:left w:val="single" w:sz="4" w:space="0" w:color="000000"/>
               <w:bottom w:val="single" w:sz="4" w:space="0" w:color="000000"/>
@@ -15789,7 +16431,7 @@
         </w:tc>
         <w:tc>
           <w:tcPr>
-            <w:tcW w:w="4272" w:type="dxa"/>
+            <w:tcW w:w="4276" w:type="dxa"/>
             <w:tcBorders>
               <w:left w:val="single" w:sz="4" w:space="0" w:color="000000"/>
               <w:bottom w:val="single" w:sz="4" w:space="0" w:color="000000"/>
@@ -15933,7 +16575,7 @@
         </w:tc>
         <w:tc>
           <w:tcPr>
-            <w:tcW w:w="2502" w:type="dxa"/>
+            <w:tcW w:w="2498" w:type="dxa"/>
             <w:tcBorders>
               <w:left w:val="single" w:sz="4" w:space="0" w:color="000000"/>
               <w:bottom w:val="single" w:sz="4" w:space="0" w:color="000000"/>
@@ -15967,7 +16609,7 @@
         </w:tc>
         <w:tc>
           <w:tcPr>
-            <w:tcW w:w="4272" w:type="dxa"/>
+            <w:tcW w:w="4276" w:type="dxa"/>
             <w:tcBorders>
               <w:left w:val="single" w:sz="4" w:space="0" w:color="000000"/>
               <w:bottom w:val="single" w:sz="4" w:space="0" w:color="000000"/>
@@ -16111,7 +16753,7 @@
         </w:tc>
         <w:tc>
           <w:tcPr>
-            <w:tcW w:w="2502" w:type="dxa"/>
+            <w:tcW w:w="2498" w:type="dxa"/>
             <w:tcBorders>
               <w:left w:val="single" w:sz="4" w:space="0" w:color="000000"/>
               <w:bottom w:val="single" w:sz="4" w:space="0" w:color="000000"/>
@@ -16145,7 +16787,7 @@
         </w:tc>
         <w:tc>
           <w:tcPr>
-            <w:tcW w:w="4272" w:type="dxa"/>
+            <w:tcW w:w="4276" w:type="dxa"/>
             <w:tcBorders>
               <w:left w:val="single" w:sz="4" w:space="0" w:color="000000"/>
               <w:bottom w:val="single" w:sz="4" w:space="0" w:color="000000"/>
@@ -16370,7 +17012,7 @@
         </w:tc>
         <w:tc>
           <w:tcPr>
-            <w:tcW w:w="2502" w:type="dxa"/>
+            <w:tcW w:w="2498" w:type="dxa"/>
             <w:tcBorders>
               <w:left w:val="single" w:sz="4" w:space="0" w:color="000000"/>
               <w:bottom w:val="single" w:sz="4" w:space="0" w:color="000000"/>
@@ -16404,7 +17046,7 @@
         </w:tc>
         <w:tc>
           <w:tcPr>
-            <w:tcW w:w="4272" w:type="dxa"/>
+            <w:tcW w:w="4276" w:type="dxa"/>
             <w:tcBorders>
               <w:left w:val="single" w:sz="4" w:space="0" w:color="000000"/>
               <w:bottom w:val="single" w:sz="4" w:space="0" w:color="000000"/>
@@ -16548,7 +17190,7 @@
         </w:tc>
         <w:tc>
           <w:tcPr>
-            <w:tcW w:w="2502" w:type="dxa"/>
+            <w:tcW w:w="2498" w:type="dxa"/>
             <w:tcBorders>
               <w:left w:val="single" w:sz="4" w:space="0" w:color="000000"/>
               <w:bottom w:val="single" w:sz="4" w:space="0" w:color="000000"/>
@@ -16582,7 +17224,7 @@
         </w:tc>
         <w:tc>
           <w:tcPr>
-            <w:tcW w:w="4272" w:type="dxa"/>
+            <w:tcW w:w="4276" w:type="dxa"/>
             <w:tcBorders>
               <w:left w:val="single" w:sz="4" w:space="0" w:color="000000"/>
               <w:bottom w:val="single" w:sz="4" w:space="0" w:color="000000"/>
@@ -16726,7 +17368,7 @@
         </w:tc>
         <w:tc>
           <w:tcPr>
-            <w:tcW w:w="2502" w:type="dxa"/>
+            <w:tcW w:w="2498" w:type="dxa"/>
             <w:tcBorders>
               <w:left w:val="single" w:sz="4" w:space="0" w:color="000000"/>
               <w:bottom w:val="single" w:sz="4" w:space="0" w:color="000000"/>
@@ -16760,7 +17402,7 @@
         </w:tc>
         <w:tc>
           <w:tcPr>
-            <w:tcW w:w="4272" w:type="dxa"/>
+            <w:tcW w:w="4276" w:type="dxa"/>
             <w:tcBorders>
               <w:left w:val="single" w:sz="4" w:space="0" w:color="000000"/>
               <w:bottom w:val="single" w:sz="4" w:space="0" w:color="000000"/>
@@ -16892,7 +17534,7 @@
         </w:tc>
         <w:tc>
           <w:tcPr>
-            <w:tcW w:w="2502" w:type="dxa"/>
+            <w:tcW w:w="2498" w:type="dxa"/>
             <w:tcBorders>
               <w:left w:val="single" w:sz="4" w:space="0" w:color="000000"/>
               <w:bottom w:val="single" w:sz="4" w:space="0" w:color="000000"/>
@@ -16922,7 +17564,7 @@
         </w:tc>
         <w:tc>
           <w:tcPr>
-            <w:tcW w:w="4272" w:type="dxa"/>
+            <w:tcW w:w="4276" w:type="dxa"/>
             <w:tcBorders>
               <w:left w:val="single" w:sz="4" w:space="0" w:color="000000"/>
               <w:bottom w:val="single" w:sz="4" w:space="0" w:color="000000"/>
@@ -17079,7 +17721,7 @@
         </w:tc>
         <w:tc>
           <w:tcPr>
-            <w:tcW w:w="2502" w:type="dxa"/>
+            <w:tcW w:w="2498" w:type="dxa"/>
             <w:tcBorders>
               <w:left w:val="single" w:sz="4" w:space="0" w:color="000000"/>
               <w:bottom w:val="single" w:sz="4" w:space="0" w:color="000000"/>
@@ -17109,7 +17751,7 @@
         </w:tc>
         <w:tc>
           <w:tcPr>
-            <w:tcW w:w="4272" w:type="dxa"/>
+            <w:tcW w:w="4276" w:type="dxa"/>
             <w:tcBorders>
               <w:left w:val="single" w:sz="4" w:space="0" w:color="000000"/>
               <w:bottom w:val="single" w:sz="4" w:space="0" w:color="000000"/>
@@ -17266,7 +17908,7 @@
         </w:tc>
         <w:tc>
           <w:tcPr>
-            <w:tcW w:w="2502" w:type="dxa"/>
+            <w:tcW w:w="2498" w:type="dxa"/>
             <w:tcBorders>
               <w:left w:val="single" w:sz="4" w:space="0" w:color="000000"/>
               <w:bottom w:val="single" w:sz="4" w:space="0" w:color="000000"/>
@@ -17296,7 +17938,7 @@
         </w:tc>
         <w:tc>
           <w:tcPr>
-            <w:tcW w:w="4272" w:type="dxa"/>
+            <w:tcW w:w="4276" w:type="dxa"/>
             <w:tcBorders>
               <w:left w:val="single" w:sz="4" w:space="0" w:color="000000"/>
               <w:bottom w:val="single" w:sz="4" w:space="0" w:color="000000"/>
@@ -17420,7 +18062,7 @@
         </w:tc>
         <w:tc>
           <w:tcPr>
-            <w:tcW w:w="2502" w:type="dxa"/>
+            <w:tcW w:w="2498" w:type="dxa"/>
             <w:tcBorders>
               <w:left w:val="single" w:sz="4" w:space="0" w:color="000000"/>
               <w:bottom w:val="single" w:sz="4" w:space="0" w:color="000000"/>
@@ -17450,7 +18092,7 @@
         </w:tc>
         <w:tc>
           <w:tcPr>
-            <w:tcW w:w="4272" w:type="dxa"/>
+            <w:tcW w:w="4276" w:type="dxa"/>
             <w:tcBorders>
               <w:left w:val="single" w:sz="4" w:space="0" w:color="000000"/>
               <w:bottom w:val="single" w:sz="4" w:space="0" w:color="000000"/>
@@ -17475,35 +18117,161 @@
                 <w:sz w:val="16"/>
                 <w:szCs w:val="16"/>
               </w:rPr>
-              <w:t xml:space="preserve">Request to forward a button message to source rr. State </w:t>
-            </w:r>
-            <w:r>
-              <w:rPr>
-                <w:sz w:val="16"/>
-                <w:szCs w:val="16"/>
-              </w:rPr>
-              <w:t>tt</w:t>
-            </w:r>
-            <w:r>
-              <w:rPr>
-                <w:sz w:val="16"/>
-                <w:szCs w:val="16"/>
-              </w:rPr>
-              <w:t xml:space="preserve"> and button </w:t>
-            </w:r>
-            <w:r>
-              <w:rPr>
-                <w:sz w:val="16"/>
-                <w:szCs w:val="16"/>
-              </w:rPr>
-              <w:t xml:space="preserve">nn </w:t>
-            </w:r>
-            <w:r>
-              <w:rPr>
-                <w:sz w:val="16"/>
-                <w:szCs w:val="16"/>
-              </w:rPr>
-              <w:t>are defined as above.</w:t>
+              <w:t>Request to forward a button message to source rr. State tt and button nn are defined as above.</w:t>
+            </w:r>
+          </w:p>
+        </w:tc>
+      </w:tr>
+      <w:tr>
+        <w:trPr/>
+        <w:tc>
+          <w:tcPr>
+            <w:tcW w:w="952" w:type="dxa"/>
+            <w:tcBorders>
+              <w:left w:val="single" w:sz="4" w:space="0" w:color="000000"/>
+              <w:bottom w:val="single" w:sz="4" w:space="0" w:color="000000"/>
+            </w:tcBorders>
+          </w:tcPr>
+          <w:p>
+            <w:pPr>
+              <w:pStyle w:val="TableContents"/>
+              <w:widowControl w:val="false"/>
+              <w:numPr>
+                <w:ilvl w:val="0"/>
+                <w:numId w:val="1"/>
+              </w:numPr>
+              <w:rPr>
+                <w:sz w:val="22"/>
+                <w:szCs w:val="22"/>
+              </w:rPr>
+            </w:pPr>
+            <w:r>
+              <w:rPr>
+                <w:sz w:val="22"/>
+                <w:szCs w:val="22"/>
+              </w:rPr>
+              <w:t>10</w:t>
+            </w:r>
+          </w:p>
+        </w:tc>
+        <w:tc>
+          <w:tcPr>
+            <w:tcW w:w="821" w:type="dxa"/>
+            <w:tcBorders>
+              <w:left w:val="single" w:sz="4" w:space="0" w:color="000000"/>
+              <w:bottom w:val="single" w:sz="4" w:space="0" w:color="000000"/>
+            </w:tcBorders>
+          </w:tcPr>
+          <w:p>
+            <w:pPr>
+              <w:pStyle w:val="TableContents"/>
+              <w:widowControl w:val="false"/>
+              <w:numPr>
+                <w:ilvl w:val="0"/>
+                <w:numId w:val="1"/>
+              </w:numPr>
+              <w:rPr>
+                <w:sz w:val="22"/>
+                <w:szCs w:val="22"/>
+              </w:rPr>
+            </w:pPr>
+            <w:r>
+              <w:rPr>
+                <w:sz w:val="22"/>
+                <w:szCs w:val="22"/>
+              </w:rPr>
+              <w:t>2</w:t>
+            </w:r>
+          </w:p>
+        </w:tc>
+        <w:tc>
+          <w:tcPr>
+            <w:tcW w:w="1425" w:type="dxa"/>
+            <w:tcBorders>
+              <w:left w:val="single" w:sz="4" w:space="0" w:color="000000"/>
+              <w:bottom w:val="single" w:sz="4" w:space="0" w:color="000000"/>
+            </w:tcBorders>
+          </w:tcPr>
+          <w:p>
+            <w:pPr>
+              <w:pStyle w:val="TableContents"/>
+              <w:widowControl w:val="false"/>
+              <w:numPr>
+                <w:ilvl w:val="0"/>
+                <w:numId w:val="1"/>
+              </w:numPr>
+              <w:rPr>
+                <w:sz w:val="22"/>
+                <w:szCs w:val="22"/>
+              </w:rPr>
+            </w:pPr>
+            <w:r>
+              <w:rPr>
+                <w:sz w:val="22"/>
+                <w:szCs w:val="22"/>
+              </w:rPr>
+              <w:t>7</w:t>
+            </w:r>
+          </w:p>
+        </w:tc>
+        <w:tc>
+          <w:tcPr>
+            <w:tcW w:w="2498" w:type="dxa"/>
+            <w:tcBorders>
+              <w:left w:val="single" w:sz="4" w:space="0" w:color="000000"/>
+              <w:bottom w:val="single" w:sz="4" w:space="0" w:color="000000"/>
+            </w:tcBorders>
+          </w:tcPr>
+          <w:p>
+            <w:pPr>
+              <w:pStyle w:val="TableContents"/>
+              <w:widowControl w:val="false"/>
+              <w:numPr>
+                <w:ilvl w:val="0"/>
+                <w:numId w:val="1"/>
+              </w:numPr>
+              <w:rPr>
+                <w:sz w:val="22"/>
+                <w:szCs w:val="22"/>
+              </w:rPr>
+            </w:pPr>
+            <w:r>
+              <w:rPr>
+                <w:sz w:val="22"/>
+                <w:szCs w:val="22"/>
+              </w:rPr>
+              <w:t>34 ss</w:t>
+            </w:r>
+          </w:p>
+        </w:tc>
+        <w:tc>
+          <w:tcPr>
+            <w:tcW w:w="4276" w:type="dxa"/>
+            <w:tcBorders>
+              <w:left w:val="single" w:sz="4" w:space="0" w:color="000000"/>
+              <w:bottom w:val="single" w:sz="4" w:space="0" w:color="000000"/>
+              <w:right w:val="single" w:sz="4" w:space="0" w:color="000000"/>
+            </w:tcBorders>
+          </w:tcPr>
+          <w:p>
+            <w:pPr>
+              <w:pStyle w:val="TableContents"/>
+              <w:widowControl w:val="false"/>
+              <w:numPr>
+                <w:ilvl w:val="0"/>
+                <w:numId w:val="1"/>
+              </w:numPr>
+              <w:rPr>
+                <w:sz w:val="16"/>
+                <w:szCs w:val="16"/>
+              </w:rPr>
+            </w:pPr>
+            <w:r>
+              <w:rPr>
+                <w:sz w:val="16"/>
+                <w:szCs w:val="16"/>
+              </w:rPr>
+              <w:t>Radio is on/off. Turn AidF logo on/off. Byte ss is 00 if off, 01 if on.</w:t>
             </w:r>
           </w:p>
         </w:tc>
@@ -17558,10 +18326,10 @@
       </w:tblPr>
       <w:tblGrid>
         <w:gridCol w:w="952"/>
-        <w:gridCol w:w="848"/>
-        <w:gridCol w:w="1398"/>
-        <w:gridCol w:w="2502"/>
-        <w:gridCol w:w="4272"/>
+        <w:gridCol w:w="844"/>
+        <w:gridCol w:w="1402"/>
+        <w:gridCol w:w="2498"/>
+        <w:gridCol w:w="4276"/>
       </w:tblGrid>
       <w:tr>
         <w:trPr/>
@@ -17602,7 +18370,7 @@
         </w:tc>
         <w:tc>
           <w:tcPr>
-            <w:tcW w:w="848" w:type="dxa"/>
+            <w:tcW w:w="844" w:type="dxa"/>
             <w:tcBorders>
               <w:top w:val="single" w:sz="4" w:space="0" w:color="000000"/>
               <w:left w:val="single" w:sz="4" w:space="0" w:color="000000"/>
@@ -17637,7 +18405,7 @@
         </w:tc>
         <w:tc>
           <w:tcPr>
-            <w:tcW w:w="1398" w:type="dxa"/>
+            <w:tcW w:w="1402" w:type="dxa"/>
             <w:tcBorders>
               <w:top w:val="single" w:sz="4" w:space="0" w:color="000000"/>
               <w:left w:val="single" w:sz="4" w:space="0" w:color="000000"/>
@@ -17672,7 +18440,7 @@
         </w:tc>
         <w:tc>
           <w:tcPr>
-            <w:tcW w:w="2502" w:type="dxa"/>
+            <w:tcW w:w="2498" w:type="dxa"/>
             <w:tcBorders>
               <w:top w:val="single" w:sz="4" w:space="0" w:color="000000"/>
               <w:left w:val="single" w:sz="4" w:space="0" w:color="000000"/>
@@ -17707,7 +18475,7 @@
         </w:tc>
         <w:tc>
           <w:tcPr>
-            <w:tcW w:w="4272" w:type="dxa"/>
+            <w:tcW w:w="4276" w:type="dxa"/>
             <w:tcBorders>
               <w:top w:val="single" w:sz="4" w:space="0" w:color="000000"/>
               <w:left w:val="single" w:sz="4" w:space="0" w:color="000000"/>
@@ -17780,7 +18548,7 @@
         </w:tc>
         <w:tc>
           <w:tcPr>
-            <w:tcW w:w="848" w:type="dxa"/>
+            <w:tcW w:w="844" w:type="dxa"/>
             <w:tcBorders>
               <w:left w:val="single" w:sz="4" w:space="0" w:color="000000"/>
               <w:bottom w:val="single" w:sz="4" w:space="0" w:color="000000"/>
@@ -17814,7 +18582,7 @@
         </w:tc>
         <w:tc>
           <w:tcPr>
-            <w:tcW w:w="1398" w:type="dxa"/>
+            <w:tcW w:w="1402" w:type="dxa"/>
             <w:tcBorders>
               <w:left w:val="single" w:sz="4" w:space="0" w:color="000000"/>
               <w:bottom w:val="single" w:sz="4" w:space="0" w:color="000000"/>
@@ -17848,7 +18616,7 @@
         </w:tc>
         <w:tc>
           <w:tcPr>
-            <w:tcW w:w="2502" w:type="dxa"/>
+            <w:tcW w:w="2498" w:type="dxa"/>
             <w:tcBorders>
               <w:left w:val="single" w:sz="4" w:space="0" w:color="000000"/>
               <w:bottom w:val="single" w:sz="4" w:space="0" w:color="000000"/>
@@ -17882,7 +18650,7 @@
         </w:tc>
         <w:tc>
           <w:tcPr>
-            <w:tcW w:w="4272" w:type="dxa"/>
+            <w:tcW w:w="4276" w:type="dxa"/>
             <w:tcBorders>
               <w:left w:val="single" w:sz="4" w:space="0" w:color="000000"/>
               <w:bottom w:val="single" w:sz="4" w:space="0" w:color="000000"/>
@@ -17958,7 +18726,7 @@
         </w:tc>
         <w:tc>
           <w:tcPr>
-            <w:tcW w:w="848" w:type="dxa"/>
+            <w:tcW w:w="844" w:type="dxa"/>
             <w:tcBorders>
               <w:left w:val="single" w:sz="4" w:space="0" w:color="000000"/>
               <w:bottom w:val="single" w:sz="4" w:space="0" w:color="000000"/>
@@ -17992,7 +18760,7 @@
         </w:tc>
         <w:tc>
           <w:tcPr>
-            <w:tcW w:w="1398" w:type="dxa"/>
+            <w:tcW w:w="1402" w:type="dxa"/>
             <w:tcBorders>
               <w:left w:val="single" w:sz="4" w:space="0" w:color="000000"/>
               <w:bottom w:val="single" w:sz="4" w:space="0" w:color="000000"/>
@@ -18026,7 +18794,7 @@
         </w:tc>
         <w:tc>
           <w:tcPr>
-            <w:tcW w:w="2502" w:type="dxa"/>
+            <w:tcW w:w="2498" w:type="dxa"/>
             <w:tcBorders>
               <w:left w:val="single" w:sz="4" w:space="0" w:color="000000"/>
               <w:bottom w:val="single" w:sz="4" w:space="0" w:color="000000"/>
@@ -18060,7 +18828,7 @@
         </w:tc>
         <w:tc>
           <w:tcPr>
-            <w:tcW w:w="4272" w:type="dxa"/>
+            <w:tcW w:w="4276" w:type="dxa"/>
             <w:tcBorders>
               <w:left w:val="single" w:sz="4" w:space="0" w:color="000000"/>
               <w:bottom w:val="single" w:sz="4" w:space="0" w:color="000000"/>
@@ -18136,7 +18904,7 @@
         </w:tc>
         <w:tc>
           <w:tcPr>
-            <w:tcW w:w="848" w:type="dxa"/>
+            <w:tcW w:w="844" w:type="dxa"/>
             <w:tcBorders>
               <w:left w:val="single" w:sz="4" w:space="0" w:color="000000"/>
               <w:bottom w:val="single" w:sz="4" w:space="0" w:color="000000"/>
@@ -18170,7 +18938,7 @@
         </w:tc>
         <w:tc>
           <w:tcPr>
-            <w:tcW w:w="1398" w:type="dxa"/>
+            <w:tcW w:w="1402" w:type="dxa"/>
             <w:tcBorders>
               <w:left w:val="single" w:sz="4" w:space="0" w:color="000000"/>
               <w:bottom w:val="single" w:sz="4" w:space="0" w:color="000000"/>
@@ -18204,7 +18972,7 @@
         </w:tc>
         <w:tc>
           <w:tcPr>
-            <w:tcW w:w="2502" w:type="dxa"/>
+            <w:tcW w:w="2498" w:type="dxa"/>
             <w:tcBorders>
               <w:left w:val="single" w:sz="4" w:space="0" w:color="000000"/>
               <w:bottom w:val="single" w:sz="4" w:space="0" w:color="000000"/>
@@ -18238,7 +19006,7 @@
         </w:tc>
         <w:tc>
           <w:tcPr>
-            <w:tcW w:w="4272" w:type="dxa"/>
+            <w:tcW w:w="4276" w:type="dxa"/>
             <w:tcBorders>
               <w:left w:val="single" w:sz="4" w:space="0" w:color="000000"/>
               <w:bottom w:val="single" w:sz="4" w:space="0" w:color="000000"/>
@@ -18314,7 +19082,7 @@
         </w:tc>
         <w:tc>
           <w:tcPr>
-            <w:tcW w:w="848" w:type="dxa"/>
+            <w:tcW w:w="844" w:type="dxa"/>
             <w:tcBorders>
               <w:left w:val="single" w:sz="4" w:space="0" w:color="000000"/>
               <w:bottom w:val="single" w:sz="4" w:space="0" w:color="000000"/>
@@ -18348,7 +19116,7 @@
         </w:tc>
         <w:tc>
           <w:tcPr>
-            <w:tcW w:w="1398" w:type="dxa"/>
+            <w:tcW w:w="1402" w:type="dxa"/>
             <w:tcBorders>
               <w:left w:val="single" w:sz="4" w:space="0" w:color="000000"/>
               <w:bottom w:val="single" w:sz="4" w:space="0" w:color="000000"/>
@@ -18382,7 +19150,7 @@
         </w:tc>
         <w:tc>
           <w:tcPr>
-            <w:tcW w:w="2502" w:type="dxa"/>
+            <w:tcW w:w="2498" w:type="dxa"/>
             <w:tcBorders>
               <w:left w:val="single" w:sz="4" w:space="0" w:color="000000"/>
               <w:bottom w:val="single" w:sz="4" w:space="0" w:color="000000"/>
@@ -18416,7 +19184,7 @@
         </w:tc>
         <w:tc>
           <w:tcPr>
-            <w:tcW w:w="4272" w:type="dxa"/>
+            <w:tcW w:w="4276" w:type="dxa"/>
             <w:tcBorders>
               <w:left w:val="single" w:sz="4" w:space="0" w:color="000000"/>
               <w:bottom w:val="single" w:sz="4" w:space="0" w:color="000000"/>
@@ -18492,7 +19260,7 @@
         </w:tc>
         <w:tc>
           <w:tcPr>
-            <w:tcW w:w="848" w:type="dxa"/>
+            <w:tcW w:w="844" w:type="dxa"/>
             <w:tcBorders>
               <w:left w:val="single" w:sz="4" w:space="0" w:color="000000"/>
               <w:bottom w:val="single" w:sz="4" w:space="0" w:color="000000"/>
@@ -18526,7 +19294,7 @@
         </w:tc>
         <w:tc>
           <w:tcPr>
-            <w:tcW w:w="1398" w:type="dxa"/>
+            <w:tcW w:w="1402" w:type="dxa"/>
             <w:tcBorders>
               <w:left w:val="single" w:sz="4" w:space="0" w:color="000000"/>
               <w:bottom w:val="single" w:sz="4" w:space="0" w:color="000000"/>
@@ -18560,7 +19328,7 @@
         </w:tc>
         <w:tc>
           <w:tcPr>
-            <w:tcW w:w="2502" w:type="dxa"/>
+            <w:tcW w:w="2498" w:type="dxa"/>
             <w:tcBorders>
               <w:left w:val="single" w:sz="4" w:space="0" w:color="000000"/>
               <w:bottom w:val="single" w:sz="4" w:space="0" w:color="000000"/>
@@ -18594,7 +19362,7 @@
         </w:tc>
         <w:tc>
           <w:tcPr>
-            <w:tcW w:w="4272" w:type="dxa"/>
+            <w:tcW w:w="4276" w:type="dxa"/>
             <w:tcBorders>
               <w:left w:val="single" w:sz="4" w:space="0" w:color="000000"/>
               <w:bottom w:val="single" w:sz="4" w:space="0" w:color="000000"/>
@@ -18670,7 +19438,7 @@
         </w:tc>
         <w:tc>
           <w:tcPr>
-            <w:tcW w:w="848" w:type="dxa"/>
+            <w:tcW w:w="844" w:type="dxa"/>
             <w:tcBorders>
               <w:left w:val="single" w:sz="4" w:space="0" w:color="000000"/>
               <w:bottom w:val="single" w:sz="4" w:space="0" w:color="000000"/>
@@ -18704,7 +19472,7 @@
         </w:tc>
         <w:tc>
           <w:tcPr>
-            <w:tcW w:w="1398" w:type="dxa"/>
+            <w:tcW w:w="1402" w:type="dxa"/>
             <w:tcBorders>
               <w:left w:val="single" w:sz="4" w:space="0" w:color="000000"/>
               <w:bottom w:val="single" w:sz="4" w:space="0" w:color="000000"/>
@@ -18738,7 +19506,7 @@
         </w:tc>
         <w:tc>
           <w:tcPr>
-            <w:tcW w:w="2502" w:type="dxa"/>
+            <w:tcW w:w="2498" w:type="dxa"/>
             <w:tcBorders>
               <w:left w:val="single" w:sz="4" w:space="0" w:color="000000"/>
               <w:bottom w:val="single" w:sz="4" w:space="0" w:color="000000"/>
@@ -18772,7 +19540,7 @@
         </w:tc>
         <w:tc>
           <w:tcPr>
-            <w:tcW w:w="4272" w:type="dxa"/>
+            <w:tcW w:w="4276" w:type="dxa"/>
             <w:tcBorders>
               <w:left w:val="single" w:sz="4" w:space="0" w:color="000000"/>
               <w:bottom w:val="single" w:sz="4" w:space="0" w:color="000000"/>
@@ -18848,7 +19616,7 @@
         </w:tc>
         <w:tc>
           <w:tcPr>
-            <w:tcW w:w="848" w:type="dxa"/>
+            <w:tcW w:w="844" w:type="dxa"/>
             <w:tcBorders>
               <w:left w:val="single" w:sz="4" w:space="0" w:color="000000"/>
               <w:bottom w:val="single" w:sz="4" w:space="0" w:color="000000"/>
@@ -18882,7 +19650,7 @@
         </w:tc>
         <w:tc>
           <w:tcPr>
-            <w:tcW w:w="1398" w:type="dxa"/>
+            <w:tcW w:w="1402" w:type="dxa"/>
             <w:tcBorders>
               <w:left w:val="single" w:sz="4" w:space="0" w:color="000000"/>
               <w:bottom w:val="single" w:sz="4" w:space="0" w:color="000000"/>
@@ -18916,7 +19684,7 @@
         </w:tc>
         <w:tc>
           <w:tcPr>
-            <w:tcW w:w="2502" w:type="dxa"/>
+            <w:tcW w:w="2498" w:type="dxa"/>
             <w:tcBorders>
               <w:left w:val="single" w:sz="4" w:space="0" w:color="000000"/>
               <w:bottom w:val="single" w:sz="4" w:space="0" w:color="000000"/>
@@ -18950,7 +19718,7 @@
         </w:tc>
         <w:tc>
           <w:tcPr>
-            <w:tcW w:w="4272" w:type="dxa"/>
+            <w:tcW w:w="4276" w:type="dxa"/>
             <w:tcBorders>
               <w:left w:val="single" w:sz="4" w:space="0" w:color="000000"/>
               <w:bottom w:val="single" w:sz="4" w:space="0" w:color="000000"/>
@@ -19026,7 +19794,7 @@
         </w:tc>
         <w:tc>
           <w:tcPr>
-            <w:tcW w:w="848" w:type="dxa"/>
+            <w:tcW w:w="844" w:type="dxa"/>
             <w:tcBorders>
               <w:left w:val="single" w:sz="4" w:space="0" w:color="000000"/>
               <w:bottom w:val="single" w:sz="4" w:space="0" w:color="000000"/>
@@ -19060,7 +19828,7 @@
         </w:tc>
         <w:tc>
           <w:tcPr>
-            <w:tcW w:w="1398" w:type="dxa"/>
+            <w:tcW w:w="1402" w:type="dxa"/>
             <w:tcBorders>
               <w:left w:val="single" w:sz="4" w:space="0" w:color="000000"/>
               <w:bottom w:val="single" w:sz="4" w:space="0" w:color="000000"/>
@@ -19094,7 +19862,7 @@
         </w:tc>
         <w:tc>
           <w:tcPr>
-            <w:tcW w:w="2502" w:type="dxa"/>
+            <w:tcW w:w="2498" w:type="dxa"/>
             <w:tcBorders>
               <w:left w:val="single" w:sz="4" w:space="0" w:color="000000"/>
               <w:bottom w:val="single" w:sz="4" w:space="0" w:color="000000"/>
@@ -19128,7 +19896,7 @@
         </w:tc>
         <w:tc>
           <w:tcPr>
-            <w:tcW w:w="4272" w:type="dxa"/>
+            <w:tcW w:w="4276" w:type="dxa"/>
             <w:tcBorders>
               <w:left w:val="single" w:sz="4" w:space="0" w:color="000000"/>
               <w:bottom w:val="single" w:sz="4" w:space="0" w:color="000000"/>
@@ -19204,7 +19972,7 @@
         </w:tc>
         <w:tc>
           <w:tcPr>
-            <w:tcW w:w="848" w:type="dxa"/>
+            <w:tcW w:w="844" w:type="dxa"/>
             <w:tcBorders>
               <w:left w:val="single" w:sz="4" w:space="0" w:color="000000"/>
               <w:bottom w:val="single" w:sz="4" w:space="0" w:color="000000"/>
@@ -19238,7 +20006,7 @@
         </w:tc>
         <w:tc>
           <w:tcPr>
-            <w:tcW w:w="1398" w:type="dxa"/>
+            <w:tcW w:w="1402" w:type="dxa"/>
             <w:tcBorders>
               <w:left w:val="single" w:sz="4" w:space="0" w:color="000000"/>
               <w:bottom w:val="single" w:sz="4" w:space="0" w:color="000000"/>
@@ -19272,7 +20040,7 @@
         </w:tc>
         <w:tc>
           <w:tcPr>
-            <w:tcW w:w="2502" w:type="dxa"/>
+            <w:tcW w:w="2498" w:type="dxa"/>
             <w:tcBorders>
               <w:left w:val="single" w:sz="4" w:space="0" w:color="000000"/>
               <w:bottom w:val="single" w:sz="4" w:space="0" w:color="000000"/>
@@ -19306,7 +20074,7 @@
         </w:tc>
         <w:tc>
           <w:tcPr>
-            <w:tcW w:w="4272" w:type="dxa"/>
+            <w:tcW w:w="4276" w:type="dxa"/>
             <w:tcBorders>
               <w:left w:val="single" w:sz="4" w:space="0" w:color="000000"/>
               <w:bottom w:val="single" w:sz="4" w:space="0" w:color="000000"/>
@@ -19642,7 +20410,7 @@
         </w:tc>
         <w:tc>
           <w:tcPr>
-            <w:tcW w:w="848" w:type="dxa"/>
+            <w:tcW w:w="844" w:type="dxa"/>
             <w:tcBorders>
               <w:left w:val="single" w:sz="4" w:space="0" w:color="000000"/>
               <w:bottom w:val="single" w:sz="4" w:space="0" w:color="000000"/>
@@ -19676,7 +20444,7 @@
         </w:tc>
         <w:tc>
           <w:tcPr>
-            <w:tcW w:w="1398" w:type="dxa"/>
+            <w:tcW w:w="1402" w:type="dxa"/>
             <w:tcBorders>
               <w:left w:val="single" w:sz="4" w:space="0" w:color="000000"/>
               <w:bottom w:val="single" w:sz="4" w:space="0" w:color="000000"/>
@@ -19710,7 +20478,7 @@
         </w:tc>
         <w:tc>
           <w:tcPr>
-            <w:tcW w:w="2502" w:type="dxa"/>
+            <w:tcW w:w="2498" w:type="dxa"/>
             <w:tcBorders>
               <w:left w:val="single" w:sz="4" w:space="0" w:color="000000"/>
               <w:bottom w:val="single" w:sz="4" w:space="0" w:color="000000"/>
@@ -19744,7 +20512,7 @@
         </w:tc>
         <w:tc>
           <w:tcPr>
-            <w:tcW w:w="4272" w:type="dxa"/>
+            <w:tcW w:w="4276" w:type="dxa"/>
             <w:tcBorders>
               <w:left w:val="single" w:sz="4" w:space="0" w:color="000000"/>
               <w:bottom w:val="single" w:sz="4" w:space="0" w:color="000000"/>
@@ -19820,7 +20588,7 @@
         </w:tc>
         <w:tc>
           <w:tcPr>
-            <w:tcW w:w="848" w:type="dxa"/>
+            <w:tcW w:w="844" w:type="dxa"/>
             <w:tcBorders>
               <w:left w:val="single" w:sz="4" w:space="0" w:color="000000"/>
               <w:bottom w:val="single" w:sz="4" w:space="0" w:color="000000"/>
@@ -19854,7 +20622,7 @@
         </w:tc>
         <w:tc>
           <w:tcPr>
-            <w:tcW w:w="1398" w:type="dxa"/>
+            <w:tcW w:w="1402" w:type="dxa"/>
             <w:tcBorders>
               <w:left w:val="single" w:sz="4" w:space="0" w:color="000000"/>
               <w:bottom w:val="single" w:sz="4" w:space="0" w:color="000000"/>
@@ -19888,7 +20656,7 @@
         </w:tc>
         <w:tc>
           <w:tcPr>
-            <w:tcW w:w="2502" w:type="dxa"/>
+            <w:tcW w:w="2498" w:type="dxa"/>
             <w:tcBorders>
               <w:left w:val="single" w:sz="4" w:space="0" w:color="000000"/>
               <w:bottom w:val="single" w:sz="4" w:space="0" w:color="000000"/>
@@ -19922,7 +20690,7 @@
         </w:tc>
         <w:tc>
           <w:tcPr>
-            <w:tcW w:w="4272" w:type="dxa"/>
+            <w:tcW w:w="4276" w:type="dxa"/>
             <w:tcBorders>
               <w:left w:val="single" w:sz="4" w:space="0" w:color="000000"/>
               <w:bottom w:val="single" w:sz="4" w:space="0" w:color="000000"/>
@@ -19998,7 +20766,7 @@
         </w:tc>
         <w:tc>
           <w:tcPr>
-            <w:tcW w:w="848" w:type="dxa"/>
+            <w:tcW w:w="844" w:type="dxa"/>
             <w:tcBorders>
               <w:left w:val="single" w:sz="4" w:space="0" w:color="000000"/>
               <w:bottom w:val="single" w:sz="4" w:space="0" w:color="000000"/>
@@ -20032,7 +20800,7 @@
         </w:tc>
         <w:tc>
           <w:tcPr>
-            <w:tcW w:w="1398" w:type="dxa"/>
+            <w:tcW w:w="1402" w:type="dxa"/>
             <w:tcBorders>
               <w:left w:val="single" w:sz="4" w:space="0" w:color="000000"/>
               <w:bottom w:val="single" w:sz="4" w:space="0" w:color="000000"/>
@@ -20066,7 +20834,7 @@
         </w:tc>
         <w:tc>
           <w:tcPr>
-            <w:tcW w:w="2502" w:type="dxa"/>
+            <w:tcW w:w="2498" w:type="dxa"/>
             <w:tcBorders>
               <w:left w:val="single" w:sz="4" w:space="0" w:color="000000"/>
               <w:bottom w:val="single" w:sz="4" w:space="0" w:color="000000"/>
@@ -20100,7 +20868,7 @@
         </w:tc>
         <w:tc>
           <w:tcPr>
-            <w:tcW w:w="4272" w:type="dxa"/>
+            <w:tcW w:w="4276" w:type="dxa"/>
             <w:tcBorders>
               <w:left w:val="single" w:sz="4" w:space="0" w:color="000000"/>
               <w:bottom w:val="single" w:sz="4" w:space="0" w:color="000000"/>
@@ -20190,8 +20958,8 @@
         <w:gridCol w:w="952"/>
         <w:gridCol w:w="821"/>
         <w:gridCol w:w="1425"/>
-        <w:gridCol w:w="2502"/>
-        <w:gridCol w:w="4272"/>
+        <w:gridCol w:w="2498"/>
+        <w:gridCol w:w="4276"/>
       </w:tblGrid>
       <w:tr>
         <w:trPr/>
@@ -20290,7 +21058,7 @@
         </w:tc>
         <w:tc>
           <w:tcPr>
-            <w:tcW w:w="2502" w:type="dxa"/>
+            <w:tcW w:w="2498" w:type="dxa"/>
             <w:tcBorders>
               <w:top w:val="single" w:sz="4" w:space="0" w:color="000000"/>
               <w:left w:val="single" w:sz="4" w:space="0" w:color="000000"/>
@@ -20321,7 +21089,7 @@
         </w:tc>
         <w:tc>
           <w:tcPr>
-            <w:tcW w:w="4272" w:type="dxa"/>
+            <w:tcW w:w="4276" w:type="dxa"/>
             <w:tcBorders>
               <w:top w:val="single" w:sz="4" w:space="0" w:color="000000"/>
               <w:left w:val="single" w:sz="4" w:space="0" w:color="000000"/>
@@ -20416,7 +21184,7 @@
         </w:tc>
         <w:tc>
           <w:tcPr>
-            <w:tcW w:w="2502" w:type="dxa"/>
+            <w:tcW w:w="2498" w:type="dxa"/>
             <w:tcBorders>
               <w:left w:val="single" w:sz="4" w:space="0" w:color="000000"/>
               <w:bottom w:val="single" w:sz="4" w:space="0" w:color="000000"/>
@@ -20436,7 +21204,7 @@
         </w:tc>
         <w:tc>
           <w:tcPr>
-            <w:tcW w:w="4272" w:type="dxa"/>
+            <w:tcW w:w="4276" w:type="dxa"/>
             <w:tcBorders>
               <w:left w:val="single" w:sz="4" w:space="0" w:color="000000"/>
               <w:bottom w:val="single" w:sz="4" w:space="0" w:color="000000"/>
@@ -21082,7 +21850,7 @@
         </w:tc>
         <w:tc>
           <w:tcPr>
-            <w:tcW w:w="2502" w:type="dxa"/>
+            <w:tcW w:w="2498" w:type="dxa"/>
             <w:tcBorders>
               <w:left w:val="single" w:sz="4" w:space="0" w:color="000000"/>
               <w:bottom w:val="single" w:sz="4" w:space="0" w:color="000000"/>
@@ -21106,7 +21874,7 @@
         </w:tc>
         <w:tc>
           <w:tcPr>
-            <w:tcW w:w="4272" w:type="dxa"/>
+            <w:tcW w:w="4276" w:type="dxa"/>
             <w:tcBorders>
               <w:left w:val="single" w:sz="4" w:space="0" w:color="000000"/>
               <w:bottom w:val="single" w:sz="4" w:space="0" w:color="000000"/>
@@ -21212,7 +21980,7 @@
         </w:tc>
         <w:tc>
           <w:tcPr>
-            <w:tcW w:w="2502" w:type="dxa"/>
+            <w:tcW w:w="2498" w:type="dxa"/>
             <w:tcBorders>
               <w:left w:val="single" w:sz="4" w:space="0" w:color="000000"/>
               <w:bottom w:val="single" w:sz="4" w:space="0" w:color="000000"/>
@@ -21236,7 +22004,7 @@
         </w:tc>
         <w:tc>
           <w:tcPr>
-            <w:tcW w:w="4272" w:type="dxa"/>
+            <w:tcW w:w="4276" w:type="dxa"/>
             <w:tcBorders>
               <w:left w:val="single" w:sz="4" w:space="0" w:color="000000"/>
               <w:bottom w:val="single" w:sz="4" w:space="0" w:color="000000"/>
@@ -21342,7 +22110,7 @@
         </w:tc>
         <w:tc>
           <w:tcPr>
-            <w:tcW w:w="2502" w:type="dxa"/>
+            <w:tcW w:w="2498" w:type="dxa"/>
             <w:tcBorders>
               <w:left w:val="single" w:sz="4" w:space="0" w:color="000000"/>
               <w:bottom w:val="single" w:sz="4" w:space="0" w:color="000000"/>
@@ -21366,7 +22134,7 @@
         </w:tc>
         <w:tc>
           <w:tcPr>
-            <w:tcW w:w="4272" w:type="dxa"/>
+            <w:tcW w:w="4276" w:type="dxa"/>
             <w:tcBorders>
               <w:left w:val="single" w:sz="4" w:space="0" w:color="000000"/>
               <w:bottom w:val="single" w:sz="4" w:space="0" w:color="000000"/>
@@ -21472,7 +22240,7 @@
         </w:tc>
         <w:tc>
           <w:tcPr>
-            <w:tcW w:w="2502" w:type="dxa"/>
+            <w:tcW w:w="2498" w:type="dxa"/>
             <w:tcBorders>
               <w:left w:val="single" w:sz="4" w:space="0" w:color="000000"/>
               <w:bottom w:val="single" w:sz="4" w:space="0" w:color="000000"/>
@@ -21496,7 +22264,7 @@
         </w:tc>
         <w:tc>
           <w:tcPr>
-            <w:tcW w:w="4272" w:type="dxa"/>
+            <w:tcW w:w="4276" w:type="dxa"/>
             <w:tcBorders>
               <w:left w:val="single" w:sz="4" w:space="0" w:color="000000"/>
               <w:bottom w:val="single" w:sz="4" w:space="0" w:color="000000"/>
@@ -21602,7 +22370,7 @@
         </w:tc>
         <w:tc>
           <w:tcPr>
-            <w:tcW w:w="2502" w:type="dxa"/>
+            <w:tcW w:w="2498" w:type="dxa"/>
             <w:tcBorders>
               <w:left w:val="single" w:sz="4" w:space="0" w:color="000000"/>
               <w:bottom w:val="single" w:sz="4" w:space="0" w:color="000000"/>
@@ -21626,7 +22394,7 @@
         </w:tc>
         <w:tc>
           <w:tcPr>
-            <w:tcW w:w="4272" w:type="dxa"/>
+            <w:tcW w:w="4276" w:type="dxa"/>
             <w:tcBorders>
               <w:left w:val="single" w:sz="4" w:space="0" w:color="000000"/>
               <w:bottom w:val="single" w:sz="4" w:space="0" w:color="000000"/>
@@ -21732,7 +22500,7 @@
         </w:tc>
         <w:tc>
           <w:tcPr>
-            <w:tcW w:w="2502" w:type="dxa"/>
+            <w:tcW w:w="2498" w:type="dxa"/>
             <w:tcBorders>
               <w:left w:val="single" w:sz="4" w:space="0" w:color="000000"/>
               <w:bottom w:val="single" w:sz="4" w:space="0" w:color="000000"/>
@@ -21756,7 +22524,7 @@
         </w:tc>
         <w:tc>
           <w:tcPr>
-            <w:tcW w:w="4272" w:type="dxa"/>
+            <w:tcW w:w="4276" w:type="dxa"/>
             <w:tcBorders>
               <w:left w:val="single" w:sz="4" w:space="0" w:color="000000"/>
               <w:bottom w:val="single" w:sz="4" w:space="0" w:color="000000"/>
@@ -21862,7 +22630,7 @@
         </w:tc>
         <w:tc>
           <w:tcPr>
-            <w:tcW w:w="2502" w:type="dxa"/>
+            <w:tcW w:w="2498" w:type="dxa"/>
             <w:tcBorders>
               <w:left w:val="single" w:sz="4" w:space="0" w:color="000000"/>
               <w:bottom w:val="single" w:sz="4" w:space="0" w:color="000000"/>
@@ -21886,7 +22654,7 @@
         </w:tc>
         <w:tc>
           <w:tcPr>
-            <w:tcW w:w="4272" w:type="dxa"/>
+            <w:tcW w:w="4276" w:type="dxa"/>
             <w:tcBorders>
               <w:left w:val="single" w:sz="4" w:space="0" w:color="000000"/>
               <w:bottom w:val="single" w:sz="4" w:space="0" w:color="000000"/>
@@ -21992,7 +22760,7 @@
         </w:tc>
         <w:tc>
           <w:tcPr>
-            <w:tcW w:w="2502" w:type="dxa"/>
+            <w:tcW w:w="2498" w:type="dxa"/>
             <w:tcBorders>
               <w:left w:val="single" w:sz="4" w:space="0" w:color="000000"/>
               <w:bottom w:val="single" w:sz="4" w:space="0" w:color="000000"/>
@@ -22016,7 +22784,7 @@
         </w:tc>
         <w:tc>
           <w:tcPr>
-            <w:tcW w:w="4272" w:type="dxa"/>
+            <w:tcW w:w="4276" w:type="dxa"/>
             <w:tcBorders>
               <w:left w:val="single" w:sz="4" w:space="0" w:color="000000"/>
               <w:bottom w:val="single" w:sz="4" w:space="0" w:color="000000"/>
@@ -22096,10 +22864,10 @@
       </w:tblPr>
       <w:tblGrid>
         <w:gridCol w:w="952"/>
-        <w:gridCol w:w="848"/>
-        <w:gridCol w:w="1398"/>
-        <w:gridCol w:w="2502"/>
-        <w:gridCol w:w="4272"/>
+        <w:gridCol w:w="844"/>
+        <w:gridCol w:w="1402"/>
+        <w:gridCol w:w="2498"/>
+        <w:gridCol w:w="4276"/>
       </w:tblGrid>
       <w:tr>
         <w:trPr/>
@@ -22140,7 +22908,7 @@
         </w:tc>
         <w:tc>
           <w:tcPr>
-            <w:tcW w:w="848" w:type="dxa"/>
+            <w:tcW w:w="844" w:type="dxa"/>
             <w:tcBorders>
               <w:top w:val="single" w:sz="4" w:space="0" w:color="000000"/>
               <w:left w:val="single" w:sz="4" w:space="0" w:color="000000"/>
@@ -22175,7 +22943,7 @@
         </w:tc>
         <w:tc>
           <w:tcPr>
-            <w:tcW w:w="1398" w:type="dxa"/>
+            <w:tcW w:w="1402" w:type="dxa"/>
             <w:tcBorders>
               <w:top w:val="single" w:sz="4" w:space="0" w:color="000000"/>
               <w:left w:val="single" w:sz="4" w:space="0" w:color="000000"/>
@@ -22210,7 +22978,7 @@
         </w:tc>
         <w:tc>
           <w:tcPr>
-            <w:tcW w:w="2502" w:type="dxa"/>
+            <w:tcW w:w="2498" w:type="dxa"/>
             <w:tcBorders>
               <w:top w:val="single" w:sz="4" w:space="0" w:color="000000"/>
               <w:left w:val="single" w:sz="4" w:space="0" w:color="000000"/>
@@ -22245,7 +23013,7 @@
         </w:tc>
         <w:tc>
           <w:tcPr>
-            <w:tcW w:w="4272" w:type="dxa"/>
+            <w:tcW w:w="4276" w:type="dxa"/>
             <w:tcBorders>
               <w:top w:val="single" w:sz="4" w:space="0" w:color="000000"/>
               <w:left w:val="single" w:sz="4" w:space="0" w:color="000000"/>
@@ -22308,7 +23076,7 @@
         </w:tc>
         <w:tc>
           <w:tcPr>
-            <w:tcW w:w="848" w:type="dxa"/>
+            <w:tcW w:w="844" w:type="dxa"/>
             <w:tcBorders>
               <w:left w:val="single" w:sz="4" w:space="0" w:color="000000"/>
               <w:bottom w:val="single" w:sz="4" w:space="0" w:color="000000"/>
@@ -22332,7 +23100,7 @@
         </w:tc>
         <w:tc>
           <w:tcPr>
-            <w:tcW w:w="1398" w:type="dxa"/>
+            <w:tcW w:w="1402" w:type="dxa"/>
             <w:tcBorders>
               <w:left w:val="single" w:sz="4" w:space="0" w:color="000000"/>
               <w:bottom w:val="single" w:sz="4" w:space="0" w:color="000000"/>
@@ -22356,7 +23124,7 @@
         </w:tc>
         <w:tc>
           <w:tcPr>
-            <w:tcW w:w="2502" w:type="dxa"/>
+            <w:tcW w:w="2498" w:type="dxa"/>
             <w:tcBorders>
               <w:left w:val="single" w:sz="4" w:space="0" w:color="000000"/>
               <w:bottom w:val="single" w:sz="4" w:space="0" w:color="000000"/>
@@ -22380,7 +23148,7 @@
         </w:tc>
         <w:tc>
           <w:tcPr>
-            <w:tcW w:w="4272" w:type="dxa"/>
+            <w:tcW w:w="4276" w:type="dxa"/>
             <w:tcBorders>
               <w:left w:val="single" w:sz="4" w:space="0" w:color="000000"/>
               <w:bottom w:val="single" w:sz="4" w:space="0" w:color="000000"/>
@@ -22438,7 +23206,7 @@
         </w:tc>
         <w:tc>
           <w:tcPr>
-            <w:tcW w:w="848" w:type="dxa"/>
+            <w:tcW w:w="844" w:type="dxa"/>
             <w:tcBorders>
               <w:left w:val="single" w:sz="4" w:space="0" w:color="000000"/>
               <w:bottom w:val="single" w:sz="4" w:space="0" w:color="000000"/>
@@ -22462,7 +23230,7 @@
         </w:tc>
         <w:tc>
           <w:tcPr>
-            <w:tcW w:w="1398" w:type="dxa"/>
+            <w:tcW w:w="1402" w:type="dxa"/>
             <w:tcBorders>
               <w:left w:val="single" w:sz="4" w:space="0" w:color="000000"/>
               <w:bottom w:val="single" w:sz="4" w:space="0" w:color="000000"/>
@@ -22486,7 +23254,7 @@
         </w:tc>
         <w:tc>
           <w:tcPr>
-            <w:tcW w:w="2502" w:type="dxa"/>
+            <w:tcW w:w="2498" w:type="dxa"/>
             <w:tcBorders>
               <w:left w:val="single" w:sz="4" w:space="0" w:color="000000"/>
               <w:bottom w:val="single" w:sz="4" w:space="0" w:color="000000"/>
@@ -22510,7 +23278,7 @@
         </w:tc>
         <w:tc>
           <w:tcPr>
-            <w:tcW w:w="4272" w:type="dxa"/>
+            <w:tcW w:w="4276" w:type="dxa"/>
             <w:tcBorders>
               <w:left w:val="single" w:sz="4" w:space="0" w:color="000000"/>
               <w:bottom w:val="single" w:sz="4" w:space="0" w:color="000000"/>
@@ -22568,7 +23336,7 @@
         </w:tc>
         <w:tc>
           <w:tcPr>
-            <w:tcW w:w="848" w:type="dxa"/>
+            <w:tcW w:w="844" w:type="dxa"/>
             <w:tcBorders>
               <w:left w:val="single" w:sz="4" w:space="0" w:color="000000"/>
               <w:bottom w:val="single" w:sz="4" w:space="0" w:color="000000"/>
@@ -22592,7 +23360,7 @@
         </w:tc>
         <w:tc>
           <w:tcPr>
-            <w:tcW w:w="1398" w:type="dxa"/>
+            <w:tcW w:w="1402" w:type="dxa"/>
             <w:tcBorders>
               <w:left w:val="single" w:sz="4" w:space="0" w:color="000000"/>
               <w:bottom w:val="single" w:sz="4" w:space="0" w:color="000000"/>
@@ -22616,7 +23384,7 @@
         </w:tc>
         <w:tc>
           <w:tcPr>
-            <w:tcW w:w="2502" w:type="dxa"/>
+            <w:tcW w:w="2498" w:type="dxa"/>
             <w:tcBorders>
               <w:left w:val="single" w:sz="4" w:space="0" w:color="000000"/>
               <w:bottom w:val="single" w:sz="4" w:space="0" w:color="000000"/>
@@ -22640,7 +23408,7 @@
         </w:tc>
         <w:tc>
           <w:tcPr>
-            <w:tcW w:w="4272" w:type="dxa"/>
+            <w:tcW w:w="4276" w:type="dxa"/>
             <w:tcBorders>
               <w:left w:val="single" w:sz="4" w:space="0" w:color="000000"/>
               <w:bottom w:val="single" w:sz="4" w:space="0" w:color="000000"/>
@@ -22698,7 +23466,7 @@
         </w:tc>
         <w:tc>
           <w:tcPr>
-            <w:tcW w:w="848" w:type="dxa"/>
+            <w:tcW w:w="844" w:type="dxa"/>
             <w:tcBorders>
               <w:left w:val="single" w:sz="4" w:space="0" w:color="000000"/>
               <w:bottom w:val="single" w:sz="4" w:space="0" w:color="000000"/>
@@ -22722,7 +23490,7 @@
         </w:tc>
         <w:tc>
           <w:tcPr>
-            <w:tcW w:w="1398" w:type="dxa"/>
+            <w:tcW w:w="1402" w:type="dxa"/>
             <w:tcBorders>
               <w:left w:val="single" w:sz="4" w:space="0" w:color="000000"/>
               <w:bottom w:val="single" w:sz="4" w:space="0" w:color="000000"/>
@@ -22746,7 +23514,7 @@
         </w:tc>
         <w:tc>
           <w:tcPr>
-            <w:tcW w:w="2502" w:type="dxa"/>
+            <w:tcW w:w="2498" w:type="dxa"/>
             <w:tcBorders>
               <w:left w:val="single" w:sz="4" w:space="0" w:color="000000"/>
               <w:bottom w:val="single" w:sz="4" w:space="0" w:color="000000"/>
@@ -22770,7 +23538,7 @@
         </w:tc>
         <w:tc>
           <w:tcPr>
-            <w:tcW w:w="4272" w:type="dxa"/>
+            <w:tcW w:w="4276" w:type="dxa"/>
             <w:tcBorders>
               <w:left w:val="single" w:sz="4" w:space="0" w:color="000000"/>
               <w:bottom w:val="single" w:sz="4" w:space="0" w:color="000000"/>
@@ -22828,7 +23596,7 @@
         </w:tc>
         <w:tc>
           <w:tcPr>
-            <w:tcW w:w="848" w:type="dxa"/>
+            <w:tcW w:w="844" w:type="dxa"/>
             <w:tcBorders>
               <w:left w:val="single" w:sz="4" w:space="0" w:color="000000"/>
               <w:bottom w:val="single" w:sz="4" w:space="0" w:color="000000"/>
@@ -22852,7 +23620,7 @@
         </w:tc>
         <w:tc>
           <w:tcPr>
-            <w:tcW w:w="1398" w:type="dxa"/>
+            <w:tcW w:w="1402" w:type="dxa"/>
             <w:tcBorders>
               <w:left w:val="single" w:sz="4" w:space="0" w:color="000000"/>
               <w:bottom w:val="single" w:sz="4" w:space="0" w:color="000000"/>
@@ -22876,7 +23644,7 @@
         </w:tc>
         <w:tc>
           <w:tcPr>
-            <w:tcW w:w="2502" w:type="dxa"/>
+            <w:tcW w:w="2498" w:type="dxa"/>
             <w:tcBorders>
               <w:left w:val="single" w:sz="4" w:space="0" w:color="000000"/>
               <w:bottom w:val="single" w:sz="4" w:space="0" w:color="000000"/>
@@ -22900,7 +23668,7 @@
         </w:tc>
         <w:tc>
           <w:tcPr>
-            <w:tcW w:w="4272" w:type="dxa"/>
+            <w:tcW w:w="4276" w:type="dxa"/>
             <w:tcBorders>
               <w:left w:val="single" w:sz="4" w:space="0" w:color="000000"/>
               <w:bottom w:val="single" w:sz="4" w:space="0" w:color="000000"/>
@@ -22958,7 +23726,7 @@
         </w:tc>
         <w:tc>
           <w:tcPr>
-            <w:tcW w:w="848" w:type="dxa"/>
+            <w:tcW w:w="844" w:type="dxa"/>
             <w:tcBorders>
               <w:left w:val="single" w:sz="4" w:space="0" w:color="000000"/>
               <w:bottom w:val="single" w:sz="4" w:space="0" w:color="000000"/>
@@ -22982,7 +23750,7 @@
         </w:tc>
         <w:tc>
           <w:tcPr>
-            <w:tcW w:w="1398" w:type="dxa"/>
+            <w:tcW w:w="1402" w:type="dxa"/>
             <w:tcBorders>
               <w:left w:val="single" w:sz="4" w:space="0" w:color="000000"/>
               <w:bottom w:val="single" w:sz="4" w:space="0" w:color="000000"/>
@@ -23006,7 +23774,7 @@
         </w:tc>
         <w:tc>
           <w:tcPr>
-            <w:tcW w:w="2502" w:type="dxa"/>
+            <w:tcW w:w="2498" w:type="dxa"/>
             <w:tcBorders>
               <w:left w:val="single" w:sz="4" w:space="0" w:color="000000"/>
               <w:bottom w:val="single" w:sz="4" w:space="0" w:color="000000"/>
@@ -23030,7 +23798,7 @@
         </w:tc>
         <w:tc>
           <w:tcPr>
-            <w:tcW w:w="4272" w:type="dxa"/>
+            <w:tcW w:w="4276" w:type="dxa"/>
             <w:tcBorders>
               <w:left w:val="single" w:sz="4" w:space="0" w:color="000000"/>
               <w:bottom w:val="single" w:sz="4" w:space="0" w:color="000000"/>
@@ -23088,7 +23856,7 @@
         </w:tc>
         <w:tc>
           <w:tcPr>
-            <w:tcW w:w="848" w:type="dxa"/>
+            <w:tcW w:w="844" w:type="dxa"/>
             <w:tcBorders>
               <w:left w:val="single" w:sz="4" w:space="0" w:color="000000"/>
               <w:bottom w:val="single" w:sz="4" w:space="0" w:color="000000"/>
@@ -23112,7 +23880,7 @@
         </w:tc>
         <w:tc>
           <w:tcPr>
-            <w:tcW w:w="1398" w:type="dxa"/>
+            <w:tcW w:w="1402" w:type="dxa"/>
             <w:tcBorders>
               <w:left w:val="single" w:sz="4" w:space="0" w:color="000000"/>
               <w:bottom w:val="single" w:sz="4" w:space="0" w:color="000000"/>
@@ -23136,7 +23904,7 @@
         </w:tc>
         <w:tc>
           <w:tcPr>
-            <w:tcW w:w="2502" w:type="dxa"/>
+            <w:tcW w:w="2498" w:type="dxa"/>
             <w:tcBorders>
               <w:left w:val="single" w:sz="4" w:space="0" w:color="000000"/>
               <w:bottom w:val="single" w:sz="4" w:space="0" w:color="000000"/>
@@ -23160,7 +23928,7 @@
         </w:tc>
         <w:tc>
           <w:tcPr>
-            <w:tcW w:w="4272" w:type="dxa"/>
+            <w:tcW w:w="4276" w:type="dxa"/>
             <w:tcBorders>
               <w:left w:val="single" w:sz="4" w:space="0" w:color="000000"/>
               <w:bottom w:val="single" w:sz="4" w:space="0" w:color="000000"/>
@@ -23218,7 +23986,7 @@
         </w:tc>
         <w:tc>
           <w:tcPr>
-            <w:tcW w:w="848" w:type="dxa"/>
+            <w:tcW w:w="844" w:type="dxa"/>
             <w:tcBorders>
               <w:left w:val="single" w:sz="4" w:space="0" w:color="000000"/>
               <w:bottom w:val="single" w:sz="4" w:space="0" w:color="000000"/>
@@ -23242,7 +24010,7 @@
         </w:tc>
         <w:tc>
           <w:tcPr>
-            <w:tcW w:w="1398" w:type="dxa"/>
+            <w:tcW w:w="1402" w:type="dxa"/>
             <w:tcBorders>
               <w:left w:val="single" w:sz="4" w:space="0" w:color="000000"/>
               <w:bottom w:val="single" w:sz="4" w:space="0" w:color="000000"/>
@@ -23266,7 +24034,7 @@
         </w:tc>
         <w:tc>
           <w:tcPr>
-            <w:tcW w:w="2502" w:type="dxa"/>
+            <w:tcW w:w="2498" w:type="dxa"/>
             <w:tcBorders>
               <w:left w:val="single" w:sz="4" w:space="0" w:color="000000"/>
               <w:bottom w:val="single" w:sz="4" w:space="0" w:color="000000"/>
@@ -23290,7 +24058,7 @@
         </w:tc>
         <w:tc>
           <w:tcPr>
-            <w:tcW w:w="4272" w:type="dxa"/>
+            <w:tcW w:w="4276" w:type="dxa"/>
             <w:tcBorders>
               <w:left w:val="single" w:sz="4" w:space="0" w:color="000000"/>
               <w:bottom w:val="single" w:sz="4" w:space="0" w:color="000000"/>
@@ -23348,7 +24116,7 @@
         </w:tc>
         <w:tc>
           <w:tcPr>
-            <w:tcW w:w="848" w:type="dxa"/>
+            <w:tcW w:w="844" w:type="dxa"/>
             <w:tcBorders>
               <w:left w:val="single" w:sz="4" w:space="0" w:color="000000"/>
               <w:bottom w:val="single" w:sz="4" w:space="0" w:color="000000"/>
@@ -23372,7 +24140,7 @@
         </w:tc>
         <w:tc>
           <w:tcPr>
-            <w:tcW w:w="1398" w:type="dxa"/>
+            <w:tcW w:w="1402" w:type="dxa"/>
             <w:tcBorders>
               <w:left w:val="single" w:sz="4" w:space="0" w:color="000000"/>
               <w:bottom w:val="single" w:sz="4" w:space="0" w:color="000000"/>
@@ -23396,7 +24164,7 @@
         </w:tc>
         <w:tc>
           <w:tcPr>
-            <w:tcW w:w="2502" w:type="dxa"/>
+            <w:tcW w:w="2498" w:type="dxa"/>
             <w:tcBorders>
               <w:left w:val="single" w:sz="4" w:space="0" w:color="000000"/>
               <w:bottom w:val="single" w:sz="4" w:space="0" w:color="000000"/>
@@ -23420,7 +24188,7 @@
         </w:tc>
         <w:tc>
           <w:tcPr>
-            <w:tcW w:w="4272" w:type="dxa"/>
+            <w:tcW w:w="4276" w:type="dxa"/>
             <w:tcBorders>
               <w:left w:val="single" w:sz="4" w:space="0" w:color="000000"/>
               <w:bottom w:val="single" w:sz="4" w:space="0" w:color="000000"/>
@@ -23478,7 +24246,7 @@
         </w:tc>
         <w:tc>
           <w:tcPr>
-            <w:tcW w:w="848" w:type="dxa"/>
+            <w:tcW w:w="844" w:type="dxa"/>
             <w:tcBorders>
               <w:left w:val="single" w:sz="4" w:space="0" w:color="000000"/>
               <w:bottom w:val="single" w:sz="4" w:space="0" w:color="000000"/>
@@ -23502,7 +24270,7 @@
         </w:tc>
         <w:tc>
           <w:tcPr>
-            <w:tcW w:w="1398" w:type="dxa"/>
+            <w:tcW w:w="1402" w:type="dxa"/>
             <w:tcBorders>
               <w:left w:val="single" w:sz="4" w:space="0" w:color="000000"/>
               <w:bottom w:val="single" w:sz="4" w:space="0" w:color="000000"/>
@@ -23526,7 +24294,7 @@
         </w:tc>
         <w:tc>
           <w:tcPr>
-            <w:tcW w:w="2502" w:type="dxa"/>
+            <w:tcW w:w="2498" w:type="dxa"/>
             <w:tcBorders>
               <w:left w:val="single" w:sz="4" w:space="0" w:color="000000"/>
               <w:bottom w:val="single" w:sz="4" w:space="0" w:color="000000"/>
@@ -23550,7 +24318,7 @@
         </w:tc>
         <w:tc>
           <w:tcPr>
-            <w:tcW w:w="4272" w:type="dxa"/>
+            <w:tcW w:w="4276" w:type="dxa"/>
             <w:tcBorders>
               <w:left w:val="single" w:sz="4" w:space="0" w:color="000000"/>
               <w:bottom w:val="single" w:sz="4" w:space="0" w:color="000000"/>
@@ -23608,7 +24376,7 @@
         </w:tc>
         <w:tc>
           <w:tcPr>
-            <w:tcW w:w="848" w:type="dxa"/>
+            <w:tcW w:w="844" w:type="dxa"/>
             <w:tcBorders>
               <w:left w:val="single" w:sz="4" w:space="0" w:color="000000"/>
               <w:bottom w:val="single" w:sz="4" w:space="0" w:color="000000"/>
@@ -23632,7 +24400,7 @@
         </w:tc>
         <w:tc>
           <w:tcPr>
-            <w:tcW w:w="1398" w:type="dxa"/>
+            <w:tcW w:w="1402" w:type="dxa"/>
             <w:tcBorders>
               <w:left w:val="single" w:sz="4" w:space="0" w:color="000000"/>
               <w:bottom w:val="single" w:sz="4" w:space="0" w:color="000000"/>
@@ -23656,7 +24424,7 @@
         </w:tc>
         <w:tc>
           <w:tcPr>
-            <w:tcW w:w="2502" w:type="dxa"/>
+            <w:tcW w:w="2498" w:type="dxa"/>
             <w:tcBorders>
               <w:left w:val="single" w:sz="4" w:space="0" w:color="000000"/>
               <w:bottom w:val="single" w:sz="4" w:space="0" w:color="000000"/>
@@ -23680,7 +24448,7 @@
         </w:tc>
         <w:tc>
           <w:tcPr>
-            <w:tcW w:w="4272" w:type="dxa"/>
+            <w:tcW w:w="4276" w:type="dxa"/>
             <w:tcBorders>
               <w:left w:val="single" w:sz="4" w:space="0" w:color="000000"/>
               <w:bottom w:val="single" w:sz="4" w:space="0" w:color="000000"/>
@@ -23738,7 +24506,7 @@
         </w:tc>
         <w:tc>
           <w:tcPr>
-            <w:tcW w:w="848" w:type="dxa"/>
+            <w:tcW w:w="844" w:type="dxa"/>
             <w:tcBorders>
               <w:left w:val="single" w:sz="4" w:space="0" w:color="000000"/>
               <w:bottom w:val="single" w:sz="4" w:space="0" w:color="000000"/>
@@ -23762,7 +24530,7 @@
         </w:tc>
         <w:tc>
           <w:tcPr>
-            <w:tcW w:w="1398" w:type="dxa"/>
+            <w:tcW w:w="1402" w:type="dxa"/>
             <w:tcBorders>
               <w:left w:val="single" w:sz="4" w:space="0" w:color="000000"/>
               <w:bottom w:val="single" w:sz="4" w:space="0" w:color="000000"/>
@@ -23786,7 +24554,7 @@
         </w:tc>
         <w:tc>
           <w:tcPr>
-            <w:tcW w:w="2502" w:type="dxa"/>
+            <w:tcW w:w="2498" w:type="dxa"/>
             <w:tcBorders>
               <w:left w:val="single" w:sz="4" w:space="0" w:color="000000"/>
               <w:bottom w:val="single" w:sz="4" w:space="0" w:color="000000"/>
@@ -23810,7 +24578,7 @@
         </w:tc>
         <w:tc>
           <w:tcPr>
-            <w:tcW w:w="4272" w:type="dxa"/>
+            <w:tcW w:w="4276" w:type="dxa"/>
             <w:tcBorders>
               <w:left w:val="single" w:sz="4" w:space="0" w:color="000000"/>
               <w:bottom w:val="single" w:sz="4" w:space="0" w:color="000000"/>
@@ -23868,7 +24636,7 @@
         </w:tc>
         <w:tc>
           <w:tcPr>
-            <w:tcW w:w="848" w:type="dxa"/>
+            <w:tcW w:w="844" w:type="dxa"/>
             <w:tcBorders>
               <w:left w:val="single" w:sz="4" w:space="0" w:color="000000"/>
               <w:bottom w:val="single" w:sz="4" w:space="0" w:color="000000"/>
@@ -23892,7 +24660,7 @@
         </w:tc>
         <w:tc>
           <w:tcPr>
-            <w:tcW w:w="1398" w:type="dxa"/>
+            <w:tcW w:w="1402" w:type="dxa"/>
             <w:tcBorders>
               <w:left w:val="single" w:sz="4" w:space="0" w:color="000000"/>
               <w:bottom w:val="single" w:sz="4" w:space="0" w:color="000000"/>
@@ -23916,7 +24684,7 @@
         </w:tc>
         <w:tc>
           <w:tcPr>
-            <w:tcW w:w="2502" w:type="dxa"/>
+            <w:tcW w:w="2498" w:type="dxa"/>
             <w:tcBorders>
               <w:left w:val="single" w:sz="4" w:space="0" w:color="000000"/>
               <w:bottom w:val="single" w:sz="4" w:space="0" w:color="000000"/>
@@ -23940,7 +24708,7 @@
         </w:tc>
         <w:tc>
           <w:tcPr>
-            <w:tcW w:w="4272" w:type="dxa"/>
+            <w:tcW w:w="4276" w:type="dxa"/>
             <w:tcBorders>
               <w:left w:val="single" w:sz="4" w:space="0" w:color="000000"/>
               <w:bottom w:val="single" w:sz="4" w:space="0" w:color="000000"/>
@@ -23998,7 +24766,7 @@
         </w:tc>
         <w:tc>
           <w:tcPr>
-            <w:tcW w:w="848" w:type="dxa"/>
+            <w:tcW w:w="844" w:type="dxa"/>
             <w:tcBorders>
               <w:left w:val="single" w:sz="4" w:space="0" w:color="000000"/>
               <w:bottom w:val="single" w:sz="4" w:space="0" w:color="000000"/>
@@ -24022,7 +24790,7 @@
         </w:tc>
         <w:tc>
           <w:tcPr>
-            <w:tcW w:w="1398" w:type="dxa"/>
+            <w:tcW w:w="1402" w:type="dxa"/>
             <w:tcBorders>
               <w:left w:val="single" w:sz="4" w:space="0" w:color="000000"/>
               <w:bottom w:val="single" w:sz="4" w:space="0" w:color="000000"/>
@@ -24046,7 +24814,7 @@
         </w:tc>
         <w:tc>
           <w:tcPr>
-            <w:tcW w:w="2502" w:type="dxa"/>
+            <w:tcW w:w="2498" w:type="dxa"/>
             <w:tcBorders>
               <w:left w:val="single" w:sz="4" w:space="0" w:color="000000"/>
               <w:bottom w:val="single" w:sz="4" w:space="0" w:color="000000"/>
@@ -24070,7 +24838,7 @@
         </w:tc>
         <w:tc>
           <w:tcPr>
-            <w:tcW w:w="4272" w:type="dxa"/>
+            <w:tcW w:w="4276" w:type="dxa"/>
             <w:tcBorders>
               <w:left w:val="single" w:sz="4" w:space="0" w:color="000000"/>
               <w:bottom w:val="single" w:sz="4" w:space="0" w:color="000000"/>
@@ -24128,7 +24896,7 @@
         </w:tc>
         <w:tc>
           <w:tcPr>
-            <w:tcW w:w="848" w:type="dxa"/>
+            <w:tcW w:w="844" w:type="dxa"/>
             <w:tcBorders>
               <w:left w:val="single" w:sz="4" w:space="0" w:color="000000"/>
               <w:bottom w:val="single" w:sz="4" w:space="0" w:color="000000"/>
@@ -24152,7 +24920,7 @@
         </w:tc>
         <w:tc>
           <w:tcPr>
-            <w:tcW w:w="1398" w:type="dxa"/>
+            <w:tcW w:w="1402" w:type="dxa"/>
             <w:tcBorders>
               <w:left w:val="single" w:sz="4" w:space="0" w:color="000000"/>
               <w:bottom w:val="single" w:sz="4" w:space="0" w:color="000000"/>
@@ -24176,7 +24944,7 @@
         </w:tc>
         <w:tc>
           <w:tcPr>
-            <w:tcW w:w="2502" w:type="dxa"/>
+            <w:tcW w:w="2498" w:type="dxa"/>
             <w:tcBorders>
               <w:left w:val="single" w:sz="4" w:space="0" w:color="000000"/>
               <w:bottom w:val="single" w:sz="4" w:space="0" w:color="000000"/>
@@ -24200,7 +24968,7 @@
         </w:tc>
         <w:tc>
           <w:tcPr>
-            <w:tcW w:w="4272" w:type="dxa"/>
+            <w:tcW w:w="4276" w:type="dxa"/>
             <w:tcBorders>
               <w:left w:val="single" w:sz="4" w:space="0" w:color="000000"/>
               <w:bottom w:val="single" w:sz="4" w:space="0" w:color="000000"/>
@@ -24282,8 +25050,8 @@
         <w:gridCol w:w="952"/>
         <w:gridCol w:w="821"/>
         <w:gridCol w:w="1425"/>
-        <w:gridCol w:w="2502"/>
-        <w:gridCol w:w="4272"/>
+        <w:gridCol w:w="2498"/>
+        <w:gridCol w:w="4276"/>
       </w:tblGrid>
       <w:tr>
         <w:trPr/>
@@ -24382,7 +25150,7 @@
         </w:tc>
         <w:tc>
           <w:tcPr>
-            <w:tcW w:w="2502" w:type="dxa"/>
+            <w:tcW w:w="2498" w:type="dxa"/>
             <w:tcBorders>
               <w:top w:val="single" w:sz="4" w:space="0" w:color="000000"/>
               <w:left w:val="single" w:sz="4" w:space="0" w:color="000000"/>
@@ -24413,7 +25181,7 @@
         </w:tc>
         <w:tc>
           <w:tcPr>
-            <w:tcW w:w="4272" w:type="dxa"/>
+            <w:tcW w:w="4276" w:type="dxa"/>
             <w:tcBorders>
               <w:top w:val="single" w:sz="4" w:space="0" w:color="000000"/>
               <w:left w:val="single" w:sz="4" w:space="0" w:color="000000"/>
@@ -24508,7 +25276,7 @@
         </w:tc>
         <w:tc>
           <w:tcPr>
-            <w:tcW w:w="2502" w:type="dxa"/>
+            <w:tcW w:w="2498" w:type="dxa"/>
             <w:tcBorders>
               <w:left w:val="single" w:sz="4" w:space="0" w:color="000000"/>
               <w:bottom w:val="single" w:sz="4" w:space="0" w:color="000000"/>
@@ -24542,7 +25310,7 @@
         </w:tc>
         <w:tc>
           <w:tcPr>
-            <w:tcW w:w="4272" w:type="dxa"/>
+            <w:tcW w:w="4276" w:type="dxa"/>
             <w:tcBorders>
               <w:left w:val="single" w:sz="4" w:space="0" w:color="000000"/>
               <w:bottom w:val="single" w:sz="4" w:space="0" w:color="000000"/>
@@ -24876,7 +25644,7 @@
         </w:tc>
         <w:tc>
           <w:tcPr>
-            <w:tcW w:w="2502" w:type="dxa"/>
+            <w:tcW w:w="2498" w:type="dxa"/>
             <w:tcBorders>
               <w:left w:val="single" w:sz="4" w:space="0" w:color="000000"/>
               <w:bottom w:val="single" w:sz="4" w:space="0" w:color="000000"/>
@@ -24896,7 +25664,7 @@
         </w:tc>
         <w:tc>
           <w:tcPr>
-            <w:tcW w:w="4272" w:type="dxa"/>
+            <w:tcW w:w="4276" w:type="dxa"/>
             <w:tcBorders>
               <w:left w:val="single" w:sz="4" w:space="0" w:color="000000"/>
               <w:bottom w:val="single" w:sz="4" w:space="0" w:color="000000"/>
@@ -24986,7 +25754,7 @@
         </w:tc>
         <w:tc>
           <w:tcPr>
-            <w:tcW w:w="2502" w:type="dxa"/>
+            <w:tcW w:w="2498" w:type="dxa"/>
             <w:tcBorders>
               <w:left w:val="single" w:sz="4" w:space="0" w:color="000000"/>
               <w:bottom w:val="single" w:sz="4" w:space="0" w:color="000000"/>
@@ -25006,7 +25774,7 @@
         </w:tc>
         <w:tc>
           <w:tcPr>
-            <w:tcW w:w="4272" w:type="dxa"/>
+            <w:tcW w:w="4276" w:type="dxa"/>
             <w:tcBorders>
               <w:left w:val="single" w:sz="4" w:space="0" w:color="000000"/>
               <w:bottom w:val="single" w:sz="4" w:space="0" w:color="000000"/>
@@ -25096,7 +25864,7 @@
         </w:tc>
         <w:tc>
           <w:tcPr>
-            <w:tcW w:w="2502" w:type="dxa"/>
+            <w:tcW w:w="2498" w:type="dxa"/>
             <w:tcBorders>
               <w:left w:val="single" w:sz="4" w:space="0" w:color="000000"/>
               <w:bottom w:val="single" w:sz="4" w:space="0" w:color="000000"/>
@@ -25116,7 +25884,7 @@
         </w:tc>
         <w:tc>
           <w:tcPr>
-            <w:tcW w:w="4272" w:type="dxa"/>
+            <w:tcW w:w="4276" w:type="dxa"/>
             <w:tcBorders>
               <w:left w:val="single" w:sz="4" w:space="0" w:color="000000"/>
               <w:bottom w:val="single" w:sz="4" w:space="0" w:color="000000"/>
@@ -25137,7 +25905,7 @@
                 <w:sz w:val="16"/>
                 <w:szCs w:val="16"/>
               </w:rPr>
-              <w:t>Time. Hour, minute, and second. Always 24h.</w:t>
+              <w:t>Time. Hour, minute, and second. Always 24h. If byte hh is |80, display time as 12h. If |40, time is being set automatically.</w:t>
             </w:r>
           </w:p>
         </w:tc>
@@ -25206,7 +25974,7 @@
         </w:tc>
         <w:tc>
           <w:tcPr>
-            <w:tcW w:w="2502" w:type="dxa"/>
+            <w:tcW w:w="2498" w:type="dxa"/>
             <w:tcBorders>
               <w:left w:val="single" w:sz="4" w:space="0" w:color="000000"/>
               <w:bottom w:val="single" w:sz="4" w:space="0" w:color="000000"/>
@@ -25226,7 +25994,7 @@
         </w:tc>
         <w:tc>
           <w:tcPr>
-            <w:tcW w:w="4272" w:type="dxa"/>
+            <w:tcW w:w="4276" w:type="dxa"/>
             <w:tcBorders>
               <w:left w:val="single" w:sz="4" w:space="0" w:color="000000"/>
               <w:bottom w:val="single" w:sz="4" w:space="0" w:color="000000"/>
@@ -25316,7 +26084,7 @@
         </w:tc>
         <w:tc>
           <w:tcPr>
-            <w:tcW w:w="2502" w:type="dxa"/>
+            <w:tcW w:w="2498" w:type="dxa"/>
             <w:tcBorders>
               <w:left w:val="single" w:sz="4" w:space="0" w:color="000000"/>
               <w:bottom w:val="single" w:sz="4" w:space="0" w:color="000000"/>
@@ -25336,7 +26104,7 @@
         </w:tc>
         <w:tc>
           <w:tcPr>
-            <w:tcW w:w="4272" w:type="dxa"/>
+            <w:tcW w:w="4276" w:type="dxa"/>
             <w:tcBorders>
               <w:left w:val="single" w:sz="4" w:space="0" w:color="000000"/>
               <w:bottom w:val="single" w:sz="4" w:space="0" w:color="000000"/>
@@ -25426,7 +26194,7 @@
         </w:tc>
         <w:tc>
           <w:tcPr>
-            <w:tcW w:w="2502" w:type="dxa"/>
+            <w:tcW w:w="2498" w:type="dxa"/>
             <w:tcBorders>
               <w:left w:val="single" w:sz="4" w:space="0" w:color="000000"/>
               <w:bottom w:val="single" w:sz="4" w:space="0" w:color="000000"/>
@@ -25446,7 +26214,7 @@
         </w:tc>
         <w:tc>
           <w:tcPr>
-            <w:tcW w:w="4272" w:type="dxa"/>
+            <w:tcW w:w="4276" w:type="dxa"/>
             <w:tcBorders>
               <w:left w:val="single" w:sz="4" w:space="0" w:color="000000"/>
               <w:bottom w:val="single" w:sz="4" w:space="0" w:color="000000"/>
@@ -25536,7 +26304,7 @@
         </w:tc>
         <w:tc>
           <w:tcPr>
-            <w:tcW w:w="2502" w:type="dxa"/>
+            <w:tcW w:w="2498" w:type="dxa"/>
             <w:tcBorders>
               <w:left w:val="single" w:sz="4" w:space="0" w:color="000000"/>
               <w:bottom w:val="single" w:sz="4" w:space="0" w:color="000000"/>
@@ -25556,7 +26324,7 @@
         </w:tc>
         <w:tc>
           <w:tcPr>
-            <w:tcW w:w="4272" w:type="dxa"/>
+            <w:tcW w:w="4276" w:type="dxa"/>
             <w:tcBorders>
               <w:left w:val="single" w:sz="4" w:space="0" w:color="000000"/>
               <w:bottom w:val="single" w:sz="4" w:space="0" w:color="000000"/>
@@ -25657,7 +26425,7 @@
         </w:tc>
         <w:tc>
           <w:tcPr>
-            <w:tcW w:w="2502" w:type="dxa"/>
+            <w:tcW w:w="2498" w:type="dxa"/>
             <w:tcBorders>
               <w:left w:val="single" w:sz="4" w:space="0" w:color="000000"/>
               <w:bottom w:val="single" w:sz="4" w:space="0" w:color="000000"/>
@@ -25677,7 +26445,7 @@
         </w:tc>
         <w:tc>
           <w:tcPr>
-            <w:tcW w:w="4272" w:type="dxa"/>
+            <w:tcW w:w="4276" w:type="dxa"/>
             <w:tcBorders>
               <w:left w:val="single" w:sz="4" w:space="0" w:color="000000"/>
               <w:bottom w:val="single" w:sz="4" w:space="0" w:color="000000"/>
@@ -26117,7 +26885,7 @@
         </w:tc>
         <w:tc>
           <w:tcPr>
-            <w:tcW w:w="2502" w:type="dxa"/>
+            <w:tcW w:w="2498" w:type="dxa"/>
             <w:tcBorders>
               <w:left w:val="single" w:sz="4" w:space="0" w:color="000000"/>
               <w:bottom w:val="single" w:sz="4" w:space="0" w:color="000000"/>
@@ -26137,7 +26905,7 @@
         </w:tc>
         <w:tc>
           <w:tcPr>
-            <w:tcW w:w="4272" w:type="dxa"/>
+            <w:tcW w:w="4276" w:type="dxa"/>
             <w:tcBorders>
               <w:left w:val="single" w:sz="4" w:space="0" w:color="000000"/>
               <w:bottom w:val="single" w:sz="4" w:space="0" w:color="000000"/>
@@ -26561,7 +27329,7 @@
         </w:tc>
         <w:tc>
           <w:tcPr>
-            <w:tcW w:w="2502" w:type="dxa"/>
+            <w:tcW w:w="2498" w:type="dxa"/>
             <w:tcBorders>
               <w:left w:val="single" w:sz="4" w:space="0" w:color="000000"/>
               <w:bottom w:val="single" w:sz="4" w:space="0" w:color="000000"/>
@@ -26581,7 +27349,7 @@
         </w:tc>
         <w:tc>
           <w:tcPr>
-            <w:tcW w:w="4272" w:type="dxa"/>
+            <w:tcW w:w="4276" w:type="dxa"/>
             <w:tcBorders>
               <w:left w:val="single" w:sz="4" w:space="0" w:color="000000"/>
               <w:bottom w:val="single" w:sz="4" w:space="0" w:color="000000"/>
@@ -26833,7 +27601,7 @@
         </w:tc>
         <w:tc>
           <w:tcPr>
-            <w:tcW w:w="2502" w:type="dxa"/>
+            <w:tcW w:w="2498" w:type="dxa"/>
             <w:tcBorders>
               <w:left w:val="single" w:sz="4" w:space="0" w:color="000000"/>
               <w:bottom w:val="single" w:sz="4" w:space="0" w:color="000000"/>
@@ -26853,7 +27621,7 @@
         </w:tc>
         <w:tc>
           <w:tcPr>
-            <w:tcW w:w="4272" w:type="dxa"/>
+            <w:tcW w:w="4276" w:type="dxa"/>
             <w:tcBorders>
               <w:left w:val="single" w:sz="4" w:space="0" w:color="000000"/>
               <w:bottom w:val="single" w:sz="4" w:space="0" w:color="000000"/>
@@ -27068,7 +27836,7 @@
         </w:tc>
         <w:tc>
           <w:tcPr>
-            <w:tcW w:w="2502" w:type="dxa"/>
+            <w:tcW w:w="2498" w:type="dxa"/>
             <w:tcBorders>
               <w:left w:val="single" w:sz="4" w:space="0" w:color="000000"/>
               <w:bottom w:val="single" w:sz="4" w:space="0" w:color="000000"/>
@@ -27088,7 +27856,7 @@
         </w:tc>
         <w:tc>
           <w:tcPr>
-            <w:tcW w:w="4272" w:type="dxa"/>
+            <w:tcW w:w="4276" w:type="dxa"/>
             <w:tcBorders>
               <w:left w:val="single" w:sz="4" w:space="0" w:color="000000"/>
               <w:bottom w:val="single" w:sz="4" w:space="0" w:color="000000"/>
@@ -27178,7 +27946,7 @@
         </w:tc>
         <w:tc>
           <w:tcPr>
-            <w:tcW w:w="2502" w:type="dxa"/>
+            <w:tcW w:w="2498" w:type="dxa"/>
             <w:tcBorders>
               <w:left w:val="single" w:sz="4" w:space="0" w:color="000000"/>
               <w:bottom w:val="single" w:sz="4" w:space="0" w:color="000000"/>
@@ -27198,7 +27966,7 @@
         </w:tc>
         <w:tc>
           <w:tcPr>
-            <w:tcW w:w="4272" w:type="dxa"/>
+            <w:tcW w:w="4276" w:type="dxa"/>
             <w:tcBorders>
               <w:left w:val="single" w:sz="4" w:space="0" w:color="000000"/>
               <w:bottom w:val="single" w:sz="4" w:space="0" w:color="000000"/>
@@ -27282,10 +28050,10 @@
       </w:tblPr>
       <w:tblGrid>
         <w:gridCol w:w="952"/>
-        <w:gridCol w:w="848"/>
-        <w:gridCol w:w="1398"/>
-        <w:gridCol w:w="2502"/>
-        <w:gridCol w:w="4272"/>
+        <w:gridCol w:w="844"/>
+        <w:gridCol w:w="1402"/>
+        <w:gridCol w:w="2498"/>
+        <w:gridCol w:w="4276"/>
       </w:tblGrid>
       <w:tr>
         <w:trPr/>
@@ -27326,7 +28094,7 @@
         </w:tc>
         <w:tc>
           <w:tcPr>
-            <w:tcW w:w="848" w:type="dxa"/>
+            <w:tcW w:w="844" w:type="dxa"/>
             <w:tcBorders>
               <w:top w:val="single" w:sz="4" w:space="0" w:color="000000"/>
               <w:left w:val="single" w:sz="4" w:space="0" w:color="000000"/>
@@ -27361,7 +28129,7 @@
         </w:tc>
         <w:tc>
           <w:tcPr>
-            <w:tcW w:w="1398" w:type="dxa"/>
+            <w:tcW w:w="1402" w:type="dxa"/>
             <w:tcBorders>
               <w:top w:val="single" w:sz="4" w:space="0" w:color="000000"/>
               <w:left w:val="single" w:sz="4" w:space="0" w:color="000000"/>
@@ -27396,7 +28164,7 @@
         </w:tc>
         <w:tc>
           <w:tcPr>
-            <w:tcW w:w="2502" w:type="dxa"/>
+            <w:tcW w:w="2498" w:type="dxa"/>
             <w:tcBorders>
               <w:top w:val="single" w:sz="4" w:space="0" w:color="000000"/>
               <w:left w:val="single" w:sz="4" w:space="0" w:color="000000"/>
@@ -27431,7 +28199,7 @@
         </w:tc>
         <w:tc>
           <w:tcPr>
-            <w:tcW w:w="4272" w:type="dxa"/>
+            <w:tcW w:w="4276" w:type="dxa"/>
             <w:tcBorders>
               <w:top w:val="single" w:sz="4" w:space="0" w:color="000000"/>
               <w:left w:val="single" w:sz="4" w:space="0" w:color="000000"/>
@@ -27494,7 +28262,7 @@
         </w:tc>
         <w:tc>
           <w:tcPr>
-            <w:tcW w:w="848" w:type="dxa"/>
+            <w:tcW w:w="844" w:type="dxa"/>
             <w:tcBorders>
               <w:left w:val="single" w:sz="4" w:space="0" w:color="000000"/>
               <w:bottom w:val="single" w:sz="4" w:space="0" w:color="000000"/>
@@ -27518,7 +28286,7 @@
         </w:tc>
         <w:tc>
           <w:tcPr>
-            <w:tcW w:w="1398" w:type="dxa"/>
+            <w:tcW w:w="1402" w:type="dxa"/>
             <w:tcBorders>
               <w:left w:val="single" w:sz="4" w:space="0" w:color="000000"/>
               <w:bottom w:val="single" w:sz="4" w:space="0" w:color="000000"/>
@@ -27542,7 +28310,7 @@
         </w:tc>
         <w:tc>
           <w:tcPr>
-            <w:tcW w:w="2502" w:type="dxa"/>
+            <w:tcW w:w="2498" w:type="dxa"/>
             <w:tcBorders>
               <w:left w:val="single" w:sz="4" w:space="0" w:color="000000"/>
               <w:bottom w:val="single" w:sz="4" w:space="0" w:color="000000"/>
@@ -27566,7 +28334,7 @@
         </w:tc>
         <w:tc>
           <w:tcPr>
-            <w:tcW w:w="4272" w:type="dxa"/>
+            <w:tcW w:w="4276" w:type="dxa"/>
             <w:tcBorders>
               <w:left w:val="single" w:sz="4" w:space="0" w:color="000000"/>
               <w:bottom w:val="single" w:sz="4" w:space="0" w:color="000000"/>
@@ -27674,7 +28442,7 @@
         </w:tc>
         <w:tc>
           <w:tcPr>
-            <w:tcW w:w="848" w:type="dxa"/>
+            <w:tcW w:w="844" w:type="dxa"/>
             <w:tcBorders>
               <w:left w:val="single" w:sz="4" w:space="0" w:color="000000"/>
               <w:bottom w:val="single" w:sz="4" w:space="0" w:color="000000"/>
@@ -27698,7 +28466,7 @@
         </w:tc>
         <w:tc>
           <w:tcPr>
-            <w:tcW w:w="1398" w:type="dxa"/>
+            <w:tcW w:w="1402" w:type="dxa"/>
             <w:tcBorders>
               <w:left w:val="single" w:sz="4" w:space="0" w:color="000000"/>
               <w:bottom w:val="single" w:sz="4" w:space="0" w:color="000000"/>
@@ -27722,7 +28490,7 @@
         </w:tc>
         <w:tc>
           <w:tcPr>
-            <w:tcW w:w="2502" w:type="dxa"/>
+            <w:tcW w:w="2498" w:type="dxa"/>
             <w:tcBorders>
               <w:left w:val="single" w:sz="4" w:space="0" w:color="000000"/>
               <w:bottom w:val="single" w:sz="4" w:space="0" w:color="000000"/>
@@ -27746,7 +28514,7 @@
         </w:tc>
         <w:tc>
           <w:tcPr>
-            <w:tcW w:w="4272" w:type="dxa"/>
+            <w:tcW w:w="4276" w:type="dxa"/>
             <w:tcBorders>
               <w:left w:val="single" w:sz="4" w:space="0" w:color="000000"/>
               <w:bottom w:val="single" w:sz="4" w:space="0" w:color="000000"/>
@@ -27806,7 +28574,7 @@
         </w:tc>
         <w:tc>
           <w:tcPr>
-            <w:tcW w:w="848" w:type="dxa"/>
+            <w:tcW w:w="844" w:type="dxa"/>
             <w:tcBorders>
               <w:left w:val="single" w:sz="4" w:space="0" w:color="000000"/>
               <w:bottom w:val="single" w:sz="4" w:space="0" w:color="000000"/>
@@ -27830,7 +28598,7 @@
         </w:tc>
         <w:tc>
           <w:tcPr>
-            <w:tcW w:w="1398" w:type="dxa"/>
+            <w:tcW w:w="1402" w:type="dxa"/>
             <w:tcBorders>
               <w:left w:val="single" w:sz="4" w:space="0" w:color="000000"/>
               <w:bottom w:val="single" w:sz="4" w:space="0" w:color="000000"/>
@@ -27854,7 +28622,7 @@
         </w:tc>
         <w:tc>
           <w:tcPr>
-            <w:tcW w:w="2502" w:type="dxa"/>
+            <w:tcW w:w="2498" w:type="dxa"/>
             <w:tcBorders>
               <w:left w:val="single" w:sz="4" w:space="0" w:color="000000"/>
               <w:bottom w:val="single" w:sz="4" w:space="0" w:color="000000"/>
@@ -27878,7 +28646,7 @@
         </w:tc>
         <w:tc>
           <w:tcPr>
-            <w:tcW w:w="4272" w:type="dxa"/>
+            <w:tcW w:w="4276" w:type="dxa"/>
             <w:tcBorders>
               <w:left w:val="single" w:sz="4" w:space="0" w:color="000000"/>
               <w:bottom w:val="single" w:sz="4" w:space="0" w:color="000000"/>
@@ -27938,7 +28706,7 @@
         </w:tc>
         <w:tc>
           <w:tcPr>
-            <w:tcW w:w="848" w:type="dxa"/>
+            <w:tcW w:w="844" w:type="dxa"/>
             <w:tcBorders>
               <w:left w:val="single" w:sz="4" w:space="0" w:color="000000"/>
               <w:bottom w:val="single" w:sz="4" w:space="0" w:color="000000"/>
@@ -27962,7 +28730,7 @@
         </w:tc>
         <w:tc>
           <w:tcPr>
-            <w:tcW w:w="1398" w:type="dxa"/>
+            <w:tcW w:w="1402" w:type="dxa"/>
             <w:tcBorders>
               <w:left w:val="single" w:sz="4" w:space="0" w:color="000000"/>
               <w:bottom w:val="single" w:sz="4" w:space="0" w:color="000000"/>
@@ -27986,7 +28754,7 @@
         </w:tc>
         <w:tc>
           <w:tcPr>
-            <w:tcW w:w="2502" w:type="dxa"/>
+            <w:tcW w:w="2498" w:type="dxa"/>
             <w:tcBorders>
               <w:left w:val="single" w:sz="4" w:space="0" w:color="000000"/>
               <w:bottom w:val="single" w:sz="4" w:space="0" w:color="000000"/>
@@ -28010,7 +28778,7 @@
         </w:tc>
         <w:tc>
           <w:tcPr>
-            <w:tcW w:w="4272" w:type="dxa"/>
+            <w:tcW w:w="4276" w:type="dxa"/>
             <w:tcBorders>
               <w:left w:val="single" w:sz="4" w:space="0" w:color="000000"/>
               <w:bottom w:val="single" w:sz="4" w:space="0" w:color="000000"/>
@@ -28495,7 +29263,7 @@
         </w:tc>
         <w:tc>
           <w:tcPr>
-            <w:tcW w:w="848" w:type="dxa"/>
+            <w:tcW w:w="844" w:type="dxa"/>
             <w:tcBorders>
               <w:left w:val="single" w:sz="4" w:space="0" w:color="000000"/>
               <w:bottom w:val="single" w:sz="4" w:space="0" w:color="000000"/>
@@ -28519,7 +29287,7 @@
         </w:tc>
         <w:tc>
           <w:tcPr>
-            <w:tcW w:w="1398" w:type="dxa"/>
+            <w:tcW w:w="1402" w:type="dxa"/>
             <w:tcBorders>
               <w:left w:val="single" w:sz="4" w:space="0" w:color="000000"/>
               <w:bottom w:val="single" w:sz="4" w:space="0" w:color="000000"/>
@@ -28543,7 +29311,7 @@
         </w:tc>
         <w:tc>
           <w:tcPr>
-            <w:tcW w:w="2502" w:type="dxa"/>
+            <w:tcW w:w="2498" w:type="dxa"/>
             <w:tcBorders>
               <w:left w:val="single" w:sz="4" w:space="0" w:color="000000"/>
               <w:bottom w:val="single" w:sz="4" w:space="0" w:color="000000"/>
@@ -28567,7 +29335,7 @@
         </w:tc>
         <w:tc>
           <w:tcPr>
-            <w:tcW w:w="4272" w:type="dxa"/>
+            <w:tcW w:w="4276" w:type="dxa"/>
             <w:tcBorders>
               <w:left w:val="single" w:sz="4" w:space="0" w:color="000000"/>
               <w:bottom w:val="single" w:sz="4" w:space="0" w:color="000000"/>
@@ -28627,7 +29395,7 @@
         </w:tc>
         <w:tc>
           <w:tcPr>
-            <w:tcW w:w="848" w:type="dxa"/>
+            <w:tcW w:w="844" w:type="dxa"/>
             <w:tcBorders>
               <w:left w:val="single" w:sz="4" w:space="0" w:color="000000"/>
               <w:bottom w:val="single" w:sz="4" w:space="0" w:color="000000"/>
@@ -28651,7 +29419,7 @@
         </w:tc>
         <w:tc>
           <w:tcPr>
-            <w:tcW w:w="1398" w:type="dxa"/>
+            <w:tcW w:w="1402" w:type="dxa"/>
             <w:tcBorders>
               <w:left w:val="single" w:sz="4" w:space="0" w:color="000000"/>
               <w:bottom w:val="single" w:sz="4" w:space="0" w:color="000000"/>
@@ -28675,7 +29443,7 @@
         </w:tc>
         <w:tc>
           <w:tcPr>
-            <w:tcW w:w="2502" w:type="dxa"/>
+            <w:tcW w:w="2498" w:type="dxa"/>
             <w:tcBorders>
               <w:left w:val="single" w:sz="4" w:space="0" w:color="000000"/>
               <w:bottom w:val="single" w:sz="4" w:space="0" w:color="000000"/>
@@ -28699,7 +29467,7 @@
         </w:tc>
         <w:tc>
           <w:tcPr>
-            <w:tcW w:w="4272" w:type="dxa"/>
+            <w:tcW w:w="4276" w:type="dxa"/>
             <w:tcBorders>
               <w:left w:val="single" w:sz="4" w:space="0" w:color="000000"/>
               <w:bottom w:val="single" w:sz="4" w:space="0" w:color="000000"/>
@@ -28759,7 +29527,7 @@
         </w:tc>
         <w:tc>
           <w:tcPr>
-            <w:tcW w:w="848" w:type="dxa"/>
+            <w:tcW w:w="844" w:type="dxa"/>
             <w:tcBorders>
               <w:left w:val="single" w:sz="4" w:space="0" w:color="000000"/>
               <w:bottom w:val="single" w:sz="4" w:space="0" w:color="000000"/>
@@ -28783,7 +29551,7 @@
         </w:tc>
         <w:tc>
           <w:tcPr>
-            <w:tcW w:w="1398" w:type="dxa"/>
+            <w:tcW w:w="1402" w:type="dxa"/>
             <w:tcBorders>
               <w:left w:val="single" w:sz="4" w:space="0" w:color="000000"/>
               <w:bottom w:val="single" w:sz="4" w:space="0" w:color="000000"/>
@@ -28807,7 +29575,7 @@
         </w:tc>
         <w:tc>
           <w:tcPr>
-            <w:tcW w:w="2502" w:type="dxa"/>
+            <w:tcW w:w="2498" w:type="dxa"/>
             <w:tcBorders>
               <w:left w:val="single" w:sz="4" w:space="0" w:color="000000"/>
               <w:bottom w:val="single" w:sz="4" w:space="0" w:color="000000"/>
@@ -28831,7 +29599,7 @@
         </w:tc>
         <w:tc>
           <w:tcPr>
-            <w:tcW w:w="4272" w:type="dxa"/>
+            <w:tcW w:w="4276" w:type="dxa"/>
             <w:tcBorders>
               <w:left w:val="single" w:sz="4" w:space="0" w:color="000000"/>
               <w:bottom w:val="single" w:sz="4" w:space="0" w:color="000000"/>
@@ -28891,7 +29659,7 @@
         </w:tc>
         <w:tc>
           <w:tcPr>
-            <w:tcW w:w="848" w:type="dxa"/>
+            <w:tcW w:w="844" w:type="dxa"/>
             <w:tcBorders>
               <w:left w:val="single" w:sz="4" w:space="0" w:color="000000"/>
               <w:bottom w:val="single" w:sz="4" w:space="0" w:color="000000"/>
@@ -28915,7 +29683,7 @@
         </w:tc>
         <w:tc>
           <w:tcPr>
-            <w:tcW w:w="1398" w:type="dxa"/>
+            <w:tcW w:w="1402" w:type="dxa"/>
             <w:tcBorders>
               <w:left w:val="single" w:sz="4" w:space="0" w:color="000000"/>
               <w:bottom w:val="single" w:sz="4" w:space="0" w:color="000000"/>
@@ -28939,7 +29707,7 @@
         </w:tc>
         <w:tc>
           <w:tcPr>
-            <w:tcW w:w="2502" w:type="dxa"/>
+            <w:tcW w:w="2498" w:type="dxa"/>
             <w:tcBorders>
               <w:left w:val="single" w:sz="4" w:space="0" w:color="000000"/>
               <w:bottom w:val="single" w:sz="4" w:space="0" w:color="000000"/>
@@ -28963,7 +29731,7 @@
         </w:tc>
         <w:tc>
           <w:tcPr>
-            <w:tcW w:w="4272" w:type="dxa"/>
+            <w:tcW w:w="4276" w:type="dxa"/>
             <w:tcBorders>
               <w:left w:val="single" w:sz="4" w:space="0" w:color="000000"/>
               <w:bottom w:val="single" w:sz="4" w:space="0" w:color="000000"/>
@@ -29080,8 +29848,8 @@
         <w:gridCol w:w="952"/>
         <w:gridCol w:w="821"/>
         <w:gridCol w:w="1425"/>
-        <w:gridCol w:w="2502"/>
-        <w:gridCol w:w="4272"/>
+        <w:gridCol w:w="2498"/>
+        <w:gridCol w:w="4276"/>
       </w:tblGrid>
       <w:tr>
         <w:trPr/>
@@ -29180,7 +29948,7 @@
         </w:tc>
         <w:tc>
           <w:tcPr>
-            <w:tcW w:w="2502" w:type="dxa"/>
+            <w:tcW w:w="2498" w:type="dxa"/>
             <w:tcBorders>
               <w:top w:val="single" w:sz="4" w:space="0" w:color="000000"/>
               <w:left w:val="single" w:sz="4" w:space="0" w:color="000000"/>
@@ -29211,7 +29979,7 @@
         </w:tc>
         <w:tc>
           <w:tcPr>
-            <w:tcW w:w="4272" w:type="dxa"/>
+            <w:tcW w:w="4276" w:type="dxa"/>
             <w:tcBorders>
               <w:top w:val="single" w:sz="4" w:space="0" w:color="000000"/>
               <w:left w:val="single" w:sz="4" w:space="0" w:color="000000"/>
@@ -29306,7 +30074,7 @@
         </w:tc>
         <w:tc>
           <w:tcPr>
-            <w:tcW w:w="2502" w:type="dxa"/>
+            <w:tcW w:w="2498" w:type="dxa"/>
             <w:tcBorders>
               <w:left w:val="single" w:sz="4" w:space="0" w:color="000000"/>
               <w:bottom w:val="single" w:sz="4" w:space="0" w:color="000000"/>
@@ -29340,7 +30108,7 @@
         </w:tc>
         <w:tc>
           <w:tcPr>
-            <w:tcW w:w="4272" w:type="dxa"/>
+            <w:tcW w:w="4276" w:type="dxa"/>
             <w:tcBorders>
               <w:left w:val="single" w:sz="4" w:space="0" w:color="000000"/>
               <w:bottom w:val="single" w:sz="4" w:space="0" w:color="000000"/>
@@ -29438,7 +30206,7 @@
         </w:tc>
         <w:tc>
           <w:tcPr>
-            <w:tcW w:w="2502" w:type="dxa"/>
+            <w:tcW w:w="2498" w:type="dxa"/>
             <w:tcBorders>
               <w:left w:val="single" w:sz="4" w:space="0" w:color="000000"/>
               <w:bottom w:val="single" w:sz="4" w:space="0" w:color="000000"/>
@@ -29472,7 +30240,7 @@
         </w:tc>
         <w:tc>
           <w:tcPr>
-            <w:tcW w:w="4272" w:type="dxa"/>
+            <w:tcW w:w="4276" w:type="dxa"/>
             <w:tcBorders>
               <w:left w:val="single" w:sz="4" w:space="0" w:color="000000"/>
               <w:bottom w:val="single" w:sz="4" w:space="0" w:color="000000"/>
@@ -29570,7 +30338,7 @@
         </w:tc>
         <w:tc>
           <w:tcPr>
-            <w:tcW w:w="2502" w:type="dxa"/>
+            <w:tcW w:w="2498" w:type="dxa"/>
             <w:tcBorders>
               <w:left w:val="single" w:sz="4" w:space="0" w:color="000000"/>
               <w:bottom w:val="single" w:sz="4" w:space="0" w:color="000000"/>
@@ -29604,7 +30372,7 @@
         </w:tc>
         <w:tc>
           <w:tcPr>
-            <w:tcW w:w="4272" w:type="dxa"/>
+            <w:tcW w:w="4276" w:type="dxa"/>
             <w:tcBorders>
               <w:left w:val="single" w:sz="4" w:space="0" w:color="000000"/>
               <w:bottom w:val="single" w:sz="4" w:space="0" w:color="000000"/>
@@ -29702,7 +30470,7 @@
         </w:tc>
         <w:tc>
           <w:tcPr>
-            <w:tcW w:w="2502" w:type="dxa"/>
+            <w:tcW w:w="2498" w:type="dxa"/>
             <w:tcBorders>
               <w:left w:val="single" w:sz="4" w:space="0" w:color="000000"/>
               <w:bottom w:val="single" w:sz="4" w:space="0" w:color="000000"/>
@@ -29736,7 +30504,7 @@
         </w:tc>
         <w:tc>
           <w:tcPr>
-            <w:tcW w:w="4272" w:type="dxa"/>
+            <w:tcW w:w="4276" w:type="dxa"/>
             <w:tcBorders>
               <w:left w:val="single" w:sz="4" w:space="0" w:color="000000"/>
               <w:bottom w:val="single" w:sz="4" w:space="0" w:color="000000"/>
@@ -29834,7 +30602,7 @@
         </w:tc>
         <w:tc>
           <w:tcPr>
-            <w:tcW w:w="2502" w:type="dxa"/>
+            <w:tcW w:w="2498" w:type="dxa"/>
             <w:tcBorders>
               <w:left w:val="single" w:sz="4" w:space="0" w:color="000000"/>
               <w:bottom w:val="single" w:sz="4" w:space="0" w:color="000000"/>
@@ -29868,7 +30636,7 @@
         </w:tc>
         <w:tc>
           <w:tcPr>
-            <w:tcW w:w="4272" w:type="dxa"/>
+            <w:tcW w:w="4276" w:type="dxa"/>
             <w:tcBorders>
               <w:left w:val="single" w:sz="4" w:space="0" w:color="000000"/>
               <w:bottom w:val="single" w:sz="4" w:space="0" w:color="000000"/>
@@ -29966,7 +30734,7 @@
         </w:tc>
         <w:tc>
           <w:tcPr>
-            <w:tcW w:w="2502" w:type="dxa"/>
+            <w:tcW w:w="2498" w:type="dxa"/>
             <w:tcBorders>
               <w:left w:val="single" w:sz="4" w:space="0" w:color="000000"/>
               <w:bottom w:val="single" w:sz="4" w:space="0" w:color="000000"/>
@@ -30000,7 +30768,7 @@
         </w:tc>
         <w:tc>
           <w:tcPr>
-            <w:tcW w:w="4272" w:type="dxa"/>
+            <w:tcW w:w="4276" w:type="dxa"/>
             <w:tcBorders>
               <w:left w:val="single" w:sz="4" w:space="0" w:color="000000"/>
               <w:bottom w:val="single" w:sz="4" w:space="0" w:color="000000"/>
@@ -30098,7 +30866,7 @@
         </w:tc>
         <w:tc>
           <w:tcPr>
-            <w:tcW w:w="2502" w:type="dxa"/>
+            <w:tcW w:w="2498" w:type="dxa"/>
             <w:tcBorders>
               <w:left w:val="single" w:sz="4" w:space="0" w:color="000000"/>
               <w:bottom w:val="single" w:sz="4" w:space="0" w:color="000000"/>
@@ -30132,7 +30900,7 @@
         </w:tc>
         <w:tc>
           <w:tcPr>
-            <w:tcW w:w="4272" w:type="dxa"/>
+            <w:tcW w:w="4276" w:type="dxa"/>
             <w:tcBorders>
               <w:left w:val="single" w:sz="4" w:space="0" w:color="000000"/>
               <w:bottom w:val="single" w:sz="4" w:space="0" w:color="000000"/>
@@ -30230,7 +30998,7 @@
         </w:tc>
         <w:tc>
           <w:tcPr>
-            <w:tcW w:w="2502" w:type="dxa"/>
+            <w:tcW w:w="2498" w:type="dxa"/>
             <w:tcBorders>
               <w:left w:val="single" w:sz="4" w:space="0" w:color="000000"/>
               <w:bottom w:val="single" w:sz="4" w:space="0" w:color="000000"/>
@@ -30264,7 +31032,7 @@
         </w:tc>
         <w:tc>
           <w:tcPr>
-            <w:tcW w:w="4272" w:type="dxa"/>
+            <w:tcW w:w="4276" w:type="dxa"/>
             <w:tcBorders>
               <w:left w:val="single" w:sz="4" w:space="0" w:color="000000"/>
               <w:bottom w:val="single" w:sz="4" w:space="0" w:color="000000"/>
@@ -30362,7 +31130,7 @@
         </w:tc>
         <w:tc>
           <w:tcPr>
-            <w:tcW w:w="2502" w:type="dxa"/>
+            <w:tcW w:w="2498" w:type="dxa"/>
             <w:tcBorders>
               <w:left w:val="single" w:sz="4" w:space="0" w:color="000000"/>
               <w:bottom w:val="single" w:sz="4" w:space="0" w:color="000000"/>
@@ -30396,7 +31164,7 @@
         </w:tc>
         <w:tc>
           <w:tcPr>
-            <w:tcW w:w="4272" w:type="dxa"/>
+            <w:tcW w:w="4276" w:type="dxa"/>
             <w:tcBorders>
               <w:left w:val="single" w:sz="4" w:space="0" w:color="000000"/>
               <w:bottom w:val="single" w:sz="4" w:space="0" w:color="000000"/>
@@ -30494,7 +31262,7 @@
         </w:tc>
         <w:tc>
           <w:tcPr>
-            <w:tcW w:w="2502" w:type="dxa"/>
+            <w:tcW w:w="2498" w:type="dxa"/>
             <w:tcBorders>
               <w:left w:val="single" w:sz="4" w:space="0" w:color="000000"/>
               <w:bottom w:val="single" w:sz="4" w:space="0" w:color="000000"/>
@@ -30528,7 +31296,7 @@
         </w:tc>
         <w:tc>
           <w:tcPr>
-            <w:tcW w:w="4272" w:type="dxa"/>
+            <w:tcW w:w="4276" w:type="dxa"/>
             <w:tcBorders>
               <w:left w:val="single" w:sz="4" w:space="0" w:color="000000"/>
               <w:bottom w:val="single" w:sz="4" w:space="0" w:color="000000"/>
@@ -30626,7 +31394,7 @@
         </w:tc>
         <w:tc>
           <w:tcPr>
-            <w:tcW w:w="2502" w:type="dxa"/>
+            <w:tcW w:w="2498" w:type="dxa"/>
             <w:tcBorders>
               <w:left w:val="single" w:sz="4" w:space="0" w:color="000000"/>
               <w:bottom w:val="single" w:sz="4" w:space="0" w:color="000000"/>
@@ -30660,7 +31428,7 @@
         </w:tc>
         <w:tc>
           <w:tcPr>
-            <w:tcW w:w="4272" w:type="dxa"/>
+            <w:tcW w:w="4276" w:type="dxa"/>
             <w:tcBorders>
               <w:left w:val="single" w:sz="4" w:space="0" w:color="000000"/>
               <w:bottom w:val="single" w:sz="4" w:space="0" w:color="000000"/>
@@ -30758,7 +31526,7 @@
         </w:tc>
         <w:tc>
           <w:tcPr>
-            <w:tcW w:w="2502" w:type="dxa"/>
+            <w:tcW w:w="2498" w:type="dxa"/>
             <w:tcBorders>
               <w:left w:val="single" w:sz="4" w:space="0" w:color="000000"/>
               <w:bottom w:val="single" w:sz="4" w:space="0" w:color="000000"/>
@@ -30792,7 +31560,7 @@
         </w:tc>
         <w:tc>
           <w:tcPr>
-            <w:tcW w:w="4272" w:type="dxa"/>
+            <w:tcW w:w="4276" w:type="dxa"/>
             <w:tcBorders>
               <w:left w:val="single" w:sz="4" w:space="0" w:color="000000"/>
               <w:bottom w:val="single" w:sz="4" w:space="0" w:color="000000"/>
@@ -30890,7 +31658,7 @@
         </w:tc>
         <w:tc>
           <w:tcPr>
-            <w:tcW w:w="2502" w:type="dxa"/>
+            <w:tcW w:w="2498" w:type="dxa"/>
             <w:tcBorders>
               <w:left w:val="single" w:sz="4" w:space="0" w:color="000000"/>
               <w:bottom w:val="single" w:sz="4" w:space="0" w:color="000000"/>
@@ -30924,7 +31692,7 @@
         </w:tc>
         <w:tc>
           <w:tcPr>
-            <w:tcW w:w="4272" w:type="dxa"/>
+            <w:tcW w:w="4276" w:type="dxa"/>
             <w:tcBorders>
               <w:left w:val="single" w:sz="4" w:space="0" w:color="000000"/>
               <w:bottom w:val="single" w:sz="4" w:space="0" w:color="000000"/>
@@ -31021,10 +31789,10 @@
       </w:tblPr>
       <w:tblGrid>
         <w:gridCol w:w="952"/>
-        <w:gridCol w:w="848"/>
-        <w:gridCol w:w="1398"/>
-        <w:gridCol w:w="2502"/>
-        <w:gridCol w:w="4272"/>
+        <w:gridCol w:w="844"/>
+        <w:gridCol w:w="1402"/>
+        <w:gridCol w:w="2498"/>
+        <w:gridCol w:w="4276"/>
       </w:tblGrid>
       <w:tr>
         <w:trPr/>
@@ -31065,7 +31833,7 @@
         </w:tc>
         <w:tc>
           <w:tcPr>
-            <w:tcW w:w="848" w:type="dxa"/>
+            <w:tcW w:w="844" w:type="dxa"/>
             <w:tcBorders>
               <w:top w:val="single" w:sz="4" w:space="0" w:color="000000"/>
               <w:left w:val="single" w:sz="4" w:space="0" w:color="000000"/>
@@ -31100,7 +31868,7 @@
         </w:tc>
         <w:tc>
           <w:tcPr>
-            <w:tcW w:w="1398" w:type="dxa"/>
+            <w:tcW w:w="1402" w:type="dxa"/>
             <w:tcBorders>
               <w:top w:val="single" w:sz="4" w:space="0" w:color="000000"/>
               <w:left w:val="single" w:sz="4" w:space="0" w:color="000000"/>
@@ -31135,7 +31903,7 @@
         </w:tc>
         <w:tc>
           <w:tcPr>
-            <w:tcW w:w="2502" w:type="dxa"/>
+            <w:tcW w:w="2498" w:type="dxa"/>
             <w:tcBorders>
               <w:top w:val="single" w:sz="4" w:space="0" w:color="000000"/>
               <w:left w:val="single" w:sz="4" w:space="0" w:color="000000"/>
@@ -31170,7 +31938,7 @@
         </w:tc>
         <w:tc>
           <w:tcPr>
-            <w:tcW w:w="4272" w:type="dxa"/>
+            <w:tcW w:w="4276" w:type="dxa"/>
             <w:tcBorders>
               <w:top w:val="single" w:sz="4" w:space="0" w:color="000000"/>
               <w:left w:val="single" w:sz="4" w:space="0" w:color="000000"/>
@@ -31233,7 +32001,7 @@
         </w:tc>
         <w:tc>
           <w:tcPr>
-            <w:tcW w:w="848" w:type="dxa"/>
+            <w:tcW w:w="844" w:type="dxa"/>
             <w:tcBorders>
               <w:left w:val="single" w:sz="4" w:space="0" w:color="000000"/>
               <w:bottom w:val="single" w:sz="4" w:space="0" w:color="000000"/>
@@ -31257,7 +32025,7 @@
         </w:tc>
         <w:tc>
           <w:tcPr>
-            <w:tcW w:w="1398" w:type="dxa"/>
+            <w:tcW w:w="1402" w:type="dxa"/>
             <w:tcBorders>
               <w:left w:val="single" w:sz="4" w:space="0" w:color="000000"/>
               <w:bottom w:val="single" w:sz="4" w:space="0" w:color="000000"/>
@@ -31281,7 +32049,7 @@
         </w:tc>
         <w:tc>
           <w:tcPr>
-            <w:tcW w:w="2502" w:type="dxa"/>
+            <w:tcW w:w="2498" w:type="dxa"/>
             <w:tcBorders>
               <w:left w:val="single" w:sz="4" w:space="0" w:color="000000"/>
               <w:bottom w:val="single" w:sz="4" w:space="0" w:color="000000"/>
@@ -31305,7 +32073,7 @@
         </w:tc>
         <w:tc>
           <w:tcPr>
-            <w:tcW w:w="4272" w:type="dxa"/>
+            <w:tcW w:w="4276" w:type="dxa"/>
             <w:tcBorders>
               <w:left w:val="single" w:sz="4" w:space="0" w:color="000000"/>
               <w:bottom w:val="single" w:sz="4" w:space="0" w:color="000000"/>
@@ -31408,8 +32176,8 @@
         <w:gridCol w:w="952"/>
         <w:gridCol w:w="821"/>
         <w:gridCol w:w="1425"/>
-        <w:gridCol w:w="2502"/>
-        <w:gridCol w:w="4272"/>
+        <w:gridCol w:w="2498"/>
+        <w:gridCol w:w="4276"/>
       </w:tblGrid>
       <w:tr>
         <w:trPr/>
@@ -31508,7 +32276,7 @@
         </w:tc>
         <w:tc>
           <w:tcPr>
-            <w:tcW w:w="2502" w:type="dxa"/>
+            <w:tcW w:w="2498" w:type="dxa"/>
             <w:tcBorders>
               <w:top w:val="single" w:sz="4" w:space="0" w:color="000000"/>
               <w:left w:val="single" w:sz="4" w:space="0" w:color="000000"/>
@@ -31539,7 +32307,7 @@
         </w:tc>
         <w:tc>
           <w:tcPr>
-            <w:tcW w:w="4272" w:type="dxa"/>
+            <w:tcW w:w="4276" w:type="dxa"/>
             <w:tcBorders>
               <w:top w:val="single" w:sz="4" w:space="0" w:color="000000"/>
               <w:left w:val="single" w:sz="4" w:space="0" w:color="000000"/>
@@ -31634,7 +32402,7 @@
         </w:tc>
         <w:tc>
           <w:tcPr>
-            <w:tcW w:w="2502" w:type="dxa"/>
+            <w:tcW w:w="2498" w:type="dxa"/>
             <w:tcBorders>
               <w:left w:val="single" w:sz="4" w:space="0" w:color="000000"/>
               <w:bottom w:val="single" w:sz="4" w:space="0" w:color="000000"/>
@@ -31654,7 +32422,7 @@
         </w:tc>
         <w:tc>
           <w:tcPr>
-            <w:tcW w:w="4272" w:type="dxa"/>
+            <w:tcW w:w="4276" w:type="dxa"/>
             <w:tcBorders>
               <w:left w:val="single" w:sz="4" w:space="0" w:color="000000"/>
               <w:bottom w:val="single" w:sz="4" w:space="0" w:color="000000"/>
@@ -31744,7 +32512,7 @@
         </w:tc>
         <w:tc>
           <w:tcPr>
-            <w:tcW w:w="2502" w:type="dxa"/>
+            <w:tcW w:w="2498" w:type="dxa"/>
             <w:tcBorders>
               <w:left w:val="single" w:sz="4" w:space="0" w:color="000000"/>
               <w:bottom w:val="single" w:sz="4" w:space="0" w:color="000000"/>
@@ -31764,7 +32532,7 @@
         </w:tc>
         <w:tc>
           <w:tcPr>
-            <w:tcW w:w="4272" w:type="dxa"/>
+            <w:tcW w:w="4276" w:type="dxa"/>
             <w:tcBorders>
               <w:left w:val="single" w:sz="4" w:space="0" w:color="000000"/>
               <w:bottom w:val="single" w:sz="4" w:space="0" w:color="000000"/>
@@ -31854,7 +32622,7 @@
         </w:tc>
         <w:tc>
           <w:tcPr>
-            <w:tcW w:w="2502" w:type="dxa"/>
+            <w:tcW w:w="2498" w:type="dxa"/>
             <w:tcBorders>
               <w:left w:val="single" w:sz="4" w:space="0" w:color="000000"/>
               <w:bottom w:val="single" w:sz="4" w:space="0" w:color="000000"/>
@@ -31874,7 +32642,7 @@
         </w:tc>
         <w:tc>
           <w:tcPr>
-            <w:tcW w:w="4272" w:type="dxa"/>
+            <w:tcW w:w="4276" w:type="dxa"/>
             <w:tcBorders>
               <w:left w:val="single" w:sz="4" w:space="0" w:color="000000"/>
               <w:bottom w:val="single" w:sz="4" w:space="0" w:color="000000"/>
@@ -31964,7 +32732,7 @@
         </w:tc>
         <w:tc>
           <w:tcPr>
-            <w:tcW w:w="2502" w:type="dxa"/>
+            <w:tcW w:w="2498" w:type="dxa"/>
             <w:tcBorders>
               <w:left w:val="single" w:sz="4" w:space="0" w:color="000000"/>
               <w:bottom w:val="single" w:sz="4" w:space="0" w:color="000000"/>
@@ -31984,7 +32752,7 @@
         </w:tc>
         <w:tc>
           <w:tcPr>
-            <w:tcW w:w="4272" w:type="dxa"/>
+            <w:tcW w:w="4276" w:type="dxa"/>
             <w:tcBorders>
               <w:left w:val="single" w:sz="4" w:space="0" w:color="000000"/>
               <w:bottom w:val="single" w:sz="4" w:space="0" w:color="000000"/>
@@ -32074,7 +32842,7 @@
         </w:tc>
         <w:tc>
           <w:tcPr>
-            <w:tcW w:w="2502" w:type="dxa"/>
+            <w:tcW w:w="2498" w:type="dxa"/>
             <w:tcBorders>
               <w:left w:val="single" w:sz="4" w:space="0" w:color="000000"/>
               <w:bottom w:val="single" w:sz="4" w:space="0" w:color="000000"/>
@@ -32094,7 +32862,7 @@
         </w:tc>
         <w:tc>
           <w:tcPr>
-            <w:tcW w:w="4272" w:type="dxa"/>
+            <w:tcW w:w="4276" w:type="dxa"/>
             <w:tcBorders>
               <w:left w:val="single" w:sz="4" w:space="0" w:color="000000"/>
               <w:bottom w:val="single" w:sz="4" w:space="0" w:color="000000"/>
@@ -32184,7 +32952,7 @@
         </w:tc>
         <w:tc>
           <w:tcPr>
-            <w:tcW w:w="2502" w:type="dxa"/>
+            <w:tcW w:w="2498" w:type="dxa"/>
             <w:tcBorders>
               <w:left w:val="single" w:sz="4" w:space="0" w:color="000000"/>
               <w:bottom w:val="single" w:sz="4" w:space="0" w:color="000000"/>
@@ -32204,7 +32972,7 @@
         </w:tc>
         <w:tc>
           <w:tcPr>
-            <w:tcW w:w="4272" w:type="dxa"/>
+            <w:tcW w:w="4276" w:type="dxa"/>
             <w:tcBorders>
               <w:left w:val="single" w:sz="4" w:space="0" w:color="000000"/>
               <w:bottom w:val="single" w:sz="4" w:space="0" w:color="000000"/>
@@ -32294,7 +33062,7 @@
         </w:tc>
         <w:tc>
           <w:tcPr>
-            <w:tcW w:w="2502" w:type="dxa"/>
+            <w:tcW w:w="2498" w:type="dxa"/>
             <w:tcBorders>
               <w:left w:val="single" w:sz="4" w:space="0" w:color="000000"/>
               <w:bottom w:val="single" w:sz="4" w:space="0" w:color="000000"/>
@@ -32314,7 +33082,7 @@
         </w:tc>
         <w:tc>
           <w:tcPr>
-            <w:tcW w:w="4272" w:type="dxa"/>
+            <w:tcW w:w="4276" w:type="dxa"/>
             <w:tcBorders>
               <w:left w:val="single" w:sz="4" w:space="0" w:color="000000"/>
               <w:bottom w:val="single" w:sz="4" w:space="0" w:color="000000"/>
@@ -32404,7 +33172,7 @@
         </w:tc>
         <w:tc>
           <w:tcPr>
-            <w:tcW w:w="2502" w:type="dxa"/>
+            <w:tcW w:w="2498" w:type="dxa"/>
             <w:tcBorders>
               <w:left w:val="single" w:sz="4" w:space="0" w:color="000000"/>
               <w:bottom w:val="single" w:sz="4" w:space="0" w:color="000000"/>
@@ -32424,7 +33192,7 @@
         </w:tc>
         <w:tc>
           <w:tcPr>
-            <w:tcW w:w="4272" w:type="dxa"/>
+            <w:tcW w:w="4276" w:type="dxa"/>
             <w:tcBorders>
               <w:left w:val="single" w:sz="4" w:space="0" w:color="000000"/>
               <w:bottom w:val="single" w:sz="4" w:space="0" w:color="000000"/>
@@ -32514,7 +33282,7 @@
         </w:tc>
         <w:tc>
           <w:tcPr>
-            <w:tcW w:w="2502" w:type="dxa"/>
+            <w:tcW w:w="2498" w:type="dxa"/>
             <w:tcBorders>
               <w:left w:val="single" w:sz="4" w:space="0" w:color="000000"/>
               <w:bottom w:val="single" w:sz="4" w:space="0" w:color="000000"/>
@@ -32534,7 +33302,7 @@
         </w:tc>
         <w:tc>
           <w:tcPr>
-            <w:tcW w:w="4272" w:type="dxa"/>
+            <w:tcW w:w="4276" w:type="dxa"/>
             <w:tcBorders>
               <w:left w:val="single" w:sz="4" w:space="0" w:color="000000"/>
               <w:bottom w:val="single" w:sz="4" w:space="0" w:color="000000"/>
@@ -32624,7 +33392,7 @@
         </w:tc>
         <w:tc>
           <w:tcPr>
-            <w:tcW w:w="2502" w:type="dxa"/>
+            <w:tcW w:w="2498" w:type="dxa"/>
             <w:tcBorders>
               <w:left w:val="single" w:sz="4" w:space="0" w:color="000000"/>
               <w:bottom w:val="single" w:sz="4" w:space="0" w:color="000000"/>
@@ -32644,7 +33412,7 @@
         </w:tc>
         <w:tc>
           <w:tcPr>
-            <w:tcW w:w="4272" w:type="dxa"/>
+            <w:tcW w:w="4276" w:type="dxa"/>
             <w:tcBorders>
               <w:left w:val="single" w:sz="4" w:space="0" w:color="000000"/>
               <w:bottom w:val="single" w:sz="4" w:space="0" w:color="000000"/>
@@ -32734,7 +33502,7 @@
         </w:tc>
         <w:tc>
           <w:tcPr>
-            <w:tcW w:w="2502" w:type="dxa"/>
+            <w:tcW w:w="2498" w:type="dxa"/>
             <w:tcBorders>
               <w:left w:val="single" w:sz="4" w:space="0" w:color="000000"/>
               <w:bottom w:val="single" w:sz="4" w:space="0" w:color="000000"/>
@@ -32754,7 +33522,7 @@
         </w:tc>
         <w:tc>
           <w:tcPr>
-            <w:tcW w:w="4272" w:type="dxa"/>
+            <w:tcW w:w="4276" w:type="dxa"/>
             <w:tcBorders>
               <w:left w:val="single" w:sz="4" w:space="0" w:color="000000"/>
               <w:bottom w:val="single" w:sz="4" w:space="0" w:color="000000"/>
@@ -32856,7 +33624,7 @@
         </w:tc>
         <w:tc>
           <w:tcPr>
-            <w:tcW w:w="2502" w:type="dxa"/>
+            <w:tcW w:w="2498" w:type="dxa"/>
             <w:tcBorders>
               <w:left w:val="single" w:sz="4" w:space="0" w:color="000000"/>
               <w:bottom w:val="single" w:sz="4" w:space="0" w:color="000000"/>
@@ -32880,7 +33648,7 @@
         </w:tc>
         <w:tc>
           <w:tcPr>
-            <w:tcW w:w="4272" w:type="dxa"/>
+            <w:tcW w:w="4276" w:type="dxa"/>
             <w:tcBorders>
               <w:left w:val="single" w:sz="4" w:space="0" w:color="000000"/>
               <w:bottom w:val="single" w:sz="4" w:space="0" w:color="000000"/>
@@ -32986,7 +33754,7 @@
         </w:tc>
         <w:tc>
           <w:tcPr>
-            <w:tcW w:w="2502" w:type="dxa"/>
+            <w:tcW w:w="2498" w:type="dxa"/>
             <w:tcBorders>
               <w:left w:val="single" w:sz="4" w:space="0" w:color="000000"/>
               <w:bottom w:val="single" w:sz="4" w:space="0" w:color="000000"/>
@@ -33010,7 +33778,7 @@
         </w:tc>
         <w:tc>
           <w:tcPr>
-            <w:tcW w:w="4272" w:type="dxa"/>
+            <w:tcW w:w="4276" w:type="dxa"/>
             <w:tcBorders>
               <w:left w:val="single" w:sz="4" w:space="0" w:color="000000"/>
               <w:bottom w:val="single" w:sz="4" w:space="0" w:color="000000"/>
@@ -33116,7 +33884,7 @@
         </w:tc>
         <w:tc>
           <w:tcPr>
-            <w:tcW w:w="2502" w:type="dxa"/>
+            <w:tcW w:w="2498" w:type="dxa"/>
             <w:tcBorders>
               <w:left w:val="single" w:sz="4" w:space="0" w:color="000000"/>
               <w:bottom w:val="single" w:sz="4" w:space="0" w:color="000000"/>
@@ -33140,7 +33908,7 @@
         </w:tc>
         <w:tc>
           <w:tcPr>
-            <w:tcW w:w="4272" w:type="dxa"/>
+            <w:tcW w:w="4276" w:type="dxa"/>
             <w:tcBorders>
               <w:left w:val="single" w:sz="4" w:space="0" w:color="000000"/>
               <w:bottom w:val="single" w:sz="4" w:space="0" w:color="000000"/>
@@ -33246,7 +34014,7 @@
         </w:tc>
         <w:tc>
           <w:tcPr>
-            <w:tcW w:w="2502" w:type="dxa"/>
+            <w:tcW w:w="2498" w:type="dxa"/>
             <w:tcBorders>
               <w:left w:val="single" w:sz="4" w:space="0" w:color="000000"/>
               <w:bottom w:val="single" w:sz="4" w:space="0" w:color="000000"/>
@@ -33270,7 +34038,7 @@
         </w:tc>
         <w:tc>
           <w:tcPr>
-            <w:tcW w:w="4272" w:type="dxa"/>
+            <w:tcW w:w="4276" w:type="dxa"/>
             <w:tcBorders>
               <w:left w:val="single" w:sz="4" w:space="0" w:color="000000"/>
               <w:bottom w:val="single" w:sz="4" w:space="0" w:color="000000"/>
@@ -33376,7 +34144,7 @@
         </w:tc>
         <w:tc>
           <w:tcPr>
-            <w:tcW w:w="2502" w:type="dxa"/>
+            <w:tcW w:w="2498" w:type="dxa"/>
             <w:tcBorders>
               <w:left w:val="single" w:sz="4" w:space="0" w:color="000000"/>
               <w:bottom w:val="single" w:sz="4" w:space="0" w:color="000000"/>
@@ -33400,7 +34168,7 @@
         </w:tc>
         <w:tc>
           <w:tcPr>
-            <w:tcW w:w="4272" w:type="dxa"/>
+            <w:tcW w:w="4276" w:type="dxa"/>
             <w:tcBorders>
               <w:left w:val="single" w:sz="4" w:space="0" w:color="000000"/>
               <w:bottom w:val="single" w:sz="4" w:space="0" w:color="000000"/>
@@ -33506,7 +34274,7 @@
         </w:tc>
         <w:tc>
           <w:tcPr>
-            <w:tcW w:w="2502" w:type="dxa"/>
+            <w:tcW w:w="2498" w:type="dxa"/>
             <w:tcBorders>
               <w:left w:val="single" w:sz="4" w:space="0" w:color="000000"/>
               <w:bottom w:val="single" w:sz="4" w:space="0" w:color="000000"/>
@@ -33530,7 +34298,7 @@
         </w:tc>
         <w:tc>
           <w:tcPr>
-            <w:tcW w:w="4272" w:type="dxa"/>
+            <w:tcW w:w="4276" w:type="dxa"/>
             <w:tcBorders>
               <w:left w:val="single" w:sz="4" w:space="0" w:color="000000"/>
               <w:bottom w:val="single" w:sz="4" w:space="0" w:color="000000"/>
@@ -33636,7 +34404,7 @@
         </w:tc>
         <w:tc>
           <w:tcPr>
-            <w:tcW w:w="2502" w:type="dxa"/>
+            <w:tcW w:w="2498" w:type="dxa"/>
             <w:tcBorders>
               <w:left w:val="single" w:sz="4" w:space="0" w:color="000000"/>
               <w:bottom w:val="single" w:sz="4" w:space="0" w:color="000000"/>
@@ -33660,7 +34428,7 @@
         </w:tc>
         <w:tc>
           <w:tcPr>
-            <w:tcW w:w="4272" w:type="dxa"/>
+            <w:tcW w:w="4276" w:type="dxa"/>
             <w:tcBorders>
               <w:left w:val="single" w:sz="4" w:space="0" w:color="000000"/>
               <w:bottom w:val="single" w:sz="4" w:space="0" w:color="000000"/>
@@ -33766,7 +34534,7 @@
         </w:tc>
         <w:tc>
           <w:tcPr>
-            <w:tcW w:w="2502" w:type="dxa"/>
+            <w:tcW w:w="2498" w:type="dxa"/>
             <w:tcBorders>
               <w:left w:val="single" w:sz="4" w:space="0" w:color="000000"/>
               <w:bottom w:val="single" w:sz="4" w:space="0" w:color="000000"/>
@@ -33790,7 +34558,7 @@
         </w:tc>
         <w:tc>
           <w:tcPr>
-            <w:tcW w:w="4272" w:type="dxa"/>
+            <w:tcW w:w="4276" w:type="dxa"/>
             <w:tcBorders>
               <w:left w:val="single" w:sz="4" w:space="0" w:color="000000"/>
               <w:bottom w:val="single" w:sz="4" w:space="0" w:color="000000"/>
@@ -33896,7 +34664,7 @@
         </w:tc>
         <w:tc>
           <w:tcPr>
-            <w:tcW w:w="2502" w:type="dxa"/>
+            <w:tcW w:w="2498" w:type="dxa"/>
             <w:tcBorders>
               <w:left w:val="single" w:sz="4" w:space="0" w:color="000000"/>
               <w:bottom w:val="single" w:sz="4" w:space="0" w:color="000000"/>
@@ -33920,7 +34688,7 @@
         </w:tc>
         <w:tc>
           <w:tcPr>
-            <w:tcW w:w="4272" w:type="dxa"/>
+            <w:tcW w:w="4276" w:type="dxa"/>
             <w:tcBorders>
               <w:left w:val="single" w:sz="4" w:space="0" w:color="000000"/>
               <w:bottom w:val="single" w:sz="4" w:space="0" w:color="000000"/>
@@ -34026,7 +34794,7 @@
         </w:tc>
         <w:tc>
           <w:tcPr>
-            <w:tcW w:w="2502" w:type="dxa"/>
+            <w:tcW w:w="2498" w:type="dxa"/>
             <w:tcBorders>
               <w:left w:val="single" w:sz="4" w:space="0" w:color="000000"/>
               <w:bottom w:val="single" w:sz="4" w:space="0" w:color="000000"/>
@@ -34050,7 +34818,7 @@
         </w:tc>
         <w:tc>
           <w:tcPr>
-            <w:tcW w:w="4272" w:type="dxa"/>
+            <w:tcW w:w="4276" w:type="dxa"/>
             <w:tcBorders>
               <w:left w:val="single" w:sz="4" w:space="0" w:color="000000"/>
               <w:bottom w:val="single" w:sz="4" w:space="0" w:color="000000"/>
@@ -34156,7 +34924,7 @@
         </w:tc>
         <w:tc>
           <w:tcPr>
-            <w:tcW w:w="2502" w:type="dxa"/>
+            <w:tcW w:w="2498" w:type="dxa"/>
             <w:tcBorders>
               <w:left w:val="single" w:sz="4" w:space="0" w:color="000000"/>
               <w:bottom w:val="single" w:sz="4" w:space="0" w:color="000000"/>
@@ -34180,7 +34948,7 @@
         </w:tc>
         <w:tc>
           <w:tcPr>
-            <w:tcW w:w="4272" w:type="dxa"/>
+            <w:tcW w:w="4276" w:type="dxa"/>
             <w:tcBorders>
               <w:left w:val="single" w:sz="4" w:space="0" w:color="000000"/>
               <w:bottom w:val="single" w:sz="4" w:space="0" w:color="000000"/>
@@ -34286,7 +35054,7 @@
         </w:tc>
         <w:tc>
           <w:tcPr>
-            <w:tcW w:w="2502" w:type="dxa"/>
+            <w:tcW w:w="2498" w:type="dxa"/>
             <w:tcBorders>
               <w:left w:val="single" w:sz="4" w:space="0" w:color="000000"/>
               <w:bottom w:val="single" w:sz="4" w:space="0" w:color="000000"/>
@@ -34310,7 +35078,7 @@
         </w:tc>
         <w:tc>
           <w:tcPr>
-            <w:tcW w:w="4272" w:type="dxa"/>
+            <w:tcW w:w="4276" w:type="dxa"/>
             <w:tcBorders>
               <w:left w:val="single" w:sz="4" w:space="0" w:color="000000"/>
               <w:bottom w:val="single" w:sz="4" w:space="0" w:color="000000"/>
@@ -34416,7 +35184,7 @@
         </w:tc>
         <w:tc>
           <w:tcPr>
-            <w:tcW w:w="2502" w:type="dxa"/>
+            <w:tcW w:w="2498" w:type="dxa"/>
             <w:tcBorders>
               <w:left w:val="single" w:sz="4" w:space="0" w:color="000000"/>
               <w:bottom w:val="single" w:sz="4" w:space="0" w:color="000000"/>
@@ -34440,7 +35208,7 @@
         </w:tc>
         <w:tc>
           <w:tcPr>
-            <w:tcW w:w="4272" w:type="dxa"/>
+            <w:tcW w:w="4276" w:type="dxa"/>
             <w:tcBorders>
               <w:left w:val="single" w:sz="4" w:space="0" w:color="000000"/>
               <w:bottom w:val="single" w:sz="4" w:space="0" w:color="000000"/>
@@ -34546,7 +35314,7 @@
         </w:tc>
         <w:tc>
           <w:tcPr>
-            <w:tcW w:w="2502" w:type="dxa"/>
+            <w:tcW w:w="2498" w:type="dxa"/>
             <w:tcBorders>
               <w:left w:val="single" w:sz="4" w:space="0" w:color="000000"/>
               <w:bottom w:val="single" w:sz="4" w:space="0" w:color="000000"/>
@@ -34570,7 +35338,7 @@
         </w:tc>
         <w:tc>
           <w:tcPr>
-            <w:tcW w:w="4272" w:type="dxa"/>
+            <w:tcW w:w="4276" w:type="dxa"/>
             <w:tcBorders>
               <w:left w:val="single" w:sz="4" w:space="0" w:color="000000"/>
               <w:bottom w:val="single" w:sz="4" w:space="0" w:color="000000"/>
@@ -34709,7 +35477,7 @@
         </w:tc>
         <w:tc>
           <w:tcPr>
-            <w:tcW w:w="2502" w:type="dxa"/>
+            <w:tcW w:w="2498" w:type="dxa"/>
             <w:tcBorders>
               <w:left w:val="single" w:sz="4" w:space="0" w:color="000000"/>
               <w:bottom w:val="single" w:sz="4" w:space="0" w:color="000000"/>
@@ -34733,7 +35501,7 @@
         </w:tc>
         <w:tc>
           <w:tcPr>
-            <w:tcW w:w="4272" w:type="dxa"/>
+            <w:tcW w:w="4276" w:type="dxa"/>
             <w:tcBorders>
               <w:left w:val="single" w:sz="4" w:space="0" w:color="000000"/>
               <w:bottom w:val="single" w:sz="4" w:space="0" w:color="000000"/>
@@ -34839,7 +35607,7 @@
         </w:tc>
         <w:tc>
           <w:tcPr>
-            <w:tcW w:w="2502" w:type="dxa"/>
+            <w:tcW w:w="2498" w:type="dxa"/>
             <w:tcBorders>
               <w:left w:val="single" w:sz="4" w:space="0" w:color="000000"/>
               <w:bottom w:val="single" w:sz="4" w:space="0" w:color="000000"/>
@@ -34863,7 +35631,7 @@
         </w:tc>
         <w:tc>
           <w:tcPr>
-            <w:tcW w:w="4272" w:type="dxa"/>
+            <w:tcW w:w="4276" w:type="dxa"/>
             <w:tcBorders>
               <w:left w:val="single" w:sz="4" w:space="0" w:color="000000"/>
               <w:bottom w:val="single" w:sz="4" w:space="0" w:color="000000"/>
@@ -34969,7 +35737,7 @@
         </w:tc>
         <w:tc>
           <w:tcPr>
-            <w:tcW w:w="2502" w:type="dxa"/>
+            <w:tcW w:w="2498" w:type="dxa"/>
             <w:tcBorders>
               <w:left w:val="single" w:sz="4" w:space="0" w:color="000000"/>
               <w:bottom w:val="single" w:sz="4" w:space="0" w:color="000000"/>
@@ -34993,7 +35761,7 @@
         </w:tc>
         <w:tc>
           <w:tcPr>
-            <w:tcW w:w="4272" w:type="dxa"/>
+            <w:tcW w:w="4276" w:type="dxa"/>
             <w:tcBorders>
               <w:left w:val="single" w:sz="4" w:space="0" w:color="000000"/>
               <w:bottom w:val="single" w:sz="4" w:space="0" w:color="000000"/>
@@ -35055,8 +35823,8 @@
         <w:gridCol w:w="952"/>
         <w:gridCol w:w="821"/>
         <w:gridCol w:w="1425"/>
-        <w:gridCol w:w="2502"/>
-        <w:gridCol w:w="4272"/>
+        <w:gridCol w:w="2498"/>
+        <w:gridCol w:w="4276"/>
       </w:tblGrid>
       <w:tr>
         <w:trPr/>
@@ -35155,7 +35923,7 @@
         </w:tc>
         <w:tc>
           <w:tcPr>
-            <w:tcW w:w="2502" w:type="dxa"/>
+            <w:tcW w:w="2498" w:type="dxa"/>
             <w:tcBorders>
               <w:top w:val="single" w:sz="4" w:space="0" w:color="000000"/>
               <w:left w:val="single" w:sz="4" w:space="0" w:color="000000"/>
@@ -35186,7 +35954,7 @@
         </w:tc>
         <w:tc>
           <w:tcPr>
-            <w:tcW w:w="4272" w:type="dxa"/>
+            <w:tcW w:w="4276" w:type="dxa"/>
             <w:tcBorders>
               <w:top w:val="single" w:sz="4" w:space="0" w:color="000000"/>
               <w:left w:val="single" w:sz="4" w:space="0" w:color="000000"/>
@@ -35281,7 +36049,7 @@
         </w:tc>
         <w:tc>
           <w:tcPr>
-            <w:tcW w:w="2502" w:type="dxa"/>
+            <w:tcW w:w="2498" w:type="dxa"/>
             <w:tcBorders>
               <w:left w:val="single" w:sz="4" w:space="0" w:color="000000"/>
               <w:bottom w:val="single" w:sz="4" w:space="0" w:color="000000"/>
@@ -35301,7 +36069,7 @@
         </w:tc>
         <w:tc>
           <w:tcPr>
-            <w:tcW w:w="4272" w:type="dxa"/>
+            <w:tcW w:w="4276" w:type="dxa"/>
             <w:tcBorders>
               <w:left w:val="single" w:sz="4" w:space="0" w:color="000000"/>
               <w:bottom w:val="single" w:sz="4" w:space="0" w:color="000000"/>
@@ -35391,7 +36159,7 @@
         </w:tc>
         <w:tc>
           <w:tcPr>
-            <w:tcW w:w="2502" w:type="dxa"/>
+            <w:tcW w:w="2498" w:type="dxa"/>
             <w:tcBorders>
               <w:left w:val="single" w:sz="4" w:space="0" w:color="000000"/>
               <w:bottom w:val="single" w:sz="4" w:space="0" w:color="000000"/>
@@ -35411,7 +36179,7 @@
         </w:tc>
         <w:tc>
           <w:tcPr>
-            <w:tcW w:w="4272" w:type="dxa"/>
+            <w:tcW w:w="4276" w:type="dxa"/>
             <w:tcBorders>
               <w:left w:val="single" w:sz="4" w:space="0" w:color="000000"/>
               <w:bottom w:val="single" w:sz="4" w:space="0" w:color="000000"/>
@@ -37648,6 +38416,143 @@
   <w:abstractNum w:abstractNumId="17">
     <w:lvl w:ilvl="0">
       <w:start w:val="1"/>
+      <w:numFmt w:val="bullet"/>
+      <w:lvlText w:val=""/>
+      <w:lvlJc w:val="left"/>
+      <w:pPr>
+        <w:tabs>
+          <w:tab w:val="num" w:pos="720"/>
+        </w:tabs>
+        <w:ind w:left="720" w:hanging="360"/>
+      </w:pPr>
+      <w:rPr>
+        <w:rFonts w:ascii="Symbol" w:hAnsi="Symbol" w:cs="Symbol" w:hint="default"/>
+      </w:rPr>
+    </w:lvl>
+    <w:lvl w:ilvl="1">
+      <w:start w:val="1"/>
+      <w:numFmt w:val="bullet"/>
+      <w:lvlText w:val=""/>
+      <w:lvlJc w:val="left"/>
+      <w:pPr>
+        <w:tabs>
+          <w:tab w:val="num" w:pos="1080"/>
+        </w:tabs>
+        <w:ind w:left="1080" w:hanging="360"/>
+      </w:pPr>
+      <w:rPr>
+        <w:rFonts w:ascii="Symbol" w:hAnsi="Symbol" w:cs="Symbol" w:hint="default"/>
+      </w:rPr>
+    </w:lvl>
+    <w:lvl w:ilvl="2">
+      <w:start w:val="1"/>
+      <w:numFmt w:val="bullet"/>
+      <w:lvlText w:val=""/>
+      <w:lvlJc w:val="left"/>
+      <w:pPr>
+        <w:tabs>
+          <w:tab w:val="num" w:pos="1440"/>
+        </w:tabs>
+        <w:ind w:left="1440" w:hanging="360"/>
+      </w:pPr>
+      <w:rPr>
+        <w:rFonts w:ascii="Symbol" w:hAnsi="Symbol" w:cs="Symbol" w:hint="default"/>
+      </w:rPr>
+    </w:lvl>
+    <w:lvl w:ilvl="3">
+      <w:start w:val="1"/>
+      <w:numFmt w:val="bullet"/>
+      <w:lvlText w:val=""/>
+      <w:lvlJc w:val="left"/>
+      <w:pPr>
+        <w:tabs>
+          <w:tab w:val="num" w:pos="1800"/>
+        </w:tabs>
+        <w:ind w:left="1800" w:hanging="360"/>
+      </w:pPr>
+      <w:rPr>
+        <w:rFonts w:ascii="Symbol" w:hAnsi="Symbol" w:cs="Symbol" w:hint="default"/>
+      </w:rPr>
+    </w:lvl>
+    <w:lvl w:ilvl="4">
+      <w:start w:val="1"/>
+      <w:numFmt w:val="bullet"/>
+      <w:lvlText w:val=""/>
+      <w:lvlJc w:val="left"/>
+      <w:pPr>
+        <w:tabs>
+          <w:tab w:val="num" w:pos="2160"/>
+        </w:tabs>
+        <w:ind w:left="2160" w:hanging="360"/>
+      </w:pPr>
+      <w:rPr>
+        <w:rFonts w:ascii="Symbol" w:hAnsi="Symbol" w:cs="Symbol" w:hint="default"/>
+      </w:rPr>
+    </w:lvl>
+    <w:lvl w:ilvl="5">
+      <w:start w:val="1"/>
+      <w:numFmt w:val="bullet"/>
+      <w:lvlText w:val=""/>
+      <w:lvlJc w:val="left"/>
+      <w:pPr>
+        <w:tabs>
+          <w:tab w:val="num" w:pos="2520"/>
+        </w:tabs>
+        <w:ind w:left="2520" w:hanging="360"/>
+      </w:pPr>
+      <w:rPr>
+        <w:rFonts w:ascii="Symbol" w:hAnsi="Symbol" w:cs="Symbol" w:hint="default"/>
+      </w:rPr>
+    </w:lvl>
+    <w:lvl w:ilvl="6">
+      <w:start w:val="1"/>
+      <w:numFmt w:val="bullet"/>
+      <w:lvlText w:val=""/>
+      <w:lvlJc w:val="left"/>
+      <w:pPr>
+        <w:tabs>
+          <w:tab w:val="num" w:pos="2880"/>
+        </w:tabs>
+        <w:ind w:left="2880" w:hanging="360"/>
+      </w:pPr>
+      <w:rPr>
+        <w:rFonts w:ascii="Symbol" w:hAnsi="Symbol" w:cs="Symbol" w:hint="default"/>
+      </w:rPr>
+    </w:lvl>
+    <w:lvl w:ilvl="7">
+      <w:start w:val="1"/>
+      <w:numFmt w:val="bullet"/>
+      <w:lvlText w:val=""/>
+      <w:lvlJc w:val="left"/>
+      <w:pPr>
+        <w:tabs>
+          <w:tab w:val="num" w:pos="3240"/>
+        </w:tabs>
+        <w:ind w:left="3240" w:hanging="360"/>
+      </w:pPr>
+      <w:rPr>
+        <w:rFonts w:ascii="Symbol" w:hAnsi="Symbol" w:cs="Symbol" w:hint="default"/>
+      </w:rPr>
+    </w:lvl>
+    <w:lvl w:ilvl="8">
+      <w:start w:val="1"/>
+      <w:numFmt w:val="bullet"/>
+      <w:lvlText w:val=""/>
+      <w:lvlJc w:val="left"/>
+      <w:pPr>
+        <w:tabs>
+          <w:tab w:val="num" w:pos="3600"/>
+        </w:tabs>
+        <w:ind w:left="3600" w:hanging="360"/>
+      </w:pPr>
+      <w:rPr>
+        <w:rFonts w:ascii="Symbol" w:hAnsi="Symbol" w:cs="Symbol" w:hint="default"/>
+      </w:rPr>
+    </w:lvl>
+  </w:abstractNum>
+  <w:abstractNum w:abstractNumId="18">
+    <w:lvl w:ilvl="0">
+      <w:start w:val="1"/>
       <w:numFmt w:val="none"/>
       <w:suff w:val="nothing"/>
       <w:lvlText w:val=""/>
@@ -37815,6 +38720,9 @@
   <w:num w:numId="17">
     <w:abstractNumId w:val="17"/>
   </w:num>
+  <w:num w:numId="18">
+    <w:abstractNumId w:val="18"/>
+  </w:num>
 </w:numbering>
 </file>
 
@@ -37856,7 +38764,7 @@
     </w:rPr>
   </w:style>
   <w:style w:type="paragraph" w:styleId="Heading1">
-    <w:name w:val="Heading 1"/>
+    <w:name w:val="heading 1"/>
     <w:basedOn w:val="Heading"/>
     <w:next w:val="BodyText"/>
     <w:qFormat/>
@@ -37914,7 +38822,7 @@
     </w:rPr>
   </w:style>
   <w:style w:type="paragraph" w:styleId="Caption">
-    <w:name w:val="Caption"/>
+    <w:name w:val="caption"/>
     <w:basedOn w:val="Normal"/>
     <w:qFormat/>
     <w:pPr>

--- a/AIBus Information.docx
+++ b/AIBus Information.docx
@@ -178,8 +178,8 @@
         <w:gridCol w:w="952"/>
         <w:gridCol w:w="821"/>
         <w:gridCol w:w="1425"/>
-        <w:gridCol w:w="2498"/>
-        <w:gridCol w:w="4276"/>
+        <w:gridCol w:w="2497"/>
+        <w:gridCol w:w="4277"/>
       </w:tblGrid>
       <w:tr>
         <w:trPr/>
@@ -290,7 +290,7 @@
         </w:tc>
         <w:tc>
           <w:tcPr>
-            <w:tcW w:w="2498" w:type="dxa"/>
+            <w:tcW w:w="2497" w:type="dxa"/>
             <w:tcBorders>
               <w:top w:val="single" w:sz="4" w:space="0" w:color="000000"/>
               <w:left w:val="single" w:sz="4" w:space="0" w:color="000000"/>
@@ -325,7 +325,7 @@
         </w:tc>
         <w:tc>
           <w:tcPr>
-            <w:tcW w:w="4276" w:type="dxa"/>
+            <w:tcW w:w="4277" w:type="dxa"/>
             <w:tcBorders>
               <w:top w:val="single" w:sz="4" w:space="0" w:color="000000"/>
               <w:left w:val="single" w:sz="4" w:space="0" w:color="000000"/>
@@ -436,7 +436,7 @@
         </w:tc>
         <w:tc>
           <w:tcPr>
-            <w:tcW w:w="2498" w:type="dxa"/>
+            <w:tcW w:w="2497" w:type="dxa"/>
             <w:tcBorders>
               <w:left w:val="single" w:sz="4" w:space="0" w:color="000000"/>
               <w:bottom w:val="single" w:sz="4" w:space="0" w:color="000000"/>
@@ -460,7 +460,7 @@
         </w:tc>
         <w:tc>
           <w:tcPr>
-            <w:tcW w:w="4276" w:type="dxa"/>
+            <w:tcW w:w="4277" w:type="dxa"/>
             <w:tcBorders>
               <w:left w:val="single" w:sz="4" w:space="0" w:color="000000"/>
               <w:bottom w:val="single" w:sz="4" w:space="0" w:color="000000"/>
@@ -566,7 +566,7 @@
         </w:tc>
         <w:tc>
           <w:tcPr>
-            <w:tcW w:w="2498" w:type="dxa"/>
+            <w:tcW w:w="2497" w:type="dxa"/>
             <w:tcBorders>
               <w:left w:val="single" w:sz="4" w:space="0" w:color="000000"/>
               <w:bottom w:val="single" w:sz="4" w:space="0" w:color="000000"/>
@@ -590,7 +590,7 @@
         </w:tc>
         <w:tc>
           <w:tcPr>
-            <w:tcW w:w="4276" w:type="dxa"/>
+            <w:tcW w:w="4277" w:type="dxa"/>
             <w:tcBorders>
               <w:left w:val="single" w:sz="4" w:space="0" w:color="000000"/>
               <w:bottom w:val="single" w:sz="4" w:space="0" w:color="000000"/>
@@ -696,7 +696,7 @@
         </w:tc>
         <w:tc>
           <w:tcPr>
-            <w:tcW w:w="2498" w:type="dxa"/>
+            <w:tcW w:w="2497" w:type="dxa"/>
             <w:tcBorders>
               <w:left w:val="single" w:sz="4" w:space="0" w:color="000000"/>
               <w:bottom w:val="single" w:sz="4" w:space="0" w:color="000000"/>
@@ -720,7 +720,7 @@
         </w:tc>
         <w:tc>
           <w:tcPr>
-            <w:tcW w:w="4276" w:type="dxa"/>
+            <w:tcW w:w="4277" w:type="dxa"/>
             <w:tcBorders>
               <w:left w:val="single" w:sz="4" w:space="0" w:color="000000"/>
               <w:bottom w:val="single" w:sz="4" w:space="0" w:color="000000"/>
@@ -826,7 +826,7 @@
         </w:tc>
         <w:tc>
           <w:tcPr>
-            <w:tcW w:w="2498" w:type="dxa"/>
+            <w:tcW w:w="2497" w:type="dxa"/>
             <w:tcBorders>
               <w:left w:val="single" w:sz="4" w:space="0" w:color="000000"/>
               <w:bottom w:val="single" w:sz="4" w:space="0" w:color="000000"/>
@@ -850,7 +850,7 @@
         </w:tc>
         <w:tc>
           <w:tcPr>
-            <w:tcW w:w="4276" w:type="dxa"/>
+            <w:tcW w:w="4277" w:type="dxa"/>
             <w:tcBorders>
               <w:left w:val="single" w:sz="4" w:space="0" w:color="000000"/>
               <w:bottom w:val="single" w:sz="4" w:space="0" w:color="000000"/>
@@ -956,7 +956,7 @@
         </w:tc>
         <w:tc>
           <w:tcPr>
-            <w:tcW w:w="2498" w:type="dxa"/>
+            <w:tcW w:w="2497" w:type="dxa"/>
             <w:tcBorders>
               <w:left w:val="single" w:sz="4" w:space="0" w:color="000000"/>
               <w:bottom w:val="single" w:sz="4" w:space="0" w:color="000000"/>
@@ -980,7 +980,7 @@
         </w:tc>
         <w:tc>
           <w:tcPr>
-            <w:tcW w:w="4276" w:type="dxa"/>
+            <w:tcW w:w="4277" w:type="dxa"/>
             <w:tcBorders>
               <w:left w:val="single" w:sz="4" w:space="0" w:color="000000"/>
               <w:bottom w:val="single" w:sz="4" w:space="0" w:color="000000"/>
@@ -1086,7 +1086,7 @@
         </w:tc>
         <w:tc>
           <w:tcPr>
-            <w:tcW w:w="2498" w:type="dxa"/>
+            <w:tcW w:w="2497" w:type="dxa"/>
             <w:tcBorders>
               <w:left w:val="single" w:sz="4" w:space="0" w:color="000000"/>
               <w:bottom w:val="single" w:sz="4" w:space="0" w:color="000000"/>
@@ -1110,7 +1110,7 @@
         </w:tc>
         <w:tc>
           <w:tcPr>
-            <w:tcW w:w="4276" w:type="dxa"/>
+            <w:tcW w:w="4277" w:type="dxa"/>
             <w:tcBorders>
               <w:left w:val="single" w:sz="4" w:space="0" w:color="000000"/>
               <w:bottom w:val="single" w:sz="4" w:space="0" w:color="000000"/>
@@ -1216,7 +1216,7 @@
         </w:tc>
         <w:tc>
           <w:tcPr>
-            <w:tcW w:w="2498" w:type="dxa"/>
+            <w:tcW w:w="2497" w:type="dxa"/>
             <w:tcBorders>
               <w:left w:val="single" w:sz="4" w:space="0" w:color="000000"/>
               <w:bottom w:val="single" w:sz="4" w:space="0" w:color="000000"/>
@@ -1240,7 +1240,7 @@
         </w:tc>
         <w:tc>
           <w:tcPr>
-            <w:tcW w:w="4276" w:type="dxa"/>
+            <w:tcW w:w="4277" w:type="dxa"/>
             <w:tcBorders>
               <w:left w:val="single" w:sz="4" w:space="0" w:color="000000"/>
               <w:bottom w:val="single" w:sz="4" w:space="0" w:color="000000"/>
@@ -1346,7 +1346,7 @@
         </w:tc>
         <w:tc>
           <w:tcPr>
-            <w:tcW w:w="2498" w:type="dxa"/>
+            <w:tcW w:w="2497" w:type="dxa"/>
             <w:tcBorders>
               <w:left w:val="single" w:sz="4" w:space="0" w:color="000000"/>
               <w:bottom w:val="single" w:sz="4" w:space="0" w:color="000000"/>
@@ -1370,7 +1370,7 @@
         </w:tc>
         <w:tc>
           <w:tcPr>
-            <w:tcW w:w="4276" w:type="dxa"/>
+            <w:tcW w:w="4277" w:type="dxa"/>
             <w:tcBorders>
               <w:left w:val="single" w:sz="4" w:space="0" w:color="000000"/>
               <w:bottom w:val="single" w:sz="4" w:space="0" w:color="000000"/>
@@ -1476,7 +1476,7 @@
         </w:tc>
         <w:tc>
           <w:tcPr>
-            <w:tcW w:w="2498" w:type="dxa"/>
+            <w:tcW w:w="2497" w:type="dxa"/>
             <w:tcBorders>
               <w:left w:val="single" w:sz="4" w:space="0" w:color="000000"/>
               <w:bottom w:val="single" w:sz="4" w:space="0" w:color="000000"/>
@@ -1500,7 +1500,7 @@
         </w:tc>
         <w:tc>
           <w:tcPr>
-            <w:tcW w:w="4276" w:type="dxa"/>
+            <w:tcW w:w="4277" w:type="dxa"/>
             <w:tcBorders>
               <w:left w:val="single" w:sz="4" w:space="0" w:color="000000"/>
               <w:bottom w:val="single" w:sz="4" w:space="0" w:color="000000"/>
@@ -1606,7 +1606,7 @@
         </w:tc>
         <w:tc>
           <w:tcPr>
-            <w:tcW w:w="2498" w:type="dxa"/>
+            <w:tcW w:w="2497" w:type="dxa"/>
             <w:tcBorders>
               <w:left w:val="single" w:sz="4" w:space="0" w:color="000000"/>
               <w:bottom w:val="single" w:sz="4" w:space="0" w:color="000000"/>
@@ -1630,7 +1630,7 @@
         </w:tc>
         <w:tc>
           <w:tcPr>
-            <w:tcW w:w="4276" w:type="dxa"/>
+            <w:tcW w:w="4277" w:type="dxa"/>
             <w:tcBorders>
               <w:left w:val="single" w:sz="4" w:space="0" w:color="000000"/>
               <w:bottom w:val="single" w:sz="4" w:space="0" w:color="000000"/>
@@ -1735,7 +1735,7 @@
         </w:tc>
         <w:tc>
           <w:tcPr>
-            <w:tcW w:w="2498" w:type="dxa"/>
+            <w:tcW w:w="2497" w:type="dxa"/>
             <w:tcBorders>
               <w:left w:val="single" w:sz="4" w:space="0" w:color="000000"/>
               <w:bottom w:val="single" w:sz="4" w:space="0" w:color="000000"/>
@@ -1759,7 +1759,7 @@
         </w:tc>
         <w:tc>
           <w:tcPr>
-            <w:tcW w:w="4276" w:type="dxa"/>
+            <w:tcW w:w="4277" w:type="dxa"/>
             <w:tcBorders>
               <w:left w:val="single" w:sz="4" w:space="0" w:color="000000"/>
               <w:bottom w:val="single" w:sz="4" w:space="0" w:color="000000"/>
@@ -1973,7 +1973,7 @@
         </w:tc>
         <w:tc>
           <w:tcPr>
-            <w:tcW w:w="2498" w:type="dxa"/>
+            <w:tcW w:w="2497" w:type="dxa"/>
             <w:tcBorders>
               <w:left w:val="single" w:sz="4" w:space="0" w:color="000000"/>
               <w:bottom w:val="single" w:sz="4" w:space="0" w:color="000000"/>
@@ -1997,7 +1997,7 @@
         </w:tc>
         <w:tc>
           <w:tcPr>
-            <w:tcW w:w="4276" w:type="dxa"/>
+            <w:tcW w:w="4277" w:type="dxa"/>
             <w:tcBorders>
               <w:left w:val="single" w:sz="4" w:space="0" w:color="000000"/>
               <w:bottom w:val="single" w:sz="4" w:space="0" w:color="000000"/>
@@ -2103,7 +2103,7 @@
         </w:tc>
         <w:tc>
           <w:tcPr>
-            <w:tcW w:w="2498" w:type="dxa"/>
+            <w:tcW w:w="2497" w:type="dxa"/>
             <w:tcBorders>
               <w:left w:val="single" w:sz="4" w:space="0" w:color="000000"/>
               <w:bottom w:val="single" w:sz="4" w:space="0" w:color="000000"/>
@@ -2127,7 +2127,7 @@
         </w:tc>
         <w:tc>
           <w:tcPr>
-            <w:tcW w:w="4276" w:type="dxa"/>
+            <w:tcW w:w="4277" w:type="dxa"/>
             <w:tcBorders>
               <w:left w:val="single" w:sz="4" w:space="0" w:color="000000"/>
               <w:bottom w:val="single" w:sz="4" w:space="0" w:color="000000"/>
@@ -2368,7 +2368,7 @@
         </w:tc>
         <w:tc>
           <w:tcPr>
-            <w:tcW w:w="2498" w:type="dxa"/>
+            <w:tcW w:w="2497" w:type="dxa"/>
             <w:tcBorders>
               <w:left w:val="single" w:sz="4" w:space="0" w:color="000000"/>
               <w:bottom w:val="single" w:sz="4" w:space="0" w:color="000000"/>
@@ -2392,7 +2392,7 @@
         </w:tc>
         <w:tc>
           <w:tcPr>
-            <w:tcW w:w="4276" w:type="dxa"/>
+            <w:tcW w:w="4277" w:type="dxa"/>
             <w:tcBorders>
               <w:left w:val="single" w:sz="4" w:space="0" w:color="000000"/>
               <w:bottom w:val="single" w:sz="4" w:space="0" w:color="000000"/>
@@ -2498,7 +2498,7 @@
         </w:tc>
         <w:tc>
           <w:tcPr>
-            <w:tcW w:w="2498" w:type="dxa"/>
+            <w:tcW w:w="2497" w:type="dxa"/>
             <w:tcBorders>
               <w:left w:val="single" w:sz="4" w:space="0" w:color="000000"/>
               <w:bottom w:val="single" w:sz="4" w:space="0" w:color="000000"/>
@@ -2522,7 +2522,7 @@
         </w:tc>
         <w:tc>
           <w:tcPr>
-            <w:tcW w:w="4276" w:type="dxa"/>
+            <w:tcW w:w="4277" w:type="dxa"/>
             <w:tcBorders>
               <w:left w:val="single" w:sz="4" w:space="0" w:color="000000"/>
               <w:bottom w:val="single" w:sz="4" w:space="0" w:color="000000"/>
@@ -2628,7 +2628,7 @@
         </w:tc>
         <w:tc>
           <w:tcPr>
-            <w:tcW w:w="2498" w:type="dxa"/>
+            <w:tcW w:w="2497" w:type="dxa"/>
             <w:tcBorders>
               <w:left w:val="single" w:sz="4" w:space="0" w:color="000000"/>
               <w:bottom w:val="single" w:sz="4" w:space="0" w:color="000000"/>
@@ -2652,7 +2652,7 @@
         </w:tc>
         <w:tc>
           <w:tcPr>
-            <w:tcW w:w="4276" w:type="dxa"/>
+            <w:tcW w:w="4277" w:type="dxa"/>
             <w:tcBorders>
               <w:left w:val="single" w:sz="4" w:space="0" w:color="000000"/>
               <w:bottom w:val="single" w:sz="4" w:space="0" w:color="000000"/>
@@ -2760,7 +2760,7 @@
         </w:tc>
         <w:tc>
           <w:tcPr>
-            <w:tcW w:w="2498" w:type="dxa"/>
+            <w:tcW w:w="2497" w:type="dxa"/>
             <w:tcBorders>
               <w:left w:val="single" w:sz="4" w:space="0" w:color="000000"/>
               <w:bottom w:val="single" w:sz="4" w:space="0" w:color="000000"/>
@@ -2784,7 +2784,7 @@
         </w:tc>
         <w:tc>
           <w:tcPr>
-            <w:tcW w:w="4276" w:type="dxa"/>
+            <w:tcW w:w="4277" w:type="dxa"/>
             <w:tcBorders>
               <w:left w:val="single" w:sz="4" w:space="0" w:color="000000"/>
               <w:bottom w:val="single" w:sz="4" w:space="0" w:color="000000"/>
@@ -2892,7 +2892,7 @@
         </w:tc>
         <w:tc>
           <w:tcPr>
-            <w:tcW w:w="2498" w:type="dxa"/>
+            <w:tcW w:w="2497" w:type="dxa"/>
             <w:tcBorders>
               <w:left w:val="single" w:sz="4" w:space="0" w:color="000000"/>
               <w:bottom w:val="single" w:sz="4" w:space="0" w:color="000000"/>
@@ -2916,7 +2916,7 @@
         </w:tc>
         <w:tc>
           <w:tcPr>
-            <w:tcW w:w="4276" w:type="dxa"/>
+            <w:tcW w:w="4277" w:type="dxa"/>
             <w:tcBorders>
               <w:left w:val="single" w:sz="4" w:space="0" w:color="000000"/>
               <w:bottom w:val="single" w:sz="4" w:space="0" w:color="000000"/>
@@ -3024,7 +3024,7 @@
         </w:tc>
         <w:tc>
           <w:tcPr>
-            <w:tcW w:w="2498" w:type="dxa"/>
+            <w:tcW w:w="2497" w:type="dxa"/>
             <w:tcBorders>
               <w:left w:val="single" w:sz="4" w:space="0" w:color="000000"/>
               <w:bottom w:val="single" w:sz="4" w:space="0" w:color="000000"/>
@@ -3048,7 +3048,7 @@
         </w:tc>
         <w:tc>
           <w:tcPr>
-            <w:tcW w:w="4276" w:type="dxa"/>
+            <w:tcW w:w="4277" w:type="dxa"/>
             <w:tcBorders>
               <w:left w:val="single" w:sz="4" w:space="0" w:color="000000"/>
               <w:bottom w:val="single" w:sz="4" w:space="0" w:color="000000"/>
@@ -3138,8 +3138,8 @@
         <w:gridCol w:w="952"/>
         <w:gridCol w:w="821"/>
         <w:gridCol w:w="1425"/>
-        <w:gridCol w:w="2498"/>
-        <w:gridCol w:w="4276"/>
+        <w:gridCol w:w="2497"/>
+        <w:gridCol w:w="4277"/>
       </w:tblGrid>
       <w:tr>
         <w:trPr/>
@@ -3250,7 +3250,7 @@
         </w:tc>
         <w:tc>
           <w:tcPr>
-            <w:tcW w:w="2498" w:type="dxa"/>
+            <w:tcW w:w="2497" w:type="dxa"/>
             <w:tcBorders>
               <w:top w:val="single" w:sz="4" w:space="0" w:color="000000"/>
               <w:left w:val="single" w:sz="4" w:space="0" w:color="000000"/>
@@ -3285,7 +3285,7 @@
         </w:tc>
         <w:tc>
           <w:tcPr>
-            <w:tcW w:w="4276" w:type="dxa"/>
+            <w:tcW w:w="4277" w:type="dxa"/>
             <w:tcBorders>
               <w:top w:val="single" w:sz="4" w:space="0" w:color="000000"/>
               <w:left w:val="single" w:sz="4" w:space="0" w:color="000000"/>
@@ -3396,7 +3396,7 @@
         </w:tc>
         <w:tc>
           <w:tcPr>
-            <w:tcW w:w="2498" w:type="dxa"/>
+            <w:tcW w:w="2497" w:type="dxa"/>
             <w:tcBorders>
               <w:left w:val="single" w:sz="4" w:space="0" w:color="000000"/>
               <w:bottom w:val="single" w:sz="4" w:space="0" w:color="000000"/>
@@ -3420,7 +3420,7 @@
         </w:tc>
         <w:tc>
           <w:tcPr>
-            <w:tcW w:w="4276" w:type="dxa"/>
+            <w:tcW w:w="4277" w:type="dxa"/>
             <w:tcBorders>
               <w:left w:val="single" w:sz="4" w:space="0" w:color="000000"/>
               <w:bottom w:val="single" w:sz="4" w:space="0" w:color="000000"/>
@@ -3526,7 +3526,7 @@
         </w:tc>
         <w:tc>
           <w:tcPr>
-            <w:tcW w:w="2498" w:type="dxa"/>
+            <w:tcW w:w="2497" w:type="dxa"/>
             <w:tcBorders>
               <w:left w:val="single" w:sz="4" w:space="0" w:color="000000"/>
               <w:bottom w:val="single" w:sz="4" w:space="0" w:color="000000"/>
@@ -3550,7 +3550,7 @@
         </w:tc>
         <w:tc>
           <w:tcPr>
-            <w:tcW w:w="4276" w:type="dxa"/>
+            <w:tcW w:w="4277" w:type="dxa"/>
             <w:tcBorders>
               <w:left w:val="single" w:sz="4" w:space="0" w:color="000000"/>
               <w:bottom w:val="single" w:sz="4" w:space="0" w:color="000000"/>
@@ -3656,7 +3656,7 @@
         </w:tc>
         <w:tc>
           <w:tcPr>
-            <w:tcW w:w="2498" w:type="dxa"/>
+            <w:tcW w:w="2497" w:type="dxa"/>
             <w:tcBorders>
               <w:left w:val="single" w:sz="4" w:space="0" w:color="000000"/>
               <w:bottom w:val="single" w:sz="4" w:space="0" w:color="000000"/>
@@ -3680,7 +3680,7 @@
         </w:tc>
         <w:tc>
           <w:tcPr>
-            <w:tcW w:w="4276" w:type="dxa"/>
+            <w:tcW w:w="4277" w:type="dxa"/>
             <w:tcBorders>
               <w:left w:val="single" w:sz="4" w:space="0" w:color="000000"/>
               <w:bottom w:val="single" w:sz="4" w:space="0" w:color="000000"/>
@@ -3786,7 +3786,7 @@
         </w:tc>
         <w:tc>
           <w:tcPr>
-            <w:tcW w:w="2498" w:type="dxa"/>
+            <w:tcW w:w="2497" w:type="dxa"/>
             <w:tcBorders>
               <w:left w:val="single" w:sz="4" w:space="0" w:color="000000"/>
               <w:bottom w:val="single" w:sz="4" w:space="0" w:color="000000"/>
@@ -3810,7 +3810,7 @@
         </w:tc>
         <w:tc>
           <w:tcPr>
-            <w:tcW w:w="4276" w:type="dxa"/>
+            <w:tcW w:w="4277" w:type="dxa"/>
             <w:tcBorders>
               <w:left w:val="single" w:sz="4" w:space="0" w:color="000000"/>
               <w:bottom w:val="single" w:sz="4" w:space="0" w:color="000000"/>
@@ -3916,7 +3916,7 @@
         </w:tc>
         <w:tc>
           <w:tcPr>
-            <w:tcW w:w="2498" w:type="dxa"/>
+            <w:tcW w:w="2497" w:type="dxa"/>
             <w:tcBorders>
               <w:left w:val="single" w:sz="4" w:space="0" w:color="000000"/>
               <w:bottom w:val="single" w:sz="4" w:space="0" w:color="000000"/>
@@ -3940,7 +3940,7 @@
         </w:tc>
         <w:tc>
           <w:tcPr>
-            <w:tcW w:w="4276" w:type="dxa"/>
+            <w:tcW w:w="4277" w:type="dxa"/>
             <w:tcBorders>
               <w:left w:val="single" w:sz="4" w:space="0" w:color="000000"/>
               <w:bottom w:val="single" w:sz="4" w:space="0" w:color="000000"/>
@@ -4046,7 +4046,7 @@
         </w:tc>
         <w:tc>
           <w:tcPr>
-            <w:tcW w:w="2498" w:type="dxa"/>
+            <w:tcW w:w="2497" w:type="dxa"/>
             <w:tcBorders>
               <w:left w:val="single" w:sz="4" w:space="0" w:color="000000"/>
               <w:bottom w:val="single" w:sz="4" w:space="0" w:color="000000"/>
@@ -4070,7 +4070,7 @@
         </w:tc>
         <w:tc>
           <w:tcPr>
-            <w:tcW w:w="4276" w:type="dxa"/>
+            <w:tcW w:w="4277" w:type="dxa"/>
             <w:tcBorders>
               <w:left w:val="single" w:sz="4" w:space="0" w:color="000000"/>
               <w:bottom w:val="single" w:sz="4" w:space="0" w:color="000000"/>
@@ -4176,7 +4176,7 @@
         </w:tc>
         <w:tc>
           <w:tcPr>
-            <w:tcW w:w="2498" w:type="dxa"/>
+            <w:tcW w:w="2497" w:type="dxa"/>
             <w:tcBorders>
               <w:left w:val="single" w:sz="4" w:space="0" w:color="000000"/>
               <w:bottom w:val="single" w:sz="4" w:space="0" w:color="000000"/>
@@ -4200,7 +4200,7 @@
         </w:tc>
         <w:tc>
           <w:tcPr>
-            <w:tcW w:w="4276" w:type="dxa"/>
+            <w:tcW w:w="4277" w:type="dxa"/>
             <w:tcBorders>
               <w:left w:val="single" w:sz="4" w:space="0" w:color="000000"/>
               <w:bottom w:val="single" w:sz="4" w:space="0" w:color="000000"/>
@@ -4306,7 +4306,7 @@
         </w:tc>
         <w:tc>
           <w:tcPr>
-            <w:tcW w:w="2498" w:type="dxa"/>
+            <w:tcW w:w="2497" w:type="dxa"/>
             <w:tcBorders>
               <w:left w:val="single" w:sz="4" w:space="0" w:color="000000"/>
               <w:bottom w:val="single" w:sz="4" w:space="0" w:color="000000"/>
@@ -4330,7 +4330,7 @@
         </w:tc>
         <w:tc>
           <w:tcPr>
-            <w:tcW w:w="4276" w:type="dxa"/>
+            <w:tcW w:w="4277" w:type="dxa"/>
             <w:tcBorders>
               <w:left w:val="single" w:sz="4" w:space="0" w:color="000000"/>
               <w:bottom w:val="single" w:sz="4" w:space="0" w:color="000000"/>
@@ -4436,7 +4436,7 @@
         </w:tc>
         <w:tc>
           <w:tcPr>
-            <w:tcW w:w="2498" w:type="dxa"/>
+            <w:tcW w:w="2497" w:type="dxa"/>
             <w:tcBorders>
               <w:left w:val="single" w:sz="4" w:space="0" w:color="000000"/>
               <w:bottom w:val="single" w:sz="4" w:space="0" w:color="000000"/>
@@ -4460,7 +4460,7 @@
         </w:tc>
         <w:tc>
           <w:tcPr>
-            <w:tcW w:w="4276" w:type="dxa"/>
+            <w:tcW w:w="4277" w:type="dxa"/>
             <w:tcBorders>
               <w:left w:val="single" w:sz="4" w:space="0" w:color="000000"/>
               <w:bottom w:val="single" w:sz="4" w:space="0" w:color="000000"/>
@@ -4566,7 +4566,7 @@
         </w:tc>
         <w:tc>
           <w:tcPr>
-            <w:tcW w:w="2498" w:type="dxa"/>
+            <w:tcW w:w="2497" w:type="dxa"/>
             <w:tcBorders>
               <w:left w:val="single" w:sz="4" w:space="0" w:color="000000"/>
               <w:bottom w:val="single" w:sz="4" w:space="0" w:color="000000"/>
@@ -4590,7 +4590,7 @@
         </w:tc>
         <w:tc>
           <w:tcPr>
-            <w:tcW w:w="4276" w:type="dxa"/>
+            <w:tcW w:w="4277" w:type="dxa"/>
             <w:tcBorders>
               <w:left w:val="single" w:sz="4" w:space="0" w:color="000000"/>
               <w:bottom w:val="single" w:sz="4" w:space="0" w:color="000000"/>
@@ -4696,7 +4696,7 @@
         </w:tc>
         <w:tc>
           <w:tcPr>
-            <w:tcW w:w="2498" w:type="dxa"/>
+            <w:tcW w:w="2497" w:type="dxa"/>
             <w:tcBorders>
               <w:left w:val="single" w:sz="4" w:space="0" w:color="000000"/>
               <w:bottom w:val="single" w:sz="4" w:space="0" w:color="000000"/>
@@ -4720,7 +4720,7 @@
         </w:tc>
         <w:tc>
           <w:tcPr>
-            <w:tcW w:w="4276" w:type="dxa"/>
+            <w:tcW w:w="4277" w:type="dxa"/>
             <w:tcBorders>
               <w:left w:val="single" w:sz="4" w:space="0" w:color="000000"/>
               <w:bottom w:val="single" w:sz="4" w:space="0" w:color="000000"/>
@@ -4826,7 +4826,7 @@
         </w:tc>
         <w:tc>
           <w:tcPr>
-            <w:tcW w:w="2498" w:type="dxa"/>
+            <w:tcW w:w="2497" w:type="dxa"/>
             <w:tcBorders>
               <w:left w:val="single" w:sz="4" w:space="0" w:color="000000"/>
               <w:bottom w:val="single" w:sz="4" w:space="0" w:color="000000"/>
@@ -4850,7 +4850,7 @@
         </w:tc>
         <w:tc>
           <w:tcPr>
-            <w:tcW w:w="4276" w:type="dxa"/>
+            <w:tcW w:w="4277" w:type="dxa"/>
             <w:tcBorders>
               <w:left w:val="single" w:sz="4" w:space="0" w:color="000000"/>
               <w:bottom w:val="single" w:sz="4" w:space="0" w:color="000000"/>
@@ -4956,7 +4956,7 @@
         </w:tc>
         <w:tc>
           <w:tcPr>
-            <w:tcW w:w="2498" w:type="dxa"/>
+            <w:tcW w:w="2497" w:type="dxa"/>
             <w:tcBorders>
               <w:left w:val="single" w:sz="4" w:space="0" w:color="000000"/>
               <w:bottom w:val="single" w:sz="4" w:space="0" w:color="000000"/>
@@ -4980,7 +4980,7 @@
         </w:tc>
         <w:tc>
           <w:tcPr>
-            <w:tcW w:w="4276" w:type="dxa"/>
+            <w:tcW w:w="4277" w:type="dxa"/>
             <w:tcBorders>
               <w:left w:val="single" w:sz="4" w:space="0" w:color="000000"/>
               <w:bottom w:val="single" w:sz="4" w:space="0" w:color="000000"/>
@@ -5086,7 +5086,7 @@
         </w:tc>
         <w:tc>
           <w:tcPr>
-            <w:tcW w:w="2498" w:type="dxa"/>
+            <w:tcW w:w="2497" w:type="dxa"/>
             <w:tcBorders>
               <w:left w:val="single" w:sz="4" w:space="0" w:color="000000"/>
               <w:bottom w:val="single" w:sz="4" w:space="0" w:color="000000"/>
@@ -5110,7 +5110,7 @@
         </w:tc>
         <w:tc>
           <w:tcPr>
-            <w:tcW w:w="4276" w:type="dxa"/>
+            <w:tcW w:w="4277" w:type="dxa"/>
             <w:tcBorders>
               <w:left w:val="single" w:sz="4" w:space="0" w:color="000000"/>
               <w:bottom w:val="single" w:sz="4" w:space="0" w:color="000000"/>
@@ -5216,7 +5216,7 @@
         </w:tc>
         <w:tc>
           <w:tcPr>
-            <w:tcW w:w="2498" w:type="dxa"/>
+            <w:tcW w:w="2497" w:type="dxa"/>
             <w:tcBorders>
               <w:left w:val="single" w:sz="4" w:space="0" w:color="000000"/>
               <w:bottom w:val="single" w:sz="4" w:space="0" w:color="000000"/>
@@ -5240,7 +5240,7 @@
         </w:tc>
         <w:tc>
           <w:tcPr>
-            <w:tcW w:w="4276" w:type="dxa"/>
+            <w:tcW w:w="4277" w:type="dxa"/>
             <w:tcBorders>
               <w:left w:val="single" w:sz="4" w:space="0" w:color="000000"/>
               <w:bottom w:val="single" w:sz="4" w:space="0" w:color="000000"/>
@@ -5427,7 +5427,7 @@
         </w:tc>
         <w:tc>
           <w:tcPr>
-            <w:tcW w:w="2498" w:type="dxa"/>
+            <w:tcW w:w="2497" w:type="dxa"/>
             <w:tcBorders>
               <w:left w:val="single" w:sz="4" w:space="0" w:color="000000"/>
               <w:bottom w:val="single" w:sz="4" w:space="0" w:color="000000"/>
@@ -5451,7 +5451,7 @@
         </w:tc>
         <w:tc>
           <w:tcPr>
-            <w:tcW w:w="4276" w:type="dxa"/>
+            <w:tcW w:w="4277" w:type="dxa"/>
             <w:tcBorders>
               <w:left w:val="single" w:sz="4" w:space="0" w:color="000000"/>
               <w:bottom w:val="single" w:sz="4" w:space="0" w:color="000000"/>
@@ -5665,7 +5665,7 @@
         </w:tc>
         <w:tc>
           <w:tcPr>
-            <w:tcW w:w="2498" w:type="dxa"/>
+            <w:tcW w:w="2497" w:type="dxa"/>
             <w:tcBorders>
               <w:left w:val="single" w:sz="4" w:space="0" w:color="000000"/>
               <w:bottom w:val="single" w:sz="4" w:space="0" w:color="000000"/>
@@ -5689,7 +5689,7 @@
         </w:tc>
         <w:tc>
           <w:tcPr>
-            <w:tcW w:w="4276" w:type="dxa"/>
+            <w:tcW w:w="4277" w:type="dxa"/>
             <w:tcBorders>
               <w:left w:val="single" w:sz="4" w:space="0" w:color="000000"/>
               <w:bottom w:val="single" w:sz="4" w:space="0" w:color="000000"/>
@@ -5903,7 +5903,7 @@
         </w:tc>
         <w:tc>
           <w:tcPr>
-            <w:tcW w:w="2498" w:type="dxa"/>
+            <w:tcW w:w="2497" w:type="dxa"/>
             <w:tcBorders>
               <w:left w:val="single" w:sz="4" w:space="0" w:color="000000"/>
               <w:bottom w:val="single" w:sz="4" w:space="0" w:color="000000"/>
@@ -5927,7 +5927,7 @@
         </w:tc>
         <w:tc>
           <w:tcPr>
-            <w:tcW w:w="4276" w:type="dxa"/>
+            <w:tcW w:w="4277" w:type="dxa"/>
             <w:tcBorders>
               <w:left w:val="single" w:sz="4" w:space="0" w:color="000000"/>
               <w:bottom w:val="single" w:sz="4" w:space="0" w:color="000000"/>
@@ -6033,7 +6033,7 @@
         </w:tc>
         <w:tc>
           <w:tcPr>
-            <w:tcW w:w="2498" w:type="dxa"/>
+            <w:tcW w:w="2497" w:type="dxa"/>
             <w:tcBorders>
               <w:left w:val="single" w:sz="4" w:space="0" w:color="000000"/>
               <w:bottom w:val="single" w:sz="4" w:space="0" w:color="000000"/>
@@ -6057,7 +6057,7 @@
         </w:tc>
         <w:tc>
           <w:tcPr>
-            <w:tcW w:w="4276" w:type="dxa"/>
+            <w:tcW w:w="4277" w:type="dxa"/>
             <w:tcBorders>
               <w:left w:val="single" w:sz="4" w:space="0" w:color="000000"/>
               <w:bottom w:val="single" w:sz="4" w:space="0" w:color="000000"/>
@@ -6163,7 +6163,7 @@
         </w:tc>
         <w:tc>
           <w:tcPr>
-            <w:tcW w:w="2498" w:type="dxa"/>
+            <w:tcW w:w="2497" w:type="dxa"/>
             <w:tcBorders>
               <w:left w:val="single" w:sz="4" w:space="0" w:color="000000"/>
               <w:bottom w:val="single" w:sz="4" w:space="0" w:color="000000"/>
@@ -6187,7 +6187,7 @@
         </w:tc>
         <w:tc>
           <w:tcPr>
-            <w:tcW w:w="4276" w:type="dxa"/>
+            <w:tcW w:w="4277" w:type="dxa"/>
             <w:tcBorders>
               <w:left w:val="single" w:sz="4" w:space="0" w:color="000000"/>
               <w:bottom w:val="single" w:sz="4" w:space="0" w:color="000000"/>
@@ -6277,8 +6277,8 @@
         <w:gridCol w:w="952"/>
         <w:gridCol w:w="821"/>
         <w:gridCol w:w="1425"/>
-        <w:gridCol w:w="2498"/>
-        <w:gridCol w:w="4276"/>
+        <w:gridCol w:w="2497"/>
+        <w:gridCol w:w="4277"/>
       </w:tblGrid>
       <w:tr>
         <w:trPr/>
@@ -6389,7 +6389,7 @@
         </w:tc>
         <w:tc>
           <w:tcPr>
-            <w:tcW w:w="2498" w:type="dxa"/>
+            <w:tcW w:w="2497" w:type="dxa"/>
             <w:tcBorders>
               <w:top w:val="single" w:sz="4" w:space="0" w:color="000000"/>
               <w:left w:val="single" w:sz="4" w:space="0" w:color="000000"/>
@@ -6424,7 +6424,7 @@
         </w:tc>
         <w:tc>
           <w:tcPr>
-            <w:tcW w:w="4276" w:type="dxa"/>
+            <w:tcW w:w="4277" w:type="dxa"/>
             <w:tcBorders>
               <w:top w:val="single" w:sz="4" w:space="0" w:color="000000"/>
               <w:left w:val="single" w:sz="4" w:space="0" w:color="000000"/>
@@ -6565,7 +6565,7 @@
         </w:tc>
         <w:tc>
           <w:tcPr>
-            <w:tcW w:w="2498" w:type="dxa"/>
+            <w:tcW w:w="2497" w:type="dxa"/>
             <w:tcBorders>
               <w:left w:val="single" w:sz="4" w:space="0" w:color="000000"/>
               <w:bottom w:val="single" w:sz="4" w:space="0" w:color="000000"/>
@@ -6599,7 +6599,7 @@
         </w:tc>
         <w:tc>
           <w:tcPr>
-            <w:tcW w:w="4276" w:type="dxa"/>
+            <w:tcW w:w="4277" w:type="dxa"/>
             <w:tcBorders>
               <w:left w:val="single" w:sz="4" w:space="0" w:color="000000"/>
               <w:bottom w:val="single" w:sz="4" w:space="0" w:color="000000"/>
@@ -6743,7 +6743,7 @@
         </w:tc>
         <w:tc>
           <w:tcPr>
-            <w:tcW w:w="2498" w:type="dxa"/>
+            <w:tcW w:w="2497" w:type="dxa"/>
             <w:tcBorders>
               <w:left w:val="single" w:sz="4" w:space="0" w:color="000000"/>
               <w:bottom w:val="single" w:sz="4" w:space="0" w:color="000000"/>
@@ -6777,7 +6777,7 @@
         </w:tc>
         <w:tc>
           <w:tcPr>
-            <w:tcW w:w="4276" w:type="dxa"/>
+            <w:tcW w:w="4277" w:type="dxa"/>
             <w:tcBorders>
               <w:left w:val="single" w:sz="4" w:space="0" w:color="000000"/>
               <w:bottom w:val="single" w:sz="4" w:space="0" w:color="000000"/>
@@ -6921,7 +6921,7 @@
         </w:tc>
         <w:tc>
           <w:tcPr>
-            <w:tcW w:w="2498" w:type="dxa"/>
+            <w:tcW w:w="2497" w:type="dxa"/>
             <w:tcBorders>
               <w:left w:val="single" w:sz="4" w:space="0" w:color="000000"/>
               <w:bottom w:val="single" w:sz="4" w:space="0" w:color="000000"/>
@@ -6955,7 +6955,7 @@
         </w:tc>
         <w:tc>
           <w:tcPr>
-            <w:tcW w:w="4276" w:type="dxa"/>
+            <w:tcW w:w="4277" w:type="dxa"/>
             <w:tcBorders>
               <w:left w:val="single" w:sz="4" w:space="0" w:color="000000"/>
               <w:bottom w:val="single" w:sz="4" w:space="0" w:color="000000"/>
@@ -7099,7 +7099,7 @@
         </w:tc>
         <w:tc>
           <w:tcPr>
-            <w:tcW w:w="2498" w:type="dxa"/>
+            <w:tcW w:w="2497" w:type="dxa"/>
             <w:tcBorders>
               <w:left w:val="single" w:sz="4" w:space="0" w:color="000000"/>
               <w:bottom w:val="single" w:sz="4" w:space="0" w:color="000000"/>
@@ -7133,7 +7133,7 @@
         </w:tc>
         <w:tc>
           <w:tcPr>
-            <w:tcW w:w="4276" w:type="dxa"/>
+            <w:tcW w:w="4277" w:type="dxa"/>
             <w:tcBorders>
               <w:left w:val="single" w:sz="4" w:space="0" w:color="000000"/>
               <w:bottom w:val="single" w:sz="4" w:space="0" w:color="000000"/>
@@ -7277,7 +7277,7 @@
         </w:tc>
         <w:tc>
           <w:tcPr>
-            <w:tcW w:w="2498" w:type="dxa"/>
+            <w:tcW w:w="2497" w:type="dxa"/>
             <w:tcBorders>
               <w:left w:val="single" w:sz="4" w:space="0" w:color="000000"/>
               <w:bottom w:val="single" w:sz="4" w:space="0" w:color="000000"/>
@@ -7311,7 +7311,7 @@
         </w:tc>
         <w:tc>
           <w:tcPr>
-            <w:tcW w:w="4276" w:type="dxa"/>
+            <w:tcW w:w="4277" w:type="dxa"/>
             <w:tcBorders>
               <w:left w:val="single" w:sz="4" w:space="0" w:color="000000"/>
               <w:bottom w:val="single" w:sz="4" w:space="0" w:color="000000"/>
@@ -7455,7 +7455,7 @@
         </w:tc>
         <w:tc>
           <w:tcPr>
-            <w:tcW w:w="2498" w:type="dxa"/>
+            <w:tcW w:w="2497" w:type="dxa"/>
             <w:tcBorders>
               <w:left w:val="single" w:sz="4" w:space="0" w:color="000000"/>
               <w:bottom w:val="single" w:sz="4" w:space="0" w:color="000000"/>
@@ -7489,7 +7489,7 @@
         </w:tc>
         <w:tc>
           <w:tcPr>
-            <w:tcW w:w="4276" w:type="dxa"/>
+            <w:tcW w:w="4277" w:type="dxa"/>
             <w:tcBorders>
               <w:left w:val="single" w:sz="4" w:space="0" w:color="000000"/>
               <w:bottom w:val="single" w:sz="4" w:space="0" w:color="000000"/>
@@ -7633,7 +7633,7 @@
         </w:tc>
         <w:tc>
           <w:tcPr>
-            <w:tcW w:w="2498" w:type="dxa"/>
+            <w:tcW w:w="2497" w:type="dxa"/>
             <w:tcBorders>
               <w:left w:val="single" w:sz="4" w:space="0" w:color="000000"/>
               <w:bottom w:val="single" w:sz="4" w:space="0" w:color="000000"/>
@@ -7667,7 +7667,7 @@
         </w:tc>
         <w:tc>
           <w:tcPr>
-            <w:tcW w:w="4276" w:type="dxa"/>
+            <w:tcW w:w="4277" w:type="dxa"/>
             <w:tcBorders>
               <w:left w:val="single" w:sz="4" w:space="0" w:color="000000"/>
               <w:bottom w:val="single" w:sz="4" w:space="0" w:color="000000"/>
@@ -7781,7 +7781,7 @@
         </w:tc>
         <w:tc>
           <w:tcPr>
-            <w:tcW w:w="2498" w:type="dxa"/>
+            <w:tcW w:w="2497" w:type="dxa"/>
             <w:tcBorders>
               <w:left w:val="single" w:sz="4" w:space="0" w:color="000000"/>
               <w:bottom w:val="single" w:sz="4" w:space="0" w:color="000000"/>
@@ -7805,7 +7805,7 @@
         </w:tc>
         <w:tc>
           <w:tcPr>
-            <w:tcW w:w="4276" w:type="dxa"/>
+            <w:tcW w:w="4277" w:type="dxa"/>
             <w:tcBorders>
               <w:left w:val="single" w:sz="4" w:space="0" w:color="000000"/>
               <w:bottom w:val="single" w:sz="4" w:space="0" w:color="000000"/>
@@ -7911,7 +7911,7 @@
         </w:tc>
         <w:tc>
           <w:tcPr>
-            <w:tcW w:w="2498" w:type="dxa"/>
+            <w:tcW w:w="2497" w:type="dxa"/>
             <w:tcBorders>
               <w:left w:val="single" w:sz="4" w:space="0" w:color="000000"/>
               <w:bottom w:val="single" w:sz="4" w:space="0" w:color="000000"/>
@@ -7935,7 +7935,7 @@
         </w:tc>
         <w:tc>
           <w:tcPr>
-            <w:tcW w:w="4276" w:type="dxa"/>
+            <w:tcW w:w="4277" w:type="dxa"/>
             <w:tcBorders>
               <w:left w:val="single" w:sz="4" w:space="0" w:color="000000"/>
               <w:bottom w:val="single" w:sz="4" w:space="0" w:color="000000"/>
@@ -8049,7 +8049,7 @@
         </w:tc>
         <w:tc>
           <w:tcPr>
-            <w:tcW w:w="2498" w:type="dxa"/>
+            <w:tcW w:w="2497" w:type="dxa"/>
             <w:tcBorders>
               <w:left w:val="single" w:sz="4" w:space="0" w:color="000000"/>
               <w:bottom w:val="single" w:sz="4" w:space="0" w:color="000000"/>
@@ -8073,7 +8073,7 @@
         </w:tc>
         <w:tc>
           <w:tcPr>
-            <w:tcW w:w="4276" w:type="dxa"/>
+            <w:tcW w:w="4277" w:type="dxa"/>
             <w:tcBorders>
               <w:left w:val="single" w:sz="4" w:space="0" w:color="000000"/>
               <w:bottom w:val="single" w:sz="4" w:space="0" w:color="000000"/>
@@ -8179,7 +8179,7 @@
         </w:tc>
         <w:tc>
           <w:tcPr>
-            <w:tcW w:w="2498" w:type="dxa"/>
+            <w:tcW w:w="2497" w:type="dxa"/>
             <w:tcBorders>
               <w:left w:val="single" w:sz="4" w:space="0" w:color="000000"/>
               <w:bottom w:val="single" w:sz="4" w:space="0" w:color="000000"/>
@@ -8203,7 +8203,7 @@
         </w:tc>
         <w:tc>
           <w:tcPr>
-            <w:tcW w:w="4276" w:type="dxa"/>
+            <w:tcW w:w="4277" w:type="dxa"/>
             <w:tcBorders>
               <w:left w:val="single" w:sz="4" w:space="0" w:color="000000"/>
               <w:bottom w:val="single" w:sz="4" w:space="0" w:color="000000"/>
@@ -8309,7 +8309,7 @@
         </w:tc>
         <w:tc>
           <w:tcPr>
-            <w:tcW w:w="2498" w:type="dxa"/>
+            <w:tcW w:w="2497" w:type="dxa"/>
             <w:tcBorders>
               <w:left w:val="single" w:sz="4" w:space="0" w:color="000000"/>
               <w:bottom w:val="single" w:sz="4" w:space="0" w:color="000000"/>
@@ -8333,7 +8333,7 @@
         </w:tc>
         <w:tc>
           <w:tcPr>
-            <w:tcW w:w="4276" w:type="dxa"/>
+            <w:tcW w:w="4277" w:type="dxa"/>
             <w:tcBorders>
               <w:left w:val="single" w:sz="4" w:space="0" w:color="000000"/>
               <w:bottom w:val="single" w:sz="4" w:space="0" w:color="000000"/>
@@ -8439,7 +8439,7 @@
         </w:tc>
         <w:tc>
           <w:tcPr>
-            <w:tcW w:w="2498" w:type="dxa"/>
+            <w:tcW w:w="2497" w:type="dxa"/>
             <w:tcBorders>
               <w:left w:val="single" w:sz="4" w:space="0" w:color="000000"/>
               <w:bottom w:val="single" w:sz="4" w:space="0" w:color="000000"/>
@@ -8463,7 +8463,7 @@
         </w:tc>
         <w:tc>
           <w:tcPr>
-            <w:tcW w:w="4276" w:type="dxa"/>
+            <w:tcW w:w="4277" w:type="dxa"/>
             <w:tcBorders>
               <w:left w:val="single" w:sz="4" w:space="0" w:color="000000"/>
               <w:bottom w:val="single" w:sz="4" w:space="0" w:color="000000"/>
@@ -8530,8 +8530,8 @@
         <w:gridCol w:w="952"/>
         <w:gridCol w:w="821"/>
         <w:gridCol w:w="1425"/>
-        <w:gridCol w:w="2498"/>
-        <w:gridCol w:w="4276"/>
+        <w:gridCol w:w="2497"/>
+        <w:gridCol w:w="4277"/>
       </w:tblGrid>
       <w:tr>
         <w:trPr/>
@@ -8612,7 +8612,7 @@
         </w:tc>
         <w:tc>
           <w:tcPr>
-            <w:tcW w:w="2498" w:type="dxa"/>
+            <w:tcW w:w="2497" w:type="dxa"/>
             <w:tcBorders>
               <w:top w:val="single" w:sz="4" w:space="0" w:color="000000"/>
               <w:left w:val="single" w:sz="4" w:space="0" w:color="000000"/>
@@ -8637,7 +8637,7 @@
         </w:tc>
         <w:tc>
           <w:tcPr>
-            <w:tcW w:w="4276" w:type="dxa"/>
+            <w:tcW w:w="4277" w:type="dxa"/>
             <w:tcBorders>
               <w:top w:val="single" w:sz="4" w:space="0" w:color="000000"/>
               <w:left w:val="single" w:sz="4" w:space="0" w:color="000000"/>
@@ -8744,7 +8744,7 @@
         </w:tc>
         <w:tc>
           <w:tcPr>
-            <w:tcW w:w="2498" w:type="dxa"/>
+            <w:tcW w:w="2497" w:type="dxa"/>
             <w:tcBorders>
               <w:left w:val="single" w:sz="4" w:space="0" w:color="000000"/>
               <w:bottom w:val="single" w:sz="4" w:space="0" w:color="000000"/>
@@ -8768,7 +8768,7 @@
         </w:tc>
         <w:tc>
           <w:tcPr>
-            <w:tcW w:w="4276" w:type="dxa"/>
+            <w:tcW w:w="4277" w:type="dxa"/>
             <w:tcBorders>
               <w:left w:val="single" w:sz="4" w:space="0" w:color="000000"/>
               <w:bottom w:val="single" w:sz="4" w:space="0" w:color="000000"/>
@@ -8874,7 +8874,7 @@
         </w:tc>
         <w:tc>
           <w:tcPr>
-            <w:tcW w:w="2498" w:type="dxa"/>
+            <w:tcW w:w="2497" w:type="dxa"/>
             <w:tcBorders>
               <w:left w:val="single" w:sz="4" w:space="0" w:color="000000"/>
               <w:bottom w:val="single" w:sz="4" w:space="0" w:color="000000"/>
@@ -8898,7 +8898,7 @@
         </w:tc>
         <w:tc>
           <w:tcPr>
-            <w:tcW w:w="4276" w:type="dxa"/>
+            <w:tcW w:w="4277" w:type="dxa"/>
             <w:tcBorders>
               <w:left w:val="single" w:sz="4" w:space="0" w:color="000000"/>
               <w:bottom w:val="single" w:sz="4" w:space="0" w:color="000000"/>
@@ -9004,7 +9004,7 @@
         </w:tc>
         <w:tc>
           <w:tcPr>
-            <w:tcW w:w="2498" w:type="dxa"/>
+            <w:tcW w:w="2497" w:type="dxa"/>
             <w:tcBorders>
               <w:left w:val="single" w:sz="4" w:space="0" w:color="000000"/>
               <w:bottom w:val="single" w:sz="4" w:space="0" w:color="000000"/>
@@ -9028,7 +9028,7 @@
         </w:tc>
         <w:tc>
           <w:tcPr>
-            <w:tcW w:w="4276" w:type="dxa"/>
+            <w:tcW w:w="4277" w:type="dxa"/>
             <w:tcBorders>
               <w:left w:val="single" w:sz="4" w:space="0" w:color="000000"/>
               <w:bottom w:val="single" w:sz="4" w:space="0" w:color="000000"/>
@@ -9134,7 +9134,7 @@
         </w:tc>
         <w:tc>
           <w:tcPr>
-            <w:tcW w:w="2498" w:type="dxa"/>
+            <w:tcW w:w="2497" w:type="dxa"/>
             <w:tcBorders>
               <w:left w:val="single" w:sz="4" w:space="0" w:color="000000"/>
               <w:bottom w:val="single" w:sz="4" w:space="0" w:color="000000"/>
@@ -9158,7 +9158,7 @@
         </w:tc>
         <w:tc>
           <w:tcPr>
-            <w:tcW w:w="4276" w:type="dxa"/>
+            <w:tcW w:w="4277" w:type="dxa"/>
             <w:tcBorders>
               <w:left w:val="single" w:sz="4" w:space="0" w:color="000000"/>
               <w:bottom w:val="single" w:sz="4" w:space="0" w:color="000000"/>
@@ -9264,7 +9264,7 @@
         </w:tc>
         <w:tc>
           <w:tcPr>
-            <w:tcW w:w="2498" w:type="dxa"/>
+            <w:tcW w:w="2497" w:type="dxa"/>
             <w:tcBorders>
               <w:left w:val="single" w:sz="4" w:space="0" w:color="000000"/>
               <w:bottom w:val="single" w:sz="4" w:space="0" w:color="000000"/>
@@ -9288,7 +9288,7 @@
         </w:tc>
         <w:tc>
           <w:tcPr>
-            <w:tcW w:w="4276" w:type="dxa"/>
+            <w:tcW w:w="4277" w:type="dxa"/>
             <w:tcBorders>
               <w:left w:val="single" w:sz="4" w:space="0" w:color="000000"/>
               <w:bottom w:val="single" w:sz="4" w:space="0" w:color="000000"/>
@@ -9394,7 +9394,7 @@
         </w:tc>
         <w:tc>
           <w:tcPr>
-            <w:tcW w:w="2498" w:type="dxa"/>
+            <w:tcW w:w="2497" w:type="dxa"/>
             <w:tcBorders>
               <w:left w:val="single" w:sz="4" w:space="0" w:color="000000"/>
               <w:bottom w:val="single" w:sz="4" w:space="0" w:color="000000"/>
@@ -9418,7 +9418,7 @@
         </w:tc>
         <w:tc>
           <w:tcPr>
-            <w:tcW w:w="4276" w:type="dxa"/>
+            <w:tcW w:w="4277" w:type="dxa"/>
             <w:tcBorders>
               <w:left w:val="single" w:sz="4" w:space="0" w:color="000000"/>
               <w:bottom w:val="single" w:sz="4" w:space="0" w:color="000000"/>
@@ -9524,7 +9524,7 @@
         </w:tc>
         <w:tc>
           <w:tcPr>
-            <w:tcW w:w="2498" w:type="dxa"/>
+            <w:tcW w:w="2497" w:type="dxa"/>
             <w:tcBorders>
               <w:left w:val="single" w:sz="4" w:space="0" w:color="000000"/>
               <w:bottom w:val="single" w:sz="4" w:space="0" w:color="000000"/>
@@ -9548,7 +9548,7 @@
         </w:tc>
         <w:tc>
           <w:tcPr>
-            <w:tcW w:w="4276" w:type="dxa"/>
+            <w:tcW w:w="4277" w:type="dxa"/>
             <w:tcBorders>
               <w:left w:val="single" w:sz="4" w:space="0" w:color="000000"/>
               <w:bottom w:val="single" w:sz="4" w:space="0" w:color="000000"/>
@@ -9654,7 +9654,7 @@
         </w:tc>
         <w:tc>
           <w:tcPr>
-            <w:tcW w:w="2498" w:type="dxa"/>
+            <w:tcW w:w="2497" w:type="dxa"/>
             <w:tcBorders>
               <w:left w:val="single" w:sz="4" w:space="0" w:color="000000"/>
               <w:bottom w:val="single" w:sz="4" w:space="0" w:color="000000"/>
@@ -9678,7 +9678,7 @@
         </w:tc>
         <w:tc>
           <w:tcPr>
-            <w:tcW w:w="4276" w:type="dxa"/>
+            <w:tcW w:w="4277" w:type="dxa"/>
             <w:tcBorders>
               <w:left w:val="single" w:sz="4" w:space="0" w:color="000000"/>
               <w:bottom w:val="single" w:sz="4" w:space="0" w:color="000000"/>
@@ -9783,8 +9783,8 @@
         <w:gridCol w:w="952"/>
         <w:gridCol w:w="821"/>
         <w:gridCol w:w="1425"/>
-        <w:gridCol w:w="2498"/>
-        <w:gridCol w:w="4276"/>
+        <w:gridCol w:w="2497"/>
+        <w:gridCol w:w="4277"/>
       </w:tblGrid>
       <w:tr>
         <w:trPr/>
@@ -9895,7 +9895,7 @@
         </w:tc>
         <w:tc>
           <w:tcPr>
-            <w:tcW w:w="2498" w:type="dxa"/>
+            <w:tcW w:w="2497" w:type="dxa"/>
             <w:tcBorders>
               <w:top w:val="single" w:sz="4" w:space="0" w:color="000000"/>
               <w:left w:val="single" w:sz="4" w:space="0" w:color="000000"/>
@@ -9930,7 +9930,7 @@
         </w:tc>
         <w:tc>
           <w:tcPr>
-            <w:tcW w:w="4276" w:type="dxa"/>
+            <w:tcW w:w="4277" w:type="dxa"/>
             <w:tcBorders>
               <w:top w:val="single" w:sz="4" w:space="0" w:color="000000"/>
               <w:left w:val="single" w:sz="4" w:space="0" w:color="000000"/>
@@ -10071,7 +10071,7 @@
         </w:tc>
         <w:tc>
           <w:tcPr>
-            <w:tcW w:w="2498" w:type="dxa"/>
+            <w:tcW w:w="2497" w:type="dxa"/>
             <w:tcBorders>
               <w:left w:val="single" w:sz="4" w:space="0" w:color="000000"/>
               <w:bottom w:val="single" w:sz="4" w:space="0" w:color="000000"/>
@@ -10105,7 +10105,7 @@
         </w:tc>
         <w:tc>
           <w:tcPr>
-            <w:tcW w:w="4276" w:type="dxa"/>
+            <w:tcW w:w="4277" w:type="dxa"/>
             <w:tcBorders>
               <w:left w:val="single" w:sz="4" w:space="0" w:color="000000"/>
               <w:bottom w:val="single" w:sz="4" w:space="0" w:color="000000"/>
@@ -10249,7 +10249,7 @@
         </w:tc>
         <w:tc>
           <w:tcPr>
-            <w:tcW w:w="2498" w:type="dxa"/>
+            <w:tcW w:w="2497" w:type="dxa"/>
             <w:tcBorders>
               <w:left w:val="single" w:sz="4" w:space="0" w:color="000000"/>
               <w:bottom w:val="single" w:sz="4" w:space="0" w:color="000000"/>
@@ -10283,7 +10283,7 @@
         </w:tc>
         <w:tc>
           <w:tcPr>
-            <w:tcW w:w="4276" w:type="dxa"/>
+            <w:tcW w:w="4277" w:type="dxa"/>
             <w:tcBorders>
               <w:left w:val="single" w:sz="4" w:space="0" w:color="000000"/>
               <w:bottom w:val="single" w:sz="4" w:space="0" w:color="000000"/>
@@ -10427,7 +10427,7 @@
         </w:tc>
         <w:tc>
           <w:tcPr>
-            <w:tcW w:w="2498" w:type="dxa"/>
+            <w:tcW w:w="2497" w:type="dxa"/>
             <w:tcBorders>
               <w:left w:val="single" w:sz="4" w:space="0" w:color="000000"/>
               <w:bottom w:val="single" w:sz="4" w:space="0" w:color="000000"/>
@@ -10461,7 +10461,7 @@
         </w:tc>
         <w:tc>
           <w:tcPr>
-            <w:tcW w:w="4276" w:type="dxa"/>
+            <w:tcW w:w="4277" w:type="dxa"/>
             <w:tcBorders>
               <w:left w:val="single" w:sz="4" w:space="0" w:color="000000"/>
               <w:bottom w:val="single" w:sz="4" w:space="0" w:color="000000"/>
@@ -10605,7 +10605,7 @@
         </w:tc>
         <w:tc>
           <w:tcPr>
-            <w:tcW w:w="2498" w:type="dxa"/>
+            <w:tcW w:w="2497" w:type="dxa"/>
             <w:tcBorders>
               <w:left w:val="single" w:sz="4" w:space="0" w:color="000000"/>
               <w:bottom w:val="single" w:sz="4" w:space="0" w:color="000000"/>
@@ -10639,7 +10639,7 @@
         </w:tc>
         <w:tc>
           <w:tcPr>
-            <w:tcW w:w="4276" w:type="dxa"/>
+            <w:tcW w:w="4277" w:type="dxa"/>
             <w:tcBorders>
               <w:left w:val="single" w:sz="4" w:space="0" w:color="000000"/>
               <w:bottom w:val="single" w:sz="4" w:space="0" w:color="000000"/>
@@ -10783,7 +10783,7 @@
         </w:tc>
         <w:tc>
           <w:tcPr>
-            <w:tcW w:w="2498" w:type="dxa"/>
+            <w:tcW w:w="2497" w:type="dxa"/>
             <w:tcBorders>
               <w:left w:val="single" w:sz="4" w:space="0" w:color="000000"/>
               <w:bottom w:val="single" w:sz="4" w:space="0" w:color="000000"/>
@@ -10817,7 +10817,7 @@
         </w:tc>
         <w:tc>
           <w:tcPr>
-            <w:tcW w:w="4276" w:type="dxa"/>
+            <w:tcW w:w="4277" w:type="dxa"/>
             <w:tcBorders>
               <w:left w:val="single" w:sz="4" w:space="0" w:color="000000"/>
               <w:bottom w:val="single" w:sz="4" w:space="0" w:color="000000"/>
@@ -10961,7 +10961,7 @@
         </w:tc>
         <w:tc>
           <w:tcPr>
-            <w:tcW w:w="2498" w:type="dxa"/>
+            <w:tcW w:w="2497" w:type="dxa"/>
             <w:tcBorders>
               <w:left w:val="single" w:sz="4" w:space="0" w:color="000000"/>
               <w:bottom w:val="single" w:sz="4" w:space="0" w:color="000000"/>
@@ -10995,7 +10995,7 @@
         </w:tc>
         <w:tc>
           <w:tcPr>
-            <w:tcW w:w="4276" w:type="dxa"/>
+            <w:tcW w:w="4277" w:type="dxa"/>
             <w:tcBorders>
               <w:left w:val="single" w:sz="4" w:space="0" w:color="000000"/>
               <w:bottom w:val="single" w:sz="4" w:space="0" w:color="000000"/>
@@ -11028,7 +11028,7 @@
                 <w:szCs w:val="16"/>
                 <w:lang w:val="en-US" w:eastAsia="zh-CN" w:bidi="hi-IN"/>
               </w:rPr>
-              <w:t xml:space="preserve">A request for a menu with the specified keyword. </w:t>
+              <w:t>A request for a menu with the specified keyword.</w:t>
             </w:r>
           </w:p>
         </w:tc>
@@ -11139,7 +11139,7 @@
         </w:tc>
         <w:tc>
           <w:tcPr>
-            <w:tcW w:w="2498" w:type="dxa"/>
+            <w:tcW w:w="2497" w:type="dxa"/>
             <w:tcBorders>
               <w:left w:val="single" w:sz="4" w:space="0" w:color="000000"/>
               <w:bottom w:val="single" w:sz="4" w:space="0" w:color="000000"/>
@@ -11173,7 +11173,7 @@
         </w:tc>
         <w:tc>
           <w:tcPr>
-            <w:tcW w:w="4276" w:type="dxa"/>
+            <w:tcW w:w="4277" w:type="dxa"/>
             <w:tcBorders>
               <w:left w:val="single" w:sz="4" w:space="0" w:color="000000"/>
               <w:bottom w:val="single" w:sz="4" w:space="0" w:color="000000"/>
@@ -11317,7 +11317,7 @@
         </w:tc>
         <w:tc>
           <w:tcPr>
-            <w:tcW w:w="2498" w:type="dxa"/>
+            <w:tcW w:w="2497" w:type="dxa"/>
             <w:tcBorders>
               <w:left w:val="single" w:sz="4" w:space="0" w:color="000000"/>
               <w:bottom w:val="single" w:sz="4" w:space="0" w:color="000000"/>
@@ -11351,7 +11351,7 @@
         </w:tc>
         <w:tc>
           <w:tcPr>
-            <w:tcW w:w="4276" w:type="dxa"/>
+            <w:tcW w:w="4277" w:type="dxa"/>
             <w:tcBorders>
               <w:left w:val="single" w:sz="4" w:space="0" w:color="000000"/>
               <w:bottom w:val="single" w:sz="4" w:space="0" w:color="000000"/>
@@ -11495,7 +11495,7 @@
         </w:tc>
         <w:tc>
           <w:tcPr>
-            <w:tcW w:w="2498" w:type="dxa"/>
+            <w:tcW w:w="2497" w:type="dxa"/>
             <w:tcBorders>
               <w:left w:val="single" w:sz="4" w:space="0" w:color="000000"/>
               <w:bottom w:val="single" w:sz="4" w:space="0" w:color="000000"/>
@@ -11529,7 +11529,7 @@
         </w:tc>
         <w:tc>
           <w:tcPr>
-            <w:tcW w:w="4276" w:type="dxa"/>
+            <w:tcW w:w="4277" w:type="dxa"/>
             <w:tcBorders>
               <w:left w:val="single" w:sz="4" w:space="0" w:color="000000"/>
               <w:bottom w:val="single" w:sz="4" w:space="0" w:color="000000"/>
@@ -11673,7 +11673,7 @@
         </w:tc>
         <w:tc>
           <w:tcPr>
-            <w:tcW w:w="2498" w:type="dxa"/>
+            <w:tcW w:w="2497" w:type="dxa"/>
             <w:tcBorders>
               <w:left w:val="single" w:sz="4" w:space="0" w:color="000000"/>
               <w:bottom w:val="single" w:sz="4" w:space="0" w:color="000000"/>
@@ -11702,7 +11702,7 @@
         </w:tc>
         <w:tc>
           <w:tcPr>
-            <w:tcW w:w="4276" w:type="dxa"/>
+            <w:tcW w:w="4277" w:type="dxa"/>
             <w:tcBorders>
               <w:left w:val="single" w:sz="4" w:space="0" w:color="000000"/>
               <w:bottom w:val="single" w:sz="4" w:space="0" w:color="000000"/>
@@ -11846,7 +11846,7 @@
         </w:tc>
         <w:tc>
           <w:tcPr>
-            <w:tcW w:w="2498" w:type="dxa"/>
+            <w:tcW w:w="2497" w:type="dxa"/>
             <w:tcBorders>
               <w:left w:val="single" w:sz="4" w:space="0" w:color="000000"/>
               <w:bottom w:val="single" w:sz="4" w:space="0" w:color="000000"/>
@@ -11874,7 +11874,7 @@
         </w:tc>
         <w:tc>
           <w:tcPr>
-            <w:tcW w:w="4276" w:type="dxa"/>
+            <w:tcW w:w="4277" w:type="dxa"/>
             <w:tcBorders>
               <w:left w:val="single" w:sz="4" w:space="0" w:color="000000"/>
               <w:bottom w:val="single" w:sz="4" w:space="0" w:color="000000"/>
@@ -12018,7 +12018,7 @@
         </w:tc>
         <w:tc>
           <w:tcPr>
-            <w:tcW w:w="2498" w:type="dxa"/>
+            <w:tcW w:w="2497" w:type="dxa"/>
             <w:tcBorders>
               <w:left w:val="single" w:sz="4" w:space="0" w:color="000000"/>
               <w:bottom w:val="single" w:sz="4" w:space="0" w:color="000000"/>
@@ -12050,7 +12050,7 @@
         </w:tc>
         <w:tc>
           <w:tcPr>
-            <w:tcW w:w="4276" w:type="dxa"/>
+            <w:tcW w:w="4277" w:type="dxa"/>
             <w:tcBorders>
               <w:left w:val="single" w:sz="4" w:space="0" w:color="000000"/>
               <w:bottom w:val="single" w:sz="4" w:space="0" w:color="000000"/>
@@ -12194,7 +12194,7 @@
         </w:tc>
         <w:tc>
           <w:tcPr>
-            <w:tcW w:w="2498" w:type="dxa"/>
+            <w:tcW w:w="2497" w:type="dxa"/>
             <w:tcBorders>
               <w:left w:val="single" w:sz="4" w:space="0" w:color="000000"/>
               <w:bottom w:val="single" w:sz="4" w:space="0" w:color="000000"/>
@@ -12226,7 +12226,7 @@
         </w:tc>
         <w:tc>
           <w:tcPr>
-            <w:tcW w:w="4276" w:type="dxa"/>
+            <w:tcW w:w="4277" w:type="dxa"/>
             <w:tcBorders>
               <w:left w:val="single" w:sz="4" w:space="0" w:color="000000"/>
               <w:bottom w:val="single" w:sz="4" w:space="0" w:color="000000"/>
@@ -12370,7 +12370,7 @@
         </w:tc>
         <w:tc>
           <w:tcPr>
-            <w:tcW w:w="2498" w:type="dxa"/>
+            <w:tcW w:w="2497" w:type="dxa"/>
             <w:tcBorders>
               <w:left w:val="single" w:sz="4" w:space="0" w:color="000000"/>
               <w:bottom w:val="single" w:sz="4" w:space="0" w:color="000000"/>
@@ -12400,7 +12400,7 @@
         </w:tc>
         <w:tc>
           <w:tcPr>
-            <w:tcW w:w="4276" w:type="dxa"/>
+            <w:tcW w:w="4277" w:type="dxa"/>
             <w:tcBorders>
               <w:left w:val="single" w:sz="4" w:space="0" w:color="000000"/>
               <w:bottom w:val="single" w:sz="4" w:space="0" w:color="000000"/>
@@ -12544,7 +12544,7 @@
         </w:tc>
         <w:tc>
           <w:tcPr>
-            <w:tcW w:w="2498" w:type="dxa"/>
+            <w:tcW w:w="2497" w:type="dxa"/>
             <w:tcBorders>
               <w:left w:val="single" w:sz="4" w:space="0" w:color="000000"/>
               <w:bottom w:val="single" w:sz="4" w:space="0" w:color="000000"/>
@@ -12574,7 +12574,7 @@
         </w:tc>
         <w:tc>
           <w:tcPr>
-            <w:tcW w:w="4276" w:type="dxa"/>
+            <w:tcW w:w="4277" w:type="dxa"/>
             <w:tcBorders>
               <w:left w:val="single" w:sz="4" w:space="0" w:color="000000"/>
               <w:bottom w:val="single" w:sz="4" w:space="0" w:color="000000"/>
@@ -12718,7 +12718,7 @@
         </w:tc>
         <w:tc>
           <w:tcPr>
-            <w:tcW w:w="2498" w:type="dxa"/>
+            <w:tcW w:w="2497" w:type="dxa"/>
             <w:tcBorders>
               <w:left w:val="single" w:sz="4" w:space="0" w:color="000000"/>
               <w:bottom w:val="single" w:sz="4" w:space="0" w:color="000000"/>
@@ -12748,7 +12748,7 @@
         </w:tc>
         <w:tc>
           <w:tcPr>
-            <w:tcW w:w="4276" w:type="dxa"/>
+            <w:tcW w:w="4277" w:type="dxa"/>
             <w:tcBorders>
               <w:left w:val="single" w:sz="4" w:space="0" w:color="000000"/>
               <w:bottom w:val="single" w:sz="4" w:space="0" w:color="000000"/>
@@ -12892,7 +12892,7 @@
         </w:tc>
         <w:tc>
           <w:tcPr>
-            <w:tcW w:w="2498" w:type="dxa"/>
+            <w:tcW w:w="2497" w:type="dxa"/>
             <w:tcBorders>
               <w:left w:val="single" w:sz="4" w:space="0" w:color="000000"/>
               <w:bottom w:val="single" w:sz="4" w:space="0" w:color="000000"/>
@@ -12924,7 +12924,7 @@
         </w:tc>
         <w:tc>
           <w:tcPr>
-            <w:tcW w:w="4276" w:type="dxa"/>
+            <w:tcW w:w="4277" w:type="dxa"/>
             <w:tcBorders>
               <w:left w:val="single" w:sz="4" w:space="0" w:color="000000"/>
               <w:bottom w:val="single" w:sz="4" w:space="0" w:color="000000"/>
@@ -13068,7 +13068,7 @@
         </w:tc>
         <w:tc>
           <w:tcPr>
-            <w:tcW w:w="2498" w:type="dxa"/>
+            <w:tcW w:w="2497" w:type="dxa"/>
             <w:tcBorders>
               <w:left w:val="single" w:sz="4" w:space="0" w:color="000000"/>
               <w:bottom w:val="single" w:sz="4" w:space="0" w:color="000000"/>
@@ -13098,7 +13098,7 @@
         </w:tc>
         <w:tc>
           <w:tcPr>
-            <w:tcW w:w="4276" w:type="dxa"/>
+            <w:tcW w:w="4277" w:type="dxa"/>
             <w:tcBorders>
               <w:left w:val="single" w:sz="4" w:space="0" w:color="000000"/>
               <w:bottom w:val="single" w:sz="4" w:space="0" w:color="000000"/>
@@ -13242,7 +13242,7 @@
         </w:tc>
         <w:tc>
           <w:tcPr>
-            <w:tcW w:w="2498" w:type="dxa"/>
+            <w:tcW w:w="2497" w:type="dxa"/>
             <w:tcBorders>
               <w:left w:val="single" w:sz="4" w:space="0" w:color="000000"/>
               <w:bottom w:val="single" w:sz="4" w:space="0" w:color="000000"/>
@@ -13272,7 +13272,7 @@
         </w:tc>
         <w:tc>
           <w:tcPr>
-            <w:tcW w:w="4276" w:type="dxa"/>
+            <w:tcW w:w="4277" w:type="dxa"/>
             <w:tcBorders>
               <w:left w:val="single" w:sz="4" w:space="0" w:color="000000"/>
               <w:bottom w:val="single" w:sz="4" w:space="0" w:color="000000"/>
@@ -13355,8 +13355,8 @@
         <w:gridCol w:w="952"/>
         <w:gridCol w:w="821"/>
         <w:gridCol w:w="1425"/>
-        <w:gridCol w:w="2498"/>
-        <w:gridCol w:w="4276"/>
+        <w:gridCol w:w="2497"/>
+        <w:gridCol w:w="4277"/>
       </w:tblGrid>
       <w:tr>
         <w:trPr/>
@@ -13467,7 +13467,7 @@
         </w:tc>
         <w:tc>
           <w:tcPr>
-            <w:tcW w:w="2498" w:type="dxa"/>
+            <w:tcW w:w="2497" w:type="dxa"/>
             <w:tcBorders>
               <w:top w:val="single" w:sz="4" w:space="0" w:color="000000"/>
               <w:left w:val="single" w:sz="4" w:space="0" w:color="000000"/>
@@ -13502,7 +13502,7 @@
         </w:tc>
         <w:tc>
           <w:tcPr>
-            <w:tcW w:w="4276" w:type="dxa"/>
+            <w:tcW w:w="4277" w:type="dxa"/>
             <w:tcBorders>
               <w:top w:val="single" w:sz="4" w:space="0" w:color="000000"/>
               <w:left w:val="single" w:sz="4" w:space="0" w:color="000000"/>
@@ -13643,7 +13643,7 @@
         </w:tc>
         <w:tc>
           <w:tcPr>
-            <w:tcW w:w="2498" w:type="dxa"/>
+            <w:tcW w:w="2497" w:type="dxa"/>
             <w:tcBorders>
               <w:left w:val="single" w:sz="4" w:space="0" w:color="000000"/>
               <w:bottom w:val="single" w:sz="4" w:space="0" w:color="000000"/>
@@ -13677,7 +13677,7 @@
         </w:tc>
         <w:tc>
           <w:tcPr>
-            <w:tcW w:w="4276" w:type="dxa"/>
+            <w:tcW w:w="4277" w:type="dxa"/>
             <w:tcBorders>
               <w:left w:val="single" w:sz="4" w:space="0" w:color="000000"/>
               <w:bottom w:val="single" w:sz="4" w:space="0" w:color="000000"/>
@@ -14343,8 +14343,8 @@
         <w:gridCol w:w="952"/>
         <w:gridCol w:w="821"/>
         <w:gridCol w:w="1425"/>
-        <w:gridCol w:w="2498"/>
-        <w:gridCol w:w="4276"/>
+        <w:gridCol w:w="2497"/>
+        <w:gridCol w:w="4277"/>
       </w:tblGrid>
       <w:tr>
         <w:trPr/>
@@ -14455,7 +14455,7 @@
         </w:tc>
         <w:tc>
           <w:tcPr>
-            <w:tcW w:w="2498" w:type="dxa"/>
+            <w:tcW w:w="2497" w:type="dxa"/>
             <w:tcBorders>
               <w:top w:val="single" w:sz="4" w:space="0" w:color="000000"/>
               <w:left w:val="single" w:sz="4" w:space="0" w:color="000000"/>
@@ -14490,7 +14490,7 @@
         </w:tc>
         <w:tc>
           <w:tcPr>
-            <w:tcW w:w="4276" w:type="dxa"/>
+            <w:tcW w:w="4277" w:type="dxa"/>
             <w:tcBorders>
               <w:top w:val="single" w:sz="4" w:space="0" w:color="000000"/>
               <w:left w:val="single" w:sz="4" w:space="0" w:color="000000"/>
@@ -14631,7 +14631,7 @@
         </w:tc>
         <w:tc>
           <w:tcPr>
-            <w:tcW w:w="2498" w:type="dxa"/>
+            <w:tcW w:w="2497" w:type="dxa"/>
             <w:tcBorders>
               <w:left w:val="single" w:sz="4" w:space="0" w:color="000000"/>
               <w:bottom w:val="single" w:sz="4" w:space="0" w:color="000000"/>
@@ -14665,7 +14665,7 @@
         </w:tc>
         <w:tc>
           <w:tcPr>
-            <w:tcW w:w="4276" w:type="dxa"/>
+            <w:tcW w:w="4277" w:type="dxa"/>
             <w:tcBorders>
               <w:left w:val="single" w:sz="4" w:space="0" w:color="000000"/>
               <w:bottom w:val="single" w:sz="4" w:space="0" w:color="000000"/>
@@ -16041,7 +16041,7 @@
         </w:tc>
         <w:tc>
           <w:tcPr>
-            <w:tcW w:w="2498" w:type="dxa"/>
+            <w:tcW w:w="2497" w:type="dxa"/>
             <w:tcBorders>
               <w:left w:val="single" w:sz="4" w:space="0" w:color="000000"/>
               <w:bottom w:val="single" w:sz="4" w:space="0" w:color="000000"/>
@@ -16075,7 +16075,7 @@
         </w:tc>
         <w:tc>
           <w:tcPr>
-            <w:tcW w:w="4276" w:type="dxa"/>
+            <w:tcW w:w="4277" w:type="dxa"/>
             <w:tcBorders>
               <w:left w:val="single" w:sz="4" w:space="0" w:color="000000"/>
               <w:bottom w:val="single" w:sz="4" w:space="0" w:color="000000"/>
@@ -16219,7 +16219,7 @@
         </w:tc>
         <w:tc>
           <w:tcPr>
-            <w:tcW w:w="2498" w:type="dxa"/>
+            <w:tcW w:w="2497" w:type="dxa"/>
             <w:tcBorders>
               <w:left w:val="single" w:sz="4" w:space="0" w:color="000000"/>
               <w:bottom w:val="single" w:sz="4" w:space="0" w:color="000000"/>
@@ -16253,7 +16253,7 @@
         </w:tc>
         <w:tc>
           <w:tcPr>
-            <w:tcW w:w="4276" w:type="dxa"/>
+            <w:tcW w:w="4277" w:type="dxa"/>
             <w:tcBorders>
               <w:left w:val="single" w:sz="4" w:space="0" w:color="000000"/>
               <w:bottom w:val="single" w:sz="4" w:space="0" w:color="000000"/>
@@ -16397,7 +16397,7 @@
         </w:tc>
         <w:tc>
           <w:tcPr>
-            <w:tcW w:w="2498" w:type="dxa"/>
+            <w:tcW w:w="2497" w:type="dxa"/>
             <w:tcBorders>
               <w:left w:val="single" w:sz="4" w:space="0" w:color="000000"/>
               <w:bottom w:val="single" w:sz="4" w:space="0" w:color="000000"/>
@@ -16431,7 +16431,7 @@
         </w:tc>
         <w:tc>
           <w:tcPr>
-            <w:tcW w:w="4276" w:type="dxa"/>
+            <w:tcW w:w="4277" w:type="dxa"/>
             <w:tcBorders>
               <w:left w:val="single" w:sz="4" w:space="0" w:color="000000"/>
               <w:bottom w:val="single" w:sz="4" w:space="0" w:color="000000"/>
@@ -16575,7 +16575,7 @@
         </w:tc>
         <w:tc>
           <w:tcPr>
-            <w:tcW w:w="2498" w:type="dxa"/>
+            <w:tcW w:w="2497" w:type="dxa"/>
             <w:tcBorders>
               <w:left w:val="single" w:sz="4" w:space="0" w:color="000000"/>
               <w:bottom w:val="single" w:sz="4" w:space="0" w:color="000000"/>
@@ -16609,7 +16609,7 @@
         </w:tc>
         <w:tc>
           <w:tcPr>
-            <w:tcW w:w="4276" w:type="dxa"/>
+            <w:tcW w:w="4277" w:type="dxa"/>
             <w:tcBorders>
               <w:left w:val="single" w:sz="4" w:space="0" w:color="000000"/>
               <w:bottom w:val="single" w:sz="4" w:space="0" w:color="000000"/>
@@ -16753,7 +16753,7 @@
         </w:tc>
         <w:tc>
           <w:tcPr>
-            <w:tcW w:w="2498" w:type="dxa"/>
+            <w:tcW w:w="2497" w:type="dxa"/>
             <w:tcBorders>
               <w:left w:val="single" w:sz="4" w:space="0" w:color="000000"/>
               <w:bottom w:val="single" w:sz="4" w:space="0" w:color="000000"/>
@@ -16787,7 +16787,7 @@
         </w:tc>
         <w:tc>
           <w:tcPr>
-            <w:tcW w:w="4276" w:type="dxa"/>
+            <w:tcW w:w="4277" w:type="dxa"/>
             <w:tcBorders>
               <w:left w:val="single" w:sz="4" w:space="0" w:color="000000"/>
               <w:bottom w:val="single" w:sz="4" w:space="0" w:color="000000"/>
@@ -17012,7 +17012,7 @@
         </w:tc>
         <w:tc>
           <w:tcPr>
-            <w:tcW w:w="2498" w:type="dxa"/>
+            <w:tcW w:w="2497" w:type="dxa"/>
             <w:tcBorders>
               <w:left w:val="single" w:sz="4" w:space="0" w:color="000000"/>
               <w:bottom w:val="single" w:sz="4" w:space="0" w:color="000000"/>
@@ -17046,7 +17046,7 @@
         </w:tc>
         <w:tc>
           <w:tcPr>
-            <w:tcW w:w="4276" w:type="dxa"/>
+            <w:tcW w:w="4277" w:type="dxa"/>
             <w:tcBorders>
               <w:left w:val="single" w:sz="4" w:space="0" w:color="000000"/>
               <w:bottom w:val="single" w:sz="4" w:space="0" w:color="000000"/>
@@ -17190,7 +17190,7 @@
         </w:tc>
         <w:tc>
           <w:tcPr>
-            <w:tcW w:w="2498" w:type="dxa"/>
+            <w:tcW w:w="2497" w:type="dxa"/>
             <w:tcBorders>
               <w:left w:val="single" w:sz="4" w:space="0" w:color="000000"/>
               <w:bottom w:val="single" w:sz="4" w:space="0" w:color="000000"/>
@@ -17224,7 +17224,7 @@
         </w:tc>
         <w:tc>
           <w:tcPr>
-            <w:tcW w:w="4276" w:type="dxa"/>
+            <w:tcW w:w="4277" w:type="dxa"/>
             <w:tcBorders>
               <w:left w:val="single" w:sz="4" w:space="0" w:color="000000"/>
               <w:bottom w:val="single" w:sz="4" w:space="0" w:color="000000"/>
@@ -17368,7 +17368,7 @@
         </w:tc>
         <w:tc>
           <w:tcPr>
-            <w:tcW w:w="2498" w:type="dxa"/>
+            <w:tcW w:w="2497" w:type="dxa"/>
             <w:tcBorders>
               <w:left w:val="single" w:sz="4" w:space="0" w:color="000000"/>
               <w:bottom w:val="single" w:sz="4" w:space="0" w:color="000000"/>
@@ -17402,7 +17402,7 @@
         </w:tc>
         <w:tc>
           <w:tcPr>
-            <w:tcW w:w="4276" w:type="dxa"/>
+            <w:tcW w:w="4277" w:type="dxa"/>
             <w:tcBorders>
               <w:left w:val="single" w:sz="4" w:space="0" w:color="000000"/>
               <w:bottom w:val="single" w:sz="4" w:space="0" w:color="000000"/>
@@ -17534,7 +17534,7 @@
         </w:tc>
         <w:tc>
           <w:tcPr>
-            <w:tcW w:w="2498" w:type="dxa"/>
+            <w:tcW w:w="2497" w:type="dxa"/>
             <w:tcBorders>
               <w:left w:val="single" w:sz="4" w:space="0" w:color="000000"/>
               <w:bottom w:val="single" w:sz="4" w:space="0" w:color="000000"/>
@@ -17564,7 +17564,7 @@
         </w:tc>
         <w:tc>
           <w:tcPr>
-            <w:tcW w:w="4276" w:type="dxa"/>
+            <w:tcW w:w="4277" w:type="dxa"/>
             <w:tcBorders>
               <w:left w:val="single" w:sz="4" w:space="0" w:color="000000"/>
               <w:bottom w:val="single" w:sz="4" w:space="0" w:color="000000"/>
@@ -17721,7 +17721,7 @@
         </w:tc>
         <w:tc>
           <w:tcPr>
-            <w:tcW w:w="2498" w:type="dxa"/>
+            <w:tcW w:w="2497" w:type="dxa"/>
             <w:tcBorders>
               <w:left w:val="single" w:sz="4" w:space="0" w:color="000000"/>
               <w:bottom w:val="single" w:sz="4" w:space="0" w:color="000000"/>
@@ -17751,7 +17751,7 @@
         </w:tc>
         <w:tc>
           <w:tcPr>
-            <w:tcW w:w="4276" w:type="dxa"/>
+            <w:tcW w:w="4277" w:type="dxa"/>
             <w:tcBorders>
               <w:left w:val="single" w:sz="4" w:space="0" w:color="000000"/>
               <w:bottom w:val="single" w:sz="4" w:space="0" w:color="000000"/>
@@ -17908,7 +17908,7 @@
         </w:tc>
         <w:tc>
           <w:tcPr>
-            <w:tcW w:w="2498" w:type="dxa"/>
+            <w:tcW w:w="2497" w:type="dxa"/>
             <w:tcBorders>
               <w:left w:val="single" w:sz="4" w:space="0" w:color="000000"/>
               <w:bottom w:val="single" w:sz="4" w:space="0" w:color="000000"/>
@@ -17938,7 +17938,7 @@
         </w:tc>
         <w:tc>
           <w:tcPr>
-            <w:tcW w:w="4276" w:type="dxa"/>
+            <w:tcW w:w="4277" w:type="dxa"/>
             <w:tcBorders>
               <w:left w:val="single" w:sz="4" w:space="0" w:color="000000"/>
               <w:bottom w:val="single" w:sz="4" w:space="0" w:color="000000"/>
@@ -18062,7 +18062,7 @@
         </w:tc>
         <w:tc>
           <w:tcPr>
-            <w:tcW w:w="2498" w:type="dxa"/>
+            <w:tcW w:w="2497" w:type="dxa"/>
             <w:tcBorders>
               <w:left w:val="single" w:sz="4" w:space="0" w:color="000000"/>
               <w:bottom w:val="single" w:sz="4" w:space="0" w:color="000000"/>
@@ -18092,7 +18092,7 @@
         </w:tc>
         <w:tc>
           <w:tcPr>
-            <w:tcW w:w="4276" w:type="dxa"/>
+            <w:tcW w:w="4277" w:type="dxa"/>
             <w:tcBorders>
               <w:left w:val="single" w:sz="4" w:space="0" w:color="000000"/>
               <w:bottom w:val="single" w:sz="4" w:space="0" w:color="000000"/>
@@ -18216,7 +18216,7 @@
         </w:tc>
         <w:tc>
           <w:tcPr>
-            <w:tcW w:w="2498" w:type="dxa"/>
+            <w:tcW w:w="2497" w:type="dxa"/>
             <w:tcBorders>
               <w:left w:val="single" w:sz="4" w:space="0" w:color="000000"/>
               <w:bottom w:val="single" w:sz="4" w:space="0" w:color="000000"/>
@@ -18246,7 +18246,7 @@
         </w:tc>
         <w:tc>
           <w:tcPr>
-            <w:tcW w:w="4276" w:type="dxa"/>
+            <w:tcW w:w="4277" w:type="dxa"/>
             <w:tcBorders>
               <w:left w:val="single" w:sz="4" w:space="0" w:color="000000"/>
               <w:bottom w:val="single" w:sz="4" w:space="0" w:color="000000"/>
@@ -18326,10 +18326,10 @@
       </w:tblPr>
       <w:tblGrid>
         <w:gridCol w:w="952"/>
-        <w:gridCol w:w="844"/>
-        <w:gridCol w:w="1402"/>
-        <w:gridCol w:w="2498"/>
-        <w:gridCol w:w="4276"/>
+        <w:gridCol w:w="842"/>
+        <w:gridCol w:w="1404"/>
+        <w:gridCol w:w="2497"/>
+        <w:gridCol w:w="4277"/>
       </w:tblGrid>
       <w:tr>
         <w:trPr/>
@@ -18370,7 +18370,7 @@
         </w:tc>
         <w:tc>
           <w:tcPr>
-            <w:tcW w:w="844" w:type="dxa"/>
+            <w:tcW w:w="842" w:type="dxa"/>
             <w:tcBorders>
               <w:top w:val="single" w:sz="4" w:space="0" w:color="000000"/>
               <w:left w:val="single" w:sz="4" w:space="0" w:color="000000"/>
@@ -18405,7 +18405,7 @@
         </w:tc>
         <w:tc>
           <w:tcPr>
-            <w:tcW w:w="1402" w:type="dxa"/>
+            <w:tcW w:w="1404" w:type="dxa"/>
             <w:tcBorders>
               <w:top w:val="single" w:sz="4" w:space="0" w:color="000000"/>
               <w:left w:val="single" w:sz="4" w:space="0" w:color="000000"/>
@@ -18440,7 +18440,7 @@
         </w:tc>
         <w:tc>
           <w:tcPr>
-            <w:tcW w:w="2498" w:type="dxa"/>
+            <w:tcW w:w="2497" w:type="dxa"/>
             <w:tcBorders>
               <w:top w:val="single" w:sz="4" w:space="0" w:color="000000"/>
               <w:left w:val="single" w:sz="4" w:space="0" w:color="000000"/>
@@ -18475,7 +18475,7 @@
         </w:tc>
         <w:tc>
           <w:tcPr>
-            <w:tcW w:w="4276" w:type="dxa"/>
+            <w:tcW w:w="4277" w:type="dxa"/>
             <w:tcBorders>
               <w:top w:val="single" w:sz="4" w:space="0" w:color="000000"/>
               <w:left w:val="single" w:sz="4" w:space="0" w:color="000000"/>
@@ -18548,7 +18548,7 @@
         </w:tc>
         <w:tc>
           <w:tcPr>
-            <w:tcW w:w="844" w:type="dxa"/>
+            <w:tcW w:w="842" w:type="dxa"/>
             <w:tcBorders>
               <w:left w:val="single" w:sz="4" w:space="0" w:color="000000"/>
               <w:bottom w:val="single" w:sz="4" w:space="0" w:color="000000"/>
@@ -18582,7 +18582,7 @@
         </w:tc>
         <w:tc>
           <w:tcPr>
-            <w:tcW w:w="1402" w:type="dxa"/>
+            <w:tcW w:w="1404" w:type="dxa"/>
             <w:tcBorders>
               <w:left w:val="single" w:sz="4" w:space="0" w:color="000000"/>
               <w:bottom w:val="single" w:sz="4" w:space="0" w:color="000000"/>
@@ -18616,7 +18616,7 @@
         </w:tc>
         <w:tc>
           <w:tcPr>
-            <w:tcW w:w="2498" w:type="dxa"/>
+            <w:tcW w:w="2497" w:type="dxa"/>
             <w:tcBorders>
               <w:left w:val="single" w:sz="4" w:space="0" w:color="000000"/>
               <w:bottom w:val="single" w:sz="4" w:space="0" w:color="000000"/>
@@ -18650,7 +18650,7 @@
         </w:tc>
         <w:tc>
           <w:tcPr>
-            <w:tcW w:w="4276" w:type="dxa"/>
+            <w:tcW w:w="4277" w:type="dxa"/>
             <w:tcBorders>
               <w:left w:val="single" w:sz="4" w:space="0" w:color="000000"/>
               <w:bottom w:val="single" w:sz="4" w:space="0" w:color="000000"/>
@@ -18726,7 +18726,7 @@
         </w:tc>
         <w:tc>
           <w:tcPr>
-            <w:tcW w:w="844" w:type="dxa"/>
+            <w:tcW w:w="842" w:type="dxa"/>
             <w:tcBorders>
               <w:left w:val="single" w:sz="4" w:space="0" w:color="000000"/>
               <w:bottom w:val="single" w:sz="4" w:space="0" w:color="000000"/>
@@ -18760,7 +18760,7 @@
         </w:tc>
         <w:tc>
           <w:tcPr>
-            <w:tcW w:w="1402" w:type="dxa"/>
+            <w:tcW w:w="1404" w:type="dxa"/>
             <w:tcBorders>
               <w:left w:val="single" w:sz="4" w:space="0" w:color="000000"/>
               <w:bottom w:val="single" w:sz="4" w:space="0" w:color="000000"/>
@@ -18794,7 +18794,7 @@
         </w:tc>
         <w:tc>
           <w:tcPr>
-            <w:tcW w:w="2498" w:type="dxa"/>
+            <w:tcW w:w="2497" w:type="dxa"/>
             <w:tcBorders>
               <w:left w:val="single" w:sz="4" w:space="0" w:color="000000"/>
               <w:bottom w:val="single" w:sz="4" w:space="0" w:color="000000"/>
@@ -18828,7 +18828,7 @@
         </w:tc>
         <w:tc>
           <w:tcPr>
-            <w:tcW w:w="4276" w:type="dxa"/>
+            <w:tcW w:w="4277" w:type="dxa"/>
             <w:tcBorders>
               <w:left w:val="single" w:sz="4" w:space="0" w:color="000000"/>
               <w:bottom w:val="single" w:sz="4" w:space="0" w:color="000000"/>
@@ -18904,7 +18904,7 @@
         </w:tc>
         <w:tc>
           <w:tcPr>
-            <w:tcW w:w="844" w:type="dxa"/>
+            <w:tcW w:w="842" w:type="dxa"/>
             <w:tcBorders>
               <w:left w:val="single" w:sz="4" w:space="0" w:color="000000"/>
               <w:bottom w:val="single" w:sz="4" w:space="0" w:color="000000"/>
@@ -18938,7 +18938,7 @@
         </w:tc>
         <w:tc>
           <w:tcPr>
-            <w:tcW w:w="1402" w:type="dxa"/>
+            <w:tcW w:w="1404" w:type="dxa"/>
             <w:tcBorders>
               <w:left w:val="single" w:sz="4" w:space="0" w:color="000000"/>
               <w:bottom w:val="single" w:sz="4" w:space="0" w:color="000000"/>
@@ -18972,7 +18972,7 @@
         </w:tc>
         <w:tc>
           <w:tcPr>
-            <w:tcW w:w="2498" w:type="dxa"/>
+            <w:tcW w:w="2497" w:type="dxa"/>
             <w:tcBorders>
               <w:left w:val="single" w:sz="4" w:space="0" w:color="000000"/>
               <w:bottom w:val="single" w:sz="4" w:space="0" w:color="000000"/>
@@ -19006,7 +19006,7 @@
         </w:tc>
         <w:tc>
           <w:tcPr>
-            <w:tcW w:w="4276" w:type="dxa"/>
+            <w:tcW w:w="4277" w:type="dxa"/>
             <w:tcBorders>
               <w:left w:val="single" w:sz="4" w:space="0" w:color="000000"/>
               <w:bottom w:val="single" w:sz="4" w:space="0" w:color="000000"/>
@@ -19082,7 +19082,7 @@
         </w:tc>
         <w:tc>
           <w:tcPr>
-            <w:tcW w:w="844" w:type="dxa"/>
+            <w:tcW w:w="842" w:type="dxa"/>
             <w:tcBorders>
               <w:left w:val="single" w:sz="4" w:space="0" w:color="000000"/>
               <w:bottom w:val="single" w:sz="4" w:space="0" w:color="000000"/>
@@ -19116,7 +19116,7 @@
         </w:tc>
         <w:tc>
           <w:tcPr>
-            <w:tcW w:w="1402" w:type="dxa"/>
+            <w:tcW w:w="1404" w:type="dxa"/>
             <w:tcBorders>
               <w:left w:val="single" w:sz="4" w:space="0" w:color="000000"/>
               <w:bottom w:val="single" w:sz="4" w:space="0" w:color="000000"/>
@@ -19150,7 +19150,7 @@
         </w:tc>
         <w:tc>
           <w:tcPr>
-            <w:tcW w:w="2498" w:type="dxa"/>
+            <w:tcW w:w="2497" w:type="dxa"/>
             <w:tcBorders>
               <w:left w:val="single" w:sz="4" w:space="0" w:color="000000"/>
               <w:bottom w:val="single" w:sz="4" w:space="0" w:color="000000"/>
@@ -19184,7 +19184,7 @@
         </w:tc>
         <w:tc>
           <w:tcPr>
-            <w:tcW w:w="4276" w:type="dxa"/>
+            <w:tcW w:w="4277" w:type="dxa"/>
             <w:tcBorders>
               <w:left w:val="single" w:sz="4" w:space="0" w:color="000000"/>
               <w:bottom w:val="single" w:sz="4" w:space="0" w:color="000000"/>
@@ -19260,7 +19260,7 @@
         </w:tc>
         <w:tc>
           <w:tcPr>
-            <w:tcW w:w="844" w:type="dxa"/>
+            <w:tcW w:w="842" w:type="dxa"/>
             <w:tcBorders>
               <w:left w:val="single" w:sz="4" w:space="0" w:color="000000"/>
               <w:bottom w:val="single" w:sz="4" w:space="0" w:color="000000"/>
@@ -19294,7 +19294,7 @@
         </w:tc>
         <w:tc>
           <w:tcPr>
-            <w:tcW w:w="1402" w:type="dxa"/>
+            <w:tcW w:w="1404" w:type="dxa"/>
             <w:tcBorders>
               <w:left w:val="single" w:sz="4" w:space="0" w:color="000000"/>
               <w:bottom w:val="single" w:sz="4" w:space="0" w:color="000000"/>
@@ -19328,7 +19328,7 @@
         </w:tc>
         <w:tc>
           <w:tcPr>
-            <w:tcW w:w="2498" w:type="dxa"/>
+            <w:tcW w:w="2497" w:type="dxa"/>
             <w:tcBorders>
               <w:left w:val="single" w:sz="4" w:space="0" w:color="000000"/>
               <w:bottom w:val="single" w:sz="4" w:space="0" w:color="000000"/>
@@ -19362,7 +19362,7 @@
         </w:tc>
         <w:tc>
           <w:tcPr>
-            <w:tcW w:w="4276" w:type="dxa"/>
+            <w:tcW w:w="4277" w:type="dxa"/>
             <w:tcBorders>
               <w:left w:val="single" w:sz="4" w:space="0" w:color="000000"/>
               <w:bottom w:val="single" w:sz="4" w:space="0" w:color="000000"/>
@@ -19438,7 +19438,7 @@
         </w:tc>
         <w:tc>
           <w:tcPr>
-            <w:tcW w:w="844" w:type="dxa"/>
+            <w:tcW w:w="842" w:type="dxa"/>
             <w:tcBorders>
               <w:left w:val="single" w:sz="4" w:space="0" w:color="000000"/>
               <w:bottom w:val="single" w:sz="4" w:space="0" w:color="000000"/>
@@ -19472,7 +19472,7 @@
         </w:tc>
         <w:tc>
           <w:tcPr>
-            <w:tcW w:w="1402" w:type="dxa"/>
+            <w:tcW w:w="1404" w:type="dxa"/>
             <w:tcBorders>
               <w:left w:val="single" w:sz="4" w:space="0" w:color="000000"/>
               <w:bottom w:val="single" w:sz="4" w:space="0" w:color="000000"/>
@@ -19506,7 +19506,7 @@
         </w:tc>
         <w:tc>
           <w:tcPr>
-            <w:tcW w:w="2498" w:type="dxa"/>
+            <w:tcW w:w="2497" w:type="dxa"/>
             <w:tcBorders>
               <w:left w:val="single" w:sz="4" w:space="0" w:color="000000"/>
               <w:bottom w:val="single" w:sz="4" w:space="0" w:color="000000"/>
@@ -19540,7 +19540,7 @@
         </w:tc>
         <w:tc>
           <w:tcPr>
-            <w:tcW w:w="4276" w:type="dxa"/>
+            <w:tcW w:w="4277" w:type="dxa"/>
             <w:tcBorders>
               <w:left w:val="single" w:sz="4" w:space="0" w:color="000000"/>
               <w:bottom w:val="single" w:sz="4" w:space="0" w:color="000000"/>
@@ -19616,7 +19616,7 @@
         </w:tc>
         <w:tc>
           <w:tcPr>
-            <w:tcW w:w="844" w:type="dxa"/>
+            <w:tcW w:w="842" w:type="dxa"/>
             <w:tcBorders>
               <w:left w:val="single" w:sz="4" w:space="0" w:color="000000"/>
               <w:bottom w:val="single" w:sz="4" w:space="0" w:color="000000"/>
@@ -19650,7 +19650,7 @@
         </w:tc>
         <w:tc>
           <w:tcPr>
-            <w:tcW w:w="1402" w:type="dxa"/>
+            <w:tcW w:w="1404" w:type="dxa"/>
             <w:tcBorders>
               <w:left w:val="single" w:sz="4" w:space="0" w:color="000000"/>
               <w:bottom w:val="single" w:sz="4" w:space="0" w:color="000000"/>
@@ -19684,7 +19684,7 @@
         </w:tc>
         <w:tc>
           <w:tcPr>
-            <w:tcW w:w="2498" w:type="dxa"/>
+            <w:tcW w:w="2497" w:type="dxa"/>
             <w:tcBorders>
               <w:left w:val="single" w:sz="4" w:space="0" w:color="000000"/>
               <w:bottom w:val="single" w:sz="4" w:space="0" w:color="000000"/>
@@ -19718,7 +19718,7 @@
         </w:tc>
         <w:tc>
           <w:tcPr>
-            <w:tcW w:w="4276" w:type="dxa"/>
+            <w:tcW w:w="4277" w:type="dxa"/>
             <w:tcBorders>
               <w:left w:val="single" w:sz="4" w:space="0" w:color="000000"/>
               <w:bottom w:val="single" w:sz="4" w:space="0" w:color="000000"/>
@@ -19794,7 +19794,7 @@
         </w:tc>
         <w:tc>
           <w:tcPr>
-            <w:tcW w:w="844" w:type="dxa"/>
+            <w:tcW w:w="842" w:type="dxa"/>
             <w:tcBorders>
               <w:left w:val="single" w:sz="4" w:space="0" w:color="000000"/>
               <w:bottom w:val="single" w:sz="4" w:space="0" w:color="000000"/>
@@ -19828,7 +19828,7 @@
         </w:tc>
         <w:tc>
           <w:tcPr>
-            <w:tcW w:w="1402" w:type="dxa"/>
+            <w:tcW w:w="1404" w:type="dxa"/>
             <w:tcBorders>
               <w:left w:val="single" w:sz="4" w:space="0" w:color="000000"/>
               <w:bottom w:val="single" w:sz="4" w:space="0" w:color="000000"/>
@@ -19862,7 +19862,7 @@
         </w:tc>
         <w:tc>
           <w:tcPr>
-            <w:tcW w:w="2498" w:type="dxa"/>
+            <w:tcW w:w="2497" w:type="dxa"/>
             <w:tcBorders>
               <w:left w:val="single" w:sz="4" w:space="0" w:color="000000"/>
               <w:bottom w:val="single" w:sz="4" w:space="0" w:color="000000"/>
@@ -19896,7 +19896,7 @@
         </w:tc>
         <w:tc>
           <w:tcPr>
-            <w:tcW w:w="4276" w:type="dxa"/>
+            <w:tcW w:w="4277" w:type="dxa"/>
             <w:tcBorders>
               <w:left w:val="single" w:sz="4" w:space="0" w:color="000000"/>
               <w:bottom w:val="single" w:sz="4" w:space="0" w:color="000000"/>
@@ -19972,7 +19972,7 @@
         </w:tc>
         <w:tc>
           <w:tcPr>
-            <w:tcW w:w="844" w:type="dxa"/>
+            <w:tcW w:w="842" w:type="dxa"/>
             <w:tcBorders>
               <w:left w:val="single" w:sz="4" w:space="0" w:color="000000"/>
               <w:bottom w:val="single" w:sz="4" w:space="0" w:color="000000"/>
@@ -20006,7 +20006,7 @@
         </w:tc>
         <w:tc>
           <w:tcPr>
-            <w:tcW w:w="1402" w:type="dxa"/>
+            <w:tcW w:w="1404" w:type="dxa"/>
             <w:tcBorders>
               <w:left w:val="single" w:sz="4" w:space="0" w:color="000000"/>
               <w:bottom w:val="single" w:sz="4" w:space="0" w:color="000000"/>
@@ -20040,7 +20040,7 @@
         </w:tc>
         <w:tc>
           <w:tcPr>
-            <w:tcW w:w="2498" w:type="dxa"/>
+            <w:tcW w:w="2497" w:type="dxa"/>
             <w:tcBorders>
               <w:left w:val="single" w:sz="4" w:space="0" w:color="000000"/>
               <w:bottom w:val="single" w:sz="4" w:space="0" w:color="000000"/>
@@ -20074,7 +20074,7 @@
         </w:tc>
         <w:tc>
           <w:tcPr>
-            <w:tcW w:w="4276" w:type="dxa"/>
+            <w:tcW w:w="4277" w:type="dxa"/>
             <w:tcBorders>
               <w:left w:val="single" w:sz="4" w:space="0" w:color="000000"/>
               <w:bottom w:val="single" w:sz="4" w:space="0" w:color="000000"/>
@@ -20410,7 +20410,7 @@
         </w:tc>
         <w:tc>
           <w:tcPr>
-            <w:tcW w:w="844" w:type="dxa"/>
+            <w:tcW w:w="842" w:type="dxa"/>
             <w:tcBorders>
               <w:left w:val="single" w:sz="4" w:space="0" w:color="000000"/>
               <w:bottom w:val="single" w:sz="4" w:space="0" w:color="000000"/>
@@ -20444,7 +20444,7 @@
         </w:tc>
         <w:tc>
           <w:tcPr>
-            <w:tcW w:w="1402" w:type="dxa"/>
+            <w:tcW w:w="1404" w:type="dxa"/>
             <w:tcBorders>
               <w:left w:val="single" w:sz="4" w:space="0" w:color="000000"/>
               <w:bottom w:val="single" w:sz="4" w:space="0" w:color="000000"/>
@@ -20478,7 +20478,7 @@
         </w:tc>
         <w:tc>
           <w:tcPr>
-            <w:tcW w:w="2498" w:type="dxa"/>
+            <w:tcW w:w="2497" w:type="dxa"/>
             <w:tcBorders>
               <w:left w:val="single" w:sz="4" w:space="0" w:color="000000"/>
               <w:bottom w:val="single" w:sz="4" w:space="0" w:color="000000"/>
@@ -20512,7 +20512,7 @@
         </w:tc>
         <w:tc>
           <w:tcPr>
-            <w:tcW w:w="4276" w:type="dxa"/>
+            <w:tcW w:w="4277" w:type="dxa"/>
             <w:tcBorders>
               <w:left w:val="single" w:sz="4" w:space="0" w:color="000000"/>
               <w:bottom w:val="single" w:sz="4" w:space="0" w:color="000000"/>
@@ -20588,7 +20588,7 @@
         </w:tc>
         <w:tc>
           <w:tcPr>
-            <w:tcW w:w="844" w:type="dxa"/>
+            <w:tcW w:w="842" w:type="dxa"/>
             <w:tcBorders>
               <w:left w:val="single" w:sz="4" w:space="0" w:color="000000"/>
               <w:bottom w:val="single" w:sz="4" w:space="0" w:color="000000"/>
@@ -20622,7 +20622,7 @@
         </w:tc>
         <w:tc>
           <w:tcPr>
-            <w:tcW w:w="1402" w:type="dxa"/>
+            <w:tcW w:w="1404" w:type="dxa"/>
             <w:tcBorders>
               <w:left w:val="single" w:sz="4" w:space="0" w:color="000000"/>
               <w:bottom w:val="single" w:sz="4" w:space="0" w:color="000000"/>
@@ -20656,7 +20656,7 @@
         </w:tc>
         <w:tc>
           <w:tcPr>
-            <w:tcW w:w="2498" w:type="dxa"/>
+            <w:tcW w:w="2497" w:type="dxa"/>
             <w:tcBorders>
               <w:left w:val="single" w:sz="4" w:space="0" w:color="000000"/>
               <w:bottom w:val="single" w:sz="4" w:space="0" w:color="000000"/>
@@ -20690,7 +20690,7 @@
         </w:tc>
         <w:tc>
           <w:tcPr>
-            <w:tcW w:w="4276" w:type="dxa"/>
+            <w:tcW w:w="4277" w:type="dxa"/>
             <w:tcBorders>
               <w:left w:val="single" w:sz="4" w:space="0" w:color="000000"/>
               <w:bottom w:val="single" w:sz="4" w:space="0" w:color="000000"/>
@@ -20766,7 +20766,7 @@
         </w:tc>
         <w:tc>
           <w:tcPr>
-            <w:tcW w:w="844" w:type="dxa"/>
+            <w:tcW w:w="842" w:type="dxa"/>
             <w:tcBorders>
               <w:left w:val="single" w:sz="4" w:space="0" w:color="000000"/>
               <w:bottom w:val="single" w:sz="4" w:space="0" w:color="000000"/>
@@ -20800,7 +20800,7 @@
         </w:tc>
         <w:tc>
           <w:tcPr>
-            <w:tcW w:w="1402" w:type="dxa"/>
+            <w:tcW w:w="1404" w:type="dxa"/>
             <w:tcBorders>
               <w:left w:val="single" w:sz="4" w:space="0" w:color="000000"/>
               <w:bottom w:val="single" w:sz="4" w:space="0" w:color="000000"/>
@@ -20834,7 +20834,7 @@
         </w:tc>
         <w:tc>
           <w:tcPr>
-            <w:tcW w:w="2498" w:type="dxa"/>
+            <w:tcW w:w="2497" w:type="dxa"/>
             <w:tcBorders>
               <w:left w:val="single" w:sz="4" w:space="0" w:color="000000"/>
               <w:bottom w:val="single" w:sz="4" w:space="0" w:color="000000"/>
@@ -20868,7 +20868,7 @@
         </w:tc>
         <w:tc>
           <w:tcPr>
-            <w:tcW w:w="4276" w:type="dxa"/>
+            <w:tcW w:w="4277" w:type="dxa"/>
             <w:tcBorders>
               <w:left w:val="single" w:sz="4" w:space="0" w:color="000000"/>
               <w:bottom w:val="single" w:sz="4" w:space="0" w:color="000000"/>
@@ -20958,8 +20958,8 @@
         <w:gridCol w:w="952"/>
         <w:gridCol w:w="821"/>
         <w:gridCol w:w="1425"/>
-        <w:gridCol w:w="2498"/>
-        <w:gridCol w:w="4276"/>
+        <w:gridCol w:w="2497"/>
+        <w:gridCol w:w="4277"/>
       </w:tblGrid>
       <w:tr>
         <w:trPr/>
@@ -21058,7 +21058,7 @@
         </w:tc>
         <w:tc>
           <w:tcPr>
-            <w:tcW w:w="2498" w:type="dxa"/>
+            <w:tcW w:w="2497" w:type="dxa"/>
             <w:tcBorders>
               <w:top w:val="single" w:sz="4" w:space="0" w:color="000000"/>
               <w:left w:val="single" w:sz="4" w:space="0" w:color="000000"/>
@@ -21089,7 +21089,7 @@
         </w:tc>
         <w:tc>
           <w:tcPr>
-            <w:tcW w:w="4276" w:type="dxa"/>
+            <w:tcW w:w="4277" w:type="dxa"/>
             <w:tcBorders>
               <w:top w:val="single" w:sz="4" w:space="0" w:color="000000"/>
               <w:left w:val="single" w:sz="4" w:space="0" w:color="000000"/>
@@ -21184,7 +21184,7 @@
         </w:tc>
         <w:tc>
           <w:tcPr>
-            <w:tcW w:w="2498" w:type="dxa"/>
+            <w:tcW w:w="2497" w:type="dxa"/>
             <w:tcBorders>
               <w:left w:val="single" w:sz="4" w:space="0" w:color="000000"/>
               <w:bottom w:val="single" w:sz="4" w:space="0" w:color="000000"/>
@@ -21204,7 +21204,7 @@
         </w:tc>
         <w:tc>
           <w:tcPr>
-            <w:tcW w:w="4276" w:type="dxa"/>
+            <w:tcW w:w="4277" w:type="dxa"/>
             <w:tcBorders>
               <w:left w:val="single" w:sz="4" w:space="0" w:color="000000"/>
               <w:bottom w:val="single" w:sz="4" w:space="0" w:color="000000"/>
@@ -21850,7 +21850,7 @@
         </w:tc>
         <w:tc>
           <w:tcPr>
-            <w:tcW w:w="2498" w:type="dxa"/>
+            <w:tcW w:w="2497" w:type="dxa"/>
             <w:tcBorders>
               <w:left w:val="single" w:sz="4" w:space="0" w:color="000000"/>
               <w:bottom w:val="single" w:sz="4" w:space="0" w:color="000000"/>
@@ -21874,7 +21874,7 @@
         </w:tc>
         <w:tc>
           <w:tcPr>
-            <w:tcW w:w="4276" w:type="dxa"/>
+            <w:tcW w:w="4277" w:type="dxa"/>
             <w:tcBorders>
               <w:left w:val="single" w:sz="4" w:space="0" w:color="000000"/>
               <w:bottom w:val="single" w:sz="4" w:space="0" w:color="000000"/>
@@ -21980,7 +21980,7 @@
         </w:tc>
         <w:tc>
           <w:tcPr>
-            <w:tcW w:w="2498" w:type="dxa"/>
+            <w:tcW w:w="2497" w:type="dxa"/>
             <w:tcBorders>
               <w:left w:val="single" w:sz="4" w:space="0" w:color="000000"/>
               <w:bottom w:val="single" w:sz="4" w:space="0" w:color="000000"/>
@@ -22004,7 +22004,7 @@
         </w:tc>
         <w:tc>
           <w:tcPr>
-            <w:tcW w:w="4276" w:type="dxa"/>
+            <w:tcW w:w="4277" w:type="dxa"/>
             <w:tcBorders>
               <w:left w:val="single" w:sz="4" w:space="0" w:color="000000"/>
               <w:bottom w:val="single" w:sz="4" w:space="0" w:color="000000"/>
@@ -22110,7 +22110,7 @@
         </w:tc>
         <w:tc>
           <w:tcPr>
-            <w:tcW w:w="2498" w:type="dxa"/>
+            <w:tcW w:w="2497" w:type="dxa"/>
             <w:tcBorders>
               <w:left w:val="single" w:sz="4" w:space="0" w:color="000000"/>
               <w:bottom w:val="single" w:sz="4" w:space="0" w:color="000000"/>
@@ -22134,7 +22134,7 @@
         </w:tc>
         <w:tc>
           <w:tcPr>
-            <w:tcW w:w="4276" w:type="dxa"/>
+            <w:tcW w:w="4277" w:type="dxa"/>
             <w:tcBorders>
               <w:left w:val="single" w:sz="4" w:space="0" w:color="000000"/>
               <w:bottom w:val="single" w:sz="4" w:space="0" w:color="000000"/>
@@ -22240,7 +22240,7 @@
         </w:tc>
         <w:tc>
           <w:tcPr>
-            <w:tcW w:w="2498" w:type="dxa"/>
+            <w:tcW w:w="2497" w:type="dxa"/>
             <w:tcBorders>
               <w:left w:val="single" w:sz="4" w:space="0" w:color="000000"/>
               <w:bottom w:val="single" w:sz="4" w:space="0" w:color="000000"/>
@@ -22264,7 +22264,7 @@
         </w:tc>
         <w:tc>
           <w:tcPr>
-            <w:tcW w:w="4276" w:type="dxa"/>
+            <w:tcW w:w="4277" w:type="dxa"/>
             <w:tcBorders>
               <w:left w:val="single" w:sz="4" w:space="0" w:color="000000"/>
               <w:bottom w:val="single" w:sz="4" w:space="0" w:color="000000"/>
@@ -22370,7 +22370,7 @@
         </w:tc>
         <w:tc>
           <w:tcPr>
-            <w:tcW w:w="2498" w:type="dxa"/>
+            <w:tcW w:w="2497" w:type="dxa"/>
             <w:tcBorders>
               <w:left w:val="single" w:sz="4" w:space="0" w:color="000000"/>
               <w:bottom w:val="single" w:sz="4" w:space="0" w:color="000000"/>
@@ -22394,7 +22394,7 @@
         </w:tc>
         <w:tc>
           <w:tcPr>
-            <w:tcW w:w="4276" w:type="dxa"/>
+            <w:tcW w:w="4277" w:type="dxa"/>
             <w:tcBorders>
               <w:left w:val="single" w:sz="4" w:space="0" w:color="000000"/>
               <w:bottom w:val="single" w:sz="4" w:space="0" w:color="000000"/>
@@ -22500,7 +22500,7 @@
         </w:tc>
         <w:tc>
           <w:tcPr>
-            <w:tcW w:w="2498" w:type="dxa"/>
+            <w:tcW w:w="2497" w:type="dxa"/>
             <w:tcBorders>
               <w:left w:val="single" w:sz="4" w:space="0" w:color="000000"/>
               <w:bottom w:val="single" w:sz="4" w:space="0" w:color="000000"/>
@@ -22524,7 +22524,7 @@
         </w:tc>
         <w:tc>
           <w:tcPr>
-            <w:tcW w:w="4276" w:type="dxa"/>
+            <w:tcW w:w="4277" w:type="dxa"/>
             <w:tcBorders>
               <w:left w:val="single" w:sz="4" w:space="0" w:color="000000"/>
               <w:bottom w:val="single" w:sz="4" w:space="0" w:color="000000"/>
@@ -22630,7 +22630,7 @@
         </w:tc>
         <w:tc>
           <w:tcPr>
-            <w:tcW w:w="2498" w:type="dxa"/>
+            <w:tcW w:w="2497" w:type="dxa"/>
             <w:tcBorders>
               <w:left w:val="single" w:sz="4" w:space="0" w:color="000000"/>
               <w:bottom w:val="single" w:sz="4" w:space="0" w:color="000000"/>
@@ -22654,7 +22654,7 @@
         </w:tc>
         <w:tc>
           <w:tcPr>
-            <w:tcW w:w="4276" w:type="dxa"/>
+            <w:tcW w:w="4277" w:type="dxa"/>
             <w:tcBorders>
               <w:left w:val="single" w:sz="4" w:space="0" w:color="000000"/>
               <w:bottom w:val="single" w:sz="4" w:space="0" w:color="000000"/>
@@ -22760,7 +22760,7 @@
         </w:tc>
         <w:tc>
           <w:tcPr>
-            <w:tcW w:w="2498" w:type="dxa"/>
+            <w:tcW w:w="2497" w:type="dxa"/>
             <w:tcBorders>
               <w:left w:val="single" w:sz="4" w:space="0" w:color="000000"/>
               <w:bottom w:val="single" w:sz="4" w:space="0" w:color="000000"/>
@@ -22784,7 +22784,7 @@
         </w:tc>
         <w:tc>
           <w:tcPr>
-            <w:tcW w:w="4276" w:type="dxa"/>
+            <w:tcW w:w="4277" w:type="dxa"/>
             <w:tcBorders>
               <w:left w:val="single" w:sz="4" w:space="0" w:color="000000"/>
               <w:bottom w:val="single" w:sz="4" w:space="0" w:color="000000"/>
@@ -22864,10 +22864,10 @@
       </w:tblPr>
       <w:tblGrid>
         <w:gridCol w:w="952"/>
-        <w:gridCol w:w="844"/>
-        <w:gridCol w:w="1402"/>
-        <w:gridCol w:w="2498"/>
-        <w:gridCol w:w="4276"/>
+        <w:gridCol w:w="842"/>
+        <w:gridCol w:w="1404"/>
+        <w:gridCol w:w="2497"/>
+        <w:gridCol w:w="4277"/>
       </w:tblGrid>
       <w:tr>
         <w:trPr/>
@@ -22908,7 +22908,7 @@
         </w:tc>
         <w:tc>
           <w:tcPr>
-            <w:tcW w:w="844" w:type="dxa"/>
+            <w:tcW w:w="842" w:type="dxa"/>
             <w:tcBorders>
               <w:top w:val="single" w:sz="4" w:space="0" w:color="000000"/>
               <w:left w:val="single" w:sz="4" w:space="0" w:color="000000"/>
@@ -22943,7 +22943,7 @@
         </w:tc>
         <w:tc>
           <w:tcPr>
-            <w:tcW w:w="1402" w:type="dxa"/>
+            <w:tcW w:w="1404" w:type="dxa"/>
             <w:tcBorders>
               <w:top w:val="single" w:sz="4" w:space="0" w:color="000000"/>
               <w:left w:val="single" w:sz="4" w:space="0" w:color="000000"/>
@@ -22978,7 +22978,7 @@
         </w:tc>
         <w:tc>
           <w:tcPr>
-            <w:tcW w:w="2498" w:type="dxa"/>
+            <w:tcW w:w="2497" w:type="dxa"/>
             <w:tcBorders>
               <w:top w:val="single" w:sz="4" w:space="0" w:color="000000"/>
               <w:left w:val="single" w:sz="4" w:space="0" w:color="000000"/>
@@ -23013,7 +23013,7 @@
         </w:tc>
         <w:tc>
           <w:tcPr>
-            <w:tcW w:w="4276" w:type="dxa"/>
+            <w:tcW w:w="4277" w:type="dxa"/>
             <w:tcBorders>
               <w:top w:val="single" w:sz="4" w:space="0" w:color="000000"/>
               <w:left w:val="single" w:sz="4" w:space="0" w:color="000000"/>
@@ -23076,7 +23076,7 @@
         </w:tc>
         <w:tc>
           <w:tcPr>
-            <w:tcW w:w="844" w:type="dxa"/>
+            <w:tcW w:w="842" w:type="dxa"/>
             <w:tcBorders>
               <w:left w:val="single" w:sz="4" w:space="0" w:color="000000"/>
               <w:bottom w:val="single" w:sz="4" w:space="0" w:color="000000"/>
@@ -23100,7 +23100,7 @@
         </w:tc>
         <w:tc>
           <w:tcPr>
-            <w:tcW w:w="1402" w:type="dxa"/>
+            <w:tcW w:w="1404" w:type="dxa"/>
             <w:tcBorders>
               <w:left w:val="single" w:sz="4" w:space="0" w:color="000000"/>
               <w:bottom w:val="single" w:sz="4" w:space="0" w:color="000000"/>
@@ -23124,7 +23124,7 @@
         </w:tc>
         <w:tc>
           <w:tcPr>
-            <w:tcW w:w="2498" w:type="dxa"/>
+            <w:tcW w:w="2497" w:type="dxa"/>
             <w:tcBorders>
               <w:left w:val="single" w:sz="4" w:space="0" w:color="000000"/>
               <w:bottom w:val="single" w:sz="4" w:space="0" w:color="000000"/>
@@ -23148,7 +23148,7 @@
         </w:tc>
         <w:tc>
           <w:tcPr>
-            <w:tcW w:w="4276" w:type="dxa"/>
+            <w:tcW w:w="4277" w:type="dxa"/>
             <w:tcBorders>
               <w:left w:val="single" w:sz="4" w:space="0" w:color="000000"/>
               <w:bottom w:val="single" w:sz="4" w:space="0" w:color="000000"/>
@@ -23206,7 +23206,7 @@
         </w:tc>
         <w:tc>
           <w:tcPr>
-            <w:tcW w:w="844" w:type="dxa"/>
+            <w:tcW w:w="842" w:type="dxa"/>
             <w:tcBorders>
               <w:left w:val="single" w:sz="4" w:space="0" w:color="000000"/>
               <w:bottom w:val="single" w:sz="4" w:space="0" w:color="000000"/>
@@ -23230,7 +23230,7 @@
         </w:tc>
         <w:tc>
           <w:tcPr>
-            <w:tcW w:w="1402" w:type="dxa"/>
+            <w:tcW w:w="1404" w:type="dxa"/>
             <w:tcBorders>
               <w:left w:val="single" w:sz="4" w:space="0" w:color="000000"/>
               <w:bottom w:val="single" w:sz="4" w:space="0" w:color="000000"/>
@@ -23254,7 +23254,7 @@
         </w:tc>
         <w:tc>
           <w:tcPr>
-            <w:tcW w:w="2498" w:type="dxa"/>
+            <w:tcW w:w="2497" w:type="dxa"/>
             <w:tcBorders>
               <w:left w:val="single" w:sz="4" w:space="0" w:color="000000"/>
               <w:bottom w:val="single" w:sz="4" w:space="0" w:color="000000"/>
@@ -23278,7 +23278,7 @@
         </w:tc>
         <w:tc>
           <w:tcPr>
-            <w:tcW w:w="4276" w:type="dxa"/>
+            <w:tcW w:w="4277" w:type="dxa"/>
             <w:tcBorders>
               <w:left w:val="single" w:sz="4" w:space="0" w:color="000000"/>
               <w:bottom w:val="single" w:sz="4" w:space="0" w:color="000000"/>
@@ -23336,7 +23336,7 @@
         </w:tc>
         <w:tc>
           <w:tcPr>
-            <w:tcW w:w="844" w:type="dxa"/>
+            <w:tcW w:w="842" w:type="dxa"/>
             <w:tcBorders>
               <w:left w:val="single" w:sz="4" w:space="0" w:color="000000"/>
               <w:bottom w:val="single" w:sz="4" w:space="0" w:color="000000"/>
@@ -23360,7 +23360,7 @@
         </w:tc>
         <w:tc>
           <w:tcPr>
-            <w:tcW w:w="1402" w:type="dxa"/>
+            <w:tcW w:w="1404" w:type="dxa"/>
             <w:tcBorders>
               <w:left w:val="single" w:sz="4" w:space="0" w:color="000000"/>
               <w:bottom w:val="single" w:sz="4" w:space="0" w:color="000000"/>
@@ -23384,7 +23384,7 @@
         </w:tc>
         <w:tc>
           <w:tcPr>
-            <w:tcW w:w="2498" w:type="dxa"/>
+            <w:tcW w:w="2497" w:type="dxa"/>
             <w:tcBorders>
               <w:left w:val="single" w:sz="4" w:space="0" w:color="000000"/>
               <w:bottom w:val="single" w:sz="4" w:space="0" w:color="000000"/>
@@ -23408,7 +23408,7 @@
         </w:tc>
         <w:tc>
           <w:tcPr>
-            <w:tcW w:w="4276" w:type="dxa"/>
+            <w:tcW w:w="4277" w:type="dxa"/>
             <w:tcBorders>
               <w:left w:val="single" w:sz="4" w:space="0" w:color="000000"/>
               <w:bottom w:val="single" w:sz="4" w:space="0" w:color="000000"/>
@@ -23466,7 +23466,7 @@
         </w:tc>
         <w:tc>
           <w:tcPr>
-            <w:tcW w:w="844" w:type="dxa"/>
+            <w:tcW w:w="842" w:type="dxa"/>
             <w:tcBorders>
               <w:left w:val="single" w:sz="4" w:space="0" w:color="000000"/>
               <w:bottom w:val="single" w:sz="4" w:space="0" w:color="000000"/>
@@ -23490,7 +23490,7 @@
         </w:tc>
         <w:tc>
           <w:tcPr>
-            <w:tcW w:w="1402" w:type="dxa"/>
+            <w:tcW w:w="1404" w:type="dxa"/>
             <w:tcBorders>
               <w:left w:val="single" w:sz="4" w:space="0" w:color="000000"/>
               <w:bottom w:val="single" w:sz="4" w:space="0" w:color="000000"/>
@@ -23514,7 +23514,7 @@
         </w:tc>
         <w:tc>
           <w:tcPr>
-            <w:tcW w:w="2498" w:type="dxa"/>
+            <w:tcW w:w="2497" w:type="dxa"/>
             <w:tcBorders>
               <w:left w:val="single" w:sz="4" w:space="0" w:color="000000"/>
               <w:bottom w:val="single" w:sz="4" w:space="0" w:color="000000"/>
@@ -23538,7 +23538,7 @@
         </w:tc>
         <w:tc>
           <w:tcPr>
-            <w:tcW w:w="4276" w:type="dxa"/>
+            <w:tcW w:w="4277" w:type="dxa"/>
             <w:tcBorders>
               <w:left w:val="single" w:sz="4" w:space="0" w:color="000000"/>
               <w:bottom w:val="single" w:sz="4" w:space="0" w:color="000000"/>
@@ -23596,7 +23596,7 @@
         </w:tc>
         <w:tc>
           <w:tcPr>
-            <w:tcW w:w="844" w:type="dxa"/>
+            <w:tcW w:w="842" w:type="dxa"/>
             <w:tcBorders>
               <w:left w:val="single" w:sz="4" w:space="0" w:color="000000"/>
               <w:bottom w:val="single" w:sz="4" w:space="0" w:color="000000"/>
@@ -23620,7 +23620,7 @@
         </w:tc>
         <w:tc>
           <w:tcPr>
-            <w:tcW w:w="1402" w:type="dxa"/>
+            <w:tcW w:w="1404" w:type="dxa"/>
             <w:tcBorders>
               <w:left w:val="single" w:sz="4" w:space="0" w:color="000000"/>
               <w:bottom w:val="single" w:sz="4" w:space="0" w:color="000000"/>
@@ -23644,7 +23644,7 @@
         </w:tc>
         <w:tc>
           <w:tcPr>
-            <w:tcW w:w="2498" w:type="dxa"/>
+            <w:tcW w:w="2497" w:type="dxa"/>
             <w:tcBorders>
               <w:left w:val="single" w:sz="4" w:space="0" w:color="000000"/>
               <w:bottom w:val="single" w:sz="4" w:space="0" w:color="000000"/>
@@ -23668,7 +23668,7 @@
         </w:tc>
         <w:tc>
           <w:tcPr>
-            <w:tcW w:w="4276" w:type="dxa"/>
+            <w:tcW w:w="4277" w:type="dxa"/>
             <w:tcBorders>
               <w:left w:val="single" w:sz="4" w:space="0" w:color="000000"/>
               <w:bottom w:val="single" w:sz="4" w:space="0" w:color="000000"/>
@@ -23726,7 +23726,7 @@
         </w:tc>
         <w:tc>
           <w:tcPr>
-            <w:tcW w:w="844" w:type="dxa"/>
+            <w:tcW w:w="842" w:type="dxa"/>
             <w:tcBorders>
               <w:left w:val="single" w:sz="4" w:space="0" w:color="000000"/>
               <w:bottom w:val="single" w:sz="4" w:space="0" w:color="000000"/>
@@ -23750,7 +23750,7 @@
         </w:tc>
         <w:tc>
           <w:tcPr>
-            <w:tcW w:w="1402" w:type="dxa"/>
+            <w:tcW w:w="1404" w:type="dxa"/>
             <w:tcBorders>
               <w:left w:val="single" w:sz="4" w:space="0" w:color="000000"/>
               <w:bottom w:val="single" w:sz="4" w:space="0" w:color="000000"/>
@@ -23774,7 +23774,7 @@
         </w:tc>
         <w:tc>
           <w:tcPr>
-            <w:tcW w:w="2498" w:type="dxa"/>
+            <w:tcW w:w="2497" w:type="dxa"/>
             <w:tcBorders>
               <w:left w:val="single" w:sz="4" w:space="0" w:color="000000"/>
               <w:bottom w:val="single" w:sz="4" w:space="0" w:color="000000"/>
@@ -23798,7 +23798,7 @@
         </w:tc>
         <w:tc>
           <w:tcPr>
-            <w:tcW w:w="4276" w:type="dxa"/>
+            <w:tcW w:w="4277" w:type="dxa"/>
             <w:tcBorders>
               <w:left w:val="single" w:sz="4" w:space="0" w:color="000000"/>
               <w:bottom w:val="single" w:sz="4" w:space="0" w:color="000000"/>
@@ -23856,7 +23856,7 @@
         </w:tc>
         <w:tc>
           <w:tcPr>
-            <w:tcW w:w="844" w:type="dxa"/>
+            <w:tcW w:w="842" w:type="dxa"/>
             <w:tcBorders>
               <w:left w:val="single" w:sz="4" w:space="0" w:color="000000"/>
               <w:bottom w:val="single" w:sz="4" w:space="0" w:color="000000"/>
@@ -23880,7 +23880,7 @@
         </w:tc>
         <w:tc>
           <w:tcPr>
-            <w:tcW w:w="1402" w:type="dxa"/>
+            <w:tcW w:w="1404" w:type="dxa"/>
             <w:tcBorders>
               <w:left w:val="single" w:sz="4" w:space="0" w:color="000000"/>
               <w:bottom w:val="single" w:sz="4" w:space="0" w:color="000000"/>
@@ -23904,7 +23904,7 @@
         </w:tc>
         <w:tc>
           <w:tcPr>
-            <w:tcW w:w="2498" w:type="dxa"/>
+            <w:tcW w:w="2497" w:type="dxa"/>
             <w:tcBorders>
               <w:left w:val="single" w:sz="4" w:space="0" w:color="000000"/>
               <w:bottom w:val="single" w:sz="4" w:space="0" w:color="000000"/>
@@ -23928,7 +23928,7 @@
         </w:tc>
         <w:tc>
           <w:tcPr>
-            <w:tcW w:w="4276" w:type="dxa"/>
+            <w:tcW w:w="4277" w:type="dxa"/>
             <w:tcBorders>
               <w:left w:val="single" w:sz="4" w:space="0" w:color="000000"/>
               <w:bottom w:val="single" w:sz="4" w:space="0" w:color="000000"/>
@@ -23986,7 +23986,7 @@
         </w:tc>
         <w:tc>
           <w:tcPr>
-            <w:tcW w:w="844" w:type="dxa"/>
+            <w:tcW w:w="842" w:type="dxa"/>
             <w:tcBorders>
               <w:left w:val="single" w:sz="4" w:space="0" w:color="000000"/>
               <w:bottom w:val="single" w:sz="4" w:space="0" w:color="000000"/>
@@ -24010,7 +24010,7 @@
         </w:tc>
         <w:tc>
           <w:tcPr>
-            <w:tcW w:w="1402" w:type="dxa"/>
+            <w:tcW w:w="1404" w:type="dxa"/>
             <w:tcBorders>
               <w:left w:val="single" w:sz="4" w:space="0" w:color="000000"/>
               <w:bottom w:val="single" w:sz="4" w:space="0" w:color="000000"/>
@@ -24034,7 +24034,7 @@
         </w:tc>
         <w:tc>
           <w:tcPr>
-            <w:tcW w:w="2498" w:type="dxa"/>
+            <w:tcW w:w="2497" w:type="dxa"/>
             <w:tcBorders>
               <w:left w:val="single" w:sz="4" w:space="0" w:color="000000"/>
               <w:bottom w:val="single" w:sz="4" w:space="0" w:color="000000"/>
@@ -24058,7 +24058,7 @@
         </w:tc>
         <w:tc>
           <w:tcPr>
-            <w:tcW w:w="4276" w:type="dxa"/>
+            <w:tcW w:w="4277" w:type="dxa"/>
             <w:tcBorders>
               <w:left w:val="single" w:sz="4" w:space="0" w:color="000000"/>
               <w:bottom w:val="single" w:sz="4" w:space="0" w:color="000000"/>
@@ -24116,7 +24116,7 @@
         </w:tc>
         <w:tc>
           <w:tcPr>
-            <w:tcW w:w="844" w:type="dxa"/>
+            <w:tcW w:w="842" w:type="dxa"/>
             <w:tcBorders>
               <w:left w:val="single" w:sz="4" w:space="0" w:color="000000"/>
               <w:bottom w:val="single" w:sz="4" w:space="0" w:color="000000"/>
@@ -24140,7 +24140,7 @@
         </w:tc>
         <w:tc>
           <w:tcPr>
-            <w:tcW w:w="1402" w:type="dxa"/>
+            <w:tcW w:w="1404" w:type="dxa"/>
             <w:tcBorders>
               <w:left w:val="single" w:sz="4" w:space="0" w:color="000000"/>
               <w:bottom w:val="single" w:sz="4" w:space="0" w:color="000000"/>
@@ -24164,7 +24164,7 @@
         </w:tc>
         <w:tc>
           <w:tcPr>
-            <w:tcW w:w="2498" w:type="dxa"/>
+            <w:tcW w:w="2497" w:type="dxa"/>
             <w:tcBorders>
               <w:left w:val="single" w:sz="4" w:space="0" w:color="000000"/>
               <w:bottom w:val="single" w:sz="4" w:space="0" w:color="000000"/>
@@ -24188,7 +24188,7 @@
         </w:tc>
         <w:tc>
           <w:tcPr>
-            <w:tcW w:w="4276" w:type="dxa"/>
+            <w:tcW w:w="4277" w:type="dxa"/>
             <w:tcBorders>
               <w:left w:val="single" w:sz="4" w:space="0" w:color="000000"/>
               <w:bottom w:val="single" w:sz="4" w:space="0" w:color="000000"/>
@@ -24246,7 +24246,7 @@
         </w:tc>
         <w:tc>
           <w:tcPr>
-            <w:tcW w:w="844" w:type="dxa"/>
+            <w:tcW w:w="842" w:type="dxa"/>
             <w:tcBorders>
               <w:left w:val="single" w:sz="4" w:space="0" w:color="000000"/>
               <w:bottom w:val="single" w:sz="4" w:space="0" w:color="000000"/>
@@ -24270,7 +24270,7 @@
         </w:tc>
         <w:tc>
           <w:tcPr>
-            <w:tcW w:w="1402" w:type="dxa"/>
+            <w:tcW w:w="1404" w:type="dxa"/>
             <w:tcBorders>
               <w:left w:val="single" w:sz="4" w:space="0" w:color="000000"/>
               <w:bottom w:val="single" w:sz="4" w:space="0" w:color="000000"/>
@@ -24294,7 +24294,7 @@
         </w:tc>
         <w:tc>
           <w:tcPr>
-            <w:tcW w:w="2498" w:type="dxa"/>
+            <w:tcW w:w="2497" w:type="dxa"/>
             <w:tcBorders>
               <w:left w:val="single" w:sz="4" w:space="0" w:color="000000"/>
               <w:bottom w:val="single" w:sz="4" w:space="0" w:color="000000"/>
@@ -24318,7 +24318,7 @@
         </w:tc>
         <w:tc>
           <w:tcPr>
-            <w:tcW w:w="4276" w:type="dxa"/>
+            <w:tcW w:w="4277" w:type="dxa"/>
             <w:tcBorders>
               <w:left w:val="single" w:sz="4" w:space="0" w:color="000000"/>
               <w:bottom w:val="single" w:sz="4" w:space="0" w:color="000000"/>
@@ -24376,7 +24376,7 @@
         </w:tc>
         <w:tc>
           <w:tcPr>
-            <w:tcW w:w="844" w:type="dxa"/>
+            <w:tcW w:w="842" w:type="dxa"/>
             <w:tcBorders>
               <w:left w:val="single" w:sz="4" w:space="0" w:color="000000"/>
               <w:bottom w:val="single" w:sz="4" w:space="0" w:color="000000"/>
@@ -24400,7 +24400,7 @@
         </w:tc>
         <w:tc>
           <w:tcPr>
-            <w:tcW w:w="1402" w:type="dxa"/>
+            <w:tcW w:w="1404" w:type="dxa"/>
             <w:tcBorders>
               <w:left w:val="single" w:sz="4" w:space="0" w:color="000000"/>
               <w:bottom w:val="single" w:sz="4" w:space="0" w:color="000000"/>
@@ -24424,7 +24424,7 @@
         </w:tc>
         <w:tc>
           <w:tcPr>
-            <w:tcW w:w="2498" w:type="dxa"/>
+            <w:tcW w:w="2497" w:type="dxa"/>
             <w:tcBorders>
               <w:left w:val="single" w:sz="4" w:space="0" w:color="000000"/>
               <w:bottom w:val="single" w:sz="4" w:space="0" w:color="000000"/>
@@ -24448,7 +24448,7 @@
         </w:tc>
         <w:tc>
           <w:tcPr>
-            <w:tcW w:w="4276" w:type="dxa"/>
+            <w:tcW w:w="4277" w:type="dxa"/>
             <w:tcBorders>
               <w:left w:val="single" w:sz="4" w:space="0" w:color="000000"/>
               <w:bottom w:val="single" w:sz="4" w:space="0" w:color="000000"/>
@@ -24506,7 +24506,7 @@
         </w:tc>
         <w:tc>
           <w:tcPr>
-            <w:tcW w:w="844" w:type="dxa"/>
+            <w:tcW w:w="842" w:type="dxa"/>
             <w:tcBorders>
               <w:left w:val="single" w:sz="4" w:space="0" w:color="000000"/>
               <w:bottom w:val="single" w:sz="4" w:space="0" w:color="000000"/>
@@ -24530,7 +24530,7 @@
         </w:tc>
         <w:tc>
           <w:tcPr>
-            <w:tcW w:w="1402" w:type="dxa"/>
+            <w:tcW w:w="1404" w:type="dxa"/>
             <w:tcBorders>
               <w:left w:val="single" w:sz="4" w:space="0" w:color="000000"/>
               <w:bottom w:val="single" w:sz="4" w:space="0" w:color="000000"/>
@@ -24554,7 +24554,7 @@
         </w:tc>
         <w:tc>
           <w:tcPr>
-            <w:tcW w:w="2498" w:type="dxa"/>
+            <w:tcW w:w="2497" w:type="dxa"/>
             <w:tcBorders>
               <w:left w:val="single" w:sz="4" w:space="0" w:color="000000"/>
               <w:bottom w:val="single" w:sz="4" w:space="0" w:color="000000"/>
@@ -24578,7 +24578,7 @@
         </w:tc>
         <w:tc>
           <w:tcPr>
-            <w:tcW w:w="4276" w:type="dxa"/>
+            <w:tcW w:w="4277" w:type="dxa"/>
             <w:tcBorders>
               <w:left w:val="single" w:sz="4" w:space="0" w:color="000000"/>
               <w:bottom w:val="single" w:sz="4" w:space="0" w:color="000000"/>
@@ -24636,7 +24636,7 @@
         </w:tc>
         <w:tc>
           <w:tcPr>
-            <w:tcW w:w="844" w:type="dxa"/>
+            <w:tcW w:w="842" w:type="dxa"/>
             <w:tcBorders>
               <w:left w:val="single" w:sz="4" w:space="0" w:color="000000"/>
               <w:bottom w:val="single" w:sz="4" w:space="0" w:color="000000"/>
@@ -24660,7 +24660,7 @@
         </w:tc>
         <w:tc>
           <w:tcPr>
-            <w:tcW w:w="1402" w:type="dxa"/>
+            <w:tcW w:w="1404" w:type="dxa"/>
             <w:tcBorders>
               <w:left w:val="single" w:sz="4" w:space="0" w:color="000000"/>
               <w:bottom w:val="single" w:sz="4" w:space="0" w:color="000000"/>
@@ -24684,7 +24684,7 @@
         </w:tc>
         <w:tc>
           <w:tcPr>
-            <w:tcW w:w="2498" w:type="dxa"/>
+            <w:tcW w:w="2497" w:type="dxa"/>
             <w:tcBorders>
               <w:left w:val="single" w:sz="4" w:space="0" w:color="000000"/>
               <w:bottom w:val="single" w:sz="4" w:space="0" w:color="000000"/>
@@ -24708,7 +24708,7 @@
         </w:tc>
         <w:tc>
           <w:tcPr>
-            <w:tcW w:w="4276" w:type="dxa"/>
+            <w:tcW w:w="4277" w:type="dxa"/>
             <w:tcBorders>
               <w:left w:val="single" w:sz="4" w:space="0" w:color="000000"/>
               <w:bottom w:val="single" w:sz="4" w:space="0" w:color="000000"/>
@@ -24766,7 +24766,7 @@
         </w:tc>
         <w:tc>
           <w:tcPr>
-            <w:tcW w:w="844" w:type="dxa"/>
+            <w:tcW w:w="842" w:type="dxa"/>
             <w:tcBorders>
               <w:left w:val="single" w:sz="4" w:space="0" w:color="000000"/>
               <w:bottom w:val="single" w:sz="4" w:space="0" w:color="000000"/>
@@ -24790,7 +24790,7 @@
         </w:tc>
         <w:tc>
           <w:tcPr>
-            <w:tcW w:w="1402" w:type="dxa"/>
+            <w:tcW w:w="1404" w:type="dxa"/>
             <w:tcBorders>
               <w:left w:val="single" w:sz="4" w:space="0" w:color="000000"/>
               <w:bottom w:val="single" w:sz="4" w:space="0" w:color="000000"/>
@@ -24814,7 +24814,7 @@
         </w:tc>
         <w:tc>
           <w:tcPr>
-            <w:tcW w:w="2498" w:type="dxa"/>
+            <w:tcW w:w="2497" w:type="dxa"/>
             <w:tcBorders>
               <w:left w:val="single" w:sz="4" w:space="0" w:color="000000"/>
               <w:bottom w:val="single" w:sz="4" w:space="0" w:color="000000"/>
@@ -24838,7 +24838,7 @@
         </w:tc>
         <w:tc>
           <w:tcPr>
-            <w:tcW w:w="4276" w:type="dxa"/>
+            <w:tcW w:w="4277" w:type="dxa"/>
             <w:tcBorders>
               <w:left w:val="single" w:sz="4" w:space="0" w:color="000000"/>
               <w:bottom w:val="single" w:sz="4" w:space="0" w:color="000000"/>
@@ -24896,7 +24896,7 @@
         </w:tc>
         <w:tc>
           <w:tcPr>
-            <w:tcW w:w="844" w:type="dxa"/>
+            <w:tcW w:w="842" w:type="dxa"/>
             <w:tcBorders>
               <w:left w:val="single" w:sz="4" w:space="0" w:color="000000"/>
               <w:bottom w:val="single" w:sz="4" w:space="0" w:color="000000"/>
@@ -24920,7 +24920,7 @@
         </w:tc>
         <w:tc>
           <w:tcPr>
-            <w:tcW w:w="1402" w:type="dxa"/>
+            <w:tcW w:w="1404" w:type="dxa"/>
             <w:tcBorders>
               <w:left w:val="single" w:sz="4" w:space="0" w:color="000000"/>
               <w:bottom w:val="single" w:sz="4" w:space="0" w:color="000000"/>
@@ -24944,7 +24944,7 @@
         </w:tc>
         <w:tc>
           <w:tcPr>
-            <w:tcW w:w="2498" w:type="dxa"/>
+            <w:tcW w:w="2497" w:type="dxa"/>
             <w:tcBorders>
               <w:left w:val="single" w:sz="4" w:space="0" w:color="000000"/>
               <w:bottom w:val="single" w:sz="4" w:space="0" w:color="000000"/>
@@ -24968,7 +24968,7 @@
         </w:tc>
         <w:tc>
           <w:tcPr>
-            <w:tcW w:w="4276" w:type="dxa"/>
+            <w:tcW w:w="4277" w:type="dxa"/>
             <w:tcBorders>
               <w:left w:val="single" w:sz="4" w:space="0" w:color="000000"/>
               <w:bottom w:val="single" w:sz="4" w:space="0" w:color="000000"/>
@@ -25050,8 +25050,8 @@
         <w:gridCol w:w="952"/>
         <w:gridCol w:w="821"/>
         <w:gridCol w:w="1425"/>
-        <w:gridCol w:w="2498"/>
-        <w:gridCol w:w="4276"/>
+        <w:gridCol w:w="2497"/>
+        <w:gridCol w:w="4277"/>
       </w:tblGrid>
       <w:tr>
         <w:trPr/>
@@ -25150,7 +25150,7 @@
         </w:tc>
         <w:tc>
           <w:tcPr>
-            <w:tcW w:w="2498" w:type="dxa"/>
+            <w:tcW w:w="2497" w:type="dxa"/>
             <w:tcBorders>
               <w:top w:val="single" w:sz="4" w:space="0" w:color="000000"/>
               <w:left w:val="single" w:sz="4" w:space="0" w:color="000000"/>
@@ -25181,7 +25181,7 @@
         </w:tc>
         <w:tc>
           <w:tcPr>
-            <w:tcW w:w="4276" w:type="dxa"/>
+            <w:tcW w:w="4277" w:type="dxa"/>
             <w:tcBorders>
               <w:top w:val="single" w:sz="4" w:space="0" w:color="000000"/>
               <w:left w:val="single" w:sz="4" w:space="0" w:color="000000"/>
@@ -25276,7 +25276,7 @@
         </w:tc>
         <w:tc>
           <w:tcPr>
-            <w:tcW w:w="2498" w:type="dxa"/>
+            <w:tcW w:w="2497" w:type="dxa"/>
             <w:tcBorders>
               <w:left w:val="single" w:sz="4" w:space="0" w:color="000000"/>
               <w:bottom w:val="single" w:sz="4" w:space="0" w:color="000000"/>
@@ -25310,7 +25310,7 @@
         </w:tc>
         <w:tc>
           <w:tcPr>
-            <w:tcW w:w="4276" w:type="dxa"/>
+            <w:tcW w:w="4277" w:type="dxa"/>
             <w:tcBorders>
               <w:left w:val="single" w:sz="4" w:space="0" w:color="000000"/>
               <w:bottom w:val="single" w:sz="4" w:space="0" w:color="000000"/>
@@ -25644,7 +25644,7 @@
         </w:tc>
         <w:tc>
           <w:tcPr>
-            <w:tcW w:w="2498" w:type="dxa"/>
+            <w:tcW w:w="2497" w:type="dxa"/>
             <w:tcBorders>
               <w:left w:val="single" w:sz="4" w:space="0" w:color="000000"/>
               <w:bottom w:val="single" w:sz="4" w:space="0" w:color="000000"/>
@@ -25664,7 +25664,7 @@
         </w:tc>
         <w:tc>
           <w:tcPr>
-            <w:tcW w:w="4276" w:type="dxa"/>
+            <w:tcW w:w="4277" w:type="dxa"/>
             <w:tcBorders>
               <w:left w:val="single" w:sz="4" w:space="0" w:color="000000"/>
               <w:bottom w:val="single" w:sz="4" w:space="0" w:color="000000"/>
@@ -25754,7 +25754,7 @@
         </w:tc>
         <w:tc>
           <w:tcPr>
-            <w:tcW w:w="2498" w:type="dxa"/>
+            <w:tcW w:w="2497" w:type="dxa"/>
             <w:tcBorders>
               <w:left w:val="single" w:sz="4" w:space="0" w:color="000000"/>
               <w:bottom w:val="single" w:sz="4" w:space="0" w:color="000000"/>
@@ -25774,7 +25774,7 @@
         </w:tc>
         <w:tc>
           <w:tcPr>
-            <w:tcW w:w="4276" w:type="dxa"/>
+            <w:tcW w:w="4277" w:type="dxa"/>
             <w:tcBorders>
               <w:left w:val="single" w:sz="4" w:space="0" w:color="000000"/>
               <w:bottom w:val="single" w:sz="4" w:space="0" w:color="000000"/>
@@ -25864,7 +25864,7 @@
         </w:tc>
         <w:tc>
           <w:tcPr>
-            <w:tcW w:w="2498" w:type="dxa"/>
+            <w:tcW w:w="2497" w:type="dxa"/>
             <w:tcBorders>
               <w:left w:val="single" w:sz="4" w:space="0" w:color="000000"/>
               <w:bottom w:val="single" w:sz="4" w:space="0" w:color="000000"/>
@@ -25884,7 +25884,7 @@
         </w:tc>
         <w:tc>
           <w:tcPr>
-            <w:tcW w:w="4276" w:type="dxa"/>
+            <w:tcW w:w="4277" w:type="dxa"/>
             <w:tcBorders>
               <w:left w:val="single" w:sz="4" w:space="0" w:color="000000"/>
               <w:bottom w:val="single" w:sz="4" w:space="0" w:color="000000"/>
@@ -25974,7 +25974,7 @@
         </w:tc>
         <w:tc>
           <w:tcPr>
-            <w:tcW w:w="2498" w:type="dxa"/>
+            <w:tcW w:w="2497" w:type="dxa"/>
             <w:tcBorders>
               <w:left w:val="single" w:sz="4" w:space="0" w:color="000000"/>
               <w:bottom w:val="single" w:sz="4" w:space="0" w:color="000000"/>
@@ -25994,7 +25994,7 @@
         </w:tc>
         <w:tc>
           <w:tcPr>
-            <w:tcW w:w="4276" w:type="dxa"/>
+            <w:tcW w:w="4277" w:type="dxa"/>
             <w:tcBorders>
               <w:left w:val="single" w:sz="4" w:space="0" w:color="000000"/>
               <w:bottom w:val="single" w:sz="4" w:space="0" w:color="000000"/>
@@ -26084,7 +26084,7 @@
         </w:tc>
         <w:tc>
           <w:tcPr>
-            <w:tcW w:w="2498" w:type="dxa"/>
+            <w:tcW w:w="2497" w:type="dxa"/>
             <w:tcBorders>
               <w:left w:val="single" w:sz="4" w:space="0" w:color="000000"/>
               <w:bottom w:val="single" w:sz="4" w:space="0" w:color="000000"/>
@@ -26104,7 +26104,7 @@
         </w:tc>
         <w:tc>
           <w:tcPr>
-            <w:tcW w:w="4276" w:type="dxa"/>
+            <w:tcW w:w="4277" w:type="dxa"/>
             <w:tcBorders>
               <w:left w:val="single" w:sz="4" w:space="0" w:color="000000"/>
               <w:bottom w:val="single" w:sz="4" w:space="0" w:color="000000"/>
@@ -26194,7 +26194,7 @@
         </w:tc>
         <w:tc>
           <w:tcPr>
-            <w:tcW w:w="2498" w:type="dxa"/>
+            <w:tcW w:w="2497" w:type="dxa"/>
             <w:tcBorders>
               <w:left w:val="single" w:sz="4" w:space="0" w:color="000000"/>
               <w:bottom w:val="single" w:sz="4" w:space="0" w:color="000000"/>
@@ -26214,7 +26214,7 @@
         </w:tc>
         <w:tc>
           <w:tcPr>
-            <w:tcW w:w="4276" w:type="dxa"/>
+            <w:tcW w:w="4277" w:type="dxa"/>
             <w:tcBorders>
               <w:left w:val="single" w:sz="4" w:space="0" w:color="000000"/>
               <w:bottom w:val="single" w:sz="4" w:space="0" w:color="000000"/>
@@ -26304,7 +26304,7 @@
         </w:tc>
         <w:tc>
           <w:tcPr>
-            <w:tcW w:w="2498" w:type="dxa"/>
+            <w:tcW w:w="2497" w:type="dxa"/>
             <w:tcBorders>
               <w:left w:val="single" w:sz="4" w:space="0" w:color="000000"/>
               <w:bottom w:val="single" w:sz="4" w:space="0" w:color="000000"/>
@@ -26324,7 +26324,7 @@
         </w:tc>
         <w:tc>
           <w:tcPr>
-            <w:tcW w:w="4276" w:type="dxa"/>
+            <w:tcW w:w="4277" w:type="dxa"/>
             <w:tcBorders>
               <w:left w:val="single" w:sz="4" w:space="0" w:color="000000"/>
               <w:bottom w:val="single" w:sz="4" w:space="0" w:color="000000"/>
@@ -26425,7 +26425,7 @@
         </w:tc>
         <w:tc>
           <w:tcPr>
-            <w:tcW w:w="2498" w:type="dxa"/>
+            <w:tcW w:w="2497" w:type="dxa"/>
             <w:tcBorders>
               <w:left w:val="single" w:sz="4" w:space="0" w:color="000000"/>
               <w:bottom w:val="single" w:sz="4" w:space="0" w:color="000000"/>
@@ -26445,7 +26445,7 @@
         </w:tc>
         <w:tc>
           <w:tcPr>
-            <w:tcW w:w="4276" w:type="dxa"/>
+            <w:tcW w:w="4277" w:type="dxa"/>
             <w:tcBorders>
               <w:left w:val="single" w:sz="4" w:space="0" w:color="000000"/>
               <w:bottom w:val="single" w:sz="4" w:space="0" w:color="000000"/>
@@ -26885,7 +26885,7 @@
         </w:tc>
         <w:tc>
           <w:tcPr>
-            <w:tcW w:w="2498" w:type="dxa"/>
+            <w:tcW w:w="2497" w:type="dxa"/>
             <w:tcBorders>
               <w:left w:val="single" w:sz="4" w:space="0" w:color="000000"/>
               <w:bottom w:val="single" w:sz="4" w:space="0" w:color="000000"/>
@@ -26905,7 +26905,7 @@
         </w:tc>
         <w:tc>
           <w:tcPr>
-            <w:tcW w:w="4276" w:type="dxa"/>
+            <w:tcW w:w="4277" w:type="dxa"/>
             <w:tcBorders>
               <w:left w:val="single" w:sz="4" w:space="0" w:color="000000"/>
               <w:bottom w:val="single" w:sz="4" w:space="0" w:color="000000"/>
@@ -27329,7 +27329,7 @@
         </w:tc>
         <w:tc>
           <w:tcPr>
-            <w:tcW w:w="2498" w:type="dxa"/>
+            <w:tcW w:w="2497" w:type="dxa"/>
             <w:tcBorders>
               <w:left w:val="single" w:sz="4" w:space="0" w:color="000000"/>
               <w:bottom w:val="single" w:sz="4" w:space="0" w:color="000000"/>
@@ -27349,7 +27349,7 @@
         </w:tc>
         <w:tc>
           <w:tcPr>
-            <w:tcW w:w="4276" w:type="dxa"/>
+            <w:tcW w:w="4277" w:type="dxa"/>
             <w:tcBorders>
               <w:left w:val="single" w:sz="4" w:space="0" w:color="000000"/>
               <w:bottom w:val="single" w:sz="4" w:space="0" w:color="000000"/>
@@ -27601,7 +27601,7 @@
         </w:tc>
         <w:tc>
           <w:tcPr>
-            <w:tcW w:w="2498" w:type="dxa"/>
+            <w:tcW w:w="2497" w:type="dxa"/>
             <w:tcBorders>
               <w:left w:val="single" w:sz="4" w:space="0" w:color="000000"/>
               <w:bottom w:val="single" w:sz="4" w:space="0" w:color="000000"/>
@@ -27621,7 +27621,7 @@
         </w:tc>
         <w:tc>
           <w:tcPr>
-            <w:tcW w:w="4276" w:type="dxa"/>
+            <w:tcW w:w="4277" w:type="dxa"/>
             <w:tcBorders>
               <w:left w:val="single" w:sz="4" w:space="0" w:color="000000"/>
               <w:bottom w:val="single" w:sz="4" w:space="0" w:color="000000"/>
@@ -27836,7 +27836,7 @@
         </w:tc>
         <w:tc>
           <w:tcPr>
-            <w:tcW w:w="2498" w:type="dxa"/>
+            <w:tcW w:w="2497" w:type="dxa"/>
             <w:tcBorders>
               <w:left w:val="single" w:sz="4" w:space="0" w:color="000000"/>
               <w:bottom w:val="single" w:sz="4" w:space="0" w:color="000000"/>
@@ -27856,7 +27856,7 @@
         </w:tc>
         <w:tc>
           <w:tcPr>
-            <w:tcW w:w="4276" w:type="dxa"/>
+            <w:tcW w:w="4277" w:type="dxa"/>
             <w:tcBorders>
               <w:left w:val="single" w:sz="4" w:space="0" w:color="000000"/>
               <w:bottom w:val="single" w:sz="4" w:space="0" w:color="000000"/>
@@ -27900,12 +27900,122 @@
             </w:pPr>
             <w:r>
               <w:rPr/>
+              <w:t>01</w:t>
+            </w:r>
+          </w:p>
+        </w:tc>
+        <w:tc>
+          <w:tcPr>
+            <w:tcW w:w="821" w:type="dxa"/>
+            <w:tcBorders>
+              <w:left w:val="single" w:sz="4" w:space="0" w:color="000000"/>
+              <w:bottom w:val="single" w:sz="4" w:space="0" w:color="000000"/>
+            </w:tcBorders>
+          </w:tcPr>
+          <w:p>
+            <w:pPr>
+              <w:pStyle w:val="TableContents"/>
+              <w:widowControl w:val="false"/>
+              <w:rPr/>
+            </w:pPr>
+            <w:r>
+              <w:rPr/>
+              <w:t>2</w:t>
+            </w:r>
+          </w:p>
+        </w:tc>
+        <w:tc>
+          <w:tcPr>
+            <w:tcW w:w="1425" w:type="dxa"/>
+            <w:tcBorders>
+              <w:left w:val="single" w:sz="4" w:space="0" w:color="000000"/>
+              <w:bottom w:val="single" w:sz="4" w:space="0" w:color="000000"/>
+            </w:tcBorders>
+          </w:tcPr>
+          <w:p>
+            <w:pPr>
+              <w:pStyle w:val="TableContents"/>
+              <w:widowControl w:val="false"/>
+              <w:rPr/>
+            </w:pPr>
+            <w:r>
+              <w:rPr/>
               <w:t>57</w:t>
             </w:r>
           </w:p>
         </w:tc>
         <w:tc>
           <w:tcPr>
+            <w:tcW w:w="2497" w:type="dxa"/>
+            <w:tcBorders>
+              <w:left w:val="single" w:sz="4" w:space="0" w:color="000000"/>
+              <w:bottom w:val="single" w:sz="4" w:space="0" w:color="000000"/>
+            </w:tcBorders>
+          </w:tcPr>
+          <w:p>
+            <w:pPr>
+              <w:pStyle w:val="TableContents"/>
+              <w:widowControl w:val="false"/>
+              <w:rPr/>
+            </w:pPr>
+            <w:r>
+              <w:rPr/>
+              <w:t>49 1F</w:t>
+            </w:r>
+          </w:p>
+        </w:tc>
+        <w:tc>
+          <w:tcPr>
+            <w:tcW w:w="4277" w:type="dxa"/>
+            <w:tcBorders>
+              <w:left w:val="single" w:sz="4" w:space="0" w:color="000000"/>
+              <w:bottom w:val="single" w:sz="4" w:space="0" w:color="000000"/>
+              <w:right w:val="single" w:sz="4" w:space="0" w:color="000000"/>
+            </w:tcBorders>
+          </w:tcPr>
+          <w:p>
+            <w:pPr>
+              <w:pStyle w:val="TableContents"/>
+              <w:widowControl w:val="false"/>
+              <w:rPr>
+                <w:sz w:val="16"/>
+                <w:szCs w:val="16"/>
+              </w:rPr>
+            </w:pPr>
+            <w:r>
+              <w:rPr>
+                <w:sz w:val="16"/>
+                <w:szCs w:val="16"/>
+              </w:rPr>
+              <w:t>A request for all supported “common” vehicle sensors.</w:t>
+            </w:r>
+          </w:p>
+        </w:tc>
+      </w:tr>
+      <w:tr>
+        <w:trPr/>
+        <w:tc>
+          <w:tcPr>
+            <w:tcW w:w="952" w:type="dxa"/>
+            <w:tcBorders>
+              <w:left w:val="single" w:sz="4" w:space="0" w:color="000000"/>
+              <w:bottom w:val="single" w:sz="4" w:space="0" w:color="000000"/>
+            </w:tcBorders>
+          </w:tcPr>
+          <w:p>
+            <w:pPr>
+              <w:pStyle w:val="TableContents"/>
+              <w:widowControl w:val="false"/>
+              <w:rPr/>
+            </w:pPr>
+            <w:r>
+              <w:rPr/>
+              <w:t>57</w:t>
+            </w:r>
+          </w:p>
+        </w:tc>
+        <w:tc>
+          <w:tcPr>
             <w:tcW w:w="821" w:type="dxa"/>
             <w:tcBorders>
               <w:left w:val="single" w:sz="4" w:space="0" w:color="000000"/>
@@ -27920,6 +28030,665 @@
             </w:pPr>
             <w:r>
               <w:rPr/>
+              <w:t>3</w:t>
+            </w:r>
+          </w:p>
+        </w:tc>
+        <w:tc>
+          <w:tcPr>
+            <w:tcW w:w="1425" w:type="dxa"/>
+            <w:tcBorders>
+              <w:left w:val="single" w:sz="4" w:space="0" w:color="000000"/>
+              <w:bottom w:val="single" w:sz="4" w:space="0" w:color="000000"/>
+            </w:tcBorders>
+          </w:tcPr>
+          <w:p>
+            <w:pPr>
+              <w:pStyle w:val="TableContents"/>
+              <w:widowControl w:val="false"/>
+              <w:rPr/>
+            </w:pPr>
+            <w:r>
+              <w:rPr/>
+              <w:t>01</w:t>
+            </w:r>
+          </w:p>
+        </w:tc>
+        <w:tc>
+          <w:tcPr>
+            <w:tcW w:w="2497" w:type="dxa"/>
+            <w:tcBorders>
+              <w:left w:val="single" w:sz="4" w:space="0" w:color="000000"/>
+              <w:bottom w:val="single" w:sz="4" w:space="0" w:color="000000"/>
+            </w:tcBorders>
+          </w:tcPr>
+          <w:p>
+            <w:pPr>
+              <w:pStyle w:val="TableContents"/>
+              <w:widowControl w:val="false"/>
+              <w:rPr/>
+            </w:pPr>
+            <w:r>
+              <w:rPr/>
+              <w:t>49 aa bb</w:t>
+            </w:r>
+          </w:p>
+        </w:tc>
+        <w:tc>
+          <w:tcPr>
+            <w:tcW w:w="4277" w:type="dxa"/>
+            <w:tcBorders>
+              <w:left w:val="single" w:sz="4" w:space="0" w:color="000000"/>
+              <w:bottom w:val="single" w:sz="4" w:space="0" w:color="000000"/>
+              <w:right w:val="single" w:sz="4" w:space="0" w:color="000000"/>
+            </w:tcBorders>
+          </w:tcPr>
+          <w:p>
+            <w:pPr>
+              <w:pStyle w:val="TableContents"/>
+              <w:widowControl w:val="false"/>
+              <w:rPr>
+                <w:sz w:val="16"/>
+                <w:szCs w:val="16"/>
+              </w:rPr>
+            </w:pPr>
+            <w:r>
+              <w:rPr>
+                <w:sz w:val="16"/>
+                <w:szCs w:val="16"/>
+              </w:rPr>
+              <w:t>Supported common parameters. Defined as:</w:t>
+            </w:r>
+          </w:p>
+          <w:p>
+            <w:pPr>
+              <w:pStyle w:val="TableContents"/>
+              <w:widowControl w:val="false"/>
+              <w:rPr>
+                <w:sz w:val="16"/>
+                <w:szCs w:val="16"/>
+              </w:rPr>
+            </w:pPr>
+            <w:r>
+              <w:rPr>
+                <w:sz w:val="16"/>
+                <w:szCs w:val="16"/>
+              </w:rPr>
+              <w:t>Byte aa:</w:t>
+            </w:r>
+          </w:p>
+          <w:p>
+            <w:pPr>
+              <w:pStyle w:val="TableContents"/>
+              <w:widowControl w:val="false"/>
+              <w:numPr>
+                <w:ilvl w:val="0"/>
+                <w:numId w:val="18"/>
+              </w:numPr>
+              <w:suppressLineNumbers/>
+              <w:suppressAutoHyphens w:val="true"/>
+              <w:bidi w:val="0"/>
+              <w:spacing w:before="0" w:after="0"/>
+              <w:ind w:hanging="180" w:left="269" w:right="269"/>
+              <w:jc w:val="left"/>
+              <w:rPr>
+                <w:sz w:val="16"/>
+                <w:szCs w:val="16"/>
+              </w:rPr>
+            </w:pPr>
+            <w:r>
+              <w:rPr>
+                <w:sz w:val="16"/>
+                <w:szCs w:val="16"/>
+              </w:rPr>
+              <w:t>80: Vehicle Specific Sensors</w:t>
+            </w:r>
+          </w:p>
+          <w:p>
+            <w:pPr>
+              <w:pStyle w:val="TableContents"/>
+              <w:widowControl w:val="false"/>
+              <w:numPr>
+                <w:ilvl w:val="0"/>
+                <w:numId w:val="18"/>
+              </w:numPr>
+              <w:suppressLineNumbers/>
+              <w:suppressAutoHyphens w:val="true"/>
+              <w:bidi w:val="0"/>
+              <w:spacing w:before="0" w:after="0"/>
+              <w:ind w:hanging="180" w:left="269" w:right="269"/>
+              <w:jc w:val="left"/>
+              <w:rPr>
+                <w:sz w:val="16"/>
+                <w:szCs w:val="16"/>
+              </w:rPr>
+            </w:pPr>
+            <w:r>
+              <w:rPr>
+                <w:sz w:val="16"/>
+                <w:szCs w:val="16"/>
+              </w:rPr>
+              <w:t>8: Remaining Distance</w:t>
+            </w:r>
+          </w:p>
+          <w:p>
+            <w:pPr>
+              <w:pStyle w:val="TableContents"/>
+              <w:widowControl w:val="false"/>
+              <w:numPr>
+                <w:ilvl w:val="0"/>
+                <w:numId w:val="18"/>
+              </w:numPr>
+              <w:suppressLineNumbers/>
+              <w:suppressAutoHyphens w:val="true"/>
+              <w:bidi w:val="0"/>
+              <w:spacing w:before="0" w:after="0"/>
+              <w:ind w:hanging="180" w:left="269" w:right="269"/>
+              <w:jc w:val="left"/>
+              <w:rPr>
+                <w:sz w:val="16"/>
+                <w:szCs w:val="16"/>
+              </w:rPr>
+            </w:pPr>
+            <w:r>
+              <w:rPr>
+                <w:sz w:val="16"/>
+                <w:szCs w:val="16"/>
+              </w:rPr>
+              <w:t>4: Remaining Time</w:t>
+            </w:r>
+          </w:p>
+          <w:p>
+            <w:pPr>
+              <w:pStyle w:val="TableContents"/>
+              <w:widowControl w:val="false"/>
+              <w:numPr>
+                <w:ilvl w:val="0"/>
+                <w:numId w:val="18"/>
+              </w:numPr>
+              <w:suppressLineNumbers/>
+              <w:suppressAutoHyphens w:val="true"/>
+              <w:bidi w:val="0"/>
+              <w:spacing w:before="0" w:after="0"/>
+              <w:ind w:hanging="180" w:left="269" w:right="269"/>
+              <w:jc w:val="left"/>
+              <w:rPr>
+                <w:sz w:val="16"/>
+                <w:szCs w:val="16"/>
+              </w:rPr>
+            </w:pPr>
+            <w:r>
+              <w:rPr>
+                <w:sz w:val="16"/>
+                <w:szCs w:val="16"/>
+              </w:rPr>
+              <w:t>2: Trip Distance</w:t>
+            </w:r>
+          </w:p>
+          <w:p>
+            <w:pPr>
+              <w:pStyle w:val="TableContents"/>
+              <w:widowControl w:val="false"/>
+              <w:numPr>
+                <w:ilvl w:val="0"/>
+                <w:numId w:val="18"/>
+              </w:numPr>
+              <w:suppressLineNumbers/>
+              <w:suppressAutoHyphens w:val="true"/>
+              <w:bidi w:val="0"/>
+              <w:spacing w:before="0" w:after="0"/>
+              <w:ind w:hanging="180" w:left="269" w:right="269"/>
+              <w:jc w:val="left"/>
+              <w:rPr>
+                <w:sz w:val="16"/>
+                <w:szCs w:val="16"/>
+              </w:rPr>
+            </w:pPr>
+            <w:r>
+              <w:rPr>
+                <w:sz w:val="16"/>
+                <w:szCs w:val="16"/>
+              </w:rPr>
+              <w:t>1: Range</w:t>
+            </w:r>
+          </w:p>
+          <w:p>
+            <w:pPr>
+              <w:pStyle w:val="TableContents"/>
+              <w:widowControl w:val="false"/>
+              <w:suppressLineNumbers/>
+              <w:suppressAutoHyphens w:val="true"/>
+              <w:bidi w:val="0"/>
+              <w:spacing w:before="0" w:after="0"/>
+              <w:ind w:hanging="180" w:left="269" w:right="269"/>
+              <w:jc w:val="left"/>
+              <w:rPr>
+                <w:sz w:val="16"/>
+                <w:szCs w:val="16"/>
+              </w:rPr>
+            </w:pPr>
+            <w:r>
+              <w:rPr>
+                <w:sz w:val="16"/>
+                <w:szCs w:val="16"/>
+              </w:rPr>
+              <w:t>Byte bb:</w:t>
+            </w:r>
+          </w:p>
+          <w:p>
+            <w:pPr>
+              <w:pStyle w:val="TableContents"/>
+              <w:numPr>
+                <w:ilvl w:val="0"/>
+                <w:numId w:val="18"/>
+              </w:numPr>
+              <w:suppressAutoHyphens w:val="true"/>
+              <w:bidi w:val="0"/>
+              <w:spacing w:before="0" w:after="0"/>
+              <w:ind w:hanging="180" w:left="269" w:right="269"/>
+              <w:jc w:val="left"/>
+              <w:rPr>
+                <w:rFonts w:ascii="Arial" w:hAnsi="Arial" w:eastAsia="Noto Serif CJK SC" w:cs="Mangal"/>
+                <w:color w:val="auto"/>
+                <w:kern w:val="2"/>
+                <w:sz w:val="16"/>
+                <w:szCs w:val="16"/>
+                <w:lang w:val="en-US" w:eastAsia="zh-CN" w:bidi="hi-IN"/>
+              </w:rPr>
+            </w:pPr>
+            <w:r>
+              <w:rPr>
+                <w:rFonts w:eastAsia="Noto Serif CJK SC" w:cs="Mangal"/>
+                <w:color w:val="auto"/>
+                <w:kern w:val="2"/>
+                <w:sz w:val="16"/>
+                <w:szCs w:val="16"/>
+                <w:lang w:val="en-US" w:eastAsia="zh-CN" w:bidi="hi-IN"/>
+              </w:rPr>
+              <w:t>80: Gear</w:t>
+            </w:r>
+          </w:p>
+          <w:p>
+            <w:pPr>
+              <w:pStyle w:val="TableContents"/>
+              <w:numPr>
+                <w:ilvl w:val="0"/>
+                <w:numId w:val="18"/>
+              </w:numPr>
+              <w:suppressAutoHyphens w:val="true"/>
+              <w:bidi w:val="0"/>
+              <w:spacing w:before="0" w:after="0"/>
+              <w:ind w:hanging="180" w:left="269" w:right="269"/>
+              <w:jc w:val="left"/>
+              <w:rPr>
+                <w:rFonts w:ascii="Arial" w:hAnsi="Arial" w:eastAsia="Noto Serif CJK SC" w:cs="Mangal"/>
+                <w:color w:val="auto"/>
+                <w:kern w:val="2"/>
+                <w:sz w:val="16"/>
+                <w:szCs w:val="16"/>
+                <w:lang w:val="en-US" w:eastAsia="zh-CN" w:bidi="hi-IN"/>
+              </w:rPr>
+            </w:pPr>
+            <w:r>
+              <w:rPr>
+                <w:rFonts w:eastAsia="Noto Serif CJK SC" w:cs="Mangal"/>
+                <w:color w:val="auto"/>
+                <w:kern w:val="2"/>
+                <w:sz w:val="16"/>
+                <w:szCs w:val="16"/>
+                <w:lang w:val="en-US" w:eastAsia="zh-CN" w:bidi="hi-IN"/>
+              </w:rPr>
+              <w:t>40: Cruise Speed</w:t>
+            </w:r>
+          </w:p>
+          <w:p>
+            <w:pPr>
+              <w:pStyle w:val="TableContents"/>
+              <w:numPr>
+                <w:ilvl w:val="0"/>
+                <w:numId w:val="18"/>
+              </w:numPr>
+              <w:suppressAutoHyphens w:val="true"/>
+              <w:bidi w:val="0"/>
+              <w:spacing w:before="0" w:after="0"/>
+              <w:ind w:hanging="180" w:left="269" w:right="269"/>
+              <w:jc w:val="left"/>
+              <w:rPr>
+                <w:rFonts w:ascii="Arial" w:hAnsi="Arial" w:eastAsia="Noto Serif CJK SC" w:cs="Mangal"/>
+                <w:color w:val="auto"/>
+                <w:kern w:val="2"/>
+                <w:sz w:val="16"/>
+                <w:szCs w:val="16"/>
+                <w:lang w:val="en-US" w:eastAsia="zh-CN" w:bidi="hi-IN"/>
+              </w:rPr>
+            </w:pPr>
+            <w:r>
+              <w:rPr>
+                <w:rFonts w:eastAsia="Noto Serif CJK SC" w:cs="Mangal"/>
+                <w:color w:val="auto"/>
+                <w:kern w:val="2"/>
+                <w:sz w:val="16"/>
+                <w:szCs w:val="16"/>
+                <w:lang w:val="en-US" w:eastAsia="zh-CN" w:bidi="hi-IN"/>
+              </w:rPr>
+              <w:t>20: Trip Timer</w:t>
+            </w:r>
+          </w:p>
+          <w:p>
+            <w:pPr>
+              <w:pStyle w:val="TableContents"/>
+              <w:numPr>
+                <w:ilvl w:val="0"/>
+                <w:numId w:val="18"/>
+              </w:numPr>
+              <w:suppressAutoHyphens w:val="true"/>
+              <w:bidi w:val="0"/>
+              <w:spacing w:before="0" w:after="0"/>
+              <w:ind w:hanging="180" w:left="269" w:right="269"/>
+              <w:jc w:val="left"/>
+              <w:rPr>
+                <w:rFonts w:ascii="Arial" w:hAnsi="Arial" w:eastAsia="Noto Serif CJK SC" w:cs="Mangal"/>
+                <w:color w:val="auto"/>
+                <w:kern w:val="2"/>
+                <w:sz w:val="16"/>
+                <w:szCs w:val="16"/>
+                <w:lang w:val="en-US" w:eastAsia="zh-CN" w:bidi="hi-IN"/>
+              </w:rPr>
+            </w:pPr>
+            <w:r>
+              <w:rPr>
+                <w:rFonts w:eastAsia="Noto Serif CJK SC" w:cs="Mangal"/>
+                <w:color w:val="auto"/>
+                <w:kern w:val="2"/>
+                <w:sz w:val="16"/>
+                <w:szCs w:val="16"/>
+                <w:lang w:val="en-US" w:eastAsia="zh-CN" w:bidi="hi-IN"/>
+              </w:rPr>
+              <w:t>10: Trip Average Economy</w:t>
+            </w:r>
+          </w:p>
+          <w:p>
+            <w:pPr>
+              <w:pStyle w:val="TableContents"/>
+              <w:numPr>
+                <w:ilvl w:val="0"/>
+                <w:numId w:val="18"/>
+              </w:numPr>
+              <w:suppressAutoHyphens w:val="true"/>
+              <w:bidi w:val="0"/>
+              <w:spacing w:before="0" w:after="0"/>
+              <w:ind w:hanging="180" w:left="269" w:right="269"/>
+              <w:jc w:val="left"/>
+              <w:rPr>
+                <w:rFonts w:ascii="Arial" w:hAnsi="Arial" w:eastAsia="Noto Serif CJK SC" w:cs="Mangal"/>
+                <w:color w:val="auto"/>
+                <w:kern w:val="2"/>
+                <w:sz w:val="16"/>
+                <w:szCs w:val="16"/>
+                <w:lang w:val="en-US" w:eastAsia="zh-CN" w:bidi="hi-IN"/>
+              </w:rPr>
+            </w:pPr>
+            <w:r>
+              <w:rPr>
+                <w:rFonts w:eastAsia="Noto Serif CJK SC" w:cs="Mangal"/>
+                <w:color w:val="auto"/>
+                <w:kern w:val="2"/>
+                <w:sz w:val="16"/>
+                <w:szCs w:val="16"/>
+                <w:lang w:val="en-US" w:eastAsia="zh-CN" w:bidi="hi-IN"/>
+              </w:rPr>
+              <w:t>8: Instantaneous Economy</w:t>
+            </w:r>
+          </w:p>
+          <w:p>
+            <w:pPr>
+              <w:pStyle w:val="TableContents"/>
+              <w:numPr>
+                <w:ilvl w:val="0"/>
+                <w:numId w:val="18"/>
+              </w:numPr>
+              <w:suppressAutoHyphens w:val="true"/>
+              <w:bidi w:val="0"/>
+              <w:spacing w:before="0" w:after="0"/>
+              <w:ind w:hanging="180" w:left="269" w:right="269"/>
+              <w:jc w:val="left"/>
+              <w:rPr>
+                <w:rFonts w:ascii="Arial" w:hAnsi="Arial" w:eastAsia="Noto Serif CJK SC" w:cs="Mangal"/>
+                <w:color w:val="auto"/>
+                <w:kern w:val="2"/>
+                <w:sz w:val="16"/>
+                <w:szCs w:val="16"/>
+                <w:lang w:val="en-US" w:eastAsia="zh-CN" w:bidi="hi-IN"/>
+              </w:rPr>
+            </w:pPr>
+            <w:r>
+              <w:rPr>
+                <w:rFonts w:eastAsia="Noto Serif CJK SC" w:cs="Mangal"/>
+                <w:color w:val="auto"/>
+                <w:kern w:val="2"/>
+                <w:sz w:val="16"/>
+                <w:szCs w:val="16"/>
+                <w:lang w:val="en-US" w:eastAsia="zh-CN" w:bidi="hi-IN"/>
+              </w:rPr>
+              <w:t>4: Coolant Temperature</w:t>
+            </w:r>
+          </w:p>
+          <w:p>
+            <w:pPr>
+              <w:pStyle w:val="TableContents"/>
+              <w:numPr>
+                <w:ilvl w:val="0"/>
+                <w:numId w:val="18"/>
+              </w:numPr>
+              <w:suppressAutoHyphens w:val="true"/>
+              <w:bidi w:val="0"/>
+              <w:spacing w:before="0" w:after="0"/>
+              <w:ind w:hanging="180" w:left="269" w:right="269"/>
+              <w:jc w:val="left"/>
+              <w:rPr>
+                <w:rFonts w:ascii="Arial" w:hAnsi="Arial" w:eastAsia="Noto Serif CJK SC" w:cs="Mangal"/>
+                <w:color w:val="auto"/>
+                <w:kern w:val="2"/>
+                <w:sz w:val="16"/>
+                <w:szCs w:val="16"/>
+                <w:lang w:val="en-US" w:eastAsia="zh-CN" w:bidi="hi-IN"/>
+              </w:rPr>
+            </w:pPr>
+            <w:r>
+              <w:rPr>
+                <w:rFonts w:eastAsia="Noto Serif CJK SC" w:cs="Mangal"/>
+                <w:color w:val="auto"/>
+                <w:kern w:val="2"/>
+                <w:sz w:val="16"/>
+                <w:szCs w:val="16"/>
+                <w:lang w:val="en-US" w:eastAsia="zh-CN" w:bidi="hi-IN"/>
+              </w:rPr>
+              <w:t>2: Outside Temperature</w:t>
+            </w:r>
+          </w:p>
+          <w:p>
+            <w:pPr>
+              <w:pStyle w:val="TableContents"/>
+              <w:numPr>
+                <w:ilvl w:val="0"/>
+                <w:numId w:val="18"/>
+              </w:numPr>
+              <w:suppressAutoHyphens w:val="true"/>
+              <w:bidi w:val="0"/>
+              <w:spacing w:before="0" w:after="0"/>
+              <w:ind w:hanging="180" w:left="269" w:right="269"/>
+              <w:jc w:val="left"/>
+              <w:rPr>
+                <w:rFonts w:ascii="Arial" w:hAnsi="Arial" w:eastAsia="Noto Serif CJK SC" w:cs="Mangal"/>
+                <w:color w:val="auto"/>
+                <w:kern w:val="2"/>
+                <w:sz w:val="16"/>
+                <w:szCs w:val="16"/>
+                <w:lang w:val="en-US" w:eastAsia="zh-CN" w:bidi="hi-IN"/>
+              </w:rPr>
+            </w:pPr>
+            <w:r>
+              <w:rPr>
+                <w:rFonts w:eastAsia="Noto Serif CJK SC" w:cs="Mangal"/>
+                <w:color w:val="auto"/>
+                <w:kern w:val="2"/>
+                <w:sz w:val="16"/>
+                <w:szCs w:val="16"/>
+                <w:lang w:val="en-US" w:eastAsia="zh-CN" w:bidi="hi-IN"/>
+              </w:rPr>
+              <w:t>1: Battery Voltage</w:t>
+            </w:r>
+          </w:p>
+        </w:tc>
+      </w:tr>
+      <w:tr>
+        <w:trPr/>
+        <w:tc>
+          <w:tcPr>
+            <w:tcW w:w="952" w:type="dxa"/>
+            <w:tcBorders>
+              <w:left w:val="single" w:sz="4" w:space="0" w:color="000000"/>
+              <w:bottom w:val="single" w:sz="4" w:space="0" w:color="000000"/>
+            </w:tcBorders>
+          </w:tcPr>
+          <w:p>
+            <w:pPr>
+              <w:pStyle w:val="TableContents"/>
+              <w:widowControl w:val="false"/>
+              <w:rPr/>
+            </w:pPr>
+            <w:r>
+              <w:rPr/>
+              <w:t>57</w:t>
+            </w:r>
+          </w:p>
+        </w:tc>
+        <w:tc>
+          <w:tcPr>
+            <w:tcW w:w="821" w:type="dxa"/>
+            <w:tcBorders>
+              <w:left w:val="single" w:sz="4" w:space="0" w:color="000000"/>
+              <w:bottom w:val="single" w:sz="4" w:space="0" w:color="000000"/>
+            </w:tcBorders>
+          </w:tcPr>
+          <w:p>
+            <w:pPr>
+              <w:pStyle w:val="TableContents"/>
+              <w:widowControl w:val="false"/>
+              <w:rPr/>
+            </w:pPr>
+            <w:r>
+              <w:rPr/>
+              <w:t>2</w:t>
+            </w:r>
+          </w:p>
+        </w:tc>
+        <w:tc>
+          <w:tcPr>
+            <w:tcW w:w="1425" w:type="dxa"/>
+            <w:tcBorders>
+              <w:left w:val="single" w:sz="4" w:space="0" w:color="000000"/>
+              <w:bottom w:val="single" w:sz="4" w:space="0" w:color="000000"/>
+            </w:tcBorders>
+          </w:tcPr>
+          <w:p>
+            <w:pPr>
+              <w:pStyle w:val="TableContents"/>
+              <w:widowControl w:val="false"/>
+              <w:rPr/>
+            </w:pPr>
+            <w:r>
+              <w:rPr/>
+              <w:t>Any</w:t>
+            </w:r>
+          </w:p>
+        </w:tc>
+        <w:tc>
+          <w:tcPr>
+            <w:tcW w:w="2497" w:type="dxa"/>
+            <w:tcBorders>
+              <w:left w:val="single" w:sz="4" w:space="0" w:color="000000"/>
+              <w:bottom w:val="single" w:sz="4" w:space="0" w:color="000000"/>
+            </w:tcBorders>
+          </w:tcPr>
+          <w:p>
+            <w:pPr>
+              <w:pStyle w:val="TableContents"/>
+              <w:widowControl w:val="false"/>
+              <w:rPr/>
+            </w:pPr>
+            <w:r>
+              <w:rPr/>
+              <w:t>4A 1F</w:t>
+            </w:r>
+          </w:p>
+        </w:tc>
+        <w:tc>
+          <w:tcPr>
+            <w:tcW w:w="4277" w:type="dxa"/>
+            <w:tcBorders>
+              <w:left w:val="single" w:sz="4" w:space="0" w:color="000000"/>
+              <w:bottom w:val="single" w:sz="4" w:space="0" w:color="000000"/>
+              <w:right w:val="single" w:sz="4" w:space="0" w:color="000000"/>
+            </w:tcBorders>
+          </w:tcPr>
+          <w:p>
+            <w:pPr>
+              <w:pStyle w:val="TableContents"/>
+              <w:widowControl w:val="false"/>
+              <w:rPr>
+                <w:sz w:val="16"/>
+                <w:szCs w:val="16"/>
+              </w:rPr>
+            </w:pPr>
+            <w:r>
+              <w:rPr>
+                <w:sz w:val="16"/>
+                <w:szCs w:val="16"/>
+              </w:rPr>
+              <w:t>A request for info such as key position, doors open, time/date if CANslator is counting, etc. All data is resent.</w:t>
+            </w:r>
+          </w:p>
+        </w:tc>
+      </w:tr>
+      <w:tr>
+        <w:trPr/>
+        <w:tc>
+          <w:tcPr>
+            <w:tcW w:w="952" w:type="dxa"/>
+            <w:tcBorders>
+              <w:left w:val="single" w:sz="4" w:space="0" w:color="000000"/>
+              <w:bottom w:val="single" w:sz="4" w:space="0" w:color="000000"/>
+            </w:tcBorders>
+          </w:tcPr>
+          <w:p>
+            <w:pPr>
+              <w:pStyle w:val="TableContents"/>
+              <w:widowControl w:val="false"/>
+              <w:rPr/>
+            </w:pPr>
+            <w:r>
+              <w:rPr/>
+              <w:t>57</w:t>
+            </w:r>
+          </w:p>
+        </w:tc>
+        <w:tc>
+          <w:tcPr>
+            <w:tcW w:w="821" w:type="dxa"/>
+            <w:tcBorders>
+              <w:left w:val="single" w:sz="4" w:space="0" w:color="000000"/>
+              <w:bottom w:val="single" w:sz="4" w:space="0" w:color="000000"/>
+            </w:tcBorders>
+          </w:tcPr>
+          <w:p>
+            <w:pPr>
+              <w:pStyle w:val="TableContents"/>
+              <w:widowControl w:val="false"/>
+              <w:rPr/>
+            </w:pPr>
+            <w:r>
+              <w:rPr/>
               <w:t>1</w:t>
             </w:r>
           </w:p>
@@ -27946,7 +28715,7 @@
         </w:tc>
         <w:tc>
           <w:tcPr>
-            <w:tcW w:w="2498" w:type="dxa"/>
+            <w:tcW w:w="2497" w:type="dxa"/>
             <w:tcBorders>
               <w:left w:val="single" w:sz="4" w:space="0" w:color="000000"/>
               <w:bottom w:val="single" w:sz="4" w:space="0" w:color="000000"/>
@@ -27966,7 +28735,7 @@
         </w:tc>
         <w:tc>
           <w:tcPr>
-            <w:tcW w:w="4276" w:type="dxa"/>
+            <w:tcW w:w="4277" w:type="dxa"/>
             <w:tcBorders>
               <w:left w:val="single" w:sz="4" w:space="0" w:color="000000"/>
               <w:bottom w:val="single" w:sz="4" w:space="0" w:color="000000"/>
@@ -28050,10 +28819,10 @@
       </w:tblPr>
       <w:tblGrid>
         <w:gridCol w:w="952"/>
-        <w:gridCol w:w="844"/>
-        <w:gridCol w:w="1402"/>
-        <w:gridCol w:w="2498"/>
-        <w:gridCol w:w="4276"/>
+        <w:gridCol w:w="842"/>
+        <w:gridCol w:w="1404"/>
+        <w:gridCol w:w="2497"/>
+        <w:gridCol w:w="4277"/>
       </w:tblGrid>
       <w:tr>
         <w:trPr/>
@@ -28094,7 +28863,7 @@
         </w:tc>
         <w:tc>
           <w:tcPr>
-            <w:tcW w:w="844" w:type="dxa"/>
+            <w:tcW w:w="842" w:type="dxa"/>
             <w:tcBorders>
               <w:top w:val="single" w:sz="4" w:space="0" w:color="000000"/>
               <w:left w:val="single" w:sz="4" w:space="0" w:color="000000"/>
@@ -28129,7 +28898,7 @@
         </w:tc>
         <w:tc>
           <w:tcPr>
-            <w:tcW w:w="1402" w:type="dxa"/>
+            <w:tcW w:w="1404" w:type="dxa"/>
             <w:tcBorders>
               <w:top w:val="single" w:sz="4" w:space="0" w:color="000000"/>
               <w:left w:val="single" w:sz="4" w:space="0" w:color="000000"/>
@@ -28164,7 +28933,7 @@
         </w:tc>
         <w:tc>
           <w:tcPr>
-            <w:tcW w:w="2498" w:type="dxa"/>
+            <w:tcW w:w="2497" w:type="dxa"/>
             <w:tcBorders>
               <w:top w:val="single" w:sz="4" w:space="0" w:color="000000"/>
               <w:left w:val="single" w:sz="4" w:space="0" w:color="000000"/>
@@ -28199,7 +28968,7 @@
         </w:tc>
         <w:tc>
           <w:tcPr>
-            <w:tcW w:w="4276" w:type="dxa"/>
+            <w:tcW w:w="4277" w:type="dxa"/>
             <w:tcBorders>
               <w:top w:val="single" w:sz="4" w:space="0" w:color="000000"/>
               <w:left w:val="single" w:sz="4" w:space="0" w:color="000000"/>
@@ -28262,7 +29031,7 @@
         </w:tc>
         <w:tc>
           <w:tcPr>
-            <w:tcW w:w="844" w:type="dxa"/>
+            <w:tcW w:w="842" w:type="dxa"/>
             <w:tcBorders>
               <w:left w:val="single" w:sz="4" w:space="0" w:color="000000"/>
               <w:bottom w:val="single" w:sz="4" w:space="0" w:color="000000"/>
@@ -28286,7 +29055,7 @@
         </w:tc>
         <w:tc>
           <w:tcPr>
-            <w:tcW w:w="1402" w:type="dxa"/>
+            <w:tcW w:w="1404" w:type="dxa"/>
             <w:tcBorders>
               <w:left w:val="single" w:sz="4" w:space="0" w:color="000000"/>
               <w:bottom w:val="single" w:sz="4" w:space="0" w:color="000000"/>
@@ -28310,7 +29079,7 @@
         </w:tc>
         <w:tc>
           <w:tcPr>
-            <w:tcW w:w="2498" w:type="dxa"/>
+            <w:tcW w:w="2497" w:type="dxa"/>
             <w:tcBorders>
               <w:left w:val="single" w:sz="4" w:space="0" w:color="000000"/>
               <w:bottom w:val="single" w:sz="4" w:space="0" w:color="000000"/>
@@ -28334,7 +29103,7 @@
         </w:tc>
         <w:tc>
           <w:tcPr>
-            <w:tcW w:w="4276" w:type="dxa"/>
+            <w:tcW w:w="4277" w:type="dxa"/>
             <w:tcBorders>
               <w:left w:val="single" w:sz="4" w:space="0" w:color="000000"/>
               <w:bottom w:val="single" w:sz="4" w:space="0" w:color="000000"/>
@@ -28442,7 +29211,7 @@
         </w:tc>
         <w:tc>
           <w:tcPr>
-            <w:tcW w:w="844" w:type="dxa"/>
+            <w:tcW w:w="842" w:type="dxa"/>
             <w:tcBorders>
               <w:left w:val="single" w:sz="4" w:space="0" w:color="000000"/>
               <w:bottom w:val="single" w:sz="4" w:space="0" w:color="000000"/>
@@ -28466,7 +29235,7 @@
         </w:tc>
         <w:tc>
           <w:tcPr>
-            <w:tcW w:w="1402" w:type="dxa"/>
+            <w:tcW w:w="1404" w:type="dxa"/>
             <w:tcBorders>
               <w:left w:val="single" w:sz="4" w:space="0" w:color="000000"/>
               <w:bottom w:val="single" w:sz="4" w:space="0" w:color="000000"/>
@@ -28490,7 +29259,7 @@
         </w:tc>
         <w:tc>
           <w:tcPr>
-            <w:tcW w:w="2498" w:type="dxa"/>
+            <w:tcW w:w="2497" w:type="dxa"/>
             <w:tcBorders>
               <w:left w:val="single" w:sz="4" w:space="0" w:color="000000"/>
               <w:bottom w:val="single" w:sz="4" w:space="0" w:color="000000"/>
@@ -28514,7 +29283,7 @@
         </w:tc>
         <w:tc>
           <w:tcPr>
-            <w:tcW w:w="4276" w:type="dxa"/>
+            <w:tcW w:w="4277" w:type="dxa"/>
             <w:tcBorders>
               <w:left w:val="single" w:sz="4" w:space="0" w:color="000000"/>
               <w:bottom w:val="single" w:sz="4" w:space="0" w:color="000000"/>
@@ -28574,7 +29343,7 @@
         </w:tc>
         <w:tc>
           <w:tcPr>
-            <w:tcW w:w="844" w:type="dxa"/>
+            <w:tcW w:w="842" w:type="dxa"/>
             <w:tcBorders>
               <w:left w:val="single" w:sz="4" w:space="0" w:color="000000"/>
               <w:bottom w:val="single" w:sz="4" w:space="0" w:color="000000"/>
@@ -28598,7 +29367,7 @@
         </w:tc>
         <w:tc>
           <w:tcPr>
-            <w:tcW w:w="1402" w:type="dxa"/>
+            <w:tcW w:w="1404" w:type="dxa"/>
             <w:tcBorders>
               <w:left w:val="single" w:sz="4" w:space="0" w:color="000000"/>
               <w:bottom w:val="single" w:sz="4" w:space="0" w:color="000000"/>
@@ -28622,7 +29391,7 @@
         </w:tc>
         <w:tc>
           <w:tcPr>
-            <w:tcW w:w="2498" w:type="dxa"/>
+            <w:tcW w:w="2497" w:type="dxa"/>
             <w:tcBorders>
               <w:left w:val="single" w:sz="4" w:space="0" w:color="000000"/>
               <w:bottom w:val="single" w:sz="4" w:space="0" w:color="000000"/>
@@ -28646,7 +29415,7 @@
         </w:tc>
         <w:tc>
           <w:tcPr>
-            <w:tcW w:w="4276" w:type="dxa"/>
+            <w:tcW w:w="4277" w:type="dxa"/>
             <w:tcBorders>
               <w:left w:val="single" w:sz="4" w:space="0" w:color="000000"/>
               <w:bottom w:val="single" w:sz="4" w:space="0" w:color="000000"/>
@@ -28706,7 +29475,7 @@
         </w:tc>
         <w:tc>
           <w:tcPr>
-            <w:tcW w:w="844" w:type="dxa"/>
+            <w:tcW w:w="842" w:type="dxa"/>
             <w:tcBorders>
               <w:left w:val="single" w:sz="4" w:space="0" w:color="000000"/>
               <w:bottom w:val="single" w:sz="4" w:space="0" w:color="000000"/>
@@ -28730,7 +29499,7 @@
         </w:tc>
         <w:tc>
           <w:tcPr>
-            <w:tcW w:w="1402" w:type="dxa"/>
+            <w:tcW w:w="1404" w:type="dxa"/>
             <w:tcBorders>
               <w:left w:val="single" w:sz="4" w:space="0" w:color="000000"/>
               <w:bottom w:val="single" w:sz="4" w:space="0" w:color="000000"/>
@@ -28754,7 +29523,7 @@
         </w:tc>
         <w:tc>
           <w:tcPr>
-            <w:tcW w:w="2498" w:type="dxa"/>
+            <w:tcW w:w="2497" w:type="dxa"/>
             <w:tcBorders>
               <w:left w:val="single" w:sz="4" w:space="0" w:color="000000"/>
               <w:bottom w:val="single" w:sz="4" w:space="0" w:color="000000"/>
@@ -28778,7 +29547,7 @@
         </w:tc>
         <w:tc>
           <w:tcPr>
-            <w:tcW w:w="4276" w:type="dxa"/>
+            <w:tcW w:w="4277" w:type="dxa"/>
             <w:tcBorders>
               <w:left w:val="single" w:sz="4" w:space="0" w:color="000000"/>
               <w:bottom w:val="single" w:sz="4" w:space="0" w:color="000000"/>
@@ -29263,7 +30032,7 @@
         </w:tc>
         <w:tc>
           <w:tcPr>
-            <w:tcW w:w="844" w:type="dxa"/>
+            <w:tcW w:w="842" w:type="dxa"/>
             <w:tcBorders>
               <w:left w:val="single" w:sz="4" w:space="0" w:color="000000"/>
               <w:bottom w:val="single" w:sz="4" w:space="0" w:color="000000"/>
@@ -29287,7 +30056,7 @@
         </w:tc>
         <w:tc>
           <w:tcPr>
-            <w:tcW w:w="1402" w:type="dxa"/>
+            <w:tcW w:w="1404" w:type="dxa"/>
             <w:tcBorders>
               <w:left w:val="single" w:sz="4" w:space="0" w:color="000000"/>
               <w:bottom w:val="single" w:sz="4" w:space="0" w:color="000000"/>
@@ -29311,7 +30080,7 @@
         </w:tc>
         <w:tc>
           <w:tcPr>
-            <w:tcW w:w="2498" w:type="dxa"/>
+            <w:tcW w:w="2497" w:type="dxa"/>
             <w:tcBorders>
               <w:left w:val="single" w:sz="4" w:space="0" w:color="000000"/>
               <w:bottom w:val="single" w:sz="4" w:space="0" w:color="000000"/>
@@ -29335,7 +30104,7 @@
         </w:tc>
         <w:tc>
           <w:tcPr>
-            <w:tcW w:w="4276" w:type="dxa"/>
+            <w:tcW w:w="4277" w:type="dxa"/>
             <w:tcBorders>
               <w:left w:val="single" w:sz="4" w:space="0" w:color="000000"/>
               <w:bottom w:val="single" w:sz="4" w:space="0" w:color="000000"/>
@@ -29395,7 +30164,7 @@
         </w:tc>
         <w:tc>
           <w:tcPr>
-            <w:tcW w:w="844" w:type="dxa"/>
+            <w:tcW w:w="842" w:type="dxa"/>
             <w:tcBorders>
               <w:left w:val="single" w:sz="4" w:space="0" w:color="000000"/>
               <w:bottom w:val="single" w:sz="4" w:space="0" w:color="000000"/>
@@ -29419,7 +30188,7 @@
         </w:tc>
         <w:tc>
           <w:tcPr>
-            <w:tcW w:w="1402" w:type="dxa"/>
+            <w:tcW w:w="1404" w:type="dxa"/>
             <w:tcBorders>
               <w:left w:val="single" w:sz="4" w:space="0" w:color="000000"/>
               <w:bottom w:val="single" w:sz="4" w:space="0" w:color="000000"/>
@@ -29443,7 +30212,7 @@
         </w:tc>
         <w:tc>
           <w:tcPr>
-            <w:tcW w:w="2498" w:type="dxa"/>
+            <w:tcW w:w="2497" w:type="dxa"/>
             <w:tcBorders>
               <w:left w:val="single" w:sz="4" w:space="0" w:color="000000"/>
               <w:bottom w:val="single" w:sz="4" w:space="0" w:color="000000"/>
@@ -29467,7 +30236,7 @@
         </w:tc>
         <w:tc>
           <w:tcPr>
-            <w:tcW w:w="4276" w:type="dxa"/>
+            <w:tcW w:w="4277" w:type="dxa"/>
             <w:tcBorders>
               <w:left w:val="single" w:sz="4" w:space="0" w:color="000000"/>
               <w:bottom w:val="single" w:sz="4" w:space="0" w:color="000000"/>
@@ -29527,7 +30296,7 @@
         </w:tc>
         <w:tc>
           <w:tcPr>
-            <w:tcW w:w="844" w:type="dxa"/>
+            <w:tcW w:w="842" w:type="dxa"/>
             <w:tcBorders>
               <w:left w:val="single" w:sz="4" w:space="0" w:color="000000"/>
               <w:bottom w:val="single" w:sz="4" w:space="0" w:color="000000"/>
@@ -29551,7 +30320,7 @@
         </w:tc>
         <w:tc>
           <w:tcPr>
-            <w:tcW w:w="1402" w:type="dxa"/>
+            <w:tcW w:w="1404" w:type="dxa"/>
             <w:tcBorders>
               <w:left w:val="single" w:sz="4" w:space="0" w:color="000000"/>
               <w:bottom w:val="single" w:sz="4" w:space="0" w:color="000000"/>
@@ -29575,7 +30344,7 @@
         </w:tc>
         <w:tc>
           <w:tcPr>
-            <w:tcW w:w="2498" w:type="dxa"/>
+            <w:tcW w:w="2497" w:type="dxa"/>
             <w:tcBorders>
               <w:left w:val="single" w:sz="4" w:space="0" w:color="000000"/>
               <w:bottom w:val="single" w:sz="4" w:space="0" w:color="000000"/>
@@ -29599,7 +30368,7 @@
         </w:tc>
         <w:tc>
           <w:tcPr>
-            <w:tcW w:w="4276" w:type="dxa"/>
+            <w:tcW w:w="4277" w:type="dxa"/>
             <w:tcBorders>
               <w:left w:val="single" w:sz="4" w:space="0" w:color="000000"/>
               <w:bottom w:val="single" w:sz="4" w:space="0" w:color="000000"/>
@@ -29659,7 +30428,7 @@
         </w:tc>
         <w:tc>
           <w:tcPr>
-            <w:tcW w:w="844" w:type="dxa"/>
+            <w:tcW w:w="842" w:type="dxa"/>
             <w:tcBorders>
               <w:left w:val="single" w:sz="4" w:space="0" w:color="000000"/>
               <w:bottom w:val="single" w:sz="4" w:space="0" w:color="000000"/>
@@ -29683,7 +30452,7 @@
         </w:tc>
         <w:tc>
           <w:tcPr>
-            <w:tcW w:w="1402" w:type="dxa"/>
+            <w:tcW w:w="1404" w:type="dxa"/>
             <w:tcBorders>
               <w:left w:val="single" w:sz="4" w:space="0" w:color="000000"/>
               <w:bottom w:val="single" w:sz="4" w:space="0" w:color="000000"/>
@@ -29707,7 +30476,7 @@
         </w:tc>
         <w:tc>
           <w:tcPr>
-            <w:tcW w:w="2498" w:type="dxa"/>
+            <w:tcW w:w="2497" w:type="dxa"/>
             <w:tcBorders>
               <w:left w:val="single" w:sz="4" w:space="0" w:color="000000"/>
               <w:bottom w:val="single" w:sz="4" w:space="0" w:color="000000"/>
@@ -29731,7 +30500,7 @@
         </w:tc>
         <w:tc>
           <w:tcPr>
-            <w:tcW w:w="4276" w:type="dxa"/>
+            <w:tcW w:w="4277" w:type="dxa"/>
             <w:tcBorders>
               <w:left w:val="single" w:sz="4" w:space="0" w:color="000000"/>
               <w:bottom w:val="single" w:sz="4" w:space="0" w:color="000000"/>
@@ -29848,8 +30617,8 @@
         <w:gridCol w:w="952"/>
         <w:gridCol w:w="821"/>
         <w:gridCol w:w="1425"/>
-        <w:gridCol w:w="2498"/>
-        <w:gridCol w:w="4276"/>
+        <w:gridCol w:w="2497"/>
+        <w:gridCol w:w="4277"/>
       </w:tblGrid>
       <w:tr>
         <w:trPr/>
@@ -29948,7 +30717,7 @@
         </w:tc>
         <w:tc>
           <w:tcPr>
-            <w:tcW w:w="2498" w:type="dxa"/>
+            <w:tcW w:w="2497" w:type="dxa"/>
             <w:tcBorders>
               <w:top w:val="single" w:sz="4" w:space="0" w:color="000000"/>
               <w:left w:val="single" w:sz="4" w:space="0" w:color="000000"/>
@@ -29979,7 +30748,7 @@
         </w:tc>
         <w:tc>
           <w:tcPr>
-            <w:tcW w:w="4276" w:type="dxa"/>
+            <w:tcW w:w="4277" w:type="dxa"/>
             <w:tcBorders>
               <w:top w:val="single" w:sz="4" w:space="0" w:color="000000"/>
               <w:left w:val="single" w:sz="4" w:space="0" w:color="000000"/>
@@ -30074,7 +30843,7 @@
         </w:tc>
         <w:tc>
           <w:tcPr>
-            <w:tcW w:w="2498" w:type="dxa"/>
+            <w:tcW w:w="2497" w:type="dxa"/>
             <w:tcBorders>
               <w:left w:val="single" w:sz="4" w:space="0" w:color="000000"/>
               <w:bottom w:val="single" w:sz="4" w:space="0" w:color="000000"/>
@@ -30108,7 +30877,7 @@
         </w:tc>
         <w:tc>
           <w:tcPr>
-            <w:tcW w:w="4276" w:type="dxa"/>
+            <w:tcW w:w="4277" w:type="dxa"/>
             <w:tcBorders>
               <w:left w:val="single" w:sz="4" w:space="0" w:color="000000"/>
               <w:bottom w:val="single" w:sz="4" w:space="0" w:color="000000"/>
@@ -30206,7 +30975,7 @@
         </w:tc>
         <w:tc>
           <w:tcPr>
-            <w:tcW w:w="2498" w:type="dxa"/>
+            <w:tcW w:w="2497" w:type="dxa"/>
             <w:tcBorders>
               <w:left w:val="single" w:sz="4" w:space="0" w:color="000000"/>
               <w:bottom w:val="single" w:sz="4" w:space="0" w:color="000000"/>
@@ -30240,7 +31009,7 @@
         </w:tc>
         <w:tc>
           <w:tcPr>
-            <w:tcW w:w="4276" w:type="dxa"/>
+            <w:tcW w:w="4277" w:type="dxa"/>
             <w:tcBorders>
               <w:left w:val="single" w:sz="4" w:space="0" w:color="000000"/>
               <w:bottom w:val="single" w:sz="4" w:space="0" w:color="000000"/>
@@ -30338,7 +31107,7 @@
         </w:tc>
         <w:tc>
           <w:tcPr>
-            <w:tcW w:w="2498" w:type="dxa"/>
+            <w:tcW w:w="2497" w:type="dxa"/>
             <w:tcBorders>
               <w:left w:val="single" w:sz="4" w:space="0" w:color="000000"/>
               <w:bottom w:val="single" w:sz="4" w:space="0" w:color="000000"/>
@@ -30372,7 +31141,7 @@
         </w:tc>
         <w:tc>
           <w:tcPr>
-            <w:tcW w:w="4276" w:type="dxa"/>
+            <w:tcW w:w="4277" w:type="dxa"/>
             <w:tcBorders>
               <w:left w:val="single" w:sz="4" w:space="0" w:color="000000"/>
               <w:bottom w:val="single" w:sz="4" w:space="0" w:color="000000"/>
@@ -30470,7 +31239,7 @@
         </w:tc>
         <w:tc>
           <w:tcPr>
-            <w:tcW w:w="2498" w:type="dxa"/>
+            <w:tcW w:w="2497" w:type="dxa"/>
             <w:tcBorders>
               <w:left w:val="single" w:sz="4" w:space="0" w:color="000000"/>
               <w:bottom w:val="single" w:sz="4" w:space="0" w:color="000000"/>
@@ -30504,7 +31273,7 @@
         </w:tc>
         <w:tc>
           <w:tcPr>
-            <w:tcW w:w="4276" w:type="dxa"/>
+            <w:tcW w:w="4277" w:type="dxa"/>
             <w:tcBorders>
               <w:left w:val="single" w:sz="4" w:space="0" w:color="000000"/>
               <w:bottom w:val="single" w:sz="4" w:space="0" w:color="000000"/>
@@ -30602,7 +31371,7 @@
         </w:tc>
         <w:tc>
           <w:tcPr>
-            <w:tcW w:w="2498" w:type="dxa"/>
+            <w:tcW w:w="2497" w:type="dxa"/>
             <w:tcBorders>
               <w:left w:val="single" w:sz="4" w:space="0" w:color="000000"/>
               <w:bottom w:val="single" w:sz="4" w:space="0" w:color="000000"/>
@@ -30636,7 +31405,7 @@
         </w:tc>
         <w:tc>
           <w:tcPr>
-            <w:tcW w:w="4276" w:type="dxa"/>
+            <w:tcW w:w="4277" w:type="dxa"/>
             <w:tcBorders>
               <w:left w:val="single" w:sz="4" w:space="0" w:color="000000"/>
               <w:bottom w:val="single" w:sz="4" w:space="0" w:color="000000"/>
@@ -30734,7 +31503,7 @@
         </w:tc>
         <w:tc>
           <w:tcPr>
-            <w:tcW w:w="2498" w:type="dxa"/>
+            <w:tcW w:w="2497" w:type="dxa"/>
             <w:tcBorders>
               <w:left w:val="single" w:sz="4" w:space="0" w:color="000000"/>
               <w:bottom w:val="single" w:sz="4" w:space="0" w:color="000000"/>
@@ -30768,7 +31537,7 @@
         </w:tc>
         <w:tc>
           <w:tcPr>
-            <w:tcW w:w="4276" w:type="dxa"/>
+            <w:tcW w:w="4277" w:type="dxa"/>
             <w:tcBorders>
               <w:left w:val="single" w:sz="4" w:space="0" w:color="000000"/>
               <w:bottom w:val="single" w:sz="4" w:space="0" w:color="000000"/>
@@ -30866,7 +31635,7 @@
         </w:tc>
         <w:tc>
           <w:tcPr>
-            <w:tcW w:w="2498" w:type="dxa"/>
+            <w:tcW w:w="2497" w:type="dxa"/>
             <w:tcBorders>
               <w:left w:val="single" w:sz="4" w:space="0" w:color="000000"/>
               <w:bottom w:val="single" w:sz="4" w:space="0" w:color="000000"/>
@@ -30900,7 +31669,7 @@
         </w:tc>
         <w:tc>
           <w:tcPr>
-            <w:tcW w:w="4276" w:type="dxa"/>
+            <w:tcW w:w="4277" w:type="dxa"/>
             <w:tcBorders>
               <w:left w:val="single" w:sz="4" w:space="0" w:color="000000"/>
               <w:bottom w:val="single" w:sz="4" w:space="0" w:color="000000"/>
@@ -30998,7 +31767,7 @@
         </w:tc>
         <w:tc>
           <w:tcPr>
-            <w:tcW w:w="2498" w:type="dxa"/>
+            <w:tcW w:w="2497" w:type="dxa"/>
             <w:tcBorders>
               <w:left w:val="single" w:sz="4" w:space="0" w:color="000000"/>
               <w:bottom w:val="single" w:sz="4" w:space="0" w:color="000000"/>
@@ -31032,7 +31801,7 @@
         </w:tc>
         <w:tc>
           <w:tcPr>
-            <w:tcW w:w="4276" w:type="dxa"/>
+            <w:tcW w:w="4277" w:type="dxa"/>
             <w:tcBorders>
               <w:left w:val="single" w:sz="4" w:space="0" w:color="000000"/>
               <w:bottom w:val="single" w:sz="4" w:space="0" w:color="000000"/>
@@ -31130,7 +31899,7 @@
         </w:tc>
         <w:tc>
           <w:tcPr>
-            <w:tcW w:w="2498" w:type="dxa"/>
+            <w:tcW w:w="2497" w:type="dxa"/>
             <w:tcBorders>
               <w:left w:val="single" w:sz="4" w:space="0" w:color="000000"/>
               <w:bottom w:val="single" w:sz="4" w:space="0" w:color="000000"/>
@@ -31164,7 +31933,7 @@
         </w:tc>
         <w:tc>
           <w:tcPr>
-            <w:tcW w:w="4276" w:type="dxa"/>
+            <w:tcW w:w="4277" w:type="dxa"/>
             <w:tcBorders>
               <w:left w:val="single" w:sz="4" w:space="0" w:color="000000"/>
               <w:bottom w:val="single" w:sz="4" w:space="0" w:color="000000"/>
@@ -31262,7 +32031,7 @@
         </w:tc>
         <w:tc>
           <w:tcPr>
-            <w:tcW w:w="2498" w:type="dxa"/>
+            <w:tcW w:w="2497" w:type="dxa"/>
             <w:tcBorders>
               <w:left w:val="single" w:sz="4" w:space="0" w:color="000000"/>
               <w:bottom w:val="single" w:sz="4" w:space="0" w:color="000000"/>
@@ -31296,7 +32065,7 @@
         </w:tc>
         <w:tc>
           <w:tcPr>
-            <w:tcW w:w="4276" w:type="dxa"/>
+            <w:tcW w:w="4277" w:type="dxa"/>
             <w:tcBorders>
               <w:left w:val="single" w:sz="4" w:space="0" w:color="000000"/>
               <w:bottom w:val="single" w:sz="4" w:space="0" w:color="000000"/>
@@ -31394,7 +32163,7 @@
         </w:tc>
         <w:tc>
           <w:tcPr>
-            <w:tcW w:w="2498" w:type="dxa"/>
+            <w:tcW w:w="2497" w:type="dxa"/>
             <w:tcBorders>
               <w:left w:val="single" w:sz="4" w:space="0" w:color="000000"/>
               <w:bottom w:val="single" w:sz="4" w:space="0" w:color="000000"/>
@@ -31428,7 +32197,7 @@
         </w:tc>
         <w:tc>
           <w:tcPr>
-            <w:tcW w:w="4276" w:type="dxa"/>
+            <w:tcW w:w="4277" w:type="dxa"/>
             <w:tcBorders>
               <w:left w:val="single" w:sz="4" w:space="0" w:color="000000"/>
               <w:bottom w:val="single" w:sz="4" w:space="0" w:color="000000"/>
@@ -31526,7 +32295,7 @@
         </w:tc>
         <w:tc>
           <w:tcPr>
-            <w:tcW w:w="2498" w:type="dxa"/>
+            <w:tcW w:w="2497" w:type="dxa"/>
             <w:tcBorders>
               <w:left w:val="single" w:sz="4" w:space="0" w:color="000000"/>
               <w:bottom w:val="single" w:sz="4" w:space="0" w:color="000000"/>
@@ -31560,7 +32329,7 @@
         </w:tc>
         <w:tc>
           <w:tcPr>
-            <w:tcW w:w="4276" w:type="dxa"/>
+            <w:tcW w:w="4277" w:type="dxa"/>
             <w:tcBorders>
               <w:left w:val="single" w:sz="4" w:space="0" w:color="000000"/>
               <w:bottom w:val="single" w:sz="4" w:space="0" w:color="000000"/>
@@ -31658,7 +32427,7 @@
         </w:tc>
         <w:tc>
           <w:tcPr>
-            <w:tcW w:w="2498" w:type="dxa"/>
+            <w:tcW w:w="2497" w:type="dxa"/>
             <w:tcBorders>
               <w:left w:val="single" w:sz="4" w:space="0" w:color="000000"/>
               <w:bottom w:val="single" w:sz="4" w:space="0" w:color="000000"/>
@@ -31692,7 +32461,7 @@
         </w:tc>
         <w:tc>
           <w:tcPr>
-            <w:tcW w:w="4276" w:type="dxa"/>
+            <w:tcW w:w="4277" w:type="dxa"/>
             <w:tcBorders>
               <w:left w:val="single" w:sz="4" w:space="0" w:color="000000"/>
               <w:bottom w:val="single" w:sz="4" w:space="0" w:color="000000"/>
@@ -31789,10 +32558,10 @@
       </w:tblPr>
       <w:tblGrid>
         <w:gridCol w:w="952"/>
-        <w:gridCol w:w="844"/>
-        <w:gridCol w:w="1402"/>
-        <w:gridCol w:w="2498"/>
-        <w:gridCol w:w="4276"/>
+        <w:gridCol w:w="842"/>
+        <w:gridCol w:w="1404"/>
+        <w:gridCol w:w="2497"/>
+        <w:gridCol w:w="4277"/>
       </w:tblGrid>
       <w:tr>
         <w:trPr/>
@@ -31833,7 +32602,7 @@
         </w:tc>
         <w:tc>
           <w:tcPr>
-            <w:tcW w:w="844" w:type="dxa"/>
+            <w:tcW w:w="842" w:type="dxa"/>
             <w:tcBorders>
               <w:top w:val="single" w:sz="4" w:space="0" w:color="000000"/>
               <w:left w:val="single" w:sz="4" w:space="0" w:color="000000"/>
@@ -31868,7 +32637,7 @@
         </w:tc>
         <w:tc>
           <w:tcPr>
-            <w:tcW w:w="1402" w:type="dxa"/>
+            <w:tcW w:w="1404" w:type="dxa"/>
             <w:tcBorders>
               <w:top w:val="single" w:sz="4" w:space="0" w:color="000000"/>
               <w:left w:val="single" w:sz="4" w:space="0" w:color="000000"/>
@@ -31903,7 +32672,7 @@
         </w:tc>
         <w:tc>
           <w:tcPr>
-            <w:tcW w:w="2498" w:type="dxa"/>
+            <w:tcW w:w="2497" w:type="dxa"/>
             <w:tcBorders>
               <w:top w:val="single" w:sz="4" w:space="0" w:color="000000"/>
               <w:left w:val="single" w:sz="4" w:space="0" w:color="000000"/>
@@ -31938,7 +32707,7 @@
         </w:tc>
         <w:tc>
           <w:tcPr>
-            <w:tcW w:w="4276" w:type="dxa"/>
+            <w:tcW w:w="4277" w:type="dxa"/>
             <w:tcBorders>
               <w:top w:val="single" w:sz="4" w:space="0" w:color="000000"/>
               <w:left w:val="single" w:sz="4" w:space="0" w:color="000000"/>
@@ -32001,7 +32770,7 @@
         </w:tc>
         <w:tc>
           <w:tcPr>
-            <w:tcW w:w="844" w:type="dxa"/>
+            <w:tcW w:w="842" w:type="dxa"/>
             <w:tcBorders>
               <w:left w:val="single" w:sz="4" w:space="0" w:color="000000"/>
               <w:bottom w:val="single" w:sz="4" w:space="0" w:color="000000"/>
@@ -32025,7 +32794,7 @@
         </w:tc>
         <w:tc>
           <w:tcPr>
-            <w:tcW w:w="1402" w:type="dxa"/>
+            <w:tcW w:w="1404" w:type="dxa"/>
             <w:tcBorders>
               <w:left w:val="single" w:sz="4" w:space="0" w:color="000000"/>
               <w:bottom w:val="single" w:sz="4" w:space="0" w:color="000000"/>
@@ -32049,7 +32818,7 @@
         </w:tc>
         <w:tc>
           <w:tcPr>
-            <w:tcW w:w="2498" w:type="dxa"/>
+            <w:tcW w:w="2497" w:type="dxa"/>
             <w:tcBorders>
               <w:left w:val="single" w:sz="4" w:space="0" w:color="000000"/>
               <w:bottom w:val="single" w:sz="4" w:space="0" w:color="000000"/>
@@ -32073,7 +32842,7 @@
         </w:tc>
         <w:tc>
           <w:tcPr>
-            <w:tcW w:w="4276" w:type="dxa"/>
+            <w:tcW w:w="4277" w:type="dxa"/>
             <w:tcBorders>
               <w:left w:val="single" w:sz="4" w:space="0" w:color="000000"/>
               <w:bottom w:val="single" w:sz="4" w:space="0" w:color="000000"/>
@@ -32176,8 +32945,8 @@
         <w:gridCol w:w="952"/>
         <w:gridCol w:w="821"/>
         <w:gridCol w:w="1425"/>
-        <w:gridCol w:w="2498"/>
-        <w:gridCol w:w="4276"/>
+        <w:gridCol w:w="2497"/>
+        <w:gridCol w:w="4277"/>
       </w:tblGrid>
       <w:tr>
         <w:trPr/>
@@ -32276,7 +33045,7 @@
         </w:tc>
         <w:tc>
           <w:tcPr>
-            <w:tcW w:w="2498" w:type="dxa"/>
+            <w:tcW w:w="2497" w:type="dxa"/>
             <w:tcBorders>
               <w:top w:val="single" w:sz="4" w:space="0" w:color="000000"/>
               <w:left w:val="single" w:sz="4" w:space="0" w:color="000000"/>
@@ -32307,7 +33076,7 @@
         </w:tc>
         <w:tc>
           <w:tcPr>
-            <w:tcW w:w="4276" w:type="dxa"/>
+            <w:tcW w:w="4277" w:type="dxa"/>
             <w:tcBorders>
               <w:top w:val="single" w:sz="4" w:space="0" w:color="000000"/>
               <w:left w:val="single" w:sz="4" w:space="0" w:color="000000"/>
@@ -32402,7 +33171,7 @@
         </w:tc>
         <w:tc>
           <w:tcPr>
-            <w:tcW w:w="2498" w:type="dxa"/>
+            <w:tcW w:w="2497" w:type="dxa"/>
             <w:tcBorders>
               <w:left w:val="single" w:sz="4" w:space="0" w:color="000000"/>
               <w:bottom w:val="single" w:sz="4" w:space="0" w:color="000000"/>
@@ -32422,7 +33191,7 @@
         </w:tc>
         <w:tc>
           <w:tcPr>
-            <w:tcW w:w="4276" w:type="dxa"/>
+            <w:tcW w:w="4277" w:type="dxa"/>
             <w:tcBorders>
               <w:left w:val="single" w:sz="4" w:space="0" w:color="000000"/>
               <w:bottom w:val="single" w:sz="4" w:space="0" w:color="000000"/>
@@ -32512,7 +33281,7 @@
         </w:tc>
         <w:tc>
           <w:tcPr>
-            <w:tcW w:w="2498" w:type="dxa"/>
+            <w:tcW w:w="2497" w:type="dxa"/>
             <w:tcBorders>
               <w:left w:val="single" w:sz="4" w:space="0" w:color="000000"/>
               <w:bottom w:val="single" w:sz="4" w:space="0" w:color="000000"/>
@@ -32532,7 +33301,7 @@
         </w:tc>
         <w:tc>
           <w:tcPr>
-            <w:tcW w:w="4276" w:type="dxa"/>
+            <w:tcW w:w="4277" w:type="dxa"/>
             <w:tcBorders>
               <w:left w:val="single" w:sz="4" w:space="0" w:color="000000"/>
               <w:bottom w:val="single" w:sz="4" w:space="0" w:color="000000"/>
@@ -32622,7 +33391,7 @@
         </w:tc>
         <w:tc>
           <w:tcPr>
-            <w:tcW w:w="2498" w:type="dxa"/>
+            <w:tcW w:w="2497" w:type="dxa"/>
             <w:tcBorders>
               <w:left w:val="single" w:sz="4" w:space="0" w:color="000000"/>
               <w:bottom w:val="single" w:sz="4" w:space="0" w:color="000000"/>
@@ -32642,7 +33411,7 @@
         </w:tc>
         <w:tc>
           <w:tcPr>
-            <w:tcW w:w="4276" w:type="dxa"/>
+            <w:tcW w:w="4277" w:type="dxa"/>
             <w:tcBorders>
               <w:left w:val="single" w:sz="4" w:space="0" w:color="000000"/>
               <w:bottom w:val="single" w:sz="4" w:space="0" w:color="000000"/>
@@ -32732,7 +33501,7 @@
         </w:tc>
         <w:tc>
           <w:tcPr>
-            <w:tcW w:w="2498" w:type="dxa"/>
+            <w:tcW w:w="2497" w:type="dxa"/>
             <w:tcBorders>
               <w:left w:val="single" w:sz="4" w:space="0" w:color="000000"/>
               <w:bottom w:val="single" w:sz="4" w:space="0" w:color="000000"/>
@@ -32752,7 +33521,7 @@
         </w:tc>
         <w:tc>
           <w:tcPr>
-            <w:tcW w:w="4276" w:type="dxa"/>
+            <w:tcW w:w="4277" w:type="dxa"/>
             <w:tcBorders>
               <w:left w:val="single" w:sz="4" w:space="0" w:color="000000"/>
               <w:bottom w:val="single" w:sz="4" w:space="0" w:color="000000"/>
@@ -32842,7 +33611,7 @@
         </w:tc>
         <w:tc>
           <w:tcPr>
-            <w:tcW w:w="2498" w:type="dxa"/>
+            <w:tcW w:w="2497" w:type="dxa"/>
             <w:tcBorders>
               <w:left w:val="single" w:sz="4" w:space="0" w:color="000000"/>
               <w:bottom w:val="single" w:sz="4" w:space="0" w:color="000000"/>
@@ -32862,7 +33631,7 @@
         </w:tc>
         <w:tc>
           <w:tcPr>
-            <w:tcW w:w="4276" w:type="dxa"/>
+            <w:tcW w:w="4277" w:type="dxa"/>
             <w:tcBorders>
               <w:left w:val="single" w:sz="4" w:space="0" w:color="000000"/>
               <w:bottom w:val="single" w:sz="4" w:space="0" w:color="000000"/>
@@ -32952,7 +33721,7 @@
         </w:tc>
         <w:tc>
           <w:tcPr>
-            <w:tcW w:w="2498" w:type="dxa"/>
+            <w:tcW w:w="2497" w:type="dxa"/>
             <w:tcBorders>
               <w:left w:val="single" w:sz="4" w:space="0" w:color="000000"/>
               <w:bottom w:val="single" w:sz="4" w:space="0" w:color="000000"/>
@@ -32972,7 +33741,7 @@
         </w:tc>
         <w:tc>
           <w:tcPr>
-            <w:tcW w:w="4276" w:type="dxa"/>
+            <w:tcW w:w="4277" w:type="dxa"/>
             <w:tcBorders>
               <w:left w:val="single" w:sz="4" w:space="0" w:color="000000"/>
               <w:bottom w:val="single" w:sz="4" w:space="0" w:color="000000"/>
@@ -33062,7 +33831,7 @@
         </w:tc>
         <w:tc>
           <w:tcPr>
-            <w:tcW w:w="2498" w:type="dxa"/>
+            <w:tcW w:w="2497" w:type="dxa"/>
             <w:tcBorders>
               <w:left w:val="single" w:sz="4" w:space="0" w:color="000000"/>
               <w:bottom w:val="single" w:sz="4" w:space="0" w:color="000000"/>
@@ -33082,7 +33851,7 @@
         </w:tc>
         <w:tc>
           <w:tcPr>
-            <w:tcW w:w="4276" w:type="dxa"/>
+            <w:tcW w:w="4277" w:type="dxa"/>
             <w:tcBorders>
               <w:left w:val="single" w:sz="4" w:space="0" w:color="000000"/>
               <w:bottom w:val="single" w:sz="4" w:space="0" w:color="000000"/>
@@ -33172,7 +33941,7 @@
         </w:tc>
         <w:tc>
           <w:tcPr>
-            <w:tcW w:w="2498" w:type="dxa"/>
+            <w:tcW w:w="2497" w:type="dxa"/>
             <w:tcBorders>
               <w:left w:val="single" w:sz="4" w:space="0" w:color="000000"/>
               <w:bottom w:val="single" w:sz="4" w:space="0" w:color="000000"/>
@@ -33192,7 +33961,7 @@
         </w:tc>
         <w:tc>
           <w:tcPr>
-            <w:tcW w:w="4276" w:type="dxa"/>
+            <w:tcW w:w="4277" w:type="dxa"/>
             <w:tcBorders>
               <w:left w:val="single" w:sz="4" w:space="0" w:color="000000"/>
               <w:bottom w:val="single" w:sz="4" w:space="0" w:color="000000"/>
@@ -33282,7 +34051,7 @@
         </w:tc>
         <w:tc>
           <w:tcPr>
-            <w:tcW w:w="2498" w:type="dxa"/>
+            <w:tcW w:w="2497" w:type="dxa"/>
             <w:tcBorders>
               <w:left w:val="single" w:sz="4" w:space="0" w:color="000000"/>
               <w:bottom w:val="single" w:sz="4" w:space="0" w:color="000000"/>
@@ -33302,7 +34071,7 @@
         </w:tc>
         <w:tc>
           <w:tcPr>
-            <w:tcW w:w="4276" w:type="dxa"/>
+            <w:tcW w:w="4277" w:type="dxa"/>
             <w:tcBorders>
               <w:left w:val="single" w:sz="4" w:space="0" w:color="000000"/>
               <w:bottom w:val="single" w:sz="4" w:space="0" w:color="000000"/>
@@ -33392,7 +34161,7 @@
         </w:tc>
         <w:tc>
           <w:tcPr>
-            <w:tcW w:w="2498" w:type="dxa"/>
+            <w:tcW w:w="2497" w:type="dxa"/>
             <w:tcBorders>
               <w:left w:val="single" w:sz="4" w:space="0" w:color="000000"/>
               <w:bottom w:val="single" w:sz="4" w:space="0" w:color="000000"/>
@@ -33412,7 +34181,7 @@
         </w:tc>
         <w:tc>
           <w:tcPr>
-            <w:tcW w:w="4276" w:type="dxa"/>
+            <w:tcW w:w="4277" w:type="dxa"/>
             <w:tcBorders>
               <w:left w:val="single" w:sz="4" w:space="0" w:color="000000"/>
               <w:bottom w:val="single" w:sz="4" w:space="0" w:color="000000"/>
@@ -33502,7 +34271,7 @@
         </w:tc>
         <w:tc>
           <w:tcPr>
-            <w:tcW w:w="2498" w:type="dxa"/>
+            <w:tcW w:w="2497" w:type="dxa"/>
             <w:tcBorders>
               <w:left w:val="single" w:sz="4" w:space="0" w:color="000000"/>
               <w:bottom w:val="single" w:sz="4" w:space="0" w:color="000000"/>
@@ -33522,7 +34291,7 @@
         </w:tc>
         <w:tc>
           <w:tcPr>
-            <w:tcW w:w="4276" w:type="dxa"/>
+            <w:tcW w:w="4277" w:type="dxa"/>
             <w:tcBorders>
               <w:left w:val="single" w:sz="4" w:space="0" w:color="000000"/>
               <w:bottom w:val="single" w:sz="4" w:space="0" w:color="000000"/>
@@ -33624,7 +34393,7 @@
         </w:tc>
         <w:tc>
           <w:tcPr>
-            <w:tcW w:w="2498" w:type="dxa"/>
+            <w:tcW w:w="2497" w:type="dxa"/>
             <w:tcBorders>
               <w:left w:val="single" w:sz="4" w:space="0" w:color="000000"/>
               <w:bottom w:val="single" w:sz="4" w:space="0" w:color="000000"/>
@@ -33648,7 +34417,7 @@
         </w:tc>
         <w:tc>
           <w:tcPr>
-            <w:tcW w:w="4276" w:type="dxa"/>
+            <w:tcW w:w="4277" w:type="dxa"/>
             <w:tcBorders>
               <w:left w:val="single" w:sz="4" w:space="0" w:color="000000"/>
               <w:bottom w:val="single" w:sz="4" w:space="0" w:color="000000"/>
@@ -33754,7 +34523,7 @@
         </w:tc>
         <w:tc>
           <w:tcPr>
-            <w:tcW w:w="2498" w:type="dxa"/>
+            <w:tcW w:w="2497" w:type="dxa"/>
             <w:tcBorders>
               <w:left w:val="single" w:sz="4" w:space="0" w:color="000000"/>
               <w:bottom w:val="single" w:sz="4" w:space="0" w:color="000000"/>
@@ -33778,7 +34547,7 @@
         </w:tc>
         <w:tc>
           <w:tcPr>
-            <w:tcW w:w="4276" w:type="dxa"/>
+            <w:tcW w:w="4277" w:type="dxa"/>
             <w:tcBorders>
               <w:left w:val="single" w:sz="4" w:space="0" w:color="000000"/>
               <w:bottom w:val="single" w:sz="4" w:space="0" w:color="000000"/>
@@ -33884,7 +34653,7 @@
         </w:tc>
         <w:tc>
           <w:tcPr>
-            <w:tcW w:w="2498" w:type="dxa"/>
+            <w:tcW w:w="2497" w:type="dxa"/>
             <w:tcBorders>
               <w:left w:val="single" w:sz="4" w:space="0" w:color="000000"/>
               <w:bottom w:val="single" w:sz="4" w:space="0" w:color="000000"/>
@@ -33908,7 +34677,7 @@
         </w:tc>
         <w:tc>
           <w:tcPr>
-            <w:tcW w:w="4276" w:type="dxa"/>
+            <w:tcW w:w="4277" w:type="dxa"/>
             <w:tcBorders>
               <w:left w:val="single" w:sz="4" w:space="0" w:color="000000"/>
               <w:bottom w:val="single" w:sz="4" w:space="0" w:color="000000"/>
@@ -34014,7 +34783,7 @@
         </w:tc>
         <w:tc>
           <w:tcPr>
-            <w:tcW w:w="2498" w:type="dxa"/>
+            <w:tcW w:w="2497" w:type="dxa"/>
             <w:tcBorders>
               <w:left w:val="single" w:sz="4" w:space="0" w:color="000000"/>
               <w:bottom w:val="single" w:sz="4" w:space="0" w:color="000000"/>
@@ -34038,7 +34807,7 @@
         </w:tc>
         <w:tc>
           <w:tcPr>
-            <w:tcW w:w="4276" w:type="dxa"/>
+            <w:tcW w:w="4277" w:type="dxa"/>
             <w:tcBorders>
               <w:left w:val="single" w:sz="4" w:space="0" w:color="000000"/>
               <w:bottom w:val="single" w:sz="4" w:space="0" w:color="000000"/>
@@ -34144,7 +34913,7 @@
         </w:tc>
         <w:tc>
           <w:tcPr>
-            <w:tcW w:w="2498" w:type="dxa"/>
+            <w:tcW w:w="2497" w:type="dxa"/>
             <w:tcBorders>
               <w:left w:val="single" w:sz="4" w:space="0" w:color="000000"/>
               <w:bottom w:val="single" w:sz="4" w:space="0" w:color="000000"/>
@@ -34168,7 +34937,7 @@
         </w:tc>
         <w:tc>
           <w:tcPr>
-            <w:tcW w:w="4276" w:type="dxa"/>
+            <w:tcW w:w="4277" w:type="dxa"/>
             <w:tcBorders>
               <w:left w:val="single" w:sz="4" w:space="0" w:color="000000"/>
               <w:bottom w:val="single" w:sz="4" w:space="0" w:color="000000"/>
@@ -34274,7 +35043,7 @@
         </w:tc>
         <w:tc>
           <w:tcPr>
-            <w:tcW w:w="2498" w:type="dxa"/>
+            <w:tcW w:w="2497" w:type="dxa"/>
             <w:tcBorders>
               <w:left w:val="single" w:sz="4" w:space="0" w:color="000000"/>
               <w:bottom w:val="single" w:sz="4" w:space="0" w:color="000000"/>
@@ -34298,7 +35067,7 @@
         </w:tc>
         <w:tc>
           <w:tcPr>
-            <w:tcW w:w="4276" w:type="dxa"/>
+            <w:tcW w:w="4277" w:type="dxa"/>
             <w:tcBorders>
               <w:left w:val="single" w:sz="4" w:space="0" w:color="000000"/>
               <w:bottom w:val="single" w:sz="4" w:space="0" w:color="000000"/>
@@ -34404,7 +35173,7 @@
         </w:tc>
         <w:tc>
           <w:tcPr>
-            <w:tcW w:w="2498" w:type="dxa"/>
+            <w:tcW w:w="2497" w:type="dxa"/>
             <w:tcBorders>
               <w:left w:val="single" w:sz="4" w:space="0" w:color="000000"/>
               <w:bottom w:val="single" w:sz="4" w:space="0" w:color="000000"/>
@@ -34428,7 +35197,7 @@
         </w:tc>
         <w:tc>
           <w:tcPr>
-            <w:tcW w:w="4276" w:type="dxa"/>
+            <w:tcW w:w="4277" w:type="dxa"/>
             <w:tcBorders>
               <w:left w:val="single" w:sz="4" w:space="0" w:color="000000"/>
               <w:bottom w:val="single" w:sz="4" w:space="0" w:color="000000"/>
@@ -34534,7 +35303,7 @@
         </w:tc>
         <w:tc>
           <w:tcPr>
-            <w:tcW w:w="2498" w:type="dxa"/>
+            <w:tcW w:w="2497" w:type="dxa"/>
             <w:tcBorders>
               <w:left w:val="single" w:sz="4" w:space="0" w:color="000000"/>
               <w:bottom w:val="single" w:sz="4" w:space="0" w:color="000000"/>
@@ -34558,7 +35327,7 @@
         </w:tc>
         <w:tc>
           <w:tcPr>
-            <w:tcW w:w="4276" w:type="dxa"/>
+            <w:tcW w:w="4277" w:type="dxa"/>
             <w:tcBorders>
               <w:left w:val="single" w:sz="4" w:space="0" w:color="000000"/>
               <w:bottom w:val="single" w:sz="4" w:space="0" w:color="000000"/>
@@ -34664,7 +35433,7 @@
         </w:tc>
         <w:tc>
           <w:tcPr>
-            <w:tcW w:w="2498" w:type="dxa"/>
+            <w:tcW w:w="2497" w:type="dxa"/>
             <w:tcBorders>
               <w:left w:val="single" w:sz="4" w:space="0" w:color="000000"/>
               <w:bottom w:val="single" w:sz="4" w:space="0" w:color="000000"/>
@@ -34688,7 +35457,7 @@
         </w:tc>
         <w:tc>
           <w:tcPr>
-            <w:tcW w:w="4276" w:type="dxa"/>
+            <w:tcW w:w="4277" w:type="dxa"/>
             <w:tcBorders>
               <w:left w:val="single" w:sz="4" w:space="0" w:color="000000"/>
               <w:bottom w:val="single" w:sz="4" w:space="0" w:color="000000"/>
@@ -34794,7 +35563,7 @@
         </w:tc>
         <w:tc>
           <w:tcPr>
-            <w:tcW w:w="2498" w:type="dxa"/>
+            <w:tcW w:w="2497" w:type="dxa"/>
             <w:tcBorders>
               <w:left w:val="single" w:sz="4" w:space="0" w:color="000000"/>
               <w:bottom w:val="single" w:sz="4" w:space="0" w:color="000000"/>
@@ -34818,7 +35587,7 @@
         </w:tc>
         <w:tc>
           <w:tcPr>
-            <w:tcW w:w="4276" w:type="dxa"/>
+            <w:tcW w:w="4277" w:type="dxa"/>
             <w:tcBorders>
               <w:left w:val="single" w:sz="4" w:space="0" w:color="000000"/>
               <w:bottom w:val="single" w:sz="4" w:space="0" w:color="000000"/>
@@ -34924,7 +35693,7 @@
         </w:tc>
         <w:tc>
           <w:tcPr>
-            <w:tcW w:w="2498" w:type="dxa"/>
+            <w:tcW w:w="2497" w:type="dxa"/>
             <w:tcBorders>
               <w:left w:val="single" w:sz="4" w:space="0" w:color="000000"/>
               <w:bottom w:val="single" w:sz="4" w:space="0" w:color="000000"/>
@@ -34948,7 +35717,7 @@
         </w:tc>
         <w:tc>
           <w:tcPr>
-            <w:tcW w:w="4276" w:type="dxa"/>
+            <w:tcW w:w="4277" w:type="dxa"/>
             <w:tcBorders>
               <w:left w:val="single" w:sz="4" w:space="0" w:color="000000"/>
               <w:bottom w:val="single" w:sz="4" w:space="0" w:color="000000"/>
@@ -35054,7 +35823,7 @@
         </w:tc>
         <w:tc>
           <w:tcPr>
-            <w:tcW w:w="2498" w:type="dxa"/>
+            <w:tcW w:w="2497" w:type="dxa"/>
             <w:tcBorders>
               <w:left w:val="single" w:sz="4" w:space="0" w:color="000000"/>
               <w:bottom w:val="single" w:sz="4" w:space="0" w:color="000000"/>
@@ -35078,7 +35847,7 @@
         </w:tc>
         <w:tc>
           <w:tcPr>
-            <w:tcW w:w="4276" w:type="dxa"/>
+            <w:tcW w:w="4277" w:type="dxa"/>
             <w:tcBorders>
               <w:left w:val="single" w:sz="4" w:space="0" w:color="000000"/>
               <w:bottom w:val="single" w:sz="4" w:space="0" w:color="000000"/>
@@ -35184,7 +35953,7 @@
         </w:tc>
         <w:tc>
           <w:tcPr>
-            <w:tcW w:w="2498" w:type="dxa"/>
+            <w:tcW w:w="2497" w:type="dxa"/>
             <w:tcBorders>
               <w:left w:val="single" w:sz="4" w:space="0" w:color="000000"/>
               <w:bottom w:val="single" w:sz="4" w:space="0" w:color="000000"/>
@@ -35208,7 +35977,7 @@
         </w:tc>
         <w:tc>
           <w:tcPr>
-            <w:tcW w:w="4276" w:type="dxa"/>
+            <w:tcW w:w="4277" w:type="dxa"/>
             <w:tcBorders>
               <w:left w:val="single" w:sz="4" w:space="0" w:color="000000"/>
               <w:bottom w:val="single" w:sz="4" w:space="0" w:color="000000"/>
@@ -35314,7 +36083,7 @@
         </w:tc>
         <w:tc>
           <w:tcPr>
-            <w:tcW w:w="2498" w:type="dxa"/>
+            <w:tcW w:w="2497" w:type="dxa"/>
             <w:tcBorders>
               <w:left w:val="single" w:sz="4" w:space="0" w:color="000000"/>
               <w:bottom w:val="single" w:sz="4" w:space="0" w:color="000000"/>
@@ -35338,7 +36107,7 @@
         </w:tc>
         <w:tc>
           <w:tcPr>
-            <w:tcW w:w="4276" w:type="dxa"/>
+            <w:tcW w:w="4277" w:type="dxa"/>
             <w:tcBorders>
               <w:left w:val="single" w:sz="4" w:space="0" w:color="000000"/>
               <w:bottom w:val="single" w:sz="4" w:space="0" w:color="000000"/>
@@ -35477,7 +36246,7 @@
         </w:tc>
         <w:tc>
           <w:tcPr>
-            <w:tcW w:w="2498" w:type="dxa"/>
+            <w:tcW w:w="2497" w:type="dxa"/>
             <w:tcBorders>
               <w:left w:val="single" w:sz="4" w:space="0" w:color="000000"/>
               <w:bottom w:val="single" w:sz="4" w:space="0" w:color="000000"/>
@@ -35501,7 +36270,7 @@
         </w:tc>
         <w:tc>
           <w:tcPr>
-            <w:tcW w:w="4276" w:type="dxa"/>
+            <w:tcW w:w="4277" w:type="dxa"/>
             <w:tcBorders>
               <w:left w:val="single" w:sz="4" w:space="0" w:color="000000"/>
               <w:bottom w:val="single" w:sz="4" w:space="0" w:color="000000"/>
@@ -35607,7 +36376,7 @@
         </w:tc>
         <w:tc>
           <w:tcPr>
-            <w:tcW w:w="2498" w:type="dxa"/>
+            <w:tcW w:w="2497" w:type="dxa"/>
             <w:tcBorders>
               <w:left w:val="single" w:sz="4" w:space="0" w:color="000000"/>
               <w:bottom w:val="single" w:sz="4" w:space="0" w:color="000000"/>
@@ -35631,7 +36400,7 @@
         </w:tc>
         <w:tc>
           <w:tcPr>
-            <w:tcW w:w="4276" w:type="dxa"/>
+            <w:tcW w:w="4277" w:type="dxa"/>
             <w:tcBorders>
               <w:left w:val="single" w:sz="4" w:space="0" w:color="000000"/>
               <w:bottom w:val="single" w:sz="4" w:space="0" w:color="000000"/>
@@ -35737,7 +36506,7 @@
         </w:tc>
         <w:tc>
           <w:tcPr>
-            <w:tcW w:w="2498" w:type="dxa"/>
+            <w:tcW w:w="2497" w:type="dxa"/>
             <w:tcBorders>
               <w:left w:val="single" w:sz="4" w:space="0" w:color="000000"/>
               <w:bottom w:val="single" w:sz="4" w:space="0" w:color="000000"/>
@@ -35761,7 +36530,7 @@
         </w:tc>
         <w:tc>
           <w:tcPr>
-            <w:tcW w:w="4276" w:type="dxa"/>
+            <w:tcW w:w="4277" w:type="dxa"/>
             <w:tcBorders>
               <w:left w:val="single" w:sz="4" w:space="0" w:color="000000"/>
               <w:bottom w:val="single" w:sz="4" w:space="0" w:color="000000"/>
@@ -35823,8 +36592,8 @@
         <w:gridCol w:w="952"/>
         <w:gridCol w:w="821"/>
         <w:gridCol w:w="1425"/>
-        <w:gridCol w:w="2498"/>
-        <w:gridCol w:w="4276"/>
+        <w:gridCol w:w="2497"/>
+        <w:gridCol w:w="4277"/>
       </w:tblGrid>
       <w:tr>
         <w:trPr/>
@@ -35923,7 +36692,7 @@
         </w:tc>
         <w:tc>
           <w:tcPr>
-            <w:tcW w:w="2498" w:type="dxa"/>
+            <w:tcW w:w="2497" w:type="dxa"/>
             <w:tcBorders>
               <w:top w:val="single" w:sz="4" w:space="0" w:color="000000"/>
               <w:left w:val="single" w:sz="4" w:space="0" w:color="000000"/>
@@ -35954,7 +36723,7 @@
         </w:tc>
         <w:tc>
           <w:tcPr>
-            <w:tcW w:w="4276" w:type="dxa"/>
+            <w:tcW w:w="4277" w:type="dxa"/>
             <w:tcBorders>
               <w:top w:val="single" w:sz="4" w:space="0" w:color="000000"/>
               <w:left w:val="single" w:sz="4" w:space="0" w:color="000000"/>
@@ -36049,7 +36818,7 @@
         </w:tc>
         <w:tc>
           <w:tcPr>
-            <w:tcW w:w="2498" w:type="dxa"/>
+            <w:tcW w:w="2497" w:type="dxa"/>
             <w:tcBorders>
               <w:left w:val="single" w:sz="4" w:space="0" w:color="000000"/>
               <w:bottom w:val="single" w:sz="4" w:space="0" w:color="000000"/>
@@ -36069,7 +36838,7 @@
         </w:tc>
         <w:tc>
           <w:tcPr>
-            <w:tcW w:w="4276" w:type="dxa"/>
+            <w:tcW w:w="4277" w:type="dxa"/>
             <w:tcBorders>
               <w:left w:val="single" w:sz="4" w:space="0" w:color="000000"/>
               <w:bottom w:val="single" w:sz="4" w:space="0" w:color="000000"/>
@@ -36159,7 +36928,7 @@
         </w:tc>
         <w:tc>
           <w:tcPr>
-            <w:tcW w:w="2498" w:type="dxa"/>
+            <w:tcW w:w="2497" w:type="dxa"/>
             <w:tcBorders>
               <w:left w:val="single" w:sz="4" w:space="0" w:color="000000"/>
               <w:bottom w:val="single" w:sz="4" w:space="0" w:color="000000"/>
@@ -36179,7 +36948,7 @@
         </w:tc>
         <w:tc>
           <w:tcPr>
-            <w:tcW w:w="4276" w:type="dxa"/>
+            <w:tcW w:w="4277" w:type="dxa"/>
             <w:tcBorders>
               <w:left w:val="single" w:sz="4" w:space="0" w:color="000000"/>
               <w:bottom w:val="single" w:sz="4" w:space="0" w:color="000000"/>
@@ -38553,6 +39322,143 @@
   <w:abstractNum w:abstractNumId="18">
     <w:lvl w:ilvl="0">
       <w:start w:val="1"/>
+      <w:numFmt w:val="bullet"/>
+      <w:lvlText w:val=""/>
+      <w:lvlJc w:val="left"/>
+      <w:pPr>
+        <w:tabs>
+          <w:tab w:val="num" w:pos="720"/>
+        </w:tabs>
+        <w:ind w:left="720" w:hanging="360"/>
+      </w:pPr>
+      <w:rPr>
+        <w:rFonts w:ascii="Symbol" w:hAnsi="Symbol" w:cs="Symbol" w:hint="default"/>
+      </w:rPr>
+    </w:lvl>
+    <w:lvl w:ilvl="1">
+      <w:start w:val="1"/>
+      <w:numFmt w:val="bullet"/>
+      <w:lvlText w:val=""/>
+      <w:lvlJc w:val="left"/>
+      <w:pPr>
+        <w:tabs>
+          <w:tab w:val="num" w:pos="1080"/>
+        </w:tabs>
+        <w:ind w:left="1080" w:hanging="360"/>
+      </w:pPr>
+      <w:rPr>
+        <w:rFonts w:ascii="Symbol" w:hAnsi="Symbol" w:cs="Symbol" w:hint="default"/>
+      </w:rPr>
+    </w:lvl>
+    <w:lvl w:ilvl="2">
+      <w:start w:val="1"/>
+      <w:numFmt w:val="bullet"/>
+      <w:lvlText w:val=""/>
+      <w:lvlJc w:val="left"/>
+      <w:pPr>
+        <w:tabs>
+          <w:tab w:val="num" w:pos="1440"/>
+        </w:tabs>
+        <w:ind w:left="1440" w:hanging="360"/>
+      </w:pPr>
+      <w:rPr>
+        <w:rFonts w:ascii="Symbol" w:hAnsi="Symbol" w:cs="Symbol" w:hint="default"/>
+      </w:rPr>
+    </w:lvl>
+    <w:lvl w:ilvl="3">
+      <w:start w:val="1"/>
+      <w:numFmt w:val="bullet"/>
+      <w:lvlText w:val=""/>
+      <w:lvlJc w:val="left"/>
+      <w:pPr>
+        <w:tabs>
+          <w:tab w:val="num" w:pos="1800"/>
+        </w:tabs>
+        <w:ind w:left="1800" w:hanging="360"/>
+      </w:pPr>
+      <w:rPr>
+        <w:rFonts w:ascii="Symbol" w:hAnsi="Symbol" w:cs="Symbol" w:hint="default"/>
+      </w:rPr>
+    </w:lvl>
+    <w:lvl w:ilvl="4">
+      <w:start w:val="1"/>
+      <w:numFmt w:val="bullet"/>
+      <w:lvlText w:val=""/>
+      <w:lvlJc w:val="left"/>
+      <w:pPr>
+        <w:tabs>
+          <w:tab w:val="num" w:pos="2160"/>
+        </w:tabs>
+        <w:ind w:left="2160" w:hanging="360"/>
+      </w:pPr>
+      <w:rPr>
+        <w:rFonts w:ascii="Symbol" w:hAnsi="Symbol" w:cs="Symbol" w:hint="default"/>
+      </w:rPr>
+    </w:lvl>
+    <w:lvl w:ilvl="5">
+      <w:start w:val="1"/>
+      <w:numFmt w:val="bullet"/>
+      <w:lvlText w:val=""/>
+      <w:lvlJc w:val="left"/>
+      <w:pPr>
+        <w:tabs>
+          <w:tab w:val="num" w:pos="2520"/>
+        </w:tabs>
+        <w:ind w:left="2520" w:hanging="360"/>
+      </w:pPr>
+      <w:rPr>
+        <w:rFonts w:ascii="Symbol" w:hAnsi="Symbol" w:cs="Symbol" w:hint="default"/>
+      </w:rPr>
+    </w:lvl>
+    <w:lvl w:ilvl="6">
+      <w:start w:val="1"/>
+      <w:numFmt w:val="bullet"/>
+      <w:lvlText w:val=""/>
+      <w:lvlJc w:val="left"/>
+      <w:pPr>
+        <w:tabs>
+          <w:tab w:val="num" w:pos="2880"/>
+        </w:tabs>
+        <w:ind w:left="2880" w:hanging="360"/>
+      </w:pPr>
+      <w:rPr>
+        <w:rFonts w:ascii="Symbol" w:hAnsi="Symbol" w:cs="Symbol" w:hint="default"/>
+      </w:rPr>
+    </w:lvl>
+    <w:lvl w:ilvl="7">
+      <w:start w:val="1"/>
+      <w:numFmt w:val="bullet"/>
+      <w:lvlText w:val=""/>
+      <w:lvlJc w:val="left"/>
+      <w:pPr>
+        <w:tabs>
+          <w:tab w:val="num" w:pos="3240"/>
+        </w:tabs>
+        <w:ind w:left="3240" w:hanging="360"/>
+      </w:pPr>
+      <w:rPr>
+        <w:rFonts w:ascii="Symbol" w:hAnsi="Symbol" w:cs="Symbol" w:hint="default"/>
+      </w:rPr>
+    </w:lvl>
+    <w:lvl w:ilvl="8">
+      <w:start w:val="1"/>
+      <w:numFmt w:val="bullet"/>
+      <w:lvlText w:val=""/>
+      <w:lvlJc w:val="left"/>
+      <w:pPr>
+        <w:tabs>
+          <w:tab w:val="num" w:pos="3600"/>
+        </w:tabs>
+        <w:ind w:left="3600" w:hanging="360"/>
+      </w:pPr>
+      <w:rPr>
+        <w:rFonts w:ascii="Symbol" w:hAnsi="Symbol" w:cs="Symbol" w:hint="default"/>
+      </w:rPr>
+    </w:lvl>
+  </w:abstractNum>
+  <w:abstractNum w:abstractNumId="19">
+    <w:lvl w:ilvl="0">
+      <w:start w:val="1"/>
       <w:numFmt w:val="none"/>
       <w:suff w:val="nothing"/>
       <w:lvlText w:val=""/>
@@ -38723,6 +39629,9 @@
   <w:num w:numId="18">
     <w:abstractNumId w:val="18"/>
   </w:num>
+  <w:num w:numId="19">
+    <w:abstractNumId w:val="19"/>
+  </w:num>
 </w:numbering>
 </file>
 
@@ -38785,6 +39694,13 @@
   </w:style>
   <w:style w:type="character" w:styleId="Bullets">
     <w:name w:val="Bullets"/>
+    <w:qFormat/>
+    <w:rPr>
+      <w:rFonts w:ascii="OpenSymbol" w:hAnsi="OpenSymbol" w:eastAsia="OpenSymbol" w:cs="OpenSymbol"/>
+    </w:rPr>
+  </w:style>
+  <w:style w:type="character" w:styleId="Bulletsuser">
+    <w:name w:val="Bullets (user)"/>
     <w:qFormat/>
     <w:rPr>
       <w:rFonts w:ascii="OpenSymbol" w:hAnsi="OpenSymbol" w:eastAsia="OpenSymbol" w:cs="OpenSymbol"/>

--- a/AIBus Information.docx
+++ b/AIBus Information.docx
@@ -844,6 +844,136 @@
             </w:pPr>
             <w:r>
               <w:rPr/>
+              <w:t>01 22 nn [...]</w:t>
+            </w:r>
+          </w:p>
+        </w:tc>
+        <w:tc>
+          <w:tcPr>
+            <w:tcW w:w="4277" w:type="dxa"/>
+            <w:tcBorders>
+              <w:left w:val="single" w:sz="4" w:space="0" w:color="000000"/>
+              <w:bottom w:val="single" w:sz="4" w:space="0" w:color="000000"/>
+              <w:right w:val="single" w:sz="4" w:space="0" w:color="000000"/>
+            </w:tcBorders>
+          </w:tcPr>
+          <w:p>
+            <w:pPr>
+              <w:pStyle w:val="TableContents"/>
+              <w:widowControl w:val="false"/>
+              <w:numPr>
+                <w:ilvl w:val="0"/>
+                <w:numId w:val="1"/>
+              </w:numPr>
+              <w:rPr>
+                <w:sz w:val="16"/>
+                <w:szCs w:val="16"/>
+              </w:rPr>
+            </w:pPr>
+            <w:r>
+              <w:rPr>
+                <w:sz w:val="16"/>
+                <w:szCs w:val="16"/>
+              </w:rPr>
+              <w:t>Short name of the audio device, sub-source nn.</w:t>
+            </w:r>
+          </w:p>
+        </w:tc>
+      </w:tr>
+      <w:tr>
+        <w:trPr/>
+        <w:tc>
+          <w:tcPr>
+            <w:tcW w:w="952" w:type="dxa"/>
+            <w:tcBorders>
+              <w:left w:val="single" w:sz="4" w:space="0" w:color="000000"/>
+              <w:bottom w:val="single" w:sz="4" w:space="0" w:color="000000"/>
+            </w:tcBorders>
+          </w:tcPr>
+          <w:p>
+            <w:pPr>
+              <w:pStyle w:val="TableContents"/>
+              <w:widowControl w:val="false"/>
+              <w:numPr>
+                <w:ilvl w:val="0"/>
+                <w:numId w:val="1"/>
+              </w:numPr>
+              <w:rPr/>
+            </w:pPr>
+            <w:r>
+              <w:rPr/>
+              <w:t>Any</w:t>
+            </w:r>
+          </w:p>
+        </w:tc>
+        <w:tc>
+          <w:tcPr>
+            <w:tcW w:w="821" w:type="dxa"/>
+            <w:tcBorders>
+              <w:left w:val="single" w:sz="4" w:space="0" w:color="000000"/>
+              <w:bottom w:val="single" w:sz="4" w:space="0" w:color="000000"/>
+            </w:tcBorders>
+          </w:tcPr>
+          <w:p>
+            <w:pPr>
+              <w:pStyle w:val="TableContents"/>
+              <w:widowControl w:val="false"/>
+              <w:numPr>
+                <w:ilvl w:val="0"/>
+                <w:numId w:val="1"/>
+              </w:numPr>
+              <w:rPr/>
+            </w:pPr>
+            <w:r>
+              <w:rPr/>
+              <w:t>Varies</w:t>
+            </w:r>
+          </w:p>
+        </w:tc>
+        <w:tc>
+          <w:tcPr>
+            <w:tcW w:w="1425" w:type="dxa"/>
+            <w:tcBorders>
+              <w:left w:val="single" w:sz="4" w:space="0" w:color="000000"/>
+              <w:bottom w:val="single" w:sz="4" w:space="0" w:color="000000"/>
+            </w:tcBorders>
+          </w:tcPr>
+          <w:p>
+            <w:pPr>
+              <w:pStyle w:val="TableContents"/>
+              <w:widowControl w:val="false"/>
+              <w:numPr>
+                <w:ilvl w:val="0"/>
+                <w:numId w:val="1"/>
+              </w:numPr>
+              <w:rPr/>
+            </w:pPr>
+            <w:r>
+              <w:rPr/>
+              <w:t>10</w:t>
+            </w:r>
+          </w:p>
+        </w:tc>
+        <w:tc>
+          <w:tcPr>
+            <w:tcW w:w="2497" w:type="dxa"/>
+            <w:tcBorders>
+              <w:left w:val="single" w:sz="4" w:space="0" w:color="000000"/>
+              <w:bottom w:val="single" w:sz="4" w:space="0" w:color="000000"/>
+            </w:tcBorders>
+          </w:tcPr>
+          <w:p>
+            <w:pPr>
+              <w:pStyle w:val="TableContents"/>
+              <w:widowControl w:val="false"/>
+              <w:numPr>
+                <w:ilvl w:val="0"/>
+                <w:numId w:val="1"/>
+              </w:numPr>
+              <w:rPr/>
+            </w:pPr>
+            <w:r>
+              <w:rPr/>
               <w:t>01 23 nn [...]</w:t>
             </w:r>
           </w:p>
@@ -7701,6 +7831,142 @@
                 <w:lang w:val="en-US" w:eastAsia="zh-CN" w:bidi="hi-IN"/>
               </w:rPr>
               <w:t>Clear the entire audio screen.</w:t>
+            </w:r>
+          </w:p>
+        </w:tc>
+      </w:tr>
+      <w:tr>
+        <w:trPr/>
+        <w:tc>
+          <w:tcPr>
+            <w:tcW w:w="952" w:type="dxa"/>
+            <w:tcBorders>
+              <w:left w:val="single" w:sz="4" w:space="0" w:color="000000"/>
+              <w:bottom w:val="single" w:sz="4" w:space="0" w:color="000000"/>
+            </w:tcBorders>
+          </w:tcPr>
+          <w:p>
+            <w:pPr>
+              <w:pStyle w:val="TableContents"/>
+              <w:widowControl w:val="false"/>
+              <w:numPr>
+                <w:ilvl w:val="0"/>
+                <w:numId w:val="1"/>
+              </w:numPr>
+              <w:rPr>
+                <w:sz w:val="22"/>
+                <w:szCs w:val="22"/>
+              </w:rPr>
+            </w:pPr>
+            <w:r>
+              <w:rPr>
+                <w:sz w:val="22"/>
+                <w:szCs w:val="22"/>
+              </w:rPr>
+              <w:t>10 (or audio source)</w:t>
+            </w:r>
+          </w:p>
+        </w:tc>
+        <w:tc>
+          <w:tcPr>
+            <w:tcW w:w="821" w:type="dxa"/>
+            <w:tcBorders>
+              <w:left w:val="single" w:sz="4" w:space="0" w:color="000000"/>
+              <w:bottom w:val="single" w:sz="4" w:space="0" w:color="000000"/>
+            </w:tcBorders>
+          </w:tcPr>
+          <w:p>
+            <w:pPr>
+              <w:pStyle w:val="TableContents"/>
+              <w:widowControl w:val="false"/>
+              <w:numPr>
+                <w:ilvl w:val="0"/>
+                <w:numId w:val="1"/>
+              </w:numPr>
+              <w:rPr/>
+            </w:pPr>
+            <w:r>
+              <w:rPr/>
+              <w:t>Varies</w:t>
+            </w:r>
+          </w:p>
+        </w:tc>
+        <w:tc>
+          <w:tcPr>
+            <w:tcW w:w="1425" w:type="dxa"/>
+            <w:tcBorders>
+              <w:left w:val="single" w:sz="4" w:space="0" w:color="000000"/>
+              <w:bottom w:val="single" w:sz="4" w:space="0" w:color="000000"/>
+            </w:tcBorders>
+          </w:tcPr>
+          <w:p>
+            <w:pPr>
+              <w:pStyle w:val="TableContents"/>
+              <w:widowControl w:val="false"/>
+              <w:numPr>
+                <w:ilvl w:val="0"/>
+                <w:numId w:val="1"/>
+              </w:numPr>
+              <w:rPr/>
+            </w:pPr>
+            <w:r>
+              <w:rPr/>
+              <w:t>01</w:t>
+            </w:r>
+          </w:p>
+        </w:tc>
+        <w:tc>
+          <w:tcPr>
+            <w:tcW w:w="2497" w:type="dxa"/>
+            <w:tcBorders>
+              <w:left w:val="single" w:sz="4" w:space="0" w:color="000000"/>
+              <w:bottom w:val="single" w:sz="4" w:space="0" w:color="000000"/>
+            </w:tcBorders>
+          </w:tcPr>
+          <w:p>
+            <w:pPr>
+              <w:pStyle w:val="TableContents"/>
+              <w:widowControl w:val="false"/>
+              <w:numPr>
+                <w:ilvl w:val="0"/>
+                <w:numId w:val="1"/>
+              </w:numPr>
+              <w:rPr/>
+            </w:pPr>
+            <w:r>
+              <w:rPr/>
+              <w:t>22 61 […]</w:t>
+            </w:r>
+          </w:p>
+        </w:tc>
+        <w:tc>
+          <w:tcPr>
+            <w:tcW w:w="4277" w:type="dxa"/>
+            <w:tcBorders>
+              <w:left w:val="single" w:sz="4" w:space="0" w:color="000000"/>
+              <w:bottom w:val="single" w:sz="4" w:space="0" w:color="000000"/>
+              <w:right w:val="single" w:sz="4" w:space="0" w:color="000000"/>
+            </w:tcBorders>
+          </w:tcPr>
+          <w:p>
+            <w:pPr>
+              <w:pStyle w:val="TableContents"/>
+              <w:widowControl w:val="false"/>
+              <w:numPr>
+                <w:ilvl w:val="0"/>
+                <w:numId w:val="1"/>
+              </w:numPr>
+              <w:rPr>
+                <w:sz w:val="16"/>
+                <w:szCs w:val="16"/>
+              </w:rPr>
+            </w:pPr>
+            <w:r>
+              <w:rPr>
+                <w:sz w:val="16"/>
+                <w:szCs w:val="16"/>
+              </w:rPr>
+              <w:t>Write text to the headerbar to be displayed briefly.</w:t>
             </w:r>
           </w:p>
         </w:tc>
@@ -18326,8 +18592,8 @@
       </w:tblPr>
       <w:tblGrid>
         <w:gridCol w:w="952"/>
-        <w:gridCol w:w="842"/>
-        <w:gridCol w:w="1404"/>
+        <w:gridCol w:w="838"/>
+        <w:gridCol w:w="1408"/>
         <w:gridCol w:w="2497"/>
         <w:gridCol w:w="4277"/>
       </w:tblGrid>
@@ -18370,7 +18636,7 @@
         </w:tc>
         <w:tc>
           <w:tcPr>
-            <w:tcW w:w="842" w:type="dxa"/>
+            <w:tcW w:w="838" w:type="dxa"/>
             <w:tcBorders>
               <w:top w:val="single" w:sz="4" w:space="0" w:color="000000"/>
               <w:left w:val="single" w:sz="4" w:space="0" w:color="000000"/>
@@ -18405,7 +18671,7 @@
         </w:tc>
         <w:tc>
           <w:tcPr>
-            <w:tcW w:w="1404" w:type="dxa"/>
+            <w:tcW w:w="1408" w:type="dxa"/>
             <w:tcBorders>
               <w:top w:val="single" w:sz="4" w:space="0" w:color="000000"/>
               <w:left w:val="single" w:sz="4" w:space="0" w:color="000000"/>
@@ -18548,7 +18814,7 @@
         </w:tc>
         <w:tc>
           <w:tcPr>
-            <w:tcW w:w="842" w:type="dxa"/>
+            <w:tcW w:w="838" w:type="dxa"/>
             <w:tcBorders>
               <w:left w:val="single" w:sz="4" w:space="0" w:color="000000"/>
               <w:bottom w:val="single" w:sz="4" w:space="0" w:color="000000"/>
@@ -18582,7 +18848,7 @@
         </w:tc>
         <w:tc>
           <w:tcPr>
-            <w:tcW w:w="1404" w:type="dxa"/>
+            <w:tcW w:w="1408" w:type="dxa"/>
             <w:tcBorders>
               <w:left w:val="single" w:sz="4" w:space="0" w:color="000000"/>
               <w:bottom w:val="single" w:sz="4" w:space="0" w:color="000000"/>
@@ -18726,7 +18992,7 @@
         </w:tc>
         <w:tc>
           <w:tcPr>
-            <w:tcW w:w="842" w:type="dxa"/>
+            <w:tcW w:w="838" w:type="dxa"/>
             <w:tcBorders>
               <w:left w:val="single" w:sz="4" w:space="0" w:color="000000"/>
               <w:bottom w:val="single" w:sz="4" w:space="0" w:color="000000"/>
@@ -18760,7 +19026,7 @@
         </w:tc>
         <w:tc>
           <w:tcPr>
-            <w:tcW w:w="1404" w:type="dxa"/>
+            <w:tcW w:w="1408" w:type="dxa"/>
             <w:tcBorders>
               <w:left w:val="single" w:sz="4" w:space="0" w:color="000000"/>
               <w:bottom w:val="single" w:sz="4" w:space="0" w:color="000000"/>
@@ -18904,7 +19170,7 @@
         </w:tc>
         <w:tc>
           <w:tcPr>
-            <w:tcW w:w="842" w:type="dxa"/>
+            <w:tcW w:w="838" w:type="dxa"/>
             <w:tcBorders>
               <w:left w:val="single" w:sz="4" w:space="0" w:color="000000"/>
               <w:bottom w:val="single" w:sz="4" w:space="0" w:color="000000"/>
@@ -18938,7 +19204,7 @@
         </w:tc>
         <w:tc>
           <w:tcPr>
-            <w:tcW w:w="1404" w:type="dxa"/>
+            <w:tcW w:w="1408" w:type="dxa"/>
             <w:tcBorders>
               <w:left w:val="single" w:sz="4" w:space="0" w:color="000000"/>
               <w:bottom w:val="single" w:sz="4" w:space="0" w:color="000000"/>
@@ -19082,7 +19348,7 @@
         </w:tc>
         <w:tc>
           <w:tcPr>
-            <w:tcW w:w="842" w:type="dxa"/>
+            <w:tcW w:w="838" w:type="dxa"/>
             <w:tcBorders>
               <w:left w:val="single" w:sz="4" w:space="0" w:color="000000"/>
               <w:bottom w:val="single" w:sz="4" w:space="0" w:color="000000"/>
@@ -19116,7 +19382,7 @@
         </w:tc>
         <w:tc>
           <w:tcPr>
-            <w:tcW w:w="1404" w:type="dxa"/>
+            <w:tcW w:w="1408" w:type="dxa"/>
             <w:tcBorders>
               <w:left w:val="single" w:sz="4" w:space="0" w:color="000000"/>
               <w:bottom w:val="single" w:sz="4" w:space="0" w:color="000000"/>
@@ -19260,7 +19526,7 @@
         </w:tc>
         <w:tc>
           <w:tcPr>
-            <w:tcW w:w="842" w:type="dxa"/>
+            <w:tcW w:w="838" w:type="dxa"/>
             <w:tcBorders>
               <w:left w:val="single" w:sz="4" w:space="0" w:color="000000"/>
               <w:bottom w:val="single" w:sz="4" w:space="0" w:color="000000"/>
@@ -19294,7 +19560,7 @@
         </w:tc>
         <w:tc>
           <w:tcPr>
-            <w:tcW w:w="1404" w:type="dxa"/>
+            <w:tcW w:w="1408" w:type="dxa"/>
             <w:tcBorders>
               <w:left w:val="single" w:sz="4" w:space="0" w:color="000000"/>
               <w:bottom w:val="single" w:sz="4" w:space="0" w:color="000000"/>
@@ -19438,7 +19704,7 @@
         </w:tc>
         <w:tc>
           <w:tcPr>
-            <w:tcW w:w="842" w:type="dxa"/>
+            <w:tcW w:w="838" w:type="dxa"/>
             <w:tcBorders>
               <w:left w:val="single" w:sz="4" w:space="0" w:color="000000"/>
               <w:bottom w:val="single" w:sz="4" w:space="0" w:color="000000"/>
@@ -19472,7 +19738,7 @@
         </w:tc>
         <w:tc>
           <w:tcPr>
-            <w:tcW w:w="1404" w:type="dxa"/>
+            <w:tcW w:w="1408" w:type="dxa"/>
             <w:tcBorders>
               <w:left w:val="single" w:sz="4" w:space="0" w:color="000000"/>
               <w:bottom w:val="single" w:sz="4" w:space="0" w:color="000000"/>
@@ -19616,7 +19882,7 @@
         </w:tc>
         <w:tc>
           <w:tcPr>
-            <w:tcW w:w="842" w:type="dxa"/>
+            <w:tcW w:w="838" w:type="dxa"/>
             <w:tcBorders>
               <w:left w:val="single" w:sz="4" w:space="0" w:color="000000"/>
               <w:bottom w:val="single" w:sz="4" w:space="0" w:color="000000"/>
@@ -19650,7 +19916,7 @@
         </w:tc>
         <w:tc>
           <w:tcPr>
-            <w:tcW w:w="1404" w:type="dxa"/>
+            <w:tcW w:w="1408" w:type="dxa"/>
             <w:tcBorders>
               <w:left w:val="single" w:sz="4" w:space="0" w:color="000000"/>
               <w:bottom w:val="single" w:sz="4" w:space="0" w:color="000000"/>
@@ -19794,7 +20060,7 @@
         </w:tc>
         <w:tc>
           <w:tcPr>
-            <w:tcW w:w="842" w:type="dxa"/>
+            <w:tcW w:w="838" w:type="dxa"/>
             <w:tcBorders>
               <w:left w:val="single" w:sz="4" w:space="0" w:color="000000"/>
               <w:bottom w:val="single" w:sz="4" w:space="0" w:color="000000"/>
@@ -19828,7 +20094,7 @@
         </w:tc>
         <w:tc>
           <w:tcPr>
-            <w:tcW w:w="1404" w:type="dxa"/>
+            <w:tcW w:w="1408" w:type="dxa"/>
             <w:tcBorders>
               <w:left w:val="single" w:sz="4" w:space="0" w:color="000000"/>
               <w:bottom w:val="single" w:sz="4" w:space="0" w:color="000000"/>
@@ -19972,7 +20238,7 @@
         </w:tc>
         <w:tc>
           <w:tcPr>
-            <w:tcW w:w="842" w:type="dxa"/>
+            <w:tcW w:w="838" w:type="dxa"/>
             <w:tcBorders>
               <w:left w:val="single" w:sz="4" w:space="0" w:color="000000"/>
               <w:bottom w:val="single" w:sz="4" w:space="0" w:color="000000"/>
@@ -20006,7 +20272,7 @@
         </w:tc>
         <w:tc>
           <w:tcPr>
-            <w:tcW w:w="1404" w:type="dxa"/>
+            <w:tcW w:w="1408" w:type="dxa"/>
             <w:tcBorders>
               <w:left w:val="single" w:sz="4" w:space="0" w:color="000000"/>
               <w:bottom w:val="single" w:sz="4" w:space="0" w:color="000000"/>
@@ -20410,7 +20676,7 @@
         </w:tc>
         <w:tc>
           <w:tcPr>
-            <w:tcW w:w="842" w:type="dxa"/>
+            <w:tcW w:w="838" w:type="dxa"/>
             <w:tcBorders>
               <w:left w:val="single" w:sz="4" w:space="0" w:color="000000"/>
               <w:bottom w:val="single" w:sz="4" w:space="0" w:color="000000"/>
@@ -20444,7 +20710,7 @@
         </w:tc>
         <w:tc>
           <w:tcPr>
-            <w:tcW w:w="1404" w:type="dxa"/>
+            <w:tcW w:w="1408" w:type="dxa"/>
             <w:tcBorders>
               <w:left w:val="single" w:sz="4" w:space="0" w:color="000000"/>
               <w:bottom w:val="single" w:sz="4" w:space="0" w:color="000000"/>
@@ -20588,7 +20854,7 @@
         </w:tc>
         <w:tc>
           <w:tcPr>
-            <w:tcW w:w="842" w:type="dxa"/>
+            <w:tcW w:w="838" w:type="dxa"/>
             <w:tcBorders>
               <w:left w:val="single" w:sz="4" w:space="0" w:color="000000"/>
               <w:bottom w:val="single" w:sz="4" w:space="0" w:color="000000"/>
@@ -20622,7 +20888,7 @@
         </w:tc>
         <w:tc>
           <w:tcPr>
-            <w:tcW w:w="1404" w:type="dxa"/>
+            <w:tcW w:w="1408" w:type="dxa"/>
             <w:tcBorders>
               <w:left w:val="single" w:sz="4" w:space="0" w:color="000000"/>
               <w:bottom w:val="single" w:sz="4" w:space="0" w:color="000000"/>
@@ -20766,7 +21032,7 @@
         </w:tc>
         <w:tc>
           <w:tcPr>
-            <w:tcW w:w="842" w:type="dxa"/>
+            <w:tcW w:w="838" w:type="dxa"/>
             <w:tcBorders>
               <w:left w:val="single" w:sz="4" w:space="0" w:color="000000"/>
               <w:bottom w:val="single" w:sz="4" w:space="0" w:color="000000"/>
@@ -20800,7 +21066,7 @@
         </w:tc>
         <w:tc>
           <w:tcPr>
-            <w:tcW w:w="1404" w:type="dxa"/>
+            <w:tcW w:w="1408" w:type="dxa"/>
             <w:tcBorders>
               <w:left w:val="single" w:sz="4" w:space="0" w:color="000000"/>
               <w:bottom w:val="single" w:sz="4" w:space="0" w:color="000000"/>
@@ -22864,8 +23130,8 @@
       </w:tblPr>
       <w:tblGrid>
         <w:gridCol w:w="952"/>
-        <w:gridCol w:w="842"/>
-        <w:gridCol w:w="1404"/>
+        <w:gridCol w:w="838"/>
+        <w:gridCol w:w="1408"/>
         <w:gridCol w:w="2497"/>
         <w:gridCol w:w="4277"/>
       </w:tblGrid>
@@ -22908,7 +23174,7 @@
         </w:tc>
         <w:tc>
           <w:tcPr>
-            <w:tcW w:w="842" w:type="dxa"/>
+            <w:tcW w:w="838" w:type="dxa"/>
             <w:tcBorders>
               <w:top w:val="single" w:sz="4" w:space="0" w:color="000000"/>
               <w:left w:val="single" w:sz="4" w:space="0" w:color="000000"/>
@@ -22943,7 +23209,7 @@
         </w:tc>
         <w:tc>
           <w:tcPr>
-            <w:tcW w:w="1404" w:type="dxa"/>
+            <w:tcW w:w="1408" w:type="dxa"/>
             <w:tcBorders>
               <w:top w:val="single" w:sz="4" w:space="0" w:color="000000"/>
               <w:left w:val="single" w:sz="4" w:space="0" w:color="000000"/>
@@ -23076,7 +23342,7 @@
         </w:tc>
         <w:tc>
           <w:tcPr>
-            <w:tcW w:w="842" w:type="dxa"/>
+            <w:tcW w:w="838" w:type="dxa"/>
             <w:tcBorders>
               <w:left w:val="single" w:sz="4" w:space="0" w:color="000000"/>
               <w:bottom w:val="single" w:sz="4" w:space="0" w:color="000000"/>
@@ -23100,7 +23366,7 @@
         </w:tc>
         <w:tc>
           <w:tcPr>
-            <w:tcW w:w="1404" w:type="dxa"/>
+            <w:tcW w:w="1408" w:type="dxa"/>
             <w:tcBorders>
               <w:left w:val="single" w:sz="4" w:space="0" w:color="000000"/>
               <w:bottom w:val="single" w:sz="4" w:space="0" w:color="000000"/>
@@ -23206,7 +23472,7 @@
         </w:tc>
         <w:tc>
           <w:tcPr>
-            <w:tcW w:w="842" w:type="dxa"/>
+            <w:tcW w:w="838" w:type="dxa"/>
             <w:tcBorders>
               <w:left w:val="single" w:sz="4" w:space="0" w:color="000000"/>
               <w:bottom w:val="single" w:sz="4" w:space="0" w:color="000000"/>
@@ -23230,7 +23496,7 @@
         </w:tc>
         <w:tc>
           <w:tcPr>
-            <w:tcW w:w="1404" w:type="dxa"/>
+            <w:tcW w:w="1408" w:type="dxa"/>
             <w:tcBorders>
               <w:left w:val="single" w:sz="4" w:space="0" w:color="000000"/>
               <w:bottom w:val="single" w:sz="4" w:space="0" w:color="000000"/>
@@ -23336,7 +23602,7 @@
         </w:tc>
         <w:tc>
           <w:tcPr>
-            <w:tcW w:w="842" w:type="dxa"/>
+            <w:tcW w:w="838" w:type="dxa"/>
             <w:tcBorders>
               <w:left w:val="single" w:sz="4" w:space="0" w:color="000000"/>
               <w:bottom w:val="single" w:sz="4" w:space="0" w:color="000000"/>
@@ -23360,7 +23626,7 @@
         </w:tc>
         <w:tc>
           <w:tcPr>
-            <w:tcW w:w="1404" w:type="dxa"/>
+            <w:tcW w:w="1408" w:type="dxa"/>
             <w:tcBorders>
               <w:left w:val="single" w:sz="4" w:space="0" w:color="000000"/>
               <w:bottom w:val="single" w:sz="4" w:space="0" w:color="000000"/>
@@ -23466,7 +23732,7 @@
         </w:tc>
         <w:tc>
           <w:tcPr>
-            <w:tcW w:w="842" w:type="dxa"/>
+            <w:tcW w:w="838" w:type="dxa"/>
             <w:tcBorders>
               <w:left w:val="single" w:sz="4" w:space="0" w:color="000000"/>
               <w:bottom w:val="single" w:sz="4" w:space="0" w:color="000000"/>
@@ -23490,7 +23756,7 @@
         </w:tc>
         <w:tc>
           <w:tcPr>
-            <w:tcW w:w="1404" w:type="dxa"/>
+            <w:tcW w:w="1408" w:type="dxa"/>
             <w:tcBorders>
               <w:left w:val="single" w:sz="4" w:space="0" w:color="000000"/>
               <w:bottom w:val="single" w:sz="4" w:space="0" w:color="000000"/>
@@ -23596,7 +23862,7 @@
         </w:tc>
         <w:tc>
           <w:tcPr>
-            <w:tcW w:w="842" w:type="dxa"/>
+            <w:tcW w:w="838" w:type="dxa"/>
             <w:tcBorders>
               <w:left w:val="single" w:sz="4" w:space="0" w:color="000000"/>
               <w:bottom w:val="single" w:sz="4" w:space="0" w:color="000000"/>
@@ -23620,7 +23886,7 @@
         </w:tc>
         <w:tc>
           <w:tcPr>
-            <w:tcW w:w="1404" w:type="dxa"/>
+            <w:tcW w:w="1408" w:type="dxa"/>
             <w:tcBorders>
               <w:left w:val="single" w:sz="4" w:space="0" w:color="000000"/>
               <w:bottom w:val="single" w:sz="4" w:space="0" w:color="000000"/>
@@ -23726,7 +23992,7 @@
         </w:tc>
         <w:tc>
           <w:tcPr>
-            <w:tcW w:w="842" w:type="dxa"/>
+            <w:tcW w:w="838" w:type="dxa"/>
             <w:tcBorders>
               <w:left w:val="single" w:sz="4" w:space="0" w:color="000000"/>
               <w:bottom w:val="single" w:sz="4" w:space="0" w:color="000000"/>
@@ -23750,7 +24016,7 @@
         </w:tc>
         <w:tc>
           <w:tcPr>
-            <w:tcW w:w="1404" w:type="dxa"/>
+            <w:tcW w:w="1408" w:type="dxa"/>
             <w:tcBorders>
               <w:left w:val="single" w:sz="4" w:space="0" w:color="000000"/>
               <w:bottom w:val="single" w:sz="4" w:space="0" w:color="000000"/>
@@ -23856,7 +24122,7 @@
         </w:tc>
         <w:tc>
           <w:tcPr>
-            <w:tcW w:w="842" w:type="dxa"/>
+            <w:tcW w:w="838" w:type="dxa"/>
             <w:tcBorders>
               <w:left w:val="single" w:sz="4" w:space="0" w:color="000000"/>
               <w:bottom w:val="single" w:sz="4" w:space="0" w:color="000000"/>
@@ -23880,7 +24146,7 @@
         </w:tc>
         <w:tc>
           <w:tcPr>
-            <w:tcW w:w="1404" w:type="dxa"/>
+            <w:tcW w:w="1408" w:type="dxa"/>
             <w:tcBorders>
               <w:left w:val="single" w:sz="4" w:space="0" w:color="000000"/>
               <w:bottom w:val="single" w:sz="4" w:space="0" w:color="000000"/>
@@ -23986,7 +24252,7 @@
         </w:tc>
         <w:tc>
           <w:tcPr>
-            <w:tcW w:w="842" w:type="dxa"/>
+            <w:tcW w:w="838" w:type="dxa"/>
             <w:tcBorders>
               <w:left w:val="single" w:sz="4" w:space="0" w:color="000000"/>
               <w:bottom w:val="single" w:sz="4" w:space="0" w:color="000000"/>
@@ -24010,7 +24276,7 @@
         </w:tc>
         <w:tc>
           <w:tcPr>
-            <w:tcW w:w="1404" w:type="dxa"/>
+            <w:tcW w:w="1408" w:type="dxa"/>
             <w:tcBorders>
               <w:left w:val="single" w:sz="4" w:space="0" w:color="000000"/>
               <w:bottom w:val="single" w:sz="4" w:space="0" w:color="000000"/>
@@ -24116,7 +24382,7 @@
         </w:tc>
         <w:tc>
           <w:tcPr>
-            <w:tcW w:w="842" w:type="dxa"/>
+            <w:tcW w:w="838" w:type="dxa"/>
             <w:tcBorders>
               <w:left w:val="single" w:sz="4" w:space="0" w:color="000000"/>
               <w:bottom w:val="single" w:sz="4" w:space="0" w:color="000000"/>
@@ -24140,7 +24406,7 @@
         </w:tc>
         <w:tc>
           <w:tcPr>
-            <w:tcW w:w="1404" w:type="dxa"/>
+            <w:tcW w:w="1408" w:type="dxa"/>
             <w:tcBorders>
               <w:left w:val="single" w:sz="4" w:space="0" w:color="000000"/>
               <w:bottom w:val="single" w:sz="4" w:space="0" w:color="000000"/>
@@ -24246,7 +24512,7 @@
         </w:tc>
         <w:tc>
           <w:tcPr>
-            <w:tcW w:w="842" w:type="dxa"/>
+            <w:tcW w:w="838" w:type="dxa"/>
             <w:tcBorders>
               <w:left w:val="single" w:sz="4" w:space="0" w:color="000000"/>
               <w:bottom w:val="single" w:sz="4" w:space="0" w:color="000000"/>
@@ -24270,7 +24536,7 @@
         </w:tc>
         <w:tc>
           <w:tcPr>
-            <w:tcW w:w="1404" w:type="dxa"/>
+            <w:tcW w:w="1408" w:type="dxa"/>
             <w:tcBorders>
               <w:left w:val="single" w:sz="4" w:space="0" w:color="000000"/>
               <w:bottom w:val="single" w:sz="4" w:space="0" w:color="000000"/>
@@ -24376,7 +24642,7 @@
         </w:tc>
         <w:tc>
           <w:tcPr>
-            <w:tcW w:w="842" w:type="dxa"/>
+            <w:tcW w:w="838" w:type="dxa"/>
             <w:tcBorders>
               <w:left w:val="single" w:sz="4" w:space="0" w:color="000000"/>
               <w:bottom w:val="single" w:sz="4" w:space="0" w:color="000000"/>
@@ -24400,7 +24666,7 @@
         </w:tc>
         <w:tc>
           <w:tcPr>
-            <w:tcW w:w="1404" w:type="dxa"/>
+            <w:tcW w:w="1408" w:type="dxa"/>
             <w:tcBorders>
               <w:left w:val="single" w:sz="4" w:space="0" w:color="000000"/>
               <w:bottom w:val="single" w:sz="4" w:space="0" w:color="000000"/>
@@ -24506,7 +24772,7 @@
         </w:tc>
         <w:tc>
           <w:tcPr>
-            <w:tcW w:w="842" w:type="dxa"/>
+            <w:tcW w:w="838" w:type="dxa"/>
             <w:tcBorders>
               <w:left w:val="single" w:sz="4" w:space="0" w:color="000000"/>
               <w:bottom w:val="single" w:sz="4" w:space="0" w:color="000000"/>
@@ -24530,7 +24796,7 @@
         </w:tc>
         <w:tc>
           <w:tcPr>
-            <w:tcW w:w="1404" w:type="dxa"/>
+            <w:tcW w:w="1408" w:type="dxa"/>
             <w:tcBorders>
               <w:left w:val="single" w:sz="4" w:space="0" w:color="000000"/>
               <w:bottom w:val="single" w:sz="4" w:space="0" w:color="000000"/>
@@ -24636,7 +24902,7 @@
         </w:tc>
         <w:tc>
           <w:tcPr>
-            <w:tcW w:w="842" w:type="dxa"/>
+            <w:tcW w:w="838" w:type="dxa"/>
             <w:tcBorders>
               <w:left w:val="single" w:sz="4" w:space="0" w:color="000000"/>
               <w:bottom w:val="single" w:sz="4" w:space="0" w:color="000000"/>
@@ -24660,7 +24926,7 @@
         </w:tc>
         <w:tc>
           <w:tcPr>
-            <w:tcW w:w="1404" w:type="dxa"/>
+            <w:tcW w:w="1408" w:type="dxa"/>
             <w:tcBorders>
               <w:left w:val="single" w:sz="4" w:space="0" w:color="000000"/>
               <w:bottom w:val="single" w:sz="4" w:space="0" w:color="000000"/>
@@ -24766,7 +25032,7 @@
         </w:tc>
         <w:tc>
           <w:tcPr>
-            <w:tcW w:w="842" w:type="dxa"/>
+            <w:tcW w:w="838" w:type="dxa"/>
             <w:tcBorders>
               <w:left w:val="single" w:sz="4" w:space="0" w:color="000000"/>
               <w:bottom w:val="single" w:sz="4" w:space="0" w:color="000000"/>
@@ -24790,7 +25056,7 @@
         </w:tc>
         <w:tc>
           <w:tcPr>
-            <w:tcW w:w="1404" w:type="dxa"/>
+            <w:tcW w:w="1408" w:type="dxa"/>
             <w:tcBorders>
               <w:left w:val="single" w:sz="4" w:space="0" w:color="000000"/>
               <w:bottom w:val="single" w:sz="4" w:space="0" w:color="000000"/>
@@ -24896,7 +25162,7 @@
         </w:tc>
         <w:tc>
           <w:tcPr>
-            <w:tcW w:w="842" w:type="dxa"/>
+            <w:tcW w:w="838" w:type="dxa"/>
             <w:tcBorders>
               <w:left w:val="single" w:sz="4" w:space="0" w:color="000000"/>
               <w:bottom w:val="single" w:sz="4" w:space="0" w:color="000000"/>
@@ -24920,7 +25186,7 @@
         </w:tc>
         <w:tc>
           <w:tcPr>
-            <w:tcW w:w="1404" w:type="dxa"/>
+            <w:tcW w:w="1408" w:type="dxa"/>
             <w:tcBorders>
               <w:left w:val="single" w:sz="4" w:space="0" w:color="000000"/>
               <w:bottom w:val="single" w:sz="4" w:space="0" w:color="000000"/>
@@ -28819,8 +29085,8 @@
       </w:tblPr>
       <w:tblGrid>
         <w:gridCol w:w="952"/>
-        <w:gridCol w:w="842"/>
-        <w:gridCol w:w="1404"/>
+        <w:gridCol w:w="838"/>
+        <w:gridCol w:w="1408"/>
         <w:gridCol w:w="2497"/>
         <w:gridCol w:w="4277"/>
       </w:tblGrid>
@@ -28863,7 +29129,7 @@
         </w:tc>
         <w:tc>
           <w:tcPr>
-            <w:tcW w:w="842" w:type="dxa"/>
+            <w:tcW w:w="838" w:type="dxa"/>
             <w:tcBorders>
               <w:top w:val="single" w:sz="4" w:space="0" w:color="000000"/>
               <w:left w:val="single" w:sz="4" w:space="0" w:color="000000"/>
@@ -28898,7 +29164,7 @@
         </w:tc>
         <w:tc>
           <w:tcPr>
-            <w:tcW w:w="1404" w:type="dxa"/>
+            <w:tcW w:w="1408" w:type="dxa"/>
             <w:tcBorders>
               <w:top w:val="single" w:sz="4" w:space="0" w:color="000000"/>
               <w:left w:val="single" w:sz="4" w:space="0" w:color="000000"/>
@@ -29031,7 +29297,7 @@
         </w:tc>
         <w:tc>
           <w:tcPr>
-            <w:tcW w:w="842" w:type="dxa"/>
+            <w:tcW w:w="838" w:type="dxa"/>
             <w:tcBorders>
               <w:left w:val="single" w:sz="4" w:space="0" w:color="000000"/>
               <w:bottom w:val="single" w:sz="4" w:space="0" w:color="000000"/>
@@ -29055,7 +29321,7 @@
         </w:tc>
         <w:tc>
           <w:tcPr>
-            <w:tcW w:w="1404" w:type="dxa"/>
+            <w:tcW w:w="1408" w:type="dxa"/>
             <w:tcBorders>
               <w:left w:val="single" w:sz="4" w:space="0" w:color="000000"/>
               <w:bottom w:val="single" w:sz="4" w:space="0" w:color="000000"/>
@@ -29211,7 +29477,7 @@
         </w:tc>
         <w:tc>
           <w:tcPr>
-            <w:tcW w:w="842" w:type="dxa"/>
+            <w:tcW w:w="838" w:type="dxa"/>
             <w:tcBorders>
               <w:left w:val="single" w:sz="4" w:space="0" w:color="000000"/>
               <w:bottom w:val="single" w:sz="4" w:space="0" w:color="000000"/>
@@ -29235,7 +29501,7 @@
         </w:tc>
         <w:tc>
           <w:tcPr>
-            <w:tcW w:w="1404" w:type="dxa"/>
+            <w:tcW w:w="1408" w:type="dxa"/>
             <w:tcBorders>
               <w:left w:val="single" w:sz="4" w:space="0" w:color="000000"/>
               <w:bottom w:val="single" w:sz="4" w:space="0" w:color="000000"/>
@@ -29343,7 +29609,7 @@
         </w:tc>
         <w:tc>
           <w:tcPr>
-            <w:tcW w:w="842" w:type="dxa"/>
+            <w:tcW w:w="838" w:type="dxa"/>
             <w:tcBorders>
               <w:left w:val="single" w:sz="4" w:space="0" w:color="000000"/>
               <w:bottom w:val="single" w:sz="4" w:space="0" w:color="000000"/>
@@ -29367,7 +29633,7 @@
         </w:tc>
         <w:tc>
           <w:tcPr>
-            <w:tcW w:w="1404" w:type="dxa"/>
+            <w:tcW w:w="1408" w:type="dxa"/>
             <w:tcBorders>
               <w:left w:val="single" w:sz="4" w:space="0" w:color="000000"/>
               <w:bottom w:val="single" w:sz="4" w:space="0" w:color="000000"/>
@@ -29475,7 +29741,7 @@
         </w:tc>
         <w:tc>
           <w:tcPr>
-            <w:tcW w:w="842" w:type="dxa"/>
+            <w:tcW w:w="838" w:type="dxa"/>
             <w:tcBorders>
               <w:left w:val="single" w:sz="4" w:space="0" w:color="000000"/>
               <w:bottom w:val="single" w:sz="4" w:space="0" w:color="000000"/>
@@ -29499,7 +29765,7 @@
         </w:tc>
         <w:tc>
           <w:tcPr>
-            <w:tcW w:w="1404" w:type="dxa"/>
+            <w:tcW w:w="1408" w:type="dxa"/>
             <w:tcBorders>
               <w:left w:val="single" w:sz="4" w:space="0" w:color="000000"/>
               <w:bottom w:val="single" w:sz="4" w:space="0" w:color="000000"/>
@@ -30032,7 +30298,7 @@
         </w:tc>
         <w:tc>
           <w:tcPr>
-            <w:tcW w:w="842" w:type="dxa"/>
+            <w:tcW w:w="838" w:type="dxa"/>
             <w:tcBorders>
               <w:left w:val="single" w:sz="4" w:space="0" w:color="000000"/>
               <w:bottom w:val="single" w:sz="4" w:space="0" w:color="000000"/>
@@ -30056,7 +30322,7 @@
         </w:tc>
         <w:tc>
           <w:tcPr>
-            <w:tcW w:w="1404" w:type="dxa"/>
+            <w:tcW w:w="1408" w:type="dxa"/>
             <w:tcBorders>
               <w:left w:val="single" w:sz="4" w:space="0" w:color="000000"/>
               <w:bottom w:val="single" w:sz="4" w:space="0" w:color="000000"/>
@@ -30164,7 +30430,7 @@
         </w:tc>
         <w:tc>
           <w:tcPr>
-            <w:tcW w:w="842" w:type="dxa"/>
+            <w:tcW w:w="838" w:type="dxa"/>
             <w:tcBorders>
               <w:left w:val="single" w:sz="4" w:space="0" w:color="000000"/>
               <w:bottom w:val="single" w:sz="4" w:space="0" w:color="000000"/>
@@ -30188,7 +30454,7 @@
         </w:tc>
         <w:tc>
           <w:tcPr>
-            <w:tcW w:w="1404" w:type="dxa"/>
+            <w:tcW w:w="1408" w:type="dxa"/>
             <w:tcBorders>
               <w:left w:val="single" w:sz="4" w:space="0" w:color="000000"/>
               <w:bottom w:val="single" w:sz="4" w:space="0" w:color="000000"/>
@@ -30296,7 +30562,7 @@
         </w:tc>
         <w:tc>
           <w:tcPr>
-            <w:tcW w:w="842" w:type="dxa"/>
+            <w:tcW w:w="838" w:type="dxa"/>
             <w:tcBorders>
               <w:left w:val="single" w:sz="4" w:space="0" w:color="000000"/>
               <w:bottom w:val="single" w:sz="4" w:space="0" w:color="000000"/>
@@ -30320,7 +30586,7 @@
         </w:tc>
         <w:tc>
           <w:tcPr>
-            <w:tcW w:w="1404" w:type="dxa"/>
+            <w:tcW w:w="1408" w:type="dxa"/>
             <w:tcBorders>
               <w:left w:val="single" w:sz="4" w:space="0" w:color="000000"/>
               <w:bottom w:val="single" w:sz="4" w:space="0" w:color="000000"/>
@@ -30428,7 +30694,7 @@
         </w:tc>
         <w:tc>
           <w:tcPr>
-            <w:tcW w:w="842" w:type="dxa"/>
+            <w:tcW w:w="838" w:type="dxa"/>
             <w:tcBorders>
               <w:left w:val="single" w:sz="4" w:space="0" w:color="000000"/>
               <w:bottom w:val="single" w:sz="4" w:space="0" w:color="000000"/>
@@ -30452,7 +30718,7 @@
         </w:tc>
         <w:tc>
           <w:tcPr>
-            <w:tcW w:w="1404" w:type="dxa"/>
+            <w:tcW w:w="1408" w:type="dxa"/>
             <w:tcBorders>
               <w:left w:val="single" w:sz="4" w:space="0" w:color="000000"/>
               <w:bottom w:val="single" w:sz="4" w:space="0" w:color="000000"/>
@@ -32558,8 +32824,8 @@
       </w:tblPr>
       <w:tblGrid>
         <w:gridCol w:w="952"/>
-        <w:gridCol w:w="842"/>
-        <w:gridCol w:w="1404"/>
+        <w:gridCol w:w="838"/>
+        <w:gridCol w:w="1408"/>
         <w:gridCol w:w="2497"/>
         <w:gridCol w:w="4277"/>
       </w:tblGrid>
@@ -32602,7 +32868,7 @@
         </w:tc>
         <w:tc>
           <w:tcPr>
-            <w:tcW w:w="842" w:type="dxa"/>
+            <w:tcW w:w="838" w:type="dxa"/>
             <w:tcBorders>
               <w:top w:val="single" w:sz="4" w:space="0" w:color="000000"/>
               <w:left w:val="single" w:sz="4" w:space="0" w:color="000000"/>
@@ -32637,7 +32903,7 @@
         </w:tc>
         <w:tc>
           <w:tcPr>
-            <w:tcW w:w="1404" w:type="dxa"/>
+            <w:tcW w:w="1408" w:type="dxa"/>
             <w:tcBorders>
               <w:top w:val="single" w:sz="4" w:space="0" w:color="000000"/>
               <w:left w:val="single" w:sz="4" w:space="0" w:color="000000"/>
@@ -32770,7 +33036,7 @@
         </w:tc>
         <w:tc>
           <w:tcPr>
-            <w:tcW w:w="842" w:type="dxa"/>
+            <w:tcW w:w="838" w:type="dxa"/>
             <w:tcBorders>
               <w:left w:val="single" w:sz="4" w:space="0" w:color="000000"/>
               <w:bottom w:val="single" w:sz="4" w:space="0" w:color="000000"/>
@@ -32794,7 +33060,7 @@
         </w:tc>
         <w:tc>
           <w:tcPr>
-            <w:tcW w:w="1404" w:type="dxa"/>
+            <w:tcW w:w="1408" w:type="dxa"/>
             <w:tcBorders>
               <w:left w:val="single" w:sz="4" w:space="0" w:color="000000"/>
               <w:bottom w:val="single" w:sz="4" w:space="0" w:color="000000"/>
@@ -33543,6 +33809,116 @@
                 <w:szCs w:val="16"/>
               </w:rPr>
               <w:t>BASH command from the Pi.</w:t>
+            </w:r>
+          </w:p>
+        </w:tc>
+      </w:tr>
+      <w:tr>
+        <w:trPr/>
+        <w:tc>
+          <w:tcPr>
+            <w:tcW w:w="952" w:type="dxa"/>
+            <w:tcBorders>
+              <w:left w:val="single" w:sz="4" w:space="0" w:color="000000"/>
+              <w:bottom w:val="single" w:sz="4" w:space="0" w:color="000000"/>
+            </w:tcBorders>
+          </w:tcPr>
+          <w:p>
+            <w:pPr>
+              <w:pStyle w:val="TableContents"/>
+              <w:widowControl w:val="false"/>
+              <w:rPr/>
+            </w:pPr>
+            <w:r>
+              <w:rPr/>
+              <w:t>8E</w:t>
+            </w:r>
+          </w:p>
+        </w:tc>
+        <w:tc>
+          <w:tcPr>
+            <w:tcW w:w="821" w:type="dxa"/>
+            <w:tcBorders>
+              <w:left w:val="single" w:sz="4" w:space="0" w:color="000000"/>
+              <w:bottom w:val="single" w:sz="4" w:space="0" w:color="000000"/>
+            </w:tcBorders>
+          </w:tcPr>
+          <w:p>
+            <w:pPr>
+              <w:pStyle w:val="TableContents"/>
+              <w:widowControl w:val="false"/>
+              <w:rPr/>
+            </w:pPr>
+            <w:r>
+              <w:rPr/>
+              <w:t>2</w:t>
+            </w:r>
+          </w:p>
+        </w:tc>
+        <w:tc>
+          <w:tcPr>
+            <w:tcW w:w="1425" w:type="dxa"/>
+            <w:tcBorders>
+              <w:left w:val="single" w:sz="4" w:space="0" w:color="000000"/>
+              <w:bottom w:val="single" w:sz="4" w:space="0" w:color="000000"/>
+            </w:tcBorders>
+          </w:tcPr>
+          <w:p>
+            <w:pPr>
+              <w:pStyle w:val="TableContents"/>
+              <w:widowControl w:val="false"/>
+              <w:rPr/>
+            </w:pPr>
+            <w:r>
+              <w:rPr/>
+              <w:t>01</w:t>
+            </w:r>
+          </w:p>
+        </w:tc>
+        <w:tc>
+          <w:tcPr>
+            <w:tcW w:w="2497" w:type="dxa"/>
+            <w:tcBorders>
+              <w:left w:val="single" w:sz="4" w:space="0" w:color="000000"/>
+              <w:bottom w:val="single" w:sz="4" w:space="0" w:color="000000"/>
+            </w:tcBorders>
+          </w:tcPr>
+          <w:p>
+            <w:pPr>
+              <w:pStyle w:val="TableContents"/>
+              <w:widowControl w:val="false"/>
+              <w:rPr/>
+            </w:pPr>
+            <w:r>
+              <w:rPr/>
+              <w:t>60 20</w:t>
+            </w:r>
+          </w:p>
+        </w:tc>
+        <w:tc>
+          <w:tcPr>
+            <w:tcW w:w="4277" w:type="dxa"/>
+            <w:tcBorders>
+              <w:left w:val="single" w:sz="4" w:space="0" w:color="000000"/>
+              <w:bottom w:val="single" w:sz="4" w:space="0" w:color="000000"/>
+              <w:right w:val="single" w:sz="4" w:space="0" w:color="000000"/>
+            </w:tcBorders>
+          </w:tcPr>
+          <w:p>
+            <w:pPr>
+              <w:pStyle w:val="TableContents"/>
+              <w:widowControl w:val="false"/>
+              <w:rPr>
+                <w:sz w:val="16"/>
+                <w:szCs w:val="16"/>
+              </w:rPr>
+            </w:pPr>
+            <w:r>
+              <w:rPr>
+                <w:sz w:val="16"/>
+                <w:szCs w:val="16"/>
+              </w:rPr>
+              <w:t>A request for colors, as defined below.</w:t>
             </w:r>
           </w:p>
         </w:tc>

--- a/AIBus Information.docx
+++ b/AIBus Information.docx
@@ -18592,8 +18592,8 @@
       </w:tblPr>
       <w:tblGrid>
         <w:gridCol w:w="952"/>
-        <w:gridCol w:w="838"/>
-        <w:gridCol w:w="1408"/>
+        <w:gridCol w:w="837"/>
+        <w:gridCol w:w="1409"/>
         <w:gridCol w:w="2497"/>
         <w:gridCol w:w="4277"/>
       </w:tblGrid>
@@ -18636,7 +18636,7 @@
         </w:tc>
         <w:tc>
           <w:tcPr>
-            <w:tcW w:w="838" w:type="dxa"/>
+            <w:tcW w:w="837" w:type="dxa"/>
             <w:tcBorders>
               <w:top w:val="single" w:sz="4" w:space="0" w:color="000000"/>
               <w:left w:val="single" w:sz="4" w:space="0" w:color="000000"/>
@@ -18671,7 +18671,7 @@
         </w:tc>
         <w:tc>
           <w:tcPr>
-            <w:tcW w:w="1408" w:type="dxa"/>
+            <w:tcW w:w="1409" w:type="dxa"/>
             <w:tcBorders>
               <w:top w:val="single" w:sz="4" w:space="0" w:color="000000"/>
               <w:left w:val="single" w:sz="4" w:space="0" w:color="000000"/>
@@ -18814,7 +18814,7 @@
         </w:tc>
         <w:tc>
           <w:tcPr>
-            <w:tcW w:w="838" w:type="dxa"/>
+            <w:tcW w:w="837" w:type="dxa"/>
             <w:tcBorders>
               <w:left w:val="single" w:sz="4" w:space="0" w:color="000000"/>
               <w:bottom w:val="single" w:sz="4" w:space="0" w:color="000000"/>
@@ -18848,7 +18848,7 @@
         </w:tc>
         <w:tc>
           <w:tcPr>
-            <w:tcW w:w="1408" w:type="dxa"/>
+            <w:tcW w:w="1409" w:type="dxa"/>
             <w:tcBorders>
               <w:left w:val="single" w:sz="4" w:space="0" w:color="000000"/>
               <w:bottom w:val="single" w:sz="4" w:space="0" w:color="000000"/>
@@ -18992,7 +18992,7 @@
         </w:tc>
         <w:tc>
           <w:tcPr>
-            <w:tcW w:w="838" w:type="dxa"/>
+            <w:tcW w:w="837" w:type="dxa"/>
             <w:tcBorders>
               <w:left w:val="single" w:sz="4" w:space="0" w:color="000000"/>
               <w:bottom w:val="single" w:sz="4" w:space="0" w:color="000000"/>
@@ -19026,7 +19026,7 @@
         </w:tc>
         <w:tc>
           <w:tcPr>
-            <w:tcW w:w="1408" w:type="dxa"/>
+            <w:tcW w:w="1409" w:type="dxa"/>
             <w:tcBorders>
               <w:left w:val="single" w:sz="4" w:space="0" w:color="000000"/>
               <w:bottom w:val="single" w:sz="4" w:space="0" w:color="000000"/>
@@ -19170,7 +19170,7 @@
         </w:tc>
         <w:tc>
           <w:tcPr>
-            <w:tcW w:w="838" w:type="dxa"/>
+            <w:tcW w:w="837" w:type="dxa"/>
             <w:tcBorders>
               <w:left w:val="single" w:sz="4" w:space="0" w:color="000000"/>
               <w:bottom w:val="single" w:sz="4" w:space="0" w:color="000000"/>
@@ -19204,7 +19204,7 @@
         </w:tc>
         <w:tc>
           <w:tcPr>
-            <w:tcW w:w="1408" w:type="dxa"/>
+            <w:tcW w:w="1409" w:type="dxa"/>
             <w:tcBorders>
               <w:left w:val="single" w:sz="4" w:space="0" w:color="000000"/>
               <w:bottom w:val="single" w:sz="4" w:space="0" w:color="000000"/>
@@ -19348,7 +19348,7 @@
         </w:tc>
         <w:tc>
           <w:tcPr>
-            <w:tcW w:w="838" w:type="dxa"/>
+            <w:tcW w:w="837" w:type="dxa"/>
             <w:tcBorders>
               <w:left w:val="single" w:sz="4" w:space="0" w:color="000000"/>
               <w:bottom w:val="single" w:sz="4" w:space="0" w:color="000000"/>
@@ -19382,7 +19382,7 @@
         </w:tc>
         <w:tc>
           <w:tcPr>
-            <w:tcW w:w="1408" w:type="dxa"/>
+            <w:tcW w:w="1409" w:type="dxa"/>
             <w:tcBorders>
               <w:left w:val="single" w:sz="4" w:space="0" w:color="000000"/>
               <w:bottom w:val="single" w:sz="4" w:space="0" w:color="000000"/>
@@ -19526,7 +19526,7 @@
         </w:tc>
         <w:tc>
           <w:tcPr>
-            <w:tcW w:w="838" w:type="dxa"/>
+            <w:tcW w:w="837" w:type="dxa"/>
             <w:tcBorders>
               <w:left w:val="single" w:sz="4" w:space="0" w:color="000000"/>
               <w:bottom w:val="single" w:sz="4" w:space="0" w:color="000000"/>
@@ -19560,7 +19560,7 @@
         </w:tc>
         <w:tc>
           <w:tcPr>
-            <w:tcW w:w="1408" w:type="dxa"/>
+            <w:tcW w:w="1409" w:type="dxa"/>
             <w:tcBorders>
               <w:left w:val="single" w:sz="4" w:space="0" w:color="000000"/>
               <w:bottom w:val="single" w:sz="4" w:space="0" w:color="000000"/>
@@ -19704,7 +19704,7 @@
         </w:tc>
         <w:tc>
           <w:tcPr>
-            <w:tcW w:w="838" w:type="dxa"/>
+            <w:tcW w:w="837" w:type="dxa"/>
             <w:tcBorders>
               <w:left w:val="single" w:sz="4" w:space="0" w:color="000000"/>
               <w:bottom w:val="single" w:sz="4" w:space="0" w:color="000000"/>
@@ -19738,7 +19738,7 @@
         </w:tc>
         <w:tc>
           <w:tcPr>
-            <w:tcW w:w="1408" w:type="dxa"/>
+            <w:tcW w:w="1409" w:type="dxa"/>
             <w:tcBorders>
               <w:left w:val="single" w:sz="4" w:space="0" w:color="000000"/>
               <w:bottom w:val="single" w:sz="4" w:space="0" w:color="000000"/>
@@ -19882,7 +19882,7 @@
         </w:tc>
         <w:tc>
           <w:tcPr>
-            <w:tcW w:w="838" w:type="dxa"/>
+            <w:tcW w:w="837" w:type="dxa"/>
             <w:tcBorders>
               <w:left w:val="single" w:sz="4" w:space="0" w:color="000000"/>
               <w:bottom w:val="single" w:sz="4" w:space="0" w:color="000000"/>
@@ -19916,7 +19916,7 @@
         </w:tc>
         <w:tc>
           <w:tcPr>
-            <w:tcW w:w="1408" w:type="dxa"/>
+            <w:tcW w:w="1409" w:type="dxa"/>
             <w:tcBorders>
               <w:left w:val="single" w:sz="4" w:space="0" w:color="000000"/>
               <w:bottom w:val="single" w:sz="4" w:space="0" w:color="000000"/>
@@ -20060,7 +20060,7 @@
         </w:tc>
         <w:tc>
           <w:tcPr>
-            <w:tcW w:w="838" w:type="dxa"/>
+            <w:tcW w:w="837" w:type="dxa"/>
             <w:tcBorders>
               <w:left w:val="single" w:sz="4" w:space="0" w:color="000000"/>
               <w:bottom w:val="single" w:sz="4" w:space="0" w:color="000000"/>
@@ -20094,7 +20094,7 @@
         </w:tc>
         <w:tc>
           <w:tcPr>
-            <w:tcW w:w="1408" w:type="dxa"/>
+            <w:tcW w:w="1409" w:type="dxa"/>
             <w:tcBorders>
               <w:left w:val="single" w:sz="4" w:space="0" w:color="000000"/>
               <w:bottom w:val="single" w:sz="4" w:space="0" w:color="000000"/>
@@ -20238,7 +20238,7 @@
         </w:tc>
         <w:tc>
           <w:tcPr>
-            <w:tcW w:w="838" w:type="dxa"/>
+            <w:tcW w:w="837" w:type="dxa"/>
             <w:tcBorders>
               <w:left w:val="single" w:sz="4" w:space="0" w:color="000000"/>
               <w:bottom w:val="single" w:sz="4" w:space="0" w:color="000000"/>
@@ -20272,7 +20272,7 @@
         </w:tc>
         <w:tc>
           <w:tcPr>
-            <w:tcW w:w="1408" w:type="dxa"/>
+            <w:tcW w:w="1409" w:type="dxa"/>
             <w:tcBorders>
               <w:left w:val="single" w:sz="4" w:space="0" w:color="000000"/>
               <w:bottom w:val="single" w:sz="4" w:space="0" w:color="000000"/>
@@ -20676,7 +20676,7 @@
         </w:tc>
         <w:tc>
           <w:tcPr>
-            <w:tcW w:w="838" w:type="dxa"/>
+            <w:tcW w:w="837" w:type="dxa"/>
             <w:tcBorders>
               <w:left w:val="single" w:sz="4" w:space="0" w:color="000000"/>
               <w:bottom w:val="single" w:sz="4" w:space="0" w:color="000000"/>
@@ -20710,7 +20710,7 @@
         </w:tc>
         <w:tc>
           <w:tcPr>
-            <w:tcW w:w="1408" w:type="dxa"/>
+            <w:tcW w:w="1409" w:type="dxa"/>
             <w:tcBorders>
               <w:left w:val="single" w:sz="4" w:space="0" w:color="000000"/>
               <w:bottom w:val="single" w:sz="4" w:space="0" w:color="000000"/>
@@ -20854,7 +20854,7 @@
         </w:tc>
         <w:tc>
           <w:tcPr>
-            <w:tcW w:w="838" w:type="dxa"/>
+            <w:tcW w:w="837" w:type="dxa"/>
             <w:tcBorders>
               <w:left w:val="single" w:sz="4" w:space="0" w:color="000000"/>
               <w:bottom w:val="single" w:sz="4" w:space="0" w:color="000000"/>
@@ -20888,7 +20888,7 @@
         </w:tc>
         <w:tc>
           <w:tcPr>
-            <w:tcW w:w="1408" w:type="dxa"/>
+            <w:tcW w:w="1409" w:type="dxa"/>
             <w:tcBorders>
               <w:left w:val="single" w:sz="4" w:space="0" w:color="000000"/>
               <w:bottom w:val="single" w:sz="4" w:space="0" w:color="000000"/>
@@ -21032,7 +21032,7 @@
         </w:tc>
         <w:tc>
           <w:tcPr>
-            <w:tcW w:w="838" w:type="dxa"/>
+            <w:tcW w:w="837" w:type="dxa"/>
             <w:tcBorders>
               <w:left w:val="single" w:sz="4" w:space="0" w:color="000000"/>
               <w:bottom w:val="single" w:sz="4" w:space="0" w:color="000000"/>
@@ -21066,7 +21066,7 @@
         </w:tc>
         <w:tc>
           <w:tcPr>
-            <w:tcW w:w="1408" w:type="dxa"/>
+            <w:tcW w:w="1409" w:type="dxa"/>
             <w:tcBorders>
               <w:left w:val="single" w:sz="4" w:space="0" w:color="000000"/>
               <w:bottom w:val="single" w:sz="4" w:space="0" w:color="000000"/>
@@ -23130,8 +23130,8 @@
       </w:tblPr>
       <w:tblGrid>
         <w:gridCol w:w="952"/>
-        <w:gridCol w:w="838"/>
-        <w:gridCol w:w="1408"/>
+        <w:gridCol w:w="837"/>
+        <w:gridCol w:w="1409"/>
         <w:gridCol w:w="2497"/>
         <w:gridCol w:w="4277"/>
       </w:tblGrid>
@@ -23174,7 +23174,7 @@
         </w:tc>
         <w:tc>
           <w:tcPr>
-            <w:tcW w:w="838" w:type="dxa"/>
+            <w:tcW w:w="837" w:type="dxa"/>
             <w:tcBorders>
               <w:top w:val="single" w:sz="4" w:space="0" w:color="000000"/>
               <w:left w:val="single" w:sz="4" w:space="0" w:color="000000"/>
@@ -23209,7 +23209,7 @@
         </w:tc>
         <w:tc>
           <w:tcPr>
-            <w:tcW w:w="1408" w:type="dxa"/>
+            <w:tcW w:w="1409" w:type="dxa"/>
             <w:tcBorders>
               <w:top w:val="single" w:sz="4" w:space="0" w:color="000000"/>
               <w:left w:val="single" w:sz="4" w:space="0" w:color="000000"/>
@@ -23342,7 +23342,7 @@
         </w:tc>
         <w:tc>
           <w:tcPr>
-            <w:tcW w:w="838" w:type="dxa"/>
+            <w:tcW w:w="837" w:type="dxa"/>
             <w:tcBorders>
               <w:left w:val="single" w:sz="4" w:space="0" w:color="000000"/>
               <w:bottom w:val="single" w:sz="4" w:space="0" w:color="000000"/>
@@ -23366,7 +23366,7 @@
         </w:tc>
         <w:tc>
           <w:tcPr>
-            <w:tcW w:w="1408" w:type="dxa"/>
+            <w:tcW w:w="1409" w:type="dxa"/>
             <w:tcBorders>
               <w:left w:val="single" w:sz="4" w:space="0" w:color="000000"/>
               <w:bottom w:val="single" w:sz="4" w:space="0" w:color="000000"/>
@@ -23472,7 +23472,7 @@
         </w:tc>
         <w:tc>
           <w:tcPr>
-            <w:tcW w:w="838" w:type="dxa"/>
+            <w:tcW w:w="837" w:type="dxa"/>
             <w:tcBorders>
               <w:left w:val="single" w:sz="4" w:space="0" w:color="000000"/>
               <w:bottom w:val="single" w:sz="4" w:space="0" w:color="000000"/>
@@ -23496,7 +23496,7 @@
         </w:tc>
         <w:tc>
           <w:tcPr>
-            <w:tcW w:w="1408" w:type="dxa"/>
+            <w:tcW w:w="1409" w:type="dxa"/>
             <w:tcBorders>
               <w:left w:val="single" w:sz="4" w:space="0" w:color="000000"/>
               <w:bottom w:val="single" w:sz="4" w:space="0" w:color="000000"/>
@@ -23602,7 +23602,7 @@
         </w:tc>
         <w:tc>
           <w:tcPr>
-            <w:tcW w:w="838" w:type="dxa"/>
+            <w:tcW w:w="837" w:type="dxa"/>
             <w:tcBorders>
               <w:left w:val="single" w:sz="4" w:space="0" w:color="000000"/>
               <w:bottom w:val="single" w:sz="4" w:space="0" w:color="000000"/>
@@ -23626,7 +23626,7 @@
         </w:tc>
         <w:tc>
           <w:tcPr>
-            <w:tcW w:w="1408" w:type="dxa"/>
+            <w:tcW w:w="1409" w:type="dxa"/>
             <w:tcBorders>
               <w:left w:val="single" w:sz="4" w:space="0" w:color="000000"/>
               <w:bottom w:val="single" w:sz="4" w:space="0" w:color="000000"/>
@@ -23732,7 +23732,7 @@
         </w:tc>
         <w:tc>
           <w:tcPr>
-            <w:tcW w:w="838" w:type="dxa"/>
+            <w:tcW w:w="837" w:type="dxa"/>
             <w:tcBorders>
               <w:left w:val="single" w:sz="4" w:space="0" w:color="000000"/>
               <w:bottom w:val="single" w:sz="4" w:space="0" w:color="000000"/>
@@ -23756,7 +23756,7 @@
         </w:tc>
         <w:tc>
           <w:tcPr>
-            <w:tcW w:w="1408" w:type="dxa"/>
+            <w:tcW w:w="1409" w:type="dxa"/>
             <w:tcBorders>
               <w:left w:val="single" w:sz="4" w:space="0" w:color="000000"/>
               <w:bottom w:val="single" w:sz="4" w:space="0" w:color="000000"/>
@@ -23862,7 +23862,7 @@
         </w:tc>
         <w:tc>
           <w:tcPr>
-            <w:tcW w:w="838" w:type="dxa"/>
+            <w:tcW w:w="837" w:type="dxa"/>
             <w:tcBorders>
               <w:left w:val="single" w:sz="4" w:space="0" w:color="000000"/>
               <w:bottom w:val="single" w:sz="4" w:space="0" w:color="000000"/>
@@ -23886,7 +23886,7 @@
         </w:tc>
         <w:tc>
           <w:tcPr>
-            <w:tcW w:w="1408" w:type="dxa"/>
+            <w:tcW w:w="1409" w:type="dxa"/>
             <w:tcBorders>
               <w:left w:val="single" w:sz="4" w:space="0" w:color="000000"/>
               <w:bottom w:val="single" w:sz="4" w:space="0" w:color="000000"/>
@@ -23992,7 +23992,7 @@
         </w:tc>
         <w:tc>
           <w:tcPr>
-            <w:tcW w:w="838" w:type="dxa"/>
+            <w:tcW w:w="837" w:type="dxa"/>
             <w:tcBorders>
               <w:left w:val="single" w:sz="4" w:space="0" w:color="000000"/>
               <w:bottom w:val="single" w:sz="4" w:space="0" w:color="000000"/>
@@ -24016,7 +24016,7 @@
         </w:tc>
         <w:tc>
           <w:tcPr>
-            <w:tcW w:w="1408" w:type="dxa"/>
+            <w:tcW w:w="1409" w:type="dxa"/>
             <w:tcBorders>
               <w:left w:val="single" w:sz="4" w:space="0" w:color="000000"/>
               <w:bottom w:val="single" w:sz="4" w:space="0" w:color="000000"/>
@@ -24122,7 +24122,7 @@
         </w:tc>
         <w:tc>
           <w:tcPr>
-            <w:tcW w:w="838" w:type="dxa"/>
+            <w:tcW w:w="837" w:type="dxa"/>
             <w:tcBorders>
               <w:left w:val="single" w:sz="4" w:space="0" w:color="000000"/>
               <w:bottom w:val="single" w:sz="4" w:space="0" w:color="000000"/>
@@ -24146,7 +24146,7 @@
         </w:tc>
         <w:tc>
           <w:tcPr>
-            <w:tcW w:w="1408" w:type="dxa"/>
+            <w:tcW w:w="1409" w:type="dxa"/>
             <w:tcBorders>
               <w:left w:val="single" w:sz="4" w:space="0" w:color="000000"/>
               <w:bottom w:val="single" w:sz="4" w:space="0" w:color="000000"/>
@@ -24252,7 +24252,7 @@
         </w:tc>
         <w:tc>
           <w:tcPr>
-            <w:tcW w:w="838" w:type="dxa"/>
+            <w:tcW w:w="837" w:type="dxa"/>
             <w:tcBorders>
               <w:left w:val="single" w:sz="4" w:space="0" w:color="000000"/>
               <w:bottom w:val="single" w:sz="4" w:space="0" w:color="000000"/>
@@ -24276,7 +24276,7 @@
         </w:tc>
         <w:tc>
           <w:tcPr>
-            <w:tcW w:w="1408" w:type="dxa"/>
+            <w:tcW w:w="1409" w:type="dxa"/>
             <w:tcBorders>
               <w:left w:val="single" w:sz="4" w:space="0" w:color="000000"/>
               <w:bottom w:val="single" w:sz="4" w:space="0" w:color="000000"/>
@@ -24382,7 +24382,7 @@
         </w:tc>
         <w:tc>
           <w:tcPr>
-            <w:tcW w:w="838" w:type="dxa"/>
+            <w:tcW w:w="837" w:type="dxa"/>
             <w:tcBorders>
               <w:left w:val="single" w:sz="4" w:space="0" w:color="000000"/>
               <w:bottom w:val="single" w:sz="4" w:space="0" w:color="000000"/>
@@ -24406,7 +24406,7 @@
         </w:tc>
         <w:tc>
           <w:tcPr>
-            <w:tcW w:w="1408" w:type="dxa"/>
+            <w:tcW w:w="1409" w:type="dxa"/>
             <w:tcBorders>
               <w:left w:val="single" w:sz="4" w:space="0" w:color="000000"/>
               <w:bottom w:val="single" w:sz="4" w:space="0" w:color="000000"/>
@@ -24512,7 +24512,7 @@
         </w:tc>
         <w:tc>
           <w:tcPr>
-            <w:tcW w:w="838" w:type="dxa"/>
+            <w:tcW w:w="837" w:type="dxa"/>
             <w:tcBorders>
               <w:left w:val="single" w:sz="4" w:space="0" w:color="000000"/>
               <w:bottom w:val="single" w:sz="4" w:space="0" w:color="000000"/>
@@ -24536,7 +24536,7 @@
         </w:tc>
         <w:tc>
           <w:tcPr>
-            <w:tcW w:w="1408" w:type="dxa"/>
+            <w:tcW w:w="1409" w:type="dxa"/>
             <w:tcBorders>
               <w:left w:val="single" w:sz="4" w:space="0" w:color="000000"/>
               <w:bottom w:val="single" w:sz="4" w:space="0" w:color="000000"/>
@@ -24642,7 +24642,7 @@
         </w:tc>
         <w:tc>
           <w:tcPr>
-            <w:tcW w:w="838" w:type="dxa"/>
+            <w:tcW w:w="837" w:type="dxa"/>
             <w:tcBorders>
               <w:left w:val="single" w:sz="4" w:space="0" w:color="000000"/>
               <w:bottom w:val="single" w:sz="4" w:space="0" w:color="000000"/>
@@ -24666,7 +24666,7 @@
         </w:tc>
         <w:tc>
           <w:tcPr>
-            <w:tcW w:w="1408" w:type="dxa"/>
+            <w:tcW w:w="1409" w:type="dxa"/>
             <w:tcBorders>
               <w:left w:val="single" w:sz="4" w:space="0" w:color="000000"/>
               <w:bottom w:val="single" w:sz="4" w:space="0" w:color="000000"/>
@@ -24772,7 +24772,7 @@
         </w:tc>
         <w:tc>
           <w:tcPr>
-            <w:tcW w:w="838" w:type="dxa"/>
+            <w:tcW w:w="837" w:type="dxa"/>
             <w:tcBorders>
               <w:left w:val="single" w:sz="4" w:space="0" w:color="000000"/>
               <w:bottom w:val="single" w:sz="4" w:space="0" w:color="000000"/>
@@ -24796,7 +24796,7 @@
         </w:tc>
         <w:tc>
           <w:tcPr>
-            <w:tcW w:w="1408" w:type="dxa"/>
+            <w:tcW w:w="1409" w:type="dxa"/>
             <w:tcBorders>
               <w:left w:val="single" w:sz="4" w:space="0" w:color="000000"/>
               <w:bottom w:val="single" w:sz="4" w:space="0" w:color="000000"/>
@@ -24902,7 +24902,7 @@
         </w:tc>
         <w:tc>
           <w:tcPr>
-            <w:tcW w:w="838" w:type="dxa"/>
+            <w:tcW w:w="837" w:type="dxa"/>
             <w:tcBorders>
               <w:left w:val="single" w:sz="4" w:space="0" w:color="000000"/>
               <w:bottom w:val="single" w:sz="4" w:space="0" w:color="000000"/>
@@ -24926,7 +24926,7 @@
         </w:tc>
         <w:tc>
           <w:tcPr>
-            <w:tcW w:w="1408" w:type="dxa"/>
+            <w:tcW w:w="1409" w:type="dxa"/>
             <w:tcBorders>
               <w:left w:val="single" w:sz="4" w:space="0" w:color="000000"/>
               <w:bottom w:val="single" w:sz="4" w:space="0" w:color="000000"/>
@@ -25032,7 +25032,7 @@
         </w:tc>
         <w:tc>
           <w:tcPr>
-            <w:tcW w:w="838" w:type="dxa"/>
+            <w:tcW w:w="837" w:type="dxa"/>
             <w:tcBorders>
               <w:left w:val="single" w:sz="4" w:space="0" w:color="000000"/>
               <w:bottom w:val="single" w:sz="4" w:space="0" w:color="000000"/>
@@ -25056,7 +25056,7 @@
         </w:tc>
         <w:tc>
           <w:tcPr>
-            <w:tcW w:w="1408" w:type="dxa"/>
+            <w:tcW w:w="1409" w:type="dxa"/>
             <w:tcBorders>
               <w:left w:val="single" w:sz="4" w:space="0" w:color="000000"/>
               <w:bottom w:val="single" w:sz="4" w:space="0" w:color="000000"/>
@@ -25162,7 +25162,7 @@
         </w:tc>
         <w:tc>
           <w:tcPr>
-            <w:tcW w:w="838" w:type="dxa"/>
+            <w:tcW w:w="837" w:type="dxa"/>
             <w:tcBorders>
               <w:left w:val="single" w:sz="4" w:space="0" w:color="000000"/>
               <w:bottom w:val="single" w:sz="4" w:space="0" w:color="000000"/>
@@ -25186,7 +25186,7 @@
         </w:tc>
         <w:tc>
           <w:tcPr>
-            <w:tcW w:w="1408" w:type="dxa"/>
+            <w:tcW w:w="1409" w:type="dxa"/>
             <w:tcBorders>
               <w:left w:val="single" w:sz="4" w:space="0" w:color="000000"/>
               <w:bottom w:val="single" w:sz="4" w:space="0" w:color="000000"/>
@@ -29085,8 +29085,8 @@
       </w:tblPr>
       <w:tblGrid>
         <w:gridCol w:w="952"/>
-        <w:gridCol w:w="838"/>
-        <w:gridCol w:w="1408"/>
+        <w:gridCol w:w="837"/>
+        <w:gridCol w:w="1409"/>
         <w:gridCol w:w="2497"/>
         <w:gridCol w:w="4277"/>
       </w:tblGrid>
@@ -29129,7 +29129,7 @@
         </w:tc>
         <w:tc>
           <w:tcPr>
-            <w:tcW w:w="838" w:type="dxa"/>
+            <w:tcW w:w="837" w:type="dxa"/>
             <w:tcBorders>
               <w:top w:val="single" w:sz="4" w:space="0" w:color="000000"/>
               <w:left w:val="single" w:sz="4" w:space="0" w:color="000000"/>
@@ -29164,7 +29164,7 @@
         </w:tc>
         <w:tc>
           <w:tcPr>
-            <w:tcW w:w="1408" w:type="dxa"/>
+            <w:tcW w:w="1409" w:type="dxa"/>
             <w:tcBorders>
               <w:top w:val="single" w:sz="4" w:space="0" w:color="000000"/>
               <w:left w:val="single" w:sz="4" w:space="0" w:color="000000"/>
@@ -29297,7 +29297,7 @@
         </w:tc>
         <w:tc>
           <w:tcPr>
-            <w:tcW w:w="838" w:type="dxa"/>
+            <w:tcW w:w="837" w:type="dxa"/>
             <w:tcBorders>
               <w:left w:val="single" w:sz="4" w:space="0" w:color="000000"/>
               <w:bottom w:val="single" w:sz="4" w:space="0" w:color="000000"/>
@@ -29321,7 +29321,7 @@
         </w:tc>
         <w:tc>
           <w:tcPr>
-            <w:tcW w:w="1408" w:type="dxa"/>
+            <w:tcW w:w="1409" w:type="dxa"/>
             <w:tcBorders>
               <w:left w:val="single" w:sz="4" w:space="0" w:color="000000"/>
               <w:bottom w:val="single" w:sz="4" w:space="0" w:color="000000"/>
@@ -29477,7 +29477,7 @@
         </w:tc>
         <w:tc>
           <w:tcPr>
-            <w:tcW w:w="838" w:type="dxa"/>
+            <w:tcW w:w="837" w:type="dxa"/>
             <w:tcBorders>
               <w:left w:val="single" w:sz="4" w:space="0" w:color="000000"/>
               <w:bottom w:val="single" w:sz="4" w:space="0" w:color="000000"/>
@@ -29501,7 +29501,7 @@
         </w:tc>
         <w:tc>
           <w:tcPr>
-            <w:tcW w:w="1408" w:type="dxa"/>
+            <w:tcW w:w="1409" w:type="dxa"/>
             <w:tcBorders>
               <w:left w:val="single" w:sz="4" w:space="0" w:color="000000"/>
               <w:bottom w:val="single" w:sz="4" w:space="0" w:color="000000"/>
@@ -29609,7 +29609,7 @@
         </w:tc>
         <w:tc>
           <w:tcPr>
-            <w:tcW w:w="838" w:type="dxa"/>
+            <w:tcW w:w="837" w:type="dxa"/>
             <w:tcBorders>
               <w:left w:val="single" w:sz="4" w:space="0" w:color="000000"/>
               <w:bottom w:val="single" w:sz="4" w:space="0" w:color="000000"/>
@@ -29633,7 +29633,7 @@
         </w:tc>
         <w:tc>
           <w:tcPr>
-            <w:tcW w:w="1408" w:type="dxa"/>
+            <w:tcW w:w="1409" w:type="dxa"/>
             <w:tcBorders>
               <w:left w:val="single" w:sz="4" w:space="0" w:color="000000"/>
               <w:bottom w:val="single" w:sz="4" w:space="0" w:color="000000"/>
@@ -29741,7 +29741,7 @@
         </w:tc>
         <w:tc>
           <w:tcPr>
-            <w:tcW w:w="838" w:type="dxa"/>
+            <w:tcW w:w="837" w:type="dxa"/>
             <w:tcBorders>
               <w:left w:val="single" w:sz="4" w:space="0" w:color="000000"/>
               <w:bottom w:val="single" w:sz="4" w:space="0" w:color="000000"/>
@@ -29765,7 +29765,7 @@
         </w:tc>
         <w:tc>
           <w:tcPr>
-            <w:tcW w:w="1408" w:type="dxa"/>
+            <w:tcW w:w="1409" w:type="dxa"/>
             <w:tcBorders>
               <w:left w:val="single" w:sz="4" w:space="0" w:color="000000"/>
               <w:bottom w:val="single" w:sz="4" w:space="0" w:color="000000"/>
@@ -30298,7 +30298,7 @@
         </w:tc>
         <w:tc>
           <w:tcPr>
-            <w:tcW w:w="838" w:type="dxa"/>
+            <w:tcW w:w="837" w:type="dxa"/>
             <w:tcBorders>
               <w:left w:val="single" w:sz="4" w:space="0" w:color="000000"/>
               <w:bottom w:val="single" w:sz="4" w:space="0" w:color="000000"/>
@@ -30322,7 +30322,7 @@
         </w:tc>
         <w:tc>
           <w:tcPr>
-            <w:tcW w:w="1408" w:type="dxa"/>
+            <w:tcW w:w="1409" w:type="dxa"/>
             <w:tcBorders>
               <w:left w:val="single" w:sz="4" w:space="0" w:color="000000"/>
               <w:bottom w:val="single" w:sz="4" w:space="0" w:color="000000"/>
@@ -30430,7 +30430,7 @@
         </w:tc>
         <w:tc>
           <w:tcPr>
-            <w:tcW w:w="838" w:type="dxa"/>
+            <w:tcW w:w="837" w:type="dxa"/>
             <w:tcBorders>
               <w:left w:val="single" w:sz="4" w:space="0" w:color="000000"/>
               <w:bottom w:val="single" w:sz="4" w:space="0" w:color="000000"/>
@@ -30454,7 +30454,7 @@
         </w:tc>
         <w:tc>
           <w:tcPr>
-            <w:tcW w:w="1408" w:type="dxa"/>
+            <w:tcW w:w="1409" w:type="dxa"/>
             <w:tcBorders>
               <w:left w:val="single" w:sz="4" w:space="0" w:color="000000"/>
               <w:bottom w:val="single" w:sz="4" w:space="0" w:color="000000"/>
@@ -30562,7 +30562,7 @@
         </w:tc>
         <w:tc>
           <w:tcPr>
-            <w:tcW w:w="838" w:type="dxa"/>
+            <w:tcW w:w="837" w:type="dxa"/>
             <w:tcBorders>
               <w:left w:val="single" w:sz="4" w:space="0" w:color="000000"/>
               <w:bottom w:val="single" w:sz="4" w:space="0" w:color="000000"/>
@@ -30586,7 +30586,7 @@
         </w:tc>
         <w:tc>
           <w:tcPr>
-            <w:tcW w:w="1408" w:type="dxa"/>
+            <w:tcW w:w="1409" w:type="dxa"/>
             <w:tcBorders>
               <w:left w:val="single" w:sz="4" w:space="0" w:color="000000"/>
               <w:bottom w:val="single" w:sz="4" w:space="0" w:color="000000"/>
@@ -30694,7 +30694,7 @@
         </w:tc>
         <w:tc>
           <w:tcPr>
-            <w:tcW w:w="838" w:type="dxa"/>
+            <w:tcW w:w="837" w:type="dxa"/>
             <w:tcBorders>
               <w:left w:val="single" w:sz="4" w:space="0" w:color="000000"/>
               <w:bottom w:val="single" w:sz="4" w:space="0" w:color="000000"/>
@@ -30718,7 +30718,7 @@
         </w:tc>
         <w:tc>
           <w:tcPr>
-            <w:tcW w:w="1408" w:type="dxa"/>
+            <w:tcW w:w="1409" w:type="dxa"/>
             <w:tcBorders>
               <w:left w:val="single" w:sz="4" w:space="0" w:color="000000"/>
               <w:bottom w:val="single" w:sz="4" w:space="0" w:color="000000"/>
@@ -32824,8 +32824,8 @@
       </w:tblPr>
       <w:tblGrid>
         <w:gridCol w:w="952"/>
-        <w:gridCol w:w="838"/>
-        <w:gridCol w:w="1408"/>
+        <w:gridCol w:w="837"/>
+        <w:gridCol w:w="1409"/>
         <w:gridCol w:w="2497"/>
         <w:gridCol w:w="4277"/>
       </w:tblGrid>
@@ -32868,7 +32868,7 @@
         </w:tc>
         <w:tc>
           <w:tcPr>
-            <w:tcW w:w="838" w:type="dxa"/>
+            <w:tcW w:w="837" w:type="dxa"/>
             <w:tcBorders>
               <w:top w:val="single" w:sz="4" w:space="0" w:color="000000"/>
               <w:left w:val="single" w:sz="4" w:space="0" w:color="000000"/>
@@ -32903,7 +32903,7 @@
         </w:tc>
         <w:tc>
           <w:tcPr>
-            <w:tcW w:w="1408" w:type="dxa"/>
+            <w:tcW w:w="1409" w:type="dxa"/>
             <w:tcBorders>
               <w:top w:val="single" w:sz="4" w:space="0" w:color="000000"/>
               <w:left w:val="single" w:sz="4" w:space="0" w:color="000000"/>
@@ -33036,7 +33036,7 @@
         </w:tc>
         <w:tc>
           <w:tcPr>
-            <w:tcW w:w="838" w:type="dxa"/>
+            <w:tcW w:w="837" w:type="dxa"/>
             <w:tcBorders>
               <w:left w:val="single" w:sz="4" w:space="0" w:color="000000"/>
               <w:bottom w:val="single" w:sz="4" w:space="0" w:color="000000"/>
@@ -33060,7 +33060,7 @@
         </w:tc>
         <w:tc>
           <w:tcPr>
-            <w:tcW w:w="1408" w:type="dxa"/>
+            <w:tcW w:w="1409" w:type="dxa"/>
             <w:tcBorders>
               <w:left w:val="single" w:sz="4" w:space="0" w:color="000000"/>
               <w:bottom w:val="single" w:sz="4" w:space="0" w:color="000000"/>
@@ -33160,6 +33160,420 @@
         </w:tc>
       </w:tr>
     </w:tbl>
+    <w:p>
+      <w:pPr>
+        <w:pStyle w:val="Heading1"/>
+        <w:numPr>
+          <w:ilvl w:val="0"/>
+          <w:numId w:val="1"/>
+        </w:numPr>
+        <w:rPr/>
+      </w:pPr>
+      <w:r>
+        <w:rPr/>
+        <w:t>GPS Antenna</w:t>
+      </w:r>
+    </w:p>
+    <w:p>
+      <w:pPr>
+        <w:pStyle w:val="BodyText"/>
+        <w:rPr/>
+      </w:pPr>
+      <w:r>
+        <w:rPr/>
+        <w:t>ID 0x3B</w:t>
+      </w:r>
+    </w:p>
+    <w:p>
+      <w:pPr>
+        <w:pStyle w:val="BodyText"/>
+        <w:rPr/>
+      </w:pPr>
+      <w:r>
+        <w:rPr/>
+        <w:t>Messages:</w:t>
+      </w:r>
+    </w:p>
+    <w:tbl>
+      <w:tblPr>
+        <w:tblW w:w="5000" w:type="pct"/>
+        <w:jc w:val="left"/>
+        <w:tblInd w:w="-5" w:type="dxa"/>
+        <w:tblLayout w:type="fixed"/>
+        <w:tblCellMar>
+          <w:top w:w="55" w:type="dxa"/>
+          <w:left w:w="55" w:type="dxa"/>
+          <w:bottom w:w="55" w:type="dxa"/>
+          <w:right w:w="55" w:type="dxa"/>
+        </w:tblCellMar>
+      </w:tblPr>
+      <w:tblGrid>
+        <w:gridCol w:w="952"/>
+        <w:gridCol w:w="821"/>
+        <w:gridCol w:w="1425"/>
+        <w:gridCol w:w="2497"/>
+        <w:gridCol w:w="4277"/>
+      </w:tblGrid>
+      <w:tr>
+        <w:trPr/>
+        <w:tc>
+          <w:tcPr>
+            <w:tcW w:w="952" w:type="dxa"/>
+            <w:tcBorders>
+              <w:top w:val="single" w:sz="4" w:space="0" w:color="000000"/>
+              <w:left w:val="single" w:sz="4" w:space="0" w:color="000000"/>
+              <w:bottom w:val="single" w:sz="4" w:space="0" w:color="000000"/>
+            </w:tcBorders>
+          </w:tcPr>
+          <w:p>
+            <w:pPr>
+              <w:pStyle w:val="TableContents"/>
+              <w:widowControl w:val="false"/>
+              <w:rPr>
+                <w:b/>
+                <w:bCs/>
+                <w:sz w:val="22"/>
+                <w:szCs w:val="22"/>
+              </w:rPr>
+            </w:pPr>
+            <w:r>
+              <w:rPr>
+                <w:b/>
+                <w:bCs/>
+                <w:sz w:val="22"/>
+                <w:szCs w:val="22"/>
+              </w:rPr>
+              <w:t>Source</w:t>
+            </w:r>
+          </w:p>
+        </w:tc>
+        <w:tc>
+          <w:tcPr>
+            <w:tcW w:w="821" w:type="dxa"/>
+            <w:tcBorders>
+              <w:top w:val="single" w:sz="4" w:space="0" w:color="000000"/>
+              <w:left w:val="single" w:sz="4" w:space="0" w:color="000000"/>
+              <w:bottom w:val="single" w:sz="4" w:space="0" w:color="000000"/>
+            </w:tcBorders>
+          </w:tcPr>
+          <w:p>
+            <w:pPr>
+              <w:pStyle w:val="TableContents"/>
+              <w:widowControl w:val="false"/>
+              <w:rPr>
+                <w:b/>
+                <w:bCs/>
+                <w:sz w:val="22"/>
+                <w:szCs w:val="22"/>
+              </w:rPr>
+            </w:pPr>
+            <w:r>
+              <w:rPr>
+                <w:b/>
+                <w:bCs/>
+                <w:sz w:val="22"/>
+                <w:szCs w:val="22"/>
+              </w:rPr>
+              <w:t>Length</w:t>
+            </w:r>
+          </w:p>
+        </w:tc>
+        <w:tc>
+          <w:tcPr>
+            <w:tcW w:w="1425" w:type="dxa"/>
+            <w:tcBorders>
+              <w:top w:val="single" w:sz="4" w:space="0" w:color="000000"/>
+              <w:left w:val="single" w:sz="4" w:space="0" w:color="000000"/>
+              <w:bottom w:val="single" w:sz="4" w:space="0" w:color="000000"/>
+            </w:tcBorders>
+          </w:tcPr>
+          <w:p>
+            <w:pPr>
+              <w:pStyle w:val="TableContents"/>
+              <w:widowControl w:val="false"/>
+              <w:rPr>
+                <w:b/>
+                <w:bCs/>
+                <w:sz w:val="22"/>
+                <w:szCs w:val="22"/>
+              </w:rPr>
+            </w:pPr>
+            <w:r>
+              <w:rPr>
+                <w:b/>
+                <w:bCs/>
+                <w:sz w:val="22"/>
+                <w:szCs w:val="22"/>
+              </w:rPr>
+              <w:t>Destination</w:t>
+            </w:r>
+          </w:p>
+        </w:tc>
+        <w:tc>
+          <w:tcPr>
+            <w:tcW w:w="2497" w:type="dxa"/>
+            <w:tcBorders>
+              <w:top w:val="single" w:sz="4" w:space="0" w:color="000000"/>
+              <w:left w:val="single" w:sz="4" w:space="0" w:color="000000"/>
+              <w:bottom w:val="single" w:sz="4" w:space="0" w:color="000000"/>
+            </w:tcBorders>
+          </w:tcPr>
+          <w:p>
+            <w:pPr>
+              <w:pStyle w:val="TableContents"/>
+              <w:widowControl w:val="false"/>
+              <w:rPr>
+                <w:b/>
+                <w:bCs/>
+                <w:sz w:val="22"/>
+                <w:szCs w:val="22"/>
+              </w:rPr>
+            </w:pPr>
+            <w:r>
+              <w:rPr>
+                <w:b/>
+                <w:bCs/>
+                <w:sz w:val="22"/>
+                <w:szCs w:val="22"/>
+              </w:rPr>
+              <w:t>Data Example</w:t>
+            </w:r>
+          </w:p>
+        </w:tc>
+        <w:tc>
+          <w:tcPr>
+            <w:tcW w:w="4277" w:type="dxa"/>
+            <w:tcBorders>
+              <w:top w:val="single" w:sz="4" w:space="0" w:color="000000"/>
+              <w:left w:val="single" w:sz="4" w:space="0" w:color="000000"/>
+              <w:bottom w:val="single" w:sz="4" w:space="0" w:color="000000"/>
+              <w:right w:val="single" w:sz="4" w:space="0" w:color="000000"/>
+            </w:tcBorders>
+          </w:tcPr>
+          <w:p>
+            <w:pPr>
+              <w:pStyle w:val="TableContents"/>
+              <w:widowControl w:val="false"/>
+              <w:rPr>
+                <w:b/>
+                <w:bCs/>
+                <w:sz w:val="22"/>
+                <w:szCs w:val="22"/>
+              </w:rPr>
+            </w:pPr>
+            <w:r>
+              <w:rPr>
+                <w:b/>
+                <w:bCs/>
+                <w:sz w:val="22"/>
+                <w:szCs w:val="22"/>
+              </w:rPr>
+              <w:t>Interpretation</w:t>
+            </w:r>
+          </w:p>
+        </w:tc>
+      </w:tr>
+      <w:tr>
+        <w:trPr/>
+        <w:tc>
+          <w:tcPr>
+            <w:tcW w:w="952" w:type="dxa"/>
+            <w:tcBorders>
+              <w:left w:val="single" w:sz="4" w:space="0" w:color="000000"/>
+              <w:bottom w:val="single" w:sz="4" w:space="0" w:color="000000"/>
+            </w:tcBorders>
+          </w:tcPr>
+          <w:p>
+            <w:pPr>
+              <w:pStyle w:val="TableContents"/>
+              <w:widowControl w:val="false"/>
+              <w:rPr/>
+            </w:pPr>
+            <w:r>
+              <w:rPr/>
+              <w:t>3B</w:t>
+            </w:r>
+          </w:p>
+        </w:tc>
+        <w:tc>
+          <w:tcPr>
+            <w:tcW w:w="821" w:type="dxa"/>
+            <w:tcBorders>
+              <w:left w:val="single" w:sz="4" w:space="0" w:color="000000"/>
+              <w:bottom w:val="single" w:sz="4" w:space="0" w:color="000000"/>
+            </w:tcBorders>
+          </w:tcPr>
+          <w:p>
+            <w:pPr>
+              <w:pStyle w:val="TableContents"/>
+              <w:widowControl w:val="false"/>
+              <w:rPr/>
+            </w:pPr>
+            <w:r>
+              <w:rPr/>
+              <w:t>14</w:t>
+            </w:r>
+          </w:p>
+        </w:tc>
+        <w:tc>
+          <w:tcPr>
+            <w:tcW w:w="1425" w:type="dxa"/>
+            <w:tcBorders>
+              <w:left w:val="single" w:sz="4" w:space="0" w:color="000000"/>
+              <w:bottom w:val="single" w:sz="4" w:space="0" w:color="000000"/>
+            </w:tcBorders>
+          </w:tcPr>
+          <w:p>
+            <w:pPr>
+              <w:pStyle w:val="TableContents"/>
+              <w:widowControl w:val="false"/>
+              <w:rPr/>
+            </w:pPr>
+            <w:r>
+              <w:rPr/>
+              <w:t>01</w:t>
+            </w:r>
+          </w:p>
+        </w:tc>
+        <w:tc>
+          <w:tcPr>
+            <w:tcW w:w="2497" w:type="dxa"/>
+            <w:tcBorders>
+              <w:left w:val="single" w:sz="4" w:space="0" w:color="000000"/>
+              <w:bottom w:val="single" w:sz="4" w:space="0" w:color="000000"/>
+            </w:tcBorders>
+          </w:tcPr>
+          <w:p>
+            <w:pPr>
+              <w:pStyle w:val="TableContents"/>
+              <w:widowControl w:val="false"/>
+              <w:rPr/>
+            </w:pPr>
+            <w:r>
+              <w:rPr/>
+              <w:t>55 ss td td tm ts tf nd nd nm ns nf al al</w:t>
+            </w:r>
+          </w:p>
+        </w:tc>
+        <w:tc>
+          <w:tcPr>
+            <w:tcW w:w="4277" w:type="dxa"/>
+            <w:tcBorders>
+              <w:left w:val="single" w:sz="4" w:space="0" w:color="000000"/>
+              <w:bottom w:val="single" w:sz="4" w:space="0" w:color="000000"/>
+              <w:right w:val="single" w:sz="4" w:space="0" w:color="000000"/>
+            </w:tcBorders>
+          </w:tcPr>
+          <w:p>
+            <w:pPr>
+              <w:pStyle w:val="TableContents"/>
+              <w:widowControl w:val="false"/>
+              <w:rPr>
+                <w:sz w:val="16"/>
+                <w:szCs w:val="16"/>
+              </w:rPr>
+            </w:pPr>
+            <w:r>
+              <w:rPr>
+                <w:sz w:val="16"/>
+                <w:szCs w:val="16"/>
+              </w:rPr>
+              <w:t>GPS antenna reading with strength ss. Other bytes are interpreted as:</w:t>
+            </w:r>
+          </w:p>
+          <w:p>
+            <w:pPr>
+              <w:pStyle w:val="TableContents"/>
+              <w:widowControl w:val="false"/>
+              <w:numPr>
+                <w:ilvl w:val="0"/>
+                <w:numId w:val="19"/>
+              </w:numPr>
+              <w:suppressLineNumbers/>
+              <w:suppressAutoHyphens w:val="true"/>
+              <w:bidi w:val="0"/>
+              <w:spacing w:before="0" w:after="0"/>
+              <w:ind w:hanging="180" w:left="449" w:right="180"/>
+              <w:jc w:val="left"/>
+              <w:rPr>
+                <w:sz w:val="16"/>
+                <w:szCs w:val="16"/>
+              </w:rPr>
+            </w:pPr>
+            <w:r>
+              <w:rPr>
+                <w:sz w:val="16"/>
+                <w:szCs w:val="16"/>
+              </w:rPr>
+              <w:t>Bytes td, tm, ts, tf: Latitude degrees, minutes, and seconds. Group td is signed. Byte tf indicates fractional seconds.</w:t>
+            </w:r>
+          </w:p>
+          <w:p>
+            <w:pPr>
+              <w:pStyle w:val="TableContents"/>
+              <w:widowControl w:val="false"/>
+              <w:numPr>
+                <w:ilvl w:val="0"/>
+                <w:numId w:val="19"/>
+              </w:numPr>
+              <w:suppressLineNumbers/>
+              <w:suppressAutoHyphens w:val="true"/>
+              <w:bidi w:val="0"/>
+              <w:spacing w:before="0" w:after="0"/>
+              <w:ind w:hanging="180" w:left="449" w:right="180"/>
+              <w:jc w:val="left"/>
+              <w:rPr>
+                <w:sz w:val="16"/>
+                <w:szCs w:val="16"/>
+              </w:rPr>
+            </w:pPr>
+            <w:r>
+              <w:rPr>
+                <w:sz w:val="16"/>
+                <w:szCs w:val="16"/>
+              </w:rPr>
+              <w:t>Bytes nd, nm, ns, nf: Longitude degrees, minutes, and seconds. Group nd is signed. Byte nf indicates fractional seconds.</w:t>
+            </w:r>
+          </w:p>
+          <w:p>
+            <w:pPr>
+              <w:pStyle w:val="TableContents"/>
+              <w:widowControl w:val="false"/>
+              <w:numPr>
+                <w:ilvl w:val="0"/>
+                <w:numId w:val="19"/>
+              </w:numPr>
+              <w:suppressLineNumbers/>
+              <w:suppressAutoHyphens w:val="true"/>
+              <w:bidi w:val="0"/>
+              <w:spacing w:before="0" w:after="0"/>
+              <w:ind w:hanging="180" w:left="449" w:right="180"/>
+              <w:jc w:val="left"/>
+              <w:rPr>
+                <w:sz w:val="16"/>
+                <w:szCs w:val="16"/>
+              </w:rPr>
+            </w:pPr>
+            <w:r>
+              <w:rPr>
+                <w:sz w:val="16"/>
+                <w:szCs w:val="16"/>
+              </w:rPr>
+              <w:t>Bytes al: Altitude in meters.</w:t>
+            </w:r>
+          </w:p>
+        </w:tc>
+      </w:tr>
+    </w:tbl>
+    <w:p>
+      <w:pPr>
+        <w:pStyle w:val="Normal"/>
+        <w:rPr/>
+      </w:pPr>
+      <w:r>
+        <w:rPr/>
+      </w:r>
+    </w:p>
     <w:p>
       <w:pPr>
         <w:pStyle w:val="Heading1"/>
@@ -39835,6 +40249,143 @@
   <w:abstractNum w:abstractNumId="19">
     <w:lvl w:ilvl="0">
       <w:start w:val="1"/>
+      <w:numFmt w:val="bullet"/>
+      <w:lvlText w:val=""/>
+      <w:lvlJc w:val="left"/>
+      <w:pPr>
+        <w:tabs>
+          <w:tab w:val="num" w:pos="720"/>
+        </w:tabs>
+        <w:ind w:left="720" w:hanging="360"/>
+      </w:pPr>
+      <w:rPr>
+        <w:rFonts w:ascii="Symbol" w:hAnsi="Symbol" w:cs="Symbol" w:hint="default"/>
+      </w:rPr>
+    </w:lvl>
+    <w:lvl w:ilvl="1">
+      <w:start w:val="1"/>
+      <w:numFmt w:val="bullet"/>
+      <w:lvlText w:val=""/>
+      <w:lvlJc w:val="left"/>
+      <w:pPr>
+        <w:tabs>
+          <w:tab w:val="num" w:pos="1080"/>
+        </w:tabs>
+        <w:ind w:left="1080" w:hanging="360"/>
+      </w:pPr>
+      <w:rPr>
+        <w:rFonts w:ascii="Symbol" w:hAnsi="Symbol" w:cs="Symbol" w:hint="default"/>
+      </w:rPr>
+    </w:lvl>
+    <w:lvl w:ilvl="2">
+      <w:start w:val="1"/>
+      <w:numFmt w:val="bullet"/>
+      <w:lvlText w:val=""/>
+      <w:lvlJc w:val="left"/>
+      <w:pPr>
+        <w:tabs>
+          <w:tab w:val="num" w:pos="1440"/>
+        </w:tabs>
+        <w:ind w:left="1440" w:hanging="360"/>
+      </w:pPr>
+      <w:rPr>
+        <w:rFonts w:ascii="Symbol" w:hAnsi="Symbol" w:cs="Symbol" w:hint="default"/>
+      </w:rPr>
+    </w:lvl>
+    <w:lvl w:ilvl="3">
+      <w:start w:val="1"/>
+      <w:numFmt w:val="bullet"/>
+      <w:lvlText w:val=""/>
+      <w:lvlJc w:val="left"/>
+      <w:pPr>
+        <w:tabs>
+          <w:tab w:val="num" w:pos="1800"/>
+        </w:tabs>
+        <w:ind w:left="1800" w:hanging="360"/>
+      </w:pPr>
+      <w:rPr>
+        <w:rFonts w:ascii="Symbol" w:hAnsi="Symbol" w:cs="Symbol" w:hint="default"/>
+      </w:rPr>
+    </w:lvl>
+    <w:lvl w:ilvl="4">
+      <w:start w:val="1"/>
+      <w:numFmt w:val="bullet"/>
+      <w:lvlText w:val=""/>
+      <w:lvlJc w:val="left"/>
+      <w:pPr>
+        <w:tabs>
+          <w:tab w:val="num" w:pos="2160"/>
+        </w:tabs>
+        <w:ind w:left="2160" w:hanging="360"/>
+      </w:pPr>
+      <w:rPr>
+        <w:rFonts w:ascii="Symbol" w:hAnsi="Symbol" w:cs="Symbol" w:hint="default"/>
+      </w:rPr>
+    </w:lvl>
+    <w:lvl w:ilvl="5">
+      <w:start w:val="1"/>
+      <w:numFmt w:val="bullet"/>
+      <w:lvlText w:val=""/>
+      <w:lvlJc w:val="left"/>
+      <w:pPr>
+        <w:tabs>
+          <w:tab w:val="num" w:pos="2520"/>
+        </w:tabs>
+        <w:ind w:left="2520" w:hanging="360"/>
+      </w:pPr>
+      <w:rPr>
+        <w:rFonts w:ascii="Symbol" w:hAnsi="Symbol" w:cs="Symbol" w:hint="default"/>
+      </w:rPr>
+    </w:lvl>
+    <w:lvl w:ilvl="6">
+      <w:start w:val="1"/>
+      <w:numFmt w:val="bullet"/>
+      <w:lvlText w:val=""/>
+      <w:lvlJc w:val="left"/>
+      <w:pPr>
+        <w:tabs>
+          <w:tab w:val="num" w:pos="2880"/>
+        </w:tabs>
+        <w:ind w:left="2880" w:hanging="360"/>
+      </w:pPr>
+      <w:rPr>
+        <w:rFonts w:ascii="Symbol" w:hAnsi="Symbol" w:cs="Symbol" w:hint="default"/>
+      </w:rPr>
+    </w:lvl>
+    <w:lvl w:ilvl="7">
+      <w:start w:val="1"/>
+      <w:numFmt w:val="bullet"/>
+      <w:lvlText w:val=""/>
+      <w:lvlJc w:val="left"/>
+      <w:pPr>
+        <w:tabs>
+          <w:tab w:val="num" w:pos="3240"/>
+        </w:tabs>
+        <w:ind w:left="3240" w:hanging="360"/>
+      </w:pPr>
+      <w:rPr>
+        <w:rFonts w:ascii="Symbol" w:hAnsi="Symbol" w:cs="Symbol" w:hint="default"/>
+      </w:rPr>
+    </w:lvl>
+    <w:lvl w:ilvl="8">
+      <w:start w:val="1"/>
+      <w:numFmt w:val="bullet"/>
+      <w:lvlText w:val=""/>
+      <w:lvlJc w:val="left"/>
+      <w:pPr>
+        <w:tabs>
+          <w:tab w:val="num" w:pos="3600"/>
+        </w:tabs>
+        <w:ind w:left="3600" w:hanging="360"/>
+      </w:pPr>
+      <w:rPr>
+        <w:rFonts w:ascii="Symbol" w:hAnsi="Symbol" w:cs="Symbol" w:hint="default"/>
+      </w:rPr>
+    </w:lvl>
+  </w:abstractNum>
+  <w:abstractNum w:abstractNumId="20">
+    <w:lvl w:ilvl="0">
+      <w:start w:val="1"/>
       <w:numFmt w:val="none"/>
       <w:suff w:val="nothing"/>
       <w:lvlText w:val=""/>
@@ -40008,6 +40559,9 @@
   <w:num w:numId="19">
     <w:abstractNumId w:val="19"/>
   </w:num>
+  <w:num w:numId="20">
+    <w:abstractNumId w:val="20"/>
+  </w:num>
 </w:numbering>
 </file>
 
@@ -40068,15 +40622,15 @@
       <w:szCs w:val="36"/>
     </w:rPr>
   </w:style>
-  <w:style w:type="character" w:styleId="Bullets">
-    <w:name w:val="Bullets"/>
+  <w:style w:type="character" w:styleId="Bulletsuser">
+    <w:name w:val="Bullets (user)"/>
     <w:qFormat/>
     <w:rPr>
       <w:rFonts w:ascii="OpenSymbol" w:hAnsi="OpenSymbol" w:eastAsia="OpenSymbol" w:cs="OpenSymbol"/>
     </w:rPr>
   </w:style>
-  <w:style w:type="character" w:styleId="Bulletsuser">
-    <w:name w:val="Bullets (user)"/>
+  <w:style w:type="character" w:styleId="Bullets">
+    <w:name w:val="Bullets"/>
     <w:qFormat/>
     <w:rPr>
       <w:rFonts w:ascii="OpenSymbol" w:hAnsi="OpenSymbol" w:eastAsia="OpenSymbol" w:cs="OpenSymbol"/>

--- a/AIBus Information.docx
+++ b/AIBus Information.docx
@@ -14548,10 +14548,1093 @@
     <w:p>
       <w:pPr>
         <w:pStyle w:val="Normal"/>
-        <w:numPr>
-          <w:ilvl w:val="0"/>
-          <w:numId w:val="1"/>
-        </w:numPr>
+        <w:rPr/>
+      </w:pPr>
+      <w:r>
+        <w:rPr/>
+      </w:r>
+    </w:p>
+    <w:p>
+      <w:pPr>
+        <w:pStyle w:val="Normal"/>
+        <w:rPr/>
+      </w:pPr>
+      <w:r>
+        <w:rPr/>
+        <w:t>Navigation Messages:</w:t>
+      </w:r>
+    </w:p>
+    <w:tbl>
+      <w:tblPr>
+        <w:tblW w:w="5000" w:type="pct"/>
+        <w:jc w:val="left"/>
+        <w:tblInd w:w="-5" w:type="dxa"/>
+        <w:tblLayout w:type="fixed"/>
+        <w:tblCellMar>
+          <w:top w:w="55" w:type="dxa"/>
+          <w:left w:w="55" w:type="dxa"/>
+          <w:bottom w:w="55" w:type="dxa"/>
+          <w:right w:w="55" w:type="dxa"/>
+        </w:tblCellMar>
+      </w:tblPr>
+      <w:tblGrid>
+        <w:gridCol w:w="952"/>
+        <w:gridCol w:w="821"/>
+        <w:gridCol w:w="1425"/>
+        <w:gridCol w:w="2497"/>
+        <w:gridCol w:w="4277"/>
+      </w:tblGrid>
+      <w:tr>
+        <w:trPr/>
+        <w:tc>
+          <w:tcPr>
+            <w:tcW w:w="952" w:type="dxa"/>
+            <w:tcBorders>
+              <w:top w:val="single" w:sz="4" w:space="0" w:color="000000"/>
+              <w:left w:val="single" w:sz="4" w:space="0" w:color="000000"/>
+              <w:bottom w:val="single" w:sz="4" w:space="0" w:color="000000"/>
+            </w:tcBorders>
+          </w:tcPr>
+          <w:p>
+            <w:pPr>
+              <w:pStyle w:val="TableContents"/>
+              <w:widowControl w:val="false"/>
+              <w:numPr>
+                <w:ilvl w:val="0"/>
+                <w:numId w:val="1"/>
+              </w:numPr>
+              <w:rPr>
+                <w:b/>
+                <w:bCs/>
+                <w:sz w:val="22"/>
+                <w:szCs w:val="22"/>
+              </w:rPr>
+            </w:pPr>
+            <w:r>
+              <w:rPr>
+                <w:b/>
+                <w:bCs/>
+                <w:sz w:val="22"/>
+                <w:szCs w:val="22"/>
+              </w:rPr>
+              <w:t>Source</w:t>
+            </w:r>
+          </w:p>
+        </w:tc>
+        <w:tc>
+          <w:tcPr>
+            <w:tcW w:w="821" w:type="dxa"/>
+            <w:tcBorders>
+              <w:top w:val="single" w:sz="4" w:space="0" w:color="000000"/>
+              <w:left w:val="single" w:sz="4" w:space="0" w:color="000000"/>
+              <w:bottom w:val="single" w:sz="4" w:space="0" w:color="000000"/>
+            </w:tcBorders>
+          </w:tcPr>
+          <w:p>
+            <w:pPr>
+              <w:pStyle w:val="TableContents"/>
+              <w:widowControl w:val="false"/>
+              <w:numPr>
+                <w:ilvl w:val="0"/>
+                <w:numId w:val="1"/>
+              </w:numPr>
+              <w:rPr>
+                <w:b/>
+                <w:bCs/>
+                <w:sz w:val="22"/>
+                <w:szCs w:val="22"/>
+              </w:rPr>
+            </w:pPr>
+            <w:r>
+              <w:rPr>
+                <w:b/>
+                <w:bCs/>
+                <w:sz w:val="22"/>
+                <w:szCs w:val="22"/>
+              </w:rPr>
+              <w:t>Length</w:t>
+            </w:r>
+          </w:p>
+        </w:tc>
+        <w:tc>
+          <w:tcPr>
+            <w:tcW w:w="1425" w:type="dxa"/>
+            <w:tcBorders>
+              <w:top w:val="single" w:sz="4" w:space="0" w:color="000000"/>
+              <w:left w:val="single" w:sz="4" w:space="0" w:color="000000"/>
+              <w:bottom w:val="single" w:sz="4" w:space="0" w:color="000000"/>
+            </w:tcBorders>
+          </w:tcPr>
+          <w:p>
+            <w:pPr>
+              <w:pStyle w:val="TableContents"/>
+              <w:widowControl w:val="false"/>
+              <w:numPr>
+                <w:ilvl w:val="0"/>
+                <w:numId w:val="1"/>
+              </w:numPr>
+              <w:rPr>
+                <w:b/>
+                <w:bCs/>
+                <w:sz w:val="22"/>
+                <w:szCs w:val="22"/>
+              </w:rPr>
+            </w:pPr>
+            <w:r>
+              <w:rPr>
+                <w:b/>
+                <w:bCs/>
+                <w:sz w:val="22"/>
+                <w:szCs w:val="22"/>
+              </w:rPr>
+              <w:t>Destination</w:t>
+            </w:r>
+          </w:p>
+        </w:tc>
+        <w:tc>
+          <w:tcPr>
+            <w:tcW w:w="2497" w:type="dxa"/>
+            <w:tcBorders>
+              <w:top w:val="single" w:sz="4" w:space="0" w:color="000000"/>
+              <w:left w:val="single" w:sz="4" w:space="0" w:color="000000"/>
+              <w:bottom w:val="single" w:sz="4" w:space="0" w:color="000000"/>
+            </w:tcBorders>
+          </w:tcPr>
+          <w:p>
+            <w:pPr>
+              <w:pStyle w:val="TableContents"/>
+              <w:widowControl w:val="false"/>
+              <w:numPr>
+                <w:ilvl w:val="0"/>
+                <w:numId w:val="1"/>
+              </w:numPr>
+              <w:rPr>
+                <w:b/>
+                <w:bCs/>
+                <w:sz w:val="22"/>
+                <w:szCs w:val="22"/>
+              </w:rPr>
+            </w:pPr>
+            <w:r>
+              <w:rPr>
+                <w:b/>
+                <w:bCs/>
+                <w:sz w:val="22"/>
+                <w:szCs w:val="22"/>
+              </w:rPr>
+              <w:t>Data Example</w:t>
+            </w:r>
+          </w:p>
+        </w:tc>
+        <w:tc>
+          <w:tcPr>
+            <w:tcW w:w="4277" w:type="dxa"/>
+            <w:tcBorders>
+              <w:top w:val="single" w:sz="4" w:space="0" w:color="000000"/>
+              <w:left w:val="single" w:sz="4" w:space="0" w:color="000000"/>
+              <w:bottom w:val="single" w:sz="4" w:space="0" w:color="000000"/>
+              <w:right w:val="single" w:sz="4" w:space="0" w:color="000000"/>
+            </w:tcBorders>
+          </w:tcPr>
+          <w:p>
+            <w:pPr>
+              <w:pStyle w:val="TableContents"/>
+              <w:widowControl w:val="false"/>
+              <w:numPr>
+                <w:ilvl w:val="0"/>
+                <w:numId w:val="1"/>
+              </w:numPr>
+              <w:rPr>
+                <w:b/>
+                <w:bCs/>
+                <w:sz w:val="22"/>
+                <w:szCs w:val="22"/>
+              </w:rPr>
+            </w:pPr>
+            <w:r>
+              <w:rPr>
+                <w:b/>
+                <w:bCs/>
+                <w:sz w:val="22"/>
+                <w:szCs w:val="22"/>
+              </w:rPr>
+              <w:t>Interpretation</w:t>
+            </w:r>
+          </w:p>
+        </w:tc>
+      </w:tr>
+      <w:tr>
+        <w:trPr/>
+        <w:tc>
+          <w:tcPr>
+            <w:tcW w:w="952" w:type="dxa"/>
+            <w:tcBorders>
+              <w:left w:val="single" w:sz="4" w:space="0" w:color="000000"/>
+              <w:bottom w:val="single" w:sz="4" w:space="0" w:color="000000"/>
+            </w:tcBorders>
+          </w:tcPr>
+          <w:p>
+            <w:pPr>
+              <w:pStyle w:val="TableContents"/>
+              <w:widowControl w:val="false"/>
+              <w:numPr>
+                <w:ilvl w:val="0"/>
+                <w:numId w:val="1"/>
+              </w:numPr>
+              <w:rPr>
+                <w:b w:val="false"/>
+                <w:bCs w:val="false"/>
+                <w:sz w:val="22"/>
+                <w:szCs w:val="22"/>
+              </w:rPr>
+            </w:pPr>
+            <w:r>
+              <w:rPr>
+                <w:b w:val="false"/>
+                <w:bCs w:val="false"/>
+                <w:sz w:val="22"/>
+                <w:szCs w:val="22"/>
+              </w:rPr>
+              <w:t>01, 8E</w:t>
+            </w:r>
+          </w:p>
+        </w:tc>
+        <w:tc>
+          <w:tcPr>
+            <w:tcW w:w="821" w:type="dxa"/>
+            <w:tcBorders>
+              <w:left w:val="single" w:sz="4" w:space="0" w:color="000000"/>
+              <w:bottom w:val="single" w:sz="4" w:space="0" w:color="000000"/>
+            </w:tcBorders>
+          </w:tcPr>
+          <w:p>
+            <w:pPr>
+              <w:pStyle w:val="TableContents"/>
+              <w:widowControl w:val="false"/>
+              <w:numPr>
+                <w:ilvl w:val="0"/>
+                <w:numId w:val="1"/>
+              </w:numPr>
+              <w:rPr>
+                <w:b w:val="false"/>
+                <w:bCs w:val="false"/>
+                <w:sz w:val="22"/>
+                <w:szCs w:val="22"/>
+              </w:rPr>
+            </w:pPr>
+            <w:r>
+              <w:rPr>
+                <w:b w:val="false"/>
+                <w:bCs w:val="false"/>
+                <w:sz w:val="22"/>
+                <w:szCs w:val="22"/>
+              </w:rPr>
+              <w:t>Varies</w:t>
+            </w:r>
+          </w:p>
+        </w:tc>
+        <w:tc>
+          <w:tcPr>
+            <w:tcW w:w="1425" w:type="dxa"/>
+            <w:tcBorders>
+              <w:left w:val="single" w:sz="4" w:space="0" w:color="000000"/>
+              <w:bottom w:val="single" w:sz="4" w:space="0" w:color="000000"/>
+            </w:tcBorders>
+          </w:tcPr>
+          <w:p>
+            <w:pPr>
+              <w:pStyle w:val="TableContents"/>
+              <w:widowControl w:val="false"/>
+              <w:numPr>
+                <w:ilvl w:val="0"/>
+                <w:numId w:val="1"/>
+              </w:numPr>
+              <w:rPr>
+                <w:b w:val="false"/>
+                <w:bCs w:val="false"/>
+                <w:sz w:val="22"/>
+                <w:szCs w:val="22"/>
+              </w:rPr>
+            </w:pPr>
+            <w:r>
+              <w:rPr>
+                <w:b w:val="false"/>
+                <w:bCs w:val="false"/>
+                <w:sz w:val="22"/>
+                <w:szCs w:val="22"/>
+              </w:rPr>
+              <w:t>11, 57</w:t>
+            </w:r>
+          </w:p>
+        </w:tc>
+        <w:tc>
+          <w:tcPr>
+            <w:tcW w:w="2497" w:type="dxa"/>
+            <w:tcBorders>
+              <w:left w:val="single" w:sz="4" w:space="0" w:color="000000"/>
+              <w:bottom w:val="single" w:sz="4" w:space="0" w:color="000000"/>
+            </w:tcBorders>
+          </w:tcPr>
+          <w:p>
+            <w:pPr>
+              <w:pStyle w:val="TableContents"/>
+              <w:widowControl w:val="false"/>
+              <w:numPr>
+                <w:ilvl w:val="0"/>
+                <w:numId w:val="1"/>
+              </w:numPr>
+              <w:rPr>
+                <w:b w:val="false"/>
+                <w:bCs w:val="false"/>
+                <w:sz w:val="22"/>
+                <w:szCs w:val="22"/>
+              </w:rPr>
+            </w:pPr>
+            <w:r>
+              <w:rPr>
+                <w:b w:val="false"/>
+                <w:bCs w:val="false"/>
+                <w:sz w:val="22"/>
+                <w:szCs w:val="22"/>
+              </w:rPr>
+              <w:t>7F 04 en an st sp sr sr […]</w:t>
+            </w:r>
+          </w:p>
+        </w:tc>
+        <w:tc>
+          <w:tcPr>
+            <w:tcW w:w="4277" w:type="dxa"/>
+            <w:tcBorders>
+              <w:left w:val="single" w:sz="4" w:space="0" w:color="000000"/>
+              <w:bottom w:val="single" w:sz="4" w:space="0" w:color="000000"/>
+              <w:right w:val="single" w:sz="4" w:space="0" w:color="000000"/>
+            </w:tcBorders>
+          </w:tcPr>
+          <w:p>
+            <w:pPr>
+              <w:pStyle w:val="TableContents"/>
+              <w:widowControl w:val="false"/>
+              <w:numPr>
+                <w:ilvl w:val="0"/>
+                <w:numId w:val="1"/>
+              </w:numPr>
+              <w:rPr>
+                <w:rFonts w:ascii="Arial" w:hAnsi="Arial" w:eastAsia="Noto Serif CJK SC" w:cs="Mangal"/>
+                <w:color w:val="auto"/>
+                <w:kern w:val="2"/>
+                <w:sz w:val="16"/>
+                <w:szCs w:val="16"/>
+                <w:lang w:val="en-US" w:eastAsia="zh-CN" w:bidi="hi-IN"/>
+              </w:rPr>
+            </w:pPr>
+            <w:r>
+              <w:rPr>
+                <w:rFonts w:eastAsia="Noto Serif CJK SC" w:cs="Mangal"/>
+                <w:color w:val="auto"/>
+                <w:kern w:val="2"/>
+                <w:sz w:val="16"/>
+                <w:szCs w:val="16"/>
+                <w:lang w:val="en-US" w:eastAsia="zh-CN" w:bidi="hi-IN"/>
+              </w:rPr>
+              <w:t>Next turn event. Typically, byte an indicates the turn angle. 00=12:00 and the direction is spun counterclockwise. So a value of 0x40 indicates due left, etc. Byte en indicates the entry angle. Byte st indicates the step number. Byte sp indicates special instructions as follows, in decimal:</w:t>
+            </w:r>
+          </w:p>
+          <w:p>
+            <w:pPr>
+              <w:pStyle w:val="TableContents"/>
+              <w:widowControl w:val="false"/>
+              <w:numPr>
+                <w:ilvl w:val="0"/>
+                <w:numId w:val="20"/>
+              </w:numPr>
+              <w:suppressLineNumbers/>
+              <w:suppressAutoHyphens w:val="true"/>
+              <w:bidi w:val="0"/>
+              <w:spacing w:before="0" w:after="0"/>
+              <w:ind w:hanging="180" w:left="360" w:right="360"/>
+              <w:jc w:val="left"/>
+              <w:rPr>
+                <w:rFonts w:eastAsia="Noto Serif CJK SC" w:cs="Mangal"/>
+                <w:color w:val="auto"/>
+                <w:kern w:val="2"/>
+                <w:sz w:val="16"/>
+                <w:szCs w:val="16"/>
+                <w:lang w:val="en-US" w:eastAsia="zh-CN" w:bidi="hi-IN"/>
+              </w:rPr>
+            </w:pPr>
+            <w:r>
+              <w:rPr>
+                <w:rFonts w:eastAsia="Noto Serif CJK SC" w:cs="Mangal"/>
+                <w:color w:val="auto"/>
+                <w:kern w:val="2"/>
+                <w:sz w:val="16"/>
+                <w:szCs w:val="16"/>
+                <w:lang w:val="en-US" w:eastAsia="zh-CN" w:bidi="hi-IN"/>
+              </w:rPr>
+              <w:t>0: Normal Turn</w:t>
+            </w:r>
+          </w:p>
+          <w:p>
+            <w:pPr>
+              <w:pStyle w:val="TableContents"/>
+              <w:widowControl w:val="false"/>
+              <w:numPr>
+                <w:ilvl w:val="0"/>
+                <w:numId w:val="20"/>
+              </w:numPr>
+              <w:suppressLineNumbers/>
+              <w:suppressAutoHyphens w:val="true"/>
+              <w:bidi w:val="0"/>
+              <w:spacing w:before="0" w:after="0"/>
+              <w:ind w:hanging="180" w:left="360" w:right="360"/>
+              <w:jc w:val="left"/>
+              <w:rPr>
+                <w:rFonts w:eastAsia="Noto Serif CJK SC" w:cs="Mangal"/>
+                <w:color w:val="auto"/>
+                <w:kern w:val="2"/>
+                <w:sz w:val="16"/>
+                <w:szCs w:val="16"/>
+                <w:lang w:val="en-US" w:eastAsia="zh-CN" w:bidi="hi-IN"/>
+              </w:rPr>
+            </w:pPr>
+            <w:r>
+              <w:rPr>
+                <w:rFonts w:eastAsia="Noto Serif CJK SC" w:cs="Mangal"/>
+                <w:color w:val="auto"/>
+                <w:kern w:val="2"/>
+                <w:sz w:val="16"/>
+                <w:szCs w:val="16"/>
+                <w:lang w:val="en-US" w:eastAsia="zh-CN" w:bidi="hi-IN"/>
+              </w:rPr>
+              <w:t>1: Destination</w:t>
+            </w:r>
+          </w:p>
+          <w:p>
+            <w:pPr>
+              <w:pStyle w:val="TableContents"/>
+              <w:widowControl w:val="false"/>
+              <w:numPr>
+                <w:ilvl w:val="0"/>
+                <w:numId w:val="20"/>
+              </w:numPr>
+              <w:suppressLineNumbers/>
+              <w:suppressAutoHyphens w:val="true"/>
+              <w:bidi w:val="0"/>
+              <w:spacing w:before="0" w:after="0"/>
+              <w:ind w:hanging="180" w:left="360" w:right="360"/>
+              <w:jc w:val="left"/>
+              <w:rPr>
+                <w:rFonts w:eastAsia="Noto Serif CJK SC" w:cs="Mangal"/>
+                <w:color w:val="auto"/>
+                <w:kern w:val="2"/>
+                <w:sz w:val="16"/>
+                <w:szCs w:val="16"/>
+                <w:lang w:val="en-US" w:eastAsia="zh-CN" w:bidi="hi-IN"/>
+              </w:rPr>
+            </w:pPr>
+            <w:r>
+              <w:rPr>
+                <w:rFonts w:eastAsia="Noto Serif CJK SC" w:cs="Mangal"/>
+                <w:color w:val="auto"/>
+                <w:kern w:val="2"/>
+                <w:sz w:val="16"/>
+                <w:szCs w:val="16"/>
+                <w:lang w:val="en-US" w:eastAsia="zh-CN" w:bidi="hi-IN"/>
+              </w:rPr>
+              <w:t>2: Toll Booth</w:t>
+            </w:r>
+          </w:p>
+          <w:p>
+            <w:pPr>
+              <w:pStyle w:val="TableContents"/>
+              <w:widowControl w:val="false"/>
+              <w:numPr>
+                <w:ilvl w:val="0"/>
+                <w:numId w:val="20"/>
+              </w:numPr>
+              <w:suppressLineNumbers/>
+              <w:suppressAutoHyphens w:val="true"/>
+              <w:bidi w:val="0"/>
+              <w:spacing w:before="0" w:after="0"/>
+              <w:ind w:hanging="180" w:left="360" w:right="360"/>
+              <w:jc w:val="left"/>
+              <w:rPr>
+                <w:rFonts w:eastAsia="Noto Serif CJK SC" w:cs="Mangal"/>
+                <w:color w:val="auto"/>
+                <w:kern w:val="2"/>
+                <w:sz w:val="16"/>
+                <w:szCs w:val="16"/>
+                <w:lang w:val="en-US" w:eastAsia="zh-CN" w:bidi="hi-IN"/>
+              </w:rPr>
+            </w:pPr>
+            <w:r>
+              <w:rPr>
+                <w:rFonts w:eastAsia="Noto Serif CJK SC" w:cs="Mangal"/>
+                <w:color w:val="auto"/>
+                <w:kern w:val="2"/>
+                <w:sz w:val="16"/>
+                <w:szCs w:val="16"/>
+                <w:lang w:val="en-US" w:eastAsia="zh-CN" w:bidi="hi-IN"/>
+              </w:rPr>
+              <w:t>3: Ferry</w:t>
+            </w:r>
+          </w:p>
+          <w:p>
+            <w:pPr>
+              <w:pStyle w:val="TableContents"/>
+              <w:widowControl w:val="false"/>
+              <w:numPr>
+                <w:ilvl w:val="0"/>
+                <w:numId w:val="20"/>
+              </w:numPr>
+              <w:suppressLineNumbers/>
+              <w:suppressAutoHyphens w:val="true"/>
+              <w:bidi w:val="0"/>
+              <w:spacing w:before="0" w:after="0"/>
+              <w:ind w:hanging="180" w:left="360" w:right="360"/>
+              <w:jc w:val="left"/>
+              <w:rPr>
+                <w:rFonts w:eastAsia="Noto Serif CJK SC" w:cs="Mangal"/>
+                <w:color w:val="auto"/>
+                <w:kern w:val="2"/>
+                <w:sz w:val="16"/>
+                <w:szCs w:val="16"/>
+                <w:lang w:val="en-US" w:eastAsia="zh-CN" w:bidi="hi-IN"/>
+              </w:rPr>
+            </w:pPr>
+            <w:r>
+              <w:rPr>
+                <w:rFonts w:eastAsia="Noto Serif CJK SC" w:cs="Mangal"/>
+                <w:color w:val="auto"/>
+                <w:kern w:val="2"/>
+                <w:sz w:val="16"/>
+                <w:szCs w:val="16"/>
+                <w:lang w:val="en-US" w:eastAsia="zh-CN" w:bidi="hi-IN"/>
+              </w:rPr>
+              <w:t>4: Train</w:t>
+            </w:r>
+          </w:p>
+          <w:p>
+            <w:pPr>
+              <w:pStyle w:val="TableContents"/>
+              <w:widowControl w:val="false"/>
+              <w:numPr>
+                <w:ilvl w:val="0"/>
+                <w:numId w:val="20"/>
+              </w:numPr>
+              <w:suppressLineNumbers/>
+              <w:suppressAutoHyphens w:val="true"/>
+              <w:bidi w:val="0"/>
+              <w:spacing w:before="0" w:after="0"/>
+              <w:ind w:hanging="180" w:left="360" w:right="360"/>
+              <w:jc w:val="left"/>
+              <w:rPr>
+                <w:rFonts w:eastAsia="Noto Serif CJK SC" w:cs="Mangal"/>
+                <w:color w:val="auto"/>
+                <w:kern w:val="2"/>
+                <w:sz w:val="16"/>
+                <w:szCs w:val="16"/>
+                <w:lang w:val="en-US" w:eastAsia="zh-CN" w:bidi="hi-IN"/>
+              </w:rPr>
+            </w:pPr>
+            <w:r>
+              <w:rPr>
+                <w:rFonts w:eastAsia="Noto Serif CJK SC" w:cs="Mangal"/>
+                <w:color w:val="auto"/>
+                <w:kern w:val="2"/>
+                <w:sz w:val="16"/>
+                <w:szCs w:val="16"/>
+                <w:lang w:val="en-US" w:eastAsia="zh-CN" w:bidi="hi-IN"/>
+              </w:rPr>
+              <w:t>5: Enter Traffic Circle</w:t>
+            </w:r>
+          </w:p>
+          <w:p>
+            <w:pPr>
+              <w:pStyle w:val="TableContents"/>
+              <w:widowControl w:val="false"/>
+              <w:numPr>
+                <w:ilvl w:val="0"/>
+                <w:numId w:val="20"/>
+              </w:numPr>
+              <w:suppressLineNumbers/>
+              <w:suppressAutoHyphens w:val="true"/>
+              <w:bidi w:val="0"/>
+              <w:spacing w:before="0" w:after="0"/>
+              <w:ind w:hanging="180" w:left="360" w:right="360"/>
+              <w:jc w:val="left"/>
+              <w:rPr>
+                <w:rFonts w:eastAsia="Noto Serif CJK SC" w:cs="Mangal"/>
+                <w:color w:val="auto"/>
+                <w:kern w:val="2"/>
+                <w:sz w:val="16"/>
+                <w:szCs w:val="16"/>
+                <w:lang w:val="en-US" w:eastAsia="zh-CN" w:bidi="hi-IN"/>
+              </w:rPr>
+            </w:pPr>
+            <w:r>
+              <w:rPr>
+                <w:rFonts w:eastAsia="Noto Serif CJK SC" w:cs="Mangal"/>
+                <w:color w:val="auto"/>
+                <w:kern w:val="2"/>
+                <w:sz w:val="16"/>
+                <w:szCs w:val="16"/>
+                <w:lang w:val="en-US" w:eastAsia="zh-CN" w:bidi="hi-IN"/>
+              </w:rPr>
+              <w:t>6: Leave Traffic Circle, an indicates exit number.</w:t>
+            </w:r>
+          </w:p>
+          <w:p>
+            <w:pPr>
+              <w:pStyle w:val="TableContents"/>
+              <w:widowControl w:val="false"/>
+              <w:numPr>
+                <w:ilvl w:val="0"/>
+                <w:numId w:val="20"/>
+              </w:numPr>
+              <w:suppressLineNumbers/>
+              <w:suppressAutoHyphens w:val="true"/>
+              <w:bidi w:val="0"/>
+              <w:spacing w:before="0" w:after="0"/>
+              <w:ind w:hanging="180" w:left="360" w:right="360"/>
+              <w:jc w:val="left"/>
+              <w:rPr>
+                <w:rFonts w:eastAsia="Noto Serif CJK SC" w:cs="Mangal"/>
+                <w:color w:val="auto"/>
+                <w:kern w:val="2"/>
+                <w:sz w:val="16"/>
+                <w:szCs w:val="16"/>
+                <w:lang w:val="en-US" w:eastAsia="zh-CN" w:bidi="hi-IN"/>
+              </w:rPr>
+            </w:pPr>
+            <w:r>
+              <w:rPr>
+                <w:rFonts w:eastAsia="Noto Serif CJK SC" w:cs="Mangal"/>
+                <w:color w:val="auto"/>
+                <w:kern w:val="2"/>
+                <w:sz w:val="16"/>
+                <w:szCs w:val="16"/>
+                <w:lang w:val="en-US" w:eastAsia="zh-CN" w:bidi="hi-IN"/>
+              </w:rPr>
+              <w:t>7: Enter and leave traffic circle, an indicates exit number.</w:t>
+            </w:r>
+          </w:p>
+          <w:p>
+            <w:pPr>
+              <w:pStyle w:val="TableContents"/>
+              <w:widowControl w:val="false"/>
+              <w:numPr>
+                <w:ilvl w:val="0"/>
+                <w:numId w:val="20"/>
+              </w:numPr>
+              <w:suppressLineNumbers/>
+              <w:suppressAutoHyphens w:val="true"/>
+              <w:bidi w:val="0"/>
+              <w:spacing w:before="0" w:after="0"/>
+              <w:ind w:hanging="180" w:left="360" w:right="360"/>
+              <w:jc w:val="left"/>
+              <w:rPr>
+                <w:rFonts w:eastAsia="Noto Serif CJK SC" w:cs="Mangal"/>
+                <w:color w:val="auto"/>
+                <w:kern w:val="2"/>
+                <w:sz w:val="16"/>
+                <w:szCs w:val="16"/>
+                <w:lang w:val="en-US" w:eastAsia="zh-CN" w:bidi="hi-IN"/>
+              </w:rPr>
+            </w:pPr>
+            <w:r>
+              <w:rPr>
+                <w:rFonts w:eastAsia="Noto Serif CJK SC" w:cs="Mangal"/>
+                <w:color w:val="auto"/>
+                <w:kern w:val="2"/>
+                <w:sz w:val="16"/>
+                <w:szCs w:val="16"/>
+                <w:lang w:val="en-US" w:eastAsia="zh-CN" w:bidi="hi-IN"/>
+              </w:rPr>
+              <w:t>8: Make a U-turn, left</w:t>
+            </w:r>
+          </w:p>
+          <w:p>
+            <w:pPr>
+              <w:pStyle w:val="TableContents"/>
+              <w:widowControl w:val="false"/>
+              <w:numPr>
+                <w:ilvl w:val="0"/>
+                <w:numId w:val="20"/>
+              </w:numPr>
+              <w:suppressLineNumbers/>
+              <w:suppressAutoHyphens w:val="true"/>
+              <w:bidi w:val="0"/>
+              <w:spacing w:before="0" w:after="0"/>
+              <w:ind w:hanging="180" w:left="360" w:right="360"/>
+              <w:jc w:val="left"/>
+              <w:rPr>
+                <w:rFonts w:eastAsia="Noto Serif CJK SC" w:cs="Mangal"/>
+                <w:color w:val="auto"/>
+                <w:kern w:val="2"/>
+                <w:sz w:val="16"/>
+                <w:szCs w:val="16"/>
+                <w:lang w:val="en-US" w:eastAsia="zh-CN" w:bidi="hi-IN"/>
+              </w:rPr>
+            </w:pPr>
+            <w:r>
+              <w:rPr>
+                <w:rFonts w:eastAsia="Noto Serif CJK SC" w:cs="Mangal"/>
+                <w:color w:val="auto"/>
+                <w:kern w:val="2"/>
+                <w:sz w:val="16"/>
+                <w:szCs w:val="16"/>
+                <w:lang w:val="en-US" w:eastAsia="zh-CN" w:bidi="hi-IN"/>
+              </w:rPr>
+              <w:t>9: Make a U-turn, right</w:t>
+            </w:r>
+          </w:p>
+          <w:p>
+            <w:pPr>
+              <w:pStyle w:val="TableContents"/>
+              <w:widowControl w:val="false"/>
+              <w:numPr>
+                <w:ilvl w:val="0"/>
+                <w:numId w:val="20"/>
+              </w:numPr>
+              <w:suppressLineNumbers/>
+              <w:suppressAutoHyphens w:val="true"/>
+              <w:bidi w:val="0"/>
+              <w:spacing w:before="0" w:after="0"/>
+              <w:ind w:hanging="180" w:left="360" w:right="360"/>
+              <w:jc w:val="left"/>
+              <w:rPr>
+                <w:rFonts w:eastAsia="Noto Serif CJK SC" w:cs="Mangal"/>
+                <w:color w:val="auto"/>
+                <w:kern w:val="2"/>
+                <w:sz w:val="16"/>
+                <w:szCs w:val="16"/>
+                <w:lang w:val="en-US" w:eastAsia="zh-CN" w:bidi="hi-IN"/>
+              </w:rPr>
+            </w:pPr>
+            <w:r>
+              <w:rPr>
+                <w:rFonts w:eastAsia="Noto Serif CJK SC" w:cs="Mangal"/>
+                <w:color w:val="auto"/>
+                <w:kern w:val="2"/>
+                <w:sz w:val="16"/>
+                <w:szCs w:val="16"/>
+                <w:lang w:val="en-US" w:eastAsia="zh-CN" w:bidi="hi-IN"/>
+              </w:rPr>
+              <w:t>10: Merge Left</w:t>
+            </w:r>
+          </w:p>
+          <w:p>
+            <w:pPr>
+              <w:pStyle w:val="TableContents"/>
+              <w:widowControl w:val="false"/>
+              <w:numPr>
+                <w:ilvl w:val="0"/>
+                <w:numId w:val="20"/>
+              </w:numPr>
+              <w:suppressLineNumbers/>
+              <w:suppressAutoHyphens w:val="true"/>
+              <w:bidi w:val="0"/>
+              <w:spacing w:before="0" w:after="0"/>
+              <w:ind w:hanging="180" w:left="360" w:right="360"/>
+              <w:jc w:val="left"/>
+              <w:rPr>
+                <w:rFonts w:eastAsia="Noto Serif CJK SC" w:cs="Mangal"/>
+                <w:color w:val="auto"/>
+                <w:kern w:val="2"/>
+                <w:sz w:val="16"/>
+                <w:szCs w:val="16"/>
+                <w:lang w:val="en-US" w:eastAsia="zh-CN" w:bidi="hi-IN"/>
+              </w:rPr>
+            </w:pPr>
+            <w:r>
+              <w:rPr>
+                <w:rFonts w:eastAsia="Noto Serif CJK SC" w:cs="Mangal"/>
+                <w:color w:val="auto"/>
+                <w:kern w:val="2"/>
+                <w:sz w:val="16"/>
+                <w:szCs w:val="16"/>
+                <w:lang w:val="en-US" w:eastAsia="zh-CN" w:bidi="hi-IN"/>
+              </w:rPr>
+              <w:t>11: Merge Right</w:t>
+            </w:r>
+          </w:p>
+          <w:p>
+            <w:pPr>
+              <w:pStyle w:val="TableContents"/>
+              <w:widowControl w:val="false"/>
+              <w:numPr>
+                <w:ilvl w:val="0"/>
+                <w:numId w:val="20"/>
+              </w:numPr>
+              <w:suppressLineNumbers/>
+              <w:suppressAutoHyphens w:val="true"/>
+              <w:bidi w:val="0"/>
+              <w:spacing w:before="0" w:after="0"/>
+              <w:ind w:hanging="180" w:left="360" w:right="360"/>
+              <w:jc w:val="left"/>
+              <w:rPr>
+                <w:rFonts w:eastAsia="Noto Serif CJK SC" w:cs="Mangal"/>
+                <w:color w:val="auto"/>
+                <w:kern w:val="2"/>
+                <w:sz w:val="16"/>
+                <w:szCs w:val="16"/>
+                <w:lang w:val="en-US" w:eastAsia="zh-CN" w:bidi="hi-IN"/>
+              </w:rPr>
+            </w:pPr>
+            <w:r>
+              <w:rPr>
+                <w:rFonts w:eastAsia="Noto Serif CJK SC" w:cs="Mangal"/>
+                <w:color w:val="auto"/>
+                <w:kern w:val="2"/>
+                <w:sz w:val="16"/>
+                <w:szCs w:val="16"/>
+                <w:lang w:val="en-US" w:eastAsia="zh-CN" w:bidi="hi-IN"/>
+              </w:rPr>
+              <w:t>12: Waypoint</w:t>
+            </w:r>
+          </w:p>
+          <w:p>
+            <w:pPr>
+              <w:pStyle w:val="TableContents"/>
+              <w:widowControl w:val="false"/>
+              <w:suppressLineNumbers/>
+              <w:suppressAutoHyphens w:val="true"/>
+              <w:bidi w:val="0"/>
+              <w:spacing w:before="0" w:after="0"/>
+              <w:ind w:hanging="180" w:left="360" w:right="360"/>
+              <w:jc w:val="left"/>
+              <w:rPr>
+                <w:rFonts w:eastAsia="Noto Serif CJK SC" w:cs="Mangal"/>
+                <w:color w:val="auto"/>
+                <w:kern w:val="2"/>
+                <w:sz w:val="16"/>
+                <w:szCs w:val="16"/>
+                <w:lang w:val="en-US" w:eastAsia="zh-CN" w:bidi="hi-IN"/>
+              </w:rPr>
+            </w:pPr>
+            <w:r>
+              <w:rPr>
+                <w:rFonts w:eastAsia="Noto Serif CJK SC" w:cs="Mangal"/>
+                <w:color w:val="auto"/>
+                <w:kern w:val="2"/>
+                <w:sz w:val="16"/>
+                <w:szCs w:val="16"/>
+                <w:lang w:val="en-US" w:eastAsia="zh-CN" w:bidi="hi-IN"/>
+              </w:rPr>
+            </w:r>
+          </w:p>
+          <w:p>
+            <w:pPr>
+              <w:pStyle w:val="TableContents"/>
+              <w:numPr>
+                <w:ilvl w:val="0"/>
+                <w:numId w:val="1"/>
+              </w:numPr>
+              <w:suppressAutoHyphens w:val="true"/>
+              <w:bidi w:val="0"/>
+              <w:spacing w:before="0" w:after="0"/>
+              <w:jc w:val="left"/>
+              <w:rPr>
+                <w:rFonts w:ascii="Arial" w:hAnsi="Arial" w:eastAsia="Noto Serif CJK SC" w:cs="Mangal"/>
+                <w:color w:val="auto"/>
+                <w:kern w:val="2"/>
+                <w:sz w:val="16"/>
+                <w:szCs w:val="16"/>
+                <w:lang w:val="en-US" w:eastAsia="zh-CN" w:bidi="hi-IN"/>
+              </w:rPr>
+            </w:pPr>
+            <w:r>
+              <w:rPr>
+                <w:rFonts w:eastAsia="Noto Serif CJK SC" w:cs="Mangal"/>
+                <w:color w:val="auto"/>
+                <w:kern w:val="2"/>
+                <w:sz w:val="16"/>
+                <w:szCs w:val="16"/>
+                <w:lang w:val="en-US" w:eastAsia="zh-CN" w:bidi="hi-IN"/>
+              </w:rPr>
+              <w:t>Bytes sr indicate intersection design. Bit 0 of this cluster indicates a street at 12:00, each following bit indicates a street counterclockwise from there.</w:t>
+            </w:r>
+          </w:p>
+        </w:tc>
+      </w:tr>
+      <w:tr>
+        <w:trPr/>
+        <w:tc>
+          <w:tcPr>
+            <w:tcW w:w="952" w:type="dxa"/>
+            <w:tcBorders>
+              <w:left w:val="single" w:sz="4" w:space="0" w:color="000000"/>
+              <w:bottom w:val="single" w:sz="4" w:space="0" w:color="000000"/>
+            </w:tcBorders>
+          </w:tcPr>
+          <w:p>
+            <w:pPr>
+              <w:pStyle w:val="TableContents"/>
+              <w:widowControl w:val="false"/>
+              <w:numPr>
+                <w:ilvl w:val="0"/>
+                <w:numId w:val="1"/>
+              </w:numPr>
+              <w:rPr>
+                <w:b w:val="false"/>
+                <w:bCs w:val="false"/>
+                <w:sz w:val="22"/>
+                <w:szCs w:val="22"/>
+              </w:rPr>
+            </w:pPr>
+            <w:r>
+              <w:rPr/>
+              <w:t>01, 8E</w:t>
+            </w:r>
+          </w:p>
+        </w:tc>
+        <w:tc>
+          <w:tcPr>
+            <w:tcW w:w="821" w:type="dxa"/>
+            <w:tcBorders>
+              <w:left w:val="single" w:sz="4" w:space="0" w:color="000000"/>
+              <w:bottom w:val="single" w:sz="4" w:space="0" w:color="000000"/>
+            </w:tcBorders>
+          </w:tcPr>
+          <w:p>
+            <w:pPr>
+              <w:pStyle w:val="TableContents"/>
+              <w:widowControl w:val="false"/>
+              <w:numPr>
+                <w:ilvl w:val="0"/>
+                <w:numId w:val="1"/>
+              </w:numPr>
+              <w:rPr>
+                <w:b w:val="false"/>
+                <w:bCs w:val="false"/>
+                <w:sz w:val="22"/>
+                <w:szCs w:val="22"/>
+              </w:rPr>
+            </w:pPr>
+            <w:r>
+              <w:rPr>
+                <w:b w:val="false"/>
+                <w:bCs w:val="false"/>
+                <w:sz w:val="22"/>
+                <w:szCs w:val="22"/>
+              </w:rPr>
+              <w:t>Varies</w:t>
+            </w:r>
+          </w:p>
+        </w:tc>
+        <w:tc>
+          <w:tcPr>
+            <w:tcW w:w="1425" w:type="dxa"/>
+            <w:tcBorders>
+              <w:left w:val="single" w:sz="4" w:space="0" w:color="000000"/>
+              <w:bottom w:val="single" w:sz="4" w:space="0" w:color="000000"/>
+            </w:tcBorders>
+          </w:tcPr>
+          <w:p>
+            <w:pPr>
+              <w:pStyle w:val="TableContents"/>
+              <w:widowControl w:val="false"/>
+              <w:numPr>
+                <w:ilvl w:val="0"/>
+                <w:numId w:val="1"/>
+              </w:numPr>
+              <w:rPr>
+                <w:b w:val="false"/>
+                <w:bCs w:val="false"/>
+                <w:sz w:val="22"/>
+                <w:szCs w:val="22"/>
+              </w:rPr>
+            </w:pPr>
+            <w:r>
+              <w:rPr>
+                <w:b w:val="false"/>
+                <w:bCs w:val="false"/>
+                <w:sz w:val="22"/>
+                <w:szCs w:val="22"/>
+              </w:rPr>
+              <w:t>11, 57</w:t>
+            </w:r>
+          </w:p>
+        </w:tc>
+        <w:tc>
+          <w:tcPr>
+            <w:tcW w:w="2497" w:type="dxa"/>
+            <w:tcBorders>
+              <w:left w:val="single" w:sz="4" w:space="0" w:color="000000"/>
+              <w:bottom w:val="single" w:sz="4" w:space="0" w:color="000000"/>
+            </w:tcBorders>
+          </w:tcPr>
+          <w:p>
+            <w:pPr>
+              <w:pStyle w:val="TableContents"/>
+              <w:widowControl w:val="false"/>
+              <w:numPr>
+                <w:ilvl w:val="0"/>
+                <w:numId w:val="1"/>
+              </w:numPr>
+              <w:rPr>
+                <w:b w:val="false"/>
+                <w:bCs w:val="false"/>
+                <w:sz w:val="22"/>
+                <w:szCs w:val="22"/>
+              </w:rPr>
+            </w:pPr>
+            <w:r>
+              <w:rPr>
+                <w:b w:val="false"/>
+                <w:bCs w:val="false"/>
+                <w:sz w:val="22"/>
+                <w:szCs w:val="22"/>
+              </w:rPr>
+              <w:t>7F 05 nn rr […]</w:t>
+            </w:r>
+          </w:p>
+        </w:tc>
+        <w:tc>
+          <w:tcPr>
+            <w:tcW w:w="4277" w:type="dxa"/>
+            <w:tcBorders>
+              <w:left w:val="single" w:sz="4" w:space="0" w:color="000000"/>
+              <w:bottom w:val="single" w:sz="4" w:space="0" w:color="000000"/>
+              <w:right w:val="single" w:sz="4" w:space="0" w:color="000000"/>
+            </w:tcBorders>
+          </w:tcPr>
+          <w:p>
+            <w:pPr>
+              <w:pStyle w:val="TableContents"/>
+              <w:widowControl w:val="false"/>
+              <w:numPr>
+                <w:ilvl w:val="0"/>
+                <w:numId w:val="1"/>
+              </w:numPr>
+              <w:rPr>
+                <w:rFonts w:ascii="Arial" w:hAnsi="Arial" w:eastAsia="Noto Serif CJK SC" w:cs="Mangal"/>
+                <w:color w:val="auto"/>
+                <w:kern w:val="2"/>
+                <w:sz w:val="16"/>
+                <w:szCs w:val="16"/>
+                <w:lang w:val="en-US" w:eastAsia="zh-CN" w:bidi="hi-IN"/>
+              </w:rPr>
+            </w:pPr>
+            <w:r>
+              <w:rPr>
+                <w:rFonts w:eastAsia="Noto Serif CJK SC" w:cs="Mangal"/>
+                <w:color w:val="auto"/>
+                <w:kern w:val="2"/>
+                <w:sz w:val="16"/>
+                <w:szCs w:val="16"/>
+                <w:lang w:val="en-US" w:eastAsia="zh-CN" w:bidi="hi-IN"/>
+              </w:rPr>
+              <w:t>Next turn distance. Byte nn defines units (normally sent in m, bit 7 is high if km, bit 6 if mi, bit 5 if yd, and bit 4 if ft), and number of decimal places (bits 3-0). Byte rr indicates how to render a navigation bar.</w:t>
+            </w:r>
+          </w:p>
+        </w:tc>
+      </w:tr>
+    </w:tbl>
+    <w:p>
+      <w:pPr>
+        <w:pStyle w:val="Normal"/>
         <w:rPr/>
       </w:pPr>
       <w:r>
@@ -18592,8 +19675,8 @@
       </w:tblPr>
       <w:tblGrid>
         <w:gridCol w:w="952"/>
-        <w:gridCol w:w="837"/>
-        <w:gridCol w:w="1409"/>
+        <w:gridCol w:w="833"/>
+        <w:gridCol w:w="1413"/>
         <w:gridCol w:w="2497"/>
         <w:gridCol w:w="4277"/>
       </w:tblGrid>
@@ -18636,7 +19719,7 @@
         </w:tc>
         <w:tc>
           <w:tcPr>
-            <w:tcW w:w="837" w:type="dxa"/>
+            <w:tcW w:w="833" w:type="dxa"/>
             <w:tcBorders>
               <w:top w:val="single" w:sz="4" w:space="0" w:color="000000"/>
               <w:left w:val="single" w:sz="4" w:space="0" w:color="000000"/>
@@ -18671,7 +19754,7 @@
         </w:tc>
         <w:tc>
           <w:tcPr>
-            <w:tcW w:w="1409" w:type="dxa"/>
+            <w:tcW w:w="1413" w:type="dxa"/>
             <w:tcBorders>
               <w:top w:val="single" w:sz="4" w:space="0" w:color="000000"/>
               <w:left w:val="single" w:sz="4" w:space="0" w:color="000000"/>
@@ -18814,7 +19897,7 @@
         </w:tc>
         <w:tc>
           <w:tcPr>
-            <w:tcW w:w="837" w:type="dxa"/>
+            <w:tcW w:w="833" w:type="dxa"/>
             <w:tcBorders>
               <w:left w:val="single" w:sz="4" w:space="0" w:color="000000"/>
               <w:bottom w:val="single" w:sz="4" w:space="0" w:color="000000"/>
@@ -18848,7 +19931,7 @@
         </w:tc>
         <w:tc>
           <w:tcPr>
-            <w:tcW w:w="1409" w:type="dxa"/>
+            <w:tcW w:w="1413" w:type="dxa"/>
             <w:tcBorders>
               <w:left w:val="single" w:sz="4" w:space="0" w:color="000000"/>
               <w:bottom w:val="single" w:sz="4" w:space="0" w:color="000000"/>
@@ -18992,7 +20075,7 @@
         </w:tc>
         <w:tc>
           <w:tcPr>
-            <w:tcW w:w="837" w:type="dxa"/>
+            <w:tcW w:w="833" w:type="dxa"/>
             <w:tcBorders>
               <w:left w:val="single" w:sz="4" w:space="0" w:color="000000"/>
               <w:bottom w:val="single" w:sz="4" w:space="0" w:color="000000"/>
@@ -19026,7 +20109,7 @@
         </w:tc>
         <w:tc>
           <w:tcPr>
-            <w:tcW w:w="1409" w:type="dxa"/>
+            <w:tcW w:w="1413" w:type="dxa"/>
             <w:tcBorders>
               <w:left w:val="single" w:sz="4" w:space="0" w:color="000000"/>
               <w:bottom w:val="single" w:sz="4" w:space="0" w:color="000000"/>
@@ -19170,7 +20253,7 @@
         </w:tc>
         <w:tc>
           <w:tcPr>
-            <w:tcW w:w="837" w:type="dxa"/>
+            <w:tcW w:w="833" w:type="dxa"/>
             <w:tcBorders>
               <w:left w:val="single" w:sz="4" w:space="0" w:color="000000"/>
               <w:bottom w:val="single" w:sz="4" w:space="0" w:color="000000"/>
@@ -19204,7 +20287,7 @@
         </w:tc>
         <w:tc>
           <w:tcPr>
-            <w:tcW w:w="1409" w:type="dxa"/>
+            <w:tcW w:w="1413" w:type="dxa"/>
             <w:tcBorders>
               <w:left w:val="single" w:sz="4" w:space="0" w:color="000000"/>
               <w:bottom w:val="single" w:sz="4" w:space="0" w:color="000000"/>
@@ -19348,7 +20431,7 @@
         </w:tc>
         <w:tc>
           <w:tcPr>
-            <w:tcW w:w="837" w:type="dxa"/>
+            <w:tcW w:w="833" w:type="dxa"/>
             <w:tcBorders>
               <w:left w:val="single" w:sz="4" w:space="0" w:color="000000"/>
               <w:bottom w:val="single" w:sz="4" w:space="0" w:color="000000"/>
@@ -19382,7 +20465,7 @@
         </w:tc>
         <w:tc>
           <w:tcPr>
-            <w:tcW w:w="1409" w:type="dxa"/>
+            <w:tcW w:w="1413" w:type="dxa"/>
             <w:tcBorders>
               <w:left w:val="single" w:sz="4" w:space="0" w:color="000000"/>
               <w:bottom w:val="single" w:sz="4" w:space="0" w:color="000000"/>
@@ -19526,7 +20609,7 @@
         </w:tc>
         <w:tc>
           <w:tcPr>
-            <w:tcW w:w="837" w:type="dxa"/>
+            <w:tcW w:w="833" w:type="dxa"/>
             <w:tcBorders>
               <w:left w:val="single" w:sz="4" w:space="0" w:color="000000"/>
               <w:bottom w:val="single" w:sz="4" w:space="0" w:color="000000"/>
@@ -19560,7 +20643,7 @@
         </w:tc>
         <w:tc>
           <w:tcPr>
-            <w:tcW w:w="1409" w:type="dxa"/>
+            <w:tcW w:w="1413" w:type="dxa"/>
             <w:tcBorders>
               <w:left w:val="single" w:sz="4" w:space="0" w:color="000000"/>
               <w:bottom w:val="single" w:sz="4" w:space="0" w:color="000000"/>
@@ -19704,7 +20787,7 @@
         </w:tc>
         <w:tc>
           <w:tcPr>
-            <w:tcW w:w="837" w:type="dxa"/>
+            <w:tcW w:w="833" w:type="dxa"/>
             <w:tcBorders>
               <w:left w:val="single" w:sz="4" w:space="0" w:color="000000"/>
               <w:bottom w:val="single" w:sz="4" w:space="0" w:color="000000"/>
@@ -19738,7 +20821,7 @@
         </w:tc>
         <w:tc>
           <w:tcPr>
-            <w:tcW w:w="1409" w:type="dxa"/>
+            <w:tcW w:w="1413" w:type="dxa"/>
             <w:tcBorders>
               <w:left w:val="single" w:sz="4" w:space="0" w:color="000000"/>
               <w:bottom w:val="single" w:sz="4" w:space="0" w:color="000000"/>
@@ -19882,7 +20965,7 @@
         </w:tc>
         <w:tc>
           <w:tcPr>
-            <w:tcW w:w="837" w:type="dxa"/>
+            <w:tcW w:w="833" w:type="dxa"/>
             <w:tcBorders>
               <w:left w:val="single" w:sz="4" w:space="0" w:color="000000"/>
               <w:bottom w:val="single" w:sz="4" w:space="0" w:color="000000"/>
@@ -19916,7 +20999,7 @@
         </w:tc>
         <w:tc>
           <w:tcPr>
-            <w:tcW w:w="1409" w:type="dxa"/>
+            <w:tcW w:w="1413" w:type="dxa"/>
             <w:tcBorders>
               <w:left w:val="single" w:sz="4" w:space="0" w:color="000000"/>
               <w:bottom w:val="single" w:sz="4" w:space="0" w:color="000000"/>
@@ -20060,7 +21143,7 @@
         </w:tc>
         <w:tc>
           <w:tcPr>
-            <w:tcW w:w="837" w:type="dxa"/>
+            <w:tcW w:w="833" w:type="dxa"/>
             <w:tcBorders>
               <w:left w:val="single" w:sz="4" w:space="0" w:color="000000"/>
               <w:bottom w:val="single" w:sz="4" w:space="0" w:color="000000"/>
@@ -20094,7 +21177,7 @@
         </w:tc>
         <w:tc>
           <w:tcPr>
-            <w:tcW w:w="1409" w:type="dxa"/>
+            <w:tcW w:w="1413" w:type="dxa"/>
             <w:tcBorders>
               <w:left w:val="single" w:sz="4" w:space="0" w:color="000000"/>
               <w:bottom w:val="single" w:sz="4" w:space="0" w:color="000000"/>
@@ -20238,7 +21321,7 @@
         </w:tc>
         <w:tc>
           <w:tcPr>
-            <w:tcW w:w="837" w:type="dxa"/>
+            <w:tcW w:w="833" w:type="dxa"/>
             <w:tcBorders>
               <w:left w:val="single" w:sz="4" w:space="0" w:color="000000"/>
               <w:bottom w:val="single" w:sz="4" w:space="0" w:color="000000"/>
@@ -20272,7 +21355,7 @@
         </w:tc>
         <w:tc>
           <w:tcPr>
-            <w:tcW w:w="1409" w:type="dxa"/>
+            <w:tcW w:w="1413" w:type="dxa"/>
             <w:tcBorders>
               <w:left w:val="single" w:sz="4" w:space="0" w:color="000000"/>
               <w:bottom w:val="single" w:sz="4" w:space="0" w:color="000000"/>
@@ -20676,7 +21759,7 @@
         </w:tc>
         <w:tc>
           <w:tcPr>
-            <w:tcW w:w="837" w:type="dxa"/>
+            <w:tcW w:w="833" w:type="dxa"/>
             <w:tcBorders>
               <w:left w:val="single" w:sz="4" w:space="0" w:color="000000"/>
               <w:bottom w:val="single" w:sz="4" w:space="0" w:color="000000"/>
@@ -20710,7 +21793,7 @@
         </w:tc>
         <w:tc>
           <w:tcPr>
-            <w:tcW w:w="1409" w:type="dxa"/>
+            <w:tcW w:w="1413" w:type="dxa"/>
             <w:tcBorders>
               <w:left w:val="single" w:sz="4" w:space="0" w:color="000000"/>
               <w:bottom w:val="single" w:sz="4" w:space="0" w:color="000000"/>
@@ -20854,7 +21937,7 @@
         </w:tc>
         <w:tc>
           <w:tcPr>
-            <w:tcW w:w="837" w:type="dxa"/>
+            <w:tcW w:w="833" w:type="dxa"/>
             <w:tcBorders>
               <w:left w:val="single" w:sz="4" w:space="0" w:color="000000"/>
               <w:bottom w:val="single" w:sz="4" w:space="0" w:color="000000"/>
@@ -20888,7 +21971,7 @@
         </w:tc>
         <w:tc>
           <w:tcPr>
-            <w:tcW w:w="1409" w:type="dxa"/>
+            <w:tcW w:w="1413" w:type="dxa"/>
             <w:tcBorders>
               <w:left w:val="single" w:sz="4" w:space="0" w:color="000000"/>
               <w:bottom w:val="single" w:sz="4" w:space="0" w:color="000000"/>
@@ -21032,7 +22115,7 @@
         </w:tc>
         <w:tc>
           <w:tcPr>
-            <w:tcW w:w="837" w:type="dxa"/>
+            <w:tcW w:w="833" w:type="dxa"/>
             <w:tcBorders>
               <w:left w:val="single" w:sz="4" w:space="0" w:color="000000"/>
               <w:bottom w:val="single" w:sz="4" w:space="0" w:color="000000"/>
@@ -21066,7 +22149,7 @@
         </w:tc>
         <w:tc>
           <w:tcPr>
-            <w:tcW w:w="1409" w:type="dxa"/>
+            <w:tcW w:w="1413" w:type="dxa"/>
             <w:tcBorders>
               <w:left w:val="single" w:sz="4" w:space="0" w:color="000000"/>
               <w:bottom w:val="single" w:sz="4" w:space="0" w:color="000000"/>
@@ -23130,8 +24213,8 @@
       </w:tblPr>
       <w:tblGrid>
         <w:gridCol w:w="952"/>
-        <w:gridCol w:w="837"/>
-        <w:gridCol w:w="1409"/>
+        <w:gridCol w:w="833"/>
+        <w:gridCol w:w="1413"/>
         <w:gridCol w:w="2497"/>
         <w:gridCol w:w="4277"/>
       </w:tblGrid>
@@ -23174,7 +24257,7 @@
         </w:tc>
         <w:tc>
           <w:tcPr>
-            <w:tcW w:w="837" w:type="dxa"/>
+            <w:tcW w:w="833" w:type="dxa"/>
             <w:tcBorders>
               <w:top w:val="single" w:sz="4" w:space="0" w:color="000000"/>
               <w:left w:val="single" w:sz="4" w:space="0" w:color="000000"/>
@@ -23209,7 +24292,7 @@
         </w:tc>
         <w:tc>
           <w:tcPr>
-            <w:tcW w:w="1409" w:type="dxa"/>
+            <w:tcW w:w="1413" w:type="dxa"/>
             <w:tcBorders>
               <w:top w:val="single" w:sz="4" w:space="0" w:color="000000"/>
               <w:left w:val="single" w:sz="4" w:space="0" w:color="000000"/>
@@ -23342,7 +24425,7 @@
         </w:tc>
         <w:tc>
           <w:tcPr>
-            <w:tcW w:w="837" w:type="dxa"/>
+            <w:tcW w:w="833" w:type="dxa"/>
             <w:tcBorders>
               <w:left w:val="single" w:sz="4" w:space="0" w:color="000000"/>
               <w:bottom w:val="single" w:sz="4" w:space="0" w:color="000000"/>
@@ -23366,7 +24449,7 @@
         </w:tc>
         <w:tc>
           <w:tcPr>
-            <w:tcW w:w="1409" w:type="dxa"/>
+            <w:tcW w:w="1413" w:type="dxa"/>
             <w:tcBorders>
               <w:left w:val="single" w:sz="4" w:space="0" w:color="000000"/>
               <w:bottom w:val="single" w:sz="4" w:space="0" w:color="000000"/>
@@ -23472,7 +24555,7 @@
         </w:tc>
         <w:tc>
           <w:tcPr>
-            <w:tcW w:w="837" w:type="dxa"/>
+            <w:tcW w:w="833" w:type="dxa"/>
             <w:tcBorders>
               <w:left w:val="single" w:sz="4" w:space="0" w:color="000000"/>
               <w:bottom w:val="single" w:sz="4" w:space="0" w:color="000000"/>
@@ -23496,7 +24579,7 @@
         </w:tc>
         <w:tc>
           <w:tcPr>
-            <w:tcW w:w="1409" w:type="dxa"/>
+            <w:tcW w:w="1413" w:type="dxa"/>
             <w:tcBorders>
               <w:left w:val="single" w:sz="4" w:space="0" w:color="000000"/>
               <w:bottom w:val="single" w:sz="4" w:space="0" w:color="000000"/>
@@ -23602,7 +24685,7 @@
         </w:tc>
         <w:tc>
           <w:tcPr>
-            <w:tcW w:w="837" w:type="dxa"/>
+            <w:tcW w:w="833" w:type="dxa"/>
             <w:tcBorders>
               <w:left w:val="single" w:sz="4" w:space="0" w:color="000000"/>
               <w:bottom w:val="single" w:sz="4" w:space="0" w:color="000000"/>
@@ -23626,7 +24709,7 @@
         </w:tc>
         <w:tc>
           <w:tcPr>
-            <w:tcW w:w="1409" w:type="dxa"/>
+            <w:tcW w:w="1413" w:type="dxa"/>
             <w:tcBorders>
               <w:left w:val="single" w:sz="4" w:space="0" w:color="000000"/>
               <w:bottom w:val="single" w:sz="4" w:space="0" w:color="000000"/>
@@ -23732,7 +24815,7 @@
         </w:tc>
         <w:tc>
           <w:tcPr>
-            <w:tcW w:w="837" w:type="dxa"/>
+            <w:tcW w:w="833" w:type="dxa"/>
             <w:tcBorders>
               <w:left w:val="single" w:sz="4" w:space="0" w:color="000000"/>
               <w:bottom w:val="single" w:sz="4" w:space="0" w:color="000000"/>
@@ -23756,7 +24839,7 @@
         </w:tc>
         <w:tc>
           <w:tcPr>
-            <w:tcW w:w="1409" w:type="dxa"/>
+            <w:tcW w:w="1413" w:type="dxa"/>
             <w:tcBorders>
               <w:left w:val="single" w:sz="4" w:space="0" w:color="000000"/>
               <w:bottom w:val="single" w:sz="4" w:space="0" w:color="000000"/>
@@ -23862,7 +24945,7 @@
         </w:tc>
         <w:tc>
           <w:tcPr>
-            <w:tcW w:w="837" w:type="dxa"/>
+            <w:tcW w:w="833" w:type="dxa"/>
             <w:tcBorders>
               <w:left w:val="single" w:sz="4" w:space="0" w:color="000000"/>
               <w:bottom w:val="single" w:sz="4" w:space="0" w:color="000000"/>
@@ -23886,7 +24969,7 @@
         </w:tc>
         <w:tc>
           <w:tcPr>
-            <w:tcW w:w="1409" w:type="dxa"/>
+            <w:tcW w:w="1413" w:type="dxa"/>
             <w:tcBorders>
               <w:left w:val="single" w:sz="4" w:space="0" w:color="000000"/>
               <w:bottom w:val="single" w:sz="4" w:space="0" w:color="000000"/>
@@ -23992,7 +25075,7 @@
         </w:tc>
         <w:tc>
           <w:tcPr>
-            <w:tcW w:w="837" w:type="dxa"/>
+            <w:tcW w:w="833" w:type="dxa"/>
             <w:tcBorders>
               <w:left w:val="single" w:sz="4" w:space="0" w:color="000000"/>
               <w:bottom w:val="single" w:sz="4" w:space="0" w:color="000000"/>
@@ -24016,7 +25099,7 @@
         </w:tc>
         <w:tc>
           <w:tcPr>
-            <w:tcW w:w="1409" w:type="dxa"/>
+            <w:tcW w:w="1413" w:type="dxa"/>
             <w:tcBorders>
               <w:left w:val="single" w:sz="4" w:space="0" w:color="000000"/>
               <w:bottom w:val="single" w:sz="4" w:space="0" w:color="000000"/>
@@ -24122,7 +25205,7 @@
         </w:tc>
         <w:tc>
           <w:tcPr>
-            <w:tcW w:w="837" w:type="dxa"/>
+            <w:tcW w:w="833" w:type="dxa"/>
             <w:tcBorders>
               <w:left w:val="single" w:sz="4" w:space="0" w:color="000000"/>
               <w:bottom w:val="single" w:sz="4" w:space="0" w:color="000000"/>
@@ -24146,7 +25229,7 @@
         </w:tc>
         <w:tc>
           <w:tcPr>
-            <w:tcW w:w="1409" w:type="dxa"/>
+            <w:tcW w:w="1413" w:type="dxa"/>
             <w:tcBorders>
               <w:left w:val="single" w:sz="4" w:space="0" w:color="000000"/>
               <w:bottom w:val="single" w:sz="4" w:space="0" w:color="000000"/>
@@ -24252,7 +25335,7 @@
         </w:tc>
         <w:tc>
           <w:tcPr>
-            <w:tcW w:w="837" w:type="dxa"/>
+            <w:tcW w:w="833" w:type="dxa"/>
             <w:tcBorders>
               <w:left w:val="single" w:sz="4" w:space="0" w:color="000000"/>
               <w:bottom w:val="single" w:sz="4" w:space="0" w:color="000000"/>
@@ -24276,7 +25359,7 @@
         </w:tc>
         <w:tc>
           <w:tcPr>
-            <w:tcW w:w="1409" w:type="dxa"/>
+            <w:tcW w:w="1413" w:type="dxa"/>
             <w:tcBorders>
               <w:left w:val="single" w:sz="4" w:space="0" w:color="000000"/>
               <w:bottom w:val="single" w:sz="4" w:space="0" w:color="000000"/>
@@ -24382,7 +25465,7 @@
         </w:tc>
         <w:tc>
           <w:tcPr>
-            <w:tcW w:w="837" w:type="dxa"/>
+            <w:tcW w:w="833" w:type="dxa"/>
             <w:tcBorders>
               <w:left w:val="single" w:sz="4" w:space="0" w:color="000000"/>
               <w:bottom w:val="single" w:sz="4" w:space="0" w:color="000000"/>
@@ -24406,7 +25489,7 @@
         </w:tc>
         <w:tc>
           <w:tcPr>
-            <w:tcW w:w="1409" w:type="dxa"/>
+            <w:tcW w:w="1413" w:type="dxa"/>
             <w:tcBorders>
               <w:left w:val="single" w:sz="4" w:space="0" w:color="000000"/>
               <w:bottom w:val="single" w:sz="4" w:space="0" w:color="000000"/>
@@ -24512,7 +25595,7 @@
         </w:tc>
         <w:tc>
           <w:tcPr>
-            <w:tcW w:w="837" w:type="dxa"/>
+            <w:tcW w:w="833" w:type="dxa"/>
             <w:tcBorders>
               <w:left w:val="single" w:sz="4" w:space="0" w:color="000000"/>
               <w:bottom w:val="single" w:sz="4" w:space="0" w:color="000000"/>
@@ -24536,7 +25619,7 @@
         </w:tc>
         <w:tc>
           <w:tcPr>
-            <w:tcW w:w="1409" w:type="dxa"/>
+            <w:tcW w:w="1413" w:type="dxa"/>
             <w:tcBorders>
               <w:left w:val="single" w:sz="4" w:space="0" w:color="000000"/>
               <w:bottom w:val="single" w:sz="4" w:space="0" w:color="000000"/>
@@ -24642,7 +25725,7 @@
         </w:tc>
         <w:tc>
           <w:tcPr>
-            <w:tcW w:w="837" w:type="dxa"/>
+            <w:tcW w:w="833" w:type="dxa"/>
             <w:tcBorders>
               <w:left w:val="single" w:sz="4" w:space="0" w:color="000000"/>
               <w:bottom w:val="single" w:sz="4" w:space="0" w:color="000000"/>
@@ -24666,7 +25749,7 @@
         </w:tc>
         <w:tc>
           <w:tcPr>
-            <w:tcW w:w="1409" w:type="dxa"/>
+            <w:tcW w:w="1413" w:type="dxa"/>
             <w:tcBorders>
               <w:left w:val="single" w:sz="4" w:space="0" w:color="000000"/>
               <w:bottom w:val="single" w:sz="4" w:space="0" w:color="000000"/>
@@ -24772,7 +25855,7 @@
         </w:tc>
         <w:tc>
           <w:tcPr>
-            <w:tcW w:w="837" w:type="dxa"/>
+            <w:tcW w:w="833" w:type="dxa"/>
             <w:tcBorders>
               <w:left w:val="single" w:sz="4" w:space="0" w:color="000000"/>
               <w:bottom w:val="single" w:sz="4" w:space="0" w:color="000000"/>
@@ -24796,7 +25879,7 @@
         </w:tc>
         <w:tc>
           <w:tcPr>
-            <w:tcW w:w="1409" w:type="dxa"/>
+            <w:tcW w:w="1413" w:type="dxa"/>
             <w:tcBorders>
               <w:left w:val="single" w:sz="4" w:space="0" w:color="000000"/>
               <w:bottom w:val="single" w:sz="4" w:space="0" w:color="000000"/>
@@ -24902,7 +25985,7 @@
         </w:tc>
         <w:tc>
           <w:tcPr>
-            <w:tcW w:w="837" w:type="dxa"/>
+            <w:tcW w:w="833" w:type="dxa"/>
             <w:tcBorders>
               <w:left w:val="single" w:sz="4" w:space="0" w:color="000000"/>
               <w:bottom w:val="single" w:sz="4" w:space="0" w:color="000000"/>
@@ -24926,7 +26009,7 @@
         </w:tc>
         <w:tc>
           <w:tcPr>
-            <w:tcW w:w="1409" w:type="dxa"/>
+            <w:tcW w:w="1413" w:type="dxa"/>
             <w:tcBorders>
               <w:left w:val="single" w:sz="4" w:space="0" w:color="000000"/>
               <w:bottom w:val="single" w:sz="4" w:space="0" w:color="000000"/>
@@ -25032,7 +26115,7 @@
         </w:tc>
         <w:tc>
           <w:tcPr>
-            <w:tcW w:w="837" w:type="dxa"/>
+            <w:tcW w:w="833" w:type="dxa"/>
             <w:tcBorders>
               <w:left w:val="single" w:sz="4" w:space="0" w:color="000000"/>
               <w:bottom w:val="single" w:sz="4" w:space="0" w:color="000000"/>
@@ -25056,7 +26139,7 @@
         </w:tc>
         <w:tc>
           <w:tcPr>
-            <w:tcW w:w="1409" w:type="dxa"/>
+            <w:tcW w:w="1413" w:type="dxa"/>
             <w:tcBorders>
               <w:left w:val="single" w:sz="4" w:space="0" w:color="000000"/>
               <w:bottom w:val="single" w:sz="4" w:space="0" w:color="000000"/>
@@ -25162,7 +26245,7 @@
         </w:tc>
         <w:tc>
           <w:tcPr>
-            <w:tcW w:w="837" w:type="dxa"/>
+            <w:tcW w:w="833" w:type="dxa"/>
             <w:tcBorders>
               <w:left w:val="single" w:sz="4" w:space="0" w:color="000000"/>
               <w:bottom w:val="single" w:sz="4" w:space="0" w:color="000000"/>
@@ -25186,7 +26269,7 @@
         </w:tc>
         <w:tc>
           <w:tcPr>
-            <w:tcW w:w="1409" w:type="dxa"/>
+            <w:tcW w:w="1413" w:type="dxa"/>
             <w:tcBorders>
               <w:left w:val="single" w:sz="4" w:space="0" w:color="000000"/>
               <w:bottom w:val="single" w:sz="4" w:space="0" w:color="000000"/>
@@ -29085,8 +30168,8 @@
       </w:tblPr>
       <w:tblGrid>
         <w:gridCol w:w="952"/>
-        <w:gridCol w:w="837"/>
-        <w:gridCol w:w="1409"/>
+        <w:gridCol w:w="833"/>
+        <w:gridCol w:w="1413"/>
         <w:gridCol w:w="2497"/>
         <w:gridCol w:w="4277"/>
       </w:tblGrid>
@@ -29129,7 +30212,7 @@
         </w:tc>
         <w:tc>
           <w:tcPr>
-            <w:tcW w:w="837" w:type="dxa"/>
+            <w:tcW w:w="833" w:type="dxa"/>
             <w:tcBorders>
               <w:top w:val="single" w:sz="4" w:space="0" w:color="000000"/>
               <w:left w:val="single" w:sz="4" w:space="0" w:color="000000"/>
@@ -29164,7 +30247,7 @@
         </w:tc>
         <w:tc>
           <w:tcPr>
-            <w:tcW w:w="1409" w:type="dxa"/>
+            <w:tcW w:w="1413" w:type="dxa"/>
             <w:tcBorders>
               <w:top w:val="single" w:sz="4" w:space="0" w:color="000000"/>
               <w:left w:val="single" w:sz="4" w:space="0" w:color="000000"/>
@@ -29297,7 +30380,7 @@
         </w:tc>
         <w:tc>
           <w:tcPr>
-            <w:tcW w:w="837" w:type="dxa"/>
+            <w:tcW w:w="833" w:type="dxa"/>
             <w:tcBorders>
               <w:left w:val="single" w:sz="4" w:space="0" w:color="000000"/>
               <w:bottom w:val="single" w:sz="4" w:space="0" w:color="000000"/>
@@ -29321,7 +30404,7 @@
         </w:tc>
         <w:tc>
           <w:tcPr>
-            <w:tcW w:w="1409" w:type="dxa"/>
+            <w:tcW w:w="1413" w:type="dxa"/>
             <w:tcBorders>
               <w:left w:val="single" w:sz="4" w:space="0" w:color="000000"/>
               <w:bottom w:val="single" w:sz="4" w:space="0" w:color="000000"/>
@@ -29477,7 +30560,7 @@
         </w:tc>
         <w:tc>
           <w:tcPr>
-            <w:tcW w:w="837" w:type="dxa"/>
+            <w:tcW w:w="833" w:type="dxa"/>
             <w:tcBorders>
               <w:left w:val="single" w:sz="4" w:space="0" w:color="000000"/>
               <w:bottom w:val="single" w:sz="4" w:space="0" w:color="000000"/>
@@ -29501,7 +30584,7 @@
         </w:tc>
         <w:tc>
           <w:tcPr>
-            <w:tcW w:w="1409" w:type="dxa"/>
+            <w:tcW w:w="1413" w:type="dxa"/>
             <w:tcBorders>
               <w:left w:val="single" w:sz="4" w:space="0" w:color="000000"/>
               <w:bottom w:val="single" w:sz="4" w:space="0" w:color="000000"/>
@@ -29609,7 +30692,7 @@
         </w:tc>
         <w:tc>
           <w:tcPr>
-            <w:tcW w:w="837" w:type="dxa"/>
+            <w:tcW w:w="833" w:type="dxa"/>
             <w:tcBorders>
               <w:left w:val="single" w:sz="4" w:space="0" w:color="000000"/>
               <w:bottom w:val="single" w:sz="4" w:space="0" w:color="000000"/>
@@ -29633,7 +30716,7 @@
         </w:tc>
         <w:tc>
           <w:tcPr>
-            <w:tcW w:w="1409" w:type="dxa"/>
+            <w:tcW w:w="1413" w:type="dxa"/>
             <w:tcBorders>
               <w:left w:val="single" w:sz="4" w:space="0" w:color="000000"/>
               <w:bottom w:val="single" w:sz="4" w:space="0" w:color="000000"/>
@@ -29741,7 +30824,7 @@
         </w:tc>
         <w:tc>
           <w:tcPr>
-            <w:tcW w:w="837" w:type="dxa"/>
+            <w:tcW w:w="833" w:type="dxa"/>
             <w:tcBorders>
               <w:left w:val="single" w:sz="4" w:space="0" w:color="000000"/>
               <w:bottom w:val="single" w:sz="4" w:space="0" w:color="000000"/>
@@ -29765,7 +30848,7 @@
         </w:tc>
         <w:tc>
           <w:tcPr>
-            <w:tcW w:w="1409" w:type="dxa"/>
+            <w:tcW w:w="1413" w:type="dxa"/>
             <w:tcBorders>
               <w:left w:val="single" w:sz="4" w:space="0" w:color="000000"/>
               <w:bottom w:val="single" w:sz="4" w:space="0" w:color="000000"/>
@@ -30298,7 +31381,7 @@
         </w:tc>
         <w:tc>
           <w:tcPr>
-            <w:tcW w:w="837" w:type="dxa"/>
+            <w:tcW w:w="833" w:type="dxa"/>
             <w:tcBorders>
               <w:left w:val="single" w:sz="4" w:space="0" w:color="000000"/>
               <w:bottom w:val="single" w:sz="4" w:space="0" w:color="000000"/>
@@ -30322,7 +31405,7 @@
         </w:tc>
         <w:tc>
           <w:tcPr>
-            <w:tcW w:w="1409" w:type="dxa"/>
+            <w:tcW w:w="1413" w:type="dxa"/>
             <w:tcBorders>
               <w:left w:val="single" w:sz="4" w:space="0" w:color="000000"/>
               <w:bottom w:val="single" w:sz="4" w:space="0" w:color="000000"/>
@@ -30430,7 +31513,7 @@
         </w:tc>
         <w:tc>
           <w:tcPr>
-            <w:tcW w:w="837" w:type="dxa"/>
+            <w:tcW w:w="833" w:type="dxa"/>
             <w:tcBorders>
               <w:left w:val="single" w:sz="4" w:space="0" w:color="000000"/>
               <w:bottom w:val="single" w:sz="4" w:space="0" w:color="000000"/>
@@ -30454,7 +31537,7 @@
         </w:tc>
         <w:tc>
           <w:tcPr>
-            <w:tcW w:w="1409" w:type="dxa"/>
+            <w:tcW w:w="1413" w:type="dxa"/>
             <w:tcBorders>
               <w:left w:val="single" w:sz="4" w:space="0" w:color="000000"/>
               <w:bottom w:val="single" w:sz="4" w:space="0" w:color="000000"/>
@@ -30562,7 +31645,7 @@
         </w:tc>
         <w:tc>
           <w:tcPr>
-            <w:tcW w:w="837" w:type="dxa"/>
+            <w:tcW w:w="833" w:type="dxa"/>
             <w:tcBorders>
               <w:left w:val="single" w:sz="4" w:space="0" w:color="000000"/>
               <w:bottom w:val="single" w:sz="4" w:space="0" w:color="000000"/>
@@ -30586,7 +31669,7 @@
         </w:tc>
         <w:tc>
           <w:tcPr>
-            <w:tcW w:w="1409" w:type="dxa"/>
+            <w:tcW w:w="1413" w:type="dxa"/>
             <w:tcBorders>
               <w:left w:val="single" w:sz="4" w:space="0" w:color="000000"/>
               <w:bottom w:val="single" w:sz="4" w:space="0" w:color="000000"/>
@@ -30694,7 +31777,7 @@
         </w:tc>
         <w:tc>
           <w:tcPr>
-            <w:tcW w:w="837" w:type="dxa"/>
+            <w:tcW w:w="833" w:type="dxa"/>
             <w:tcBorders>
               <w:left w:val="single" w:sz="4" w:space="0" w:color="000000"/>
               <w:bottom w:val="single" w:sz="4" w:space="0" w:color="000000"/>
@@ -30718,7 +31801,7 @@
         </w:tc>
         <w:tc>
           <w:tcPr>
-            <w:tcW w:w="1409" w:type="dxa"/>
+            <w:tcW w:w="1413" w:type="dxa"/>
             <w:tcBorders>
               <w:left w:val="single" w:sz="4" w:space="0" w:color="000000"/>
               <w:bottom w:val="single" w:sz="4" w:space="0" w:color="000000"/>
@@ -32824,8 +33907,8 @@
       </w:tblPr>
       <w:tblGrid>
         <w:gridCol w:w="952"/>
-        <w:gridCol w:w="837"/>
-        <w:gridCol w:w="1409"/>
+        <w:gridCol w:w="833"/>
+        <w:gridCol w:w="1413"/>
         <w:gridCol w:w="2497"/>
         <w:gridCol w:w="4277"/>
       </w:tblGrid>
@@ -32868,7 +33951,7 @@
         </w:tc>
         <w:tc>
           <w:tcPr>
-            <w:tcW w:w="837" w:type="dxa"/>
+            <w:tcW w:w="833" w:type="dxa"/>
             <w:tcBorders>
               <w:top w:val="single" w:sz="4" w:space="0" w:color="000000"/>
               <w:left w:val="single" w:sz="4" w:space="0" w:color="000000"/>
@@ -32903,7 +33986,7 @@
         </w:tc>
         <w:tc>
           <w:tcPr>
-            <w:tcW w:w="1409" w:type="dxa"/>
+            <w:tcW w:w="1413" w:type="dxa"/>
             <w:tcBorders>
               <w:top w:val="single" w:sz="4" w:space="0" w:color="000000"/>
               <w:left w:val="single" w:sz="4" w:space="0" w:color="000000"/>
@@ -33036,7 +34119,7 @@
         </w:tc>
         <w:tc>
           <w:tcPr>
-            <w:tcW w:w="837" w:type="dxa"/>
+            <w:tcW w:w="833" w:type="dxa"/>
             <w:tcBorders>
               <w:left w:val="single" w:sz="4" w:space="0" w:color="000000"/>
               <w:bottom w:val="single" w:sz="4" w:space="0" w:color="000000"/>
@@ -33060,7 +34143,7 @@
         </w:tc>
         <w:tc>
           <w:tcPr>
-            <w:tcW w:w="1409" w:type="dxa"/>
+            <w:tcW w:w="1413" w:type="dxa"/>
             <w:tcBorders>
               <w:left w:val="single" w:sz="4" w:space="0" w:color="000000"/>
               <w:bottom w:val="single" w:sz="4" w:space="0" w:color="000000"/>
@@ -33431,7 +34514,7 @@
             </w:pPr>
             <w:r>
               <w:rPr/>
-              <w:t>01</w:t>
+              <w:t>01, 8E</w:t>
             </w:r>
           </w:p>
         </w:tc>
@@ -33505,7 +34588,7 @@
                 <w:sz w:val="16"/>
                 <w:szCs w:val="16"/>
               </w:rPr>
-              <w:t>Bytes td, tm, ts, tf: Latitude degrees, minutes, and seconds. Group td is signed. Byte tf indicates fractional seconds.</w:t>
+              <w:t>Bytes td, tm, ts, tf: Latitude degrees, minutes, and seconds. Group td is signed. Byte tf indicates fractional seconds. Bit 7 of tm is high if the latitude is negative but the degree number is zero.</w:t>
             </w:r>
           </w:p>
           <w:p>
@@ -33532,7 +34615,7 @@
                 <w:sz w:val="16"/>
                 <w:szCs w:val="16"/>
               </w:rPr>
-              <w:t>Bytes nd, nm, ns, nf: Longitude degrees, minutes, and seconds. Group nd is signed. Byte nf indicates fractional seconds.</w:t>
+              <w:t>Bytes nd, nm, ns, nf: Longitude degrees, minutes, and seconds. Group nd is signed. Byte nf indicates fractional seconds. Bit 7 of nm is high if the longitude is negative but the degree number is zero.</w:t>
             </w:r>
           </w:p>
           <w:p>
@@ -40386,6 +41469,143 @@
   <w:abstractNum w:abstractNumId="20">
     <w:lvl w:ilvl="0">
       <w:start w:val="1"/>
+      <w:numFmt w:val="bullet"/>
+      <w:lvlText w:val=""/>
+      <w:lvlJc w:val="left"/>
+      <w:pPr>
+        <w:tabs>
+          <w:tab w:val="num" w:pos="720"/>
+        </w:tabs>
+        <w:ind w:left="720" w:hanging="360"/>
+      </w:pPr>
+      <w:rPr>
+        <w:rFonts w:ascii="Symbol" w:hAnsi="Symbol" w:cs="Symbol" w:hint="default"/>
+      </w:rPr>
+    </w:lvl>
+    <w:lvl w:ilvl="1">
+      <w:start w:val="1"/>
+      <w:numFmt w:val="bullet"/>
+      <w:lvlText w:val="◦"/>
+      <w:lvlJc w:val="left"/>
+      <w:pPr>
+        <w:tabs>
+          <w:tab w:val="num" w:pos="1080"/>
+        </w:tabs>
+        <w:ind w:left="1080" w:hanging="360"/>
+      </w:pPr>
+      <w:rPr>
+        <w:rFonts w:ascii="OpenSymbol" w:hAnsi="OpenSymbol" w:cs="OpenSymbol" w:hint="default"/>
+      </w:rPr>
+    </w:lvl>
+    <w:lvl w:ilvl="2">
+      <w:start w:val="1"/>
+      <w:numFmt w:val="bullet"/>
+      <w:lvlText w:val="▪"/>
+      <w:lvlJc w:val="left"/>
+      <w:pPr>
+        <w:tabs>
+          <w:tab w:val="num" w:pos="1440"/>
+        </w:tabs>
+        <w:ind w:left="1440" w:hanging="360"/>
+      </w:pPr>
+      <w:rPr>
+        <w:rFonts w:ascii="OpenSymbol" w:hAnsi="OpenSymbol" w:cs="OpenSymbol" w:hint="default"/>
+      </w:rPr>
+    </w:lvl>
+    <w:lvl w:ilvl="3">
+      <w:start w:val="1"/>
+      <w:numFmt w:val="bullet"/>
+      <w:lvlText w:val=""/>
+      <w:lvlJc w:val="left"/>
+      <w:pPr>
+        <w:tabs>
+          <w:tab w:val="num" w:pos="1800"/>
+        </w:tabs>
+        <w:ind w:left="1800" w:hanging="360"/>
+      </w:pPr>
+      <w:rPr>
+        <w:rFonts w:ascii="Symbol" w:hAnsi="Symbol" w:cs="Symbol" w:hint="default"/>
+      </w:rPr>
+    </w:lvl>
+    <w:lvl w:ilvl="4">
+      <w:start w:val="1"/>
+      <w:numFmt w:val="bullet"/>
+      <w:lvlText w:val="◦"/>
+      <w:lvlJc w:val="left"/>
+      <w:pPr>
+        <w:tabs>
+          <w:tab w:val="num" w:pos="2160"/>
+        </w:tabs>
+        <w:ind w:left="2160" w:hanging="360"/>
+      </w:pPr>
+      <w:rPr>
+        <w:rFonts w:ascii="OpenSymbol" w:hAnsi="OpenSymbol" w:cs="OpenSymbol" w:hint="default"/>
+      </w:rPr>
+    </w:lvl>
+    <w:lvl w:ilvl="5">
+      <w:start w:val="1"/>
+      <w:numFmt w:val="bullet"/>
+      <w:lvlText w:val="▪"/>
+      <w:lvlJc w:val="left"/>
+      <w:pPr>
+        <w:tabs>
+          <w:tab w:val="num" w:pos="2520"/>
+        </w:tabs>
+        <w:ind w:left="2520" w:hanging="360"/>
+      </w:pPr>
+      <w:rPr>
+        <w:rFonts w:ascii="OpenSymbol" w:hAnsi="OpenSymbol" w:cs="OpenSymbol" w:hint="default"/>
+      </w:rPr>
+    </w:lvl>
+    <w:lvl w:ilvl="6">
+      <w:start w:val="1"/>
+      <w:numFmt w:val="bullet"/>
+      <w:lvlText w:val=""/>
+      <w:lvlJc w:val="left"/>
+      <w:pPr>
+        <w:tabs>
+          <w:tab w:val="num" w:pos="2880"/>
+        </w:tabs>
+        <w:ind w:left="2880" w:hanging="360"/>
+      </w:pPr>
+      <w:rPr>
+        <w:rFonts w:ascii="Symbol" w:hAnsi="Symbol" w:cs="Symbol" w:hint="default"/>
+      </w:rPr>
+    </w:lvl>
+    <w:lvl w:ilvl="7">
+      <w:start w:val="1"/>
+      <w:numFmt w:val="bullet"/>
+      <w:lvlText w:val="◦"/>
+      <w:lvlJc w:val="left"/>
+      <w:pPr>
+        <w:tabs>
+          <w:tab w:val="num" w:pos="3240"/>
+        </w:tabs>
+        <w:ind w:left="3240" w:hanging="360"/>
+      </w:pPr>
+      <w:rPr>
+        <w:rFonts w:ascii="OpenSymbol" w:hAnsi="OpenSymbol" w:cs="OpenSymbol" w:hint="default"/>
+      </w:rPr>
+    </w:lvl>
+    <w:lvl w:ilvl="8">
+      <w:start w:val="1"/>
+      <w:numFmt w:val="bullet"/>
+      <w:lvlText w:val="▪"/>
+      <w:lvlJc w:val="left"/>
+      <w:pPr>
+        <w:tabs>
+          <w:tab w:val="num" w:pos="3600"/>
+        </w:tabs>
+        <w:ind w:left="3600" w:hanging="360"/>
+      </w:pPr>
+      <w:rPr>
+        <w:rFonts w:ascii="OpenSymbol" w:hAnsi="OpenSymbol" w:cs="OpenSymbol" w:hint="default"/>
+      </w:rPr>
+    </w:lvl>
+  </w:abstractNum>
+  <w:abstractNum w:abstractNumId="21">
+    <w:lvl w:ilvl="0">
+      <w:start w:val="1"/>
       <w:numFmt w:val="none"/>
       <w:suff w:val="nothing"/>
       <w:lvlText w:val=""/>
@@ -40561,6 +41781,9 @@
   </w:num>
   <w:num w:numId="20">
     <w:abstractNumId w:val="20"/>
+  </w:num>
+  <w:num w:numId="21">
+    <w:abstractNumId w:val="21"/>
   </w:num>
 </w:numbering>
 </file>

--- a/AIBus Information.docx
+++ b/AIBus Information.docx
@@ -19675,8 +19675,8 @@
       </w:tblPr>
       <w:tblGrid>
         <w:gridCol w:w="952"/>
-        <w:gridCol w:w="833"/>
-        <w:gridCol w:w="1413"/>
+        <w:gridCol w:w="828"/>
+        <w:gridCol w:w="1418"/>
         <w:gridCol w:w="2497"/>
         <w:gridCol w:w="4277"/>
       </w:tblGrid>
@@ -19719,7 +19719,7 @@
         </w:tc>
         <w:tc>
           <w:tcPr>
-            <w:tcW w:w="833" w:type="dxa"/>
+            <w:tcW w:w="828" w:type="dxa"/>
             <w:tcBorders>
               <w:top w:val="single" w:sz="4" w:space="0" w:color="000000"/>
               <w:left w:val="single" w:sz="4" w:space="0" w:color="000000"/>
@@ -19754,7 +19754,7 @@
         </w:tc>
         <w:tc>
           <w:tcPr>
-            <w:tcW w:w="1413" w:type="dxa"/>
+            <w:tcW w:w="1418" w:type="dxa"/>
             <w:tcBorders>
               <w:top w:val="single" w:sz="4" w:space="0" w:color="000000"/>
               <w:left w:val="single" w:sz="4" w:space="0" w:color="000000"/>
@@ -19897,7 +19897,7 @@
         </w:tc>
         <w:tc>
           <w:tcPr>
-            <w:tcW w:w="833" w:type="dxa"/>
+            <w:tcW w:w="828" w:type="dxa"/>
             <w:tcBorders>
               <w:left w:val="single" w:sz="4" w:space="0" w:color="000000"/>
               <w:bottom w:val="single" w:sz="4" w:space="0" w:color="000000"/>
@@ -19931,7 +19931,7 @@
         </w:tc>
         <w:tc>
           <w:tcPr>
-            <w:tcW w:w="1413" w:type="dxa"/>
+            <w:tcW w:w="1418" w:type="dxa"/>
             <w:tcBorders>
               <w:left w:val="single" w:sz="4" w:space="0" w:color="000000"/>
               <w:bottom w:val="single" w:sz="4" w:space="0" w:color="000000"/>
@@ -20075,7 +20075,7 @@
         </w:tc>
         <w:tc>
           <w:tcPr>
-            <w:tcW w:w="833" w:type="dxa"/>
+            <w:tcW w:w="828" w:type="dxa"/>
             <w:tcBorders>
               <w:left w:val="single" w:sz="4" w:space="0" w:color="000000"/>
               <w:bottom w:val="single" w:sz="4" w:space="0" w:color="000000"/>
@@ -20109,7 +20109,7 @@
         </w:tc>
         <w:tc>
           <w:tcPr>
-            <w:tcW w:w="1413" w:type="dxa"/>
+            <w:tcW w:w="1418" w:type="dxa"/>
             <w:tcBorders>
               <w:left w:val="single" w:sz="4" w:space="0" w:color="000000"/>
               <w:bottom w:val="single" w:sz="4" w:space="0" w:color="000000"/>
@@ -20253,7 +20253,7 @@
         </w:tc>
         <w:tc>
           <w:tcPr>
-            <w:tcW w:w="833" w:type="dxa"/>
+            <w:tcW w:w="828" w:type="dxa"/>
             <w:tcBorders>
               <w:left w:val="single" w:sz="4" w:space="0" w:color="000000"/>
               <w:bottom w:val="single" w:sz="4" w:space="0" w:color="000000"/>
@@ -20287,7 +20287,7 @@
         </w:tc>
         <w:tc>
           <w:tcPr>
-            <w:tcW w:w="1413" w:type="dxa"/>
+            <w:tcW w:w="1418" w:type="dxa"/>
             <w:tcBorders>
               <w:left w:val="single" w:sz="4" w:space="0" w:color="000000"/>
               <w:bottom w:val="single" w:sz="4" w:space="0" w:color="000000"/>
@@ -20431,7 +20431,7 @@
         </w:tc>
         <w:tc>
           <w:tcPr>
-            <w:tcW w:w="833" w:type="dxa"/>
+            <w:tcW w:w="828" w:type="dxa"/>
             <w:tcBorders>
               <w:left w:val="single" w:sz="4" w:space="0" w:color="000000"/>
               <w:bottom w:val="single" w:sz="4" w:space="0" w:color="000000"/>
@@ -20465,7 +20465,7 @@
         </w:tc>
         <w:tc>
           <w:tcPr>
-            <w:tcW w:w="1413" w:type="dxa"/>
+            <w:tcW w:w="1418" w:type="dxa"/>
             <w:tcBorders>
               <w:left w:val="single" w:sz="4" w:space="0" w:color="000000"/>
               <w:bottom w:val="single" w:sz="4" w:space="0" w:color="000000"/>
@@ -20609,7 +20609,7 @@
         </w:tc>
         <w:tc>
           <w:tcPr>
-            <w:tcW w:w="833" w:type="dxa"/>
+            <w:tcW w:w="828" w:type="dxa"/>
             <w:tcBorders>
               <w:left w:val="single" w:sz="4" w:space="0" w:color="000000"/>
               <w:bottom w:val="single" w:sz="4" w:space="0" w:color="000000"/>
@@ -20643,7 +20643,7 @@
         </w:tc>
         <w:tc>
           <w:tcPr>
-            <w:tcW w:w="1413" w:type="dxa"/>
+            <w:tcW w:w="1418" w:type="dxa"/>
             <w:tcBorders>
               <w:left w:val="single" w:sz="4" w:space="0" w:color="000000"/>
               <w:bottom w:val="single" w:sz="4" w:space="0" w:color="000000"/>
@@ -20787,7 +20787,7 @@
         </w:tc>
         <w:tc>
           <w:tcPr>
-            <w:tcW w:w="833" w:type="dxa"/>
+            <w:tcW w:w="828" w:type="dxa"/>
             <w:tcBorders>
               <w:left w:val="single" w:sz="4" w:space="0" w:color="000000"/>
               <w:bottom w:val="single" w:sz="4" w:space="0" w:color="000000"/>
@@ -20821,7 +20821,7 @@
         </w:tc>
         <w:tc>
           <w:tcPr>
-            <w:tcW w:w="1413" w:type="dxa"/>
+            <w:tcW w:w="1418" w:type="dxa"/>
             <w:tcBorders>
               <w:left w:val="single" w:sz="4" w:space="0" w:color="000000"/>
               <w:bottom w:val="single" w:sz="4" w:space="0" w:color="000000"/>
@@ -20965,7 +20965,7 @@
         </w:tc>
         <w:tc>
           <w:tcPr>
-            <w:tcW w:w="833" w:type="dxa"/>
+            <w:tcW w:w="828" w:type="dxa"/>
             <w:tcBorders>
               <w:left w:val="single" w:sz="4" w:space="0" w:color="000000"/>
               <w:bottom w:val="single" w:sz="4" w:space="0" w:color="000000"/>
@@ -20999,7 +20999,7 @@
         </w:tc>
         <w:tc>
           <w:tcPr>
-            <w:tcW w:w="1413" w:type="dxa"/>
+            <w:tcW w:w="1418" w:type="dxa"/>
             <w:tcBorders>
               <w:left w:val="single" w:sz="4" w:space="0" w:color="000000"/>
               <w:bottom w:val="single" w:sz="4" w:space="0" w:color="000000"/>
@@ -21143,7 +21143,7 @@
         </w:tc>
         <w:tc>
           <w:tcPr>
-            <w:tcW w:w="833" w:type="dxa"/>
+            <w:tcW w:w="828" w:type="dxa"/>
             <w:tcBorders>
               <w:left w:val="single" w:sz="4" w:space="0" w:color="000000"/>
               <w:bottom w:val="single" w:sz="4" w:space="0" w:color="000000"/>
@@ -21177,7 +21177,7 @@
         </w:tc>
         <w:tc>
           <w:tcPr>
-            <w:tcW w:w="1413" w:type="dxa"/>
+            <w:tcW w:w="1418" w:type="dxa"/>
             <w:tcBorders>
               <w:left w:val="single" w:sz="4" w:space="0" w:color="000000"/>
               <w:bottom w:val="single" w:sz="4" w:space="0" w:color="000000"/>
@@ -21321,7 +21321,7 @@
         </w:tc>
         <w:tc>
           <w:tcPr>
-            <w:tcW w:w="833" w:type="dxa"/>
+            <w:tcW w:w="828" w:type="dxa"/>
             <w:tcBorders>
               <w:left w:val="single" w:sz="4" w:space="0" w:color="000000"/>
               <w:bottom w:val="single" w:sz="4" w:space="0" w:color="000000"/>
@@ -21355,7 +21355,7 @@
         </w:tc>
         <w:tc>
           <w:tcPr>
-            <w:tcW w:w="1413" w:type="dxa"/>
+            <w:tcW w:w="1418" w:type="dxa"/>
             <w:tcBorders>
               <w:left w:val="single" w:sz="4" w:space="0" w:color="000000"/>
               <w:bottom w:val="single" w:sz="4" w:space="0" w:color="000000"/>
@@ -21759,7 +21759,7 @@
         </w:tc>
         <w:tc>
           <w:tcPr>
-            <w:tcW w:w="833" w:type="dxa"/>
+            <w:tcW w:w="828" w:type="dxa"/>
             <w:tcBorders>
               <w:left w:val="single" w:sz="4" w:space="0" w:color="000000"/>
               <w:bottom w:val="single" w:sz="4" w:space="0" w:color="000000"/>
@@ -21793,7 +21793,7 @@
         </w:tc>
         <w:tc>
           <w:tcPr>
-            <w:tcW w:w="1413" w:type="dxa"/>
+            <w:tcW w:w="1418" w:type="dxa"/>
             <w:tcBorders>
               <w:left w:val="single" w:sz="4" w:space="0" w:color="000000"/>
               <w:bottom w:val="single" w:sz="4" w:space="0" w:color="000000"/>
@@ -21937,7 +21937,7 @@
         </w:tc>
         <w:tc>
           <w:tcPr>
-            <w:tcW w:w="833" w:type="dxa"/>
+            <w:tcW w:w="828" w:type="dxa"/>
             <w:tcBorders>
               <w:left w:val="single" w:sz="4" w:space="0" w:color="000000"/>
               <w:bottom w:val="single" w:sz="4" w:space="0" w:color="000000"/>
@@ -21971,7 +21971,7 @@
         </w:tc>
         <w:tc>
           <w:tcPr>
-            <w:tcW w:w="1413" w:type="dxa"/>
+            <w:tcW w:w="1418" w:type="dxa"/>
             <w:tcBorders>
               <w:left w:val="single" w:sz="4" w:space="0" w:color="000000"/>
               <w:bottom w:val="single" w:sz="4" w:space="0" w:color="000000"/>
@@ -22115,7 +22115,7 @@
         </w:tc>
         <w:tc>
           <w:tcPr>
-            <w:tcW w:w="833" w:type="dxa"/>
+            <w:tcW w:w="828" w:type="dxa"/>
             <w:tcBorders>
               <w:left w:val="single" w:sz="4" w:space="0" w:color="000000"/>
               <w:bottom w:val="single" w:sz="4" w:space="0" w:color="000000"/>
@@ -22149,7 +22149,7 @@
         </w:tc>
         <w:tc>
           <w:tcPr>
-            <w:tcW w:w="1413" w:type="dxa"/>
+            <w:tcW w:w="1418" w:type="dxa"/>
             <w:tcBorders>
               <w:left w:val="single" w:sz="4" w:space="0" w:color="000000"/>
               <w:bottom w:val="single" w:sz="4" w:space="0" w:color="000000"/>
@@ -24213,8 +24213,8 @@
       </w:tblPr>
       <w:tblGrid>
         <w:gridCol w:w="952"/>
-        <w:gridCol w:w="833"/>
-        <w:gridCol w:w="1413"/>
+        <w:gridCol w:w="828"/>
+        <w:gridCol w:w="1418"/>
         <w:gridCol w:w="2497"/>
         <w:gridCol w:w="4277"/>
       </w:tblGrid>
@@ -24257,7 +24257,7 @@
         </w:tc>
         <w:tc>
           <w:tcPr>
-            <w:tcW w:w="833" w:type="dxa"/>
+            <w:tcW w:w="828" w:type="dxa"/>
             <w:tcBorders>
               <w:top w:val="single" w:sz="4" w:space="0" w:color="000000"/>
               <w:left w:val="single" w:sz="4" w:space="0" w:color="000000"/>
@@ -24292,7 +24292,7 @@
         </w:tc>
         <w:tc>
           <w:tcPr>
-            <w:tcW w:w="1413" w:type="dxa"/>
+            <w:tcW w:w="1418" w:type="dxa"/>
             <w:tcBorders>
               <w:top w:val="single" w:sz="4" w:space="0" w:color="000000"/>
               <w:left w:val="single" w:sz="4" w:space="0" w:color="000000"/>
@@ -24425,7 +24425,7 @@
         </w:tc>
         <w:tc>
           <w:tcPr>
-            <w:tcW w:w="833" w:type="dxa"/>
+            <w:tcW w:w="828" w:type="dxa"/>
             <w:tcBorders>
               <w:left w:val="single" w:sz="4" w:space="0" w:color="000000"/>
               <w:bottom w:val="single" w:sz="4" w:space="0" w:color="000000"/>
@@ -24449,7 +24449,7 @@
         </w:tc>
         <w:tc>
           <w:tcPr>
-            <w:tcW w:w="1413" w:type="dxa"/>
+            <w:tcW w:w="1418" w:type="dxa"/>
             <w:tcBorders>
               <w:left w:val="single" w:sz="4" w:space="0" w:color="000000"/>
               <w:bottom w:val="single" w:sz="4" w:space="0" w:color="000000"/>
@@ -24555,7 +24555,7 @@
         </w:tc>
         <w:tc>
           <w:tcPr>
-            <w:tcW w:w="833" w:type="dxa"/>
+            <w:tcW w:w="828" w:type="dxa"/>
             <w:tcBorders>
               <w:left w:val="single" w:sz="4" w:space="0" w:color="000000"/>
               <w:bottom w:val="single" w:sz="4" w:space="0" w:color="000000"/>
@@ -24579,7 +24579,7 @@
         </w:tc>
         <w:tc>
           <w:tcPr>
-            <w:tcW w:w="1413" w:type="dxa"/>
+            <w:tcW w:w="1418" w:type="dxa"/>
             <w:tcBorders>
               <w:left w:val="single" w:sz="4" w:space="0" w:color="000000"/>
               <w:bottom w:val="single" w:sz="4" w:space="0" w:color="000000"/>
@@ -24685,7 +24685,7 @@
         </w:tc>
         <w:tc>
           <w:tcPr>
-            <w:tcW w:w="833" w:type="dxa"/>
+            <w:tcW w:w="828" w:type="dxa"/>
             <w:tcBorders>
               <w:left w:val="single" w:sz="4" w:space="0" w:color="000000"/>
               <w:bottom w:val="single" w:sz="4" w:space="0" w:color="000000"/>
@@ -24709,7 +24709,7 @@
         </w:tc>
         <w:tc>
           <w:tcPr>
-            <w:tcW w:w="1413" w:type="dxa"/>
+            <w:tcW w:w="1418" w:type="dxa"/>
             <w:tcBorders>
               <w:left w:val="single" w:sz="4" w:space="0" w:color="000000"/>
               <w:bottom w:val="single" w:sz="4" w:space="0" w:color="000000"/>
@@ -24815,7 +24815,7 @@
         </w:tc>
         <w:tc>
           <w:tcPr>
-            <w:tcW w:w="833" w:type="dxa"/>
+            <w:tcW w:w="828" w:type="dxa"/>
             <w:tcBorders>
               <w:left w:val="single" w:sz="4" w:space="0" w:color="000000"/>
               <w:bottom w:val="single" w:sz="4" w:space="0" w:color="000000"/>
@@ -24839,7 +24839,7 @@
         </w:tc>
         <w:tc>
           <w:tcPr>
-            <w:tcW w:w="1413" w:type="dxa"/>
+            <w:tcW w:w="1418" w:type="dxa"/>
             <w:tcBorders>
               <w:left w:val="single" w:sz="4" w:space="0" w:color="000000"/>
               <w:bottom w:val="single" w:sz="4" w:space="0" w:color="000000"/>
@@ -24945,7 +24945,7 @@
         </w:tc>
         <w:tc>
           <w:tcPr>
-            <w:tcW w:w="833" w:type="dxa"/>
+            <w:tcW w:w="828" w:type="dxa"/>
             <w:tcBorders>
               <w:left w:val="single" w:sz="4" w:space="0" w:color="000000"/>
               <w:bottom w:val="single" w:sz="4" w:space="0" w:color="000000"/>
@@ -24969,7 +24969,7 @@
         </w:tc>
         <w:tc>
           <w:tcPr>
-            <w:tcW w:w="1413" w:type="dxa"/>
+            <w:tcW w:w="1418" w:type="dxa"/>
             <w:tcBorders>
               <w:left w:val="single" w:sz="4" w:space="0" w:color="000000"/>
               <w:bottom w:val="single" w:sz="4" w:space="0" w:color="000000"/>
@@ -25075,7 +25075,7 @@
         </w:tc>
         <w:tc>
           <w:tcPr>
-            <w:tcW w:w="833" w:type="dxa"/>
+            <w:tcW w:w="828" w:type="dxa"/>
             <w:tcBorders>
               <w:left w:val="single" w:sz="4" w:space="0" w:color="000000"/>
               <w:bottom w:val="single" w:sz="4" w:space="0" w:color="000000"/>
@@ -25099,7 +25099,7 @@
         </w:tc>
         <w:tc>
           <w:tcPr>
-            <w:tcW w:w="1413" w:type="dxa"/>
+            <w:tcW w:w="1418" w:type="dxa"/>
             <w:tcBorders>
               <w:left w:val="single" w:sz="4" w:space="0" w:color="000000"/>
               <w:bottom w:val="single" w:sz="4" w:space="0" w:color="000000"/>
@@ -25205,7 +25205,7 @@
         </w:tc>
         <w:tc>
           <w:tcPr>
-            <w:tcW w:w="833" w:type="dxa"/>
+            <w:tcW w:w="828" w:type="dxa"/>
             <w:tcBorders>
               <w:left w:val="single" w:sz="4" w:space="0" w:color="000000"/>
               <w:bottom w:val="single" w:sz="4" w:space="0" w:color="000000"/>
@@ -25229,7 +25229,7 @@
         </w:tc>
         <w:tc>
           <w:tcPr>
-            <w:tcW w:w="1413" w:type="dxa"/>
+            <w:tcW w:w="1418" w:type="dxa"/>
             <w:tcBorders>
               <w:left w:val="single" w:sz="4" w:space="0" w:color="000000"/>
               <w:bottom w:val="single" w:sz="4" w:space="0" w:color="000000"/>
@@ -25335,7 +25335,7 @@
         </w:tc>
         <w:tc>
           <w:tcPr>
-            <w:tcW w:w="833" w:type="dxa"/>
+            <w:tcW w:w="828" w:type="dxa"/>
             <w:tcBorders>
               <w:left w:val="single" w:sz="4" w:space="0" w:color="000000"/>
               <w:bottom w:val="single" w:sz="4" w:space="0" w:color="000000"/>
@@ -25359,7 +25359,7 @@
         </w:tc>
         <w:tc>
           <w:tcPr>
-            <w:tcW w:w="1413" w:type="dxa"/>
+            <w:tcW w:w="1418" w:type="dxa"/>
             <w:tcBorders>
               <w:left w:val="single" w:sz="4" w:space="0" w:color="000000"/>
               <w:bottom w:val="single" w:sz="4" w:space="0" w:color="000000"/>
@@ -25465,7 +25465,7 @@
         </w:tc>
         <w:tc>
           <w:tcPr>
-            <w:tcW w:w="833" w:type="dxa"/>
+            <w:tcW w:w="828" w:type="dxa"/>
             <w:tcBorders>
               <w:left w:val="single" w:sz="4" w:space="0" w:color="000000"/>
               <w:bottom w:val="single" w:sz="4" w:space="0" w:color="000000"/>
@@ -25489,7 +25489,7 @@
         </w:tc>
         <w:tc>
           <w:tcPr>
-            <w:tcW w:w="1413" w:type="dxa"/>
+            <w:tcW w:w="1418" w:type="dxa"/>
             <w:tcBorders>
               <w:left w:val="single" w:sz="4" w:space="0" w:color="000000"/>
               <w:bottom w:val="single" w:sz="4" w:space="0" w:color="000000"/>
@@ -25595,7 +25595,7 @@
         </w:tc>
         <w:tc>
           <w:tcPr>
-            <w:tcW w:w="833" w:type="dxa"/>
+            <w:tcW w:w="828" w:type="dxa"/>
             <w:tcBorders>
               <w:left w:val="single" w:sz="4" w:space="0" w:color="000000"/>
               <w:bottom w:val="single" w:sz="4" w:space="0" w:color="000000"/>
@@ -25619,7 +25619,7 @@
         </w:tc>
         <w:tc>
           <w:tcPr>
-            <w:tcW w:w="1413" w:type="dxa"/>
+            <w:tcW w:w="1418" w:type="dxa"/>
             <w:tcBorders>
               <w:left w:val="single" w:sz="4" w:space="0" w:color="000000"/>
               <w:bottom w:val="single" w:sz="4" w:space="0" w:color="000000"/>
@@ -25725,7 +25725,7 @@
         </w:tc>
         <w:tc>
           <w:tcPr>
-            <w:tcW w:w="833" w:type="dxa"/>
+            <w:tcW w:w="828" w:type="dxa"/>
             <w:tcBorders>
               <w:left w:val="single" w:sz="4" w:space="0" w:color="000000"/>
               <w:bottom w:val="single" w:sz="4" w:space="0" w:color="000000"/>
@@ -25749,7 +25749,7 @@
         </w:tc>
         <w:tc>
           <w:tcPr>
-            <w:tcW w:w="1413" w:type="dxa"/>
+            <w:tcW w:w="1418" w:type="dxa"/>
             <w:tcBorders>
               <w:left w:val="single" w:sz="4" w:space="0" w:color="000000"/>
               <w:bottom w:val="single" w:sz="4" w:space="0" w:color="000000"/>
@@ -25855,7 +25855,7 @@
         </w:tc>
         <w:tc>
           <w:tcPr>
-            <w:tcW w:w="833" w:type="dxa"/>
+            <w:tcW w:w="828" w:type="dxa"/>
             <w:tcBorders>
               <w:left w:val="single" w:sz="4" w:space="0" w:color="000000"/>
               <w:bottom w:val="single" w:sz="4" w:space="0" w:color="000000"/>
@@ -25879,7 +25879,7 @@
         </w:tc>
         <w:tc>
           <w:tcPr>
-            <w:tcW w:w="1413" w:type="dxa"/>
+            <w:tcW w:w="1418" w:type="dxa"/>
             <w:tcBorders>
               <w:left w:val="single" w:sz="4" w:space="0" w:color="000000"/>
               <w:bottom w:val="single" w:sz="4" w:space="0" w:color="000000"/>
@@ -25985,7 +25985,7 @@
         </w:tc>
         <w:tc>
           <w:tcPr>
-            <w:tcW w:w="833" w:type="dxa"/>
+            <w:tcW w:w="828" w:type="dxa"/>
             <w:tcBorders>
               <w:left w:val="single" w:sz="4" w:space="0" w:color="000000"/>
               <w:bottom w:val="single" w:sz="4" w:space="0" w:color="000000"/>
@@ -26009,7 +26009,7 @@
         </w:tc>
         <w:tc>
           <w:tcPr>
-            <w:tcW w:w="1413" w:type="dxa"/>
+            <w:tcW w:w="1418" w:type="dxa"/>
             <w:tcBorders>
               <w:left w:val="single" w:sz="4" w:space="0" w:color="000000"/>
               <w:bottom w:val="single" w:sz="4" w:space="0" w:color="000000"/>
@@ -26115,7 +26115,7 @@
         </w:tc>
         <w:tc>
           <w:tcPr>
-            <w:tcW w:w="833" w:type="dxa"/>
+            <w:tcW w:w="828" w:type="dxa"/>
             <w:tcBorders>
               <w:left w:val="single" w:sz="4" w:space="0" w:color="000000"/>
               <w:bottom w:val="single" w:sz="4" w:space="0" w:color="000000"/>
@@ -26139,7 +26139,7 @@
         </w:tc>
         <w:tc>
           <w:tcPr>
-            <w:tcW w:w="1413" w:type="dxa"/>
+            <w:tcW w:w="1418" w:type="dxa"/>
             <w:tcBorders>
               <w:left w:val="single" w:sz="4" w:space="0" w:color="000000"/>
               <w:bottom w:val="single" w:sz="4" w:space="0" w:color="000000"/>
@@ -26245,7 +26245,7 @@
         </w:tc>
         <w:tc>
           <w:tcPr>
-            <w:tcW w:w="833" w:type="dxa"/>
+            <w:tcW w:w="828" w:type="dxa"/>
             <w:tcBorders>
               <w:left w:val="single" w:sz="4" w:space="0" w:color="000000"/>
               <w:bottom w:val="single" w:sz="4" w:space="0" w:color="000000"/>
@@ -26269,7 +26269,7 @@
         </w:tc>
         <w:tc>
           <w:tcPr>
-            <w:tcW w:w="1413" w:type="dxa"/>
+            <w:tcW w:w="1418" w:type="dxa"/>
             <w:tcBorders>
               <w:left w:val="single" w:sz="4" w:space="0" w:color="000000"/>
               <w:bottom w:val="single" w:sz="4" w:space="0" w:color="000000"/>
@@ -27706,6 +27706,1626 @@
                 <w:lang w:val="en-US" w:eastAsia="zh-CN" w:bidi="hi-IN"/>
               </w:rPr>
               <w:t>Coolant temperature. Byte nn defines units (bit 7 is high if Fahrenheit), number of decimal places (bits 6-4), and number of bytes (bits 2-0). Bit 3 is high if negative.</w:t>
+            </w:r>
+          </w:p>
+        </w:tc>
+      </w:tr>
+      <w:tr>
+        <w:trPr/>
+        <w:tc>
+          <w:tcPr>
+            <w:tcW w:w="952" w:type="dxa"/>
+            <w:tcBorders>
+              <w:left w:val="single" w:sz="4" w:space="0" w:color="000000"/>
+              <w:bottom w:val="single" w:sz="4" w:space="0" w:color="000000"/>
+            </w:tcBorders>
+          </w:tcPr>
+          <w:p>
+            <w:pPr>
+              <w:pStyle w:val="TableContents"/>
+              <w:widowControl w:val="false"/>
+              <w:rPr/>
+            </w:pPr>
+            <w:r>
+              <w:rPr/>
+              <w:t>57</w:t>
+            </w:r>
+          </w:p>
+        </w:tc>
+        <w:tc>
+          <w:tcPr>
+            <w:tcW w:w="821" w:type="dxa"/>
+            <w:tcBorders>
+              <w:left w:val="single" w:sz="4" w:space="0" w:color="000000"/>
+              <w:bottom w:val="single" w:sz="4" w:space="0" w:color="000000"/>
+            </w:tcBorders>
+          </w:tcPr>
+          <w:p>
+            <w:pPr>
+              <w:pStyle w:val="TableContents"/>
+              <w:widowControl w:val="false"/>
+              <w:rPr/>
+            </w:pPr>
+            <w:r>
+              <w:rPr/>
+              <w:t>Varies</w:t>
+            </w:r>
+          </w:p>
+        </w:tc>
+        <w:tc>
+          <w:tcPr>
+            <w:tcW w:w="1425" w:type="dxa"/>
+            <w:tcBorders>
+              <w:left w:val="single" w:sz="4" w:space="0" w:color="000000"/>
+              <w:bottom w:val="single" w:sz="4" w:space="0" w:color="000000"/>
+            </w:tcBorders>
+          </w:tcPr>
+          <w:p>
+            <w:pPr>
+              <w:pStyle w:val="TableContents"/>
+              <w:widowControl w:val="false"/>
+              <w:rPr/>
+            </w:pPr>
+            <w:r>
+              <w:rPr/>
+              <w:t>FF</w:t>
+            </w:r>
+          </w:p>
+        </w:tc>
+        <w:tc>
+          <w:tcPr>
+            <w:tcW w:w="2497" w:type="dxa"/>
+            <w:tcBorders>
+              <w:left w:val="single" w:sz="4" w:space="0" w:color="000000"/>
+              <w:bottom w:val="single" w:sz="4" w:space="0" w:color="000000"/>
+            </w:tcBorders>
+          </w:tcPr>
+          <w:p>
+            <w:pPr>
+              <w:pStyle w:val="TableContents"/>
+              <w:widowControl w:val="false"/>
+              <w:rPr/>
+            </w:pPr>
+            <w:r>
+              <w:rPr/>
+              <w:t>A1 1F 06 nn vv […]</w:t>
+            </w:r>
+          </w:p>
+        </w:tc>
+        <w:tc>
+          <w:tcPr>
+            <w:tcW w:w="4277" w:type="dxa"/>
+            <w:tcBorders>
+              <w:left w:val="single" w:sz="4" w:space="0" w:color="000000"/>
+              <w:bottom w:val="single" w:sz="4" w:space="0" w:color="000000"/>
+              <w:right w:val="single" w:sz="4" w:space="0" w:color="000000"/>
+            </w:tcBorders>
+          </w:tcPr>
+          <w:p>
+            <w:pPr>
+              <w:pStyle w:val="TableContents"/>
+              <w:suppressAutoHyphens w:val="true"/>
+              <w:bidi w:val="0"/>
+              <w:spacing w:before="0" w:after="0"/>
+              <w:jc w:val="left"/>
+              <w:rPr>
+                <w:rFonts w:ascii="Arial" w:hAnsi="Arial" w:eastAsia="Noto Serif CJK SC" w:cs="Mangal"/>
+                <w:color w:val="auto"/>
+                <w:kern w:val="2"/>
+                <w:sz w:val="16"/>
+                <w:szCs w:val="16"/>
+                <w:lang w:val="en-US" w:eastAsia="zh-CN" w:bidi="hi-IN"/>
+              </w:rPr>
+            </w:pPr>
+            <w:r>
+              <w:rPr>
+                <w:rFonts w:eastAsia="Noto Serif CJK SC" w:cs="Mangal"/>
+                <w:color w:val="auto"/>
+                <w:kern w:val="2"/>
+                <w:sz w:val="16"/>
+                <w:szCs w:val="16"/>
+                <w:lang w:val="en-US" w:eastAsia="zh-CN" w:bidi="hi-IN"/>
+              </w:rPr>
+              <w:t>Battery voltage. Byte nn defines number of decimal places (bytes 7-4) and number of bytes (bits 2-0).</w:t>
+            </w:r>
+          </w:p>
+        </w:tc>
+      </w:tr>
+      <w:tr>
+        <w:trPr/>
+        <w:tc>
+          <w:tcPr>
+            <w:tcW w:w="952" w:type="dxa"/>
+            <w:tcBorders>
+              <w:left w:val="single" w:sz="4" w:space="0" w:color="000000"/>
+              <w:bottom w:val="single" w:sz="4" w:space="0" w:color="000000"/>
+            </w:tcBorders>
+          </w:tcPr>
+          <w:p>
+            <w:pPr>
+              <w:pStyle w:val="TableContents"/>
+              <w:widowControl w:val="false"/>
+              <w:rPr/>
+            </w:pPr>
+            <w:r>
+              <w:rPr/>
+              <w:t>57</w:t>
+            </w:r>
+          </w:p>
+        </w:tc>
+        <w:tc>
+          <w:tcPr>
+            <w:tcW w:w="821" w:type="dxa"/>
+            <w:tcBorders>
+              <w:left w:val="single" w:sz="4" w:space="0" w:color="000000"/>
+              <w:bottom w:val="single" w:sz="4" w:space="0" w:color="000000"/>
+            </w:tcBorders>
+          </w:tcPr>
+          <w:p>
+            <w:pPr>
+              <w:pStyle w:val="TableContents"/>
+              <w:widowControl w:val="false"/>
+              <w:rPr/>
+            </w:pPr>
+            <w:r>
+              <w:rPr/>
+              <w:t>Varies</w:t>
+            </w:r>
+          </w:p>
+        </w:tc>
+        <w:tc>
+          <w:tcPr>
+            <w:tcW w:w="1425" w:type="dxa"/>
+            <w:tcBorders>
+              <w:left w:val="single" w:sz="4" w:space="0" w:color="000000"/>
+              <w:bottom w:val="single" w:sz="4" w:space="0" w:color="000000"/>
+            </w:tcBorders>
+          </w:tcPr>
+          <w:p>
+            <w:pPr>
+              <w:pStyle w:val="TableContents"/>
+              <w:widowControl w:val="false"/>
+              <w:rPr/>
+            </w:pPr>
+            <w:r>
+              <w:rPr/>
+              <w:t>FF</w:t>
+            </w:r>
+          </w:p>
+        </w:tc>
+        <w:tc>
+          <w:tcPr>
+            <w:tcW w:w="2497" w:type="dxa"/>
+            <w:tcBorders>
+              <w:left w:val="single" w:sz="4" w:space="0" w:color="000000"/>
+              <w:bottom w:val="single" w:sz="4" w:space="0" w:color="000000"/>
+            </w:tcBorders>
+          </w:tcPr>
+          <w:p>
+            <w:pPr>
+              <w:pStyle w:val="TableContents"/>
+              <w:widowControl w:val="false"/>
+              <w:rPr/>
+            </w:pPr>
+            <w:r>
+              <w:rPr/>
+              <w:t>A1 1F 07 nn rr […]</w:t>
+            </w:r>
+          </w:p>
+        </w:tc>
+        <w:tc>
+          <w:tcPr>
+            <w:tcW w:w="4277" w:type="dxa"/>
+            <w:tcBorders>
+              <w:left w:val="single" w:sz="4" w:space="0" w:color="000000"/>
+              <w:bottom w:val="single" w:sz="4" w:space="0" w:color="000000"/>
+              <w:right w:val="single" w:sz="4" w:space="0" w:color="000000"/>
+            </w:tcBorders>
+          </w:tcPr>
+          <w:p>
+            <w:pPr>
+              <w:pStyle w:val="TableContents"/>
+              <w:suppressAutoHyphens w:val="true"/>
+              <w:bidi w:val="0"/>
+              <w:spacing w:before="0" w:after="0"/>
+              <w:jc w:val="left"/>
+              <w:rPr>
+                <w:rFonts w:ascii="Arial" w:hAnsi="Arial" w:eastAsia="Noto Serif CJK SC" w:cs="Mangal"/>
+                <w:color w:val="auto"/>
+                <w:kern w:val="2"/>
+                <w:sz w:val="16"/>
+                <w:szCs w:val="16"/>
+                <w:lang w:val="en-US" w:eastAsia="zh-CN" w:bidi="hi-IN"/>
+              </w:rPr>
+            </w:pPr>
+            <w:r>
+              <w:rPr>
+                <w:rFonts w:eastAsia="Noto Serif CJK SC" w:cs="Mangal"/>
+                <w:color w:val="auto"/>
+                <w:kern w:val="2"/>
+                <w:sz w:val="16"/>
+                <w:szCs w:val="16"/>
+                <w:lang w:val="en-US" w:eastAsia="zh-CN" w:bidi="hi-IN"/>
+              </w:rPr>
+              <w:t>Vehicle range. Byte nn defines units (bit 7 is high if miles), number of decimal places (bits 6-4), and number of bytes (bits 2-0).</w:t>
+            </w:r>
+          </w:p>
+        </w:tc>
+      </w:tr>
+      <w:tr>
+        <w:trPr/>
+        <w:tc>
+          <w:tcPr>
+            <w:tcW w:w="952" w:type="dxa"/>
+            <w:tcBorders>
+              <w:left w:val="single" w:sz="4" w:space="0" w:color="000000"/>
+              <w:bottom w:val="single" w:sz="4" w:space="0" w:color="000000"/>
+            </w:tcBorders>
+          </w:tcPr>
+          <w:p>
+            <w:pPr>
+              <w:pStyle w:val="TableContents"/>
+              <w:widowControl w:val="false"/>
+              <w:rPr/>
+            </w:pPr>
+            <w:r>
+              <w:rPr/>
+              <w:t>57</w:t>
+            </w:r>
+          </w:p>
+        </w:tc>
+        <w:tc>
+          <w:tcPr>
+            <w:tcW w:w="821" w:type="dxa"/>
+            <w:tcBorders>
+              <w:left w:val="single" w:sz="4" w:space="0" w:color="000000"/>
+              <w:bottom w:val="single" w:sz="4" w:space="0" w:color="000000"/>
+            </w:tcBorders>
+          </w:tcPr>
+          <w:p>
+            <w:pPr>
+              <w:pStyle w:val="TableContents"/>
+              <w:widowControl w:val="false"/>
+              <w:rPr/>
+            </w:pPr>
+            <w:r>
+              <w:rPr/>
+              <w:t>Varies</w:t>
+            </w:r>
+          </w:p>
+        </w:tc>
+        <w:tc>
+          <w:tcPr>
+            <w:tcW w:w="1425" w:type="dxa"/>
+            <w:tcBorders>
+              <w:left w:val="single" w:sz="4" w:space="0" w:color="000000"/>
+              <w:bottom w:val="single" w:sz="4" w:space="0" w:color="000000"/>
+            </w:tcBorders>
+          </w:tcPr>
+          <w:p>
+            <w:pPr>
+              <w:pStyle w:val="TableContents"/>
+              <w:widowControl w:val="false"/>
+              <w:rPr/>
+            </w:pPr>
+            <w:r>
+              <w:rPr/>
+              <w:t>FF</w:t>
+            </w:r>
+          </w:p>
+        </w:tc>
+        <w:tc>
+          <w:tcPr>
+            <w:tcW w:w="2497" w:type="dxa"/>
+            <w:tcBorders>
+              <w:left w:val="single" w:sz="4" w:space="0" w:color="000000"/>
+              <w:bottom w:val="single" w:sz="4" w:space="0" w:color="000000"/>
+            </w:tcBorders>
+          </w:tcPr>
+          <w:p>
+            <w:pPr>
+              <w:pStyle w:val="TableContents"/>
+              <w:widowControl w:val="false"/>
+              <w:rPr/>
+            </w:pPr>
+            <w:r>
+              <w:rPr/>
+              <w:t>A1 1F 08 nn mm […]</w:t>
+            </w:r>
+          </w:p>
+        </w:tc>
+        <w:tc>
+          <w:tcPr>
+            <w:tcW w:w="4277" w:type="dxa"/>
+            <w:tcBorders>
+              <w:left w:val="single" w:sz="4" w:space="0" w:color="000000"/>
+              <w:bottom w:val="single" w:sz="4" w:space="0" w:color="000000"/>
+              <w:right w:val="single" w:sz="4" w:space="0" w:color="000000"/>
+            </w:tcBorders>
+          </w:tcPr>
+          <w:p>
+            <w:pPr>
+              <w:pStyle w:val="TableContents"/>
+              <w:suppressAutoHyphens w:val="true"/>
+              <w:bidi w:val="0"/>
+              <w:spacing w:before="0" w:after="0"/>
+              <w:jc w:val="left"/>
+              <w:rPr>
+                <w:rFonts w:ascii="Arial" w:hAnsi="Arial" w:eastAsia="Noto Serif CJK SC" w:cs="Mangal"/>
+                <w:color w:val="auto"/>
+                <w:kern w:val="2"/>
+                <w:sz w:val="16"/>
+                <w:szCs w:val="16"/>
+                <w:lang w:val="en-US" w:eastAsia="zh-CN" w:bidi="hi-IN"/>
+              </w:rPr>
+            </w:pPr>
+            <w:r>
+              <w:rPr>
+                <w:rFonts w:eastAsia="Noto Serif CJK SC" w:cs="Mangal"/>
+                <w:color w:val="auto"/>
+                <w:kern w:val="2"/>
+                <w:sz w:val="16"/>
+                <w:szCs w:val="16"/>
+                <w:lang w:val="en-US" w:eastAsia="zh-CN" w:bidi="hi-IN"/>
+              </w:rPr>
+              <w:t>Instantaneous fuel economy. Byte nn defines units (bits 7 and 6 are defined as follows: 11 indicates Imperial mpg, 10 indicates US mpg, 01 indicates km/L, 00 indicates L/100km), bit 5 is high if the fuel economy is undefined, remaining bits define number of decimal places.</w:t>
+            </w:r>
+          </w:p>
+        </w:tc>
+      </w:tr>
+      <w:tr>
+        <w:trPr/>
+        <w:tc>
+          <w:tcPr>
+            <w:tcW w:w="952" w:type="dxa"/>
+            <w:tcBorders>
+              <w:left w:val="single" w:sz="4" w:space="0" w:color="000000"/>
+              <w:bottom w:val="single" w:sz="4" w:space="0" w:color="000000"/>
+            </w:tcBorders>
+          </w:tcPr>
+          <w:p>
+            <w:pPr>
+              <w:pStyle w:val="TableContents"/>
+              <w:widowControl w:val="false"/>
+              <w:rPr/>
+            </w:pPr>
+            <w:r>
+              <w:rPr/>
+              <w:t>57</w:t>
+            </w:r>
+          </w:p>
+        </w:tc>
+        <w:tc>
+          <w:tcPr>
+            <w:tcW w:w="821" w:type="dxa"/>
+            <w:tcBorders>
+              <w:left w:val="single" w:sz="4" w:space="0" w:color="000000"/>
+              <w:bottom w:val="single" w:sz="4" w:space="0" w:color="000000"/>
+            </w:tcBorders>
+          </w:tcPr>
+          <w:p>
+            <w:pPr>
+              <w:pStyle w:val="TableContents"/>
+              <w:widowControl w:val="false"/>
+              <w:rPr/>
+            </w:pPr>
+            <w:r>
+              <w:rPr/>
+              <w:t>Varies</w:t>
+            </w:r>
+          </w:p>
+        </w:tc>
+        <w:tc>
+          <w:tcPr>
+            <w:tcW w:w="1425" w:type="dxa"/>
+            <w:tcBorders>
+              <w:left w:val="single" w:sz="4" w:space="0" w:color="000000"/>
+              <w:bottom w:val="single" w:sz="4" w:space="0" w:color="000000"/>
+            </w:tcBorders>
+          </w:tcPr>
+          <w:p>
+            <w:pPr>
+              <w:pStyle w:val="TableContents"/>
+              <w:widowControl w:val="false"/>
+              <w:rPr/>
+            </w:pPr>
+            <w:r>
+              <w:rPr/>
+              <w:t>FF</w:t>
+            </w:r>
+          </w:p>
+        </w:tc>
+        <w:tc>
+          <w:tcPr>
+            <w:tcW w:w="2497" w:type="dxa"/>
+            <w:tcBorders>
+              <w:left w:val="single" w:sz="4" w:space="0" w:color="000000"/>
+              <w:bottom w:val="single" w:sz="4" w:space="0" w:color="000000"/>
+            </w:tcBorders>
+          </w:tcPr>
+          <w:p>
+            <w:pPr>
+              <w:pStyle w:val="TableContents"/>
+              <w:widowControl w:val="false"/>
+              <w:rPr/>
+            </w:pPr>
+            <w:r>
+              <w:rPr/>
+              <w:t>A1 1F 09 nn mm […]</w:t>
+            </w:r>
+          </w:p>
+        </w:tc>
+        <w:tc>
+          <w:tcPr>
+            <w:tcW w:w="4277" w:type="dxa"/>
+            <w:tcBorders>
+              <w:left w:val="single" w:sz="4" w:space="0" w:color="000000"/>
+              <w:bottom w:val="single" w:sz="4" w:space="0" w:color="000000"/>
+              <w:right w:val="single" w:sz="4" w:space="0" w:color="000000"/>
+            </w:tcBorders>
+          </w:tcPr>
+          <w:p>
+            <w:pPr>
+              <w:pStyle w:val="TableContents"/>
+              <w:suppressAutoHyphens w:val="true"/>
+              <w:bidi w:val="0"/>
+              <w:spacing w:before="0" w:after="0"/>
+              <w:jc w:val="left"/>
+              <w:rPr>
+                <w:rFonts w:ascii="Arial" w:hAnsi="Arial" w:eastAsia="Noto Serif CJK SC" w:cs="Mangal"/>
+                <w:color w:val="auto"/>
+                <w:kern w:val="2"/>
+                <w:sz w:val="16"/>
+                <w:szCs w:val="16"/>
+                <w:lang w:val="en-US" w:eastAsia="zh-CN" w:bidi="hi-IN"/>
+              </w:rPr>
+            </w:pPr>
+            <w:r>
+              <w:rPr>
+                <w:rFonts w:eastAsia="Noto Serif CJK SC" w:cs="Mangal"/>
+                <w:color w:val="auto"/>
+                <w:kern w:val="2"/>
+                <w:sz w:val="16"/>
+                <w:szCs w:val="16"/>
+                <w:lang w:val="en-US" w:eastAsia="zh-CN" w:bidi="hi-IN"/>
+              </w:rPr>
+              <w:t>Average fuel economy, defined as above.</w:t>
+            </w:r>
+          </w:p>
+        </w:tc>
+      </w:tr>
+      <w:tr>
+        <w:trPr/>
+        <w:tc>
+          <w:tcPr>
+            <w:tcW w:w="952" w:type="dxa"/>
+            <w:tcBorders>
+              <w:left w:val="single" w:sz="4" w:space="0" w:color="000000"/>
+              <w:bottom w:val="single" w:sz="4" w:space="0" w:color="000000"/>
+            </w:tcBorders>
+          </w:tcPr>
+          <w:p>
+            <w:pPr>
+              <w:pStyle w:val="TableContents"/>
+              <w:widowControl w:val="false"/>
+              <w:rPr/>
+            </w:pPr>
+            <w:r>
+              <w:rPr/>
+              <w:t>57</w:t>
+            </w:r>
+          </w:p>
+        </w:tc>
+        <w:tc>
+          <w:tcPr>
+            <w:tcW w:w="821" w:type="dxa"/>
+            <w:tcBorders>
+              <w:left w:val="single" w:sz="4" w:space="0" w:color="000000"/>
+              <w:bottom w:val="single" w:sz="4" w:space="0" w:color="000000"/>
+            </w:tcBorders>
+          </w:tcPr>
+          <w:p>
+            <w:pPr>
+              <w:pStyle w:val="TableContents"/>
+              <w:widowControl w:val="false"/>
+              <w:rPr/>
+            </w:pPr>
+            <w:r>
+              <w:rPr/>
+              <w:t>Varies</w:t>
+            </w:r>
+          </w:p>
+        </w:tc>
+        <w:tc>
+          <w:tcPr>
+            <w:tcW w:w="1425" w:type="dxa"/>
+            <w:tcBorders>
+              <w:left w:val="single" w:sz="4" w:space="0" w:color="000000"/>
+              <w:bottom w:val="single" w:sz="4" w:space="0" w:color="000000"/>
+            </w:tcBorders>
+          </w:tcPr>
+          <w:p>
+            <w:pPr>
+              <w:pStyle w:val="TableContents"/>
+              <w:widowControl w:val="false"/>
+              <w:rPr/>
+            </w:pPr>
+            <w:r>
+              <w:rPr/>
+              <w:t>FF</w:t>
+            </w:r>
+          </w:p>
+        </w:tc>
+        <w:tc>
+          <w:tcPr>
+            <w:tcW w:w="2497" w:type="dxa"/>
+            <w:tcBorders>
+              <w:left w:val="single" w:sz="4" w:space="0" w:color="000000"/>
+              <w:bottom w:val="single" w:sz="4" w:space="0" w:color="000000"/>
+            </w:tcBorders>
+          </w:tcPr>
+          <w:p>
+            <w:pPr>
+              <w:pStyle w:val="TableContents"/>
+              <w:widowControl w:val="false"/>
+              <w:rPr/>
+            </w:pPr>
+            <w:r>
+              <w:rPr/>
+              <w:t>A1 1F 0A nn mm […]</w:t>
+            </w:r>
+          </w:p>
+        </w:tc>
+        <w:tc>
+          <w:tcPr>
+            <w:tcW w:w="4277" w:type="dxa"/>
+            <w:tcBorders>
+              <w:left w:val="single" w:sz="4" w:space="0" w:color="000000"/>
+              <w:bottom w:val="single" w:sz="4" w:space="0" w:color="000000"/>
+              <w:right w:val="single" w:sz="4" w:space="0" w:color="000000"/>
+            </w:tcBorders>
+          </w:tcPr>
+          <w:p>
+            <w:pPr>
+              <w:pStyle w:val="TableContents"/>
+              <w:suppressAutoHyphens w:val="true"/>
+              <w:bidi w:val="0"/>
+              <w:spacing w:before="0" w:after="0"/>
+              <w:jc w:val="left"/>
+              <w:rPr>
+                <w:rFonts w:ascii="Arial" w:hAnsi="Arial" w:eastAsia="Noto Serif CJK SC" w:cs="Mangal"/>
+                <w:color w:val="auto"/>
+                <w:kern w:val="2"/>
+                <w:sz w:val="16"/>
+                <w:szCs w:val="16"/>
+                <w:lang w:val="en-US" w:eastAsia="zh-CN" w:bidi="hi-IN"/>
+              </w:rPr>
+            </w:pPr>
+            <w:r>
+              <w:rPr>
+                <w:rFonts w:eastAsia="Noto Serif CJK SC" w:cs="Mangal"/>
+                <w:color w:val="auto"/>
+                <w:kern w:val="2"/>
+                <w:sz w:val="16"/>
+                <w:szCs w:val="16"/>
+                <w:lang w:val="en-US" w:eastAsia="zh-CN" w:bidi="hi-IN"/>
+              </w:rPr>
+              <w:t>Trip timer. Byte nn defines whether this is given in seconds or minutes- bit 7 is high if minutes. Other bits define byte count.</w:t>
+            </w:r>
+          </w:p>
+        </w:tc>
+      </w:tr>
+      <w:tr>
+        <w:trPr/>
+        <w:tc>
+          <w:tcPr>
+            <w:tcW w:w="952" w:type="dxa"/>
+            <w:tcBorders>
+              <w:left w:val="single" w:sz="4" w:space="0" w:color="000000"/>
+              <w:bottom w:val="single" w:sz="4" w:space="0" w:color="000000"/>
+            </w:tcBorders>
+          </w:tcPr>
+          <w:p>
+            <w:pPr>
+              <w:pStyle w:val="TableContents"/>
+              <w:widowControl w:val="false"/>
+              <w:rPr/>
+            </w:pPr>
+            <w:r>
+              <w:rPr/>
+              <w:t>57</w:t>
+            </w:r>
+          </w:p>
+        </w:tc>
+        <w:tc>
+          <w:tcPr>
+            <w:tcW w:w="821" w:type="dxa"/>
+            <w:tcBorders>
+              <w:left w:val="single" w:sz="4" w:space="0" w:color="000000"/>
+              <w:bottom w:val="single" w:sz="4" w:space="0" w:color="000000"/>
+            </w:tcBorders>
+          </w:tcPr>
+          <w:p>
+            <w:pPr>
+              <w:pStyle w:val="TableContents"/>
+              <w:widowControl w:val="false"/>
+              <w:rPr/>
+            </w:pPr>
+            <w:r>
+              <w:rPr/>
+              <w:t>Varies</w:t>
+            </w:r>
+          </w:p>
+        </w:tc>
+        <w:tc>
+          <w:tcPr>
+            <w:tcW w:w="1425" w:type="dxa"/>
+            <w:tcBorders>
+              <w:left w:val="single" w:sz="4" w:space="0" w:color="000000"/>
+              <w:bottom w:val="single" w:sz="4" w:space="0" w:color="000000"/>
+            </w:tcBorders>
+          </w:tcPr>
+          <w:p>
+            <w:pPr>
+              <w:pStyle w:val="TableContents"/>
+              <w:widowControl w:val="false"/>
+              <w:rPr/>
+            </w:pPr>
+            <w:r>
+              <w:rPr/>
+              <w:t>FF</w:t>
+            </w:r>
+          </w:p>
+        </w:tc>
+        <w:tc>
+          <w:tcPr>
+            <w:tcW w:w="2497" w:type="dxa"/>
+            <w:tcBorders>
+              <w:left w:val="single" w:sz="4" w:space="0" w:color="000000"/>
+              <w:bottom w:val="single" w:sz="4" w:space="0" w:color="000000"/>
+            </w:tcBorders>
+          </w:tcPr>
+          <w:p>
+            <w:pPr>
+              <w:pStyle w:val="TableContents"/>
+              <w:widowControl w:val="false"/>
+              <w:rPr/>
+            </w:pPr>
+            <w:r>
+              <w:rPr/>
+              <w:t>A1 1F 0B nn dd […]</w:t>
+            </w:r>
+          </w:p>
+        </w:tc>
+        <w:tc>
+          <w:tcPr>
+            <w:tcW w:w="4277" w:type="dxa"/>
+            <w:tcBorders>
+              <w:left w:val="single" w:sz="4" w:space="0" w:color="000000"/>
+              <w:bottom w:val="single" w:sz="4" w:space="0" w:color="000000"/>
+              <w:right w:val="single" w:sz="4" w:space="0" w:color="000000"/>
+            </w:tcBorders>
+          </w:tcPr>
+          <w:p>
+            <w:pPr>
+              <w:pStyle w:val="TableContents"/>
+              <w:suppressAutoHyphens w:val="true"/>
+              <w:bidi w:val="0"/>
+              <w:spacing w:before="0" w:after="0"/>
+              <w:jc w:val="left"/>
+              <w:rPr>
+                <w:rFonts w:ascii="Arial" w:hAnsi="Arial" w:eastAsia="Noto Serif CJK SC" w:cs="Mangal"/>
+                <w:color w:val="auto"/>
+                <w:kern w:val="2"/>
+                <w:sz w:val="16"/>
+                <w:szCs w:val="16"/>
+                <w:lang w:val="en-US" w:eastAsia="zh-CN" w:bidi="hi-IN"/>
+              </w:rPr>
+            </w:pPr>
+            <w:r>
+              <w:rPr>
+                <w:rFonts w:eastAsia="Noto Serif CJK SC" w:cs="Mangal"/>
+                <w:color w:val="auto"/>
+                <w:kern w:val="2"/>
+                <w:sz w:val="16"/>
+                <w:szCs w:val="16"/>
+                <w:lang w:val="en-US" w:eastAsia="zh-CN" w:bidi="hi-IN"/>
+              </w:rPr>
+              <w:t>Trip distance. Byte nn defines units (bit 7 is high if miles), number of decimal places (bits 6-4), and number of bytes (bits 3-0).</w:t>
+            </w:r>
+          </w:p>
+        </w:tc>
+      </w:tr>
+      <w:tr>
+        <w:trPr/>
+        <w:tc>
+          <w:tcPr>
+            <w:tcW w:w="952" w:type="dxa"/>
+            <w:tcBorders>
+              <w:left w:val="single" w:sz="4" w:space="0" w:color="000000"/>
+              <w:bottom w:val="single" w:sz="4" w:space="0" w:color="000000"/>
+            </w:tcBorders>
+          </w:tcPr>
+          <w:p>
+            <w:pPr>
+              <w:pStyle w:val="TableContents"/>
+              <w:widowControl w:val="false"/>
+              <w:rPr/>
+            </w:pPr>
+            <w:r>
+              <w:rPr/>
+              <w:t>57</w:t>
+            </w:r>
+          </w:p>
+        </w:tc>
+        <w:tc>
+          <w:tcPr>
+            <w:tcW w:w="821" w:type="dxa"/>
+            <w:tcBorders>
+              <w:left w:val="single" w:sz="4" w:space="0" w:color="000000"/>
+              <w:bottom w:val="single" w:sz="4" w:space="0" w:color="000000"/>
+            </w:tcBorders>
+          </w:tcPr>
+          <w:p>
+            <w:pPr>
+              <w:pStyle w:val="TableContents"/>
+              <w:widowControl w:val="false"/>
+              <w:rPr/>
+            </w:pPr>
+            <w:r>
+              <w:rPr/>
+              <w:t>Varies</w:t>
+            </w:r>
+          </w:p>
+        </w:tc>
+        <w:tc>
+          <w:tcPr>
+            <w:tcW w:w="1425" w:type="dxa"/>
+            <w:tcBorders>
+              <w:left w:val="single" w:sz="4" w:space="0" w:color="000000"/>
+              <w:bottom w:val="single" w:sz="4" w:space="0" w:color="000000"/>
+            </w:tcBorders>
+          </w:tcPr>
+          <w:p>
+            <w:pPr>
+              <w:pStyle w:val="TableContents"/>
+              <w:widowControl w:val="false"/>
+              <w:rPr/>
+            </w:pPr>
+            <w:r>
+              <w:rPr/>
+              <w:t>FF</w:t>
+            </w:r>
+          </w:p>
+        </w:tc>
+        <w:tc>
+          <w:tcPr>
+            <w:tcW w:w="2497" w:type="dxa"/>
+            <w:tcBorders>
+              <w:left w:val="single" w:sz="4" w:space="0" w:color="000000"/>
+              <w:bottom w:val="single" w:sz="4" w:space="0" w:color="000000"/>
+            </w:tcBorders>
+          </w:tcPr>
+          <w:p>
+            <w:pPr>
+              <w:pStyle w:val="TableContents"/>
+              <w:widowControl w:val="false"/>
+              <w:rPr/>
+            </w:pPr>
+            <w:r>
+              <w:rPr/>
+              <w:t>A1 1F 0C nn ss […]</w:t>
+            </w:r>
+          </w:p>
+        </w:tc>
+        <w:tc>
+          <w:tcPr>
+            <w:tcW w:w="4277" w:type="dxa"/>
+            <w:tcBorders>
+              <w:left w:val="single" w:sz="4" w:space="0" w:color="000000"/>
+              <w:bottom w:val="single" w:sz="4" w:space="0" w:color="000000"/>
+              <w:right w:val="single" w:sz="4" w:space="0" w:color="000000"/>
+            </w:tcBorders>
+          </w:tcPr>
+          <w:p>
+            <w:pPr>
+              <w:pStyle w:val="TableContents"/>
+              <w:suppressAutoHyphens w:val="true"/>
+              <w:bidi w:val="0"/>
+              <w:spacing w:before="0" w:after="0"/>
+              <w:jc w:val="left"/>
+              <w:rPr>
+                <w:rFonts w:ascii="Arial" w:hAnsi="Arial" w:eastAsia="Noto Serif CJK SC" w:cs="Mangal"/>
+                <w:color w:val="auto"/>
+                <w:kern w:val="2"/>
+                <w:sz w:val="16"/>
+                <w:szCs w:val="16"/>
+                <w:lang w:val="en-US" w:eastAsia="zh-CN" w:bidi="hi-IN"/>
+              </w:rPr>
+            </w:pPr>
+            <w:r>
+              <w:rPr>
+                <w:rFonts w:eastAsia="Noto Serif CJK SC" w:cs="Mangal"/>
+                <w:color w:val="auto"/>
+                <w:kern w:val="2"/>
+                <w:sz w:val="16"/>
+                <w:szCs w:val="16"/>
+                <w:lang w:val="en-US" w:eastAsia="zh-CN" w:bidi="hi-IN"/>
+              </w:rPr>
+              <w:t>Cruise set speed. Byte nn defines units (bit 7 is high if mph), number of decimal places (bits 6-4), and number of bytes (bits 3-0).</w:t>
+            </w:r>
+          </w:p>
+        </w:tc>
+      </w:tr>
+      <w:tr>
+        <w:trPr/>
+        <w:tc>
+          <w:tcPr>
+            <w:tcW w:w="952" w:type="dxa"/>
+            <w:tcBorders>
+              <w:left w:val="single" w:sz="4" w:space="0" w:color="000000"/>
+              <w:bottom w:val="single" w:sz="4" w:space="0" w:color="000000"/>
+            </w:tcBorders>
+          </w:tcPr>
+          <w:p>
+            <w:pPr>
+              <w:pStyle w:val="TableContents"/>
+              <w:widowControl w:val="false"/>
+              <w:rPr/>
+            </w:pPr>
+            <w:r>
+              <w:rPr/>
+              <w:t>57</w:t>
+            </w:r>
+          </w:p>
+        </w:tc>
+        <w:tc>
+          <w:tcPr>
+            <w:tcW w:w="821" w:type="dxa"/>
+            <w:tcBorders>
+              <w:left w:val="single" w:sz="4" w:space="0" w:color="000000"/>
+              <w:bottom w:val="single" w:sz="4" w:space="0" w:color="000000"/>
+            </w:tcBorders>
+          </w:tcPr>
+          <w:p>
+            <w:pPr>
+              <w:pStyle w:val="TableContents"/>
+              <w:widowControl w:val="false"/>
+              <w:rPr/>
+            </w:pPr>
+            <w:r>
+              <w:rPr/>
+              <w:t>4</w:t>
+            </w:r>
+          </w:p>
+        </w:tc>
+        <w:tc>
+          <w:tcPr>
+            <w:tcW w:w="1425" w:type="dxa"/>
+            <w:tcBorders>
+              <w:left w:val="single" w:sz="4" w:space="0" w:color="000000"/>
+              <w:bottom w:val="single" w:sz="4" w:space="0" w:color="000000"/>
+            </w:tcBorders>
+          </w:tcPr>
+          <w:p>
+            <w:pPr>
+              <w:pStyle w:val="TableContents"/>
+              <w:widowControl w:val="false"/>
+              <w:rPr/>
+            </w:pPr>
+            <w:r>
+              <w:rPr/>
+              <w:t>FF</w:t>
+            </w:r>
+          </w:p>
+        </w:tc>
+        <w:tc>
+          <w:tcPr>
+            <w:tcW w:w="2497" w:type="dxa"/>
+            <w:tcBorders>
+              <w:left w:val="single" w:sz="4" w:space="0" w:color="000000"/>
+              <w:bottom w:val="single" w:sz="4" w:space="0" w:color="000000"/>
+            </w:tcBorders>
+          </w:tcPr>
+          <w:p>
+            <w:pPr>
+              <w:pStyle w:val="TableContents"/>
+              <w:widowControl w:val="false"/>
+              <w:rPr/>
+            </w:pPr>
+            <w:r>
+              <w:rPr/>
+              <w:t>A1 12 nn gg</w:t>
+            </w:r>
+          </w:p>
+        </w:tc>
+        <w:tc>
+          <w:tcPr>
+            <w:tcW w:w="4277" w:type="dxa"/>
+            <w:tcBorders>
+              <w:left w:val="single" w:sz="4" w:space="0" w:color="000000"/>
+              <w:bottom w:val="single" w:sz="4" w:space="0" w:color="000000"/>
+              <w:right w:val="single" w:sz="4" w:space="0" w:color="000000"/>
+            </w:tcBorders>
+          </w:tcPr>
+          <w:p>
+            <w:pPr>
+              <w:pStyle w:val="TableContents"/>
+              <w:suppressAutoHyphens w:val="true"/>
+              <w:bidi w:val="0"/>
+              <w:spacing w:before="0" w:after="0"/>
+              <w:jc w:val="left"/>
+              <w:rPr>
+                <w:rFonts w:ascii="Arial" w:hAnsi="Arial" w:eastAsia="Noto Serif CJK SC" w:cs="Mangal"/>
+                <w:color w:val="auto"/>
+                <w:kern w:val="2"/>
+                <w:sz w:val="16"/>
+                <w:szCs w:val="16"/>
+                <w:lang w:val="en-US" w:eastAsia="zh-CN" w:bidi="hi-IN"/>
+              </w:rPr>
+            </w:pPr>
+            <w:r>
+              <w:rPr>
+                <w:rFonts w:eastAsia="Noto Serif CJK SC" w:cs="Mangal"/>
+                <w:color w:val="auto"/>
+                <w:kern w:val="2"/>
+                <w:sz w:val="16"/>
+                <w:szCs w:val="16"/>
+                <w:lang w:val="en-US" w:eastAsia="zh-CN" w:bidi="hi-IN"/>
+              </w:rPr>
+              <w:t>Current gear. Byte nn defines the type of transmission:</w:t>
+            </w:r>
+          </w:p>
+          <w:p>
+            <w:pPr>
+              <w:pStyle w:val="TableContents"/>
+              <w:widowControl w:val="false"/>
+              <w:numPr>
+                <w:ilvl w:val="0"/>
+                <w:numId w:val="21"/>
+              </w:numPr>
+              <w:suppressLineNumbers/>
+              <w:suppressAutoHyphens w:val="true"/>
+              <w:bidi w:val="0"/>
+              <w:spacing w:before="0" w:after="0"/>
+              <w:ind w:hanging="180" w:left="360" w:right="540"/>
+              <w:jc w:val="left"/>
+              <w:rPr>
+                <w:rFonts w:ascii="Arial" w:hAnsi="Arial" w:eastAsia="Noto Serif CJK SC" w:cs="Mangal"/>
+                <w:color w:val="auto"/>
+                <w:kern w:val="2"/>
+                <w:sz w:val="16"/>
+                <w:szCs w:val="16"/>
+                <w:lang w:val="en-US" w:eastAsia="zh-CN" w:bidi="hi-IN"/>
+              </w:rPr>
+            </w:pPr>
+            <w:r>
+              <w:rPr>
+                <w:rFonts w:eastAsia="Noto Serif CJK SC" w:cs="Mangal"/>
+                <w:color w:val="auto"/>
+                <w:kern w:val="2"/>
+                <w:sz w:val="16"/>
+                <w:szCs w:val="16"/>
+                <w:lang w:val="en-US" w:eastAsia="zh-CN" w:bidi="hi-IN"/>
+              </w:rPr>
+              <w:t>00: Manual</w:t>
+            </w:r>
+          </w:p>
+          <w:p>
+            <w:pPr>
+              <w:pStyle w:val="TableContents"/>
+              <w:widowControl w:val="false"/>
+              <w:numPr>
+                <w:ilvl w:val="0"/>
+                <w:numId w:val="21"/>
+              </w:numPr>
+              <w:suppressLineNumbers/>
+              <w:suppressAutoHyphens w:val="true"/>
+              <w:bidi w:val="0"/>
+              <w:spacing w:before="0" w:after="0"/>
+              <w:ind w:hanging="180" w:left="360" w:right="540"/>
+              <w:jc w:val="left"/>
+              <w:rPr>
+                <w:rFonts w:ascii="Arial" w:hAnsi="Arial" w:eastAsia="Noto Serif CJK SC" w:cs="Mangal"/>
+                <w:color w:val="auto"/>
+                <w:kern w:val="2"/>
+                <w:sz w:val="16"/>
+                <w:szCs w:val="16"/>
+                <w:lang w:val="en-US" w:eastAsia="zh-CN" w:bidi="hi-IN"/>
+              </w:rPr>
+            </w:pPr>
+            <w:r>
+              <w:rPr>
+                <w:rFonts w:eastAsia="Noto Serif CJK SC" w:cs="Mangal"/>
+                <w:color w:val="auto"/>
+                <w:kern w:val="2"/>
+                <w:sz w:val="16"/>
+                <w:szCs w:val="16"/>
+                <w:lang w:val="en-US" w:eastAsia="zh-CN" w:bidi="hi-IN"/>
+              </w:rPr>
+              <w:t>01: Automatic (traditional)</w:t>
+            </w:r>
+          </w:p>
+          <w:p>
+            <w:pPr>
+              <w:pStyle w:val="TableContents"/>
+              <w:widowControl w:val="false"/>
+              <w:numPr>
+                <w:ilvl w:val="0"/>
+                <w:numId w:val="21"/>
+              </w:numPr>
+              <w:suppressLineNumbers/>
+              <w:suppressAutoHyphens w:val="true"/>
+              <w:bidi w:val="0"/>
+              <w:spacing w:before="0" w:after="0"/>
+              <w:ind w:hanging="180" w:left="360" w:right="540"/>
+              <w:jc w:val="left"/>
+              <w:rPr>
+                <w:rFonts w:ascii="Arial" w:hAnsi="Arial" w:eastAsia="Noto Serif CJK SC" w:cs="Mangal"/>
+                <w:color w:val="auto"/>
+                <w:kern w:val="2"/>
+                <w:sz w:val="16"/>
+                <w:szCs w:val="16"/>
+                <w:lang w:val="en-US" w:eastAsia="zh-CN" w:bidi="hi-IN"/>
+              </w:rPr>
+            </w:pPr>
+            <w:r>
+              <w:rPr>
+                <w:rFonts w:eastAsia="Noto Serif CJK SC" w:cs="Mangal"/>
+                <w:color w:val="auto"/>
+                <w:kern w:val="2"/>
+                <w:sz w:val="16"/>
+                <w:szCs w:val="16"/>
+                <w:lang w:val="en-US" w:eastAsia="zh-CN" w:bidi="hi-IN"/>
+              </w:rPr>
+              <w:t>02: Semiautomatic</w:t>
+            </w:r>
+          </w:p>
+          <w:p>
+            <w:pPr>
+              <w:pStyle w:val="TableContents"/>
+              <w:widowControl w:val="false"/>
+              <w:numPr>
+                <w:ilvl w:val="0"/>
+                <w:numId w:val="21"/>
+              </w:numPr>
+              <w:suppressLineNumbers/>
+              <w:suppressAutoHyphens w:val="true"/>
+              <w:bidi w:val="0"/>
+              <w:spacing w:before="0" w:after="0"/>
+              <w:ind w:hanging="180" w:left="360" w:right="540"/>
+              <w:jc w:val="left"/>
+              <w:rPr>
+                <w:rFonts w:ascii="Arial" w:hAnsi="Arial" w:eastAsia="Noto Serif CJK SC" w:cs="Mangal"/>
+                <w:color w:val="auto"/>
+                <w:kern w:val="2"/>
+                <w:sz w:val="16"/>
+                <w:szCs w:val="16"/>
+                <w:lang w:val="en-US" w:eastAsia="zh-CN" w:bidi="hi-IN"/>
+              </w:rPr>
+            </w:pPr>
+            <w:r>
+              <w:rPr>
+                <w:rFonts w:eastAsia="Noto Serif CJK SC" w:cs="Mangal"/>
+                <w:color w:val="auto"/>
+                <w:kern w:val="2"/>
+                <w:sz w:val="16"/>
+                <w:szCs w:val="16"/>
+                <w:lang w:val="en-US" w:eastAsia="zh-CN" w:bidi="hi-IN"/>
+              </w:rPr>
+              <w:t>03: DCT/DSG</w:t>
+            </w:r>
+          </w:p>
+          <w:p>
+            <w:pPr>
+              <w:pStyle w:val="TableContents"/>
+              <w:widowControl w:val="false"/>
+              <w:numPr>
+                <w:ilvl w:val="0"/>
+                <w:numId w:val="21"/>
+              </w:numPr>
+              <w:suppressLineNumbers/>
+              <w:suppressAutoHyphens w:val="true"/>
+              <w:bidi w:val="0"/>
+              <w:spacing w:before="0" w:after="0"/>
+              <w:ind w:hanging="180" w:left="360" w:right="540"/>
+              <w:jc w:val="left"/>
+              <w:rPr>
+                <w:rFonts w:ascii="Arial" w:hAnsi="Arial" w:eastAsia="Noto Serif CJK SC" w:cs="Mangal"/>
+                <w:color w:val="auto"/>
+                <w:kern w:val="2"/>
+                <w:sz w:val="16"/>
+                <w:szCs w:val="16"/>
+                <w:lang w:val="en-US" w:eastAsia="zh-CN" w:bidi="hi-IN"/>
+              </w:rPr>
+            </w:pPr>
+            <w:r>
+              <w:rPr>
+                <w:rFonts w:eastAsia="Noto Serif CJK SC" w:cs="Mangal"/>
+                <w:color w:val="auto"/>
+                <w:kern w:val="2"/>
+                <w:sz w:val="16"/>
+                <w:szCs w:val="16"/>
+                <w:lang w:val="en-US" w:eastAsia="zh-CN" w:bidi="hi-IN"/>
+              </w:rPr>
+              <w:t>04: SMG</w:t>
+            </w:r>
+          </w:p>
+          <w:p>
+            <w:pPr>
+              <w:pStyle w:val="TableContents"/>
+              <w:widowControl w:val="false"/>
+              <w:numPr>
+                <w:ilvl w:val="0"/>
+                <w:numId w:val="21"/>
+              </w:numPr>
+              <w:suppressLineNumbers/>
+              <w:suppressAutoHyphens w:val="true"/>
+              <w:bidi w:val="0"/>
+              <w:spacing w:before="0" w:after="0"/>
+              <w:ind w:hanging="180" w:left="360" w:right="540"/>
+              <w:jc w:val="left"/>
+              <w:rPr>
+                <w:rFonts w:ascii="Arial" w:hAnsi="Arial" w:eastAsia="Noto Serif CJK SC" w:cs="Mangal"/>
+                <w:color w:val="auto"/>
+                <w:kern w:val="2"/>
+                <w:sz w:val="16"/>
+                <w:szCs w:val="16"/>
+                <w:lang w:val="en-US" w:eastAsia="zh-CN" w:bidi="hi-IN"/>
+              </w:rPr>
+            </w:pPr>
+            <w:r>
+              <w:rPr>
+                <w:rFonts w:eastAsia="Noto Serif CJK SC" w:cs="Mangal"/>
+                <w:color w:val="auto"/>
+                <w:kern w:val="2"/>
+                <w:sz w:val="16"/>
+                <w:szCs w:val="16"/>
+                <w:lang w:val="en-US" w:eastAsia="zh-CN" w:bidi="hi-IN"/>
+              </w:rPr>
+              <w:t>05: CVT</w:t>
+            </w:r>
+          </w:p>
+          <w:p>
+            <w:pPr>
+              <w:pStyle w:val="TableContents"/>
+              <w:widowControl w:val="false"/>
+              <w:numPr>
+                <w:ilvl w:val="0"/>
+                <w:numId w:val="21"/>
+              </w:numPr>
+              <w:suppressLineNumbers/>
+              <w:suppressAutoHyphens w:val="true"/>
+              <w:bidi w:val="0"/>
+              <w:spacing w:before="0" w:after="0"/>
+              <w:ind w:hanging="180" w:left="360" w:right="540"/>
+              <w:jc w:val="left"/>
+              <w:rPr>
+                <w:rFonts w:ascii="Arial" w:hAnsi="Arial" w:eastAsia="Noto Serif CJK SC" w:cs="Mangal"/>
+                <w:color w:val="auto"/>
+                <w:kern w:val="2"/>
+                <w:sz w:val="16"/>
+                <w:szCs w:val="16"/>
+                <w:lang w:val="en-US" w:eastAsia="zh-CN" w:bidi="hi-IN"/>
+              </w:rPr>
+            </w:pPr>
+            <w:r>
+              <w:rPr>
+                <w:rFonts w:eastAsia="Noto Serif CJK SC" w:cs="Mangal"/>
+                <w:color w:val="auto"/>
+                <w:kern w:val="2"/>
+                <w:sz w:val="16"/>
+                <w:szCs w:val="16"/>
+                <w:lang w:val="en-US" w:eastAsia="zh-CN" w:bidi="hi-IN"/>
+              </w:rPr>
+              <w:t>06: IVT</w:t>
+            </w:r>
+          </w:p>
+          <w:p>
+            <w:pPr>
+              <w:pStyle w:val="TableContents"/>
+              <w:widowControl w:val="false"/>
+              <w:numPr>
+                <w:ilvl w:val="0"/>
+                <w:numId w:val="21"/>
+              </w:numPr>
+              <w:suppressLineNumbers/>
+              <w:suppressAutoHyphens w:val="true"/>
+              <w:bidi w:val="0"/>
+              <w:spacing w:before="0" w:after="0"/>
+              <w:ind w:hanging="180" w:left="360" w:right="540"/>
+              <w:jc w:val="left"/>
+              <w:rPr>
+                <w:rFonts w:ascii="Arial" w:hAnsi="Arial" w:eastAsia="Noto Serif CJK SC" w:cs="Mangal"/>
+                <w:color w:val="auto"/>
+                <w:kern w:val="2"/>
+                <w:sz w:val="16"/>
+                <w:szCs w:val="16"/>
+                <w:lang w:val="en-US" w:eastAsia="zh-CN" w:bidi="hi-IN"/>
+              </w:rPr>
+            </w:pPr>
+            <w:r>
+              <w:rPr>
+                <w:rFonts w:eastAsia="Noto Serif CJK SC" w:cs="Mangal"/>
+                <w:color w:val="auto"/>
+                <w:kern w:val="2"/>
+                <w:sz w:val="16"/>
+                <w:szCs w:val="16"/>
+                <w:lang w:val="en-US" w:eastAsia="zh-CN" w:bidi="hi-IN"/>
+              </w:rPr>
+              <w:t>07: eCVT</w:t>
+            </w:r>
+          </w:p>
+          <w:p>
+            <w:pPr>
+              <w:pStyle w:val="TableContents"/>
+              <w:widowControl w:val="false"/>
+              <w:numPr>
+                <w:ilvl w:val="0"/>
+                <w:numId w:val="21"/>
+              </w:numPr>
+              <w:suppressLineNumbers/>
+              <w:suppressAutoHyphens w:val="true"/>
+              <w:bidi w:val="0"/>
+              <w:spacing w:before="0" w:after="0"/>
+              <w:ind w:hanging="180" w:left="360" w:right="540"/>
+              <w:jc w:val="left"/>
+              <w:rPr>
+                <w:rFonts w:ascii="Arial" w:hAnsi="Arial" w:eastAsia="Noto Serif CJK SC" w:cs="Mangal"/>
+                <w:color w:val="auto"/>
+                <w:kern w:val="2"/>
+                <w:sz w:val="16"/>
+                <w:szCs w:val="16"/>
+                <w:lang w:val="en-US" w:eastAsia="zh-CN" w:bidi="hi-IN"/>
+              </w:rPr>
+            </w:pPr>
+            <w:r>
+              <w:rPr>
+                <w:rFonts w:eastAsia="Noto Serif CJK SC" w:cs="Mangal"/>
+                <w:color w:val="auto"/>
+                <w:kern w:val="2"/>
+                <w:sz w:val="16"/>
+                <w:szCs w:val="16"/>
+                <w:lang w:val="en-US" w:eastAsia="zh-CN" w:bidi="hi-IN"/>
+              </w:rPr>
+              <w:t>08: EV Direct Drive</w:t>
+            </w:r>
+          </w:p>
+          <w:p>
+            <w:pPr>
+              <w:pStyle w:val="TableContents"/>
+              <w:widowControl w:val="false"/>
+              <w:numPr>
+                <w:ilvl w:val="0"/>
+                <w:numId w:val="21"/>
+              </w:numPr>
+              <w:suppressLineNumbers/>
+              <w:suppressAutoHyphens w:val="true"/>
+              <w:bidi w:val="0"/>
+              <w:spacing w:before="0" w:after="0"/>
+              <w:ind w:hanging="180" w:left="360" w:right="540"/>
+              <w:jc w:val="left"/>
+              <w:rPr>
+                <w:rFonts w:ascii="Arial" w:hAnsi="Arial" w:eastAsia="Noto Serif CJK SC" w:cs="Mangal"/>
+                <w:color w:val="auto"/>
+                <w:kern w:val="2"/>
+                <w:sz w:val="16"/>
+                <w:szCs w:val="16"/>
+                <w:lang w:val="en-US" w:eastAsia="zh-CN" w:bidi="hi-IN"/>
+              </w:rPr>
+            </w:pPr>
+            <w:r>
+              <w:rPr>
+                <w:rFonts w:eastAsia="Noto Serif CJK SC" w:cs="Mangal"/>
+                <w:color w:val="auto"/>
+                <w:kern w:val="2"/>
+                <w:sz w:val="16"/>
+                <w:szCs w:val="16"/>
+                <w:lang w:val="en-US" w:eastAsia="zh-CN" w:bidi="hi-IN"/>
+              </w:rPr>
+              <w:t>09: Direct Drive with Engine Clutch (series-parallel hybrid)</w:t>
+            </w:r>
+          </w:p>
+          <w:p>
+            <w:pPr>
+              <w:pStyle w:val="TableContents"/>
+              <w:widowControl w:val="false"/>
+              <w:suppressLineNumbers/>
+              <w:suppressAutoHyphens w:val="true"/>
+              <w:bidi w:val="0"/>
+              <w:spacing w:before="0" w:after="0"/>
+              <w:ind w:hanging="180" w:left="360" w:right="540"/>
+              <w:jc w:val="left"/>
+              <w:rPr>
+                <w:rFonts w:ascii="Arial" w:hAnsi="Arial" w:eastAsia="Noto Serif CJK SC" w:cs="Mangal"/>
+                <w:color w:val="auto"/>
+                <w:kern w:val="2"/>
+                <w:sz w:val="16"/>
+                <w:szCs w:val="16"/>
+                <w:lang w:val="en-US" w:eastAsia="zh-CN" w:bidi="hi-IN"/>
+              </w:rPr>
+            </w:pPr>
+            <w:r>
+              <w:rPr>
+                <w:rFonts w:eastAsia="Noto Serif CJK SC" w:cs="Mangal"/>
+                <w:color w:val="auto"/>
+                <w:kern w:val="2"/>
+                <w:sz w:val="16"/>
+                <w:szCs w:val="16"/>
+                <w:lang w:val="en-US" w:eastAsia="zh-CN" w:bidi="hi-IN"/>
+              </w:rPr>
+            </w:r>
+          </w:p>
+          <w:p>
+            <w:pPr>
+              <w:pStyle w:val="TableContents"/>
+              <w:widowControl w:val="false"/>
+              <w:suppressLineNumbers/>
+              <w:suppressAutoHyphens w:val="true"/>
+              <w:bidi w:val="0"/>
+              <w:spacing w:before="0" w:after="0"/>
+              <w:ind w:hanging="0" w:left="0" w:right="540"/>
+              <w:jc w:val="left"/>
+              <w:rPr>
+                <w:rFonts w:ascii="Arial" w:hAnsi="Arial" w:eastAsia="Noto Serif CJK SC" w:cs="Mangal"/>
+                <w:color w:val="auto"/>
+                <w:kern w:val="2"/>
+                <w:sz w:val="16"/>
+                <w:szCs w:val="16"/>
+                <w:lang w:val="en-US" w:eastAsia="zh-CN" w:bidi="hi-IN"/>
+              </w:rPr>
+            </w:pPr>
+            <w:r>
+              <w:rPr>
+                <w:rFonts w:eastAsia="Noto Serif CJK SC" w:cs="Mangal"/>
+                <w:color w:val="auto"/>
+                <w:kern w:val="2"/>
+                <w:sz w:val="16"/>
+                <w:szCs w:val="16"/>
+                <w:lang w:val="en-US" w:eastAsia="zh-CN" w:bidi="hi-IN"/>
+              </w:rPr>
+              <w:t>Byte gg defines the gear- last nibble defines the actual gear number (or ratio percentage with CVT). First nibble:</w:t>
+            </w:r>
+          </w:p>
+          <w:p>
+            <w:pPr>
+              <w:pStyle w:val="TableContents"/>
+              <w:widowControl w:val="false"/>
+              <w:numPr>
+                <w:ilvl w:val="0"/>
+                <w:numId w:val="22"/>
+              </w:numPr>
+              <w:suppressLineNumbers/>
+              <w:suppressAutoHyphens w:val="true"/>
+              <w:bidi w:val="0"/>
+              <w:spacing w:before="0" w:after="0"/>
+              <w:ind w:hanging="180" w:left="360" w:right="180"/>
+              <w:jc w:val="left"/>
+              <w:rPr>
+                <w:rFonts w:ascii="Arial" w:hAnsi="Arial" w:eastAsia="Noto Serif CJK SC" w:cs="Mangal"/>
+                <w:color w:val="auto"/>
+                <w:kern w:val="2"/>
+                <w:sz w:val="16"/>
+                <w:szCs w:val="16"/>
+                <w:lang w:val="en-US" w:eastAsia="zh-CN" w:bidi="hi-IN"/>
+              </w:rPr>
+            </w:pPr>
+            <w:r>
+              <w:rPr>
+                <w:rFonts w:eastAsia="Noto Serif CJK SC" w:cs="Mangal"/>
+                <w:color w:val="auto"/>
+                <w:kern w:val="2"/>
+                <w:sz w:val="16"/>
+                <w:szCs w:val="16"/>
+                <w:lang w:val="en-US" w:eastAsia="zh-CN" w:bidi="hi-IN"/>
+              </w:rPr>
+              <w:t>0: Neutral</w:t>
+            </w:r>
+          </w:p>
+          <w:p>
+            <w:pPr>
+              <w:pStyle w:val="TableContents"/>
+              <w:widowControl w:val="false"/>
+              <w:numPr>
+                <w:ilvl w:val="0"/>
+                <w:numId w:val="22"/>
+              </w:numPr>
+              <w:suppressLineNumbers/>
+              <w:suppressAutoHyphens w:val="true"/>
+              <w:bidi w:val="0"/>
+              <w:spacing w:before="0" w:after="0"/>
+              <w:ind w:hanging="180" w:left="360" w:right="180"/>
+              <w:jc w:val="left"/>
+              <w:rPr>
+                <w:rFonts w:ascii="Arial" w:hAnsi="Arial" w:eastAsia="Noto Serif CJK SC" w:cs="Mangal"/>
+                <w:color w:val="auto"/>
+                <w:kern w:val="2"/>
+                <w:sz w:val="16"/>
+                <w:szCs w:val="16"/>
+                <w:lang w:val="en-US" w:eastAsia="zh-CN" w:bidi="hi-IN"/>
+              </w:rPr>
+            </w:pPr>
+            <w:r>
+              <w:rPr>
+                <w:rFonts w:eastAsia="Noto Serif CJK SC" w:cs="Mangal"/>
+                <w:color w:val="auto"/>
+                <w:kern w:val="2"/>
+                <w:sz w:val="16"/>
+                <w:szCs w:val="16"/>
+                <w:lang w:val="en-US" w:eastAsia="zh-CN" w:bidi="hi-IN"/>
+              </w:rPr>
+              <w:t>1: Drive</w:t>
+            </w:r>
+          </w:p>
+          <w:p>
+            <w:pPr>
+              <w:pStyle w:val="TableContents"/>
+              <w:widowControl w:val="false"/>
+              <w:numPr>
+                <w:ilvl w:val="0"/>
+                <w:numId w:val="22"/>
+              </w:numPr>
+              <w:suppressLineNumbers/>
+              <w:suppressAutoHyphens w:val="true"/>
+              <w:bidi w:val="0"/>
+              <w:spacing w:before="0" w:after="0"/>
+              <w:ind w:hanging="180" w:left="360" w:right="180"/>
+              <w:jc w:val="left"/>
+              <w:rPr>
+                <w:rFonts w:ascii="Arial" w:hAnsi="Arial" w:eastAsia="Noto Serif CJK SC" w:cs="Mangal"/>
+                <w:color w:val="auto"/>
+                <w:kern w:val="2"/>
+                <w:sz w:val="16"/>
+                <w:szCs w:val="16"/>
+                <w:lang w:val="en-US" w:eastAsia="zh-CN" w:bidi="hi-IN"/>
+              </w:rPr>
+            </w:pPr>
+            <w:r>
+              <w:rPr>
+                <w:rFonts w:eastAsia="Noto Serif CJK SC" w:cs="Mangal"/>
+                <w:color w:val="auto"/>
+                <w:kern w:val="2"/>
+                <w:sz w:val="16"/>
+                <w:szCs w:val="16"/>
+                <w:lang w:val="en-US" w:eastAsia="zh-CN" w:bidi="hi-IN"/>
+              </w:rPr>
+              <w:t>2: Reverse</w:t>
+            </w:r>
+          </w:p>
+          <w:p>
+            <w:pPr>
+              <w:pStyle w:val="TableContents"/>
+              <w:widowControl w:val="false"/>
+              <w:numPr>
+                <w:ilvl w:val="0"/>
+                <w:numId w:val="22"/>
+              </w:numPr>
+              <w:suppressLineNumbers/>
+              <w:suppressAutoHyphens w:val="true"/>
+              <w:bidi w:val="0"/>
+              <w:spacing w:before="0" w:after="0"/>
+              <w:ind w:hanging="180" w:left="360" w:right="180"/>
+              <w:jc w:val="left"/>
+              <w:rPr>
+                <w:rFonts w:ascii="Arial" w:hAnsi="Arial" w:eastAsia="Noto Serif CJK SC" w:cs="Mangal"/>
+                <w:color w:val="auto"/>
+                <w:kern w:val="2"/>
+                <w:sz w:val="16"/>
+                <w:szCs w:val="16"/>
+                <w:lang w:val="en-US" w:eastAsia="zh-CN" w:bidi="hi-IN"/>
+              </w:rPr>
+            </w:pPr>
+            <w:r>
+              <w:rPr>
+                <w:rFonts w:eastAsia="Noto Serif CJK SC" w:cs="Mangal"/>
+                <w:color w:val="auto"/>
+                <w:kern w:val="2"/>
+                <w:sz w:val="16"/>
+                <w:szCs w:val="16"/>
+                <w:lang w:val="en-US" w:eastAsia="zh-CN" w:bidi="hi-IN"/>
+              </w:rPr>
+              <w:t>4: Park</w:t>
+            </w:r>
+          </w:p>
+          <w:p>
+            <w:pPr>
+              <w:pStyle w:val="TableContents"/>
+              <w:widowControl w:val="false"/>
+              <w:numPr>
+                <w:ilvl w:val="0"/>
+                <w:numId w:val="22"/>
+              </w:numPr>
+              <w:suppressLineNumbers/>
+              <w:suppressAutoHyphens w:val="true"/>
+              <w:bidi w:val="0"/>
+              <w:spacing w:before="0" w:after="0"/>
+              <w:ind w:hanging="180" w:left="360" w:right="180"/>
+              <w:jc w:val="left"/>
+              <w:rPr>
+                <w:rFonts w:ascii="Arial" w:hAnsi="Arial" w:eastAsia="Noto Serif CJK SC" w:cs="Mangal"/>
+                <w:color w:val="auto"/>
+                <w:kern w:val="2"/>
+                <w:sz w:val="16"/>
+                <w:szCs w:val="16"/>
+                <w:lang w:val="en-US" w:eastAsia="zh-CN" w:bidi="hi-IN"/>
+              </w:rPr>
+            </w:pPr>
+            <w:r>
+              <w:rPr>
+                <w:rFonts w:eastAsia="Noto Serif CJK SC" w:cs="Mangal"/>
+                <w:color w:val="auto"/>
+                <w:kern w:val="2"/>
+                <w:sz w:val="16"/>
+                <w:szCs w:val="16"/>
+                <w:lang w:val="en-US" w:eastAsia="zh-CN" w:bidi="hi-IN"/>
+              </w:rPr>
+              <w:t>8: Low Gear</w:t>
+            </w:r>
+          </w:p>
+          <w:p>
+            <w:pPr>
+              <w:pStyle w:val="TableContents"/>
+              <w:widowControl w:val="false"/>
+              <w:numPr>
+                <w:ilvl w:val="0"/>
+                <w:numId w:val="22"/>
+              </w:numPr>
+              <w:suppressLineNumbers/>
+              <w:suppressAutoHyphens w:val="true"/>
+              <w:bidi w:val="0"/>
+              <w:spacing w:before="0" w:after="0"/>
+              <w:ind w:hanging="180" w:left="360" w:right="180"/>
+              <w:jc w:val="left"/>
+              <w:rPr>
+                <w:rFonts w:ascii="Arial" w:hAnsi="Arial" w:eastAsia="Noto Serif CJK SC" w:cs="Mangal"/>
+                <w:color w:val="auto"/>
+                <w:kern w:val="2"/>
+                <w:sz w:val="16"/>
+                <w:szCs w:val="16"/>
+                <w:lang w:val="en-US" w:eastAsia="zh-CN" w:bidi="hi-IN"/>
+              </w:rPr>
+            </w:pPr>
+            <w:r>
+              <w:rPr>
+                <w:rFonts w:eastAsia="Noto Serif CJK SC" w:cs="Mangal"/>
+                <w:color w:val="auto"/>
+                <w:kern w:val="2"/>
+                <w:sz w:val="16"/>
+                <w:szCs w:val="16"/>
+                <w:lang w:val="en-US" w:eastAsia="zh-CN" w:bidi="hi-IN"/>
+              </w:rPr>
+              <w:t>9: Manual Mode</w:t>
+            </w:r>
+          </w:p>
+          <w:p>
+            <w:pPr>
+              <w:pStyle w:val="TableContents"/>
+              <w:widowControl w:val="false"/>
+              <w:suppressLineNumbers/>
+              <w:suppressAutoHyphens w:val="true"/>
+              <w:bidi w:val="0"/>
+              <w:spacing w:before="0" w:after="0"/>
+              <w:ind w:hanging="0" w:left="0" w:right="180"/>
+              <w:jc w:val="left"/>
+              <w:rPr>
+                <w:rFonts w:ascii="Arial" w:hAnsi="Arial" w:eastAsia="Noto Serif CJK SC" w:cs="Mangal"/>
+                <w:color w:val="auto"/>
+                <w:kern w:val="2"/>
+                <w:sz w:val="16"/>
+                <w:szCs w:val="16"/>
+                <w:lang w:val="en-US" w:eastAsia="zh-CN" w:bidi="hi-IN"/>
+              </w:rPr>
+            </w:pPr>
+            <w:r>
+              <w:rPr>
+                <w:rFonts w:eastAsia="Noto Serif CJK SC" w:cs="Mangal"/>
+                <w:color w:val="auto"/>
+                <w:kern w:val="2"/>
+                <w:sz w:val="16"/>
+                <w:szCs w:val="16"/>
+                <w:lang w:val="en-US" w:eastAsia="zh-CN" w:bidi="hi-IN"/>
+              </w:rPr>
+              <w:t>Obviously, for a manual car, only Reverse and Neutral are used.</w:t>
             </w:r>
           </w:p>
         </w:tc>
@@ -30168,8 +31788,8 @@
       </w:tblPr>
       <w:tblGrid>
         <w:gridCol w:w="952"/>
-        <w:gridCol w:w="833"/>
-        <w:gridCol w:w="1413"/>
+        <w:gridCol w:w="828"/>
+        <w:gridCol w:w="1418"/>
         <w:gridCol w:w="2497"/>
         <w:gridCol w:w="4277"/>
       </w:tblGrid>
@@ -30212,7 +31832,7 @@
         </w:tc>
         <w:tc>
           <w:tcPr>
-            <w:tcW w:w="833" w:type="dxa"/>
+            <w:tcW w:w="828" w:type="dxa"/>
             <w:tcBorders>
               <w:top w:val="single" w:sz="4" w:space="0" w:color="000000"/>
               <w:left w:val="single" w:sz="4" w:space="0" w:color="000000"/>
@@ -30247,7 +31867,7 @@
         </w:tc>
         <w:tc>
           <w:tcPr>
-            <w:tcW w:w="1413" w:type="dxa"/>
+            <w:tcW w:w="1418" w:type="dxa"/>
             <w:tcBorders>
               <w:top w:val="single" w:sz="4" w:space="0" w:color="000000"/>
               <w:left w:val="single" w:sz="4" w:space="0" w:color="000000"/>
@@ -30380,7 +32000,7 @@
         </w:tc>
         <w:tc>
           <w:tcPr>
-            <w:tcW w:w="833" w:type="dxa"/>
+            <w:tcW w:w="828" w:type="dxa"/>
             <w:tcBorders>
               <w:left w:val="single" w:sz="4" w:space="0" w:color="000000"/>
               <w:bottom w:val="single" w:sz="4" w:space="0" w:color="000000"/>
@@ -30404,7 +32024,7 @@
         </w:tc>
         <w:tc>
           <w:tcPr>
-            <w:tcW w:w="1413" w:type="dxa"/>
+            <w:tcW w:w="1418" w:type="dxa"/>
             <w:tcBorders>
               <w:left w:val="single" w:sz="4" w:space="0" w:color="000000"/>
               <w:bottom w:val="single" w:sz="4" w:space="0" w:color="000000"/>
@@ -30560,7 +32180,7 @@
         </w:tc>
         <w:tc>
           <w:tcPr>
-            <w:tcW w:w="833" w:type="dxa"/>
+            <w:tcW w:w="828" w:type="dxa"/>
             <w:tcBorders>
               <w:left w:val="single" w:sz="4" w:space="0" w:color="000000"/>
               <w:bottom w:val="single" w:sz="4" w:space="0" w:color="000000"/>
@@ -30584,7 +32204,7 @@
         </w:tc>
         <w:tc>
           <w:tcPr>
-            <w:tcW w:w="1413" w:type="dxa"/>
+            <w:tcW w:w="1418" w:type="dxa"/>
             <w:tcBorders>
               <w:left w:val="single" w:sz="4" w:space="0" w:color="000000"/>
               <w:bottom w:val="single" w:sz="4" w:space="0" w:color="000000"/>
@@ -30692,7 +32312,7 @@
         </w:tc>
         <w:tc>
           <w:tcPr>
-            <w:tcW w:w="833" w:type="dxa"/>
+            <w:tcW w:w="828" w:type="dxa"/>
             <w:tcBorders>
               <w:left w:val="single" w:sz="4" w:space="0" w:color="000000"/>
               <w:bottom w:val="single" w:sz="4" w:space="0" w:color="000000"/>
@@ -30716,7 +32336,7 @@
         </w:tc>
         <w:tc>
           <w:tcPr>
-            <w:tcW w:w="1413" w:type="dxa"/>
+            <w:tcW w:w="1418" w:type="dxa"/>
             <w:tcBorders>
               <w:left w:val="single" w:sz="4" w:space="0" w:color="000000"/>
               <w:bottom w:val="single" w:sz="4" w:space="0" w:color="000000"/>
@@ -30824,7 +32444,7 @@
         </w:tc>
         <w:tc>
           <w:tcPr>
-            <w:tcW w:w="833" w:type="dxa"/>
+            <w:tcW w:w="828" w:type="dxa"/>
             <w:tcBorders>
               <w:left w:val="single" w:sz="4" w:space="0" w:color="000000"/>
               <w:bottom w:val="single" w:sz="4" w:space="0" w:color="000000"/>
@@ -30848,7 +32468,7 @@
         </w:tc>
         <w:tc>
           <w:tcPr>
-            <w:tcW w:w="1413" w:type="dxa"/>
+            <w:tcW w:w="1418" w:type="dxa"/>
             <w:tcBorders>
               <w:left w:val="single" w:sz="4" w:space="0" w:color="000000"/>
               <w:bottom w:val="single" w:sz="4" w:space="0" w:color="000000"/>
@@ -31381,7 +33001,7 @@
         </w:tc>
         <w:tc>
           <w:tcPr>
-            <w:tcW w:w="833" w:type="dxa"/>
+            <w:tcW w:w="828" w:type="dxa"/>
             <w:tcBorders>
               <w:left w:val="single" w:sz="4" w:space="0" w:color="000000"/>
               <w:bottom w:val="single" w:sz="4" w:space="0" w:color="000000"/>
@@ -31405,7 +33025,7 @@
         </w:tc>
         <w:tc>
           <w:tcPr>
-            <w:tcW w:w="1413" w:type="dxa"/>
+            <w:tcW w:w="1418" w:type="dxa"/>
             <w:tcBorders>
               <w:left w:val="single" w:sz="4" w:space="0" w:color="000000"/>
               <w:bottom w:val="single" w:sz="4" w:space="0" w:color="000000"/>
@@ -31513,7 +33133,7 @@
         </w:tc>
         <w:tc>
           <w:tcPr>
-            <w:tcW w:w="833" w:type="dxa"/>
+            <w:tcW w:w="828" w:type="dxa"/>
             <w:tcBorders>
               <w:left w:val="single" w:sz="4" w:space="0" w:color="000000"/>
               <w:bottom w:val="single" w:sz="4" w:space="0" w:color="000000"/>
@@ -31537,7 +33157,7 @@
         </w:tc>
         <w:tc>
           <w:tcPr>
-            <w:tcW w:w="1413" w:type="dxa"/>
+            <w:tcW w:w="1418" w:type="dxa"/>
             <w:tcBorders>
               <w:left w:val="single" w:sz="4" w:space="0" w:color="000000"/>
               <w:bottom w:val="single" w:sz="4" w:space="0" w:color="000000"/>
@@ -31645,7 +33265,7 @@
         </w:tc>
         <w:tc>
           <w:tcPr>
-            <w:tcW w:w="833" w:type="dxa"/>
+            <w:tcW w:w="828" w:type="dxa"/>
             <w:tcBorders>
               <w:left w:val="single" w:sz="4" w:space="0" w:color="000000"/>
               <w:bottom w:val="single" w:sz="4" w:space="0" w:color="000000"/>
@@ -31669,7 +33289,7 @@
         </w:tc>
         <w:tc>
           <w:tcPr>
-            <w:tcW w:w="1413" w:type="dxa"/>
+            <w:tcW w:w="1418" w:type="dxa"/>
             <w:tcBorders>
               <w:left w:val="single" w:sz="4" w:space="0" w:color="000000"/>
               <w:bottom w:val="single" w:sz="4" w:space="0" w:color="000000"/>
@@ -31777,7 +33397,7 @@
         </w:tc>
         <w:tc>
           <w:tcPr>
-            <w:tcW w:w="833" w:type="dxa"/>
+            <w:tcW w:w="828" w:type="dxa"/>
             <w:tcBorders>
               <w:left w:val="single" w:sz="4" w:space="0" w:color="000000"/>
               <w:bottom w:val="single" w:sz="4" w:space="0" w:color="000000"/>
@@ -31801,7 +33421,7 @@
         </w:tc>
         <w:tc>
           <w:tcPr>
-            <w:tcW w:w="1413" w:type="dxa"/>
+            <w:tcW w:w="1418" w:type="dxa"/>
             <w:tcBorders>
               <w:left w:val="single" w:sz="4" w:space="0" w:color="000000"/>
               <w:bottom w:val="single" w:sz="4" w:space="0" w:color="000000"/>
@@ -32146,6 +33766,270 @@
             </w:pPr>
             <w:r>
               <w:rPr/>
+              <w:t>Any</w:t>
+            </w:r>
+          </w:p>
+        </w:tc>
+        <w:tc>
+          <w:tcPr>
+            <w:tcW w:w="821" w:type="dxa"/>
+            <w:tcBorders>
+              <w:left w:val="single" w:sz="4" w:space="0" w:color="000000"/>
+              <w:bottom w:val="single" w:sz="4" w:space="0" w:color="000000"/>
+            </w:tcBorders>
+          </w:tcPr>
+          <w:p>
+            <w:pPr>
+              <w:pStyle w:val="TableContents"/>
+              <w:widowControl w:val="false"/>
+              <w:rPr/>
+            </w:pPr>
+            <w:r>
+              <w:rPr/>
+              <w:t>1</w:t>
+            </w:r>
+          </w:p>
+        </w:tc>
+        <w:tc>
+          <w:tcPr>
+            <w:tcW w:w="1425" w:type="dxa"/>
+            <w:tcBorders>
+              <w:left w:val="single" w:sz="4" w:space="0" w:color="000000"/>
+              <w:bottom w:val="single" w:sz="4" w:space="0" w:color="000000"/>
+            </w:tcBorders>
+          </w:tcPr>
+          <w:p>
+            <w:pPr>
+              <w:pStyle w:val="TableContents"/>
+              <w:widowControl w:val="false"/>
+              <w:rPr/>
+            </w:pPr>
+            <w:r>
+              <w:rPr/>
+              <w:t>C8</w:t>
+            </w:r>
+          </w:p>
+        </w:tc>
+        <w:tc>
+          <w:tcPr>
+            <w:tcW w:w="2497" w:type="dxa"/>
+            <w:tcBorders>
+              <w:left w:val="single" w:sz="4" w:space="0" w:color="000000"/>
+              <w:bottom w:val="single" w:sz="4" w:space="0" w:color="000000"/>
+            </w:tcBorders>
+          </w:tcPr>
+          <w:p>
+            <w:pPr>
+              <w:pStyle w:val="TableContents"/>
+              <w:widowControl w:val="false"/>
+              <w:rPr>
+                <w:rFonts w:ascii="Arial" w:hAnsi="Arial" w:eastAsia="Noto Serif CJK SC" w:cs="Mangal"/>
+                <w:color w:val="auto"/>
+                <w:kern w:val="2"/>
+                <w:sz w:val="24"/>
+                <w:szCs w:val="24"/>
+                <w:lang w:val="en-US" w:eastAsia="zh-CN" w:bidi="hi-IN"/>
+              </w:rPr>
+            </w:pPr>
+            <w:r>
+              <w:rPr>
+                <w:rFonts w:eastAsia="Noto Serif CJK SC" w:cs="Mangal"/>
+                <w:color w:val="auto"/>
+                <w:kern w:val="2"/>
+                <w:sz w:val="24"/>
+                <w:szCs w:val="24"/>
+                <w:lang w:val="en-US" w:eastAsia="zh-CN" w:bidi="hi-IN"/>
+              </w:rPr>
+              <w:t>12</w:t>
+            </w:r>
+          </w:p>
+        </w:tc>
+        <w:tc>
+          <w:tcPr>
+            <w:tcW w:w="4277" w:type="dxa"/>
+            <w:tcBorders>
+              <w:left w:val="single" w:sz="4" w:space="0" w:color="000000"/>
+              <w:bottom w:val="single" w:sz="4" w:space="0" w:color="000000"/>
+              <w:right w:val="single" w:sz="4" w:space="0" w:color="000000"/>
+            </w:tcBorders>
+          </w:tcPr>
+          <w:p>
+            <w:pPr>
+              <w:pStyle w:val="TableContents"/>
+              <w:widowControl w:val="false"/>
+              <w:rPr>
+                <w:rFonts w:ascii="Arial" w:hAnsi="Arial" w:eastAsia="Noto Serif CJK SC" w:cs="Mangal"/>
+                <w:color w:val="auto"/>
+                <w:kern w:val="2"/>
+                <w:sz w:val="16"/>
+                <w:szCs w:val="16"/>
+                <w:lang w:val="en-US" w:eastAsia="zh-CN" w:bidi="hi-IN"/>
+              </w:rPr>
+            </w:pPr>
+            <w:r>
+              <w:rPr>
+                <w:rFonts w:eastAsia="Noto Serif CJK SC" w:cs="Mangal"/>
+                <w:color w:val="auto"/>
+                <w:kern w:val="2"/>
+                <w:sz w:val="16"/>
+                <w:szCs w:val="16"/>
+                <w:lang w:val="en-US" w:eastAsia="zh-CN" w:bidi="hi-IN"/>
+              </w:rPr>
+              <w:t>Request for Bluetooth MAC address.</w:t>
+            </w:r>
+          </w:p>
+        </w:tc>
+      </w:tr>
+      <w:tr>
+        <w:trPr/>
+        <w:tc>
+          <w:tcPr>
+            <w:tcW w:w="952" w:type="dxa"/>
+            <w:tcBorders>
+              <w:left w:val="single" w:sz="4" w:space="0" w:color="000000"/>
+              <w:bottom w:val="single" w:sz="4" w:space="0" w:color="000000"/>
+            </w:tcBorders>
+          </w:tcPr>
+          <w:p>
+            <w:pPr>
+              <w:pStyle w:val="TableContents"/>
+              <w:widowControl w:val="false"/>
+              <w:rPr/>
+            </w:pPr>
+            <w:r>
+              <w:rPr/>
+              <w:t>C8</w:t>
+            </w:r>
+          </w:p>
+        </w:tc>
+        <w:tc>
+          <w:tcPr>
+            <w:tcW w:w="821" w:type="dxa"/>
+            <w:tcBorders>
+              <w:left w:val="single" w:sz="4" w:space="0" w:color="000000"/>
+              <w:bottom w:val="single" w:sz="4" w:space="0" w:color="000000"/>
+            </w:tcBorders>
+          </w:tcPr>
+          <w:p>
+            <w:pPr>
+              <w:pStyle w:val="TableContents"/>
+              <w:widowControl w:val="false"/>
+              <w:rPr/>
+            </w:pPr>
+            <w:r>
+              <w:rPr/>
+              <w:t>7</w:t>
+            </w:r>
+          </w:p>
+        </w:tc>
+        <w:tc>
+          <w:tcPr>
+            <w:tcW w:w="1425" w:type="dxa"/>
+            <w:tcBorders>
+              <w:left w:val="single" w:sz="4" w:space="0" w:color="000000"/>
+              <w:bottom w:val="single" w:sz="4" w:space="0" w:color="000000"/>
+            </w:tcBorders>
+          </w:tcPr>
+          <w:p>
+            <w:pPr>
+              <w:pStyle w:val="TableContents"/>
+              <w:widowControl w:val="false"/>
+              <w:rPr/>
+            </w:pPr>
+            <w:r>
+              <w:rPr/>
+              <w:t>Any</w:t>
+            </w:r>
+          </w:p>
+        </w:tc>
+        <w:tc>
+          <w:tcPr>
+            <w:tcW w:w="2497" w:type="dxa"/>
+            <w:tcBorders>
+              <w:left w:val="single" w:sz="4" w:space="0" w:color="000000"/>
+              <w:bottom w:val="single" w:sz="4" w:space="0" w:color="000000"/>
+            </w:tcBorders>
+          </w:tcPr>
+          <w:p>
+            <w:pPr>
+              <w:pStyle w:val="TableContents"/>
+              <w:widowControl w:val="false"/>
+              <w:rPr>
+                <w:rFonts w:ascii="Arial" w:hAnsi="Arial" w:eastAsia="Noto Serif CJK SC" w:cs="Mangal"/>
+                <w:color w:val="auto"/>
+                <w:kern w:val="2"/>
+                <w:sz w:val="24"/>
+                <w:szCs w:val="24"/>
+                <w:lang w:val="en-US" w:eastAsia="zh-CN" w:bidi="hi-IN"/>
+              </w:rPr>
+            </w:pPr>
+            <w:r>
+              <w:rPr>
+                <w:rFonts w:eastAsia="Noto Serif CJK SC" w:cs="Mangal"/>
+                <w:color w:val="auto"/>
+                <w:kern w:val="2"/>
+                <w:sz w:val="24"/>
+                <w:szCs w:val="24"/>
+                <w:lang w:val="en-US" w:eastAsia="zh-CN" w:bidi="hi-IN"/>
+              </w:rPr>
+              <w:t>12 […]</w:t>
+            </w:r>
+          </w:p>
+        </w:tc>
+        <w:tc>
+          <w:tcPr>
+            <w:tcW w:w="4277" w:type="dxa"/>
+            <w:tcBorders>
+              <w:left w:val="single" w:sz="4" w:space="0" w:color="000000"/>
+              <w:bottom w:val="single" w:sz="4" w:space="0" w:color="000000"/>
+              <w:right w:val="single" w:sz="4" w:space="0" w:color="000000"/>
+            </w:tcBorders>
+          </w:tcPr>
+          <w:p>
+            <w:pPr>
+              <w:pStyle w:val="TableContents"/>
+              <w:widowControl w:val="false"/>
+              <w:rPr>
+                <w:rFonts w:ascii="Arial" w:hAnsi="Arial" w:eastAsia="Noto Serif CJK SC" w:cs="Mangal"/>
+                <w:color w:val="auto"/>
+                <w:kern w:val="2"/>
+                <w:sz w:val="16"/>
+                <w:szCs w:val="16"/>
+                <w:lang w:val="en-US" w:eastAsia="zh-CN" w:bidi="hi-IN"/>
+              </w:rPr>
+            </w:pPr>
+            <w:r>
+              <w:rPr>
+                <w:rFonts w:eastAsia="Noto Serif CJK SC" w:cs="Mangal"/>
+                <w:color w:val="auto"/>
+                <w:kern w:val="2"/>
+                <w:sz w:val="16"/>
+                <w:szCs w:val="16"/>
+                <w:lang w:val="en-US" w:eastAsia="zh-CN" w:bidi="hi-IN"/>
+              </w:rPr>
+              <w:t>The Bluetooth MAC address.</w:t>
+            </w:r>
+          </w:p>
+        </w:tc>
+      </w:tr>
+      <w:tr>
+        <w:trPr/>
+        <w:tc>
+          <w:tcPr>
+            <w:tcW w:w="952" w:type="dxa"/>
+            <w:tcBorders>
+              <w:left w:val="single" w:sz="4" w:space="0" w:color="000000"/>
+              <w:bottom w:val="single" w:sz="4" w:space="0" w:color="000000"/>
+            </w:tcBorders>
+          </w:tcPr>
+          <w:p>
+            <w:pPr>
+              <w:pStyle w:val="TableContents"/>
+              <w:widowControl w:val="false"/>
+              <w:rPr/>
+            </w:pPr>
+            <w:r>
+              <w:rPr/>
               <w:t>C8</w:t>
             </w:r>
           </w:p>
@@ -33907,8 +35791,8 @@
       </w:tblPr>
       <w:tblGrid>
         <w:gridCol w:w="952"/>
-        <w:gridCol w:w="833"/>
-        <w:gridCol w:w="1413"/>
+        <w:gridCol w:w="828"/>
+        <w:gridCol w:w="1418"/>
         <w:gridCol w:w="2497"/>
         <w:gridCol w:w="4277"/>
       </w:tblGrid>
@@ -33951,7 +35835,7 @@
         </w:tc>
         <w:tc>
           <w:tcPr>
-            <w:tcW w:w="833" w:type="dxa"/>
+            <w:tcW w:w="828" w:type="dxa"/>
             <w:tcBorders>
               <w:top w:val="single" w:sz="4" w:space="0" w:color="000000"/>
               <w:left w:val="single" w:sz="4" w:space="0" w:color="000000"/>
@@ -33986,7 +35870,7 @@
         </w:tc>
         <w:tc>
           <w:tcPr>
-            <w:tcW w:w="1413" w:type="dxa"/>
+            <w:tcW w:w="1418" w:type="dxa"/>
             <w:tcBorders>
               <w:top w:val="single" w:sz="4" w:space="0" w:color="000000"/>
               <w:left w:val="single" w:sz="4" w:space="0" w:color="000000"/>
@@ -34119,7 +36003,7 @@
         </w:tc>
         <w:tc>
           <w:tcPr>
-            <w:tcW w:w="833" w:type="dxa"/>
+            <w:tcW w:w="828" w:type="dxa"/>
             <w:tcBorders>
               <w:left w:val="single" w:sz="4" w:space="0" w:color="000000"/>
               <w:bottom w:val="single" w:sz="4" w:space="0" w:color="000000"/>
@@ -34143,7 +36027,7 @@
         </w:tc>
         <w:tc>
           <w:tcPr>
-            <w:tcW w:w="1413" w:type="dxa"/>
+            <w:tcW w:w="1418" w:type="dxa"/>
             <w:tcBorders>
               <w:left w:val="single" w:sz="4" w:space="0" w:color="000000"/>
               <w:bottom w:val="single" w:sz="4" w:space="0" w:color="000000"/>
@@ -38843,6 +40727,116 @@
                 <w:szCs w:val="16"/>
               </w:rPr>
               <w:t>Ping (if not followed by any other bytes).</w:t>
+            </w:r>
+          </w:p>
+        </w:tc>
+      </w:tr>
+      <w:tr>
+        <w:trPr/>
+        <w:tc>
+          <w:tcPr>
+            <w:tcW w:w="952" w:type="dxa"/>
+            <w:tcBorders>
+              <w:left w:val="single" w:sz="4" w:space="0" w:color="000000"/>
+              <w:bottom w:val="single" w:sz="4" w:space="0" w:color="000000"/>
+            </w:tcBorders>
+          </w:tcPr>
+          <w:p>
+            <w:pPr>
+              <w:pStyle w:val="TableContents"/>
+              <w:widowControl w:val="false"/>
+              <w:rPr/>
+            </w:pPr>
+            <w:r>
+              <w:rPr/>
+              <w:t>Any</w:t>
+            </w:r>
+          </w:p>
+        </w:tc>
+        <w:tc>
+          <w:tcPr>
+            <w:tcW w:w="821" w:type="dxa"/>
+            <w:tcBorders>
+              <w:left w:val="single" w:sz="4" w:space="0" w:color="000000"/>
+              <w:bottom w:val="single" w:sz="4" w:space="0" w:color="000000"/>
+            </w:tcBorders>
+          </w:tcPr>
+          <w:p>
+            <w:pPr>
+              <w:pStyle w:val="TableContents"/>
+              <w:widowControl w:val="false"/>
+              <w:rPr/>
+            </w:pPr>
+            <w:r>
+              <w:rPr/>
+              <w:t>1</w:t>
+            </w:r>
+          </w:p>
+        </w:tc>
+        <w:tc>
+          <w:tcPr>
+            <w:tcW w:w="1425" w:type="dxa"/>
+            <w:tcBorders>
+              <w:left w:val="single" w:sz="4" w:space="0" w:color="000000"/>
+              <w:bottom w:val="single" w:sz="4" w:space="0" w:color="000000"/>
+            </w:tcBorders>
+          </w:tcPr>
+          <w:p>
+            <w:pPr>
+              <w:pStyle w:val="TableContents"/>
+              <w:widowControl w:val="false"/>
+              <w:rPr/>
+            </w:pPr>
+            <w:r>
+              <w:rPr/>
+              <w:t>FF</w:t>
+            </w:r>
+          </w:p>
+        </w:tc>
+        <w:tc>
+          <w:tcPr>
+            <w:tcW w:w="2497" w:type="dxa"/>
+            <w:tcBorders>
+              <w:left w:val="single" w:sz="4" w:space="0" w:color="000000"/>
+              <w:bottom w:val="single" w:sz="4" w:space="0" w:color="000000"/>
+            </w:tcBorders>
+          </w:tcPr>
+          <w:p>
+            <w:pPr>
+              <w:pStyle w:val="TableContents"/>
+              <w:widowControl w:val="false"/>
+              <w:rPr/>
+            </w:pPr>
+            <w:r>
+              <w:rPr/>
+              <w:t>A0</w:t>
+            </w:r>
+          </w:p>
+        </w:tc>
+        <w:tc>
+          <w:tcPr>
+            <w:tcW w:w="4277" w:type="dxa"/>
+            <w:tcBorders>
+              <w:left w:val="single" w:sz="4" w:space="0" w:color="000000"/>
+              <w:bottom w:val="single" w:sz="4" w:space="0" w:color="000000"/>
+              <w:right w:val="single" w:sz="4" w:space="0" w:color="000000"/>
+            </w:tcBorders>
+          </w:tcPr>
+          <w:p>
+            <w:pPr>
+              <w:pStyle w:val="TableContents"/>
+              <w:widowControl w:val="false"/>
+              <w:rPr>
+                <w:sz w:val="16"/>
+                <w:szCs w:val="16"/>
+              </w:rPr>
+            </w:pPr>
+            <w:r>
+              <w:rPr>
+                <w:sz w:val="16"/>
+                <w:szCs w:val="16"/>
+              </w:rPr>
+              <w:t>Poweroff announcement.</w:t>
             </w:r>
           </w:p>
         </w:tc>
@@ -41606,6 +43600,280 @@
   <w:abstractNum w:abstractNumId="21">
     <w:lvl w:ilvl="0">
       <w:start w:val="1"/>
+      <w:numFmt w:val="bullet"/>
+      <w:lvlText w:val=""/>
+      <w:lvlJc w:val="left"/>
+      <w:pPr>
+        <w:tabs>
+          <w:tab w:val="num" w:pos="720"/>
+        </w:tabs>
+        <w:ind w:left="720" w:hanging="360"/>
+      </w:pPr>
+      <w:rPr>
+        <w:rFonts w:ascii="Symbol" w:hAnsi="Symbol" w:cs="Symbol" w:hint="default"/>
+      </w:rPr>
+    </w:lvl>
+    <w:lvl w:ilvl="1">
+      <w:start w:val="1"/>
+      <w:numFmt w:val="bullet"/>
+      <w:lvlText w:val="◦"/>
+      <w:lvlJc w:val="left"/>
+      <w:pPr>
+        <w:tabs>
+          <w:tab w:val="num" w:pos="1080"/>
+        </w:tabs>
+        <w:ind w:left="1080" w:hanging="360"/>
+      </w:pPr>
+      <w:rPr>
+        <w:rFonts w:ascii="OpenSymbol" w:hAnsi="OpenSymbol" w:cs="OpenSymbol" w:hint="default"/>
+      </w:rPr>
+    </w:lvl>
+    <w:lvl w:ilvl="2">
+      <w:start w:val="1"/>
+      <w:numFmt w:val="bullet"/>
+      <w:lvlText w:val="▪"/>
+      <w:lvlJc w:val="left"/>
+      <w:pPr>
+        <w:tabs>
+          <w:tab w:val="num" w:pos="1440"/>
+        </w:tabs>
+        <w:ind w:left="1440" w:hanging="360"/>
+      </w:pPr>
+      <w:rPr>
+        <w:rFonts w:ascii="OpenSymbol" w:hAnsi="OpenSymbol" w:cs="OpenSymbol" w:hint="default"/>
+      </w:rPr>
+    </w:lvl>
+    <w:lvl w:ilvl="3">
+      <w:start w:val="1"/>
+      <w:numFmt w:val="bullet"/>
+      <w:lvlText w:val=""/>
+      <w:lvlJc w:val="left"/>
+      <w:pPr>
+        <w:tabs>
+          <w:tab w:val="num" w:pos="1800"/>
+        </w:tabs>
+        <w:ind w:left="1800" w:hanging="360"/>
+      </w:pPr>
+      <w:rPr>
+        <w:rFonts w:ascii="Symbol" w:hAnsi="Symbol" w:cs="Symbol" w:hint="default"/>
+      </w:rPr>
+    </w:lvl>
+    <w:lvl w:ilvl="4">
+      <w:start w:val="1"/>
+      <w:numFmt w:val="bullet"/>
+      <w:lvlText w:val="◦"/>
+      <w:lvlJc w:val="left"/>
+      <w:pPr>
+        <w:tabs>
+          <w:tab w:val="num" w:pos="2160"/>
+        </w:tabs>
+        <w:ind w:left="2160" w:hanging="360"/>
+      </w:pPr>
+      <w:rPr>
+        <w:rFonts w:ascii="OpenSymbol" w:hAnsi="OpenSymbol" w:cs="OpenSymbol" w:hint="default"/>
+      </w:rPr>
+    </w:lvl>
+    <w:lvl w:ilvl="5">
+      <w:start w:val="1"/>
+      <w:numFmt w:val="bullet"/>
+      <w:lvlText w:val="▪"/>
+      <w:lvlJc w:val="left"/>
+      <w:pPr>
+        <w:tabs>
+          <w:tab w:val="num" w:pos="2520"/>
+        </w:tabs>
+        <w:ind w:left="2520" w:hanging="360"/>
+      </w:pPr>
+      <w:rPr>
+        <w:rFonts w:ascii="OpenSymbol" w:hAnsi="OpenSymbol" w:cs="OpenSymbol" w:hint="default"/>
+      </w:rPr>
+    </w:lvl>
+    <w:lvl w:ilvl="6">
+      <w:start w:val="1"/>
+      <w:numFmt w:val="bullet"/>
+      <w:lvlText w:val=""/>
+      <w:lvlJc w:val="left"/>
+      <w:pPr>
+        <w:tabs>
+          <w:tab w:val="num" w:pos="2880"/>
+        </w:tabs>
+        <w:ind w:left="2880" w:hanging="360"/>
+      </w:pPr>
+      <w:rPr>
+        <w:rFonts w:ascii="Symbol" w:hAnsi="Symbol" w:cs="Symbol" w:hint="default"/>
+      </w:rPr>
+    </w:lvl>
+    <w:lvl w:ilvl="7">
+      <w:start w:val="1"/>
+      <w:numFmt w:val="bullet"/>
+      <w:lvlText w:val="◦"/>
+      <w:lvlJc w:val="left"/>
+      <w:pPr>
+        <w:tabs>
+          <w:tab w:val="num" w:pos="3240"/>
+        </w:tabs>
+        <w:ind w:left="3240" w:hanging="360"/>
+      </w:pPr>
+      <w:rPr>
+        <w:rFonts w:ascii="OpenSymbol" w:hAnsi="OpenSymbol" w:cs="OpenSymbol" w:hint="default"/>
+      </w:rPr>
+    </w:lvl>
+    <w:lvl w:ilvl="8">
+      <w:start w:val="1"/>
+      <w:numFmt w:val="bullet"/>
+      <w:lvlText w:val="▪"/>
+      <w:lvlJc w:val="left"/>
+      <w:pPr>
+        <w:tabs>
+          <w:tab w:val="num" w:pos="3600"/>
+        </w:tabs>
+        <w:ind w:left="3600" w:hanging="360"/>
+      </w:pPr>
+      <w:rPr>
+        <w:rFonts w:ascii="OpenSymbol" w:hAnsi="OpenSymbol" w:cs="OpenSymbol" w:hint="default"/>
+      </w:rPr>
+    </w:lvl>
+  </w:abstractNum>
+  <w:abstractNum w:abstractNumId="22">
+    <w:lvl w:ilvl="0">
+      <w:start w:val="1"/>
+      <w:numFmt w:val="bullet"/>
+      <w:lvlText w:val=""/>
+      <w:lvlJc w:val="left"/>
+      <w:pPr>
+        <w:tabs>
+          <w:tab w:val="num" w:pos="720"/>
+        </w:tabs>
+        <w:ind w:left="720" w:hanging="360"/>
+      </w:pPr>
+      <w:rPr>
+        <w:rFonts w:ascii="Symbol" w:hAnsi="Symbol" w:cs="Symbol" w:hint="default"/>
+      </w:rPr>
+    </w:lvl>
+    <w:lvl w:ilvl="1">
+      <w:start w:val="1"/>
+      <w:numFmt w:val="bullet"/>
+      <w:lvlText w:val="◦"/>
+      <w:lvlJc w:val="left"/>
+      <w:pPr>
+        <w:tabs>
+          <w:tab w:val="num" w:pos="1080"/>
+        </w:tabs>
+        <w:ind w:left="1080" w:hanging="360"/>
+      </w:pPr>
+      <w:rPr>
+        <w:rFonts w:ascii="OpenSymbol" w:hAnsi="OpenSymbol" w:cs="OpenSymbol" w:hint="default"/>
+      </w:rPr>
+    </w:lvl>
+    <w:lvl w:ilvl="2">
+      <w:start w:val="1"/>
+      <w:numFmt w:val="bullet"/>
+      <w:lvlText w:val="▪"/>
+      <w:lvlJc w:val="left"/>
+      <w:pPr>
+        <w:tabs>
+          <w:tab w:val="num" w:pos="1440"/>
+        </w:tabs>
+        <w:ind w:left="1440" w:hanging="360"/>
+      </w:pPr>
+      <w:rPr>
+        <w:rFonts w:ascii="OpenSymbol" w:hAnsi="OpenSymbol" w:cs="OpenSymbol" w:hint="default"/>
+      </w:rPr>
+    </w:lvl>
+    <w:lvl w:ilvl="3">
+      <w:start w:val="1"/>
+      <w:numFmt w:val="bullet"/>
+      <w:lvlText w:val=""/>
+      <w:lvlJc w:val="left"/>
+      <w:pPr>
+        <w:tabs>
+          <w:tab w:val="num" w:pos="1800"/>
+        </w:tabs>
+        <w:ind w:left="1800" w:hanging="360"/>
+      </w:pPr>
+      <w:rPr>
+        <w:rFonts w:ascii="Symbol" w:hAnsi="Symbol" w:cs="Symbol" w:hint="default"/>
+      </w:rPr>
+    </w:lvl>
+    <w:lvl w:ilvl="4">
+      <w:start w:val="1"/>
+      <w:numFmt w:val="bullet"/>
+      <w:lvlText w:val="◦"/>
+      <w:lvlJc w:val="left"/>
+      <w:pPr>
+        <w:tabs>
+          <w:tab w:val="num" w:pos="2160"/>
+        </w:tabs>
+        <w:ind w:left="2160" w:hanging="360"/>
+      </w:pPr>
+      <w:rPr>
+        <w:rFonts w:ascii="OpenSymbol" w:hAnsi="OpenSymbol" w:cs="OpenSymbol" w:hint="default"/>
+      </w:rPr>
+    </w:lvl>
+    <w:lvl w:ilvl="5">
+      <w:start w:val="1"/>
+      <w:numFmt w:val="bullet"/>
+      <w:lvlText w:val="▪"/>
+      <w:lvlJc w:val="left"/>
+      <w:pPr>
+        <w:tabs>
+          <w:tab w:val="num" w:pos="2520"/>
+        </w:tabs>
+        <w:ind w:left="2520" w:hanging="360"/>
+      </w:pPr>
+      <w:rPr>
+        <w:rFonts w:ascii="OpenSymbol" w:hAnsi="OpenSymbol" w:cs="OpenSymbol" w:hint="default"/>
+      </w:rPr>
+    </w:lvl>
+    <w:lvl w:ilvl="6">
+      <w:start w:val="1"/>
+      <w:numFmt w:val="bullet"/>
+      <w:lvlText w:val=""/>
+      <w:lvlJc w:val="left"/>
+      <w:pPr>
+        <w:tabs>
+          <w:tab w:val="num" w:pos="2880"/>
+        </w:tabs>
+        <w:ind w:left="2880" w:hanging="360"/>
+      </w:pPr>
+      <w:rPr>
+        <w:rFonts w:ascii="Symbol" w:hAnsi="Symbol" w:cs="Symbol" w:hint="default"/>
+      </w:rPr>
+    </w:lvl>
+    <w:lvl w:ilvl="7">
+      <w:start w:val="1"/>
+      <w:numFmt w:val="bullet"/>
+      <w:lvlText w:val="◦"/>
+      <w:lvlJc w:val="left"/>
+      <w:pPr>
+        <w:tabs>
+          <w:tab w:val="num" w:pos="3240"/>
+        </w:tabs>
+        <w:ind w:left="3240" w:hanging="360"/>
+      </w:pPr>
+      <w:rPr>
+        <w:rFonts w:ascii="OpenSymbol" w:hAnsi="OpenSymbol" w:cs="OpenSymbol" w:hint="default"/>
+      </w:rPr>
+    </w:lvl>
+    <w:lvl w:ilvl="8">
+      <w:start w:val="1"/>
+      <w:numFmt w:val="bullet"/>
+      <w:lvlText w:val="▪"/>
+      <w:lvlJc w:val="left"/>
+      <w:pPr>
+        <w:tabs>
+          <w:tab w:val="num" w:pos="3600"/>
+        </w:tabs>
+        <w:ind w:left="3600" w:hanging="360"/>
+      </w:pPr>
+      <w:rPr>
+        <w:rFonts w:ascii="OpenSymbol" w:hAnsi="OpenSymbol" w:cs="OpenSymbol" w:hint="default"/>
+      </w:rPr>
+    </w:lvl>
+  </w:abstractNum>
+  <w:abstractNum w:abstractNumId="23">
+    <w:lvl w:ilvl="0">
+      <w:start w:val="1"/>
       <w:numFmt w:val="none"/>
       <w:suff w:val="nothing"/>
       <w:lvlText w:val=""/>
@@ -41785,6 +44053,12 @@
   <w:num w:numId="21">
     <w:abstractNumId w:val="21"/>
   </w:num>
+  <w:num w:numId="22">
+    <w:abstractNumId w:val="22"/>
+  </w:num>
+  <w:num w:numId="23">
+    <w:abstractNumId w:val="23"/>
+  </w:num>
 </w:numbering>
 </file>
 
@@ -41845,15 +44119,15 @@
       <w:szCs w:val="36"/>
     </w:rPr>
   </w:style>
-  <w:style w:type="character" w:styleId="Bulletsuser">
-    <w:name w:val="Bullets (user)"/>
+  <w:style w:type="character" w:styleId="Bullets">
+    <w:name w:val="Bullets"/>
     <w:qFormat/>
     <w:rPr>
       <w:rFonts w:ascii="OpenSymbol" w:hAnsi="OpenSymbol" w:eastAsia="OpenSymbol" w:cs="OpenSymbol"/>
     </w:rPr>
   </w:style>
-  <w:style w:type="character" w:styleId="Bullets">
-    <w:name w:val="Bullets"/>
+  <w:style w:type="character" w:styleId="Bulletsuser">
+    <w:name w:val="Bullets (user)"/>
     <w:qFormat/>
     <w:rPr>
       <w:rFonts w:ascii="OpenSymbol" w:hAnsi="OpenSymbol" w:eastAsia="OpenSymbol" w:cs="OpenSymbol"/>

--- a/AIBus Information.docx
+++ b/AIBus Information.docx
@@ -3835,7 +3835,7 @@
                 <w:sz w:val="16"/>
                 <w:szCs w:val="16"/>
               </w:rPr>
-              <w:t>Song title in ASCII. Byte bb indicates the number of bits per character, 1 or 2.</w:t>
+              <w:t>Song title in ASCII. Byte bb indicates the number of bytes per character, 1 or 2.</w:t>
             </w:r>
           </w:p>
         </w:tc>
@@ -19675,8 +19675,8 @@
       </w:tblPr>
       <w:tblGrid>
         <w:gridCol w:w="952"/>
-        <w:gridCol w:w="828"/>
-        <w:gridCol w:w="1418"/>
+        <w:gridCol w:w="825"/>
+        <w:gridCol w:w="1421"/>
         <w:gridCol w:w="2497"/>
         <w:gridCol w:w="4277"/>
       </w:tblGrid>
@@ -19719,7 +19719,7 @@
         </w:tc>
         <w:tc>
           <w:tcPr>
-            <w:tcW w:w="828" w:type="dxa"/>
+            <w:tcW w:w="825" w:type="dxa"/>
             <w:tcBorders>
               <w:top w:val="single" w:sz="4" w:space="0" w:color="000000"/>
               <w:left w:val="single" w:sz="4" w:space="0" w:color="000000"/>
@@ -19754,7 +19754,7 @@
         </w:tc>
         <w:tc>
           <w:tcPr>
-            <w:tcW w:w="1418" w:type="dxa"/>
+            <w:tcW w:w="1421" w:type="dxa"/>
             <w:tcBorders>
               <w:top w:val="single" w:sz="4" w:space="0" w:color="000000"/>
               <w:left w:val="single" w:sz="4" w:space="0" w:color="000000"/>
@@ -19897,7 +19897,7 @@
         </w:tc>
         <w:tc>
           <w:tcPr>
-            <w:tcW w:w="828" w:type="dxa"/>
+            <w:tcW w:w="825" w:type="dxa"/>
             <w:tcBorders>
               <w:left w:val="single" w:sz="4" w:space="0" w:color="000000"/>
               <w:bottom w:val="single" w:sz="4" w:space="0" w:color="000000"/>
@@ -19931,7 +19931,7 @@
         </w:tc>
         <w:tc>
           <w:tcPr>
-            <w:tcW w:w="1418" w:type="dxa"/>
+            <w:tcW w:w="1421" w:type="dxa"/>
             <w:tcBorders>
               <w:left w:val="single" w:sz="4" w:space="0" w:color="000000"/>
               <w:bottom w:val="single" w:sz="4" w:space="0" w:color="000000"/>
@@ -20075,7 +20075,7 @@
         </w:tc>
         <w:tc>
           <w:tcPr>
-            <w:tcW w:w="828" w:type="dxa"/>
+            <w:tcW w:w="825" w:type="dxa"/>
             <w:tcBorders>
               <w:left w:val="single" w:sz="4" w:space="0" w:color="000000"/>
               <w:bottom w:val="single" w:sz="4" w:space="0" w:color="000000"/>
@@ -20109,7 +20109,7 @@
         </w:tc>
         <w:tc>
           <w:tcPr>
-            <w:tcW w:w="1418" w:type="dxa"/>
+            <w:tcW w:w="1421" w:type="dxa"/>
             <w:tcBorders>
               <w:left w:val="single" w:sz="4" w:space="0" w:color="000000"/>
               <w:bottom w:val="single" w:sz="4" w:space="0" w:color="000000"/>
@@ -20253,7 +20253,7 @@
         </w:tc>
         <w:tc>
           <w:tcPr>
-            <w:tcW w:w="828" w:type="dxa"/>
+            <w:tcW w:w="825" w:type="dxa"/>
             <w:tcBorders>
               <w:left w:val="single" w:sz="4" w:space="0" w:color="000000"/>
               <w:bottom w:val="single" w:sz="4" w:space="0" w:color="000000"/>
@@ -20287,7 +20287,7 @@
         </w:tc>
         <w:tc>
           <w:tcPr>
-            <w:tcW w:w="1418" w:type="dxa"/>
+            <w:tcW w:w="1421" w:type="dxa"/>
             <w:tcBorders>
               <w:left w:val="single" w:sz="4" w:space="0" w:color="000000"/>
               <w:bottom w:val="single" w:sz="4" w:space="0" w:color="000000"/>
@@ -20431,7 +20431,7 @@
         </w:tc>
         <w:tc>
           <w:tcPr>
-            <w:tcW w:w="828" w:type="dxa"/>
+            <w:tcW w:w="825" w:type="dxa"/>
             <w:tcBorders>
               <w:left w:val="single" w:sz="4" w:space="0" w:color="000000"/>
               <w:bottom w:val="single" w:sz="4" w:space="0" w:color="000000"/>
@@ -20465,7 +20465,7 @@
         </w:tc>
         <w:tc>
           <w:tcPr>
-            <w:tcW w:w="1418" w:type="dxa"/>
+            <w:tcW w:w="1421" w:type="dxa"/>
             <w:tcBorders>
               <w:left w:val="single" w:sz="4" w:space="0" w:color="000000"/>
               <w:bottom w:val="single" w:sz="4" w:space="0" w:color="000000"/>
@@ -20609,7 +20609,7 @@
         </w:tc>
         <w:tc>
           <w:tcPr>
-            <w:tcW w:w="828" w:type="dxa"/>
+            <w:tcW w:w="825" w:type="dxa"/>
             <w:tcBorders>
               <w:left w:val="single" w:sz="4" w:space="0" w:color="000000"/>
               <w:bottom w:val="single" w:sz="4" w:space="0" w:color="000000"/>
@@ -20643,7 +20643,7 @@
         </w:tc>
         <w:tc>
           <w:tcPr>
-            <w:tcW w:w="1418" w:type="dxa"/>
+            <w:tcW w:w="1421" w:type="dxa"/>
             <w:tcBorders>
               <w:left w:val="single" w:sz="4" w:space="0" w:color="000000"/>
               <w:bottom w:val="single" w:sz="4" w:space="0" w:color="000000"/>
@@ -20787,7 +20787,7 @@
         </w:tc>
         <w:tc>
           <w:tcPr>
-            <w:tcW w:w="828" w:type="dxa"/>
+            <w:tcW w:w="825" w:type="dxa"/>
             <w:tcBorders>
               <w:left w:val="single" w:sz="4" w:space="0" w:color="000000"/>
               <w:bottom w:val="single" w:sz="4" w:space="0" w:color="000000"/>
@@ -20821,7 +20821,7 @@
         </w:tc>
         <w:tc>
           <w:tcPr>
-            <w:tcW w:w="1418" w:type="dxa"/>
+            <w:tcW w:w="1421" w:type="dxa"/>
             <w:tcBorders>
               <w:left w:val="single" w:sz="4" w:space="0" w:color="000000"/>
               <w:bottom w:val="single" w:sz="4" w:space="0" w:color="000000"/>
@@ -20965,7 +20965,7 @@
         </w:tc>
         <w:tc>
           <w:tcPr>
-            <w:tcW w:w="828" w:type="dxa"/>
+            <w:tcW w:w="825" w:type="dxa"/>
             <w:tcBorders>
               <w:left w:val="single" w:sz="4" w:space="0" w:color="000000"/>
               <w:bottom w:val="single" w:sz="4" w:space="0" w:color="000000"/>
@@ -20999,7 +20999,7 @@
         </w:tc>
         <w:tc>
           <w:tcPr>
-            <w:tcW w:w="1418" w:type="dxa"/>
+            <w:tcW w:w="1421" w:type="dxa"/>
             <w:tcBorders>
               <w:left w:val="single" w:sz="4" w:space="0" w:color="000000"/>
               <w:bottom w:val="single" w:sz="4" w:space="0" w:color="000000"/>
@@ -21143,7 +21143,7 @@
         </w:tc>
         <w:tc>
           <w:tcPr>
-            <w:tcW w:w="828" w:type="dxa"/>
+            <w:tcW w:w="825" w:type="dxa"/>
             <w:tcBorders>
               <w:left w:val="single" w:sz="4" w:space="0" w:color="000000"/>
               <w:bottom w:val="single" w:sz="4" w:space="0" w:color="000000"/>
@@ -21177,7 +21177,7 @@
         </w:tc>
         <w:tc>
           <w:tcPr>
-            <w:tcW w:w="1418" w:type="dxa"/>
+            <w:tcW w:w="1421" w:type="dxa"/>
             <w:tcBorders>
               <w:left w:val="single" w:sz="4" w:space="0" w:color="000000"/>
               <w:bottom w:val="single" w:sz="4" w:space="0" w:color="000000"/>
@@ -21321,7 +21321,7 @@
         </w:tc>
         <w:tc>
           <w:tcPr>
-            <w:tcW w:w="828" w:type="dxa"/>
+            <w:tcW w:w="825" w:type="dxa"/>
             <w:tcBorders>
               <w:left w:val="single" w:sz="4" w:space="0" w:color="000000"/>
               <w:bottom w:val="single" w:sz="4" w:space="0" w:color="000000"/>
@@ -21355,7 +21355,7 @@
         </w:tc>
         <w:tc>
           <w:tcPr>
-            <w:tcW w:w="1418" w:type="dxa"/>
+            <w:tcW w:w="1421" w:type="dxa"/>
             <w:tcBorders>
               <w:left w:val="single" w:sz="4" w:space="0" w:color="000000"/>
               <w:bottom w:val="single" w:sz="4" w:space="0" w:color="000000"/>
@@ -21759,7 +21759,7 @@
         </w:tc>
         <w:tc>
           <w:tcPr>
-            <w:tcW w:w="828" w:type="dxa"/>
+            <w:tcW w:w="825" w:type="dxa"/>
             <w:tcBorders>
               <w:left w:val="single" w:sz="4" w:space="0" w:color="000000"/>
               <w:bottom w:val="single" w:sz="4" w:space="0" w:color="000000"/>
@@ -21793,7 +21793,7 @@
         </w:tc>
         <w:tc>
           <w:tcPr>
-            <w:tcW w:w="1418" w:type="dxa"/>
+            <w:tcW w:w="1421" w:type="dxa"/>
             <w:tcBorders>
               <w:left w:val="single" w:sz="4" w:space="0" w:color="000000"/>
               <w:bottom w:val="single" w:sz="4" w:space="0" w:color="000000"/>
@@ -21937,7 +21937,7 @@
         </w:tc>
         <w:tc>
           <w:tcPr>
-            <w:tcW w:w="828" w:type="dxa"/>
+            <w:tcW w:w="825" w:type="dxa"/>
             <w:tcBorders>
               <w:left w:val="single" w:sz="4" w:space="0" w:color="000000"/>
               <w:bottom w:val="single" w:sz="4" w:space="0" w:color="000000"/>
@@ -21971,7 +21971,7 @@
         </w:tc>
         <w:tc>
           <w:tcPr>
-            <w:tcW w:w="1418" w:type="dxa"/>
+            <w:tcW w:w="1421" w:type="dxa"/>
             <w:tcBorders>
               <w:left w:val="single" w:sz="4" w:space="0" w:color="000000"/>
               <w:bottom w:val="single" w:sz="4" w:space="0" w:color="000000"/>
@@ -22115,7 +22115,7 @@
         </w:tc>
         <w:tc>
           <w:tcPr>
-            <w:tcW w:w="828" w:type="dxa"/>
+            <w:tcW w:w="825" w:type="dxa"/>
             <w:tcBorders>
               <w:left w:val="single" w:sz="4" w:space="0" w:color="000000"/>
               <w:bottom w:val="single" w:sz="4" w:space="0" w:color="000000"/>
@@ -22149,7 +22149,7 @@
         </w:tc>
         <w:tc>
           <w:tcPr>
-            <w:tcW w:w="1418" w:type="dxa"/>
+            <w:tcW w:w="1421" w:type="dxa"/>
             <w:tcBorders>
               <w:left w:val="single" w:sz="4" w:space="0" w:color="000000"/>
               <w:bottom w:val="single" w:sz="4" w:space="0" w:color="000000"/>
@@ -24213,8 +24213,8 @@
       </w:tblPr>
       <w:tblGrid>
         <w:gridCol w:w="952"/>
-        <w:gridCol w:w="828"/>
-        <w:gridCol w:w="1418"/>
+        <w:gridCol w:w="825"/>
+        <w:gridCol w:w="1421"/>
         <w:gridCol w:w="2497"/>
         <w:gridCol w:w="4277"/>
       </w:tblGrid>
@@ -24257,7 +24257,7 @@
         </w:tc>
         <w:tc>
           <w:tcPr>
-            <w:tcW w:w="828" w:type="dxa"/>
+            <w:tcW w:w="825" w:type="dxa"/>
             <w:tcBorders>
               <w:top w:val="single" w:sz="4" w:space="0" w:color="000000"/>
               <w:left w:val="single" w:sz="4" w:space="0" w:color="000000"/>
@@ -24292,7 +24292,7 @@
         </w:tc>
         <w:tc>
           <w:tcPr>
-            <w:tcW w:w="1418" w:type="dxa"/>
+            <w:tcW w:w="1421" w:type="dxa"/>
             <w:tcBorders>
               <w:top w:val="single" w:sz="4" w:space="0" w:color="000000"/>
               <w:left w:val="single" w:sz="4" w:space="0" w:color="000000"/>
@@ -24425,7 +24425,7 @@
         </w:tc>
         <w:tc>
           <w:tcPr>
-            <w:tcW w:w="828" w:type="dxa"/>
+            <w:tcW w:w="825" w:type="dxa"/>
             <w:tcBorders>
               <w:left w:val="single" w:sz="4" w:space="0" w:color="000000"/>
               <w:bottom w:val="single" w:sz="4" w:space="0" w:color="000000"/>
@@ -24449,7 +24449,7 @@
         </w:tc>
         <w:tc>
           <w:tcPr>
-            <w:tcW w:w="1418" w:type="dxa"/>
+            <w:tcW w:w="1421" w:type="dxa"/>
             <w:tcBorders>
               <w:left w:val="single" w:sz="4" w:space="0" w:color="000000"/>
               <w:bottom w:val="single" w:sz="4" w:space="0" w:color="000000"/>
@@ -24555,7 +24555,7 @@
         </w:tc>
         <w:tc>
           <w:tcPr>
-            <w:tcW w:w="828" w:type="dxa"/>
+            <w:tcW w:w="825" w:type="dxa"/>
             <w:tcBorders>
               <w:left w:val="single" w:sz="4" w:space="0" w:color="000000"/>
               <w:bottom w:val="single" w:sz="4" w:space="0" w:color="000000"/>
@@ -24579,7 +24579,7 @@
         </w:tc>
         <w:tc>
           <w:tcPr>
-            <w:tcW w:w="1418" w:type="dxa"/>
+            <w:tcW w:w="1421" w:type="dxa"/>
             <w:tcBorders>
               <w:left w:val="single" w:sz="4" w:space="0" w:color="000000"/>
               <w:bottom w:val="single" w:sz="4" w:space="0" w:color="000000"/>
@@ -24685,7 +24685,7 @@
         </w:tc>
         <w:tc>
           <w:tcPr>
-            <w:tcW w:w="828" w:type="dxa"/>
+            <w:tcW w:w="825" w:type="dxa"/>
             <w:tcBorders>
               <w:left w:val="single" w:sz="4" w:space="0" w:color="000000"/>
               <w:bottom w:val="single" w:sz="4" w:space="0" w:color="000000"/>
@@ -24709,7 +24709,7 @@
         </w:tc>
         <w:tc>
           <w:tcPr>
-            <w:tcW w:w="1418" w:type="dxa"/>
+            <w:tcW w:w="1421" w:type="dxa"/>
             <w:tcBorders>
               <w:left w:val="single" w:sz="4" w:space="0" w:color="000000"/>
               <w:bottom w:val="single" w:sz="4" w:space="0" w:color="000000"/>
@@ -24815,7 +24815,7 @@
         </w:tc>
         <w:tc>
           <w:tcPr>
-            <w:tcW w:w="828" w:type="dxa"/>
+            <w:tcW w:w="825" w:type="dxa"/>
             <w:tcBorders>
               <w:left w:val="single" w:sz="4" w:space="0" w:color="000000"/>
               <w:bottom w:val="single" w:sz="4" w:space="0" w:color="000000"/>
@@ -24839,7 +24839,7 @@
         </w:tc>
         <w:tc>
           <w:tcPr>
-            <w:tcW w:w="1418" w:type="dxa"/>
+            <w:tcW w:w="1421" w:type="dxa"/>
             <w:tcBorders>
               <w:left w:val="single" w:sz="4" w:space="0" w:color="000000"/>
               <w:bottom w:val="single" w:sz="4" w:space="0" w:color="000000"/>
@@ -24945,7 +24945,7 @@
         </w:tc>
         <w:tc>
           <w:tcPr>
-            <w:tcW w:w="828" w:type="dxa"/>
+            <w:tcW w:w="825" w:type="dxa"/>
             <w:tcBorders>
               <w:left w:val="single" w:sz="4" w:space="0" w:color="000000"/>
               <w:bottom w:val="single" w:sz="4" w:space="0" w:color="000000"/>
@@ -24969,7 +24969,7 @@
         </w:tc>
         <w:tc>
           <w:tcPr>
-            <w:tcW w:w="1418" w:type="dxa"/>
+            <w:tcW w:w="1421" w:type="dxa"/>
             <w:tcBorders>
               <w:left w:val="single" w:sz="4" w:space="0" w:color="000000"/>
               <w:bottom w:val="single" w:sz="4" w:space="0" w:color="000000"/>
@@ -25075,7 +25075,7 @@
         </w:tc>
         <w:tc>
           <w:tcPr>
-            <w:tcW w:w="828" w:type="dxa"/>
+            <w:tcW w:w="825" w:type="dxa"/>
             <w:tcBorders>
               <w:left w:val="single" w:sz="4" w:space="0" w:color="000000"/>
               <w:bottom w:val="single" w:sz="4" w:space="0" w:color="000000"/>
@@ -25099,7 +25099,7 @@
         </w:tc>
         <w:tc>
           <w:tcPr>
-            <w:tcW w:w="1418" w:type="dxa"/>
+            <w:tcW w:w="1421" w:type="dxa"/>
             <w:tcBorders>
               <w:left w:val="single" w:sz="4" w:space="0" w:color="000000"/>
               <w:bottom w:val="single" w:sz="4" w:space="0" w:color="000000"/>
@@ -25205,7 +25205,7 @@
         </w:tc>
         <w:tc>
           <w:tcPr>
-            <w:tcW w:w="828" w:type="dxa"/>
+            <w:tcW w:w="825" w:type="dxa"/>
             <w:tcBorders>
               <w:left w:val="single" w:sz="4" w:space="0" w:color="000000"/>
               <w:bottom w:val="single" w:sz="4" w:space="0" w:color="000000"/>
@@ -25229,7 +25229,7 @@
         </w:tc>
         <w:tc>
           <w:tcPr>
-            <w:tcW w:w="1418" w:type="dxa"/>
+            <w:tcW w:w="1421" w:type="dxa"/>
             <w:tcBorders>
               <w:left w:val="single" w:sz="4" w:space="0" w:color="000000"/>
               <w:bottom w:val="single" w:sz="4" w:space="0" w:color="000000"/>
@@ -25335,7 +25335,7 @@
         </w:tc>
         <w:tc>
           <w:tcPr>
-            <w:tcW w:w="828" w:type="dxa"/>
+            <w:tcW w:w="825" w:type="dxa"/>
             <w:tcBorders>
               <w:left w:val="single" w:sz="4" w:space="0" w:color="000000"/>
               <w:bottom w:val="single" w:sz="4" w:space="0" w:color="000000"/>
@@ -25359,7 +25359,7 @@
         </w:tc>
         <w:tc>
           <w:tcPr>
-            <w:tcW w:w="1418" w:type="dxa"/>
+            <w:tcW w:w="1421" w:type="dxa"/>
             <w:tcBorders>
               <w:left w:val="single" w:sz="4" w:space="0" w:color="000000"/>
               <w:bottom w:val="single" w:sz="4" w:space="0" w:color="000000"/>
@@ -25465,7 +25465,7 @@
         </w:tc>
         <w:tc>
           <w:tcPr>
-            <w:tcW w:w="828" w:type="dxa"/>
+            <w:tcW w:w="825" w:type="dxa"/>
             <w:tcBorders>
               <w:left w:val="single" w:sz="4" w:space="0" w:color="000000"/>
               <w:bottom w:val="single" w:sz="4" w:space="0" w:color="000000"/>
@@ -25489,7 +25489,7 @@
         </w:tc>
         <w:tc>
           <w:tcPr>
-            <w:tcW w:w="1418" w:type="dxa"/>
+            <w:tcW w:w="1421" w:type="dxa"/>
             <w:tcBorders>
               <w:left w:val="single" w:sz="4" w:space="0" w:color="000000"/>
               <w:bottom w:val="single" w:sz="4" w:space="0" w:color="000000"/>
@@ -25595,7 +25595,7 @@
         </w:tc>
         <w:tc>
           <w:tcPr>
-            <w:tcW w:w="828" w:type="dxa"/>
+            <w:tcW w:w="825" w:type="dxa"/>
             <w:tcBorders>
               <w:left w:val="single" w:sz="4" w:space="0" w:color="000000"/>
               <w:bottom w:val="single" w:sz="4" w:space="0" w:color="000000"/>
@@ -25619,7 +25619,7 @@
         </w:tc>
         <w:tc>
           <w:tcPr>
-            <w:tcW w:w="1418" w:type="dxa"/>
+            <w:tcW w:w="1421" w:type="dxa"/>
             <w:tcBorders>
               <w:left w:val="single" w:sz="4" w:space="0" w:color="000000"/>
               <w:bottom w:val="single" w:sz="4" w:space="0" w:color="000000"/>
@@ -25725,7 +25725,7 @@
         </w:tc>
         <w:tc>
           <w:tcPr>
-            <w:tcW w:w="828" w:type="dxa"/>
+            <w:tcW w:w="825" w:type="dxa"/>
             <w:tcBorders>
               <w:left w:val="single" w:sz="4" w:space="0" w:color="000000"/>
               <w:bottom w:val="single" w:sz="4" w:space="0" w:color="000000"/>
@@ -25749,7 +25749,7 @@
         </w:tc>
         <w:tc>
           <w:tcPr>
-            <w:tcW w:w="1418" w:type="dxa"/>
+            <w:tcW w:w="1421" w:type="dxa"/>
             <w:tcBorders>
               <w:left w:val="single" w:sz="4" w:space="0" w:color="000000"/>
               <w:bottom w:val="single" w:sz="4" w:space="0" w:color="000000"/>
@@ -25855,7 +25855,7 @@
         </w:tc>
         <w:tc>
           <w:tcPr>
-            <w:tcW w:w="828" w:type="dxa"/>
+            <w:tcW w:w="825" w:type="dxa"/>
             <w:tcBorders>
               <w:left w:val="single" w:sz="4" w:space="0" w:color="000000"/>
               <w:bottom w:val="single" w:sz="4" w:space="0" w:color="000000"/>
@@ -25879,7 +25879,7 @@
         </w:tc>
         <w:tc>
           <w:tcPr>
-            <w:tcW w:w="1418" w:type="dxa"/>
+            <w:tcW w:w="1421" w:type="dxa"/>
             <w:tcBorders>
               <w:left w:val="single" w:sz="4" w:space="0" w:color="000000"/>
               <w:bottom w:val="single" w:sz="4" w:space="0" w:color="000000"/>
@@ -25985,7 +25985,7 @@
         </w:tc>
         <w:tc>
           <w:tcPr>
-            <w:tcW w:w="828" w:type="dxa"/>
+            <w:tcW w:w="825" w:type="dxa"/>
             <w:tcBorders>
               <w:left w:val="single" w:sz="4" w:space="0" w:color="000000"/>
               <w:bottom w:val="single" w:sz="4" w:space="0" w:color="000000"/>
@@ -26009,7 +26009,7 @@
         </w:tc>
         <w:tc>
           <w:tcPr>
-            <w:tcW w:w="1418" w:type="dxa"/>
+            <w:tcW w:w="1421" w:type="dxa"/>
             <w:tcBorders>
               <w:left w:val="single" w:sz="4" w:space="0" w:color="000000"/>
               <w:bottom w:val="single" w:sz="4" w:space="0" w:color="000000"/>
@@ -26115,7 +26115,7 @@
         </w:tc>
         <w:tc>
           <w:tcPr>
-            <w:tcW w:w="828" w:type="dxa"/>
+            <w:tcW w:w="825" w:type="dxa"/>
             <w:tcBorders>
               <w:left w:val="single" w:sz="4" w:space="0" w:color="000000"/>
               <w:bottom w:val="single" w:sz="4" w:space="0" w:color="000000"/>
@@ -26139,7 +26139,7 @@
         </w:tc>
         <w:tc>
           <w:tcPr>
-            <w:tcW w:w="1418" w:type="dxa"/>
+            <w:tcW w:w="1421" w:type="dxa"/>
             <w:tcBorders>
               <w:left w:val="single" w:sz="4" w:space="0" w:color="000000"/>
               <w:bottom w:val="single" w:sz="4" w:space="0" w:color="000000"/>
@@ -26245,7 +26245,7 @@
         </w:tc>
         <w:tc>
           <w:tcPr>
-            <w:tcW w:w="828" w:type="dxa"/>
+            <w:tcW w:w="825" w:type="dxa"/>
             <w:tcBorders>
               <w:left w:val="single" w:sz="4" w:space="0" w:color="000000"/>
               <w:bottom w:val="single" w:sz="4" w:space="0" w:color="000000"/>
@@ -26269,7 +26269,7 @@
         </w:tc>
         <w:tc>
           <w:tcPr>
-            <w:tcW w:w="1418" w:type="dxa"/>
+            <w:tcW w:w="1421" w:type="dxa"/>
             <w:tcBorders>
               <w:left w:val="single" w:sz="4" w:space="0" w:color="000000"/>
               <w:bottom w:val="single" w:sz="4" w:space="0" w:color="000000"/>
@@ -29326,6 +29326,302 @@
                 <w:lang w:val="en-US" w:eastAsia="zh-CN" w:bidi="hi-IN"/>
               </w:rPr>
               <w:t>Obviously, for a manual car, only Reverse and Neutral are used.</w:t>
+            </w:r>
+          </w:p>
+        </w:tc>
+      </w:tr>
+      <w:tr>
+        <w:trPr/>
+        <w:tc>
+          <w:tcPr>
+            <w:tcW w:w="952" w:type="dxa"/>
+            <w:tcBorders>
+              <w:left w:val="single" w:sz="4" w:space="0" w:color="000000"/>
+              <w:bottom w:val="single" w:sz="4" w:space="0" w:color="000000"/>
+            </w:tcBorders>
+          </w:tcPr>
+          <w:p>
+            <w:pPr>
+              <w:pStyle w:val="TableContents"/>
+              <w:widowControl w:val="false"/>
+              <w:rPr/>
+            </w:pPr>
+            <w:r>
+              <w:rPr/>
+              <w:t>57</w:t>
+            </w:r>
+          </w:p>
+        </w:tc>
+        <w:tc>
+          <w:tcPr>
+            <w:tcW w:w="821" w:type="dxa"/>
+            <w:tcBorders>
+              <w:left w:val="single" w:sz="4" w:space="0" w:color="000000"/>
+              <w:bottom w:val="single" w:sz="4" w:space="0" w:color="000000"/>
+            </w:tcBorders>
+          </w:tcPr>
+          <w:p>
+            <w:pPr>
+              <w:pStyle w:val="TableContents"/>
+              <w:widowControl w:val="false"/>
+              <w:rPr/>
+            </w:pPr>
+            <w:r>
+              <w:rPr/>
+              <w:t>3</w:t>
+            </w:r>
+          </w:p>
+        </w:tc>
+        <w:tc>
+          <w:tcPr>
+            <w:tcW w:w="1425" w:type="dxa"/>
+            <w:tcBorders>
+              <w:left w:val="single" w:sz="4" w:space="0" w:color="000000"/>
+              <w:bottom w:val="single" w:sz="4" w:space="0" w:color="000000"/>
+            </w:tcBorders>
+          </w:tcPr>
+          <w:p>
+            <w:pPr>
+              <w:pStyle w:val="TableContents"/>
+              <w:widowControl w:val="false"/>
+              <w:rPr/>
+            </w:pPr>
+            <w:r>
+              <w:rPr/>
+              <w:t>FF</w:t>
+            </w:r>
+          </w:p>
+        </w:tc>
+        <w:tc>
+          <w:tcPr>
+            <w:tcW w:w="2497" w:type="dxa"/>
+            <w:tcBorders>
+              <w:left w:val="single" w:sz="4" w:space="0" w:color="000000"/>
+              <w:bottom w:val="single" w:sz="4" w:space="0" w:color="000000"/>
+            </w:tcBorders>
+          </w:tcPr>
+          <w:p>
+            <w:pPr>
+              <w:pStyle w:val="TableContents"/>
+              <w:widowControl w:val="false"/>
+              <w:rPr/>
+            </w:pPr>
+            <w:r>
+              <w:rPr/>
+              <w:t>A1 13 ss</w:t>
+            </w:r>
+          </w:p>
+        </w:tc>
+        <w:tc>
+          <w:tcPr>
+            <w:tcW w:w="4277" w:type="dxa"/>
+            <w:tcBorders>
+              <w:left w:val="single" w:sz="4" w:space="0" w:color="000000"/>
+              <w:bottom w:val="single" w:sz="4" w:space="0" w:color="000000"/>
+              <w:right w:val="single" w:sz="4" w:space="0" w:color="000000"/>
+            </w:tcBorders>
+          </w:tcPr>
+          <w:p>
+            <w:pPr>
+              <w:pStyle w:val="TableContents"/>
+              <w:suppressAutoHyphens w:val="true"/>
+              <w:bidi w:val="0"/>
+              <w:spacing w:before="0" w:after="0"/>
+              <w:jc w:val="left"/>
+              <w:rPr>
+                <w:rFonts w:ascii="Arial" w:hAnsi="Arial" w:eastAsia="Noto Serif CJK SC" w:cs="Mangal"/>
+                <w:color w:val="auto"/>
+                <w:kern w:val="2"/>
+                <w:sz w:val="16"/>
+                <w:szCs w:val="16"/>
+                <w:lang w:val="en-US" w:eastAsia="zh-CN" w:bidi="hi-IN"/>
+              </w:rPr>
+            </w:pPr>
+            <w:r>
+              <w:rPr>
+                <w:rFonts w:eastAsia="Noto Serif CJK SC" w:cs="Mangal"/>
+                <w:color w:val="auto"/>
+                <w:kern w:val="2"/>
+                <w:sz w:val="16"/>
+                <w:szCs w:val="16"/>
+                <w:lang w:val="en-US" w:eastAsia="zh-CN" w:bidi="hi-IN"/>
+              </w:rPr>
+              <w:t>Signal lights and parking brake.</w:t>
+            </w:r>
+          </w:p>
+          <w:p>
+            <w:pPr>
+              <w:pStyle w:val="TableContents"/>
+              <w:widowControl w:val="false"/>
+              <w:numPr>
+                <w:ilvl w:val="0"/>
+                <w:numId w:val="23"/>
+              </w:numPr>
+              <w:suppressLineNumbers/>
+              <w:suppressAutoHyphens w:val="true"/>
+              <w:bidi w:val="0"/>
+              <w:spacing w:before="0" w:after="0"/>
+              <w:ind w:hanging="180" w:left="360" w:right="269"/>
+              <w:jc w:val="left"/>
+              <w:rPr>
+                <w:rFonts w:ascii="Arial" w:hAnsi="Arial" w:eastAsia="Noto Serif CJK SC" w:cs="Mangal"/>
+                <w:color w:val="auto"/>
+                <w:kern w:val="2"/>
+                <w:sz w:val="16"/>
+                <w:szCs w:val="16"/>
+                <w:lang w:val="en-US" w:eastAsia="zh-CN" w:bidi="hi-IN"/>
+              </w:rPr>
+            </w:pPr>
+            <w:r>
+              <w:rPr>
+                <w:rFonts w:eastAsia="Noto Serif CJK SC" w:cs="Mangal"/>
+                <w:color w:val="auto"/>
+                <w:kern w:val="2"/>
+                <w:sz w:val="16"/>
+                <w:szCs w:val="16"/>
+                <w:lang w:val="en-US" w:eastAsia="zh-CN" w:bidi="hi-IN"/>
+              </w:rPr>
+              <w:t>Bit 0: Left Turn Signal</w:t>
+            </w:r>
+          </w:p>
+          <w:p>
+            <w:pPr>
+              <w:pStyle w:val="TableContents"/>
+              <w:widowControl w:val="false"/>
+              <w:numPr>
+                <w:ilvl w:val="0"/>
+                <w:numId w:val="23"/>
+              </w:numPr>
+              <w:suppressLineNumbers/>
+              <w:suppressAutoHyphens w:val="true"/>
+              <w:bidi w:val="0"/>
+              <w:spacing w:before="0" w:after="0"/>
+              <w:ind w:hanging="180" w:left="360" w:right="269"/>
+              <w:jc w:val="left"/>
+              <w:rPr>
+                <w:rFonts w:ascii="Arial" w:hAnsi="Arial" w:eastAsia="Noto Serif CJK SC" w:cs="Mangal"/>
+                <w:color w:val="auto"/>
+                <w:kern w:val="2"/>
+                <w:sz w:val="16"/>
+                <w:szCs w:val="16"/>
+                <w:lang w:val="en-US" w:eastAsia="zh-CN" w:bidi="hi-IN"/>
+              </w:rPr>
+            </w:pPr>
+            <w:r>
+              <w:rPr>
+                <w:rFonts w:eastAsia="Noto Serif CJK SC" w:cs="Mangal"/>
+                <w:color w:val="auto"/>
+                <w:kern w:val="2"/>
+                <w:sz w:val="16"/>
+                <w:szCs w:val="16"/>
+                <w:lang w:val="en-US" w:eastAsia="zh-CN" w:bidi="hi-IN"/>
+              </w:rPr>
+              <w:t>Bit 1: Right Turn Signal</w:t>
+            </w:r>
+          </w:p>
+          <w:p>
+            <w:pPr>
+              <w:pStyle w:val="TableContents"/>
+              <w:widowControl w:val="false"/>
+              <w:numPr>
+                <w:ilvl w:val="0"/>
+                <w:numId w:val="23"/>
+              </w:numPr>
+              <w:suppressLineNumbers/>
+              <w:suppressAutoHyphens w:val="true"/>
+              <w:bidi w:val="0"/>
+              <w:spacing w:before="0" w:after="0"/>
+              <w:ind w:hanging="180" w:left="360" w:right="269"/>
+              <w:jc w:val="left"/>
+              <w:rPr>
+                <w:rFonts w:ascii="Arial" w:hAnsi="Arial" w:eastAsia="Noto Serif CJK SC" w:cs="Mangal"/>
+                <w:color w:val="auto"/>
+                <w:kern w:val="2"/>
+                <w:sz w:val="16"/>
+                <w:szCs w:val="16"/>
+                <w:lang w:val="en-US" w:eastAsia="zh-CN" w:bidi="hi-IN"/>
+              </w:rPr>
+            </w:pPr>
+            <w:r>
+              <w:rPr>
+                <w:rFonts w:eastAsia="Noto Serif CJK SC" w:cs="Mangal"/>
+                <w:color w:val="auto"/>
+                <w:kern w:val="2"/>
+                <w:sz w:val="16"/>
+                <w:szCs w:val="16"/>
+                <w:lang w:val="en-US" w:eastAsia="zh-CN" w:bidi="hi-IN"/>
+              </w:rPr>
+              <w:t>Bit 2: Hazards Active</w:t>
+            </w:r>
+          </w:p>
+          <w:p>
+            <w:pPr>
+              <w:pStyle w:val="TableContents"/>
+              <w:widowControl w:val="false"/>
+              <w:numPr>
+                <w:ilvl w:val="0"/>
+                <w:numId w:val="23"/>
+              </w:numPr>
+              <w:suppressLineNumbers/>
+              <w:suppressAutoHyphens w:val="true"/>
+              <w:bidi w:val="0"/>
+              <w:spacing w:before="0" w:after="0"/>
+              <w:ind w:hanging="180" w:left="360" w:right="269"/>
+              <w:jc w:val="left"/>
+              <w:rPr>
+                <w:rFonts w:ascii="Arial" w:hAnsi="Arial" w:eastAsia="Noto Serif CJK SC" w:cs="Mangal"/>
+                <w:color w:val="auto"/>
+                <w:kern w:val="2"/>
+                <w:sz w:val="16"/>
+                <w:szCs w:val="16"/>
+                <w:lang w:val="en-US" w:eastAsia="zh-CN" w:bidi="hi-IN"/>
+              </w:rPr>
+            </w:pPr>
+            <w:r>
+              <w:rPr>
+                <w:rFonts w:eastAsia="Noto Serif CJK SC" w:cs="Mangal"/>
+                <w:color w:val="auto"/>
+                <w:kern w:val="2"/>
+                <w:sz w:val="16"/>
+                <w:szCs w:val="16"/>
+                <w:lang w:val="en-US" w:eastAsia="zh-CN" w:bidi="hi-IN"/>
+              </w:rPr>
+              <w:t>Bit 3: Brake Lights</w:t>
+            </w:r>
+          </w:p>
+          <w:p>
+            <w:pPr>
+              <w:pStyle w:val="TableContents"/>
+              <w:widowControl w:val="false"/>
+              <w:numPr>
+                <w:ilvl w:val="0"/>
+                <w:numId w:val="23"/>
+              </w:numPr>
+              <w:suppressLineNumbers/>
+              <w:suppressAutoHyphens w:val="true"/>
+              <w:bidi w:val="0"/>
+              <w:spacing w:before="0" w:after="0"/>
+              <w:ind w:hanging="180" w:left="360" w:right="269"/>
+              <w:jc w:val="left"/>
+              <w:rPr>
+                <w:rFonts w:ascii="Arial" w:hAnsi="Arial" w:eastAsia="Noto Serif CJK SC" w:cs="Mangal"/>
+                <w:color w:val="auto"/>
+                <w:kern w:val="2"/>
+                <w:sz w:val="16"/>
+                <w:szCs w:val="16"/>
+                <w:lang w:val="en-US" w:eastAsia="zh-CN" w:bidi="hi-IN"/>
+              </w:rPr>
+            </w:pPr>
+            <w:r>
+              <w:rPr>
+                <w:rFonts w:eastAsia="Noto Serif CJK SC" w:cs="Mangal"/>
+                <w:color w:val="auto"/>
+                <w:kern w:val="2"/>
+                <w:sz w:val="16"/>
+                <w:szCs w:val="16"/>
+                <w:lang w:val="en-US" w:eastAsia="zh-CN" w:bidi="hi-IN"/>
+              </w:rPr>
+              <w:t>Bit 4: Parking Brake</w:t>
             </w:r>
           </w:p>
         </w:tc>
@@ -31788,8 +32084,8 @@
       </w:tblPr>
       <w:tblGrid>
         <w:gridCol w:w="952"/>
-        <w:gridCol w:w="828"/>
-        <w:gridCol w:w="1418"/>
+        <w:gridCol w:w="825"/>
+        <w:gridCol w:w="1421"/>
         <w:gridCol w:w="2497"/>
         <w:gridCol w:w="4277"/>
       </w:tblGrid>
@@ -31832,7 +32128,7 @@
         </w:tc>
         <w:tc>
           <w:tcPr>
-            <w:tcW w:w="828" w:type="dxa"/>
+            <w:tcW w:w="825" w:type="dxa"/>
             <w:tcBorders>
               <w:top w:val="single" w:sz="4" w:space="0" w:color="000000"/>
               <w:left w:val="single" w:sz="4" w:space="0" w:color="000000"/>
@@ -31867,7 +32163,7 @@
         </w:tc>
         <w:tc>
           <w:tcPr>
-            <w:tcW w:w="1418" w:type="dxa"/>
+            <w:tcW w:w="1421" w:type="dxa"/>
             <w:tcBorders>
               <w:top w:val="single" w:sz="4" w:space="0" w:color="000000"/>
               <w:left w:val="single" w:sz="4" w:space="0" w:color="000000"/>
@@ -32000,7 +32296,7 @@
         </w:tc>
         <w:tc>
           <w:tcPr>
-            <w:tcW w:w="828" w:type="dxa"/>
+            <w:tcW w:w="825" w:type="dxa"/>
             <w:tcBorders>
               <w:left w:val="single" w:sz="4" w:space="0" w:color="000000"/>
               <w:bottom w:val="single" w:sz="4" w:space="0" w:color="000000"/>
@@ -32024,7 +32320,7 @@
         </w:tc>
         <w:tc>
           <w:tcPr>
-            <w:tcW w:w="1418" w:type="dxa"/>
+            <w:tcW w:w="1421" w:type="dxa"/>
             <w:tcBorders>
               <w:left w:val="single" w:sz="4" w:space="0" w:color="000000"/>
               <w:bottom w:val="single" w:sz="4" w:space="0" w:color="000000"/>
@@ -32180,7 +32476,7 @@
         </w:tc>
         <w:tc>
           <w:tcPr>
-            <w:tcW w:w="828" w:type="dxa"/>
+            <w:tcW w:w="825" w:type="dxa"/>
             <w:tcBorders>
               <w:left w:val="single" w:sz="4" w:space="0" w:color="000000"/>
               <w:bottom w:val="single" w:sz="4" w:space="0" w:color="000000"/>
@@ -32204,7 +32500,7 @@
         </w:tc>
         <w:tc>
           <w:tcPr>
-            <w:tcW w:w="1418" w:type="dxa"/>
+            <w:tcW w:w="1421" w:type="dxa"/>
             <w:tcBorders>
               <w:left w:val="single" w:sz="4" w:space="0" w:color="000000"/>
               <w:bottom w:val="single" w:sz="4" w:space="0" w:color="000000"/>
@@ -32312,7 +32608,7 @@
         </w:tc>
         <w:tc>
           <w:tcPr>
-            <w:tcW w:w="828" w:type="dxa"/>
+            <w:tcW w:w="825" w:type="dxa"/>
             <w:tcBorders>
               <w:left w:val="single" w:sz="4" w:space="0" w:color="000000"/>
               <w:bottom w:val="single" w:sz="4" w:space="0" w:color="000000"/>
@@ -32336,7 +32632,7 @@
         </w:tc>
         <w:tc>
           <w:tcPr>
-            <w:tcW w:w="1418" w:type="dxa"/>
+            <w:tcW w:w="1421" w:type="dxa"/>
             <w:tcBorders>
               <w:left w:val="single" w:sz="4" w:space="0" w:color="000000"/>
               <w:bottom w:val="single" w:sz="4" w:space="0" w:color="000000"/>
@@ -32444,7 +32740,7 @@
         </w:tc>
         <w:tc>
           <w:tcPr>
-            <w:tcW w:w="828" w:type="dxa"/>
+            <w:tcW w:w="825" w:type="dxa"/>
             <w:tcBorders>
               <w:left w:val="single" w:sz="4" w:space="0" w:color="000000"/>
               <w:bottom w:val="single" w:sz="4" w:space="0" w:color="000000"/>
@@ -32468,7 +32764,7 @@
         </w:tc>
         <w:tc>
           <w:tcPr>
-            <w:tcW w:w="1418" w:type="dxa"/>
+            <w:tcW w:w="1421" w:type="dxa"/>
             <w:tcBorders>
               <w:left w:val="single" w:sz="4" w:space="0" w:color="000000"/>
               <w:bottom w:val="single" w:sz="4" w:space="0" w:color="000000"/>
@@ -33001,7 +33297,7 @@
         </w:tc>
         <w:tc>
           <w:tcPr>
-            <w:tcW w:w="828" w:type="dxa"/>
+            <w:tcW w:w="825" w:type="dxa"/>
             <w:tcBorders>
               <w:left w:val="single" w:sz="4" w:space="0" w:color="000000"/>
               <w:bottom w:val="single" w:sz="4" w:space="0" w:color="000000"/>
@@ -33025,7 +33321,7 @@
         </w:tc>
         <w:tc>
           <w:tcPr>
-            <w:tcW w:w="1418" w:type="dxa"/>
+            <w:tcW w:w="1421" w:type="dxa"/>
             <w:tcBorders>
               <w:left w:val="single" w:sz="4" w:space="0" w:color="000000"/>
               <w:bottom w:val="single" w:sz="4" w:space="0" w:color="000000"/>
@@ -33133,7 +33429,7 @@
         </w:tc>
         <w:tc>
           <w:tcPr>
-            <w:tcW w:w="828" w:type="dxa"/>
+            <w:tcW w:w="825" w:type="dxa"/>
             <w:tcBorders>
               <w:left w:val="single" w:sz="4" w:space="0" w:color="000000"/>
               <w:bottom w:val="single" w:sz="4" w:space="0" w:color="000000"/>
@@ -33157,7 +33453,7 @@
         </w:tc>
         <w:tc>
           <w:tcPr>
-            <w:tcW w:w="1418" w:type="dxa"/>
+            <w:tcW w:w="1421" w:type="dxa"/>
             <w:tcBorders>
               <w:left w:val="single" w:sz="4" w:space="0" w:color="000000"/>
               <w:bottom w:val="single" w:sz="4" w:space="0" w:color="000000"/>
@@ -33265,7 +33561,7 @@
         </w:tc>
         <w:tc>
           <w:tcPr>
-            <w:tcW w:w="828" w:type="dxa"/>
+            <w:tcW w:w="825" w:type="dxa"/>
             <w:tcBorders>
               <w:left w:val="single" w:sz="4" w:space="0" w:color="000000"/>
               <w:bottom w:val="single" w:sz="4" w:space="0" w:color="000000"/>
@@ -33289,7 +33585,7 @@
         </w:tc>
         <w:tc>
           <w:tcPr>
-            <w:tcW w:w="1418" w:type="dxa"/>
+            <w:tcW w:w="1421" w:type="dxa"/>
             <w:tcBorders>
               <w:left w:val="single" w:sz="4" w:space="0" w:color="000000"/>
               <w:bottom w:val="single" w:sz="4" w:space="0" w:color="000000"/>
@@ -33397,7 +33693,7 @@
         </w:tc>
         <w:tc>
           <w:tcPr>
-            <w:tcW w:w="828" w:type="dxa"/>
+            <w:tcW w:w="825" w:type="dxa"/>
             <w:tcBorders>
               <w:left w:val="single" w:sz="4" w:space="0" w:color="000000"/>
               <w:bottom w:val="single" w:sz="4" w:space="0" w:color="000000"/>
@@ -33421,7 +33717,7 @@
         </w:tc>
         <w:tc>
           <w:tcPr>
-            <w:tcW w:w="1418" w:type="dxa"/>
+            <w:tcW w:w="1421" w:type="dxa"/>
             <w:tcBorders>
               <w:left w:val="single" w:sz="4" w:space="0" w:color="000000"/>
               <w:bottom w:val="single" w:sz="4" w:space="0" w:color="000000"/>
@@ -35791,8 +36087,8 @@
       </w:tblPr>
       <w:tblGrid>
         <w:gridCol w:w="952"/>
-        <w:gridCol w:w="828"/>
-        <w:gridCol w:w="1418"/>
+        <w:gridCol w:w="825"/>
+        <w:gridCol w:w="1421"/>
         <w:gridCol w:w="2497"/>
         <w:gridCol w:w="4277"/>
       </w:tblGrid>
@@ -35835,7 +36131,7 @@
         </w:tc>
         <w:tc>
           <w:tcPr>
-            <w:tcW w:w="828" w:type="dxa"/>
+            <w:tcW w:w="825" w:type="dxa"/>
             <w:tcBorders>
               <w:top w:val="single" w:sz="4" w:space="0" w:color="000000"/>
               <w:left w:val="single" w:sz="4" w:space="0" w:color="000000"/>
@@ -35870,7 +36166,7 @@
         </w:tc>
         <w:tc>
           <w:tcPr>
-            <w:tcW w:w="1418" w:type="dxa"/>
+            <w:tcW w:w="1421" w:type="dxa"/>
             <w:tcBorders>
               <w:top w:val="single" w:sz="4" w:space="0" w:color="000000"/>
               <w:left w:val="single" w:sz="4" w:space="0" w:color="000000"/>
@@ -36003,7 +36299,7 @@
         </w:tc>
         <w:tc>
           <w:tcPr>
-            <w:tcW w:w="828" w:type="dxa"/>
+            <w:tcW w:w="825" w:type="dxa"/>
             <w:tcBorders>
               <w:left w:val="single" w:sz="4" w:space="0" w:color="000000"/>
               <w:bottom w:val="single" w:sz="4" w:space="0" w:color="000000"/>
@@ -36027,7 +36323,7 @@
         </w:tc>
         <w:tc>
           <w:tcPr>
-            <w:tcW w:w="1418" w:type="dxa"/>
+            <w:tcW w:w="1421" w:type="dxa"/>
             <w:tcBorders>
               <w:left w:val="single" w:sz="4" w:space="0" w:color="000000"/>
               <w:bottom w:val="single" w:sz="4" w:space="0" w:color="000000"/>
@@ -40617,6 +40913,116 @@
                 <w:szCs w:val="16"/>
               </w:rPr>
               <w:t>Acknowledgment byte.</w:t>
+            </w:r>
+          </w:p>
+        </w:tc>
+      </w:tr>
+      <w:tr>
+        <w:trPr/>
+        <w:tc>
+          <w:tcPr>
+            <w:tcW w:w="952" w:type="dxa"/>
+            <w:tcBorders>
+              <w:left w:val="single" w:sz="4" w:space="0" w:color="000000"/>
+              <w:bottom w:val="single" w:sz="4" w:space="0" w:color="000000"/>
+            </w:tcBorders>
+          </w:tcPr>
+          <w:p>
+            <w:pPr>
+              <w:pStyle w:val="TableContents"/>
+              <w:widowControl w:val="false"/>
+              <w:rPr/>
+            </w:pPr>
+            <w:r>
+              <w:rPr/>
+              <w:t>Any</w:t>
+            </w:r>
+          </w:p>
+        </w:tc>
+        <w:tc>
+          <w:tcPr>
+            <w:tcW w:w="821" w:type="dxa"/>
+            <w:tcBorders>
+              <w:left w:val="single" w:sz="4" w:space="0" w:color="000000"/>
+              <w:bottom w:val="single" w:sz="4" w:space="0" w:color="000000"/>
+            </w:tcBorders>
+          </w:tcPr>
+          <w:p>
+            <w:pPr>
+              <w:pStyle w:val="TableContents"/>
+              <w:widowControl w:val="false"/>
+              <w:rPr/>
+            </w:pPr>
+            <w:r>
+              <w:rPr/>
+              <w:t>Varies</w:t>
+            </w:r>
+          </w:p>
+        </w:tc>
+        <w:tc>
+          <w:tcPr>
+            <w:tcW w:w="1425" w:type="dxa"/>
+            <w:tcBorders>
+              <w:left w:val="single" w:sz="4" w:space="0" w:color="000000"/>
+              <w:bottom w:val="single" w:sz="4" w:space="0" w:color="000000"/>
+            </w:tcBorders>
+          </w:tcPr>
+          <w:p>
+            <w:pPr>
+              <w:pStyle w:val="TableContents"/>
+              <w:widowControl w:val="false"/>
+              <w:rPr/>
+            </w:pPr>
+            <w:r>
+              <w:rPr/>
+              <w:t>Any</w:t>
+            </w:r>
+          </w:p>
+        </w:tc>
+        <w:tc>
+          <w:tcPr>
+            <w:tcW w:w="2497" w:type="dxa"/>
+            <w:tcBorders>
+              <w:left w:val="single" w:sz="4" w:space="0" w:color="000000"/>
+              <w:bottom w:val="single" w:sz="4" w:space="0" w:color="000000"/>
+            </w:tcBorders>
+          </w:tcPr>
+          <w:p>
+            <w:pPr>
+              <w:pStyle w:val="TableContents"/>
+              <w:widowControl w:val="false"/>
+              <w:rPr/>
+            </w:pPr>
+            <w:r>
+              <w:rPr/>
+              <w:t>91 nn ee</w:t>
+            </w:r>
+          </w:p>
+        </w:tc>
+        <w:tc>
+          <w:tcPr>
+            <w:tcW w:w="4277" w:type="dxa"/>
+            <w:tcBorders>
+              <w:left w:val="single" w:sz="4" w:space="0" w:color="000000"/>
+              <w:bottom w:val="single" w:sz="4" w:space="0" w:color="000000"/>
+              <w:right w:val="single" w:sz="4" w:space="0" w:color="000000"/>
+            </w:tcBorders>
+          </w:tcPr>
+          <w:p>
+            <w:pPr>
+              <w:pStyle w:val="TableContents"/>
+              <w:widowControl w:val="false"/>
+              <w:rPr>
+                <w:sz w:val="16"/>
+                <w:szCs w:val="16"/>
+              </w:rPr>
+            </w:pPr>
+            <w:r>
+              <w:rPr>
+                <w:sz w:val="16"/>
+                <w:szCs w:val="16"/>
+              </w:rPr>
+              <w:t>Split AIBus message of length nn, entry ee.</w:t>
             </w:r>
           </w:p>
         </w:tc>
@@ -43874,6 +44280,143 @@
   <w:abstractNum w:abstractNumId="23">
     <w:lvl w:ilvl="0">
       <w:start w:val="1"/>
+      <w:numFmt w:val="bullet"/>
+      <w:lvlText w:val=""/>
+      <w:lvlJc w:val="left"/>
+      <w:pPr>
+        <w:tabs>
+          <w:tab w:val="num" w:pos="720"/>
+        </w:tabs>
+        <w:ind w:left="720" w:hanging="360"/>
+      </w:pPr>
+      <w:rPr>
+        <w:rFonts w:ascii="Symbol" w:hAnsi="Symbol" w:cs="Symbol" w:hint="default"/>
+      </w:rPr>
+    </w:lvl>
+    <w:lvl w:ilvl="1">
+      <w:start w:val="1"/>
+      <w:numFmt w:val="bullet"/>
+      <w:lvlText w:val="◦"/>
+      <w:lvlJc w:val="left"/>
+      <w:pPr>
+        <w:tabs>
+          <w:tab w:val="num" w:pos="1080"/>
+        </w:tabs>
+        <w:ind w:left="1080" w:hanging="360"/>
+      </w:pPr>
+      <w:rPr>
+        <w:rFonts w:ascii="OpenSymbol" w:hAnsi="OpenSymbol" w:cs="OpenSymbol" w:hint="default"/>
+      </w:rPr>
+    </w:lvl>
+    <w:lvl w:ilvl="2">
+      <w:start w:val="1"/>
+      <w:numFmt w:val="bullet"/>
+      <w:lvlText w:val="▪"/>
+      <w:lvlJc w:val="left"/>
+      <w:pPr>
+        <w:tabs>
+          <w:tab w:val="num" w:pos="1440"/>
+        </w:tabs>
+        <w:ind w:left="1440" w:hanging="360"/>
+      </w:pPr>
+      <w:rPr>
+        <w:rFonts w:ascii="OpenSymbol" w:hAnsi="OpenSymbol" w:cs="OpenSymbol" w:hint="default"/>
+      </w:rPr>
+    </w:lvl>
+    <w:lvl w:ilvl="3">
+      <w:start w:val="1"/>
+      <w:numFmt w:val="bullet"/>
+      <w:lvlText w:val=""/>
+      <w:lvlJc w:val="left"/>
+      <w:pPr>
+        <w:tabs>
+          <w:tab w:val="num" w:pos="1800"/>
+        </w:tabs>
+        <w:ind w:left="1800" w:hanging="360"/>
+      </w:pPr>
+      <w:rPr>
+        <w:rFonts w:ascii="Symbol" w:hAnsi="Symbol" w:cs="Symbol" w:hint="default"/>
+      </w:rPr>
+    </w:lvl>
+    <w:lvl w:ilvl="4">
+      <w:start w:val="1"/>
+      <w:numFmt w:val="bullet"/>
+      <w:lvlText w:val="◦"/>
+      <w:lvlJc w:val="left"/>
+      <w:pPr>
+        <w:tabs>
+          <w:tab w:val="num" w:pos="2160"/>
+        </w:tabs>
+        <w:ind w:left="2160" w:hanging="360"/>
+      </w:pPr>
+      <w:rPr>
+        <w:rFonts w:ascii="OpenSymbol" w:hAnsi="OpenSymbol" w:cs="OpenSymbol" w:hint="default"/>
+      </w:rPr>
+    </w:lvl>
+    <w:lvl w:ilvl="5">
+      <w:start w:val="1"/>
+      <w:numFmt w:val="bullet"/>
+      <w:lvlText w:val="▪"/>
+      <w:lvlJc w:val="left"/>
+      <w:pPr>
+        <w:tabs>
+          <w:tab w:val="num" w:pos="2520"/>
+        </w:tabs>
+        <w:ind w:left="2520" w:hanging="360"/>
+      </w:pPr>
+      <w:rPr>
+        <w:rFonts w:ascii="OpenSymbol" w:hAnsi="OpenSymbol" w:cs="OpenSymbol" w:hint="default"/>
+      </w:rPr>
+    </w:lvl>
+    <w:lvl w:ilvl="6">
+      <w:start w:val="1"/>
+      <w:numFmt w:val="bullet"/>
+      <w:lvlText w:val=""/>
+      <w:lvlJc w:val="left"/>
+      <w:pPr>
+        <w:tabs>
+          <w:tab w:val="num" w:pos="2880"/>
+        </w:tabs>
+        <w:ind w:left="2880" w:hanging="360"/>
+      </w:pPr>
+      <w:rPr>
+        <w:rFonts w:ascii="Symbol" w:hAnsi="Symbol" w:cs="Symbol" w:hint="default"/>
+      </w:rPr>
+    </w:lvl>
+    <w:lvl w:ilvl="7">
+      <w:start w:val="1"/>
+      <w:numFmt w:val="bullet"/>
+      <w:lvlText w:val="◦"/>
+      <w:lvlJc w:val="left"/>
+      <w:pPr>
+        <w:tabs>
+          <w:tab w:val="num" w:pos="3240"/>
+        </w:tabs>
+        <w:ind w:left="3240" w:hanging="360"/>
+      </w:pPr>
+      <w:rPr>
+        <w:rFonts w:ascii="OpenSymbol" w:hAnsi="OpenSymbol" w:cs="OpenSymbol" w:hint="default"/>
+      </w:rPr>
+    </w:lvl>
+    <w:lvl w:ilvl="8">
+      <w:start w:val="1"/>
+      <w:numFmt w:val="bullet"/>
+      <w:lvlText w:val="▪"/>
+      <w:lvlJc w:val="left"/>
+      <w:pPr>
+        <w:tabs>
+          <w:tab w:val="num" w:pos="3600"/>
+        </w:tabs>
+        <w:ind w:left="3600" w:hanging="360"/>
+      </w:pPr>
+      <w:rPr>
+        <w:rFonts w:ascii="OpenSymbol" w:hAnsi="OpenSymbol" w:cs="OpenSymbol" w:hint="default"/>
+      </w:rPr>
+    </w:lvl>
+  </w:abstractNum>
+  <w:abstractNum w:abstractNumId="24">
+    <w:lvl w:ilvl="0">
+      <w:start w:val="1"/>
       <w:numFmt w:val="none"/>
       <w:suff w:val="nothing"/>
       <w:lvlText w:val=""/>
@@ -44059,6 +44602,9 @@
   <w:num w:numId="23">
     <w:abstractNumId w:val="23"/>
   </w:num>
+  <w:num w:numId="24">
+    <w:abstractNumId w:val="24"/>
+  </w:num>
 </w:numbering>
 </file>
 
@@ -44119,15 +44665,15 @@
       <w:szCs w:val="36"/>
     </w:rPr>
   </w:style>
-  <w:style w:type="character" w:styleId="Bullets">
-    <w:name w:val="Bullets"/>
+  <w:style w:type="character" w:styleId="Bulletsuser">
+    <w:name w:val="Bullets (user)"/>
     <w:qFormat/>
     <w:rPr>
       <w:rFonts w:ascii="OpenSymbol" w:hAnsi="OpenSymbol" w:eastAsia="OpenSymbol" w:cs="OpenSymbol"/>
     </w:rPr>
   </w:style>
-  <w:style w:type="character" w:styleId="Bulletsuser">
-    <w:name w:val="Bullets (user)"/>
+  <w:style w:type="character" w:styleId="Bullets">
+    <w:name w:val="Bullets"/>
     <w:qFormat/>
     <w:rPr>
       <w:rFonts w:ascii="OpenSymbol" w:hAnsi="OpenSymbol" w:eastAsia="OpenSymbol" w:cs="OpenSymbol"/>

--- a/AIBus Information.docx
+++ b/AIBus Information.docx
@@ -19625,6 +19625,314 @@
           </w:p>
         </w:tc>
       </w:tr>
+      <w:tr>
+        <w:trPr/>
+        <w:tc>
+          <w:tcPr>
+            <w:tcW w:w="952" w:type="dxa"/>
+            <w:tcBorders>
+              <w:left w:val="single" w:sz="4" w:space="0" w:color="000000"/>
+              <w:bottom w:val="single" w:sz="4" w:space="0" w:color="000000"/>
+            </w:tcBorders>
+          </w:tcPr>
+          <w:p>
+            <w:pPr>
+              <w:pStyle w:val="TableContents"/>
+              <w:widowControl w:val="false"/>
+              <w:numPr>
+                <w:ilvl w:val="0"/>
+                <w:numId w:val="1"/>
+              </w:numPr>
+              <w:rPr>
+                <w:sz w:val="22"/>
+                <w:szCs w:val="22"/>
+              </w:rPr>
+            </w:pPr>
+            <w:r>
+              <w:rPr>
+                <w:sz w:val="22"/>
+                <w:szCs w:val="22"/>
+              </w:rPr>
+              <w:t>Any</w:t>
+            </w:r>
+          </w:p>
+        </w:tc>
+        <w:tc>
+          <w:tcPr>
+            <w:tcW w:w="821" w:type="dxa"/>
+            <w:tcBorders>
+              <w:left w:val="single" w:sz="4" w:space="0" w:color="000000"/>
+              <w:bottom w:val="single" w:sz="4" w:space="0" w:color="000000"/>
+            </w:tcBorders>
+          </w:tcPr>
+          <w:p>
+            <w:pPr>
+              <w:pStyle w:val="TableContents"/>
+              <w:widowControl w:val="false"/>
+              <w:numPr>
+                <w:ilvl w:val="0"/>
+                <w:numId w:val="1"/>
+              </w:numPr>
+              <w:rPr>
+                <w:sz w:val="22"/>
+                <w:szCs w:val="22"/>
+              </w:rPr>
+            </w:pPr>
+            <w:r>
+              <w:rPr>
+                <w:sz w:val="22"/>
+                <w:szCs w:val="22"/>
+              </w:rPr>
+              <w:t>2</w:t>
+            </w:r>
+          </w:p>
+        </w:tc>
+        <w:tc>
+          <w:tcPr>
+            <w:tcW w:w="1425" w:type="dxa"/>
+            <w:tcBorders>
+              <w:left w:val="single" w:sz="4" w:space="0" w:color="000000"/>
+              <w:bottom w:val="single" w:sz="4" w:space="0" w:color="000000"/>
+            </w:tcBorders>
+          </w:tcPr>
+          <w:p>
+            <w:pPr>
+              <w:pStyle w:val="TableContents"/>
+              <w:widowControl w:val="false"/>
+              <w:numPr>
+                <w:ilvl w:val="0"/>
+                <w:numId w:val="1"/>
+              </w:numPr>
+              <w:rPr>
+                <w:sz w:val="22"/>
+                <w:szCs w:val="22"/>
+              </w:rPr>
+            </w:pPr>
+            <w:r>
+              <w:rPr>
+                <w:sz w:val="22"/>
+                <w:szCs w:val="22"/>
+              </w:rPr>
+              <w:t>7</w:t>
+            </w:r>
+          </w:p>
+        </w:tc>
+        <w:tc>
+          <w:tcPr>
+            <w:tcW w:w="2497" w:type="dxa"/>
+            <w:tcBorders>
+              <w:left w:val="single" w:sz="4" w:space="0" w:color="000000"/>
+              <w:bottom w:val="single" w:sz="4" w:space="0" w:color="000000"/>
+            </w:tcBorders>
+          </w:tcPr>
+          <w:p>
+            <w:pPr>
+              <w:pStyle w:val="TableContents"/>
+              <w:widowControl w:val="false"/>
+              <w:numPr>
+                <w:ilvl w:val="0"/>
+                <w:numId w:val="1"/>
+              </w:numPr>
+              <w:rPr>
+                <w:sz w:val="22"/>
+                <w:szCs w:val="22"/>
+              </w:rPr>
+            </w:pPr>
+            <w:r>
+              <w:rPr>
+                <w:sz w:val="22"/>
+                <w:szCs w:val="22"/>
+              </w:rPr>
+              <w:t>3E F0</w:t>
+            </w:r>
+          </w:p>
+        </w:tc>
+        <w:tc>
+          <w:tcPr>
+            <w:tcW w:w="4277" w:type="dxa"/>
+            <w:tcBorders>
+              <w:left w:val="single" w:sz="4" w:space="0" w:color="000000"/>
+              <w:bottom w:val="single" w:sz="4" w:space="0" w:color="000000"/>
+              <w:right w:val="single" w:sz="4" w:space="0" w:color="000000"/>
+            </w:tcBorders>
+          </w:tcPr>
+          <w:p>
+            <w:pPr>
+              <w:pStyle w:val="TableContents"/>
+              <w:widowControl w:val="false"/>
+              <w:numPr>
+                <w:ilvl w:val="0"/>
+                <w:numId w:val="1"/>
+              </w:numPr>
+              <w:rPr>
+                <w:sz w:val="16"/>
+                <w:szCs w:val="16"/>
+              </w:rPr>
+            </w:pPr>
+            <w:r>
+              <w:rPr>
+                <w:sz w:val="16"/>
+                <w:szCs w:val="16"/>
+              </w:rPr>
+              <w:t>Request for screen EDID data.</w:t>
+            </w:r>
+          </w:p>
+        </w:tc>
+      </w:tr>
+      <w:tr>
+        <w:trPr/>
+        <w:tc>
+          <w:tcPr>
+            <w:tcW w:w="952" w:type="dxa"/>
+            <w:tcBorders>
+              <w:left w:val="single" w:sz="4" w:space="0" w:color="000000"/>
+              <w:bottom w:val="single" w:sz="4" w:space="0" w:color="000000"/>
+            </w:tcBorders>
+          </w:tcPr>
+          <w:p>
+            <w:pPr>
+              <w:pStyle w:val="TableContents"/>
+              <w:widowControl w:val="false"/>
+              <w:numPr>
+                <w:ilvl w:val="0"/>
+                <w:numId w:val="1"/>
+              </w:numPr>
+              <w:rPr>
+                <w:sz w:val="22"/>
+                <w:szCs w:val="22"/>
+              </w:rPr>
+            </w:pPr>
+            <w:r>
+              <w:rPr>
+                <w:sz w:val="22"/>
+                <w:szCs w:val="22"/>
+              </w:rPr>
+              <w:t>7</w:t>
+            </w:r>
+          </w:p>
+        </w:tc>
+        <w:tc>
+          <w:tcPr>
+            <w:tcW w:w="821" w:type="dxa"/>
+            <w:tcBorders>
+              <w:left w:val="single" w:sz="4" w:space="0" w:color="000000"/>
+              <w:bottom w:val="single" w:sz="4" w:space="0" w:color="000000"/>
+            </w:tcBorders>
+          </w:tcPr>
+          <w:p>
+            <w:pPr>
+              <w:pStyle w:val="TableContents"/>
+              <w:widowControl w:val="false"/>
+              <w:numPr>
+                <w:ilvl w:val="0"/>
+                <w:numId w:val="1"/>
+              </w:numPr>
+              <w:rPr>
+                <w:sz w:val="22"/>
+                <w:szCs w:val="22"/>
+              </w:rPr>
+            </w:pPr>
+            <w:r>
+              <w:rPr>
+                <w:sz w:val="22"/>
+                <w:szCs w:val="22"/>
+              </w:rPr>
+              <w:t>129</w:t>
+            </w:r>
+          </w:p>
+        </w:tc>
+        <w:tc>
+          <w:tcPr>
+            <w:tcW w:w="1425" w:type="dxa"/>
+            <w:tcBorders>
+              <w:left w:val="single" w:sz="4" w:space="0" w:color="000000"/>
+              <w:bottom w:val="single" w:sz="4" w:space="0" w:color="000000"/>
+            </w:tcBorders>
+          </w:tcPr>
+          <w:p>
+            <w:pPr>
+              <w:pStyle w:val="TableContents"/>
+              <w:widowControl w:val="false"/>
+              <w:numPr>
+                <w:ilvl w:val="0"/>
+                <w:numId w:val="1"/>
+              </w:numPr>
+              <w:rPr>
+                <w:sz w:val="22"/>
+                <w:szCs w:val="22"/>
+              </w:rPr>
+            </w:pPr>
+            <w:r>
+              <w:rPr>
+                <w:sz w:val="22"/>
+                <w:szCs w:val="22"/>
+              </w:rPr>
+              <w:t>Any</w:t>
+            </w:r>
+          </w:p>
+        </w:tc>
+        <w:tc>
+          <w:tcPr>
+            <w:tcW w:w="2497" w:type="dxa"/>
+            <w:tcBorders>
+              <w:left w:val="single" w:sz="4" w:space="0" w:color="000000"/>
+              <w:bottom w:val="single" w:sz="4" w:space="0" w:color="000000"/>
+            </w:tcBorders>
+          </w:tcPr>
+          <w:p>
+            <w:pPr>
+              <w:pStyle w:val="TableContents"/>
+              <w:widowControl w:val="false"/>
+              <w:numPr>
+                <w:ilvl w:val="0"/>
+                <w:numId w:val="1"/>
+              </w:numPr>
+              <w:rPr>
+                <w:sz w:val="22"/>
+                <w:szCs w:val="22"/>
+              </w:rPr>
+            </w:pPr>
+            <w:r>
+              <w:rPr>
+                <w:sz w:val="22"/>
+                <w:szCs w:val="22"/>
+              </w:rPr>
+              <w:t>3E […]</w:t>
+            </w:r>
+          </w:p>
+        </w:tc>
+        <w:tc>
+          <w:tcPr>
+            <w:tcW w:w="4277" w:type="dxa"/>
+            <w:tcBorders>
+              <w:left w:val="single" w:sz="4" w:space="0" w:color="000000"/>
+              <w:bottom w:val="single" w:sz="4" w:space="0" w:color="000000"/>
+              <w:right w:val="single" w:sz="4" w:space="0" w:color="000000"/>
+            </w:tcBorders>
+          </w:tcPr>
+          <w:p>
+            <w:pPr>
+              <w:pStyle w:val="TableContents"/>
+              <w:widowControl w:val="false"/>
+              <w:numPr>
+                <w:ilvl w:val="0"/>
+                <w:numId w:val="1"/>
+              </w:numPr>
+              <w:rPr>
+                <w:sz w:val="16"/>
+                <w:szCs w:val="16"/>
+              </w:rPr>
+            </w:pPr>
+            <w:r>
+              <w:rPr>
+                <w:sz w:val="16"/>
+                <w:szCs w:val="16"/>
+              </w:rPr>
+              <w:t>EDID message.</w:t>
+            </w:r>
+          </w:p>
+        </w:tc>
+      </w:tr>
     </w:tbl>
     <w:p>
       <w:pPr>
@@ -19675,8 +19983,8 @@
       </w:tblPr>
       <w:tblGrid>
         <w:gridCol w:w="952"/>
-        <w:gridCol w:w="825"/>
-        <w:gridCol w:w="1421"/>
+        <w:gridCol w:w="824"/>
+        <w:gridCol w:w="1422"/>
         <w:gridCol w:w="2497"/>
         <w:gridCol w:w="4277"/>
       </w:tblGrid>
@@ -19719,7 +20027,7 @@
         </w:tc>
         <w:tc>
           <w:tcPr>
-            <w:tcW w:w="825" w:type="dxa"/>
+            <w:tcW w:w="824" w:type="dxa"/>
             <w:tcBorders>
               <w:top w:val="single" w:sz="4" w:space="0" w:color="000000"/>
               <w:left w:val="single" w:sz="4" w:space="0" w:color="000000"/>
@@ -19754,7 +20062,7 @@
         </w:tc>
         <w:tc>
           <w:tcPr>
-            <w:tcW w:w="1421" w:type="dxa"/>
+            <w:tcW w:w="1422" w:type="dxa"/>
             <w:tcBorders>
               <w:top w:val="single" w:sz="4" w:space="0" w:color="000000"/>
               <w:left w:val="single" w:sz="4" w:space="0" w:color="000000"/>
@@ -19897,7 +20205,7 @@
         </w:tc>
         <w:tc>
           <w:tcPr>
-            <w:tcW w:w="825" w:type="dxa"/>
+            <w:tcW w:w="824" w:type="dxa"/>
             <w:tcBorders>
               <w:left w:val="single" w:sz="4" w:space="0" w:color="000000"/>
               <w:bottom w:val="single" w:sz="4" w:space="0" w:color="000000"/>
@@ -19931,7 +20239,7 @@
         </w:tc>
         <w:tc>
           <w:tcPr>
-            <w:tcW w:w="1421" w:type="dxa"/>
+            <w:tcW w:w="1422" w:type="dxa"/>
             <w:tcBorders>
               <w:left w:val="single" w:sz="4" w:space="0" w:color="000000"/>
               <w:bottom w:val="single" w:sz="4" w:space="0" w:color="000000"/>
@@ -20075,7 +20383,7 @@
         </w:tc>
         <w:tc>
           <w:tcPr>
-            <w:tcW w:w="825" w:type="dxa"/>
+            <w:tcW w:w="824" w:type="dxa"/>
             <w:tcBorders>
               <w:left w:val="single" w:sz="4" w:space="0" w:color="000000"/>
               <w:bottom w:val="single" w:sz="4" w:space="0" w:color="000000"/>
@@ -20109,7 +20417,7 @@
         </w:tc>
         <w:tc>
           <w:tcPr>
-            <w:tcW w:w="1421" w:type="dxa"/>
+            <w:tcW w:w="1422" w:type="dxa"/>
             <w:tcBorders>
               <w:left w:val="single" w:sz="4" w:space="0" w:color="000000"/>
               <w:bottom w:val="single" w:sz="4" w:space="0" w:color="000000"/>
@@ -20253,7 +20561,7 @@
         </w:tc>
         <w:tc>
           <w:tcPr>
-            <w:tcW w:w="825" w:type="dxa"/>
+            <w:tcW w:w="824" w:type="dxa"/>
             <w:tcBorders>
               <w:left w:val="single" w:sz="4" w:space="0" w:color="000000"/>
               <w:bottom w:val="single" w:sz="4" w:space="0" w:color="000000"/>
@@ -20287,7 +20595,7 @@
         </w:tc>
         <w:tc>
           <w:tcPr>
-            <w:tcW w:w="1421" w:type="dxa"/>
+            <w:tcW w:w="1422" w:type="dxa"/>
             <w:tcBorders>
               <w:left w:val="single" w:sz="4" w:space="0" w:color="000000"/>
               <w:bottom w:val="single" w:sz="4" w:space="0" w:color="000000"/>
@@ -20431,7 +20739,7 @@
         </w:tc>
         <w:tc>
           <w:tcPr>
-            <w:tcW w:w="825" w:type="dxa"/>
+            <w:tcW w:w="824" w:type="dxa"/>
             <w:tcBorders>
               <w:left w:val="single" w:sz="4" w:space="0" w:color="000000"/>
               <w:bottom w:val="single" w:sz="4" w:space="0" w:color="000000"/>
@@ -20465,7 +20773,7 @@
         </w:tc>
         <w:tc>
           <w:tcPr>
-            <w:tcW w:w="1421" w:type="dxa"/>
+            <w:tcW w:w="1422" w:type="dxa"/>
             <w:tcBorders>
               <w:left w:val="single" w:sz="4" w:space="0" w:color="000000"/>
               <w:bottom w:val="single" w:sz="4" w:space="0" w:color="000000"/>
@@ -20609,7 +20917,7 @@
         </w:tc>
         <w:tc>
           <w:tcPr>
-            <w:tcW w:w="825" w:type="dxa"/>
+            <w:tcW w:w="824" w:type="dxa"/>
             <w:tcBorders>
               <w:left w:val="single" w:sz="4" w:space="0" w:color="000000"/>
               <w:bottom w:val="single" w:sz="4" w:space="0" w:color="000000"/>
@@ -20643,7 +20951,7 @@
         </w:tc>
         <w:tc>
           <w:tcPr>
-            <w:tcW w:w="1421" w:type="dxa"/>
+            <w:tcW w:w="1422" w:type="dxa"/>
             <w:tcBorders>
               <w:left w:val="single" w:sz="4" w:space="0" w:color="000000"/>
               <w:bottom w:val="single" w:sz="4" w:space="0" w:color="000000"/>
@@ -20787,7 +21095,7 @@
         </w:tc>
         <w:tc>
           <w:tcPr>
-            <w:tcW w:w="825" w:type="dxa"/>
+            <w:tcW w:w="824" w:type="dxa"/>
             <w:tcBorders>
               <w:left w:val="single" w:sz="4" w:space="0" w:color="000000"/>
               <w:bottom w:val="single" w:sz="4" w:space="0" w:color="000000"/>
@@ -20821,7 +21129,7 @@
         </w:tc>
         <w:tc>
           <w:tcPr>
-            <w:tcW w:w="1421" w:type="dxa"/>
+            <w:tcW w:w="1422" w:type="dxa"/>
             <w:tcBorders>
               <w:left w:val="single" w:sz="4" w:space="0" w:color="000000"/>
               <w:bottom w:val="single" w:sz="4" w:space="0" w:color="000000"/>
@@ -20965,7 +21273,7 @@
         </w:tc>
         <w:tc>
           <w:tcPr>
-            <w:tcW w:w="825" w:type="dxa"/>
+            <w:tcW w:w="824" w:type="dxa"/>
             <w:tcBorders>
               <w:left w:val="single" w:sz="4" w:space="0" w:color="000000"/>
               <w:bottom w:val="single" w:sz="4" w:space="0" w:color="000000"/>
@@ -20999,7 +21307,7 @@
         </w:tc>
         <w:tc>
           <w:tcPr>
-            <w:tcW w:w="1421" w:type="dxa"/>
+            <w:tcW w:w="1422" w:type="dxa"/>
             <w:tcBorders>
               <w:left w:val="single" w:sz="4" w:space="0" w:color="000000"/>
               <w:bottom w:val="single" w:sz="4" w:space="0" w:color="000000"/>
@@ -21143,7 +21451,7 @@
         </w:tc>
         <w:tc>
           <w:tcPr>
-            <w:tcW w:w="825" w:type="dxa"/>
+            <w:tcW w:w="824" w:type="dxa"/>
             <w:tcBorders>
               <w:left w:val="single" w:sz="4" w:space="0" w:color="000000"/>
               <w:bottom w:val="single" w:sz="4" w:space="0" w:color="000000"/>
@@ -21177,7 +21485,7 @@
         </w:tc>
         <w:tc>
           <w:tcPr>
-            <w:tcW w:w="1421" w:type="dxa"/>
+            <w:tcW w:w="1422" w:type="dxa"/>
             <w:tcBorders>
               <w:left w:val="single" w:sz="4" w:space="0" w:color="000000"/>
               <w:bottom w:val="single" w:sz="4" w:space="0" w:color="000000"/>
@@ -21321,7 +21629,7 @@
         </w:tc>
         <w:tc>
           <w:tcPr>
-            <w:tcW w:w="825" w:type="dxa"/>
+            <w:tcW w:w="824" w:type="dxa"/>
             <w:tcBorders>
               <w:left w:val="single" w:sz="4" w:space="0" w:color="000000"/>
               <w:bottom w:val="single" w:sz="4" w:space="0" w:color="000000"/>
@@ -21355,7 +21663,7 @@
         </w:tc>
         <w:tc>
           <w:tcPr>
-            <w:tcW w:w="1421" w:type="dxa"/>
+            <w:tcW w:w="1422" w:type="dxa"/>
             <w:tcBorders>
               <w:left w:val="single" w:sz="4" w:space="0" w:color="000000"/>
               <w:bottom w:val="single" w:sz="4" w:space="0" w:color="000000"/>
@@ -21759,7 +22067,7 @@
         </w:tc>
         <w:tc>
           <w:tcPr>
-            <w:tcW w:w="825" w:type="dxa"/>
+            <w:tcW w:w="824" w:type="dxa"/>
             <w:tcBorders>
               <w:left w:val="single" w:sz="4" w:space="0" w:color="000000"/>
               <w:bottom w:val="single" w:sz="4" w:space="0" w:color="000000"/>
@@ -21793,7 +22101,7 @@
         </w:tc>
         <w:tc>
           <w:tcPr>
-            <w:tcW w:w="1421" w:type="dxa"/>
+            <w:tcW w:w="1422" w:type="dxa"/>
             <w:tcBorders>
               <w:left w:val="single" w:sz="4" w:space="0" w:color="000000"/>
               <w:bottom w:val="single" w:sz="4" w:space="0" w:color="000000"/>
@@ -21937,7 +22245,7 @@
         </w:tc>
         <w:tc>
           <w:tcPr>
-            <w:tcW w:w="825" w:type="dxa"/>
+            <w:tcW w:w="824" w:type="dxa"/>
             <w:tcBorders>
               <w:left w:val="single" w:sz="4" w:space="0" w:color="000000"/>
               <w:bottom w:val="single" w:sz="4" w:space="0" w:color="000000"/>
@@ -21971,7 +22279,7 @@
         </w:tc>
         <w:tc>
           <w:tcPr>
-            <w:tcW w:w="1421" w:type="dxa"/>
+            <w:tcW w:w="1422" w:type="dxa"/>
             <w:tcBorders>
               <w:left w:val="single" w:sz="4" w:space="0" w:color="000000"/>
               <w:bottom w:val="single" w:sz="4" w:space="0" w:color="000000"/>
@@ -22115,7 +22423,7 @@
         </w:tc>
         <w:tc>
           <w:tcPr>
-            <w:tcW w:w="825" w:type="dxa"/>
+            <w:tcW w:w="824" w:type="dxa"/>
             <w:tcBorders>
               <w:left w:val="single" w:sz="4" w:space="0" w:color="000000"/>
               <w:bottom w:val="single" w:sz="4" w:space="0" w:color="000000"/>
@@ -22149,7 +22457,7 @@
         </w:tc>
         <w:tc>
           <w:tcPr>
-            <w:tcW w:w="1421" w:type="dxa"/>
+            <w:tcW w:w="1422" w:type="dxa"/>
             <w:tcBorders>
               <w:left w:val="single" w:sz="4" w:space="0" w:color="000000"/>
               <w:bottom w:val="single" w:sz="4" w:space="0" w:color="000000"/>
@@ -24213,8 +24521,8 @@
       </w:tblPr>
       <w:tblGrid>
         <w:gridCol w:w="952"/>
-        <w:gridCol w:w="825"/>
-        <w:gridCol w:w="1421"/>
+        <w:gridCol w:w="824"/>
+        <w:gridCol w:w="1422"/>
         <w:gridCol w:w="2497"/>
         <w:gridCol w:w="4277"/>
       </w:tblGrid>
@@ -24257,7 +24565,7 @@
         </w:tc>
         <w:tc>
           <w:tcPr>
-            <w:tcW w:w="825" w:type="dxa"/>
+            <w:tcW w:w="824" w:type="dxa"/>
             <w:tcBorders>
               <w:top w:val="single" w:sz="4" w:space="0" w:color="000000"/>
               <w:left w:val="single" w:sz="4" w:space="0" w:color="000000"/>
@@ -24292,7 +24600,7 @@
         </w:tc>
         <w:tc>
           <w:tcPr>
-            <w:tcW w:w="1421" w:type="dxa"/>
+            <w:tcW w:w="1422" w:type="dxa"/>
             <w:tcBorders>
               <w:top w:val="single" w:sz="4" w:space="0" w:color="000000"/>
               <w:left w:val="single" w:sz="4" w:space="0" w:color="000000"/>
@@ -24425,7 +24733,7 @@
         </w:tc>
         <w:tc>
           <w:tcPr>
-            <w:tcW w:w="825" w:type="dxa"/>
+            <w:tcW w:w="824" w:type="dxa"/>
             <w:tcBorders>
               <w:left w:val="single" w:sz="4" w:space="0" w:color="000000"/>
               <w:bottom w:val="single" w:sz="4" w:space="0" w:color="000000"/>
@@ -24449,7 +24757,7 @@
         </w:tc>
         <w:tc>
           <w:tcPr>
-            <w:tcW w:w="1421" w:type="dxa"/>
+            <w:tcW w:w="1422" w:type="dxa"/>
             <w:tcBorders>
               <w:left w:val="single" w:sz="4" w:space="0" w:color="000000"/>
               <w:bottom w:val="single" w:sz="4" w:space="0" w:color="000000"/>
@@ -24555,7 +24863,7 @@
         </w:tc>
         <w:tc>
           <w:tcPr>
-            <w:tcW w:w="825" w:type="dxa"/>
+            <w:tcW w:w="824" w:type="dxa"/>
             <w:tcBorders>
               <w:left w:val="single" w:sz="4" w:space="0" w:color="000000"/>
               <w:bottom w:val="single" w:sz="4" w:space="0" w:color="000000"/>
@@ -24579,7 +24887,7 @@
         </w:tc>
         <w:tc>
           <w:tcPr>
-            <w:tcW w:w="1421" w:type="dxa"/>
+            <w:tcW w:w="1422" w:type="dxa"/>
             <w:tcBorders>
               <w:left w:val="single" w:sz="4" w:space="0" w:color="000000"/>
               <w:bottom w:val="single" w:sz="4" w:space="0" w:color="000000"/>
@@ -24685,7 +24993,7 @@
         </w:tc>
         <w:tc>
           <w:tcPr>
-            <w:tcW w:w="825" w:type="dxa"/>
+            <w:tcW w:w="824" w:type="dxa"/>
             <w:tcBorders>
               <w:left w:val="single" w:sz="4" w:space="0" w:color="000000"/>
               <w:bottom w:val="single" w:sz="4" w:space="0" w:color="000000"/>
@@ -24709,7 +25017,7 @@
         </w:tc>
         <w:tc>
           <w:tcPr>
-            <w:tcW w:w="1421" w:type="dxa"/>
+            <w:tcW w:w="1422" w:type="dxa"/>
             <w:tcBorders>
               <w:left w:val="single" w:sz="4" w:space="0" w:color="000000"/>
               <w:bottom w:val="single" w:sz="4" w:space="0" w:color="000000"/>
@@ -24815,7 +25123,7 @@
         </w:tc>
         <w:tc>
           <w:tcPr>
-            <w:tcW w:w="825" w:type="dxa"/>
+            <w:tcW w:w="824" w:type="dxa"/>
             <w:tcBorders>
               <w:left w:val="single" w:sz="4" w:space="0" w:color="000000"/>
               <w:bottom w:val="single" w:sz="4" w:space="0" w:color="000000"/>
@@ -24839,7 +25147,7 @@
         </w:tc>
         <w:tc>
           <w:tcPr>
-            <w:tcW w:w="1421" w:type="dxa"/>
+            <w:tcW w:w="1422" w:type="dxa"/>
             <w:tcBorders>
               <w:left w:val="single" w:sz="4" w:space="0" w:color="000000"/>
               <w:bottom w:val="single" w:sz="4" w:space="0" w:color="000000"/>
@@ -24945,7 +25253,7 @@
         </w:tc>
         <w:tc>
           <w:tcPr>
-            <w:tcW w:w="825" w:type="dxa"/>
+            <w:tcW w:w="824" w:type="dxa"/>
             <w:tcBorders>
               <w:left w:val="single" w:sz="4" w:space="0" w:color="000000"/>
               <w:bottom w:val="single" w:sz="4" w:space="0" w:color="000000"/>
@@ -24969,7 +25277,7 @@
         </w:tc>
         <w:tc>
           <w:tcPr>
-            <w:tcW w:w="1421" w:type="dxa"/>
+            <w:tcW w:w="1422" w:type="dxa"/>
             <w:tcBorders>
               <w:left w:val="single" w:sz="4" w:space="0" w:color="000000"/>
               <w:bottom w:val="single" w:sz="4" w:space="0" w:color="000000"/>
@@ -25075,7 +25383,7 @@
         </w:tc>
         <w:tc>
           <w:tcPr>
-            <w:tcW w:w="825" w:type="dxa"/>
+            <w:tcW w:w="824" w:type="dxa"/>
             <w:tcBorders>
               <w:left w:val="single" w:sz="4" w:space="0" w:color="000000"/>
               <w:bottom w:val="single" w:sz="4" w:space="0" w:color="000000"/>
@@ -25099,7 +25407,7 @@
         </w:tc>
         <w:tc>
           <w:tcPr>
-            <w:tcW w:w="1421" w:type="dxa"/>
+            <w:tcW w:w="1422" w:type="dxa"/>
             <w:tcBorders>
               <w:left w:val="single" w:sz="4" w:space="0" w:color="000000"/>
               <w:bottom w:val="single" w:sz="4" w:space="0" w:color="000000"/>
@@ -25205,7 +25513,7 @@
         </w:tc>
         <w:tc>
           <w:tcPr>
-            <w:tcW w:w="825" w:type="dxa"/>
+            <w:tcW w:w="824" w:type="dxa"/>
             <w:tcBorders>
               <w:left w:val="single" w:sz="4" w:space="0" w:color="000000"/>
               <w:bottom w:val="single" w:sz="4" w:space="0" w:color="000000"/>
@@ -25229,7 +25537,7 @@
         </w:tc>
         <w:tc>
           <w:tcPr>
-            <w:tcW w:w="1421" w:type="dxa"/>
+            <w:tcW w:w="1422" w:type="dxa"/>
             <w:tcBorders>
               <w:left w:val="single" w:sz="4" w:space="0" w:color="000000"/>
               <w:bottom w:val="single" w:sz="4" w:space="0" w:color="000000"/>
@@ -25335,7 +25643,7 @@
         </w:tc>
         <w:tc>
           <w:tcPr>
-            <w:tcW w:w="825" w:type="dxa"/>
+            <w:tcW w:w="824" w:type="dxa"/>
             <w:tcBorders>
               <w:left w:val="single" w:sz="4" w:space="0" w:color="000000"/>
               <w:bottom w:val="single" w:sz="4" w:space="0" w:color="000000"/>
@@ -25359,7 +25667,7 @@
         </w:tc>
         <w:tc>
           <w:tcPr>
-            <w:tcW w:w="1421" w:type="dxa"/>
+            <w:tcW w:w="1422" w:type="dxa"/>
             <w:tcBorders>
               <w:left w:val="single" w:sz="4" w:space="0" w:color="000000"/>
               <w:bottom w:val="single" w:sz="4" w:space="0" w:color="000000"/>
@@ -25465,7 +25773,7 @@
         </w:tc>
         <w:tc>
           <w:tcPr>
-            <w:tcW w:w="825" w:type="dxa"/>
+            <w:tcW w:w="824" w:type="dxa"/>
             <w:tcBorders>
               <w:left w:val="single" w:sz="4" w:space="0" w:color="000000"/>
               <w:bottom w:val="single" w:sz="4" w:space="0" w:color="000000"/>
@@ -25489,7 +25797,7 @@
         </w:tc>
         <w:tc>
           <w:tcPr>
-            <w:tcW w:w="1421" w:type="dxa"/>
+            <w:tcW w:w="1422" w:type="dxa"/>
             <w:tcBorders>
               <w:left w:val="single" w:sz="4" w:space="0" w:color="000000"/>
               <w:bottom w:val="single" w:sz="4" w:space="0" w:color="000000"/>
@@ -25595,7 +25903,7 @@
         </w:tc>
         <w:tc>
           <w:tcPr>
-            <w:tcW w:w="825" w:type="dxa"/>
+            <w:tcW w:w="824" w:type="dxa"/>
             <w:tcBorders>
               <w:left w:val="single" w:sz="4" w:space="0" w:color="000000"/>
               <w:bottom w:val="single" w:sz="4" w:space="0" w:color="000000"/>
@@ -25619,7 +25927,7 @@
         </w:tc>
         <w:tc>
           <w:tcPr>
-            <w:tcW w:w="1421" w:type="dxa"/>
+            <w:tcW w:w="1422" w:type="dxa"/>
             <w:tcBorders>
               <w:left w:val="single" w:sz="4" w:space="0" w:color="000000"/>
               <w:bottom w:val="single" w:sz="4" w:space="0" w:color="000000"/>
@@ -25725,7 +26033,7 @@
         </w:tc>
         <w:tc>
           <w:tcPr>
-            <w:tcW w:w="825" w:type="dxa"/>
+            <w:tcW w:w="824" w:type="dxa"/>
             <w:tcBorders>
               <w:left w:val="single" w:sz="4" w:space="0" w:color="000000"/>
               <w:bottom w:val="single" w:sz="4" w:space="0" w:color="000000"/>
@@ -25749,7 +26057,7 @@
         </w:tc>
         <w:tc>
           <w:tcPr>
-            <w:tcW w:w="1421" w:type="dxa"/>
+            <w:tcW w:w="1422" w:type="dxa"/>
             <w:tcBorders>
               <w:left w:val="single" w:sz="4" w:space="0" w:color="000000"/>
               <w:bottom w:val="single" w:sz="4" w:space="0" w:color="000000"/>
@@ -25855,7 +26163,7 @@
         </w:tc>
         <w:tc>
           <w:tcPr>
-            <w:tcW w:w="825" w:type="dxa"/>
+            <w:tcW w:w="824" w:type="dxa"/>
             <w:tcBorders>
               <w:left w:val="single" w:sz="4" w:space="0" w:color="000000"/>
               <w:bottom w:val="single" w:sz="4" w:space="0" w:color="000000"/>
@@ -25879,7 +26187,7 @@
         </w:tc>
         <w:tc>
           <w:tcPr>
-            <w:tcW w:w="1421" w:type="dxa"/>
+            <w:tcW w:w="1422" w:type="dxa"/>
             <w:tcBorders>
               <w:left w:val="single" w:sz="4" w:space="0" w:color="000000"/>
               <w:bottom w:val="single" w:sz="4" w:space="0" w:color="000000"/>
@@ -25985,7 +26293,7 @@
         </w:tc>
         <w:tc>
           <w:tcPr>
-            <w:tcW w:w="825" w:type="dxa"/>
+            <w:tcW w:w="824" w:type="dxa"/>
             <w:tcBorders>
               <w:left w:val="single" w:sz="4" w:space="0" w:color="000000"/>
               <w:bottom w:val="single" w:sz="4" w:space="0" w:color="000000"/>
@@ -26009,7 +26317,7 @@
         </w:tc>
         <w:tc>
           <w:tcPr>
-            <w:tcW w:w="1421" w:type="dxa"/>
+            <w:tcW w:w="1422" w:type="dxa"/>
             <w:tcBorders>
               <w:left w:val="single" w:sz="4" w:space="0" w:color="000000"/>
               <w:bottom w:val="single" w:sz="4" w:space="0" w:color="000000"/>
@@ -26115,7 +26423,7 @@
         </w:tc>
         <w:tc>
           <w:tcPr>
-            <w:tcW w:w="825" w:type="dxa"/>
+            <w:tcW w:w="824" w:type="dxa"/>
             <w:tcBorders>
               <w:left w:val="single" w:sz="4" w:space="0" w:color="000000"/>
               <w:bottom w:val="single" w:sz="4" w:space="0" w:color="000000"/>
@@ -26139,7 +26447,7 @@
         </w:tc>
         <w:tc>
           <w:tcPr>
-            <w:tcW w:w="1421" w:type="dxa"/>
+            <w:tcW w:w="1422" w:type="dxa"/>
             <w:tcBorders>
               <w:left w:val="single" w:sz="4" w:space="0" w:color="000000"/>
               <w:bottom w:val="single" w:sz="4" w:space="0" w:color="000000"/>
@@ -26245,7 +26553,7 @@
         </w:tc>
         <w:tc>
           <w:tcPr>
-            <w:tcW w:w="825" w:type="dxa"/>
+            <w:tcW w:w="824" w:type="dxa"/>
             <w:tcBorders>
               <w:left w:val="single" w:sz="4" w:space="0" w:color="000000"/>
               <w:bottom w:val="single" w:sz="4" w:space="0" w:color="000000"/>
@@ -26269,7 +26577,7 @@
         </w:tc>
         <w:tc>
           <w:tcPr>
-            <w:tcW w:w="1421" w:type="dxa"/>
+            <w:tcW w:w="1422" w:type="dxa"/>
             <w:tcBorders>
               <w:left w:val="single" w:sz="4" w:space="0" w:color="000000"/>
               <w:bottom w:val="single" w:sz="4" w:space="0" w:color="000000"/>
@@ -32084,8 +32392,8 @@
       </w:tblPr>
       <w:tblGrid>
         <w:gridCol w:w="952"/>
-        <w:gridCol w:w="825"/>
-        <w:gridCol w:w="1421"/>
+        <w:gridCol w:w="824"/>
+        <w:gridCol w:w="1422"/>
         <w:gridCol w:w="2497"/>
         <w:gridCol w:w="4277"/>
       </w:tblGrid>
@@ -32128,7 +32436,7 @@
         </w:tc>
         <w:tc>
           <w:tcPr>
-            <w:tcW w:w="825" w:type="dxa"/>
+            <w:tcW w:w="824" w:type="dxa"/>
             <w:tcBorders>
               <w:top w:val="single" w:sz="4" w:space="0" w:color="000000"/>
               <w:left w:val="single" w:sz="4" w:space="0" w:color="000000"/>
@@ -32163,7 +32471,7 @@
         </w:tc>
         <w:tc>
           <w:tcPr>
-            <w:tcW w:w="1421" w:type="dxa"/>
+            <w:tcW w:w="1422" w:type="dxa"/>
             <w:tcBorders>
               <w:top w:val="single" w:sz="4" w:space="0" w:color="000000"/>
               <w:left w:val="single" w:sz="4" w:space="0" w:color="000000"/>
@@ -32296,7 +32604,7 @@
         </w:tc>
         <w:tc>
           <w:tcPr>
-            <w:tcW w:w="825" w:type="dxa"/>
+            <w:tcW w:w="824" w:type="dxa"/>
             <w:tcBorders>
               <w:left w:val="single" w:sz="4" w:space="0" w:color="000000"/>
               <w:bottom w:val="single" w:sz="4" w:space="0" w:color="000000"/>
@@ -32320,7 +32628,7 @@
         </w:tc>
         <w:tc>
           <w:tcPr>
-            <w:tcW w:w="1421" w:type="dxa"/>
+            <w:tcW w:w="1422" w:type="dxa"/>
             <w:tcBorders>
               <w:left w:val="single" w:sz="4" w:space="0" w:color="000000"/>
               <w:bottom w:val="single" w:sz="4" w:space="0" w:color="000000"/>
@@ -32476,7 +32784,7 @@
         </w:tc>
         <w:tc>
           <w:tcPr>
-            <w:tcW w:w="825" w:type="dxa"/>
+            <w:tcW w:w="824" w:type="dxa"/>
             <w:tcBorders>
               <w:left w:val="single" w:sz="4" w:space="0" w:color="000000"/>
               <w:bottom w:val="single" w:sz="4" w:space="0" w:color="000000"/>
@@ -32500,7 +32808,7 @@
         </w:tc>
         <w:tc>
           <w:tcPr>
-            <w:tcW w:w="1421" w:type="dxa"/>
+            <w:tcW w:w="1422" w:type="dxa"/>
             <w:tcBorders>
               <w:left w:val="single" w:sz="4" w:space="0" w:color="000000"/>
               <w:bottom w:val="single" w:sz="4" w:space="0" w:color="000000"/>
@@ -32608,7 +32916,7 @@
         </w:tc>
         <w:tc>
           <w:tcPr>
-            <w:tcW w:w="825" w:type="dxa"/>
+            <w:tcW w:w="824" w:type="dxa"/>
             <w:tcBorders>
               <w:left w:val="single" w:sz="4" w:space="0" w:color="000000"/>
               <w:bottom w:val="single" w:sz="4" w:space="0" w:color="000000"/>
@@ -32632,7 +32940,7 @@
         </w:tc>
         <w:tc>
           <w:tcPr>
-            <w:tcW w:w="1421" w:type="dxa"/>
+            <w:tcW w:w="1422" w:type="dxa"/>
             <w:tcBorders>
               <w:left w:val="single" w:sz="4" w:space="0" w:color="000000"/>
               <w:bottom w:val="single" w:sz="4" w:space="0" w:color="000000"/>
@@ -32740,7 +33048,7 @@
         </w:tc>
         <w:tc>
           <w:tcPr>
-            <w:tcW w:w="825" w:type="dxa"/>
+            <w:tcW w:w="824" w:type="dxa"/>
             <w:tcBorders>
               <w:left w:val="single" w:sz="4" w:space="0" w:color="000000"/>
               <w:bottom w:val="single" w:sz="4" w:space="0" w:color="000000"/>
@@ -32764,7 +33072,7 @@
         </w:tc>
         <w:tc>
           <w:tcPr>
-            <w:tcW w:w="1421" w:type="dxa"/>
+            <w:tcW w:w="1422" w:type="dxa"/>
             <w:tcBorders>
               <w:left w:val="single" w:sz="4" w:space="0" w:color="000000"/>
               <w:bottom w:val="single" w:sz="4" w:space="0" w:color="000000"/>
@@ -33297,7 +33605,7 @@
         </w:tc>
         <w:tc>
           <w:tcPr>
-            <w:tcW w:w="825" w:type="dxa"/>
+            <w:tcW w:w="824" w:type="dxa"/>
             <w:tcBorders>
               <w:left w:val="single" w:sz="4" w:space="0" w:color="000000"/>
               <w:bottom w:val="single" w:sz="4" w:space="0" w:color="000000"/>
@@ -33321,7 +33629,7 @@
         </w:tc>
         <w:tc>
           <w:tcPr>
-            <w:tcW w:w="1421" w:type="dxa"/>
+            <w:tcW w:w="1422" w:type="dxa"/>
             <w:tcBorders>
               <w:left w:val="single" w:sz="4" w:space="0" w:color="000000"/>
               <w:bottom w:val="single" w:sz="4" w:space="0" w:color="000000"/>
@@ -33429,7 +33737,7 @@
         </w:tc>
         <w:tc>
           <w:tcPr>
-            <w:tcW w:w="825" w:type="dxa"/>
+            <w:tcW w:w="824" w:type="dxa"/>
             <w:tcBorders>
               <w:left w:val="single" w:sz="4" w:space="0" w:color="000000"/>
               <w:bottom w:val="single" w:sz="4" w:space="0" w:color="000000"/>
@@ -33453,7 +33761,7 @@
         </w:tc>
         <w:tc>
           <w:tcPr>
-            <w:tcW w:w="1421" w:type="dxa"/>
+            <w:tcW w:w="1422" w:type="dxa"/>
             <w:tcBorders>
               <w:left w:val="single" w:sz="4" w:space="0" w:color="000000"/>
               <w:bottom w:val="single" w:sz="4" w:space="0" w:color="000000"/>
@@ -33561,7 +33869,7 @@
         </w:tc>
         <w:tc>
           <w:tcPr>
-            <w:tcW w:w="825" w:type="dxa"/>
+            <w:tcW w:w="824" w:type="dxa"/>
             <w:tcBorders>
               <w:left w:val="single" w:sz="4" w:space="0" w:color="000000"/>
               <w:bottom w:val="single" w:sz="4" w:space="0" w:color="000000"/>
@@ -33585,7 +33893,7 @@
         </w:tc>
         <w:tc>
           <w:tcPr>
-            <w:tcW w:w="1421" w:type="dxa"/>
+            <w:tcW w:w="1422" w:type="dxa"/>
             <w:tcBorders>
               <w:left w:val="single" w:sz="4" w:space="0" w:color="000000"/>
               <w:bottom w:val="single" w:sz="4" w:space="0" w:color="000000"/>
@@ -33693,7 +34001,7 @@
         </w:tc>
         <w:tc>
           <w:tcPr>
-            <w:tcW w:w="825" w:type="dxa"/>
+            <w:tcW w:w="824" w:type="dxa"/>
             <w:tcBorders>
               <w:left w:val="single" w:sz="4" w:space="0" w:color="000000"/>
               <w:bottom w:val="single" w:sz="4" w:space="0" w:color="000000"/>
@@ -33717,7 +34025,7 @@
         </w:tc>
         <w:tc>
           <w:tcPr>
-            <w:tcW w:w="1421" w:type="dxa"/>
+            <w:tcW w:w="1422" w:type="dxa"/>
             <w:tcBorders>
               <w:left w:val="single" w:sz="4" w:space="0" w:color="000000"/>
               <w:bottom w:val="single" w:sz="4" w:space="0" w:color="000000"/>
@@ -36087,8 +36395,8 @@
       </w:tblPr>
       <w:tblGrid>
         <w:gridCol w:w="952"/>
-        <w:gridCol w:w="825"/>
-        <w:gridCol w:w="1421"/>
+        <w:gridCol w:w="824"/>
+        <w:gridCol w:w="1422"/>
         <w:gridCol w:w="2497"/>
         <w:gridCol w:w="4277"/>
       </w:tblGrid>
@@ -36131,7 +36439,7 @@
         </w:tc>
         <w:tc>
           <w:tcPr>
-            <w:tcW w:w="825" w:type="dxa"/>
+            <w:tcW w:w="824" w:type="dxa"/>
             <w:tcBorders>
               <w:top w:val="single" w:sz="4" w:space="0" w:color="000000"/>
               <w:left w:val="single" w:sz="4" w:space="0" w:color="000000"/>
@@ -36166,7 +36474,7 @@
         </w:tc>
         <w:tc>
           <w:tcPr>
-            <w:tcW w:w="1421" w:type="dxa"/>
+            <w:tcW w:w="1422" w:type="dxa"/>
             <w:tcBorders>
               <w:top w:val="single" w:sz="4" w:space="0" w:color="000000"/>
               <w:left w:val="single" w:sz="4" w:space="0" w:color="000000"/>
@@ -36299,7 +36607,7 @@
         </w:tc>
         <w:tc>
           <w:tcPr>
-            <w:tcW w:w="825" w:type="dxa"/>
+            <w:tcW w:w="824" w:type="dxa"/>
             <w:tcBorders>
               <w:left w:val="single" w:sz="4" w:space="0" w:color="000000"/>
               <w:bottom w:val="single" w:sz="4" w:space="0" w:color="000000"/>
@@ -36323,7 +36631,7 @@
         </w:tc>
         <w:tc>
           <w:tcPr>
-            <w:tcW w:w="1421" w:type="dxa"/>
+            <w:tcW w:w="1422" w:type="dxa"/>
             <w:tcBorders>
               <w:left w:val="single" w:sz="4" w:space="0" w:color="000000"/>
               <w:bottom w:val="single" w:sz="4" w:space="0" w:color="000000"/>
@@ -44665,15 +44973,15 @@
       <w:szCs w:val="36"/>
     </w:rPr>
   </w:style>
-  <w:style w:type="character" w:styleId="Bulletsuser">
-    <w:name w:val="Bullets (user)"/>
+  <w:style w:type="character" w:styleId="Bullets">
+    <w:name w:val="Bullets"/>
     <w:qFormat/>
     <w:rPr>
       <w:rFonts w:ascii="OpenSymbol" w:hAnsi="OpenSymbol" w:eastAsia="OpenSymbol" w:cs="OpenSymbol"/>
     </w:rPr>
   </w:style>
-  <w:style w:type="character" w:styleId="Bullets">
-    <w:name w:val="Bullets"/>
+  <w:style w:type="character" w:styleId="Bulletsuser">
+    <w:name w:val="Bullets (user)"/>
     <w:qFormat/>
     <w:rPr>
       <w:rFonts w:ascii="OpenSymbol" w:hAnsi="OpenSymbol" w:eastAsia="OpenSymbol" w:cs="OpenSymbol"/>

--- a/AIBus Information.docx
+++ b/AIBus Information.docx
@@ -1812,6 +1812,266 @@
             </w:pPr>
             <w:r>
               <w:rPr/>
+              <w:t>Any</w:t>
+            </w:r>
+          </w:p>
+        </w:tc>
+        <w:tc>
+          <w:tcPr>
+            <w:tcW w:w="821" w:type="dxa"/>
+            <w:tcBorders>
+              <w:left w:val="single" w:sz="4" w:space="0" w:color="000000"/>
+              <w:bottom w:val="single" w:sz="4" w:space="0" w:color="000000"/>
+            </w:tcBorders>
+          </w:tcPr>
+          <w:p>
+            <w:pPr>
+              <w:pStyle w:val="TableContents"/>
+              <w:widowControl w:val="false"/>
+              <w:numPr>
+                <w:ilvl w:val="0"/>
+                <w:numId w:val="1"/>
+              </w:numPr>
+              <w:rPr/>
+            </w:pPr>
+            <w:r>
+              <w:rPr/>
+              <w:t>2</w:t>
+            </w:r>
+          </w:p>
+        </w:tc>
+        <w:tc>
+          <w:tcPr>
+            <w:tcW w:w="1425" w:type="dxa"/>
+            <w:tcBorders>
+              <w:left w:val="single" w:sz="4" w:space="0" w:color="000000"/>
+              <w:bottom w:val="single" w:sz="4" w:space="0" w:color="000000"/>
+            </w:tcBorders>
+          </w:tcPr>
+          <w:p>
+            <w:pPr>
+              <w:pStyle w:val="TableContents"/>
+              <w:widowControl w:val="false"/>
+              <w:numPr>
+                <w:ilvl w:val="0"/>
+                <w:numId w:val="1"/>
+              </w:numPr>
+              <w:rPr/>
+            </w:pPr>
+            <w:r>
+              <w:rPr/>
+              <w:t>10</w:t>
+            </w:r>
+          </w:p>
+        </w:tc>
+        <w:tc>
+          <w:tcPr>
+            <w:tcW w:w="2497" w:type="dxa"/>
+            <w:tcBorders>
+              <w:left w:val="single" w:sz="4" w:space="0" w:color="000000"/>
+              <w:bottom w:val="single" w:sz="4" w:space="0" w:color="000000"/>
+            </w:tcBorders>
+          </w:tcPr>
+          <w:p>
+            <w:pPr>
+              <w:pStyle w:val="TableContents"/>
+              <w:widowControl w:val="false"/>
+              <w:numPr>
+                <w:ilvl w:val="0"/>
+                <w:numId w:val="1"/>
+              </w:numPr>
+              <w:rPr/>
+            </w:pPr>
+            <w:r>
+              <w:rPr/>
+              <w:t>60 10</w:t>
+            </w:r>
+          </w:p>
+        </w:tc>
+        <w:tc>
+          <w:tcPr>
+            <w:tcW w:w="4277" w:type="dxa"/>
+            <w:tcBorders>
+              <w:left w:val="single" w:sz="4" w:space="0" w:color="000000"/>
+              <w:bottom w:val="single" w:sz="4" w:space="0" w:color="000000"/>
+              <w:right w:val="single" w:sz="4" w:space="0" w:color="000000"/>
+            </w:tcBorders>
+          </w:tcPr>
+          <w:p>
+            <w:pPr>
+              <w:pStyle w:val="TableContents"/>
+              <w:widowControl w:val="false"/>
+              <w:numPr>
+                <w:ilvl w:val="0"/>
+                <w:numId w:val="1"/>
+              </w:numPr>
+              <w:rPr>
+                <w:sz w:val="16"/>
+                <w:szCs w:val="16"/>
+              </w:rPr>
+            </w:pPr>
+            <w:r>
+              <w:rPr>
+                <w:sz w:val="16"/>
+                <w:szCs w:val="16"/>
+              </w:rPr>
+              <w:t>Request for the currently selected source.</w:t>
+            </w:r>
+          </w:p>
+        </w:tc>
+      </w:tr>
+      <w:tr>
+        <w:trPr/>
+        <w:tc>
+          <w:tcPr>
+            <w:tcW w:w="952" w:type="dxa"/>
+            <w:tcBorders>
+              <w:left w:val="single" w:sz="4" w:space="0" w:color="000000"/>
+              <w:bottom w:val="single" w:sz="4" w:space="0" w:color="000000"/>
+            </w:tcBorders>
+          </w:tcPr>
+          <w:p>
+            <w:pPr>
+              <w:pStyle w:val="TableContents"/>
+              <w:widowControl w:val="false"/>
+              <w:numPr>
+                <w:ilvl w:val="0"/>
+                <w:numId w:val="1"/>
+              </w:numPr>
+              <w:rPr/>
+            </w:pPr>
+            <w:r>
+              <w:rPr/>
+              <w:t>Any</w:t>
+            </w:r>
+          </w:p>
+        </w:tc>
+        <w:tc>
+          <w:tcPr>
+            <w:tcW w:w="821" w:type="dxa"/>
+            <w:tcBorders>
+              <w:left w:val="single" w:sz="4" w:space="0" w:color="000000"/>
+              <w:bottom w:val="single" w:sz="4" w:space="0" w:color="000000"/>
+            </w:tcBorders>
+          </w:tcPr>
+          <w:p>
+            <w:pPr>
+              <w:pStyle w:val="TableContents"/>
+              <w:widowControl w:val="false"/>
+              <w:numPr>
+                <w:ilvl w:val="0"/>
+                <w:numId w:val="1"/>
+              </w:numPr>
+              <w:rPr/>
+            </w:pPr>
+            <w:r>
+              <w:rPr/>
+              <w:t>2</w:t>
+            </w:r>
+          </w:p>
+        </w:tc>
+        <w:tc>
+          <w:tcPr>
+            <w:tcW w:w="1425" w:type="dxa"/>
+            <w:tcBorders>
+              <w:left w:val="single" w:sz="4" w:space="0" w:color="000000"/>
+              <w:bottom w:val="single" w:sz="4" w:space="0" w:color="000000"/>
+            </w:tcBorders>
+          </w:tcPr>
+          <w:p>
+            <w:pPr>
+              <w:pStyle w:val="TableContents"/>
+              <w:widowControl w:val="false"/>
+              <w:numPr>
+                <w:ilvl w:val="0"/>
+                <w:numId w:val="1"/>
+              </w:numPr>
+              <w:rPr/>
+            </w:pPr>
+            <w:r>
+              <w:rPr/>
+              <w:t>10</w:t>
+            </w:r>
+          </w:p>
+        </w:tc>
+        <w:tc>
+          <w:tcPr>
+            <w:tcW w:w="2497" w:type="dxa"/>
+            <w:tcBorders>
+              <w:left w:val="single" w:sz="4" w:space="0" w:color="000000"/>
+              <w:bottom w:val="single" w:sz="4" w:space="0" w:color="000000"/>
+            </w:tcBorders>
+          </w:tcPr>
+          <w:p>
+            <w:pPr>
+              <w:pStyle w:val="TableContents"/>
+              <w:widowControl w:val="false"/>
+              <w:numPr>
+                <w:ilvl w:val="0"/>
+                <w:numId w:val="1"/>
+              </w:numPr>
+              <w:rPr/>
+            </w:pPr>
+            <w:r>
+              <w:rPr/>
+              <w:t>60 11</w:t>
+            </w:r>
+          </w:p>
+        </w:tc>
+        <w:tc>
+          <w:tcPr>
+            <w:tcW w:w="4277" w:type="dxa"/>
+            <w:tcBorders>
+              <w:left w:val="single" w:sz="4" w:space="0" w:color="000000"/>
+              <w:bottom w:val="single" w:sz="4" w:space="0" w:color="000000"/>
+              <w:right w:val="single" w:sz="4" w:space="0" w:color="000000"/>
+            </w:tcBorders>
+          </w:tcPr>
+          <w:p>
+            <w:pPr>
+              <w:pStyle w:val="TableContents"/>
+              <w:widowControl w:val="false"/>
+              <w:numPr>
+                <w:ilvl w:val="0"/>
+                <w:numId w:val="1"/>
+              </w:numPr>
+              <w:rPr>
+                <w:sz w:val="16"/>
+                <w:szCs w:val="16"/>
+              </w:rPr>
+            </w:pPr>
+            <w:r>
+              <w:rPr>
+                <w:sz w:val="16"/>
+                <w:szCs w:val="16"/>
+              </w:rPr>
+              <w:t>Request for the current source with text control.</w:t>
+            </w:r>
+          </w:p>
+        </w:tc>
+      </w:tr>
+      <w:tr>
+        <w:trPr/>
+        <w:tc>
+          <w:tcPr>
+            <w:tcW w:w="952" w:type="dxa"/>
+            <w:tcBorders>
+              <w:left w:val="single" w:sz="4" w:space="0" w:color="000000"/>
+              <w:bottom w:val="single" w:sz="4" w:space="0" w:color="000000"/>
+            </w:tcBorders>
+          </w:tcPr>
+          <w:p>
+            <w:pPr>
+              <w:pStyle w:val="TableContents"/>
+              <w:widowControl w:val="false"/>
+              <w:numPr>
+                <w:ilvl w:val="0"/>
+                <w:numId w:val="1"/>
+              </w:numPr>
+              <w:rPr/>
+            </w:pPr>
+            <w:r>
+              <w:rPr/>
               <w:t>01, 57</w:t>
             </w:r>
           </w:p>
@@ -1836,6 +2096,7 @@
             </w:pPr>
             <w:r>
               <w:rPr/>
+              <w:t>2</w:t>
             </w:r>
           </w:p>
         </w:tc>
@@ -19983,8 +20244,8 @@
       </w:tblPr>
       <w:tblGrid>
         <w:gridCol w:w="952"/>
-        <w:gridCol w:w="824"/>
-        <w:gridCol w:w="1422"/>
+        <w:gridCol w:w="821"/>
+        <w:gridCol w:w="1425"/>
         <w:gridCol w:w="2497"/>
         <w:gridCol w:w="4277"/>
       </w:tblGrid>
@@ -20027,7 +20288,7 @@
         </w:tc>
         <w:tc>
           <w:tcPr>
-            <w:tcW w:w="824" w:type="dxa"/>
+            <w:tcW w:w="821" w:type="dxa"/>
             <w:tcBorders>
               <w:top w:val="single" w:sz="4" w:space="0" w:color="000000"/>
               <w:left w:val="single" w:sz="4" w:space="0" w:color="000000"/>
@@ -20062,7 +20323,7 @@
         </w:tc>
         <w:tc>
           <w:tcPr>
-            <w:tcW w:w="1422" w:type="dxa"/>
+            <w:tcW w:w="1425" w:type="dxa"/>
             <w:tcBorders>
               <w:top w:val="single" w:sz="4" w:space="0" w:color="000000"/>
               <w:left w:val="single" w:sz="4" w:space="0" w:color="000000"/>
@@ -20205,7 +20466,7 @@
         </w:tc>
         <w:tc>
           <w:tcPr>
-            <w:tcW w:w="824" w:type="dxa"/>
+            <w:tcW w:w="821" w:type="dxa"/>
             <w:tcBorders>
               <w:left w:val="single" w:sz="4" w:space="0" w:color="000000"/>
               <w:bottom w:val="single" w:sz="4" w:space="0" w:color="000000"/>
@@ -20239,7 +20500,7 @@
         </w:tc>
         <w:tc>
           <w:tcPr>
-            <w:tcW w:w="1422" w:type="dxa"/>
+            <w:tcW w:w="1425" w:type="dxa"/>
             <w:tcBorders>
               <w:left w:val="single" w:sz="4" w:space="0" w:color="000000"/>
               <w:bottom w:val="single" w:sz="4" w:space="0" w:color="000000"/>
@@ -20383,7 +20644,7 @@
         </w:tc>
         <w:tc>
           <w:tcPr>
-            <w:tcW w:w="824" w:type="dxa"/>
+            <w:tcW w:w="821" w:type="dxa"/>
             <w:tcBorders>
               <w:left w:val="single" w:sz="4" w:space="0" w:color="000000"/>
               <w:bottom w:val="single" w:sz="4" w:space="0" w:color="000000"/>
@@ -20417,7 +20678,7 @@
         </w:tc>
         <w:tc>
           <w:tcPr>
-            <w:tcW w:w="1422" w:type="dxa"/>
+            <w:tcW w:w="1425" w:type="dxa"/>
             <w:tcBorders>
               <w:left w:val="single" w:sz="4" w:space="0" w:color="000000"/>
               <w:bottom w:val="single" w:sz="4" w:space="0" w:color="000000"/>
@@ -20561,7 +20822,7 @@
         </w:tc>
         <w:tc>
           <w:tcPr>
-            <w:tcW w:w="824" w:type="dxa"/>
+            <w:tcW w:w="821" w:type="dxa"/>
             <w:tcBorders>
               <w:left w:val="single" w:sz="4" w:space="0" w:color="000000"/>
               <w:bottom w:val="single" w:sz="4" w:space="0" w:color="000000"/>
@@ -20595,7 +20856,7 @@
         </w:tc>
         <w:tc>
           <w:tcPr>
-            <w:tcW w:w="1422" w:type="dxa"/>
+            <w:tcW w:w="1425" w:type="dxa"/>
             <w:tcBorders>
               <w:left w:val="single" w:sz="4" w:space="0" w:color="000000"/>
               <w:bottom w:val="single" w:sz="4" w:space="0" w:color="000000"/>
@@ -20739,7 +21000,7 @@
         </w:tc>
         <w:tc>
           <w:tcPr>
-            <w:tcW w:w="824" w:type="dxa"/>
+            <w:tcW w:w="821" w:type="dxa"/>
             <w:tcBorders>
               <w:left w:val="single" w:sz="4" w:space="0" w:color="000000"/>
               <w:bottom w:val="single" w:sz="4" w:space="0" w:color="000000"/>
@@ -20773,7 +21034,7 @@
         </w:tc>
         <w:tc>
           <w:tcPr>
-            <w:tcW w:w="1422" w:type="dxa"/>
+            <w:tcW w:w="1425" w:type="dxa"/>
             <w:tcBorders>
               <w:left w:val="single" w:sz="4" w:space="0" w:color="000000"/>
               <w:bottom w:val="single" w:sz="4" w:space="0" w:color="000000"/>
@@ -20917,7 +21178,7 @@
         </w:tc>
         <w:tc>
           <w:tcPr>
-            <w:tcW w:w="824" w:type="dxa"/>
+            <w:tcW w:w="821" w:type="dxa"/>
             <w:tcBorders>
               <w:left w:val="single" w:sz="4" w:space="0" w:color="000000"/>
               <w:bottom w:val="single" w:sz="4" w:space="0" w:color="000000"/>
@@ -20951,7 +21212,7 @@
         </w:tc>
         <w:tc>
           <w:tcPr>
-            <w:tcW w:w="1422" w:type="dxa"/>
+            <w:tcW w:w="1425" w:type="dxa"/>
             <w:tcBorders>
               <w:left w:val="single" w:sz="4" w:space="0" w:color="000000"/>
               <w:bottom w:val="single" w:sz="4" w:space="0" w:color="000000"/>
@@ -21095,7 +21356,7 @@
         </w:tc>
         <w:tc>
           <w:tcPr>
-            <w:tcW w:w="824" w:type="dxa"/>
+            <w:tcW w:w="821" w:type="dxa"/>
             <w:tcBorders>
               <w:left w:val="single" w:sz="4" w:space="0" w:color="000000"/>
               <w:bottom w:val="single" w:sz="4" w:space="0" w:color="000000"/>
@@ -21129,7 +21390,7 @@
         </w:tc>
         <w:tc>
           <w:tcPr>
-            <w:tcW w:w="1422" w:type="dxa"/>
+            <w:tcW w:w="1425" w:type="dxa"/>
             <w:tcBorders>
               <w:left w:val="single" w:sz="4" w:space="0" w:color="000000"/>
               <w:bottom w:val="single" w:sz="4" w:space="0" w:color="000000"/>
@@ -21273,7 +21534,7 @@
         </w:tc>
         <w:tc>
           <w:tcPr>
-            <w:tcW w:w="824" w:type="dxa"/>
+            <w:tcW w:w="821" w:type="dxa"/>
             <w:tcBorders>
               <w:left w:val="single" w:sz="4" w:space="0" w:color="000000"/>
               <w:bottom w:val="single" w:sz="4" w:space="0" w:color="000000"/>
@@ -21307,7 +21568,7 @@
         </w:tc>
         <w:tc>
           <w:tcPr>
-            <w:tcW w:w="1422" w:type="dxa"/>
+            <w:tcW w:w="1425" w:type="dxa"/>
             <w:tcBorders>
               <w:left w:val="single" w:sz="4" w:space="0" w:color="000000"/>
               <w:bottom w:val="single" w:sz="4" w:space="0" w:color="000000"/>
@@ -21451,7 +21712,7 @@
         </w:tc>
         <w:tc>
           <w:tcPr>
-            <w:tcW w:w="824" w:type="dxa"/>
+            <w:tcW w:w="821" w:type="dxa"/>
             <w:tcBorders>
               <w:left w:val="single" w:sz="4" w:space="0" w:color="000000"/>
               <w:bottom w:val="single" w:sz="4" w:space="0" w:color="000000"/>
@@ -21485,7 +21746,7 @@
         </w:tc>
         <w:tc>
           <w:tcPr>
-            <w:tcW w:w="1422" w:type="dxa"/>
+            <w:tcW w:w="1425" w:type="dxa"/>
             <w:tcBorders>
               <w:left w:val="single" w:sz="4" w:space="0" w:color="000000"/>
               <w:bottom w:val="single" w:sz="4" w:space="0" w:color="000000"/>
@@ -21629,7 +21890,7 @@
         </w:tc>
         <w:tc>
           <w:tcPr>
-            <w:tcW w:w="824" w:type="dxa"/>
+            <w:tcW w:w="821" w:type="dxa"/>
             <w:tcBorders>
               <w:left w:val="single" w:sz="4" w:space="0" w:color="000000"/>
               <w:bottom w:val="single" w:sz="4" w:space="0" w:color="000000"/>
@@ -21663,7 +21924,7 @@
         </w:tc>
         <w:tc>
           <w:tcPr>
-            <w:tcW w:w="1422" w:type="dxa"/>
+            <w:tcW w:w="1425" w:type="dxa"/>
             <w:tcBorders>
               <w:left w:val="single" w:sz="4" w:space="0" w:color="000000"/>
               <w:bottom w:val="single" w:sz="4" w:space="0" w:color="000000"/>
@@ -22067,7 +22328,7 @@
         </w:tc>
         <w:tc>
           <w:tcPr>
-            <w:tcW w:w="824" w:type="dxa"/>
+            <w:tcW w:w="821" w:type="dxa"/>
             <w:tcBorders>
               <w:left w:val="single" w:sz="4" w:space="0" w:color="000000"/>
               <w:bottom w:val="single" w:sz="4" w:space="0" w:color="000000"/>
@@ -22101,7 +22362,7 @@
         </w:tc>
         <w:tc>
           <w:tcPr>
-            <w:tcW w:w="1422" w:type="dxa"/>
+            <w:tcW w:w="1425" w:type="dxa"/>
             <w:tcBorders>
               <w:left w:val="single" w:sz="4" w:space="0" w:color="000000"/>
               <w:bottom w:val="single" w:sz="4" w:space="0" w:color="000000"/>
@@ -22245,7 +22506,7 @@
         </w:tc>
         <w:tc>
           <w:tcPr>
-            <w:tcW w:w="824" w:type="dxa"/>
+            <w:tcW w:w="821" w:type="dxa"/>
             <w:tcBorders>
               <w:left w:val="single" w:sz="4" w:space="0" w:color="000000"/>
               <w:bottom w:val="single" w:sz="4" w:space="0" w:color="000000"/>
@@ -22279,7 +22540,7 @@
         </w:tc>
         <w:tc>
           <w:tcPr>
-            <w:tcW w:w="1422" w:type="dxa"/>
+            <w:tcW w:w="1425" w:type="dxa"/>
             <w:tcBorders>
               <w:left w:val="single" w:sz="4" w:space="0" w:color="000000"/>
               <w:bottom w:val="single" w:sz="4" w:space="0" w:color="000000"/>
@@ -22423,7 +22684,7 @@
         </w:tc>
         <w:tc>
           <w:tcPr>
-            <w:tcW w:w="824" w:type="dxa"/>
+            <w:tcW w:w="821" w:type="dxa"/>
             <w:tcBorders>
               <w:left w:val="single" w:sz="4" w:space="0" w:color="000000"/>
               <w:bottom w:val="single" w:sz="4" w:space="0" w:color="000000"/>
@@ -22457,7 +22718,7 @@
         </w:tc>
         <w:tc>
           <w:tcPr>
-            <w:tcW w:w="1422" w:type="dxa"/>
+            <w:tcW w:w="1425" w:type="dxa"/>
             <w:tcBorders>
               <w:left w:val="single" w:sz="4" w:space="0" w:color="000000"/>
               <w:bottom w:val="single" w:sz="4" w:space="0" w:color="000000"/>
@@ -24521,8 +24782,8 @@
       </w:tblPr>
       <w:tblGrid>
         <w:gridCol w:w="952"/>
-        <w:gridCol w:w="824"/>
-        <w:gridCol w:w="1422"/>
+        <w:gridCol w:w="821"/>
+        <w:gridCol w:w="1425"/>
         <w:gridCol w:w="2497"/>
         <w:gridCol w:w="4277"/>
       </w:tblGrid>
@@ -24565,7 +24826,7 @@
         </w:tc>
         <w:tc>
           <w:tcPr>
-            <w:tcW w:w="824" w:type="dxa"/>
+            <w:tcW w:w="821" w:type="dxa"/>
             <w:tcBorders>
               <w:top w:val="single" w:sz="4" w:space="0" w:color="000000"/>
               <w:left w:val="single" w:sz="4" w:space="0" w:color="000000"/>
@@ -24600,7 +24861,7 @@
         </w:tc>
         <w:tc>
           <w:tcPr>
-            <w:tcW w:w="1422" w:type="dxa"/>
+            <w:tcW w:w="1425" w:type="dxa"/>
             <w:tcBorders>
               <w:top w:val="single" w:sz="4" w:space="0" w:color="000000"/>
               <w:left w:val="single" w:sz="4" w:space="0" w:color="000000"/>
@@ -24733,7 +24994,7 @@
         </w:tc>
         <w:tc>
           <w:tcPr>
-            <w:tcW w:w="824" w:type="dxa"/>
+            <w:tcW w:w="821" w:type="dxa"/>
             <w:tcBorders>
               <w:left w:val="single" w:sz="4" w:space="0" w:color="000000"/>
               <w:bottom w:val="single" w:sz="4" w:space="0" w:color="000000"/>
@@ -24757,7 +25018,7 @@
         </w:tc>
         <w:tc>
           <w:tcPr>
-            <w:tcW w:w="1422" w:type="dxa"/>
+            <w:tcW w:w="1425" w:type="dxa"/>
             <w:tcBorders>
               <w:left w:val="single" w:sz="4" w:space="0" w:color="000000"/>
               <w:bottom w:val="single" w:sz="4" w:space="0" w:color="000000"/>
@@ -24863,7 +25124,7 @@
         </w:tc>
         <w:tc>
           <w:tcPr>
-            <w:tcW w:w="824" w:type="dxa"/>
+            <w:tcW w:w="821" w:type="dxa"/>
             <w:tcBorders>
               <w:left w:val="single" w:sz="4" w:space="0" w:color="000000"/>
               <w:bottom w:val="single" w:sz="4" w:space="0" w:color="000000"/>
@@ -24887,7 +25148,7 @@
         </w:tc>
         <w:tc>
           <w:tcPr>
-            <w:tcW w:w="1422" w:type="dxa"/>
+            <w:tcW w:w="1425" w:type="dxa"/>
             <w:tcBorders>
               <w:left w:val="single" w:sz="4" w:space="0" w:color="000000"/>
               <w:bottom w:val="single" w:sz="4" w:space="0" w:color="000000"/>
@@ -24993,7 +25254,7 @@
         </w:tc>
         <w:tc>
           <w:tcPr>
-            <w:tcW w:w="824" w:type="dxa"/>
+            <w:tcW w:w="821" w:type="dxa"/>
             <w:tcBorders>
               <w:left w:val="single" w:sz="4" w:space="0" w:color="000000"/>
               <w:bottom w:val="single" w:sz="4" w:space="0" w:color="000000"/>
@@ -25017,7 +25278,7 @@
         </w:tc>
         <w:tc>
           <w:tcPr>
-            <w:tcW w:w="1422" w:type="dxa"/>
+            <w:tcW w:w="1425" w:type="dxa"/>
             <w:tcBorders>
               <w:left w:val="single" w:sz="4" w:space="0" w:color="000000"/>
               <w:bottom w:val="single" w:sz="4" w:space="0" w:color="000000"/>
@@ -25123,7 +25384,7 @@
         </w:tc>
         <w:tc>
           <w:tcPr>
-            <w:tcW w:w="824" w:type="dxa"/>
+            <w:tcW w:w="821" w:type="dxa"/>
             <w:tcBorders>
               <w:left w:val="single" w:sz="4" w:space="0" w:color="000000"/>
               <w:bottom w:val="single" w:sz="4" w:space="0" w:color="000000"/>
@@ -25147,7 +25408,7 @@
         </w:tc>
         <w:tc>
           <w:tcPr>
-            <w:tcW w:w="1422" w:type="dxa"/>
+            <w:tcW w:w="1425" w:type="dxa"/>
             <w:tcBorders>
               <w:left w:val="single" w:sz="4" w:space="0" w:color="000000"/>
               <w:bottom w:val="single" w:sz="4" w:space="0" w:color="000000"/>
@@ -25253,7 +25514,7 @@
         </w:tc>
         <w:tc>
           <w:tcPr>
-            <w:tcW w:w="824" w:type="dxa"/>
+            <w:tcW w:w="821" w:type="dxa"/>
             <w:tcBorders>
               <w:left w:val="single" w:sz="4" w:space="0" w:color="000000"/>
               <w:bottom w:val="single" w:sz="4" w:space="0" w:color="000000"/>
@@ -25277,7 +25538,7 @@
         </w:tc>
         <w:tc>
           <w:tcPr>
-            <w:tcW w:w="1422" w:type="dxa"/>
+            <w:tcW w:w="1425" w:type="dxa"/>
             <w:tcBorders>
               <w:left w:val="single" w:sz="4" w:space="0" w:color="000000"/>
               <w:bottom w:val="single" w:sz="4" w:space="0" w:color="000000"/>
@@ -25383,7 +25644,7 @@
         </w:tc>
         <w:tc>
           <w:tcPr>
-            <w:tcW w:w="824" w:type="dxa"/>
+            <w:tcW w:w="821" w:type="dxa"/>
             <w:tcBorders>
               <w:left w:val="single" w:sz="4" w:space="0" w:color="000000"/>
               <w:bottom w:val="single" w:sz="4" w:space="0" w:color="000000"/>
@@ -25407,7 +25668,7 @@
         </w:tc>
         <w:tc>
           <w:tcPr>
-            <w:tcW w:w="1422" w:type="dxa"/>
+            <w:tcW w:w="1425" w:type="dxa"/>
             <w:tcBorders>
               <w:left w:val="single" w:sz="4" w:space="0" w:color="000000"/>
               <w:bottom w:val="single" w:sz="4" w:space="0" w:color="000000"/>
@@ -25513,7 +25774,7 @@
         </w:tc>
         <w:tc>
           <w:tcPr>
-            <w:tcW w:w="824" w:type="dxa"/>
+            <w:tcW w:w="821" w:type="dxa"/>
             <w:tcBorders>
               <w:left w:val="single" w:sz="4" w:space="0" w:color="000000"/>
               <w:bottom w:val="single" w:sz="4" w:space="0" w:color="000000"/>
@@ -25537,7 +25798,7 @@
         </w:tc>
         <w:tc>
           <w:tcPr>
-            <w:tcW w:w="1422" w:type="dxa"/>
+            <w:tcW w:w="1425" w:type="dxa"/>
             <w:tcBorders>
               <w:left w:val="single" w:sz="4" w:space="0" w:color="000000"/>
               <w:bottom w:val="single" w:sz="4" w:space="0" w:color="000000"/>
@@ -25643,7 +25904,7 @@
         </w:tc>
         <w:tc>
           <w:tcPr>
-            <w:tcW w:w="824" w:type="dxa"/>
+            <w:tcW w:w="821" w:type="dxa"/>
             <w:tcBorders>
               <w:left w:val="single" w:sz="4" w:space="0" w:color="000000"/>
               <w:bottom w:val="single" w:sz="4" w:space="0" w:color="000000"/>
@@ -25667,7 +25928,7 @@
         </w:tc>
         <w:tc>
           <w:tcPr>
-            <w:tcW w:w="1422" w:type="dxa"/>
+            <w:tcW w:w="1425" w:type="dxa"/>
             <w:tcBorders>
               <w:left w:val="single" w:sz="4" w:space="0" w:color="000000"/>
               <w:bottom w:val="single" w:sz="4" w:space="0" w:color="000000"/>
@@ -25773,7 +26034,7 @@
         </w:tc>
         <w:tc>
           <w:tcPr>
-            <w:tcW w:w="824" w:type="dxa"/>
+            <w:tcW w:w="821" w:type="dxa"/>
             <w:tcBorders>
               <w:left w:val="single" w:sz="4" w:space="0" w:color="000000"/>
               <w:bottom w:val="single" w:sz="4" w:space="0" w:color="000000"/>
@@ -25797,7 +26058,7 @@
         </w:tc>
         <w:tc>
           <w:tcPr>
-            <w:tcW w:w="1422" w:type="dxa"/>
+            <w:tcW w:w="1425" w:type="dxa"/>
             <w:tcBorders>
               <w:left w:val="single" w:sz="4" w:space="0" w:color="000000"/>
               <w:bottom w:val="single" w:sz="4" w:space="0" w:color="000000"/>
@@ -25903,7 +26164,7 @@
         </w:tc>
         <w:tc>
           <w:tcPr>
-            <w:tcW w:w="824" w:type="dxa"/>
+            <w:tcW w:w="821" w:type="dxa"/>
             <w:tcBorders>
               <w:left w:val="single" w:sz="4" w:space="0" w:color="000000"/>
               <w:bottom w:val="single" w:sz="4" w:space="0" w:color="000000"/>
@@ -25927,7 +26188,7 @@
         </w:tc>
         <w:tc>
           <w:tcPr>
-            <w:tcW w:w="1422" w:type="dxa"/>
+            <w:tcW w:w="1425" w:type="dxa"/>
             <w:tcBorders>
               <w:left w:val="single" w:sz="4" w:space="0" w:color="000000"/>
               <w:bottom w:val="single" w:sz="4" w:space="0" w:color="000000"/>
@@ -26033,7 +26294,7 @@
         </w:tc>
         <w:tc>
           <w:tcPr>
-            <w:tcW w:w="824" w:type="dxa"/>
+            <w:tcW w:w="821" w:type="dxa"/>
             <w:tcBorders>
               <w:left w:val="single" w:sz="4" w:space="0" w:color="000000"/>
               <w:bottom w:val="single" w:sz="4" w:space="0" w:color="000000"/>
@@ -26057,7 +26318,7 @@
         </w:tc>
         <w:tc>
           <w:tcPr>
-            <w:tcW w:w="1422" w:type="dxa"/>
+            <w:tcW w:w="1425" w:type="dxa"/>
             <w:tcBorders>
               <w:left w:val="single" w:sz="4" w:space="0" w:color="000000"/>
               <w:bottom w:val="single" w:sz="4" w:space="0" w:color="000000"/>
@@ -26163,7 +26424,7 @@
         </w:tc>
         <w:tc>
           <w:tcPr>
-            <w:tcW w:w="824" w:type="dxa"/>
+            <w:tcW w:w="821" w:type="dxa"/>
             <w:tcBorders>
               <w:left w:val="single" w:sz="4" w:space="0" w:color="000000"/>
               <w:bottom w:val="single" w:sz="4" w:space="0" w:color="000000"/>
@@ -26187,7 +26448,7 @@
         </w:tc>
         <w:tc>
           <w:tcPr>
-            <w:tcW w:w="1422" w:type="dxa"/>
+            <w:tcW w:w="1425" w:type="dxa"/>
             <w:tcBorders>
               <w:left w:val="single" w:sz="4" w:space="0" w:color="000000"/>
               <w:bottom w:val="single" w:sz="4" w:space="0" w:color="000000"/>
@@ -26293,7 +26554,7 @@
         </w:tc>
         <w:tc>
           <w:tcPr>
-            <w:tcW w:w="824" w:type="dxa"/>
+            <w:tcW w:w="821" w:type="dxa"/>
             <w:tcBorders>
               <w:left w:val="single" w:sz="4" w:space="0" w:color="000000"/>
               <w:bottom w:val="single" w:sz="4" w:space="0" w:color="000000"/>
@@ -26317,7 +26578,7 @@
         </w:tc>
         <w:tc>
           <w:tcPr>
-            <w:tcW w:w="1422" w:type="dxa"/>
+            <w:tcW w:w="1425" w:type="dxa"/>
             <w:tcBorders>
               <w:left w:val="single" w:sz="4" w:space="0" w:color="000000"/>
               <w:bottom w:val="single" w:sz="4" w:space="0" w:color="000000"/>
@@ -26423,7 +26684,7 @@
         </w:tc>
         <w:tc>
           <w:tcPr>
-            <w:tcW w:w="824" w:type="dxa"/>
+            <w:tcW w:w="821" w:type="dxa"/>
             <w:tcBorders>
               <w:left w:val="single" w:sz="4" w:space="0" w:color="000000"/>
               <w:bottom w:val="single" w:sz="4" w:space="0" w:color="000000"/>
@@ -26447,7 +26708,7 @@
         </w:tc>
         <w:tc>
           <w:tcPr>
-            <w:tcW w:w="1422" w:type="dxa"/>
+            <w:tcW w:w="1425" w:type="dxa"/>
             <w:tcBorders>
               <w:left w:val="single" w:sz="4" w:space="0" w:color="000000"/>
               <w:bottom w:val="single" w:sz="4" w:space="0" w:color="000000"/>
@@ -26553,7 +26814,7 @@
         </w:tc>
         <w:tc>
           <w:tcPr>
-            <w:tcW w:w="824" w:type="dxa"/>
+            <w:tcW w:w="821" w:type="dxa"/>
             <w:tcBorders>
               <w:left w:val="single" w:sz="4" w:space="0" w:color="000000"/>
               <w:bottom w:val="single" w:sz="4" w:space="0" w:color="000000"/>
@@ -26577,7 +26838,7 @@
         </w:tc>
         <w:tc>
           <w:tcPr>
-            <w:tcW w:w="1422" w:type="dxa"/>
+            <w:tcW w:w="1425" w:type="dxa"/>
             <w:tcBorders>
               <w:left w:val="single" w:sz="4" w:space="0" w:color="000000"/>
               <w:bottom w:val="single" w:sz="4" w:space="0" w:color="000000"/>
@@ -32132,12 +32393,122 @@
             </w:pPr>
             <w:r>
               <w:rPr/>
+              <w:t>Any</w:t>
+            </w:r>
+          </w:p>
+        </w:tc>
+        <w:tc>
+          <w:tcPr>
+            <w:tcW w:w="821" w:type="dxa"/>
+            <w:tcBorders>
+              <w:left w:val="single" w:sz="4" w:space="0" w:color="000000"/>
+              <w:bottom w:val="single" w:sz="4" w:space="0" w:color="000000"/>
+            </w:tcBorders>
+          </w:tcPr>
+          <w:p>
+            <w:pPr>
+              <w:pStyle w:val="TableContents"/>
+              <w:widowControl w:val="false"/>
+              <w:rPr/>
+            </w:pPr>
+            <w:r>
+              <w:rPr/>
+              <w:t>2</w:t>
+            </w:r>
+          </w:p>
+        </w:tc>
+        <w:tc>
+          <w:tcPr>
+            <w:tcW w:w="1425" w:type="dxa"/>
+            <w:tcBorders>
+              <w:left w:val="single" w:sz="4" w:space="0" w:color="000000"/>
+              <w:bottom w:val="single" w:sz="4" w:space="0" w:color="000000"/>
+            </w:tcBorders>
+          </w:tcPr>
+          <w:p>
+            <w:pPr>
+              <w:pStyle w:val="TableContents"/>
+              <w:widowControl w:val="false"/>
+              <w:rPr/>
+            </w:pPr>
+            <w:r>
+              <w:rPr/>
               <w:t>57</w:t>
             </w:r>
           </w:p>
         </w:tc>
         <w:tc>
           <w:tcPr>
+            <w:tcW w:w="2497" w:type="dxa"/>
+            <w:tcBorders>
+              <w:left w:val="single" w:sz="4" w:space="0" w:color="000000"/>
+              <w:bottom w:val="single" w:sz="4" w:space="0" w:color="000000"/>
+            </w:tcBorders>
+          </w:tcPr>
+          <w:p>
+            <w:pPr>
+              <w:pStyle w:val="TableContents"/>
+              <w:widowControl w:val="false"/>
+              <w:rPr/>
+            </w:pPr>
+            <w:r>
+              <w:rPr/>
+              <w:t>4A 1E</w:t>
+            </w:r>
+          </w:p>
+        </w:tc>
+        <w:tc>
+          <w:tcPr>
+            <w:tcW w:w="4277" w:type="dxa"/>
+            <w:tcBorders>
+              <w:left w:val="single" w:sz="4" w:space="0" w:color="000000"/>
+              <w:bottom w:val="single" w:sz="4" w:space="0" w:color="000000"/>
+              <w:right w:val="single" w:sz="4" w:space="0" w:color="000000"/>
+            </w:tcBorders>
+          </w:tcPr>
+          <w:p>
+            <w:pPr>
+              <w:pStyle w:val="TableContents"/>
+              <w:widowControl w:val="false"/>
+              <w:rPr>
+                <w:sz w:val="16"/>
+                <w:szCs w:val="16"/>
+              </w:rPr>
+            </w:pPr>
+            <w:r>
+              <w:rPr>
+                <w:sz w:val="16"/>
+                <w:szCs w:val="16"/>
+              </w:rPr>
+              <w:t>A request for info such as key position, doors open, time/date if CANslator is counting, etc. All data is resent.</w:t>
+            </w:r>
+          </w:p>
+        </w:tc>
+      </w:tr>
+      <w:tr>
+        <w:trPr/>
+        <w:tc>
+          <w:tcPr>
+            <w:tcW w:w="952" w:type="dxa"/>
+            <w:tcBorders>
+              <w:left w:val="single" w:sz="4" w:space="0" w:color="000000"/>
+              <w:bottom w:val="single" w:sz="4" w:space="0" w:color="000000"/>
+            </w:tcBorders>
+          </w:tcPr>
+          <w:p>
+            <w:pPr>
+              <w:pStyle w:val="TableContents"/>
+              <w:widowControl w:val="false"/>
+              <w:rPr/>
+            </w:pPr>
+            <w:r>
+              <w:rPr/>
+              <w:t>Any</w:t>
+            </w:r>
+          </w:p>
+        </w:tc>
+        <w:tc>
+          <w:tcPr>
             <w:tcW w:w="821" w:type="dxa"/>
             <w:tcBorders>
               <w:left w:val="single" w:sz="4" w:space="0" w:color="000000"/>
@@ -32172,7 +32543,7 @@
             </w:pPr>
             <w:r>
               <w:rPr/>
-              <w:t>Any</w:t>
+              <w:t>57</w:t>
             </w:r>
           </w:p>
         </w:tc>
@@ -32219,7 +32590,7 @@
                 <w:sz w:val="16"/>
                 <w:szCs w:val="16"/>
               </w:rPr>
-              <w:t>A request for info such as key position, doors open, time/date if CANslator is counting, etc. All data is resent.</w:t>
+              <w:t>Similar to above, but sent if the system should assume the sending device has just woken up/is preparing to power off.</w:t>
             </w:r>
           </w:p>
         </w:tc>
@@ -32392,8 +32763,8 @@
       </w:tblPr>
       <w:tblGrid>
         <w:gridCol w:w="952"/>
-        <w:gridCol w:w="824"/>
-        <w:gridCol w:w="1422"/>
+        <w:gridCol w:w="821"/>
+        <w:gridCol w:w="1425"/>
         <w:gridCol w:w="2497"/>
         <w:gridCol w:w="4277"/>
       </w:tblGrid>
@@ -32436,7 +32807,7 @@
         </w:tc>
         <w:tc>
           <w:tcPr>
-            <w:tcW w:w="824" w:type="dxa"/>
+            <w:tcW w:w="821" w:type="dxa"/>
             <w:tcBorders>
               <w:top w:val="single" w:sz="4" w:space="0" w:color="000000"/>
               <w:left w:val="single" w:sz="4" w:space="0" w:color="000000"/>
@@ -32471,7 +32842,7 @@
         </w:tc>
         <w:tc>
           <w:tcPr>
-            <w:tcW w:w="1422" w:type="dxa"/>
+            <w:tcW w:w="1425" w:type="dxa"/>
             <w:tcBorders>
               <w:top w:val="single" w:sz="4" w:space="0" w:color="000000"/>
               <w:left w:val="single" w:sz="4" w:space="0" w:color="000000"/>
@@ -32604,7 +32975,7 @@
         </w:tc>
         <w:tc>
           <w:tcPr>
-            <w:tcW w:w="824" w:type="dxa"/>
+            <w:tcW w:w="821" w:type="dxa"/>
             <w:tcBorders>
               <w:left w:val="single" w:sz="4" w:space="0" w:color="000000"/>
               <w:bottom w:val="single" w:sz="4" w:space="0" w:color="000000"/>
@@ -32628,7 +32999,7 @@
         </w:tc>
         <w:tc>
           <w:tcPr>
-            <w:tcW w:w="1422" w:type="dxa"/>
+            <w:tcW w:w="1425" w:type="dxa"/>
             <w:tcBorders>
               <w:left w:val="single" w:sz="4" w:space="0" w:color="000000"/>
               <w:bottom w:val="single" w:sz="4" w:space="0" w:color="000000"/>
@@ -32784,7 +33155,7 @@
         </w:tc>
         <w:tc>
           <w:tcPr>
-            <w:tcW w:w="824" w:type="dxa"/>
+            <w:tcW w:w="821" w:type="dxa"/>
             <w:tcBorders>
               <w:left w:val="single" w:sz="4" w:space="0" w:color="000000"/>
               <w:bottom w:val="single" w:sz="4" w:space="0" w:color="000000"/>
@@ -32808,7 +33179,7 @@
         </w:tc>
         <w:tc>
           <w:tcPr>
-            <w:tcW w:w="1422" w:type="dxa"/>
+            <w:tcW w:w="1425" w:type="dxa"/>
             <w:tcBorders>
               <w:left w:val="single" w:sz="4" w:space="0" w:color="000000"/>
               <w:bottom w:val="single" w:sz="4" w:space="0" w:color="000000"/>
@@ -32916,7 +33287,7 @@
         </w:tc>
         <w:tc>
           <w:tcPr>
-            <w:tcW w:w="824" w:type="dxa"/>
+            <w:tcW w:w="821" w:type="dxa"/>
             <w:tcBorders>
               <w:left w:val="single" w:sz="4" w:space="0" w:color="000000"/>
               <w:bottom w:val="single" w:sz="4" w:space="0" w:color="000000"/>
@@ -32940,7 +33311,7 @@
         </w:tc>
         <w:tc>
           <w:tcPr>
-            <w:tcW w:w="1422" w:type="dxa"/>
+            <w:tcW w:w="1425" w:type="dxa"/>
             <w:tcBorders>
               <w:left w:val="single" w:sz="4" w:space="0" w:color="000000"/>
               <w:bottom w:val="single" w:sz="4" w:space="0" w:color="000000"/>
@@ -33048,7 +33419,7 @@
         </w:tc>
         <w:tc>
           <w:tcPr>
-            <w:tcW w:w="824" w:type="dxa"/>
+            <w:tcW w:w="821" w:type="dxa"/>
             <w:tcBorders>
               <w:left w:val="single" w:sz="4" w:space="0" w:color="000000"/>
               <w:bottom w:val="single" w:sz="4" w:space="0" w:color="000000"/>
@@ -33072,7 +33443,7 @@
         </w:tc>
         <w:tc>
           <w:tcPr>
-            <w:tcW w:w="1422" w:type="dxa"/>
+            <w:tcW w:w="1425" w:type="dxa"/>
             <w:tcBorders>
               <w:left w:val="single" w:sz="4" w:space="0" w:color="000000"/>
               <w:bottom w:val="single" w:sz="4" w:space="0" w:color="000000"/>
@@ -33605,7 +33976,7 @@
         </w:tc>
         <w:tc>
           <w:tcPr>
-            <w:tcW w:w="824" w:type="dxa"/>
+            <w:tcW w:w="821" w:type="dxa"/>
             <w:tcBorders>
               <w:left w:val="single" w:sz="4" w:space="0" w:color="000000"/>
               <w:bottom w:val="single" w:sz="4" w:space="0" w:color="000000"/>
@@ -33629,7 +34000,7 @@
         </w:tc>
         <w:tc>
           <w:tcPr>
-            <w:tcW w:w="1422" w:type="dxa"/>
+            <w:tcW w:w="1425" w:type="dxa"/>
             <w:tcBorders>
               <w:left w:val="single" w:sz="4" w:space="0" w:color="000000"/>
               <w:bottom w:val="single" w:sz="4" w:space="0" w:color="000000"/>
@@ -33737,7 +34108,7 @@
         </w:tc>
         <w:tc>
           <w:tcPr>
-            <w:tcW w:w="824" w:type="dxa"/>
+            <w:tcW w:w="821" w:type="dxa"/>
             <w:tcBorders>
               <w:left w:val="single" w:sz="4" w:space="0" w:color="000000"/>
               <w:bottom w:val="single" w:sz="4" w:space="0" w:color="000000"/>
@@ -33761,7 +34132,7 @@
         </w:tc>
         <w:tc>
           <w:tcPr>
-            <w:tcW w:w="1422" w:type="dxa"/>
+            <w:tcW w:w="1425" w:type="dxa"/>
             <w:tcBorders>
               <w:left w:val="single" w:sz="4" w:space="0" w:color="000000"/>
               <w:bottom w:val="single" w:sz="4" w:space="0" w:color="000000"/>
@@ -33869,7 +34240,7 @@
         </w:tc>
         <w:tc>
           <w:tcPr>
-            <w:tcW w:w="824" w:type="dxa"/>
+            <w:tcW w:w="821" w:type="dxa"/>
             <w:tcBorders>
               <w:left w:val="single" w:sz="4" w:space="0" w:color="000000"/>
               <w:bottom w:val="single" w:sz="4" w:space="0" w:color="000000"/>
@@ -33893,7 +34264,7 @@
         </w:tc>
         <w:tc>
           <w:tcPr>
-            <w:tcW w:w="1422" w:type="dxa"/>
+            <w:tcW w:w="1425" w:type="dxa"/>
             <w:tcBorders>
               <w:left w:val="single" w:sz="4" w:space="0" w:color="000000"/>
               <w:bottom w:val="single" w:sz="4" w:space="0" w:color="000000"/>
@@ -34001,7 +34372,7 @@
         </w:tc>
         <w:tc>
           <w:tcPr>
-            <w:tcW w:w="824" w:type="dxa"/>
+            <w:tcW w:w="821" w:type="dxa"/>
             <w:tcBorders>
               <w:left w:val="single" w:sz="4" w:space="0" w:color="000000"/>
               <w:bottom w:val="single" w:sz="4" w:space="0" w:color="000000"/>
@@ -34025,7 +34396,7 @@
         </w:tc>
         <w:tc>
           <w:tcPr>
-            <w:tcW w:w="1422" w:type="dxa"/>
+            <w:tcW w:w="1425" w:type="dxa"/>
             <w:tcBorders>
               <w:left w:val="single" w:sz="4" w:space="0" w:color="000000"/>
               <w:bottom w:val="single" w:sz="4" w:space="0" w:color="000000"/>
@@ -36395,8 +36766,8 @@
       </w:tblPr>
       <w:tblGrid>
         <w:gridCol w:w="952"/>
-        <w:gridCol w:w="824"/>
-        <w:gridCol w:w="1422"/>
+        <w:gridCol w:w="821"/>
+        <w:gridCol w:w="1425"/>
         <w:gridCol w:w="2497"/>
         <w:gridCol w:w="4277"/>
       </w:tblGrid>
@@ -36439,7 +36810,7 @@
         </w:tc>
         <w:tc>
           <w:tcPr>
-            <w:tcW w:w="824" w:type="dxa"/>
+            <w:tcW w:w="821" w:type="dxa"/>
             <w:tcBorders>
               <w:top w:val="single" w:sz="4" w:space="0" w:color="000000"/>
               <w:left w:val="single" w:sz="4" w:space="0" w:color="000000"/>
@@ -36474,7 +36845,7 @@
         </w:tc>
         <w:tc>
           <w:tcPr>
-            <w:tcW w:w="1422" w:type="dxa"/>
+            <w:tcW w:w="1425" w:type="dxa"/>
             <w:tcBorders>
               <w:top w:val="single" w:sz="4" w:space="0" w:color="000000"/>
               <w:left w:val="single" w:sz="4" w:space="0" w:color="000000"/>
@@ -36607,7 +36978,7 @@
         </w:tc>
         <w:tc>
           <w:tcPr>
-            <w:tcW w:w="824" w:type="dxa"/>
+            <w:tcW w:w="821" w:type="dxa"/>
             <w:tcBorders>
               <w:left w:val="single" w:sz="4" w:space="0" w:color="000000"/>
               <w:bottom w:val="single" w:sz="4" w:space="0" w:color="000000"/>
@@ -36631,7 +37002,7 @@
         </w:tc>
         <w:tc>
           <w:tcPr>
-            <w:tcW w:w="1422" w:type="dxa"/>
+            <w:tcW w:w="1425" w:type="dxa"/>
             <w:tcBorders>
               <w:left w:val="single" w:sz="4" w:space="0" w:color="000000"/>
               <w:bottom w:val="single" w:sz="4" w:space="0" w:color="000000"/>
@@ -40527,6 +40898,136 @@
                 <w:szCs w:val="16"/>
               </w:rPr>
               <w:t>If nn is ||10, screen controls are passed to the Pi (8E). If nn is ||20, audio controls are passed as well.</w:t>
+            </w:r>
+          </w:p>
+        </w:tc>
+      </w:tr>
+      <w:tr>
+        <w:trPr/>
+        <w:tc>
+          <w:tcPr>
+            <w:tcW w:w="952" w:type="dxa"/>
+            <w:tcBorders>
+              <w:left w:val="single" w:sz="4" w:space="0" w:color="000000"/>
+              <w:bottom w:val="single" w:sz="4" w:space="0" w:color="000000"/>
+            </w:tcBorders>
+          </w:tcPr>
+          <w:p>
+            <w:pPr>
+              <w:pStyle w:val="TableContents"/>
+              <w:widowControl w:val="false"/>
+              <w:numPr>
+                <w:ilvl w:val="0"/>
+                <w:numId w:val="1"/>
+              </w:numPr>
+              <w:rPr/>
+            </w:pPr>
+            <w:r>
+              <w:rPr/>
+              <w:t>Any</w:t>
+            </w:r>
+          </w:p>
+        </w:tc>
+        <w:tc>
+          <w:tcPr>
+            <w:tcW w:w="821" w:type="dxa"/>
+            <w:tcBorders>
+              <w:left w:val="single" w:sz="4" w:space="0" w:color="000000"/>
+              <w:bottom w:val="single" w:sz="4" w:space="0" w:color="000000"/>
+            </w:tcBorders>
+          </w:tcPr>
+          <w:p>
+            <w:pPr>
+              <w:pStyle w:val="TableContents"/>
+              <w:widowControl w:val="false"/>
+              <w:numPr>
+                <w:ilvl w:val="0"/>
+                <w:numId w:val="1"/>
+              </w:numPr>
+              <w:rPr/>
+            </w:pPr>
+            <w:r>
+              <w:rPr/>
+              <w:t>Varies</w:t>
+            </w:r>
+          </w:p>
+        </w:tc>
+        <w:tc>
+          <w:tcPr>
+            <w:tcW w:w="1425" w:type="dxa"/>
+            <w:tcBorders>
+              <w:left w:val="single" w:sz="4" w:space="0" w:color="000000"/>
+              <w:bottom w:val="single" w:sz="4" w:space="0" w:color="000000"/>
+            </w:tcBorders>
+          </w:tcPr>
+          <w:p>
+            <w:pPr>
+              <w:pStyle w:val="TableContents"/>
+              <w:widowControl w:val="false"/>
+              <w:numPr>
+                <w:ilvl w:val="0"/>
+                <w:numId w:val="1"/>
+              </w:numPr>
+              <w:rPr/>
+            </w:pPr>
+            <w:r>
+              <w:rPr/>
+              <w:t>8E</w:t>
+            </w:r>
+          </w:p>
+        </w:tc>
+        <w:tc>
+          <w:tcPr>
+            <w:tcW w:w="2497" w:type="dxa"/>
+            <w:tcBorders>
+              <w:left w:val="single" w:sz="4" w:space="0" w:color="000000"/>
+              <w:bottom w:val="single" w:sz="4" w:space="0" w:color="000000"/>
+            </w:tcBorders>
+          </w:tcPr>
+          <w:p>
+            <w:pPr>
+              <w:pStyle w:val="TableContents"/>
+              <w:widowControl w:val="false"/>
+              <w:numPr>
+                <w:ilvl w:val="0"/>
+                <w:numId w:val="1"/>
+              </w:numPr>
+              <w:rPr/>
+            </w:pPr>
+            <w:r>
+              <w:rPr/>
+              <w:t>20 6s</w:t>
+            </w:r>
+          </w:p>
+        </w:tc>
+        <w:tc>
+          <w:tcPr>
+            <w:tcW w:w="4277" w:type="dxa"/>
+            <w:tcBorders>
+              <w:left w:val="single" w:sz="4" w:space="0" w:color="000000"/>
+              <w:bottom w:val="single" w:sz="4" w:space="0" w:color="000000"/>
+              <w:right w:val="single" w:sz="4" w:space="0" w:color="000000"/>
+            </w:tcBorders>
+          </w:tcPr>
+          <w:p>
+            <w:pPr>
+              <w:pStyle w:val="TableContents"/>
+              <w:widowControl w:val="false"/>
+              <w:numPr>
+                <w:ilvl w:val="0"/>
+                <w:numId w:val="1"/>
+              </w:numPr>
+              <w:rPr>
+                <w:sz w:val="16"/>
+                <w:szCs w:val="16"/>
+              </w:rPr>
+            </w:pPr>
+            <w:r>
+              <w:rPr>
+                <w:sz w:val="16"/>
+                <w:szCs w:val="16"/>
+              </w:rPr>
+              <w:t>Clears the overlay, zone defined by nibble s. If s == 0xF, all zones are cleared. If s == 0xE, all zones except the first are cleared.</w:t>
             </w:r>
           </w:p>
         </w:tc>
@@ -44973,15 +45474,15 @@
       <w:szCs w:val="36"/>
     </w:rPr>
   </w:style>
-  <w:style w:type="character" w:styleId="Bullets">
-    <w:name w:val="Bullets"/>
+  <w:style w:type="character" w:styleId="Bulletsuser">
+    <w:name w:val="Bullets (user)"/>
     <w:qFormat/>
     <w:rPr>
       <w:rFonts w:ascii="OpenSymbol" w:hAnsi="OpenSymbol" w:eastAsia="OpenSymbol" w:cs="OpenSymbol"/>
     </w:rPr>
   </w:style>
-  <w:style w:type="character" w:styleId="Bulletsuser">
-    <w:name w:val="Bullets (user)"/>
+  <w:style w:type="character" w:styleId="Bullets">
+    <w:name w:val="Bullets"/>
     <w:qFormat/>
     <w:rPr>
       <w:rFonts w:ascii="OpenSymbol" w:hAnsi="OpenSymbol" w:eastAsia="OpenSymbol" w:cs="OpenSymbol"/>

--- a/AIBus Information.docx
+++ b/AIBus Information.docx
@@ -8172,7 +8172,7 @@
             </w:pPr>
             <w:r>
               <w:rPr/>
-              <w:t>01</w:t>
+              <w:t>01, 8E</w:t>
             </w:r>
           </w:p>
         </w:tc>
@@ -8227,7 +8227,7 @@
                 <w:sz w:val="16"/>
                 <w:szCs w:val="16"/>
               </w:rPr>
-              <w:t>Write text to the headerbar to be displayed briefly.</w:t>
+              <w:t>Write text to the headerbar to be displayed briefly. Can also be sent from the navigation computer to the phone mirror.</w:t>
             </w:r>
           </w:p>
         </w:tc>
@@ -19422,6 +19422,23 @@
               <w:t>Byte nn is ||2 if there is a selection wheel present, ||4 if a volume knob is present, ||8 if a tuning knob is present, and ||1 if touch capabilities are present.</w:t>
             </w:r>
           </w:p>
+          <w:p>
+            <w:pPr>
+              <w:pStyle w:val="TableContents"/>
+              <w:widowControl w:val="false"/>
+              <w:rPr>
+                <w:sz w:val="16"/>
+                <w:szCs w:val="16"/>
+              </w:rPr>
+            </w:pPr>
+            <w:r>
+              <w:rPr>
+                <w:sz w:val="16"/>
+                <w:szCs w:val="16"/>
+              </w:rPr>
+              <w:t>||10 if function buttons are in a straight line at the bottom of the screen.</w:t>
+            </w:r>
+          </w:p>
         </w:tc>
       </w:tr>
       <w:tr>
@@ -22641,7 +22658,185 @@
                 <w:szCs w:val="16"/>
                 <w:lang w:val="en-US" w:eastAsia="zh-CN" w:bidi="hi-IN"/>
               </w:rPr>
-              <w:t>RDS text.</w:t>
+              <w:t>Chunk RDS text.</w:t>
+            </w:r>
+          </w:p>
+        </w:tc>
+      </w:tr>
+      <w:tr>
+        <w:trPr/>
+        <w:tc>
+          <w:tcPr>
+            <w:tcW w:w="952" w:type="dxa"/>
+            <w:tcBorders>
+              <w:left w:val="single" w:sz="4" w:space="0" w:color="000000"/>
+              <w:bottom w:val="single" w:sz="4" w:space="0" w:color="000000"/>
+            </w:tcBorders>
+          </w:tcPr>
+          <w:p>
+            <w:pPr>
+              <w:pStyle w:val="TableContents"/>
+              <w:widowControl w:val="false"/>
+              <w:numPr>
+                <w:ilvl w:val="0"/>
+                <w:numId w:val="1"/>
+              </w:numPr>
+              <w:rPr>
+                <w:b w:val="false"/>
+                <w:bCs w:val="false"/>
+                <w:sz w:val="22"/>
+                <w:szCs w:val="22"/>
+              </w:rPr>
+            </w:pPr>
+            <w:r>
+              <w:rPr>
+                <w:b w:val="false"/>
+                <w:bCs w:val="false"/>
+                <w:sz w:val="22"/>
+                <w:szCs w:val="22"/>
+              </w:rPr>
+              <w:t>10</w:t>
+            </w:r>
+          </w:p>
+        </w:tc>
+        <w:tc>
+          <w:tcPr>
+            <w:tcW w:w="821" w:type="dxa"/>
+            <w:tcBorders>
+              <w:left w:val="single" w:sz="4" w:space="0" w:color="000000"/>
+              <w:bottom w:val="single" w:sz="4" w:space="0" w:color="000000"/>
+            </w:tcBorders>
+          </w:tcPr>
+          <w:p>
+            <w:pPr>
+              <w:pStyle w:val="TableContents"/>
+              <w:widowControl w:val="false"/>
+              <w:numPr>
+                <w:ilvl w:val="0"/>
+                <w:numId w:val="1"/>
+              </w:numPr>
+              <w:rPr>
+                <w:b w:val="false"/>
+                <w:bCs w:val="false"/>
+                <w:sz w:val="22"/>
+                <w:szCs w:val="22"/>
+              </w:rPr>
+            </w:pPr>
+            <w:r>
+              <w:rPr>
+                <w:b w:val="false"/>
+                <w:bCs w:val="false"/>
+                <w:sz w:val="22"/>
+                <w:szCs w:val="22"/>
+              </w:rPr>
+              <w:t>Varies</w:t>
+            </w:r>
+          </w:p>
+        </w:tc>
+        <w:tc>
+          <w:tcPr>
+            <w:tcW w:w="1425" w:type="dxa"/>
+            <w:tcBorders>
+              <w:left w:val="single" w:sz="4" w:space="0" w:color="000000"/>
+              <w:bottom w:val="single" w:sz="4" w:space="0" w:color="000000"/>
+            </w:tcBorders>
+          </w:tcPr>
+          <w:p>
+            <w:pPr>
+              <w:pStyle w:val="TableContents"/>
+              <w:widowControl w:val="false"/>
+              <w:numPr>
+                <w:ilvl w:val="0"/>
+                <w:numId w:val="1"/>
+              </w:numPr>
+              <w:rPr>
+                <w:b w:val="false"/>
+                <w:bCs w:val="false"/>
+                <w:sz w:val="22"/>
+                <w:szCs w:val="22"/>
+              </w:rPr>
+            </w:pPr>
+            <w:r>
+              <w:rPr>
+                <w:b w:val="false"/>
+                <w:bCs w:val="false"/>
+                <w:sz w:val="22"/>
+                <w:szCs w:val="22"/>
+              </w:rPr>
+              <w:t>11</w:t>
+            </w:r>
+          </w:p>
+        </w:tc>
+        <w:tc>
+          <w:tcPr>
+            <w:tcW w:w="2497" w:type="dxa"/>
+            <w:tcBorders>
+              <w:left w:val="single" w:sz="4" w:space="0" w:color="000000"/>
+              <w:bottom w:val="single" w:sz="4" w:space="0" w:color="000000"/>
+            </w:tcBorders>
+          </w:tcPr>
+          <w:p>
+            <w:pPr>
+              <w:pStyle w:val="TableContents"/>
+              <w:widowControl w:val="false"/>
+              <w:numPr>
+                <w:ilvl w:val="0"/>
+                <w:numId w:val="1"/>
+              </w:numPr>
+              <w:rPr>
+                <w:b w:val="false"/>
+                <w:bCs w:val="false"/>
+                <w:sz w:val="22"/>
+                <w:szCs w:val="22"/>
+              </w:rPr>
+            </w:pPr>
+            <w:r>
+              <w:rPr>
+                <w:b w:val="false"/>
+                <w:bCs w:val="false"/>
+                <w:sz w:val="22"/>
+                <w:szCs w:val="22"/>
+              </w:rPr>
+              <w:t>63 62 […]</w:t>
+            </w:r>
+          </w:p>
+        </w:tc>
+        <w:tc>
+          <w:tcPr>
+            <w:tcW w:w="4277" w:type="dxa"/>
+            <w:tcBorders>
+              <w:left w:val="single" w:sz="4" w:space="0" w:color="000000"/>
+              <w:bottom w:val="single" w:sz="4" w:space="0" w:color="000000"/>
+              <w:right w:val="single" w:sz="4" w:space="0" w:color="000000"/>
+            </w:tcBorders>
+          </w:tcPr>
+          <w:p>
+            <w:pPr>
+              <w:pStyle w:val="TableContents"/>
+              <w:widowControl w:val="false"/>
+              <w:numPr>
+                <w:ilvl w:val="0"/>
+                <w:numId w:val="1"/>
+              </w:numPr>
+              <w:rPr>
+                <w:rFonts w:ascii="Arial" w:hAnsi="Arial" w:eastAsia="Noto Serif CJK SC" w:cs="Mangal"/>
+                <w:color w:val="auto"/>
+                <w:kern w:val="2"/>
+                <w:sz w:val="16"/>
+                <w:szCs w:val="16"/>
+                <w:lang w:val="en-US" w:eastAsia="zh-CN" w:bidi="hi-IN"/>
+              </w:rPr>
+            </w:pPr>
+            <w:r>
+              <w:rPr>
+                <w:rFonts w:eastAsia="Noto Serif CJK SC" w:cs="Mangal"/>
+                <w:color w:val="auto"/>
+                <w:kern w:val="2"/>
+                <w:sz w:val="16"/>
+                <w:szCs w:val="16"/>
+                <w:lang w:val="en-US" w:eastAsia="zh-CN" w:bidi="hi-IN"/>
+              </w:rPr>
+              <w:t>Full RDS text.</w:t>
             </w:r>
           </w:p>
         </w:tc>
@@ -31369,6 +31564,51 @@
               <w:t>01: Right Rear Door</w:t>
             </w:r>
           </w:p>
+          <w:p>
+            <w:pPr>
+              <w:pStyle w:val="TableContents"/>
+              <w:widowControl w:val="false"/>
+              <w:suppressLineNumbers/>
+              <w:suppressAutoHyphens w:val="true"/>
+              <w:bidi w:val="0"/>
+              <w:spacing w:before="0" w:after="0"/>
+              <w:ind w:hanging="0" w:left="0" w:right="360"/>
+              <w:jc w:val="left"/>
+              <w:rPr>
+                <w:sz w:val="16"/>
+                <w:szCs w:val="16"/>
+              </w:rPr>
+            </w:pPr>
+            <w:r>
+              <w:rPr>
+                <w:sz w:val="16"/>
+                <w:szCs w:val="16"/>
+              </w:rPr>
+            </w:r>
+          </w:p>
+          <w:p>
+            <w:pPr>
+              <w:pStyle w:val="TableContents"/>
+              <w:widowControl w:val="false"/>
+              <w:suppressLineNumbers/>
+              <w:suppressAutoHyphens w:val="true"/>
+              <w:bidi w:val="0"/>
+              <w:spacing w:before="0" w:after="0"/>
+              <w:ind w:hanging="0" w:left="0" w:right="360"/>
+              <w:jc w:val="left"/>
+              <w:rPr>
+                <w:sz w:val="16"/>
+                <w:szCs w:val="16"/>
+              </w:rPr>
+            </w:pPr>
+            <w:r>
+              <w:rPr>
+                <w:sz w:val="16"/>
+                <w:szCs w:val="16"/>
+              </w:rPr>
+              <w:t>If the byte |= 0x80, the door is being opened to turn the vehicle off.</w:t>
+            </w:r>
+          </w:p>
         </w:tc>
       </w:tr>
       <w:tr>
@@ -32371,6 +32611,116 @@
                 <w:lang w:val="en-US" w:eastAsia="zh-CN" w:bidi="hi-IN"/>
               </w:rPr>
               <w:t>1: Battery Voltage</w:t>
+            </w:r>
+          </w:p>
+        </w:tc>
+      </w:tr>
+      <w:tr>
+        <w:trPr/>
+        <w:tc>
+          <w:tcPr>
+            <w:tcW w:w="952" w:type="dxa"/>
+            <w:tcBorders>
+              <w:left w:val="single" w:sz="4" w:space="0" w:color="000000"/>
+              <w:bottom w:val="single" w:sz="4" w:space="0" w:color="000000"/>
+            </w:tcBorders>
+          </w:tcPr>
+          <w:p>
+            <w:pPr>
+              <w:pStyle w:val="TableContents"/>
+              <w:widowControl w:val="false"/>
+              <w:rPr/>
+            </w:pPr>
+            <w:r>
+              <w:rPr/>
+              <w:t>Any</w:t>
+            </w:r>
+          </w:p>
+        </w:tc>
+        <w:tc>
+          <w:tcPr>
+            <w:tcW w:w="821" w:type="dxa"/>
+            <w:tcBorders>
+              <w:left w:val="single" w:sz="4" w:space="0" w:color="000000"/>
+              <w:bottom w:val="single" w:sz="4" w:space="0" w:color="000000"/>
+            </w:tcBorders>
+          </w:tcPr>
+          <w:p>
+            <w:pPr>
+              <w:pStyle w:val="TableContents"/>
+              <w:widowControl w:val="false"/>
+              <w:rPr/>
+            </w:pPr>
+            <w:r>
+              <w:rPr/>
+              <w:t>2</w:t>
+            </w:r>
+          </w:p>
+        </w:tc>
+        <w:tc>
+          <w:tcPr>
+            <w:tcW w:w="1425" w:type="dxa"/>
+            <w:tcBorders>
+              <w:left w:val="single" w:sz="4" w:space="0" w:color="000000"/>
+              <w:bottom w:val="single" w:sz="4" w:space="0" w:color="000000"/>
+            </w:tcBorders>
+          </w:tcPr>
+          <w:p>
+            <w:pPr>
+              <w:pStyle w:val="TableContents"/>
+              <w:widowControl w:val="false"/>
+              <w:rPr/>
+            </w:pPr>
+            <w:r>
+              <w:rPr/>
+              <w:t>57</w:t>
+            </w:r>
+          </w:p>
+        </w:tc>
+        <w:tc>
+          <w:tcPr>
+            <w:tcW w:w="2497" w:type="dxa"/>
+            <w:tcBorders>
+              <w:left w:val="single" w:sz="4" w:space="0" w:color="000000"/>
+              <w:bottom w:val="single" w:sz="4" w:space="0" w:color="000000"/>
+            </w:tcBorders>
+          </w:tcPr>
+          <w:p>
+            <w:pPr>
+              <w:pStyle w:val="TableContents"/>
+              <w:widowControl w:val="false"/>
+              <w:rPr/>
+            </w:pPr>
+            <w:r>
+              <w:rPr/>
+              <w:t>4A 18</w:t>
+            </w:r>
+          </w:p>
+        </w:tc>
+        <w:tc>
+          <w:tcPr>
+            <w:tcW w:w="4277" w:type="dxa"/>
+            <w:tcBorders>
+              <w:left w:val="single" w:sz="4" w:space="0" w:color="000000"/>
+              <w:bottom w:val="single" w:sz="4" w:space="0" w:color="000000"/>
+              <w:right w:val="single" w:sz="4" w:space="0" w:color="000000"/>
+            </w:tcBorders>
+          </w:tcPr>
+          <w:p>
+            <w:pPr>
+              <w:pStyle w:val="TableContents"/>
+              <w:widowControl w:val="false"/>
+              <w:rPr>
+                <w:sz w:val="16"/>
+                <w:szCs w:val="16"/>
+              </w:rPr>
+            </w:pPr>
+            <w:r>
+              <w:rPr>
+                <w:sz w:val="16"/>
+                <w:szCs w:val="16"/>
+              </w:rPr>
+              <w:t>A request for key position, doors open, and brightness information to be sent to the sending device upon a change.</w:t>
             </w:r>
           </w:p>
         </w:tc>
@@ -45474,15 +45824,15 @@
       <w:szCs w:val="36"/>
     </w:rPr>
   </w:style>
-  <w:style w:type="character" w:styleId="Bulletsuser">
-    <w:name w:val="Bullets (user)"/>
+  <w:style w:type="character" w:styleId="Bullets">
+    <w:name w:val="Bullets"/>
     <w:qFormat/>
     <w:rPr>
       <w:rFonts w:ascii="OpenSymbol" w:hAnsi="OpenSymbol" w:eastAsia="OpenSymbol" w:cs="OpenSymbol"/>
     </w:rPr>
   </w:style>
-  <w:style w:type="character" w:styleId="Bullets">
-    <w:name w:val="Bullets"/>
+  <w:style w:type="character" w:styleId="Bulletsuser">
+    <w:name w:val="Bullets (user)"/>
     <w:qFormat/>
     <w:rPr>
       <w:rFonts w:ascii="OpenSymbol" w:hAnsi="OpenSymbol" w:eastAsia="OpenSymbol" w:cs="OpenSymbol"/>

--- a/AIBus Information.docx
+++ b/AIBus Information.docx
@@ -11948,6 +11948,362 @@
                 <w:sz w:val="22"/>
                 <w:szCs w:val="22"/>
               </w:rPr>
+              <w:t>01</w:t>
+            </w:r>
+          </w:p>
+        </w:tc>
+        <w:tc>
+          <w:tcPr>
+            <w:tcW w:w="821" w:type="dxa"/>
+            <w:tcBorders>
+              <w:left w:val="single" w:sz="4" w:space="0" w:color="000000"/>
+              <w:bottom w:val="single" w:sz="4" w:space="0" w:color="000000"/>
+            </w:tcBorders>
+          </w:tcPr>
+          <w:p>
+            <w:pPr>
+              <w:pStyle w:val="TableContents"/>
+              <w:widowControl w:val="false"/>
+              <w:numPr>
+                <w:ilvl w:val="0"/>
+                <w:numId w:val="1"/>
+              </w:numPr>
+              <w:rPr>
+                <w:b w:val="false"/>
+                <w:bCs w:val="false"/>
+                <w:sz w:val="22"/>
+                <w:szCs w:val="22"/>
+              </w:rPr>
+            </w:pPr>
+            <w:r>
+              <w:rPr>
+                <w:b w:val="false"/>
+                <w:bCs w:val="false"/>
+                <w:sz w:val="22"/>
+                <w:szCs w:val="22"/>
+              </w:rPr>
+              <w:t>Varies</w:t>
+            </w:r>
+          </w:p>
+        </w:tc>
+        <w:tc>
+          <w:tcPr>
+            <w:tcW w:w="1425" w:type="dxa"/>
+            <w:tcBorders>
+              <w:left w:val="single" w:sz="4" w:space="0" w:color="000000"/>
+              <w:bottom w:val="single" w:sz="4" w:space="0" w:color="000000"/>
+            </w:tcBorders>
+          </w:tcPr>
+          <w:p>
+            <w:pPr>
+              <w:pStyle w:val="TableContents"/>
+              <w:widowControl w:val="false"/>
+              <w:numPr>
+                <w:ilvl w:val="0"/>
+                <w:numId w:val="1"/>
+              </w:numPr>
+              <w:rPr>
+                <w:b w:val="false"/>
+                <w:bCs w:val="false"/>
+                <w:sz w:val="22"/>
+                <w:szCs w:val="22"/>
+              </w:rPr>
+            </w:pPr>
+            <w:r>
+              <w:rPr>
+                <w:b w:val="false"/>
+                <w:bCs w:val="false"/>
+                <w:sz w:val="22"/>
+                <w:szCs w:val="22"/>
+              </w:rPr>
+              <w:t>Any</w:t>
+            </w:r>
+          </w:p>
+        </w:tc>
+        <w:tc>
+          <w:tcPr>
+            <w:tcW w:w="2497" w:type="dxa"/>
+            <w:tcBorders>
+              <w:left w:val="single" w:sz="4" w:space="0" w:color="000000"/>
+              <w:bottom w:val="single" w:sz="4" w:space="0" w:color="000000"/>
+            </w:tcBorders>
+          </w:tcPr>
+          <w:p>
+            <w:pPr>
+              <w:pStyle w:val="TableContents"/>
+              <w:widowControl w:val="false"/>
+              <w:numPr>
+                <w:ilvl w:val="0"/>
+                <w:numId w:val="1"/>
+              </w:numPr>
+              <w:rPr>
+                <w:b w:val="false"/>
+                <w:bCs w:val="false"/>
+                <w:sz w:val="22"/>
+                <w:szCs w:val="22"/>
+              </w:rPr>
+            </w:pPr>
+            <w:r>
+              <w:rPr>
+                <w:b w:val="false"/>
+                <w:bCs w:val="false"/>
+                <w:sz w:val="22"/>
+                <w:szCs w:val="22"/>
+              </w:rPr>
+              <w:t>2B 57 […]</w:t>
+            </w:r>
+          </w:p>
+        </w:tc>
+        <w:tc>
+          <w:tcPr>
+            <w:tcW w:w="4277" w:type="dxa"/>
+            <w:tcBorders>
+              <w:left w:val="single" w:sz="4" w:space="0" w:color="000000"/>
+              <w:bottom w:val="single" w:sz="4" w:space="0" w:color="000000"/>
+              <w:right w:val="single" w:sz="4" w:space="0" w:color="000000"/>
+            </w:tcBorders>
+          </w:tcPr>
+          <w:p>
+            <w:pPr>
+              <w:pStyle w:val="TableContents"/>
+              <w:widowControl w:val="false"/>
+              <w:numPr>
+                <w:ilvl w:val="0"/>
+                <w:numId w:val="1"/>
+              </w:numPr>
+              <w:rPr>
+                <w:rFonts w:ascii="Arial" w:hAnsi="Arial" w:eastAsia="Noto Serif CJK SC" w:cs="Mangal"/>
+                <w:color w:val="auto"/>
+                <w:kern w:val="2"/>
+                <w:sz w:val="16"/>
+                <w:szCs w:val="16"/>
+                <w:lang w:val="en-US" w:eastAsia="zh-CN" w:bidi="hi-IN"/>
+              </w:rPr>
+            </w:pPr>
+            <w:r>
+              <w:rPr>
+                <w:rFonts w:eastAsia="Noto Serif CJK SC" w:cs="Mangal"/>
+                <w:color w:val="auto"/>
+                <w:kern w:val="2"/>
+                <w:sz w:val="16"/>
+                <w:szCs w:val="16"/>
+                <w:lang w:val="en-US" w:eastAsia="zh-CN" w:bidi="hi-IN"/>
+              </w:rPr>
+              <w:t>A request for a menu with the specified keyword and the name of that menu.</w:t>
+            </w:r>
+          </w:p>
+        </w:tc>
+      </w:tr>
+      <w:tr>
+        <w:trPr/>
+        <w:tc>
+          <w:tcPr>
+            <w:tcW w:w="952" w:type="dxa"/>
+            <w:tcBorders>
+              <w:left w:val="single" w:sz="4" w:space="0" w:color="000000"/>
+              <w:bottom w:val="single" w:sz="4" w:space="0" w:color="000000"/>
+            </w:tcBorders>
+          </w:tcPr>
+          <w:p>
+            <w:pPr>
+              <w:pStyle w:val="TableContents"/>
+              <w:widowControl w:val="false"/>
+              <w:numPr>
+                <w:ilvl w:val="0"/>
+                <w:numId w:val="1"/>
+              </w:numPr>
+              <w:rPr>
+                <w:b w:val="false"/>
+                <w:bCs w:val="false"/>
+                <w:sz w:val="22"/>
+                <w:szCs w:val="22"/>
+              </w:rPr>
+            </w:pPr>
+            <w:r>
+              <w:rPr>
+                <w:b w:val="false"/>
+                <w:bCs w:val="false"/>
+                <w:sz w:val="22"/>
+                <w:szCs w:val="22"/>
+              </w:rPr>
+              <w:t>Any</w:t>
+            </w:r>
+          </w:p>
+        </w:tc>
+        <w:tc>
+          <w:tcPr>
+            <w:tcW w:w="821" w:type="dxa"/>
+            <w:tcBorders>
+              <w:left w:val="single" w:sz="4" w:space="0" w:color="000000"/>
+              <w:bottom w:val="single" w:sz="4" w:space="0" w:color="000000"/>
+            </w:tcBorders>
+          </w:tcPr>
+          <w:p>
+            <w:pPr>
+              <w:pStyle w:val="TableContents"/>
+              <w:widowControl w:val="false"/>
+              <w:numPr>
+                <w:ilvl w:val="0"/>
+                <w:numId w:val="1"/>
+              </w:numPr>
+              <w:rPr>
+                <w:b w:val="false"/>
+                <w:bCs w:val="false"/>
+                <w:sz w:val="22"/>
+                <w:szCs w:val="22"/>
+              </w:rPr>
+            </w:pPr>
+            <w:r>
+              <w:rPr>
+                <w:b w:val="false"/>
+                <w:bCs w:val="false"/>
+                <w:sz w:val="22"/>
+                <w:szCs w:val="22"/>
+              </w:rPr>
+              <w:t>Varies</w:t>
+            </w:r>
+          </w:p>
+        </w:tc>
+        <w:tc>
+          <w:tcPr>
+            <w:tcW w:w="1425" w:type="dxa"/>
+            <w:tcBorders>
+              <w:left w:val="single" w:sz="4" w:space="0" w:color="000000"/>
+              <w:bottom w:val="single" w:sz="4" w:space="0" w:color="000000"/>
+            </w:tcBorders>
+          </w:tcPr>
+          <w:p>
+            <w:pPr>
+              <w:pStyle w:val="TableContents"/>
+              <w:widowControl w:val="false"/>
+              <w:numPr>
+                <w:ilvl w:val="0"/>
+                <w:numId w:val="1"/>
+              </w:numPr>
+              <w:rPr>
+                <w:b w:val="false"/>
+                <w:bCs w:val="false"/>
+                <w:sz w:val="22"/>
+                <w:szCs w:val="22"/>
+              </w:rPr>
+            </w:pPr>
+            <w:r>
+              <w:rPr>
+                <w:b w:val="false"/>
+                <w:bCs w:val="false"/>
+                <w:sz w:val="22"/>
+                <w:szCs w:val="22"/>
+              </w:rPr>
+              <w:t>01</w:t>
+            </w:r>
+          </w:p>
+        </w:tc>
+        <w:tc>
+          <w:tcPr>
+            <w:tcW w:w="2497" w:type="dxa"/>
+            <w:tcBorders>
+              <w:left w:val="single" w:sz="4" w:space="0" w:color="000000"/>
+              <w:bottom w:val="single" w:sz="4" w:space="0" w:color="000000"/>
+            </w:tcBorders>
+          </w:tcPr>
+          <w:p>
+            <w:pPr>
+              <w:pStyle w:val="TableContents"/>
+              <w:widowControl w:val="false"/>
+              <w:numPr>
+                <w:ilvl w:val="0"/>
+                <w:numId w:val="1"/>
+              </w:numPr>
+              <w:rPr>
+                <w:b w:val="false"/>
+                <w:bCs w:val="false"/>
+                <w:sz w:val="22"/>
+                <w:szCs w:val="22"/>
+              </w:rPr>
+            </w:pPr>
+            <w:r>
+              <w:rPr>
+                <w:b w:val="false"/>
+                <w:bCs w:val="false"/>
+                <w:sz w:val="22"/>
+                <w:szCs w:val="22"/>
+              </w:rPr>
+              <w:t>2B 57 […]</w:t>
+            </w:r>
+          </w:p>
+        </w:tc>
+        <w:tc>
+          <w:tcPr>
+            <w:tcW w:w="4277" w:type="dxa"/>
+            <w:tcBorders>
+              <w:left w:val="single" w:sz="4" w:space="0" w:color="000000"/>
+              <w:bottom w:val="single" w:sz="4" w:space="0" w:color="000000"/>
+              <w:right w:val="single" w:sz="4" w:space="0" w:color="000000"/>
+            </w:tcBorders>
+          </w:tcPr>
+          <w:p>
+            <w:pPr>
+              <w:pStyle w:val="TableContents"/>
+              <w:widowControl w:val="false"/>
+              <w:numPr>
+                <w:ilvl w:val="0"/>
+                <w:numId w:val="1"/>
+              </w:numPr>
+              <w:rPr>
+                <w:rFonts w:ascii="Arial" w:hAnsi="Arial" w:eastAsia="Noto Serif CJK SC" w:cs="Mangal"/>
+                <w:color w:val="auto"/>
+                <w:kern w:val="2"/>
+                <w:sz w:val="16"/>
+                <w:szCs w:val="16"/>
+                <w:lang w:val="en-US" w:eastAsia="zh-CN" w:bidi="hi-IN"/>
+              </w:rPr>
+            </w:pPr>
+            <w:r>
+              <w:rPr>
+                <w:rFonts w:eastAsia="Noto Serif CJK SC" w:cs="Mangal"/>
+                <w:color w:val="auto"/>
+                <w:kern w:val="2"/>
+                <w:sz w:val="16"/>
+                <w:szCs w:val="16"/>
+                <w:lang w:val="en-US" w:eastAsia="zh-CN" w:bidi="hi-IN"/>
+              </w:rPr>
+              <w:t>A reply to the above.</w:t>
+            </w:r>
+          </w:p>
+        </w:tc>
+      </w:tr>
+      <w:tr>
+        <w:trPr/>
+        <w:tc>
+          <w:tcPr>
+            <w:tcW w:w="952" w:type="dxa"/>
+            <w:tcBorders>
+              <w:left w:val="single" w:sz="4" w:space="0" w:color="000000"/>
+              <w:bottom w:val="single" w:sz="4" w:space="0" w:color="000000"/>
+            </w:tcBorders>
+          </w:tcPr>
+          <w:p>
+            <w:pPr>
+              <w:pStyle w:val="TableContents"/>
+              <w:widowControl w:val="false"/>
+              <w:numPr>
+                <w:ilvl w:val="0"/>
+                <w:numId w:val="1"/>
+              </w:numPr>
+              <w:rPr>
+                <w:b w:val="false"/>
+                <w:bCs w:val="false"/>
+                <w:sz w:val="22"/>
+                <w:szCs w:val="22"/>
+              </w:rPr>
+            </w:pPr>
+            <w:r>
+              <w:rPr>
+                <w:b w:val="false"/>
+                <w:bCs w:val="false"/>
+                <w:sz w:val="22"/>
+                <w:szCs w:val="22"/>
+              </w:rPr>
               <w:t>Any</w:t>
             </w:r>
           </w:p>
@@ -29318,6 +29674,28 @@
               </w:rPr>
               <w:t>Cruise set speed. Byte nn defines units (bit 7 is high if mph), number of decimal places (bits 6-4), and number of bytes (bits 3-0).</w:t>
             </w:r>
+            <w:r>
+              <w:rPr>
+                <w:rFonts w:eastAsia="Noto Serif CJK SC" w:cs="Mangal"/>
+                <w:color w:val="auto"/>
+                <w:kern w:val="2"/>
+                <w:sz w:val="16"/>
+                <w:szCs w:val="16"/>
+                <w:lang w:val="en-US" w:eastAsia="zh-CN" w:bidi="hi-IN"/>
+              </w:rPr>
+              <w:t xml:space="preserve"> </w:t>
+            </w:r>
+            <w:r>
+              <w:rPr>
+                <w:rFonts w:eastAsia="Noto Serif CJK SC" w:cs="Mangal"/>
+                <w:color w:val="auto"/>
+                <w:kern w:val="2"/>
+                <w:sz w:val="16"/>
+                <w:szCs w:val="16"/>
+                <w:lang w:val="en-US" w:eastAsia="zh-CN" w:bidi="hi-IN"/>
+              </w:rPr>
+              <w:t>If all zeroes, cruise control is off.</w:t>
+            </w:r>
           </w:p>
         </w:tc>
       </w:tr>
@@ -30386,6 +30764,127 @@
                 <w:lang w:val="en-US" w:eastAsia="zh-CN" w:bidi="hi-IN"/>
               </w:rPr>
               <w:t>Bit 4: Parking Brake</w:t>
+            </w:r>
+          </w:p>
+        </w:tc>
+      </w:tr>
+      <w:tr>
+        <w:trPr/>
+        <w:tc>
+          <w:tcPr>
+            <w:tcW w:w="952" w:type="dxa"/>
+            <w:tcBorders>
+              <w:left w:val="single" w:sz="4" w:space="0" w:color="000000"/>
+              <w:bottom w:val="single" w:sz="4" w:space="0" w:color="000000"/>
+            </w:tcBorders>
+          </w:tcPr>
+          <w:p>
+            <w:pPr>
+              <w:pStyle w:val="TableContents"/>
+              <w:widowControl w:val="false"/>
+              <w:rPr/>
+            </w:pPr>
+            <w:r>
+              <w:rPr/>
+              <w:t>57</w:t>
+            </w:r>
+          </w:p>
+        </w:tc>
+        <w:tc>
+          <w:tcPr>
+            <w:tcW w:w="821" w:type="dxa"/>
+            <w:tcBorders>
+              <w:left w:val="single" w:sz="4" w:space="0" w:color="000000"/>
+              <w:bottom w:val="single" w:sz="4" w:space="0" w:color="000000"/>
+            </w:tcBorders>
+          </w:tcPr>
+          <w:p>
+            <w:pPr>
+              <w:pStyle w:val="TableContents"/>
+              <w:widowControl w:val="false"/>
+              <w:rPr/>
+            </w:pPr>
+            <w:r>
+              <w:rPr/>
+              <w:t>3</w:t>
+            </w:r>
+          </w:p>
+        </w:tc>
+        <w:tc>
+          <w:tcPr>
+            <w:tcW w:w="1425" w:type="dxa"/>
+            <w:tcBorders>
+              <w:left w:val="single" w:sz="4" w:space="0" w:color="000000"/>
+              <w:bottom w:val="single" w:sz="4" w:space="0" w:color="000000"/>
+            </w:tcBorders>
+          </w:tcPr>
+          <w:p>
+            <w:pPr>
+              <w:pStyle w:val="TableContents"/>
+              <w:widowControl w:val="false"/>
+              <w:rPr/>
+            </w:pPr>
+            <w:r>
+              <w:rPr/>
+              <w:t>FF</w:t>
+            </w:r>
+          </w:p>
+        </w:tc>
+        <w:tc>
+          <w:tcPr>
+            <w:tcW w:w="2497" w:type="dxa"/>
+            <w:tcBorders>
+              <w:left w:val="single" w:sz="4" w:space="0" w:color="000000"/>
+              <w:bottom w:val="single" w:sz="4" w:space="0" w:color="000000"/>
+            </w:tcBorders>
+          </w:tcPr>
+          <w:p>
+            <w:pPr>
+              <w:pStyle w:val="TableContents"/>
+              <w:widowControl w:val="false"/>
+              <w:rPr/>
+            </w:pPr>
+            <w:r>
+              <w:rPr/>
+              <w:t>A1 14 nn</w:t>
+            </w:r>
+          </w:p>
+        </w:tc>
+        <w:tc>
+          <w:tcPr>
+            <w:tcW w:w="4277" w:type="dxa"/>
+            <w:tcBorders>
+              <w:left w:val="single" w:sz="4" w:space="0" w:color="000000"/>
+              <w:bottom w:val="single" w:sz="4" w:space="0" w:color="000000"/>
+              <w:right w:val="single" w:sz="4" w:space="0" w:color="000000"/>
+            </w:tcBorders>
+          </w:tcPr>
+          <w:p>
+            <w:pPr>
+              <w:pStyle w:val="TableContents"/>
+              <w:suppressAutoHyphens w:val="true"/>
+              <w:bidi w:val="0"/>
+              <w:spacing w:before="0" w:after="0"/>
+              <w:jc w:val="left"/>
+              <w:rPr>
+                <w:rFonts w:ascii="Arial" w:hAnsi="Arial" w:eastAsia="Noto Serif CJK SC" w:cs="Mangal"/>
+                <w:color w:val="auto"/>
+                <w:kern w:val="2"/>
+                <w:sz w:val="16"/>
+                <w:szCs w:val="16"/>
+                <w:lang w:val="en-US" w:eastAsia="zh-CN" w:bidi="hi-IN"/>
+              </w:rPr>
+            </w:pPr>
+            <w:r>
+              <w:rPr>
+                <w:rFonts w:eastAsia="Noto Serif CJK SC" w:cs="Mangal"/>
+                <w:color w:val="auto"/>
+                <w:kern w:val="2"/>
+                <w:sz w:val="16"/>
+                <w:szCs w:val="16"/>
+                <w:lang w:val="en-US" w:eastAsia="zh-CN" w:bidi="hi-IN"/>
+              </w:rPr>
+              <w:t>Auto stop on/off. If nn is nonzero, auto stop is active. If nn is 1, auto stop is disabled.</w:t>
             </w:r>
           </w:p>
         </w:tc>

--- a/AIBus Information.docx
+++ b/AIBus Information.docx
@@ -3469,6 +3469,138 @@
           </w:p>
         </w:tc>
       </w:tr>
+      <w:tr>
+        <w:trPr>
+          <w:trHeight w:val="421" w:hRule="atLeast"/>
+        </w:trPr>
+        <w:tc>
+          <w:tcPr>
+            <w:tcW w:w="952" w:type="dxa"/>
+            <w:tcBorders>
+              <w:left w:val="single" w:sz="4" w:space="0" w:color="000000"/>
+              <w:bottom w:val="single" w:sz="4" w:space="0" w:color="000000"/>
+            </w:tcBorders>
+          </w:tcPr>
+          <w:p>
+            <w:pPr>
+              <w:pStyle w:val="TableContents"/>
+              <w:widowControl w:val="false"/>
+              <w:numPr>
+                <w:ilvl w:val="0"/>
+                <w:numId w:val="1"/>
+              </w:numPr>
+              <w:rPr/>
+            </w:pPr>
+            <w:r>
+              <w:rPr/>
+              <w:t>1, 7</w:t>
+            </w:r>
+          </w:p>
+        </w:tc>
+        <w:tc>
+          <w:tcPr>
+            <w:tcW w:w="821" w:type="dxa"/>
+            <w:tcBorders>
+              <w:left w:val="single" w:sz="4" w:space="0" w:color="000000"/>
+              <w:bottom w:val="single" w:sz="4" w:space="0" w:color="000000"/>
+            </w:tcBorders>
+          </w:tcPr>
+          <w:p>
+            <w:pPr>
+              <w:pStyle w:val="TableContents"/>
+              <w:widowControl w:val="false"/>
+              <w:numPr>
+                <w:ilvl w:val="0"/>
+                <w:numId w:val="1"/>
+              </w:numPr>
+              <w:rPr/>
+            </w:pPr>
+            <w:r>
+              <w:rPr/>
+              <w:t>2</w:t>
+            </w:r>
+          </w:p>
+        </w:tc>
+        <w:tc>
+          <w:tcPr>
+            <w:tcW w:w="1425" w:type="dxa"/>
+            <w:tcBorders>
+              <w:left w:val="single" w:sz="4" w:space="0" w:color="000000"/>
+              <w:bottom w:val="single" w:sz="4" w:space="0" w:color="000000"/>
+            </w:tcBorders>
+          </w:tcPr>
+          <w:p>
+            <w:pPr>
+              <w:pStyle w:val="TableContents"/>
+              <w:widowControl w:val="false"/>
+              <w:numPr>
+                <w:ilvl w:val="0"/>
+                <w:numId w:val="1"/>
+              </w:numPr>
+              <w:rPr/>
+            </w:pPr>
+            <w:r>
+              <w:rPr/>
+              <w:t>10</w:t>
+            </w:r>
+          </w:p>
+        </w:tc>
+        <w:tc>
+          <w:tcPr>
+            <w:tcW w:w="2497" w:type="dxa"/>
+            <w:tcBorders>
+              <w:left w:val="single" w:sz="4" w:space="0" w:color="000000"/>
+              <w:bottom w:val="single" w:sz="4" w:space="0" w:color="000000"/>
+            </w:tcBorders>
+          </w:tcPr>
+          <w:p>
+            <w:pPr>
+              <w:pStyle w:val="TableContents"/>
+              <w:widowControl w:val="false"/>
+              <w:numPr>
+                <w:ilvl w:val="0"/>
+                <w:numId w:val="1"/>
+              </w:numPr>
+              <w:rPr/>
+            </w:pPr>
+            <w:r>
+              <w:rPr/>
+              <w:t>71 pp</w:t>
+            </w:r>
+          </w:p>
+        </w:tc>
+        <w:tc>
+          <w:tcPr>
+            <w:tcW w:w="4277" w:type="dxa"/>
+            <w:tcBorders>
+              <w:left w:val="single" w:sz="4" w:space="0" w:color="000000"/>
+              <w:bottom w:val="single" w:sz="4" w:space="0" w:color="000000"/>
+              <w:right w:val="single" w:sz="4" w:space="0" w:color="000000"/>
+            </w:tcBorders>
+          </w:tcPr>
+          <w:p>
+            <w:pPr>
+              <w:pStyle w:val="TableContents"/>
+              <w:widowControl w:val="false"/>
+              <w:numPr>
+                <w:ilvl w:val="0"/>
+                <w:numId w:val="1"/>
+              </w:numPr>
+              <w:rPr>
+                <w:sz w:val="16"/>
+                <w:szCs w:val="16"/>
+              </w:rPr>
+            </w:pPr>
+            <w:r>
+              <w:rPr>
+                <w:sz w:val="16"/>
+                <w:szCs w:val="16"/>
+              </w:rPr>
+              <w:t>Screen monitor enabled/disabled. If disabled, the radio should request all controls. Can also be sent to the computer to request the monitor on.</w:t>
+            </w:r>
+          </w:p>
+        </w:tc>
+      </w:tr>
     </w:tbl>
     <w:p>
       <w:pPr>
@@ -16248,6 +16380,184 @@
           </w:p>
         </w:tc>
       </w:tr>
+      <w:tr>
+        <w:trPr/>
+        <w:tc>
+          <w:tcPr>
+            <w:tcW w:w="952" w:type="dxa"/>
+            <w:tcBorders>
+              <w:left w:val="single" w:sz="4" w:space="0" w:color="000000"/>
+              <w:bottom w:val="single" w:sz="4" w:space="0" w:color="000000"/>
+            </w:tcBorders>
+          </w:tcPr>
+          <w:p>
+            <w:pPr>
+              <w:pStyle w:val="TableContents"/>
+              <w:widowControl w:val="false"/>
+              <w:numPr>
+                <w:ilvl w:val="0"/>
+                <w:numId w:val="1"/>
+              </w:numPr>
+              <w:rPr>
+                <w:b w:val="false"/>
+                <w:bCs w:val="false"/>
+                <w:sz w:val="22"/>
+                <w:szCs w:val="22"/>
+              </w:rPr>
+            </w:pPr>
+            <w:r>
+              <w:rPr>
+                <w:b w:val="false"/>
+                <w:bCs w:val="false"/>
+                <w:sz w:val="22"/>
+                <w:szCs w:val="22"/>
+              </w:rPr>
+              <w:t>8E</w:t>
+            </w:r>
+          </w:p>
+        </w:tc>
+        <w:tc>
+          <w:tcPr>
+            <w:tcW w:w="821" w:type="dxa"/>
+            <w:tcBorders>
+              <w:left w:val="single" w:sz="4" w:space="0" w:color="000000"/>
+              <w:bottom w:val="single" w:sz="4" w:space="0" w:color="000000"/>
+            </w:tcBorders>
+          </w:tcPr>
+          <w:p>
+            <w:pPr>
+              <w:pStyle w:val="TableContents"/>
+              <w:widowControl w:val="false"/>
+              <w:numPr>
+                <w:ilvl w:val="0"/>
+                <w:numId w:val="1"/>
+              </w:numPr>
+              <w:rPr>
+                <w:b w:val="false"/>
+                <w:bCs w:val="false"/>
+                <w:sz w:val="22"/>
+                <w:szCs w:val="22"/>
+              </w:rPr>
+            </w:pPr>
+            <w:r>
+              <w:rPr>
+                <w:b w:val="false"/>
+                <w:bCs w:val="false"/>
+                <w:sz w:val="22"/>
+                <w:szCs w:val="22"/>
+              </w:rPr>
+              <w:t>3</w:t>
+            </w:r>
+          </w:p>
+        </w:tc>
+        <w:tc>
+          <w:tcPr>
+            <w:tcW w:w="1425" w:type="dxa"/>
+            <w:tcBorders>
+              <w:left w:val="single" w:sz="4" w:space="0" w:color="000000"/>
+              <w:bottom w:val="single" w:sz="4" w:space="0" w:color="000000"/>
+            </w:tcBorders>
+          </w:tcPr>
+          <w:p>
+            <w:pPr>
+              <w:pStyle w:val="TableContents"/>
+              <w:widowControl w:val="false"/>
+              <w:numPr>
+                <w:ilvl w:val="0"/>
+                <w:numId w:val="1"/>
+              </w:numPr>
+              <w:rPr>
+                <w:b w:val="false"/>
+                <w:bCs w:val="false"/>
+                <w:sz w:val="22"/>
+                <w:szCs w:val="22"/>
+              </w:rPr>
+            </w:pPr>
+            <w:r>
+              <w:rPr>
+                <w:b w:val="false"/>
+                <w:bCs w:val="false"/>
+                <w:sz w:val="22"/>
+                <w:szCs w:val="22"/>
+              </w:rPr>
+              <w:t>01</w:t>
+            </w:r>
+          </w:p>
+        </w:tc>
+        <w:tc>
+          <w:tcPr>
+            <w:tcW w:w="2497" w:type="dxa"/>
+            <w:tcBorders>
+              <w:left w:val="single" w:sz="4" w:space="0" w:color="000000"/>
+              <w:bottom w:val="single" w:sz="4" w:space="0" w:color="000000"/>
+            </w:tcBorders>
+          </w:tcPr>
+          <w:p>
+            <w:pPr>
+              <w:pStyle w:val="TableContents"/>
+              <w:widowControl w:val="false"/>
+              <w:numPr>
+                <w:ilvl w:val="0"/>
+                <w:numId w:val="1"/>
+              </w:numPr>
+              <w:rPr>
+                <w:b w:val="false"/>
+                <w:bCs w:val="false"/>
+                <w:sz w:val="22"/>
+                <w:szCs w:val="22"/>
+              </w:rPr>
+            </w:pPr>
+            <w:r>
+              <w:rPr>
+                <w:b w:val="false"/>
+                <w:bCs w:val="false"/>
+                <w:sz w:val="22"/>
+                <w:szCs w:val="22"/>
+              </w:rPr>
+              <w:t>7F 06 pp</w:t>
+            </w:r>
+          </w:p>
+        </w:tc>
+        <w:tc>
+          <w:tcPr>
+            <w:tcW w:w="4277" w:type="dxa"/>
+            <w:tcBorders>
+              <w:left w:val="single" w:sz="4" w:space="0" w:color="000000"/>
+              <w:bottom w:val="single" w:sz="4" w:space="0" w:color="000000"/>
+              <w:right w:val="single" w:sz="4" w:space="0" w:color="000000"/>
+            </w:tcBorders>
+          </w:tcPr>
+          <w:p>
+            <w:pPr>
+              <w:pStyle w:val="TableContents"/>
+              <w:widowControl w:val="false"/>
+              <w:numPr>
+                <w:ilvl w:val="0"/>
+                <w:numId w:val="1"/>
+              </w:numPr>
+              <w:rPr>
+                <w:rFonts w:ascii="Arial" w:hAnsi="Arial" w:eastAsia="Noto Serif CJK SC" w:cs="Mangal"/>
+                <w:color w:val="auto"/>
+                <w:kern w:val="2"/>
+                <w:sz w:val="16"/>
+                <w:szCs w:val="16"/>
+                <w:lang w:val="en-US" w:eastAsia="zh-CN" w:bidi="hi-IN"/>
+              </w:rPr>
+            </w:pPr>
+            <w:r>
+              <w:rPr>
+                <w:rFonts w:eastAsia="Noto Serif CJK SC" w:cs="Mangal"/>
+                <w:color w:val="auto"/>
+                <w:kern w:val="2"/>
+                <w:sz w:val="16"/>
+                <w:szCs w:val="16"/>
+                <w:lang w:val="en-US" w:eastAsia="zh-CN" w:bidi="hi-IN"/>
+              </w:rPr>
+              <w:t>Mute/unmute audio for a nav prompt. If pp!=0, mute.</w:t>
+            </w:r>
+          </w:p>
+        </w:tc>
+      </w:tr>
     </w:tbl>
     <w:p>
       <w:pPr>
@@ -29672,29 +29982,7 @@
                 <w:szCs w:val="16"/>
                 <w:lang w:val="en-US" w:eastAsia="zh-CN" w:bidi="hi-IN"/>
               </w:rPr>
-              <w:t>Cruise set speed. Byte nn defines units (bit 7 is high if mph), number of decimal places (bits 6-4), and number of bytes (bits 3-0).</w:t>
-            </w:r>
-            <w:r>
-              <w:rPr>
-                <w:rFonts w:eastAsia="Noto Serif CJK SC" w:cs="Mangal"/>
-                <w:color w:val="auto"/>
-                <w:kern w:val="2"/>
-                <w:sz w:val="16"/>
-                <w:szCs w:val="16"/>
-                <w:lang w:val="en-US" w:eastAsia="zh-CN" w:bidi="hi-IN"/>
-              </w:rPr>
-              <w:t xml:space="preserve"> </w:t>
-            </w:r>
-            <w:r>
-              <w:rPr>
-                <w:rFonts w:eastAsia="Noto Serif CJK SC" w:cs="Mangal"/>
-                <w:color w:val="auto"/>
-                <w:kern w:val="2"/>
-                <w:sz w:val="16"/>
-                <w:szCs w:val="16"/>
-                <w:lang w:val="en-US" w:eastAsia="zh-CN" w:bidi="hi-IN"/>
-              </w:rPr>
-              <w:t>If all zeroes, cruise control is off.</w:t>
+              <w:t>Cruise set speed. Byte nn defines units (bit 7 is high if mph), number of decimal places (bits 6-4), and number of bytes (bits 3-0). If all zeroes, cruise control is off.</w:t>
             </w:r>
           </w:p>
         </w:tc>
@@ -46445,37 +46733,37 @@
         <a:srgbClr val="000000"/>
       </a:dk1>
       <a:lt1>
-        <a:srgbClr val="ffffff"/>
+        <a:srgbClr val="FFFFFF"/>
       </a:lt1>
       <a:dk2>
         <a:srgbClr val="000000"/>
       </a:dk2>
       <a:lt2>
-        <a:srgbClr val="ffffff"/>
+        <a:srgbClr val="FFFFFF"/>
       </a:lt2>
       <a:accent1>
-        <a:srgbClr val="18a303"/>
+        <a:srgbClr val="18A303"/>
       </a:accent1>
       <a:accent2>
-        <a:srgbClr val="0369a3"/>
+        <a:srgbClr val="0369A3"/>
       </a:accent2>
       <a:accent3>
-        <a:srgbClr val="a33e03"/>
+        <a:srgbClr val="A33E03"/>
       </a:accent3>
       <a:accent4>
-        <a:srgbClr val="8e03a3"/>
+        <a:srgbClr val="8E03A3"/>
       </a:accent4>
       <a:accent5>
-        <a:srgbClr val="c99c00"/>
+        <a:srgbClr val="C99C00"/>
       </a:accent5>
       <a:accent6>
-        <a:srgbClr val="c9211e"/>
+        <a:srgbClr val="C9211E"/>
       </a:accent6>
       <a:hlink>
-        <a:srgbClr val="0000ee"/>
+        <a:srgbClr val="0000EE"/>
       </a:hlink>
       <a:folHlink>
-        <a:srgbClr val="551a8b"/>
+        <a:srgbClr val="551A8B"/>
       </a:folHlink>
     </a:clrScheme>
     <a:fontScheme name="Office">

--- a/AIBus Information.docx
+++ b/AIBus Information.docx
@@ -16554,6 +16554,2021 @@
                 <w:lang w:val="en-US" w:eastAsia="zh-CN" w:bidi="hi-IN"/>
               </w:rPr>
               <w:t>Mute/unmute audio for a nav prompt. If pp!=0, mute.</w:t>
+            </w:r>
+          </w:p>
+        </w:tc>
+      </w:tr>
+    </w:tbl>
+    <w:p>
+      <w:pPr>
+        <w:pStyle w:val="Normal"/>
+        <w:rPr/>
+      </w:pPr>
+      <w:r>
+        <w:rPr/>
+      </w:r>
+    </w:p>
+    <w:p>
+      <w:pPr>
+        <w:pStyle w:val="Normal"/>
+        <w:rPr/>
+      </w:pPr>
+      <w:r>
+        <w:rPr/>
+        <w:t>Camera Messages</w:t>
+      </w:r>
+    </w:p>
+    <w:tbl>
+      <w:tblPr>
+        <w:tblW w:w="5000" w:type="pct"/>
+        <w:jc w:val="left"/>
+        <w:tblInd w:w="-5" w:type="dxa"/>
+        <w:tblLayout w:type="fixed"/>
+        <w:tblCellMar>
+          <w:top w:w="55" w:type="dxa"/>
+          <w:left w:w="55" w:type="dxa"/>
+          <w:bottom w:w="55" w:type="dxa"/>
+          <w:right w:w="55" w:type="dxa"/>
+        </w:tblCellMar>
+      </w:tblPr>
+      <w:tblGrid>
+        <w:gridCol w:w="952"/>
+        <w:gridCol w:w="847"/>
+        <w:gridCol w:w="1399"/>
+        <w:gridCol w:w="2497"/>
+        <w:gridCol w:w="4277"/>
+      </w:tblGrid>
+      <w:tr>
+        <w:trPr/>
+        <w:tc>
+          <w:tcPr>
+            <w:tcW w:w="952" w:type="dxa"/>
+            <w:tcBorders>
+              <w:top w:val="single" w:sz="4" w:space="0" w:color="000000"/>
+              <w:left w:val="single" w:sz="4" w:space="0" w:color="000000"/>
+              <w:bottom w:val="single" w:sz="4" w:space="0" w:color="000000"/>
+            </w:tcBorders>
+          </w:tcPr>
+          <w:p>
+            <w:pPr>
+              <w:pStyle w:val="TableContents"/>
+              <w:widowControl w:val="false"/>
+              <w:numPr>
+                <w:ilvl w:val="0"/>
+                <w:numId w:val="1"/>
+              </w:numPr>
+              <w:rPr>
+                <w:b/>
+                <w:bCs/>
+                <w:sz w:val="22"/>
+                <w:szCs w:val="22"/>
+              </w:rPr>
+            </w:pPr>
+            <w:r>
+              <w:rPr>
+                <w:b/>
+                <w:bCs/>
+                <w:sz w:val="22"/>
+                <w:szCs w:val="22"/>
+              </w:rPr>
+              <w:t>Source</w:t>
+            </w:r>
+          </w:p>
+        </w:tc>
+        <w:tc>
+          <w:tcPr>
+            <w:tcW w:w="847" w:type="dxa"/>
+            <w:tcBorders>
+              <w:top w:val="single" w:sz="4" w:space="0" w:color="000000"/>
+              <w:left w:val="single" w:sz="4" w:space="0" w:color="000000"/>
+              <w:bottom w:val="single" w:sz="4" w:space="0" w:color="000000"/>
+            </w:tcBorders>
+          </w:tcPr>
+          <w:p>
+            <w:pPr>
+              <w:pStyle w:val="TableContents"/>
+              <w:widowControl w:val="false"/>
+              <w:numPr>
+                <w:ilvl w:val="0"/>
+                <w:numId w:val="1"/>
+              </w:numPr>
+              <w:rPr>
+                <w:b/>
+                <w:bCs/>
+                <w:sz w:val="22"/>
+                <w:szCs w:val="22"/>
+              </w:rPr>
+            </w:pPr>
+            <w:r>
+              <w:rPr>
+                <w:b/>
+                <w:bCs/>
+                <w:sz w:val="22"/>
+                <w:szCs w:val="22"/>
+              </w:rPr>
+              <w:t>Length</w:t>
+            </w:r>
+          </w:p>
+        </w:tc>
+        <w:tc>
+          <w:tcPr>
+            <w:tcW w:w="1399" w:type="dxa"/>
+            <w:tcBorders>
+              <w:top w:val="single" w:sz="4" w:space="0" w:color="000000"/>
+              <w:left w:val="single" w:sz="4" w:space="0" w:color="000000"/>
+              <w:bottom w:val="single" w:sz="4" w:space="0" w:color="000000"/>
+            </w:tcBorders>
+          </w:tcPr>
+          <w:p>
+            <w:pPr>
+              <w:pStyle w:val="TableContents"/>
+              <w:widowControl w:val="false"/>
+              <w:numPr>
+                <w:ilvl w:val="0"/>
+                <w:numId w:val="1"/>
+              </w:numPr>
+              <w:rPr>
+                <w:b/>
+                <w:bCs/>
+                <w:sz w:val="22"/>
+                <w:szCs w:val="22"/>
+              </w:rPr>
+            </w:pPr>
+            <w:r>
+              <w:rPr>
+                <w:b/>
+                <w:bCs/>
+                <w:sz w:val="22"/>
+                <w:szCs w:val="22"/>
+              </w:rPr>
+              <w:t>Destination</w:t>
+            </w:r>
+          </w:p>
+        </w:tc>
+        <w:tc>
+          <w:tcPr>
+            <w:tcW w:w="2497" w:type="dxa"/>
+            <w:tcBorders>
+              <w:top w:val="single" w:sz="4" w:space="0" w:color="000000"/>
+              <w:left w:val="single" w:sz="4" w:space="0" w:color="000000"/>
+              <w:bottom w:val="single" w:sz="4" w:space="0" w:color="000000"/>
+            </w:tcBorders>
+          </w:tcPr>
+          <w:p>
+            <w:pPr>
+              <w:pStyle w:val="TableContents"/>
+              <w:widowControl w:val="false"/>
+              <w:numPr>
+                <w:ilvl w:val="0"/>
+                <w:numId w:val="1"/>
+              </w:numPr>
+              <w:rPr>
+                <w:b/>
+                <w:bCs/>
+                <w:sz w:val="22"/>
+                <w:szCs w:val="22"/>
+              </w:rPr>
+            </w:pPr>
+            <w:r>
+              <w:rPr>
+                <w:b/>
+                <w:bCs/>
+                <w:sz w:val="22"/>
+                <w:szCs w:val="22"/>
+              </w:rPr>
+              <w:t>Data Example</w:t>
+            </w:r>
+          </w:p>
+        </w:tc>
+        <w:tc>
+          <w:tcPr>
+            <w:tcW w:w="4277" w:type="dxa"/>
+            <w:tcBorders>
+              <w:top w:val="single" w:sz="4" w:space="0" w:color="000000"/>
+              <w:left w:val="single" w:sz="4" w:space="0" w:color="000000"/>
+              <w:bottom w:val="single" w:sz="4" w:space="0" w:color="000000"/>
+              <w:right w:val="single" w:sz="4" w:space="0" w:color="000000"/>
+            </w:tcBorders>
+          </w:tcPr>
+          <w:p>
+            <w:pPr>
+              <w:pStyle w:val="TableContents"/>
+              <w:widowControl w:val="false"/>
+              <w:numPr>
+                <w:ilvl w:val="0"/>
+                <w:numId w:val="1"/>
+              </w:numPr>
+              <w:rPr>
+                <w:b/>
+                <w:bCs/>
+                <w:sz w:val="22"/>
+                <w:szCs w:val="22"/>
+              </w:rPr>
+            </w:pPr>
+            <w:r>
+              <w:rPr>
+                <w:b/>
+                <w:bCs/>
+                <w:sz w:val="22"/>
+                <w:szCs w:val="22"/>
+              </w:rPr>
+              <w:t>Interpretation</w:t>
+            </w:r>
+          </w:p>
+        </w:tc>
+      </w:tr>
+      <w:tr>
+        <w:trPr/>
+        <w:tc>
+          <w:tcPr>
+            <w:tcW w:w="952" w:type="dxa"/>
+            <w:tcBorders>
+              <w:left w:val="single" w:sz="4" w:space="0" w:color="000000"/>
+              <w:bottom w:val="single" w:sz="4" w:space="0" w:color="000000"/>
+            </w:tcBorders>
+          </w:tcPr>
+          <w:p>
+            <w:pPr>
+              <w:pStyle w:val="TableContents"/>
+              <w:widowControl w:val="false"/>
+              <w:numPr>
+                <w:ilvl w:val="0"/>
+                <w:numId w:val="1"/>
+              </w:numPr>
+              <w:rPr>
+                <w:b w:val="false"/>
+                <w:bCs w:val="false"/>
+                <w:sz w:val="22"/>
+                <w:szCs w:val="22"/>
+              </w:rPr>
+            </w:pPr>
+            <w:r>
+              <w:rPr>
+                <w:b w:val="false"/>
+                <w:bCs w:val="false"/>
+                <w:sz w:val="22"/>
+                <w:szCs w:val="22"/>
+              </w:rPr>
+              <w:t>57, 1</w:t>
+            </w:r>
+          </w:p>
+        </w:tc>
+        <w:tc>
+          <w:tcPr>
+            <w:tcW w:w="847" w:type="dxa"/>
+            <w:tcBorders>
+              <w:left w:val="single" w:sz="4" w:space="0" w:color="000000"/>
+              <w:bottom w:val="single" w:sz="4" w:space="0" w:color="000000"/>
+            </w:tcBorders>
+          </w:tcPr>
+          <w:p>
+            <w:pPr>
+              <w:pStyle w:val="TableContents"/>
+              <w:widowControl w:val="false"/>
+              <w:numPr>
+                <w:ilvl w:val="0"/>
+                <w:numId w:val="1"/>
+              </w:numPr>
+              <w:rPr>
+                <w:b w:val="false"/>
+                <w:bCs w:val="false"/>
+                <w:sz w:val="22"/>
+                <w:szCs w:val="22"/>
+              </w:rPr>
+            </w:pPr>
+            <w:r>
+              <w:rPr>
+                <w:b w:val="false"/>
+                <w:bCs w:val="false"/>
+                <w:sz w:val="22"/>
+                <w:szCs w:val="22"/>
+              </w:rPr>
+              <w:t>3</w:t>
+            </w:r>
+          </w:p>
+        </w:tc>
+        <w:tc>
+          <w:tcPr>
+            <w:tcW w:w="1399" w:type="dxa"/>
+            <w:tcBorders>
+              <w:left w:val="single" w:sz="4" w:space="0" w:color="000000"/>
+              <w:bottom w:val="single" w:sz="4" w:space="0" w:color="000000"/>
+            </w:tcBorders>
+          </w:tcPr>
+          <w:p>
+            <w:pPr>
+              <w:pStyle w:val="TableContents"/>
+              <w:widowControl w:val="false"/>
+              <w:numPr>
+                <w:ilvl w:val="0"/>
+                <w:numId w:val="1"/>
+              </w:numPr>
+              <w:rPr>
+                <w:b w:val="false"/>
+                <w:bCs w:val="false"/>
+                <w:sz w:val="22"/>
+                <w:szCs w:val="22"/>
+              </w:rPr>
+            </w:pPr>
+            <w:r>
+              <w:rPr>
+                <w:b w:val="false"/>
+                <w:bCs w:val="false"/>
+                <w:sz w:val="22"/>
+                <w:szCs w:val="22"/>
+              </w:rPr>
+              <w:t>61</w:t>
+            </w:r>
+          </w:p>
+        </w:tc>
+        <w:tc>
+          <w:tcPr>
+            <w:tcW w:w="2497" w:type="dxa"/>
+            <w:tcBorders>
+              <w:left w:val="single" w:sz="4" w:space="0" w:color="000000"/>
+              <w:bottom w:val="single" w:sz="4" w:space="0" w:color="000000"/>
+            </w:tcBorders>
+          </w:tcPr>
+          <w:p>
+            <w:pPr>
+              <w:pStyle w:val="TableContents"/>
+              <w:widowControl w:val="false"/>
+              <w:numPr>
+                <w:ilvl w:val="0"/>
+                <w:numId w:val="1"/>
+              </w:numPr>
+              <w:rPr>
+                <w:b w:val="false"/>
+                <w:bCs w:val="false"/>
+                <w:sz w:val="22"/>
+                <w:szCs w:val="22"/>
+              </w:rPr>
+            </w:pPr>
+            <w:r>
+              <w:rPr>
+                <w:b w:val="false"/>
+                <w:bCs w:val="false"/>
+                <w:sz w:val="22"/>
+                <w:szCs w:val="22"/>
+              </w:rPr>
+              <w:t>48 61 nn</w:t>
+            </w:r>
+          </w:p>
+        </w:tc>
+        <w:tc>
+          <w:tcPr>
+            <w:tcW w:w="4277" w:type="dxa"/>
+            <w:tcBorders>
+              <w:left w:val="single" w:sz="4" w:space="0" w:color="000000"/>
+              <w:bottom w:val="single" w:sz="4" w:space="0" w:color="000000"/>
+              <w:right w:val="single" w:sz="4" w:space="0" w:color="000000"/>
+            </w:tcBorders>
+          </w:tcPr>
+          <w:p>
+            <w:pPr>
+              <w:pStyle w:val="TableContents"/>
+              <w:widowControl w:val="false"/>
+              <w:numPr>
+                <w:ilvl w:val="0"/>
+                <w:numId w:val="1"/>
+              </w:numPr>
+              <w:rPr>
+                <w:rFonts w:ascii="Arial" w:hAnsi="Arial" w:eastAsia="Noto Serif CJK SC" w:cs="Mangal"/>
+                <w:color w:val="auto"/>
+                <w:kern w:val="2"/>
+                <w:sz w:val="16"/>
+                <w:szCs w:val="16"/>
+                <w:lang w:val="en-US" w:eastAsia="zh-CN" w:bidi="hi-IN"/>
+              </w:rPr>
+            </w:pPr>
+            <w:r>
+              <w:rPr>
+                <w:rFonts w:eastAsia="Noto Serif CJK SC" w:cs="Mangal"/>
+                <w:color w:val="auto"/>
+                <w:kern w:val="2"/>
+                <w:sz w:val="16"/>
+                <w:szCs w:val="16"/>
+                <w:lang w:val="en-US" w:eastAsia="zh-CN" w:bidi="hi-IN"/>
+              </w:rPr>
+              <w:t>Turn the camera on/off, off if nn==0. Otherwise the number determines which camera to use if multiple are present. This message can be sent by 61 to switch the nav system to display the camera.</w:t>
+            </w:r>
+          </w:p>
+        </w:tc>
+      </w:tr>
+      <w:tr>
+        <w:trPr/>
+        <w:tc>
+          <w:tcPr>
+            <w:tcW w:w="952" w:type="dxa"/>
+            <w:tcBorders>
+              <w:left w:val="single" w:sz="4" w:space="0" w:color="000000"/>
+              <w:bottom w:val="single" w:sz="4" w:space="0" w:color="000000"/>
+            </w:tcBorders>
+          </w:tcPr>
+          <w:p>
+            <w:pPr>
+              <w:pStyle w:val="TableContents"/>
+              <w:widowControl w:val="false"/>
+              <w:numPr>
+                <w:ilvl w:val="0"/>
+                <w:numId w:val="1"/>
+              </w:numPr>
+              <w:rPr>
+                <w:b w:val="false"/>
+                <w:bCs w:val="false"/>
+                <w:sz w:val="22"/>
+                <w:szCs w:val="22"/>
+              </w:rPr>
+            </w:pPr>
+            <w:r>
+              <w:rPr>
+                <w:b w:val="false"/>
+                <w:bCs w:val="false"/>
+                <w:sz w:val="22"/>
+                <w:szCs w:val="22"/>
+              </w:rPr>
+              <w:t>61</w:t>
+            </w:r>
+          </w:p>
+        </w:tc>
+        <w:tc>
+          <w:tcPr>
+            <w:tcW w:w="847" w:type="dxa"/>
+            <w:tcBorders>
+              <w:left w:val="single" w:sz="4" w:space="0" w:color="000000"/>
+              <w:bottom w:val="single" w:sz="4" w:space="0" w:color="000000"/>
+            </w:tcBorders>
+          </w:tcPr>
+          <w:p>
+            <w:pPr>
+              <w:pStyle w:val="TableContents"/>
+              <w:widowControl w:val="false"/>
+              <w:numPr>
+                <w:ilvl w:val="0"/>
+                <w:numId w:val="1"/>
+              </w:numPr>
+              <w:rPr>
+                <w:b w:val="false"/>
+                <w:bCs w:val="false"/>
+                <w:sz w:val="22"/>
+                <w:szCs w:val="22"/>
+              </w:rPr>
+            </w:pPr>
+            <w:r>
+              <w:rPr>
+                <w:b w:val="false"/>
+                <w:bCs w:val="false"/>
+                <w:sz w:val="22"/>
+                <w:szCs w:val="22"/>
+              </w:rPr>
+              <w:t>Varies</w:t>
+            </w:r>
+          </w:p>
+        </w:tc>
+        <w:tc>
+          <w:tcPr>
+            <w:tcW w:w="1399" w:type="dxa"/>
+            <w:tcBorders>
+              <w:left w:val="single" w:sz="4" w:space="0" w:color="000000"/>
+              <w:bottom w:val="single" w:sz="4" w:space="0" w:color="000000"/>
+            </w:tcBorders>
+          </w:tcPr>
+          <w:p>
+            <w:pPr>
+              <w:pStyle w:val="TableContents"/>
+              <w:widowControl w:val="false"/>
+              <w:numPr>
+                <w:ilvl w:val="0"/>
+                <w:numId w:val="1"/>
+              </w:numPr>
+              <w:rPr>
+                <w:b w:val="false"/>
+                <w:bCs w:val="false"/>
+                <w:sz w:val="22"/>
+                <w:szCs w:val="22"/>
+              </w:rPr>
+            </w:pPr>
+            <w:r>
+              <w:rPr>
+                <w:b w:val="false"/>
+                <w:bCs w:val="false"/>
+                <w:sz w:val="22"/>
+                <w:szCs w:val="22"/>
+              </w:rPr>
+              <w:t>1, 57</w:t>
+            </w:r>
+          </w:p>
+        </w:tc>
+        <w:tc>
+          <w:tcPr>
+            <w:tcW w:w="2497" w:type="dxa"/>
+            <w:tcBorders>
+              <w:left w:val="single" w:sz="4" w:space="0" w:color="000000"/>
+              <w:bottom w:val="single" w:sz="4" w:space="0" w:color="000000"/>
+            </w:tcBorders>
+          </w:tcPr>
+          <w:p>
+            <w:pPr>
+              <w:pStyle w:val="TableContents"/>
+              <w:widowControl w:val="false"/>
+              <w:numPr>
+                <w:ilvl w:val="0"/>
+                <w:numId w:val="1"/>
+              </w:numPr>
+              <w:rPr>
+                <w:b w:val="false"/>
+                <w:bCs w:val="false"/>
+                <w:sz w:val="22"/>
+                <w:szCs w:val="22"/>
+              </w:rPr>
+            </w:pPr>
+            <w:r>
+              <w:rPr>
+                <w:b w:val="false"/>
+                <w:bCs w:val="false"/>
+                <w:sz w:val="22"/>
+                <w:szCs w:val="22"/>
+              </w:rPr>
+              <w:t>2C 3B […]</w:t>
+            </w:r>
+          </w:p>
+        </w:tc>
+        <w:tc>
+          <w:tcPr>
+            <w:tcW w:w="4277" w:type="dxa"/>
+            <w:tcBorders>
+              <w:left w:val="single" w:sz="4" w:space="0" w:color="000000"/>
+              <w:bottom w:val="single" w:sz="4" w:space="0" w:color="000000"/>
+              <w:right w:val="single" w:sz="4" w:space="0" w:color="000000"/>
+            </w:tcBorders>
+          </w:tcPr>
+          <w:p>
+            <w:pPr>
+              <w:pStyle w:val="TableContents"/>
+              <w:widowControl w:val="false"/>
+              <w:numPr>
+                <w:ilvl w:val="0"/>
+                <w:numId w:val="1"/>
+              </w:numPr>
+              <w:rPr>
+                <w:rFonts w:ascii="Arial" w:hAnsi="Arial" w:eastAsia="Noto Serif CJK SC" w:cs="Mangal"/>
+                <w:color w:val="auto"/>
+                <w:kern w:val="2"/>
+                <w:sz w:val="16"/>
+                <w:szCs w:val="16"/>
+                <w:lang w:val="en-US" w:eastAsia="zh-CN" w:bidi="hi-IN"/>
+              </w:rPr>
+            </w:pPr>
+            <w:r>
+              <w:rPr>
+                <w:rFonts w:eastAsia="Noto Serif CJK SC" w:cs="Mangal"/>
+                <w:color w:val="auto"/>
+                <w:kern w:val="2"/>
+                <w:sz w:val="16"/>
+                <w:szCs w:val="16"/>
+                <w:lang w:val="en-US" w:eastAsia="zh-CN" w:bidi="hi-IN"/>
+              </w:rPr>
+              <w:t>List of supported cameras/features, defined as follows:</w:t>
+            </w:r>
+          </w:p>
+          <w:p>
+            <w:pPr>
+              <w:pStyle w:val="TableContents"/>
+              <w:widowControl w:val="false"/>
+              <w:numPr>
+                <w:ilvl w:val="0"/>
+                <w:numId w:val="24"/>
+              </w:numPr>
+              <w:suppressLineNumbers/>
+              <w:suppressAutoHyphens w:val="true"/>
+              <w:bidi w:val="0"/>
+              <w:spacing w:before="0" w:after="0"/>
+              <w:ind w:hanging="180" w:left="269" w:right="360"/>
+              <w:jc w:val="left"/>
+              <w:rPr>
+                <w:rFonts w:ascii="Arial" w:hAnsi="Arial" w:eastAsia="Noto Serif CJK SC" w:cs="Mangal"/>
+                <w:color w:val="auto"/>
+                <w:kern w:val="2"/>
+                <w:sz w:val="16"/>
+                <w:szCs w:val="16"/>
+                <w:lang w:val="en-US" w:eastAsia="zh-CN" w:bidi="hi-IN"/>
+              </w:rPr>
+            </w:pPr>
+            <w:r>
+              <w:rPr>
+                <w:rFonts w:eastAsia="Noto Serif CJK SC" w:cs="Mangal"/>
+                <w:color w:val="auto"/>
+                <w:kern w:val="2"/>
+                <w:sz w:val="16"/>
+                <w:szCs w:val="16"/>
+                <w:lang w:val="en-US" w:eastAsia="zh-CN" w:bidi="hi-IN"/>
+              </w:rPr>
+              <w:t>01: Rear View</w:t>
+            </w:r>
+          </w:p>
+          <w:p>
+            <w:pPr>
+              <w:pStyle w:val="TableContents"/>
+              <w:widowControl w:val="false"/>
+              <w:numPr>
+                <w:ilvl w:val="0"/>
+                <w:numId w:val="24"/>
+              </w:numPr>
+              <w:suppressLineNumbers/>
+              <w:suppressAutoHyphens w:val="true"/>
+              <w:bidi w:val="0"/>
+              <w:spacing w:before="0" w:after="0"/>
+              <w:ind w:hanging="180" w:left="269" w:right="360"/>
+              <w:jc w:val="left"/>
+              <w:rPr>
+                <w:rFonts w:ascii="Arial" w:hAnsi="Arial" w:eastAsia="Noto Serif CJK SC" w:cs="Mangal"/>
+                <w:color w:val="auto"/>
+                <w:kern w:val="2"/>
+                <w:sz w:val="16"/>
+                <w:szCs w:val="16"/>
+                <w:lang w:val="en-US" w:eastAsia="zh-CN" w:bidi="hi-IN"/>
+              </w:rPr>
+            </w:pPr>
+            <w:r>
+              <w:rPr>
+                <w:rFonts w:eastAsia="Noto Serif CJK SC" w:cs="Mangal"/>
+                <w:color w:val="auto"/>
+                <w:kern w:val="2"/>
+                <w:sz w:val="16"/>
+                <w:szCs w:val="16"/>
+                <w:lang w:val="en-US" w:eastAsia="zh-CN" w:bidi="hi-IN"/>
+              </w:rPr>
+              <w:t>02: Left Side View</w:t>
+            </w:r>
+          </w:p>
+          <w:p>
+            <w:pPr>
+              <w:pStyle w:val="TableContents"/>
+              <w:widowControl w:val="false"/>
+              <w:numPr>
+                <w:ilvl w:val="0"/>
+                <w:numId w:val="24"/>
+              </w:numPr>
+              <w:suppressLineNumbers/>
+              <w:suppressAutoHyphens w:val="true"/>
+              <w:bidi w:val="0"/>
+              <w:spacing w:before="0" w:after="0"/>
+              <w:ind w:hanging="180" w:left="269" w:right="360"/>
+              <w:jc w:val="left"/>
+              <w:rPr>
+                <w:rFonts w:ascii="Arial" w:hAnsi="Arial" w:eastAsia="Noto Serif CJK SC" w:cs="Mangal"/>
+                <w:color w:val="auto"/>
+                <w:kern w:val="2"/>
+                <w:sz w:val="16"/>
+                <w:szCs w:val="16"/>
+                <w:lang w:val="en-US" w:eastAsia="zh-CN" w:bidi="hi-IN"/>
+              </w:rPr>
+            </w:pPr>
+            <w:r>
+              <w:rPr>
+                <w:rFonts w:eastAsia="Noto Serif CJK SC" w:cs="Mangal"/>
+                <w:color w:val="auto"/>
+                <w:kern w:val="2"/>
+                <w:sz w:val="16"/>
+                <w:szCs w:val="16"/>
+                <w:lang w:val="en-US" w:eastAsia="zh-CN" w:bidi="hi-IN"/>
+              </w:rPr>
+              <w:t>03: Right Side View</w:t>
+            </w:r>
+          </w:p>
+          <w:p>
+            <w:pPr>
+              <w:pStyle w:val="TableContents"/>
+              <w:widowControl w:val="false"/>
+              <w:numPr>
+                <w:ilvl w:val="0"/>
+                <w:numId w:val="24"/>
+              </w:numPr>
+              <w:suppressLineNumbers/>
+              <w:suppressAutoHyphens w:val="true"/>
+              <w:bidi w:val="0"/>
+              <w:spacing w:before="0" w:after="0"/>
+              <w:ind w:hanging="180" w:left="269" w:right="360"/>
+              <w:jc w:val="left"/>
+              <w:rPr>
+                <w:rFonts w:ascii="Arial" w:hAnsi="Arial" w:eastAsia="Noto Serif CJK SC" w:cs="Mangal"/>
+                <w:color w:val="auto"/>
+                <w:kern w:val="2"/>
+                <w:sz w:val="16"/>
+                <w:szCs w:val="16"/>
+                <w:lang w:val="en-US" w:eastAsia="zh-CN" w:bidi="hi-IN"/>
+              </w:rPr>
+            </w:pPr>
+            <w:r>
+              <w:rPr>
+                <w:rFonts w:eastAsia="Noto Serif CJK SC" w:cs="Mangal"/>
+                <w:color w:val="auto"/>
+                <w:kern w:val="2"/>
+                <w:sz w:val="16"/>
+                <w:szCs w:val="16"/>
+                <w:lang w:val="en-US" w:eastAsia="zh-CN" w:bidi="hi-IN"/>
+              </w:rPr>
+              <w:t>04: Front View</w:t>
+            </w:r>
+          </w:p>
+          <w:p>
+            <w:pPr>
+              <w:pStyle w:val="TableContents"/>
+              <w:widowControl w:val="false"/>
+              <w:numPr>
+                <w:ilvl w:val="0"/>
+                <w:numId w:val="24"/>
+              </w:numPr>
+              <w:suppressLineNumbers/>
+              <w:suppressAutoHyphens w:val="true"/>
+              <w:bidi w:val="0"/>
+              <w:spacing w:before="0" w:after="0"/>
+              <w:ind w:hanging="180" w:left="269" w:right="360"/>
+              <w:jc w:val="left"/>
+              <w:rPr>
+                <w:rFonts w:ascii="Arial" w:hAnsi="Arial" w:eastAsia="Noto Serif CJK SC" w:cs="Mangal"/>
+                <w:color w:val="auto"/>
+                <w:kern w:val="2"/>
+                <w:sz w:val="16"/>
+                <w:szCs w:val="16"/>
+                <w:lang w:val="en-US" w:eastAsia="zh-CN" w:bidi="hi-IN"/>
+              </w:rPr>
+            </w:pPr>
+            <w:r>
+              <w:rPr>
+                <w:rFonts w:eastAsia="Noto Serif CJK SC" w:cs="Mangal"/>
+                <w:color w:val="auto"/>
+                <w:kern w:val="2"/>
+                <w:sz w:val="16"/>
+                <w:szCs w:val="16"/>
+                <w:lang w:val="en-US" w:eastAsia="zh-CN" w:bidi="hi-IN"/>
+              </w:rPr>
+              <w:t>05: Rear View Zoomed</w:t>
+            </w:r>
+          </w:p>
+          <w:p>
+            <w:pPr>
+              <w:pStyle w:val="TableContents"/>
+              <w:widowControl w:val="false"/>
+              <w:numPr>
+                <w:ilvl w:val="0"/>
+                <w:numId w:val="24"/>
+              </w:numPr>
+              <w:suppressLineNumbers/>
+              <w:suppressAutoHyphens w:val="true"/>
+              <w:bidi w:val="0"/>
+              <w:spacing w:before="0" w:after="0"/>
+              <w:ind w:hanging="180" w:left="269" w:right="360"/>
+              <w:jc w:val="left"/>
+              <w:rPr>
+                <w:rFonts w:ascii="Arial" w:hAnsi="Arial" w:eastAsia="Noto Serif CJK SC" w:cs="Mangal"/>
+                <w:color w:val="auto"/>
+                <w:kern w:val="2"/>
+                <w:sz w:val="16"/>
+                <w:szCs w:val="16"/>
+                <w:lang w:val="en-US" w:eastAsia="zh-CN" w:bidi="hi-IN"/>
+              </w:rPr>
+            </w:pPr>
+            <w:r>
+              <w:rPr>
+                <w:rFonts w:eastAsia="Noto Serif CJK SC" w:cs="Mangal"/>
+                <w:color w:val="auto"/>
+                <w:kern w:val="2"/>
+                <w:sz w:val="16"/>
+                <w:szCs w:val="16"/>
+                <w:lang w:val="en-US" w:eastAsia="zh-CN" w:bidi="hi-IN"/>
+              </w:rPr>
+              <w:t>06: Rear Panoramic</w:t>
+            </w:r>
+          </w:p>
+          <w:p>
+            <w:pPr>
+              <w:pStyle w:val="TableContents"/>
+              <w:widowControl w:val="false"/>
+              <w:numPr>
+                <w:ilvl w:val="0"/>
+                <w:numId w:val="24"/>
+              </w:numPr>
+              <w:suppressLineNumbers/>
+              <w:suppressAutoHyphens w:val="true"/>
+              <w:bidi w:val="0"/>
+              <w:spacing w:before="0" w:after="0"/>
+              <w:ind w:hanging="180" w:left="269" w:right="360"/>
+              <w:jc w:val="left"/>
+              <w:rPr>
+                <w:rFonts w:ascii="Arial" w:hAnsi="Arial" w:eastAsia="Noto Serif CJK SC" w:cs="Mangal"/>
+                <w:color w:val="auto"/>
+                <w:kern w:val="2"/>
+                <w:sz w:val="16"/>
+                <w:szCs w:val="16"/>
+                <w:lang w:val="en-US" w:eastAsia="zh-CN" w:bidi="hi-IN"/>
+              </w:rPr>
+            </w:pPr>
+            <w:r>
+              <w:rPr>
+                <w:rFonts w:eastAsia="Noto Serif CJK SC" w:cs="Mangal"/>
+                <w:color w:val="auto"/>
+                <w:kern w:val="2"/>
+                <w:sz w:val="16"/>
+                <w:szCs w:val="16"/>
+                <w:lang w:val="en-US" w:eastAsia="zh-CN" w:bidi="hi-IN"/>
+              </w:rPr>
+              <w:t>07: 360</w:t>
+            </w:r>
+            <w:r>
+              <w:rPr>
+                <w:rFonts w:eastAsia="Noto Serif CJK SC" w:cs="Mangal"/>
+                <w:color w:val="auto"/>
+                <w:kern w:val="2"/>
+                <w:sz w:val="16"/>
+                <w:szCs w:val="16"/>
+                <w:lang w:val="en-US" w:eastAsia="zh-CN" w:bidi="hi-IN"/>
+              </w:rPr>
+              <w:t>°</w:t>
+            </w:r>
+            <w:r>
+              <w:rPr>
+                <w:rFonts w:eastAsia="Noto Serif CJK SC" w:cs="Mangal"/>
+                <w:color w:val="auto"/>
+                <w:kern w:val="2"/>
+                <w:sz w:val="16"/>
+                <w:szCs w:val="16"/>
+                <w:lang w:val="en-US" w:eastAsia="zh-CN" w:bidi="hi-IN"/>
+              </w:rPr>
+              <w:t xml:space="preserve"> from Top</w:t>
+            </w:r>
+          </w:p>
+          <w:p>
+            <w:pPr>
+              <w:pStyle w:val="TableContents"/>
+              <w:widowControl w:val="false"/>
+              <w:numPr>
+                <w:ilvl w:val="0"/>
+                <w:numId w:val="24"/>
+              </w:numPr>
+              <w:suppressLineNumbers/>
+              <w:suppressAutoHyphens w:val="true"/>
+              <w:bidi w:val="0"/>
+              <w:spacing w:before="0" w:after="0"/>
+              <w:ind w:hanging="180" w:left="269" w:right="360"/>
+              <w:jc w:val="left"/>
+              <w:rPr>
+                <w:rFonts w:ascii="Arial" w:hAnsi="Arial" w:eastAsia="Noto Serif CJK SC" w:cs="Mangal"/>
+                <w:color w:val="auto"/>
+                <w:kern w:val="2"/>
+                <w:sz w:val="16"/>
+                <w:szCs w:val="16"/>
+                <w:lang w:val="en-US" w:eastAsia="zh-CN" w:bidi="hi-IN"/>
+              </w:rPr>
+            </w:pPr>
+            <w:r>
+              <w:rPr>
+                <w:rFonts w:eastAsia="Noto Serif CJK SC" w:cs="Mangal"/>
+                <w:color w:val="auto"/>
+                <w:kern w:val="2"/>
+                <w:sz w:val="16"/>
+                <w:szCs w:val="16"/>
+                <w:lang w:val="en-US" w:eastAsia="zh-CN" w:bidi="hi-IN"/>
+              </w:rPr>
+              <w:t>08: Bed (truck)</w:t>
+            </w:r>
+          </w:p>
+          <w:p>
+            <w:pPr>
+              <w:pStyle w:val="TableContents"/>
+              <w:widowControl w:val="false"/>
+              <w:numPr>
+                <w:ilvl w:val="0"/>
+                <w:numId w:val="24"/>
+              </w:numPr>
+              <w:suppressLineNumbers/>
+              <w:suppressAutoHyphens w:val="true"/>
+              <w:bidi w:val="0"/>
+              <w:spacing w:before="0" w:after="0"/>
+              <w:ind w:hanging="180" w:left="269" w:right="360"/>
+              <w:jc w:val="left"/>
+              <w:rPr>
+                <w:rFonts w:ascii="Arial" w:hAnsi="Arial" w:eastAsia="Noto Serif CJK SC" w:cs="Mangal"/>
+                <w:color w:val="auto"/>
+                <w:kern w:val="2"/>
+                <w:sz w:val="16"/>
+                <w:szCs w:val="16"/>
+                <w:lang w:val="en-US" w:eastAsia="zh-CN" w:bidi="hi-IN"/>
+              </w:rPr>
+            </w:pPr>
+            <w:r>
+              <w:rPr>
+                <w:rFonts w:eastAsia="Noto Serif CJK SC" w:cs="Mangal"/>
+                <w:color w:val="auto"/>
+                <w:kern w:val="2"/>
+                <w:sz w:val="16"/>
+                <w:szCs w:val="16"/>
+                <w:lang w:val="en-US" w:eastAsia="zh-CN" w:bidi="hi-IN"/>
+              </w:rPr>
+              <w:t>80: Trajectory</w:t>
+            </w:r>
+          </w:p>
+          <w:p>
+            <w:pPr>
+              <w:pStyle w:val="TableContents"/>
+              <w:widowControl w:val="false"/>
+              <w:numPr>
+                <w:ilvl w:val="0"/>
+                <w:numId w:val="24"/>
+              </w:numPr>
+              <w:suppressLineNumbers/>
+              <w:suppressAutoHyphens w:val="true"/>
+              <w:bidi w:val="0"/>
+              <w:spacing w:before="0" w:after="0"/>
+              <w:ind w:hanging="180" w:left="269" w:right="360"/>
+              <w:jc w:val="left"/>
+              <w:rPr>
+                <w:rFonts w:ascii="Arial" w:hAnsi="Arial" w:eastAsia="Noto Serif CJK SC" w:cs="Mangal"/>
+                <w:color w:val="auto"/>
+                <w:kern w:val="2"/>
+                <w:sz w:val="16"/>
+                <w:szCs w:val="16"/>
+                <w:lang w:val="en-US" w:eastAsia="zh-CN" w:bidi="hi-IN"/>
+              </w:rPr>
+            </w:pPr>
+            <w:r>
+              <w:rPr>
+                <w:rFonts w:eastAsia="Noto Serif CJK SC" w:cs="Mangal"/>
+                <w:color w:val="auto"/>
+                <w:kern w:val="2"/>
+                <w:sz w:val="16"/>
+                <w:szCs w:val="16"/>
+                <w:lang w:val="en-US" w:eastAsia="zh-CN" w:bidi="hi-IN"/>
+              </w:rPr>
+              <w:t>81: Distance Markers</w:t>
+            </w:r>
+          </w:p>
+        </w:tc>
+      </w:tr>
+      <w:tr>
+        <w:trPr/>
+        <w:tc>
+          <w:tcPr>
+            <w:tcW w:w="952" w:type="dxa"/>
+            <w:tcBorders>
+              <w:left w:val="single" w:sz="4" w:space="0" w:color="000000"/>
+              <w:bottom w:val="single" w:sz="4" w:space="0" w:color="000000"/>
+            </w:tcBorders>
+          </w:tcPr>
+          <w:p>
+            <w:pPr>
+              <w:pStyle w:val="TableContents"/>
+              <w:widowControl w:val="false"/>
+              <w:numPr>
+                <w:ilvl w:val="0"/>
+                <w:numId w:val="1"/>
+              </w:numPr>
+              <w:rPr>
+                <w:b w:val="false"/>
+                <w:bCs w:val="false"/>
+                <w:sz w:val="22"/>
+                <w:szCs w:val="22"/>
+              </w:rPr>
+            </w:pPr>
+            <w:r>
+              <w:rPr>
+                <w:b w:val="false"/>
+                <w:bCs w:val="false"/>
+                <w:sz w:val="22"/>
+                <w:szCs w:val="22"/>
+              </w:rPr>
+              <w:t>Any</w:t>
+            </w:r>
+          </w:p>
+        </w:tc>
+        <w:tc>
+          <w:tcPr>
+            <w:tcW w:w="847" w:type="dxa"/>
+            <w:tcBorders>
+              <w:left w:val="single" w:sz="4" w:space="0" w:color="000000"/>
+              <w:bottom w:val="single" w:sz="4" w:space="0" w:color="000000"/>
+            </w:tcBorders>
+          </w:tcPr>
+          <w:p>
+            <w:pPr>
+              <w:pStyle w:val="TableContents"/>
+              <w:widowControl w:val="false"/>
+              <w:numPr>
+                <w:ilvl w:val="0"/>
+                <w:numId w:val="1"/>
+              </w:numPr>
+              <w:rPr>
+                <w:b w:val="false"/>
+                <w:bCs w:val="false"/>
+                <w:sz w:val="22"/>
+                <w:szCs w:val="22"/>
+              </w:rPr>
+            </w:pPr>
+            <w:r>
+              <w:rPr>
+                <w:b w:val="false"/>
+                <w:bCs w:val="false"/>
+                <w:sz w:val="22"/>
+                <w:szCs w:val="22"/>
+              </w:rPr>
+              <w:t>2</w:t>
+            </w:r>
+          </w:p>
+        </w:tc>
+        <w:tc>
+          <w:tcPr>
+            <w:tcW w:w="1399" w:type="dxa"/>
+            <w:tcBorders>
+              <w:left w:val="single" w:sz="4" w:space="0" w:color="000000"/>
+              <w:bottom w:val="single" w:sz="4" w:space="0" w:color="000000"/>
+            </w:tcBorders>
+          </w:tcPr>
+          <w:p>
+            <w:pPr>
+              <w:pStyle w:val="TableContents"/>
+              <w:widowControl w:val="false"/>
+              <w:numPr>
+                <w:ilvl w:val="0"/>
+                <w:numId w:val="1"/>
+              </w:numPr>
+              <w:rPr>
+                <w:b w:val="false"/>
+                <w:bCs w:val="false"/>
+                <w:sz w:val="22"/>
+                <w:szCs w:val="22"/>
+              </w:rPr>
+            </w:pPr>
+            <w:r>
+              <w:rPr>
+                <w:b w:val="false"/>
+                <w:bCs w:val="false"/>
+                <w:sz w:val="22"/>
+                <w:szCs w:val="22"/>
+              </w:rPr>
+              <w:t>61</w:t>
+            </w:r>
+          </w:p>
+        </w:tc>
+        <w:tc>
+          <w:tcPr>
+            <w:tcW w:w="2497" w:type="dxa"/>
+            <w:tcBorders>
+              <w:left w:val="single" w:sz="4" w:space="0" w:color="000000"/>
+              <w:bottom w:val="single" w:sz="4" w:space="0" w:color="000000"/>
+            </w:tcBorders>
+          </w:tcPr>
+          <w:p>
+            <w:pPr>
+              <w:pStyle w:val="TableContents"/>
+              <w:widowControl w:val="false"/>
+              <w:numPr>
+                <w:ilvl w:val="0"/>
+                <w:numId w:val="1"/>
+              </w:numPr>
+              <w:rPr>
+                <w:b w:val="false"/>
+                <w:bCs w:val="false"/>
+                <w:sz w:val="22"/>
+                <w:szCs w:val="22"/>
+              </w:rPr>
+            </w:pPr>
+            <w:r>
+              <w:rPr>
+                <w:b w:val="false"/>
+                <w:bCs w:val="false"/>
+                <w:sz w:val="22"/>
+                <w:szCs w:val="22"/>
+              </w:rPr>
+              <w:t>2C F0</w:t>
+            </w:r>
+          </w:p>
+        </w:tc>
+        <w:tc>
+          <w:tcPr>
+            <w:tcW w:w="4277" w:type="dxa"/>
+            <w:tcBorders>
+              <w:left w:val="single" w:sz="4" w:space="0" w:color="000000"/>
+              <w:bottom w:val="single" w:sz="4" w:space="0" w:color="000000"/>
+              <w:right w:val="single" w:sz="4" w:space="0" w:color="000000"/>
+            </w:tcBorders>
+          </w:tcPr>
+          <w:p>
+            <w:pPr>
+              <w:pStyle w:val="TableContents"/>
+              <w:widowControl w:val="false"/>
+              <w:numPr>
+                <w:ilvl w:val="0"/>
+                <w:numId w:val="1"/>
+              </w:numPr>
+              <w:rPr>
+                <w:rFonts w:ascii="Arial" w:hAnsi="Arial" w:eastAsia="Noto Serif CJK SC" w:cs="Mangal"/>
+                <w:color w:val="auto"/>
+                <w:kern w:val="2"/>
+                <w:sz w:val="16"/>
+                <w:szCs w:val="16"/>
+                <w:lang w:val="en-US" w:eastAsia="zh-CN" w:bidi="hi-IN"/>
+              </w:rPr>
+            </w:pPr>
+            <w:r>
+              <w:rPr>
+                <w:rFonts w:eastAsia="Noto Serif CJK SC" w:cs="Mangal"/>
+                <w:color w:val="auto"/>
+                <w:kern w:val="2"/>
+                <w:sz w:val="16"/>
+                <w:szCs w:val="16"/>
+                <w:lang w:val="en-US" w:eastAsia="zh-CN" w:bidi="hi-IN"/>
+              </w:rPr>
+              <w:t>Request for supported cameras and features.</w:t>
+            </w:r>
+          </w:p>
+        </w:tc>
+      </w:tr>
+      <w:tr>
+        <w:trPr/>
+        <w:tc>
+          <w:tcPr>
+            <w:tcW w:w="952" w:type="dxa"/>
+            <w:tcBorders>
+              <w:left w:val="single" w:sz="4" w:space="0" w:color="000000"/>
+              <w:bottom w:val="single" w:sz="4" w:space="0" w:color="000000"/>
+            </w:tcBorders>
+          </w:tcPr>
+          <w:p>
+            <w:pPr>
+              <w:pStyle w:val="TableContents"/>
+              <w:widowControl w:val="false"/>
+              <w:numPr>
+                <w:ilvl w:val="0"/>
+                <w:numId w:val="1"/>
+              </w:numPr>
+              <w:rPr>
+                <w:b w:val="false"/>
+                <w:bCs w:val="false"/>
+                <w:sz w:val="22"/>
+                <w:szCs w:val="22"/>
+              </w:rPr>
+            </w:pPr>
+            <w:r>
+              <w:rPr>
+                <w:b w:val="false"/>
+                <w:bCs w:val="false"/>
+                <w:sz w:val="22"/>
+                <w:szCs w:val="22"/>
+              </w:rPr>
+              <w:t>61</w:t>
+            </w:r>
+          </w:p>
+        </w:tc>
+        <w:tc>
+          <w:tcPr>
+            <w:tcW w:w="847" w:type="dxa"/>
+            <w:tcBorders>
+              <w:left w:val="single" w:sz="4" w:space="0" w:color="000000"/>
+              <w:bottom w:val="single" w:sz="4" w:space="0" w:color="000000"/>
+            </w:tcBorders>
+          </w:tcPr>
+          <w:p>
+            <w:pPr>
+              <w:pStyle w:val="TableContents"/>
+              <w:widowControl w:val="false"/>
+              <w:numPr>
+                <w:ilvl w:val="0"/>
+                <w:numId w:val="1"/>
+              </w:numPr>
+              <w:rPr>
+                <w:b w:val="false"/>
+                <w:bCs w:val="false"/>
+                <w:sz w:val="22"/>
+                <w:szCs w:val="22"/>
+              </w:rPr>
+            </w:pPr>
+            <w:r>
+              <w:rPr>
+                <w:b w:val="false"/>
+                <w:bCs w:val="false"/>
+                <w:sz w:val="22"/>
+                <w:szCs w:val="22"/>
+              </w:rPr>
+              <w:t>Varies</w:t>
+            </w:r>
+          </w:p>
+        </w:tc>
+        <w:tc>
+          <w:tcPr>
+            <w:tcW w:w="1399" w:type="dxa"/>
+            <w:tcBorders>
+              <w:left w:val="single" w:sz="4" w:space="0" w:color="000000"/>
+              <w:bottom w:val="single" w:sz="4" w:space="0" w:color="000000"/>
+            </w:tcBorders>
+          </w:tcPr>
+          <w:p>
+            <w:pPr>
+              <w:pStyle w:val="TableContents"/>
+              <w:widowControl w:val="false"/>
+              <w:numPr>
+                <w:ilvl w:val="0"/>
+                <w:numId w:val="1"/>
+              </w:numPr>
+              <w:rPr>
+                <w:b w:val="false"/>
+                <w:bCs w:val="false"/>
+                <w:sz w:val="22"/>
+                <w:szCs w:val="22"/>
+              </w:rPr>
+            </w:pPr>
+            <w:r>
+              <w:rPr>
+                <w:b w:val="false"/>
+                <w:bCs w:val="false"/>
+                <w:sz w:val="22"/>
+                <w:szCs w:val="22"/>
+              </w:rPr>
+              <w:t>1</w:t>
+            </w:r>
+          </w:p>
+        </w:tc>
+        <w:tc>
+          <w:tcPr>
+            <w:tcW w:w="2497" w:type="dxa"/>
+            <w:tcBorders>
+              <w:left w:val="single" w:sz="4" w:space="0" w:color="000000"/>
+              <w:bottom w:val="single" w:sz="4" w:space="0" w:color="000000"/>
+            </w:tcBorders>
+          </w:tcPr>
+          <w:p>
+            <w:pPr>
+              <w:pStyle w:val="TableContents"/>
+              <w:widowControl w:val="false"/>
+              <w:numPr>
+                <w:ilvl w:val="0"/>
+                <w:numId w:val="1"/>
+              </w:numPr>
+              <w:rPr>
+                <w:b w:val="false"/>
+                <w:bCs w:val="false"/>
+                <w:sz w:val="22"/>
+                <w:szCs w:val="22"/>
+              </w:rPr>
+            </w:pPr>
+            <w:r>
+              <w:rPr>
+                <w:b w:val="false"/>
+                <w:bCs w:val="false"/>
+                <w:sz w:val="22"/>
+                <w:szCs w:val="22"/>
+              </w:rPr>
+              <w:t>3C nn […]</w:t>
+            </w:r>
+          </w:p>
+        </w:tc>
+        <w:tc>
+          <w:tcPr>
+            <w:tcW w:w="4277" w:type="dxa"/>
+            <w:tcBorders>
+              <w:left w:val="single" w:sz="4" w:space="0" w:color="000000"/>
+              <w:bottom w:val="single" w:sz="4" w:space="0" w:color="000000"/>
+              <w:right w:val="single" w:sz="4" w:space="0" w:color="000000"/>
+            </w:tcBorders>
+          </w:tcPr>
+          <w:p>
+            <w:pPr>
+              <w:pStyle w:val="TableContents"/>
+              <w:widowControl w:val="false"/>
+              <w:numPr>
+                <w:ilvl w:val="0"/>
+                <w:numId w:val="1"/>
+              </w:numPr>
+              <w:rPr>
+                <w:rFonts w:ascii="Arial" w:hAnsi="Arial" w:eastAsia="Noto Serif CJK SC" w:cs="Mangal"/>
+                <w:color w:val="auto"/>
+                <w:kern w:val="2"/>
+                <w:sz w:val="16"/>
+                <w:szCs w:val="16"/>
+                <w:lang w:val="en-US" w:eastAsia="zh-CN" w:bidi="hi-IN"/>
+              </w:rPr>
+            </w:pPr>
+            <w:r>
+              <w:rPr>
+                <w:rFonts w:eastAsia="Noto Serif CJK SC" w:cs="Mangal"/>
+                <w:color w:val="auto"/>
+                <w:kern w:val="2"/>
+                <w:sz w:val="16"/>
+                <w:szCs w:val="16"/>
+                <w:lang w:val="en-US" w:eastAsia="zh-CN" w:bidi="hi-IN"/>
+              </w:rPr>
+              <w:t>Cameras supported in the current view for switching purposes. Byte nn indicates the selected camera.</w:t>
+            </w:r>
+          </w:p>
+        </w:tc>
+      </w:tr>
+      <w:tr>
+        <w:trPr/>
+        <w:tc>
+          <w:tcPr>
+            <w:tcW w:w="952" w:type="dxa"/>
+            <w:tcBorders>
+              <w:left w:val="single" w:sz="4" w:space="0" w:color="000000"/>
+              <w:bottom w:val="single" w:sz="4" w:space="0" w:color="000000"/>
+            </w:tcBorders>
+          </w:tcPr>
+          <w:p>
+            <w:pPr>
+              <w:pStyle w:val="TableContents"/>
+              <w:widowControl w:val="false"/>
+              <w:numPr>
+                <w:ilvl w:val="0"/>
+                <w:numId w:val="1"/>
+              </w:numPr>
+              <w:rPr>
+                <w:b w:val="false"/>
+                <w:bCs w:val="false"/>
+                <w:sz w:val="22"/>
+                <w:szCs w:val="22"/>
+              </w:rPr>
+            </w:pPr>
+            <w:r>
+              <w:rPr>
+                <w:b w:val="false"/>
+                <w:bCs w:val="false"/>
+                <w:sz w:val="22"/>
+                <w:szCs w:val="22"/>
+              </w:rPr>
+              <w:t>57</w:t>
+            </w:r>
+          </w:p>
+        </w:tc>
+        <w:tc>
+          <w:tcPr>
+            <w:tcW w:w="847" w:type="dxa"/>
+            <w:tcBorders>
+              <w:left w:val="single" w:sz="4" w:space="0" w:color="000000"/>
+              <w:bottom w:val="single" w:sz="4" w:space="0" w:color="000000"/>
+            </w:tcBorders>
+          </w:tcPr>
+          <w:p>
+            <w:pPr>
+              <w:pStyle w:val="TableContents"/>
+              <w:widowControl w:val="false"/>
+              <w:numPr>
+                <w:ilvl w:val="0"/>
+                <w:numId w:val="1"/>
+              </w:numPr>
+              <w:rPr>
+                <w:b w:val="false"/>
+                <w:bCs w:val="false"/>
+                <w:sz w:val="22"/>
+                <w:szCs w:val="22"/>
+              </w:rPr>
+            </w:pPr>
+            <w:r>
+              <w:rPr>
+                <w:b w:val="false"/>
+                <w:bCs w:val="false"/>
+                <w:sz w:val="22"/>
+                <w:szCs w:val="22"/>
+              </w:rPr>
+              <w:t>2</w:t>
+            </w:r>
+          </w:p>
+        </w:tc>
+        <w:tc>
+          <w:tcPr>
+            <w:tcW w:w="1399" w:type="dxa"/>
+            <w:tcBorders>
+              <w:left w:val="single" w:sz="4" w:space="0" w:color="000000"/>
+              <w:bottom w:val="single" w:sz="4" w:space="0" w:color="000000"/>
+            </w:tcBorders>
+          </w:tcPr>
+          <w:p>
+            <w:pPr>
+              <w:pStyle w:val="TableContents"/>
+              <w:widowControl w:val="false"/>
+              <w:numPr>
+                <w:ilvl w:val="0"/>
+                <w:numId w:val="1"/>
+              </w:numPr>
+              <w:rPr>
+                <w:b w:val="false"/>
+                <w:bCs w:val="false"/>
+                <w:sz w:val="22"/>
+                <w:szCs w:val="22"/>
+              </w:rPr>
+            </w:pPr>
+            <w:r>
+              <w:rPr>
+                <w:b w:val="false"/>
+                <w:bCs w:val="false"/>
+                <w:sz w:val="22"/>
+                <w:szCs w:val="22"/>
+              </w:rPr>
+              <w:t>1</w:t>
+            </w:r>
+          </w:p>
+        </w:tc>
+        <w:tc>
+          <w:tcPr>
+            <w:tcW w:w="2497" w:type="dxa"/>
+            <w:tcBorders>
+              <w:left w:val="single" w:sz="4" w:space="0" w:color="000000"/>
+              <w:bottom w:val="single" w:sz="4" w:space="0" w:color="000000"/>
+            </w:tcBorders>
+          </w:tcPr>
+          <w:p>
+            <w:pPr>
+              <w:pStyle w:val="TableContents"/>
+              <w:widowControl w:val="false"/>
+              <w:numPr>
+                <w:ilvl w:val="0"/>
+                <w:numId w:val="1"/>
+              </w:numPr>
+              <w:rPr>
+                <w:b w:val="false"/>
+                <w:bCs w:val="false"/>
+                <w:sz w:val="22"/>
+                <w:szCs w:val="22"/>
+              </w:rPr>
+            </w:pPr>
+            <w:r>
+              <w:rPr>
+                <w:b w:val="false"/>
+                <w:bCs w:val="false"/>
+                <w:sz w:val="22"/>
+                <w:szCs w:val="22"/>
+              </w:rPr>
+              <w:t>36 nn</w:t>
+            </w:r>
+          </w:p>
+        </w:tc>
+        <w:tc>
+          <w:tcPr>
+            <w:tcW w:w="4277" w:type="dxa"/>
+            <w:tcBorders>
+              <w:left w:val="single" w:sz="4" w:space="0" w:color="000000"/>
+              <w:bottom w:val="single" w:sz="4" w:space="0" w:color="000000"/>
+              <w:right w:val="single" w:sz="4" w:space="0" w:color="000000"/>
+            </w:tcBorders>
+          </w:tcPr>
+          <w:p>
+            <w:pPr>
+              <w:pStyle w:val="TableContents"/>
+              <w:widowControl w:val="false"/>
+              <w:numPr>
+                <w:ilvl w:val="0"/>
+                <w:numId w:val="1"/>
+              </w:numPr>
+              <w:rPr>
+                <w:rFonts w:ascii="Arial" w:hAnsi="Arial" w:eastAsia="Noto Serif CJK SC" w:cs="Mangal"/>
+                <w:color w:val="auto"/>
+                <w:kern w:val="2"/>
+                <w:sz w:val="16"/>
+                <w:szCs w:val="16"/>
+                <w:lang w:val="en-US" w:eastAsia="zh-CN" w:bidi="hi-IN"/>
+              </w:rPr>
+            </w:pPr>
+            <w:r>
+              <w:rPr>
+                <w:rFonts w:eastAsia="Noto Serif CJK SC" w:cs="Mangal"/>
+                <w:color w:val="auto"/>
+                <w:kern w:val="2"/>
+                <w:sz w:val="16"/>
+                <w:szCs w:val="16"/>
+                <w:lang w:val="en-US" w:eastAsia="zh-CN" w:bidi="hi-IN"/>
+              </w:rPr>
+              <w:t>Steering angle for trajectory display. 00 indicates do not display, 80 indicates that the wheel is centered.</w:t>
+            </w:r>
+          </w:p>
+        </w:tc>
+      </w:tr>
+      <w:tr>
+        <w:trPr/>
+        <w:tc>
+          <w:tcPr>
+            <w:tcW w:w="952" w:type="dxa"/>
+            <w:tcBorders>
+              <w:left w:val="single" w:sz="4" w:space="0" w:color="000000"/>
+              <w:bottom w:val="single" w:sz="4" w:space="0" w:color="000000"/>
+            </w:tcBorders>
+          </w:tcPr>
+          <w:p>
+            <w:pPr>
+              <w:pStyle w:val="TableContents"/>
+              <w:widowControl w:val="false"/>
+              <w:numPr>
+                <w:ilvl w:val="0"/>
+                <w:numId w:val="1"/>
+              </w:numPr>
+              <w:rPr>
+                <w:b w:val="false"/>
+                <w:bCs w:val="false"/>
+                <w:sz w:val="22"/>
+                <w:szCs w:val="22"/>
+              </w:rPr>
+            </w:pPr>
+            <w:r>
+              <w:rPr>
+                <w:b w:val="false"/>
+                <w:bCs w:val="false"/>
+                <w:sz w:val="22"/>
+                <w:szCs w:val="22"/>
+              </w:rPr>
+              <w:t>57, 61</w:t>
+            </w:r>
+          </w:p>
+        </w:tc>
+        <w:tc>
+          <w:tcPr>
+            <w:tcW w:w="847" w:type="dxa"/>
+            <w:tcBorders>
+              <w:left w:val="single" w:sz="4" w:space="0" w:color="000000"/>
+              <w:bottom w:val="single" w:sz="4" w:space="0" w:color="000000"/>
+            </w:tcBorders>
+          </w:tcPr>
+          <w:p>
+            <w:pPr>
+              <w:pStyle w:val="TableContents"/>
+              <w:widowControl w:val="false"/>
+              <w:numPr>
+                <w:ilvl w:val="0"/>
+                <w:numId w:val="1"/>
+              </w:numPr>
+              <w:rPr>
+                <w:b w:val="false"/>
+                <w:bCs w:val="false"/>
+                <w:sz w:val="22"/>
+                <w:szCs w:val="22"/>
+              </w:rPr>
+            </w:pPr>
+            <w:r>
+              <w:rPr>
+                <w:b w:val="false"/>
+                <w:bCs w:val="false"/>
+                <w:sz w:val="22"/>
+                <w:szCs w:val="22"/>
+              </w:rPr>
+              <w:t>9</w:t>
+            </w:r>
+          </w:p>
+        </w:tc>
+        <w:tc>
+          <w:tcPr>
+            <w:tcW w:w="1399" w:type="dxa"/>
+            <w:tcBorders>
+              <w:left w:val="single" w:sz="4" w:space="0" w:color="000000"/>
+              <w:bottom w:val="single" w:sz="4" w:space="0" w:color="000000"/>
+            </w:tcBorders>
+          </w:tcPr>
+          <w:p>
+            <w:pPr>
+              <w:pStyle w:val="TableContents"/>
+              <w:widowControl w:val="false"/>
+              <w:numPr>
+                <w:ilvl w:val="0"/>
+                <w:numId w:val="1"/>
+              </w:numPr>
+              <w:rPr>
+                <w:b w:val="false"/>
+                <w:bCs w:val="false"/>
+                <w:sz w:val="22"/>
+                <w:szCs w:val="22"/>
+              </w:rPr>
+            </w:pPr>
+            <w:r>
+              <w:rPr>
+                <w:b w:val="false"/>
+                <w:bCs w:val="false"/>
+                <w:sz w:val="22"/>
+                <w:szCs w:val="22"/>
+              </w:rPr>
+              <w:t>1</w:t>
+            </w:r>
+          </w:p>
+        </w:tc>
+        <w:tc>
+          <w:tcPr>
+            <w:tcW w:w="2497" w:type="dxa"/>
+            <w:tcBorders>
+              <w:left w:val="single" w:sz="4" w:space="0" w:color="000000"/>
+              <w:bottom w:val="single" w:sz="4" w:space="0" w:color="000000"/>
+            </w:tcBorders>
+          </w:tcPr>
+          <w:p>
+            <w:pPr>
+              <w:pStyle w:val="TableContents"/>
+              <w:widowControl w:val="false"/>
+              <w:numPr>
+                <w:ilvl w:val="0"/>
+                <w:numId w:val="1"/>
+              </w:numPr>
+              <w:rPr>
+                <w:b w:val="false"/>
+                <w:bCs w:val="false"/>
+                <w:sz w:val="22"/>
+                <w:szCs w:val="22"/>
+              </w:rPr>
+            </w:pPr>
+            <w:r>
+              <w:rPr>
+                <w:b w:val="false"/>
+                <w:bCs w:val="false"/>
+                <w:sz w:val="22"/>
+                <w:szCs w:val="22"/>
+              </w:rPr>
+              <w:t>37 w1 w1 w2 w2 y1 y1 y2 y2</w:t>
+            </w:r>
+          </w:p>
+        </w:tc>
+        <w:tc>
+          <w:tcPr>
+            <w:tcW w:w="4277" w:type="dxa"/>
+            <w:tcBorders>
+              <w:left w:val="single" w:sz="4" w:space="0" w:color="000000"/>
+              <w:bottom w:val="single" w:sz="4" w:space="0" w:color="000000"/>
+              <w:right w:val="single" w:sz="4" w:space="0" w:color="000000"/>
+            </w:tcBorders>
+          </w:tcPr>
+          <w:p>
+            <w:pPr>
+              <w:pStyle w:val="TableContents"/>
+              <w:widowControl w:val="false"/>
+              <w:numPr>
+                <w:ilvl w:val="0"/>
+                <w:numId w:val="1"/>
+              </w:numPr>
+              <w:rPr>
+                <w:rFonts w:ascii="Arial" w:hAnsi="Arial" w:eastAsia="Noto Serif CJK SC" w:cs="Mangal"/>
+                <w:color w:val="auto"/>
+                <w:kern w:val="2"/>
+                <w:sz w:val="16"/>
+                <w:szCs w:val="16"/>
+                <w:lang w:val="en-US" w:eastAsia="zh-CN" w:bidi="hi-IN"/>
+              </w:rPr>
+            </w:pPr>
+            <w:r>
+              <w:rPr>
+                <w:rFonts w:eastAsia="Noto Serif CJK SC" w:cs="Mangal"/>
+                <w:color w:val="auto"/>
+                <w:kern w:val="2"/>
+                <w:sz w:val="16"/>
+                <w:szCs w:val="16"/>
+                <w:lang w:val="en-US" w:eastAsia="zh-CN" w:bidi="hi-IN"/>
+              </w:rPr>
+              <w:t>Distance/trajectory position. Defined as top width, bottom width, top position, and bottom position. Always centered.</w:t>
+            </w:r>
+          </w:p>
+        </w:tc>
+      </w:tr>
+      <w:tr>
+        <w:trPr/>
+        <w:tc>
+          <w:tcPr>
+            <w:tcW w:w="952" w:type="dxa"/>
+            <w:tcBorders>
+              <w:left w:val="single" w:sz="4" w:space="0" w:color="000000"/>
+              <w:bottom w:val="single" w:sz="4" w:space="0" w:color="000000"/>
+            </w:tcBorders>
+          </w:tcPr>
+          <w:p>
+            <w:pPr>
+              <w:pStyle w:val="TableContents"/>
+              <w:widowControl w:val="false"/>
+              <w:numPr>
+                <w:ilvl w:val="0"/>
+                <w:numId w:val="1"/>
+              </w:numPr>
+              <w:rPr>
+                <w:b w:val="false"/>
+                <w:bCs w:val="false"/>
+                <w:sz w:val="22"/>
+                <w:szCs w:val="22"/>
+              </w:rPr>
+            </w:pPr>
+            <w:r>
+              <w:rPr>
+                <w:b w:val="false"/>
+                <w:bCs w:val="false"/>
+                <w:sz w:val="22"/>
+                <w:szCs w:val="22"/>
+              </w:rPr>
+              <w:t>61</w:t>
+            </w:r>
+          </w:p>
+        </w:tc>
+        <w:tc>
+          <w:tcPr>
+            <w:tcW w:w="847" w:type="dxa"/>
+            <w:tcBorders>
+              <w:left w:val="single" w:sz="4" w:space="0" w:color="000000"/>
+              <w:bottom w:val="single" w:sz="4" w:space="0" w:color="000000"/>
+            </w:tcBorders>
+          </w:tcPr>
+          <w:p>
+            <w:pPr>
+              <w:pStyle w:val="TableContents"/>
+              <w:widowControl w:val="false"/>
+              <w:numPr>
+                <w:ilvl w:val="0"/>
+                <w:numId w:val="1"/>
+              </w:numPr>
+              <w:rPr>
+                <w:b w:val="false"/>
+                <w:bCs w:val="false"/>
+                <w:sz w:val="22"/>
+                <w:szCs w:val="22"/>
+              </w:rPr>
+            </w:pPr>
+            <w:r>
+              <w:rPr>
+                <w:b w:val="false"/>
+                <w:bCs w:val="false"/>
+                <w:sz w:val="22"/>
+                <w:szCs w:val="22"/>
+              </w:rPr>
+              <w:t>Varies</w:t>
+            </w:r>
+          </w:p>
+        </w:tc>
+        <w:tc>
+          <w:tcPr>
+            <w:tcW w:w="1399" w:type="dxa"/>
+            <w:tcBorders>
+              <w:left w:val="single" w:sz="4" w:space="0" w:color="000000"/>
+              <w:bottom w:val="single" w:sz="4" w:space="0" w:color="000000"/>
+            </w:tcBorders>
+          </w:tcPr>
+          <w:p>
+            <w:pPr>
+              <w:pStyle w:val="TableContents"/>
+              <w:widowControl w:val="false"/>
+              <w:numPr>
+                <w:ilvl w:val="0"/>
+                <w:numId w:val="1"/>
+              </w:numPr>
+              <w:rPr>
+                <w:b w:val="false"/>
+                <w:bCs w:val="false"/>
+                <w:sz w:val="22"/>
+                <w:szCs w:val="22"/>
+              </w:rPr>
+            </w:pPr>
+            <w:r>
+              <w:rPr>
+                <w:b w:val="false"/>
+                <w:bCs w:val="false"/>
+                <w:sz w:val="22"/>
+                <w:szCs w:val="22"/>
+              </w:rPr>
+              <w:t>1</w:t>
+            </w:r>
+          </w:p>
+        </w:tc>
+        <w:tc>
+          <w:tcPr>
+            <w:tcW w:w="2497" w:type="dxa"/>
+            <w:tcBorders>
+              <w:left w:val="single" w:sz="4" w:space="0" w:color="000000"/>
+              <w:bottom w:val="single" w:sz="4" w:space="0" w:color="000000"/>
+            </w:tcBorders>
+          </w:tcPr>
+          <w:p>
+            <w:pPr>
+              <w:pStyle w:val="TableContents"/>
+              <w:widowControl w:val="false"/>
+              <w:numPr>
+                <w:ilvl w:val="0"/>
+                <w:numId w:val="1"/>
+              </w:numPr>
+              <w:rPr>
+                <w:b w:val="false"/>
+                <w:bCs w:val="false"/>
+                <w:sz w:val="22"/>
+                <w:szCs w:val="22"/>
+              </w:rPr>
+            </w:pPr>
+            <w:r>
+              <w:rPr>
+                <w:b w:val="false"/>
+                <w:bCs w:val="false"/>
+                <w:sz w:val="22"/>
+                <w:szCs w:val="22"/>
+              </w:rPr>
+              <w:t>25 57 61 […]</w:t>
+            </w:r>
+          </w:p>
+        </w:tc>
+        <w:tc>
+          <w:tcPr>
+            <w:tcW w:w="4277" w:type="dxa"/>
+            <w:tcBorders>
+              <w:left w:val="single" w:sz="4" w:space="0" w:color="000000"/>
+              <w:bottom w:val="single" w:sz="4" w:space="0" w:color="000000"/>
+              <w:right w:val="single" w:sz="4" w:space="0" w:color="000000"/>
+            </w:tcBorders>
+          </w:tcPr>
+          <w:p>
+            <w:pPr>
+              <w:pStyle w:val="TableContents"/>
+              <w:widowControl w:val="false"/>
+              <w:numPr>
+                <w:ilvl w:val="0"/>
+                <w:numId w:val="1"/>
+              </w:numPr>
+              <w:rPr>
+                <w:rFonts w:ascii="Arial" w:hAnsi="Arial" w:eastAsia="Noto Serif CJK SC" w:cs="Mangal"/>
+                <w:color w:val="auto"/>
+                <w:kern w:val="2"/>
+                <w:sz w:val="16"/>
+                <w:szCs w:val="16"/>
+                <w:lang w:val="en-US" w:eastAsia="zh-CN" w:bidi="hi-IN"/>
+              </w:rPr>
+            </w:pPr>
+            <w:r>
+              <w:rPr>
+                <w:rFonts w:eastAsia="Noto Serif CJK SC" w:cs="Mangal"/>
+                <w:color w:val="auto"/>
+                <w:kern w:val="2"/>
+                <w:sz w:val="16"/>
+                <w:szCs w:val="16"/>
+                <w:lang w:val="en-US" w:eastAsia="zh-CN" w:bidi="hi-IN"/>
+              </w:rPr>
+              <w:t>Camera warning message to display at the bottom of the screen. If not specified, the default “Please Check Surroundings for Safety” is used.</w:t>
+            </w:r>
+          </w:p>
+        </w:tc>
+      </w:tr>
+      <w:tr>
+        <w:trPr/>
+        <w:tc>
+          <w:tcPr>
+            <w:tcW w:w="952" w:type="dxa"/>
+            <w:tcBorders>
+              <w:left w:val="single" w:sz="4" w:space="0" w:color="000000"/>
+              <w:bottom w:val="single" w:sz="4" w:space="0" w:color="000000"/>
+            </w:tcBorders>
+          </w:tcPr>
+          <w:p>
+            <w:pPr>
+              <w:pStyle w:val="TableContents"/>
+              <w:widowControl w:val="false"/>
+              <w:numPr>
+                <w:ilvl w:val="0"/>
+                <w:numId w:val="1"/>
+              </w:numPr>
+              <w:rPr>
+                <w:b w:val="false"/>
+                <w:bCs w:val="false"/>
+                <w:sz w:val="22"/>
+                <w:szCs w:val="22"/>
+              </w:rPr>
+            </w:pPr>
+            <w:r>
+              <w:rPr>
+                <w:b w:val="false"/>
+                <w:bCs w:val="false"/>
+                <w:sz w:val="22"/>
+                <w:szCs w:val="22"/>
+              </w:rPr>
+              <w:t>61</w:t>
+            </w:r>
+          </w:p>
+        </w:tc>
+        <w:tc>
+          <w:tcPr>
+            <w:tcW w:w="847" w:type="dxa"/>
+            <w:tcBorders>
+              <w:left w:val="single" w:sz="4" w:space="0" w:color="000000"/>
+              <w:bottom w:val="single" w:sz="4" w:space="0" w:color="000000"/>
+            </w:tcBorders>
+          </w:tcPr>
+          <w:p>
+            <w:pPr>
+              <w:pStyle w:val="TableContents"/>
+              <w:widowControl w:val="false"/>
+              <w:numPr>
+                <w:ilvl w:val="0"/>
+                <w:numId w:val="1"/>
+              </w:numPr>
+              <w:rPr>
+                <w:b w:val="false"/>
+                <w:bCs w:val="false"/>
+                <w:sz w:val="22"/>
+                <w:szCs w:val="22"/>
+              </w:rPr>
+            </w:pPr>
+            <w:r>
+              <w:rPr>
+                <w:b w:val="false"/>
+                <w:bCs w:val="false"/>
+                <w:sz w:val="22"/>
+                <w:szCs w:val="22"/>
+              </w:rPr>
+              <w:t>Varies</w:t>
+            </w:r>
+          </w:p>
+        </w:tc>
+        <w:tc>
+          <w:tcPr>
+            <w:tcW w:w="1399" w:type="dxa"/>
+            <w:tcBorders>
+              <w:left w:val="single" w:sz="4" w:space="0" w:color="000000"/>
+              <w:bottom w:val="single" w:sz="4" w:space="0" w:color="000000"/>
+            </w:tcBorders>
+          </w:tcPr>
+          <w:p>
+            <w:pPr>
+              <w:pStyle w:val="TableContents"/>
+              <w:widowControl w:val="false"/>
+              <w:numPr>
+                <w:ilvl w:val="0"/>
+                <w:numId w:val="1"/>
+              </w:numPr>
+              <w:rPr>
+                <w:b w:val="false"/>
+                <w:bCs w:val="false"/>
+                <w:sz w:val="22"/>
+                <w:szCs w:val="22"/>
+              </w:rPr>
+            </w:pPr>
+            <w:r>
+              <w:rPr>
+                <w:b w:val="false"/>
+                <w:bCs w:val="false"/>
+                <w:sz w:val="22"/>
+                <w:szCs w:val="22"/>
+              </w:rPr>
+              <w:t>1</w:t>
+            </w:r>
+          </w:p>
+        </w:tc>
+        <w:tc>
+          <w:tcPr>
+            <w:tcW w:w="2497" w:type="dxa"/>
+            <w:tcBorders>
+              <w:left w:val="single" w:sz="4" w:space="0" w:color="000000"/>
+              <w:bottom w:val="single" w:sz="4" w:space="0" w:color="000000"/>
+            </w:tcBorders>
+          </w:tcPr>
+          <w:p>
+            <w:pPr>
+              <w:pStyle w:val="TableContents"/>
+              <w:widowControl w:val="false"/>
+              <w:numPr>
+                <w:ilvl w:val="0"/>
+                <w:numId w:val="1"/>
+              </w:numPr>
+              <w:rPr>
+                <w:b w:val="false"/>
+                <w:bCs w:val="false"/>
+                <w:sz w:val="22"/>
+                <w:szCs w:val="22"/>
+              </w:rPr>
+            </w:pPr>
+            <w:r>
+              <w:rPr>
+                <w:b w:val="false"/>
+                <w:bCs w:val="false"/>
+                <w:sz w:val="22"/>
+                <w:szCs w:val="22"/>
+              </w:rPr>
+              <w:t>25 57 62 […]</w:t>
+            </w:r>
+          </w:p>
+        </w:tc>
+        <w:tc>
+          <w:tcPr>
+            <w:tcW w:w="4277" w:type="dxa"/>
+            <w:tcBorders>
+              <w:left w:val="single" w:sz="4" w:space="0" w:color="000000"/>
+              <w:bottom w:val="single" w:sz="4" w:space="0" w:color="000000"/>
+              <w:right w:val="single" w:sz="4" w:space="0" w:color="000000"/>
+            </w:tcBorders>
+          </w:tcPr>
+          <w:p>
+            <w:pPr>
+              <w:pStyle w:val="TableContents"/>
+              <w:widowControl w:val="false"/>
+              <w:numPr>
+                <w:ilvl w:val="0"/>
+                <w:numId w:val="1"/>
+              </w:numPr>
+              <w:rPr>
+                <w:rFonts w:ascii="Arial" w:hAnsi="Arial" w:eastAsia="Noto Serif CJK SC" w:cs="Mangal"/>
+                <w:color w:val="auto"/>
+                <w:kern w:val="2"/>
+                <w:sz w:val="16"/>
+                <w:szCs w:val="16"/>
+                <w:lang w:val="en-US" w:eastAsia="zh-CN" w:bidi="hi-IN"/>
+              </w:rPr>
+            </w:pPr>
+            <w:r>
+              <w:rPr>
+                <w:rFonts w:eastAsia="Noto Serif CJK SC" w:cs="Mangal"/>
+                <w:color w:val="auto"/>
+                <w:kern w:val="2"/>
+                <w:sz w:val="16"/>
+                <w:szCs w:val="16"/>
+                <w:lang w:val="en-US" w:eastAsia="zh-CN" w:bidi="hi-IN"/>
+              </w:rPr>
+              <w:t>Camera video path.</w:t>
             </w:r>
           </w:p>
         </w:tc>
@@ -46363,6 +48378,143 @@
   <w:abstractNum w:abstractNumId="24">
     <w:lvl w:ilvl="0">
       <w:start w:val="1"/>
+      <w:numFmt w:val="bullet"/>
+      <w:lvlText w:val=""/>
+      <w:lvlJc w:val="left"/>
+      <w:pPr>
+        <w:tabs>
+          <w:tab w:val="num" w:pos="720"/>
+        </w:tabs>
+        <w:ind w:left="720" w:hanging="360"/>
+      </w:pPr>
+      <w:rPr>
+        <w:rFonts w:ascii="Symbol" w:hAnsi="Symbol" w:cs="Symbol" w:hint="default"/>
+      </w:rPr>
+    </w:lvl>
+    <w:lvl w:ilvl="1">
+      <w:start w:val="1"/>
+      <w:numFmt w:val="bullet"/>
+      <w:lvlText w:val="◦"/>
+      <w:lvlJc w:val="left"/>
+      <w:pPr>
+        <w:tabs>
+          <w:tab w:val="num" w:pos="1080"/>
+        </w:tabs>
+        <w:ind w:left="1080" w:hanging="360"/>
+      </w:pPr>
+      <w:rPr>
+        <w:rFonts w:ascii="OpenSymbol" w:hAnsi="OpenSymbol" w:cs="OpenSymbol" w:hint="default"/>
+      </w:rPr>
+    </w:lvl>
+    <w:lvl w:ilvl="2">
+      <w:start w:val="1"/>
+      <w:numFmt w:val="bullet"/>
+      <w:lvlText w:val="▪"/>
+      <w:lvlJc w:val="left"/>
+      <w:pPr>
+        <w:tabs>
+          <w:tab w:val="num" w:pos="1440"/>
+        </w:tabs>
+        <w:ind w:left="1440" w:hanging="360"/>
+      </w:pPr>
+      <w:rPr>
+        <w:rFonts w:ascii="OpenSymbol" w:hAnsi="OpenSymbol" w:cs="OpenSymbol" w:hint="default"/>
+      </w:rPr>
+    </w:lvl>
+    <w:lvl w:ilvl="3">
+      <w:start w:val="1"/>
+      <w:numFmt w:val="bullet"/>
+      <w:lvlText w:val=""/>
+      <w:lvlJc w:val="left"/>
+      <w:pPr>
+        <w:tabs>
+          <w:tab w:val="num" w:pos="1800"/>
+        </w:tabs>
+        <w:ind w:left="1800" w:hanging="360"/>
+      </w:pPr>
+      <w:rPr>
+        <w:rFonts w:ascii="Symbol" w:hAnsi="Symbol" w:cs="Symbol" w:hint="default"/>
+      </w:rPr>
+    </w:lvl>
+    <w:lvl w:ilvl="4">
+      <w:start w:val="1"/>
+      <w:numFmt w:val="bullet"/>
+      <w:lvlText w:val="◦"/>
+      <w:lvlJc w:val="left"/>
+      <w:pPr>
+        <w:tabs>
+          <w:tab w:val="num" w:pos="2160"/>
+        </w:tabs>
+        <w:ind w:left="2160" w:hanging="360"/>
+      </w:pPr>
+      <w:rPr>
+        <w:rFonts w:ascii="OpenSymbol" w:hAnsi="OpenSymbol" w:cs="OpenSymbol" w:hint="default"/>
+      </w:rPr>
+    </w:lvl>
+    <w:lvl w:ilvl="5">
+      <w:start w:val="1"/>
+      <w:numFmt w:val="bullet"/>
+      <w:lvlText w:val="▪"/>
+      <w:lvlJc w:val="left"/>
+      <w:pPr>
+        <w:tabs>
+          <w:tab w:val="num" w:pos="2520"/>
+        </w:tabs>
+        <w:ind w:left="2520" w:hanging="360"/>
+      </w:pPr>
+      <w:rPr>
+        <w:rFonts w:ascii="OpenSymbol" w:hAnsi="OpenSymbol" w:cs="OpenSymbol" w:hint="default"/>
+      </w:rPr>
+    </w:lvl>
+    <w:lvl w:ilvl="6">
+      <w:start w:val="1"/>
+      <w:numFmt w:val="bullet"/>
+      <w:lvlText w:val=""/>
+      <w:lvlJc w:val="left"/>
+      <w:pPr>
+        <w:tabs>
+          <w:tab w:val="num" w:pos="2880"/>
+        </w:tabs>
+        <w:ind w:left="2880" w:hanging="360"/>
+      </w:pPr>
+      <w:rPr>
+        <w:rFonts w:ascii="Symbol" w:hAnsi="Symbol" w:cs="Symbol" w:hint="default"/>
+      </w:rPr>
+    </w:lvl>
+    <w:lvl w:ilvl="7">
+      <w:start w:val="1"/>
+      <w:numFmt w:val="bullet"/>
+      <w:lvlText w:val="◦"/>
+      <w:lvlJc w:val="left"/>
+      <w:pPr>
+        <w:tabs>
+          <w:tab w:val="num" w:pos="3240"/>
+        </w:tabs>
+        <w:ind w:left="3240" w:hanging="360"/>
+      </w:pPr>
+      <w:rPr>
+        <w:rFonts w:ascii="OpenSymbol" w:hAnsi="OpenSymbol" w:cs="OpenSymbol" w:hint="default"/>
+      </w:rPr>
+    </w:lvl>
+    <w:lvl w:ilvl="8">
+      <w:start w:val="1"/>
+      <w:numFmt w:val="bullet"/>
+      <w:lvlText w:val="▪"/>
+      <w:lvlJc w:val="left"/>
+      <w:pPr>
+        <w:tabs>
+          <w:tab w:val="num" w:pos="3600"/>
+        </w:tabs>
+        <w:ind w:left="3600" w:hanging="360"/>
+      </w:pPr>
+      <w:rPr>
+        <w:rFonts w:ascii="OpenSymbol" w:hAnsi="OpenSymbol" w:cs="OpenSymbol" w:hint="default"/>
+      </w:rPr>
+    </w:lvl>
+  </w:abstractNum>
+  <w:abstractNum w:abstractNumId="25">
+    <w:lvl w:ilvl="0">
+      <w:start w:val="1"/>
       <w:numFmt w:val="none"/>
       <w:suff w:val="nothing"/>
       <w:lvlText w:val=""/>
@@ -46550,6 +48702,9 @@
   </w:num>
   <w:num w:numId="24">
     <w:abstractNumId w:val="24"/>
+  </w:num>
+  <w:num w:numId="25">
+    <w:abstractNumId w:val="25"/>
   </w:num>
 </w:numbering>
 </file>

--- a/AIBus Information.docx
+++ b/AIBus Information.docx
@@ -176,8 +176,8 @@
       </w:tblPr>
       <w:tblGrid>
         <w:gridCol w:w="952"/>
-        <w:gridCol w:w="821"/>
-        <w:gridCol w:w="1425"/>
+        <w:gridCol w:w="900"/>
+        <w:gridCol w:w="1346"/>
         <w:gridCol w:w="2497"/>
         <w:gridCol w:w="4277"/>
       </w:tblGrid>
@@ -220,7 +220,7 @@
         </w:tc>
         <w:tc>
           <w:tcPr>
-            <w:tcW w:w="821" w:type="dxa"/>
+            <w:tcW w:w="900" w:type="dxa"/>
             <w:tcBorders>
               <w:top w:val="single" w:sz="4" w:space="0" w:color="000000"/>
               <w:left w:val="single" w:sz="4" w:space="0" w:color="000000"/>
@@ -255,7 +255,7 @@
         </w:tc>
         <w:tc>
           <w:tcPr>
-            <w:tcW w:w="1425" w:type="dxa"/>
+            <w:tcW w:w="1346" w:type="dxa"/>
             <w:tcBorders>
               <w:top w:val="single" w:sz="4" w:space="0" w:color="000000"/>
               <w:left w:val="single" w:sz="4" w:space="0" w:color="000000"/>
@@ -388,7 +388,7 @@
         </w:tc>
         <w:tc>
           <w:tcPr>
-            <w:tcW w:w="821" w:type="dxa"/>
+            <w:tcW w:w="900" w:type="dxa"/>
             <w:tcBorders>
               <w:left w:val="single" w:sz="4" w:space="0" w:color="000000"/>
               <w:bottom w:val="single" w:sz="4" w:space="0" w:color="000000"/>
@@ -412,7 +412,7 @@
         </w:tc>
         <w:tc>
           <w:tcPr>
-            <w:tcW w:w="1425" w:type="dxa"/>
+            <w:tcW w:w="1346" w:type="dxa"/>
             <w:tcBorders>
               <w:left w:val="single" w:sz="4" w:space="0" w:color="000000"/>
               <w:bottom w:val="single" w:sz="4" w:space="0" w:color="000000"/>
@@ -518,7 +518,7 @@
         </w:tc>
         <w:tc>
           <w:tcPr>
-            <w:tcW w:w="821" w:type="dxa"/>
+            <w:tcW w:w="900" w:type="dxa"/>
             <w:tcBorders>
               <w:left w:val="single" w:sz="4" w:space="0" w:color="000000"/>
               <w:bottom w:val="single" w:sz="4" w:space="0" w:color="000000"/>
@@ -542,7 +542,7 @@
         </w:tc>
         <w:tc>
           <w:tcPr>
-            <w:tcW w:w="1425" w:type="dxa"/>
+            <w:tcW w:w="1346" w:type="dxa"/>
             <w:tcBorders>
               <w:left w:val="single" w:sz="4" w:space="0" w:color="000000"/>
               <w:bottom w:val="single" w:sz="4" w:space="0" w:color="000000"/>
@@ -648,7 +648,7 @@
         </w:tc>
         <w:tc>
           <w:tcPr>
-            <w:tcW w:w="821" w:type="dxa"/>
+            <w:tcW w:w="900" w:type="dxa"/>
             <w:tcBorders>
               <w:left w:val="single" w:sz="4" w:space="0" w:color="000000"/>
               <w:bottom w:val="single" w:sz="4" w:space="0" w:color="000000"/>
@@ -672,7 +672,7 @@
         </w:tc>
         <w:tc>
           <w:tcPr>
-            <w:tcW w:w="1425" w:type="dxa"/>
+            <w:tcW w:w="1346" w:type="dxa"/>
             <w:tcBorders>
               <w:left w:val="single" w:sz="4" w:space="0" w:color="000000"/>
               <w:bottom w:val="single" w:sz="4" w:space="0" w:color="000000"/>
@@ -778,7 +778,7 @@
         </w:tc>
         <w:tc>
           <w:tcPr>
-            <w:tcW w:w="821" w:type="dxa"/>
+            <w:tcW w:w="900" w:type="dxa"/>
             <w:tcBorders>
               <w:left w:val="single" w:sz="4" w:space="0" w:color="000000"/>
               <w:bottom w:val="single" w:sz="4" w:space="0" w:color="000000"/>
@@ -802,7 +802,7 @@
         </w:tc>
         <w:tc>
           <w:tcPr>
-            <w:tcW w:w="1425" w:type="dxa"/>
+            <w:tcW w:w="1346" w:type="dxa"/>
             <w:tcBorders>
               <w:left w:val="single" w:sz="4" w:space="0" w:color="000000"/>
               <w:bottom w:val="single" w:sz="4" w:space="0" w:color="000000"/>
@@ -908,7 +908,7 @@
         </w:tc>
         <w:tc>
           <w:tcPr>
-            <w:tcW w:w="821" w:type="dxa"/>
+            <w:tcW w:w="900" w:type="dxa"/>
             <w:tcBorders>
               <w:left w:val="single" w:sz="4" w:space="0" w:color="000000"/>
               <w:bottom w:val="single" w:sz="4" w:space="0" w:color="000000"/>
@@ -932,7 +932,7 @@
         </w:tc>
         <w:tc>
           <w:tcPr>
-            <w:tcW w:w="1425" w:type="dxa"/>
+            <w:tcW w:w="1346" w:type="dxa"/>
             <w:tcBorders>
               <w:left w:val="single" w:sz="4" w:space="0" w:color="000000"/>
               <w:bottom w:val="single" w:sz="4" w:space="0" w:color="000000"/>
@@ -1038,31 +1038,31 @@
         </w:tc>
         <w:tc>
           <w:tcPr>
-            <w:tcW w:w="821" w:type="dxa"/>
-            <w:tcBorders>
-              <w:left w:val="single" w:sz="4" w:space="0" w:color="000000"/>
-              <w:bottom w:val="single" w:sz="4" w:space="0" w:color="000000"/>
-            </w:tcBorders>
-          </w:tcPr>
-          <w:p>
-            <w:pPr>
-              <w:pStyle w:val="TableContents"/>
-              <w:widowControl w:val="false"/>
-              <w:numPr>
-                <w:ilvl w:val="0"/>
-                <w:numId w:val="1"/>
-              </w:numPr>
-              <w:rPr/>
-            </w:pPr>
-            <w:r>
-              <w:rPr/>
-              <w:t>3</w:t>
-            </w:r>
-          </w:p>
-        </w:tc>
-        <w:tc>
-          <w:tcPr>
-            <w:tcW w:w="1425" w:type="dxa"/>
+            <w:tcW w:w="900" w:type="dxa"/>
+            <w:tcBorders>
+              <w:left w:val="single" w:sz="4" w:space="0" w:color="000000"/>
+              <w:bottom w:val="single" w:sz="4" w:space="0" w:color="000000"/>
+            </w:tcBorders>
+          </w:tcPr>
+          <w:p>
+            <w:pPr>
+              <w:pStyle w:val="TableContents"/>
+              <w:widowControl w:val="false"/>
+              <w:numPr>
+                <w:ilvl w:val="0"/>
+                <w:numId w:val="1"/>
+              </w:numPr>
+              <w:rPr/>
+            </w:pPr>
+            <w:r>
+              <w:rPr/>
+              <w:t>3 or 4</w:t>
+            </w:r>
+          </w:p>
+        </w:tc>
+        <w:tc>
+          <w:tcPr>
+            <w:tcW w:w="1346" w:type="dxa"/>
             <w:tcBorders>
               <w:left w:val="single" w:sz="4" w:space="0" w:color="000000"/>
               <w:bottom w:val="single" w:sz="4" w:space="0" w:color="000000"/>
@@ -1104,7 +1104,7 @@
             </w:pPr>
             <w:r>
               <w:rPr/>
-              <w:t>05 xx 02</w:t>
+              <w:t>40 10 xx nn</w:t>
             </w:r>
           </w:p>
         </w:tc>
@@ -1135,7 +1135,7 @@
                 <w:sz w:val="16"/>
                 <w:szCs w:val="16"/>
               </w:rPr>
-              <w:t>Handshake reply from the radio.</w:t>
+              <w:t>Function change, xx indicates the ID of the device that is selected. A device can also send this message to request control (e.g. if a tape is loaded), the radio will send it back if it is accepted. If the source has multiple modes, nn is the mode.</w:t>
             </w:r>
           </w:p>
         </w:tc>
@@ -1168,31 +1168,31 @@
         </w:tc>
         <w:tc>
           <w:tcPr>
-            <w:tcW w:w="821" w:type="dxa"/>
-            <w:tcBorders>
-              <w:left w:val="single" w:sz="4" w:space="0" w:color="000000"/>
-              <w:bottom w:val="single" w:sz="4" w:space="0" w:color="000000"/>
-            </w:tcBorders>
-          </w:tcPr>
-          <w:p>
-            <w:pPr>
-              <w:pStyle w:val="TableContents"/>
-              <w:widowControl w:val="false"/>
-              <w:numPr>
-                <w:ilvl w:val="0"/>
-                <w:numId w:val="1"/>
-              </w:numPr>
-              <w:rPr/>
-            </w:pPr>
-            <w:r>
-              <w:rPr/>
-              <w:t>3 or 4</w:t>
-            </w:r>
-          </w:p>
-        </w:tc>
-        <w:tc>
-          <w:tcPr>
-            <w:tcW w:w="1425" w:type="dxa"/>
+            <w:tcW w:w="900" w:type="dxa"/>
+            <w:tcBorders>
+              <w:left w:val="single" w:sz="4" w:space="0" w:color="000000"/>
+              <w:bottom w:val="single" w:sz="4" w:space="0" w:color="000000"/>
+            </w:tcBorders>
+          </w:tcPr>
+          <w:p>
+            <w:pPr>
+              <w:pStyle w:val="TableContents"/>
+              <w:widowControl w:val="false"/>
+              <w:numPr>
+                <w:ilvl w:val="0"/>
+                <w:numId w:val="1"/>
+              </w:numPr>
+              <w:rPr/>
+            </w:pPr>
+            <w:r>
+              <w:rPr/>
+              <w:t>3</w:t>
+            </w:r>
+          </w:p>
+        </w:tc>
+        <w:tc>
+          <w:tcPr>
+            <w:tcW w:w="1346" w:type="dxa"/>
             <w:tcBorders>
               <w:left w:val="single" w:sz="4" w:space="0" w:color="000000"/>
               <w:bottom w:val="single" w:sz="4" w:space="0" w:color="000000"/>
@@ -1234,7 +1234,7 @@
             </w:pPr>
             <w:r>
               <w:rPr/>
-              <w:t>40 10 xx nn</w:t>
+              <w:t>40 01 xx</w:t>
             </w:r>
           </w:p>
         </w:tc>
@@ -1265,7 +1265,7 @@
                 <w:sz w:val="16"/>
                 <w:szCs w:val="16"/>
               </w:rPr>
-              <w:t>Function change, xx indicates the ID of the device that is selected. A device can also send this message to request control (e.g. if a tape is loaded), the radio will send it back if it is accepted. If the source has multiple modes, nn is the mode.</w:t>
+              <w:t>Tells the source that device xx has text control. This control is automatically relinquished when the source receives a 40 10 message.</w:t>
             </w:r>
           </w:p>
         </w:tc>
@@ -1292,60 +1292,60 @@
             </w:pPr>
             <w:r>
               <w:rPr/>
+              <w:t>Any</w:t>
+            </w:r>
+          </w:p>
+        </w:tc>
+        <w:tc>
+          <w:tcPr>
+            <w:tcW w:w="900" w:type="dxa"/>
+            <w:tcBorders>
+              <w:left w:val="single" w:sz="4" w:space="0" w:color="000000"/>
+              <w:bottom w:val="single" w:sz="4" w:space="0" w:color="000000"/>
+            </w:tcBorders>
+          </w:tcPr>
+          <w:p>
+            <w:pPr>
+              <w:pStyle w:val="TableContents"/>
+              <w:widowControl w:val="false"/>
+              <w:numPr>
+                <w:ilvl w:val="0"/>
+                <w:numId w:val="1"/>
+              </w:numPr>
+              <w:rPr/>
+            </w:pPr>
+            <w:r>
+              <w:rPr/>
+              <w:t>3 or 4</w:t>
+            </w:r>
+          </w:p>
+        </w:tc>
+        <w:tc>
+          <w:tcPr>
+            <w:tcW w:w="1346" w:type="dxa"/>
+            <w:tcBorders>
+              <w:left w:val="single" w:sz="4" w:space="0" w:color="000000"/>
+              <w:bottom w:val="single" w:sz="4" w:space="0" w:color="000000"/>
+            </w:tcBorders>
+          </w:tcPr>
+          <w:p>
+            <w:pPr>
+              <w:pStyle w:val="TableContents"/>
+              <w:widowControl w:val="false"/>
+              <w:numPr>
+                <w:ilvl w:val="0"/>
+                <w:numId w:val="1"/>
+              </w:numPr>
+              <w:rPr/>
+            </w:pPr>
+            <w:r>
+              <w:rPr/>
               <w:t>10</w:t>
             </w:r>
           </w:p>
         </w:tc>
         <w:tc>
           <w:tcPr>
-            <w:tcW w:w="821" w:type="dxa"/>
-            <w:tcBorders>
-              <w:left w:val="single" w:sz="4" w:space="0" w:color="000000"/>
-              <w:bottom w:val="single" w:sz="4" w:space="0" w:color="000000"/>
-            </w:tcBorders>
-          </w:tcPr>
-          <w:p>
-            <w:pPr>
-              <w:pStyle w:val="TableContents"/>
-              <w:widowControl w:val="false"/>
-              <w:numPr>
-                <w:ilvl w:val="0"/>
-                <w:numId w:val="1"/>
-              </w:numPr>
-              <w:rPr/>
-            </w:pPr>
-            <w:r>
-              <w:rPr/>
-              <w:t>3</w:t>
-            </w:r>
-          </w:p>
-        </w:tc>
-        <w:tc>
-          <w:tcPr>
-            <w:tcW w:w="1425" w:type="dxa"/>
-            <w:tcBorders>
-              <w:left w:val="single" w:sz="4" w:space="0" w:color="000000"/>
-              <w:bottom w:val="single" w:sz="4" w:space="0" w:color="000000"/>
-            </w:tcBorders>
-          </w:tcPr>
-          <w:p>
-            <w:pPr>
-              <w:pStyle w:val="TableContents"/>
-              <w:widowControl w:val="false"/>
-              <w:numPr>
-                <w:ilvl w:val="0"/>
-                <w:numId w:val="1"/>
-              </w:numPr>
-              <w:rPr/>
-            </w:pPr>
-            <w:r>
-              <w:rPr/>
-              <w:t>Any</w:t>
-            </w:r>
-          </w:p>
-        </w:tc>
-        <w:tc>
-          <w:tcPr>
             <w:tcW w:w="2497" w:type="dxa"/>
             <w:tcBorders>
               <w:left w:val="single" w:sz="4" w:space="0" w:color="000000"/>
@@ -1364,7 +1364,7 @@
             </w:pPr>
             <w:r>
               <w:rPr/>
-              <w:t>40 01 xx</w:t>
+              <w:t>10 10 xx nn</w:t>
             </w:r>
           </w:p>
         </w:tc>
@@ -1395,7 +1395,7 @@
                 <w:sz w:val="16"/>
                 <w:szCs w:val="16"/>
               </w:rPr>
-              <w:t>Tells the source that device xx has text control. This control is automatically relinquished when the source receives a 40 10 message.</w:t>
+              <w:t>Request for control, i.e. if a tape or disc is loaded.</w:t>
             </w:r>
           </w:p>
         </w:tc>
@@ -1422,60 +1422,60 @@
             </w:pPr>
             <w:r>
               <w:rPr/>
+              <w:t>10</w:t>
+            </w:r>
+          </w:p>
+        </w:tc>
+        <w:tc>
+          <w:tcPr>
+            <w:tcW w:w="900" w:type="dxa"/>
+            <w:tcBorders>
+              <w:left w:val="single" w:sz="4" w:space="0" w:color="000000"/>
+              <w:bottom w:val="single" w:sz="4" w:space="0" w:color="000000"/>
+            </w:tcBorders>
+          </w:tcPr>
+          <w:p>
+            <w:pPr>
+              <w:pStyle w:val="TableContents"/>
+              <w:widowControl w:val="false"/>
+              <w:numPr>
+                <w:ilvl w:val="0"/>
+                <w:numId w:val="1"/>
+              </w:numPr>
+              <w:rPr/>
+            </w:pPr>
+            <w:r>
+              <w:rPr/>
+              <w:t>3</w:t>
+            </w:r>
+          </w:p>
+        </w:tc>
+        <w:tc>
+          <w:tcPr>
+            <w:tcW w:w="1346" w:type="dxa"/>
+            <w:tcBorders>
+              <w:left w:val="single" w:sz="4" w:space="0" w:color="000000"/>
+              <w:bottom w:val="single" w:sz="4" w:space="0" w:color="000000"/>
+            </w:tcBorders>
+          </w:tcPr>
+          <w:p>
+            <w:pPr>
+              <w:pStyle w:val="TableContents"/>
+              <w:widowControl w:val="false"/>
+              <w:numPr>
+                <w:ilvl w:val="0"/>
+                <w:numId w:val="1"/>
+              </w:numPr>
+              <w:rPr/>
+            </w:pPr>
+            <w:r>
+              <w:rPr/>
               <w:t>Any</w:t>
             </w:r>
           </w:p>
         </w:tc>
         <w:tc>
           <w:tcPr>
-            <w:tcW w:w="821" w:type="dxa"/>
-            <w:tcBorders>
-              <w:left w:val="single" w:sz="4" w:space="0" w:color="000000"/>
-              <w:bottom w:val="single" w:sz="4" w:space="0" w:color="000000"/>
-            </w:tcBorders>
-          </w:tcPr>
-          <w:p>
-            <w:pPr>
-              <w:pStyle w:val="TableContents"/>
-              <w:widowControl w:val="false"/>
-              <w:numPr>
-                <w:ilvl w:val="0"/>
-                <w:numId w:val="1"/>
-              </w:numPr>
-              <w:rPr/>
-            </w:pPr>
-            <w:r>
-              <w:rPr/>
-              <w:t>3 or 4</w:t>
-            </w:r>
-          </w:p>
-        </w:tc>
-        <w:tc>
-          <w:tcPr>
-            <w:tcW w:w="1425" w:type="dxa"/>
-            <w:tcBorders>
-              <w:left w:val="single" w:sz="4" w:space="0" w:color="000000"/>
-              <w:bottom w:val="single" w:sz="4" w:space="0" w:color="000000"/>
-            </w:tcBorders>
-          </w:tcPr>
-          <w:p>
-            <w:pPr>
-              <w:pStyle w:val="TableContents"/>
-              <w:widowControl w:val="false"/>
-              <w:numPr>
-                <w:ilvl w:val="0"/>
-                <w:numId w:val="1"/>
-              </w:numPr>
-              <w:rPr/>
-            </w:pPr>
-            <w:r>
-              <w:rPr/>
-              <w:t>10</w:t>
-            </w:r>
-          </w:p>
-        </w:tc>
-        <w:tc>
-          <w:tcPr>
             <w:tcW w:w="2497" w:type="dxa"/>
             <w:tcBorders>
               <w:left w:val="single" w:sz="4" w:space="0" w:color="000000"/>
@@ -1494,7 +1494,7 @@
             </w:pPr>
             <w:r>
               <w:rPr/>
-              <w:t>10 10 xx nn</w:t>
+              <w:t>70 10 xx</w:t>
             </w:r>
           </w:p>
         </w:tc>
@@ -1525,7 +1525,7 @@
                 <w:sz w:val="16"/>
                 <w:szCs w:val="16"/>
               </w:rPr>
-              <w:t>Request for control, i.e. if a tape or disc is loaded.</w:t>
+              <w:t>Redundant heartbeat message to let device xx know it is still the selected source.</w:t>
             </w:r>
           </w:p>
         </w:tc>
@@ -1558,31 +1558,31 @@
         </w:tc>
         <w:tc>
           <w:tcPr>
-            <w:tcW w:w="821" w:type="dxa"/>
-            <w:tcBorders>
-              <w:left w:val="single" w:sz="4" w:space="0" w:color="000000"/>
-              <w:bottom w:val="single" w:sz="4" w:space="0" w:color="000000"/>
-            </w:tcBorders>
-          </w:tcPr>
-          <w:p>
-            <w:pPr>
-              <w:pStyle w:val="TableContents"/>
-              <w:widowControl w:val="false"/>
-              <w:numPr>
-                <w:ilvl w:val="0"/>
-                <w:numId w:val="1"/>
-              </w:numPr>
-              <w:rPr/>
-            </w:pPr>
-            <w:r>
-              <w:rPr/>
-              <w:t>3</w:t>
-            </w:r>
-          </w:p>
-        </w:tc>
-        <w:tc>
-          <w:tcPr>
-            <w:tcW w:w="1425" w:type="dxa"/>
+            <w:tcW w:w="900" w:type="dxa"/>
+            <w:tcBorders>
+              <w:left w:val="single" w:sz="4" w:space="0" w:color="000000"/>
+              <w:bottom w:val="single" w:sz="4" w:space="0" w:color="000000"/>
+            </w:tcBorders>
+          </w:tcPr>
+          <w:p>
+            <w:pPr>
+              <w:pStyle w:val="TableContents"/>
+              <w:widowControl w:val="false"/>
+              <w:numPr>
+                <w:ilvl w:val="0"/>
+                <w:numId w:val="1"/>
+              </w:numPr>
+              <w:rPr/>
+            </w:pPr>
+            <w:r>
+              <w:rPr/>
+              <w:t>2</w:t>
+            </w:r>
+          </w:p>
+        </w:tc>
+        <w:tc>
+          <w:tcPr>
+            <w:tcW w:w="1346" w:type="dxa"/>
             <w:tcBorders>
               <w:left w:val="single" w:sz="4" w:space="0" w:color="000000"/>
               <w:bottom w:val="single" w:sz="4" w:space="0" w:color="000000"/>
@@ -1624,7 +1624,7 @@
             </w:pPr>
             <w:r>
               <w:rPr/>
-              <w:t>11 10 xx</w:t>
+              <w:t>60 10</w:t>
             </w:r>
           </w:p>
         </w:tc>
@@ -1655,7 +1655,7 @@
                 <w:sz w:val="16"/>
                 <w:szCs w:val="16"/>
               </w:rPr>
-              <w:t>Acknowledgment by device xx.</w:t>
+              <w:t>Request for the currently selected source.</w:t>
             </w:r>
           </w:p>
         </w:tc>
@@ -1682,60 +1682,60 @@
             </w:pPr>
             <w:r>
               <w:rPr/>
+              <w:t>Any</w:t>
+            </w:r>
+          </w:p>
+        </w:tc>
+        <w:tc>
+          <w:tcPr>
+            <w:tcW w:w="900" w:type="dxa"/>
+            <w:tcBorders>
+              <w:left w:val="single" w:sz="4" w:space="0" w:color="000000"/>
+              <w:bottom w:val="single" w:sz="4" w:space="0" w:color="000000"/>
+            </w:tcBorders>
+          </w:tcPr>
+          <w:p>
+            <w:pPr>
+              <w:pStyle w:val="TableContents"/>
+              <w:widowControl w:val="false"/>
+              <w:numPr>
+                <w:ilvl w:val="0"/>
+                <w:numId w:val="1"/>
+              </w:numPr>
+              <w:rPr/>
+            </w:pPr>
+            <w:r>
+              <w:rPr/>
+              <w:t>2</w:t>
+            </w:r>
+          </w:p>
+        </w:tc>
+        <w:tc>
+          <w:tcPr>
+            <w:tcW w:w="1346" w:type="dxa"/>
+            <w:tcBorders>
+              <w:left w:val="single" w:sz="4" w:space="0" w:color="000000"/>
+              <w:bottom w:val="single" w:sz="4" w:space="0" w:color="000000"/>
+            </w:tcBorders>
+          </w:tcPr>
+          <w:p>
+            <w:pPr>
+              <w:pStyle w:val="TableContents"/>
+              <w:widowControl w:val="false"/>
+              <w:numPr>
+                <w:ilvl w:val="0"/>
+                <w:numId w:val="1"/>
+              </w:numPr>
+              <w:rPr/>
+            </w:pPr>
+            <w:r>
+              <w:rPr/>
               <w:t>10</w:t>
             </w:r>
           </w:p>
         </w:tc>
         <w:tc>
           <w:tcPr>
-            <w:tcW w:w="821" w:type="dxa"/>
-            <w:tcBorders>
-              <w:left w:val="single" w:sz="4" w:space="0" w:color="000000"/>
-              <w:bottom w:val="single" w:sz="4" w:space="0" w:color="000000"/>
-            </w:tcBorders>
-          </w:tcPr>
-          <w:p>
-            <w:pPr>
-              <w:pStyle w:val="TableContents"/>
-              <w:widowControl w:val="false"/>
-              <w:numPr>
-                <w:ilvl w:val="0"/>
-                <w:numId w:val="1"/>
-              </w:numPr>
-              <w:rPr/>
-            </w:pPr>
-            <w:r>
-              <w:rPr/>
-              <w:t>3</w:t>
-            </w:r>
-          </w:p>
-        </w:tc>
-        <w:tc>
-          <w:tcPr>
-            <w:tcW w:w="1425" w:type="dxa"/>
-            <w:tcBorders>
-              <w:left w:val="single" w:sz="4" w:space="0" w:color="000000"/>
-              <w:bottom w:val="single" w:sz="4" w:space="0" w:color="000000"/>
-            </w:tcBorders>
-          </w:tcPr>
-          <w:p>
-            <w:pPr>
-              <w:pStyle w:val="TableContents"/>
-              <w:widowControl w:val="false"/>
-              <w:numPr>
-                <w:ilvl w:val="0"/>
-                <w:numId w:val="1"/>
-              </w:numPr>
-              <w:rPr/>
-            </w:pPr>
-            <w:r>
-              <w:rPr/>
-              <w:t>Any</w:t>
-            </w:r>
-          </w:p>
-        </w:tc>
-        <w:tc>
-          <w:tcPr>
             <w:tcW w:w="2497" w:type="dxa"/>
             <w:tcBorders>
               <w:left w:val="single" w:sz="4" w:space="0" w:color="000000"/>
@@ -1754,7 +1754,7 @@
             </w:pPr>
             <w:r>
               <w:rPr/>
-              <w:t>70 10 xx</w:t>
+              <w:t>60 11</w:t>
             </w:r>
           </w:p>
         </w:tc>
@@ -1785,7 +1785,7 @@
                 <w:sz w:val="16"/>
                 <w:szCs w:val="16"/>
               </w:rPr>
-              <w:t>Redundant heartbeat message to let device xx know it is still the selected source.</w:t>
+              <w:t>Request for the current source with text control.</w:t>
             </w:r>
           </w:p>
         </w:tc>
@@ -1812,13 +1812,13 @@
             </w:pPr>
             <w:r>
               <w:rPr/>
-              <w:t>Any</w:t>
-            </w:r>
-          </w:p>
-        </w:tc>
-        <w:tc>
-          <w:tcPr>
-            <w:tcW w:w="821" w:type="dxa"/>
+              <w:t>01, 57</w:t>
+            </w:r>
+          </w:p>
+        </w:tc>
+        <w:tc>
+          <w:tcPr>
+            <w:tcW w:w="900" w:type="dxa"/>
             <w:tcBorders>
               <w:left w:val="single" w:sz="4" w:space="0" w:color="000000"/>
               <w:bottom w:val="single" w:sz="4" w:space="0" w:color="000000"/>
@@ -1842,25 +1842,25 @@
         </w:tc>
         <w:tc>
           <w:tcPr>
-            <w:tcW w:w="1425" w:type="dxa"/>
-            <w:tcBorders>
-              <w:left w:val="single" w:sz="4" w:space="0" w:color="000000"/>
-              <w:bottom w:val="single" w:sz="4" w:space="0" w:color="000000"/>
-            </w:tcBorders>
-          </w:tcPr>
-          <w:p>
-            <w:pPr>
-              <w:pStyle w:val="TableContents"/>
-              <w:widowControl w:val="false"/>
-              <w:numPr>
-                <w:ilvl w:val="0"/>
-                <w:numId w:val="1"/>
-              </w:numPr>
-              <w:rPr/>
-            </w:pPr>
-            <w:r>
-              <w:rPr/>
-              <w:t>10</w:t>
+            <w:tcW w:w="1346" w:type="dxa"/>
+            <w:tcBorders>
+              <w:left w:val="single" w:sz="4" w:space="0" w:color="000000"/>
+              <w:bottom w:val="single" w:sz="4" w:space="0" w:color="000000"/>
+            </w:tcBorders>
+          </w:tcPr>
+          <w:p>
+            <w:pPr>
+              <w:pStyle w:val="TableContents"/>
+              <w:widowControl w:val="false"/>
+              <w:numPr>
+                <w:ilvl w:val="0"/>
+                <w:numId w:val="1"/>
+              </w:numPr>
+              <w:rPr/>
+            </w:pPr>
+            <w:r>
+              <w:rPr/>
+              <w:t>10, 57, 3B</w:t>
             </w:r>
           </w:p>
         </w:tc>
@@ -1884,7 +1884,7 @@
             </w:pPr>
             <w:r>
               <w:rPr/>
-              <w:t>60 10</w:t>
+              <w:t>1D nn</w:t>
             </w:r>
           </w:p>
         </w:tc>
@@ -1915,266 +1915,6 @@
                 <w:sz w:val="16"/>
                 <w:szCs w:val="16"/>
               </w:rPr>
-              <w:t>Request for the currently selected source.</w:t>
-            </w:r>
-          </w:p>
-        </w:tc>
-      </w:tr>
-      <w:tr>
-        <w:trPr/>
-        <w:tc>
-          <w:tcPr>
-            <w:tcW w:w="952" w:type="dxa"/>
-            <w:tcBorders>
-              <w:left w:val="single" w:sz="4" w:space="0" w:color="000000"/>
-              <w:bottom w:val="single" w:sz="4" w:space="0" w:color="000000"/>
-            </w:tcBorders>
-          </w:tcPr>
-          <w:p>
-            <w:pPr>
-              <w:pStyle w:val="TableContents"/>
-              <w:widowControl w:val="false"/>
-              <w:numPr>
-                <w:ilvl w:val="0"/>
-                <w:numId w:val="1"/>
-              </w:numPr>
-              <w:rPr/>
-            </w:pPr>
-            <w:r>
-              <w:rPr/>
-              <w:t>Any</w:t>
-            </w:r>
-          </w:p>
-        </w:tc>
-        <w:tc>
-          <w:tcPr>
-            <w:tcW w:w="821" w:type="dxa"/>
-            <w:tcBorders>
-              <w:left w:val="single" w:sz="4" w:space="0" w:color="000000"/>
-              <w:bottom w:val="single" w:sz="4" w:space="0" w:color="000000"/>
-            </w:tcBorders>
-          </w:tcPr>
-          <w:p>
-            <w:pPr>
-              <w:pStyle w:val="TableContents"/>
-              <w:widowControl w:val="false"/>
-              <w:numPr>
-                <w:ilvl w:val="0"/>
-                <w:numId w:val="1"/>
-              </w:numPr>
-              <w:rPr/>
-            </w:pPr>
-            <w:r>
-              <w:rPr/>
-              <w:t>2</w:t>
-            </w:r>
-          </w:p>
-        </w:tc>
-        <w:tc>
-          <w:tcPr>
-            <w:tcW w:w="1425" w:type="dxa"/>
-            <w:tcBorders>
-              <w:left w:val="single" w:sz="4" w:space="0" w:color="000000"/>
-              <w:bottom w:val="single" w:sz="4" w:space="0" w:color="000000"/>
-            </w:tcBorders>
-          </w:tcPr>
-          <w:p>
-            <w:pPr>
-              <w:pStyle w:val="TableContents"/>
-              <w:widowControl w:val="false"/>
-              <w:numPr>
-                <w:ilvl w:val="0"/>
-                <w:numId w:val="1"/>
-              </w:numPr>
-              <w:rPr/>
-            </w:pPr>
-            <w:r>
-              <w:rPr/>
-              <w:t>10</w:t>
-            </w:r>
-          </w:p>
-        </w:tc>
-        <w:tc>
-          <w:tcPr>
-            <w:tcW w:w="2497" w:type="dxa"/>
-            <w:tcBorders>
-              <w:left w:val="single" w:sz="4" w:space="0" w:color="000000"/>
-              <w:bottom w:val="single" w:sz="4" w:space="0" w:color="000000"/>
-            </w:tcBorders>
-          </w:tcPr>
-          <w:p>
-            <w:pPr>
-              <w:pStyle w:val="TableContents"/>
-              <w:widowControl w:val="false"/>
-              <w:numPr>
-                <w:ilvl w:val="0"/>
-                <w:numId w:val="1"/>
-              </w:numPr>
-              <w:rPr/>
-            </w:pPr>
-            <w:r>
-              <w:rPr/>
-              <w:t>60 11</w:t>
-            </w:r>
-          </w:p>
-        </w:tc>
-        <w:tc>
-          <w:tcPr>
-            <w:tcW w:w="4277" w:type="dxa"/>
-            <w:tcBorders>
-              <w:left w:val="single" w:sz="4" w:space="0" w:color="000000"/>
-              <w:bottom w:val="single" w:sz="4" w:space="0" w:color="000000"/>
-              <w:right w:val="single" w:sz="4" w:space="0" w:color="000000"/>
-            </w:tcBorders>
-          </w:tcPr>
-          <w:p>
-            <w:pPr>
-              <w:pStyle w:val="TableContents"/>
-              <w:widowControl w:val="false"/>
-              <w:numPr>
-                <w:ilvl w:val="0"/>
-                <w:numId w:val="1"/>
-              </w:numPr>
-              <w:rPr>
-                <w:sz w:val="16"/>
-                <w:szCs w:val="16"/>
-              </w:rPr>
-            </w:pPr>
-            <w:r>
-              <w:rPr>
-                <w:sz w:val="16"/>
-                <w:szCs w:val="16"/>
-              </w:rPr>
-              <w:t>Request for the current source with text control.</w:t>
-            </w:r>
-          </w:p>
-        </w:tc>
-      </w:tr>
-      <w:tr>
-        <w:trPr/>
-        <w:tc>
-          <w:tcPr>
-            <w:tcW w:w="952" w:type="dxa"/>
-            <w:tcBorders>
-              <w:left w:val="single" w:sz="4" w:space="0" w:color="000000"/>
-              <w:bottom w:val="single" w:sz="4" w:space="0" w:color="000000"/>
-            </w:tcBorders>
-          </w:tcPr>
-          <w:p>
-            <w:pPr>
-              <w:pStyle w:val="TableContents"/>
-              <w:widowControl w:val="false"/>
-              <w:numPr>
-                <w:ilvl w:val="0"/>
-                <w:numId w:val="1"/>
-              </w:numPr>
-              <w:rPr/>
-            </w:pPr>
-            <w:r>
-              <w:rPr/>
-              <w:t>01, 57</w:t>
-            </w:r>
-          </w:p>
-        </w:tc>
-        <w:tc>
-          <w:tcPr>
-            <w:tcW w:w="821" w:type="dxa"/>
-            <w:tcBorders>
-              <w:left w:val="single" w:sz="4" w:space="0" w:color="000000"/>
-              <w:bottom w:val="single" w:sz="4" w:space="0" w:color="000000"/>
-            </w:tcBorders>
-          </w:tcPr>
-          <w:p>
-            <w:pPr>
-              <w:pStyle w:val="TableContents"/>
-              <w:widowControl w:val="false"/>
-              <w:numPr>
-                <w:ilvl w:val="0"/>
-                <w:numId w:val="1"/>
-              </w:numPr>
-              <w:rPr/>
-            </w:pPr>
-            <w:r>
-              <w:rPr/>
-              <w:t>2</w:t>
-            </w:r>
-          </w:p>
-        </w:tc>
-        <w:tc>
-          <w:tcPr>
-            <w:tcW w:w="1425" w:type="dxa"/>
-            <w:tcBorders>
-              <w:left w:val="single" w:sz="4" w:space="0" w:color="000000"/>
-              <w:bottom w:val="single" w:sz="4" w:space="0" w:color="000000"/>
-            </w:tcBorders>
-          </w:tcPr>
-          <w:p>
-            <w:pPr>
-              <w:pStyle w:val="TableContents"/>
-              <w:widowControl w:val="false"/>
-              <w:numPr>
-                <w:ilvl w:val="0"/>
-                <w:numId w:val="1"/>
-              </w:numPr>
-              <w:rPr/>
-            </w:pPr>
-            <w:r>
-              <w:rPr/>
-              <w:t>10, 57, 3B</w:t>
-            </w:r>
-          </w:p>
-        </w:tc>
-        <w:tc>
-          <w:tcPr>
-            <w:tcW w:w="2497" w:type="dxa"/>
-            <w:tcBorders>
-              <w:left w:val="single" w:sz="4" w:space="0" w:color="000000"/>
-              <w:bottom w:val="single" w:sz="4" w:space="0" w:color="000000"/>
-            </w:tcBorders>
-          </w:tcPr>
-          <w:p>
-            <w:pPr>
-              <w:pStyle w:val="TableContents"/>
-              <w:widowControl w:val="false"/>
-              <w:numPr>
-                <w:ilvl w:val="0"/>
-                <w:numId w:val="1"/>
-              </w:numPr>
-              <w:rPr/>
-            </w:pPr>
-            <w:r>
-              <w:rPr/>
-              <w:t>1D nn</w:t>
-            </w:r>
-          </w:p>
-        </w:tc>
-        <w:tc>
-          <w:tcPr>
-            <w:tcW w:w="4277" w:type="dxa"/>
-            <w:tcBorders>
-              <w:left w:val="single" w:sz="4" w:space="0" w:color="000000"/>
-              <w:bottom w:val="single" w:sz="4" w:space="0" w:color="000000"/>
-              <w:right w:val="single" w:sz="4" w:space="0" w:color="000000"/>
-            </w:tcBorders>
-          </w:tcPr>
-          <w:p>
-            <w:pPr>
-              <w:pStyle w:val="TableContents"/>
-              <w:widowControl w:val="false"/>
-              <w:numPr>
-                <w:ilvl w:val="0"/>
-                <w:numId w:val="1"/>
-              </w:numPr>
-              <w:rPr>
-                <w:sz w:val="16"/>
-                <w:szCs w:val="16"/>
-              </w:rPr>
-            </w:pPr>
-            <w:r>
-              <w:rPr>
-                <w:sz w:val="16"/>
-                <w:szCs w:val="16"/>
-              </w:rPr>
               <w:t>Set whether this device should be sending clock data. If nn is 00, stop sending clock messages. Otherwise:</w:t>
             </w:r>
           </w:p>
@@ -2184,7 +1924,7 @@
               <w:widowControl w:val="false"/>
               <w:numPr>
                 <w:ilvl w:val="0"/>
-                <w:numId w:val="17"/>
+                <w:numId w:val="16"/>
               </w:numPr>
               <w:suppressLineNumbers/>
               <w:suppressAutoHyphens w:val="true"/>
@@ -2211,7 +1951,7 @@
               <w:widowControl w:val="false"/>
               <w:numPr>
                 <w:ilvl w:val="0"/>
-                <w:numId w:val="17"/>
+                <w:numId w:val="16"/>
               </w:numPr>
               <w:suppressLineNumbers/>
               <w:suppressAutoHyphens w:val="true"/>
@@ -2238,7 +1978,7 @@
               <w:widowControl w:val="false"/>
               <w:numPr>
                 <w:ilvl w:val="0"/>
-                <w:numId w:val="17"/>
+                <w:numId w:val="16"/>
               </w:numPr>
               <w:suppressLineNumbers/>
               <w:suppressAutoHyphens w:val="true"/>
@@ -2265,7 +2005,7 @@
               <w:widowControl w:val="false"/>
               <w:numPr>
                 <w:ilvl w:val="0"/>
-                <w:numId w:val="17"/>
+                <w:numId w:val="16"/>
               </w:numPr>
               <w:suppressLineNumbers/>
               <w:suppressAutoHyphens w:val="true"/>
@@ -2310,60 +2050,60 @@
             </w:pPr>
             <w:r>
               <w:rPr/>
+              <w:t>Any</w:t>
+            </w:r>
+          </w:p>
+        </w:tc>
+        <w:tc>
+          <w:tcPr>
+            <w:tcW w:w="900" w:type="dxa"/>
+            <w:tcBorders>
+              <w:left w:val="single" w:sz="4" w:space="0" w:color="000000"/>
+              <w:bottom w:val="single" w:sz="4" w:space="0" w:color="000000"/>
+            </w:tcBorders>
+          </w:tcPr>
+          <w:p>
+            <w:pPr>
+              <w:pStyle w:val="TableContents"/>
+              <w:widowControl w:val="false"/>
+              <w:numPr>
+                <w:ilvl w:val="0"/>
+                <w:numId w:val="1"/>
+              </w:numPr>
+              <w:rPr/>
+            </w:pPr>
+            <w:r>
+              <w:rPr/>
+              <w:t>4</w:t>
+            </w:r>
+          </w:p>
+        </w:tc>
+        <w:tc>
+          <w:tcPr>
+            <w:tcW w:w="1346" w:type="dxa"/>
+            <w:tcBorders>
+              <w:left w:val="single" w:sz="4" w:space="0" w:color="000000"/>
+              <w:bottom w:val="single" w:sz="4" w:space="0" w:color="000000"/>
+            </w:tcBorders>
+          </w:tcPr>
+          <w:p>
+            <w:pPr>
+              <w:pStyle w:val="TableContents"/>
+              <w:widowControl w:val="false"/>
+              <w:numPr>
+                <w:ilvl w:val="0"/>
+                <w:numId w:val="1"/>
+              </w:numPr>
+              <w:rPr/>
+            </w:pPr>
+            <w:r>
+              <w:rPr/>
               <w:t>10</w:t>
             </w:r>
           </w:p>
         </w:tc>
         <w:tc>
           <w:tcPr>
-            <w:tcW w:w="821" w:type="dxa"/>
-            <w:tcBorders>
-              <w:left w:val="single" w:sz="4" w:space="0" w:color="000000"/>
-              <w:bottom w:val="single" w:sz="4" w:space="0" w:color="000000"/>
-            </w:tcBorders>
-          </w:tcPr>
-          <w:p>
-            <w:pPr>
-              <w:pStyle w:val="TableContents"/>
-              <w:widowControl w:val="false"/>
-              <w:numPr>
-                <w:ilvl w:val="0"/>
-                <w:numId w:val="1"/>
-              </w:numPr>
-              <w:rPr/>
-            </w:pPr>
-            <w:r>
-              <w:rPr/>
-              <w:t>4</w:t>
-            </w:r>
-          </w:p>
-        </w:tc>
-        <w:tc>
-          <w:tcPr>
-            <w:tcW w:w="1425" w:type="dxa"/>
-            <w:tcBorders>
-              <w:left w:val="single" w:sz="4" w:space="0" w:color="000000"/>
-              <w:bottom w:val="single" w:sz="4" w:space="0" w:color="000000"/>
-            </w:tcBorders>
-          </w:tcPr>
-          <w:p>
-            <w:pPr>
-              <w:pStyle w:val="TableContents"/>
-              <w:widowControl w:val="false"/>
-              <w:numPr>
-                <w:ilvl w:val="0"/>
-                <w:numId w:val="1"/>
-              </w:numPr>
-              <w:rPr/>
-            </w:pPr>
-            <w:r>
-              <w:rPr/>
-              <w:t>57</w:t>
-            </w:r>
-          </w:p>
-        </w:tc>
-        <w:tc>
-          <w:tcPr>
             <w:tcW w:w="2497" w:type="dxa"/>
             <w:tcBorders>
               <w:left w:val="single" w:sz="4" w:space="0" w:color="000000"/>
@@ -2382,7 +2122,7 @@
             </w:pPr>
             <w:r>
               <w:rPr/>
-              <w:t>1F 11 60 57</w:t>
+              <w:t>33 06 xx yy</w:t>
             </w:r>
           </w:p>
         </w:tc>
@@ -2413,7 +2153,7 @@
                 <w:sz w:val="16"/>
                 <w:szCs w:val="16"/>
               </w:rPr>
-              <w:t>Query to the CANslator for where audio data should be written to the iMID screen.</w:t>
+              <w:t>Set maximum volume to xx yy.</w:t>
             </w:r>
           </w:p>
         </w:tc>
@@ -2440,13 +2180,13 @@
             </w:pPr>
             <w:r>
               <w:rPr/>
-              <w:t>57</w:t>
-            </w:r>
-          </w:p>
-        </w:tc>
-        <w:tc>
-          <w:tcPr>
-            <w:tcW w:w="821" w:type="dxa"/>
+              <w:t>10</w:t>
+            </w:r>
+          </w:p>
+        </w:tc>
+        <w:tc>
+          <w:tcPr>
+            <w:tcW w:w="900" w:type="dxa"/>
             <w:tcBorders>
               <w:left w:val="single" w:sz="4" w:space="0" w:color="000000"/>
               <w:bottom w:val="single" w:sz="4" w:space="0" w:color="000000"/>
@@ -2470,25 +2210,25 @@
         </w:tc>
         <w:tc>
           <w:tcPr>
-            <w:tcW w:w="1425" w:type="dxa"/>
-            <w:tcBorders>
-              <w:left w:val="single" w:sz="4" w:space="0" w:color="000000"/>
-              <w:bottom w:val="single" w:sz="4" w:space="0" w:color="000000"/>
-            </w:tcBorders>
-          </w:tcPr>
-          <w:p>
-            <w:pPr>
-              <w:pStyle w:val="TableContents"/>
-              <w:widowControl w:val="false"/>
-              <w:numPr>
-                <w:ilvl w:val="0"/>
-                <w:numId w:val="1"/>
-              </w:numPr>
-              <w:rPr/>
-            </w:pPr>
-            <w:r>
-              <w:rPr/>
-              <w:t>10</w:t>
+            <w:tcW w:w="1346" w:type="dxa"/>
+            <w:tcBorders>
+              <w:left w:val="single" w:sz="4" w:space="0" w:color="000000"/>
+              <w:bottom w:val="single" w:sz="4" w:space="0" w:color="000000"/>
+            </w:tcBorders>
+          </w:tcPr>
+          <w:p>
+            <w:pPr>
+              <w:pStyle w:val="TableContents"/>
+              <w:widowControl w:val="false"/>
+              <w:numPr>
+                <w:ilvl w:val="0"/>
+                <w:numId w:val="1"/>
+              </w:numPr>
+              <w:rPr/>
+            </w:pPr>
+            <w:r>
+              <w:rPr/>
+              <w:t>6A</w:t>
             </w:r>
           </w:p>
         </w:tc>
@@ -2512,7 +2252,7 @@
             </w:pPr>
             <w:r>
               <w:rPr/>
-              <w:t>1F 11 10 nn</w:t>
+              <w:t>32 06 xx yy</w:t>
             </w:r>
           </w:p>
         </w:tc>
@@ -2543,142 +2283,7 @@
                 <w:sz w:val="16"/>
                 <w:szCs w:val="16"/>
               </w:rPr>
-              <w:t>CANslator reporting where audio data should be written. This may be sent with or without a query. States of nn:</w:t>
-            </w:r>
-          </w:p>
-          <w:p>
-            <w:pPr>
-              <w:pStyle w:val="TableContents"/>
-              <w:widowControl w:val="false"/>
-              <w:numPr>
-                <w:ilvl w:val="0"/>
-                <w:numId w:val="3"/>
-              </w:numPr>
-              <w:suppressLineNumbers/>
-              <w:suppressAutoHyphens w:val="true"/>
-              <w:bidi w:val="0"/>
-              <w:spacing w:before="0" w:after="0"/>
-              <w:ind w:hanging="180" w:left="449" w:right="360"/>
-              <w:jc w:val="left"/>
-              <w:rPr>
-                <w:sz w:val="16"/>
-                <w:szCs w:val="16"/>
-              </w:rPr>
-            </w:pPr>
-            <w:r>
-              <w:rPr>
-                <w:sz w:val="16"/>
-                <w:szCs w:val="16"/>
-              </w:rPr>
-              <w:t>00: Do not write audio data.</w:t>
-            </w:r>
-          </w:p>
-          <w:p>
-            <w:pPr>
-              <w:pStyle w:val="TableContents"/>
-              <w:widowControl w:val="false"/>
-              <w:numPr>
-                <w:ilvl w:val="0"/>
-                <w:numId w:val="3"/>
-              </w:numPr>
-              <w:suppressLineNumbers/>
-              <w:suppressAutoHyphens w:val="true"/>
-              <w:bidi w:val="0"/>
-              <w:spacing w:before="0" w:after="0"/>
-              <w:ind w:hanging="180" w:left="449" w:right="360"/>
-              <w:jc w:val="left"/>
-              <w:rPr>
-                <w:sz w:val="16"/>
-                <w:szCs w:val="16"/>
-              </w:rPr>
-            </w:pPr>
-            <w:r>
-              <w:rPr>
-                <w:sz w:val="16"/>
-                <w:szCs w:val="16"/>
-              </w:rPr>
-              <w:t>01: Top bar.</w:t>
-            </w:r>
-          </w:p>
-          <w:p>
-            <w:pPr>
-              <w:pStyle w:val="TableContents"/>
-              <w:widowControl w:val="false"/>
-              <w:numPr>
-                <w:ilvl w:val="0"/>
-                <w:numId w:val="3"/>
-              </w:numPr>
-              <w:suppressLineNumbers/>
-              <w:suppressAutoHyphens w:val="true"/>
-              <w:bidi w:val="0"/>
-              <w:spacing w:before="0" w:after="0"/>
-              <w:ind w:hanging="180" w:left="449" w:right="360"/>
-              <w:jc w:val="left"/>
-              <w:rPr>
-                <w:sz w:val="16"/>
-                <w:szCs w:val="16"/>
-              </w:rPr>
-            </w:pPr>
-            <w:r>
-              <w:rPr>
-                <w:sz w:val="16"/>
-                <w:szCs w:val="16"/>
-              </w:rPr>
-              <w:t>02: Top half of screen.</w:t>
-            </w:r>
-          </w:p>
-          <w:p>
-            <w:pPr>
-              <w:pStyle w:val="TableContents"/>
-              <w:widowControl w:val="false"/>
-              <w:numPr>
-                <w:ilvl w:val="0"/>
-                <w:numId w:val="3"/>
-              </w:numPr>
-              <w:suppressLineNumbers/>
-              <w:suppressAutoHyphens w:val="true"/>
-              <w:bidi w:val="0"/>
-              <w:spacing w:before="0" w:after="0"/>
-              <w:ind w:hanging="180" w:left="449" w:right="360"/>
-              <w:jc w:val="left"/>
-              <w:rPr>
-                <w:sz w:val="16"/>
-                <w:szCs w:val="16"/>
-              </w:rPr>
-            </w:pPr>
-            <w:r>
-              <w:rPr>
-                <w:sz w:val="16"/>
-                <w:szCs w:val="16"/>
-              </w:rPr>
-              <w:t>04: Bottom half of screen.</w:t>
-            </w:r>
-          </w:p>
-          <w:p>
-            <w:pPr>
-              <w:pStyle w:val="TableContents"/>
-              <w:widowControl w:val="false"/>
-              <w:numPr>
-                <w:ilvl w:val="0"/>
-                <w:numId w:val="3"/>
-              </w:numPr>
-              <w:suppressLineNumbers/>
-              <w:suppressAutoHyphens w:val="true"/>
-              <w:bidi w:val="0"/>
-              <w:spacing w:before="0" w:after="0"/>
-              <w:ind w:hanging="180" w:left="449" w:right="360"/>
-              <w:jc w:val="left"/>
-              <w:rPr>
-                <w:sz w:val="16"/>
-                <w:szCs w:val="16"/>
-              </w:rPr>
-            </w:pPr>
-            <w:r>
-              <w:rPr>
-                <w:sz w:val="16"/>
-                <w:szCs w:val="16"/>
-              </w:rPr>
-              <w:t>06: Full screen.</w:t>
+              <w:t>Change volume to 2B value xx yy.</w:t>
             </w:r>
           </w:p>
         </w:tc>
@@ -2705,13 +2310,13 @@
             </w:pPr>
             <w:r>
               <w:rPr/>
-              <w:t>Any</w:t>
-            </w:r>
-          </w:p>
-        </w:tc>
-        <w:tc>
-          <w:tcPr>
-            <w:tcW w:w="821" w:type="dxa"/>
+              <w:t>10</w:t>
+            </w:r>
+          </w:p>
+        </w:tc>
+        <w:tc>
+          <w:tcPr>
+            <w:tcW w:w="900" w:type="dxa"/>
             <w:tcBorders>
               <w:left w:val="single" w:sz="4" w:space="0" w:color="000000"/>
               <w:bottom w:val="single" w:sz="4" w:space="0" w:color="000000"/>
@@ -2735,267 +2340,7 @@
         </w:tc>
         <w:tc>
           <w:tcPr>
-            <w:tcW w:w="1425" w:type="dxa"/>
-            <w:tcBorders>
-              <w:left w:val="single" w:sz="4" w:space="0" w:color="000000"/>
-              <w:bottom w:val="single" w:sz="4" w:space="0" w:color="000000"/>
-            </w:tcBorders>
-          </w:tcPr>
-          <w:p>
-            <w:pPr>
-              <w:pStyle w:val="TableContents"/>
-              <w:widowControl w:val="false"/>
-              <w:numPr>
-                <w:ilvl w:val="0"/>
-                <w:numId w:val="1"/>
-              </w:numPr>
-              <w:rPr/>
-            </w:pPr>
-            <w:r>
-              <w:rPr/>
-              <w:t>10</w:t>
-            </w:r>
-          </w:p>
-        </w:tc>
-        <w:tc>
-          <w:tcPr>
-            <w:tcW w:w="2497" w:type="dxa"/>
-            <w:tcBorders>
-              <w:left w:val="single" w:sz="4" w:space="0" w:color="000000"/>
-              <w:bottom w:val="single" w:sz="4" w:space="0" w:color="000000"/>
-            </w:tcBorders>
-          </w:tcPr>
-          <w:p>
-            <w:pPr>
-              <w:pStyle w:val="TableContents"/>
-              <w:widowControl w:val="false"/>
-              <w:numPr>
-                <w:ilvl w:val="0"/>
-                <w:numId w:val="1"/>
-              </w:numPr>
-              <w:rPr/>
-            </w:pPr>
-            <w:r>
-              <w:rPr/>
-              <w:t>33 06 xx yy</w:t>
-            </w:r>
-          </w:p>
-        </w:tc>
-        <w:tc>
-          <w:tcPr>
-            <w:tcW w:w="4277" w:type="dxa"/>
-            <w:tcBorders>
-              <w:left w:val="single" w:sz="4" w:space="0" w:color="000000"/>
-              <w:bottom w:val="single" w:sz="4" w:space="0" w:color="000000"/>
-              <w:right w:val="single" w:sz="4" w:space="0" w:color="000000"/>
-            </w:tcBorders>
-          </w:tcPr>
-          <w:p>
-            <w:pPr>
-              <w:pStyle w:val="TableContents"/>
-              <w:widowControl w:val="false"/>
-              <w:numPr>
-                <w:ilvl w:val="0"/>
-                <w:numId w:val="1"/>
-              </w:numPr>
-              <w:rPr>
-                <w:sz w:val="16"/>
-                <w:szCs w:val="16"/>
-              </w:rPr>
-            </w:pPr>
-            <w:r>
-              <w:rPr>
-                <w:sz w:val="16"/>
-                <w:szCs w:val="16"/>
-              </w:rPr>
-              <w:t>Set maximum volume to xx yy.</w:t>
-            </w:r>
-          </w:p>
-        </w:tc>
-      </w:tr>
-      <w:tr>
-        <w:trPr/>
-        <w:tc>
-          <w:tcPr>
-            <w:tcW w:w="952" w:type="dxa"/>
-            <w:tcBorders>
-              <w:left w:val="single" w:sz="4" w:space="0" w:color="000000"/>
-              <w:bottom w:val="single" w:sz="4" w:space="0" w:color="000000"/>
-            </w:tcBorders>
-          </w:tcPr>
-          <w:p>
-            <w:pPr>
-              <w:pStyle w:val="TableContents"/>
-              <w:widowControl w:val="false"/>
-              <w:numPr>
-                <w:ilvl w:val="0"/>
-                <w:numId w:val="1"/>
-              </w:numPr>
-              <w:rPr/>
-            </w:pPr>
-            <w:r>
-              <w:rPr/>
-              <w:t>10</w:t>
-            </w:r>
-          </w:p>
-        </w:tc>
-        <w:tc>
-          <w:tcPr>
-            <w:tcW w:w="821" w:type="dxa"/>
-            <w:tcBorders>
-              <w:left w:val="single" w:sz="4" w:space="0" w:color="000000"/>
-              <w:bottom w:val="single" w:sz="4" w:space="0" w:color="000000"/>
-            </w:tcBorders>
-          </w:tcPr>
-          <w:p>
-            <w:pPr>
-              <w:pStyle w:val="TableContents"/>
-              <w:widowControl w:val="false"/>
-              <w:numPr>
-                <w:ilvl w:val="0"/>
-                <w:numId w:val="1"/>
-              </w:numPr>
-              <w:rPr/>
-            </w:pPr>
-            <w:r>
-              <w:rPr/>
-              <w:t>4</w:t>
-            </w:r>
-          </w:p>
-        </w:tc>
-        <w:tc>
-          <w:tcPr>
-            <w:tcW w:w="1425" w:type="dxa"/>
-            <w:tcBorders>
-              <w:left w:val="single" w:sz="4" w:space="0" w:color="000000"/>
-              <w:bottom w:val="single" w:sz="4" w:space="0" w:color="000000"/>
-            </w:tcBorders>
-          </w:tcPr>
-          <w:p>
-            <w:pPr>
-              <w:pStyle w:val="TableContents"/>
-              <w:widowControl w:val="false"/>
-              <w:numPr>
-                <w:ilvl w:val="0"/>
-                <w:numId w:val="1"/>
-              </w:numPr>
-              <w:rPr/>
-            </w:pPr>
-            <w:r>
-              <w:rPr/>
-              <w:t>6A</w:t>
-            </w:r>
-          </w:p>
-        </w:tc>
-        <w:tc>
-          <w:tcPr>
-            <w:tcW w:w="2497" w:type="dxa"/>
-            <w:tcBorders>
-              <w:left w:val="single" w:sz="4" w:space="0" w:color="000000"/>
-              <w:bottom w:val="single" w:sz="4" w:space="0" w:color="000000"/>
-            </w:tcBorders>
-          </w:tcPr>
-          <w:p>
-            <w:pPr>
-              <w:pStyle w:val="TableContents"/>
-              <w:widowControl w:val="false"/>
-              <w:numPr>
-                <w:ilvl w:val="0"/>
-                <w:numId w:val="1"/>
-              </w:numPr>
-              <w:rPr/>
-            </w:pPr>
-            <w:r>
-              <w:rPr/>
-              <w:t>32 06 xx yy</w:t>
-            </w:r>
-          </w:p>
-        </w:tc>
-        <w:tc>
-          <w:tcPr>
-            <w:tcW w:w="4277" w:type="dxa"/>
-            <w:tcBorders>
-              <w:left w:val="single" w:sz="4" w:space="0" w:color="000000"/>
-              <w:bottom w:val="single" w:sz="4" w:space="0" w:color="000000"/>
-              <w:right w:val="single" w:sz="4" w:space="0" w:color="000000"/>
-            </w:tcBorders>
-          </w:tcPr>
-          <w:p>
-            <w:pPr>
-              <w:pStyle w:val="TableContents"/>
-              <w:widowControl w:val="false"/>
-              <w:numPr>
-                <w:ilvl w:val="0"/>
-                <w:numId w:val="1"/>
-              </w:numPr>
-              <w:rPr>
-                <w:sz w:val="16"/>
-                <w:szCs w:val="16"/>
-              </w:rPr>
-            </w:pPr>
-            <w:r>
-              <w:rPr>
-                <w:sz w:val="16"/>
-                <w:szCs w:val="16"/>
-              </w:rPr>
-              <w:t>Change volume to 2B value xx yy.</w:t>
-            </w:r>
-          </w:p>
-        </w:tc>
-      </w:tr>
-      <w:tr>
-        <w:trPr/>
-        <w:tc>
-          <w:tcPr>
-            <w:tcW w:w="952" w:type="dxa"/>
-            <w:tcBorders>
-              <w:left w:val="single" w:sz="4" w:space="0" w:color="000000"/>
-              <w:bottom w:val="single" w:sz="4" w:space="0" w:color="000000"/>
-            </w:tcBorders>
-          </w:tcPr>
-          <w:p>
-            <w:pPr>
-              <w:pStyle w:val="TableContents"/>
-              <w:widowControl w:val="false"/>
-              <w:numPr>
-                <w:ilvl w:val="0"/>
-                <w:numId w:val="1"/>
-              </w:numPr>
-              <w:rPr/>
-            </w:pPr>
-            <w:r>
-              <w:rPr/>
-              <w:t>10</w:t>
-            </w:r>
-          </w:p>
-        </w:tc>
-        <w:tc>
-          <w:tcPr>
-            <w:tcW w:w="821" w:type="dxa"/>
-            <w:tcBorders>
-              <w:left w:val="single" w:sz="4" w:space="0" w:color="000000"/>
-              <w:bottom w:val="single" w:sz="4" w:space="0" w:color="000000"/>
-            </w:tcBorders>
-          </w:tcPr>
-          <w:p>
-            <w:pPr>
-              <w:pStyle w:val="TableContents"/>
-              <w:widowControl w:val="false"/>
-              <w:numPr>
-                <w:ilvl w:val="0"/>
-                <w:numId w:val="1"/>
-              </w:numPr>
-              <w:rPr/>
-            </w:pPr>
-            <w:r>
-              <w:rPr/>
-              <w:t>4</w:t>
-            </w:r>
-          </w:p>
-        </w:tc>
-        <w:tc>
-          <w:tcPr>
-            <w:tcW w:w="1425" w:type="dxa"/>
+            <w:tcW w:w="1346" w:type="dxa"/>
             <w:tcBorders>
               <w:left w:val="single" w:sz="4" w:space="0" w:color="000000"/>
               <w:bottom w:val="single" w:sz="4" w:space="0" w:color="000000"/>
@@ -3103,7 +2448,7 @@
         </w:tc>
         <w:tc>
           <w:tcPr>
-            <w:tcW w:w="821" w:type="dxa"/>
+            <w:tcW w:w="900" w:type="dxa"/>
             <w:tcBorders>
               <w:left w:val="single" w:sz="4" w:space="0" w:color="000000"/>
               <w:bottom w:val="single" w:sz="4" w:space="0" w:color="000000"/>
@@ -3127,7 +2472,7 @@
         </w:tc>
         <w:tc>
           <w:tcPr>
-            <w:tcW w:w="1425" w:type="dxa"/>
+            <w:tcW w:w="1346" w:type="dxa"/>
             <w:tcBorders>
               <w:left w:val="single" w:sz="4" w:space="0" w:color="000000"/>
               <w:bottom w:val="single" w:sz="4" w:space="0" w:color="000000"/>
@@ -3235,7 +2580,7 @@
         </w:tc>
         <w:tc>
           <w:tcPr>
-            <w:tcW w:w="821" w:type="dxa"/>
+            <w:tcW w:w="900" w:type="dxa"/>
             <w:tcBorders>
               <w:left w:val="single" w:sz="4" w:space="0" w:color="000000"/>
               <w:bottom w:val="single" w:sz="4" w:space="0" w:color="000000"/>
@@ -3259,7 +2604,7 @@
         </w:tc>
         <w:tc>
           <w:tcPr>
-            <w:tcW w:w="1425" w:type="dxa"/>
+            <w:tcW w:w="1346" w:type="dxa"/>
             <w:tcBorders>
               <w:left w:val="single" w:sz="4" w:space="0" w:color="000000"/>
               <w:bottom w:val="single" w:sz="4" w:space="0" w:color="000000"/>
@@ -3367,7 +2712,7 @@
         </w:tc>
         <w:tc>
           <w:tcPr>
-            <w:tcW w:w="821" w:type="dxa"/>
+            <w:tcW w:w="900" w:type="dxa"/>
             <w:tcBorders>
               <w:left w:val="single" w:sz="4" w:space="0" w:color="000000"/>
               <w:bottom w:val="single" w:sz="4" w:space="0" w:color="000000"/>
@@ -3391,7 +2736,7 @@
         </w:tc>
         <w:tc>
           <w:tcPr>
-            <w:tcW w:w="1425" w:type="dxa"/>
+            <w:tcW w:w="1346" w:type="dxa"/>
             <w:tcBorders>
               <w:left w:val="single" w:sz="4" w:space="0" w:color="000000"/>
               <w:bottom w:val="single" w:sz="4" w:space="0" w:color="000000"/>
@@ -3499,7 +2844,7 @@
         </w:tc>
         <w:tc>
           <w:tcPr>
-            <w:tcW w:w="821" w:type="dxa"/>
+            <w:tcW w:w="900" w:type="dxa"/>
             <w:tcBorders>
               <w:left w:val="single" w:sz="4" w:space="0" w:color="000000"/>
               <w:bottom w:val="single" w:sz="4" w:space="0" w:color="000000"/>
@@ -3523,7 +2868,7 @@
         </w:tc>
         <w:tc>
           <w:tcPr>
-            <w:tcW w:w="1425" w:type="dxa"/>
+            <w:tcW w:w="1346" w:type="dxa"/>
             <w:tcBorders>
               <w:left w:val="single" w:sz="4" w:space="0" w:color="000000"/>
               <w:bottom w:val="single" w:sz="4" w:space="0" w:color="000000"/>
@@ -3659,8 +3004,8 @@
       </w:tblPr>
       <w:tblGrid>
         <w:gridCol w:w="952"/>
-        <w:gridCol w:w="821"/>
-        <w:gridCol w:w="1425"/>
+        <w:gridCol w:w="900"/>
+        <w:gridCol w:w="1346"/>
         <w:gridCol w:w="2497"/>
         <w:gridCol w:w="4277"/>
       </w:tblGrid>
@@ -3703,7 +3048,7 @@
         </w:tc>
         <w:tc>
           <w:tcPr>
-            <w:tcW w:w="821" w:type="dxa"/>
+            <w:tcW w:w="900" w:type="dxa"/>
             <w:tcBorders>
               <w:top w:val="single" w:sz="4" w:space="0" w:color="000000"/>
               <w:left w:val="single" w:sz="4" w:space="0" w:color="000000"/>
@@ -3738,7 +3083,7 @@
         </w:tc>
         <w:tc>
           <w:tcPr>
-            <w:tcW w:w="1425" w:type="dxa"/>
+            <w:tcW w:w="1346" w:type="dxa"/>
             <w:tcBorders>
               <w:top w:val="single" w:sz="4" w:space="0" w:color="000000"/>
               <w:left w:val="single" w:sz="4" w:space="0" w:color="000000"/>
@@ -3871,7 +3216,7 @@
         </w:tc>
         <w:tc>
           <w:tcPr>
-            <w:tcW w:w="821" w:type="dxa"/>
+            <w:tcW w:w="900" w:type="dxa"/>
             <w:tcBorders>
               <w:left w:val="single" w:sz="4" w:space="0" w:color="000000"/>
               <w:bottom w:val="single" w:sz="4" w:space="0" w:color="000000"/>
@@ -3895,7 +3240,7 @@
         </w:tc>
         <w:tc>
           <w:tcPr>
-            <w:tcW w:w="1425" w:type="dxa"/>
+            <w:tcW w:w="1346" w:type="dxa"/>
             <w:tcBorders>
               <w:left w:val="single" w:sz="4" w:space="0" w:color="000000"/>
               <w:bottom w:val="single" w:sz="4" w:space="0" w:color="000000"/>
@@ -4001,7 +3346,7 @@
         </w:tc>
         <w:tc>
           <w:tcPr>
-            <w:tcW w:w="821" w:type="dxa"/>
+            <w:tcW w:w="900" w:type="dxa"/>
             <w:tcBorders>
               <w:left w:val="single" w:sz="4" w:space="0" w:color="000000"/>
               <w:bottom w:val="single" w:sz="4" w:space="0" w:color="000000"/>
@@ -4025,7 +3370,7 @@
         </w:tc>
         <w:tc>
           <w:tcPr>
-            <w:tcW w:w="1425" w:type="dxa"/>
+            <w:tcW w:w="1346" w:type="dxa"/>
             <w:tcBorders>
               <w:left w:val="single" w:sz="4" w:space="0" w:color="000000"/>
               <w:bottom w:val="single" w:sz="4" w:space="0" w:color="000000"/>
@@ -4131,7 +3476,7 @@
         </w:tc>
         <w:tc>
           <w:tcPr>
-            <w:tcW w:w="821" w:type="dxa"/>
+            <w:tcW w:w="900" w:type="dxa"/>
             <w:tcBorders>
               <w:left w:val="single" w:sz="4" w:space="0" w:color="000000"/>
               <w:bottom w:val="single" w:sz="4" w:space="0" w:color="000000"/>
@@ -4155,7 +3500,7 @@
         </w:tc>
         <w:tc>
           <w:tcPr>
-            <w:tcW w:w="1425" w:type="dxa"/>
+            <w:tcW w:w="1346" w:type="dxa"/>
             <w:tcBorders>
               <w:left w:val="single" w:sz="4" w:space="0" w:color="000000"/>
               <w:bottom w:val="single" w:sz="4" w:space="0" w:color="000000"/>
@@ -4261,7 +3606,7 @@
         </w:tc>
         <w:tc>
           <w:tcPr>
-            <w:tcW w:w="821" w:type="dxa"/>
+            <w:tcW w:w="900" w:type="dxa"/>
             <w:tcBorders>
               <w:left w:val="single" w:sz="4" w:space="0" w:color="000000"/>
               <w:bottom w:val="single" w:sz="4" w:space="0" w:color="000000"/>
@@ -4285,7 +3630,7 @@
         </w:tc>
         <w:tc>
           <w:tcPr>
-            <w:tcW w:w="1425" w:type="dxa"/>
+            <w:tcW w:w="1346" w:type="dxa"/>
             <w:tcBorders>
               <w:left w:val="single" w:sz="4" w:space="0" w:color="000000"/>
               <w:bottom w:val="single" w:sz="4" w:space="0" w:color="000000"/>
@@ -4391,7 +3736,7 @@
         </w:tc>
         <w:tc>
           <w:tcPr>
-            <w:tcW w:w="821" w:type="dxa"/>
+            <w:tcW w:w="900" w:type="dxa"/>
             <w:tcBorders>
               <w:left w:val="single" w:sz="4" w:space="0" w:color="000000"/>
               <w:bottom w:val="single" w:sz="4" w:space="0" w:color="000000"/>
@@ -4415,7 +3760,7 @@
         </w:tc>
         <w:tc>
           <w:tcPr>
-            <w:tcW w:w="1425" w:type="dxa"/>
+            <w:tcW w:w="1346" w:type="dxa"/>
             <w:tcBorders>
               <w:left w:val="single" w:sz="4" w:space="0" w:color="000000"/>
               <w:bottom w:val="single" w:sz="4" w:space="0" w:color="000000"/>
@@ -4521,7 +3866,7 @@
         </w:tc>
         <w:tc>
           <w:tcPr>
-            <w:tcW w:w="821" w:type="dxa"/>
+            <w:tcW w:w="900" w:type="dxa"/>
             <w:tcBorders>
               <w:left w:val="single" w:sz="4" w:space="0" w:color="000000"/>
               <w:bottom w:val="single" w:sz="4" w:space="0" w:color="000000"/>
@@ -4545,7 +3890,7 @@
         </w:tc>
         <w:tc>
           <w:tcPr>
-            <w:tcW w:w="1425" w:type="dxa"/>
+            <w:tcW w:w="1346" w:type="dxa"/>
             <w:tcBorders>
               <w:left w:val="single" w:sz="4" w:space="0" w:color="000000"/>
               <w:bottom w:val="single" w:sz="4" w:space="0" w:color="000000"/>
@@ -4651,7 +3996,7 @@
         </w:tc>
         <w:tc>
           <w:tcPr>
-            <w:tcW w:w="821" w:type="dxa"/>
+            <w:tcW w:w="900" w:type="dxa"/>
             <w:tcBorders>
               <w:left w:val="single" w:sz="4" w:space="0" w:color="000000"/>
               <w:bottom w:val="single" w:sz="4" w:space="0" w:color="000000"/>
@@ -4675,7 +4020,7 @@
         </w:tc>
         <w:tc>
           <w:tcPr>
-            <w:tcW w:w="1425" w:type="dxa"/>
+            <w:tcW w:w="1346" w:type="dxa"/>
             <w:tcBorders>
               <w:left w:val="single" w:sz="4" w:space="0" w:color="000000"/>
               <w:bottom w:val="single" w:sz="4" w:space="0" w:color="000000"/>
@@ -4781,7 +4126,7 @@
         </w:tc>
         <w:tc>
           <w:tcPr>
-            <w:tcW w:w="821" w:type="dxa"/>
+            <w:tcW w:w="900" w:type="dxa"/>
             <w:tcBorders>
               <w:left w:val="single" w:sz="4" w:space="0" w:color="000000"/>
               <w:bottom w:val="single" w:sz="4" w:space="0" w:color="000000"/>
@@ -4805,7 +4150,7 @@
         </w:tc>
         <w:tc>
           <w:tcPr>
-            <w:tcW w:w="1425" w:type="dxa"/>
+            <w:tcW w:w="1346" w:type="dxa"/>
             <w:tcBorders>
               <w:left w:val="single" w:sz="4" w:space="0" w:color="000000"/>
               <w:bottom w:val="single" w:sz="4" w:space="0" w:color="000000"/>
@@ -4911,7 +4256,7 @@
         </w:tc>
         <w:tc>
           <w:tcPr>
-            <w:tcW w:w="821" w:type="dxa"/>
+            <w:tcW w:w="900" w:type="dxa"/>
             <w:tcBorders>
               <w:left w:val="single" w:sz="4" w:space="0" w:color="000000"/>
               <w:bottom w:val="single" w:sz="4" w:space="0" w:color="000000"/>
@@ -4935,7 +4280,7 @@
         </w:tc>
         <w:tc>
           <w:tcPr>
-            <w:tcW w:w="1425" w:type="dxa"/>
+            <w:tcW w:w="1346" w:type="dxa"/>
             <w:tcBorders>
               <w:left w:val="single" w:sz="4" w:space="0" w:color="000000"/>
               <w:bottom w:val="single" w:sz="4" w:space="0" w:color="000000"/>
@@ -5041,7 +4386,7 @@
         </w:tc>
         <w:tc>
           <w:tcPr>
-            <w:tcW w:w="821" w:type="dxa"/>
+            <w:tcW w:w="900" w:type="dxa"/>
             <w:tcBorders>
               <w:left w:val="single" w:sz="4" w:space="0" w:color="000000"/>
               <w:bottom w:val="single" w:sz="4" w:space="0" w:color="000000"/>
@@ -5065,7 +4410,7 @@
         </w:tc>
         <w:tc>
           <w:tcPr>
-            <w:tcW w:w="1425" w:type="dxa"/>
+            <w:tcW w:w="1346" w:type="dxa"/>
             <w:tcBorders>
               <w:left w:val="single" w:sz="4" w:space="0" w:color="000000"/>
               <w:bottom w:val="single" w:sz="4" w:space="0" w:color="000000"/>
@@ -5171,7 +4516,7 @@
         </w:tc>
         <w:tc>
           <w:tcPr>
-            <w:tcW w:w="821" w:type="dxa"/>
+            <w:tcW w:w="900" w:type="dxa"/>
             <w:tcBorders>
               <w:left w:val="single" w:sz="4" w:space="0" w:color="000000"/>
               <w:bottom w:val="single" w:sz="4" w:space="0" w:color="000000"/>
@@ -5195,7 +4540,7 @@
         </w:tc>
         <w:tc>
           <w:tcPr>
-            <w:tcW w:w="1425" w:type="dxa"/>
+            <w:tcW w:w="1346" w:type="dxa"/>
             <w:tcBorders>
               <w:left w:val="single" w:sz="4" w:space="0" w:color="000000"/>
               <w:bottom w:val="single" w:sz="4" w:space="0" w:color="000000"/>
@@ -5301,7 +4646,7 @@
         </w:tc>
         <w:tc>
           <w:tcPr>
-            <w:tcW w:w="821" w:type="dxa"/>
+            <w:tcW w:w="900" w:type="dxa"/>
             <w:tcBorders>
               <w:left w:val="single" w:sz="4" w:space="0" w:color="000000"/>
               <w:bottom w:val="single" w:sz="4" w:space="0" w:color="000000"/>
@@ -5325,7 +4670,7 @@
         </w:tc>
         <w:tc>
           <w:tcPr>
-            <w:tcW w:w="1425" w:type="dxa"/>
+            <w:tcW w:w="1346" w:type="dxa"/>
             <w:tcBorders>
               <w:left w:val="single" w:sz="4" w:space="0" w:color="000000"/>
               <w:bottom w:val="single" w:sz="4" w:space="0" w:color="000000"/>
@@ -5431,7 +4776,7 @@
         </w:tc>
         <w:tc>
           <w:tcPr>
-            <w:tcW w:w="821" w:type="dxa"/>
+            <w:tcW w:w="900" w:type="dxa"/>
             <w:tcBorders>
               <w:left w:val="single" w:sz="4" w:space="0" w:color="000000"/>
               <w:bottom w:val="single" w:sz="4" w:space="0" w:color="000000"/>
@@ -5455,7 +4800,7 @@
         </w:tc>
         <w:tc>
           <w:tcPr>
-            <w:tcW w:w="1425" w:type="dxa"/>
+            <w:tcW w:w="1346" w:type="dxa"/>
             <w:tcBorders>
               <w:left w:val="single" w:sz="4" w:space="0" w:color="000000"/>
               <w:bottom w:val="single" w:sz="4" w:space="0" w:color="000000"/>
@@ -5561,7 +4906,7 @@
         </w:tc>
         <w:tc>
           <w:tcPr>
-            <w:tcW w:w="821" w:type="dxa"/>
+            <w:tcW w:w="900" w:type="dxa"/>
             <w:tcBorders>
               <w:left w:val="single" w:sz="4" w:space="0" w:color="000000"/>
               <w:bottom w:val="single" w:sz="4" w:space="0" w:color="000000"/>
@@ -5585,7 +4930,7 @@
         </w:tc>
         <w:tc>
           <w:tcPr>
-            <w:tcW w:w="1425" w:type="dxa"/>
+            <w:tcW w:w="1346" w:type="dxa"/>
             <w:tcBorders>
               <w:left w:val="single" w:sz="4" w:space="0" w:color="000000"/>
               <w:bottom w:val="single" w:sz="4" w:space="0" w:color="000000"/>
@@ -5691,7 +5036,7 @@
         </w:tc>
         <w:tc>
           <w:tcPr>
-            <w:tcW w:w="821" w:type="dxa"/>
+            <w:tcW w:w="900" w:type="dxa"/>
             <w:tcBorders>
               <w:left w:val="single" w:sz="4" w:space="0" w:color="000000"/>
               <w:bottom w:val="single" w:sz="4" w:space="0" w:color="000000"/>
@@ -5715,7 +5060,7 @@
         </w:tc>
         <w:tc>
           <w:tcPr>
-            <w:tcW w:w="1425" w:type="dxa"/>
+            <w:tcW w:w="1346" w:type="dxa"/>
             <w:tcBorders>
               <w:left w:val="single" w:sz="4" w:space="0" w:color="000000"/>
               <w:bottom w:val="single" w:sz="4" w:space="0" w:color="000000"/>
@@ -5797,7 +5142,7 @@
               <w:widowControl w:val="false"/>
               <w:numPr>
                 <w:ilvl w:val="0"/>
-                <w:numId w:val="4"/>
+                <w:numId w:val="3"/>
               </w:numPr>
               <w:suppressLineNumbers/>
               <w:suppressAutoHyphens w:val="true"/>
@@ -5824,7 +5169,7 @@
               <w:widowControl w:val="false"/>
               <w:numPr>
                 <w:ilvl w:val="0"/>
-                <w:numId w:val="4"/>
+                <w:numId w:val="3"/>
               </w:numPr>
               <w:suppressLineNumbers/>
               <w:suppressAutoHyphens w:val="true"/>
@@ -5851,7 +5196,7 @@
               <w:widowControl w:val="false"/>
               <w:numPr>
                 <w:ilvl w:val="0"/>
-                <w:numId w:val="4"/>
+                <w:numId w:val="3"/>
               </w:numPr>
               <w:suppressLineNumbers/>
               <w:suppressAutoHyphens w:val="true"/>
@@ -5902,7 +5247,7 @@
         </w:tc>
         <w:tc>
           <w:tcPr>
-            <w:tcW w:w="821" w:type="dxa"/>
+            <w:tcW w:w="900" w:type="dxa"/>
             <w:tcBorders>
               <w:left w:val="single" w:sz="4" w:space="0" w:color="000000"/>
               <w:bottom w:val="single" w:sz="4" w:space="0" w:color="000000"/>
@@ -5926,7 +5271,7 @@
         </w:tc>
         <w:tc>
           <w:tcPr>
-            <w:tcW w:w="1425" w:type="dxa"/>
+            <w:tcW w:w="1346" w:type="dxa"/>
             <w:tcBorders>
               <w:left w:val="single" w:sz="4" w:space="0" w:color="000000"/>
               <w:bottom w:val="single" w:sz="4" w:space="0" w:color="000000"/>
@@ -6008,7 +5353,7 @@
               <w:widowControl w:val="false"/>
               <w:numPr>
                 <w:ilvl w:val="0"/>
-                <w:numId w:val="5"/>
+                <w:numId w:val="4"/>
               </w:numPr>
               <w:suppressLineNumbers/>
               <w:suppressAutoHyphens w:val="true"/>
@@ -6035,7 +5380,7 @@
               <w:widowControl w:val="false"/>
               <w:numPr>
                 <w:ilvl w:val="0"/>
-                <w:numId w:val="5"/>
+                <w:numId w:val="4"/>
               </w:numPr>
               <w:suppressLineNumbers/>
               <w:suppressAutoHyphens w:val="true"/>
@@ -6062,7 +5407,7 @@
               <w:widowControl w:val="false"/>
               <w:numPr>
                 <w:ilvl w:val="0"/>
-                <w:numId w:val="5"/>
+                <w:numId w:val="4"/>
               </w:numPr>
               <w:suppressLineNumbers/>
               <w:suppressAutoHyphens w:val="true"/>
@@ -6089,7 +5434,7 @@
               <w:widowControl w:val="false"/>
               <w:numPr>
                 <w:ilvl w:val="0"/>
-                <w:numId w:val="5"/>
+                <w:numId w:val="4"/>
               </w:numPr>
               <w:suppressLineNumbers/>
               <w:suppressAutoHyphens w:val="true"/>
@@ -6140,7 +5485,7 @@
         </w:tc>
         <w:tc>
           <w:tcPr>
-            <w:tcW w:w="821" w:type="dxa"/>
+            <w:tcW w:w="900" w:type="dxa"/>
             <w:tcBorders>
               <w:left w:val="single" w:sz="4" w:space="0" w:color="000000"/>
               <w:bottom w:val="single" w:sz="4" w:space="0" w:color="000000"/>
@@ -6164,7 +5509,7 @@
         </w:tc>
         <w:tc>
           <w:tcPr>
-            <w:tcW w:w="1425" w:type="dxa"/>
+            <w:tcW w:w="1346" w:type="dxa"/>
             <w:tcBorders>
               <w:left w:val="single" w:sz="4" w:space="0" w:color="000000"/>
               <w:bottom w:val="single" w:sz="4" w:space="0" w:color="000000"/>
@@ -6246,7 +5591,7 @@
               <w:widowControl w:val="false"/>
               <w:numPr>
                 <w:ilvl w:val="0"/>
-                <w:numId w:val="6"/>
+                <w:numId w:val="5"/>
               </w:numPr>
               <w:suppressLineNumbers/>
               <w:suppressAutoHyphens w:val="true"/>
@@ -6273,7 +5618,7 @@
               <w:widowControl w:val="false"/>
               <w:numPr>
                 <w:ilvl w:val="0"/>
-                <w:numId w:val="6"/>
+                <w:numId w:val="5"/>
               </w:numPr>
               <w:suppressLineNumbers/>
               <w:suppressAutoHyphens w:val="true"/>
@@ -6300,7 +5645,7 @@
               <w:widowControl w:val="false"/>
               <w:numPr>
                 <w:ilvl w:val="0"/>
-                <w:numId w:val="6"/>
+                <w:numId w:val="5"/>
               </w:numPr>
               <w:suppressLineNumbers/>
               <w:suppressAutoHyphens w:val="true"/>
@@ -6327,7 +5672,7 @@
               <w:widowControl w:val="false"/>
               <w:numPr>
                 <w:ilvl w:val="0"/>
-                <w:numId w:val="6"/>
+                <w:numId w:val="5"/>
               </w:numPr>
               <w:suppressLineNumbers/>
               <w:suppressAutoHyphens w:val="true"/>
@@ -6378,7 +5723,7 @@
         </w:tc>
         <w:tc>
           <w:tcPr>
-            <w:tcW w:w="821" w:type="dxa"/>
+            <w:tcW w:w="900" w:type="dxa"/>
             <w:tcBorders>
               <w:left w:val="single" w:sz="4" w:space="0" w:color="000000"/>
               <w:bottom w:val="single" w:sz="4" w:space="0" w:color="000000"/>
@@ -6402,7 +5747,7 @@
         </w:tc>
         <w:tc>
           <w:tcPr>
-            <w:tcW w:w="1425" w:type="dxa"/>
+            <w:tcW w:w="1346" w:type="dxa"/>
             <w:tcBorders>
               <w:left w:val="single" w:sz="4" w:space="0" w:color="000000"/>
               <w:bottom w:val="single" w:sz="4" w:space="0" w:color="000000"/>
@@ -6508,7 +5853,7 @@
         </w:tc>
         <w:tc>
           <w:tcPr>
-            <w:tcW w:w="821" w:type="dxa"/>
+            <w:tcW w:w="900" w:type="dxa"/>
             <w:tcBorders>
               <w:left w:val="single" w:sz="4" w:space="0" w:color="000000"/>
               <w:bottom w:val="single" w:sz="4" w:space="0" w:color="000000"/>
@@ -6532,7 +5877,7 @@
         </w:tc>
         <w:tc>
           <w:tcPr>
-            <w:tcW w:w="1425" w:type="dxa"/>
+            <w:tcW w:w="1346" w:type="dxa"/>
             <w:tcBorders>
               <w:left w:val="single" w:sz="4" w:space="0" w:color="000000"/>
               <w:bottom w:val="single" w:sz="4" w:space="0" w:color="000000"/>
@@ -6638,7 +5983,7 @@
         </w:tc>
         <w:tc>
           <w:tcPr>
-            <w:tcW w:w="821" w:type="dxa"/>
+            <w:tcW w:w="900" w:type="dxa"/>
             <w:tcBorders>
               <w:left w:val="single" w:sz="4" w:space="0" w:color="000000"/>
               <w:bottom w:val="single" w:sz="4" w:space="0" w:color="000000"/>
@@ -6662,7 +6007,7 @@
         </w:tc>
         <w:tc>
           <w:tcPr>
-            <w:tcW w:w="1425" w:type="dxa"/>
+            <w:tcW w:w="1346" w:type="dxa"/>
             <w:tcBorders>
               <w:left w:val="single" w:sz="4" w:space="0" w:color="000000"/>
               <w:bottom w:val="single" w:sz="4" w:space="0" w:color="000000"/>
@@ -6798,8 +6143,8 @@
       </w:tblPr>
       <w:tblGrid>
         <w:gridCol w:w="952"/>
-        <w:gridCol w:w="821"/>
-        <w:gridCol w:w="1425"/>
+        <w:gridCol w:w="900"/>
+        <w:gridCol w:w="1346"/>
         <w:gridCol w:w="2497"/>
         <w:gridCol w:w="4277"/>
       </w:tblGrid>
@@ -6842,7 +6187,7 @@
         </w:tc>
         <w:tc>
           <w:tcPr>
-            <w:tcW w:w="821" w:type="dxa"/>
+            <w:tcW w:w="900" w:type="dxa"/>
             <w:tcBorders>
               <w:top w:val="single" w:sz="4" w:space="0" w:color="000000"/>
               <w:left w:val="single" w:sz="4" w:space="0" w:color="000000"/>
@@ -6877,7 +6222,7 @@
         </w:tc>
         <w:tc>
           <w:tcPr>
-            <w:tcW w:w="1425" w:type="dxa"/>
+            <w:tcW w:w="1346" w:type="dxa"/>
             <w:tcBorders>
               <w:top w:val="single" w:sz="4" w:space="0" w:color="000000"/>
               <w:left w:val="single" w:sz="4" w:space="0" w:color="000000"/>
@@ -7020,7 +6365,7 @@
         </w:tc>
         <w:tc>
           <w:tcPr>
-            <w:tcW w:w="821" w:type="dxa"/>
+            <w:tcW w:w="900" w:type="dxa"/>
             <w:tcBorders>
               <w:left w:val="single" w:sz="4" w:space="0" w:color="000000"/>
               <w:bottom w:val="single" w:sz="4" w:space="0" w:color="000000"/>
@@ -7054,7 +6399,7 @@
         </w:tc>
         <w:tc>
           <w:tcPr>
-            <w:tcW w:w="1425" w:type="dxa"/>
+            <w:tcW w:w="1346" w:type="dxa"/>
             <w:tcBorders>
               <w:left w:val="single" w:sz="4" w:space="0" w:color="000000"/>
               <w:bottom w:val="single" w:sz="4" w:space="0" w:color="000000"/>
@@ -7198,7 +6543,7 @@
         </w:tc>
         <w:tc>
           <w:tcPr>
-            <w:tcW w:w="821" w:type="dxa"/>
+            <w:tcW w:w="900" w:type="dxa"/>
             <w:tcBorders>
               <w:left w:val="single" w:sz="4" w:space="0" w:color="000000"/>
               <w:bottom w:val="single" w:sz="4" w:space="0" w:color="000000"/>
@@ -7232,7 +6577,7 @@
         </w:tc>
         <w:tc>
           <w:tcPr>
-            <w:tcW w:w="1425" w:type="dxa"/>
+            <w:tcW w:w="1346" w:type="dxa"/>
             <w:tcBorders>
               <w:left w:val="single" w:sz="4" w:space="0" w:color="000000"/>
               <w:bottom w:val="single" w:sz="4" w:space="0" w:color="000000"/>
@@ -7376,7 +6721,7 @@
         </w:tc>
         <w:tc>
           <w:tcPr>
-            <w:tcW w:w="821" w:type="dxa"/>
+            <w:tcW w:w="900" w:type="dxa"/>
             <w:tcBorders>
               <w:left w:val="single" w:sz="4" w:space="0" w:color="000000"/>
               <w:bottom w:val="single" w:sz="4" w:space="0" w:color="000000"/>
@@ -7410,7 +6755,7 @@
         </w:tc>
         <w:tc>
           <w:tcPr>
-            <w:tcW w:w="1425" w:type="dxa"/>
+            <w:tcW w:w="1346" w:type="dxa"/>
             <w:tcBorders>
               <w:left w:val="single" w:sz="4" w:space="0" w:color="000000"/>
               <w:bottom w:val="single" w:sz="4" w:space="0" w:color="000000"/>
@@ -7554,7 +6899,7 @@
         </w:tc>
         <w:tc>
           <w:tcPr>
-            <w:tcW w:w="821" w:type="dxa"/>
+            <w:tcW w:w="900" w:type="dxa"/>
             <w:tcBorders>
               <w:left w:val="single" w:sz="4" w:space="0" w:color="000000"/>
               <w:bottom w:val="single" w:sz="4" w:space="0" w:color="000000"/>
@@ -7588,7 +6933,7 @@
         </w:tc>
         <w:tc>
           <w:tcPr>
-            <w:tcW w:w="1425" w:type="dxa"/>
+            <w:tcW w:w="1346" w:type="dxa"/>
             <w:tcBorders>
               <w:left w:val="single" w:sz="4" w:space="0" w:color="000000"/>
               <w:bottom w:val="single" w:sz="4" w:space="0" w:color="000000"/>
@@ -7732,7 +7077,7 @@
         </w:tc>
         <w:tc>
           <w:tcPr>
-            <w:tcW w:w="821" w:type="dxa"/>
+            <w:tcW w:w="900" w:type="dxa"/>
             <w:tcBorders>
               <w:left w:val="single" w:sz="4" w:space="0" w:color="000000"/>
               <w:bottom w:val="single" w:sz="4" w:space="0" w:color="000000"/>
@@ -7766,7 +7111,7 @@
         </w:tc>
         <w:tc>
           <w:tcPr>
-            <w:tcW w:w="1425" w:type="dxa"/>
+            <w:tcW w:w="1346" w:type="dxa"/>
             <w:tcBorders>
               <w:left w:val="single" w:sz="4" w:space="0" w:color="000000"/>
               <w:bottom w:val="single" w:sz="4" w:space="0" w:color="000000"/>
@@ -7910,7 +7255,7 @@
         </w:tc>
         <w:tc>
           <w:tcPr>
-            <w:tcW w:w="821" w:type="dxa"/>
+            <w:tcW w:w="900" w:type="dxa"/>
             <w:tcBorders>
               <w:left w:val="single" w:sz="4" w:space="0" w:color="000000"/>
               <w:bottom w:val="single" w:sz="4" w:space="0" w:color="000000"/>
@@ -7944,7 +7289,7 @@
         </w:tc>
         <w:tc>
           <w:tcPr>
-            <w:tcW w:w="1425" w:type="dxa"/>
+            <w:tcW w:w="1346" w:type="dxa"/>
             <w:tcBorders>
               <w:left w:val="single" w:sz="4" w:space="0" w:color="000000"/>
               <w:bottom w:val="single" w:sz="4" w:space="0" w:color="000000"/>
@@ -8088,7 +7433,7 @@
         </w:tc>
         <w:tc>
           <w:tcPr>
-            <w:tcW w:w="821" w:type="dxa"/>
+            <w:tcW w:w="900" w:type="dxa"/>
             <w:tcBorders>
               <w:left w:val="single" w:sz="4" w:space="0" w:color="000000"/>
               <w:bottom w:val="single" w:sz="4" w:space="0" w:color="000000"/>
@@ -8122,7 +7467,7 @@
         </w:tc>
         <w:tc>
           <w:tcPr>
-            <w:tcW w:w="1425" w:type="dxa"/>
+            <w:tcW w:w="1346" w:type="dxa"/>
             <w:tcBorders>
               <w:left w:val="single" w:sz="4" w:space="0" w:color="000000"/>
               <w:bottom w:val="single" w:sz="4" w:space="0" w:color="000000"/>
@@ -8262,7 +7607,7 @@
         </w:tc>
         <w:tc>
           <w:tcPr>
-            <w:tcW w:w="821" w:type="dxa"/>
+            <w:tcW w:w="900" w:type="dxa"/>
             <w:tcBorders>
               <w:left w:val="single" w:sz="4" w:space="0" w:color="000000"/>
               <w:bottom w:val="single" w:sz="4" w:space="0" w:color="000000"/>
@@ -8286,7 +7631,7 @@
         </w:tc>
         <w:tc>
           <w:tcPr>
-            <w:tcW w:w="1425" w:type="dxa"/>
+            <w:tcW w:w="1346" w:type="dxa"/>
             <w:tcBorders>
               <w:left w:val="single" w:sz="4" w:space="0" w:color="000000"/>
               <w:bottom w:val="single" w:sz="4" w:space="0" w:color="000000"/>
@@ -8392,7 +7737,7 @@
         </w:tc>
         <w:tc>
           <w:tcPr>
-            <w:tcW w:w="821" w:type="dxa"/>
+            <w:tcW w:w="900" w:type="dxa"/>
             <w:tcBorders>
               <w:left w:val="single" w:sz="4" w:space="0" w:color="000000"/>
               <w:bottom w:val="single" w:sz="4" w:space="0" w:color="000000"/>
@@ -8416,7 +7761,7 @@
         </w:tc>
         <w:tc>
           <w:tcPr>
-            <w:tcW w:w="1425" w:type="dxa"/>
+            <w:tcW w:w="1346" w:type="dxa"/>
             <w:tcBorders>
               <w:left w:val="single" w:sz="4" w:space="0" w:color="000000"/>
               <w:bottom w:val="single" w:sz="4" w:space="0" w:color="000000"/>
@@ -8522,7 +7867,7 @@
         </w:tc>
         <w:tc>
           <w:tcPr>
-            <w:tcW w:w="821" w:type="dxa"/>
+            <w:tcW w:w="900" w:type="dxa"/>
             <w:tcBorders>
               <w:left w:val="single" w:sz="4" w:space="0" w:color="000000"/>
               <w:bottom w:val="single" w:sz="4" w:space="0" w:color="000000"/>
@@ -8546,7 +7891,7 @@
         </w:tc>
         <w:tc>
           <w:tcPr>
-            <w:tcW w:w="1425" w:type="dxa"/>
+            <w:tcW w:w="1346" w:type="dxa"/>
             <w:tcBorders>
               <w:left w:val="single" w:sz="4" w:space="0" w:color="000000"/>
               <w:bottom w:val="single" w:sz="4" w:space="0" w:color="000000"/>
@@ -8660,7 +8005,7 @@
         </w:tc>
         <w:tc>
           <w:tcPr>
-            <w:tcW w:w="821" w:type="dxa"/>
+            <w:tcW w:w="900" w:type="dxa"/>
             <w:tcBorders>
               <w:left w:val="single" w:sz="4" w:space="0" w:color="000000"/>
               <w:bottom w:val="single" w:sz="4" w:space="0" w:color="000000"/>
@@ -8684,7 +8029,7 @@
         </w:tc>
         <w:tc>
           <w:tcPr>
-            <w:tcW w:w="1425" w:type="dxa"/>
+            <w:tcW w:w="1346" w:type="dxa"/>
             <w:tcBorders>
               <w:left w:val="single" w:sz="4" w:space="0" w:color="000000"/>
               <w:bottom w:val="single" w:sz="4" w:space="0" w:color="000000"/>
@@ -8790,7 +8135,7 @@
         </w:tc>
         <w:tc>
           <w:tcPr>
-            <w:tcW w:w="821" w:type="dxa"/>
+            <w:tcW w:w="900" w:type="dxa"/>
             <w:tcBorders>
               <w:left w:val="single" w:sz="4" w:space="0" w:color="000000"/>
               <w:bottom w:val="single" w:sz="4" w:space="0" w:color="000000"/>
@@ -8814,7 +8159,7 @@
         </w:tc>
         <w:tc>
           <w:tcPr>
-            <w:tcW w:w="1425" w:type="dxa"/>
+            <w:tcW w:w="1346" w:type="dxa"/>
             <w:tcBorders>
               <w:left w:val="single" w:sz="4" w:space="0" w:color="000000"/>
               <w:bottom w:val="single" w:sz="4" w:space="0" w:color="000000"/>
@@ -8920,7 +8265,7 @@
         </w:tc>
         <w:tc>
           <w:tcPr>
-            <w:tcW w:w="821" w:type="dxa"/>
+            <w:tcW w:w="900" w:type="dxa"/>
             <w:tcBorders>
               <w:left w:val="single" w:sz="4" w:space="0" w:color="000000"/>
               <w:bottom w:val="single" w:sz="4" w:space="0" w:color="000000"/>
@@ -8944,7 +8289,7 @@
         </w:tc>
         <w:tc>
           <w:tcPr>
-            <w:tcW w:w="1425" w:type="dxa"/>
+            <w:tcW w:w="1346" w:type="dxa"/>
             <w:tcBorders>
               <w:left w:val="single" w:sz="4" w:space="0" w:color="000000"/>
               <w:bottom w:val="single" w:sz="4" w:space="0" w:color="000000"/>
@@ -9050,7 +8395,7 @@
         </w:tc>
         <w:tc>
           <w:tcPr>
-            <w:tcW w:w="821" w:type="dxa"/>
+            <w:tcW w:w="900" w:type="dxa"/>
             <w:tcBorders>
               <w:left w:val="single" w:sz="4" w:space="0" w:color="000000"/>
               <w:bottom w:val="single" w:sz="4" w:space="0" w:color="000000"/>
@@ -9074,7 +8419,7 @@
         </w:tc>
         <w:tc>
           <w:tcPr>
-            <w:tcW w:w="1425" w:type="dxa"/>
+            <w:tcW w:w="1346" w:type="dxa"/>
             <w:tcBorders>
               <w:left w:val="single" w:sz="4" w:space="0" w:color="000000"/>
               <w:bottom w:val="single" w:sz="4" w:space="0" w:color="000000"/>
@@ -9160,1240 +8505,6 @@
       </w:pPr>
       <w:r>
         <w:rPr/>
-      </w:r>
-    </w:p>
-    <w:p>
-      <w:pPr>
-        <w:pStyle w:val="BodyText"/>
-        <w:rPr/>
-      </w:pPr>
-      <w:r>
-        <w:rPr/>
-        <w:t>Drawing messages:</w:t>
-      </w:r>
-    </w:p>
-    <w:tbl>
-      <w:tblPr>
-        <w:tblW w:w="5000" w:type="pct"/>
-        <w:jc w:val="left"/>
-        <w:tblInd w:w="-5" w:type="dxa"/>
-        <w:tblLayout w:type="fixed"/>
-        <w:tblCellMar>
-          <w:top w:w="55" w:type="dxa"/>
-          <w:left w:w="55" w:type="dxa"/>
-          <w:bottom w:w="55" w:type="dxa"/>
-          <w:right w:w="55" w:type="dxa"/>
-        </w:tblCellMar>
-      </w:tblPr>
-      <w:tblGrid>
-        <w:gridCol w:w="952"/>
-        <w:gridCol w:w="821"/>
-        <w:gridCol w:w="1425"/>
-        <w:gridCol w:w="2497"/>
-        <w:gridCol w:w="4277"/>
-      </w:tblGrid>
-      <w:tr>
-        <w:trPr/>
-        <w:tc>
-          <w:tcPr>
-            <w:tcW w:w="952" w:type="dxa"/>
-            <w:tcBorders>
-              <w:top w:val="single" w:sz="4" w:space="0" w:color="000000"/>
-              <w:left w:val="single" w:sz="4" w:space="0" w:color="000000"/>
-              <w:bottom w:val="single" w:sz="4" w:space="0" w:color="000000"/>
-            </w:tcBorders>
-          </w:tcPr>
-          <w:p>
-            <w:pPr>
-              <w:pStyle w:val="TableContents"/>
-              <w:widowControl w:val="false"/>
-              <w:numPr>
-                <w:ilvl w:val="0"/>
-                <w:numId w:val="1"/>
-              </w:numPr>
-              <w:rPr/>
-            </w:pPr>
-            <w:r>
-              <w:rPr/>
-              <w:t>Any</w:t>
-            </w:r>
-          </w:p>
-        </w:tc>
-        <w:tc>
-          <w:tcPr>
-            <w:tcW w:w="821" w:type="dxa"/>
-            <w:tcBorders>
-              <w:top w:val="single" w:sz="4" w:space="0" w:color="000000"/>
-              <w:left w:val="single" w:sz="4" w:space="0" w:color="000000"/>
-              <w:bottom w:val="single" w:sz="4" w:space="0" w:color="000000"/>
-            </w:tcBorders>
-          </w:tcPr>
-          <w:p>
-            <w:pPr>
-              <w:pStyle w:val="TableContents"/>
-              <w:widowControl w:val="false"/>
-              <w:numPr>
-                <w:ilvl w:val="0"/>
-                <w:numId w:val="1"/>
-              </w:numPr>
-              <w:rPr/>
-            </w:pPr>
-            <w:r>
-              <w:rPr/>
-              <w:t>12</w:t>
-            </w:r>
-          </w:p>
-        </w:tc>
-        <w:tc>
-          <w:tcPr>
-            <w:tcW w:w="1425" w:type="dxa"/>
-            <w:tcBorders>
-              <w:top w:val="single" w:sz="4" w:space="0" w:color="000000"/>
-              <w:left w:val="single" w:sz="4" w:space="0" w:color="000000"/>
-              <w:bottom w:val="single" w:sz="4" w:space="0" w:color="000000"/>
-            </w:tcBorders>
-          </w:tcPr>
-          <w:p>
-            <w:pPr>
-              <w:pStyle w:val="TableContents"/>
-              <w:widowControl w:val="false"/>
-              <w:numPr>
-                <w:ilvl w:val="0"/>
-                <w:numId w:val="1"/>
-              </w:numPr>
-              <w:rPr/>
-            </w:pPr>
-            <w:r>
-              <w:rPr/>
-              <w:t>01</w:t>
-            </w:r>
-          </w:p>
-        </w:tc>
-        <w:tc>
-          <w:tcPr>
-            <w:tcW w:w="2497" w:type="dxa"/>
-            <w:tcBorders>
-              <w:top w:val="single" w:sz="4" w:space="0" w:color="000000"/>
-              <w:left w:val="single" w:sz="4" w:space="0" w:color="000000"/>
-              <w:bottom w:val="single" w:sz="4" w:space="0" w:color="000000"/>
-            </w:tcBorders>
-          </w:tcPr>
-          <w:p>
-            <w:pPr>
-              <w:pStyle w:val="TableContents"/>
-              <w:widowControl w:val="false"/>
-              <w:numPr>
-                <w:ilvl w:val="0"/>
-                <w:numId w:val="1"/>
-              </w:numPr>
-              <w:rPr/>
-            </w:pPr>
-            <w:r>
-              <w:rPr/>
-              <w:t>51 02 x1 x1 y1 y1 x2 x2 y2 y2 rr rr</w:t>
-            </w:r>
-          </w:p>
-        </w:tc>
-        <w:tc>
-          <w:tcPr>
-            <w:tcW w:w="4277" w:type="dxa"/>
-            <w:tcBorders>
-              <w:top w:val="single" w:sz="4" w:space="0" w:color="000000"/>
-              <w:left w:val="single" w:sz="4" w:space="0" w:color="000000"/>
-              <w:bottom w:val="single" w:sz="4" w:space="0" w:color="000000"/>
-              <w:right w:val="single" w:sz="4" w:space="0" w:color="000000"/>
-            </w:tcBorders>
-          </w:tcPr>
-          <w:p>
-            <w:pPr>
-              <w:pStyle w:val="TableContents"/>
-              <w:widowControl w:val="false"/>
-              <w:numPr>
-                <w:ilvl w:val="0"/>
-                <w:numId w:val="1"/>
-              </w:numPr>
-              <w:rPr>
-                <w:sz w:val="16"/>
-                <w:szCs w:val="16"/>
-              </w:rPr>
-            </w:pPr>
-            <w:r>
-              <w:rPr>
-                <w:sz w:val="16"/>
-                <w:szCs w:val="16"/>
-              </w:rPr>
-              <w:t>Draw a line with points at x1, y1 and x2, y2, with color rr.</w:t>
-            </w:r>
-          </w:p>
-        </w:tc>
-      </w:tr>
-      <w:tr>
-        <w:trPr/>
-        <w:tc>
-          <w:tcPr>
-            <w:tcW w:w="952" w:type="dxa"/>
-            <w:tcBorders>
-              <w:left w:val="single" w:sz="4" w:space="0" w:color="000000"/>
-              <w:bottom w:val="single" w:sz="4" w:space="0" w:color="000000"/>
-            </w:tcBorders>
-          </w:tcPr>
-          <w:p>
-            <w:pPr>
-              <w:pStyle w:val="TableContents"/>
-              <w:widowControl w:val="false"/>
-              <w:numPr>
-                <w:ilvl w:val="0"/>
-                <w:numId w:val="1"/>
-              </w:numPr>
-              <w:rPr/>
-            </w:pPr>
-            <w:r>
-              <w:rPr/>
-              <w:t>Any</w:t>
-            </w:r>
-          </w:p>
-        </w:tc>
-        <w:tc>
-          <w:tcPr>
-            <w:tcW w:w="821" w:type="dxa"/>
-            <w:tcBorders>
-              <w:left w:val="single" w:sz="4" w:space="0" w:color="000000"/>
-              <w:bottom w:val="single" w:sz="4" w:space="0" w:color="000000"/>
-            </w:tcBorders>
-          </w:tcPr>
-          <w:p>
-            <w:pPr>
-              <w:pStyle w:val="TableContents"/>
-              <w:widowControl w:val="false"/>
-              <w:numPr>
-                <w:ilvl w:val="0"/>
-                <w:numId w:val="1"/>
-              </w:numPr>
-              <w:rPr/>
-            </w:pPr>
-            <w:r>
-              <w:rPr/>
-              <w:t>12</w:t>
-            </w:r>
-          </w:p>
-        </w:tc>
-        <w:tc>
-          <w:tcPr>
-            <w:tcW w:w="1425" w:type="dxa"/>
-            <w:tcBorders>
-              <w:left w:val="single" w:sz="4" w:space="0" w:color="000000"/>
-              <w:bottom w:val="single" w:sz="4" w:space="0" w:color="000000"/>
-            </w:tcBorders>
-          </w:tcPr>
-          <w:p>
-            <w:pPr>
-              <w:pStyle w:val="TableContents"/>
-              <w:widowControl w:val="false"/>
-              <w:numPr>
-                <w:ilvl w:val="0"/>
-                <w:numId w:val="1"/>
-              </w:numPr>
-              <w:rPr/>
-            </w:pPr>
-            <w:r>
-              <w:rPr/>
-              <w:t>01</w:t>
-            </w:r>
-          </w:p>
-        </w:tc>
-        <w:tc>
-          <w:tcPr>
-            <w:tcW w:w="2497" w:type="dxa"/>
-            <w:tcBorders>
-              <w:left w:val="single" w:sz="4" w:space="0" w:color="000000"/>
-              <w:bottom w:val="single" w:sz="4" w:space="0" w:color="000000"/>
-            </w:tcBorders>
-          </w:tcPr>
-          <w:p>
-            <w:pPr>
-              <w:pStyle w:val="TableContents"/>
-              <w:widowControl w:val="false"/>
-              <w:numPr>
-                <w:ilvl w:val="0"/>
-                <w:numId w:val="1"/>
-              </w:numPr>
-              <w:rPr/>
-            </w:pPr>
-            <w:r>
-              <w:rPr/>
-              <w:t>51 04 xx xx yy yy ww ww hh hh rr rr</w:t>
-            </w:r>
-          </w:p>
-        </w:tc>
-        <w:tc>
-          <w:tcPr>
-            <w:tcW w:w="4277" w:type="dxa"/>
-            <w:tcBorders>
-              <w:left w:val="single" w:sz="4" w:space="0" w:color="000000"/>
-              <w:bottom w:val="single" w:sz="4" w:space="0" w:color="000000"/>
-              <w:right w:val="single" w:sz="4" w:space="0" w:color="000000"/>
-            </w:tcBorders>
-          </w:tcPr>
-          <w:p>
-            <w:pPr>
-              <w:pStyle w:val="TableContents"/>
-              <w:widowControl w:val="false"/>
-              <w:numPr>
-                <w:ilvl w:val="0"/>
-                <w:numId w:val="1"/>
-              </w:numPr>
-              <w:rPr>
-                <w:sz w:val="16"/>
-                <w:szCs w:val="16"/>
-              </w:rPr>
-            </w:pPr>
-            <w:r>
-              <w:rPr>
-                <w:sz w:val="16"/>
-                <w:szCs w:val="16"/>
-              </w:rPr>
-              <w:t>Draw a rectangle at xx, yy; with width and height ww, hh, of color rr.</w:t>
-            </w:r>
-          </w:p>
-        </w:tc>
-      </w:tr>
-      <w:tr>
-        <w:trPr/>
-        <w:tc>
-          <w:tcPr>
-            <w:tcW w:w="952" w:type="dxa"/>
-            <w:tcBorders>
-              <w:left w:val="single" w:sz="4" w:space="0" w:color="000000"/>
-              <w:bottom w:val="single" w:sz="4" w:space="0" w:color="000000"/>
-            </w:tcBorders>
-          </w:tcPr>
-          <w:p>
-            <w:pPr>
-              <w:pStyle w:val="TableContents"/>
-              <w:widowControl w:val="false"/>
-              <w:numPr>
-                <w:ilvl w:val="0"/>
-                <w:numId w:val="1"/>
-              </w:numPr>
-              <w:rPr/>
-            </w:pPr>
-            <w:r>
-              <w:rPr/>
-              <w:t>Any</w:t>
-            </w:r>
-          </w:p>
-        </w:tc>
-        <w:tc>
-          <w:tcPr>
-            <w:tcW w:w="821" w:type="dxa"/>
-            <w:tcBorders>
-              <w:left w:val="single" w:sz="4" w:space="0" w:color="000000"/>
-              <w:bottom w:val="single" w:sz="4" w:space="0" w:color="000000"/>
-            </w:tcBorders>
-          </w:tcPr>
-          <w:p>
-            <w:pPr>
-              <w:pStyle w:val="TableContents"/>
-              <w:widowControl w:val="false"/>
-              <w:numPr>
-                <w:ilvl w:val="0"/>
-                <w:numId w:val="1"/>
-              </w:numPr>
-              <w:rPr/>
-            </w:pPr>
-            <w:r>
-              <w:rPr/>
-              <w:t>12</w:t>
-            </w:r>
-          </w:p>
-        </w:tc>
-        <w:tc>
-          <w:tcPr>
-            <w:tcW w:w="1425" w:type="dxa"/>
-            <w:tcBorders>
-              <w:left w:val="single" w:sz="4" w:space="0" w:color="000000"/>
-              <w:bottom w:val="single" w:sz="4" w:space="0" w:color="000000"/>
-            </w:tcBorders>
-          </w:tcPr>
-          <w:p>
-            <w:pPr>
-              <w:pStyle w:val="TableContents"/>
-              <w:widowControl w:val="false"/>
-              <w:numPr>
-                <w:ilvl w:val="0"/>
-                <w:numId w:val="1"/>
-              </w:numPr>
-              <w:rPr/>
-            </w:pPr>
-            <w:r>
-              <w:rPr/>
-              <w:t>01</w:t>
-            </w:r>
-          </w:p>
-        </w:tc>
-        <w:tc>
-          <w:tcPr>
-            <w:tcW w:w="2497" w:type="dxa"/>
-            <w:tcBorders>
-              <w:left w:val="single" w:sz="4" w:space="0" w:color="000000"/>
-              <w:bottom w:val="single" w:sz="4" w:space="0" w:color="000000"/>
-            </w:tcBorders>
-          </w:tcPr>
-          <w:p>
-            <w:pPr>
-              <w:pStyle w:val="TableContents"/>
-              <w:widowControl w:val="false"/>
-              <w:numPr>
-                <w:ilvl w:val="0"/>
-                <w:numId w:val="1"/>
-              </w:numPr>
-              <w:rPr/>
-            </w:pPr>
-            <w:r>
-              <w:rPr/>
-              <w:t>51 F4 xx xx yy yy ww ww hh hh rr rr</w:t>
-            </w:r>
-          </w:p>
-        </w:tc>
-        <w:tc>
-          <w:tcPr>
-            <w:tcW w:w="4277" w:type="dxa"/>
-            <w:tcBorders>
-              <w:left w:val="single" w:sz="4" w:space="0" w:color="000000"/>
-              <w:bottom w:val="single" w:sz="4" w:space="0" w:color="000000"/>
-              <w:right w:val="single" w:sz="4" w:space="0" w:color="000000"/>
-            </w:tcBorders>
-          </w:tcPr>
-          <w:p>
-            <w:pPr>
-              <w:pStyle w:val="TableContents"/>
-              <w:widowControl w:val="false"/>
-              <w:numPr>
-                <w:ilvl w:val="0"/>
-                <w:numId w:val="1"/>
-              </w:numPr>
-              <w:rPr>
-                <w:sz w:val="16"/>
-                <w:szCs w:val="16"/>
-              </w:rPr>
-            </w:pPr>
-            <w:r>
-              <w:rPr>
-                <w:sz w:val="16"/>
-                <w:szCs w:val="16"/>
-              </w:rPr>
-              <w:t>Draw a filled rectangle as above.</w:t>
-            </w:r>
-          </w:p>
-        </w:tc>
-      </w:tr>
-      <w:tr>
-        <w:trPr/>
-        <w:tc>
-          <w:tcPr>
-            <w:tcW w:w="952" w:type="dxa"/>
-            <w:tcBorders>
-              <w:left w:val="single" w:sz="4" w:space="0" w:color="000000"/>
-              <w:bottom w:val="single" w:sz="4" w:space="0" w:color="000000"/>
-            </w:tcBorders>
-          </w:tcPr>
-          <w:p>
-            <w:pPr>
-              <w:pStyle w:val="TableContents"/>
-              <w:widowControl w:val="false"/>
-              <w:numPr>
-                <w:ilvl w:val="0"/>
-                <w:numId w:val="1"/>
-              </w:numPr>
-              <w:rPr/>
-            </w:pPr>
-            <w:r>
-              <w:rPr/>
-              <w:t>Any</w:t>
-            </w:r>
-          </w:p>
-        </w:tc>
-        <w:tc>
-          <w:tcPr>
-            <w:tcW w:w="821" w:type="dxa"/>
-            <w:tcBorders>
-              <w:left w:val="single" w:sz="4" w:space="0" w:color="000000"/>
-              <w:bottom w:val="single" w:sz="4" w:space="0" w:color="000000"/>
-            </w:tcBorders>
-          </w:tcPr>
-          <w:p>
-            <w:pPr>
-              <w:pStyle w:val="TableContents"/>
-              <w:widowControl w:val="false"/>
-              <w:numPr>
-                <w:ilvl w:val="0"/>
-                <w:numId w:val="1"/>
-              </w:numPr>
-              <w:rPr/>
-            </w:pPr>
-            <w:r>
-              <w:rPr/>
-              <w:t>10</w:t>
-            </w:r>
-          </w:p>
-        </w:tc>
-        <w:tc>
-          <w:tcPr>
-            <w:tcW w:w="1425" w:type="dxa"/>
-            <w:tcBorders>
-              <w:left w:val="single" w:sz="4" w:space="0" w:color="000000"/>
-              <w:bottom w:val="single" w:sz="4" w:space="0" w:color="000000"/>
-            </w:tcBorders>
-          </w:tcPr>
-          <w:p>
-            <w:pPr>
-              <w:pStyle w:val="TableContents"/>
-              <w:widowControl w:val="false"/>
-              <w:numPr>
-                <w:ilvl w:val="0"/>
-                <w:numId w:val="1"/>
-              </w:numPr>
-              <w:rPr/>
-            </w:pPr>
-            <w:r>
-              <w:rPr/>
-              <w:t>01</w:t>
-            </w:r>
-          </w:p>
-        </w:tc>
-        <w:tc>
-          <w:tcPr>
-            <w:tcW w:w="2497" w:type="dxa"/>
-            <w:tcBorders>
-              <w:left w:val="single" w:sz="4" w:space="0" w:color="000000"/>
-              <w:bottom w:val="single" w:sz="4" w:space="0" w:color="000000"/>
-            </w:tcBorders>
-          </w:tcPr>
-          <w:p>
-            <w:pPr>
-              <w:pStyle w:val="TableContents"/>
-              <w:widowControl w:val="false"/>
-              <w:numPr>
-                <w:ilvl w:val="0"/>
-                <w:numId w:val="1"/>
-              </w:numPr>
-              <w:rPr/>
-            </w:pPr>
-            <w:r>
-              <w:rPr/>
-              <w:t>51 01 xx xx yy yy rr rr cc cc</w:t>
-            </w:r>
-          </w:p>
-        </w:tc>
-        <w:tc>
-          <w:tcPr>
-            <w:tcW w:w="4277" w:type="dxa"/>
-            <w:tcBorders>
-              <w:left w:val="single" w:sz="4" w:space="0" w:color="000000"/>
-              <w:bottom w:val="single" w:sz="4" w:space="0" w:color="000000"/>
-              <w:right w:val="single" w:sz="4" w:space="0" w:color="000000"/>
-            </w:tcBorders>
-          </w:tcPr>
-          <w:p>
-            <w:pPr>
-              <w:pStyle w:val="TableContents"/>
-              <w:widowControl w:val="false"/>
-              <w:numPr>
-                <w:ilvl w:val="0"/>
-                <w:numId w:val="1"/>
-              </w:numPr>
-              <w:rPr>
-                <w:sz w:val="16"/>
-                <w:szCs w:val="16"/>
-              </w:rPr>
-            </w:pPr>
-            <w:r>
-              <w:rPr>
-                <w:sz w:val="16"/>
-                <w:szCs w:val="16"/>
-              </w:rPr>
-              <w:t>Draw a circle at xx, yy; with radius rr, of color cc.</w:t>
-            </w:r>
-          </w:p>
-        </w:tc>
-      </w:tr>
-      <w:tr>
-        <w:trPr/>
-        <w:tc>
-          <w:tcPr>
-            <w:tcW w:w="952" w:type="dxa"/>
-            <w:tcBorders>
-              <w:left w:val="single" w:sz="4" w:space="0" w:color="000000"/>
-              <w:bottom w:val="single" w:sz="4" w:space="0" w:color="000000"/>
-            </w:tcBorders>
-          </w:tcPr>
-          <w:p>
-            <w:pPr>
-              <w:pStyle w:val="TableContents"/>
-              <w:widowControl w:val="false"/>
-              <w:numPr>
-                <w:ilvl w:val="0"/>
-                <w:numId w:val="1"/>
-              </w:numPr>
-              <w:rPr/>
-            </w:pPr>
-            <w:r>
-              <w:rPr/>
-              <w:t>Any</w:t>
-            </w:r>
-          </w:p>
-        </w:tc>
-        <w:tc>
-          <w:tcPr>
-            <w:tcW w:w="821" w:type="dxa"/>
-            <w:tcBorders>
-              <w:left w:val="single" w:sz="4" w:space="0" w:color="000000"/>
-              <w:bottom w:val="single" w:sz="4" w:space="0" w:color="000000"/>
-            </w:tcBorders>
-          </w:tcPr>
-          <w:p>
-            <w:pPr>
-              <w:pStyle w:val="TableContents"/>
-              <w:widowControl w:val="false"/>
-              <w:numPr>
-                <w:ilvl w:val="0"/>
-                <w:numId w:val="1"/>
-              </w:numPr>
-              <w:rPr/>
-            </w:pPr>
-            <w:r>
-              <w:rPr/>
-              <w:t>10</w:t>
-            </w:r>
-          </w:p>
-        </w:tc>
-        <w:tc>
-          <w:tcPr>
-            <w:tcW w:w="1425" w:type="dxa"/>
-            <w:tcBorders>
-              <w:left w:val="single" w:sz="4" w:space="0" w:color="000000"/>
-              <w:bottom w:val="single" w:sz="4" w:space="0" w:color="000000"/>
-            </w:tcBorders>
-          </w:tcPr>
-          <w:p>
-            <w:pPr>
-              <w:pStyle w:val="TableContents"/>
-              <w:widowControl w:val="false"/>
-              <w:numPr>
-                <w:ilvl w:val="0"/>
-                <w:numId w:val="1"/>
-              </w:numPr>
-              <w:rPr/>
-            </w:pPr>
-            <w:r>
-              <w:rPr/>
-              <w:t>01</w:t>
-            </w:r>
-          </w:p>
-        </w:tc>
-        <w:tc>
-          <w:tcPr>
-            <w:tcW w:w="2497" w:type="dxa"/>
-            <w:tcBorders>
-              <w:left w:val="single" w:sz="4" w:space="0" w:color="000000"/>
-              <w:bottom w:val="single" w:sz="4" w:space="0" w:color="000000"/>
-            </w:tcBorders>
-          </w:tcPr>
-          <w:p>
-            <w:pPr>
-              <w:pStyle w:val="TableContents"/>
-              <w:widowControl w:val="false"/>
-              <w:numPr>
-                <w:ilvl w:val="0"/>
-                <w:numId w:val="1"/>
-              </w:numPr>
-              <w:rPr/>
-            </w:pPr>
-            <w:r>
-              <w:rPr/>
-              <w:t>51 F1 xx xx yy yy rr rr cc cc</w:t>
-            </w:r>
-          </w:p>
-        </w:tc>
-        <w:tc>
-          <w:tcPr>
-            <w:tcW w:w="4277" w:type="dxa"/>
-            <w:tcBorders>
-              <w:left w:val="single" w:sz="4" w:space="0" w:color="000000"/>
-              <w:bottom w:val="single" w:sz="4" w:space="0" w:color="000000"/>
-              <w:right w:val="single" w:sz="4" w:space="0" w:color="000000"/>
-            </w:tcBorders>
-          </w:tcPr>
-          <w:p>
-            <w:pPr>
-              <w:pStyle w:val="TableContents"/>
-              <w:widowControl w:val="false"/>
-              <w:numPr>
-                <w:ilvl w:val="0"/>
-                <w:numId w:val="1"/>
-              </w:numPr>
-              <w:rPr>
-                <w:sz w:val="16"/>
-                <w:szCs w:val="16"/>
-              </w:rPr>
-            </w:pPr>
-            <w:r>
-              <w:rPr>
-                <w:sz w:val="16"/>
-                <w:szCs w:val="16"/>
-              </w:rPr>
-              <w:t>Draw a filled circle as above.</w:t>
-            </w:r>
-          </w:p>
-        </w:tc>
-      </w:tr>
-      <w:tr>
-        <w:trPr/>
-        <w:tc>
-          <w:tcPr>
-            <w:tcW w:w="952" w:type="dxa"/>
-            <w:tcBorders>
-              <w:left w:val="single" w:sz="4" w:space="0" w:color="000000"/>
-              <w:bottom w:val="single" w:sz="4" w:space="0" w:color="000000"/>
-            </w:tcBorders>
-          </w:tcPr>
-          <w:p>
-            <w:pPr>
-              <w:pStyle w:val="TableContents"/>
-              <w:widowControl w:val="false"/>
-              <w:numPr>
-                <w:ilvl w:val="0"/>
-                <w:numId w:val="1"/>
-              </w:numPr>
-              <w:rPr/>
-            </w:pPr>
-            <w:r>
-              <w:rPr/>
-              <w:t>Any</w:t>
-            </w:r>
-          </w:p>
-        </w:tc>
-        <w:tc>
-          <w:tcPr>
-            <w:tcW w:w="821" w:type="dxa"/>
-            <w:tcBorders>
-              <w:left w:val="single" w:sz="4" w:space="0" w:color="000000"/>
-              <w:bottom w:val="single" w:sz="4" w:space="0" w:color="000000"/>
-            </w:tcBorders>
-          </w:tcPr>
-          <w:p>
-            <w:pPr>
-              <w:pStyle w:val="TableContents"/>
-              <w:widowControl w:val="false"/>
-              <w:numPr>
-                <w:ilvl w:val="0"/>
-                <w:numId w:val="1"/>
-              </w:numPr>
-              <w:rPr/>
-            </w:pPr>
-            <w:r>
-              <w:rPr/>
-              <w:t>16</w:t>
-            </w:r>
-          </w:p>
-        </w:tc>
-        <w:tc>
-          <w:tcPr>
-            <w:tcW w:w="1425" w:type="dxa"/>
-            <w:tcBorders>
-              <w:left w:val="single" w:sz="4" w:space="0" w:color="000000"/>
-              <w:bottom w:val="single" w:sz="4" w:space="0" w:color="000000"/>
-            </w:tcBorders>
-          </w:tcPr>
-          <w:p>
-            <w:pPr>
-              <w:pStyle w:val="TableContents"/>
-              <w:widowControl w:val="false"/>
-              <w:numPr>
-                <w:ilvl w:val="0"/>
-                <w:numId w:val="1"/>
-              </w:numPr>
-              <w:rPr/>
-            </w:pPr>
-            <w:r>
-              <w:rPr/>
-              <w:t>01</w:t>
-            </w:r>
-          </w:p>
-        </w:tc>
-        <w:tc>
-          <w:tcPr>
-            <w:tcW w:w="2497" w:type="dxa"/>
-            <w:tcBorders>
-              <w:left w:val="single" w:sz="4" w:space="0" w:color="000000"/>
-              <w:bottom w:val="single" w:sz="4" w:space="0" w:color="000000"/>
-            </w:tcBorders>
-          </w:tcPr>
-          <w:p>
-            <w:pPr>
-              <w:pStyle w:val="TableContents"/>
-              <w:widowControl w:val="false"/>
-              <w:numPr>
-                <w:ilvl w:val="0"/>
-                <w:numId w:val="1"/>
-              </w:numPr>
-              <w:rPr/>
-            </w:pPr>
-            <w:r>
-              <w:rPr/>
-              <w:t>51 03 x1 x1 y1 y1 x2 x2 y2 y2 x3 x3 y3 y3 cc cc</w:t>
-            </w:r>
-          </w:p>
-        </w:tc>
-        <w:tc>
-          <w:tcPr>
-            <w:tcW w:w="4277" w:type="dxa"/>
-            <w:tcBorders>
-              <w:left w:val="single" w:sz="4" w:space="0" w:color="000000"/>
-              <w:bottom w:val="single" w:sz="4" w:space="0" w:color="000000"/>
-              <w:right w:val="single" w:sz="4" w:space="0" w:color="000000"/>
-            </w:tcBorders>
-          </w:tcPr>
-          <w:p>
-            <w:pPr>
-              <w:pStyle w:val="TableContents"/>
-              <w:widowControl w:val="false"/>
-              <w:numPr>
-                <w:ilvl w:val="0"/>
-                <w:numId w:val="1"/>
-              </w:numPr>
-              <w:rPr>
-                <w:sz w:val="16"/>
-                <w:szCs w:val="16"/>
-              </w:rPr>
-            </w:pPr>
-            <w:r>
-              <w:rPr>
-                <w:sz w:val="16"/>
-                <w:szCs w:val="16"/>
-              </w:rPr>
-              <w:t>Draw a triangle at points x1, y1; x2, y2; and x3, y3; of color cc.</w:t>
-            </w:r>
-          </w:p>
-        </w:tc>
-      </w:tr>
-      <w:tr>
-        <w:trPr/>
-        <w:tc>
-          <w:tcPr>
-            <w:tcW w:w="952" w:type="dxa"/>
-            <w:tcBorders>
-              <w:left w:val="single" w:sz="4" w:space="0" w:color="000000"/>
-              <w:bottom w:val="single" w:sz="4" w:space="0" w:color="000000"/>
-            </w:tcBorders>
-          </w:tcPr>
-          <w:p>
-            <w:pPr>
-              <w:pStyle w:val="TableContents"/>
-              <w:widowControl w:val="false"/>
-              <w:numPr>
-                <w:ilvl w:val="0"/>
-                <w:numId w:val="1"/>
-              </w:numPr>
-              <w:rPr/>
-            </w:pPr>
-            <w:r>
-              <w:rPr/>
-              <w:t>Any</w:t>
-            </w:r>
-          </w:p>
-        </w:tc>
-        <w:tc>
-          <w:tcPr>
-            <w:tcW w:w="821" w:type="dxa"/>
-            <w:tcBorders>
-              <w:left w:val="single" w:sz="4" w:space="0" w:color="000000"/>
-              <w:bottom w:val="single" w:sz="4" w:space="0" w:color="000000"/>
-            </w:tcBorders>
-          </w:tcPr>
-          <w:p>
-            <w:pPr>
-              <w:pStyle w:val="TableContents"/>
-              <w:widowControl w:val="false"/>
-              <w:numPr>
-                <w:ilvl w:val="0"/>
-                <w:numId w:val="1"/>
-              </w:numPr>
-              <w:rPr/>
-            </w:pPr>
-            <w:r>
-              <w:rPr/>
-              <w:t>16</w:t>
-            </w:r>
-          </w:p>
-        </w:tc>
-        <w:tc>
-          <w:tcPr>
-            <w:tcW w:w="1425" w:type="dxa"/>
-            <w:tcBorders>
-              <w:left w:val="single" w:sz="4" w:space="0" w:color="000000"/>
-              <w:bottom w:val="single" w:sz="4" w:space="0" w:color="000000"/>
-            </w:tcBorders>
-          </w:tcPr>
-          <w:p>
-            <w:pPr>
-              <w:pStyle w:val="TableContents"/>
-              <w:widowControl w:val="false"/>
-              <w:numPr>
-                <w:ilvl w:val="0"/>
-                <w:numId w:val="1"/>
-              </w:numPr>
-              <w:rPr/>
-            </w:pPr>
-            <w:r>
-              <w:rPr/>
-              <w:t>01</w:t>
-            </w:r>
-          </w:p>
-        </w:tc>
-        <w:tc>
-          <w:tcPr>
-            <w:tcW w:w="2497" w:type="dxa"/>
-            <w:tcBorders>
-              <w:left w:val="single" w:sz="4" w:space="0" w:color="000000"/>
-              <w:bottom w:val="single" w:sz="4" w:space="0" w:color="000000"/>
-            </w:tcBorders>
-          </w:tcPr>
-          <w:p>
-            <w:pPr>
-              <w:pStyle w:val="TableContents"/>
-              <w:widowControl w:val="false"/>
-              <w:numPr>
-                <w:ilvl w:val="0"/>
-                <w:numId w:val="1"/>
-              </w:numPr>
-              <w:rPr/>
-            </w:pPr>
-            <w:r>
-              <w:rPr/>
-              <w:t>51 F3 x1 x1 y1 y1 x2 x2 y2 y2 x3 x3 y3 y3 cc cc</w:t>
-            </w:r>
-          </w:p>
-        </w:tc>
-        <w:tc>
-          <w:tcPr>
-            <w:tcW w:w="4277" w:type="dxa"/>
-            <w:tcBorders>
-              <w:left w:val="single" w:sz="4" w:space="0" w:color="000000"/>
-              <w:bottom w:val="single" w:sz="4" w:space="0" w:color="000000"/>
-              <w:right w:val="single" w:sz="4" w:space="0" w:color="000000"/>
-            </w:tcBorders>
-          </w:tcPr>
-          <w:p>
-            <w:pPr>
-              <w:pStyle w:val="TableContents"/>
-              <w:widowControl w:val="false"/>
-              <w:numPr>
-                <w:ilvl w:val="0"/>
-                <w:numId w:val="1"/>
-              </w:numPr>
-              <w:rPr>
-                <w:sz w:val="16"/>
-                <w:szCs w:val="16"/>
-              </w:rPr>
-            </w:pPr>
-            <w:r>
-              <w:rPr>
-                <w:sz w:val="16"/>
-                <w:szCs w:val="16"/>
-              </w:rPr>
-              <w:t>Draw a filled triangle as above.</w:t>
-            </w:r>
-          </w:p>
-        </w:tc>
-      </w:tr>
-      <w:tr>
-        <w:trPr/>
-        <w:tc>
-          <w:tcPr>
-            <w:tcW w:w="952" w:type="dxa"/>
-            <w:tcBorders>
-              <w:left w:val="single" w:sz="4" w:space="0" w:color="000000"/>
-              <w:bottom w:val="single" w:sz="4" w:space="0" w:color="000000"/>
-            </w:tcBorders>
-          </w:tcPr>
-          <w:p>
-            <w:pPr>
-              <w:pStyle w:val="TableContents"/>
-              <w:widowControl w:val="false"/>
-              <w:numPr>
-                <w:ilvl w:val="0"/>
-                <w:numId w:val="1"/>
-              </w:numPr>
-              <w:rPr/>
-            </w:pPr>
-            <w:r>
-              <w:rPr/>
-              <w:t>Any</w:t>
-            </w:r>
-          </w:p>
-        </w:tc>
-        <w:tc>
-          <w:tcPr>
-            <w:tcW w:w="821" w:type="dxa"/>
-            <w:tcBorders>
-              <w:left w:val="single" w:sz="4" w:space="0" w:color="000000"/>
-              <w:bottom w:val="single" w:sz="4" w:space="0" w:color="000000"/>
-            </w:tcBorders>
-          </w:tcPr>
-          <w:p>
-            <w:pPr>
-              <w:pStyle w:val="TableContents"/>
-              <w:widowControl w:val="false"/>
-              <w:numPr>
-                <w:ilvl w:val="0"/>
-                <w:numId w:val="1"/>
-              </w:numPr>
-              <w:rPr/>
-            </w:pPr>
-            <w:r>
-              <w:rPr/>
-              <w:t>16</w:t>
-            </w:r>
-          </w:p>
-        </w:tc>
-        <w:tc>
-          <w:tcPr>
-            <w:tcW w:w="1425" w:type="dxa"/>
-            <w:tcBorders>
-              <w:left w:val="single" w:sz="4" w:space="0" w:color="000000"/>
-              <w:bottom w:val="single" w:sz="4" w:space="0" w:color="000000"/>
-            </w:tcBorders>
-          </w:tcPr>
-          <w:p>
-            <w:pPr>
-              <w:pStyle w:val="TableContents"/>
-              <w:widowControl w:val="false"/>
-              <w:numPr>
-                <w:ilvl w:val="0"/>
-                <w:numId w:val="1"/>
-              </w:numPr>
-              <w:rPr/>
-            </w:pPr>
-            <w:r>
-              <w:rPr/>
-              <w:t>01</w:t>
-            </w:r>
-          </w:p>
-        </w:tc>
-        <w:tc>
-          <w:tcPr>
-            <w:tcW w:w="2497" w:type="dxa"/>
-            <w:tcBorders>
-              <w:left w:val="single" w:sz="4" w:space="0" w:color="000000"/>
-              <w:bottom w:val="single" w:sz="4" w:space="0" w:color="000000"/>
-            </w:tcBorders>
-          </w:tcPr>
-          <w:p>
-            <w:pPr>
-              <w:pStyle w:val="TableContents"/>
-              <w:widowControl w:val="false"/>
-              <w:numPr>
-                <w:ilvl w:val="0"/>
-                <w:numId w:val="1"/>
-              </w:numPr>
-              <w:rPr/>
-            </w:pPr>
-            <w:r>
-              <w:rPr/>
-              <w:t>51 05 xx xx yy yy ww ww hh hh cc cc</w:t>
-            </w:r>
-          </w:p>
-        </w:tc>
-        <w:tc>
-          <w:tcPr>
-            <w:tcW w:w="4277" w:type="dxa"/>
-            <w:tcBorders>
-              <w:left w:val="single" w:sz="4" w:space="0" w:color="000000"/>
-              <w:bottom w:val="single" w:sz="4" w:space="0" w:color="000000"/>
-              <w:right w:val="single" w:sz="4" w:space="0" w:color="000000"/>
-            </w:tcBorders>
-          </w:tcPr>
-          <w:p>
-            <w:pPr>
-              <w:pStyle w:val="TableContents"/>
-              <w:widowControl w:val="false"/>
-              <w:numPr>
-                <w:ilvl w:val="0"/>
-                <w:numId w:val="1"/>
-              </w:numPr>
-              <w:rPr>
-                <w:sz w:val="16"/>
-                <w:szCs w:val="16"/>
-              </w:rPr>
-            </w:pPr>
-            <w:r>
-              <w:rPr>
-                <w:sz w:val="16"/>
-                <w:szCs w:val="16"/>
-              </w:rPr>
-              <w:t>Draw an ellipse at xx, yy; with width and height ww, hh, of color cc.</w:t>
-            </w:r>
-          </w:p>
-        </w:tc>
-      </w:tr>
-      <w:tr>
-        <w:trPr/>
-        <w:tc>
-          <w:tcPr>
-            <w:tcW w:w="952" w:type="dxa"/>
-            <w:tcBorders>
-              <w:left w:val="single" w:sz="4" w:space="0" w:color="000000"/>
-              <w:bottom w:val="single" w:sz="4" w:space="0" w:color="000000"/>
-            </w:tcBorders>
-          </w:tcPr>
-          <w:p>
-            <w:pPr>
-              <w:pStyle w:val="TableContents"/>
-              <w:widowControl w:val="false"/>
-              <w:numPr>
-                <w:ilvl w:val="0"/>
-                <w:numId w:val="1"/>
-              </w:numPr>
-              <w:rPr/>
-            </w:pPr>
-            <w:r>
-              <w:rPr/>
-              <w:t>Any</w:t>
-            </w:r>
-          </w:p>
-        </w:tc>
-        <w:tc>
-          <w:tcPr>
-            <w:tcW w:w="821" w:type="dxa"/>
-            <w:tcBorders>
-              <w:left w:val="single" w:sz="4" w:space="0" w:color="000000"/>
-              <w:bottom w:val="single" w:sz="4" w:space="0" w:color="000000"/>
-            </w:tcBorders>
-          </w:tcPr>
-          <w:p>
-            <w:pPr>
-              <w:pStyle w:val="TableContents"/>
-              <w:widowControl w:val="false"/>
-              <w:numPr>
-                <w:ilvl w:val="0"/>
-                <w:numId w:val="1"/>
-              </w:numPr>
-              <w:rPr/>
-            </w:pPr>
-            <w:r>
-              <w:rPr/>
-              <w:t>16</w:t>
-            </w:r>
-          </w:p>
-        </w:tc>
-        <w:tc>
-          <w:tcPr>
-            <w:tcW w:w="1425" w:type="dxa"/>
-            <w:tcBorders>
-              <w:left w:val="single" w:sz="4" w:space="0" w:color="000000"/>
-              <w:bottom w:val="single" w:sz="4" w:space="0" w:color="000000"/>
-            </w:tcBorders>
-          </w:tcPr>
-          <w:p>
-            <w:pPr>
-              <w:pStyle w:val="TableContents"/>
-              <w:widowControl w:val="false"/>
-              <w:numPr>
-                <w:ilvl w:val="0"/>
-                <w:numId w:val="1"/>
-              </w:numPr>
-              <w:rPr/>
-            </w:pPr>
-            <w:r>
-              <w:rPr/>
-              <w:t>01</w:t>
-            </w:r>
-          </w:p>
-        </w:tc>
-        <w:tc>
-          <w:tcPr>
-            <w:tcW w:w="2497" w:type="dxa"/>
-            <w:tcBorders>
-              <w:left w:val="single" w:sz="4" w:space="0" w:color="000000"/>
-              <w:bottom w:val="single" w:sz="4" w:space="0" w:color="000000"/>
-            </w:tcBorders>
-          </w:tcPr>
-          <w:p>
-            <w:pPr>
-              <w:pStyle w:val="TableContents"/>
-              <w:widowControl w:val="false"/>
-              <w:numPr>
-                <w:ilvl w:val="0"/>
-                <w:numId w:val="1"/>
-              </w:numPr>
-              <w:rPr/>
-            </w:pPr>
-            <w:r>
-              <w:rPr/>
-              <w:t>51 F5 xx xx yy yy ww ww hh hh cc cc</w:t>
-            </w:r>
-          </w:p>
-        </w:tc>
-        <w:tc>
-          <w:tcPr>
-            <w:tcW w:w="4277" w:type="dxa"/>
-            <w:tcBorders>
-              <w:left w:val="single" w:sz="4" w:space="0" w:color="000000"/>
-              <w:bottom w:val="single" w:sz="4" w:space="0" w:color="000000"/>
-              <w:right w:val="single" w:sz="4" w:space="0" w:color="000000"/>
-            </w:tcBorders>
-          </w:tcPr>
-          <w:p>
-            <w:pPr>
-              <w:pStyle w:val="TableContents"/>
-              <w:widowControl w:val="false"/>
-              <w:numPr>
-                <w:ilvl w:val="0"/>
-                <w:numId w:val="1"/>
-              </w:numPr>
-              <w:rPr>
-                <w:sz w:val="16"/>
-                <w:szCs w:val="16"/>
-              </w:rPr>
-            </w:pPr>
-            <w:r>
-              <w:rPr>
-                <w:sz w:val="16"/>
-                <w:szCs w:val="16"/>
-              </w:rPr>
-              <w:t>Draw a filled ellipse as above.</w:t>
-            </w:r>
-          </w:p>
-        </w:tc>
-      </w:tr>
-    </w:tbl>
-    <w:p>
-      <w:pPr>
-        <w:pStyle w:val="Normal"/>
-        <w:numPr>
-          <w:ilvl w:val="0"/>
-          <w:numId w:val="1"/>
-        </w:numPr>
-        <w:spacing w:before="0" w:after="144"/>
-        <w:rPr>
-          <w:rFonts w:ascii="Arial" w:hAnsi="Arial" w:eastAsia="Noto Serif CJK SC" w:cs="Mangal"/>
-          <w:color w:val="auto"/>
-          <w:kern w:val="2"/>
-          <w:sz w:val="24"/>
-          <w:szCs w:val="24"/>
-          <w:lang w:val="en-US" w:eastAsia="zh-CN" w:bidi="hi-IN"/>
-        </w:rPr>
-      </w:pPr>
-      <w:r>
-        <w:rPr>
-          <w:rFonts w:eastAsia="Noto Serif CJK SC" w:cs="Mangal"/>
-          <w:color w:val="auto"/>
-          <w:kern w:val="2"/>
-          <w:sz w:val="24"/>
-          <w:szCs w:val="24"/>
-          <w:lang w:val="en-US" w:eastAsia="zh-CN" w:bidi="hi-IN"/>
-        </w:rPr>
       </w:r>
     </w:p>
     <w:p>
@@ -10440,8 +8551,8 @@
       </w:tblPr>
       <w:tblGrid>
         <w:gridCol w:w="952"/>
-        <w:gridCol w:w="821"/>
-        <w:gridCol w:w="1425"/>
+        <w:gridCol w:w="900"/>
+        <w:gridCol w:w="1346"/>
         <w:gridCol w:w="2497"/>
         <w:gridCol w:w="4277"/>
       </w:tblGrid>
@@ -10484,7 +8595,7 @@
         </w:tc>
         <w:tc>
           <w:tcPr>
-            <w:tcW w:w="821" w:type="dxa"/>
+            <w:tcW w:w="900" w:type="dxa"/>
             <w:tcBorders>
               <w:top w:val="single" w:sz="4" w:space="0" w:color="000000"/>
               <w:left w:val="single" w:sz="4" w:space="0" w:color="000000"/>
@@ -10519,7 +8630,7 @@
         </w:tc>
         <w:tc>
           <w:tcPr>
-            <w:tcW w:w="1425" w:type="dxa"/>
+            <w:tcW w:w="1346" w:type="dxa"/>
             <w:tcBorders>
               <w:top w:val="single" w:sz="4" w:space="0" w:color="000000"/>
               <w:left w:val="single" w:sz="4" w:space="0" w:color="000000"/>
@@ -10662,7 +8773,7 @@
         </w:tc>
         <w:tc>
           <w:tcPr>
-            <w:tcW w:w="821" w:type="dxa"/>
+            <w:tcW w:w="900" w:type="dxa"/>
             <w:tcBorders>
               <w:left w:val="single" w:sz="4" w:space="0" w:color="000000"/>
               <w:bottom w:val="single" w:sz="4" w:space="0" w:color="000000"/>
@@ -10696,7 +8807,7 @@
         </w:tc>
         <w:tc>
           <w:tcPr>
-            <w:tcW w:w="1425" w:type="dxa"/>
+            <w:tcW w:w="1346" w:type="dxa"/>
             <w:tcBorders>
               <w:left w:val="single" w:sz="4" w:space="0" w:color="000000"/>
               <w:bottom w:val="single" w:sz="4" w:space="0" w:color="000000"/>
@@ -10840,7 +8951,7 @@
         </w:tc>
         <w:tc>
           <w:tcPr>
-            <w:tcW w:w="821" w:type="dxa"/>
+            <w:tcW w:w="900" w:type="dxa"/>
             <w:tcBorders>
               <w:left w:val="single" w:sz="4" w:space="0" w:color="000000"/>
               <w:bottom w:val="single" w:sz="4" w:space="0" w:color="000000"/>
@@ -10874,7 +8985,7 @@
         </w:tc>
         <w:tc>
           <w:tcPr>
-            <w:tcW w:w="1425" w:type="dxa"/>
+            <w:tcW w:w="1346" w:type="dxa"/>
             <w:tcBorders>
               <w:left w:val="single" w:sz="4" w:space="0" w:color="000000"/>
               <w:bottom w:val="single" w:sz="4" w:space="0" w:color="000000"/>
@@ -11018,7 +9129,7 @@
         </w:tc>
         <w:tc>
           <w:tcPr>
-            <w:tcW w:w="821" w:type="dxa"/>
+            <w:tcW w:w="900" w:type="dxa"/>
             <w:tcBorders>
               <w:left w:val="single" w:sz="4" w:space="0" w:color="000000"/>
               <w:bottom w:val="single" w:sz="4" w:space="0" w:color="000000"/>
@@ -11052,7 +9163,7 @@
         </w:tc>
         <w:tc>
           <w:tcPr>
-            <w:tcW w:w="1425" w:type="dxa"/>
+            <w:tcW w:w="1346" w:type="dxa"/>
             <w:tcBorders>
               <w:left w:val="single" w:sz="4" w:space="0" w:color="000000"/>
               <w:bottom w:val="single" w:sz="4" w:space="0" w:color="000000"/>
@@ -11196,7 +9307,7 @@
         </w:tc>
         <w:tc>
           <w:tcPr>
-            <w:tcW w:w="821" w:type="dxa"/>
+            <w:tcW w:w="900" w:type="dxa"/>
             <w:tcBorders>
               <w:left w:val="single" w:sz="4" w:space="0" w:color="000000"/>
               <w:bottom w:val="single" w:sz="4" w:space="0" w:color="000000"/>
@@ -11230,7 +9341,7 @@
         </w:tc>
         <w:tc>
           <w:tcPr>
-            <w:tcW w:w="1425" w:type="dxa"/>
+            <w:tcW w:w="1346" w:type="dxa"/>
             <w:tcBorders>
               <w:left w:val="single" w:sz="4" w:space="0" w:color="000000"/>
               <w:bottom w:val="single" w:sz="4" w:space="0" w:color="000000"/>
@@ -11374,7 +9485,7 @@
         </w:tc>
         <w:tc>
           <w:tcPr>
-            <w:tcW w:w="821" w:type="dxa"/>
+            <w:tcW w:w="900" w:type="dxa"/>
             <w:tcBorders>
               <w:left w:val="single" w:sz="4" w:space="0" w:color="000000"/>
               <w:bottom w:val="single" w:sz="4" w:space="0" w:color="000000"/>
@@ -11408,7 +9519,7 @@
         </w:tc>
         <w:tc>
           <w:tcPr>
-            <w:tcW w:w="1425" w:type="dxa"/>
+            <w:tcW w:w="1346" w:type="dxa"/>
             <w:tcBorders>
               <w:left w:val="single" w:sz="4" w:space="0" w:color="000000"/>
               <w:bottom w:val="single" w:sz="4" w:space="0" w:color="000000"/>
@@ -11552,7 +9663,7 @@
         </w:tc>
         <w:tc>
           <w:tcPr>
-            <w:tcW w:w="821" w:type="dxa"/>
+            <w:tcW w:w="900" w:type="dxa"/>
             <w:tcBorders>
               <w:left w:val="single" w:sz="4" w:space="0" w:color="000000"/>
               <w:bottom w:val="single" w:sz="4" w:space="0" w:color="000000"/>
@@ -11586,7 +9697,7 @@
         </w:tc>
         <w:tc>
           <w:tcPr>
-            <w:tcW w:w="1425" w:type="dxa"/>
+            <w:tcW w:w="1346" w:type="dxa"/>
             <w:tcBorders>
               <w:left w:val="single" w:sz="4" w:space="0" w:color="000000"/>
               <w:bottom w:val="single" w:sz="4" w:space="0" w:color="000000"/>
@@ -11730,7 +9841,7 @@
         </w:tc>
         <w:tc>
           <w:tcPr>
-            <w:tcW w:w="821" w:type="dxa"/>
+            <w:tcW w:w="900" w:type="dxa"/>
             <w:tcBorders>
               <w:left w:val="single" w:sz="4" w:space="0" w:color="000000"/>
               <w:bottom w:val="single" w:sz="4" w:space="0" w:color="000000"/>
@@ -11764,7 +9875,7 @@
         </w:tc>
         <w:tc>
           <w:tcPr>
-            <w:tcW w:w="1425" w:type="dxa"/>
+            <w:tcW w:w="1346" w:type="dxa"/>
             <w:tcBorders>
               <w:left w:val="single" w:sz="4" w:space="0" w:color="000000"/>
               <w:bottom w:val="single" w:sz="4" w:space="0" w:color="000000"/>
@@ -11908,7 +10019,7 @@
         </w:tc>
         <w:tc>
           <w:tcPr>
-            <w:tcW w:w="821" w:type="dxa"/>
+            <w:tcW w:w="900" w:type="dxa"/>
             <w:tcBorders>
               <w:left w:val="single" w:sz="4" w:space="0" w:color="000000"/>
               <w:bottom w:val="single" w:sz="4" w:space="0" w:color="000000"/>
@@ -11942,7 +10053,7 @@
         </w:tc>
         <w:tc>
           <w:tcPr>
-            <w:tcW w:w="1425" w:type="dxa"/>
+            <w:tcW w:w="1346" w:type="dxa"/>
             <w:tcBorders>
               <w:left w:val="single" w:sz="4" w:space="0" w:color="000000"/>
               <w:bottom w:val="single" w:sz="4" w:space="0" w:color="000000"/>
@@ -12086,7 +10197,7 @@
         </w:tc>
         <w:tc>
           <w:tcPr>
-            <w:tcW w:w="821" w:type="dxa"/>
+            <w:tcW w:w="900" w:type="dxa"/>
             <w:tcBorders>
               <w:left w:val="single" w:sz="4" w:space="0" w:color="000000"/>
               <w:bottom w:val="single" w:sz="4" w:space="0" w:color="000000"/>
@@ -12120,7 +10231,7 @@
         </w:tc>
         <w:tc>
           <w:tcPr>
-            <w:tcW w:w="1425" w:type="dxa"/>
+            <w:tcW w:w="1346" w:type="dxa"/>
             <w:tcBorders>
               <w:left w:val="single" w:sz="4" w:space="0" w:color="000000"/>
               <w:bottom w:val="single" w:sz="4" w:space="0" w:color="000000"/>
@@ -12264,7 +10375,7 @@
         </w:tc>
         <w:tc>
           <w:tcPr>
-            <w:tcW w:w="821" w:type="dxa"/>
+            <w:tcW w:w="900" w:type="dxa"/>
             <w:tcBorders>
               <w:left w:val="single" w:sz="4" w:space="0" w:color="000000"/>
               <w:bottom w:val="single" w:sz="4" w:space="0" w:color="000000"/>
@@ -12298,7 +10409,7 @@
         </w:tc>
         <w:tc>
           <w:tcPr>
-            <w:tcW w:w="1425" w:type="dxa"/>
+            <w:tcW w:w="1346" w:type="dxa"/>
             <w:tcBorders>
               <w:left w:val="single" w:sz="4" w:space="0" w:color="000000"/>
               <w:bottom w:val="single" w:sz="4" w:space="0" w:color="000000"/>
@@ -12442,7 +10553,7 @@
         </w:tc>
         <w:tc>
           <w:tcPr>
-            <w:tcW w:w="821" w:type="dxa"/>
+            <w:tcW w:w="900" w:type="dxa"/>
             <w:tcBorders>
               <w:left w:val="single" w:sz="4" w:space="0" w:color="000000"/>
               <w:bottom w:val="single" w:sz="4" w:space="0" w:color="000000"/>
@@ -12476,7 +10587,7 @@
         </w:tc>
         <w:tc>
           <w:tcPr>
-            <w:tcW w:w="1425" w:type="dxa"/>
+            <w:tcW w:w="1346" w:type="dxa"/>
             <w:tcBorders>
               <w:left w:val="single" w:sz="4" w:space="0" w:color="000000"/>
               <w:bottom w:val="single" w:sz="4" w:space="0" w:color="000000"/>
@@ -12620,7 +10731,7 @@
         </w:tc>
         <w:tc>
           <w:tcPr>
-            <w:tcW w:w="821" w:type="dxa"/>
+            <w:tcW w:w="900" w:type="dxa"/>
             <w:tcBorders>
               <w:left w:val="single" w:sz="4" w:space="0" w:color="000000"/>
               <w:bottom w:val="single" w:sz="4" w:space="0" w:color="000000"/>
@@ -12654,7 +10765,7 @@
         </w:tc>
         <w:tc>
           <w:tcPr>
-            <w:tcW w:w="1425" w:type="dxa"/>
+            <w:tcW w:w="1346" w:type="dxa"/>
             <w:tcBorders>
               <w:left w:val="single" w:sz="4" w:space="0" w:color="000000"/>
               <w:bottom w:val="single" w:sz="4" w:space="0" w:color="000000"/>
@@ -12793,7 +10904,7 @@
         </w:tc>
         <w:tc>
           <w:tcPr>
-            <w:tcW w:w="821" w:type="dxa"/>
+            <w:tcW w:w="900" w:type="dxa"/>
             <w:tcBorders>
               <w:left w:val="single" w:sz="4" w:space="0" w:color="000000"/>
               <w:bottom w:val="single" w:sz="4" w:space="0" w:color="000000"/>
@@ -12827,7 +10938,7 @@
         </w:tc>
         <w:tc>
           <w:tcPr>
-            <w:tcW w:w="1425" w:type="dxa"/>
+            <w:tcW w:w="1346" w:type="dxa"/>
             <w:tcBorders>
               <w:left w:val="single" w:sz="4" w:space="0" w:color="000000"/>
               <w:bottom w:val="single" w:sz="4" w:space="0" w:color="000000"/>
@@ -12965,7 +11076,7 @@
         </w:tc>
         <w:tc>
           <w:tcPr>
-            <w:tcW w:w="821" w:type="dxa"/>
+            <w:tcW w:w="900" w:type="dxa"/>
             <w:tcBorders>
               <w:left w:val="single" w:sz="4" w:space="0" w:color="000000"/>
               <w:bottom w:val="single" w:sz="4" w:space="0" w:color="000000"/>
@@ -12999,7 +11110,7 @@
         </w:tc>
         <w:tc>
           <w:tcPr>
-            <w:tcW w:w="1425" w:type="dxa"/>
+            <w:tcW w:w="1346" w:type="dxa"/>
             <w:tcBorders>
               <w:left w:val="single" w:sz="4" w:space="0" w:color="000000"/>
               <w:bottom w:val="single" w:sz="4" w:space="0" w:color="000000"/>
@@ -13141,7 +11252,7 @@
         </w:tc>
         <w:tc>
           <w:tcPr>
-            <w:tcW w:w="821" w:type="dxa"/>
+            <w:tcW w:w="900" w:type="dxa"/>
             <w:tcBorders>
               <w:left w:val="single" w:sz="4" w:space="0" w:color="000000"/>
               <w:bottom w:val="single" w:sz="4" w:space="0" w:color="000000"/>
@@ -13175,7 +11286,7 @@
         </w:tc>
         <w:tc>
           <w:tcPr>
-            <w:tcW w:w="1425" w:type="dxa"/>
+            <w:tcW w:w="1346" w:type="dxa"/>
             <w:tcBorders>
               <w:left w:val="single" w:sz="4" w:space="0" w:color="000000"/>
               <w:bottom w:val="single" w:sz="4" w:space="0" w:color="000000"/>
@@ -13317,7 +11428,7 @@
         </w:tc>
         <w:tc>
           <w:tcPr>
-            <w:tcW w:w="821" w:type="dxa"/>
+            <w:tcW w:w="900" w:type="dxa"/>
             <w:tcBorders>
               <w:left w:val="single" w:sz="4" w:space="0" w:color="000000"/>
               <w:bottom w:val="single" w:sz="4" w:space="0" w:color="000000"/>
@@ -13351,7 +11462,7 @@
         </w:tc>
         <w:tc>
           <w:tcPr>
-            <w:tcW w:w="1425" w:type="dxa"/>
+            <w:tcW w:w="1346" w:type="dxa"/>
             <w:tcBorders>
               <w:left w:val="single" w:sz="4" w:space="0" w:color="000000"/>
               <w:bottom w:val="single" w:sz="4" w:space="0" w:color="000000"/>
@@ -13491,7 +11602,7 @@
         </w:tc>
         <w:tc>
           <w:tcPr>
-            <w:tcW w:w="821" w:type="dxa"/>
+            <w:tcW w:w="900" w:type="dxa"/>
             <w:tcBorders>
               <w:left w:val="single" w:sz="4" w:space="0" w:color="000000"/>
               <w:bottom w:val="single" w:sz="4" w:space="0" w:color="000000"/>
@@ -13525,7 +11636,7 @@
         </w:tc>
         <w:tc>
           <w:tcPr>
-            <w:tcW w:w="1425" w:type="dxa"/>
+            <w:tcW w:w="1346" w:type="dxa"/>
             <w:tcBorders>
               <w:left w:val="single" w:sz="4" w:space="0" w:color="000000"/>
               <w:bottom w:val="single" w:sz="4" w:space="0" w:color="000000"/>
@@ -13665,7 +11776,7 @@
         </w:tc>
         <w:tc>
           <w:tcPr>
-            <w:tcW w:w="821" w:type="dxa"/>
+            <w:tcW w:w="900" w:type="dxa"/>
             <w:tcBorders>
               <w:left w:val="single" w:sz="4" w:space="0" w:color="000000"/>
               <w:bottom w:val="single" w:sz="4" w:space="0" w:color="000000"/>
@@ -13699,7 +11810,7 @@
         </w:tc>
         <w:tc>
           <w:tcPr>
-            <w:tcW w:w="1425" w:type="dxa"/>
+            <w:tcW w:w="1346" w:type="dxa"/>
             <w:tcBorders>
               <w:left w:val="single" w:sz="4" w:space="0" w:color="000000"/>
               <w:bottom w:val="single" w:sz="4" w:space="0" w:color="000000"/>
@@ -13839,7 +11950,7 @@
         </w:tc>
         <w:tc>
           <w:tcPr>
-            <w:tcW w:w="821" w:type="dxa"/>
+            <w:tcW w:w="900" w:type="dxa"/>
             <w:tcBorders>
               <w:left w:val="single" w:sz="4" w:space="0" w:color="000000"/>
               <w:bottom w:val="single" w:sz="4" w:space="0" w:color="000000"/>
@@ -13873,7 +11984,7 @@
         </w:tc>
         <w:tc>
           <w:tcPr>
-            <w:tcW w:w="1425" w:type="dxa"/>
+            <w:tcW w:w="1346" w:type="dxa"/>
             <w:tcBorders>
               <w:left w:val="single" w:sz="4" w:space="0" w:color="000000"/>
               <w:bottom w:val="single" w:sz="4" w:space="0" w:color="000000"/>
@@ -14015,7 +12126,7 @@
         </w:tc>
         <w:tc>
           <w:tcPr>
-            <w:tcW w:w="821" w:type="dxa"/>
+            <w:tcW w:w="900" w:type="dxa"/>
             <w:tcBorders>
               <w:left w:val="single" w:sz="4" w:space="0" w:color="000000"/>
               <w:bottom w:val="single" w:sz="4" w:space="0" w:color="000000"/>
@@ -14049,7 +12160,7 @@
         </w:tc>
         <w:tc>
           <w:tcPr>
-            <w:tcW w:w="1425" w:type="dxa"/>
+            <w:tcW w:w="1346" w:type="dxa"/>
             <w:tcBorders>
               <w:left w:val="single" w:sz="4" w:space="0" w:color="000000"/>
               <w:bottom w:val="single" w:sz="4" w:space="0" w:color="000000"/>
@@ -14189,7 +12300,7 @@
         </w:tc>
         <w:tc>
           <w:tcPr>
-            <w:tcW w:w="821" w:type="dxa"/>
+            <w:tcW w:w="900" w:type="dxa"/>
             <w:tcBorders>
               <w:left w:val="single" w:sz="4" w:space="0" w:color="000000"/>
               <w:bottom w:val="single" w:sz="4" w:space="0" w:color="000000"/>
@@ -14223,7 +12334,7 @@
         </w:tc>
         <w:tc>
           <w:tcPr>
-            <w:tcW w:w="1425" w:type="dxa"/>
+            <w:tcW w:w="1346" w:type="dxa"/>
             <w:tcBorders>
               <w:left w:val="single" w:sz="4" w:space="0" w:color="000000"/>
               <w:bottom w:val="single" w:sz="4" w:space="0" w:color="000000"/>
@@ -14368,8 +12479,8 @@
       </w:tblPr>
       <w:tblGrid>
         <w:gridCol w:w="952"/>
-        <w:gridCol w:w="821"/>
-        <w:gridCol w:w="1425"/>
+        <w:gridCol w:w="900"/>
+        <w:gridCol w:w="1346"/>
         <w:gridCol w:w="2497"/>
         <w:gridCol w:w="4277"/>
       </w:tblGrid>
@@ -14412,7 +12523,7 @@
         </w:tc>
         <w:tc>
           <w:tcPr>
-            <w:tcW w:w="821" w:type="dxa"/>
+            <w:tcW w:w="900" w:type="dxa"/>
             <w:tcBorders>
               <w:top w:val="single" w:sz="4" w:space="0" w:color="000000"/>
               <w:left w:val="single" w:sz="4" w:space="0" w:color="000000"/>
@@ -14447,7 +12558,7 @@
         </w:tc>
         <w:tc>
           <w:tcPr>
-            <w:tcW w:w="1425" w:type="dxa"/>
+            <w:tcW w:w="1346" w:type="dxa"/>
             <w:tcBorders>
               <w:top w:val="single" w:sz="4" w:space="0" w:color="000000"/>
               <w:left w:val="single" w:sz="4" w:space="0" w:color="000000"/>
@@ -14590,7 +12701,7 @@
         </w:tc>
         <w:tc>
           <w:tcPr>
-            <w:tcW w:w="821" w:type="dxa"/>
+            <w:tcW w:w="900" w:type="dxa"/>
             <w:tcBorders>
               <w:left w:val="single" w:sz="4" w:space="0" w:color="000000"/>
               <w:bottom w:val="single" w:sz="4" w:space="0" w:color="000000"/>
@@ -14624,7 +12735,7 @@
         </w:tc>
         <w:tc>
           <w:tcPr>
-            <w:tcW w:w="1425" w:type="dxa"/>
+            <w:tcW w:w="1346" w:type="dxa"/>
             <w:tcBorders>
               <w:left w:val="single" w:sz="4" w:space="0" w:color="000000"/>
               <w:bottom w:val="single" w:sz="4" w:space="0" w:color="000000"/>
@@ -14737,7 +12848,7 @@
               <w:widowControl w:val="false"/>
               <w:numPr>
                 <w:ilvl w:val="0"/>
-                <w:numId w:val="14"/>
+                <w:numId w:val="13"/>
               </w:numPr>
               <w:suppressLineNumbers/>
               <w:suppressAutoHyphens w:val="true"/>
@@ -14772,7 +12883,7 @@
               <w:widowControl w:val="false"/>
               <w:numPr>
                 <w:ilvl w:val="1"/>
-                <w:numId w:val="14"/>
+                <w:numId w:val="13"/>
               </w:numPr>
               <w:suppressLineNumbers/>
               <w:suppressAutoHyphens w:val="true"/>
@@ -14807,7 +12918,7 @@
               <w:widowControl w:val="false"/>
               <w:numPr>
                 <w:ilvl w:val="1"/>
-                <w:numId w:val="14"/>
+                <w:numId w:val="13"/>
               </w:numPr>
               <w:suppressLineNumbers/>
               <w:suppressAutoHyphens w:val="true"/>
@@ -14842,7 +12953,7 @@
               <w:widowControl w:val="false"/>
               <w:numPr>
                 <w:ilvl w:val="1"/>
-                <w:numId w:val="14"/>
+                <w:numId w:val="13"/>
               </w:numPr>
               <w:suppressLineNumbers/>
               <w:suppressAutoHyphens w:val="true"/>
@@ -14877,7 +12988,7 @@
               <w:widowControl w:val="false"/>
               <w:numPr>
                 <w:ilvl w:val="1"/>
-                <w:numId w:val="14"/>
+                <w:numId w:val="13"/>
               </w:numPr>
               <w:suppressLineNumbers/>
               <w:suppressAutoHyphens w:val="true"/>
@@ -14912,7 +13023,7 @@
               <w:widowControl w:val="false"/>
               <w:numPr>
                 <w:ilvl w:val="1"/>
-                <w:numId w:val="14"/>
+                <w:numId w:val="13"/>
               </w:numPr>
               <w:suppressLineNumbers/>
               <w:suppressAutoHyphens w:val="true"/>
@@ -14947,7 +13058,7 @@
               <w:widowControl w:val="false"/>
               <w:numPr>
                 <w:ilvl w:val="1"/>
-                <w:numId w:val="14"/>
+                <w:numId w:val="13"/>
               </w:numPr>
               <w:suppressLineNumbers/>
               <w:suppressAutoHyphens w:val="true"/>
@@ -14982,7 +13093,7 @@
               <w:widowControl w:val="false"/>
               <w:numPr>
                 <w:ilvl w:val="1"/>
-                <w:numId w:val="14"/>
+                <w:numId w:val="13"/>
               </w:numPr>
               <w:suppressLineNumbers/>
               <w:suppressAutoHyphens w:val="true"/>
@@ -15017,7 +13128,7 @@
               <w:widowControl w:val="false"/>
               <w:numPr>
                 <w:ilvl w:val="1"/>
-                <w:numId w:val="14"/>
+                <w:numId w:val="13"/>
               </w:numPr>
               <w:suppressLineNumbers/>
               <w:suppressAutoHyphens w:val="true"/>
@@ -15052,7 +13163,7 @@
               <w:widowControl w:val="false"/>
               <w:numPr>
                 <w:ilvl w:val="0"/>
-                <w:numId w:val="14"/>
+                <w:numId w:val="13"/>
               </w:numPr>
               <w:suppressLineNumbers/>
               <w:suppressAutoHyphens w:val="true"/>
@@ -15087,7 +13198,7 @@
               <w:widowControl w:val="false"/>
               <w:numPr>
                 <w:ilvl w:val="1"/>
-                <w:numId w:val="14"/>
+                <w:numId w:val="13"/>
               </w:numPr>
               <w:suppressLineNumbers/>
               <w:suppressAutoHyphens w:val="true"/>
@@ -15122,7 +13233,7 @@
               <w:widowControl w:val="false"/>
               <w:numPr>
                 <w:ilvl w:val="1"/>
-                <w:numId w:val="14"/>
+                <w:numId w:val="13"/>
               </w:numPr>
               <w:suppressLineNumbers/>
               <w:suppressAutoHyphens w:val="true"/>
@@ -15157,7 +13268,7 @@
               <w:widowControl w:val="false"/>
               <w:numPr>
                 <w:ilvl w:val="1"/>
-                <w:numId w:val="14"/>
+                <w:numId w:val="13"/>
               </w:numPr>
               <w:suppressLineNumbers/>
               <w:suppressAutoHyphens w:val="true"/>
@@ -15192,7 +13303,7 @@
               <w:widowControl w:val="false"/>
               <w:numPr>
                 <w:ilvl w:val="1"/>
-                <w:numId w:val="14"/>
+                <w:numId w:val="13"/>
               </w:numPr>
               <w:suppressLineNumbers/>
               <w:suppressAutoHyphens w:val="true"/>
@@ -15227,7 +13338,7 @@
               <w:widowControl w:val="false"/>
               <w:numPr>
                 <w:ilvl w:val="1"/>
-                <w:numId w:val="14"/>
+                <w:numId w:val="13"/>
               </w:numPr>
               <w:suppressLineNumbers/>
               <w:suppressAutoHyphens w:val="true"/>
@@ -15262,7 +13373,7 @@
               <w:widowControl w:val="false"/>
               <w:numPr>
                 <w:ilvl w:val="1"/>
-                <w:numId w:val="14"/>
+                <w:numId w:val="13"/>
               </w:numPr>
               <w:suppressLineNumbers/>
               <w:suppressAutoHyphens w:val="true"/>
@@ -15328,8 +13439,8 @@
       </w:tblPr>
       <w:tblGrid>
         <w:gridCol w:w="952"/>
-        <w:gridCol w:w="821"/>
-        <w:gridCol w:w="1425"/>
+        <w:gridCol w:w="900"/>
+        <w:gridCol w:w="1346"/>
         <w:gridCol w:w="2497"/>
         <w:gridCol w:w="4277"/>
       </w:tblGrid>
@@ -15372,7 +13483,7 @@
         </w:tc>
         <w:tc>
           <w:tcPr>
-            <w:tcW w:w="821" w:type="dxa"/>
+            <w:tcW w:w="900" w:type="dxa"/>
             <w:tcBorders>
               <w:top w:val="single" w:sz="4" w:space="0" w:color="000000"/>
               <w:left w:val="single" w:sz="4" w:space="0" w:color="000000"/>
@@ -15407,7 +13518,7 @@
         </w:tc>
         <w:tc>
           <w:tcPr>
-            <w:tcW w:w="1425" w:type="dxa"/>
+            <w:tcW w:w="1346" w:type="dxa"/>
             <w:tcBorders>
               <w:top w:val="single" w:sz="4" w:space="0" w:color="000000"/>
               <w:left w:val="single" w:sz="4" w:space="0" w:color="000000"/>
@@ -15550,7 +13661,7 @@
         </w:tc>
         <w:tc>
           <w:tcPr>
-            <w:tcW w:w="821" w:type="dxa"/>
+            <w:tcW w:w="900" w:type="dxa"/>
             <w:tcBorders>
               <w:left w:val="single" w:sz="4" w:space="0" w:color="000000"/>
               <w:bottom w:val="single" w:sz="4" w:space="0" w:color="000000"/>
@@ -15584,7 +13695,7 @@
         </w:tc>
         <w:tc>
           <w:tcPr>
-            <w:tcW w:w="1425" w:type="dxa"/>
+            <w:tcW w:w="1346" w:type="dxa"/>
             <w:tcBorders>
               <w:left w:val="single" w:sz="4" w:space="0" w:color="000000"/>
               <w:bottom w:val="single" w:sz="4" w:space="0" w:color="000000"/>
@@ -15694,7 +13805,7 @@
               <w:widowControl w:val="false"/>
               <w:numPr>
                 <w:ilvl w:val="0"/>
-                <w:numId w:val="20"/>
+                <w:numId w:val="19"/>
               </w:numPr>
               <w:suppressLineNumbers/>
               <w:suppressAutoHyphens w:val="true"/>
@@ -15729,7 +13840,7 @@
               <w:widowControl w:val="false"/>
               <w:numPr>
                 <w:ilvl w:val="0"/>
-                <w:numId w:val="20"/>
+                <w:numId w:val="19"/>
               </w:numPr>
               <w:suppressLineNumbers/>
               <w:suppressAutoHyphens w:val="true"/>
@@ -15764,7 +13875,7 @@
               <w:widowControl w:val="false"/>
               <w:numPr>
                 <w:ilvl w:val="0"/>
-                <w:numId w:val="20"/>
+                <w:numId w:val="19"/>
               </w:numPr>
               <w:suppressLineNumbers/>
               <w:suppressAutoHyphens w:val="true"/>
@@ -15799,7 +13910,7 @@
               <w:widowControl w:val="false"/>
               <w:numPr>
                 <w:ilvl w:val="0"/>
-                <w:numId w:val="20"/>
+                <w:numId w:val="19"/>
               </w:numPr>
               <w:suppressLineNumbers/>
               <w:suppressAutoHyphens w:val="true"/>
@@ -15834,7 +13945,7 @@
               <w:widowControl w:val="false"/>
               <w:numPr>
                 <w:ilvl w:val="0"/>
-                <w:numId w:val="20"/>
+                <w:numId w:val="19"/>
               </w:numPr>
               <w:suppressLineNumbers/>
               <w:suppressAutoHyphens w:val="true"/>
@@ -15869,7 +13980,7 @@
               <w:widowControl w:val="false"/>
               <w:numPr>
                 <w:ilvl w:val="0"/>
-                <w:numId w:val="20"/>
+                <w:numId w:val="19"/>
               </w:numPr>
               <w:suppressLineNumbers/>
               <w:suppressAutoHyphens w:val="true"/>
@@ -15904,7 +14015,7 @@
               <w:widowControl w:val="false"/>
               <w:numPr>
                 <w:ilvl w:val="0"/>
-                <w:numId w:val="20"/>
+                <w:numId w:val="19"/>
               </w:numPr>
               <w:suppressLineNumbers/>
               <w:suppressAutoHyphens w:val="true"/>
@@ -15939,7 +14050,7 @@
               <w:widowControl w:val="false"/>
               <w:numPr>
                 <w:ilvl w:val="0"/>
-                <w:numId w:val="20"/>
+                <w:numId w:val="19"/>
               </w:numPr>
               <w:suppressLineNumbers/>
               <w:suppressAutoHyphens w:val="true"/>
@@ -15974,7 +14085,7 @@
               <w:widowControl w:val="false"/>
               <w:numPr>
                 <w:ilvl w:val="0"/>
-                <w:numId w:val="20"/>
+                <w:numId w:val="19"/>
               </w:numPr>
               <w:suppressLineNumbers/>
               <w:suppressAutoHyphens w:val="true"/>
@@ -16009,7 +14120,7 @@
               <w:widowControl w:val="false"/>
               <w:numPr>
                 <w:ilvl w:val="0"/>
-                <w:numId w:val="20"/>
+                <w:numId w:val="19"/>
               </w:numPr>
               <w:suppressLineNumbers/>
               <w:suppressAutoHyphens w:val="true"/>
@@ -16044,7 +14155,7 @@
               <w:widowControl w:val="false"/>
               <w:numPr>
                 <w:ilvl w:val="0"/>
-                <w:numId w:val="20"/>
+                <w:numId w:val="19"/>
               </w:numPr>
               <w:suppressLineNumbers/>
               <w:suppressAutoHyphens w:val="true"/>
@@ -16079,7 +14190,7 @@
               <w:widowControl w:val="false"/>
               <w:numPr>
                 <w:ilvl w:val="0"/>
-                <w:numId w:val="20"/>
+                <w:numId w:val="19"/>
               </w:numPr>
               <w:suppressLineNumbers/>
               <w:suppressAutoHyphens w:val="true"/>
@@ -16114,7 +14225,7 @@
               <w:widowControl w:val="false"/>
               <w:numPr>
                 <w:ilvl w:val="0"/>
-                <w:numId w:val="20"/>
+                <w:numId w:val="19"/>
               </w:numPr>
               <w:suppressLineNumbers/>
               <w:suppressAutoHyphens w:val="true"/>
@@ -16240,7 +14351,7 @@
         </w:tc>
         <w:tc>
           <w:tcPr>
-            <w:tcW w:w="821" w:type="dxa"/>
+            <w:tcW w:w="900" w:type="dxa"/>
             <w:tcBorders>
               <w:left w:val="single" w:sz="4" w:space="0" w:color="000000"/>
               <w:bottom w:val="single" w:sz="4" w:space="0" w:color="000000"/>
@@ -16274,7 +14385,7 @@
         </w:tc>
         <w:tc>
           <w:tcPr>
-            <w:tcW w:w="1425" w:type="dxa"/>
+            <w:tcW w:w="1346" w:type="dxa"/>
             <w:tcBorders>
               <w:left w:val="single" w:sz="4" w:space="0" w:color="000000"/>
               <w:bottom w:val="single" w:sz="4" w:space="0" w:color="000000"/>
@@ -16418,7 +14529,7 @@
         </w:tc>
         <w:tc>
           <w:tcPr>
-            <w:tcW w:w="821" w:type="dxa"/>
+            <w:tcW w:w="900" w:type="dxa"/>
             <w:tcBorders>
               <w:left w:val="single" w:sz="4" w:space="0" w:color="000000"/>
               <w:bottom w:val="single" w:sz="4" w:space="0" w:color="000000"/>
@@ -16452,7 +14563,7 @@
         </w:tc>
         <w:tc>
           <w:tcPr>
-            <w:tcW w:w="1425" w:type="dxa"/>
+            <w:tcW w:w="1346" w:type="dxa"/>
             <w:tcBorders>
               <w:left w:val="single" w:sz="4" w:space="0" w:color="000000"/>
               <w:bottom w:val="single" w:sz="4" w:space="0" w:color="000000"/>
@@ -16593,8 +14704,8 @@
       </w:tblPr>
       <w:tblGrid>
         <w:gridCol w:w="952"/>
-        <w:gridCol w:w="847"/>
-        <w:gridCol w:w="1399"/>
+        <w:gridCol w:w="845"/>
+        <w:gridCol w:w="1401"/>
         <w:gridCol w:w="2497"/>
         <w:gridCol w:w="4277"/>
       </w:tblGrid>
@@ -16637,7 +14748,7 @@
         </w:tc>
         <w:tc>
           <w:tcPr>
-            <w:tcW w:w="847" w:type="dxa"/>
+            <w:tcW w:w="845" w:type="dxa"/>
             <w:tcBorders>
               <w:top w:val="single" w:sz="4" w:space="0" w:color="000000"/>
               <w:left w:val="single" w:sz="4" w:space="0" w:color="000000"/>
@@ -16672,7 +14783,7 @@
         </w:tc>
         <w:tc>
           <w:tcPr>
-            <w:tcW w:w="1399" w:type="dxa"/>
+            <w:tcW w:w="1401" w:type="dxa"/>
             <w:tcBorders>
               <w:top w:val="single" w:sz="4" w:space="0" w:color="000000"/>
               <w:left w:val="single" w:sz="4" w:space="0" w:color="000000"/>
@@ -16815,7 +14926,7 @@
         </w:tc>
         <w:tc>
           <w:tcPr>
-            <w:tcW w:w="847" w:type="dxa"/>
+            <w:tcW w:w="845" w:type="dxa"/>
             <w:tcBorders>
               <w:left w:val="single" w:sz="4" w:space="0" w:color="000000"/>
               <w:bottom w:val="single" w:sz="4" w:space="0" w:color="000000"/>
@@ -16849,7 +14960,7 @@
         </w:tc>
         <w:tc>
           <w:tcPr>
-            <w:tcW w:w="1399" w:type="dxa"/>
+            <w:tcW w:w="1401" w:type="dxa"/>
             <w:tcBorders>
               <w:left w:val="single" w:sz="4" w:space="0" w:color="000000"/>
               <w:bottom w:val="single" w:sz="4" w:space="0" w:color="000000"/>
@@ -16993,7 +15104,7 @@
         </w:tc>
         <w:tc>
           <w:tcPr>
-            <w:tcW w:w="847" w:type="dxa"/>
+            <w:tcW w:w="845" w:type="dxa"/>
             <w:tcBorders>
               <w:left w:val="single" w:sz="4" w:space="0" w:color="000000"/>
               <w:bottom w:val="single" w:sz="4" w:space="0" w:color="000000"/>
@@ -17027,7 +15138,7 @@
         </w:tc>
         <w:tc>
           <w:tcPr>
-            <w:tcW w:w="1399" w:type="dxa"/>
+            <w:tcW w:w="1401" w:type="dxa"/>
             <w:tcBorders>
               <w:left w:val="single" w:sz="4" w:space="0" w:color="000000"/>
               <w:bottom w:val="single" w:sz="4" w:space="0" w:color="000000"/>
@@ -17137,7 +15248,7 @@
               <w:widowControl w:val="false"/>
               <w:numPr>
                 <w:ilvl w:val="0"/>
-                <w:numId w:val="24"/>
+                <w:numId w:val="23"/>
               </w:numPr>
               <w:suppressLineNumbers/>
               <w:suppressAutoHyphens w:val="true"/>
@@ -17172,7 +15283,7 @@
               <w:widowControl w:val="false"/>
               <w:numPr>
                 <w:ilvl w:val="0"/>
-                <w:numId w:val="24"/>
+                <w:numId w:val="23"/>
               </w:numPr>
               <w:suppressLineNumbers/>
               <w:suppressAutoHyphens w:val="true"/>
@@ -17207,7 +15318,7 @@
               <w:widowControl w:val="false"/>
               <w:numPr>
                 <w:ilvl w:val="0"/>
-                <w:numId w:val="24"/>
+                <w:numId w:val="23"/>
               </w:numPr>
               <w:suppressLineNumbers/>
               <w:suppressAutoHyphens w:val="true"/>
@@ -17242,7 +15353,7 @@
               <w:widowControl w:val="false"/>
               <w:numPr>
                 <w:ilvl w:val="0"/>
-                <w:numId w:val="24"/>
+                <w:numId w:val="23"/>
               </w:numPr>
               <w:suppressLineNumbers/>
               <w:suppressAutoHyphens w:val="true"/>
@@ -17277,7 +15388,7 @@
               <w:widowControl w:val="false"/>
               <w:numPr>
                 <w:ilvl w:val="0"/>
-                <w:numId w:val="24"/>
+                <w:numId w:val="23"/>
               </w:numPr>
               <w:suppressLineNumbers/>
               <w:suppressAutoHyphens w:val="true"/>
@@ -17312,7 +15423,7 @@
               <w:widowControl w:val="false"/>
               <w:numPr>
                 <w:ilvl w:val="0"/>
-                <w:numId w:val="24"/>
+                <w:numId w:val="23"/>
               </w:numPr>
               <w:suppressLineNumbers/>
               <w:suppressAutoHyphens w:val="true"/>
@@ -17347,7 +15458,7 @@
               <w:widowControl w:val="false"/>
               <w:numPr>
                 <w:ilvl w:val="0"/>
-                <w:numId w:val="24"/>
+                <w:numId w:val="23"/>
               </w:numPr>
               <w:suppressLineNumbers/>
               <w:suppressAutoHyphens w:val="true"/>
@@ -17373,38 +15484,16 @@
                 <w:szCs w:val="16"/>
                 <w:lang w:val="en-US" w:eastAsia="zh-CN" w:bidi="hi-IN"/>
               </w:rPr>
-              <w:t>07: 360</w:t>
-            </w:r>
-            <w:r>
-              <w:rPr>
-                <w:rFonts w:eastAsia="Noto Serif CJK SC" w:cs="Mangal"/>
-                <w:color w:val="auto"/>
-                <w:kern w:val="2"/>
-                <w:sz w:val="16"/>
-                <w:szCs w:val="16"/>
-                <w:lang w:val="en-US" w:eastAsia="zh-CN" w:bidi="hi-IN"/>
-              </w:rPr>
-              <w:t>°</w:t>
-            </w:r>
-            <w:r>
-              <w:rPr>
-                <w:rFonts w:eastAsia="Noto Serif CJK SC" w:cs="Mangal"/>
-                <w:color w:val="auto"/>
-                <w:kern w:val="2"/>
-                <w:sz w:val="16"/>
-                <w:szCs w:val="16"/>
-                <w:lang w:val="en-US" w:eastAsia="zh-CN" w:bidi="hi-IN"/>
-              </w:rPr>
-              <w:t xml:space="preserve"> from Top</w:t>
-            </w:r>
-          </w:p>
-          <w:p>
-            <w:pPr>
-              <w:pStyle w:val="TableContents"/>
-              <w:widowControl w:val="false"/>
-              <w:numPr>
-                <w:ilvl w:val="0"/>
-                <w:numId w:val="24"/>
+              <w:t>07: 360° from Top</w:t>
+            </w:r>
+          </w:p>
+          <w:p>
+            <w:pPr>
+              <w:pStyle w:val="TableContents"/>
+              <w:widowControl w:val="false"/>
+              <w:numPr>
+                <w:ilvl w:val="0"/>
+                <w:numId w:val="23"/>
               </w:numPr>
               <w:suppressLineNumbers/>
               <w:suppressAutoHyphens w:val="true"/>
@@ -17439,7 +15528,7 @@
               <w:widowControl w:val="false"/>
               <w:numPr>
                 <w:ilvl w:val="0"/>
-                <w:numId w:val="24"/>
+                <w:numId w:val="23"/>
               </w:numPr>
               <w:suppressLineNumbers/>
               <w:suppressAutoHyphens w:val="true"/>
@@ -17474,7 +15563,7 @@
               <w:widowControl w:val="false"/>
               <w:numPr>
                 <w:ilvl w:val="0"/>
-                <w:numId w:val="24"/>
+                <w:numId w:val="23"/>
               </w:numPr>
               <w:suppressLineNumbers/>
               <w:suppressAutoHyphens w:val="true"/>
@@ -17543,7 +15632,7 @@
         </w:tc>
         <w:tc>
           <w:tcPr>
-            <w:tcW w:w="847" w:type="dxa"/>
+            <w:tcW w:w="845" w:type="dxa"/>
             <w:tcBorders>
               <w:left w:val="single" w:sz="4" w:space="0" w:color="000000"/>
               <w:bottom w:val="single" w:sz="4" w:space="0" w:color="000000"/>
@@ -17577,7 +15666,7 @@
         </w:tc>
         <w:tc>
           <w:tcPr>
-            <w:tcW w:w="1399" w:type="dxa"/>
+            <w:tcW w:w="1401" w:type="dxa"/>
             <w:tcBorders>
               <w:left w:val="single" w:sz="4" w:space="0" w:color="000000"/>
               <w:bottom w:val="single" w:sz="4" w:space="0" w:color="000000"/>
@@ -17721,7 +15810,7 @@
         </w:tc>
         <w:tc>
           <w:tcPr>
-            <w:tcW w:w="847" w:type="dxa"/>
+            <w:tcW w:w="845" w:type="dxa"/>
             <w:tcBorders>
               <w:left w:val="single" w:sz="4" w:space="0" w:color="000000"/>
               <w:bottom w:val="single" w:sz="4" w:space="0" w:color="000000"/>
@@ -17755,7 +15844,7 @@
         </w:tc>
         <w:tc>
           <w:tcPr>
-            <w:tcW w:w="1399" w:type="dxa"/>
+            <w:tcW w:w="1401" w:type="dxa"/>
             <w:tcBorders>
               <w:left w:val="single" w:sz="4" w:space="0" w:color="000000"/>
               <w:bottom w:val="single" w:sz="4" w:space="0" w:color="000000"/>
@@ -17899,7 +15988,7 @@
         </w:tc>
         <w:tc>
           <w:tcPr>
-            <w:tcW w:w="847" w:type="dxa"/>
+            <w:tcW w:w="845" w:type="dxa"/>
             <w:tcBorders>
               <w:left w:val="single" w:sz="4" w:space="0" w:color="000000"/>
               <w:bottom w:val="single" w:sz="4" w:space="0" w:color="000000"/>
@@ -17933,7 +16022,7 @@
         </w:tc>
         <w:tc>
           <w:tcPr>
-            <w:tcW w:w="1399" w:type="dxa"/>
+            <w:tcW w:w="1401" w:type="dxa"/>
             <w:tcBorders>
               <w:left w:val="single" w:sz="4" w:space="0" w:color="000000"/>
               <w:bottom w:val="single" w:sz="4" w:space="0" w:color="000000"/>
@@ -18077,7 +16166,7 @@
         </w:tc>
         <w:tc>
           <w:tcPr>
-            <w:tcW w:w="847" w:type="dxa"/>
+            <w:tcW w:w="845" w:type="dxa"/>
             <w:tcBorders>
               <w:left w:val="single" w:sz="4" w:space="0" w:color="000000"/>
               <w:bottom w:val="single" w:sz="4" w:space="0" w:color="000000"/>
@@ -18111,7 +16200,7 @@
         </w:tc>
         <w:tc>
           <w:tcPr>
-            <w:tcW w:w="1399" w:type="dxa"/>
+            <w:tcW w:w="1401" w:type="dxa"/>
             <w:tcBorders>
               <w:left w:val="single" w:sz="4" w:space="0" w:color="000000"/>
               <w:bottom w:val="single" w:sz="4" w:space="0" w:color="000000"/>
@@ -18255,7 +16344,7 @@
         </w:tc>
         <w:tc>
           <w:tcPr>
-            <w:tcW w:w="847" w:type="dxa"/>
+            <w:tcW w:w="845" w:type="dxa"/>
             <w:tcBorders>
               <w:left w:val="single" w:sz="4" w:space="0" w:color="000000"/>
               <w:bottom w:val="single" w:sz="4" w:space="0" w:color="000000"/>
@@ -18289,7 +16378,7 @@
         </w:tc>
         <w:tc>
           <w:tcPr>
-            <w:tcW w:w="1399" w:type="dxa"/>
+            <w:tcW w:w="1401" w:type="dxa"/>
             <w:tcBorders>
               <w:left w:val="single" w:sz="4" w:space="0" w:color="000000"/>
               <w:bottom w:val="single" w:sz="4" w:space="0" w:color="000000"/>
@@ -18433,7 +16522,7 @@
         </w:tc>
         <w:tc>
           <w:tcPr>
-            <w:tcW w:w="847" w:type="dxa"/>
+            <w:tcW w:w="845" w:type="dxa"/>
             <w:tcBorders>
               <w:left w:val="single" w:sz="4" w:space="0" w:color="000000"/>
               <w:bottom w:val="single" w:sz="4" w:space="0" w:color="000000"/>
@@ -18467,7 +16556,7 @@
         </w:tc>
         <w:tc>
           <w:tcPr>
-            <w:tcW w:w="1399" w:type="dxa"/>
+            <w:tcW w:w="1401" w:type="dxa"/>
             <w:tcBorders>
               <w:left w:val="single" w:sz="4" w:space="0" w:color="000000"/>
               <w:bottom w:val="single" w:sz="4" w:space="0" w:color="000000"/>
@@ -18632,8 +16721,8 @@
       </w:tblPr>
       <w:tblGrid>
         <w:gridCol w:w="952"/>
-        <w:gridCol w:w="821"/>
-        <w:gridCol w:w="1425"/>
+        <w:gridCol w:w="900"/>
+        <w:gridCol w:w="1346"/>
         <w:gridCol w:w="2497"/>
         <w:gridCol w:w="4277"/>
       </w:tblGrid>
@@ -18676,7 +16765,7 @@
         </w:tc>
         <w:tc>
           <w:tcPr>
-            <w:tcW w:w="821" w:type="dxa"/>
+            <w:tcW w:w="900" w:type="dxa"/>
             <w:tcBorders>
               <w:top w:val="single" w:sz="4" w:space="0" w:color="000000"/>
               <w:left w:val="single" w:sz="4" w:space="0" w:color="000000"/>
@@ -18711,7 +16800,7 @@
         </w:tc>
         <w:tc>
           <w:tcPr>
-            <w:tcW w:w="1425" w:type="dxa"/>
+            <w:tcW w:w="1346" w:type="dxa"/>
             <w:tcBorders>
               <w:top w:val="single" w:sz="4" w:space="0" w:color="000000"/>
               <w:left w:val="single" w:sz="4" w:space="0" w:color="000000"/>
@@ -18854,7 +16943,7 @@
         </w:tc>
         <w:tc>
           <w:tcPr>
-            <w:tcW w:w="821" w:type="dxa"/>
+            <w:tcW w:w="900" w:type="dxa"/>
             <w:tcBorders>
               <w:left w:val="single" w:sz="4" w:space="0" w:color="000000"/>
               <w:bottom w:val="single" w:sz="4" w:space="0" w:color="000000"/>
@@ -18888,7 +16977,7 @@
         </w:tc>
         <w:tc>
           <w:tcPr>
-            <w:tcW w:w="1425" w:type="dxa"/>
+            <w:tcW w:w="1346" w:type="dxa"/>
             <w:tcBorders>
               <w:left w:val="single" w:sz="4" w:space="0" w:color="000000"/>
               <w:bottom w:val="single" w:sz="4" w:space="0" w:color="000000"/>
@@ -18998,7 +17087,7 @@
               <w:widowControl w:val="false"/>
               <w:numPr>
                 <w:ilvl w:val="0"/>
-                <w:numId w:val="9"/>
+                <w:numId w:val="8"/>
               </w:numPr>
               <w:suppressLineNumbers/>
               <w:suppressAutoHyphens w:val="true"/>
@@ -19025,7 +17114,7 @@
               <w:widowControl w:val="false"/>
               <w:numPr>
                 <w:ilvl w:val="0"/>
-                <w:numId w:val="9"/>
+                <w:numId w:val="8"/>
               </w:numPr>
               <w:suppressLineNumbers/>
               <w:suppressAutoHyphens w:val="true"/>
@@ -19052,7 +17141,7 @@
               <w:widowControl w:val="false"/>
               <w:numPr>
                 <w:ilvl w:val="0"/>
-                <w:numId w:val="9"/>
+                <w:numId w:val="8"/>
               </w:numPr>
               <w:suppressLineNumbers/>
               <w:suppressAutoHyphens w:val="true"/>
@@ -19096,7 +17185,7 @@
               <w:widowControl w:val="false"/>
               <w:numPr>
                 <w:ilvl w:val="0"/>
-                <w:numId w:val="10"/>
+                <w:numId w:val="9"/>
               </w:numPr>
               <w:suppressLineNumbers/>
               <w:suppressAutoHyphens w:val="true"/>
@@ -19123,7 +17212,7 @@
               <w:widowControl w:val="false"/>
               <w:numPr>
                 <w:ilvl w:val="0"/>
-                <w:numId w:val="10"/>
+                <w:numId w:val="9"/>
               </w:numPr>
               <w:suppressLineNumbers/>
               <w:suppressAutoHyphens w:val="true"/>
@@ -19150,7 +17239,7 @@
               <w:widowControl w:val="false"/>
               <w:numPr>
                 <w:ilvl w:val="0"/>
-                <w:numId w:val="10"/>
+                <w:numId w:val="9"/>
               </w:numPr>
               <w:suppressLineNumbers/>
               <w:suppressAutoHyphens w:val="true"/>
@@ -19177,7 +17266,7 @@
               <w:widowControl w:val="false"/>
               <w:numPr>
                 <w:ilvl w:val="0"/>
-                <w:numId w:val="10"/>
+                <w:numId w:val="9"/>
               </w:numPr>
               <w:suppressLineNumbers/>
               <w:suppressAutoHyphens w:val="true"/>
@@ -19204,7 +17293,7 @@
               <w:widowControl w:val="false"/>
               <w:numPr>
                 <w:ilvl w:val="0"/>
-                <w:numId w:val="10"/>
+                <w:numId w:val="9"/>
               </w:numPr>
               <w:suppressLineNumbers/>
               <w:suppressAutoHyphens w:val="true"/>
@@ -19231,7 +17320,7 @@
               <w:widowControl w:val="false"/>
               <w:numPr>
                 <w:ilvl w:val="0"/>
-                <w:numId w:val="10"/>
+                <w:numId w:val="9"/>
               </w:numPr>
               <w:suppressLineNumbers/>
               <w:suppressAutoHyphens w:val="true"/>
@@ -19258,7 +17347,7 @@
               <w:widowControl w:val="false"/>
               <w:numPr>
                 <w:ilvl w:val="0"/>
-                <w:numId w:val="10"/>
+                <w:numId w:val="9"/>
               </w:numPr>
               <w:suppressLineNumbers/>
               <w:suppressAutoHyphens w:val="true"/>
@@ -19285,7 +17374,7 @@
               <w:widowControl w:val="false"/>
               <w:numPr>
                 <w:ilvl w:val="0"/>
-                <w:numId w:val="10"/>
+                <w:numId w:val="9"/>
               </w:numPr>
               <w:suppressLineNumbers/>
               <w:suppressAutoHyphens w:val="true"/>
@@ -19312,7 +17401,7 @@
               <w:widowControl w:val="false"/>
               <w:numPr>
                 <w:ilvl w:val="0"/>
-                <w:numId w:val="10"/>
+                <w:numId w:val="9"/>
               </w:numPr>
               <w:suppressLineNumbers/>
               <w:suppressAutoHyphens w:val="true"/>
@@ -19339,7 +17428,7 @@
               <w:widowControl w:val="false"/>
               <w:numPr>
                 <w:ilvl w:val="0"/>
-                <w:numId w:val="10"/>
+                <w:numId w:val="9"/>
               </w:numPr>
               <w:suppressLineNumbers/>
               <w:suppressAutoHyphens w:val="true"/>
@@ -19366,7 +17455,7 @@
               <w:widowControl w:val="false"/>
               <w:numPr>
                 <w:ilvl w:val="0"/>
-                <w:numId w:val="10"/>
+                <w:numId w:val="9"/>
               </w:numPr>
               <w:suppressLineNumbers/>
               <w:suppressAutoHyphens w:val="true"/>
@@ -19393,7 +17482,7 @@
               <w:widowControl w:val="false"/>
               <w:numPr>
                 <w:ilvl w:val="0"/>
-                <w:numId w:val="10"/>
+                <w:numId w:val="9"/>
               </w:numPr>
               <w:suppressLineNumbers/>
               <w:suppressAutoHyphens w:val="true"/>
@@ -19420,7 +17509,7 @@
               <w:widowControl w:val="false"/>
               <w:numPr>
                 <w:ilvl w:val="0"/>
-                <w:numId w:val="10"/>
+                <w:numId w:val="9"/>
               </w:numPr>
               <w:suppressLineNumbers/>
               <w:suppressAutoHyphens w:val="true"/>
@@ -19447,7 +17536,7 @@
               <w:widowControl w:val="false"/>
               <w:numPr>
                 <w:ilvl w:val="0"/>
-                <w:numId w:val="10"/>
+                <w:numId w:val="9"/>
               </w:numPr>
               <w:suppressLineNumbers/>
               <w:suppressAutoHyphens w:val="true"/>
@@ -19474,7 +17563,7 @@
               <w:widowControl w:val="false"/>
               <w:numPr>
                 <w:ilvl w:val="0"/>
-                <w:numId w:val="10"/>
+                <w:numId w:val="9"/>
               </w:numPr>
               <w:suppressLineNumbers/>
               <w:suppressAutoHyphens w:val="true"/>
@@ -19501,7 +17590,7 @@
               <w:widowControl w:val="false"/>
               <w:numPr>
                 <w:ilvl w:val="0"/>
-                <w:numId w:val="10"/>
+                <w:numId w:val="9"/>
               </w:numPr>
               <w:suppressLineNumbers/>
               <w:suppressAutoHyphens w:val="true"/>
@@ -19528,7 +17617,7 @@
               <w:widowControl w:val="false"/>
               <w:numPr>
                 <w:ilvl w:val="0"/>
-                <w:numId w:val="10"/>
+                <w:numId w:val="9"/>
               </w:numPr>
               <w:suppressLineNumbers/>
               <w:suppressAutoHyphens w:val="true"/>
@@ -19555,7 +17644,7 @@
               <w:widowControl w:val="false"/>
               <w:numPr>
                 <w:ilvl w:val="0"/>
-                <w:numId w:val="10"/>
+                <w:numId w:val="9"/>
               </w:numPr>
               <w:suppressLineNumbers/>
               <w:suppressAutoHyphens w:val="true"/>
@@ -19582,7 +17671,7 @@
               <w:widowControl w:val="false"/>
               <w:numPr>
                 <w:ilvl w:val="0"/>
-                <w:numId w:val="10"/>
+                <w:numId w:val="9"/>
               </w:numPr>
               <w:suppressLineNumbers/>
               <w:suppressAutoHyphens w:val="true"/>
@@ -19609,7 +17698,7 @@
               <w:widowControl w:val="false"/>
               <w:numPr>
                 <w:ilvl w:val="0"/>
-                <w:numId w:val="10"/>
+                <w:numId w:val="9"/>
               </w:numPr>
               <w:suppressLineNumbers/>
               <w:suppressAutoHyphens w:val="true"/>
@@ -19636,7 +17725,7 @@
               <w:widowControl w:val="false"/>
               <w:numPr>
                 <w:ilvl w:val="0"/>
-                <w:numId w:val="10"/>
+                <w:numId w:val="9"/>
               </w:numPr>
               <w:suppressLineNumbers/>
               <w:suppressAutoHyphens w:val="true"/>
@@ -19663,7 +17752,7 @@
               <w:widowControl w:val="false"/>
               <w:numPr>
                 <w:ilvl w:val="0"/>
-                <w:numId w:val="10"/>
+                <w:numId w:val="9"/>
               </w:numPr>
               <w:suppressLineNumbers/>
               <w:suppressAutoHyphens w:val="true"/>
@@ -19690,7 +17779,7 @@
               <w:widowControl w:val="false"/>
               <w:numPr>
                 <w:ilvl w:val="0"/>
-                <w:numId w:val="10"/>
+                <w:numId w:val="9"/>
               </w:numPr>
               <w:suppressLineNumbers/>
               <w:suppressAutoHyphens w:val="true"/>
@@ -19717,7 +17806,7 @@
               <w:widowControl w:val="false"/>
               <w:numPr>
                 <w:ilvl w:val="0"/>
-                <w:numId w:val="10"/>
+                <w:numId w:val="9"/>
               </w:numPr>
               <w:suppressLineNumbers/>
               <w:suppressAutoHyphens w:val="true"/>
@@ -19744,7 +17833,7 @@
               <w:widowControl w:val="false"/>
               <w:numPr>
                 <w:ilvl w:val="0"/>
-                <w:numId w:val="10"/>
+                <w:numId w:val="9"/>
               </w:numPr>
               <w:suppressLineNumbers/>
               <w:suppressAutoHyphens w:val="true"/>
@@ -19771,7 +17860,7 @@
               <w:widowControl w:val="false"/>
               <w:numPr>
                 <w:ilvl w:val="0"/>
-                <w:numId w:val="10"/>
+                <w:numId w:val="9"/>
               </w:numPr>
               <w:suppressLineNumbers/>
               <w:suppressAutoHyphens w:val="true"/>
@@ -19798,7 +17887,7 @@
               <w:widowControl w:val="false"/>
               <w:numPr>
                 <w:ilvl w:val="0"/>
-                <w:numId w:val="10"/>
+                <w:numId w:val="9"/>
               </w:numPr>
               <w:suppressLineNumbers/>
               <w:suppressAutoHyphens w:val="true"/>
@@ -19825,7 +17914,7 @@
               <w:widowControl w:val="false"/>
               <w:numPr>
                 <w:ilvl w:val="0"/>
-                <w:numId w:val="10"/>
+                <w:numId w:val="9"/>
               </w:numPr>
               <w:suppressLineNumbers/>
               <w:suppressAutoHyphens w:val="true"/>
@@ -19852,7 +17941,7 @@
               <w:widowControl w:val="false"/>
               <w:numPr>
                 <w:ilvl w:val="0"/>
-                <w:numId w:val="10"/>
+                <w:numId w:val="9"/>
               </w:numPr>
               <w:suppressLineNumbers/>
               <w:suppressAutoHyphens w:val="true"/>
@@ -19879,7 +17968,7 @@
               <w:widowControl w:val="false"/>
               <w:numPr>
                 <w:ilvl w:val="0"/>
-                <w:numId w:val="10"/>
+                <w:numId w:val="9"/>
               </w:numPr>
               <w:suppressLineNumbers/>
               <w:suppressAutoHyphens w:val="true"/>
@@ -19906,7 +17995,7 @@
               <w:widowControl w:val="false"/>
               <w:numPr>
                 <w:ilvl w:val="0"/>
-                <w:numId w:val="10"/>
+                <w:numId w:val="9"/>
               </w:numPr>
               <w:suppressLineNumbers/>
               <w:suppressAutoHyphens w:val="true"/>
@@ -19933,7 +18022,7 @@
               <w:widowControl w:val="false"/>
               <w:numPr>
                 <w:ilvl w:val="0"/>
-                <w:numId w:val="10"/>
+                <w:numId w:val="9"/>
               </w:numPr>
               <w:suppressLineNumbers/>
               <w:suppressAutoHyphens w:val="true"/>
@@ -19960,7 +18049,7 @@
               <w:widowControl w:val="false"/>
               <w:numPr>
                 <w:ilvl w:val="0"/>
-                <w:numId w:val="10"/>
+                <w:numId w:val="9"/>
               </w:numPr>
               <w:suppressLineNumbers/>
               <w:suppressAutoHyphens w:val="true"/>
@@ -19987,7 +18076,7 @@
               <w:widowControl w:val="false"/>
               <w:numPr>
                 <w:ilvl w:val="0"/>
-                <w:numId w:val="10"/>
+                <w:numId w:val="9"/>
               </w:numPr>
               <w:suppressLineNumbers/>
               <w:suppressAutoHyphens w:val="true"/>
@@ -20014,7 +18103,7 @@
               <w:widowControl w:val="false"/>
               <w:numPr>
                 <w:ilvl w:val="0"/>
-                <w:numId w:val="10"/>
+                <w:numId w:val="9"/>
               </w:numPr>
               <w:suppressLineNumbers/>
               <w:suppressAutoHyphens w:val="true"/>
@@ -20041,7 +18130,7 @@
               <w:widowControl w:val="false"/>
               <w:numPr>
                 <w:ilvl w:val="0"/>
-                <w:numId w:val="10"/>
+                <w:numId w:val="9"/>
               </w:numPr>
               <w:suppressLineNumbers/>
               <w:suppressAutoHyphens w:val="true"/>
@@ -20068,7 +18157,7 @@
               <w:widowControl w:val="false"/>
               <w:numPr>
                 <w:ilvl w:val="0"/>
-                <w:numId w:val="10"/>
+                <w:numId w:val="9"/>
               </w:numPr>
               <w:suppressLineNumbers/>
               <w:suppressAutoHyphens w:val="true"/>
@@ -20095,7 +18184,7 @@
               <w:widowControl w:val="false"/>
               <w:numPr>
                 <w:ilvl w:val="0"/>
-                <w:numId w:val="10"/>
+                <w:numId w:val="9"/>
               </w:numPr>
               <w:suppressLineNumbers/>
               <w:suppressAutoHyphens w:val="true"/>
@@ -20122,7 +18211,7 @@
               <w:widowControl w:val="false"/>
               <w:numPr>
                 <w:ilvl w:val="0"/>
-                <w:numId w:val="10"/>
+                <w:numId w:val="9"/>
               </w:numPr>
               <w:suppressLineNumbers/>
               <w:suppressAutoHyphens w:val="true"/>
@@ -20149,7 +18238,7 @@
               <w:widowControl w:val="false"/>
               <w:numPr>
                 <w:ilvl w:val="0"/>
-                <w:numId w:val="10"/>
+                <w:numId w:val="9"/>
               </w:numPr>
               <w:suppressLineNumbers/>
               <w:suppressAutoHyphens w:val="true"/>
@@ -20176,7 +18265,7 @@
               <w:widowControl w:val="false"/>
               <w:numPr>
                 <w:ilvl w:val="0"/>
-                <w:numId w:val="10"/>
+                <w:numId w:val="9"/>
               </w:numPr>
               <w:suppressLineNumbers/>
               <w:suppressAutoHyphens w:val="true"/>
@@ -20203,7 +18292,7 @@
               <w:widowControl w:val="false"/>
               <w:numPr>
                 <w:ilvl w:val="0"/>
-                <w:numId w:val="10"/>
+                <w:numId w:val="9"/>
               </w:numPr>
               <w:suppressLineNumbers/>
               <w:suppressAutoHyphens w:val="true"/>
@@ -20264,7 +18353,7 @@
         </w:tc>
         <w:tc>
           <w:tcPr>
-            <w:tcW w:w="821" w:type="dxa"/>
+            <w:tcW w:w="900" w:type="dxa"/>
             <w:tcBorders>
               <w:left w:val="single" w:sz="4" w:space="0" w:color="000000"/>
               <w:bottom w:val="single" w:sz="4" w:space="0" w:color="000000"/>
@@ -20298,7 +18387,7 @@
         </w:tc>
         <w:tc>
           <w:tcPr>
-            <w:tcW w:w="1425" w:type="dxa"/>
+            <w:tcW w:w="1346" w:type="dxa"/>
             <w:tcBorders>
               <w:left w:val="single" w:sz="4" w:space="0" w:color="000000"/>
               <w:bottom w:val="single" w:sz="4" w:space="0" w:color="000000"/>
@@ -20442,7 +18531,7 @@
         </w:tc>
         <w:tc>
           <w:tcPr>
-            <w:tcW w:w="821" w:type="dxa"/>
+            <w:tcW w:w="900" w:type="dxa"/>
             <w:tcBorders>
               <w:left w:val="single" w:sz="4" w:space="0" w:color="000000"/>
               <w:bottom w:val="single" w:sz="4" w:space="0" w:color="000000"/>
@@ -20476,7 +18565,7 @@
         </w:tc>
         <w:tc>
           <w:tcPr>
-            <w:tcW w:w="1425" w:type="dxa"/>
+            <w:tcW w:w="1346" w:type="dxa"/>
             <w:tcBorders>
               <w:left w:val="single" w:sz="4" w:space="0" w:color="000000"/>
               <w:bottom w:val="single" w:sz="4" w:space="0" w:color="000000"/>
@@ -20620,7 +18709,7 @@
         </w:tc>
         <w:tc>
           <w:tcPr>
-            <w:tcW w:w="821" w:type="dxa"/>
+            <w:tcW w:w="900" w:type="dxa"/>
             <w:tcBorders>
               <w:left w:val="single" w:sz="4" w:space="0" w:color="000000"/>
               <w:bottom w:val="single" w:sz="4" w:space="0" w:color="000000"/>
@@ -20654,7 +18743,7 @@
         </w:tc>
         <w:tc>
           <w:tcPr>
-            <w:tcW w:w="1425" w:type="dxa"/>
+            <w:tcW w:w="1346" w:type="dxa"/>
             <w:tcBorders>
               <w:left w:val="single" w:sz="4" w:space="0" w:color="000000"/>
               <w:bottom w:val="single" w:sz="4" w:space="0" w:color="000000"/>
@@ -20798,7 +18887,7 @@
         </w:tc>
         <w:tc>
           <w:tcPr>
-            <w:tcW w:w="821" w:type="dxa"/>
+            <w:tcW w:w="900" w:type="dxa"/>
             <w:tcBorders>
               <w:left w:val="single" w:sz="4" w:space="0" w:color="000000"/>
               <w:bottom w:val="single" w:sz="4" w:space="0" w:color="000000"/>
@@ -20832,7 +18921,7 @@
         </w:tc>
         <w:tc>
           <w:tcPr>
-            <w:tcW w:w="1425" w:type="dxa"/>
+            <w:tcW w:w="1346" w:type="dxa"/>
             <w:tcBorders>
               <w:left w:val="single" w:sz="4" w:space="0" w:color="000000"/>
               <w:bottom w:val="single" w:sz="4" w:space="0" w:color="000000"/>
@@ -20976,7 +19065,7 @@
         </w:tc>
         <w:tc>
           <w:tcPr>
-            <w:tcW w:w="821" w:type="dxa"/>
+            <w:tcW w:w="900" w:type="dxa"/>
             <w:tcBorders>
               <w:left w:val="single" w:sz="4" w:space="0" w:color="000000"/>
               <w:bottom w:val="single" w:sz="4" w:space="0" w:color="000000"/>
@@ -21010,7 +19099,7 @@
         </w:tc>
         <w:tc>
           <w:tcPr>
-            <w:tcW w:w="1425" w:type="dxa"/>
+            <w:tcW w:w="1346" w:type="dxa"/>
             <w:tcBorders>
               <w:left w:val="single" w:sz="4" w:space="0" w:color="000000"/>
               <w:bottom w:val="single" w:sz="4" w:space="0" w:color="000000"/>
@@ -21120,7 +19209,7 @@
               <w:widowControl w:val="false"/>
               <w:numPr>
                 <w:ilvl w:val="0"/>
-                <w:numId w:val="11"/>
+                <w:numId w:val="10"/>
               </w:numPr>
               <w:suppressLineNumbers/>
               <w:suppressAutoHyphens w:val="true"/>
@@ -21147,7 +19236,7 @@
               <w:widowControl w:val="false"/>
               <w:numPr>
                 <w:ilvl w:val="0"/>
-                <w:numId w:val="11"/>
+                <w:numId w:val="10"/>
               </w:numPr>
               <w:suppressLineNumbers/>
               <w:suppressAutoHyphens w:val="true"/>
@@ -21174,7 +19263,7 @@
               <w:widowControl w:val="false"/>
               <w:numPr>
                 <w:ilvl w:val="0"/>
-                <w:numId w:val="11"/>
+                <w:numId w:val="10"/>
               </w:numPr>
               <w:suppressLineNumbers/>
               <w:suppressAutoHyphens w:val="true"/>
@@ -21235,7 +19324,7 @@
         </w:tc>
         <w:tc>
           <w:tcPr>
-            <w:tcW w:w="821" w:type="dxa"/>
+            <w:tcW w:w="900" w:type="dxa"/>
             <w:tcBorders>
               <w:left w:val="single" w:sz="4" w:space="0" w:color="000000"/>
               <w:bottom w:val="single" w:sz="4" w:space="0" w:color="000000"/>
@@ -21269,7 +19358,7 @@
         </w:tc>
         <w:tc>
           <w:tcPr>
-            <w:tcW w:w="1425" w:type="dxa"/>
+            <w:tcW w:w="1346" w:type="dxa"/>
             <w:tcBorders>
               <w:left w:val="single" w:sz="4" w:space="0" w:color="000000"/>
               <w:bottom w:val="single" w:sz="4" w:space="0" w:color="000000"/>
@@ -21413,7 +19502,7 @@
         </w:tc>
         <w:tc>
           <w:tcPr>
-            <w:tcW w:w="821" w:type="dxa"/>
+            <w:tcW w:w="900" w:type="dxa"/>
             <w:tcBorders>
               <w:left w:val="single" w:sz="4" w:space="0" w:color="000000"/>
               <w:bottom w:val="single" w:sz="4" w:space="0" w:color="000000"/>
@@ -21447,7 +19536,7 @@
         </w:tc>
         <w:tc>
           <w:tcPr>
-            <w:tcW w:w="1425" w:type="dxa"/>
+            <w:tcW w:w="1346" w:type="dxa"/>
             <w:tcBorders>
               <w:left w:val="single" w:sz="4" w:space="0" w:color="000000"/>
               <w:bottom w:val="single" w:sz="4" w:space="0" w:color="000000"/>
@@ -21591,7 +19680,7 @@
         </w:tc>
         <w:tc>
           <w:tcPr>
-            <w:tcW w:w="821" w:type="dxa"/>
+            <w:tcW w:w="900" w:type="dxa"/>
             <w:tcBorders>
               <w:left w:val="single" w:sz="4" w:space="0" w:color="000000"/>
               <w:bottom w:val="single" w:sz="4" w:space="0" w:color="000000"/>
@@ -21625,7 +19714,7 @@
         </w:tc>
         <w:tc>
           <w:tcPr>
-            <w:tcW w:w="1425" w:type="dxa"/>
+            <w:tcW w:w="1346" w:type="dxa"/>
             <w:tcBorders>
               <w:left w:val="single" w:sz="4" w:space="0" w:color="000000"/>
               <w:bottom w:val="single" w:sz="4" w:space="0" w:color="000000"/>
@@ -21765,7 +19854,7 @@
         </w:tc>
         <w:tc>
           <w:tcPr>
-            <w:tcW w:w="821" w:type="dxa"/>
+            <w:tcW w:w="900" w:type="dxa"/>
             <w:tcBorders>
               <w:left w:val="single" w:sz="4" w:space="0" w:color="000000"/>
               <w:bottom w:val="single" w:sz="4" w:space="0" w:color="000000"/>
@@ -21795,7 +19884,7 @@
         </w:tc>
         <w:tc>
           <w:tcPr>
-            <w:tcW w:w="1425" w:type="dxa"/>
+            <w:tcW w:w="1346" w:type="dxa"/>
             <w:tcBorders>
               <w:left w:val="single" w:sz="4" w:space="0" w:color="000000"/>
               <w:bottom w:val="single" w:sz="4" w:space="0" w:color="000000"/>
@@ -21952,7 +20041,7 @@
         </w:tc>
         <w:tc>
           <w:tcPr>
-            <w:tcW w:w="821" w:type="dxa"/>
+            <w:tcW w:w="900" w:type="dxa"/>
             <w:tcBorders>
               <w:left w:val="single" w:sz="4" w:space="0" w:color="000000"/>
               <w:bottom w:val="single" w:sz="4" w:space="0" w:color="000000"/>
@@ -21982,7 +20071,7 @@
         </w:tc>
         <w:tc>
           <w:tcPr>
-            <w:tcW w:w="1425" w:type="dxa"/>
+            <w:tcW w:w="1346" w:type="dxa"/>
             <w:tcBorders>
               <w:left w:val="single" w:sz="4" w:space="0" w:color="000000"/>
               <w:bottom w:val="single" w:sz="4" w:space="0" w:color="000000"/>
@@ -22156,7 +20245,7 @@
         </w:tc>
         <w:tc>
           <w:tcPr>
-            <w:tcW w:w="821" w:type="dxa"/>
+            <w:tcW w:w="900" w:type="dxa"/>
             <w:tcBorders>
               <w:left w:val="single" w:sz="4" w:space="0" w:color="000000"/>
               <w:bottom w:val="single" w:sz="4" w:space="0" w:color="000000"/>
@@ -22186,7 +20275,7 @@
         </w:tc>
         <w:tc>
           <w:tcPr>
-            <w:tcW w:w="1425" w:type="dxa"/>
+            <w:tcW w:w="1346" w:type="dxa"/>
             <w:tcBorders>
               <w:left w:val="single" w:sz="4" w:space="0" w:color="000000"/>
               <w:bottom w:val="single" w:sz="4" w:space="0" w:color="000000"/>
@@ -22310,7 +20399,7 @@
         </w:tc>
         <w:tc>
           <w:tcPr>
-            <w:tcW w:w="821" w:type="dxa"/>
+            <w:tcW w:w="900" w:type="dxa"/>
             <w:tcBorders>
               <w:left w:val="single" w:sz="4" w:space="0" w:color="000000"/>
               <w:bottom w:val="single" w:sz="4" w:space="0" w:color="000000"/>
@@ -22340,7 +20429,7 @@
         </w:tc>
         <w:tc>
           <w:tcPr>
-            <w:tcW w:w="1425" w:type="dxa"/>
+            <w:tcW w:w="1346" w:type="dxa"/>
             <w:tcBorders>
               <w:left w:val="single" w:sz="4" w:space="0" w:color="000000"/>
               <w:bottom w:val="single" w:sz="4" w:space="0" w:color="000000"/>
@@ -22464,7 +20553,7 @@
         </w:tc>
         <w:tc>
           <w:tcPr>
-            <w:tcW w:w="821" w:type="dxa"/>
+            <w:tcW w:w="900" w:type="dxa"/>
             <w:tcBorders>
               <w:left w:val="single" w:sz="4" w:space="0" w:color="000000"/>
               <w:bottom w:val="single" w:sz="4" w:space="0" w:color="000000"/>
@@ -22494,7 +20583,7 @@
         </w:tc>
         <w:tc>
           <w:tcPr>
-            <w:tcW w:w="1425" w:type="dxa"/>
+            <w:tcW w:w="1346" w:type="dxa"/>
             <w:tcBorders>
               <w:left w:val="single" w:sz="4" w:space="0" w:color="000000"/>
               <w:bottom w:val="single" w:sz="4" w:space="0" w:color="000000"/>
@@ -22618,7 +20707,7 @@
         </w:tc>
         <w:tc>
           <w:tcPr>
-            <w:tcW w:w="821" w:type="dxa"/>
+            <w:tcW w:w="900" w:type="dxa"/>
             <w:tcBorders>
               <w:left w:val="single" w:sz="4" w:space="0" w:color="000000"/>
               <w:bottom w:val="single" w:sz="4" w:space="0" w:color="000000"/>
@@ -22648,7 +20737,7 @@
         </w:tc>
         <w:tc>
           <w:tcPr>
-            <w:tcW w:w="1425" w:type="dxa"/>
+            <w:tcW w:w="1346" w:type="dxa"/>
             <w:tcBorders>
               <w:left w:val="single" w:sz="4" w:space="0" w:color="000000"/>
               <w:bottom w:val="single" w:sz="4" w:space="0" w:color="000000"/>
@@ -22772,7 +20861,7 @@
         </w:tc>
         <w:tc>
           <w:tcPr>
-            <w:tcW w:w="821" w:type="dxa"/>
+            <w:tcW w:w="900" w:type="dxa"/>
             <w:tcBorders>
               <w:left w:val="single" w:sz="4" w:space="0" w:color="000000"/>
               <w:bottom w:val="single" w:sz="4" w:space="0" w:color="000000"/>
@@ -22802,7 +20891,7 @@
         </w:tc>
         <w:tc>
           <w:tcPr>
-            <w:tcW w:w="1425" w:type="dxa"/>
+            <w:tcW w:w="1346" w:type="dxa"/>
             <w:tcBorders>
               <w:left w:val="single" w:sz="4" w:space="0" w:color="000000"/>
               <w:bottom w:val="single" w:sz="4" w:space="0" w:color="000000"/>
@@ -22942,8 +21031,8 @@
       </w:tblPr>
       <w:tblGrid>
         <w:gridCol w:w="952"/>
-        <w:gridCol w:w="821"/>
-        <w:gridCol w:w="1425"/>
+        <w:gridCol w:w="900"/>
+        <w:gridCol w:w="1346"/>
         <w:gridCol w:w="2497"/>
         <w:gridCol w:w="4277"/>
       </w:tblGrid>
@@ -22986,7 +21075,7 @@
         </w:tc>
         <w:tc>
           <w:tcPr>
-            <w:tcW w:w="821" w:type="dxa"/>
+            <w:tcW w:w="900" w:type="dxa"/>
             <w:tcBorders>
               <w:top w:val="single" w:sz="4" w:space="0" w:color="000000"/>
               <w:left w:val="single" w:sz="4" w:space="0" w:color="000000"/>
@@ -23021,7 +21110,7 @@
         </w:tc>
         <w:tc>
           <w:tcPr>
-            <w:tcW w:w="1425" w:type="dxa"/>
+            <w:tcW w:w="1346" w:type="dxa"/>
             <w:tcBorders>
               <w:top w:val="single" w:sz="4" w:space="0" w:color="000000"/>
               <w:left w:val="single" w:sz="4" w:space="0" w:color="000000"/>
@@ -23164,7 +21253,7 @@
         </w:tc>
         <w:tc>
           <w:tcPr>
-            <w:tcW w:w="821" w:type="dxa"/>
+            <w:tcW w:w="900" w:type="dxa"/>
             <w:tcBorders>
               <w:left w:val="single" w:sz="4" w:space="0" w:color="000000"/>
               <w:bottom w:val="single" w:sz="4" w:space="0" w:color="000000"/>
@@ -23198,7 +21287,7 @@
         </w:tc>
         <w:tc>
           <w:tcPr>
-            <w:tcW w:w="1425" w:type="dxa"/>
+            <w:tcW w:w="1346" w:type="dxa"/>
             <w:tcBorders>
               <w:left w:val="single" w:sz="4" w:space="0" w:color="000000"/>
               <w:bottom w:val="single" w:sz="4" w:space="0" w:color="000000"/>
@@ -23342,7 +21431,7 @@
         </w:tc>
         <w:tc>
           <w:tcPr>
-            <w:tcW w:w="821" w:type="dxa"/>
+            <w:tcW w:w="900" w:type="dxa"/>
             <w:tcBorders>
               <w:left w:val="single" w:sz="4" w:space="0" w:color="000000"/>
               <w:bottom w:val="single" w:sz="4" w:space="0" w:color="000000"/>
@@ -23376,7 +21465,7 @@
         </w:tc>
         <w:tc>
           <w:tcPr>
-            <w:tcW w:w="1425" w:type="dxa"/>
+            <w:tcW w:w="1346" w:type="dxa"/>
             <w:tcBorders>
               <w:left w:val="single" w:sz="4" w:space="0" w:color="000000"/>
               <w:bottom w:val="single" w:sz="4" w:space="0" w:color="000000"/>
@@ -23520,7 +21609,7 @@
         </w:tc>
         <w:tc>
           <w:tcPr>
-            <w:tcW w:w="821" w:type="dxa"/>
+            <w:tcW w:w="900" w:type="dxa"/>
             <w:tcBorders>
               <w:left w:val="single" w:sz="4" w:space="0" w:color="000000"/>
               <w:bottom w:val="single" w:sz="4" w:space="0" w:color="000000"/>
@@ -23554,7 +21643,7 @@
         </w:tc>
         <w:tc>
           <w:tcPr>
-            <w:tcW w:w="1425" w:type="dxa"/>
+            <w:tcW w:w="1346" w:type="dxa"/>
             <w:tcBorders>
               <w:left w:val="single" w:sz="4" w:space="0" w:color="000000"/>
               <w:bottom w:val="single" w:sz="4" w:space="0" w:color="000000"/>
@@ -23698,7 +21787,7 @@
         </w:tc>
         <w:tc>
           <w:tcPr>
-            <w:tcW w:w="821" w:type="dxa"/>
+            <w:tcW w:w="900" w:type="dxa"/>
             <w:tcBorders>
               <w:left w:val="single" w:sz="4" w:space="0" w:color="000000"/>
               <w:bottom w:val="single" w:sz="4" w:space="0" w:color="000000"/>
@@ -23732,7 +21821,7 @@
         </w:tc>
         <w:tc>
           <w:tcPr>
-            <w:tcW w:w="1425" w:type="dxa"/>
+            <w:tcW w:w="1346" w:type="dxa"/>
             <w:tcBorders>
               <w:left w:val="single" w:sz="4" w:space="0" w:color="000000"/>
               <w:bottom w:val="single" w:sz="4" w:space="0" w:color="000000"/>
@@ -23876,7 +21965,7 @@
         </w:tc>
         <w:tc>
           <w:tcPr>
-            <w:tcW w:w="821" w:type="dxa"/>
+            <w:tcW w:w="900" w:type="dxa"/>
             <w:tcBorders>
               <w:left w:val="single" w:sz="4" w:space="0" w:color="000000"/>
               <w:bottom w:val="single" w:sz="4" w:space="0" w:color="000000"/>
@@ -23910,7 +21999,7 @@
         </w:tc>
         <w:tc>
           <w:tcPr>
-            <w:tcW w:w="1425" w:type="dxa"/>
+            <w:tcW w:w="1346" w:type="dxa"/>
             <w:tcBorders>
               <w:left w:val="single" w:sz="4" w:space="0" w:color="000000"/>
               <w:bottom w:val="single" w:sz="4" w:space="0" w:color="000000"/>
@@ -24054,7 +22143,7 @@
         </w:tc>
         <w:tc>
           <w:tcPr>
-            <w:tcW w:w="821" w:type="dxa"/>
+            <w:tcW w:w="900" w:type="dxa"/>
             <w:tcBorders>
               <w:left w:val="single" w:sz="4" w:space="0" w:color="000000"/>
               <w:bottom w:val="single" w:sz="4" w:space="0" w:color="000000"/>
@@ -24088,7 +22177,7 @@
         </w:tc>
         <w:tc>
           <w:tcPr>
-            <w:tcW w:w="1425" w:type="dxa"/>
+            <w:tcW w:w="1346" w:type="dxa"/>
             <w:tcBorders>
               <w:left w:val="single" w:sz="4" w:space="0" w:color="000000"/>
               <w:bottom w:val="single" w:sz="4" w:space="0" w:color="000000"/>
@@ -24232,7 +22321,7 @@
         </w:tc>
         <w:tc>
           <w:tcPr>
-            <w:tcW w:w="821" w:type="dxa"/>
+            <w:tcW w:w="900" w:type="dxa"/>
             <w:tcBorders>
               <w:left w:val="single" w:sz="4" w:space="0" w:color="000000"/>
               <w:bottom w:val="single" w:sz="4" w:space="0" w:color="000000"/>
@@ -24266,7 +22355,7 @@
         </w:tc>
         <w:tc>
           <w:tcPr>
-            <w:tcW w:w="1425" w:type="dxa"/>
+            <w:tcW w:w="1346" w:type="dxa"/>
             <w:tcBorders>
               <w:left w:val="single" w:sz="4" w:space="0" w:color="000000"/>
               <w:bottom w:val="single" w:sz="4" w:space="0" w:color="000000"/>
@@ -24410,7 +22499,7 @@
         </w:tc>
         <w:tc>
           <w:tcPr>
-            <w:tcW w:w="821" w:type="dxa"/>
+            <w:tcW w:w="900" w:type="dxa"/>
             <w:tcBorders>
               <w:left w:val="single" w:sz="4" w:space="0" w:color="000000"/>
               <w:bottom w:val="single" w:sz="4" w:space="0" w:color="000000"/>
@@ -24444,7 +22533,7 @@
         </w:tc>
         <w:tc>
           <w:tcPr>
-            <w:tcW w:w="1425" w:type="dxa"/>
+            <w:tcW w:w="1346" w:type="dxa"/>
             <w:tcBorders>
               <w:left w:val="single" w:sz="4" w:space="0" w:color="000000"/>
               <w:bottom w:val="single" w:sz="4" w:space="0" w:color="000000"/>
@@ -24588,7 +22677,7 @@
         </w:tc>
         <w:tc>
           <w:tcPr>
-            <w:tcW w:w="821" w:type="dxa"/>
+            <w:tcW w:w="900" w:type="dxa"/>
             <w:tcBorders>
               <w:left w:val="single" w:sz="4" w:space="0" w:color="000000"/>
               <w:bottom w:val="single" w:sz="4" w:space="0" w:color="000000"/>
@@ -24622,7 +22711,7 @@
         </w:tc>
         <w:tc>
           <w:tcPr>
-            <w:tcW w:w="1425" w:type="dxa"/>
+            <w:tcW w:w="1346" w:type="dxa"/>
             <w:tcBorders>
               <w:left w:val="single" w:sz="4" w:space="0" w:color="000000"/>
               <w:bottom w:val="single" w:sz="4" w:space="0" w:color="000000"/>
@@ -24732,7 +22821,7 @@
               <w:widowControl w:val="false"/>
               <w:numPr>
                 <w:ilvl w:val="0"/>
-                <w:numId w:val="13"/>
+                <w:numId w:val="12"/>
               </w:numPr>
               <w:suppressLineNumbers/>
               <w:suppressAutoHyphens w:val="true"/>
@@ -24767,7 +22856,7 @@
               <w:widowControl w:val="false"/>
               <w:numPr>
                 <w:ilvl w:val="0"/>
-                <w:numId w:val="13"/>
+                <w:numId w:val="12"/>
               </w:numPr>
               <w:suppressLineNumbers/>
               <w:suppressAutoHyphens w:val="true"/>
@@ -24802,7 +22891,7 @@
               <w:widowControl w:val="false"/>
               <w:numPr>
                 <w:ilvl w:val="0"/>
-                <w:numId w:val="13"/>
+                <w:numId w:val="12"/>
               </w:numPr>
               <w:suppressLineNumbers/>
               <w:suppressAutoHyphens w:val="true"/>
@@ -24837,7 +22926,7 @@
               <w:widowControl w:val="false"/>
               <w:numPr>
                 <w:ilvl w:val="0"/>
-                <w:numId w:val="13"/>
+                <w:numId w:val="12"/>
               </w:numPr>
               <w:suppressLineNumbers/>
               <w:suppressAutoHyphens w:val="true"/>
@@ -24872,7 +22961,7 @@
               <w:widowControl w:val="false"/>
               <w:numPr>
                 <w:ilvl w:val="0"/>
-                <w:numId w:val="13"/>
+                <w:numId w:val="12"/>
               </w:numPr>
               <w:suppressLineNumbers/>
               <w:suppressAutoHyphens w:val="true"/>
@@ -24907,7 +22996,7 @@
               <w:widowControl w:val="false"/>
               <w:numPr>
                 <w:ilvl w:val="0"/>
-                <w:numId w:val="13"/>
+                <w:numId w:val="12"/>
               </w:numPr>
               <w:suppressLineNumbers/>
               <w:suppressAutoHyphens w:val="true"/>
@@ -25026,7 +23115,7 @@
         </w:tc>
         <w:tc>
           <w:tcPr>
-            <w:tcW w:w="821" w:type="dxa"/>
+            <w:tcW w:w="900" w:type="dxa"/>
             <w:tcBorders>
               <w:left w:val="single" w:sz="4" w:space="0" w:color="000000"/>
               <w:bottom w:val="single" w:sz="4" w:space="0" w:color="000000"/>
@@ -25060,7 +23149,7 @@
         </w:tc>
         <w:tc>
           <w:tcPr>
-            <w:tcW w:w="1425" w:type="dxa"/>
+            <w:tcW w:w="1346" w:type="dxa"/>
             <w:tcBorders>
               <w:left w:val="single" w:sz="4" w:space="0" w:color="000000"/>
               <w:bottom w:val="single" w:sz="4" w:space="0" w:color="000000"/>
@@ -25204,7 +23293,7 @@
         </w:tc>
         <w:tc>
           <w:tcPr>
-            <w:tcW w:w="821" w:type="dxa"/>
+            <w:tcW w:w="900" w:type="dxa"/>
             <w:tcBorders>
               <w:left w:val="single" w:sz="4" w:space="0" w:color="000000"/>
               <w:bottom w:val="single" w:sz="4" w:space="0" w:color="000000"/>
@@ -25238,7 +23327,7 @@
         </w:tc>
         <w:tc>
           <w:tcPr>
-            <w:tcW w:w="1425" w:type="dxa"/>
+            <w:tcW w:w="1346" w:type="dxa"/>
             <w:tcBorders>
               <w:left w:val="single" w:sz="4" w:space="0" w:color="000000"/>
               <w:bottom w:val="single" w:sz="4" w:space="0" w:color="000000"/>
@@ -25382,7 +23471,7 @@
         </w:tc>
         <w:tc>
           <w:tcPr>
-            <w:tcW w:w="821" w:type="dxa"/>
+            <w:tcW w:w="900" w:type="dxa"/>
             <w:tcBorders>
               <w:left w:val="single" w:sz="4" w:space="0" w:color="000000"/>
               <w:bottom w:val="single" w:sz="4" w:space="0" w:color="000000"/>
@@ -25416,7 +23505,7 @@
         </w:tc>
         <w:tc>
           <w:tcPr>
-            <w:tcW w:w="1425" w:type="dxa"/>
+            <w:tcW w:w="1346" w:type="dxa"/>
             <w:tcBorders>
               <w:left w:val="single" w:sz="4" w:space="0" w:color="000000"/>
               <w:bottom w:val="single" w:sz="4" w:space="0" w:color="000000"/>
@@ -25560,7 +23649,7 @@
         </w:tc>
         <w:tc>
           <w:tcPr>
-            <w:tcW w:w="821" w:type="dxa"/>
+            <w:tcW w:w="900" w:type="dxa"/>
             <w:tcBorders>
               <w:left w:val="single" w:sz="4" w:space="0" w:color="000000"/>
               <w:bottom w:val="single" w:sz="4" w:space="0" w:color="000000"/>
@@ -25594,7 +23683,7 @@
         </w:tc>
         <w:tc>
           <w:tcPr>
-            <w:tcW w:w="1425" w:type="dxa"/>
+            <w:tcW w:w="1346" w:type="dxa"/>
             <w:tcBorders>
               <w:left w:val="single" w:sz="4" w:space="0" w:color="000000"/>
               <w:bottom w:val="single" w:sz="4" w:space="0" w:color="000000"/>
@@ -25750,8 +23839,8 @@
       </w:tblPr>
       <w:tblGrid>
         <w:gridCol w:w="952"/>
-        <w:gridCol w:w="821"/>
-        <w:gridCol w:w="1425"/>
+        <w:gridCol w:w="900"/>
+        <w:gridCol w:w="1346"/>
         <w:gridCol w:w="2497"/>
         <w:gridCol w:w="4277"/>
       </w:tblGrid>
@@ -25790,7 +23879,7 @@
         </w:tc>
         <w:tc>
           <w:tcPr>
-            <w:tcW w:w="821" w:type="dxa"/>
+            <w:tcW w:w="900" w:type="dxa"/>
             <w:tcBorders>
               <w:top w:val="single" w:sz="4" w:space="0" w:color="000000"/>
               <w:left w:val="single" w:sz="4" w:space="0" w:color="000000"/>
@@ -25821,7 +23910,7 @@
         </w:tc>
         <w:tc>
           <w:tcPr>
-            <w:tcW w:w="1425" w:type="dxa"/>
+            <w:tcW w:w="1346" w:type="dxa"/>
             <w:tcBorders>
               <w:top w:val="single" w:sz="4" w:space="0" w:color="000000"/>
               <w:left w:val="single" w:sz="4" w:space="0" w:color="000000"/>
@@ -25938,7 +24027,7 @@
         </w:tc>
         <w:tc>
           <w:tcPr>
-            <w:tcW w:w="821" w:type="dxa"/>
+            <w:tcW w:w="900" w:type="dxa"/>
             <w:tcBorders>
               <w:left w:val="single" w:sz="4" w:space="0" w:color="000000"/>
               <w:bottom w:val="single" w:sz="4" w:space="0" w:color="000000"/>
@@ -25958,7 +24047,7 @@
         </w:tc>
         <w:tc>
           <w:tcPr>
-            <w:tcW w:w="1425" w:type="dxa"/>
+            <w:tcW w:w="1346" w:type="dxa"/>
             <w:tcBorders>
               <w:left w:val="single" w:sz="4" w:space="0" w:color="000000"/>
               <w:bottom w:val="single" w:sz="4" w:space="0" w:color="000000"/>
@@ -26036,7 +24125,7 @@
               <w:widowControl w:val="false"/>
               <w:numPr>
                 <w:ilvl w:val="0"/>
-                <w:numId w:val="7"/>
+                <w:numId w:val="6"/>
               </w:numPr>
               <w:suppressLineNumbers/>
               <w:suppressAutoHyphens w:val="true"/>
@@ -26071,7 +24160,7 @@
               <w:widowControl w:val="false"/>
               <w:numPr>
                 <w:ilvl w:val="0"/>
-                <w:numId w:val="7"/>
+                <w:numId w:val="6"/>
               </w:numPr>
               <w:suppressLineNumbers/>
               <w:suppressAutoHyphens w:val="true"/>
@@ -26106,7 +24195,7 @@
               <w:widowControl w:val="false"/>
               <w:numPr>
                 <w:ilvl w:val="0"/>
-                <w:numId w:val="7"/>
+                <w:numId w:val="6"/>
               </w:numPr>
               <w:suppressLineNumbers/>
               <w:suppressAutoHyphens w:val="true"/>
@@ -26141,7 +24230,7 @@
               <w:widowControl w:val="false"/>
               <w:numPr>
                 <w:ilvl w:val="0"/>
-                <w:numId w:val="7"/>
+                <w:numId w:val="6"/>
               </w:numPr>
               <w:suppressLineNumbers/>
               <w:suppressAutoHyphens w:val="true"/>
@@ -26176,7 +24265,7 @@
               <w:widowControl w:val="false"/>
               <w:numPr>
                 <w:ilvl w:val="0"/>
-                <w:numId w:val="7"/>
+                <w:numId w:val="6"/>
               </w:numPr>
               <w:suppressLineNumbers/>
               <w:suppressAutoHyphens w:val="true"/>
@@ -26211,7 +24300,7 @@
               <w:widowControl w:val="false"/>
               <w:numPr>
                 <w:ilvl w:val="0"/>
-                <w:numId w:val="7"/>
+                <w:numId w:val="6"/>
               </w:numPr>
               <w:suppressLineNumbers/>
               <w:suppressAutoHyphens w:val="true"/>
@@ -26246,7 +24335,7 @@
               <w:widowControl w:val="false"/>
               <w:numPr>
                 <w:ilvl w:val="0"/>
-                <w:numId w:val="7"/>
+                <w:numId w:val="6"/>
               </w:numPr>
               <w:suppressLineNumbers/>
               <w:suppressAutoHyphens w:val="true"/>
@@ -26281,7 +24370,7 @@
               <w:widowControl w:val="false"/>
               <w:numPr>
                 <w:ilvl w:val="0"/>
-                <w:numId w:val="7"/>
+                <w:numId w:val="6"/>
               </w:numPr>
               <w:suppressLineNumbers/>
               <w:suppressAutoHyphens w:val="true"/>
@@ -26347,7 +24436,7 @@
               <w:widowControl w:val="false"/>
               <w:numPr>
                 <w:ilvl w:val="0"/>
-                <w:numId w:val="8"/>
+                <w:numId w:val="7"/>
               </w:numPr>
               <w:suppressLineNumbers/>
               <w:tabs>
@@ -26386,7 +24475,7 @@
               <w:widowControl w:val="false"/>
               <w:numPr>
                 <w:ilvl w:val="0"/>
-                <w:numId w:val="8"/>
+                <w:numId w:val="7"/>
               </w:numPr>
               <w:suppressLineNumbers/>
               <w:tabs>
@@ -26425,7 +24514,7 @@
               <w:widowControl w:val="false"/>
               <w:numPr>
                 <w:ilvl w:val="0"/>
-                <w:numId w:val="8"/>
+                <w:numId w:val="7"/>
               </w:numPr>
               <w:suppressLineNumbers/>
               <w:tabs>
@@ -26464,7 +24553,7 @@
               <w:widowControl w:val="false"/>
               <w:numPr>
                 <w:ilvl w:val="0"/>
-                <w:numId w:val="8"/>
+                <w:numId w:val="7"/>
               </w:numPr>
               <w:suppressLineNumbers/>
               <w:tabs>
@@ -26596,7 +24685,7 @@
         </w:tc>
         <w:tc>
           <w:tcPr>
-            <w:tcW w:w="821" w:type="dxa"/>
+            <w:tcW w:w="900" w:type="dxa"/>
             <w:tcBorders>
               <w:left w:val="single" w:sz="4" w:space="0" w:color="000000"/>
               <w:bottom w:val="single" w:sz="4" w:space="0" w:color="000000"/>
@@ -26620,7 +24709,7 @@
         </w:tc>
         <w:tc>
           <w:tcPr>
-            <w:tcW w:w="1425" w:type="dxa"/>
+            <w:tcW w:w="1346" w:type="dxa"/>
             <w:tcBorders>
               <w:left w:val="single" w:sz="4" w:space="0" w:color="000000"/>
               <w:bottom w:val="single" w:sz="4" w:space="0" w:color="000000"/>
@@ -26726,7 +24815,7 @@
         </w:tc>
         <w:tc>
           <w:tcPr>
-            <w:tcW w:w="821" w:type="dxa"/>
+            <w:tcW w:w="900" w:type="dxa"/>
             <w:tcBorders>
               <w:left w:val="single" w:sz="4" w:space="0" w:color="000000"/>
               <w:bottom w:val="single" w:sz="4" w:space="0" w:color="000000"/>
@@ -26750,7 +24839,7 @@
         </w:tc>
         <w:tc>
           <w:tcPr>
-            <w:tcW w:w="1425" w:type="dxa"/>
+            <w:tcW w:w="1346" w:type="dxa"/>
             <w:tcBorders>
               <w:left w:val="single" w:sz="4" w:space="0" w:color="000000"/>
               <w:bottom w:val="single" w:sz="4" w:space="0" w:color="000000"/>
@@ -26856,7 +24945,7 @@
         </w:tc>
         <w:tc>
           <w:tcPr>
-            <w:tcW w:w="821" w:type="dxa"/>
+            <w:tcW w:w="900" w:type="dxa"/>
             <w:tcBorders>
               <w:left w:val="single" w:sz="4" w:space="0" w:color="000000"/>
               <w:bottom w:val="single" w:sz="4" w:space="0" w:color="000000"/>
@@ -26880,7 +24969,7 @@
         </w:tc>
         <w:tc>
           <w:tcPr>
-            <w:tcW w:w="1425" w:type="dxa"/>
+            <w:tcW w:w="1346" w:type="dxa"/>
             <w:tcBorders>
               <w:left w:val="single" w:sz="4" w:space="0" w:color="000000"/>
               <w:bottom w:val="single" w:sz="4" w:space="0" w:color="000000"/>
@@ -26986,7 +25075,7 @@
         </w:tc>
         <w:tc>
           <w:tcPr>
-            <w:tcW w:w="821" w:type="dxa"/>
+            <w:tcW w:w="900" w:type="dxa"/>
             <w:tcBorders>
               <w:left w:val="single" w:sz="4" w:space="0" w:color="000000"/>
               <w:bottom w:val="single" w:sz="4" w:space="0" w:color="000000"/>
@@ -27010,7 +25099,7 @@
         </w:tc>
         <w:tc>
           <w:tcPr>
-            <w:tcW w:w="1425" w:type="dxa"/>
+            <w:tcW w:w="1346" w:type="dxa"/>
             <w:tcBorders>
               <w:left w:val="single" w:sz="4" w:space="0" w:color="000000"/>
               <w:bottom w:val="single" w:sz="4" w:space="0" w:color="000000"/>
@@ -27116,7 +25205,7 @@
         </w:tc>
         <w:tc>
           <w:tcPr>
-            <w:tcW w:w="821" w:type="dxa"/>
+            <w:tcW w:w="900" w:type="dxa"/>
             <w:tcBorders>
               <w:left w:val="single" w:sz="4" w:space="0" w:color="000000"/>
               <w:bottom w:val="single" w:sz="4" w:space="0" w:color="000000"/>
@@ -27140,7 +25229,7 @@
         </w:tc>
         <w:tc>
           <w:tcPr>
-            <w:tcW w:w="1425" w:type="dxa"/>
+            <w:tcW w:w="1346" w:type="dxa"/>
             <w:tcBorders>
               <w:left w:val="single" w:sz="4" w:space="0" w:color="000000"/>
               <w:bottom w:val="single" w:sz="4" w:space="0" w:color="000000"/>
@@ -27246,7 +25335,7 @@
         </w:tc>
         <w:tc>
           <w:tcPr>
-            <w:tcW w:w="821" w:type="dxa"/>
+            <w:tcW w:w="900" w:type="dxa"/>
             <w:tcBorders>
               <w:left w:val="single" w:sz="4" w:space="0" w:color="000000"/>
               <w:bottom w:val="single" w:sz="4" w:space="0" w:color="000000"/>
@@ -27270,7 +25359,7 @@
         </w:tc>
         <w:tc>
           <w:tcPr>
-            <w:tcW w:w="1425" w:type="dxa"/>
+            <w:tcW w:w="1346" w:type="dxa"/>
             <w:tcBorders>
               <w:left w:val="single" w:sz="4" w:space="0" w:color="000000"/>
               <w:bottom w:val="single" w:sz="4" w:space="0" w:color="000000"/>
@@ -27376,7 +25465,7 @@
         </w:tc>
         <w:tc>
           <w:tcPr>
-            <w:tcW w:w="821" w:type="dxa"/>
+            <w:tcW w:w="900" w:type="dxa"/>
             <w:tcBorders>
               <w:left w:val="single" w:sz="4" w:space="0" w:color="000000"/>
               <w:bottom w:val="single" w:sz="4" w:space="0" w:color="000000"/>
@@ -27400,7 +25489,7 @@
         </w:tc>
         <w:tc>
           <w:tcPr>
-            <w:tcW w:w="1425" w:type="dxa"/>
+            <w:tcW w:w="1346" w:type="dxa"/>
             <w:tcBorders>
               <w:left w:val="single" w:sz="4" w:space="0" w:color="000000"/>
               <w:bottom w:val="single" w:sz="4" w:space="0" w:color="000000"/>
@@ -27506,7 +25595,7 @@
         </w:tc>
         <w:tc>
           <w:tcPr>
-            <w:tcW w:w="821" w:type="dxa"/>
+            <w:tcW w:w="900" w:type="dxa"/>
             <w:tcBorders>
               <w:left w:val="single" w:sz="4" w:space="0" w:color="000000"/>
               <w:bottom w:val="single" w:sz="4" w:space="0" w:color="000000"/>
@@ -27530,7 +25619,7 @@
         </w:tc>
         <w:tc>
           <w:tcPr>
-            <w:tcW w:w="1425" w:type="dxa"/>
+            <w:tcW w:w="1346" w:type="dxa"/>
             <w:tcBorders>
               <w:left w:val="single" w:sz="4" w:space="0" w:color="000000"/>
               <w:bottom w:val="single" w:sz="4" w:space="0" w:color="000000"/>
@@ -27658,8 +25747,8 @@
       </w:tblPr>
       <w:tblGrid>
         <w:gridCol w:w="952"/>
-        <w:gridCol w:w="821"/>
-        <w:gridCol w:w="1425"/>
+        <w:gridCol w:w="900"/>
+        <w:gridCol w:w="1346"/>
         <w:gridCol w:w="2497"/>
         <w:gridCol w:w="4277"/>
       </w:tblGrid>
@@ -27702,7 +25791,7 @@
         </w:tc>
         <w:tc>
           <w:tcPr>
-            <w:tcW w:w="821" w:type="dxa"/>
+            <w:tcW w:w="900" w:type="dxa"/>
             <w:tcBorders>
               <w:top w:val="single" w:sz="4" w:space="0" w:color="000000"/>
               <w:left w:val="single" w:sz="4" w:space="0" w:color="000000"/>
@@ -27737,7 +25826,7 @@
         </w:tc>
         <w:tc>
           <w:tcPr>
-            <w:tcW w:w="1425" w:type="dxa"/>
+            <w:tcW w:w="1346" w:type="dxa"/>
             <w:tcBorders>
               <w:top w:val="single" w:sz="4" w:space="0" w:color="000000"/>
               <w:left w:val="single" w:sz="4" w:space="0" w:color="000000"/>
@@ -27870,7 +25959,7 @@
         </w:tc>
         <w:tc>
           <w:tcPr>
-            <w:tcW w:w="821" w:type="dxa"/>
+            <w:tcW w:w="900" w:type="dxa"/>
             <w:tcBorders>
               <w:left w:val="single" w:sz="4" w:space="0" w:color="000000"/>
               <w:bottom w:val="single" w:sz="4" w:space="0" w:color="000000"/>
@@ -27894,7 +25983,7 @@
         </w:tc>
         <w:tc>
           <w:tcPr>
-            <w:tcW w:w="1425" w:type="dxa"/>
+            <w:tcW w:w="1346" w:type="dxa"/>
             <w:tcBorders>
               <w:left w:val="single" w:sz="4" w:space="0" w:color="000000"/>
               <w:bottom w:val="single" w:sz="4" w:space="0" w:color="000000"/>
@@ -28000,7 +26089,7 @@
         </w:tc>
         <w:tc>
           <w:tcPr>
-            <w:tcW w:w="821" w:type="dxa"/>
+            <w:tcW w:w="900" w:type="dxa"/>
             <w:tcBorders>
               <w:left w:val="single" w:sz="4" w:space="0" w:color="000000"/>
               <w:bottom w:val="single" w:sz="4" w:space="0" w:color="000000"/>
@@ -28024,7 +26113,7 @@
         </w:tc>
         <w:tc>
           <w:tcPr>
-            <w:tcW w:w="1425" w:type="dxa"/>
+            <w:tcW w:w="1346" w:type="dxa"/>
             <w:tcBorders>
               <w:left w:val="single" w:sz="4" w:space="0" w:color="000000"/>
               <w:bottom w:val="single" w:sz="4" w:space="0" w:color="000000"/>
@@ -28130,7 +26219,7 @@
         </w:tc>
         <w:tc>
           <w:tcPr>
-            <w:tcW w:w="821" w:type="dxa"/>
+            <w:tcW w:w="900" w:type="dxa"/>
             <w:tcBorders>
               <w:left w:val="single" w:sz="4" w:space="0" w:color="000000"/>
               <w:bottom w:val="single" w:sz="4" w:space="0" w:color="000000"/>
@@ -28154,7 +26243,7 @@
         </w:tc>
         <w:tc>
           <w:tcPr>
-            <w:tcW w:w="1425" w:type="dxa"/>
+            <w:tcW w:w="1346" w:type="dxa"/>
             <w:tcBorders>
               <w:left w:val="single" w:sz="4" w:space="0" w:color="000000"/>
               <w:bottom w:val="single" w:sz="4" w:space="0" w:color="000000"/>
@@ -28260,7 +26349,7 @@
         </w:tc>
         <w:tc>
           <w:tcPr>
-            <w:tcW w:w="821" w:type="dxa"/>
+            <w:tcW w:w="900" w:type="dxa"/>
             <w:tcBorders>
               <w:left w:val="single" w:sz="4" w:space="0" w:color="000000"/>
               <w:bottom w:val="single" w:sz="4" w:space="0" w:color="000000"/>
@@ -28284,7 +26373,7 @@
         </w:tc>
         <w:tc>
           <w:tcPr>
-            <w:tcW w:w="1425" w:type="dxa"/>
+            <w:tcW w:w="1346" w:type="dxa"/>
             <w:tcBorders>
               <w:left w:val="single" w:sz="4" w:space="0" w:color="000000"/>
               <w:bottom w:val="single" w:sz="4" w:space="0" w:color="000000"/>
@@ -28390,7 +26479,7 @@
         </w:tc>
         <w:tc>
           <w:tcPr>
-            <w:tcW w:w="821" w:type="dxa"/>
+            <w:tcW w:w="900" w:type="dxa"/>
             <w:tcBorders>
               <w:left w:val="single" w:sz="4" w:space="0" w:color="000000"/>
               <w:bottom w:val="single" w:sz="4" w:space="0" w:color="000000"/>
@@ -28414,7 +26503,7 @@
         </w:tc>
         <w:tc>
           <w:tcPr>
-            <w:tcW w:w="1425" w:type="dxa"/>
+            <w:tcW w:w="1346" w:type="dxa"/>
             <w:tcBorders>
               <w:left w:val="single" w:sz="4" w:space="0" w:color="000000"/>
               <w:bottom w:val="single" w:sz="4" w:space="0" w:color="000000"/>
@@ -28520,7 +26609,7 @@
         </w:tc>
         <w:tc>
           <w:tcPr>
-            <w:tcW w:w="821" w:type="dxa"/>
+            <w:tcW w:w="900" w:type="dxa"/>
             <w:tcBorders>
               <w:left w:val="single" w:sz="4" w:space="0" w:color="000000"/>
               <w:bottom w:val="single" w:sz="4" w:space="0" w:color="000000"/>
@@ -28544,7 +26633,7 @@
         </w:tc>
         <w:tc>
           <w:tcPr>
-            <w:tcW w:w="1425" w:type="dxa"/>
+            <w:tcW w:w="1346" w:type="dxa"/>
             <w:tcBorders>
               <w:left w:val="single" w:sz="4" w:space="0" w:color="000000"/>
               <w:bottom w:val="single" w:sz="4" w:space="0" w:color="000000"/>
@@ -28650,7 +26739,7 @@
         </w:tc>
         <w:tc>
           <w:tcPr>
-            <w:tcW w:w="821" w:type="dxa"/>
+            <w:tcW w:w="900" w:type="dxa"/>
             <w:tcBorders>
               <w:left w:val="single" w:sz="4" w:space="0" w:color="000000"/>
               <w:bottom w:val="single" w:sz="4" w:space="0" w:color="000000"/>
@@ -28674,7 +26763,7 @@
         </w:tc>
         <w:tc>
           <w:tcPr>
-            <w:tcW w:w="1425" w:type="dxa"/>
+            <w:tcW w:w="1346" w:type="dxa"/>
             <w:tcBorders>
               <w:left w:val="single" w:sz="4" w:space="0" w:color="000000"/>
               <w:bottom w:val="single" w:sz="4" w:space="0" w:color="000000"/>
@@ -28780,7 +26869,7 @@
         </w:tc>
         <w:tc>
           <w:tcPr>
-            <w:tcW w:w="821" w:type="dxa"/>
+            <w:tcW w:w="900" w:type="dxa"/>
             <w:tcBorders>
               <w:left w:val="single" w:sz="4" w:space="0" w:color="000000"/>
               <w:bottom w:val="single" w:sz="4" w:space="0" w:color="000000"/>
@@ -28804,7 +26893,7 @@
         </w:tc>
         <w:tc>
           <w:tcPr>
-            <w:tcW w:w="1425" w:type="dxa"/>
+            <w:tcW w:w="1346" w:type="dxa"/>
             <w:tcBorders>
               <w:left w:val="single" w:sz="4" w:space="0" w:color="000000"/>
               <w:bottom w:val="single" w:sz="4" w:space="0" w:color="000000"/>
@@ -28910,7 +26999,7 @@
         </w:tc>
         <w:tc>
           <w:tcPr>
-            <w:tcW w:w="821" w:type="dxa"/>
+            <w:tcW w:w="900" w:type="dxa"/>
             <w:tcBorders>
               <w:left w:val="single" w:sz="4" w:space="0" w:color="000000"/>
               <w:bottom w:val="single" w:sz="4" w:space="0" w:color="000000"/>
@@ -28934,7 +27023,7 @@
         </w:tc>
         <w:tc>
           <w:tcPr>
-            <w:tcW w:w="1425" w:type="dxa"/>
+            <w:tcW w:w="1346" w:type="dxa"/>
             <w:tcBorders>
               <w:left w:val="single" w:sz="4" w:space="0" w:color="000000"/>
               <w:bottom w:val="single" w:sz="4" w:space="0" w:color="000000"/>
@@ -29040,7 +27129,7 @@
         </w:tc>
         <w:tc>
           <w:tcPr>
-            <w:tcW w:w="821" w:type="dxa"/>
+            <w:tcW w:w="900" w:type="dxa"/>
             <w:tcBorders>
               <w:left w:val="single" w:sz="4" w:space="0" w:color="000000"/>
               <w:bottom w:val="single" w:sz="4" w:space="0" w:color="000000"/>
@@ -29064,7 +27153,7 @@
         </w:tc>
         <w:tc>
           <w:tcPr>
-            <w:tcW w:w="1425" w:type="dxa"/>
+            <w:tcW w:w="1346" w:type="dxa"/>
             <w:tcBorders>
               <w:left w:val="single" w:sz="4" w:space="0" w:color="000000"/>
               <w:bottom w:val="single" w:sz="4" w:space="0" w:color="000000"/>
@@ -29170,7 +27259,7 @@
         </w:tc>
         <w:tc>
           <w:tcPr>
-            <w:tcW w:w="821" w:type="dxa"/>
+            <w:tcW w:w="900" w:type="dxa"/>
             <w:tcBorders>
               <w:left w:val="single" w:sz="4" w:space="0" w:color="000000"/>
               <w:bottom w:val="single" w:sz="4" w:space="0" w:color="000000"/>
@@ -29194,7 +27283,7 @@
         </w:tc>
         <w:tc>
           <w:tcPr>
-            <w:tcW w:w="1425" w:type="dxa"/>
+            <w:tcW w:w="1346" w:type="dxa"/>
             <w:tcBorders>
               <w:left w:val="single" w:sz="4" w:space="0" w:color="000000"/>
               <w:bottom w:val="single" w:sz="4" w:space="0" w:color="000000"/>
@@ -29300,7 +27389,7 @@
         </w:tc>
         <w:tc>
           <w:tcPr>
-            <w:tcW w:w="821" w:type="dxa"/>
+            <w:tcW w:w="900" w:type="dxa"/>
             <w:tcBorders>
               <w:left w:val="single" w:sz="4" w:space="0" w:color="000000"/>
               <w:bottom w:val="single" w:sz="4" w:space="0" w:color="000000"/>
@@ -29324,7 +27413,7 @@
         </w:tc>
         <w:tc>
           <w:tcPr>
-            <w:tcW w:w="1425" w:type="dxa"/>
+            <w:tcW w:w="1346" w:type="dxa"/>
             <w:tcBorders>
               <w:left w:val="single" w:sz="4" w:space="0" w:color="000000"/>
               <w:bottom w:val="single" w:sz="4" w:space="0" w:color="000000"/>
@@ -29430,7 +27519,7 @@
         </w:tc>
         <w:tc>
           <w:tcPr>
-            <w:tcW w:w="821" w:type="dxa"/>
+            <w:tcW w:w="900" w:type="dxa"/>
             <w:tcBorders>
               <w:left w:val="single" w:sz="4" w:space="0" w:color="000000"/>
               <w:bottom w:val="single" w:sz="4" w:space="0" w:color="000000"/>
@@ -29454,7 +27543,7 @@
         </w:tc>
         <w:tc>
           <w:tcPr>
-            <w:tcW w:w="1425" w:type="dxa"/>
+            <w:tcW w:w="1346" w:type="dxa"/>
             <w:tcBorders>
               <w:left w:val="single" w:sz="4" w:space="0" w:color="000000"/>
               <w:bottom w:val="single" w:sz="4" w:space="0" w:color="000000"/>
@@ -29560,7 +27649,7 @@
         </w:tc>
         <w:tc>
           <w:tcPr>
-            <w:tcW w:w="821" w:type="dxa"/>
+            <w:tcW w:w="900" w:type="dxa"/>
             <w:tcBorders>
               <w:left w:val="single" w:sz="4" w:space="0" w:color="000000"/>
               <w:bottom w:val="single" w:sz="4" w:space="0" w:color="000000"/>
@@ -29584,7 +27673,7 @@
         </w:tc>
         <w:tc>
           <w:tcPr>
-            <w:tcW w:w="1425" w:type="dxa"/>
+            <w:tcW w:w="1346" w:type="dxa"/>
             <w:tcBorders>
               <w:left w:val="single" w:sz="4" w:space="0" w:color="000000"/>
               <w:bottom w:val="single" w:sz="4" w:space="0" w:color="000000"/>
@@ -29690,7 +27779,7 @@
         </w:tc>
         <w:tc>
           <w:tcPr>
-            <w:tcW w:w="821" w:type="dxa"/>
+            <w:tcW w:w="900" w:type="dxa"/>
             <w:tcBorders>
               <w:left w:val="single" w:sz="4" w:space="0" w:color="000000"/>
               <w:bottom w:val="single" w:sz="4" w:space="0" w:color="000000"/>
@@ -29714,7 +27803,7 @@
         </w:tc>
         <w:tc>
           <w:tcPr>
-            <w:tcW w:w="1425" w:type="dxa"/>
+            <w:tcW w:w="1346" w:type="dxa"/>
             <w:tcBorders>
               <w:left w:val="single" w:sz="4" w:space="0" w:color="000000"/>
               <w:bottom w:val="single" w:sz="4" w:space="0" w:color="000000"/>
@@ -29842,8 +27931,8 @@
       </w:tblPr>
       <w:tblGrid>
         <w:gridCol w:w="952"/>
-        <w:gridCol w:w="821"/>
-        <w:gridCol w:w="1425"/>
+        <w:gridCol w:w="900"/>
+        <w:gridCol w:w="1346"/>
         <w:gridCol w:w="2497"/>
         <w:gridCol w:w="4277"/>
       </w:tblGrid>
@@ -29882,7 +27971,7 @@
         </w:tc>
         <w:tc>
           <w:tcPr>
-            <w:tcW w:w="821" w:type="dxa"/>
+            <w:tcW w:w="900" w:type="dxa"/>
             <w:tcBorders>
               <w:top w:val="single" w:sz="4" w:space="0" w:color="000000"/>
               <w:left w:val="single" w:sz="4" w:space="0" w:color="000000"/>
@@ -29913,7 +28002,7 @@
         </w:tc>
         <w:tc>
           <w:tcPr>
-            <w:tcW w:w="1425" w:type="dxa"/>
+            <w:tcW w:w="1346" w:type="dxa"/>
             <w:tcBorders>
               <w:top w:val="single" w:sz="4" w:space="0" w:color="000000"/>
               <w:left w:val="single" w:sz="4" w:space="0" w:color="000000"/>
@@ -30030,7 +28119,7 @@
         </w:tc>
         <w:tc>
           <w:tcPr>
-            <w:tcW w:w="821" w:type="dxa"/>
+            <w:tcW w:w="900" w:type="dxa"/>
             <w:tcBorders>
               <w:left w:val="single" w:sz="4" w:space="0" w:color="000000"/>
               <w:bottom w:val="single" w:sz="4" w:space="0" w:color="000000"/>
@@ -30050,7 +28139,7 @@
         </w:tc>
         <w:tc>
           <w:tcPr>
-            <w:tcW w:w="1425" w:type="dxa"/>
+            <w:tcW w:w="1346" w:type="dxa"/>
             <w:tcBorders>
               <w:left w:val="single" w:sz="4" w:space="0" w:color="000000"/>
               <w:bottom w:val="single" w:sz="4" w:space="0" w:color="000000"/>
@@ -30142,7 +28231,7 @@
               <w:widowControl w:val="false"/>
               <w:numPr>
                 <w:ilvl w:val="0"/>
-                <w:numId w:val="7"/>
+                <w:numId w:val="6"/>
               </w:numPr>
               <w:suppressLineNumbers/>
               <w:suppressAutoHyphens w:val="true"/>
@@ -30177,7 +28266,7 @@
               <w:widowControl w:val="false"/>
               <w:numPr>
                 <w:ilvl w:val="0"/>
-                <w:numId w:val="7"/>
+                <w:numId w:val="6"/>
               </w:numPr>
               <w:suppressLineNumbers/>
               <w:suppressAutoHyphens w:val="true"/>
@@ -30212,7 +28301,7 @@
               <w:widowControl w:val="false"/>
               <w:numPr>
                 <w:ilvl w:val="0"/>
-                <w:numId w:val="7"/>
+                <w:numId w:val="6"/>
               </w:numPr>
               <w:suppressLineNumbers/>
               <w:suppressAutoHyphens w:val="true"/>
@@ -30247,7 +28336,7 @@
               <w:widowControl w:val="false"/>
               <w:numPr>
                 <w:ilvl w:val="0"/>
-                <w:numId w:val="7"/>
+                <w:numId w:val="6"/>
               </w:numPr>
               <w:suppressLineNumbers/>
               <w:suppressAutoHyphens w:val="true"/>
@@ -30282,7 +28371,7 @@
               <w:widowControl w:val="false"/>
               <w:numPr>
                 <w:ilvl w:val="0"/>
-                <w:numId w:val="7"/>
+                <w:numId w:val="6"/>
               </w:numPr>
               <w:suppressLineNumbers/>
               <w:suppressAutoHyphens w:val="true"/>
@@ -30398,7 +28487,7 @@
         </w:tc>
         <w:tc>
           <w:tcPr>
-            <w:tcW w:w="821" w:type="dxa"/>
+            <w:tcW w:w="900" w:type="dxa"/>
             <w:tcBorders>
               <w:left w:val="single" w:sz="4" w:space="0" w:color="000000"/>
               <w:bottom w:val="single" w:sz="4" w:space="0" w:color="000000"/>
@@ -30418,7 +28507,7 @@
         </w:tc>
         <w:tc>
           <w:tcPr>
-            <w:tcW w:w="1425" w:type="dxa"/>
+            <w:tcW w:w="1346" w:type="dxa"/>
             <w:tcBorders>
               <w:left w:val="single" w:sz="4" w:space="0" w:color="000000"/>
               <w:bottom w:val="single" w:sz="4" w:space="0" w:color="000000"/>
@@ -30508,7 +28597,7 @@
         </w:tc>
         <w:tc>
           <w:tcPr>
-            <w:tcW w:w="821" w:type="dxa"/>
+            <w:tcW w:w="900" w:type="dxa"/>
             <w:tcBorders>
               <w:left w:val="single" w:sz="4" w:space="0" w:color="000000"/>
               <w:bottom w:val="single" w:sz="4" w:space="0" w:color="000000"/>
@@ -30528,7 +28617,7 @@
         </w:tc>
         <w:tc>
           <w:tcPr>
-            <w:tcW w:w="1425" w:type="dxa"/>
+            <w:tcW w:w="1346" w:type="dxa"/>
             <w:tcBorders>
               <w:left w:val="single" w:sz="4" w:space="0" w:color="000000"/>
               <w:bottom w:val="single" w:sz="4" w:space="0" w:color="000000"/>
@@ -30618,7 +28707,7 @@
         </w:tc>
         <w:tc>
           <w:tcPr>
-            <w:tcW w:w="821" w:type="dxa"/>
+            <w:tcW w:w="900" w:type="dxa"/>
             <w:tcBorders>
               <w:left w:val="single" w:sz="4" w:space="0" w:color="000000"/>
               <w:bottom w:val="single" w:sz="4" w:space="0" w:color="000000"/>
@@ -30638,7 +28727,7 @@
         </w:tc>
         <w:tc>
           <w:tcPr>
-            <w:tcW w:w="1425" w:type="dxa"/>
+            <w:tcW w:w="1346" w:type="dxa"/>
             <w:tcBorders>
               <w:left w:val="single" w:sz="4" w:space="0" w:color="000000"/>
               <w:bottom w:val="single" w:sz="4" w:space="0" w:color="000000"/>
@@ -30728,7 +28817,7 @@
         </w:tc>
         <w:tc>
           <w:tcPr>
-            <w:tcW w:w="821" w:type="dxa"/>
+            <w:tcW w:w="900" w:type="dxa"/>
             <w:tcBorders>
               <w:left w:val="single" w:sz="4" w:space="0" w:color="000000"/>
               <w:bottom w:val="single" w:sz="4" w:space="0" w:color="000000"/>
@@ -30748,7 +28837,7 @@
         </w:tc>
         <w:tc>
           <w:tcPr>
-            <w:tcW w:w="1425" w:type="dxa"/>
+            <w:tcW w:w="1346" w:type="dxa"/>
             <w:tcBorders>
               <w:left w:val="single" w:sz="4" w:space="0" w:color="000000"/>
               <w:bottom w:val="single" w:sz="4" w:space="0" w:color="000000"/>
@@ -30838,7 +28927,7 @@
         </w:tc>
         <w:tc>
           <w:tcPr>
-            <w:tcW w:w="821" w:type="dxa"/>
+            <w:tcW w:w="900" w:type="dxa"/>
             <w:tcBorders>
               <w:left w:val="single" w:sz="4" w:space="0" w:color="000000"/>
               <w:bottom w:val="single" w:sz="4" w:space="0" w:color="000000"/>
@@ -30858,7 +28947,7 @@
         </w:tc>
         <w:tc>
           <w:tcPr>
-            <w:tcW w:w="1425" w:type="dxa"/>
+            <w:tcW w:w="1346" w:type="dxa"/>
             <w:tcBorders>
               <w:left w:val="single" w:sz="4" w:space="0" w:color="000000"/>
               <w:bottom w:val="single" w:sz="4" w:space="0" w:color="000000"/>
@@ -30948,7 +29037,7 @@
         </w:tc>
         <w:tc>
           <w:tcPr>
-            <w:tcW w:w="821" w:type="dxa"/>
+            <w:tcW w:w="900" w:type="dxa"/>
             <w:tcBorders>
               <w:left w:val="single" w:sz="4" w:space="0" w:color="000000"/>
               <w:bottom w:val="single" w:sz="4" w:space="0" w:color="000000"/>
@@ -30968,7 +29057,7 @@
         </w:tc>
         <w:tc>
           <w:tcPr>
-            <w:tcW w:w="1425" w:type="dxa"/>
+            <w:tcW w:w="1346" w:type="dxa"/>
             <w:tcBorders>
               <w:left w:val="single" w:sz="4" w:space="0" w:color="000000"/>
               <w:bottom w:val="single" w:sz="4" w:space="0" w:color="000000"/>
@@ -31058,7 +29147,7 @@
         </w:tc>
         <w:tc>
           <w:tcPr>
-            <w:tcW w:w="821" w:type="dxa"/>
+            <w:tcW w:w="900" w:type="dxa"/>
             <w:tcBorders>
               <w:left w:val="single" w:sz="4" w:space="0" w:color="000000"/>
               <w:bottom w:val="single" w:sz="4" w:space="0" w:color="000000"/>
@@ -31078,7 +29167,7 @@
         </w:tc>
         <w:tc>
           <w:tcPr>
-            <w:tcW w:w="1425" w:type="dxa"/>
+            <w:tcW w:w="1346" w:type="dxa"/>
             <w:tcBorders>
               <w:left w:val="single" w:sz="4" w:space="0" w:color="000000"/>
               <w:bottom w:val="single" w:sz="4" w:space="0" w:color="000000"/>
@@ -31179,7 +29268,7 @@
         </w:tc>
         <w:tc>
           <w:tcPr>
-            <w:tcW w:w="821" w:type="dxa"/>
+            <w:tcW w:w="900" w:type="dxa"/>
             <w:tcBorders>
               <w:left w:val="single" w:sz="4" w:space="0" w:color="000000"/>
               <w:bottom w:val="single" w:sz="4" w:space="0" w:color="000000"/>
@@ -31199,7 +29288,7 @@
         </w:tc>
         <w:tc>
           <w:tcPr>
-            <w:tcW w:w="1425" w:type="dxa"/>
+            <w:tcW w:w="1346" w:type="dxa"/>
             <w:tcBorders>
               <w:left w:val="single" w:sz="4" w:space="0" w:color="000000"/>
               <w:bottom w:val="single" w:sz="4" w:space="0" w:color="000000"/>
@@ -31300,7 +29389,7 @@
         </w:tc>
         <w:tc>
           <w:tcPr>
-            <w:tcW w:w="821" w:type="dxa"/>
+            <w:tcW w:w="900" w:type="dxa"/>
             <w:tcBorders>
               <w:left w:val="single" w:sz="4" w:space="0" w:color="000000"/>
               <w:bottom w:val="single" w:sz="4" w:space="0" w:color="000000"/>
@@ -31320,7 +29409,7 @@
         </w:tc>
         <w:tc>
           <w:tcPr>
-            <w:tcW w:w="1425" w:type="dxa"/>
+            <w:tcW w:w="1346" w:type="dxa"/>
             <w:tcBorders>
               <w:left w:val="single" w:sz="4" w:space="0" w:color="000000"/>
               <w:bottom w:val="single" w:sz="4" w:space="0" w:color="000000"/>
@@ -31421,7 +29510,7 @@
         </w:tc>
         <w:tc>
           <w:tcPr>
-            <w:tcW w:w="821" w:type="dxa"/>
+            <w:tcW w:w="900" w:type="dxa"/>
             <w:tcBorders>
               <w:left w:val="single" w:sz="4" w:space="0" w:color="000000"/>
               <w:bottom w:val="single" w:sz="4" w:space="0" w:color="000000"/>
@@ -31441,7 +29530,7 @@
         </w:tc>
         <w:tc>
           <w:tcPr>
-            <w:tcW w:w="1425" w:type="dxa"/>
+            <w:tcW w:w="1346" w:type="dxa"/>
             <w:tcBorders>
               <w:left w:val="single" w:sz="4" w:space="0" w:color="000000"/>
               <w:bottom w:val="single" w:sz="4" w:space="0" w:color="000000"/>
@@ -31542,7 +29631,7 @@
         </w:tc>
         <w:tc>
           <w:tcPr>
-            <w:tcW w:w="821" w:type="dxa"/>
+            <w:tcW w:w="900" w:type="dxa"/>
             <w:tcBorders>
               <w:left w:val="single" w:sz="4" w:space="0" w:color="000000"/>
               <w:bottom w:val="single" w:sz="4" w:space="0" w:color="000000"/>
@@ -31562,7 +29651,7 @@
         </w:tc>
         <w:tc>
           <w:tcPr>
-            <w:tcW w:w="1425" w:type="dxa"/>
+            <w:tcW w:w="1346" w:type="dxa"/>
             <w:tcBorders>
               <w:left w:val="single" w:sz="4" w:space="0" w:color="000000"/>
               <w:bottom w:val="single" w:sz="4" w:space="0" w:color="000000"/>
@@ -31663,7 +29752,7 @@
         </w:tc>
         <w:tc>
           <w:tcPr>
-            <w:tcW w:w="821" w:type="dxa"/>
+            <w:tcW w:w="900" w:type="dxa"/>
             <w:tcBorders>
               <w:left w:val="single" w:sz="4" w:space="0" w:color="000000"/>
               <w:bottom w:val="single" w:sz="4" w:space="0" w:color="000000"/>
@@ -31683,7 +29772,7 @@
         </w:tc>
         <w:tc>
           <w:tcPr>
-            <w:tcW w:w="1425" w:type="dxa"/>
+            <w:tcW w:w="1346" w:type="dxa"/>
             <w:tcBorders>
               <w:left w:val="single" w:sz="4" w:space="0" w:color="000000"/>
               <w:bottom w:val="single" w:sz="4" w:space="0" w:color="000000"/>
@@ -31784,7 +29873,7 @@
         </w:tc>
         <w:tc>
           <w:tcPr>
-            <w:tcW w:w="821" w:type="dxa"/>
+            <w:tcW w:w="900" w:type="dxa"/>
             <w:tcBorders>
               <w:left w:val="single" w:sz="4" w:space="0" w:color="000000"/>
               <w:bottom w:val="single" w:sz="4" w:space="0" w:color="000000"/>
@@ -31804,7 +29893,7 @@
         </w:tc>
         <w:tc>
           <w:tcPr>
-            <w:tcW w:w="1425" w:type="dxa"/>
+            <w:tcW w:w="1346" w:type="dxa"/>
             <w:tcBorders>
               <w:left w:val="single" w:sz="4" w:space="0" w:color="000000"/>
               <w:bottom w:val="single" w:sz="4" w:space="0" w:color="000000"/>
@@ -31905,7 +29994,7 @@
         </w:tc>
         <w:tc>
           <w:tcPr>
-            <w:tcW w:w="821" w:type="dxa"/>
+            <w:tcW w:w="900" w:type="dxa"/>
             <w:tcBorders>
               <w:left w:val="single" w:sz="4" w:space="0" w:color="000000"/>
               <w:bottom w:val="single" w:sz="4" w:space="0" w:color="000000"/>
@@ -31925,7 +30014,7 @@
         </w:tc>
         <w:tc>
           <w:tcPr>
-            <w:tcW w:w="1425" w:type="dxa"/>
+            <w:tcW w:w="1346" w:type="dxa"/>
             <w:tcBorders>
               <w:left w:val="single" w:sz="4" w:space="0" w:color="000000"/>
               <w:bottom w:val="single" w:sz="4" w:space="0" w:color="000000"/>
@@ -32026,7 +30115,7 @@
         </w:tc>
         <w:tc>
           <w:tcPr>
-            <w:tcW w:w="821" w:type="dxa"/>
+            <w:tcW w:w="900" w:type="dxa"/>
             <w:tcBorders>
               <w:left w:val="single" w:sz="4" w:space="0" w:color="000000"/>
               <w:bottom w:val="single" w:sz="4" w:space="0" w:color="000000"/>
@@ -32046,7 +30135,7 @@
         </w:tc>
         <w:tc>
           <w:tcPr>
-            <w:tcW w:w="1425" w:type="dxa"/>
+            <w:tcW w:w="1346" w:type="dxa"/>
             <w:tcBorders>
               <w:left w:val="single" w:sz="4" w:space="0" w:color="000000"/>
               <w:bottom w:val="single" w:sz="4" w:space="0" w:color="000000"/>
@@ -32127,7 +30216,7 @@
               <w:widowControl w:val="false"/>
               <w:numPr>
                 <w:ilvl w:val="0"/>
-                <w:numId w:val="21"/>
+                <w:numId w:val="20"/>
               </w:numPr>
               <w:suppressLineNumbers/>
               <w:suppressAutoHyphens w:val="true"/>
@@ -32162,7 +30251,7 @@
               <w:widowControl w:val="false"/>
               <w:numPr>
                 <w:ilvl w:val="0"/>
-                <w:numId w:val="21"/>
+                <w:numId w:val="20"/>
               </w:numPr>
               <w:suppressLineNumbers/>
               <w:suppressAutoHyphens w:val="true"/>
@@ -32197,7 +30286,7 @@
               <w:widowControl w:val="false"/>
               <w:numPr>
                 <w:ilvl w:val="0"/>
-                <w:numId w:val="21"/>
+                <w:numId w:val="20"/>
               </w:numPr>
               <w:suppressLineNumbers/>
               <w:suppressAutoHyphens w:val="true"/>
@@ -32232,7 +30321,7 @@
               <w:widowControl w:val="false"/>
               <w:numPr>
                 <w:ilvl w:val="0"/>
-                <w:numId w:val="21"/>
+                <w:numId w:val="20"/>
               </w:numPr>
               <w:suppressLineNumbers/>
               <w:suppressAutoHyphens w:val="true"/>
@@ -32267,7 +30356,7 @@
               <w:widowControl w:val="false"/>
               <w:numPr>
                 <w:ilvl w:val="0"/>
-                <w:numId w:val="21"/>
+                <w:numId w:val="20"/>
               </w:numPr>
               <w:suppressLineNumbers/>
               <w:suppressAutoHyphens w:val="true"/>
@@ -32302,7 +30391,7 @@
               <w:widowControl w:val="false"/>
               <w:numPr>
                 <w:ilvl w:val="0"/>
-                <w:numId w:val="21"/>
+                <w:numId w:val="20"/>
               </w:numPr>
               <w:suppressLineNumbers/>
               <w:suppressAutoHyphens w:val="true"/>
@@ -32337,7 +30426,7 @@
               <w:widowControl w:val="false"/>
               <w:numPr>
                 <w:ilvl w:val="0"/>
-                <w:numId w:val="21"/>
+                <w:numId w:val="20"/>
               </w:numPr>
               <w:suppressLineNumbers/>
               <w:suppressAutoHyphens w:val="true"/>
@@ -32372,7 +30461,7 @@
               <w:widowControl w:val="false"/>
               <w:numPr>
                 <w:ilvl w:val="0"/>
-                <w:numId w:val="21"/>
+                <w:numId w:val="20"/>
               </w:numPr>
               <w:suppressLineNumbers/>
               <w:suppressAutoHyphens w:val="true"/>
@@ -32407,7 +30496,7 @@
               <w:widowControl w:val="false"/>
               <w:numPr>
                 <w:ilvl w:val="0"/>
-                <w:numId w:val="21"/>
+                <w:numId w:val="20"/>
               </w:numPr>
               <w:suppressLineNumbers/>
               <w:suppressAutoHyphens w:val="true"/>
@@ -32442,7 +30531,7 @@
               <w:widowControl w:val="false"/>
               <w:numPr>
                 <w:ilvl w:val="0"/>
-                <w:numId w:val="21"/>
+                <w:numId w:val="20"/>
               </w:numPr>
               <w:suppressLineNumbers/>
               <w:suppressAutoHyphens w:val="true"/>
@@ -32538,7 +30627,7 @@
               <w:widowControl w:val="false"/>
               <w:numPr>
                 <w:ilvl w:val="0"/>
-                <w:numId w:val="22"/>
+                <w:numId w:val="21"/>
               </w:numPr>
               <w:suppressLineNumbers/>
               <w:suppressAutoHyphens w:val="true"/>
@@ -32573,7 +30662,7 @@
               <w:widowControl w:val="false"/>
               <w:numPr>
                 <w:ilvl w:val="0"/>
-                <w:numId w:val="22"/>
+                <w:numId w:val="21"/>
               </w:numPr>
               <w:suppressLineNumbers/>
               <w:suppressAutoHyphens w:val="true"/>
@@ -32608,7 +30697,7 @@
               <w:widowControl w:val="false"/>
               <w:numPr>
                 <w:ilvl w:val="0"/>
-                <w:numId w:val="22"/>
+                <w:numId w:val="21"/>
               </w:numPr>
               <w:suppressLineNumbers/>
               <w:suppressAutoHyphens w:val="true"/>
@@ -32643,7 +30732,7 @@
               <w:widowControl w:val="false"/>
               <w:numPr>
                 <w:ilvl w:val="0"/>
-                <w:numId w:val="22"/>
+                <w:numId w:val="21"/>
               </w:numPr>
               <w:suppressLineNumbers/>
               <w:suppressAutoHyphens w:val="true"/>
@@ -32678,7 +30767,7 @@
               <w:widowControl w:val="false"/>
               <w:numPr>
                 <w:ilvl w:val="0"/>
-                <w:numId w:val="22"/>
+                <w:numId w:val="21"/>
               </w:numPr>
               <w:suppressLineNumbers/>
               <w:suppressAutoHyphens w:val="true"/>
@@ -32713,7 +30802,7 @@
               <w:widowControl w:val="false"/>
               <w:numPr>
                 <w:ilvl w:val="0"/>
-                <w:numId w:val="22"/>
+                <w:numId w:val="21"/>
               </w:numPr>
               <w:suppressLineNumbers/>
               <w:suppressAutoHyphens w:val="true"/>
@@ -32799,7 +30888,7 @@
         </w:tc>
         <w:tc>
           <w:tcPr>
-            <w:tcW w:w="821" w:type="dxa"/>
+            <w:tcW w:w="900" w:type="dxa"/>
             <w:tcBorders>
               <w:left w:val="single" w:sz="4" w:space="0" w:color="000000"/>
               <w:bottom w:val="single" w:sz="4" w:space="0" w:color="000000"/>
@@ -32819,7 +30908,7 @@
         </w:tc>
         <w:tc>
           <w:tcPr>
-            <w:tcW w:w="1425" w:type="dxa"/>
+            <w:tcW w:w="1346" w:type="dxa"/>
             <w:tcBorders>
               <w:left w:val="single" w:sz="4" w:space="0" w:color="000000"/>
               <w:bottom w:val="single" w:sz="4" w:space="0" w:color="000000"/>
@@ -32900,7 +30989,7 @@
               <w:widowControl w:val="false"/>
               <w:numPr>
                 <w:ilvl w:val="0"/>
-                <w:numId w:val="23"/>
+                <w:numId w:val="22"/>
               </w:numPr>
               <w:suppressLineNumbers/>
               <w:suppressAutoHyphens w:val="true"/>
@@ -32935,7 +31024,7 @@
               <w:widowControl w:val="false"/>
               <w:numPr>
                 <w:ilvl w:val="0"/>
-                <w:numId w:val="23"/>
+                <w:numId w:val="22"/>
               </w:numPr>
               <w:suppressLineNumbers/>
               <w:suppressAutoHyphens w:val="true"/>
@@ -32970,7 +31059,7 @@
               <w:widowControl w:val="false"/>
               <w:numPr>
                 <w:ilvl w:val="0"/>
-                <w:numId w:val="23"/>
+                <w:numId w:val="22"/>
               </w:numPr>
               <w:suppressLineNumbers/>
               <w:suppressAutoHyphens w:val="true"/>
@@ -33005,7 +31094,7 @@
               <w:widowControl w:val="false"/>
               <w:numPr>
                 <w:ilvl w:val="0"/>
-                <w:numId w:val="23"/>
+                <w:numId w:val="22"/>
               </w:numPr>
               <w:suppressLineNumbers/>
               <w:suppressAutoHyphens w:val="true"/>
@@ -33040,7 +31129,7 @@
               <w:widowControl w:val="false"/>
               <w:numPr>
                 <w:ilvl w:val="0"/>
-                <w:numId w:val="23"/>
+                <w:numId w:val="22"/>
               </w:numPr>
               <w:suppressLineNumbers/>
               <w:suppressAutoHyphens w:val="true"/>
@@ -33095,7 +31184,7 @@
         </w:tc>
         <w:tc>
           <w:tcPr>
-            <w:tcW w:w="821" w:type="dxa"/>
+            <w:tcW w:w="900" w:type="dxa"/>
             <w:tcBorders>
               <w:left w:val="single" w:sz="4" w:space="0" w:color="000000"/>
               <w:bottom w:val="single" w:sz="4" w:space="0" w:color="000000"/>
@@ -33115,7 +31204,7 @@
         </w:tc>
         <w:tc>
           <w:tcPr>
-            <w:tcW w:w="1425" w:type="dxa"/>
+            <w:tcW w:w="1346" w:type="dxa"/>
             <w:tcBorders>
               <w:left w:val="single" w:sz="4" w:space="0" w:color="000000"/>
               <w:bottom w:val="single" w:sz="4" w:space="0" w:color="000000"/>
@@ -33216,7 +31305,7 @@
         </w:tc>
         <w:tc>
           <w:tcPr>
-            <w:tcW w:w="821" w:type="dxa"/>
+            <w:tcW w:w="900" w:type="dxa"/>
             <w:tcBorders>
               <w:left w:val="single" w:sz="4" w:space="0" w:color="000000"/>
               <w:bottom w:val="single" w:sz="4" w:space="0" w:color="000000"/>
@@ -33236,7 +31325,7 @@
         </w:tc>
         <w:tc>
           <w:tcPr>
-            <w:tcW w:w="1425" w:type="dxa"/>
+            <w:tcW w:w="1346" w:type="dxa"/>
             <w:tcBorders>
               <w:left w:val="single" w:sz="4" w:space="0" w:color="000000"/>
               <w:bottom w:val="single" w:sz="4" w:space="0" w:color="000000"/>
@@ -33306,7 +31395,7 @@
               <w:widowControl w:val="false"/>
               <w:numPr>
                 <w:ilvl w:val="0"/>
-                <w:numId w:val="15"/>
+                <w:numId w:val="14"/>
               </w:numPr>
               <w:suppressLineNumbers/>
               <w:suppressAutoHyphens w:val="true"/>
@@ -33333,7 +31422,7 @@
               <w:widowControl w:val="false"/>
               <w:numPr>
                 <w:ilvl w:val="0"/>
-                <w:numId w:val="15"/>
+                <w:numId w:val="14"/>
               </w:numPr>
               <w:suppressLineNumbers/>
               <w:suppressAutoHyphens w:val="true"/>
@@ -33360,7 +31449,7 @@
               <w:widowControl w:val="false"/>
               <w:numPr>
                 <w:ilvl w:val="0"/>
-                <w:numId w:val="15"/>
+                <w:numId w:val="14"/>
               </w:numPr>
               <w:suppressLineNumbers/>
               <w:suppressAutoHyphens w:val="true"/>
@@ -33387,7 +31476,7 @@
               <w:widowControl w:val="false"/>
               <w:numPr>
                 <w:ilvl w:val="0"/>
-                <w:numId w:val="15"/>
+                <w:numId w:val="14"/>
               </w:numPr>
               <w:suppressLineNumbers/>
               <w:suppressAutoHyphens w:val="true"/>
@@ -33414,7 +31503,7 @@
               <w:widowControl w:val="false"/>
               <w:numPr>
                 <w:ilvl w:val="0"/>
-                <w:numId w:val="15"/>
+                <w:numId w:val="14"/>
               </w:numPr>
               <w:suppressLineNumbers/>
               <w:suppressAutoHyphens w:val="true"/>
@@ -33494,7 +31583,7 @@
               <w:widowControl w:val="false"/>
               <w:numPr>
                 <w:ilvl w:val="0"/>
-                <w:numId w:val="15"/>
+                <w:numId w:val="14"/>
               </w:numPr>
               <w:suppressLineNumbers/>
               <w:suppressAutoHyphens w:val="true"/>
@@ -33521,7 +31610,7 @@
               <w:widowControl w:val="false"/>
               <w:numPr>
                 <w:ilvl w:val="0"/>
-                <w:numId w:val="15"/>
+                <w:numId w:val="14"/>
               </w:numPr>
               <w:suppressLineNumbers/>
               <w:suppressAutoHyphens w:val="true"/>
@@ -33548,7 +31637,7 @@
               <w:widowControl w:val="false"/>
               <w:numPr>
                 <w:ilvl w:val="0"/>
-                <w:numId w:val="15"/>
+                <w:numId w:val="14"/>
               </w:numPr>
               <w:suppressLineNumbers/>
               <w:suppressAutoHyphens w:val="true"/>
@@ -33575,7 +31664,7 @@
               <w:widowControl w:val="false"/>
               <w:numPr>
                 <w:ilvl w:val="0"/>
-                <w:numId w:val="15"/>
+                <w:numId w:val="14"/>
               </w:numPr>
               <w:suppressLineNumbers/>
               <w:suppressAutoHyphens w:val="true"/>
@@ -33602,7 +31691,7 @@
               <w:widowControl w:val="false"/>
               <w:numPr>
                 <w:ilvl w:val="0"/>
-                <w:numId w:val="15"/>
+                <w:numId w:val="14"/>
               </w:numPr>
               <w:suppressLineNumbers/>
               <w:suppressAutoHyphens w:val="true"/>
@@ -33629,7 +31718,7 @@
               <w:widowControl w:val="false"/>
               <w:numPr>
                 <w:ilvl w:val="0"/>
-                <w:numId w:val="15"/>
+                <w:numId w:val="14"/>
               </w:numPr>
               <w:suppressLineNumbers/>
               <w:suppressAutoHyphens w:val="true"/>
@@ -33676,7 +31765,7 @@
         </w:tc>
         <w:tc>
           <w:tcPr>
-            <w:tcW w:w="821" w:type="dxa"/>
+            <w:tcW w:w="900" w:type="dxa"/>
             <w:tcBorders>
               <w:left w:val="single" w:sz="4" w:space="0" w:color="000000"/>
               <w:bottom w:val="single" w:sz="4" w:space="0" w:color="000000"/>
@@ -33696,7 +31785,7 @@
         </w:tc>
         <w:tc>
           <w:tcPr>
-            <w:tcW w:w="1425" w:type="dxa"/>
+            <w:tcW w:w="1346" w:type="dxa"/>
             <w:tcBorders>
               <w:left w:val="single" w:sz="4" w:space="0" w:color="000000"/>
               <w:bottom w:val="single" w:sz="4" w:space="0" w:color="000000"/>
@@ -33765,7 +31854,7 @@
               <w:pStyle w:val="TableContents"/>
               <w:numPr>
                 <w:ilvl w:val="0"/>
-                <w:numId w:val="15"/>
+                <w:numId w:val="14"/>
               </w:numPr>
               <w:suppressAutoHyphens w:val="true"/>
               <w:bidi w:val="0"/>
@@ -33798,7 +31887,7 @@
               <w:pStyle w:val="TableContents"/>
               <w:numPr>
                 <w:ilvl w:val="0"/>
-                <w:numId w:val="15"/>
+                <w:numId w:val="14"/>
               </w:numPr>
               <w:suppressAutoHyphens w:val="true"/>
               <w:bidi w:val="0"/>
@@ -33831,7 +31920,7 @@
               <w:pStyle w:val="TableContents"/>
               <w:numPr>
                 <w:ilvl w:val="0"/>
-                <w:numId w:val="15"/>
+                <w:numId w:val="14"/>
               </w:numPr>
               <w:suppressAutoHyphens w:val="true"/>
               <w:bidi w:val="0"/>
@@ -33864,7 +31953,7 @@
               <w:pStyle w:val="TableContents"/>
               <w:numPr>
                 <w:ilvl w:val="0"/>
-                <w:numId w:val="15"/>
+                <w:numId w:val="14"/>
               </w:numPr>
               <w:suppressAutoHyphens w:val="true"/>
               <w:bidi w:val="0"/>
@@ -33897,7 +31986,7 @@
               <w:pStyle w:val="TableContents"/>
               <w:numPr>
                 <w:ilvl w:val="0"/>
-                <w:numId w:val="15"/>
+                <w:numId w:val="14"/>
               </w:numPr>
               <w:suppressAutoHyphens w:val="true"/>
               <w:bidi w:val="0"/>
@@ -33930,7 +32019,7 @@
               <w:pStyle w:val="TableContents"/>
               <w:numPr>
                 <w:ilvl w:val="0"/>
-                <w:numId w:val="15"/>
+                <w:numId w:val="14"/>
               </w:numPr>
               <w:suppressAutoHyphens w:val="true"/>
               <w:bidi w:val="0"/>
@@ -33963,7 +32052,7 @@
               <w:pStyle w:val="TableContents"/>
               <w:numPr>
                 <w:ilvl w:val="0"/>
-                <w:numId w:val="15"/>
+                <w:numId w:val="14"/>
               </w:numPr>
               <w:suppressAutoHyphens w:val="true"/>
               <w:bidi w:val="0"/>
@@ -33996,7 +32085,7 @@
               <w:pStyle w:val="TableContents"/>
               <w:numPr>
                 <w:ilvl w:val="0"/>
-                <w:numId w:val="15"/>
+                <w:numId w:val="14"/>
               </w:numPr>
               <w:suppressAutoHyphens w:val="true"/>
               <w:bidi w:val="0"/>
@@ -34120,7 +32209,7 @@
         </w:tc>
         <w:tc>
           <w:tcPr>
-            <w:tcW w:w="821" w:type="dxa"/>
+            <w:tcW w:w="900" w:type="dxa"/>
             <w:tcBorders>
               <w:left w:val="single" w:sz="4" w:space="0" w:color="000000"/>
               <w:bottom w:val="single" w:sz="4" w:space="0" w:color="000000"/>
@@ -34140,7 +32229,7 @@
         </w:tc>
         <w:tc>
           <w:tcPr>
-            <w:tcW w:w="1425" w:type="dxa"/>
+            <w:tcW w:w="1346" w:type="dxa"/>
             <w:tcBorders>
               <w:left w:val="single" w:sz="4" w:space="0" w:color="000000"/>
               <w:bottom w:val="single" w:sz="4" w:space="0" w:color="000000"/>
@@ -34210,7 +32299,7 @@
               <w:widowControl w:val="false"/>
               <w:numPr>
                 <w:ilvl w:val="0"/>
-                <w:numId w:val="12"/>
+                <w:numId w:val="11"/>
               </w:numPr>
               <w:suppressLineNumbers/>
               <w:suppressAutoHyphens w:val="true"/>
@@ -34237,7 +32326,7 @@
               <w:widowControl w:val="false"/>
               <w:numPr>
                 <w:ilvl w:val="0"/>
-                <w:numId w:val="12"/>
+                <w:numId w:val="11"/>
               </w:numPr>
               <w:suppressLineNumbers/>
               <w:suppressAutoHyphens w:val="true"/>
@@ -34264,7 +32353,7 @@
               <w:widowControl w:val="false"/>
               <w:numPr>
                 <w:ilvl w:val="0"/>
-                <w:numId w:val="12"/>
+                <w:numId w:val="11"/>
               </w:numPr>
               <w:suppressLineNumbers/>
               <w:suppressAutoHyphens w:val="true"/>
@@ -34291,7 +32380,7 @@
               <w:widowControl w:val="false"/>
               <w:numPr>
                 <w:ilvl w:val="0"/>
-                <w:numId w:val="12"/>
+                <w:numId w:val="11"/>
               </w:numPr>
               <w:suppressLineNumbers/>
               <w:suppressAutoHyphens w:val="true"/>
@@ -34318,7 +32407,7 @@
               <w:widowControl w:val="false"/>
               <w:numPr>
                 <w:ilvl w:val="0"/>
-                <w:numId w:val="12"/>
+                <w:numId w:val="11"/>
               </w:numPr>
               <w:suppressLineNumbers/>
               <w:suppressAutoHyphens w:val="true"/>
@@ -34345,7 +32434,7 @@
               <w:widowControl w:val="false"/>
               <w:numPr>
                 <w:ilvl w:val="0"/>
-                <w:numId w:val="12"/>
+                <w:numId w:val="11"/>
               </w:numPr>
               <w:suppressLineNumbers/>
               <w:suppressAutoHyphens w:val="true"/>
@@ -34437,7 +32526,7 @@
         </w:tc>
         <w:tc>
           <w:tcPr>
-            <w:tcW w:w="821" w:type="dxa"/>
+            <w:tcW w:w="900" w:type="dxa"/>
             <w:tcBorders>
               <w:left w:val="single" w:sz="4" w:space="0" w:color="000000"/>
               <w:bottom w:val="single" w:sz="4" w:space="0" w:color="000000"/>
@@ -34457,7 +32546,7 @@
         </w:tc>
         <w:tc>
           <w:tcPr>
-            <w:tcW w:w="1425" w:type="dxa"/>
+            <w:tcW w:w="1346" w:type="dxa"/>
             <w:tcBorders>
               <w:left w:val="single" w:sz="4" w:space="0" w:color="000000"/>
               <w:bottom w:val="single" w:sz="4" w:space="0" w:color="000000"/>
@@ -34544,7 +32633,7 @@
               <w:widowControl w:val="false"/>
               <w:numPr>
                 <w:ilvl w:val="0"/>
-                <w:numId w:val="12"/>
+                <w:numId w:val="11"/>
               </w:numPr>
               <w:suppressLineNumbers/>
               <w:suppressAutoHyphens w:val="true"/>
@@ -34571,7 +32660,7 @@
               <w:widowControl w:val="false"/>
               <w:numPr>
                 <w:ilvl w:val="0"/>
-                <w:numId w:val="12"/>
+                <w:numId w:val="11"/>
               </w:numPr>
               <w:suppressLineNumbers/>
               <w:suppressAutoHyphens w:val="true"/>
@@ -34598,7 +32687,7 @@
               <w:widowControl w:val="false"/>
               <w:numPr>
                 <w:ilvl w:val="0"/>
-                <w:numId w:val="12"/>
+                <w:numId w:val="11"/>
               </w:numPr>
               <w:suppressLineNumbers/>
               <w:suppressAutoHyphens w:val="true"/>
@@ -34625,7 +32714,7 @@
               <w:widowControl w:val="false"/>
               <w:numPr>
                 <w:ilvl w:val="0"/>
-                <w:numId w:val="12"/>
+                <w:numId w:val="11"/>
               </w:numPr>
               <w:suppressLineNumbers/>
               <w:suppressAutoHyphens w:val="true"/>
@@ -34672,7 +32761,7 @@
         </w:tc>
         <w:tc>
           <w:tcPr>
-            <w:tcW w:w="821" w:type="dxa"/>
+            <w:tcW w:w="900" w:type="dxa"/>
             <w:tcBorders>
               <w:left w:val="single" w:sz="4" w:space="0" w:color="000000"/>
               <w:bottom w:val="single" w:sz="4" w:space="0" w:color="000000"/>
@@ -34692,7 +32781,7 @@
         </w:tc>
         <w:tc>
           <w:tcPr>
-            <w:tcW w:w="1425" w:type="dxa"/>
+            <w:tcW w:w="1346" w:type="dxa"/>
             <w:tcBorders>
               <w:left w:val="single" w:sz="4" w:space="0" w:color="000000"/>
               <w:bottom w:val="single" w:sz="4" w:space="0" w:color="000000"/>
@@ -34782,7 +32871,7 @@
         </w:tc>
         <w:tc>
           <w:tcPr>
-            <w:tcW w:w="821" w:type="dxa"/>
+            <w:tcW w:w="900" w:type="dxa"/>
             <w:tcBorders>
               <w:left w:val="single" w:sz="4" w:space="0" w:color="000000"/>
               <w:bottom w:val="single" w:sz="4" w:space="0" w:color="000000"/>
@@ -34802,7 +32891,7 @@
         </w:tc>
         <w:tc>
           <w:tcPr>
-            <w:tcW w:w="1425" w:type="dxa"/>
+            <w:tcW w:w="1346" w:type="dxa"/>
             <w:tcBorders>
               <w:left w:val="single" w:sz="4" w:space="0" w:color="000000"/>
               <w:bottom w:val="single" w:sz="4" w:space="0" w:color="000000"/>
@@ -34892,7 +32981,7 @@
         </w:tc>
         <w:tc>
           <w:tcPr>
-            <w:tcW w:w="821" w:type="dxa"/>
+            <w:tcW w:w="900" w:type="dxa"/>
             <w:tcBorders>
               <w:left w:val="single" w:sz="4" w:space="0" w:color="000000"/>
               <w:bottom w:val="single" w:sz="4" w:space="0" w:color="000000"/>
@@ -34912,7 +33001,7 @@
         </w:tc>
         <w:tc>
           <w:tcPr>
-            <w:tcW w:w="1425" w:type="dxa"/>
+            <w:tcW w:w="1346" w:type="dxa"/>
             <w:tcBorders>
               <w:left w:val="single" w:sz="4" w:space="0" w:color="000000"/>
               <w:bottom w:val="single" w:sz="4" w:space="0" w:color="000000"/>
@@ -34999,7 +33088,7 @@
               <w:widowControl w:val="false"/>
               <w:numPr>
                 <w:ilvl w:val="0"/>
-                <w:numId w:val="18"/>
+                <w:numId w:val="17"/>
               </w:numPr>
               <w:suppressLineNumbers/>
               <w:suppressAutoHyphens w:val="true"/>
@@ -35026,7 +33115,7 @@
               <w:widowControl w:val="false"/>
               <w:numPr>
                 <w:ilvl w:val="0"/>
-                <w:numId w:val="18"/>
+                <w:numId w:val="17"/>
               </w:numPr>
               <w:suppressLineNumbers/>
               <w:suppressAutoHyphens w:val="true"/>
@@ -35053,7 +33142,7 @@
               <w:widowControl w:val="false"/>
               <w:numPr>
                 <w:ilvl w:val="0"/>
-                <w:numId w:val="18"/>
+                <w:numId w:val="17"/>
               </w:numPr>
               <w:suppressLineNumbers/>
               <w:suppressAutoHyphens w:val="true"/>
@@ -35080,7 +33169,7 @@
               <w:widowControl w:val="false"/>
               <w:numPr>
                 <w:ilvl w:val="0"/>
-                <w:numId w:val="18"/>
+                <w:numId w:val="17"/>
               </w:numPr>
               <w:suppressLineNumbers/>
               <w:suppressAutoHyphens w:val="true"/>
@@ -35107,7 +33196,7 @@
               <w:widowControl w:val="false"/>
               <w:numPr>
                 <w:ilvl w:val="0"/>
-                <w:numId w:val="18"/>
+                <w:numId w:val="17"/>
               </w:numPr>
               <w:suppressLineNumbers/>
               <w:suppressAutoHyphens w:val="true"/>
@@ -35156,7 +33245,7 @@
               <w:pStyle w:val="TableContents"/>
               <w:numPr>
                 <w:ilvl w:val="0"/>
-                <w:numId w:val="18"/>
+                <w:numId w:val="17"/>
               </w:numPr>
               <w:suppressAutoHyphens w:val="true"/>
               <w:bidi w:val="0"/>
@@ -35189,7 +33278,7 @@
               <w:pStyle w:val="TableContents"/>
               <w:numPr>
                 <w:ilvl w:val="0"/>
-                <w:numId w:val="18"/>
+                <w:numId w:val="17"/>
               </w:numPr>
               <w:suppressAutoHyphens w:val="true"/>
               <w:bidi w:val="0"/>
@@ -35222,7 +33311,7 @@
               <w:pStyle w:val="TableContents"/>
               <w:numPr>
                 <w:ilvl w:val="0"/>
-                <w:numId w:val="18"/>
+                <w:numId w:val="17"/>
               </w:numPr>
               <w:suppressAutoHyphens w:val="true"/>
               <w:bidi w:val="0"/>
@@ -35255,7 +33344,7 @@
               <w:pStyle w:val="TableContents"/>
               <w:numPr>
                 <w:ilvl w:val="0"/>
-                <w:numId w:val="18"/>
+                <w:numId w:val="17"/>
               </w:numPr>
               <w:suppressAutoHyphens w:val="true"/>
               <w:bidi w:val="0"/>
@@ -35288,7 +33377,7 @@
               <w:pStyle w:val="TableContents"/>
               <w:numPr>
                 <w:ilvl w:val="0"/>
-                <w:numId w:val="18"/>
+                <w:numId w:val="17"/>
               </w:numPr>
               <w:suppressAutoHyphens w:val="true"/>
               <w:bidi w:val="0"/>
@@ -35321,7 +33410,7 @@
               <w:pStyle w:val="TableContents"/>
               <w:numPr>
                 <w:ilvl w:val="0"/>
-                <w:numId w:val="18"/>
+                <w:numId w:val="17"/>
               </w:numPr>
               <w:suppressAutoHyphens w:val="true"/>
               <w:bidi w:val="0"/>
@@ -35354,7 +33443,7 @@
               <w:pStyle w:val="TableContents"/>
               <w:numPr>
                 <w:ilvl w:val="0"/>
-                <w:numId w:val="18"/>
+                <w:numId w:val="17"/>
               </w:numPr>
               <w:suppressAutoHyphens w:val="true"/>
               <w:bidi w:val="0"/>
@@ -35387,7 +33476,7 @@
               <w:pStyle w:val="TableContents"/>
               <w:numPr>
                 <w:ilvl w:val="0"/>
-                <w:numId w:val="18"/>
+                <w:numId w:val="17"/>
               </w:numPr>
               <w:suppressAutoHyphens w:val="true"/>
               <w:bidi w:val="0"/>
@@ -35441,7 +33530,7 @@
         </w:tc>
         <w:tc>
           <w:tcPr>
-            <w:tcW w:w="821" w:type="dxa"/>
+            <w:tcW w:w="900" w:type="dxa"/>
             <w:tcBorders>
               <w:left w:val="single" w:sz="4" w:space="0" w:color="000000"/>
               <w:bottom w:val="single" w:sz="4" w:space="0" w:color="000000"/>
@@ -35461,7 +33550,7 @@
         </w:tc>
         <w:tc>
           <w:tcPr>
-            <w:tcW w:w="1425" w:type="dxa"/>
+            <w:tcW w:w="1346" w:type="dxa"/>
             <w:tcBorders>
               <w:left w:val="single" w:sz="4" w:space="0" w:color="000000"/>
               <w:bottom w:val="single" w:sz="4" w:space="0" w:color="000000"/>
@@ -35551,7 +33640,7 @@
         </w:tc>
         <w:tc>
           <w:tcPr>
-            <w:tcW w:w="821" w:type="dxa"/>
+            <w:tcW w:w="900" w:type="dxa"/>
             <w:tcBorders>
               <w:left w:val="single" w:sz="4" w:space="0" w:color="000000"/>
               <w:bottom w:val="single" w:sz="4" w:space="0" w:color="000000"/>
@@ -35571,7 +33660,7 @@
         </w:tc>
         <w:tc>
           <w:tcPr>
-            <w:tcW w:w="1425" w:type="dxa"/>
+            <w:tcW w:w="1346" w:type="dxa"/>
             <w:tcBorders>
               <w:left w:val="single" w:sz="4" w:space="0" w:color="000000"/>
               <w:bottom w:val="single" w:sz="4" w:space="0" w:color="000000"/>
@@ -35661,7 +33750,7 @@
         </w:tc>
         <w:tc>
           <w:tcPr>
-            <w:tcW w:w="821" w:type="dxa"/>
+            <w:tcW w:w="900" w:type="dxa"/>
             <w:tcBorders>
               <w:left w:val="single" w:sz="4" w:space="0" w:color="000000"/>
               <w:bottom w:val="single" w:sz="4" w:space="0" w:color="000000"/>
@@ -35681,7 +33770,7 @@
         </w:tc>
         <w:tc>
           <w:tcPr>
-            <w:tcW w:w="1425" w:type="dxa"/>
+            <w:tcW w:w="1346" w:type="dxa"/>
             <w:tcBorders>
               <w:left w:val="single" w:sz="4" w:space="0" w:color="000000"/>
               <w:bottom w:val="single" w:sz="4" w:space="0" w:color="000000"/>
@@ -35771,7 +33860,7 @@
         </w:tc>
         <w:tc>
           <w:tcPr>
-            <w:tcW w:w="821" w:type="dxa"/>
+            <w:tcW w:w="900" w:type="dxa"/>
             <w:tcBorders>
               <w:left w:val="single" w:sz="4" w:space="0" w:color="000000"/>
               <w:bottom w:val="single" w:sz="4" w:space="0" w:color="000000"/>
@@ -35791,7 +33880,7 @@
         </w:tc>
         <w:tc>
           <w:tcPr>
-            <w:tcW w:w="1425" w:type="dxa"/>
+            <w:tcW w:w="1346" w:type="dxa"/>
             <w:tcBorders>
               <w:left w:val="single" w:sz="4" w:space="0" w:color="000000"/>
               <w:bottom w:val="single" w:sz="4" w:space="0" w:color="000000"/>
@@ -35915,8 +34004,8 @@
       </w:tblPr>
       <w:tblGrid>
         <w:gridCol w:w="952"/>
-        <w:gridCol w:w="821"/>
-        <w:gridCol w:w="1425"/>
+        <w:gridCol w:w="848"/>
+        <w:gridCol w:w="1398"/>
         <w:gridCol w:w="2497"/>
         <w:gridCol w:w="4277"/>
       </w:tblGrid>
@@ -35959,7 +34048,7 @@
         </w:tc>
         <w:tc>
           <w:tcPr>
-            <w:tcW w:w="821" w:type="dxa"/>
+            <w:tcW w:w="848" w:type="dxa"/>
             <w:tcBorders>
               <w:top w:val="single" w:sz="4" w:space="0" w:color="000000"/>
               <w:left w:val="single" w:sz="4" w:space="0" w:color="000000"/>
@@ -35994,7 +34083,7 @@
         </w:tc>
         <w:tc>
           <w:tcPr>
-            <w:tcW w:w="1425" w:type="dxa"/>
+            <w:tcW w:w="1398" w:type="dxa"/>
             <w:tcBorders>
               <w:top w:val="single" w:sz="4" w:space="0" w:color="000000"/>
               <w:left w:val="single" w:sz="4" w:space="0" w:color="000000"/>
@@ -36127,7 +34216,7 @@
         </w:tc>
         <w:tc>
           <w:tcPr>
-            <w:tcW w:w="821" w:type="dxa"/>
+            <w:tcW w:w="848" w:type="dxa"/>
             <w:tcBorders>
               <w:left w:val="single" w:sz="4" w:space="0" w:color="000000"/>
               <w:bottom w:val="single" w:sz="4" w:space="0" w:color="000000"/>
@@ -36151,7 +34240,7 @@
         </w:tc>
         <w:tc>
           <w:tcPr>
-            <w:tcW w:w="1425" w:type="dxa"/>
+            <w:tcW w:w="1398" w:type="dxa"/>
             <w:tcBorders>
               <w:left w:val="single" w:sz="4" w:space="0" w:color="000000"/>
               <w:bottom w:val="single" w:sz="4" w:space="0" w:color="000000"/>
@@ -36307,7 +34396,7 @@
         </w:tc>
         <w:tc>
           <w:tcPr>
-            <w:tcW w:w="821" w:type="dxa"/>
+            <w:tcW w:w="848" w:type="dxa"/>
             <w:tcBorders>
               <w:left w:val="single" w:sz="4" w:space="0" w:color="000000"/>
               <w:bottom w:val="single" w:sz="4" w:space="0" w:color="000000"/>
@@ -36331,7 +34420,7 @@
         </w:tc>
         <w:tc>
           <w:tcPr>
-            <w:tcW w:w="1425" w:type="dxa"/>
+            <w:tcW w:w="1398" w:type="dxa"/>
             <w:tcBorders>
               <w:left w:val="single" w:sz="4" w:space="0" w:color="000000"/>
               <w:bottom w:val="single" w:sz="4" w:space="0" w:color="000000"/>
@@ -36439,7 +34528,7 @@
         </w:tc>
         <w:tc>
           <w:tcPr>
-            <w:tcW w:w="821" w:type="dxa"/>
+            <w:tcW w:w="848" w:type="dxa"/>
             <w:tcBorders>
               <w:left w:val="single" w:sz="4" w:space="0" w:color="000000"/>
               <w:bottom w:val="single" w:sz="4" w:space="0" w:color="000000"/>
@@ -36463,7 +34552,7 @@
         </w:tc>
         <w:tc>
           <w:tcPr>
-            <w:tcW w:w="1425" w:type="dxa"/>
+            <w:tcW w:w="1398" w:type="dxa"/>
             <w:tcBorders>
               <w:left w:val="single" w:sz="4" w:space="0" w:color="000000"/>
               <w:bottom w:val="single" w:sz="4" w:space="0" w:color="000000"/>
@@ -36571,7 +34660,7 @@
         </w:tc>
         <w:tc>
           <w:tcPr>
-            <w:tcW w:w="821" w:type="dxa"/>
+            <w:tcW w:w="848" w:type="dxa"/>
             <w:tcBorders>
               <w:left w:val="single" w:sz="4" w:space="0" w:color="000000"/>
               <w:bottom w:val="single" w:sz="4" w:space="0" w:color="000000"/>
@@ -36595,7 +34684,7 @@
         </w:tc>
         <w:tc>
           <w:tcPr>
-            <w:tcW w:w="1425" w:type="dxa"/>
+            <w:tcW w:w="1398" w:type="dxa"/>
             <w:tcBorders>
               <w:left w:val="single" w:sz="4" w:space="0" w:color="000000"/>
               <w:bottom w:val="single" w:sz="4" w:space="0" w:color="000000"/>
@@ -36677,7 +34766,7 @@
               <w:widowControl w:val="false"/>
               <w:numPr>
                 <w:ilvl w:val="0"/>
-                <w:numId w:val="16"/>
+                <w:numId w:val="15"/>
               </w:numPr>
               <w:suppressLineNumbers/>
               <w:suppressAutoHyphens w:val="true"/>
@@ -36704,7 +34793,7 @@
               <w:widowControl w:val="false"/>
               <w:numPr>
                 <w:ilvl w:val="0"/>
-                <w:numId w:val="16"/>
+                <w:numId w:val="15"/>
               </w:numPr>
               <w:suppressLineNumbers/>
               <w:suppressAutoHyphens w:val="true"/>
@@ -36731,7 +34820,7 @@
               <w:widowControl w:val="false"/>
               <w:numPr>
                 <w:ilvl w:val="0"/>
-                <w:numId w:val="16"/>
+                <w:numId w:val="15"/>
               </w:numPr>
               <w:suppressLineNumbers/>
               <w:suppressAutoHyphens w:val="true"/>
@@ -36758,7 +34847,7 @@
               <w:widowControl w:val="false"/>
               <w:numPr>
                 <w:ilvl w:val="0"/>
-                <w:numId w:val="16"/>
+                <w:numId w:val="15"/>
               </w:numPr>
               <w:suppressLineNumbers/>
               <w:suppressAutoHyphens w:val="true"/>
@@ -36785,7 +34874,7 @@
               <w:widowControl w:val="false"/>
               <w:numPr>
                 <w:ilvl w:val="0"/>
-                <w:numId w:val="16"/>
+                <w:numId w:val="15"/>
               </w:numPr>
               <w:suppressLineNumbers/>
               <w:suppressAutoHyphens w:val="true"/>
@@ -36812,7 +34901,7 @@
               <w:widowControl w:val="false"/>
               <w:numPr>
                 <w:ilvl w:val="0"/>
-                <w:numId w:val="16"/>
+                <w:numId w:val="15"/>
               </w:numPr>
               <w:suppressLineNumbers/>
               <w:suppressAutoHyphens w:val="true"/>
@@ -36893,7 +34982,7 @@
               <w:pStyle w:val="TableContents"/>
               <w:numPr>
                 <w:ilvl w:val="0"/>
-                <w:numId w:val="16"/>
+                <w:numId w:val="15"/>
               </w:numPr>
               <w:suppressAutoHyphens w:val="true"/>
               <w:bidi w:val="0"/>
@@ -36926,7 +35015,7 @@
               <w:pStyle w:val="TableContents"/>
               <w:numPr>
                 <w:ilvl w:val="0"/>
-                <w:numId w:val="16"/>
+                <w:numId w:val="15"/>
               </w:numPr>
               <w:suppressAutoHyphens w:val="true"/>
               <w:bidi w:val="0"/>
@@ -36959,7 +35048,7 @@
               <w:pStyle w:val="TableContents"/>
               <w:numPr>
                 <w:ilvl w:val="0"/>
-                <w:numId w:val="16"/>
+                <w:numId w:val="15"/>
               </w:numPr>
               <w:suppressAutoHyphens w:val="true"/>
               <w:bidi w:val="0"/>
@@ -36992,7 +35081,7 @@
               <w:pStyle w:val="TableContents"/>
               <w:numPr>
                 <w:ilvl w:val="0"/>
-                <w:numId w:val="16"/>
+                <w:numId w:val="15"/>
               </w:numPr>
               <w:suppressAutoHyphens w:val="true"/>
               <w:bidi w:val="0"/>
@@ -37128,7 +35217,7 @@
         </w:tc>
         <w:tc>
           <w:tcPr>
-            <w:tcW w:w="821" w:type="dxa"/>
+            <w:tcW w:w="848" w:type="dxa"/>
             <w:tcBorders>
               <w:left w:val="single" w:sz="4" w:space="0" w:color="000000"/>
               <w:bottom w:val="single" w:sz="4" w:space="0" w:color="000000"/>
@@ -37152,7 +35241,7 @@
         </w:tc>
         <w:tc>
           <w:tcPr>
-            <w:tcW w:w="1425" w:type="dxa"/>
+            <w:tcW w:w="1398" w:type="dxa"/>
             <w:tcBorders>
               <w:left w:val="single" w:sz="4" w:space="0" w:color="000000"/>
               <w:bottom w:val="single" w:sz="4" w:space="0" w:color="000000"/>
@@ -37260,7 +35349,7 @@
         </w:tc>
         <w:tc>
           <w:tcPr>
-            <w:tcW w:w="821" w:type="dxa"/>
+            <w:tcW w:w="848" w:type="dxa"/>
             <w:tcBorders>
               <w:left w:val="single" w:sz="4" w:space="0" w:color="000000"/>
               <w:bottom w:val="single" w:sz="4" w:space="0" w:color="000000"/>
@@ -37284,7 +35373,7 @@
         </w:tc>
         <w:tc>
           <w:tcPr>
-            <w:tcW w:w="1425" w:type="dxa"/>
+            <w:tcW w:w="1398" w:type="dxa"/>
             <w:tcBorders>
               <w:left w:val="single" w:sz="4" w:space="0" w:color="000000"/>
               <w:bottom w:val="single" w:sz="4" w:space="0" w:color="000000"/>
@@ -37392,7 +35481,7 @@
         </w:tc>
         <w:tc>
           <w:tcPr>
-            <w:tcW w:w="821" w:type="dxa"/>
+            <w:tcW w:w="848" w:type="dxa"/>
             <w:tcBorders>
               <w:left w:val="single" w:sz="4" w:space="0" w:color="000000"/>
               <w:bottom w:val="single" w:sz="4" w:space="0" w:color="000000"/>
@@ -37416,7 +35505,7 @@
         </w:tc>
         <w:tc>
           <w:tcPr>
-            <w:tcW w:w="1425" w:type="dxa"/>
+            <w:tcW w:w="1398" w:type="dxa"/>
             <w:tcBorders>
               <w:left w:val="single" w:sz="4" w:space="0" w:color="000000"/>
               <w:bottom w:val="single" w:sz="4" w:space="0" w:color="000000"/>
@@ -37524,7 +35613,7 @@
         </w:tc>
         <w:tc>
           <w:tcPr>
-            <w:tcW w:w="821" w:type="dxa"/>
+            <w:tcW w:w="848" w:type="dxa"/>
             <w:tcBorders>
               <w:left w:val="single" w:sz="4" w:space="0" w:color="000000"/>
               <w:bottom w:val="single" w:sz="4" w:space="0" w:color="000000"/>
@@ -37548,7 +35637,7 @@
         </w:tc>
         <w:tc>
           <w:tcPr>
-            <w:tcW w:w="1425" w:type="dxa"/>
+            <w:tcW w:w="1398" w:type="dxa"/>
             <w:tcBorders>
               <w:left w:val="single" w:sz="4" w:space="0" w:color="000000"/>
               <w:bottom w:val="single" w:sz="4" w:space="0" w:color="000000"/>
@@ -37711,8 +35800,8 @@
       </w:tblPr>
       <w:tblGrid>
         <w:gridCol w:w="952"/>
-        <w:gridCol w:w="821"/>
-        <w:gridCol w:w="1425"/>
+        <w:gridCol w:w="848"/>
+        <w:gridCol w:w="1398"/>
         <w:gridCol w:w="2497"/>
         <w:gridCol w:w="4277"/>
       </w:tblGrid>
@@ -37751,7 +35840,7 @@
         </w:tc>
         <w:tc>
           <w:tcPr>
-            <w:tcW w:w="821" w:type="dxa"/>
+            <w:tcW w:w="848" w:type="dxa"/>
             <w:tcBorders>
               <w:top w:val="single" w:sz="4" w:space="0" w:color="000000"/>
               <w:left w:val="single" w:sz="4" w:space="0" w:color="000000"/>
@@ -37782,7 +35871,7 @@
         </w:tc>
         <w:tc>
           <w:tcPr>
-            <w:tcW w:w="1425" w:type="dxa"/>
+            <w:tcW w:w="1398" w:type="dxa"/>
             <w:tcBorders>
               <w:top w:val="single" w:sz="4" w:space="0" w:color="000000"/>
               <w:left w:val="single" w:sz="4" w:space="0" w:color="000000"/>
@@ -37899,7 +35988,7 @@
         </w:tc>
         <w:tc>
           <w:tcPr>
-            <w:tcW w:w="821" w:type="dxa"/>
+            <w:tcW w:w="848" w:type="dxa"/>
             <w:tcBorders>
               <w:left w:val="single" w:sz="4" w:space="0" w:color="000000"/>
               <w:bottom w:val="single" w:sz="4" w:space="0" w:color="000000"/>
@@ -37919,7 +36008,7 @@
         </w:tc>
         <w:tc>
           <w:tcPr>
-            <w:tcW w:w="1425" w:type="dxa"/>
+            <w:tcW w:w="1398" w:type="dxa"/>
             <w:tcBorders>
               <w:left w:val="single" w:sz="4" w:space="0" w:color="000000"/>
               <w:bottom w:val="single" w:sz="4" w:space="0" w:color="000000"/>
@@ -38031,7 +36120,7 @@
         </w:tc>
         <w:tc>
           <w:tcPr>
-            <w:tcW w:w="821" w:type="dxa"/>
+            <w:tcW w:w="848" w:type="dxa"/>
             <w:tcBorders>
               <w:left w:val="single" w:sz="4" w:space="0" w:color="000000"/>
               <w:bottom w:val="single" w:sz="4" w:space="0" w:color="000000"/>
@@ -38051,7 +36140,7 @@
         </w:tc>
         <w:tc>
           <w:tcPr>
-            <w:tcW w:w="1425" w:type="dxa"/>
+            <w:tcW w:w="1398" w:type="dxa"/>
             <w:tcBorders>
               <w:left w:val="single" w:sz="4" w:space="0" w:color="000000"/>
               <w:bottom w:val="single" w:sz="4" w:space="0" w:color="000000"/>
@@ -38163,7 +36252,7 @@
         </w:tc>
         <w:tc>
           <w:tcPr>
-            <w:tcW w:w="821" w:type="dxa"/>
+            <w:tcW w:w="848" w:type="dxa"/>
             <w:tcBorders>
               <w:left w:val="single" w:sz="4" w:space="0" w:color="000000"/>
               <w:bottom w:val="single" w:sz="4" w:space="0" w:color="000000"/>
@@ -38183,7 +36272,7 @@
         </w:tc>
         <w:tc>
           <w:tcPr>
-            <w:tcW w:w="1425" w:type="dxa"/>
+            <w:tcW w:w="1398" w:type="dxa"/>
             <w:tcBorders>
               <w:left w:val="single" w:sz="4" w:space="0" w:color="000000"/>
               <w:bottom w:val="single" w:sz="4" w:space="0" w:color="000000"/>
@@ -38295,7 +36384,7 @@
         </w:tc>
         <w:tc>
           <w:tcPr>
-            <w:tcW w:w="821" w:type="dxa"/>
+            <w:tcW w:w="848" w:type="dxa"/>
             <w:tcBorders>
               <w:left w:val="single" w:sz="4" w:space="0" w:color="000000"/>
               <w:bottom w:val="single" w:sz="4" w:space="0" w:color="000000"/>
@@ -38315,7 +36404,7 @@
         </w:tc>
         <w:tc>
           <w:tcPr>
-            <w:tcW w:w="1425" w:type="dxa"/>
+            <w:tcW w:w="1398" w:type="dxa"/>
             <w:tcBorders>
               <w:left w:val="single" w:sz="4" w:space="0" w:color="000000"/>
               <w:bottom w:val="single" w:sz="4" w:space="0" w:color="000000"/>
@@ -38427,7 +36516,7 @@
         </w:tc>
         <w:tc>
           <w:tcPr>
-            <w:tcW w:w="821" w:type="dxa"/>
+            <w:tcW w:w="848" w:type="dxa"/>
             <w:tcBorders>
               <w:left w:val="single" w:sz="4" w:space="0" w:color="000000"/>
               <w:bottom w:val="single" w:sz="4" w:space="0" w:color="000000"/>
@@ -38447,7 +36536,7 @@
         </w:tc>
         <w:tc>
           <w:tcPr>
-            <w:tcW w:w="1425" w:type="dxa"/>
+            <w:tcW w:w="1398" w:type="dxa"/>
             <w:tcBorders>
               <w:left w:val="single" w:sz="4" w:space="0" w:color="000000"/>
               <w:bottom w:val="single" w:sz="4" w:space="0" w:color="000000"/>
@@ -38559,7 +36648,7 @@
         </w:tc>
         <w:tc>
           <w:tcPr>
-            <w:tcW w:w="821" w:type="dxa"/>
+            <w:tcW w:w="848" w:type="dxa"/>
             <w:tcBorders>
               <w:left w:val="single" w:sz="4" w:space="0" w:color="000000"/>
               <w:bottom w:val="single" w:sz="4" w:space="0" w:color="000000"/>
@@ -38579,7 +36668,7 @@
         </w:tc>
         <w:tc>
           <w:tcPr>
-            <w:tcW w:w="1425" w:type="dxa"/>
+            <w:tcW w:w="1398" w:type="dxa"/>
             <w:tcBorders>
               <w:left w:val="single" w:sz="4" w:space="0" w:color="000000"/>
               <w:bottom w:val="single" w:sz="4" w:space="0" w:color="000000"/>
@@ -38691,7 +36780,7 @@
         </w:tc>
         <w:tc>
           <w:tcPr>
-            <w:tcW w:w="821" w:type="dxa"/>
+            <w:tcW w:w="848" w:type="dxa"/>
             <w:tcBorders>
               <w:left w:val="single" w:sz="4" w:space="0" w:color="000000"/>
               <w:bottom w:val="single" w:sz="4" w:space="0" w:color="000000"/>
@@ -38711,7 +36800,7 @@
         </w:tc>
         <w:tc>
           <w:tcPr>
-            <w:tcW w:w="1425" w:type="dxa"/>
+            <w:tcW w:w="1398" w:type="dxa"/>
             <w:tcBorders>
               <w:left w:val="single" w:sz="4" w:space="0" w:color="000000"/>
               <w:bottom w:val="single" w:sz="4" w:space="0" w:color="000000"/>
@@ -38823,7 +36912,7 @@
         </w:tc>
         <w:tc>
           <w:tcPr>
-            <w:tcW w:w="821" w:type="dxa"/>
+            <w:tcW w:w="848" w:type="dxa"/>
             <w:tcBorders>
               <w:left w:val="single" w:sz="4" w:space="0" w:color="000000"/>
               <w:bottom w:val="single" w:sz="4" w:space="0" w:color="000000"/>
@@ -38843,7 +36932,7 @@
         </w:tc>
         <w:tc>
           <w:tcPr>
-            <w:tcW w:w="1425" w:type="dxa"/>
+            <w:tcW w:w="1398" w:type="dxa"/>
             <w:tcBorders>
               <w:left w:val="single" w:sz="4" w:space="0" w:color="000000"/>
               <w:bottom w:val="single" w:sz="4" w:space="0" w:color="000000"/>
@@ -38955,7 +37044,7 @@
         </w:tc>
         <w:tc>
           <w:tcPr>
-            <w:tcW w:w="821" w:type="dxa"/>
+            <w:tcW w:w="848" w:type="dxa"/>
             <w:tcBorders>
               <w:left w:val="single" w:sz="4" w:space="0" w:color="000000"/>
               <w:bottom w:val="single" w:sz="4" w:space="0" w:color="000000"/>
@@ -38975,7 +37064,7 @@
         </w:tc>
         <w:tc>
           <w:tcPr>
-            <w:tcW w:w="1425" w:type="dxa"/>
+            <w:tcW w:w="1398" w:type="dxa"/>
             <w:tcBorders>
               <w:left w:val="single" w:sz="4" w:space="0" w:color="000000"/>
               <w:bottom w:val="single" w:sz="4" w:space="0" w:color="000000"/>
@@ -39087,7 +37176,7 @@
         </w:tc>
         <w:tc>
           <w:tcPr>
-            <w:tcW w:w="821" w:type="dxa"/>
+            <w:tcW w:w="848" w:type="dxa"/>
             <w:tcBorders>
               <w:left w:val="single" w:sz="4" w:space="0" w:color="000000"/>
               <w:bottom w:val="single" w:sz="4" w:space="0" w:color="000000"/>
@@ -39107,7 +37196,7 @@
         </w:tc>
         <w:tc>
           <w:tcPr>
-            <w:tcW w:w="1425" w:type="dxa"/>
+            <w:tcW w:w="1398" w:type="dxa"/>
             <w:tcBorders>
               <w:left w:val="single" w:sz="4" w:space="0" w:color="000000"/>
               <w:bottom w:val="single" w:sz="4" w:space="0" w:color="000000"/>
@@ -39219,7 +37308,7 @@
         </w:tc>
         <w:tc>
           <w:tcPr>
-            <w:tcW w:w="821" w:type="dxa"/>
+            <w:tcW w:w="848" w:type="dxa"/>
             <w:tcBorders>
               <w:left w:val="single" w:sz="4" w:space="0" w:color="000000"/>
               <w:bottom w:val="single" w:sz="4" w:space="0" w:color="000000"/>
@@ -39239,7 +37328,7 @@
         </w:tc>
         <w:tc>
           <w:tcPr>
-            <w:tcW w:w="1425" w:type="dxa"/>
+            <w:tcW w:w="1398" w:type="dxa"/>
             <w:tcBorders>
               <w:left w:val="single" w:sz="4" w:space="0" w:color="000000"/>
               <w:bottom w:val="single" w:sz="4" w:space="0" w:color="000000"/>
@@ -39351,7 +37440,7 @@
         </w:tc>
         <w:tc>
           <w:tcPr>
-            <w:tcW w:w="821" w:type="dxa"/>
+            <w:tcW w:w="848" w:type="dxa"/>
             <w:tcBorders>
               <w:left w:val="single" w:sz="4" w:space="0" w:color="000000"/>
               <w:bottom w:val="single" w:sz="4" w:space="0" w:color="000000"/>
@@ -39371,7 +37460,7 @@
         </w:tc>
         <w:tc>
           <w:tcPr>
-            <w:tcW w:w="1425" w:type="dxa"/>
+            <w:tcW w:w="1398" w:type="dxa"/>
             <w:tcBorders>
               <w:left w:val="single" w:sz="4" w:space="0" w:color="000000"/>
               <w:bottom w:val="single" w:sz="4" w:space="0" w:color="000000"/>
@@ -39483,7 +37572,7 @@
         </w:tc>
         <w:tc>
           <w:tcPr>
-            <w:tcW w:w="821" w:type="dxa"/>
+            <w:tcW w:w="848" w:type="dxa"/>
             <w:tcBorders>
               <w:left w:val="single" w:sz="4" w:space="0" w:color="000000"/>
               <w:bottom w:val="single" w:sz="4" w:space="0" w:color="000000"/>
@@ -39503,7 +37592,7 @@
         </w:tc>
         <w:tc>
           <w:tcPr>
-            <w:tcW w:w="1425" w:type="dxa"/>
+            <w:tcW w:w="1398" w:type="dxa"/>
             <w:tcBorders>
               <w:left w:val="single" w:sz="4" w:space="0" w:color="000000"/>
               <w:bottom w:val="single" w:sz="4" w:space="0" w:color="000000"/>
@@ -39615,7 +37704,7 @@
         </w:tc>
         <w:tc>
           <w:tcPr>
-            <w:tcW w:w="821" w:type="dxa"/>
+            <w:tcW w:w="848" w:type="dxa"/>
             <w:tcBorders>
               <w:left w:val="single" w:sz="4" w:space="0" w:color="000000"/>
               <w:bottom w:val="single" w:sz="4" w:space="0" w:color="000000"/>
@@ -39635,7 +37724,7 @@
         </w:tc>
         <w:tc>
           <w:tcPr>
-            <w:tcW w:w="1425" w:type="dxa"/>
+            <w:tcW w:w="1398" w:type="dxa"/>
             <w:tcBorders>
               <w:left w:val="single" w:sz="4" w:space="0" w:color="000000"/>
               <w:bottom w:val="single" w:sz="4" w:space="0" w:color="000000"/>
@@ -39747,7 +37836,7 @@
         </w:tc>
         <w:tc>
           <w:tcPr>
-            <w:tcW w:w="821" w:type="dxa"/>
+            <w:tcW w:w="848" w:type="dxa"/>
             <w:tcBorders>
               <w:left w:val="single" w:sz="4" w:space="0" w:color="000000"/>
               <w:bottom w:val="single" w:sz="4" w:space="0" w:color="000000"/>
@@ -39767,7 +37856,7 @@
         </w:tc>
         <w:tc>
           <w:tcPr>
-            <w:tcW w:w="1425" w:type="dxa"/>
+            <w:tcW w:w="1398" w:type="dxa"/>
             <w:tcBorders>
               <w:left w:val="single" w:sz="4" w:space="0" w:color="000000"/>
               <w:bottom w:val="single" w:sz="4" w:space="0" w:color="000000"/>
@@ -39918,8 +38007,8 @@
       </w:tblPr>
       <w:tblGrid>
         <w:gridCol w:w="952"/>
-        <w:gridCol w:w="821"/>
-        <w:gridCol w:w="1425"/>
+        <w:gridCol w:w="900"/>
+        <w:gridCol w:w="1346"/>
         <w:gridCol w:w="2497"/>
         <w:gridCol w:w="4277"/>
       </w:tblGrid>
@@ -39962,7 +38051,7 @@
         </w:tc>
         <w:tc>
           <w:tcPr>
-            <w:tcW w:w="821" w:type="dxa"/>
+            <w:tcW w:w="900" w:type="dxa"/>
             <w:tcBorders>
               <w:top w:val="single" w:sz="4" w:space="0" w:color="000000"/>
               <w:left w:val="single" w:sz="4" w:space="0" w:color="000000"/>
@@ -39997,7 +38086,7 @@
         </w:tc>
         <w:tc>
           <w:tcPr>
-            <w:tcW w:w="1425" w:type="dxa"/>
+            <w:tcW w:w="1346" w:type="dxa"/>
             <w:tcBorders>
               <w:top w:val="single" w:sz="4" w:space="0" w:color="000000"/>
               <w:left w:val="single" w:sz="4" w:space="0" w:color="000000"/>
@@ -40130,7 +38219,7 @@
         </w:tc>
         <w:tc>
           <w:tcPr>
-            <w:tcW w:w="821" w:type="dxa"/>
+            <w:tcW w:w="900" w:type="dxa"/>
             <w:tcBorders>
               <w:left w:val="single" w:sz="4" w:space="0" w:color="000000"/>
               <w:bottom w:val="single" w:sz="4" w:space="0" w:color="000000"/>
@@ -40154,7 +38243,7 @@
         </w:tc>
         <w:tc>
           <w:tcPr>
-            <w:tcW w:w="1425" w:type="dxa"/>
+            <w:tcW w:w="1346" w:type="dxa"/>
             <w:tcBorders>
               <w:left w:val="single" w:sz="4" w:space="0" w:color="000000"/>
               <w:bottom w:val="single" w:sz="4" w:space="0" w:color="000000"/>
@@ -40303,8 +38392,8 @@
       </w:tblPr>
       <w:tblGrid>
         <w:gridCol w:w="952"/>
-        <w:gridCol w:w="821"/>
-        <w:gridCol w:w="1425"/>
+        <w:gridCol w:w="900"/>
+        <w:gridCol w:w="1346"/>
         <w:gridCol w:w="2497"/>
         <w:gridCol w:w="4277"/>
       </w:tblGrid>
@@ -40343,7 +38432,7 @@
         </w:tc>
         <w:tc>
           <w:tcPr>
-            <w:tcW w:w="821" w:type="dxa"/>
+            <w:tcW w:w="900" w:type="dxa"/>
             <w:tcBorders>
               <w:top w:val="single" w:sz="4" w:space="0" w:color="000000"/>
               <w:left w:val="single" w:sz="4" w:space="0" w:color="000000"/>
@@ -40374,7 +38463,7 @@
         </w:tc>
         <w:tc>
           <w:tcPr>
-            <w:tcW w:w="1425" w:type="dxa"/>
+            <w:tcW w:w="1346" w:type="dxa"/>
             <w:tcBorders>
               <w:top w:val="single" w:sz="4" w:space="0" w:color="000000"/>
               <w:left w:val="single" w:sz="4" w:space="0" w:color="000000"/>
@@ -40491,7 +38580,7 @@
         </w:tc>
         <w:tc>
           <w:tcPr>
-            <w:tcW w:w="821" w:type="dxa"/>
+            <w:tcW w:w="900" w:type="dxa"/>
             <w:tcBorders>
               <w:left w:val="single" w:sz="4" w:space="0" w:color="000000"/>
               <w:bottom w:val="single" w:sz="4" w:space="0" w:color="000000"/>
@@ -40511,7 +38600,7 @@
         </w:tc>
         <w:tc>
           <w:tcPr>
-            <w:tcW w:w="1425" w:type="dxa"/>
+            <w:tcW w:w="1346" w:type="dxa"/>
             <w:tcBorders>
               <w:left w:val="single" w:sz="4" w:space="0" w:color="000000"/>
               <w:bottom w:val="single" w:sz="4" w:space="0" w:color="000000"/>
@@ -40581,7 +38670,7 @@
               <w:widowControl w:val="false"/>
               <w:numPr>
                 <w:ilvl w:val="0"/>
-                <w:numId w:val="19"/>
+                <w:numId w:val="18"/>
               </w:numPr>
               <w:suppressLineNumbers/>
               <w:suppressAutoHyphens w:val="true"/>
@@ -40608,7 +38697,7 @@
               <w:widowControl w:val="false"/>
               <w:numPr>
                 <w:ilvl w:val="0"/>
-                <w:numId w:val="19"/>
+                <w:numId w:val="18"/>
               </w:numPr>
               <w:suppressLineNumbers/>
               <w:suppressAutoHyphens w:val="true"/>
@@ -40635,7 +38724,7 @@
               <w:widowControl w:val="false"/>
               <w:numPr>
                 <w:ilvl w:val="0"/>
-                <w:numId w:val="19"/>
+                <w:numId w:val="18"/>
               </w:numPr>
               <w:suppressLineNumbers/>
               <w:suppressAutoHyphens w:val="true"/>
@@ -40717,8 +38806,8 @@
       </w:tblPr>
       <w:tblGrid>
         <w:gridCol w:w="952"/>
-        <w:gridCol w:w="821"/>
-        <w:gridCol w:w="1425"/>
+        <w:gridCol w:w="900"/>
+        <w:gridCol w:w="1346"/>
         <w:gridCol w:w="2497"/>
         <w:gridCol w:w="4277"/>
       </w:tblGrid>
@@ -40757,7 +38846,7 @@
         </w:tc>
         <w:tc>
           <w:tcPr>
-            <w:tcW w:w="821" w:type="dxa"/>
+            <w:tcW w:w="900" w:type="dxa"/>
             <w:tcBorders>
               <w:top w:val="single" w:sz="4" w:space="0" w:color="000000"/>
               <w:left w:val="single" w:sz="4" w:space="0" w:color="000000"/>
@@ -40788,7 +38877,7 @@
         </w:tc>
         <w:tc>
           <w:tcPr>
-            <w:tcW w:w="1425" w:type="dxa"/>
+            <w:tcW w:w="1346" w:type="dxa"/>
             <w:tcBorders>
               <w:top w:val="single" w:sz="4" w:space="0" w:color="000000"/>
               <w:left w:val="single" w:sz="4" w:space="0" w:color="000000"/>
@@ -40905,7 +38994,7 @@
         </w:tc>
         <w:tc>
           <w:tcPr>
-            <w:tcW w:w="821" w:type="dxa"/>
+            <w:tcW w:w="900" w:type="dxa"/>
             <w:tcBorders>
               <w:left w:val="single" w:sz="4" w:space="0" w:color="000000"/>
               <w:bottom w:val="single" w:sz="4" w:space="0" w:color="000000"/>
@@ -40925,7 +39014,7 @@
         </w:tc>
         <w:tc>
           <w:tcPr>
-            <w:tcW w:w="1425" w:type="dxa"/>
+            <w:tcW w:w="1346" w:type="dxa"/>
             <w:tcBorders>
               <w:left w:val="single" w:sz="4" w:space="0" w:color="000000"/>
               <w:bottom w:val="single" w:sz="4" w:space="0" w:color="000000"/>
@@ -41015,7 +39104,7 @@
         </w:tc>
         <w:tc>
           <w:tcPr>
-            <w:tcW w:w="821" w:type="dxa"/>
+            <w:tcW w:w="900" w:type="dxa"/>
             <w:tcBorders>
               <w:left w:val="single" w:sz="4" w:space="0" w:color="000000"/>
               <w:bottom w:val="single" w:sz="4" w:space="0" w:color="000000"/>
@@ -41035,7 +39124,7 @@
         </w:tc>
         <w:tc>
           <w:tcPr>
-            <w:tcW w:w="1425" w:type="dxa"/>
+            <w:tcW w:w="1346" w:type="dxa"/>
             <w:tcBorders>
               <w:left w:val="single" w:sz="4" w:space="0" w:color="000000"/>
               <w:bottom w:val="single" w:sz="4" w:space="0" w:color="000000"/>
@@ -41125,7 +39214,7 @@
         </w:tc>
         <w:tc>
           <w:tcPr>
-            <w:tcW w:w="821" w:type="dxa"/>
+            <w:tcW w:w="900" w:type="dxa"/>
             <w:tcBorders>
               <w:left w:val="single" w:sz="4" w:space="0" w:color="000000"/>
               <w:bottom w:val="single" w:sz="4" w:space="0" w:color="000000"/>
@@ -41145,7 +39234,7 @@
         </w:tc>
         <w:tc>
           <w:tcPr>
-            <w:tcW w:w="1425" w:type="dxa"/>
+            <w:tcW w:w="1346" w:type="dxa"/>
             <w:tcBorders>
               <w:left w:val="single" w:sz="4" w:space="0" w:color="000000"/>
               <w:bottom w:val="single" w:sz="4" w:space="0" w:color="000000"/>
@@ -41235,7 +39324,7 @@
         </w:tc>
         <w:tc>
           <w:tcPr>
-            <w:tcW w:w="821" w:type="dxa"/>
+            <w:tcW w:w="900" w:type="dxa"/>
             <w:tcBorders>
               <w:left w:val="single" w:sz="4" w:space="0" w:color="000000"/>
               <w:bottom w:val="single" w:sz="4" w:space="0" w:color="000000"/>
@@ -41255,7 +39344,7 @@
         </w:tc>
         <w:tc>
           <w:tcPr>
-            <w:tcW w:w="1425" w:type="dxa"/>
+            <w:tcW w:w="1346" w:type="dxa"/>
             <w:tcBorders>
               <w:left w:val="single" w:sz="4" w:space="0" w:color="000000"/>
               <w:bottom w:val="single" w:sz="4" w:space="0" w:color="000000"/>
@@ -41345,7 +39434,7 @@
         </w:tc>
         <w:tc>
           <w:tcPr>
-            <w:tcW w:w="821" w:type="dxa"/>
+            <w:tcW w:w="900" w:type="dxa"/>
             <w:tcBorders>
               <w:left w:val="single" w:sz="4" w:space="0" w:color="000000"/>
               <w:bottom w:val="single" w:sz="4" w:space="0" w:color="000000"/>
@@ -41365,7 +39454,7 @@
         </w:tc>
         <w:tc>
           <w:tcPr>
-            <w:tcW w:w="1425" w:type="dxa"/>
+            <w:tcW w:w="1346" w:type="dxa"/>
             <w:tcBorders>
               <w:left w:val="single" w:sz="4" w:space="0" w:color="000000"/>
               <w:bottom w:val="single" w:sz="4" w:space="0" w:color="000000"/>
@@ -41455,7 +39544,7 @@
         </w:tc>
         <w:tc>
           <w:tcPr>
-            <w:tcW w:w="821" w:type="dxa"/>
+            <w:tcW w:w="900" w:type="dxa"/>
             <w:tcBorders>
               <w:left w:val="single" w:sz="4" w:space="0" w:color="000000"/>
               <w:bottom w:val="single" w:sz="4" w:space="0" w:color="000000"/>
@@ -41475,7 +39564,7 @@
         </w:tc>
         <w:tc>
           <w:tcPr>
-            <w:tcW w:w="1425" w:type="dxa"/>
+            <w:tcW w:w="1346" w:type="dxa"/>
             <w:tcBorders>
               <w:left w:val="single" w:sz="4" w:space="0" w:color="000000"/>
               <w:bottom w:val="single" w:sz="4" w:space="0" w:color="000000"/>
@@ -41565,7 +39654,7 @@
         </w:tc>
         <w:tc>
           <w:tcPr>
-            <w:tcW w:w="821" w:type="dxa"/>
+            <w:tcW w:w="900" w:type="dxa"/>
             <w:tcBorders>
               <w:left w:val="single" w:sz="4" w:space="0" w:color="000000"/>
               <w:bottom w:val="single" w:sz="4" w:space="0" w:color="000000"/>
@@ -41585,7 +39674,7 @@
         </w:tc>
         <w:tc>
           <w:tcPr>
-            <w:tcW w:w="1425" w:type="dxa"/>
+            <w:tcW w:w="1346" w:type="dxa"/>
             <w:tcBorders>
               <w:left w:val="single" w:sz="4" w:space="0" w:color="000000"/>
               <w:bottom w:val="single" w:sz="4" w:space="0" w:color="000000"/>
@@ -41675,7 +39764,7 @@
         </w:tc>
         <w:tc>
           <w:tcPr>
-            <w:tcW w:w="821" w:type="dxa"/>
+            <w:tcW w:w="900" w:type="dxa"/>
             <w:tcBorders>
               <w:left w:val="single" w:sz="4" w:space="0" w:color="000000"/>
               <w:bottom w:val="single" w:sz="4" w:space="0" w:color="000000"/>
@@ -41695,7 +39784,7 @@
         </w:tc>
         <w:tc>
           <w:tcPr>
-            <w:tcW w:w="1425" w:type="dxa"/>
+            <w:tcW w:w="1346" w:type="dxa"/>
             <w:tcBorders>
               <w:left w:val="single" w:sz="4" w:space="0" w:color="000000"/>
               <w:bottom w:val="single" w:sz="4" w:space="0" w:color="000000"/>
@@ -41785,7 +39874,7 @@
         </w:tc>
         <w:tc>
           <w:tcPr>
-            <w:tcW w:w="821" w:type="dxa"/>
+            <w:tcW w:w="900" w:type="dxa"/>
             <w:tcBorders>
               <w:left w:val="single" w:sz="4" w:space="0" w:color="000000"/>
               <w:bottom w:val="single" w:sz="4" w:space="0" w:color="000000"/>
@@ -41805,7 +39894,7 @@
         </w:tc>
         <w:tc>
           <w:tcPr>
-            <w:tcW w:w="1425" w:type="dxa"/>
+            <w:tcW w:w="1346" w:type="dxa"/>
             <w:tcBorders>
               <w:left w:val="single" w:sz="4" w:space="0" w:color="000000"/>
               <w:bottom w:val="single" w:sz="4" w:space="0" w:color="000000"/>
@@ -41895,7 +39984,7 @@
         </w:tc>
         <w:tc>
           <w:tcPr>
-            <w:tcW w:w="821" w:type="dxa"/>
+            <w:tcW w:w="900" w:type="dxa"/>
             <w:tcBorders>
               <w:left w:val="single" w:sz="4" w:space="0" w:color="000000"/>
               <w:bottom w:val="single" w:sz="4" w:space="0" w:color="000000"/>
@@ -41915,7 +40004,7 @@
         </w:tc>
         <w:tc>
           <w:tcPr>
-            <w:tcW w:w="1425" w:type="dxa"/>
+            <w:tcW w:w="1346" w:type="dxa"/>
             <w:tcBorders>
               <w:left w:val="single" w:sz="4" w:space="0" w:color="000000"/>
               <w:bottom w:val="single" w:sz="4" w:space="0" w:color="000000"/>
@@ -42005,7 +40094,7 @@
         </w:tc>
         <w:tc>
           <w:tcPr>
-            <w:tcW w:w="821" w:type="dxa"/>
+            <w:tcW w:w="900" w:type="dxa"/>
             <w:tcBorders>
               <w:left w:val="single" w:sz="4" w:space="0" w:color="000000"/>
               <w:bottom w:val="single" w:sz="4" w:space="0" w:color="000000"/>
@@ -42025,7 +40114,7 @@
         </w:tc>
         <w:tc>
           <w:tcPr>
-            <w:tcW w:w="1425" w:type="dxa"/>
+            <w:tcW w:w="1346" w:type="dxa"/>
             <w:tcBorders>
               <w:left w:val="single" w:sz="4" w:space="0" w:color="000000"/>
               <w:bottom w:val="single" w:sz="4" w:space="0" w:color="000000"/>
@@ -42115,7 +40204,7 @@
         </w:tc>
         <w:tc>
           <w:tcPr>
-            <w:tcW w:w="821" w:type="dxa"/>
+            <w:tcW w:w="900" w:type="dxa"/>
             <w:tcBorders>
               <w:left w:val="single" w:sz="4" w:space="0" w:color="000000"/>
               <w:bottom w:val="single" w:sz="4" w:space="0" w:color="000000"/>
@@ -42135,7 +40224,7 @@
         </w:tc>
         <w:tc>
           <w:tcPr>
-            <w:tcW w:w="1425" w:type="dxa"/>
+            <w:tcW w:w="1346" w:type="dxa"/>
             <w:tcBorders>
               <w:left w:val="single" w:sz="4" w:space="0" w:color="000000"/>
               <w:bottom w:val="single" w:sz="4" w:space="0" w:color="000000"/>
@@ -42229,7 +40318,7 @@
         </w:tc>
         <w:tc>
           <w:tcPr>
-            <w:tcW w:w="821" w:type="dxa"/>
+            <w:tcW w:w="900" w:type="dxa"/>
             <w:tcBorders>
               <w:left w:val="single" w:sz="4" w:space="0" w:color="000000"/>
               <w:bottom w:val="single" w:sz="4" w:space="0" w:color="000000"/>
@@ -42253,7 +40342,7 @@
         </w:tc>
         <w:tc>
           <w:tcPr>
-            <w:tcW w:w="1425" w:type="dxa"/>
+            <w:tcW w:w="1346" w:type="dxa"/>
             <w:tcBorders>
               <w:left w:val="single" w:sz="4" w:space="0" w:color="000000"/>
               <w:bottom w:val="single" w:sz="4" w:space="0" w:color="000000"/>
@@ -42359,7 +40448,7 @@
         </w:tc>
         <w:tc>
           <w:tcPr>
-            <w:tcW w:w="821" w:type="dxa"/>
+            <w:tcW w:w="900" w:type="dxa"/>
             <w:tcBorders>
               <w:left w:val="single" w:sz="4" w:space="0" w:color="000000"/>
               <w:bottom w:val="single" w:sz="4" w:space="0" w:color="000000"/>
@@ -42383,7 +40472,7 @@
         </w:tc>
         <w:tc>
           <w:tcPr>
-            <w:tcW w:w="1425" w:type="dxa"/>
+            <w:tcW w:w="1346" w:type="dxa"/>
             <w:tcBorders>
               <w:left w:val="single" w:sz="4" w:space="0" w:color="000000"/>
               <w:bottom w:val="single" w:sz="4" w:space="0" w:color="000000"/>
@@ -42489,7 +40578,7 @@
         </w:tc>
         <w:tc>
           <w:tcPr>
-            <w:tcW w:w="821" w:type="dxa"/>
+            <w:tcW w:w="900" w:type="dxa"/>
             <w:tcBorders>
               <w:left w:val="single" w:sz="4" w:space="0" w:color="000000"/>
               <w:bottom w:val="single" w:sz="4" w:space="0" w:color="000000"/>
@@ -42513,7 +40602,7 @@
         </w:tc>
         <w:tc>
           <w:tcPr>
-            <w:tcW w:w="1425" w:type="dxa"/>
+            <w:tcW w:w="1346" w:type="dxa"/>
             <w:tcBorders>
               <w:left w:val="single" w:sz="4" w:space="0" w:color="000000"/>
               <w:bottom w:val="single" w:sz="4" w:space="0" w:color="000000"/>
@@ -42619,7 +40708,7 @@
         </w:tc>
         <w:tc>
           <w:tcPr>
-            <w:tcW w:w="821" w:type="dxa"/>
+            <w:tcW w:w="900" w:type="dxa"/>
             <w:tcBorders>
               <w:left w:val="single" w:sz="4" w:space="0" w:color="000000"/>
               <w:bottom w:val="single" w:sz="4" w:space="0" w:color="000000"/>
@@ -42643,7 +40732,7 @@
         </w:tc>
         <w:tc>
           <w:tcPr>
-            <w:tcW w:w="1425" w:type="dxa"/>
+            <w:tcW w:w="1346" w:type="dxa"/>
             <w:tcBorders>
               <w:left w:val="single" w:sz="4" w:space="0" w:color="000000"/>
               <w:bottom w:val="single" w:sz="4" w:space="0" w:color="000000"/>
@@ -42749,7 +40838,7 @@
         </w:tc>
         <w:tc>
           <w:tcPr>
-            <w:tcW w:w="821" w:type="dxa"/>
+            <w:tcW w:w="900" w:type="dxa"/>
             <w:tcBorders>
               <w:left w:val="single" w:sz="4" w:space="0" w:color="000000"/>
               <w:bottom w:val="single" w:sz="4" w:space="0" w:color="000000"/>
@@ -42773,7 +40862,7 @@
         </w:tc>
         <w:tc>
           <w:tcPr>
-            <w:tcW w:w="1425" w:type="dxa"/>
+            <w:tcW w:w="1346" w:type="dxa"/>
             <w:tcBorders>
               <w:left w:val="single" w:sz="4" w:space="0" w:color="000000"/>
               <w:bottom w:val="single" w:sz="4" w:space="0" w:color="000000"/>
@@ -42879,7 +40968,7 @@
         </w:tc>
         <w:tc>
           <w:tcPr>
-            <w:tcW w:w="821" w:type="dxa"/>
+            <w:tcW w:w="900" w:type="dxa"/>
             <w:tcBorders>
               <w:left w:val="single" w:sz="4" w:space="0" w:color="000000"/>
               <w:bottom w:val="single" w:sz="4" w:space="0" w:color="000000"/>
@@ -42903,7 +40992,7 @@
         </w:tc>
         <w:tc>
           <w:tcPr>
-            <w:tcW w:w="1425" w:type="dxa"/>
+            <w:tcW w:w="1346" w:type="dxa"/>
             <w:tcBorders>
               <w:left w:val="single" w:sz="4" w:space="0" w:color="000000"/>
               <w:bottom w:val="single" w:sz="4" w:space="0" w:color="000000"/>
@@ -43009,7 +41098,7 @@
         </w:tc>
         <w:tc>
           <w:tcPr>
-            <w:tcW w:w="821" w:type="dxa"/>
+            <w:tcW w:w="900" w:type="dxa"/>
             <w:tcBorders>
               <w:left w:val="single" w:sz="4" w:space="0" w:color="000000"/>
               <w:bottom w:val="single" w:sz="4" w:space="0" w:color="000000"/>
@@ -43033,7 +41122,7 @@
         </w:tc>
         <w:tc>
           <w:tcPr>
-            <w:tcW w:w="1425" w:type="dxa"/>
+            <w:tcW w:w="1346" w:type="dxa"/>
             <w:tcBorders>
               <w:left w:val="single" w:sz="4" w:space="0" w:color="000000"/>
               <w:bottom w:val="single" w:sz="4" w:space="0" w:color="000000"/>
@@ -43139,7 +41228,7 @@
         </w:tc>
         <w:tc>
           <w:tcPr>
-            <w:tcW w:w="821" w:type="dxa"/>
+            <w:tcW w:w="900" w:type="dxa"/>
             <w:tcBorders>
               <w:left w:val="single" w:sz="4" w:space="0" w:color="000000"/>
               <w:bottom w:val="single" w:sz="4" w:space="0" w:color="000000"/>
@@ -43163,7 +41252,7 @@
         </w:tc>
         <w:tc>
           <w:tcPr>
-            <w:tcW w:w="1425" w:type="dxa"/>
+            <w:tcW w:w="1346" w:type="dxa"/>
             <w:tcBorders>
               <w:left w:val="single" w:sz="4" w:space="0" w:color="000000"/>
               <w:bottom w:val="single" w:sz="4" w:space="0" w:color="000000"/>
@@ -43269,7 +41358,7 @@
         </w:tc>
         <w:tc>
           <w:tcPr>
-            <w:tcW w:w="821" w:type="dxa"/>
+            <w:tcW w:w="900" w:type="dxa"/>
             <w:tcBorders>
               <w:left w:val="single" w:sz="4" w:space="0" w:color="000000"/>
               <w:bottom w:val="single" w:sz="4" w:space="0" w:color="000000"/>
@@ -43293,7 +41382,7 @@
         </w:tc>
         <w:tc>
           <w:tcPr>
-            <w:tcW w:w="1425" w:type="dxa"/>
+            <w:tcW w:w="1346" w:type="dxa"/>
             <w:tcBorders>
               <w:left w:val="single" w:sz="4" w:space="0" w:color="000000"/>
               <w:bottom w:val="single" w:sz="4" w:space="0" w:color="000000"/>
@@ -43399,7 +41488,7 @@
         </w:tc>
         <w:tc>
           <w:tcPr>
-            <w:tcW w:w="821" w:type="dxa"/>
+            <w:tcW w:w="900" w:type="dxa"/>
             <w:tcBorders>
               <w:left w:val="single" w:sz="4" w:space="0" w:color="000000"/>
               <w:bottom w:val="single" w:sz="4" w:space="0" w:color="000000"/>
@@ -43423,7 +41512,7 @@
         </w:tc>
         <w:tc>
           <w:tcPr>
-            <w:tcW w:w="1425" w:type="dxa"/>
+            <w:tcW w:w="1346" w:type="dxa"/>
             <w:tcBorders>
               <w:left w:val="single" w:sz="4" w:space="0" w:color="000000"/>
               <w:bottom w:val="single" w:sz="4" w:space="0" w:color="000000"/>
@@ -43529,7 +41618,7 @@
         </w:tc>
         <w:tc>
           <w:tcPr>
-            <w:tcW w:w="821" w:type="dxa"/>
+            <w:tcW w:w="900" w:type="dxa"/>
             <w:tcBorders>
               <w:left w:val="single" w:sz="4" w:space="0" w:color="000000"/>
               <w:bottom w:val="single" w:sz="4" w:space="0" w:color="000000"/>
@@ -43553,7 +41642,7 @@
         </w:tc>
         <w:tc>
           <w:tcPr>
-            <w:tcW w:w="1425" w:type="dxa"/>
+            <w:tcW w:w="1346" w:type="dxa"/>
             <w:tcBorders>
               <w:left w:val="single" w:sz="4" w:space="0" w:color="000000"/>
               <w:bottom w:val="single" w:sz="4" w:space="0" w:color="000000"/>
@@ -43659,7 +41748,7 @@
         </w:tc>
         <w:tc>
           <w:tcPr>
-            <w:tcW w:w="821" w:type="dxa"/>
+            <w:tcW w:w="900" w:type="dxa"/>
             <w:tcBorders>
               <w:left w:val="single" w:sz="4" w:space="0" w:color="000000"/>
               <w:bottom w:val="single" w:sz="4" w:space="0" w:color="000000"/>
@@ -43683,7 +41772,7 @@
         </w:tc>
         <w:tc>
           <w:tcPr>
-            <w:tcW w:w="1425" w:type="dxa"/>
+            <w:tcW w:w="1346" w:type="dxa"/>
             <w:tcBorders>
               <w:left w:val="single" w:sz="4" w:space="0" w:color="000000"/>
               <w:bottom w:val="single" w:sz="4" w:space="0" w:color="000000"/>
@@ -43789,7 +41878,7 @@
         </w:tc>
         <w:tc>
           <w:tcPr>
-            <w:tcW w:w="821" w:type="dxa"/>
+            <w:tcW w:w="900" w:type="dxa"/>
             <w:tcBorders>
               <w:left w:val="single" w:sz="4" w:space="0" w:color="000000"/>
               <w:bottom w:val="single" w:sz="4" w:space="0" w:color="000000"/>
@@ -43813,7 +41902,7 @@
         </w:tc>
         <w:tc>
           <w:tcPr>
-            <w:tcW w:w="1425" w:type="dxa"/>
+            <w:tcW w:w="1346" w:type="dxa"/>
             <w:tcBorders>
               <w:left w:val="single" w:sz="4" w:space="0" w:color="000000"/>
               <w:bottom w:val="single" w:sz="4" w:space="0" w:color="000000"/>
@@ -43919,7 +42008,7 @@
         </w:tc>
         <w:tc>
           <w:tcPr>
-            <w:tcW w:w="821" w:type="dxa"/>
+            <w:tcW w:w="900" w:type="dxa"/>
             <w:tcBorders>
               <w:left w:val="single" w:sz="4" w:space="0" w:color="000000"/>
               <w:bottom w:val="single" w:sz="4" w:space="0" w:color="000000"/>
@@ -43943,7 +42032,7 @@
         </w:tc>
         <w:tc>
           <w:tcPr>
-            <w:tcW w:w="1425" w:type="dxa"/>
+            <w:tcW w:w="1346" w:type="dxa"/>
             <w:tcBorders>
               <w:left w:val="single" w:sz="4" w:space="0" w:color="000000"/>
               <w:bottom w:val="single" w:sz="4" w:space="0" w:color="000000"/>
@@ -44082,7 +42171,7 @@
         </w:tc>
         <w:tc>
           <w:tcPr>
-            <w:tcW w:w="821" w:type="dxa"/>
+            <w:tcW w:w="900" w:type="dxa"/>
             <w:tcBorders>
               <w:left w:val="single" w:sz="4" w:space="0" w:color="000000"/>
               <w:bottom w:val="single" w:sz="4" w:space="0" w:color="000000"/>
@@ -44106,7 +42195,7 @@
         </w:tc>
         <w:tc>
           <w:tcPr>
-            <w:tcW w:w="1425" w:type="dxa"/>
+            <w:tcW w:w="1346" w:type="dxa"/>
             <w:tcBorders>
               <w:left w:val="single" w:sz="4" w:space="0" w:color="000000"/>
               <w:bottom w:val="single" w:sz="4" w:space="0" w:color="000000"/>
@@ -44212,7 +42301,7 @@
         </w:tc>
         <w:tc>
           <w:tcPr>
-            <w:tcW w:w="821" w:type="dxa"/>
+            <w:tcW w:w="900" w:type="dxa"/>
             <w:tcBorders>
               <w:left w:val="single" w:sz="4" w:space="0" w:color="000000"/>
               <w:bottom w:val="single" w:sz="4" w:space="0" w:color="000000"/>
@@ -44236,7 +42325,7 @@
         </w:tc>
         <w:tc>
           <w:tcPr>
-            <w:tcW w:w="1425" w:type="dxa"/>
+            <w:tcW w:w="1346" w:type="dxa"/>
             <w:tcBorders>
               <w:left w:val="single" w:sz="4" w:space="0" w:color="000000"/>
               <w:bottom w:val="single" w:sz="4" w:space="0" w:color="000000"/>
@@ -44342,7 +42431,7 @@
         </w:tc>
         <w:tc>
           <w:tcPr>
-            <w:tcW w:w="821" w:type="dxa"/>
+            <w:tcW w:w="900" w:type="dxa"/>
             <w:tcBorders>
               <w:left w:val="single" w:sz="4" w:space="0" w:color="000000"/>
               <w:bottom w:val="single" w:sz="4" w:space="0" w:color="000000"/>
@@ -44366,7 +42455,7 @@
         </w:tc>
         <w:tc>
           <w:tcPr>
-            <w:tcW w:w="1425" w:type="dxa"/>
+            <w:tcW w:w="1346" w:type="dxa"/>
             <w:tcBorders>
               <w:left w:val="single" w:sz="4" w:space="0" w:color="000000"/>
               <w:bottom w:val="single" w:sz="4" w:space="0" w:color="000000"/>
@@ -44472,7 +42561,7 @@
         </w:tc>
         <w:tc>
           <w:tcPr>
-            <w:tcW w:w="821" w:type="dxa"/>
+            <w:tcW w:w="900" w:type="dxa"/>
             <w:tcBorders>
               <w:left w:val="single" w:sz="4" w:space="0" w:color="000000"/>
               <w:bottom w:val="single" w:sz="4" w:space="0" w:color="000000"/>
@@ -44496,7 +42585,7 @@
         </w:tc>
         <w:tc>
           <w:tcPr>
-            <w:tcW w:w="1425" w:type="dxa"/>
+            <w:tcW w:w="1346" w:type="dxa"/>
             <w:tcBorders>
               <w:left w:val="single" w:sz="4" w:space="0" w:color="000000"/>
               <w:bottom w:val="single" w:sz="4" w:space="0" w:color="000000"/>
@@ -44604,8 +42693,8 @@
       </w:tblPr>
       <w:tblGrid>
         <w:gridCol w:w="952"/>
-        <w:gridCol w:w="821"/>
-        <w:gridCol w:w="1425"/>
+        <w:gridCol w:w="900"/>
+        <w:gridCol w:w="1346"/>
         <w:gridCol w:w="2497"/>
         <w:gridCol w:w="4277"/>
       </w:tblGrid>
@@ -44644,7 +42733,7 @@
         </w:tc>
         <w:tc>
           <w:tcPr>
-            <w:tcW w:w="821" w:type="dxa"/>
+            <w:tcW w:w="900" w:type="dxa"/>
             <w:tcBorders>
               <w:top w:val="single" w:sz="4" w:space="0" w:color="000000"/>
               <w:left w:val="single" w:sz="4" w:space="0" w:color="000000"/>
@@ -44675,7 +42764,7 @@
         </w:tc>
         <w:tc>
           <w:tcPr>
-            <w:tcW w:w="1425" w:type="dxa"/>
+            <w:tcW w:w="1346" w:type="dxa"/>
             <w:tcBorders>
               <w:top w:val="single" w:sz="4" w:space="0" w:color="000000"/>
               <w:left w:val="single" w:sz="4" w:space="0" w:color="000000"/>
@@ -44792,7 +42881,7 @@
         </w:tc>
         <w:tc>
           <w:tcPr>
-            <w:tcW w:w="821" w:type="dxa"/>
+            <w:tcW w:w="900" w:type="dxa"/>
             <w:tcBorders>
               <w:left w:val="single" w:sz="4" w:space="0" w:color="000000"/>
               <w:bottom w:val="single" w:sz="4" w:space="0" w:color="000000"/>
@@ -44812,7 +42901,7 @@
         </w:tc>
         <w:tc>
           <w:tcPr>
-            <w:tcW w:w="1425" w:type="dxa"/>
+            <w:tcW w:w="1346" w:type="dxa"/>
             <w:tcBorders>
               <w:left w:val="single" w:sz="4" w:space="0" w:color="000000"/>
               <w:bottom w:val="single" w:sz="4" w:space="0" w:color="000000"/>
@@ -44902,7 +42991,7 @@
         </w:tc>
         <w:tc>
           <w:tcPr>
-            <w:tcW w:w="821" w:type="dxa"/>
+            <w:tcW w:w="900" w:type="dxa"/>
             <w:tcBorders>
               <w:left w:val="single" w:sz="4" w:space="0" w:color="000000"/>
               <w:bottom w:val="single" w:sz="4" w:space="0" w:color="000000"/>
@@ -44922,7 +43011,7 @@
         </w:tc>
         <w:tc>
           <w:tcPr>
-            <w:tcW w:w="1425" w:type="dxa"/>
+            <w:tcW w:w="1346" w:type="dxa"/>
             <w:tcBorders>
               <w:left w:val="single" w:sz="4" w:space="0" w:color="000000"/>
               <w:bottom w:val="single" w:sz="4" w:space="0" w:color="000000"/>
@@ -45012,7 +43101,7 @@
         </w:tc>
         <w:tc>
           <w:tcPr>
-            <w:tcW w:w="821" w:type="dxa"/>
+            <w:tcW w:w="900" w:type="dxa"/>
             <w:tcBorders>
               <w:left w:val="single" w:sz="4" w:space="0" w:color="000000"/>
               <w:bottom w:val="single" w:sz="4" w:space="0" w:color="000000"/>
@@ -45032,7 +43121,7 @@
         </w:tc>
         <w:tc>
           <w:tcPr>
-            <w:tcW w:w="1425" w:type="dxa"/>
+            <w:tcW w:w="1346" w:type="dxa"/>
             <w:tcBorders>
               <w:left w:val="single" w:sz="4" w:space="0" w:color="000000"/>
               <w:bottom w:val="single" w:sz="4" w:space="0" w:color="000000"/>
@@ -45122,7 +43211,7 @@
         </w:tc>
         <w:tc>
           <w:tcPr>
-            <w:tcW w:w="821" w:type="dxa"/>
+            <w:tcW w:w="900" w:type="dxa"/>
             <w:tcBorders>
               <w:left w:val="single" w:sz="4" w:space="0" w:color="000000"/>
               <w:bottom w:val="single" w:sz="4" w:space="0" w:color="000000"/>
@@ -45142,7 +43231,117 @@
         </w:tc>
         <w:tc>
           <w:tcPr>
-            <w:tcW w:w="1425" w:type="dxa"/>
+            <w:tcW w:w="1346" w:type="dxa"/>
+            <w:tcBorders>
+              <w:left w:val="single" w:sz="4" w:space="0" w:color="000000"/>
+              <w:bottom w:val="single" w:sz="4" w:space="0" w:color="000000"/>
+            </w:tcBorders>
+          </w:tcPr>
+          <w:p>
+            <w:pPr>
+              <w:pStyle w:val="TableContents"/>
+              <w:widowControl w:val="false"/>
+              <w:rPr/>
+            </w:pPr>
+            <w:r>
+              <w:rPr/>
+              <w:t>Any</w:t>
+            </w:r>
+          </w:p>
+        </w:tc>
+        <w:tc>
+          <w:tcPr>
+            <w:tcW w:w="2497" w:type="dxa"/>
+            <w:tcBorders>
+              <w:left w:val="single" w:sz="4" w:space="0" w:color="000000"/>
+              <w:bottom w:val="single" w:sz="4" w:space="0" w:color="000000"/>
+            </w:tcBorders>
+          </w:tcPr>
+          <w:p>
+            <w:pPr>
+              <w:pStyle w:val="TableContents"/>
+              <w:widowControl w:val="false"/>
+              <w:rPr/>
+            </w:pPr>
+            <w:r>
+              <w:rPr/>
+              <w:t>92</w:t>
+            </w:r>
+          </w:p>
+        </w:tc>
+        <w:tc>
+          <w:tcPr>
+            <w:tcW w:w="4277" w:type="dxa"/>
+            <w:tcBorders>
+              <w:left w:val="single" w:sz="4" w:space="0" w:color="000000"/>
+              <w:bottom w:val="single" w:sz="4" w:space="0" w:color="000000"/>
+              <w:right w:val="single" w:sz="4" w:space="0" w:color="000000"/>
+            </w:tcBorders>
+          </w:tcPr>
+          <w:p>
+            <w:pPr>
+              <w:pStyle w:val="TableContents"/>
+              <w:widowControl w:val="false"/>
+              <w:rPr>
+                <w:sz w:val="16"/>
+                <w:szCs w:val="16"/>
+              </w:rPr>
+            </w:pPr>
+            <w:r>
+              <w:rPr>
+                <w:sz w:val="16"/>
+                <w:szCs w:val="16"/>
+              </w:rPr>
+              <w:t>Resend last message or divided messages.</w:t>
+            </w:r>
+          </w:p>
+        </w:tc>
+      </w:tr>
+      <w:tr>
+        <w:trPr/>
+        <w:tc>
+          <w:tcPr>
+            <w:tcW w:w="952" w:type="dxa"/>
+            <w:tcBorders>
+              <w:left w:val="single" w:sz="4" w:space="0" w:color="000000"/>
+              <w:bottom w:val="single" w:sz="4" w:space="0" w:color="000000"/>
+            </w:tcBorders>
+          </w:tcPr>
+          <w:p>
+            <w:pPr>
+              <w:pStyle w:val="TableContents"/>
+              <w:widowControl w:val="false"/>
+              <w:rPr/>
+            </w:pPr>
+            <w:r>
+              <w:rPr/>
+              <w:t>Any</w:t>
+            </w:r>
+          </w:p>
+        </w:tc>
+        <w:tc>
+          <w:tcPr>
+            <w:tcW w:w="900" w:type="dxa"/>
+            <w:tcBorders>
+              <w:left w:val="single" w:sz="4" w:space="0" w:color="000000"/>
+              <w:bottom w:val="single" w:sz="4" w:space="0" w:color="000000"/>
+            </w:tcBorders>
+          </w:tcPr>
+          <w:p>
+            <w:pPr>
+              <w:pStyle w:val="TableContents"/>
+              <w:widowControl w:val="false"/>
+              <w:rPr/>
+            </w:pPr>
+            <w:r>
+              <w:rPr/>
+              <w:t>1</w:t>
+            </w:r>
+          </w:p>
+        </w:tc>
+        <w:tc>
+          <w:tcPr>
+            <w:tcW w:w="1346" w:type="dxa"/>
             <w:tcBorders>
               <w:left w:val="single" w:sz="4" w:space="0" w:color="000000"/>
               <w:bottom w:val="single" w:sz="4" w:space="0" w:color="000000"/>
@@ -45643,9 +43842,9 @@
       <w:lvlJc w:val="left"/>
       <w:pPr>
         <w:tabs>
-          <w:tab w:val="num" w:pos="720"/>
+          <w:tab w:val="num" w:pos="540"/>
         </w:tabs>
-        <w:ind w:left="720" w:hanging="360"/>
+        <w:ind w:left="540" w:hanging="360"/>
       </w:pPr>
       <w:rPr>
         <w:rFonts w:ascii="Symbol" w:hAnsi="Symbol" w:cs="Symbol" w:hint="default"/>
@@ -45658,9 +43857,9 @@
       <w:lvlJc w:val="left"/>
       <w:pPr>
         <w:tabs>
-          <w:tab w:val="num" w:pos="1080"/>
+          <w:tab w:val="num" w:pos="900"/>
         </w:tabs>
-        <w:ind w:left="1080" w:hanging="360"/>
+        <w:ind w:left="900" w:hanging="360"/>
       </w:pPr>
       <w:rPr>
         <w:rFonts w:ascii="OpenSymbol" w:hAnsi="OpenSymbol" w:cs="OpenSymbol" w:hint="default"/>
@@ -45673,9 +43872,9 @@
       <w:lvlJc w:val="left"/>
       <w:pPr>
         <w:tabs>
-          <w:tab w:val="num" w:pos="1440"/>
+          <w:tab w:val="num" w:pos="1260"/>
         </w:tabs>
-        <w:ind w:left="1440" w:hanging="360"/>
+        <w:ind w:left="1260" w:hanging="360"/>
       </w:pPr>
       <w:rPr>
         <w:rFonts w:ascii="OpenSymbol" w:hAnsi="OpenSymbol" w:cs="OpenSymbol" w:hint="default"/>
@@ -45688,9 +43887,9 @@
       <w:lvlJc w:val="left"/>
       <w:pPr>
         <w:tabs>
-          <w:tab w:val="num" w:pos="1800"/>
+          <w:tab w:val="num" w:pos="1620"/>
         </w:tabs>
-        <w:ind w:left="1800" w:hanging="360"/>
+        <w:ind w:left="1620" w:hanging="360"/>
       </w:pPr>
       <w:rPr>
         <w:rFonts w:ascii="Symbol" w:hAnsi="Symbol" w:cs="Symbol" w:hint="default"/>
@@ -45703,9 +43902,9 @@
       <w:lvlJc w:val="left"/>
       <w:pPr>
         <w:tabs>
-          <w:tab w:val="num" w:pos="2160"/>
+          <w:tab w:val="num" w:pos="1980"/>
         </w:tabs>
-        <w:ind w:left="2160" w:hanging="360"/>
+        <w:ind w:left="1980" w:hanging="360"/>
       </w:pPr>
       <w:rPr>
         <w:rFonts w:ascii="OpenSymbol" w:hAnsi="OpenSymbol" w:cs="OpenSymbol" w:hint="default"/>
@@ -45718,9 +43917,9 @@
       <w:lvlJc w:val="left"/>
       <w:pPr>
         <w:tabs>
-          <w:tab w:val="num" w:pos="2520"/>
+          <w:tab w:val="num" w:pos="2340"/>
         </w:tabs>
-        <w:ind w:left="2520" w:hanging="360"/>
+        <w:ind w:left="2340" w:hanging="360"/>
       </w:pPr>
       <w:rPr>
         <w:rFonts w:ascii="OpenSymbol" w:hAnsi="OpenSymbol" w:cs="OpenSymbol" w:hint="default"/>
@@ -45733,9 +43932,9 @@
       <w:lvlJc w:val="left"/>
       <w:pPr>
         <w:tabs>
-          <w:tab w:val="num" w:pos="2880"/>
+          <w:tab w:val="num" w:pos="2700"/>
         </w:tabs>
-        <w:ind w:left="2880" w:hanging="360"/>
+        <w:ind w:left="2700" w:hanging="360"/>
       </w:pPr>
       <w:rPr>
         <w:rFonts w:ascii="Symbol" w:hAnsi="Symbol" w:cs="Symbol" w:hint="default"/>
@@ -45748,9 +43947,9 @@
       <w:lvlJc w:val="left"/>
       <w:pPr>
         <w:tabs>
-          <w:tab w:val="num" w:pos="3240"/>
+          <w:tab w:val="num" w:pos="3060"/>
         </w:tabs>
-        <w:ind w:left="3240" w:hanging="360"/>
+        <w:ind w:left="3060" w:hanging="360"/>
       </w:pPr>
       <w:rPr>
         <w:rFonts w:ascii="OpenSymbol" w:hAnsi="OpenSymbol" w:cs="OpenSymbol" w:hint="default"/>
@@ -45763,9 +43962,9 @@
       <w:lvlJc w:val="left"/>
       <w:pPr>
         <w:tabs>
-          <w:tab w:val="num" w:pos="3600"/>
+          <w:tab w:val="num" w:pos="3420"/>
         </w:tabs>
-        <w:ind w:left="3600" w:hanging="360"/>
+        <w:ind w:left="3420" w:hanging="360"/>
       </w:pPr>
       <w:rPr>
         <w:rFonts w:ascii="OpenSymbol" w:hAnsi="OpenSymbol" w:cs="OpenSymbol" w:hint="default"/>
@@ -45917,9 +44116,9 @@
       <w:lvlJc w:val="left"/>
       <w:pPr>
         <w:tabs>
-          <w:tab w:val="num" w:pos="540"/>
+          <w:tab w:val="num" w:pos="720"/>
         </w:tabs>
-        <w:ind w:left="540" w:hanging="360"/>
+        <w:ind w:left="720" w:hanging="360"/>
       </w:pPr>
       <w:rPr>
         <w:rFonts w:ascii="Symbol" w:hAnsi="Symbol" w:cs="Symbol" w:hint="default"/>
@@ -45932,9 +44131,9 @@
       <w:lvlJc w:val="left"/>
       <w:pPr>
         <w:tabs>
-          <w:tab w:val="num" w:pos="900"/>
+          <w:tab w:val="num" w:pos="1080"/>
         </w:tabs>
-        <w:ind w:left="900" w:hanging="360"/>
+        <w:ind w:left="1080" w:hanging="360"/>
       </w:pPr>
       <w:rPr>
         <w:rFonts w:ascii="OpenSymbol" w:hAnsi="OpenSymbol" w:cs="OpenSymbol" w:hint="default"/>
@@ -45947,9 +44146,9 @@
       <w:lvlJc w:val="left"/>
       <w:pPr>
         <w:tabs>
-          <w:tab w:val="num" w:pos="1260"/>
+          <w:tab w:val="num" w:pos="1440"/>
         </w:tabs>
-        <w:ind w:left="1260" w:hanging="360"/>
+        <w:ind w:left="1440" w:hanging="360"/>
       </w:pPr>
       <w:rPr>
         <w:rFonts w:ascii="OpenSymbol" w:hAnsi="OpenSymbol" w:cs="OpenSymbol" w:hint="default"/>
@@ -45962,9 +44161,9 @@
       <w:lvlJc w:val="left"/>
       <w:pPr>
         <w:tabs>
-          <w:tab w:val="num" w:pos="1620"/>
+          <w:tab w:val="num" w:pos="1800"/>
         </w:tabs>
-        <w:ind w:left="1620" w:hanging="360"/>
+        <w:ind w:left="1800" w:hanging="360"/>
       </w:pPr>
       <w:rPr>
         <w:rFonts w:ascii="Symbol" w:hAnsi="Symbol" w:cs="Symbol" w:hint="default"/>
@@ -45977,9 +44176,9 @@
       <w:lvlJc w:val="left"/>
       <w:pPr>
         <w:tabs>
-          <w:tab w:val="num" w:pos="1980"/>
+          <w:tab w:val="num" w:pos="2160"/>
         </w:tabs>
-        <w:ind w:left="1980" w:hanging="360"/>
+        <w:ind w:left="2160" w:hanging="360"/>
       </w:pPr>
       <w:rPr>
         <w:rFonts w:ascii="OpenSymbol" w:hAnsi="OpenSymbol" w:cs="OpenSymbol" w:hint="default"/>
@@ -45992,9 +44191,9 @@
       <w:lvlJc w:val="left"/>
       <w:pPr>
         <w:tabs>
-          <w:tab w:val="num" w:pos="2340"/>
+          <w:tab w:val="num" w:pos="2520"/>
         </w:tabs>
-        <w:ind w:left="2340" w:hanging="360"/>
+        <w:ind w:left="2520" w:hanging="360"/>
       </w:pPr>
       <w:rPr>
         <w:rFonts w:ascii="OpenSymbol" w:hAnsi="OpenSymbol" w:cs="OpenSymbol" w:hint="default"/>
@@ -46007,9 +44206,9 @@
       <w:lvlJc w:val="left"/>
       <w:pPr>
         <w:tabs>
-          <w:tab w:val="num" w:pos="2700"/>
+          <w:tab w:val="num" w:pos="2880"/>
         </w:tabs>
-        <w:ind w:left="2700" w:hanging="360"/>
+        <w:ind w:left="2880" w:hanging="360"/>
       </w:pPr>
       <w:rPr>
         <w:rFonts w:ascii="Symbol" w:hAnsi="Symbol" w:cs="Symbol" w:hint="default"/>
@@ -46022,9 +44221,9 @@
       <w:lvlJc w:val="left"/>
       <w:pPr>
         <w:tabs>
-          <w:tab w:val="num" w:pos="3060"/>
+          <w:tab w:val="num" w:pos="3240"/>
         </w:tabs>
-        <w:ind w:left="3060" w:hanging="360"/>
+        <w:ind w:left="3240" w:hanging="360"/>
       </w:pPr>
       <w:rPr>
         <w:rFonts w:ascii="OpenSymbol" w:hAnsi="OpenSymbol" w:cs="OpenSymbol" w:hint="default"/>
@@ -46037,9 +44236,9 @@
       <w:lvlJc w:val="left"/>
       <w:pPr>
         <w:tabs>
-          <w:tab w:val="num" w:pos="3420"/>
+          <w:tab w:val="num" w:pos="3600"/>
         </w:tabs>
-        <w:ind w:left="3420" w:hanging="360"/>
+        <w:ind w:left="3600" w:hanging="360"/>
       </w:pPr>
       <w:rPr>
         <w:rFonts w:ascii="OpenSymbol" w:hAnsi="OpenSymbol" w:cs="OpenSymbol" w:hint="default"/>
@@ -47298,7 +45497,7 @@
     <w:lvl w:ilvl="1">
       <w:start w:val="1"/>
       <w:numFmt w:val="bullet"/>
-      <w:lvlText w:val="◦"/>
+      <w:lvlText w:val=""/>
       <w:lvlJc w:val="left"/>
       <w:pPr>
         <w:tabs>
@@ -47307,13 +45506,13 @@
         <w:ind w:left="1080" w:hanging="360"/>
       </w:pPr>
       <w:rPr>
-        <w:rFonts w:ascii="OpenSymbol" w:hAnsi="OpenSymbol" w:cs="OpenSymbol" w:hint="default"/>
+        <w:rFonts w:ascii="Symbol" w:hAnsi="Symbol" w:cs="Symbol" w:hint="default"/>
       </w:rPr>
     </w:lvl>
     <w:lvl w:ilvl="2">
       <w:start w:val="1"/>
       <w:numFmt w:val="bullet"/>
-      <w:lvlText w:val="▪"/>
+      <w:lvlText w:val=""/>
       <w:lvlJc w:val="left"/>
       <w:pPr>
         <w:tabs>
@@ -47322,7 +45521,7 @@
         <w:ind w:left="1440" w:hanging="360"/>
       </w:pPr>
       <w:rPr>
-        <w:rFonts w:ascii="OpenSymbol" w:hAnsi="OpenSymbol" w:cs="OpenSymbol" w:hint="default"/>
+        <w:rFonts w:ascii="Symbol" w:hAnsi="Symbol" w:cs="Symbol" w:hint="default"/>
       </w:rPr>
     </w:lvl>
     <w:lvl w:ilvl="3">
@@ -47343,7 +45542,7 @@
     <w:lvl w:ilvl="4">
       <w:start w:val="1"/>
       <w:numFmt w:val="bullet"/>
-      <w:lvlText w:val="◦"/>
+      <w:lvlText w:val=""/>
       <w:lvlJc w:val="left"/>
       <w:pPr>
         <w:tabs>
@@ -47352,13 +45551,13 @@
         <w:ind w:left="2160" w:hanging="360"/>
       </w:pPr>
       <w:rPr>
-        <w:rFonts w:ascii="OpenSymbol" w:hAnsi="OpenSymbol" w:cs="OpenSymbol" w:hint="default"/>
+        <w:rFonts w:ascii="Symbol" w:hAnsi="Symbol" w:cs="Symbol" w:hint="default"/>
       </w:rPr>
     </w:lvl>
     <w:lvl w:ilvl="5">
       <w:start w:val="1"/>
       <w:numFmt w:val="bullet"/>
-      <w:lvlText w:val="▪"/>
+      <w:lvlText w:val=""/>
       <w:lvlJc w:val="left"/>
       <w:pPr>
         <w:tabs>
@@ -47367,7 +45566,7 @@
         <w:ind w:left="2520" w:hanging="360"/>
       </w:pPr>
       <w:rPr>
-        <w:rFonts w:ascii="OpenSymbol" w:hAnsi="OpenSymbol" w:cs="OpenSymbol" w:hint="default"/>
+        <w:rFonts w:ascii="Symbol" w:hAnsi="Symbol" w:cs="Symbol" w:hint="default"/>
       </w:rPr>
     </w:lvl>
     <w:lvl w:ilvl="6">
@@ -47388,7 +45587,7 @@
     <w:lvl w:ilvl="7">
       <w:start w:val="1"/>
       <w:numFmt w:val="bullet"/>
-      <w:lvlText w:val="◦"/>
+      <w:lvlText w:val=""/>
       <w:lvlJc w:val="left"/>
       <w:pPr>
         <w:tabs>
@@ -47397,13 +45596,13 @@
         <w:ind w:left="3240" w:hanging="360"/>
       </w:pPr>
       <w:rPr>
-        <w:rFonts w:ascii="OpenSymbol" w:hAnsi="OpenSymbol" w:cs="OpenSymbol" w:hint="default"/>
+        <w:rFonts w:ascii="Symbol" w:hAnsi="Symbol" w:cs="Symbol" w:hint="default"/>
       </w:rPr>
     </w:lvl>
     <w:lvl w:ilvl="8">
       <w:start w:val="1"/>
       <w:numFmt w:val="bullet"/>
-      <w:lvlText w:val="▪"/>
+      <w:lvlText w:val=""/>
       <w:lvlJc w:val="left"/>
       <w:pPr>
         <w:tabs>
@@ -47412,7 +45611,7 @@
         <w:ind w:left="3600" w:hanging="360"/>
       </w:pPr>
       <w:rPr>
-        <w:rFonts w:ascii="OpenSymbol" w:hAnsi="OpenSymbol" w:cs="OpenSymbol" w:hint="default"/>
+        <w:rFonts w:ascii="Symbol" w:hAnsi="Symbol" w:cs="Symbol" w:hint="default"/>
       </w:rPr>
     </w:lvl>
   </w:abstractNum>
@@ -47709,7 +45908,7 @@
     <w:lvl w:ilvl="1">
       <w:start w:val="1"/>
       <w:numFmt w:val="bullet"/>
-      <w:lvlText w:val=""/>
+      <w:lvlText w:val="◦"/>
       <w:lvlJc w:val="left"/>
       <w:pPr>
         <w:tabs>
@@ -47718,13 +45917,13 @@
         <w:ind w:left="1080" w:hanging="360"/>
       </w:pPr>
       <w:rPr>
-        <w:rFonts w:ascii="Symbol" w:hAnsi="Symbol" w:cs="Symbol" w:hint="default"/>
+        <w:rFonts w:ascii="OpenSymbol" w:hAnsi="OpenSymbol" w:cs="OpenSymbol" w:hint="default"/>
       </w:rPr>
     </w:lvl>
     <w:lvl w:ilvl="2">
       <w:start w:val="1"/>
       <w:numFmt w:val="bullet"/>
-      <w:lvlText w:val=""/>
+      <w:lvlText w:val="▪"/>
       <w:lvlJc w:val="left"/>
       <w:pPr>
         <w:tabs>
@@ -47733,7 +45932,7 @@
         <w:ind w:left="1440" w:hanging="360"/>
       </w:pPr>
       <w:rPr>
-        <w:rFonts w:ascii="Symbol" w:hAnsi="Symbol" w:cs="Symbol" w:hint="default"/>
+        <w:rFonts w:ascii="OpenSymbol" w:hAnsi="OpenSymbol" w:cs="OpenSymbol" w:hint="default"/>
       </w:rPr>
     </w:lvl>
     <w:lvl w:ilvl="3">
@@ -47754,7 +45953,7 @@
     <w:lvl w:ilvl="4">
       <w:start w:val="1"/>
       <w:numFmt w:val="bullet"/>
-      <w:lvlText w:val=""/>
+      <w:lvlText w:val="◦"/>
       <w:lvlJc w:val="left"/>
       <w:pPr>
         <w:tabs>
@@ -47763,13 +45962,13 @@
         <w:ind w:left="2160" w:hanging="360"/>
       </w:pPr>
       <w:rPr>
-        <w:rFonts w:ascii="Symbol" w:hAnsi="Symbol" w:cs="Symbol" w:hint="default"/>
+        <w:rFonts w:ascii="OpenSymbol" w:hAnsi="OpenSymbol" w:cs="OpenSymbol" w:hint="default"/>
       </w:rPr>
     </w:lvl>
     <w:lvl w:ilvl="5">
       <w:start w:val="1"/>
       <w:numFmt w:val="bullet"/>
-      <w:lvlText w:val=""/>
+      <w:lvlText w:val="▪"/>
       <w:lvlJc w:val="left"/>
       <w:pPr>
         <w:tabs>
@@ -47778,7 +45977,7 @@
         <w:ind w:left="2520" w:hanging="360"/>
       </w:pPr>
       <w:rPr>
-        <w:rFonts w:ascii="Symbol" w:hAnsi="Symbol" w:cs="Symbol" w:hint="default"/>
+        <w:rFonts w:ascii="OpenSymbol" w:hAnsi="OpenSymbol" w:cs="OpenSymbol" w:hint="default"/>
       </w:rPr>
     </w:lvl>
     <w:lvl w:ilvl="6">
@@ -47799,7 +45998,7 @@
     <w:lvl w:ilvl="7">
       <w:start w:val="1"/>
       <w:numFmt w:val="bullet"/>
-      <w:lvlText w:val=""/>
+      <w:lvlText w:val="◦"/>
       <w:lvlJc w:val="left"/>
       <w:pPr>
         <w:tabs>
@@ -47808,13 +46007,13 @@
         <w:ind w:left="3240" w:hanging="360"/>
       </w:pPr>
       <w:rPr>
-        <w:rFonts w:ascii="Symbol" w:hAnsi="Symbol" w:cs="Symbol" w:hint="default"/>
+        <w:rFonts w:ascii="OpenSymbol" w:hAnsi="OpenSymbol" w:cs="OpenSymbol" w:hint="default"/>
       </w:rPr>
     </w:lvl>
     <w:lvl w:ilvl="8">
       <w:start w:val="1"/>
       <w:numFmt w:val="bullet"/>
-      <w:lvlText w:val=""/>
+      <w:lvlText w:val="▪"/>
       <w:lvlJc w:val="left"/>
       <w:pPr>
         <w:tabs>
@@ -47823,7 +46022,7 @@
         <w:ind w:left="3600" w:hanging="360"/>
       </w:pPr>
       <w:rPr>
-        <w:rFonts w:ascii="Symbol" w:hAnsi="Symbol" w:cs="Symbol" w:hint="default"/>
+        <w:rFonts w:ascii="OpenSymbol" w:hAnsi="OpenSymbol" w:cs="OpenSymbol" w:hint="default"/>
       </w:rPr>
     </w:lvl>
   </w:abstractNum>
@@ -48378,143 +46577,6 @@
   <w:abstractNum w:abstractNumId="24">
     <w:lvl w:ilvl="0">
       <w:start w:val="1"/>
-      <w:numFmt w:val="bullet"/>
-      <w:lvlText w:val=""/>
-      <w:lvlJc w:val="left"/>
-      <w:pPr>
-        <w:tabs>
-          <w:tab w:val="num" w:pos="720"/>
-        </w:tabs>
-        <w:ind w:left="720" w:hanging="360"/>
-      </w:pPr>
-      <w:rPr>
-        <w:rFonts w:ascii="Symbol" w:hAnsi="Symbol" w:cs="Symbol" w:hint="default"/>
-      </w:rPr>
-    </w:lvl>
-    <w:lvl w:ilvl="1">
-      <w:start w:val="1"/>
-      <w:numFmt w:val="bullet"/>
-      <w:lvlText w:val="◦"/>
-      <w:lvlJc w:val="left"/>
-      <w:pPr>
-        <w:tabs>
-          <w:tab w:val="num" w:pos="1080"/>
-        </w:tabs>
-        <w:ind w:left="1080" w:hanging="360"/>
-      </w:pPr>
-      <w:rPr>
-        <w:rFonts w:ascii="OpenSymbol" w:hAnsi="OpenSymbol" w:cs="OpenSymbol" w:hint="default"/>
-      </w:rPr>
-    </w:lvl>
-    <w:lvl w:ilvl="2">
-      <w:start w:val="1"/>
-      <w:numFmt w:val="bullet"/>
-      <w:lvlText w:val="▪"/>
-      <w:lvlJc w:val="left"/>
-      <w:pPr>
-        <w:tabs>
-          <w:tab w:val="num" w:pos="1440"/>
-        </w:tabs>
-        <w:ind w:left="1440" w:hanging="360"/>
-      </w:pPr>
-      <w:rPr>
-        <w:rFonts w:ascii="OpenSymbol" w:hAnsi="OpenSymbol" w:cs="OpenSymbol" w:hint="default"/>
-      </w:rPr>
-    </w:lvl>
-    <w:lvl w:ilvl="3">
-      <w:start w:val="1"/>
-      <w:numFmt w:val="bullet"/>
-      <w:lvlText w:val=""/>
-      <w:lvlJc w:val="left"/>
-      <w:pPr>
-        <w:tabs>
-          <w:tab w:val="num" w:pos="1800"/>
-        </w:tabs>
-        <w:ind w:left="1800" w:hanging="360"/>
-      </w:pPr>
-      <w:rPr>
-        <w:rFonts w:ascii="Symbol" w:hAnsi="Symbol" w:cs="Symbol" w:hint="default"/>
-      </w:rPr>
-    </w:lvl>
-    <w:lvl w:ilvl="4">
-      <w:start w:val="1"/>
-      <w:numFmt w:val="bullet"/>
-      <w:lvlText w:val="◦"/>
-      <w:lvlJc w:val="left"/>
-      <w:pPr>
-        <w:tabs>
-          <w:tab w:val="num" w:pos="2160"/>
-        </w:tabs>
-        <w:ind w:left="2160" w:hanging="360"/>
-      </w:pPr>
-      <w:rPr>
-        <w:rFonts w:ascii="OpenSymbol" w:hAnsi="OpenSymbol" w:cs="OpenSymbol" w:hint="default"/>
-      </w:rPr>
-    </w:lvl>
-    <w:lvl w:ilvl="5">
-      <w:start w:val="1"/>
-      <w:numFmt w:val="bullet"/>
-      <w:lvlText w:val="▪"/>
-      <w:lvlJc w:val="left"/>
-      <w:pPr>
-        <w:tabs>
-          <w:tab w:val="num" w:pos="2520"/>
-        </w:tabs>
-        <w:ind w:left="2520" w:hanging="360"/>
-      </w:pPr>
-      <w:rPr>
-        <w:rFonts w:ascii="OpenSymbol" w:hAnsi="OpenSymbol" w:cs="OpenSymbol" w:hint="default"/>
-      </w:rPr>
-    </w:lvl>
-    <w:lvl w:ilvl="6">
-      <w:start w:val="1"/>
-      <w:numFmt w:val="bullet"/>
-      <w:lvlText w:val=""/>
-      <w:lvlJc w:val="left"/>
-      <w:pPr>
-        <w:tabs>
-          <w:tab w:val="num" w:pos="2880"/>
-        </w:tabs>
-        <w:ind w:left="2880" w:hanging="360"/>
-      </w:pPr>
-      <w:rPr>
-        <w:rFonts w:ascii="Symbol" w:hAnsi="Symbol" w:cs="Symbol" w:hint="default"/>
-      </w:rPr>
-    </w:lvl>
-    <w:lvl w:ilvl="7">
-      <w:start w:val="1"/>
-      <w:numFmt w:val="bullet"/>
-      <w:lvlText w:val="◦"/>
-      <w:lvlJc w:val="left"/>
-      <w:pPr>
-        <w:tabs>
-          <w:tab w:val="num" w:pos="3240"/>
-        </w:tabs>
-        <w:ind w:left="3240" w:hanging="360"/>
-      </w:pPr>
-      <w:rPr>
-        <w:rFonts w:ascii="OpenSymbol" w:hAnsi="OpenSymbol" w:cs="OpenSymbol" w:hint="default"/>
-      </w:rPr>
-    </w:lvl>
-    <w:lvl w:ilvl="8">
-      <w:start w:val="1"/>
-      <w:numFmt w:val="bullet"/>
-      <w:lvlText w:val="▪"/>
-      <w:lvlJc w:val="left"/>
-      <w:pPr>
-        <w:tabs>
-          <w:tab w:val="num" w:pos="3600"/>
-        </w:tabs>
-        <w:ind w:left="3600" w:hanging="360"/>
-      </w:pPr>
-      <w:rPr>
-        <w:rFonts w:ascii="OpenSymbol" w:hAnsi="OpenSymbol" w:cs="OpenSymbol" w:hint="default"/>
-      </w:rPr>
-    </w:lvl>
-  </w:abstractNum>
-  <w:abstractNum w:abstractNumId="25">
-    <w:lvl w:ilvl="0">
-      <w:start w:val="1"/>
       <w:numFmt w:val="none"/>
       <w:suff w:val="nothing"/>
       <w:lvlText w:val=""/>
@@ -48702,9 +46764,6 @@
   </w:num>
   <w:num w:numId="24">
     <w:abstractNumId w:val="24"/>
-  </w:num>
-  <w:num w:numId="25">
-    <w:abstractNumId w:val="25"/>
   </w:num>
 </w:numbering>
 </file>
